--- a/arb/docx/22.content.docx
+++ b/arb/docx/22.content.docx
@@ -1384,6 +1384,22 @@
       </w:r>
       <w:r>
         <w:rPr>
+          <w:lang w:val="ar_AE" w:bidi="ar_AE"/>
+        </w:rPr>
+        <w:t>שִׁ֥יר הַ⁠שִּׁירִ֖ים אֲשֶׁ֥ר לִ⁠שְׁלֹמֹֽה</w:t>
+      </w:r>
+    </w:p>
+    <w:p>
+      <w:pPr>
+        <w:bidi/>
+      </w:pPr>
+      <w:r>
+        <w:rPr>
+          <w:lang w:val="ar_AE" w:bidi="ar_AE"/>
+        </w:rPr>
+      </w:r>
+      <w:r>
+        <w:rPr>
           <w:b/>
           <w:lang w:val="ar_AE" w:bidi="ar_AE"/>
         </w:rPr>
@@ -1476,6 +1492,22 @@
       </w:r>
       <w:r>
         <w:rPr>
+          <w:lang w:val="ar_AE" w:bidi="ar_AE"/>
+        </w:rPr>
+        <w:t>שִׁ֥יר הַ⁠שִּׁירִ֖ים</w:t>
+      </w:r>
+    </w:p>
+    <w:p>
+      <w:pPr>
+        <w:bidi/>
+      </w:pPr>
+      <w:r>
+        <w:rPr>
+          <w:lang w:val="ar_AE" w:bidi="ar_AE"/>
+        </w:rPr>
+      </w:r>
+      <w:r>
+        <w:rPr>
           <w:b/>
           <w:lang w:val="ar_AE" w:bidi="ar_AE"/>
         </w:rPr>
@@ -1607,6 +1639,22 @@
       </w:r>
       <w:r>
         <w:rPr>
+          <w:lang w:val="ar_AE" w:bidi="ar_AE"/>
+        </w:rPr>
+        <w:t>לִ⁠שְׁלֹמֹֽה</w:t>
+      </w:r>
+    </w:p>
+    <w:p>
+      <w:pPr>
+        <w:bidi/>
+      </w:pPr>
+      <w:r>
+        <w:rPr>
+          <w:lang w:val="ar_AE" w:bidi="ar_AE"/>
+        </w:rPr>
+      </w:r>
+      <w:r>
+        <w:rPr>
           <w:b/>
           <w:lang w:val="ar_AE" w:bidi="ar_AE"/>
         </w:rPr>
@@ -1782,6 +1830,22 @@
       </w:r>
       <w:r>
         <w:rPr>
+          <w:lang w:val="ar_AE" w:bidi="ar_AE"/>
+        </w:rPr>
+        <w:t>דֹּדֶ֖י⁠ךָ</w:t>
+      </w:r>
+    </w:p>
+    <w:p>
+      <w:pPr>
+        <w:bidi/>
+      </w:pPr>
+      <w:r>
+        <w:rPr>
+          <w:lang w:val="ar_AE" w:bidi="ar_AE"/>
+        </w:rPr>
+      </w:r>
+      <w:r>
+        <w:rPr>
           <w:b/>
           <w:lang w:val="ar_AE" w:bidi="ar_AE"/>
         </w:rPr>
@@ -1913,6 +1977,22 @@
       </w:r>
       <w:r>
         <w:rPr>
+          <w:lang w:val="ar_AE" w:bidi="ar_AE"/>
+        </w:rPr>
+        <w:t>טוֹבִ֥ים דֹּדֶ֖י⁠ךָ מִ⁠יָּֽיִן</w:t>
+      </w:r>
+    </w:p>
+    <w:p>
+      <w:pPr>
+        <w:bidi/>
+      </w:pPr>
+      <w:r>
+        <w:rPr>
+          <w:lang w:val="ar_AE" w:bidi="ar_AE"/>
+        </w:rPr>
+      </w:r>
+      <w:r>
+        <w:rPr>
           <w:b/>
           <w:lang w:val="ar_AE" w:bidi="ar_AE"/>
         </w:rPr>
@@ -2018,6 +2098,22 @@
       </w:r>
       <w:r>
         <w:rPr>
+          <w:lang w:val="ar_AE" w:bidi="ar_AE"/>
+        </w:rPr>
+        <w:t>טוֹבִ֥ים דֹּדֶ֖י⁠ךָ מִ⁠יָּֽיִן</w:t>
+      </w:r>
+    </w:p>
+    <w:p>
+      <w:pPr>
+        <w:bidi/>
+      </w:pPr>
+      <w:r>
+        <w:rPr>
+          <w:lang w:val="ar_AE" w:bidi="ar_AE"/>
+        </w:rPr>
+      </w:r>
+      <w:r>
+        <w:rPr>
           <w:b/>
           <w:lang w:val="ar_AE" w:bidi="ar_AE"/>
         </w:rPr>
@@ -2180,6 +2276,22 @@
       </w:r>
       <w:r>
         <w:rPr>
+          <w:lang w:val="ar_AE" w:bidi="ar_AE"/>
+        </w:rPr>
+        <w:t>לְ⁠רֵ֨יחַ֙</w:t>
+      </w:r>
+    </w:p>
+    <w:p>
+      <w:pPr>
+        <w:bidi/>
+      </w:pPr>
+      <w:r>
+        <w:rPr>
+          <w:lang w:val="ar_AE" w:bidi="ar_AE"/>
+        </w:rPr>
+      </w:r>
+      <w:r>
+        <w:rPr>
           <w:b/>
           <w:lang w:val="ar_AE" w:bidi="ar_AE"/>
         </w:rPr>
@@ -2263,6 +2375,22 @@
       </w:r>
       <w:r>
         <w:rPr>
+          <w:lang w:val="ar_AE" w:bidi="ar_AE"/>
+        </w:rPr>
+        <w:t>שְׁמָנֶ֣י⁠ךָ טוֹבִ֔ים</w:t>
+      </w:r>
+    </w:p>
+    <w:p>
+      <w:pPr>
+        <w:bidi/>
+      </w:pPr>
+      <w:r>
+        <w:rPr>
+          <w:lang w:val="ar_AE" w:bidi="ar_AE"/>
+        </w:rPr>
+      </w:r>
+      <w:r>
+        <w:rPr>
           <w:b/>
           <w:lang w:val="ar_AE" w:bidi="ar_AE"/>
         </w:rPr>
@@ -2368,6 +2496,22 @@
       </w:r>
       <w:r>
         <w:rPr>
+          <w:lang w:val="ar_AE" w:bidi="ar_AE"/>
+        </w:rPr>
+        <w:t>שֶׁ֖מֶן תּוּרַ֣ק שְׁמֶ֑⁠ךָ</w:t>
+      </w:r>
+    </w:p>
+    <w:p>
+      <w:pPr>
+        <w:bidi/>
+      </w:pPr>
+      <w:r>
+        <w:rPr>
+          <w:lang w:val="ar_AE" w:bidi="ar_AE"/>
+        </w:rPr>
+      </w:r>
+      <w:r>
+        <w:rPr>
           <w:b/>
           <w:lang w:val="ar_AE" w:bidi="ar_AE"/>
         </w:rPr>
@@ -2473,6 +2617,22 @@
       </w:r>
       <w:r>
         <w:rPr>
+          <w:lang w:val="ar_AE" w:bidi="ar_AE"/>
+        </w:rPr>
+        <w:t>שֶׁ֖מֶן תּוּרַ֣ק שְׁמֶ֑⁠ךָ</w:t>
+      </w:r>
+    </w:p>
+    <w:p>
+      <w:pPr>
+        <w:bidi/>
+      </w:pPr>
+      <w:r>
+        <w:rPr>
+          <w:lang w:val="ar_AE" w:bidi="ar_AE"/>
+        </w:rPr>
+      </w:r>
+      <w:r>
+        <w:rPr>
           <w:b/>
           <w:lang w:val="ar_AE" w:bidi="ar_AE"/>
         </w:rPr>
@@ -2578,6 +2738,22 @@
       </w:r>
       <w:r>
         <w:rPr>
+          <w:lang w:val="ar_AE" w:bidi="ar_AE"/>
+        </w:rPr>
+        <w:t>עַל־כֵּ֖ן</w:t>
+      </w:r>
+    </w:p>
+    <w:p>
+      <w:pPr>
+        <w:bidi/>
+      </w:pPr>
+      <w:r>
+        <w:rPr>
+          <w:lang w:val="ar_AE" w:bidi="ar_AE"/>
+        </w:rPr>
+      </w:r>
+      <w:r>
+        <w:rPr>
           <w:b/>
           <w:lang w:val="ar_AE" w:bidi="ar_AE"/>
         </w:rPr>
@@ -2788,6 +2964,22 @@
       </w:r>
       <w:r>
         <w:rPr>
+          <w:lang w:val="ar_AE" w:bidi="ar_AE"/>
+        </w:rPr>
+        <w:t>מָשְׁכֵ֖⁠נִי</w:t>
+      </w:r>
+    </w:p>
+    <w:p>
+      <w:pPr>
+        <w:bidi/>
+      </w:pPr>
+      <w:r>
+        <w:rPr>
+          <w:lang w:val="ar_AE" w:bidi="ar_AE"/>
+        </w:rPr>
+      </w:r>
+      <w:r>
+        <w:rPr>
           <w:b/>
           <w:lang w:val="ar_AE" w:bidi="ar_AE"/>
         </w:rPr>
@@ -2989,6 +3181,22 @@
       </w:r>
       <w:r>
         <w:rPr>
+          <w:lang w:val="ar_AE" w:bidi="ar_AE"/>
+        </w:rPr>
+        <w:t>נָּר֑וּצָה</w:t>
+      </w:r>
+    </w:p>
+    <w:p>
+      <w:pPr>
+        <w:bidi/>
+      </w:pPr>
+      <w:r>
+        <w:rPr>
+          <w:lang w:val="ar_AE" w:bidi="ar_AE"/>
+        </w:rPr>
+      </w:r>
+      <w:r>
+        <w:rPr>
           <w:b/>
           <w:lang w:val="ar_AE" w:bidi="ar_AE"/>
         </w:rPr>
@@ -3094,6 +3302,22 @@
         <w:rPr>
           <w:lang w:val="ar_AE" w:bidi="ar_AE"/>
         </w:rPr>
+      </w:r>
+    </w:p>
+    <w:p>
+      <w:pPr>
+        <w:bidi/>
+      </w:pPr>
+      <w:r>
+        <w:rPr>
+          <w:lang w:val="ar_AE" w:bidi="ar_AE"/>
+        </w:rPr>
+      </w:r>
+      <w:r>
+        <w:rPr>
+          <w:lang w:val="ar_AE" w:bidi="ar_AE"/>
+        </w:rPr>
+        <w:t>נָּר֑וּצָה</w:t>
       </w:r>
     </w:p>
     <w:p>
@@ -3348,6 +3572,22 @@
       </w:r>
       <w:r>
         <w:rPr>
+          <w:lang w:val="ar_AE" w:bidi="ar_AE"/>
+        </w:rPr>
+        <w:t>הֱבִיאַ֨⁠נִי הַ⁠מֶּ֜לֶךְ</w:t>
+      </w:r>
+    </w:p>
+    <w:p>
+      <w:pPr>
+        <w:bidi/>
+      </w:pPr>
+      <w:r>
+        <w:rPr>
+          <w:lang w:val="ar_AE" w:bidi="ar_AE"/>
+        </w:rPr>
+      </w:r>
+      <w:r>
+        <w:rPr>
           <w:b/>
           <w:lang w:val="ar_AE" w:bidi="ar_AE"/>
         </w:rPr>
@@ -3453,6 +3693,22 @@
       </w:r>
       <w:r>
         <w:rPr>
+          <w:lang w:val="ar_AE" w:bidi="ar_AE"/>
+        </w:rPr>
+        <w:t>הֱבִיאַ֨⁠נִי</w:t>
+      </w:r>
+    </w:p>
+    <w:p>
+      <w:pPr>
+        <w:bidi/>
+      </w:pPr>
+      <w:r>
+        <w:rPr>
+          <w:lang w:val="ar_AE" w:bidi="ar_AE"/>
+        </w:rPr>
+      </w:r>
+      <w:r>
+        <w:rPr>
           <w:b/>
           <w:lang w:val="ar_AE" w:bidi="ar_AE"/>
         </w:rPr>
@@ -3772,6 +4028,22 @@
       </w:r>
       <w:r>
         <w:rPr>
+          <w:lang w:val="ar_AE" w:bidi="ar_AE"/>
+        </w:rPr>
+        <w:t>נָגִ֤ילָה וְ⁠נִשְׂמְחָה֙</w:t>
+      </w:r>
+    </w:p>
+    <w:p>
+      <w:pPr>
+        <w:bidi/>
+      </w:pPr>
+      <w:r>
+        <w:rPr>
+          <w:lang w:val="ar_AE" w:bidi="ar_AE"/>
+        </w:rPr>
+      </w:r>
+      <w:r>
+        <w:rPr>
           <w:b/>
           <w:lang w:val="ar_AE" w:bidi="ar_AE"/>
         </w:rPr>
@@ -3890,6 +4162,22 @@
       </w:r>
       <w:r>
         <w:rPr>
+          <w:lang w:val="ar_AE" w:bidi="ar_AE"/>
+        </w:rPr>
+        <w:t>נַזְכִּ֤ירָה</w:t>
+      </w:r>
+    </w:p>
+    <w:p>
+      <w:pPr>
+        <w:bidi/>
+      </w:pPr>
+      <w:r>
+        <w:rPr>
+          <w:lang w:val="ar_AE" w:bidi="ar_AE"/>
+        </w:rPr>
+      </w:r>
+      <w:r>
+        <w:rPr>
           <w:b/>
           <w:lang w:val="ar_AE" w:bidi="ar_AE"/>
         </w:rPr>
@@ -3960,6 +4248,22 @@
       </w:r>
       <w:r>
         <w:rPr>
+          <w:lang w:val="ar_AE" w:bidi="ar_AE"/>
+        </w:rPr>
+        <w:t>מִ⁠יַּ֔יִן</w:t>
+      </w:r>
+    </w:p>
+    <w:p>
+      <w:pPr>
+        <w:bidi/>
+      </w:pPr>
+      <w:r>
+        <w:rPr>
+          <w:lang w:val="ar_AE" w:bidi="ar_AE"/>
+        </w:rPr>
+      </w:r>
+      <w:r>
+        <w:rPr>
           <w:b/>
           <w:lang w:val="ar_AE" w:bidi="ar_AE"/>
         </w:rPr>
@@ -4180,6 +4484,22 @@
       </w:r>
       <w:r>
         <w:rPr>
+          <w:lang w:val="ar_AE" w:bidi="ar_AE"/>
+        </w:rPr>
+        <w:t>דֹדֶ֨י⁠ךָ֙ מִ⁠יַּ֔יִן</w:t>
+      </w:r>
+    </w:p>
+    <w:p>
+      <w:pPr>
+        <w:bidi/>
+      </w:pPr>
+      <w:r>
+        <w:rPr>
+          <w:lang w:val="ar_AE" w:bidi="ar_AE"/>
+        </w:rPr>
+      </w:r>
+      <w:r>
+        <w:rPr>
           <w:b/>
           <w:lang w:val="ar_AE" w:bidi="ar_AE"/>
         </w:rPr>
@@ -4285,6 +4605,22 @@
       </w:r>
       <w:r>
         <w:rPr>
+          <w:lang w:val="ar_AE" w:bidi="ar_AE"/>
+        </w:rPr>
+        <w:t>מֵישָׁרִ֖ים אֲהֵבֽוּ⁠ךָ</w:t>
+      </w:r>
+    </w:p>
+    <w:p>
+      <w:pPr>
+        <w:bidi/>
+      </w:pPr>
+      <w:r>
+        <w:rPr>
+          <w:lang w:val="ar_AE" w:bidi="ar_AE"/>
+        </w:rPr>
+      </w:r>
+      <w:r>
+        <w:rPr>
           <w:b/>
           <w:lang w:val="ar_AE" w:bidi="ar_AE"/>
         </w:rPr>
@@ -4425,6 +4761,22 @@
       </w:r>
       <w:r>
         <w:rPr>
+          <w:lang w:val="ar_AE" w:bidi="ar_AE"/>
+        </w:rPr>
+        <w:t>מֵישָׁרִ֖ים אֲהֵבֽוּ⁠ךָ</w:t>
+      </w:r>
+    </w:p>
+    <w:p>
+      <w:pPr>
+        <w:bidi/>
+      </w:pPr>
+      <w:r>
+        <w:rPr>
+          <w:lang w:val="ar_AE" w:bidi="ar_AE"/>
+        </w:rPr>
+      </w:r>
+      <w:r>
+        <w:rPr>
           <w:b/>
           <w:lang w:val="ar_AE" w:bidi="ar_AE"/>
         </w:rPr>
@@ -4705,6 +5057,22 @@
         <w:rPr>
           <w:lang w:val="ar_AE" w:bidi="ar_AE"/>
         </w:rPr>
+      </w:r>
+    </w:p>
+    <w:p>
+      <w:pPr>
+        <w:bidi/>
+      </w:pPr>
+      <w:r>
+        <w:rPr>
+          <w:lang w:val="ar_AE" w:bidi="ar_AE"/>
+        </w:rPr>
+      </w:r>
+      <w:r>
+        <w:rPr>
+          <w:lang w:val="ar_AE" w:bidi="ar_AE"/>
+        </w:rPr>
+        <w:t>בְּנ֖וֹת יְרוּשָׁלִָ֑ם</w:t>
       </w:r>
     </w:p>
     <w:p>
@@ -5028,6 +5396,22 @@
       </w:r>
       <w:r>
         <w:rPr>
+          <w:lang w:val="ar_AE" w:bidi="ar_AE"/>
+        </w:rPr>
+        <w:t>אַל־תִּרְא֨וּ⁠נִי֙ שֶׁ⁠אֲנִ֣י שְׁחַרְחֹ֔רֶת</w:t>
+      </w:r>
+    </w:p>
+    <w:p>
+      <w:pPr>
+        <w:bidi/>
+      </w:pPr>
+      <w:r>
+        <w:rPr>
+          <w:lang w:val="ar_AE" w:bidi="ar_AE"/>
+        </w:rPr>
+      </w:r>
+      <w:r>
+        <w:rPr>
           <w:b/>
           <w:lang w:val="ar_AE" w:bidi="ar_AE"/>
         </w:rPr>
@@ -5098,6 +5482,22 @@
         <w:rPr>
           <w:lang w:val="ar_AE" w:bidi="ar_AE"/>
         </w:rPr>
+      </w:r>
+    </w:p>
+    <w:p>
+      <w:pPr>
+        <w:bidi/>
+      </w:pPr>
+      <w:r>
+        <w:rPr>
+          <w:lang w:val="ar_AE" w:bidi="ar_AE"/>
+        </w:rPr>
+      </w:r>
+      <w:r>
+        <w:rPr>
+          <w:lang w:val="ar_AE" w:bidi="ar_AE"/>
+        </w:rPr>
+        <w:t>שֶׁ⁠אֲנִ֣י</w:t>
       </w:r>
     </w:p>
     <w:p>
@@ -5352,6 +5752,22 @@
       </w:r>
       <w:r>
         <w:rPr>
+          <w:lang w:val="ar_AE" w:bidi="ar_AE"/>
+        </w:rPr>
+        <w:t>שֶׁ⁠שֱּׁזָפַ֖תְ⁠נִי הַ⁠שָּׁ֑מֶשׁ</w:t>
+      </w:r>
+    </w:p>
+    <w:p>
+      <w:pPr>
+        <w:bidi/>
+      </w:pPr>
+      <w:r>
+        <w:rPr>
+          <w:lang w:val="ar_AE" w:bidi="ar_AE"/>
+        </w:rPr>
+      </w:r>
+      <w:r>
+        <w:rPr>
           <w:b/>
           <w:lang w:val="ar_AE" w:bidi="ar_AE"/>
         </w:rPr>
@@ -5562,6 +5978,22 @@
       </w:r>
       <w:r>
         <w:rPr>
+          <w:lang w:val="ar_AE" w:bidi="ar_AE"/>
+        </w:rPr>
+        <w:t>נֹטֵרָ֣ה אֶת־הַ⁠כְּרָמִ֔ים כַּרְמִ֥⁠י שֶׁ⁠לִּ֖⁠י לֹ֥א נָטָֽרְתִּי</w:t>
+      </w:r>
+    </w:p>
+    <w:p>
+      <w:pPr>
+        <w:bidi/>
+      </w:pPr>
+      <w:r>
+        <w:rPr>
+          <w:lang w:val="ar_AE" w:bidi="ar_AE"/>
+        </w:rPr>
+      </w:r>
+      <w:r>
+        <w:rPr>
           <w:b/>
           <w:lang w:val="ar_AE" w:bidi="ar_AE"/>
         </w:rPr>
@@ -5632,6 +6064,22 @@
       </w:r>
       <w:r>
         <w:rPr>
+          <w:lang w:val="ar_AE" w:bidi="ar_AE"/>
+        </w:rPr>
+        <w:t>כַּרְמִ֥⁠י שֶׁ⁠לִּ֖⁠י לֹ֥א נָטָֽרְתִּי</w:t>
+      </w:r>
+    </w:p>
+    <w:p>
+      <w:pPr>
+        <w:bidi/>
+      </w:pPr>
+      <w:r>
+        <w:rPr>
+          <w:lang w:val="ar_AE" w:bidi="ar_AE"/>
+        </w:rPr>
+      </w:r>
+      <w:r>
+        <w:rPr>
           <w:b/>
           <w:lang w:val="ar_AE" w:bidi="ar_AE"/>
         </w:rPr>
@@ -5737,6 +6185,22 @@
       </w:r>
       <w:r>
         <w:rPr>
+          <w:lang w:val="ar_AE" w:bidi="ar_AE"/>
+        </w:rPr>
+        <w:t>שֶׁ֤⁠אָהֲבָה֙ נַפְשִׁ֔⁠י</w:t>
+      </w:r>
+    </w:p>
+    <w:p>
+      <w:pPr>
+        <w:bidi/>
+      </w:pPr>
+      <w:r>
+        <w:rPr>
+          <w:lang w:val="ar_AE" w:bidi="ar_AE"/>
+        </w:rPr>
+      </w:r>
+      <w:r>
+        <w:rPr>
           <w:b/>
           <w:lang w:val="ar_AE" w:bidi="ar_AE"/>
         </w:rPr>
@@ -5842,6 +6306,22 @@
       </w:r>
       <w:r>
         <w:rPr>
+          <w:lang w:val="ar_AE" w:bidi="ar_AE"/>
+        </w:rPr>
+        <w:t>אֵיכָ֣ה תִרְעֶ֔ה</w:t>
+      </w:r>
+    </w:p>
+    <w:p>
+      <w:pPr>
+        <w:bidi/>
+      </w:pPr>
+      <w:r>
+        <w:rPr>
+          <w:lang w:val="ar_AE" w:bidi="ar_AE"/>
+        </w:rPr>
+      </w:r>
+      <w:r>
+        <w:rPr>
           <w:b/>
           <w:lang w:val="ar_AE" w:bidi="ar_AE"/>
         </w:rPr>
@@ -6144,6 +6624,22 @@
       </w:r>
       <w:r>
         <w:rPr>
+          <w:lang w:val="ar_AE" w:bidi="ar_AE"/>
+        </w:rPr>
+        <w:t>כְּ⁠עֹ֣טְיָ֔ה עַ֖ל עֶדְרֵ֥י חֲבֵרֶֽי⁠ךָ</w:t>
+      </w:r>
+    </w:p>
+    <w:p>
+      <w:pPr>
+        <w:bidi/>
+      </w:pPr>
+      <w:r>
+        <w:rPr>
+          <w:lang w:val="ar_AE" w:bidi="ar_AE"/>
+        </w:rPr>
+      </w:r>
+      <w:r>
+        <w:rPr>
           <w:b/>
           <w:lang w:val="ar_AE" w:bidi="ar_AE"/>
         </w:rPr>
@@ -6367,6 +6863,22 @@
       </w:r>
       <w:r>
         <w:rPr>
+          <w:lang w:val="ar_AE" w:bidi="ar_AE"/>
+        </w:rPr>
+        <w:t>אִם־לֹ֤א תֵדְעִי֙ לָ֔⁠ךְ הַ⁠יָּפָ֖ה בַּ⁠נָּשִׁ֑ים צְֽאִי־לָ֞⁠ךְ</w:t>
+      </w:r>
+    </w:p>
+    <w:p>
+      <w:pPr>
+        <w:bidi/>
+      </w:pPr>
+      <w:r>
+        <w:rPr>
+          <w:lang w:val="ar_AE" w:bidi="ar_AE"/>
+        </w:rPr>
+      </w:r>
+      <w:r>
+        <w:rPr>
           <w:b/>
           <w:lang w:val="ar_AE" w:bidi="ar_AE"/>
         </w:rPr>
@@ -6459,6 +6971,22 @@
       </w:r>
       <w:r>
         <w:rPr>
+          <w:lang w:val="ar_AE" w:bidi="ar_AE"/>
+        </w:rPr>
+        <w:t>אִם־לֹ֤א תֵדְעִי֙ לָ֔⁠ךְ הַ⁠יָּפָ֖ה בַּ⁠נָּשִׁ֑ים</w:t>
+      </w:r>
+    </w:p>
+    <w:p>
+      <w:pPr>
+        <w:bidi/>
+      </w:pPr>
+      <w:r>
+        <w:rPr>
+          <w:lang w:val="ar_AE" w:bidi="ar_AE"/>
+        </w:rPr>
+      </w:r>
+      <w:r>
+        <w:rPr>
           <w:b/>
           <w:lang w:val="ar_AE" w:bidi="ar_AE"/>
         </w:rPr>
@@ -6634,6 +7162,22 @@
       </w:r>
       <w:r>
         <w:rPr>
+          <w:lang w:val="ar_AE" w:bidi="ar_AE"/>
+        </w:rPr>
+        <w:t>צְֽאִי־לָ֞⁠ךְ</w:t>
+      </w:r>
+    </w:p>
+    <w:p>
+      <w:pPr>
+        <w:bidi/>
+      </w:pPr>
+      <w:r>
+        <w:rPr>
+          <w:lang w:val="ar_AE" w:bidi="ar_AE"/>
+        </w:rPr>
+      </w:r>
+      <w:r>
+        <w:rPr>
           <w:b/>
           <w:lang w:val="ar_AE" w:bidi="ar_AE"/>
         </w:rPr>
@@ -6739,6 +7283,22 @@
       </w:r>
       <w:r>
         <w:rPr>
+          <w:lang w:val="ar_AE" w:bidi="ar_AE"/>
+        </w:rPr>
+        <w:t>וּ⁠רְעִי֙ אֶת־גְּדִיֹּתַ֔יִ⁠ךְ</w:t>
+      </w:r>
+    </w:p>
+    <w:p>
+      <w:pPr>
+        <w:bidi/>
+      </w:pPr>
+      <w:r>
+        <w:rPr>
+          <w:lang w:val="ar_AE" w:bidi="ar_AE"/>
+        </w:rPr>
+      </w:r>
+      <w:r>
+        <w:rPr>
           <w:b/>
           <w:lang w:val="ar_AE" w:bidi="ar_AE"/>
         </w:rPr>
@@ -6879,6 +7439,22 @@
       </w:r>
       <w:r>
         <w:rPr>
+          <w:lang w:val="ar_AE" w:bidi="ar_AE"/>
+        </w:rPr>
+        <w:t>לְ⁠סֻסָתִ⁠י֙ בְּ⁠רִכְבֵ֣י פַרְעֹ֔ה דִּמִּיתִ֖י⁠ךְ רַעְיָתִֽ⁠י</w:t>
+      </w:r>
+    </w:p>
+    <w:p>
+      <w:pPr>
+        <w:bidi/>
+      </w:pPr>
+      <w:r>
+        <w:rPr>
+          <w:lang w:val="ar_AE" w:bidi="ar_AE"/>
+        </w:rPr>
+      </w:r>
+      <w:r>
+        <w:rPr>
           <w:b/>
           <w:lang w:val="ar_AE" w:bidi="ar_AE"/>
         </w:rPr>
@@ -7181,6 +7757,22 @@
       </w:r>
       <w:r>
         <w:rPr>
+          <w:lang w:val="ar_AE" w:bidi="ar_AE"/>
+        </w:rPr>
+        <w:t>פַרְעֹ֔ה</w:t>
+      </w:r>
+    </w:p>
+    <w:p>
+      <w:pPr>
+        <w:bidi/>
+      </w:pPr>
+      <w:r>
+        <w:rPr>
+          <w:lang w:val="ar_AE" w:bidi="ar_AE"/>
+        </w:rPr>
+      </w:r>
+      <w:r>
+        <w:rPr>
           <w:b/>
           <w:lang w:val="ar_AE" w:bidi="ar_AE"/>
         </w:rPr>
@@ -7286,6 +7878,22 @@
       </w:r>
       <w:r>
         <w:rPr>
+          <w:lang w:val="ar_AE" w:bidi="ar_AE"/>
+        </w:rPr>
+        <w:t>בַּ⁠תֹּרִ֔ים</w:t>
+      </w:r>
+    </w:p>
+    <w:p>
+      <w:pPr>
+        <w:bidi/>
+      </w:pPr>
+      <w:r>
+        <w:rPr>
+          <w:lang w:val="ar_AE" w:bidi="ar_AE"/>
+        </w:rPr>
+      </w:r>
+      <w:r>
+        <w:rPr>
           <w:b/>
           <w:lang w:val="ar_AE" w:bidi="ar_AE"/>
         </w:rPr>
@@ -7503,6 +8111,22 @@
       </w:r>
       <w:r>
         <w:rPr>
+          <w:lang w:val="ar_AE" w:bidi="ar_AE"/>
+        </w:rPr>
+        <w:t>תּוֹרֵ֤י</w:t>
+      </w:r>
+    </w:p>
+    <w:p>
+      <w:pPr>
+        <w:bidi/>
+      </w:pPr>
+      <w:r>
+        <w:rPr>
+          <w:lang w:val="ar_AE" w:bidi="ar_AE"/>
+        </w:rPr>
+      </w:r>
+      <w:r>
+        <w:rPr>
           <w:b/>
           <w:lang w:val="ar_AE" w:bidi="ar_AE"/>
         </w:rPr>
@@ -7595,6 +8219,22 @@
       </w:r>
       <w:r>
         <w:rPr>
+          <w:lang w:val="ar_AE" w:bidi="ar_AE"/>
+        </w:rPr>
+        <w:t>תּוֹרֵ֤י זָהָב֙ נַעֲשֶׂה־לָּ֔⁠ךְ</w:t>
+      </w:r>
+    </w:p>
+    <w:p>
+      <w:pPr>
+        <w:bidi/>
+      </w:pPr>
+      <w:r>
+        <w:rPr>
+          <w:lang w:val="ar_AE" w:bidi="ar_AE"/>
+        </w:rPr>
+      </w:r>
+      <w:r>
+        <w:rPr>
           <w:b/>
           <w:lang w:val="ar_AE" w:bidi="ar_AE"/>
         </w:rPr>
@@ -7726,6 +8366,22 @@
       </w:r>
       <w:r>
         <w:rPr>
+          <w:lang w:val="ar_AE" w:bidi="ar_AE"/>
+        </w:rPr>
+        <w:t>עִ֖ם נְקֻדּ֥וֹת הַ⁠כָּֽסֶף</w:t>
+      </w:r>
+    </w:p>
+    <w:p>
+      <w:pPr>
+        <w:bidi/>
+      </w:pPr>
+      <w:r>
+        <w:rPr>
+          <w:lang w:val="ar_AE" w:bidi="ar_AE"/>
+        </w:rPr>
+      </w:r>
+      <w:r>
+        <w:rPr>
           <w:b/>
           <w:lang w:val="ar_AE" w:bidi="ar_AE"/>
         </w:rPr>
@@ -7783,6 +8439,22 @@
         <w:rPr>
           <w:lang w:val="ar_AE" w:bidi="ar_AE"/>
         </w:rPr>
+      </w:r>
+    </w:p>
+    <w:p>
+      <w:pPr>
+        <w:bidi/>
+      </w:pPr>
+      <w:r>
+        <w:rPr>
+          <w:lang w:val="ar_AE" w:bidi="ar_AE"/>
+        </w:rPr>
+      </w:r>
+      <w:r>
+        <w:rPr>
+          <w:lang w:val="ar_AE" w:bidi="ar_AE"/>
+        </w:rPr>
+        <w:t>שֶׁ֤⁠הַ⁠מֶּ֨לֶךְ֙</w:t>
       </w:r>
     </w:p>
     <w:p>
@@ -7906,6 +8578,22 @@
       </w:r>
       <w:r>
         <w:rPr>
+          <w:lang w:val="ar_AE" w:bidi="ar_AE"/>
+        </w:rPr>
+        <w:t>בִּ⁠מְסִבּ֔⁠וֹ</w:t>
+      </w:r>
+    </w:p>
+    <w:p>
+      <w:pPr>
+        <w:bidi/>
+      </w:pPr>
+      <w:r>
+        <w:rPr>
+          <w:lang w:val="ar_AE" w:bidi="ar_AE"/>
+        </w:rPr>
+      </w:r>
+      <w:r>
+        <w:rPr>
           <w:b/>
           <w:lang w:val="ar_AE" w:bidi="ar_AE"/>
         </w:rPr>
@@ -8002,6 +8690,22 @@
       </w:r>
       <w:r>
         <w:rPr>
+          <w:lang w:val="ar_AE" w:bidi="ar_AE"/>
+        </w:rPr>
+        <w:t>נִרְדִּ֖⁠י</w:t>
+      </w:r>
+    </w:p>
+    <w:p>
+      <w:pPr>
+        <w:bidi/>
+      </w:pPr>
+      <w:r>
+        <w:rPr>
+          <w:lang w:val="ar_AE" w:bidi="ar_AE"/>
+        </w:rPr>
+      </w:r>
+      <w:r>
+        <w:rPr>
           <w:b/>
           <w:lang w:val="ar_AE" w:bidi="ar_AE"/>
         </w:rPr>
@@ -8146,6 +8850,22 @@
       </w:r>
       <w:r>
         <w:rPr>
+          <w:lang w:val="ar_AE" w:bidi="ar_AE"/>
+        </w:rPr>
+        <w:t>נָתַ֥ן רֵיחֽ⁠וֹ</w:t>
+      </w:r>
+    </w:p>
+    <w:p>
+      <w:pPr>
+        <w:bidi/>
+      </w:pPr>
+      <w:r>
+        <w:rPr>
+          <w:lang w:val="ar_AE" w:bidi="ar_AE"/>
+        </w:rPr>
+      </w:r>
+      <w:r>
+        <w:rPr>
           <w:b/>
           <w:lang w:val="ar_AE" w:bidi="ar_AE"/>
         </w:rPr>
@@ -8420,6 +9140,22 @@
       </w:r>
       <w:r>
         <w:rPr>
+          <w:lang w:val="ar_AE" w:bidi="ar_AE"/>
+        </w:rPr>
+        <w:t>דּוֹדִ⁠י֙</w:t>
+      </w:r>
+    </w:p>
+    <w:p>
+      <w:pPr>
+        <w:bidi/>
+      </w:pPr>
+      <w:r>
+        <w:rPr>
+          <w:lang w:val="ar_AE" w:bidi="ar_AE"/>
+        </w:rPr>
+      </w:r>
+      <w:r>
+        <w:rPr>
           <w:b/>
           <w:lang w:val="ar_AE" w:bidi="ar_AE"/>
         </w:rPr>
@@ -8490,6 +9226,22 @@
       </w:r>
       <w:r>
         <w:rPr>
+          <w:lang w:val="ar_AE" w:bidi="ar_AE"/>
+        </w:rPr>
+        <w:t>צְר֨וֹר הַ⁠מֹּ֤ר ׀ דּוֹדִ⁠י֙ לִ֔⁠י בֵּ֥ין שָׁדַ֖⁠י יָלִֽין</w:t>
+      </w:r>
+    </w:p>
+    <w:p>
+      <w:pPr>
+        <w:bidi/>
+      </w:pPr>
+      <w:r>
+        <w:rPr>
+          <w:lang w:val="ar_AE" w:bidi="ar_AE"/>
+        </w:rPr>
+      </w:r>
+      <w:r>
+        <w:rPr>
           <w:b/>
           <w:lang w:val="ar_AE" w:bidi="ar_AE"/>
         </w:rPr>
@@ -8621,6 +9373,22 @@
       </w:r>
       <w:r>
         <w:rPr>
+          <w:lang w:val="ar_AE" w:bidi="ar_AE"/>
+        </w:rPr>
+        <w:t>יָלִֽין</w:t>
+      </w:r>
+    </w:p>
+    <w:p>
+      <w:pPr>
+        <w:bidi/>
+      </w:pPr>
+      <w:r>
+        <w:rPr>
+          <w:lang w:val="ar_AE" w:bidi="ar_AE"/>
+        </w:rPr>
+      </w:r>
+      <w:r>
+        <w:rPr>
           <w:b/>
           <w:lang w:val="ar_AE" w:bidi="ar_AE"/>
         </w:rPr>
@@ -9140,6 +9908,22 @@
         <w:rPr>
           <w:lang w:val="ar_AE" w:bidi="ar_AE"/>
         </w:rPr>
+      </w:r>
+    </w:p>
+    <w:p>
+      <w:pPr>
+        <w:bidi/>
+      </w:pPr>
+      <w:r>
+        <w:rPr>
+          <w:lang w:val="ar_AE" w:bidi="ar_AE"/>
+        </w:rPr>
+      </w:r>
+      <w:r>
+        <w:rPr>
+          <w:lang w:val="ar_AE" w:bidi="ar_AE"/>
+        </w:rPr>
+        <w:t>הִנָּ֤⁠ךְ &amp; הִנָּ֥⁠ךְ</w:t>
       </w:r>
     </w:p>
     <w:p>
@@ -9563,6 +10347,22 @@
       </w:r>
       <w:r>
         <w:rPr>
+          <w:lang w:val="ar_AE" w:bidi="ar_AE"/>
+        </w:rPr>
+        <w:t>הִנְּ⁠ךָ֨</w:t>
+      </w:r>
+    </w:p>
+    <w:p>
+      <w:pPr>
+        <w:bidi/>
+      </w:pPr>
+      <w:r>
+        <w:rPr>
+          <w:lang w:val="ar_AE" w:bidi="ar_AE"/>
+        </w:rPr>
+      </w:r>
+      <w:r>
+        <w:rPr>
           <w:b/>
           <w:lang w:val="ar_AE" w:bidi="ar_AE"/>
         </w:rPr>
@@ -9754,6 +10554,22 @@
         <w:rPr>
           <w:lang w:val="ar_AE" w:bidi="ar_AE"/>
         </w:rPr>
+      </w:r>
+    </w:p>
+    <w:p>
+      <w:pPr>
+        <w:bidi/>
+      </w:pPr>
+      <w:r>
+        <w:rPr>
+          <w:lang w:val="ar_AE" w:bidi="ar_AE"/>
+        </w:rPr>
+      </w:r>
+      <w:r>
+        <w:rPr>
+          <w:lang w:val="ar_AE" w:bidi="ar_AE"/>
+        </w:rPr>
+        <w:t>דוֹדִ⁠י֙</w:t>
       </w:r>
     </w:p>
     <w:p>
@@ -9868,6 +10684,22 @@
       </w:r>
       <w:r>
         <w:rPr>
+          <w:lang w:val="ar_AE" w:bidi="ar_AE"/>
+        </w:rPr>
+        <w:t>דוֹדִ⁠י֙ אַ֣ף נָעִ֔ים</w:t>
+      </w:r>
+    </w:p>
+    <w:p>
+      <w:pPr>
+        <w:bidi/>
+      </w:pPr>
+      <w:r>
+        <w:rPr>
+          <w:lang w:val="ar_AE" w:bidi="ar_AE"/>
+        </w:rPr>
+      </w:r>
+      <w:r>
+        <w:rPr>
           <w:b/>
           <w:lang w:val="ar_AE" w:bidi="ar_AE"/>
         </w:rPr>
@@ -9960,6 +10792,22 @@
       </w:r>
       <w:r>
         <w:rPr>
+          <w:lang w:val="ar_AE" w:bidi="ar_AE"/>
+        </w:rPr>
+        <w:t>עַרְשֵׂ֖⁠נוּ</w:t>
+      </w:r>
+    </w:p>
+    <w:p>
+      <w:pPr>
+        <w:bidi/>
+      </w:pPr>
+      <w:r>
+        <w:rPr>
+          <w:lang w:val="ar_AE" w:bidi="ar_AE"/>
+        </w:rPr>
+      </w:r>
+      <w:r>
+        <w:rPr>
           <w:b/>
           <w:lang w:val="ar_AE" w:bidi="ar_AE"/>
         </w:rPr>
@@ -10065,6 +10913,22 @@
       </w:r>
       <w:r>
         <w:rPr>
+          <w:lang w:val="ar_AE" w:bidi="ar_AE"/>
+        </w:rPr>
+        <w:t>רַעֲנָנָֽה</w:t>
+      </w:r>
+    </w:p>
+    <w:p>
+      <w:pPr>
+        <w:bidi/>
+      </w:pPr>
+      <w:r>
+        <w:rPr>
+          <w:lang w:val="ar_AE" w:bidi="ar_AE"/>
+        </w:rPr>
+      </w:r>
+      <w:r>
+        <w:rPr>
           <w:b/>
           <w:lang w:val="ar_AE" w:bidi="ar_AE"/>
         </w:rPr>
@@ -10222,6 +11086,22 @@
         <w:rPr>
           <w:lang w:val="ar_AE" w:bidi="ar_AE"/>
         </w:rPr>
+      </w:r>
+    </w:p>
+    <w:p>
+      <w:pPr>
+        <w:bidi/>
+      </w:pPr>
+      <w:r>
+        <w:rPr>
+          <w:lang w:val="ar_AE" w:bidi="ar_AE"/>
+        </w:rPr>
+      </w:r>
+      <w:r>
+        <w:rPr>
+          <w:lang w:val="ar_AE" w:bidi="ar_AE"/>
+        </w:rPr>
+        <w:t>קֹר֤וֹת בָּתֵּ֨י⁠נוּ֙ אֲרָזִ֔ים רַהִיטֵ֖נוּ בְּרוֹתִֽים</w:t>
       </w:r>
     </w:p>
     <w:p>
@@ -10809,6 +11689,22 @@
       </w:r>
       <w:r>
         <w:rPr>
+          <w:lang w:val="ar_AE" w:bidi="ar_AE"/>
+        </w:rPr>
+        <w:t>חֲבַצֶּ֣לֶת</w:t>
+      </w:r>
+    </w:p>
+    <w:p>
+      <w:pPr>
+        <w:bidi/>
+      </w:pPr>
+      <w:r>
+        <w:rPr>
+          <w:lang w:val="ar_AE" w:bidi="ar_AE"/>
+        </w:rPr>
+      </w:r>
+      <w:r>
+        <w:rPr>
           <w:b/>
           <w:lang w:val="ar_AE" w:bidi="ar_AE"/>
         </w:rPr>
@@ -11026,6 +11922,22 @@
       </w:r>
       <w:r>
         <w:rPr>
+          <w:lang w:val="ar_AE" w:bidi="ar_AE"/>
+        </w:rPr>
+        <w:t>אֲנִי֙ חֲבַצֶּ֣לֶת הַ⁠שָּׁר֔וֹן שֽׁוֹשַׁנַּ֖ת הָ⁠עֲמָקִֽים</w:t>
+      </w:r>
+    </w:p>
+    <w:p>
+      <w:pPr>
+        <w:bidi/>
+      </w:pPr>
+      <w:r>
+        <w:rPr>
+          <w:lang w:val="ar_AE" w:bidi="ar_AE"/>
+        </w:rPr>
+      </w:r>
+      <w:r>
+        <w:rPr>
           <w:b/>
           <w:lang w:val="ar_AE" w:bidi="ar_AE"/>
         </w:rPr>
@@ -11144,6 +12056,22 @@
       </w:r>
       <w:r>
         <w:rPr>
+          <w:lang w:val="ar_AE" w:bidi="ar_AE"/>
+        </w:rPr>
+        <w:t>שֽׁוֹשַׁנַּ֖ת</w:t>
+      </w:r>
+    </w:p>
+    <w:p>
+      <w:pPr>
+        <w:bidi/>
+      </w:pPr>
+      <w:r>
+        <w:rPr>
+          <w:lang w:val="ar_AE" w:bidi="ar_AE"/>
+        </w:rPr>
+      </w:r>
+      <w:r>
+        <w:rPr>
           <w:b/>
           <w:lang w:val="ar_AE" w:bidi="ar_AE"/>
         </w:rPr>
@@ -11328,6 +12256,22 @@
         <w:rPr>
           <w:lang w:val="ar_AE" w:bidi="ar_AE"/>
         </w:rPr>
+      </w:r>
+    </w:p>
+    <w:p>
+      <w:pPr>
+        <w:bidi/>
+      </w:pPr>
+      <w:r>
+        <w:rPr>
+          <w:lang w:val="ar_AE" w:bidi="ar_AE"/>
+        </w:rPr>
+      </w:r>
+      <w:r>
+        <w:rPr>
+          <w:lang w:val="ar_AE" w:bidi="ar_AE"/>
+        </w:rPr>
+        <w:t>כְּ⁠שֽׁוֹשַׁנָּה֙ בֵּ֣ין הַ⁠חוֹחִ֔ים כֵּ֥ן רַעְיָתִ֖⁠י בֵּ֥ין הַ⁠בָּנֽוֹת</w:t>
       </w:r>
     </w:p>
     <w:p>
@@ -11690,6 +12634,22 @@
       </w:r>
       <w:r>
         <w:rPr>
+          <w:lang w:val="ar_AE" w:bidi="ar_AE"/>
+        </w:rPr>
+        <w:t>הַ⁠בָּנֽוֹת</w:t>
+      </w:r>
+    </w:p>
+    <w:p>
+      <w:pPr>
+        <w:bidi/>
+      </w:pPr>
+      <w:r>
+        <w:rPr>
+          <w:lang w:val="ar_AE" w:bidi="ar_AE"/>
+        </w:rPr>
+      </w:r>
+      <w:r>
+        <w:rPr>
           <w:b/>
           <w:lang w:val="ar_AE" w:bidi="ar_AE"/>
         </w:rPr>
@@ -11957,6 +12917,22 @@
       </w:r>
       <w:r>
         <w:rPr>
+          <w:lang w:val="ar_AE" w:bidi="ar_AE"/>
+        </w:rPr>
+        <w:t>כְּ⁠תַפּ֨וּחַ֙ בַּ⁠עֲצֵ֣י הַ⁠יַּ֔עַר כֵּ֥ן דּוֹדִ֖⁠י בֵּ֣ין הַ⁠בָּנִ֑ים</w:t>
+      </w:r>
+    </w:p>
+    <w:p>
+      <w:pPr>
+        <w:bidi/>
+      </w:pPr>
+      <w:r>
+        <w:rPr>
+          <w:lang w:val="ar_AE" w:bidi="ar_AE"/>
+        </w:rPr>
+      </w:r>
+      <w:r>
+        <w:rPr>
           <w:b/>
           <w:lang w:val="ar_AE" w:bidi="ar_AE"/>
         </w:rPr>
@@ -12386,6 +13362,22 @@
       </w:r>
       <w:r>
         <w:rPr>
+          <w:lang w:val="ar_AE" w:bidi="ar_AE"/>
+        </w:rPr>
+        <w:t>בֵּ֣ין הַ⁠בָּנִ֑ים</w:t>
+      </w:r>
+    </w:p>
+    <w:p>
+      <w:pPr>
+        <w:bidi/>
+      </w:pPr>
+      <w:r>
+        <w:rPr>
+          <w:lang w:val="ar_AE" w:bidi="ar_AE"/>
+        </w:rPr>
+      </w:r>
+      <w:r>
+        <w:rPr>
           <w:b/>
           <w:lang w:val="ar_AE" w:bidi="ar_AE"/>
         </w:rPr>
@@ -12517,6 +13509,22 @@
       </w:r>
       <w:r>
         <w:rPr>
+          <w:lang w:val="ar_AE" w:bidi="ar_AE"/>
+        </w:rPr>
+        <w:t>בְּ⁠צִלּ⁠וֹ֙ חִמַּ֣דְתִּי וְ⁠יָשַׁ֔בְתִּי וּ⁠פִרְי֖⁠וֹ מָת֥וֹק לְ⁠חִכִּֽ⁠י</w:t>
+      </w:r>
+    </w:p>
+    <w:p>
+      <w:pPr>
+        <w:bidi/>
+      </w:pPr>
+      <w:r>
+        <w:rPr>
+          <w:lang w:val="ar_AE" w:bidi="ar_AE"/>
+        </w:rPr>
+      </w:r>
+      <w:r>
+        <w:rPr>
           <w:b/>
           <w:lang w:val="ar_AE" w:bidi="ar_AE"/>
         </w:rPr>
@@ -12661,6 +13669,22 @@
       </w:r>
       <w:r>
         <w:rPr>
+          <w:lang w:val="ar_AE" w:bidi="ar_AE"/>
+        </w:rPr>
+        <w:t>בְּ⁠צִלּ⁠וֹ֙ חִמַּ֣דְתִּי וְ⁠יָשַׁ֔בְתִּי</w:t>
+      </w:r>
+    </w:p>
+    <w:p>
+      <w:pPr>
+        <w:bidi/>
+      </w:pPr>
+      <w:r>
+        <w:rPr>
+          <w:lang w:val="ar_AE" w:bidi="ar_AE"/>
+        </w:rPr>
+      </w:r>
+      <w:r>
+        <w:rPr>
           <w:b/>
           <w:lang w:val="ar_AE" w:bidi="ar_AE"/>
         </w:rPr>
@@ -12788,6 +13812,22 @@
         <w:rPr>
           <w:lang w:val="ar_AE" w:bidi="ar_AE"/>
         </w:rPr>
+      </w:r>
+    </w:p>
+    <w:p>
+      <w:pPr>
+        <w:bidi/>
+      </w:pPr>
+      <w:r>
+        <w:rPr>
+          <w:lang w:val="ar_AE" w:bidi="ar_AE"/>
+        </w:rPr>
+      </w:r>
+      <w:r>
+        <w:rPr>
+          <w:lang w:val="ar_AE" w:bidi="ar_AE"/>
+        </w:rPr>
+        <w:t>הֱבִיאַ֨⁠נִי֙</w:t>
       </w:r>
     </w:p>
     <w:p>
@@ -13296,6 +14336,22 @@
       </w:r>
       <w:r>
         <w:rPr>
+          <w:lang w:val="ar_AE" w:bidi="ar_AE"/>
+        </w:rPr>
+        <w:t>וְ⁠דִגְל֥⁠וֹ עָלַ֖⁠י אַהֲבָֽה</w:t>
+      </w:r>
+    </w:p>
+    <w:p>
+      <w:pPr>
+        <w:bidi/>
+      </w:pPr>
+      <w:r>
+        <w:rPr>
+          <w:lang w:val="ar_AE" w:bidi="ar_AE"/>
+        </w:rPr>
+      </w:r>
+      <w:r>
+        <w:rPr>
           <w:b/>
           <w:lang w:val="ar_AE" w:bidi="ar_AE"/>
         </w:rPr>
@@ -13414,6 +14470,22 @@
       </w:r>
       <w:r>
         <w:rPr>
+          <w:lang w:val="ar_AE" w:bidi="ar_AE"/>
+        </w:rPr>
+        <w:t>וְ⁠דִגְל֥⁠וֹ</w:t>
+      </w:r>
+    </w:p>
+    <w:p>
+      <w:pPr>
+        <w:bidi/>
+      </w:pPr>
+      <w:r>
+        <w:rPr>
+          <w:lang w:val="ar_AE" w:bidi="ar_AE"/>
+        </w:rPr>
+      </w:r>
+      <w:r>
+        <w:rPr>
           <w:b/>
           <w:lang w:val="ar_AE" w:bidi="ar_AE"/>
         </w:rPr>
@@ -13624,6 +14696,22 @@
       </w:r>
       <w:r>
         <w:rPr>
+          <w:lang w:val="ar_AE" w:bidi="ar_AE"/>
+        </w:rPr>
+        <w:t>סַמְּכ֨וּ⁠נִי֙ בָּֽ⁠אֲשִׁישׁ֔וֹת רַפְּד֖וּ⁠נִי בַּ⁠תַּפּוּחִ֑ים</w:t>
+      </w:r>
+    </w:p>
+    <w:p>
+      <w:pPr>
+        <w:bidi/>
+      </w:pPr>
+      <w:r>
+        <w:rPr>
+          <w:lang w:val="ar_AE" w:bidi="ar_AE"/>
+        </w:rPr>
+      </w:r>
+      <w:r>
+        <w:rPr>
           <w:b/>
           <w:lang w:val="ar_AE" w:bidi="ar_AE"/>
         </w:rPr>
@@ -13742,6 +14830,22 @@
       </w:r>
       <w:r>
         <w:rPr>
+          <w:lang w:val="ar_AE" w:bidi="ar_AE"/>
+        </w:rPr>
+        <w:t>סַמְּכ֨וּ⁠נִי֙ &amp; רַפְּד֖וּ⁠נִי</w:t>
+      </w:r>
+    </w:p>
+    <w:p>
+      <w:pPr>
+        <w:bidi/>
+      </w:pPr>
+      <w:r>
+        <w:rPr>
+          <w:lang w:val="ar_AE" w:bidi="ar_AE"/>
+        </w:rPr>
+      </w:r>
+      <w:r>
+        <w:rPr>
           <w:b/>
           <w:lang w:val="ar_AE" w:bidi="ar_AE"/>
         </w:rPr>
@@ -13873,6 +14977,22 @@
       </w:r>
       <w:r>
         <w:rPr>
+          <w:lang w:val="ar_AE" w:bidi="ar_AE"/>
+        </w:rPr>
+        <w:t>סַמְּכ֨וּ⁠נִי֙ בָּֽ⁠אֲשִׁישׁ֔וֹת רַפְּד֖וּ⁠נִי בַּ⁠תַּפּוּחִ֑ים כִּי־חוֹלַ֥ת אַהֲבָ֖ה אָֽנִי</w:t>
+      </w:r>
+    </w:p>
+    <w:p>
+      <w:pPr>
+        <w:bidi/>
+      </w:pPr>
+      <w:r>
+        <w:rPr>
+          <w:lang w:val="ar_AE" w:bidi="ar_AE"/>
+        </w:rPr>
+      </w:r>
+      <w:r>
+        <w:rPr>
           <w:b/>
           <w:lang w:val="ar_AE" w:bidi="ar_AE"/>
         </w:rPr>
@@ -13952,6 +15072,22 @@
         <w:rPr>
           <w:lang w:val="ar_AE" w:bidi="ar_AE"/>
         </w:rPr>
+      </w:r>
+    </w:p>
+    <w:p>
+      <w:pPr>
+        <w:bidi/>
+      </w:pPr>
+      <w:r>
+        <w:rPr>
+          <w:lang w:val="ar_AE" w:bidi="ar_AE"/>
+        </w:rPr>
+      </w:r>
+      <w:r>
+        <w:rPr>
+          <w:lang w:val="ar_AE" w:bidi="ar_AE"/>
+        </w:rPr>
+        <w:t>בָּֽ⁠אֲשִׁישׁ֔וֹת</w:t>
       </w:r>
     </w:p>
     <w:p>
@@ -14180,6 +15316,22 @@
       </w:r>
       <w:r>
         <w:rPr>
+          <w:lang w:val="ar_AE" w:bidi="ar_AE"/>
+        </w:rPr>
+        <w:t>כִּי־חוֹלַ֥ת אַהֲבָ֖ה אָֽנִי</w:t>
+      </w:r>
+    </w:p>
+    <w:p>
+      <w:pPr>
+        <w:bidi/>
+      </w:pPr>
+      <w:r>
+        <w:rPr>
+          <w:lang w:val="ar_AE" w:bidi="ar_AE"/>
+        </w:rPr>
+      </w:r>
+      <w:r>
+        <w:rPr>
           <w:b/>
           <w:lang w:val="ar_AE" w:bidi="ar_AE"/>
         </w:rPr>
@@ -14390,6 +15542,22 @@
       </w:r>
       <w:r>
         <w:rPr>
+          <w:lang w:val="ar_AE" w:bidi="ar_AE"/>
+        </w:rPr>
+        <w:t>שְׂמֹאל⁠וֹ֙ תַּ֣חַת לְ⁠רֹאשִׁ֔⁠י וִ⁠ימִינ֖⁠וֹ תְּחַבְּקֵֽ⁠נִי</w:t>
+      </w:r>
+    </w:p>
+    <w:p>
+      <w:pPr>
+        <w:bidi/>
+      </w:pPr>
+      <w:r>
+        <w:rPr>
+          <w:lang w:val="ar_AE" w:bidi="ar_AE"/>
+        </w:rPr>
+      </w:r>
+      <w:r>
+        <w:rPr>
           <w:b/>
           <w:lang w:val="ar_AE" w:bidi="ar_AE"/>
         </w:rPr>
@@ -14587,6 +15755,22 @@
         <w:rPr>
           <w:lang w:val="ar_AE" w:bidi="ar_AE"/>
         </w:rPr>
+      </w:r>
+    </w:p>
+    <w:p>
+      <w:pPr>
+        <w:bidi/>
+      </w:pPr>
+      <w:r>
+        <w:rPr>
+          <w:lang w:val="ar_AE" w:bidi="ar_AE"/>
+        </w:rPr>
+      </w:r>
+      <w:r>
+        <w:rPr>
+          <w:lang w:val="ar_AE" w:bidi="ar_AE"/>
+        </w:rPr>
+        <w:t>הִשְׁבַּ֨עְתִּי אֶתְ⁠כֶ֜ם &amp; בִּ⁠צְבָא֔וֹת א֖וֹ בְּ⁠אַיְל֣וֹת הַ⁠שָּׂדֶ֑ה</w:t>
       </w:r>
     </w:p>
     <w:p>
@@ -14861,6 +16045,22 @@
       </w:r>
       <w:r>
         <w:rPr>
+          <w:lang w:val="ar_AE" w:bidi="ar_AE"/>
+        </w:rPr>
+        <w:t>בִּ⁠צְבָא֔וֹת א֖וֹ בְּ⁠אַיְל֣וֹת הַ⁠שָּׂדֶ֑ה</w:t>
+      </w:r>
+    </w:p>
+    <w:p>
+      <w:pPr>
+        <w:bidi/>
+      </w:pPr>
+      <w:r>
+        <w:rPr>
+          <w:lang w:val="ar_AE" w:bidi="ar_AE"/>
+        </w:rPr>
+      </w:r>
+      <w:r>
+        <w:rPr>
           <w:b/>
           <w:lang w:val="ar_AE" w:bidi="ar_AE"/>
         </w:rPr>
@@ -15215,6 +16415,22 @@
       </w:r>
       <w:r>
         <w:rPr>
+          <w:lang w:val="ar_AE" w:bidi="ar_AE"/>
+        </w:rPr>
+        <w:t>אִם־תָּעִ֧ירוּ ׀ וְֽ⁠אִם־תְּעֽוֹרְר֛וּ אֶת־הָ⁠אַהֲבָ֖ה עַ֥ד שֶׁ⁠תֶּחְפָּֽץ</w:t>
+      </w:r>
+    </w:p>
+    <w:p>
+      <w:pPr>
+        <w:bidi/>
+      </w:pPr>
+      <w:r>
+        <w:rPr>
+          <w:lang w:val="ar_AE" w:bidi="ar_AE"/>
+        </w:rPr>
+      </w:r>
+      <w:r>
+        <w:rPr>
           <w:b/>
           <w:lang w:val="ar_AE" w:bidi="ar_AE"/>
         </w:rPr>
@@ -15333,6 +16549,22 @@
       </w:r>
       <w:r>
         <w:rPr>
+          <w:lang w:val="ar_AE" w:bidi="ar_AE"/>
+        </w:rPr>
+        <w:t>אִם־תָּעִ֧ירוּ ׀ וְֽ⁠אִם־תְּעֽוֹרְר֛וּ</w:t>
+      </w:r>
+    </w:p>
+    <w:p>
+      <w:pPr>
+        <w:bidi/>
+      </w:pPr>
+      <w:r>
+        <w:rPr>
+          <w:lang w:val="ar_AE" w:bidi="ar_AE"/>
+        </w:rPr>
+      </w:r>
+      <w:r>
+        <w:rPr>
           <w:b/>
           <w:lang w:val="ar_AE" w:bidi="ar_AE"/>
         </w:rPr>
@@ -15648,6 +16880,22 @@
         <w:rPr>
           <w:lang w:val="ar_AE" w:bidi="ar_AE"/>
         </w:rPr>
+      </w:r>
+    </w:p>
+    <w:p>
+      <w:pPr>
+        <w:bidi/>
+      </w:pPr>
+      <w:r>
+        <w:rPr>
+          <w:lang w:val="ar_AE" w:bidi="ar_AE"/>
+        </w:rPr>
+      </w:r>
+      <w:r>
+        <w:rPr>
+          <w:lang w:val="ar_AE" w:bidi="ar_AE"/>
+        </w:rPr>
+        <w:t>הִנֵּה</w:t>
       </w:r>
     </w:p>
     <w:p>
@@ -15784,6 +17032,22 @@
       </w:r>
       <w:r>
         <w:rPr>
+          <w:lang w:val="ar_AE" w:bidi="ar_AE"/>
+        </w:rPr>
+        <w:t>בָּ֑א</w:t>
+      </w:r>
+    </w:p>
+    <w:p>
+      <w:pPr>
+        <w:bidi/>
+      </w:pPr>
+      <w:r>
+        <w:rPr>
+          <w:lang w:val="ar_AE" w:bidi="ar_AE"/>
+        </w:rPr>
+      </w:r>
+      <w:r>
+        <w:rPr>
           <w:b/>
           <w:lang w:val="ar_AE" w:bidi="ar_AE"/>
         </w:rPr>
@@ -16491,6 +17755,22 @@
       </w:r>
       <w:r>
         <w:rPr>
+          <w:lang w:val="ar_AE" w:bidi="ar_AE"/>
+        </w:rPr>
+        <w:t>זֶ֤ה</w:t>
+      </w:r>
+    </w:p>
+    <w:p>
+      <w:pPr>
+        <w:bidi/>
+      </w:pPr>
+      <w:r>
+        <w:rPr>
+          <w:lang w:val="ar_AE" w:bidi="ar_AE"/>
+        </w:rPr>
+      </w:r>
+      <w:r>
+        <w:rPr>
           <w:b/>
           <w:lang w:val="ar_AE" w:bidi="ar_AE"/>
         </w:rPr>
@@ -16609,6 +17889,22 @@
       </w:r>
       <w:r>
         <w:rPr>
+          <w:lang w:val="ar_AE" w:bidi="ar_AE"/>
+        </w:rPr>
+        <w:t>אַחַ֣ר כָּתְלֵ֔⁠נוּ</w:t>
+      </w:r>
+    </w:p>
+    <w:p>
+      <w:pPr>
+        <w:bidi/>
+      </w:pPr>
+      <w:r>
+        <w:rPr>
+          <w:lang w:val="ar_AE" w:bidi="ar_AE"/>
+        </w:rPr>
+      </w:r>
+      <w:r>
+        <w:rPr>
           <w:b/>
           <w:lang w:val="ar_AE" w:bidi="ar_AE"/>
         </w:rPr>
@@ -16714,6 +18010,22 @@
       </w:r>
       <w:r>
         <w:rPr>
+          <w:lang w:val="ar_AE" w:bidi="ar_AE"/>
+        </w:rPr>
+        <w:t>מַשְׁגִּ֨יחַ֙ מִן־הַֽ⁠חֲלֹּנ֔וֹת מֵצִ֖יץ מִן־הַֽ⁠חֲרַכִּֽים</w:t>
+      </w:r>
+    </w:p>
+    <w:p>
+      <w:pPr>
+        <w:bidi/>
+      </w:pPr>
+      <w:r>
+        <w:rPr>
+          <w:lang w:val="ar_AE" w:bidi="ar_AE"/>
+        </w:rPr>
+      </w:r>
+      <w:r>
+        <w:rPr>
           <w:b/>
           <w:lang w:val="ar_AE" w:bidi="ar_AE"/>
         </w:rPr>
@@ -16819,6 +18131,22 @@
       </w:r>
       <w:r>
         <w:rPr>
+          <w:lang w:val="ar_AE" w:bidi="ar_AE"/>
+        </w:rPr>
+        <w:t>הַֽ⁠חֲלֹּנ֔וֹת &amp; הַֽ⁠חֲרַכִּֽים</w:t>
+      </w:r>
+    </w:p>
+    <w:p>
+      <w:pPr>
+        <w:bidi/>
+      </w:pPr>
+      <w:r>
+        <w:rPr>
+          <w:lang w:val="ar_AE" w:bidi="ar_AE"/>
+        </w:rPr>
+      </w:r>
+      <w:r>
+        <w:rPr>
           <w:b/>
           <w:lang w:val="ar_AE" w:bidi="ar_AE"/>
         </w:rPr>
@@ -16937,6 +18265,22 @@
       </w:r>
       <w:r>
         <w:rPr>
+          <w:lang w:val="ar_AE" w:bidi="ar_AE"/>
+        </w:rPr>
+        <w:t>הַֽ⁠חֲרַכִּֽים</w:t>
+      </w:r>
+    </w:p>
+    <w:p>
+      <w:pPr>
+        <w:bidi/>
+      </w:pPr>
+      <w:r>
+        <w:rPr>
+          <w:lang w:val="ar_AE" w:bidi="ar_AE"/>
+        </w:rPr>
+      </w:r>
+      <w:r>
+        <w:rPr>
           <w:b/>
           <w:lang w:val="ar_AE" w:bidi="ar_AE"/>
         </w:rPr>
@@ -17068,6 +18412,22 @@
       </w:r>
       <w:r>
         <w:rPr>
+          <w:lang w:val="ar_AE" w:bidi="ar_AE"/>
+        </w:rPr>
+        <w:t>וּ⁠לְכִי־לָֽ⁠ךְ</w:t>
+      </w:r>
+    </w:p>
+    <w:p>
+      <w:pPr>
+        <w:bidi/>
+      </w:pPr>
+      <w:r>
+        <w:rPr>
+          <w:lang w:val="ar_AE" w:bidi="ar_AE"/>
+        </w:rPr>
+      </w:r>
+      <w:r>
+        <w:rPr>
           <w:b/>
           <w:lang w:val="ar_AE" w:bidi="ar_AE"/>
         </w:rPr>
@@ -17285,6 +18645,22 @@
       </w:r>
       <w:r>
         <w:rPr>
+          <w:lang w:val="ar_AE" w:bidi="ar_AE"/>
+        </w:rPr>
+        <w:t>כִּֽי־הִנֵּ֥ה</w:t>
+      </w:r>
+    </w:p>
+    <w:p>
+      <w:pPr>
+        <w:bidi/>
+      </w:pPr>
+      <w:r>
+        <w:rPr>
+          <w:lang w:val="ar_AE" w:bidi="ar_AE"/>
+        </w:rPr>
+      </w:r>
+      <w:r>
+        <w:rPr>
           <w:b/>
           <w:lang w:val="ar_AE" w:bidi="ar_AE"/>
         </w:rPr>
@@ -17390,6 +18766,22 @@
       </w:r>
       <w:r>
         <w:rPr>
+          <w:lang w:val="ar_AE" w:bidi="ar_AE"/>
+        </w:rPr>
+        <w:t>ה⁠סתו</w:t>
+      </w:r>
+    </w:p>
+    <w:p>
+      <w:pPr>
+        <w:bidi/>
+      </w:pPr>
+      <w:r>
+        <w:rPr>
+          <w:lang w:val="ar_AE" w:bidi="ar_AE"/>
+        </w:rPr>
+      </w:r>
+      <w:r>
+        <w:rPr>
           <w:b/>
           <w:lang w:val="ar_AE" w:bidi="ar_AE"/>
         </w:rPr>
@@ -17495,6 +18887,22 @@
       </w:r>
       <w:r>
         <w:rPr>
+          <w:lang w:val="ar_AE" w:bidi="ar_AE"/>
+        </w:rPr>
+        <w:t>ה⁠סתו עָבָ֑ר הַ⁠גֶּ֕שֶׁם חָלַ֖ף</w:t>
+      </w:r>
+    </w:p>
+    <w:p>
+      <w:pPr>
+        <w:bidi/>
+      </w:pPr>
+      <w:r>
+        <w:rPr>
+          <w:lang w:val="ar_AE" w:bidi="ar_AE"/>
+        </w:rPr>
+      </w:r>
+      <w:r>
+        <w:rPr>
           <w:b/>
           <w:lang w:val="ar_AE" w:bidi="ar_AE"/>
         </w:rPr>
@@ -17587,6 +18995,22 @@
       </w:r>
       <w:r>
         <w:rPr>
+          <w:lang w:val="ar_AE" w:bidi="ar_AE"/>
+        </w:rPr>
+        <w:t>עָבָ֑ר</w:t>
+      </w:r>
+    </w:p>
+    <w:p>
+      <w:pPr>
+        <w:bidi/>
+      </w:pPr>
+      <w:r>
+        <w:rPr>
+          <w:lang w:val="ar_AE" w:bidi="ar_AE"/>
+        </w:rPr>
+      </w:r>
+      <w:r>
+        <w:rPr>
           <w:b/>
           <w:lang w:val="ar_AE" w:bidi="ar_AE"/>
         </w:rPr>
@@ -17797,6 +19221,22 @@
       </w:r>
       <w:r>
         <w:rPr>
+          <w:lang w:val="ar_AE" w:bidi="ar_AE"/>
+        </w:rPr>
+        <w:t>חָלַ֖ף הָלַ֥ךְ לֽ⁠וֹ</w:t>
+      </w:r>
+    </w:p>
+    <w:p>
+      <w:pPr>
+        <w:bidi/>
+      </w:pPr>
+      <w:r>
+        <w:rPr>
+          <w:lang w:val="ar_AE" w:bidi="ar_AE"/>
+        </w:rPr>
+      </w:r>
+      <w:r>
+        <w:rPr>
           <w:b/>
           <w:lang w:val="ar_AE" w:bidi="ar_AE"/>
         </w:rPr>
@@ -17915,6 +19355,22 @@
       </w:r>
       <w:r>
         <w:rPr>
+          <w:lang w:val="ar_AE" w:bidi="ar_AE"/>
+        </w:rPr>
+        <w:t>בָ⁠אָ֔רֶץ</w:t>
+      </w:r>
+    </w:p>
+    <w:p>
+      <w:pPr>
+        <w:bidi/>
+      </w:pPr>
+      <w:r>
+        <w:rPr>
+          <w:lang w:val="ar_AE" w:bidi="ar_AE"/>
+        </w:rPr>
+      </w:r>
+      <w:r>
+        <w:rPr>
           <w:b/>
           <w:lang w:val="ar_AE" w:bidi="ar_AE"/>
         </w:rPr>
@@ -17985,6 +19441,22 @@
       </w:r>
       <w:r>
         <w:rPr>
+          <w:lang w:val="ar_AE" w:bidi="ar_AE"/>
+        </w:rPr>
+        <w:t>וְ⁠ק֥וֹל הַ⁠תּ֖וֹר נִשְׁמַ֥ע</w:t>
+      </w:r>
+    </w:p>
+    <w:p>
+      <w:pPr>
+        <w:bidi/>
+      </w:pPr>
+      <w:r>
+        <w:rPr>
+          <w:lang w:val="ar_AE" w:bidi="ar_AE"/>
+        </w:rPr>
+      </w:r>
+      <w:r>
+        <w:rPr>
           <w:b/>
           <w:lang w:val="ar_AE" w:bidi="ar_AE"/>
         </w:rPr>
@@ -18090,6 +19562,22 @@
       </w:r>
       <w:r>
         <w:rPr>
+          <w:lang w:val="ar_AE" w:bidi="ar_AE"/>
+        </w:rPr>
+        <w:t>הַ⁠תְּאֵנָה֙ חָֽנְטָ֣ה פַגֶּ֔י⁠הָ</w:t>
+      </w:r>
+    </w:p>
+    <w:p>
+      <w:pPr>
+        <w:bidi/>
+      </w:pPr>
+      <w:r>
+        <w:rPr>
+          <w:lang w:val="ar_AE" w:bidi="ar_AE"/>
+        </w:rPr>
+      </w:r>
+      <w:r>
+        <w:rPr>
           <w:b/>
           <w:lang w:val="ar_AE" w:bidi="ar_AE"/>
         </w:rPr>
@@ -18195,6 +19683,22 @@
       </w:r>
       <w:r>
         <w:rPr>
+          <w:lang w:val="ar_AE" w:bidi="ar_AE"/>
+        </w:rPr>
+        <w:t>וְ⁠הַ⁠גְּפָנִ֥ים ׀ סְמָדַ֖ר</w:t>
+      </w:r>
+    </w:p>
+    <w:p>
+      <w:pPr>
+        <w:bidi/>
+      </w:pPr>
+      <w:r>
+        <w:rPr>
+          <w:lang w:val="ar_AE" w:bidi="ar_AE"/>
+        </w:rPr>
+      </w:r>
+      <w:r>
+        <w:rPr>
           <w:b/>
           <w:lang w:val="ar_AE" w:bidi="ar_AE"/>
         </w:rPr>
@@ -18265,6 +19769,22 @@
       </w:r>
       <w:r>
         <w:rPr>
+          <w:lang w:val="ar_AE" w:bidi="ar_AE"/>
+        </w:rPr>
+        <w:t>נָ֣תְנוּ רֵ֑יחַ</w:t>
+      </w:r>
+    </w:p>
+    <w:p>
+      <w:pPr>
+        <w:bidi/>
+      </w:pPr>
+      <w:r>
+        <w:rPr>
+          <w:lang w:val="ar_AE" w:bidi="ar_AE"/>
+        </w:rPr>
+      </w:r>
+      <w:r>
+        <w:rPr>
           <w:b/>
           <w:lang w:val="ar_AE" w:bidi="ar_AE"/>
         </w:rPr>
@@ -18357,6 +19877,22 @@
         <w:rPr>
           <w:lang w:val="ar_AE" w:bidi="ar_AE"/>
         </w:rPr>
+      </w:r>
+    </w:p>
+    <w:p>
+      <w:pPr>
+        <w:bidi/>
+      </w:pPr>
+      <w:r>
+        <w:rPr>
+          <w:lang w:val="ar_AE" w:bidi="ar_AE"/>
+        </w:rPr>
+      </w:r>
+      <w:r>
+        <w:rPr>
+          <w:lang w:val="ar_AE" w:bidi="ar_AE"/>
+        </w:rPr>
+        <w:t>ק֥וּמִי לכי רַעְיָתִ֥⁠י יָפָתִ֖⁠י וּ⁠לְכִי־לָֽ⁠ךְ</w:t>
       </w:r>
     </w:p>
     <w:p>
@@ -18480,6 +20016,22 @@
       </w:r>
       <w:r>
         <w:rPr>
+          <w:lang w:val="ar_AE" w:bidi="ar_AE"/>
+        </w:rPr>
+        <w:t>יוֹנָתִ֞⁠י</w:t>
+      </w:r>
+    </w:p>
+    <w:p>
+      <w:pPr>
+        <w:bidi/>
+      </w:pPr>
+      <w:r>
+        <w:rPr>
+          <w:lang w:val="ar_AE" w:bidi="ar_AE"/>
+        </w:rPr>
+      </w:r>
+      <w:r>
+        <w:rPr>
           <w:b/>
           <w:lang w:val="ar_AE" w:bidi="ar_AE"/>
         </w:rPr>
@@ -18585,6 +20137,22 @@
       </w:r>
       <w:r>
         <w:rPr>
+          <w:lang w:val="ar_AE" w:bidi="ar_AE"/>
+        </w:rPr>
+        <w:t>יוֹנָתִ֞⁠י בְּ⁠חַגְוֵ֣י הַ⁠סֶּ֗לַע בְּ⁠סֵ֨תֶר֙ הַ⁠מַּדְרֵגָ֔ה</w:t>
+      </w:r>
+    </w:p>
+    <w:p>
+      <w:pPr>
+        <w:bidi/>
+      </w:pPr>
+      <w:r>
+        <w:rPr>
+          <w:lang w:val="ar_AE" w:bidi="ar_AE"/>
+        </w:rPr>
+      </w:r>
+      <w:r>
+        <w:rPr>
           <w:b/>
           <w:lang w:val="ar_AE" w:bidi="ar_AE"/>
         </w:rPr>
@@ -18690,6 +20258,22 @@
       </w:r>
       <w:r>
         <w:rPr>
+          <w:lang w:val="ar_AE" w:bidi="ar_AE"/>
+        </w:rPr>
+        <w:t>בְּ⁠חַגְוֵ֣י הַ⁠סֶּ֗לַע בְּ⁠סֵ֨תֶר֙ הַ⁠מַּדְרֵגָ֔ה</w:t>
+      </w:r>
+    </w:p>
+    <w:p>
+      <w:pPr>
+        <w:bidi/>
+      </w:pPr>
+      <w:r>
+        <w:rPr>
+          <w:lang w:val="ar_AE" w:bidi="ar_AE"/>
+        </w:rPr>
+      </w:r>
+      <w:r>
+        <w:rPr>
           <w:b/>
           <w:lang w:val="ar_AE" w:bidi="ar_AE"/>
         </w:rPr>
@@ -18852,6 +20436,22 @@
       </w:r>
       <w:r>
         <w:rPr>
+          <w:lang w:val="ar_AE" w:bidi="ar_AE"/>
+        </w:rPr>
+        <w:t>הַרְאִ֨י⁠נִי֙ אֶתּ־מַרְאַ֔יִ⁠ךְ הַשְׁמִיעִ֖י⁠נִי אֶת־קוֹלֵ֑⁠ךְ כִּי־קוֹלֵ֥⁠ךְ עָרֵ֖ב וּ⁠מַרְאֵ֥י⁠ךְ נָאוֶֽה</w:t>
+      </w:r>
+    </w:p>
+    <w:p>
+      <w:pPr>
+        <w:bidi/>
+      </w:pPr>
+      <w:r>
+        <w:rPr>
+          <w:lang w:val="ar_AE" w:bidi="ar_AE"/>
+        </w:rPr>
+      </w:r>
+      <w:r>
+        <w:rPr>
           <w:b/>
           <w:lang w:val="ar_AE" w:bidi="ar_AE"/>
         </w:rPr>
@@ -18944,6 +20544,22 @@
       </w:r>
       <w:r>
         <w:rPr>
+          <w:lang w:val="ar_AE" w:bidi="ar_AE"/>
+        </w:rPr>
+        <w:t>הַרְאִ֨י⁠נִי֙ אֶתּ־מַרְאַ֔יִ⁠ךְ הַשְׁמִיעִ֖י⁠נִי</w:t>
+      </w:r>
+    </w:p>
+    <w:p>
+      <w:pPr>
+        <w:bidi/>
+      </w:pPr>
+      <w:r>
+        <w:rPr>
+          <w:lang w:val="ar_AE" w:bidi="ar_AE"/>
+        </w:rPr>
+      </w:r>
+      <w:r>
+        <w:rPr>
           <w:b/>
           <w:lang w:val="ar_AE" w:bidi="ar_AE"/>
         </w:rPr>
@@ -19062,6 +20678,22 @@
       </w:r>
       <w:r>
         <w:rPr>
+          <w:lang w:val="ar_AE" w:bidi="ar_AE"/>
+        </w:rPr>
+        <w:t>קוֹלֵ֥⁠ךְ עָרֵ֖ב</w:t>
+      </w:r>
+    </w:p>
+    <w:p>
+      <w:pPr>
+        <w:bidi/>
+      </w:pPr>
+      <w:r>
+        <w:rPr>
+          <w:lang w:val="ar_AE" w:bidi="ar_AE"/>
+        </w:rPr>
+      </w:r>
+      <w:r>
+        <w:rPr>
           <w:b/>
           <w:lang w:val="ar_AE" w:bidi="ar_AE"/>
         </w:rPr>
@@ -19132,6 +20764,22 @@
       </w:r>
       <w:r>
         <w:rPr>
+          <w:lang w:val="ar_AE" w:bidi="ar_AE"/>
+        </w:rPr>
+        <w:t>אֶֽחֱזוּ־לָ֨⁠נוּ֙ שֽׁוּעָלִ֔ים שֽׁוּעָלִ֥ים קְטַנִּ֖ים מְחַבְּלִ֣ים כְּרָמִ֑ים וּ⁠כְרָמֵ֖י⁠נוּ סְמָדַֽר</w:t>
+      </w:r>
+    </w:p>
+    <w:p>
+      <w:pPr>
+        <w:bidi/>
+      </w:pPr>
+      <w:r>
+        <w:rPr>
+          <w:lang w:val="ar_AE" w:bidi="ar_AE"/>
+        </w:rPr>
+      </w:r>
+      <w:r>
+        <w:rPr>
           <w:b/>
           <w:lang w:val="ar_AE" w:bidi="ar_AE"/>
         </w:rPr>
@@ -19484,6 +21132,22 @@
       </w:r>
       <w:r>
         <w:rPr>
+          <w:lang w:val="ar_AE" w:bidi="ar_AE"/>
+        </w:rPr>
+        <w:t>לָ֨⁠נוּ֙ &amp; וּ⁠כְרָמֵ֖י⁠נוּ</w:t>
+      </w:r>
+    </w:p>
+    <w:p>
+      <w:pPr>
+        <w:bidi/>
+      </w:pPr>
+      <w:r>
+        <w:rPr>
+          <w:lang w:val="ar_AE" w:bidi="ar_AE"/>
+        </w:rPr>
+      </w:r>
+      <w:r>
+        <w:rPr>
           <w:b/>
           <w:lang w:val="ar_AE" w:bidi="ar_AE"/>
         </w:rPr>
@@ -19602,6 +21266,22 @@
       </w:r>
       <w:r>
         <w:rPr>
+          <w:lang w:val="ar_AE" w:bidi="ar_AE"/>
+        </w:rPr>
+        <w:t>וּ⁠כְרָמֵ֖י⁠נוּ סְמָדַֽר</w:t>
+      </w:r>
+    </w:p>
+    <w:p>
+      <w:pPr>
+        <w:bidi/>
+      </w:pPr>
+      <w:r>
+        <w:rPr>
+          <w:lang w:val="ar_AE" w:bidi="ar_AE"/>
+        </w:rPr>
+      </w:r>
+      <w:r>
+        <w:rPr>
           <w:b/>
           <w:lang w:val="ar_AE" w:bidi="ar_AE"/>
         </w:rPr>
@@ -19672,6 +21352,22 @@
       </w:r>
       <w:r>
         <w:rPr>
+          <w:lang w:val="ar_AE" w:bidi="ar_AE"/>
+        </w:rPr>
+        <w:t>דּוֹדִ֥⁠י לִ⁠י֙ וַ⁠אֲנִ֣י ל֔⁠וֹ</w:t>
+      </w:r>
+    </w:p>
+    <w:p>
+      <w:pPr>
+        <w:bidi/>
+      </w:pPr>
+      <w:r>
+        <w:rPr>
+          <w:lang w:val="ar_AE" w:bidi="ar_AE"/>
+        </w:rPr>
+      </w:r>
+      <w:r>
+        <w:rPr>
           <w:b/>
           <w:lang w:val="ar_AE" w:bidi="ar_AE"/>
         </w:rPr>
@@ -19847,6 +21543,22 @@
         <w:rPr>
           <w:lang w:val="ar_AE" w:bidi="ar_AE"/>
         </w:rPr>
+      </w:r>
+    </w:p>
+    <w:p>
+      <w:pPr>
+        <w:bidi/>
+      </w:pPr>
+      <w:r>
+        <w:rPr>
+          <w:lang w:val="ar_AE" w:bidi="ar_AE"/>
+        </w:rPr>
+      </w:r>
+      <w:r>
+        <w:rPr>
+          <w:lang w:val="ar_AE" w:bidi="ar_AE"/>
+        </w:rPr>
+        <w:t>הָ⁠רֹעֶ֖ה בַּ⁠שּׁוֹשַׁנִּֽים</w:t>
       </w:r>
     </w:p>
     <w:p>
@@ -20320,6 +22032,22 @@
       </w:r>
       <w:r>
         <w:rPr>
+          <w:lang w:val="ar_AE" w:bidi="ar_AE"/>
+        </w:rPr>
+        <w:t>וְ⁠נָ֖סוּ הַ⁠צְּלָלִ֑ים</w:t>
+      </w:r>
+    </w:p>
+    <w:p>
+      <w:pPr>
+        <w:bidi/>
+      </w:pPr>
+      <w:r>
+        <w:rPr>
+          <w:lang w:val="ar_AE" w:bidi="ar_AE"/>
+        </w:rPr>
+      </w:r>
+      <w:r>
+        <w:rPr>
           <w:b/>
           <w:lang w:val="ar_AE" w:bidi="ar_AE"/>
         </w:rPr>
@@ -20425,6 +22153,22 @@
       </w:r>
       <w:r>
         <w:rPr>
+          <w:lang w:val="ar_AE" w:bidi="ar_AE"/>
+        </w:rPr>
+        <w:t>סֹב֩ דְּמֵה־לְ⁠ךָ֨ דוֹדִ֜⁠י</w:t>
+      </w:r>
+    </w:p>
+    <w:p>
+      <w:pPr>
+        <w:bidi/>
+      </w:pPr>
+      <w:r>
+        <w:rPr>
+          <w:lang w:val="ar_AE" w:bidi="ar_AE"/>
+        </w:rPr>
+      </w:r>
+      <w:r>
+        <w:rPr>
           <w:b/>
           <w:lang w:val="ar_AE" w:bidi="ar_AE"/>
         </w:rPr>
@@ -20482,6 +22226,22 @@
         <w:rPr>
           <w:lang w:val="ar_AE" w:bidi="ar_AE"/>
         </w:rPr>
+      </w:r>
+    </w:p>
+    <w:p>
+      <w:pPr>
+        <w:bidi/>
+      </w:pPr>
+      <w:r>
+        <w:rPr>
+          <w:lang w:val="ar_AE" w:bidi="ar_AE"/>
+        </w:rPr>
+      </w:r>
+      <w:r>
+        <w:rPr>
+          <w:lang w:val="ar_AE" w:bidi="ar_AE"/>
+        </w:rPr>
+        <w:t>לִ⁠צְבִ֗י</w:t>
       </w:r>
     </w:p>
     <w:p>
@@ -21047,6 +22807,22 @@
       </w:r>
       <w:r>
         <w:rPr>
+          <w:lang w:val="ar_AE" w:bidi="ar_AE"/>
+        </w:rPr>
+        <w:t>בַּ⁠לֵּיל֔וֹת</w:t>
+      </w:r>
+    </w:p>
+    <w:p>
+      <w:pPr>
+        <w:bidi/>
+      </w:pPr>
+      <w:r>
+        <w:rPr>
+          <w:lang w:val="ar_AE" w:bidi="ar_AE"/>
+        </w:rPr>
+      </w:r>
+      <w:r>
+        <w:rPr>
           <w:b/>
           <w:lang w:val="ar_AE" w:bidi="ar_AE"/>
         </w:rPr>
@@ -21165,6 +22941,22 @@
       </w:r>
       <w:r>
         <w:rPr>
+          <w:lang w:val="ar_AE" w:bidi="ar_AE"/>
+        </w:rPr>
+        <w:t>בִּקַּ֕שְׁתִּי אֵ֥ת שֶׁ⁠אָהֲבָ֖ה נַפְשִׁ֑⁠י בִּקַּשְׁתִּ֖י⁠ו</w:t>
+      </w:r>
+    </w:p>
+    <w:p>
+      <w:pPr>
+        <w:bidi/>
+      </w:pPr>
+      <w:r>
+        <w:rPr>
+          <w:lang w:val="ar_AE" w:bidi="ar_AE"/>
+        </w:rPr>
+      </w:r>
+      <w:r>
+        <w:rPr>
           <w:b/>
           <w:lang w:val="ar_AE" w:bidi="ar_AE"/>
         </w:rPr>
@@ -21257,6 +23049,22 @@
         <w:rPr>
           <w:lang w:val="ar_AE" w:bidi="ar_AE"/>
         </w:rPr>
+      </w:r>
+    </w:p>
+    <w:p>
+      <w:pPr>
+        <w:bidi/>
+      </w:pPr>
+      <w:r>
+        <w:rPr>
+          <w:lang w:val="ar_AE" w:bidi="ar_AE"/>
+        </w:rPr>
+      </w:r>
+      <w:r>
+        <w:rPr>
+          <w:lang w:val="ar_AE" w:bidi="ar_AE"/>
+        </w:rPr>
+        <w:t>אֵ֥ת שֶׁ⁠אָהֲבָ֖ה נַפְשִׁ֑⁠י</w:t>
       </w:r>
     </w:p>
     <w:p>
@@ -21472,6 +23280,22 @@
       </w:r>
       <w:r>
         <w:rPr>
+          <w:lang w:val="ar_AE" w:bidi="ar_AE"/>
+        </w:rPr>
+        <w:t>וַ⁠אֲסוֹבְבָ֣ה בָ⁠עִ֗יר</w:t>
+      </w:r>
+    </w:p>
+    <w:p>
+      <w:pPr>
+        <w:bidi/>
+      </w:pPr>
+      <w:r>
+        <w:rPr>
+          <w:lang w:val="ar_AE" w:bidi="ar_AE"/>
+        </w:rPr>
+      </w:r>
+      <w:r>
+        <w:rPr>
           <w:b/>
           <w:lang w:val="ar_AE" w:bidi="ar_AE"/>
         </w:rPr>
@@ -21542,6 +23366,22 @@
       </w:r>
       <w:r>
         <w:rPr>
+          <w:lang w:val="ar_AE" w:bidi="ar_AE"/>
+        </w:rPr>
+        <w:t>וּ⁠בָ֣⁠רְחֹב֔וֹת</w:t>
+      </w:r>
+    </w:p>
+    <w:p>
+      <w:pPr>
+        <w:bidi/>
+      </w:pPr>
+      <w:r>
+        <w:rPr>
+          <w:lang w:val="ar_AE" w:bidi="ar_AE"/>
+        </w:rPr>
+      </w:r>
+      <w:r>
+        <w:rPr>
           <w:b/>
           <w:lang w:val="ar_AE" w:bidi="ar_AE"/>
         </w:rPr>
@@ -21647,6 +23487,22 @@
       </w:r>
       <w:r>
         <w:rPr>
+          <w:lang w:val="ar_AE" w:bidi="ar_AE"/>
+        </w:rPr>
+        <w:t>אֲבַקְשָׁ֕ה &amp; בִּקַּשְׁתִּ֖י⁠ו</w:t>
+      </w:r>
+    </w:p>
+    <w:p>
+      <w:pPr>
+        <w:bidi/>
+      </w:pPr>
+      <w:r>
+        <w:rPr>
+          <w:lang w:val="ar_AE" w:bidi="ar_AE"/>
+        </w:rPr>
+      </w:r>
+      <w:r>
+        <w:rPr>
           <w:b/>
           <w:lang w:val="ar_AE" w:bidi="ar_AE"/>
         </w:rPr>
@@ -21717,6 +23573,22 @@
         <w:rPr>
           <w:lang w:val="ar_AE" w:bidi="ar_AE"/>
         </w:rPr>
+      </w:r>
+    </w:p>
+    <w:p>
+      <w:pPr>
+        <w:bidi/>
+      </w:pPr>
+      <w:r>
+        <w:rPr>
+          <w:lang w:val="ar_AE" w:bidi="ar_AE"/>
+        </w:rPr>
+      </w:r>
+      <w:r>
+        <w:rPr>
+          <w:lang w:val="ar_AE" w:bidi="ar_AE"/>
+        </w:rPr>
+        <w:t>אֵ֥ת שֶׁ⁠אָהֲבָ֖ה נַפְשִׁ֑⁠י</w:t>
       </w:r>
     </w:p>
     <w:p>
@@ -21840,6 +23712,22 @@
       </w:r>
       <w:r>
         <w:rPr>
+          <w:lang w:val="ar_AE" w:bidi="ar_AE"/>
+        </w:rPr>
+        <w:t>הַ⁠שֹּׁ֣מְרִ֔ים</w:t>
+      </w:r>
+    </w:p>
+    <w:p>
+      <w:pPr>
+        <w:bidi/>
+      </w:pPr>
+      <w:r>
+        <w:rPr>
+          <w:lang w:val="ar_AE" w:bidi="ar_AE"/>
+        </w:rPr>
+      </w:r>
+      <w:r>
+        <w:rPr>
           <w:b/>
           <w:lang w:val="ar_AE" w:bidi="ar_AE"/>
         </w:rPr>
@@ -22037,6 +23925,22 @@
         <w:rPr>
           <w:lang w:val="ar_AE" w:bidi="ar_AE"/>
         </w:rPr>
+      </w:r>
+    </w:p>
+    <w:p>
+      <w:pPr>
+        <w:bidi/>
+      </w:pPr>
+      <w:r>
+        <w:rPr>
+          <w:lang w:val="ar_AE" w:bidi="ar_AE"/>
+        </w:rPr>
+      </w:r>
+      <w:r>
+        <w:rPr>
+          <w:lang w:val="ar_AE" w:bidi="ar_AE"/>
+        </w:rPr>
+        <w:t>אֵ֛ת שֶׁ⁠אָהֲבָ֥ה נַפְשִׁ֖⁠י</w:t>
       </w:r>
     </w:p>
     <w:p>
@@ -22160,6 +24064,22 @@
       </w:r>
       <w:r>
         <w:rPr>
+          <w:lang w:val="ar_AE" w:bidi="ar_AE"/>
+        </w:rPr>
+        <w:t>אֵ֛ת שֶׁ⁠אָהֲבָ֥ה נַפְשִׁ֖⁠י רְאִיתֶֽם</w:t>
+      </w:r>
+    </w:p>
+    <w:p>
+      <w:pPr>
+        <w:bidi/>
+      </w:pPr>
+      <w:r>
+        <w:rPr>
+          <w:lang w:val="ar_AE" w:bidi="ar_AE"/>
+        </w:rPr>
+      </w:r>
+      <w:r>
+        <w:rPr>
           <w:b/>
           <w:lang w:val="ar_AE" w:bidi="ar_AE"/>
         </w:rPr>
@@ -22230,6 +24150,22 @@
       </w:r>
       <w:r>
         <w:rPr>
+          <w:lang w:val="ar_AE" w:bidi="ar_AE"/>
+        </w:rPr>
+        <w:t>כִּ⁠מְעַט֙</w:t>
+      </w:r>
+    </w:p>
+    <w:p>
+      <w:pPr>
+        <w:bidi/>
+      </w:pPr>
+      <w:r>
+        <w:rPr>
+          <w:lang w:val="ar_AE" w:bidi="ar_AE"/>
+        </w:rPr>
+      </w:r>
+      <w:r>
+        <w:rPr>
           <w:b/>
           <w:lang w:val="ar_AE" w:bidi="ar_AE"/>
         </w:rPr>
@@ -22287,6 +24223,22 @@
         <w:rPr>
           <w:lang w:val="ar_AE" w:bidi="ar_AE"/>
         </w:rPr>
+      </w:r>
+    </w:p>
+    <w:p>
+      <w:pPr>
+        <w:bidi/>
+      </w:pPr>
+      <w:r>
+        <w:rPr>
+          <w:lang w:val="ar_AE" w:bidi="ar_AE"/>
+        </w:rPr>
+      </w:r>
+      <w:r>
+        <w:rPr>
+          <w:lang w:val="ar_AE" w:bidi="ar_AE"/>
+        </w:rPr>
+        <w:t>אֵ֥ת שֶׁ⁠אָהֲבָ֖ה נַפְשִׁ֑⁠י</w:t>
       </w:r>
     </w:p>
     <w:p>
@@ -22410,6 +24362,22 @@
       </w:r>
       <w:r>
         <w:rPr>
+          <w:lang w:val="ar_AE" w:bidi="ar_AE"/>
+        </w:rPr>
+        <w:t>שֶׁ֤⁠הֲבֵיאתִי⁠ו֙</w:t>
+      </w:r>
+    </w:p>
+    <w:p>
+      <w:pPr>
+        <w:bidi/>
+      </w:pPr>
+      <w:r>
+        <w:rPr>
+          <w:lang w:val="ar_AE" w:bidi="ar_AE"/>
+        </w:rPr>
+      </w:r>
+      <w:r>
+        <w:rPr>
           <w:b/>
           <w:lang w:val="ar_AE" w:bidi="ar_AE"/>
         </w:rPr>
@@ -22502,6 +24470,22 @@
         <w:rPr>
           <w:lang w:val="ar_AE" w:bidi="ar_AE"/>
         </w:rPr>
+      </w:r>
+    </w:p>
+    <w:p>
+      <w:pPr>
+        <w:bidi/>
+      </w:pPr>
+      <w:r>
+        <w:rPr>
+          <w:lang w:val="ar_AE" w:bidi="ar_AE"/>
+        </w:rPr>
+      </w:r>
+      <w:r>
+        <w:rPr>
+          <w:lang w:val="ar_AE" w:bidi="ar_AE"/>
+        </w:rPr>
+        <w:t>שֶׁ֤⁠הֲבֵיאתִי⁠ו֙ אֶל־בֵּ֣ית אִמִּ֔⁠י וְ⁠אֶל־חֶ֖דֶר הוֹרָתִֽ⁠י</w:t>
       </w:r>
     </w:p>
     <w:p>
@@ -22717,6 +24701,22 @@
       </w:r>
       <w:r>
         <w:rPr>
+          <w:lang w:val="ar_AE" w:bidi="ar_AE"/>
+        </w:rPr>
+        <w:t>מִ֣י זֹ֗את עֹלָה֙ מִן־הַ⁠מִּדְבָּ֔ר כְּ⁠תִֽימֲר֖וֹת עָשָׁ֑ן מְקֻטֶּ֤רֶת מוֹר֙ וּ⁠לְבוֹנָ֔ה מִ⁠כֹּ֖ל אַבְקַ֥ת רוֹכֵֽל</w:t>
+      </w:r>
+    </w:p>
+    <w:p>
+      <w:pPr>
+        <w:bidi/>
+      </w:pPr>
+      <w:r>
+        <w:rPr>
+          <w:lang w:val="ar_AE" w:bidi="ar_AE"/>
+        </w:rPr>
+      </w:r>
+      <w:r>
+        <w:rPr>
           <w:b/>
           <w:lang w:val="ar_AE" w:bidi="ar_AE"/>
         </w:rPr>
@@ -22822,6 +24822,22 @@
       </w:r>
       <w:r>
         <w:rPr>
+          <w:lang w:val="ar_AE" w:bidi="ar_AE"/>
+        </w:rPr>
+        <w:t>זֹ֗את עֹלָה֙ מִן־הַ⁠מִּדְבָּ֔ר</w:t>
+      </w:r>
+    </w:p>
+    <w:p>
+      <w:pPr>
+        <w:bidi/>
+      </w:pPr>
+      <w:r>
+        <w:rPr>
+          <w:lang w:val="ar_AE" w:bidi="ar_AE"/>
+        </w:rPr>
+      </w:r>
+      <w:r>
+        <w:rPr>
           <w:b/>
           <w:lang w:val="ar_AE" w:bidi="ar_AE"/>
         </w:rPr>
@@ -23058,6 +25074,22 @@
       </w:r>
       <w:r>
         <w:rPr>
+          <w:lang w:val="ar_AE" w:bidi="ar_AE"/>
+        </w:rPr>
+        <w:t>עֹלָה֙</w:t>
+      </w:r>
+    </w:p>
+    <w:p>
+      <w:pPr>
+        <w:bidi/>
+      </w:pPr>
+      <w:r>
+        <w:rPr>
+          <w:lang w:val="ar_AE" w:bidi="ar_AE"/>
+        </w:rPr>
+      </w:r>
+      <w:r>
+        <w:rPr>
           <w:b/>
           <w:lang w:val="ar_AE" w:bidi="ar_AE"/>
         </w:rPr>
@@ -23163,6 +25195,22 @@
       </w:r>
       <w:r>
         <w:rPr>
+          <w:lang w:val="ar_AE" w:bidi="ar_AE"/>
+        </w:rPr>
+        <w:t>כְּ⁠תִֽימֲר֖וֹת עָשָׁ֑ן מְקֻטֶּ֤רֶת מוֹר֙ וּ⁠לְבוֹנָ֔ה</w:t>
+      </w:r>
+    </w:p>
+    <w:p>
+      <w:pPr>
+        <w:bidi/>
+      </w:pPr>
+      <w:r>
+        <w:rPr>
+          <w:lang w:val="ar_AE" w:bidi="ar_AE"/>
+        </w:rPr>
+      </w:r>
+      <w:r>
+        <w:rPr>
           <w:b/>
           <w:lang w:val="ar_AE" w:bidi="ar_AE"/>
         </w:rPr>
@@ -23281,6 +25329,22 @@
       </w:r>
       <w:r>
         <w:rPr>
+          <w:lang w:val="ar_AE" w:bidi="ar_AE"/>
+        </w:rPr>
+        <w:t>כְּ⁠תִֽימֲר֖וֹת עָשָׁ֑ן מְקֻטֶּ֤רֶת מוֹר֙ וּ⁠לְבוֹנָ֔ה</w:t>
+      </w:r>
+    </w:p>
+    <w:p>
+      <w:pPr>
+        <w:bidi/>
+      </w:pPr>
+      <w:r>
+        <w:rPr>
+          <w:lang w:val="ar_AE" w:bidi="ar_AE"/>
+        </w:rPr>
+      </w:r>
+      <w:r>
+        <w:rPr>
           <w:b/>
           <w:lang w:val="ar_AE" w:bidi="ar_AE"/>
         </w:rPr>
@@ -23412,6 +25476,22 @@
       </w:r>
       <w:r>
         <w:rPr>
+          <w:lang w:val="ar_AE" w:bidi="ar_AE"/>
+        </w:rPr>
+        <w:t>מְקֻטֶּ֤רֶת</w:t>
+      </w:r>
+    </w:p>
+    <w:p>
+      <w:pPr>
+        <w:bidi/>
+      </w:pPr>
+      <w:r>
+        <w:rPr>
+          <w:lang w:val="ar_AE" w:bidi="ar_AE"/>
+        </w:rPr>
+      </w:r>
+      <w:r>
+        <w:rPr>
           <w:b/>
           <w:lang w:val="ar_AE" w:bidi="ar_AE"/>
         </w:rPr>
@@ -23504,6 +25584,22 @@
       </w:r>
       <w:r>
         <w:rPr>
+          <w:lang w:val="ar_AE" w:bidi="ar_AE"/>
+        </w:rPr>
+        <w:t>מוֹר֙</w:t>
+      </w:r>
+    </w:p>
+    <w:p>
+      <w:pPr>
+        <w:bidi/>
+      </w:pPr>
+      <w:r>
+        <w:rPr>
+          <w:lang w:val="ar_AE" w:bidi="ar_AE"/>
+        </w:rPr>
+      </w:r>
+      <w:r>
+        <w:rPr>
           <w:b/>
           <w:lang w:val="ar_AE" w:bidi="ar_AE"/>
         </w:rPr>
@@ -23574,6 +25670,22 @@
       </w:r>
       <w:r>
         <w:rPr>
+          <w:lang w:val="ar_AE" w:bidi="ar_AE"/>
+        </w:rPr>
+        <w:t>מִ⁠כֹּ֖ל אַבְקַ֥ת רוֹכֵֽל</w:t>
+      </w:r>
+    </w:p>
+    <w:p>
+      <w:pPr>
+        <w:bidi/>
+      </w:pPr>
+      <w:r>
+        <w:rPr>
+          <w:lang w:val="ar_AE" w:bidi="ar_AE"/>
+        </w:rPr>
+      </w:r>
+      <w:r>
+        <w:rPr>
           <w:b/>
           <w:lang w:val="ar_AE" w:bidi="ar_AE"/>
         </w:rPr>
@@ -23830,6 +25942,22 @@
       </w:r>
       <w:r>
         <w:rPr>
+          <w:lang w:val="ar_AE" w:bidi="ar_AE"/>
+        </w:rPr>
+        <w:t>מִטָּת⁠וֹ֙</w:t>
+      </w:r>
+    </w:p>
+    <w:p>
+      <w:pPr>
+        <w:bidi/>
+      </w:pPr>
+      <w:r>
+        <w:rPr>
+          <w:lang w:val="ar_AE" w:bidi="ar_AE"/>
+        </w:rPr>
+      </w:r>
+      <w:r>
+        <w:rPr>
           <w:b/>
           <w:lang w:val="ar_AE" w:bidi="ar_AE"/>
         </w:rPr>
@@ -23948,6 +26076,22 @@
       </w:r>
       <w:r>
         <w:rPr>
+          <w:lang w:val="ar_AE" w:bidi="ar_AE"/>
+        </w:rPr>
+        <w:t>מִטָּת⁠וֹ֙ שֶׁ⁠לִּ⁠שְׁלֹמֹ֔ה</w:t>
+      </w:r>
+    </w:p>
+    <w:p>
+      <w:pPr>
+        <w:bidi/>
+      </w:pPr>
+      <w:r>
+        <w:rPr>
+          <w:lang w:val="ar_AE" w:bidi="ar_AE"/>
+        </w:rPr>
+      </w:r>
+      <w:r>
+        <w:rPr>
           <w:b/>
           <w:lang w:val="ar_AE" w:bidi="ar_AE"/>
         </w:rPr>
@@ -24105,6 +26249,22 @@
       </w:r>
       <w:r>
         <w:rPr>
+          <w:lang w:val="ar_AE" w:bidi="ar_AE"/>
+        </w:rPr>
+        <w:t>מְלֻמְּדֵ֖י מִלְחָמָ֑ה</w:t>
+      </w:r>
+    </w:p>
+    <w:p>
+      <w:pPr>
+        <w:bidi/>
+      </w:pPr>
+      <w:r>
+        <w:rPr>
+          <w:lang w:val="ar_AE" w:bidi="ar_AE"/>
+        </w:rPr>
+      </w:r>
+      <w:r>
+        <w:rPr>
           <w:b/>
           <w:lang w:val="ar_AE" w:bidi="ar_AE"/>
         </w:rPr>
@@ -24175,6 +26335,22 @@
       </w:r>
       <w:r>
         <w:rPr>
+          <w:lang w:val="ar_AE" w:bidi="ar_AE"/>
+        </w:rPr>
+        <w:t>אִ֤ישׁ חַרְבּ⁠וֹ֙ עַל־יְרֵכ֔⁠וֹ מִ⁠פַּ֖חַד בַּ⁠לֵּילּֽוֹת</w:t>
+      </w:r>
+    </w:p>
+    <w:p>
+      <w:pPr>
+        <w:bidi/>
+      </w:pPr>
+      <w:r>
+        <w:rPr>
+          <w:lang w:val="ar_AE" w:bidi="ar_AE"/>
+        </w:rPr>
+      </w:r>
+      <w:r>
+        <w:rPr>
           <w:b/>
           <w:lang w:val="ar_AE" w:bidi="ar_AE"/>
         </w:rPr>
@@ -24398,6 +26574,22 @@
         <w:rPr>
           <w:lang w:val="ar_AE" w:bidi="ar_AE"/>
         </w:rPr>
+      </w:r>
+    </w:p>
+    <w:p>
+      <w:pPr>
+        <w:bidi/>
+      </w:pPr>
+      <w:r>
+        <w:rPr>
+          <w:lang w:val="ar_AE" w:bidi="ar_AE"/>
+        </w:rPr>
+      </w:r>
+      <w:r>
+        <w:rPr>
+          <w:lang w:val="ar_AE" w:bidi="ar_AE"/>
+        </w:rPr>
+        <w:t>אַפִּרְי֗וֹן</w:t>
       </w:r>
     </w:p>
     <w:p>
@@ -24591,6 +26783,22 @@
       </w:r>
       <w:r>
         <w:rPr>
+          <w:lang w:val="ar_AE" w:bidi="ar_AE"/>
+        </w:rPr>
+        <w:t>אַפִּרְי֗וֹן עָ֤שָׂה ל⁠וֹ֙ הַ⁠מֶּ֣לֶךְ שְׁלֹמֹ֔ה מֵ⁠עֲצֵ֖י הַ⁠לְּבָנֽוֹן</w:t>
+      </w:r>
+    </w:p>
+    <w:p>
+      <w:pPr>
+        <w:bidi/>
+      </w:pPr>
+      <w:r>
+        <w:rPr>
+          <w:lang w:val="ar_AE" w:bidi="ar_AE"/>
+        </w:rPr>
+      </w:r>
+      <w:r>
+        <w:rPr>
           <w:b/>
           <w:lang w:val="ar_AE" w:bidi="ar_AE"/>
         </w:rPr>
@@ -24753,6 +26961,22 @@
       </w:r>
       <w:r>
         <w:rPr>
+          <w:lang w:val="ar_AE" w:bidi="ar_AE"/>
+        </w:rPr>
+        <w:t>אַפִּרְי֗וֹן עָ֤שָׂה ל⁠וֹ֙ &amp; עַמּוּדָי⁠ו֙ עָ֣שָׂה כֶ֔סֶף</w:t>
+      </w:r>
+    </w:p>
+    <w:p>
+      <w:pPr>
+        <w:bidi/>
+      </w:pPr>
+      <w:r>
+        <w:rPr>
+          <w:lang w:val="ar_AE" w:bidi="ar_AE"/>
+        </w:rPr>
+      </w:r>
+      <w:r>
+        <w:rPr>
           <w:b/>
           <w:lang w:val="ar_AE" w:bidi="ar_AE"/>
         </w:rPr>
@@ -25111,6 +27335,22 @@
       </w:r>
       <w:r>
         <w:rPr>
+          <w:lang w:val="ar_AE" w:bidi="ar_AE"/>
+        </w:rPr>
+        <w:t>מֶרְכָּב֖⁠וֹ אַרְגָּמָ֑ן</w:t>
+      </w:r>
+    </w:p>
+    <w:p>
+      <w:pPr>
+        <w:bidi/>
+      </w:pPr>
+      <w:r>
+        <w:rPr>
+          <w:lang w:val="ar_AE" w:bidi="ar_AE"/>
+        </w:rPr>
+      </w:r>
+      <w:r>
+        <w:rPr>
           <w:b/>
           <w:lang w:val="ar_AE" w:bidi="ar_AE"/>
         </w:rPr>
@@ -25181,6 +27421,22 @@
       </w:r>
       <w:r>
         <w:rPr>
+          <w:lang w:val="ar_AE" w:bidi="ar_AE"/>
+        </w:rPr>
+        <w:t>תּוֹכ⁠וֹ֙ רָצ֣וּף אַהֲבָ֔ה מִ⁠בְּנ֖וֹת יְרוּשָׁלִָֽם</w:t>
+      </w:r>
+    </w:p>
+    <w:p>
+      <w:pPr>
+        <w:bidi/>
+      </w:pPr>
+      <w:r>
+        <w:rPr>
+          <w:lang w:val="ar_AE" w:bidi="ar_AE"/>
+        </w:rPr>
+      </w:r>
+      <w:r>
+        <w:rPr>
           <w:b/>
           <w:lang w:val="ar_AE" w:bidi="ar_AE"/>
         </w:rPr>
@@ -25365,6 +27621,22 @@
         <w:rPr>
           <w:lang w:val="ar_AE" w:bidi="ar_AE"/>
         </w:rPr>
+      </w:r>
+    </w:p>
+    <w:p>
+      <w:pPr>
+        <w:bidi/>
+      </w:pPr>
+      <w:r>
+        <w:rPr>
+          <w:lang w:val="ar_AE" w:bidi="ar_AE"/>
+        </w:rPr>
+      </w:r>
+      <w:r>
+        <w:rPr>
+          <w:lang w:val="ar_AE" w:bidi="ar_AE"/>
+        </w:rPr>
+        <w:t>תּוֹכ⁠וֹ֙ רָצ֣וּף אַהֲבָ֔ה מִ⁠בְּנ֖וֹת יְרוּשָׁלִָֽם</w:t>
       </w:r>
     </w:p>
     <w:p>
@@ -25571,6 +27843,22 @@
       </w:r>
       <w:r>
         <w:rPr>
+          <w:lang w:val="ar_AE" w:bidi="ar_AE"/>
+        </w:rPr>
+        <w:t>צְאֶ֧ינָה</w:t>
+      </w:r>
+    </w:p>
+    <w:p>
+      <w:pPr>
+        <w:bidi/>
+      </w:pPr>
+      <w:r>
+        <w:rPr>
+          <w:lang w:val="ar_AE" w:bidi="ar_AE"/>
+        </w:rPr>
+      </w:r>
+      <w:r>
+        <w:rPr>
           <w:b/>
           <w:lang w:val="ar_AE" w:bidi="ar_AE"/>
         </w:rPr>
@@ -25663,6 +27951,22 @@
         <w:rPr>
           <w:lang w:val="ar_AE" w:bidi="ar_AE"/>
         </w:rPr>
+      </w:r>
+    </w:p>
+    <w:p>
+      <w:pPr>
+        <w:bidi/>
+      </w:pPr>
+      <w:r>
+        <w:rPr>
+          <w:lang w:val="ar_AE" w:bidi="ar_AE"/>
+        </w:rPr>
+      </w:r>
+      <w:r>
+        <w:rPr>
+          <w:lang w:val="ar_AE" w:bidi="ar_AE"/>
+        </w:rPr>
+        <w:t>בְּנ֥וֹת צִיּ֖וֹן</w:t>
       </w:r>
     </w:p>
     <w:p>
@@ -25826,6 +28130,22 @@
       </w:r>
       <w:r>
         <w:rPr>
+          <w:lang w:val="ar_AE" w:bidi="ar_AE"/>
+        </w:rPr>
+        <w:t>בְּ⁠י֣וֹם חֲתֻנָּת֔⁠וֹ וּ⁠בְ⁠י֖וֹם שִׂמְחַ֥ת לִבּֽ⁠וֹ</w:t>
+      </w:r>
+    </w:p>
+    <w:p>
+      <w:pPr>
+        <w:bidi/>
+      </w:pPr>
+      <w:r>
+        <w:rPr>
+          <w:lang w:val="ar_AE" w:bidi="ar_AE"/>
+        </w:rPr>
+      </w:r>
+      <w:r>
+        <w:rPr>
           <w:b/>
           <w:lang w:val="ar_AE" w:bidi="ar_AE"/>
         </w:rPr>
@@ -25905,6 +28225,22 @@
         <w:rPr>
           <w:lang w:val="ar_AE" w:bidi="ar_AE"/>
         </w:rPr>
+      </w:r>
+    </w:p>
+    <w:p>
+      <w:pPr>
+        <w:bidi/>
+      </w:pPr>
+      <w:r>
+        <w:rPr>
+          <w:lang w:val="ar_AE" w:bidi="ar_AE"/>
+        </w:rPr>
+      </w:r>
+      <w:r>
+        <w:rPr>
+          <w:lang w:val="ar_AE" w:bidi="ar_AE"/>
+        </w:rPr>
+        <w:t>וּ⁠בְ⁠י֖וֹם שִׂמְחַ֥ת לִבּֽ⁠וֹ</w:t>
       </w:r>
     </w:p>
     <w:p>
@@ -26813,6 +29149,22 @@
       </w:r>
       <w:r>
         <w:rPr>
+          <w:lang w:val="ar_AE" w:bidi="ar_AE"/>
+        </w:rPr>
+        <w:t>שַׂעְרֵ⁠ךְ֙ כְּ⁠עֵ֣דֶר הָֽ⁠עִזִּ֔ים שֶׁ⁠גָּלְשׁ֖וּ מֵ⁠הַ֥ר גִּלְעָֽד</w:t>
+      </w:r>
+    </w:p>
+    <w:p>
+      <w:pPr>
+        <w:bidi/>
+      </w:pPr>
+      <w:r>
+        <w:rPr>
+          <w:lang w:val="ar_AE" w:bidi="ar_AE"/>
+        </w:rPr>
+      </w:r>
+      <w:r>
+        <w:rPr>
           <w:b/>
           <w:lang w:val="ar_AE" w:bidi="ar_AE"/>
         </w:rPr>
@@ -27036,6 +29388,22 @@
       </w:r>
       <w:r>
         <w:rPr>
+          <w:lang w:val="ar_AE" w:bidi="ar_AE"/>
+        </w:rPr>
+        <w:t>הַ⁠קְּצוּב֔וֹת</w:t>
+      </w:r>
+    </w:p>
+    <w:p>
+      <w:pPr>
+        <w:bidi/>
+      </w:pPr>
+      <w:r>
+        <w:rPr>
+          <w:lang w:val="ar_AE" w:bidi="ar_AE"/>
+        </w:rPr>
+      </w:r>
+      <w:r>
+        <w:rPr>
           <w:b/>
           <w:lang w:val="ar_AE" w:bidi="ar_AE"/>
         </w:rPr>
@@ -27128,6 +29496,22 @@
       </w:r>
       <w:r>
         <w:rPr>
+          <w:lang w:val="ar_AE" w:bidi="ar_AE"/>
+        </w:rPr>
+        <w:t>מַתְאִימ֔וֹת</w:t>
+      </w:r>
+    </w:p>
+    <w:p>
+      <w:pPr>
+        <w:bidi/>
+      </w:pPr>
+      <w:r>
+        <w:rPr>
+          <w:lang w:val="ar_AE" w:bidi="ar_AE"/>
+        </w:rPr>
+      </w:r>
+      <w:r>
+        <w:rPr>
           <w:b/>
           <w:lang w:val="ar_AE" w:bidi="ar_AE"/>
         </w:rPr>
@@ -27312,6 +29696,22 @@
       </w:r>
       <w:r>
         <w:rPr>
+          <w:lang w:val="ar_AE" w:bidi="ar_AE"/>
+        </w:rPr>
+        <w:t>וְ⁠שַׁכֻּלָ֖ה אֵ֥ין בָּ⁠הֶֽם</w:t>
+      </w:r>
+    </w:p>
+    <w:p>
+      <w:pPr>
+        <w:bidi/>
+      </w:pPr>
+      <w:r>
+        <w:rPr>
+          <w:lang w:val="ar_AE" w:bidi="ar_AE"/>
+        </w:rPr>
+      </w:r>
+      <w:r>
+        <w:rPr>
           <w:b/>
           <w:lang w:val="ar_AE" w:bidi="ar_AE"/>
         </w:rPr>
@@ -27494,6 +29894,22 @@
       </w:r>
       <w:r>
         <w:rPr>
+          <w:lang w:val="ar_AE" w:bidi="ar_AE"/>
+        </w:rPr>
+        <w:t>כְּ⁠פֶ֤לַח הָֽ⁠רִמּוֹן֙ רַקָּתֵ֔⁠ךְ</w:t>
+      </w:r>
+    </w:p>
+    <w:p>
+      <w:pPr>
+        <w:bidi/>
+      </w:pPr>
+      <w:r>
+        <w:rPr>
+          <w:lang w:val="ar_AE" w:bidi="ar_AE"/>
+        </w:rPr>
+      </w:r>
+      <w:r>
+        <w:rPr>
           <w:b/>
           <w:lang w:val="ar_AE" w:bidi="ar_AE"/>
         </w:rPr>
@@ -27577,6 +29993,22 @@
         <w:rPr>
           <w:lang w:val="ar_AE" w:bidi="ar_AE"/>
         </w:rPr>
+      </w:r>
+    </w:p>
+    <w:p>
+      <w:pPr>
+        <w:bidi/>
+      </w:pPr>
+      <w:r>
+        <w:rPr>
+          <w:lang w:val="ar_AE" w:bidi="ar_AE"/>
+        </w:rPr>
+      </w:r>
+      <w:r>
+        <w:rPr>
+          <w:lang w:val="ar_AE" w:bidi="ar_AE"/>
+        </w:rPr>
+        <w:t>כְּ⁠פֶ֤לַח הָֽ⁠רִמּוֹן֙ רַקָּתֵ֔⁠ךְ</w:t>
       </w:r>
     </w:p>
     <w:p>
@@ -27848,6 +30280,22 @@
       </w:r>
       <w:r>
         <w:rPr>
+          <w:lang w:val="ar_AE" w:bidi="ar_AE"/>
+        </w:rPr>
+        <w:t>כְּ⁠מִגְדַּ֤ל דָּוִיד֙ צַוָּארֵ֔⁠ךְ בָּנ֖וּי לְ⁠תַלְפִּיּ֑וֹת</w:t>
+      </w:r>
+    </w:p>
+    <w:p>
+      <w:pPr>
+        <w:bidi/>
+      </w:pPr>
+      <w:r>
+        <w:rPr>
+          <w:lang w:val="ar_AE" w:bidi="ar_AE"/>
+        </w:rPr>
+      </w:r>
+      <w:r>
+        <w:rPr>
           <w:b/>
           <w:lang w:val="ar_AE" w:bidi="ar_AE"/>
         </w:rPr>
@@ -27973,6 +30421,22 @@
       </w:r>
       <w:r>
         <w:rPr>
+          <w:lang w:val="ar_AE" w:bidi="ar_AE"/>
+        </w:rPr>
+        <w:t>כְּ⁠מִגְדַּ֤ל דָּוִיד֙</w:t>
+      </w:r>
+    </w:p>
+    <w:p>
+      <w:pPr>
+        <w:bidi/>
+      </w:pPr>
+      <w:r>
+        <w:rPr>
+          <w:lang w:val="ar_AE" w:bidi="ar_AE"/>
+        </w:rPr>
+      </w:r>
+      <w:r>
+        <w:rPr>
           <w:b/>
           <w:lang w:val="ar_AE" w:bidi="ar_AE"/>
         </w:rPr>
@@ -28078,6 +30542,22 @@
       </w:r>
       <w:r>
         <w:rPr>
+          <w:lang w:val="ar_AE" w:bidi="ar_AE"/>
+        </w:rPr>
+        <w:t>כְּ⁠מִגְדַּ֤ל דָּוִיד֙ צַוָּארֵ֔⁠ךְ בָּנ֖וּי לְ⁠תַלְפִּיּ֑וֹת</w:t>
+      </w:r>
+    </w:p>
+    <w:p>
+      <w:pPr>
+        <w:bidi/>
+      </w:pPr>
+      <w:r>
+        <w:rPr>
+          <w:lang w:val="ar_AE" w:bidi="ar_AE"/>
+        </w:rPr>
+      </w:r>
+      <w:r>
+        <w:rPr>
           <w:b/>
           <w:lang w:val="ar_AE" w:bidi="ar_AE"/>
         </w:rPr>
@@ -28170,6 +30650,22 @@
       </w:r>
       <w:r>
         <w:rPr>
+          <w:lang w:val="ar_AE" w:bidi="ar_AE"/>
+        </w:rPr>
+        <w:t>בָּנ֖וּי לְ⁠תַלְפִּיּ֑וֹת</w:t>
+      </w:r>
+    </w:p>
+    <w:p>
+      <w:pPr>
+        <w:bidi/>
+      </w:pPr>
+      <w:r>
+        <w:rPr>
+          <w:lang w:val="ar_AE" w:bidi="ar_AE"/>
+        </w:rPr>
+      </w:r>
+      <w:r>
+        <w:rPr>
           <w:b/>
           <w:lang w:val="ar_AE" w:bidi="ar_AE"/>
         </w:rPr>
@@ -28240,6 +30736,22 @@
       </w:r>
       <w:r>
         <w:rPr>
+          <w:lang w:val="ar_AE" w:bidi="ar_AE"/>
+        </w:rPr>
+        <w:t>אֶ֤לֶף הַ⁠מָּגֵן֙ תָּל֣וּי עָלָ֔י⁠ו כֹּ֖ל שִׁלְטֵ֥י הַ⁠גִּבּוֹרִֽים</w:t>
+      </w:r>
+    </w:p>
+    <w:p>
+      <w:pPr>
+        <w:bidi/>
+      </w:pPr>
+      <w:r>
+        <w:rPr>
+          <w:lang w:val="ar_AE" w:bidi="ar_AE"/>
+        </w:rPr>
+      </w:r>
+      <w:r>
+        <w:rPr>
           <w:b/>
           <w:lang w:val="ar_AE" w:bidi="ar_AE"/>
         </w:rPr>
@@ -28371,6 +30883,22 @@
       </w:r>
       <w:r>
         <w:rPr>
+          <w:lang w:val="ar_AE" w:bidi="ar_AE"/>
+        </w:rPr>
+        <w:t>אֶ֤לֶף</w:t>
+      </w:r>
+    </w:p>
+    <w:p>
+      <w:pPr>
+        <w:bidi/>
+      </w:pPr>
+      <w:r>
+        <w:rPr>
+          <w:lang w:val="ar_AE" w:bidi="ar_AE"/>
+        </w:rPr>
+      </w:r>
+      <w:r>
+        <w:rPr>
           <w:b/>
           <w:lang w:val="ar_AE" w:bidi="ar_AE"/>
         </w:rPr>
@@ -28463,6 +30991,22 @@
         <w:rPr>
           <w:lang w:val="ar_AE" w:bidi="ar_AE"/>
         </w:rPr>
+      </w:r>
+    </w:p>
+    <w:p>
+      <w:pPr>
+        <w:bidi/>
+      </w:pPr>
+      <w:r>
+        <w:rPr>
+          <w:lang w:val="ar_AE" w:bidi="ar_AE"/>
+        </w:rPr>
+      </w:r>
+      <w:r>
+        <w:rPr>
+          <w:lang w:val="ar_AE" w:bidi="ar_AE"/>
+        </w:rPr>
+        <w:t>אֶ֤לֶף הַ⁠מָּגֵן֙ תָּל֣וּי עָלָ֔י⁠ו כֹּ֖ל שִׁלְטֵ֥י הַ⁠גִּבּוֹרִֽים</w:t>
       </w:r>
     </w:p>
     <w:p>
@@ -28971,6 +31515,22 @@
       </w:r>
       <w:r>
         <w:rPr>
+          <w:lang w:val="ar_AE" w:bidi="ar_AE"/>
+        </w:rPr>
+        <w:t>עַ֤ד שֶׁ⁠יָּפ֨וּחַ֙ הַ⁠יּ֔וֹם וְ⁠נָ֖סוּ הַ⁠צְּלָלִ֑ים</w:t>
+      </w:r>
+    </w:p>
+    <w:p>
+      <w:pPr>
+        <w:bidi/>
+      </w:pPr>
+      <w:r>
+        <w:rPr>
+          <w:lang w:val="ar_AE" w:bidi="ar_AE"/>
+        </w:rPr>
+      </w:r>
+      <w:r>
+        <w:rPr>
           <w:b/>
           <w:lang w:val="ar_AE" w:bidi="ar_AE"/>
         </w:rPr>
@@ -29094,6 +31654,22 @@
       </w:r>
       <w:r>
         <w:rPr>
+          <w:lang w:val="ar_AE" w:bidi="ar_AE"/>
+        </w:rPr>
+        <w:t>אֵ֤לֶךְ לִ⁠י֙</w:t>
+      </w:r>
+    </w:p>
+    <w:p>
+      <w:pPr>
+        <w:bidi/>
+      </w:pPr>
+      <w:r>
+        <w:rPr>
+          <w:lang w:val="ar_AE" w:bidi="ar_AE"/>
+        </w:rPr>
+      </w:r>
+      <w:r>
+        <w:rPr>
           <w:b/>
           <w:lang w:val="ar_AE" w:bidi="ar_AE"/>
         </w:rPr>
@@ -29440,6 +32016,22 @@
       </w:r>
       <w:r>
         <w:rPr>
+          <w:lang w:val="ar_AE" w:bidi="ar_AE"/>
+        </w:rPr>
+        <w:t>כֻּלָּ֤⁠ךְ יָפָה֙</w:t>
+      </w:r>
+    </w:p>
+    <w:p>
+      <w:pPr>
+        <w:bidi/>
+      </w:pPr>
+      <w:r>
+        <w:rPr>
+          <w:lang w:val="ar_AE" w:bidi="ar_AE"/>
+        </w:rPr>
+      </w:r>
+      <w:r>
+        <w:rPr>
           <w:b/>
           <w:lang w:val="ar_AE" w:bidi="ar_AE"/>
         </w:rPr>
@@ -29602,6 +32194,22 @@
       </w:r>
       <w:r>
         <w:rPr>
+          <w:lang w:val="ar_AE" w:bidi="ar_AE"/>
+        </w:rPr>
+        <w:t>אִתִּ֤⁠י &amp; תָּב֑וֹאִי</w:t>
+      </w:r>
+    </w:p>
+    <w:p>
+      <w:pPr>
+        <w:bidi/>
+      </w:pPr>
+      <w:r>
+        <w:rPr>
+          <w:lang w:val="ar_AE" w:bidi="ar_AE"/>
+        </w:rPr>
+      </w:r>
+      <w:r>
+        <w:rPr>
           <w:b/>
           <w:lang w:val="ar_AE" w:bidi="ar_AE"/>
         </w:rPr>
@@ -29954,6 +32562,22 @@
       </w:r>
       <w:r>
         <w:rPr>
+          <w:lang w:val="ar_AE" w:bidi="ar_AE"/>
+        </w:rPr>
+        <w:t>מִ⁠מְּעֹנ֣וֹת אֲרָי֔וֹת מֵֽ⁠הַרְרֵ֖י נְמֵרִֽים</w:t>
+      </w:r>
+    </w:p>
+    <w:p>
+      <w:pPr>
+        <w:bidi/>
+      </w:pPr>
+      <w:r>
+        <w:rPr>
+          <w:lang w:val="ar_AE" w:bidi="ar_AE"/>
+        </w:rPr>
+      </w:r>
+      <w:r>
+        <w:rPr>
           <w:b/>
           <w:lang w:val="ar_AE" w:bidi="ar_AE"/>
         </w:rPr>
@@ -30046,6 +32670,22 @@
       </w:r>
       <w:r>
         <w:rPr>
+          <w:lang w:val="ar_AE" w:bidi="ar_AE"/>
+        </w:rPr>
+        <w:t>לִבַּבְתִּ֖⁠נִי אֲחֹתִ֣⁠י כַלָּ֑ה לִבַּבְתִּ֨י⁠נִי֙</w:t>
+      </w:r>
+    </w:p>
+    <w:p>
+      <w:pPr>
+        <w:bidi/>
+      </w:pPr>
+      <w:r>
+        <w:rPr>
+          <w:lang w:val="ar_AE" w:bidi="ar_AE"/>
+        </w:rPr>
+      </w:r>
+      <w:r>
+        <w:rPr>
           <w:b/>
           <w:lang w:val="ar_AE" w:bidi="ar_AE"/>
         </w:rPr>
@@ -30151,6 +32791,22 @@
       </w:r>
       <w:r>
         <w:rPr>
+          <w:lang w:val="ar_AE" w:bidi="ar_AE"/>
+        </w:rPr>
+        <w:t>לִבַּבְתִּ֖⁠נִי &amp; לִבַּבְתִּ֨י⁠נִי֙</w:t>
+      </w:r>
+    </w:p>
+    <w:p>
+      <w:pPr>
+        <w:bidi/>
+      </w:pPr>
+      <w:r>
+        <w:rPr>
+          <w:lang w:val="ar_AE" w:bidi="ar_AE"/>
+        </w:rPr>
+      </w:r>
+      <w:r>
+        <w:rPr>
           <w:b/>
           <w:lang w:val="ar_AE" w:bidi="ar_AE"/>
         </w:rPr>
@@ -30439,6 +33095,22 @@
         <w:rPr>
           <w:lang w:val="ar_AE" w:bidi="ar_AE"/>
         </w:rPr>
+      </w:r>
+    </w:p>
+    <w:p>
+      <w:pPr>
+        <w:bidi/>
+      </w:pPr>
+      <w:r>
+        <w:rPr>
+          <w:lang w:val="ar_AE" w:bidi="ar_AE"/>
+        </w:rPr>
+      </w:r>
+      <w:r>
+        <w:rPr>
+          <w:lang w:val="ar_AE" w:bidi="ar_AE"/>
+        </w:rPr>
+        <w:t>מַה &amp; מַה</w:t>
       </w:r>
     </w:p>
     <w:p>
@@ -30700,6 +33372,22 @@
       </w:r>
       <w:r>
         <w:rPr>
+          <w:lang w:val="ar_AE" w:bidi="ar_AE"/>
+        </w:rPr>
+        <w:t>מַה־יָּפ֥וּ דֹדַ֖יִ⁠ךְ אֲחֹתִ֣⁠י כַלָּ֑ה מַה־טֹּ֤בוּ דֹדַ֨יִ⁠ךְ֙ מִ⁠יַּ֔יִן</w:t>
+      </w:r>
+    </w:p>
+    <w:p>
+      <w:pPr>
+        <w:bidi/>
+      </w:pPr>
+      <w:r>
+        <w:rPr>
+          <w:lang w:val="ar_AE" w:bidi="ar_AE"/>
+        </w:rPr>
+      </w:r>
+      <w:r>
+        <w:rPr>
           <w:b/>
           <w:lang w:val="ar_AE" w:bidi="ar_AE"/>
         </w:rPr>
@@ -30910,6 +33598,22 @@
       </w:r>
       <w:r>
         <w:rPr>
+          <w:lang w:val="ar_AE" w:bidi="ar_AE"/>
+        </w:rPr>
+        <w:t>שְׁמָנַ֖יִ⁠ךְ</w:t>
+      </w:r>
+    </w:p>
+    <w:p>
+      <w:pPr>
+        <w:bidi/>
+      </w:pPr>
+      <w:r>
+        <w:rPr>
+          <w:lang w:val="ar_AE" w:bidi="ar_AE"/>
+        </w:rPr>
+      </w:r>
+      <w:r>
+        <w:rPr>
           <w:b/>
           <w:lang w:val="ar_AE" w:bidi="ar_AE"/>
         </w:rPr>
@@ -31120,6 +33824,22 @@
       </w:r>
       <w:r>
         <w:rPr>
+          <w:lang w:val="ar_AE" w:bidi="ar_AE"/>
+        </w:rPr>
+        <w:t>נֹ֛פֶת תִּטֹּ֥פְנָה שִׂפְתוֹתַ֖יִ⁠ךְ</w:t>
+      </w:r>
+    </w:p>
+    <w:p>
+      <w:pPr>
+        <w:bidi/>
+      </w:pPr>
+      <w:r>
+        <w:rPr>
+          <w:lang w:val="ar_AE" w:bidi="ar_AE"/>
+        </w:rPr>
+      </w:r>
+      <w:r>
+        <w:rPr>
           <w:b/>
           <w:lang w:val="ar_AE" w:bidi="ar_AE"/>
         </w:rPr>
@@ -31251,6 +33971,22 @@
       </w:r>
       <w:r>
         <w:rPr>
+          <w:lang w:val="ar_AE" w:bidi="ar_AE"/>
+        </w:rPr>
+        <w:t>נֹ֛פֶת</w:t>
+      </w:r>
+    </w:p>
+    <w:p>
+      <w:pPr>
+        <w:bidi/>
+      </w:pPr>
+      <w:r>
+        <w:rPr>
+          <w:lang w:val="ar_AE" w:bidi="ar_AE"/>
+        </w:rPr>
+      </w:r>
+      <w:r>
+        <w:rPr>
           <w:b/>
           <w:lang w:val="ar_AE" w:bidi="ar_AE"/>
         </w:rPr>
@@ -31356,6 +34092,22 @@
       </w:r>
       <w:r>
         <w:rPr>
+          <w:lang w:val="ar_AE" w:bidi="ar_AE"/>
+        </w:rPr>
+        <w:t>דְּבַ֤שׁ וְ⁠חָלָב֙ תַּ֣חַת לְשׁוֹנֵ֔⁠ךְ</w:t>
+      </w:r>
+    </w:p>
+    <w:p>
+      <w:pPr>
+        <w:bidi/>
+      </w:pPr>
+      <w:r>
+        <w:rPr>
+          <w:lang w:val="ar_AE" w:bidi="ar_AE"/>
+        </w:rPr>
+      </w:r>
+      <w:r>
+        <w:rPr>
           <w:b/>
           <w:lang w:val="ar_AE" w:bidi="ar_AE"/>
         </w:rPr>
@@ -31461,6 +34213,22 @@
       </w:r>
       <w:r>
         <w:rPr>
+          <w:lang w:val="ar_AE" w:bidi="ar_AE"/>
+        </w:rPr>
+        <w:t>וְ⁠רֵ֥יחַ שַׂלְמֹתַ֖יִ⁠ךְ כְּ⁠רֵ֥יחַ לְבָנֽוֹן</w:t>
+      </w:r>
+    </w:p>
+    <w:p>
+      <w:pPr>
+        <w:bidi/>
+      </w:pPr>
+      <w:r>
+        <w:rPr>
+          <w:lang w:val="ar_AE" w:bidi="ar_AE"/>
+        </w:rPr>
+      </w:r>
+      <w:r>
+        <w:rPr>
           <w:b/>
           <w:lang w:val="ar_AE" w:bidi="ar_AE"/>
         </w:rPr>
@@ -31579,6 +34347,22 @@
       </w:r>
       <w:r>
         <w:rPr>
+          <w:lang w:val="ar_AE" w:bidi="ar_AE"/>
+        </w:rPr>
+        <w:t>גַּ֥ן ׀ נָע֖וּל אֲחֹתִ֣⁠י כַלָּ֑ה גַּ֥ל נָע֖וּל מַעְיָ֥ן חָתֽוּם</w:t>
+      </w:r>
+    </w:p>
+    <w:p>
+      <w:pPr>
+        <w:bidi/>
+      </w:pPr>
+      <w:r>
+        <w:rPr>
+          <w:lang w:val="ar_AE" w:bidi="ar_AE"/>
+        </w:rPr>
+      </w:r>
+      <w:r>
+        <w:rPr>
           <w:b/>
           <w:lang w:val="ar_AE" w:bidi="ar_AE"/>
         </w:rPr>
@@ -31658,6 +34442,22 @@
         <w:rPr>
           <w:lang w:val="ar_AE" w:bidi="ar_AE"/>
         </w:rPr>
+      </w:r>
+    </w:p>
+    <w:p>
+      <w:pPr>
+        <w:bidi/>
+      </w:pPr>
+      <w:r>
+        <w:rPr>
+          <w:lang w:val="ar_AE" w:bidi="ar_AE"/>
+        </w:rPr>
+      </w:r>
+      <w:r>
+        <w:rPr>
+          <w:lang w:val="ar_AE" w:bidi="ar_AE"/>
+        </w:rPr>
+        <w:t>גַּ֥ן ׀ נָע֖וּל אֲחֹתִ֣⁠י כַלָּ֑ה</w:t>
       </w:r>
     </w:p>
     <w:p>
@@ -32043,6 +34843,22 @@
       </w:r>
       <w:r>
         <w:rPr>
+          <w:lang w:val="ar_AE" w:bidi="ar_AE"/>
+        </w:rPr>
+        <w:t>גַּ֥ל נָע֖וּל מַעְיָ֥ן חָתֽוּם</w:t>
+      </w:r>
+    </w:p>
+    <w:p>
+      <w:pPr>
+        <w:bidi/>
+      </w:pPr>
+      <w:r>
+        <w:rPr>
+          <w:lang w:val="ar_AE" w:bidi="ar_AE"/>
+        </w:rPr>
+      </w:r>
+      <w:r>
+        <w:rPr>
           <w:b/>
           <w:lang w:val="ar_AE" w:bidi="ar_AE"/>
         </w:rPr>
@@ -32226,6 +35042,22 @@
       </w:r>
       <w:r>
         <w:rPr>
+          <w:lang w:val="ar_AE" w:bidi="ar_AE"/>
+        </w:rPr>
+        <w:t>גַּ֥ל נָע֖וּל מַעְיָ֥ן חָתֽוּם</w:t>
+      </w:r>
+    </w:p>
+    <w:p>
+      <w:pPr>
+        <w:bidi/>
+      </w:pPr>
+      <w:r>
+        <w:rPr>
+          <w:lang w:val="ar_AE" w:bidi="ar_AE"/>
+        </w:rPr>
+      </w:r>
+      <w:r>
+        <w:rPr>
           <w:b/>
           <w:lang w:val="ar_AE" w:bidi="ar_AE"/>
         </w:rPr>
@@ -32475,6 +35307,22 @@
         <w:rPr>
           <w:lang w:val="ar_AE" w:bidi="ar_AE"/>
         </w:rPr>
+      </w:r>
+    </w:p>
+    <w:p>
+      <w:pPr>
+        <w:bidi/>
+      </w:pPr>
+      <w:r>
+        <w:rPr>
+          <w:lang w:val="ar_AE" w:bidi="ar_AE"/>
+        </w:rPr>
+      </w:r>
+      <w:r>
+        <w:rPr>
+          <w:lang w:val="ar_AE" w:bidi="ar_AE"/>
+        </w:rPr>
+        <w:t>שְׁלָחַ֨יִ⁠ךְ֙ פַּרְדֵּ֣ס רִמּוֹנִ֔ים עִ֖ם פְּרִ֣י מְגָדִ֑ים כְּפָרִ֖ים עִם־נְרָדִֽים׃ נֵ֣רְדְּ ׀ וְ⁠כַרְכֹּ֗ם קָנֶה֙ וְ⁠קִנָּמ֔וֹן עִ֖ם כָּל־עֲצֵ֣י לְבוֹנָ֑ה מֹ֚ר וַ⁠אֲהָל֔וֹת עִ֖ם כָּל־רָאשֵׁ֥י בְשָׂמִֽים</w:t>
       </w:r>
     </w:p>
     <w:p>
@@ -32629,6 +35477,22 @@
       </w:r>
       <w:r>
         <w:rPr>
+          <w:lang w:val="ar_AE" w:bidi="ar_AE"/>
+        </w:rPr>
+        <w:t>שְׁלָחַ֨יִ⁠ךְ֙ פַּרְדֵּ֣ס רִמּוֹנִ֔ים עִ֖ם פְּרִ֣י מְגָדִ֑ים כְּפָרִ֖ים עִם־נְרָדִֽים׃ נֵ֣רְדְּ ׀ וְ⁠כַרְכֹּ֗ם קָנֶה֙ וְ⁠קִנָּמ֔וֹן עִ֖ם כָּל־עֲצֵ֣י לְבוֹנָ֑ה מֹ֚ר וַ⁠אֲהָל֔וֹת עִ֖ם כָּל־רָאשֵׁ֥י בְשָׂמִֽים</w:t>
+      </w:r>
+    </w:p>
+    <w:p>
+      <w:pPr>
+        <w:bidi/>
+      </w:pPr>
+      <w:r>
+        <w:rPr>
+          <w:lang w:val="ar_AE" w:bidi="ar_AE"/>
+        </w:rPr>
+      </w:r>
+      <w:r>
+        <w:rPr>
           <w:b/>
           <w:lang w:val="ar_AE" w:bidi="ar_AE"/>
         </w:rPr>
@@ -32888,6 +35752,22 @@
       </w:r>
       <w:r>
         <w:rPr>
+          <w:lang w:val="ar_AE" w:bidi="ar_AE"/>
+        </w:rPr>
+        <w:t>וְ⁠כַרְכֹּ֗ם קָנֶה֙ וְ⁠קִנָּמ֔וֹן &amp; וַ⁠אֲהָל֔וֹת</w:t>
+      </w:r>
+    </w:p>
+    <w:p>
+      <w:pPr>
+        <w:bidi/>
+      </w:pPr>
+      <w:r>
+        <w:rPr>
+          <w:lang w:val="ar_AE" w:bidi="ar_AE"/>
+        </w:rPr>
+      </w:r>
+      <w:r>
+        <w:rPr>
           <w:b/>
           <w:lang w:val="ar_AE" w:bidi="ar_AE"/>
         </w:rPr>
@@ -33058,6 +35938,22 @@
         <w:rPr>
           <w:lang w:val="ar_AE" w:bidi="ar_AE"/>
         </w:rPr>
+      </w:r>
+    </w:p>
+    <w:p>
+      <w:pPr>
+        <w:bidi/>
+      </w:pPr>
+      <w:r>
+        <w:rPr>
+          <w:lang w:val="ar_AE" w:bidi="ar_AE"/>
+        </w:rPr>
+      </w:r>
+      <w:r>
+        <w:rPr>
+          <w:lang w:val="ar_AE" w:bidi="ar_AE"/>
+        </w:rPr>
+        <w:t>מַעְיַ֣ן גַּנִּ֔ים בְּאֵ֖ר מַ֣יִם חַיִּ֑ים וְ⁠נֹזְלִ֖ים מִן־לְבָנֽוֹן</w:t>
       </w:r>
     </w:p>
     <w:p>
@@ -33269,6 +36165,22 @@
       </w:r>
       <w:r>
         <w:rPr>
+          <w:lang w:val="ar_AE" w:bidi="ar_AE"/>
+        </w:rPr>
+        <w:t>מַעְיַ֣ן גַּנִּ֔ים</w:t>
+      </w:r>
+    </w:p>
+    <w:p>
+      <w:pPr>
+        <w:bidi/>
+      </w:pPr>
+      <w:r>
+        <w:rPr>
+          <w:lang w:val="ar_AE" w:bidi="ar_AE"/>
+        </w:rPr>
+      </w:r>
+      <w:r>
+        <w:rPr>
           <w:b/>
           <w:lang w:val="ar_AE" w:bidi="ar_AE"/>
         </w:rPr>
@@ -33374,6 +36286,22 @@
       </w:r>
       <w:r>
         <w:rPr>
+          <w:lang w:val="ar_AE" w:bidi="ar_AE"/>
+        </w:rPr>
+        <w:t>מַעְיַ֣ן גַּנִּ֔ים</w:t>
+      </w:r>
+    </w:p>
+    <w:p>
+      <w:pPr>
+        <w:bidi/>
+      </w:pPr>
+      <w:r>
+        <w:rPr>
+          <w:lang w:val="ar_AE" w:bidi="ar_AE"/>
+        </w:rPr>
+      </w:r>
+      <w:r>
+        <w:rPr>
           <w:b/>
           <w:lang w:val="ar_AE" w:bidi="ar_AE"/>
         </w:rPr>
@@ -33505,6 +36433,22 @@
       </w:r>
       <w:r>
         <w:rPr>
+          <w:lang w:val="ar_AE" w:bidi="ar_AE"/>
+        </w:rPr>
+        <w:t>מַ֣יִם חַיִּ֑ים</w:t>
+      </w:r>
+    </w:p>
+    <w:p>
+      <w:pPr>
+        <w:bidi/>
+      </w:pPr>
+      <w:r>
+        <w:rPr>
+          <w:lang w:val="ar_AE" w:bidi="ar_AE"/>
+        </w:rPr>
+      </w:r>
+      <w:r>
+        <w:rPr>
           <w:b/>
           <w:lang w:val="ar_AE" w:bidi="ar_AE"/>
         </w:rPr>
@@ -33610,6 +36554,22 @@
       </w:r>
       <w:r>
         <w:rPr>
+          <w:lang w:val="ar_AE" w:bidi="ar_AE"/>
+        </w:rPr>
+        <w:t>ע֤וּרִי צָפוֹן֙ וּ⁠ב֣וֹאִי תֵימָ֔ן הָפִ֥יחִי גַנִּ֖⁠י יִזְּל֣וּ בְשָׂמָ֑י⁠ו</w:t>
+      </w:r>
+    </w:p>
+    <w:p>
+      <w:pPr>
+        <w:bidi/>
+      </w:pPr>
+      <w:r>
+        <w:rPr>
+          <w:lang w:val="ar_AE" w:bidi="ar_AE"/>
+        </w:rPr>
+      </w:r>
+      <w:r>
+        <w:rPr>
           <w:b/>
           <w:lang w:val="ar_AE" w:bidi="ar_AE"/>
         </w:rPr>
@@ -33715,6 +36675,22 @@
       </w:r>
       <w:r>
         <w:rPr>
+          <w:lang w:val="ar_AE" w:bidi="ar_AE"/>
+        </w:rPr>
+        <w:t>וּ⁠ב֣וֹאִי &amp; יָבֹ֤א דוֹדִ⁠י֙</w:t>
+      </w:r>
+    </w:p>
+    <w:p>
+      <w:pPr>
+        <w:bidi/>
+      </w:pPr>
+      <w:r>
+        <w:rPr>
+          <w:lang w:val="ar_AE" w:bidi="ar_AE"/>
+        </w:rPr>
+      </w:r>
+      <w:r>
+        <w:rPr>
           <w:b/>
           <w:lang w:val="ar_AE" w:bidi="ar_AE"/>
         </w:rPr>
@@ -33820,6 +36796,22 @@
         <w:rPr>
           <w:lang w:val="ar_AE" w:bidi="ar_AE"/>
         </w:rPr>
+      </w:r>
+    </w:p>
+    <w:p>
+      <w:pPr>
+        <w:bidi/>
+      </w:pPr>
+      <w:r>
+        <w:rPr>
+          <w:lang w:val="ar_AE" w:bidi="ar_AE"/>
+        </w:rPr>
+      </w:r>
+      <w:r>
+        <w:rPr>
+          <w:lang w:val="ar_AE" w:bidi="ar_AE"/>
+        </w:rPr>
+        <w:t>ע֤וּרִי צָפוֹן֙ וּ⁠ב֣וֹאִי תֵימָ֔ן הָפִ֥יחִי גַנִּ֖⁠י יִזְּל֣וּ בְשָׂמָ֑י⁠ו יָבֹ֤א דוֹדִ⁠י֙ לְ⁠גַנּ֔⁠וֹ וְ⁠יֹאכַ֖ל פְּרִ֥י מְגָדָֽי⁠ו</w:t>
       </w:r>
     </w:p>
     <w:p>
@@ -34101,6 +37093,22 @@
       </w:r>
       <w:r>
         <w:rPr>
+          <w:lang w:val="ar_AE" w:bidi="ar_AE"/>
+        </w:rPr>
+        <w:t>יִזְּל֣וּ בְשָׂמָ֑י⁠ו</w:t>
+      </w:r>
+    </w:p>
+    <w:p>
+      <w:pPr>
+        <w:bidi/>
+      </w:pPr>
+      <w:r>
+        <w:rPr>
+          <w:lang w:val="ar_AE" w:bidi="ar_AE"/>
+        </w:rPr>
+      </w:r>
+      <w:r>
+        <w:rPr>
           <w:b/>
           <w:lang w:val="ar_AE" w:bidi="ar_AE"/>
         </w:rPr>
@@ -34525,6 +37533,22 @@
       </w:r>
       <w:r>
         <w:rPr>
+          <w:lang w:val="ar_AE" w:bidi="ar_AE"/>
+        </w:rPr>
+        <w:t>בָּ֣אתִי לְ⁠גַנִּ⁠י֮ אֲחֹתִ֣⁠י כַלָּה֒ אָרִ֤יתִי מוֹרִ⁠י֙ עִם־בְּשָׂמִ֔⁠י אָכַ֤לְתִּי יַעְרִ⁠י֙ עִם־דִּבְשִׁ֔⁠י שָׁתִ֥יתִי יֵינִ֖⁠י עִם־חֲלָבִ֑⁠י</w:t>
+      </w:r>
+    </w:p>
+    <w:p>
+      <w:pPr>
+        <w:bidi/>
+      </w:pPr>
+      <w:r>
+        <w:rPr>
+          <w:lang w:val="ar_AE" w:bidi="ar_AE"/>
+        </w:rPr>
+      </w:r>
+      <w:r>
+        <w:rPr>
           <w:b/>
           <w:lang w:val="ar_AE" w:bidi="ar_AE"/>
         </w:rPr>
@@ -34700,6 +37724,22 @@
       </w:r>
       <w:r>
         <w:rPr>
+          <w:lang w:val="ar_AE" w:bidi="ar_AE"/>
+        </w:rPr>
+        <w:t>בָּ֣אתִי לְ⁠גַנִּ⁠י֮ אֲחֹתִ֣⁠י כַלָּה֒ אָרִ֤יתִי מוֹרִ⁠י֙ עִם־בְּשָׂמִ֔⁠י אָכַ֤לְתִּי יַעְרִ⁠י֙ עִם־דִּבְשִׁ֔⁠י שָׁתִ֥יתִי יֵינִ֖⁠י עִם־חֲלָבִ֑⁠י</w:t>
+      </w:r>
+    </w:p>
+    <w:p>
+      <w:pPr>
+        <w:bidi/>
+      </w:pPr>
+      <w:r>
+        <w:rPr>
+          <w:lang w:val="ar_AE" w:bidi="ar_AE"/>
+        </w:rPr>
+      </w:r>
+      <w:r>
+        <w:rPr>
           <w:b/>
           <w:lang w:val="ar_AE" w:bidi="ar_AE"/>
         </w:rPr>
@@ -34792,6 +37832,22 @@
       </w:r>
       <w:r>
         <w:rPr>
+          <w:lang w:val="ar_AE" w:bidi="ar_AE"/>
+        </w:rPr>
+        <w:t>בָּ֣אתִי</w:t>
+      </w:r>
+    </w:p>
+    <w:p>
+      <w:pPr>
+        <w:bidi/>
+      </w:pPr>
+      <w:r>
+        <w:rPr>
+          <w:lang w:val="ar_AE" w:bidi="ar_AE"/>
+        </w:rPr>
+      </w:r>
+      <w:r>
+        <w:rPr>
           <w:b/>
           <w:lang w:val="ar_AE" w:bidi="ar_AE"/>
         </w:rPr>
@@ -34898,6 +37954,22 @@
         <w:rPr>
           <w:lang w:val="ar_AE" w:bidi="ar_AE"/>
         </w:rPr>
+      </w:r>
+    </w:p>
+    <w:p>
+      <w:pPr>
+        <w:bidi/>
+      </w:pPr>
+      <w:r>
+        <w:rPr>
+          <w:lang w:val="ar_AE" w:bidi="ar_AE"/>
+        </w:rPr>
+      </w:r>
+      <w:r>
+        <w:rPr>
+          <w:lang w:val="ar_AE" w:bidi="ar_AE"/>
+        </w:rPr>
+        <w:t>בָּ֣אתִי לְ⁠גַנִּ⁠י֮ אֲחֹתִ֣⁠י כַלָּה֒</w:t>
       </w:r>
     </w:p>
     <w:p>
@@ -35153,6 +38225,22 @@
       </w:r>
       <w:r>
         <w:rPr>
+          <w:lang w:val="ar_AE" w:bidi="ar_AE"/>
+        </w:rPr>
+        <w:t>אִכְל֣וּ רֵעִ֔ים שְׁת֥וּ וְ⁠שִׁכְר֖וּ דּוֹדִֽים</w:t>
+      </w:r>
+    </w:p>
+    <w:p>
+      <w:pPr>
+        <w:bidi/>
+      </w:pPr>
+      <w:r>
+        <w:rPr>
+          <w:lang w:val="ar_AE" w:bidi="ar_AE"/>
+        </w:rPr>
+      </w:r>
+      <w:r>
+        <w:rPr>
           <w:b/>
           <w:lang w:val="ar_AE" w:bidi="ar_AE"/>
         </w:rPr>
@@ -35364,6 +38452,22 @@
       </w:r>
       <w:r>
         <w:rPr>
+          <w:lang w:val="ar_AE" w:bidi="ar_AE"/>
+        </w:rPr>
+        <w:t>אֲנִ֥י יְשֵׁנָ֖ה וְ⁠לִבִּ֣⁠י עֵ֑ר</w:t>
+      </w:r>
+    </w:p>
+    <w:p>
+      <w:pPr>
+        <w:bidi/>
+      </w:pPr>
+      <w:r>
+        <w:rPr>
+          <w:lang w:val="ar_AE" w:bidi="ar_AE"/>
+        </w:rPr>
+      </w:r>
+      <w:r>
+        <w:rPr>
           <w:b/>
           <w:lang w:val="ar_AE" w:bidi="ar_AE"/>
         </w:rPr>
@@ -35509,6 +38613,22 @@
       </w:r>
       <w:r>
         <w:rPr>
+          <w:lang w:val="ar_AE" w:bidi="ar_AE"/>
+        </w:rPr>
+        <w:t>ק֣וֹל ׀ דּוֹדִ֣⁠י דוֹפֵ֗ק</w:t>
+      </w:r>
+    </w:p>
+    <w:p>
+      <w:pPr>
+        <w:bidi/>
+      </w:pPr>
+      <w:r>
+        <w:rPr>
+          <w:lang w:val="ar_AE" w:bidi="ar_AE"/>
+        </w:rPr>
+      </w:r>
+      <w:r>
+        <w:rPr>
           <w:b/>
           <w:lang w:val="ar_AE" w:bidi="ar_AE"/>
         </w:rPr>
@@ -35580,6 +38700,22 @@
         <w:rPr>
           <w:lang w:val="ar_AE" w:bidi="ar_AE"/>
         </w:rPr>
+      </w:r>
+    </w:p>
+    <w:p>
+      <w:pPr>
+        <w:bidi/>
+      </w:pPr>
+      <w:r>
+        <w:rPr>
+          <w:lang w:val="ar_AE" w:bidi="ar_AE"/>
+        </w:rPr>
+      </w:r>
+      <w:r>
+        <w:rPr>
+          <w:lang w:val="ar_AE" w:bidi="ar_AE"/>
+        </w:rPr>
+        <w:t>דּוֹדִ֣⁠י</w:t>
       </w:r>
     </w:p>
     <w:p>
@@ -36303,6 +39439,22 @@
       </w:r>
       <w:r>
         <w:rPr>
+          <w:lang w:val="ar_AE" w:bidi="ar_AE"/>
+        </w:rPr>
+        <w:t>פָּשַׁ֨טְתִּי֙ אֶת־כֻּתָּנְתִּ֔⁠י אֵיכָ֖כָה אֶלְבָּשֶׁ֑⁠נָּה רָחַ֥צְתִּי אֶת־רַגְלַ֖⁠י אֵיכָ֥כָה אֲטַנְּפֵֽ⁠ם</w:t>
+      </w:r>
+    </w:p>
+    <w:p>
+      <w:pPr>
+        <w:bidi/>
+      </w:pPr>
+      <w:r>
+        <w:rPr>
+          <w:lang w:val="ar_AE" w:bidi="ar_AE"/>
+        </w:rPr>
+      </w:r>
+      <w:r>
+        <w:rPr>
           <w:b/>
           <w:lang w:val="ar_AE" w:bidi="ar_AE"/>
         </w:rPr>
@@ -36396,6 +39548,22 @@
         <w:rPr>
           <w:lang w:val="ar_AE" w:bidi="ar_AE"/>
         </w:rPr>
+      </w:r>
+    </w:p>
+    <w:p>
+      <w:pPr>
+        <w:bidi/>
+      </w:pPr>
+      <w:r>
+        <w:rPr>
+          <w:lang w:val="ar_AE" w:bidi="ar_AE"/>
+        </w:rPr>
+      </w:r>
+      <w:r>
+        <w:rPr>
+          <w:lang w:val="ar_AE" w:bidi="ar_AE"/>
+        </w:rPr>
+        <w:t>אֵיכָ֖כָה אֶלְבָּשֶׁ֑⁠נָּה רָחַ֥צְתִּי אֶת־רַגְלַ֖⁠י אֵיכָ֥כָה אֲטַנְּפֵֽ⁠ם</w:t>
       </w:r>
     </w:p>
     <w:p>
@@ -36643,6 +39811,22 @@
       </w:r>
       <w:r>
         <w:rPr>
+          <w:lang w:val="ar_AE" w:bidi="ar_AE"/>
+        </w:rPr>
+        <w:t>וּ⁠מֵעַ֖⁠י הָמ֥וּ עָלָֽי⁠ו</w:t>
+      </w:r>
+    </w:p>
+    <w:p>
+      <w:pPr>
+        <w:bidi/>
+      </w:pPr>
+      <w:r>
+        <w:rPr>
+          <w:lang w:val="ar_AE" w:bidi="ar_AE"/>
+        </w:rPr>
+      </w:r>
+      <w:r>
+        <w:rPr>
           <w:b/>
           <w:lang w:val="ar_AE" w:bidi="ar_AE"/>
         </w:rPr>
@@ -36893,6 +40077,22 @@
       </w:r>
       <w:r>
         <w:rPr>
+          <w:lang w:val="ar_AE" w:bidi="ar_AE"/>
+        </w:rPr>
+        <w:t>וְ⁠יָדַ֣⁠י נָֽטְפוּ־מ֗וֹר וְ⁠אֶצְבְּעֹתַ⁠י֙ מ֣וֹר עֹבֵ֔ר</w:t>
+      </w:r>
+    </w:p>
+    <w:p>
+      <w:pPr>
+        <w:bidi/>
+      </w:pPr>
+      <w:r>
+        <w:rPr>
+          <w:lang w:val="ar_AE" w:bidi="ar_AE"/>
+        </w:rPr>
+      </w:r>
+      <w:r>
+        <w:rPr>
           <w:b/>
           <w:lang w:val="ar_AE" w:bidi="ar_AE"/>
         </w:rPr>
@@ -37018,6 +40218,22 @@
         <w:rPr>
           <w:lang w:val="ar_AE" w:bidi="ar_AE"/>
         </w:rPr>
+      </w:r>
+    </w:p>
+    <w:p>
+      <w:pPr>
+        <w:bidi/>
+      </w:pPr>
+      <w:r>
+        <w:rPr>
+          <w:lang w:val="ar_AE" w:bidi="ar_AE"/>
+        </w:rPr>
+      </w:r>
+      <w:r>
+        <w:rPr>
+          <w:lang w:val="ar_AE" w:bidi="ar_AE"/>
+        </w:rPr>
+        <w:t>מ֣וֹר עֹבֵ֔ר</w:t>
       </w:r>
     </w:p>
     <w:p>
@@ -37384,6 +40600,22 @@
       </w:r>
       <w:r>
         <w:rPr>
+          <w:lang w:val="ar_AE" w:bidi="ar_AE"/>
+        </w:rPr>
+        <w:t>עָבָ֑ר</w:t>
+      </w:r>
+    </w:p>
+    <w:p>
+      <w:pPr>
+        <w:bidi/>
+      </w:pPr>
+      <w:r>
+        <w:rPr>
+          <w:lang w:val="ar_AE" w:bidi="ar_AE"/>
+        </w:rPr>
+      </w:r>
+      <w:r>
+        <w:rPr>
           <w:b/>
           <w:lang w:val="ar_AE" w:bidi="ar_AE"/>
         </w:rPr>
@@ -37503,6 +40735,22 @@
       </w:r>
       <w:r>
         <w:rPr>
+          <w:lang w:val="ar_AE" w:bidi="ar_AE"/>
+        </w:rPr>
+        <w:t>נַפְשִׁ⁠י֙ יָֽצְאָ֣ה</w:t>
+      </w:r>
+    </w:p>
+    <w:p>
+      <w:pPr>
+        <w:bidi/>
+      </w:pPr>
+      <w:r>
+        <w:rPr>
+          <w:lang w:val="ar_AE" w:bidi="ar_AE"/>
+        </w:rPr>
+      </w:r>
+      <w:r>
+        <w:rPr>
           <w:b/>
           <w:lang w:val="ar_AE" w:bidi="ar_AE"/>
         </w:rPr>
@@ -37622,6 +40870,22 @@
       </w:r>
       <w:r>
         <w:rPr>
+          <w:lang w:val="ar_AE" w:bidi="ar_AE"/>
+        </w:rPr>
+        <w:t>נַפְשִׁ⁠י֙ יָֽצְאָ֣ה</w:t>
+      </w:r>
+    </w:p>
+    <w:p>
+      <w:pPr>
+        <w:bidi/>
+      </w:pPr>
+      <w:r>
+        <w:rPr>
+          <w:lang w:val="ar_AE" w:bidi="ar_AE"/>
+        </w:rPr>
+      </w:r>
+      <w:r>
+        <w:rPr>
           <w:b/>
           <w:lang w:val="ar_AE" w:bidi="ar_AE"/>
         </w:rPr>
@@ -37740,6 +41004,22 @@
       </w:r>
       <w:r>
         <w:rPr>
+          <w:lang w:val="ar_AE" w:bidi="ar_AE"/>
+        </w:rPr>
+        <w:t>בְ⁠דַבְּר֔⁠וֹ</w:t>
+      </w:r>
+    </w:p>
+    <w:p>
+      <w:pPr>
+        <w:bidi/>
+      </w:pPr>
+      <w:r>
+        <w:rPr>
+          <w:lang w:val="ar_AE" w:bidi="ar_AE"/>
+        </w:rPr>
+      </w:r>
+      <w:r>
+        <w:rPr>
           <w:b/>
           <w:lang w:val="ar_AE" w:bidi="ar_AE"/>
         </w:rPr>
@@ -37943,6 +41223,22 @@
         <w:rPr>
           <w:lang w:val="ar_AE" w:bidi="ar_AE"/>
         </w:rPr>
+      </w:r>
+    </w:p>
+    <w:p>
+      <w:pPr>
+        <w:bidi/>
+      </w:pPr>
+      <w:r>
+        <w:rPr>
+          <w:lang w:val="ar_AE" w:bidi="ar_AE"/>
+        </w:rPr>
+      </w:r>
+      <w:r>
+        <w:rPr>
+          <w:lang w:val="ar_AE" w:bidi="ar_AE"/>
+        </w:rPr>
+        <w:t>מְצָאֻ֧⁠נִי הַ⁠שֹּׁמְרִ֛ים הַ⁠סֹּבְבִ֥ים בָּ⁠עִ֖יר</w:t>
       </w:r>
     </w:p>
     <w:p>
@@ -38099,6 +41395,22 @@
       </w:r>
       <w:r>
         <w:rPr>
+          <w:lang w:val="ar_AE" w:bidi="ar_AE"/>
+        </w:rPr>
+        <w:t>הִכּ֣וּ⁠נִי פְצָע֑וּ⁠נִי נָשְׂא֤וּ אֶת־רְדִידִ⁠י֙ מֵֽ⁠עָלַ֔⁠י שֹׁמְרֵ֖י הַ⁠חֹמֽוֹת</w:t>
+      </w:r>
+    </w:p>
+    <w:p>
+      <w:pPr>
+        <w:bidi/>
+      </w:pPr>
+      <w:r>
+        <w:rPr>
+          <w:lang w:val="ar_AE" w:bidi="ar_AE"/>
+        </w:rPr>
+      </w:r>
+      <w:r>
+        <w:rPr>
           <w:b/>
           <w:lang w:val="ar_AE" w:bidi="ar_AE"/>
         </w:rPr>
@@ -38205,6 +41517,22 @@
       </w:r>
       <w:r>
         <w:rPr>
+          <w:lang w:val="ar_AE" w:bidi="ar_AE"/>
+        </w:rPr>
+        <w:t>הִכּ֣וּ⁠נִי פְצָע֑וּ⁠נִי</w:t>
+      </w:r>
+    </w:p>
+    <w:p>
+      <w:pPr>
+        <w:bidi/>
+      </w:pPr>
+      <w:r>
+        <w:rPr>
+          <w:lang w:val="ar_AE" w:bidi="ar_AE"/>
+        </w:rPr>
+      </w:r>
+      <w:r>
+        <w:rPr>
           <w:b/>
           <w:lang w:val="ar_AE" w:bidi="ar_AE"/>
         </w:rPr>
@@ -38323,6 +41651,22 @@
       </w:r>
       <w:r>
         <w:rPr>
+          <w:lang w:val="ar_AE" w:bidi="ar_AE"/>
+        </w:rPr>
+        <w:t>אֶת־רְדִידִ⁠י֙</w:t>
+      </w:r>
+    </w:p>
+    <w:p>
+      <w:pPr>
+        <w:bidi/>
+      </w:pPr>
+      <w:r>
+        <w:rPr>
+          <w:lang w:val="ar_AE" w:bidi="ar_AE"/>
+        </w:rPr>
+      </w:r>
+      <w:r>
+        <w:rPr>
           <w:b/>
           <w:lang w:val="ar_AE" w:bidi="ar_AE"/>
         </w:rPr>
@@ -38442,6 +41786,22 @@
         <w:rPr>
           <w:lang w:val="ar_AE" w:bidi="ar_AE"/>
         </w:rPr>
+      </w:r>
+    </w:p>
+    <w:p>
+      <w:pPr>
+        <w:bidi/>
+      </w:pPr>
+      <w:r>
+        <w:rPr>
+          <w:lang w:val="ar_AE" w:bidi="ar_AE"/>
+        </w:rPr>
+      </w:r>
+      <w:r>
+        <w:rPr>
+          <w:lang w:val="ar_AE" w:bidi="ar_AE"/>
+        </w:rPr>
+        <w:t>שֹׁמְרֵ֖י הַ⁠חֹמֽוֹת</w:t>
       </w:r>
     </w:p>
     <w:p>
@@ -38887,6 +42247,22 @@
       </w:r>
       <w:r>
         <w:rPr>
+          <w:lang w:val="ar_AE" w:bidi="ar_AE"/>
+        </w:rPr>
+        <w:t>שֶׁ⁠חוֹלַ֥ת אַהֲבָ֖ה אָֽנִי</w:t>
+      </w:r>
+    </w:p>
+    <w:p>
+      <w:pPr>
+        <w:bidi/>
+      </w:pPr>
+      <w:r>
+        <w:rPr>
+          <w:lang w:val="ar_AE" w:bidi="ar_AE"/>
+        </w:rPr>
+      </w:r>
+      <w:r>
+        <w:rPr>
           <w:b/>
           <w:lang w:val="ar_AE" w:bidi="ar_AE"/>
         </w:rPr>
@@ -38979,6 +42355,22 @@
       </w:r>
       <w:r>
         <w:rPr>
+          <w:lang w:val="ar_AE" w:bidi="ar_AE"/>
+        </w:rPr>
+        <w:t>מַה־דּוֹדֵ֣⁠ךְ מִ⁠דּ֔וֹד הַ⁠יָּפָ֖ה בַּ⁠נָּשִׁ֑ים מַה־דּוֹדֵ֣⁠ךְ מִ⁠דּ֔וֹד שֶׁ⁠כָּ֖כָה הִשְׁבַּעְתָּֽ⁠נוּ</w:t>
+      </w:r>
+    </w:p>
+    <w:p>
+      <w:pPr>
+        <w:bidi/>
+      </w:pPr>
+      <w:r>
+        <w:rPr>
+          <w:lang w:val="ar_AE" w:bidi="ar_AE"/>
+        </w:rPr>
+      </w:r>
+      <w:r>
+        <w:rPr>
           <w:b/>
           <w:lang w:val="ar_AE" w:bidi="ar_AE"/>
         </w:rPr>
@@ -39110,6 +42502,22 @@
       </w:r>
       <w:r>
         <w:rPr>
+          <w:lang w:val="ar_AE" w:bidi="ar_AE"/>
+        </w:rPr>
+        <w:t>מַה־דּוֹדֵ֣⁠ךְ מִ⁠דּ֔וֹד</w:t>
+      </w:r>
+    </w:p>
+    <w:p>
+      <w:pPr>
+        <w:bidi/>
+      </w:pPr>
+      <w:r>
+        <w:rPr>
+          <w:lang w:val="ar_AE" w:bidi="ar_AE"/>
+        </w:rPr>
+      </w:r>
+      <w:r>
+        <w:rPr>
           <w:b/>
           <w:lang w:val="ar_AE" w:bidi="ar_AE"/>
         </w:rPr>
@@ -39167,6 +42575,22 @@
         <w:rPr>
           <w:lang w:val="ar_AE" w:bidi="ar_AE"/>
         </w:rPr>
+      </w:r>
+    </w:p>
+    <w:p>
+      <w:pPr>
+        <w:bidi/>
+      </w:pPr>
+      <w:r>
+        <w:rPr>
+          <w:lang w:val="ar_AE" w:bidi="ar_AE"/>
+        </w:rPr>
+      </w:r>
+      <w:r>
+        <w:rPr>
+          <w:lang w:val="ar_AE" w:bidi="ar_AE"/>
+        </w:rPr>
+        <w:t>מַה־דּוֹדֵ֣⁠ךְ מִ⁠דּ֔וֹד הַ⁠יָּפָ֖ה בַּ⁠נָּשִׁ֑ים</w:t>
       </w:r>
     </w:p>
     <w:p>
@@ -39393,6 +42817,22 @@
       </w:r>
       <w:r>
         <w:rPr>
+          <w:lang w:val="ar_AE" w:bidi="ar_AE"/>
+        </w:rPr>
+        <w:t>שֶׁ⁠כָּ֖כָה הִשְׁבַּעְתָּֽ⁠נוּ</w:t>
+      </w:r>
+    </w:p>
+    <w:p>
+      <w:pPr>
+        <w:bidi/>
+      </w:pPr>
+      <w:r>
+        <w:rPr>
+          <w:lang w:val="ar_AE" w:bidi="ar_AE"/>
+        </w:rPr>
+      </w:r>
+      <w:r>
+        <w:rPr>
           <w:b/>
           <w:lang w:val="ar_AE" w:bidi="ar_AE"/>
         </w:rPr>
@@ -39477,6 +42917,22 @@
       </w:r>
       <w:r>
         <w:rPr>
+          <w:lang w:val="ar_AE" w:bidi="ar_AE"/>
+        </w:rPr>
+        <w:t>הִשְׁבַּעְתָּֽ⁠נוּ</w:t>
+      </w:r>
+    </w:p>
+    <w:p>
+      <w:pPr>
+        <w:bidi/>
+      </w:pPr>
+      <w:r>
+        <w:rPr>
+          <w:lang w:val="ar_AE" w:bidi="ar_AE"/>
+        </w:rPr>
+      </w:r>
+      <w:r>
+        <w:rPr>
           <w:b/>
           <w:lang w:val="ar_AE" w:bidi="ar_AE"/>
         </w:rPr>
@@ -39714,6 +43170,22 @@
       </w:r>
       <w:r>
         <w:rPr>
+          <w:lang w:val="ar_AE" w:bidi="ar_AE"/>
+        </w:rPr>
+        <w:t>דָּג֖וּל מֵ⁠רְבָבָֽה</w:t>
+      </w:r>
+    </w:p>
+    <w:p>
+      <w:pPr>
+        <w:bidi/>
+      </w:pPr>
+      <w:r>
+        <w:rPr>
+          <w:lang w:val="ar_AE" w:bidi="ar_AE"/>
+        </w:rPr>
+      </w:r>
+      <w:r>
+        <w:rPr>
           <w:b/>
           <w:lang w:val="ar_AE" w:bidi="ar_AE"/>
         </w:rPr>
@@ -40017,6 +43489,22 @@
         <w:rPr>
           <w:lang w:val="ar_AE" w:bidi="ar_AE"/>
         </w:rPr>
+      </w:r>
+    </w:p>
+    <w:p>
+      <w:pPr>
+        <w:bidi/>
+      </w:pPr>
+      <w:r>
+        <w:rPr>
+          <w:lang w:val="ar_AE" w:bidi="ar_AE"/>
+        </w:rPr>
+      </w:r>
+      <w:r>
+        <w:rPr>
+          <w:lang w:val="ar_AE" w:bidi="ar_AE"/>
+        </w:rPr>
+        <w:t>שְׁחֹר֖וֹת כָּ⁠עוֹרֵֽב</w:t>
       </w:r>
     </w:p>
     <w:p>
@@ -40522,6 +44010,22 @@
       </w:r>
       <w:r>
         <w:rPr>
+          <w:lang w:val="ar_AE" w:bidi="ar_AE"/>
+        </w:rPr>
+        <w:t>עֵינָ֕י⁠ו כְּ⁠יוֹנִ֖ים עַל־אֲפִ֣יקֵי מָ֑יִם רֹֽחֲצוֹת֙ בֶּֽ⁠חָלָ֔ב יֹשְׁב֖וֹת עַל־מִלֵּֽאת</w:t>
+      </w:r>
+    </w:p>
+    <w:p>
+      <w:pPr>
+        <w:bidi/>
+      </w:pPr>
+      <w:r>
+        <w:rPr>
+          <w:lang w:val="ar_AE" w:bidi="ar_AE"/>
+        </w:rPr>
+      </w:r>
+      <w:r>
+        <w:rPr>
           <w:b/>
           <w:lang w:val="ar_AE" w:bidi="ar_AE"/>
         </w:rPr>
@@ -40811,6 +44315,22 @@
       </w:r>
       <w:r>
         <w:rPr>
+          <w:lang w:val="ar_AE" w:bidi="ar_AE"/>
+        </w:rPr>
+        <w:t>כַּ⁠עֲרוּגַ֣ת הַ⁠בֹּ֔שֶׂם</w:t>
+      </w:r>
+    </w:p>
+    <w:p>
+      <w:pPr>
+        <w:bidi/>
+      </w:pPr>
+      <w:r>
+        <w:rPr>
+          <w:lang w:val="ar_AE" w:bidi="ar_AE"/>
+        </w:rPr>
+      </w:r>
+      <w:r>
+        <w:rPr>
           <w:b/>
           <w:lang w:val="ar_AE" w:bidi="ar_AE"/>
         </w:rPr>
@@ -40930,6 +44450,22 @@
       </w:r>
       <w:r>
         <w:rPr>
+          <w:lang w:val="ar_AE" w:bidi="ar_AE"/>
+        </w:rPr>
+        <w:t>מִגְדְּל֖וֹת</w:t>
+      </w:r>
+    </w:p>
+    <w:p>
+      <w:pPr>
+        <w:bidi/>
+      </w:pPr>
+      <w:r>
+        <w:rPr>
+          <w:lang w:val="ar_AE" w:bidi="ar_AE"/>
+        </w:rPr>
+      </w:r>
+      <w:r>
+        <w:rPr>
           <w:b/>
           <w:lang w:val="ar_AE" w:bidi="ar_AE"/>
         </w:rPr>
@@ -41014,6 +44550,22 @@
         <w:rPr>
           <w:lang w:val="ar_AE" w:bidi="ar_AE"/>
         </w:rPr>
+      </w:r>
+    </w:p>
+    <w:p>
+      <w:pPr>
+        <w:bidi/>
+      </w:pPr>
+      <w:r>
+        <w:rPr>
+          <w:lang w:val="ar_AE" w:bidi="ar_AE"/>
+        </w:rPr>
+      </w:r>
+      <w:r>
+        <w:rPr>
+          <w:lang w:val="ar_AE" w:bidi="ar_AE"/>
+        </w:rPr>
+        <w:t>מִגְדְּל֖וֹת מֶרְקָחִ֑ים</w:t>
       </w:r>
     </w:p>
     <w:p>
@@ -41571,6 +45123,22 @@
       </w:r>
       <w:r>
         <w:rPr>
+          <w:lang w:val="ar_AE" w:bidi="ar_AE"/>
+        </w:rPr>
+        <w:t>יָדָי⁠ו֙ גְּלִילֵ֣י זָהָ֔ב מְמֻלָּאִ֖ים בַּ⁠תַּרְשִׁ֑ישׁ</w:t>
+      </w:r>
+    </w:p>
+    <w:p>
+      <w:pPr>
+        <w:bidi/>
+      </w:pPr>
+      <w:r>
+        <w:rPr>
+          <w:lang w:val="ar_AE" w:bidi="ar_AE"/>
+        </w:rPr>
+      </w:r>
+      <w:r>
+        <w:rPr>
           <w:b/>
           <w:lang w:val="ar_AE" w:bidi="ar_AE"/>
         </w:rPr>
@@ -41742,6 +45310,22 @@
       </w:r>
       <w:r>
         <w:rPr>
+          <w:lang w:val="ar_AE" w:bidi="ar_AE"/>
+        </w:rPr>
+        <w:t>יָדָי⁠ו֙</w:t>
+      </w:r>
+    </w:p>
+    <w:p>
+      <w:pPr>
+        <w:bidi/>
+      </w:pPr>
+      <w:r>
+        <w:rPr>
+          <w:lang w:val="ar_AE" w:bidi="ar_AE"/>
+        </w:rPr>
+      </w:r>
+      <w:r>
+        <w:rPr>
           <w:b/>
           <w:lang w:val="ar_AE" w:bidi="ar_AE"/>
         </w:rPr>
@@ -41838,6 +45422,22 @@
       </w:r>
       <w:r>
         <w:rPr>
+          <w:lang w:val="ar_AE" w:bidi="ar_AE"/>
+        </w:rPr>
+        <w:t>בַּ⁠תַּרְשִׁ֑ישׁ</w:t>
+      </w:r>
+    </w:p>
+    <w:p>
+      <w:pPr>
+        <w:bidi/>
+      </w:pPr>
+      <w:r>
+        <w:rPr>
+          <w:lang w:val="ar_AE" w:bidi="ar_AE"/>
+        </w:rPr>
+      </w:r>
+      <w:r>
+        <w:rPr>
           <w:b/>
           <w:lang w:val="ar_AE" w:bidi="ar_AE"/>
         </w:rPr>
@@ -42135,6 +45735,22 @@
       </w:r>
       <w:r>
         <w:rPr>
+          <w:lang w:val="ar_AE" w:bidi="ar_AE"/>
+        </w:rPr>
+        <w:t>מֵעָי⁠ו֙</w:t>
+      </w:r>
+    </w:p>
+    <w:p>
+      <w:pPr>
+        <w:bidi/>
+      </w:pPr>
+      <w:r>
+        <w:rPr>
+          <w:lang w:val="ar_AE" w:bidi="ar_AE"/>
+        </w:rPr>
+      </w:r>
+      <w:r>
+        <w:rPr>
           <w:b/>
           <w:lang w:val="ar_AE" w:bidi="ar_AE"/>
         </w:rPr>
@@ -42219,6 +45835,22 @@
       </w:r>
       <w:r>
         <w:rPr>
+          <w:lang w:val="ar_AE" w:bidi="ar_AE"/>
+        </w:rPr>
+        <w:t>שֵׁ֔ן</w:t>
+      </w:r>
+    </w:p>
+    <w:p>
+      <w:pPr>
+        <w:bidi/>
+      </w:pPr>
+      <w:r>
+        <w:rPr>
+          <w:lang w:val="ar_AE" w:bidi="ar_AE"/>
+        </w:rPr>
+      </w:r>
+      <w:r>
+        <w:rPr>
           <w:b/>
           <w:lang w:val="ar_AE" w:bidi="ar_AE"/>
         </w:rPr>
@@ -42364,6 +45996,22 @@
       </w:r>
       <w:r>
         <w:rPr>
+          <w:lang w:val="ar_AE" w:bidi="ar_AE"/>
+        </w:rPr>
+        <w:t>סַפִּירִֽים</w:t>
+      </w:r>
+    </w:p>
+    <w:p>
+      <w:pPr>
+        <w:bidi/>
+      </w:pPr>
+      <w:r>
+        <w:rPr>
+          <w:lang w:val="ar_AE" w:bidi="ar_AE"/>
+        </w:rPr>
+      </w:r>
+      <w:r>
+        <w:rPr>
           <w:b/>
           <w:lang w:val="ar_AE" w:bidi="ar_AE"/>
         </w:rPr>
@@ -42622,6 +46270,22 @@
       </w:r>
       <w:r>
         <w:rPr>
+          <w:lang w:val="ar_AE" w:bidi="ar_AE"/>
+        </w:rPr>
+        <w:t>שׁוֹקָי⁠ו֙</w:t>
+      </w:r>
+    </w:p>
+    <w:p>
+      <w:pPr>
+        <w:bidi/>
+      </w:pPr>
+      <w:r>
+        <w:rPr>
+          <w:lang w:val="ar_AE" w:bidi="ar_AE"/>
+        </w:rPr>
+      </w:r>
+      <w:r>
+        <w:rPr>
           <w:b/>
           <w:lang w:val="ar_AE" w:bidi="ar_AE"/>
         </w:rPr>
@@ -43004,6 +46668,22 @@
       </w:r>
       <w:r>
         <w:rPr>
+          <w:lang w:val="ar_AE" w:bidi="ar_AE"/>
+        </w:rPr>
+        <w:t>חִכּ⁠וֹ֙ מַֽמְתַקִּ֔ים</w:t>
+      </w:r>
+    </w:p>
+    <w:p>
+      <w:pPr>
+        <w:bidi/>
+      </w:pPr>
+      <w:r>
+        <w:rPr>
+          <w:lang w:val="ar_AE" w:bidi="ar_AE"/>
+        </w:rPr>
+      </w:r>
+      <w:r>
+        <w:rPr>
           <w:b/>
           <w:lang w:val="ar_AE" w:bidi="ar_AE"/>
         </w:rPr>
@@ -43110,6 +46790,22 @@
         <w:rPr>
           <w:lang w:val="ar_AE" w:bidi="ar_AE"/>
         </w:rPr>
+      </w:r>
+    </w:p>
+    <w:p>
+      <w:pPr>
+        <w:bidi/>
+      </w:pPr>
+      <w:r>
+        <w:rPr>
+          <w:lang w:val="ar_AE" w:bidi="ar_AE"/>
+        </w:rPr>
+      </w:r>
+      <w:r>
+        <w:rPr>
+          <w:lang w:val="ar_AE" w:bidi="ar_AE"/>
+        </w:rPr>
+        <w:t>וְ⁠כֻלּ֖⁠וֹ מַחֲמַדִּ֑ים</w:t>
       </w:r>
     </w:p>
     <w:p>
@@ -43536,6 +47232,22 @@
       </w:r>
       <w:r>
         <w:rPr>
+          <w:lang w:val="ar_AE" w:bidi="ar_AE"/>
+        </w:rPr>
+        <w:t>אָ֚נָה הָלַ֣ךְ דּוֹדֵ֔⁠ךְ הַ⁠יָּפָ֖ה בַּ⁠נָּשִׁ֑ים אָ֚נָה פָּנָ֣ה דוֹדֵ֔⁠ךְ וּ⁠נְבַקְשֶׁ֖⁠נּוּ עִמָּֽ⁠ךְ</w:t>
+      </w:r>
+    </w:p>
+    <w:p>
+      <w:pPr>
+        <w:bidi/>
+      </w:pPr>
+      <w:r>
+        <w:rPr>
+          <w:lang w:val="ar_AE" w:bidi="ar_AE"/>
+        </w:rPr>
+      </w:r>
+      <w:r>
+        <w:rPr>
           <w:b/>
           <w:lang w:val="ar_AE" w:bidi="ar_AE"/>
         </w:rPr>
@@ -43669,6 +47381,22 @@
         <w:rPr>
           <w:lang w:val="ar_AE" w:bidi="ar_AE"/>
         </w:rPr>
+      </w:r>
+    </w:p>
+    <w:p>
+      <w:pPr>
+        <w:bidi/>
+      </w:pPr>
+      <w:r>
+        <w:rPr>
+          <w:lang w:val="ar_AE" w:bidi="ar_AE"/>
+        </w:rPr>
+      </w:r>
+      <w:r>
+        <w:rPr>
+          <w:lang w:val="ar_AE" w:bidi="ar_AE"/>
+        </w:rPr>
+        <w:t>אָ֚נָה הָלַ֣ךְ דּוֹדֵ֔⁠ךְ &amp; אָ֚נָה פָּנָ֣ה דוֹדֵ֔⁠ךְ</w:t>
       </w:r>
     </w:p>
     <w:p>
@@ -43880,6 +47608,22 @@
       </w:r>
       <w:r>
         <w:rPr>
+          <w:lang w:val="ar_AE" w:bidi="ar_AE"/>
+        </w:rPr>
+        <w:t>אָ֚נָה פָּנָ֣ה דוֹדֵ֔⁠ךְ</w:t>
+      </w:r>
+    </w:p>
+    <w:p>
+      <w:pPr>
+        <w:bidi/>
+      </w:pPr>
+      <w:r>
+        <w:rPr>
+          <w:lang w:val="ar_AE" w:bidi="ar_AE"/>
+        </w:rPr>
+      </w:r>
+      <w:r>
+        <w:rPr>
           <w:b/>
           <w:lang w:val="ar_AE" w:bidi="ar_AE"/>
         </w:rPr>
@@ -43964,6 +47708,22 @@
       </w:r>
       <w:r>
         <w:rPr>
+          <w:lang w:val="ar_AE" w:bidi="ar_AE"/>
+        </w:rPr>
+        <w:t>וּ⁠נְבַקְשֶׁ֖⁠נּוּ עִמָּֽ⁠ךְ</w:t>
+      </w:r>
+    </w:p>
+    <w:p>
+      <w:pPr>
+        <w:bidi/>
+      </w:pPr>
+      <w:r>
+        <w:rPr>
+          <w:lang w:val="ar_AE" w:bidi="ar_AE"/>
+        </w:rPr>
+      </w:r>
+      <w:r>
+        <w:rPr>
           <w:b/>
           <w:lang w:val="ar_AE" w:bidi="ar_AE"/>
         </w:rPr>
@@ -44057,6 +47817,22 @@
         <w:rPr>
           <w:lang w:val="ar_AE" w:bidi="ar_AE"/>
         </w:rPr>
+      </w:r>
+    </w:p>
+    <w:p>
+      <w:pPr>
+        <w:bidi/>
+      </w:pPr>
+      <w:r>
+        <w:rPr>
+          <w:lang w:val="ar_AE" w:bidi="ar_AE"/>
+        </w:rPr>
+      </w:r>
+      <w:r>
+        <w:rPr>
+          <w:lang w:val="ar_AE" w:bidi="ar_AE"/>
+        </w:rPr>
+        <w:t>דּוֹדִ⁠י֙ יָרַ֣ד לְ⁠גַנּ֔⁠וֹ לַ⁠עֲרוּג֖וֹת הַ⁠בֹּ֑שֶׂם לִ⁠רְעוֹת֙ בַּ⁠גַּנִּ֔ים וְ⁠לִ⁠לְקֹ֖ט שֽׁוֹשַׁנִּֽים</w:t>
       </w:r>
     </w:p>
     <w:p>
@@ -44289,6 +48065,22 @@
       </w:r>
       <w:r>
         <w:rPr>
+          <w:lang w:val="ar_AE" w:bidi="ar_AE"/>
+        </w:rPr>
+        <w:t>דּוֹדִ⁠י֙ יָרַ֣ד לְ⁠גַנּ֔⁠וֹ לַ⁠עֲרוּג֖וֹת הַ⁠בֹּ֑שֶׂם</w:t>
+      </w:r>
+    </w:p>
+    <w:p>
+      <w:pPr>
+        <w:bidi/>
+      </w:pPr>
+      <w:r>
+        <w:rPr>
+          <w:lang w:val="ar_AE" w:bidi="ar_AE"/>
+        </w:rPr>
+      </w:r>
+      <w:r>
+        <w:rPr>
           <w:b/>
           <w:lang w:val="ar_AE" w:bidi="ar_AE"/>
         </w:rPr>
@@ -44394,6 +48186,22 @@
         <w:rPr>
           <w:lang w:val="ar_AE" w:bidi="ar_AE"/>
         </w:rPr>
+      </w:r>
+    </w:p>
+    <w:p>
+      <w:pPr>
+        <w:bidi/>
+      </w:pPr>
+      <w:r>
+        <w:rPr>
+          <w:lang w:val="ar_AE" w:bidi="ar_AE"/>
+        </w:rPr>
+      </w:r>
+      <w:r>
+        <w:rPr>
+          <w:lang w:val="ar_AE" w:bidi="ar_AE"/>
+        </w:rPr>
+        <w:t>יָרַ֣ד</w:t>
       </w:r>
     </w:p>
     <w:p>
@@ -44778,6 +48586,22 @@
       </w:r>
       <w:r>
         <w:rPr>
+          <w:lang w:val="ar_AE" w:bidi="ar_AE"/>
+        </w:rPr>
+        <w:t>אֲנִ֤י לְ⁠דוֹדִ⁠י֙ וְ⁠דוֹדִ֣⁠י לִ֔⁠י</w:t>
+      </w:r>
+    </w:p>
+    <w:p>
+      <w:pPr>
+        <w:bidi/>
+      </w:pPr>
+      <w:r>
+        <w:rPr>
+          <w:lang w:val="ar_AE" w:bidi="ar_AE"/>
+        </w:rPr>
+      </w:r>
+      <w:r>
+        <w:rPr>
           <w:b/>
           <w:lang w:val="ar_AE" w:bidi="ar_AE"/>
         </w:rPr>
@@ -44892,6 +48716,22 @@
       </w:r>
       <w:r>
         <w:rPr>
+          <w:lang w:val="ar_AE" w:bidi="ar_AE"/>
+        </w:rPr>
+        <w:t>הָ⁠רֹעֶ֖ה בַּ⁠שׁוֹשַׁנִּֽים</w:t>
+      </w:r>
+    </w:p>
+    <w:p>
+      <w:pPr>
+        <w:bidi/>
+      </w:pPr>
+      <w:r>
+        <w:rPr>
+          <w:lang w:val="ar_AE" w:bidi="ar_AE"/>
+        </w:rPr>
+      </w:r>
+      <w:r>
+        <w:rPr>
           <w:b/>
           <w:lang w:val="ar_AE" w:bidi="ar_AE"/>
         </w:rPr>
@@ -45028,6 +48868,22 @@
       </w:r>
       <w:r>
         <w:rPr>
+          <w:lang w:val="ar_AE" w:bidi="ar_AE"/>
+        </w:rPr>
+        <w:t>יָפָ֨ה אַ֤תְּ רַעְיָתִ⁠י֙ כְּ⁠תִרְצָ֔ה נָאוָ֖ה כִּ⁠ירוּשָׁלִָ֑ם</w:t>
+      </w:r>
+    </w:p>
+    <w:p>
+      <w:pPr>
+        <w:bidi/>
+      </w:pPr>
+      <w:r>
+        <w:rPr>
+          <w:lang w:val="ar_AE" w:bidi="ar_AE"/>
+        </w:rPr>
+      </w:r>
+      <w:r>
+        <w:rPr>
           <w:b/>
           <w:lang w:val="ar_AE" w:bidi="ar_AE"/>
         </w:rPr>
@@ -45274,6 +49130,22 @@
       </w:r>
       <w:r>
         <w:rPr>
+          <w:lang w:val="ar_AE" w:bidi="ar_AE"/>
+        </w:rPr>
+        <w:t>יָפָ֨ה אַ֤תְּ רַעְיָתִ⁠י֙ כְּ⁠תִרְצָ֔ה</w:t>
+      </w:r>
+    </w:p>
+    <w:p>
+      <w:pPr>
+        <w:bidi/>
+      </w:pPr>
+      <w:r>
+        <w:rPr>
+          <w:lang w:val="ar_AE" w:bidi="ar_AE"/>
+        </w:rPr>
+      </w:r>
+      <w:r>
+        <w:rPr>
           <w:b/>
           <w:lang w:val="ar_AE" w:bidi="ar_AE"/>
         </w:rPr>
@@ -45380,6 +49252,22 @@
       </w:r>
       <w:r>
         <w:rPr>
+          <w:lang w:val="ar_AE" w:bidi="ar_AE"/>
+        </w:rPr>
+        <w:t>נָאוָ֖ה כִּ⁠ירוּשָׁלִָ֑ם אֲיֻמָּ֖ה כַּ⁠נִּדְגָּלֽוֹת</w:t>
+      </w:r>
+    </w:p>
+    <w:p>
+      <w:pPr>
+        <w:bidi/>
+      </w:pPr>
+      <w:r>
+        <w:rPr>
+          <w:lang w:val="ar_AE" w:bidi="ar_AE"/>
+        </w:rPr>
+      </w:r>
+      <w:r>
+        <w:rPr>
           <w:b/>
           <w:lang w:val="ar_AE" w:bidi="ar_AE"/>
         </w:rPr>
@@ -45473,6 +49361,22 @@
         <w:rPr>
           <w:lang w:val="ar_AE" w:bidi="ar_AE"/>
         </w:rPr>
+      </w:r>
+    </w:p>
+    <w:p>
+      <w:pPr>
+        <w:bidi/>
+      </w:pPr>
+      <w:r>
+        <w:rPr>
+          <w:lang w:val="ar_AE" w:bidi="ar_AE"/>
+        </w:rPr>
+      </w:r>
+      <w:r>
+        <w:rPr>
+          <w:lang w:val="ar_AE" w:bidi="ar_AE"/>
+        </w:rPr>
+        <w:t>אֲיֻמָּ֖ה כַּ⁠נִּדְגָּלֽוֹת</w:t>
       </w:r>
     </w:p>
     <w:p>
@@ -45754,6 +49658,22 @@
       </w:r>
       <w:r>
         <w:rPr>
+          <w:lang w:val="ar_AE" w:bidi="ar_AE"/>
+        </w:rPr>
+        <w:t>שַׂעְרֵ⁠ךְ֙ כְּ⁠עֵ֣דֶר הָֽ⁠עִזִּ֔ים שֶׁ⁠גָּלְשׁ֖וּ מִן־הַ⁠גִּלְעָֽד</w:t>
+      </w:r>
+    </w:p>
+    <w:p>
+      <w:pPr>
+        <w:bidi/>
+      </w:pPr>
+      <w:r>
+        <w:rPr>
+          <w:lang w:val="ar_AE" w:bidi="ar_AE"/>
+        </w:rPr>
+      </w:r>
+      <w:r>
+        <w:rPr>
           <w:b/>
           <w:lang w:val="ar_AE" w:bidi="ar_AE"/>
         </w:rPr>
@@ -46039,6 +49959,22 @@
       </w:r>
       <w:r>
         <w:rPr>
+          <w:lang w:val="ar_AE" w:bidi="ar_AE"/>
+        </w:rPr>
+        <w:t>הָֽ⁠רְחֵלִ֔ים</w:t>
+      </w:r>
+    </w:p>
+    <w:p>
+      <w:pPr>
+        <w:bidi/>
+      </w:pPr>
+      <w:r>
+        <w:rPr>
+          <w:lang w:val="ar_AE" w:bidi="ar_AE"/>
+        </w:rPr>
+      </w:r>
+      <w:r>
+        <w:rPr>
           <w:b/>
           <w:lang w:val="ar_AE" w:bidi="ar_AE"/>
         </w:rPr>
@@ -46295,6 +50231,22 @@
       </w:r>
       <w:r>
         <w:rPr>
+          <w:lang w:val="ar_AE" w:bidi="ar_AE"/>
+        </w:rPr>
+        <w:t>שִׁשִּׁ֥ים הֵ֨מָּה֙ מְּלָכ֔וֹת</w:t>
+      </w:r>
+    </w:p>
+    <w:p>
+      <w:pPr>
+        <w:bidi/>
+      </w:pPr>
+      <w:r>
+        <w:rPr>
+          <w:lang w:val="ar_AE" w:bidi="ar_AE"/>
+        </w:rPr>
+      </w:r>
+      <w:r>
+        <w:rPr>
           <w:b/>
           <w:lang w:val="ar_AE" w:bidi="ar_AE"/>
         </w:rPr>
@@ -46715,6 +50667,22 @@
       </w:r>
       <w:r>
         <w:rPr>
+          <w:lang w:val="ar_AE" w:bidi="ar_AE"/>
+        </w:rPr>
+        <w:t>וַ⁠עֲלָמ֖וֹת אֵ֥ין מִסְפָּֽר</w:t>
+      </w:r>
+    </w:p>
+    <w:p>
+      <w:pPr>
+        <w:bidi/>
+      </w:pPr>
+      <w:r>
+        <w:rPr>
+          <w:lang w:val="ar_AE" w:bidi="ar_AE"/>
+        </w:rPr>
+      </w:r>
+      <w:r>
+        <w:rPr>
           <w:b/>
           <w:lang w:val="ar_AE" w:bidi="ar_AE"/>
         </w:rPr>
@@ -46834,6 +50802,22 @@
       </w:r>
       <w:r>
         <w:rPr>
+          <w:lang w:val="ar_AE" w:bidi="ar_AE"/>
+        </w:rPr>
+        <w:t>שִׁשִּׁ֥ים הֵ֨מָּה֙ מְּלָכ֔וֹת וּ⁠שְׁמֹנִ֖ים פִּֽילַגְשִׁ֑ים וַ⁠עֲלָמ֖וֹת אֵ֥ין מִסְפָּֽר׃ אַחַ֥ת הִיא֙ יוֹנָתִ֣⁠י תַמָּתִ֔⁠י אַחַ֥ת הִיא֙ לְ⁠אִמָּ֔⁠הּ בָּרָ֥ה הִ֖יא לְ⁠יֽוֹלַדְתָּ֑⁠הּ</w:t>
+      </w:r>
+    </w:p>
+    <w:p>
+      <w:pPr>
+        <w:bidi/>
+      </w:pPr>
+      <w:r>
+        <w:rPr>
+          <w:lang w:val="ar_AE" w:bidi="ar_AE"/>
+        </w:rPr>
+      </w:r>
+      <w:r>
+        <w:rPr>
           <w:b/>
           <w:lang w:val="ar_AE" w:bidi="ar_AE"/>
         </w:rPr>
@@ -46927,6 +50911,22 @@
         <w:rPr>
           <w:lang w:val="ar_AE" w:bidi="ar_AE"/>
         </w:rPr>
+      </w:r>
+    </w:p>
+    <w:p>
+      <w:pPr>
+        <w:bidi/>
+      </w:pPr>
+      <w:r>
+        <w:rPr>
+          <w:lang w:val="ar_AE" w:bidi="ar_AE"/>
+        </w:rPr>
+      </w:r>
+      <w:r>
+        <w:rPr>
+          <w:lang w:val="ar_AE" w:bidi="ar_AE"/>
+        </w:rPr>
+        <w:t>אַחַ֥ת הִיא֙</w:t>
       </w:r>
     </w:p>
     <w:p>
@@ -47222,6 +51222,22 @@
       </w:r>
       <w:r>
         <w:rPr>
+          <w:lang w:val="ar_AE" w:bidi="ar_AE"/>
+        </w:rPr>
+        <w:t>אַחַ֥ת הִיא֙ לְ⁠אִמָּ֔⁠הּ</w:t>
+      </w:r>
+    </w:p>
+    <w:p>
+      <w:pPr>
+        <w:bidi/>
+      </w:pPr>
+      <w:r>
+        <w:rPr>
+          <w:lang w:val="ar_AE" w:bidi="ar_AE"/>
+        </w:rPr>
+      </w:r>
+      <w:r>
+        <w:rPr>
           <w:b/>
           <w:lang w:val="ar_AE" w:bidi="ar_AE"/>
         </w:rPr>
@@ -47374,6 +51390,22 @@
       </w:r>
       <w:r>
         <w:rPr>
+          <w:lang w:val="ar_AE" w:bidi="ar_AE"/>
+        </w:rPr>
+        <w:t>בָּרָ֥ה הִ֖יא לְ⁠יֽוֹלַדְתָּ֑⁠הּ</w:t>
+      </w:r>
+    </w:p>
+    <w:p>
+      <w:pPr>
+        <w:bidi/>
+      </w:pPr>
+      <w:r>
+        <w:rPr>
+          <w:lang w:val="ar_AE" w:bidi="ar_AE"/>
+        </w:rPr>
+      </w:r>
+      <w:r>
+        <w:rPr>
           <w:b/>
           <w:lang w:val="ar_AE" w:bidi="ar_AE"/>
         </w:rPr>
@@ -47658,6 +51690,22 @@
       </w:r>
       <w:r>
         <w:rPr>
+          <w:lang w:val="ar_AE" w:bidi="ar_AE"/>
+        </w:rPr>
+        <w:t>בָנוֹת֙</w:t>
+      </w:r>
+    </w:p>
+    <w:p>
+      <w:pPr>
+        <w:bidi/>
+      </w:pPr>
+      <w:r>
+        <w:rPr>
+          <w:lang w:val="ar_AE" w:bidi="ar_AE"/>
+        </w:rPr>
+      </w:r>
+      <w:r>
+        <w:rPr>
           <w:b/>
           <w:lang w:val="ar_AE" w:bidi="ar_AE"/>
         </w:rPr>
@@ -47777,6 +51825,22 @@
       </w:r>
       <w:r>
         <w:rPr>
+          <w:lang w:val="ar_AE" w:bidi="ar_AE"/>
+        </w:rPr>
+        <w:t>מִי־זֹ֥את הַ⁠נִּשְׁקָפָ֖ה כְּמוֹ־שָׁ֑חַר יָפָ֣ה כַ⁠לְּבָנָ֗ה בָּרָה֙ כַּֽ⁠חַמָּ֔ה אֲיֻמָּ֖ה כַּ⁠נִּדְגָּלֽוֹת</w:t>
+      </w:r>
+    </w:p>
+    <w:p>
+      <w:pPr>
+        <w:bidi/>
+      </w:pPr>
+      <w:r>
+        <w:rPr>
+          <w:lang w:val="ar_AE" w:bidi="ar_AE"/>
+        </w:rPr>
+      </w:r>
+      <w:r>
+        <w:rPr>
           <w:b/>
           <w:lang w:val="ar_AE" w:bidi="ar_AE"/>
         </w:rPr>
@@ -47922,6 +51986,22 @@
       </w:r>
       <w:r>
         <w:rPr>
+          <w:lang w:val="ar_AE" w:bidi="ar_AE"/>
+        </w:rPr>
+        <w:t>מִי־זֹ֥את הַ⁠נִּשְׁקָפָ֖ה כְּמוֹ־שָׁ֑חַר יָפָ֣ה כַ⁠לְּבָנָ֗ה בָּרָה֙ כַּֽ⁠חַמָּ֔ה אֲיֻמָּ֖ה כַּ⁠נִּדְגָּלֽוֹת</w:t>
+      </w:r>
+    </w:p>
+    <w:p>
+      <w:pPr>
+        <w:bidi/>
+      </w:pPr>
+      <w:r>
+        <w:rPr>
+          <w:lang w:val="ar_AE" w:bidi="ar_AE"/>
+        </w:rPr>
+      </w:r>
+      <w:r>
+        <w:rPr>
           <w:b/>
           <w:lang w:val="ar_AE" w:bidi="ar_AE"/>
         </w:rPr>
@@ -48014,6 +52094,22 @@
       </w:r>
       <w:r>
         <w:rPr>
+          <w:lang w:val="ar_AE" w:bidi="ar_AE"/>
+        </w:rPr>
+        <w:t>הַ⁠נִּשְׁקָפָ֖ה כְּמוֹ־שָׁ֑חַר</w:t>
+      </w:r>
+    </w:p>
+    <w:p>
+      <w:pPr>
+        <w:bidi/>
+      </w:pPr>
+      <w:r>
+        <w:rPr>
+          <w:lang w:val="ar_AE" w:bidi="ar_AE"/>
+        </w:rPr>
+      </w:r>
+      <w:r>
+        <w:rPr>
           <w:b/>
           <w:lang w:val="ar_AE" w:bidi="ar_AE"/>
         </w:rPr>
@@ -48120,6 +52216,22 @@
       </w:r>
       <w:r>
         <w:rPr>
+          <w:lang w:val="ar_AE" w:bidi="ar_AE"/>
+        </w:rPr>
+        <w:t>הַ⁠נִּשְׁקָפָ֖ה כְּמוֹ־שָׁ֑חַר יָפָ֣ה כַ⁠לְּבָנָ֗ה בָּרָה֙ כַּֽ⁠חַמָּ֔ה</w:t>
+      </w:r>
+    </w:p>
+    <w:p>
+      <w:pPr>
+        <w:bidi/>
+      </w:pPr>
+      <w:r>
+        <w:rPr>
+          <w:lang w:val="ar_AE" w:bidi="ar_AE"/>
+        </w:rPr>
+      </w:r>
+      <w:r>
+        <w:rPr>
           <w:b/>
           <w:lang w:val="ar_AE" w:bidi="ar_AE"/>
         </w:rPr>
@@ -48225,6 +52337,22 @@
         <w:rPr>
           <w:lang w:val="ar_AE" w:bidi="ar_AE"/>
         </w:rPr>
+      </w:r>
+    </w:p>
+    <w:p>
+      <w:pPr>
+        <w:bidi/>
+      </w:pPr>
+      <w:r>
+        <w:rPr>
+          <w:lang w:val="ar_AE" w:bidi="ar_AE"/>
+        </w:rPr>
+      </w:r>
+      <w:r>
+        <w:rPr>
+          <w:lang w:val="ar_AE" w:bidi="ar_AE"/>
+        </w:rPr>
+        <w:t>אֲיֻמָּ֖ה כַּ⁠נִּדְגָּלֽוֹת</w:t>
       </w:r>
     </w:p>
     <w:p>
@@ -48389,6 +52517,22 @@
       </w:r>
       <w:r>
         <w:rPr>
+          <w:lang w:val="ar_AE" w:bidi="ar_AE"/>
+        </w:rPr>
+        <w:t>אֶל־גִּנַּ֤ת אֱגוֹז֙ יָרַ֔דְתִּי</w:t>
+      </w:r>
+    </w:p>
+    <w:p>
+      <w:pPr>
+        <w:bidi/>
+      </w:pPr>
+      <w:r>
+        <w:rPr>
+          <w:lang w:val="ar_AE" w:bidi="ar_AE"/>
+        </w:rPr>
+      </w:r>
+      <w:r>
+        <w:rPr>
           <w:b/>
           <w:lang w:val="ar_AE" w:bidi="ar_AE"/>
         </w:rPr>
@@ -48495,6 +52639,22 @@
       </w:r>
       <w:r>
         <w:rPr>
+          <w:lang w:val="ar_AE" w:bidi="ar_AE"/>
+        </w:rPr>
+        <w:t>אֶל־גִּנַּ֤ת אֱגוֹז֙ יָרַ֔דְתִּי</w:t>
+      </w:r>
+    </w:p>
+    <w:p>
+      <w:pPr>
+        <w:bidi/>
+      </w:pPr>
+      <w:r>
+        <w:rPr>
+          <w:lang w:val="ar_AE" w:bidi="ar_AE"/>
+        </w:rPr>
+      </w:r>
+      <w:r>
+        <w:rPr>
           <w:b/>
           <w:lang w:val="ar_AE" w:bidi="ar_AE"/>
         </w:rPr>
@@ -48587,6 +52747,22 @@
       </w:r>
       <w:r>
         <w:rPr>
+          <w:lang w:val="ar_AE" w:bidi="ar_AE"/>
+        </w:rPr>
+        <w:t>יָרַ֔דְתִּי</w:t>
+      </w:r>
+    </w:p>
+    <w:p>
+      <w:pPr>
+        <w:bidi/>
+      </w:pPr>
+      <w:r>
+        <w:rPr>
+          <w:lang w:val="ar_AE" w:bidi="ar_AE"/>
+        </w:rPr>
+      </w:r>
+      <w:r>
+        <w:rPr>
           <w:b/>
           <w:lang w:val="ar_AE" w:bidi="ar_AE"/>
         </w:rPr>
@@ -48798,6 +52974,22 @@
       </w:r>
       <w:r>
         <w:rPr>
+          <w:lang w:val="ar_AE" w:bidi="ar_AE"/>
+        </w:rPr>
+        <w:t>לֹ֣א יָדַ֔עְתִּי</w:t>
+      </w:r>
+    </w:p>
+    <w:p>
+      <w:pPr>
+        <w:bidi/>
+      </w:pPr>
+      <w:r>
+        <w:rPr>
+          <w:lang w:val="ar_AE" w:bidi="ar_AE"/>
+        </w:rPr>
+      </w:r>
+      <w:r>
+        <w:rPr>
           <w:b/>
           <w:lang w:val="ar_AE" w:bidi="ar_AE"/>
         </w:rPr>
@@ -49029,6 +53221,22 @@
       </w:r>
       <w:r>
         <w:rPr>
+          <w:lang w:val="ar_AE" w:bidi="ar_AE"/>
+        </w:rPr>
+        <w:t>מַרְכְּב֖וֹת עַמִּ⁠י־נָדִֽיב</w:t>
+      </w:r>
+    </w:p>
+    <w:p>
+      <w:pPr>
+        <w:bidi/>
+      </w:pPr>
+      <w:r>
+        <w:rPr>
+          <w:lang w:val="ar_AE" w:bidi="ar_AE"/>
+        </w:rPr>
+      </w:r>
+      <w:r>
+        <w:rPr>
           <w:b/>
           <w:lang w:val="ar_AE" w:bidi="ar_AE"/>
         </w:rPr>
@@ -49241,6 +53449,22 @@
       </w:r>
       <w:r>
         <w:rPr>
+          <w:lang w:val="ar_AE" w:bidi="ar_AE"/>
+        </w:rPr>
+        <w:t>הַ⁠שּׁ֣וּלַמִּ֔ית &amp; בַּ⁠שּׁ֣וּלַמִּ֔ית</w:t>
+      </w:r>
+    </w:p>
+    <w:p>
+      <w:pPr>
+        <w:bidi/>
+      </w:pPr>
+      <w:r>
+        <w:rPr>
+          <w:lang w:val="ar_AE" w:bidi="ar_AE"/>
+        </w:rPr>
+      </w:r>
+      <w:r>
+        <w:rPr>
           <w:b/>
           <w:lang w:val="ar_AE" w:bidi="ar_AE"/>
         </w:rPr>
@@ -49503,6 +53727,22 @@
       </w:r>
       <w:r>
         <w:rPr>
+          <w:lang w:val="ar_AE" w:bidi="ar_AE"/>
+        </w:rPr>
+        <w:t>מַֽה־תֶּחֱזוּ֙ בַּ⁠שּׁ֣וּלַמִּ֔ית כִּ⁠מְחֹלַ֖ת הַֽ⁠מַּחֲנָֽיִם</w:t>
+      </w:r>
+    </w:p>
+    <w:p>
+      <w:pPr>
+        <w:bidi/>
+      </w:pPr>
+      <w:r>
+        <w:rPr>
+          <w:lang w:val="ar_AE" w:bidi="ar_AE"/>
+        </w:rPr>
+      </w:r>
+      <w:r>
+        <w:rPr>
           <w:b/>
           <w:lang w:val="ar_AE" w:bidi="ar_AE"/>
         </w:rPr>
@@ -49602,6 +53842,22 @@
       </w:r>
       <w:r>
         <w:rPr>
+          <w:lang w:val="ar_AE" w:bidi="ar_AE"/>
+        </w:rPr>
+        <w:t>כִּ⁠מְחֹלַ֖ת הַֽ⁠מַּחֲנָֽיִם</w:t>
+      </w:r>
+    </w:p>
+    <w:p>
+      <w:pPr>
+        <w:bidi/>
+      </w:pPr>
+      <w:r>
+        <w:rPr>
+          <w:lang w:val="ar_AE" w:bidi="ar_AE"/>
+        </w:rPr>
+      </w:r>
+      <w:r>
+        <w:rPr>
           <w:b/>
           <w:lang w:val="ar_AE" w:bidi="ar_AE"/>
         </w:rPr>
@@ -49695,6 +53951,22 @@
         <w:rPr>
           <w:lang w:val="ar_AE" w:bidi="ar_AE"/>
         </w:rPr>
+      </w:r>
+    </w:p>
+    <w:p>
+      <w:pPr>
+        <w:bidi/>
+      </w:pPr>
+      <w:r>
+        <w:rPr>
+          <w:lang w:val="ar_AE" w:bidi="ar_AE"/>
+        </w:rPr>
+      </w:r>
+      <w:r>
+        <w:rPr>
+          <w:lang w:val="ar_AE" w:bidi="ar_AE"/>
+        </w:rPr>
+        <w:t>כִּ⁠מְחֹלַ֖ת הַֽ⁠מַּחֲנָֽיִם</w:t>
       </w:r>
     </w:p>
     <w:p>
@@ -50084,6 +54356,22 @@
       </w:r>
       <w:r>
         <w:rPr>
+          <w:lang w:val="ar_AE" w:bidi="ar_AE"/>
+        </w:rPr>
+        <w:t>מַה־יָּפ֧וּ פְעָמַ֛יִ⁠ךְ בַּ⁠נְּעָלִ֖ים בַּת־נָדִ֑יב חַמּוּקֵ֣י יְרֵכַ֔יִ⁠ךְ כְּמ֣וֹ חֲלָאִ֔ים מַעֲשֵׂ֖ה יְדֵ֥י אָמָּֽן</w:t>
+      </w:r>
+    </w:p>
+    <w:p>
+      <w:pPr>
+        <w:bidi/>
+      </w:pPr>
+      <w:r>
+        <w:rPr>
+          <w:lang w:val="ar_AE" w:bidi="ar_AE"/>
+        </w:rPr>
+      </w:r>
+      <w:r>
+        <w:rPr>
           <w:b/>
           <w:lang w:val="ar_AE" w:bidi="ar_AE"/>
         </w:rPr>
@@ -50220,6 +54508,22 @@
       </w:r>
       <w:r>
         <w:rPr>
+          <w:lang w:val="ar_AE" w:bidi="ar_AE"/>
+        </w:rPr>
+        <w:t>מַה</w:t>
+      </w:r>
+    </w:p>
+    <w:p>
+      <w:pPr>
+        <w:bidi/>
+      </w:pPr>
+      <w:r>
+        <w:rPr>
+          <w:lang w:val="ar_AE" w:bidi="ar_AE"/>
+        </w:rPr>
+      </w:r>
+      <w:r>
+        <w:rPr>
           <w:b/>
           <w:lang w:val="ar_AE" w:bidi="ar_AE"/>
         </w:rPr>
@@ -50358,6 +54662,22 @@
       </w:r>
       <w:r>
         <w:rPr>
+          <w:lang w:val="ar_AE" w:bidi="ar_AE"/>
+        </w:rPr>
+        <w:t>מַה־יָּפ֧וּ פְעָמַ֛יִ⁠ךְ בַּ⁠נְּעָלִ֖ים בַּת־נָדִ֑יב</w:t>
+      </w:r>
+    </w:p>
+    <w:p>
+      <w:pPr>
+        <w:bidi/>
+      </w:pPr>
+      <w:r>
+        <w:rPr>
+          <w:lang w:val="ar_AE" w:bidi="ar_AE"/>
+        </w:rPr>
+      </w:r>
+      <w:r>
+        <w:rPr>
           <w:b/>
           <w:lang w:val="ar_AE" w:bidi="ar_AE"/>
         </w:rPr>
@@ -50464,6 +54784,22 @@
       </w:r>
       <w:r>
         <w:rPr>
+          <w:lang w:val="ar_AE" w:bidi="ar_AE"/>
+        </w:rPr>
+        <w:t>בַּת־נָדִ֑יב</w:t>
+      </w:r>
+    </w:p>
+    <w:p>
+      <w:pPr>
+        <w:bidi/>
+      </w:pPr>
+      <w:r>
+        <w:rPr>
+          <w:lang w:val="ar_AE" w:bidi="ar_AE"/>
+        </w:rPr>
+      </w:r>
+      <w:r>
+        <w:rPr>
           <w:b/>
           <w:lang w:val="ar_AE" w:bidi="ar_AE"/>
         </w:rPr>
@@ -50899,6 +55235,22 @@
       </w:r>
       <w:r>
         <w:rPr>
+          <w:lang w:val="ar_AE" w:bidi="ar_AE"/>
+        </w:rPr>
+        <w:t>מַעֲשֵׂ֖ה יְדֵ֥י אָמָּֽן</w:t>
+      </w:r>
+    </w:p>
+    <w:p>
+      <w:pPr>
+        <w:bidi/>
+      </w:pPr>
+      <w:r>
+        <w:rPr>
+          <w:lang w:val="ar_AE" w:bidi="ar_AE"/>
+        </w:rPr>
+      </w:r>
+      <w:r>
+        <w:rPr>
           <w:b/>
           <w:lang w:val="ar_AE" w:bidi="ar_AE"/>
         </w:rPr>
@@ -51266,6 +55618,22 @@
       </w:r>
       <w:r>
         <w:rPr>
+          <w:lang w:val="ar_AE" w:bidi="ar_AE"/>
+        </w:rPr>
+        <w:t>אַל־יֶחְסַ֖ר הַ⁠מָּ֑זֶג</w:t>
+      </w:r>
+    </w:p>
+    <w:p>
+      <w:pPr>
+        <w:bidi/>
+      </w:pPr>
+      <w:r>
+        <w:rPr>
+          <w:lang w:val="ar_AE" w:bidi="ar_AE"/>
+        </w:rPr>
+      </w:r>
+      <w:r>
+        <w:rPr>
           <w:b/>
           <w:lang w:val="ar_AE" w:bidi="ar_AE"/>
         </w:rPr>
@@ -51363,6 +55731,22 @@
       </w:r>
       <w:r>
         <w:rPr>
+          <w:lang w:val="ar_AE" w:bidi="ar_AE"/>
+        </w:rPr>
+        <w:t>הַ⁠מָּ֑זֶג</w:t>
+      </w:r>
+    </w:p>
+    <w:p>
+      <w:pPr>
+        <w:bidi/>
+      </w:pPr>
+      <w:r>
+        <w:rPr>
+          <w:lang w:val="ar_AE" w:bidi="ar_AE"/>
+        </w:rPr>
+      </w:r>
+      <w:r>
+        <w:rPr>
           <w:b/>
           <w:lang w:val="ar_AE" w:bidi="ar_AE"/>
         </w:rPr>
@@ -51731,6 +56115,22 @@
         <w:rPr>
           <w:lang w:val="ar_AE" w:bidi="ar_AE"/>
         </w:rPr>
+      </w:r>
+    </w:p>
+    <w:p>
+      <w:pPr>
+        <w:bidi/>
+      </w:pPr>
+      <w:r>
+        <w:rPr>
+          <w:lang w:val="ar_AE" w:bidi="ar_AE"/>
+        </w:rPr>
+      </w:r>
+      <w:r>
+        <w:rPr>
+          <w:lang w:val="ar_AE" w:bidi="ar_AE"/>
+        </w:rPr>
+        <w:t>סוּגָ֖ה בַּ⁠שּׁוֹשַׁנִּֽים</w:t>
       </w:r>
     </w:p>
     <w:p>
@@ -52514,6 +56914,22 @@
       </w:r>
       <w:r>
         <w:rPr>
+          <w:lang w:val="ar_AE" w:bidi="ar_AE"/>
+        </w:rPr>
+        <w:t>עַל־שַׁ֨עַר֙ בַּת־רַבִּ֔ים</w:t>
+      </w:r>
+    </w:p>
+    <w:p>
+      <w:pPr>
+        <w:bidi/>
+      </w:pPr>
+      <w:r>
+        <w:rPr>
+          <w:lang w:val="ar_AE" w:bidi="ar_AE"/>
+        </w:rPr>
+      </w:r>
+      <w:r>
+        <w:rPr>
           <w:b/>
           <w:lang w:val="ar_AE" w:bidi="ar_AE"/>
         </w:rPr>
@@ -52785,6 +57201,22 @@
       </w:r>
       <w:r>
         <w:rPr>
+          <w:lang w:val="ar_AE" w:bidi="ar_AE"/>
+        </w:rPr>
+        <w:t>רֹאשֵׁ֤⁠ךְ עָלַ֨יִ⁠ךְ֙ כַּ⁠כַּרְמֶ֔ל</w:t>
+      </w:r>
+    </w:p>
+    <w:p>
+      <w:pPr>
+        <w:bidi/>
+      </w:pPr>
+      <w:r>
+        <w:rPr>
+          <w:lang w:val="ar_AE" w:bidi="ar_AE"/>
+        </w:rPr>
+      </w:r>
+      <w:r>
+        <w:rPr>
           <w:b/>
           <w:lang w:val="ar_AE" w:bidi="ar_AE"/>
         </w:rPr>
@@ -53036,6 +57468,22 @@
       </w:r>
       <w:r>
         <w:rPr>
+          <w:lang w:val="ar_AE" w:bidi="ar_AE"/>
+        </w:rPr>
+        <w:t>וְ⁠דַלַּ֥ת רֹאשֵׁ֖⁠ךְ כָּ⁠אַרְגָּמָ֑ן</w:t>
+      </w:r>
+    </w:p>
+    <w:p>
+      <w:pPr>
+        <w:bidi/>
+      </w:pPr>
+      <w:r>
+        <w:rPr>
+          <w:lang w:val="ar_AE" w:bidi="ar_AE"/>
+        </w:rPr>
+      </w:r>
+      <w:r>
+        <w:rPr>
           <w:b/>
           <w:lang w:val="ar_AE" w:bidi="ar_AE"/>
         </w:rPr>
@@ -53168,6 +57616,22 @@
       </w:r>
       <w:r>
         <w:rPr>
+          <w:lang w:val="ar_AE" w:bidi="ar_AE"/>
+        </w:rPr>
+        <w:t>מֶ֖לֶךְ אָס֥וּר בָּ⁠רְהָטִֽים</w:t>
+      </w:r>
+    </w:p>
+    <w:p>
+      <w:pPr>
+        <w:bidi/>
+      </w:pPr>
+      <w:r>
+        <w:rPr>
+          <w:lang w:val="ar_AE" w:bidi="ar_AE"/>
+        </w:rPr>
+      </w:r>
+      <w:r>
+        <w:rPr>
           <w:b/>
           <w:lang w:val="ar_AE" w:bidi="ar_AE"/>
         </w:rPr>
@@ -53313,6 +57777,22 @@
       </w:r>
       <w:r>
         <w:rPr>
+          <w:lang w:val="ar_AE" w:bidi="ar_AE"/>
+        </w:rPr>
+        <w:t>מֶ֖לֶךְ אָס֥וּר</w:t>
+      </w:r>
+    </w:p>
+    <w:p>
+      <w:pPr>
+        <w:bidi/>
+      </w:pPr>
+      <w:r>
+        <w:rPr>
+          <w:lang w:val="ar_AE" w:bidi="ar_AE"/>
+        </w:rPr>
+      </w:r>
+      <w:r>
+        <w:rPr>
           <w:b/>
           <w:lang w:val="ar_AE" w:bidi="ar_AE"/>
         </w:rPr>
@@ -53418,6 +57898,22 @@
       </w:r>
       <w:r>
         <w:rPr>
+          <w:lang w:val="ar_AE" w:bidi="ar_AE"/>
+        </w:rPr>
+        <w:t>מֶ֖לֶךְ אָס֥וּר בָּ⁠רְהָטִֽים</w:t>
+      </w:r>
+    </w:p>
+    <w:p>
+      <w:pPr>
+        <w:bidi/>
+      </w:pPr>
+      <w:r>
+        <w:rPr>
+          <w:lang w:val="ar_AE" w:bidi="ar_AE"/>
+        </w:rPr>
+      </w:r>
+      <w:r>
+        <w:rPr>
           <w:b/>
           <w:lang w:val="ar_AE" w:bidi="ar_AE"/>
         </w:rPr>
@@ -53510,6 +58006,22 @@
         <w:rPr>
           <w:lang w:val="ar_AE" w:bidi="ar_AE"/>
         </w:rPr>
+      </w:r>
+    </w:p>
+    <w:p>
+      <w:pPr>
+        <w:bidi/>
+      </w:pPr>
+      <w:r>
+        <w:rPr>
+          <w:lang w:val="ar_AE" w:bidi="ar_AE"/>
+        </w:rPr>
+      </w:r>
+      <w:r>
+        <w:rPr>
+          <w:lang w:val="ar_AE" w:bidi="ar_AE"/>
+        </w:rPr>
+        <w:t>בָּ⁠רְהָטִֽים</w:t>
       </w:r>
     </w:p>
     <w:p>
@@ -54001,6 +58513,22 @@
       </w:r>
       <w:r>
         <w:rPr>
+          <w:lang w:val="ar_AE" w:bidi="ar_AE"/>
+        </w:rPr>
+        <w:t>אַהֲבָ֖ה בַּ⁠תַּֽעֲנוּגִֽים</w:t>
+      </w:r>
+    </w:p>
+    <w:p>
+      <w:pPr>
+        <w:bidi/>
+      </w:pPr>
+      <w:r>
+        <w:rPr>
+          <w:lang w:val="ar_AE" w:bidi="ar_AE"/>
+        </w:rPr>
+      </w:r>
+      <w:r>
+        <w:rPr>
           <w:b/>
           <w:lang w:val="ar_AE" w:bidi="ar_AE"/>
         </w:rPr>
@@ -54608,6 +59136,22 @@
       </w:r>
       <w:r>
         <w:rPr>
+          <w:lang w:val="ar_AE" w:bidi="ar_AE"/>
+        </w:rPr>
+        <w:t>אָמַ֨רְתִּי֙ אֶעֱלֶ֣ה בְ⁠תָמָ֔ר אֹֽחֲזָ֖ה בְּ⁠סַנְסִנָּ֑י⁠ו</w:t>
+      </w:r>
+    </w:p>
+    <w:p>
+      <w:pPr>
+        <w:bidi/>
+      </w:pPr>
+      <w:r>
+        <w:rPr>
+          <w:lang w:val="ar_AE" w:bidi="ar_AE"/>
+        </w:rPr>
+      </w:r>
+      <w:r>
+        <w:rPr>
           <w:b/>
           <w:lang w:val="ar_AE" w:bidi="ar_AE"/>
         </w:rPr>
@@ -55010,6 +59554,22 @@
       </w:r>
       <w:r>
         <w:rPr>
+          <w:lang w:val="ar_AE" w:bidi="ar_AE"/>
+        </w:rPr>
+        <w:t>אֶעֱלֶ֣ה בְ⁠תָמָ֔ר אֹֽחֲזָ֖ה בְּ⁠סַנְסִנָּ֑י⁠ו</w:t>
+      </w:r>
+    </w:p>
+    <w:p>
+      <w:pPr>
+        <w:bidi/>
+      </w:pPr>
+      <w:r>
+        <w:rPr>
+          <w:lang w:val="ar_AE" w:bidi="ar_AE"/>
+        </w:rPr>
+      </w:r>
+      <w:r>
+        <w:rPr>
           <w:b/>
           <w:lang w:val="ar_AE" w:bidi="ar_AE"/>
         </w:rPr>
@@ -55473,6 +60033,22 @@
       </w:r>
       <w:r>
         <w:rPr>
+          <w:lang w:val="ar_AE" w:bidi="ar_AE"/>
+        </w:rPr>
+        <w:t>כְּ⁠אֶשְׁכְּל֣וֹת הַ⁠גֶּ֔פֶן</w:t>
+      </w:r>
+    </w:p>
+    <w:p>
+      <w:pPr>
+        <w:bidi/>
+      </w:pPr>
+      <w:r>
+        <w:rPr>
+          <w:lang w:val="ar_AE" w:bidi="ar_AE"/>
+        </w:rPr>
+      </w:r>
+      <w:r>
+        <w:rPr>
           <w:b/>
           <w:lang w:val="ar_AE" w:bidi="ar_AE"/>
         </w:rPr>
@@ -55605,6 +60181,22 @@
       </w:r>
       <w:r>
         <w:rPr>
+          <w:lang w:val="ar_AE" w:bidi="ar_AE"/>
+        </w:rPr>
+        <w:t>וְ⁠רֵ֥יחַ אַפֵּ֖⁠ךְ כַּ⁠תַּפּוּחִֽים</w:t>
+      </w:r>
+    </w:p>
+    <w:p>
+      <w:pPr>
+        <w:bidi/>
+      </w:pPr>
+      <w:r>
+        <w:rPr>
+          <w:lang w:val="ar_AE" w:bidi="ar_AE"/>
+        </w:rPr>
+      </w:r>
+      <w:r>
+        <w:rPr>
           <w:b/>
           <w:lang w:val="ar_AE" w:bidi="ar_AE"/>
         </w:rPr>
@@ -55816,6 +60408,22 @@
       </w:r>
       <w:r>
         <w:rPr>
+          <w:lang w:val="ar_AE" w:bidi="ar_AE"/>
+        </w:rPr>
+        <w:t>כַּ⁠תַּפּוּחִֽים</w:t>
+      </w:r>
+    </w:p>
+    <w:p>
+      <w:pPr>
+        <w:bidi/>
+      </w:pPr>
+      <w:r>
+        <w:rPr>
+          <w:lang w:val="ar_AE" w:bidi="ar_AE"/>
+        </w:rPr>
+      </w:r>
+      <w:r>
+        <w:rPr>
           <w:b/>
           <w:lang w:val="ar_AE" w:bidi="ar_AE"/>
         </w:rPr>
@@ -56173,6 +60781,22 @@
       </w:r>
       <w:r>
         <w:rPr>
+          <w:lang w:val="ar_AE" w:bidi="ar_AE"/>
+        </w:rPr>
+        <w:t>וְ⁠חִכֵּ֕⁠ךְ</w:t>
+      </w:r>
+    </w:p>
+    <w:p>
+      <w:pPr>
+        <w:bidi/>
+      </w:pPr>
+      <w:r>
+        <w:rPr>
+          <w:lang w:val="ar_AE" w:bidi="ar_AE"/>
+        </w:rPr>
+      </w:r>
+      <w:r>
+        <w:rPr>
           <w:b/>
           <w:lang w:val="ar_AE" w:bidi="ar_AE"/>
         </w:rPr>
@@ -56291,6 +60915,22 @@
       </w:r>
       <w:r>
         <w:rPr>
+          <w:lang w:val="ar_AE" w:bidi="ar_AE"/>
+        </w:rPr>
+        <w:t>הוֹלֵ֥ךְ לְ⁠דוֹדִ֖⁠י לְ⁠מֵישָׁרִ֑ים דּוֹבֵ֖ב שִׂפְתֵ֥י יְשֵׁנִֽים</w:t>
+      </w:r>
+    </w:p>
+    <w:p>
+      <w:pPr>
+        <w:bidi/>
+      </w:pPr>
+      <w:r>
+        <w:rPr>
+          <w:lang w:val="ar_AE" w:bidi="ar_AE"/>
+        </w:rPr>
+      </w:r>
+      <w:r>
+        <w:rPr>
           <w:b/>
           <w:lang w:val="ar_AE" w:bidi="ar_AE"/>
         </w:rPr>
@@ -56502,6 +61142,22 @@
       </w:r>
       <w:r>
         <w:rPr>
+          <w:lang w:val="ar_AE" w:bidi="ar_AE"/>
+        </w:rPr>
+        <w:t>הוֹלֵ֥ךְ לְ⁠דוֹדִ֖⁠י לְ⁠מֵישָׁרִ֑ים דּוֹבֵ֖ב שִׂפְתֵ֥י יְשֵׁנִֽים</w:t>
+      </w:r>
+    </w:p>
+    <w:p>
+      <w:pPr>
+        <w:bidi/>
+      </w:pPr>
+      <w:r>
+        <w:rPr>
+          <w:lang w:val="ar_AE" w:bidi="ar_AE"/>
+        </w:rPr>
+      </w:r>
+      <w:r>
+        <w:rPr>
           <w:b/>
           <w:lang w:val="ar_AE" w:bidi="ar_AE"/>
         </w:rPr>
@@ -56639,6 +61295,22 @@
       </w:r>
       <w:r>
         <w:rPr>
+          <w:lang w:val="ar_AE" w:bidi="ar_AE"/>
+        </w:rPr>
+        <w:t>לְ⁠מֵישָׁרִ֑ים דּוֹבֵ֖ב</w:t>
+      </w:r>
+    </w:p>
+    <w:p>
+      <w:pPr>
+        <w:bidi/>
+      </w:pPr>
+      <w:r>
+        <w:rPr>
+          <w:lang w:val="ar_AE" w:bidi="ar_AE"/>
+        </w:rPr>
+      </w:r>
+      <w:r>
+        <w:rPr>
           <w:b/>
           <w:lang w:val="ar_AE" w:bidi="ar_AE"/>
         </w:rPr>
@@ -56757,6 +61429,22 @@
         <w:rPr>
           <w:lang w:val="ar_AE" w:bidi="ar_AE"/>
         </w:rPr>
+      </w:r>
+    </w:p>
+    <w:p>
+      <w:pPr>
+        <w:bidi/>
+      </w:pPr>
+      <w:r>
+        <w:rPr>
+          <w:lang w:val="ar_AE" w:bidi="ar_AE"/>
+        </w:rPr>
+      </w:r>
+      <w:r>
+        <w:rPr>
+          <w:lang w:val="ar_AE" w:bidi="ar_AE"/>
+        </w:rPr>
+        <w:t>שִׂפְתֵ֥י יְשֵׁנִֽים</w:t>
       </w:r>
     </w:p>
     <w:p>
@@ -57082,6 +61770,22 @@
       </w:r>
       <w:r>
         <w:rPr>
+          <w:lang w:val="ar_AE" w:bidi="ar_AE"/>
+        </w:rPr>
+        <w:t>לְכָ֤⁠ה דוֹדִ⁠י֙</w:t>
+      </w:r>
+    </w:p>
+    <w:p>
+      <w:pPr>
+        <w:bidi/>
+      </w:pPr>
+      <w:r>
+        <w:rPr>
+          <w:lang w:val="ar_AE" w:bidi="ar_AE"/>
+        </w:rPr>
+      </w:r>
+      <w:r>
+        <w:rPr>
           <w:b/>
           <w:lang w:val="ar_AE" w:bidi="ar_AE"/>
         </w:rPr>
@@ -57188,6 +61892,22 @@
       </w:r>
       <w:r>
         <w:rPr>
+          <w:lang w:val="ar_AE" w:bidi="ar_AE"/>
+        </w:rPr>
+        <w:t>נָלִ֖ינָה בַּ⁠כְּפָרִֽים</w:t>
+      </w:r>
+    </w:p>
+    <w:p>
+      <w:pPr>
+        <w:bidi/>
+      </w:pPr>
+      <w:r>
+        <w:rPr>
+          <w:lang w:val="ar_AE" w:bidi="ar_AE"/>
+        </w:rPr>
+      </w:r>
+      <w:r>
+        <w:rPr>
           <w:b/>
           <w:lang w:val="ar_AE" w:bidi="ar_AE"/>
         </w:rPr>
@@ -57259,6 +61979,22 @@
         <w:rPr>
           <w:lang w:val="ar_AE" w:bidi="ar_AE"/>
         </w:rPr>
+      </w:r>
+    </w:p>
+    <w:p>
+      <w:pPr>
+        <w:bidi/>
+      </w:pPr>
+      <w:r>
+        <w:rPr>
+          <w:lang w:val="ar_AE" w:bidi="ar_AE"/>
+        </w:rPr>
+      </w:r>
+      <w:r>
+        <w:rPr>
+          <w:lang w:val="ar_AE" w:bidi="ar_AE"/>
+        </w:rPr>
+        <w:t>בַּ⁠כְּפָרִֽים</w:t>
       </w:r>
     </w:p>
     <w:p>
@@ -57434,6 +62170,22 @@
       </w:r>
       <w:r>
         <w:rPr>
+          <w:lang w:val="ar_AE" w:bidi="ar_AE"/>
+        </w:rPr>
+        <w:t>נַשְׁכִּ֨ימָה֙</w:t>
+      </w:r>
+    </w:p>
+    <w:p>
+      <w:pPr>
+        <w:bidi/>
+      </w:pPr>
+      <w:r>
+        <w:rPr>
+          <w:lang w:val="ar_AE" w:bidi="ar_AE"/>
+        </w:rPr>
+      </w:r>
+      <w:r>
+        <w:rPr>
           <w:b/>
           <w:lang w:val="ar_AE" w:bidi="ar_AE"/>
         </w:rPr>
@@ -57751,6 +62503,22 @@
       </w:r>
       <w:r>
         <w:rPr>
+          <w:lang w:val="ar_AE" w:bidi="ar_AE"/>
+        </w:rPr>
+        <w:t>פָּֽרְחָ֤ה הַ⁠גֶּ֨פֶן֙</w:t>
+      </w:r>
+    </w:p>
+    <w:p>
+      <w:pPr>
+        <w:bidi/>
+      </w:pPr>
+      <w:r>
+        <w:rPr>
+          <w:lang w:val="ar_AE" w:bidi="ar_AE"/>
+        </w:rPr>
+      </w:r>
+      <w:r>
+        <w:rPr>
           <w:b/>
           <w:lang w:val="ar_AE" w:bidi="ar_AE"/>
         </w:rPr>
@@ -58261,6 +63029,22 @@
       </w:r>
       <w:r>
         <w:rPr>
+          <w:lang w:val="ar_AE" w:bidi="ar_AE"/>
+        </w:rPr>
+        <w:t>וְ⁠עַל־פְּתָחֵ֨י⁠נוּ֙ כָּל־מְגָדִ֔ים</w:t>
+      </w:r>
+    </w:p>
+    <w:p>
+      <w:pPr>
+        <w:bidi/>
+      </w:pPr>
+      <w:r>
+        <w:rPr>
+          <w:lang w:val="ar_AE" w:bidi="ar_AE"/>
+        </w:rPr>
+      </w:r>
+      <w:r>
+        <w:rPr>
           <w:b/>
           <w:lang w:val="ar_AE" w:bidi="ar_AE"/>
         </w:rPr>
@@ -58437,6 +63221,22 @@
         <w:rPr>
           <w:lang w:val="ar_AE" w:bidi="ar_AE"/>
         </w:rPr>
+      </w:r>
+    </w:p>
+    <w:p>
+      <w:pPr>
+        <w:bidi/>
+      </w:pPr>
+      <w:r>
+        <w:rPr>
+          <w:lang w:val="ar_AE" w:bidi="ar_AE"/>
+        </w:rPr>
+      </w:r>
+      <w:r>
+        <w:rPr>
+          <w:lang w:val="ar_AE" w:bidi="ar_AE"/>
+        </w:rPr>
+        <w:t>דּוֹדִ֖⁠י צָפַ֥נְתִּי לָֽ⁠ךְ</w:t>
       </w:r>
     </w:p>
     <w:p>
@@ -58717,6 +63517,22 @@
       </w:r>
       <w:r>
         <w:rPr>
+          <w:lang w:val="ar_AE" w:bidi="ar_AE"/>
+        </w:rPr>
+        <w:t>מִ֤י יִתֶּנְ⁠ךָ֙ כְּ⁠אָ֣ח לִ֔⁠י יוֹנֵ֖ק שְׁדֵ֣י אִמִּ֑⁠י</w:t>
+      </w:r>
+    </w:p>
+    <w:p>
+      <w:pPr>
+        <w:bidi/>
+      </w:pPr>
+      <w:r>
+        <w:rPr>
+          <w:lang w:val="ar_AE" w:bidi="ar_AE"/>
+        </w:rPr>
+      </w:r>
+      <w:r>
+        <w:rPr>
           <w:b/>
           <w:lang w:val="ar_AE" w:bidi="ar_AE"/>
         </w:rPr>
@@ -58981,6 +63797,22 @@
       </w:r>
       <w:r>
         <w:rPr>
+          <w:lang w:val="ar_AE" w:bidi="ar_AE"/>
+        </w:rPr>
+        <w:t>מִ֤י יִתֶּנְ⁠ךָ֙ כְּ⁠אָ֣ח לִ֔⁠י יוֹנֵ֖ק שְׁדֵ֣י אִמִּ֑⁠י</w:t>
+      </w:r>
+    </w:p>
+    <w:p>
+      <w:pPr>
+        <w:bidi/>
+      </w:pPr>
+      <w:r>
+        <w:rPr>
+          <w:lang w:val="ar_AE" w:bidi="ar_AE"/>
+        </w:rPr>
+      </w:r>
+      <w:r>
+        <w:rPr>
           <w:b/>
           <w:lang w:val="ar_AE" w:bidi="ar_AE"/>
         </w:rPr>
@@ -59113,6 +63945,22 @@
       </w:r>
       <w:r>
         <w:rPr>
+          <w:lang w:val="ar_AE" w:bidi="ar_AE"/>
+        </w:rPr>
+        <w:t>גַּ֖ם</w:t>
+      </w:r>
+    </w:p>
+    <w:p>
+      <w:pPr>
+        <w:bidi/>
+      </w:pPr>
+      <w:r>
+        <w:rPr>
+          <w:lang w:val="ar_AE" w:bidi="ar_AE"/>
+        </w:rPr>
+      </w:r>
+      <w:r>
+        <w:rPr>
           <w:b/>
           <w:lang w:val="ar_AE" w:bidi="ar_AE"/>
         </w:rPr>
@@ -59231,6 +64079,22 @@
       </w:r>
       <w:r>
         <w:rPr>
+          <w:lang w:val="ar_AE" w:bidi="ar_AE"/>
+        </w:rPr>
+        <w:t>לֹא־יָב֥וּזוּ לִֽ⁠י</w:t>
+      </w:r>
+    </w:p>
+    <w:p>
+      <w:pPr>
+        <w:bidi/>
+      </w:pPr>
+      <w:r>
+        <w:rPr>
+          <w:lang w:val="ar_AE" w:bidi="ar_AE"/>
+        </w:rPr>
+      </w:r>
+      <w:r>
+        <w:rPr>
           <w:b/>
           <w:lang w:val="ar_AE" w:bidi="ar_AE"/>
         </w:rPr>
@@ -59350,6 +64214,22 @@
       </w:r>
       <w:r>
         <w:rPr>
+          <w:lang w:val="ar_AE" w:bidi="ar_AE"/>
+        </w:rPr>
+        <w:t>אֶֽמְצָאֲ⁠ךָ֤ בַ⁠חוּץ֙ אֶשָׁ֣קְ⁠ךָ֔ גַּ֖ם לֹא־יָב֥וּזוּ לִֽ⁠י׃ אֶנְהָֽגֲ⁠ךָ֗ אֲבִֽיאֲ⁠ךָ֛ אֶל־בֵּ֥ית אִמִּ֖⁠י תְּלַמְּדֵ֑⁠נִי אַשְׁקְ⁠ךָ֙ מִ⁠יַּ֣יִן הָ⁠רֶ֔קַח מֵ⁠עֲסִ֖יס רִמֹּנִֽ⁠י</w:t>
+      </w:r>
+    </w:p>
+    <w:p>
+      <w:pPr>
+        <w:bidi/>
+      </w:pPr>
+      <w:r>
+        <w:rPr>
+          <w:lang w:val="ar_AE" w:bidi="ar_AE"/>
+        </w:rPr>
+      </w:r>
+      <w:r>
+        <w:rPr>
           <w:b/>
           <w:lang w:val="ar_AE" w:bidi="ar_AE"/>
         </w:rPr>
@@ -59469,6 +64349,22 @@
         <w:rPr>
           <w:lang w:val="ar_AE" w:bidi="ar_AE"/>
         </w:rPr>
+      </w:r>
+    </w:p>
+    <w:p>
+      <w:pPr>
+        <w:bidi/>
+      </w:pPr>
+      <w:r>
+        <w:rPr>
+          <w:lang w:val="ar_AE" w:bidi="ar_AE"/>
+        </w:rPr>
+      </w:r>
+      <w:r>
+        <w:rPr>
+          <w:lang w:val="ar_AE" w:bidi="ar_AE"/>
+        </w:rPr>
+        <w:t>אֲבִֽיאֲ⁠ךָ֛ אֶל־בֵּ֥ית אִמִּ֖⁠י</w:t>
       </w:r>
     </w:p>
     <w:p>
@@ -59625,6 +64521,22 @@
       </w:r>
       <w:r>
         <w:rPr>
+          <w:lang w:val="ar_AE" w:bidi="ar_AE"/>
+        </w:rPr>
+        <w:t>אֲבִֽיאֲ⁠ךָ֛ אֶל־בֵּ֥ית אִמִּ֖⁠י תְּלַמְּדֵ֑⁠נִי</w:t>
+      </w:r>
+    </w:p>
+    <w:p>
+      <w:pPr>
+        <w:bidi/>
+      </w:pPr>
+      <w:r>
+        <w:rPr>
+          <w:lang w:val="ar_AE" w:bidi="ar_AE"/>
+        </w:rPr>
+      </w:r>
+      <w:r>
+        <w:rPr>
           <w:b/>
           <w:lang w:val="ar_AE" w:bidi="ar_AE"/>
         </w:rPr>
@@ -59682,6 +64594,22 @@
         <w:rPr>
           <w:lang w:val="ar_AE" w:bidi="ar_AE"/>
         </w:rPr>
+      </w:r>
+    </w:p>
+    <w:p>
+      <w:pPr>
+        <w:bidi/>
+      </w:pPr>
+      <w:r>
+        <w:rPr>
+          <w:lang w:val="ar_AE" w:bidi="ar_AE"/>
+        </w:rPr>
+      </w:r>
+      <w:r>
+        <w:rPr>
+          <w:lang w:val="ar_AE" w:bidi="ar_AE"/>
+        </w:rPr>
+        <w:t>אַשְׁקְ⁠ךָ֙ מִ⁠יַּ֣יִן הָ⁠רֶ֔קַח</w:t>
       </w:r>
     </w:p>
     <w:p>
@@ -59950,6 +64878,22 @@
       </w:r>
       <w:r>
         <w:rPr>
+          <w:lang w:val="ar_AE" w:bidi="ar_AE"/>
+        </w:rPr>
+        <w:t>אַשְׁקְ⁠ךָ֙ מִ⁠יַּ֣יִן הָ⁠רֶ֔קַח מֵ⁠עֲסִ֖יס רִמֹּנִֽ⁠י</w:t>
+      </w:r>
+    </w:p>
+    <w:p>
+      <w:pPr>
+        <w:bidi/>
+      </w:pPr>
+      <w:r>
+        <w:rPr>
+          <w:lang w:val="ar_AE" w:bidi="ar_AE"/>
+        </w:rPr>
+      </w:r>
+      <w:r>
+        <w:rPr>
           <w:b/>
           <w:lang w:val="ar_AE" w:bidi="ar_AE"/>
         </w:rPr>
@@ -60076,6 +65020,22 @@
         <w:rPr>
           <w:lang w:val="ar_AE" w:bidi="ar_AE"/>
         </w:rPr>
+      </w:r>
+    </w:p>
+    <w:p>
+      <w:pPr>
+        <w:bidi/>
+      </w:pPr>
+      <w:r>
+        <w:rPr>
+          <w:lang w:val="ar_AE" w:bidi="ar_AE"/>
+        </w:rPr>
+      </w:r>
+      <w:r>
+        <w:rPr>
+          <w:lang w:val="ar_AE" w:bidi="ar_AE"/>
+        </w:rPr>
+        <w:t>מֵ⁠עֲסִ֖יס רִמֹּנִֽ⁠י</w:t>
       </w:r>
     </w:p>
     <w:p>
@@ -60504,6 +65464,22 @@
       </w:r>
       <w:r>
         <w:rPr>
+          <w:lang w:val="ar_AE" w:bidi="ar_AE"/>
+        </w:rPr>
+        <w:t>מִ֣י זֹ֗את עֹלָה֙ מִן־הַ⁠מִּדְבָּ֔ר מִתְרַפֶּ֖קֶת עַל־דּוֹדָ֑⁠הּ</w:t>
+      </w:r>
+    </w:p>
+    <w:p>
+      <w:pPr>
+        <w:bidi/>
+      </w:pPr>
+      <w:r>
+        <w:rPr>
+          <w:lang w:val="ar_AE" w:bidi="ar_AE"/>
+        </w:rPr>
+      </w:r>
+      <w:r>
+        <w:rPr>
           <w:b/>
           <w:lang w:val="ar_AE" w:bidi="ar_AE"/>
         </w:rPr>
@@ -60835,6 +65811,22 @@
         <w:rPr>
           <w:lang w:val="ar_AE" w:bidi="ar_AE"/>
         </w:rPr>
+      </w:r>
+    </w:p>
+    <w:p>
+      <w:pPr>
+        <w:bidi/>
+      </w:pPr>
+      <w:r>
+        <w:rPr>
+          <w:lang w:val="ar_AE" w:bidi="ar_AE"/>
+        </w:rPr>
+      </w:r>
+      <w:r>
+        <w:rPr>
+          <w:lang w:val="ar_AE" w:bidi="ar_AE"/>
+        </w:rPr>
+        <w:t>עֹלָה֙</w:t>
       </w:r>
     </w:p>
     <w:p>
@@ -61103,6 +66095,22 @@
       </w:r>
       <w:r>
         <w:rPr>
+          <w:lang w:val="ar_AE" w:bidi="ar_AE"/>
+        </w:rPr>
+        <w:t>חִבְּלַ֣תְ⁠ךָ</w:t>
+      </w:r>
+    </w:p>
+    <w:p>
+      <w:pPr>
+        <w:bidi/>
+      </w:pPr>
+      <w:r>
+        <w:rPr>
+          <w:lang w:val="ar_AE" w:bidi="ar_AE"/>
+        </w:rPr>
+      </w:r>
+      <w:r>
+        <w:rPr>
           <w:b/>
           <w:lang w:val="ar_AE" w:bidi="ar_AE"/>
         </w:rPr>
@@ -61200,6 +66208,22 @@
       </w:r>
       <w:r>
         <w:rPr>
+          <w:lang w:val="ar_AE" w:bidi="ar_AE"/>
+        </w:rPr>
+        <w:t>תַּ֤חַת הַ⁠תַּפּ֨וּחַ֙ עֽוֹרַרְתִּ֔י⁠ךָ שָׁ֚מָּ⁠ה חִבְּלַ֣תְ⁠ךָ אִמֶּ֔⁠ךָ שָׁ֖מָּ⁠ה חִבְּלָ֥ה יְלָדַֽתְ⁠ךָ׃ שִׂימֵ֨⁠נִי כַֽ⁠חוֹתָ֜ם עַל־לִבֶּ֗⁠ךָ כַּֽ⁠חוֹתָם֙ עַל־זְרוֹעֶ֔⁠ךָ כִּֽי־עַזָּ֤ה כַ⁠מָּ֨וֶת֙ אַהֲבָ֔ה קָשָׁ֥ה כִ⁠שְׁא֖וֹל קִנְאָ֑ה רְשָׁפֶ֕י⁠הָ רִשְׁפֵּ֕י אֵ֖שׁ שַׁלְהֶ֥בֶתְ יָֽה׃ מַ֣יִם רַבִּ֗ים לֹ֤א יֽוּכְלוּ֙ לְ⁠כַבּ֣וֹת אֶת־הָֽ⁠אַהֲבָ֔ה וּ⁠נְהָר֖וֹת לֹ֣א יִשְׁטְפ֑וּ⁠הָ אִם־יִתֵּ֨ן אִ֜ישׁ אֶת־כָּל־ה֤וֹן בֵּית⁠וֹ֙ בָּ⁠אַהֲבָ֔ה בּ֖וֹז יָב֥וּזוּ לֽ⁠וֹ</w:t>
+      </w:r>
+    </w:p>
+    <w:p>
+      <w:pPr>
+        <w:bidi/>
+      </w:pPr>
+      <w:r>
+        <w:rPr>
+          <w:lang w:val="ar_AE" w:bidi="ar_AE"/>
+        </w:rPr>
+      </w:r>
+      <w:r>
+        <w:rPr>
           <w:b/>
           <w:lang w:val="ar_AE" w:bidi="ar_AE"/>
         </w:rPr>
@@ -61530,6 +66554,22 @@
       </w:r>
       <w:r>
         <w:rPr>
+          <w:lang w:val="ar_AE" w:bidi="ar_AE"/>
+        </w:rPr>
+        <w:t>כַּֽ⁠חוֹתָם֙ עַל־זְרוֹעֶ֔⁠ךָ</w:t>
+      </w:r>
+    </w:p>
+    <w:p>
+      <w:pPr>
+        <w:bidi/>
+      </w:pPr>
+      <w:r>
+        <w:rPr>
+          <w:lang w:val="ar_AE" w:bidi="ar_AE"/>
+        </w:rPr>
+      </w:r>
+      <w:r>
+        <w:rPr>
           <w:b/>
           <w:lang w:val="ar_AE" w:bidi="ar_AE"/>
         </w:rPr>
@@ -61662,6 +66702,22 @@
       </w:r>
       <w:r>
         <w:rPr>
+          <w:lang w:val="ar_AE" w:bidi="ar_AE"/>
+        </w:rPr>
+        <w:t>כַּֽ⁠חוֹתָם֙ עַל־זְרוֹעֶ֔⁠ךָ</w:t>
+      </w:r>
+    </w:p>
+    <w:p>
+      <w:pPr>
+        <w:bidi/>
+      </w:pPr>
+      <w:r>
+        <w:rPr>
+          <w:lang w:val="ar_AE" w:bidi="ar_AE"/>
+        </w:rPr>
+      </w:r>
+      <w:r>
+        <w:rPr>
           <w:b/>
           <w:lang w:val="ar_AE" w:bidi="ar_AE"/>
         </w:rPr>
@@ -62063,6 +67119,22 @@
       </w:r>
       <w:r>
         <w:rPr>
+          <w:lang w:val="ar_AE" w:bidi="ar_AE"/>
+        </w:rPr>
+        <w:t>קָשָׁ֥ה כִ⁠שְׁא֖וֹל קִנְאָ֑ה</w:t>
+      </w:r>
+    </w:p>
+    <w:p>
+      <w:pPr>
+        <w:bidi/>
+      </w:pPr>
+      <w:r>
+        <w:rPr>
+          <w:lang w:val="ar_AE" w:bidi="ar_AE"/>
+        </w:rPr>
+      </w:r>
+      <w:r>
+        <w:rPr>
           <w:b/>
           <w:lang w:val="ar_AE" w:bidi="ar_AE"/>
         </w:rPr>
@@ -62287,6 +67359,22 @@
       </w:r>
       <w:r>
         <w:rPr>
+          <w:lang w:val="ar_AE" w:bidi="ar_AE"/>
+        </w:rPr>
+        <w:t>כִ⁠שְׁא֖וֹל</w:t>
+      </w:r>
+    </w:p>
+    <w:p>
+      <w:pPr>
+        <w:bidi/>
+      </w:pPr>
+      <w:r>
+        <w:rPr>
+          <w:lang w:val="ar_AE" w:bidi="ar_AE"/>
+        </w:rPr>
+      </w:r>
+      <w:r>
+        <w:rPr>
           <w:b/>
           <w:lang w:val="ar_AE" w:bidi="ar_AE"/>
         </w:rPr>
@@ -62432,6 +67520,22 @@
       </w:r>
       <w:r>
         <w:rPr>
+          <w:lang w:val="ar_AE" w:bidi="ar_AE"/>
+        </w:rPr>
+        <w:t>רְשָׁפֶ֕י⁠הָ רִשְׁפֵּ֕י אֵ֖שׁ שַׁלְהֶ֥בֶתְ יָֽה</w:t>
+      </w:r>
+    </w:p>
+    <w:p>
+      <w:pPr>
+        <w:bidi/>
+      </w:pPr>
+      <w:r>
+        <w:rPr>
+          <w:lang w:val="ar_AE" w:bidi="ar_AE"/>
+        </w:rPr>
+      </w:r>
+      <w:r>
+        <w:rPr>
           <w:b/>
           <w:lang w:val="ar_AE" w:bidi="ar_AE"/>
         </w:rPr>
@@ -62696,6 +67800,22 @@
       </w:r>
       <w:r>
         <w:rPr>
+          <w:lang w:val="ar_AE" w:bidi="ar_AE"/>
+        </w:rPr>
+        <w:t>מַ֣יִם רַבִּ֗ים לֹ֤א יֽוּכְלוּ֙ לְ⁠כַבּ֣וֹת אֶת־הָֽ⁠אַהֲבָ֔ה וּ⁠נְהָר֖וֹת לֹ֣א יִשְׁטְפ֑וּ⁠הָ</w:t>
+      </w:r>
+    </w:p>
+    <w:p>
+      <w:pPr>
+        <w:bidi/>
+      </w:pPr>
+      <w:r>
+        <w:rPr>
+          <w:lang w:val="ar_AE" w:bidi="ar_AE"/>
+        </w:rPr>
+      </w:r>
+      <w:r>
+        <w:rPr>
           <w:b/>
           <w:lang w:val="ar_AE" w:bidi="ar_AE"/>
         </w:rPr>
@@ -62854,6 +67974,22 @@
       </w:r>
       <w:r>
         <w:rPr>
+          <w:lang w:val="ar_AE" w:bidi="ar_AE"/>
+        </w:rPr>
+        <w:t>מַ֣יִם רַבִּ֗ים לֹ֤א יֽוּכְלוּ֙ לְ⁠כַבּ֣וֹת אֶת־הָֽ⁠אַהֲבָ֔ה וּ⁠נְהָר֖וֹת לֹ֣א יִשְׁטְפ֑וּ⁠הָ</w:t>
+      </w:r>
+    </w:p>
+    <w:p>
+      <w:pPr>
+        <w:bidi/>
+      </w:pPr>
+      <w:r>
+        <w:rPr>
+          <w:lang w:val="ar_AE" w:bidi="ar_AE"/>
+        </w:rPr>
+      </w:r>
+      <w:r>
+        <w:rPr>
           <w:b/>
           <w:lang w:val="ar_AE" w:bidi="ar_AE"/>
         </w:rPr>
@@ -63043,6 +68179,22 @@
       </w:r>
       <w:r>
         <w:rPr>
+          <w:lang w:val="ar_AE" w:bidi="ar_AE"/>
+        </w:rPr>
+        <w:t>אִם־יִתֵּ֨ן אִ֜ישׁ אֶת־כָּל־ה֤וֹן בֵּית⁠וֹ֙ בָּ⁠אַהֲבָ֔ה בּ֖וֹז יָב֥וּזוּ לֽ⁠וֹ</w:t>
+      </w:r>
+    </w:p>
+    <w:p>
+      <w:pPr>
+        <w:bidi/>
+      </w:pPr>
+      <w:r>
+        <w:rPr>
+          <w:lang w:val="ar_AE" w:bidi="ar_AE"/>
+        </w:rPr>
+      </w:r>
+      <w:r>
+        <w:rPr>
           <w:b/>
           <w:lang w:val="ar_AE" w:bidi="ar_AE"/>
         </w:rPr>
@@ -63149,6 +68301,22 @@
       </w:r>
       <w:r>
         <w:rPr>
+          <w:lang w:val="ar_AE" w:bidi="ar_AE"/>
+        </w:rPr>
+        <w:t>בָּ⁠אַהֲבָ֔ה</w:t>
+      </w:r>
+    </w:p>
+    <w:p>
+      <w:pPr>
+        <w:bidi/>
+      </w:pPr>
+      <w:r>
+        <w:rPr>
+          <w:lang w:val="ar_AE" w:bidi="ar_AE"/>
+        </w:rPr>
+      </w:r>
+      <w:r>
+        <w:rPr>
           <w:b/>
           <w:lang w:val="ar_AE" w:bidi="ar_AE"/>
         </w:rPr>
@@ -63233,6 +68401,22 @@
       </w:r>
       <w:r>
         <w:rPr>
+          <w:lang w:val="ar_AE" w:bidi="ar_AE"/>
+        </w:rPr>
+        <w:t>לֽ⁠וֹ</w:t>
+      </w:r>
+    </w:p>
+    <w:p>
+      <w:pPr>
+        <w:bidi/>
+      </w:pPr>
+      <w:r>
+        <w:rPr>
+          <w:lang w:val="ar_AE" w:bidi="ar_AE"/>
+        </w:rPr>
+      </w:r>
+      <w:r>
+        <w:rPr>
           <w:b/>
           <w:lang w:val="ar_AE" w:bidi="ar_AE"/>
         </w:rPr>
@@ -63385,6 +68569,22 @@
       </w:r>
       <w:r>
         <w:rPr>
+          <w:lang w:val="ar_AE" w:bidi="ar_AE"/>
+        </w:rPr>
+        <w:t>קְטַנָּ֔ה</w:t>
+      </w:r>
+    </w:p>
+    <w:p>
+      <w:pPr>
+        <w:bidi/>
+      </w:pPr>
+      <w:r>
+        <w:rPr>
+          <w:lang w:val="ar_AE" w:bidi="ar_AE"/>
+        </w:rPr>
+      </w:r>
+      <w:r>
+        <w:rPr>
           <w:b/>
           <w:lang w:val="ar_AE" w:bidi="ar_AE"/>
         </w:rPr>
@@ -63504,6 +68704,22 @@
       </w:r>
       <w:r>
         <w:rPr>
+          <w:lang w:val="ar_AE" w:bidi="ar_AE"/>
+        </w:rPr>
+        <w:t>וְ⁠שָׁדַ֖יִם אֵ֣ין לָ֑⁠הּ</w:t>
+      </w:r>
+    </w:p>
+    <w:p>
+      <w:pPr>
+        <w:bidi/>
+      </w:pPr>
+      <w:r>
+        <w:rPr>
+          <w:lang w:val="ar_AE" w:bidi="ar_AE"/>
+        </w:rPr>
+      </w:r>
+      <w:r>
+        <w:rPr>
           <w:b/>
           <w:lang w:val="ar_AE" w:bidi="ar_AE"/>
         </w:rPr>
@@ -63861,6 +69077,22 @@
       </w:r>
       <w:r>
         <w:rPr>
+          <w:lang w:val="ar_AE" w:bidi="ar_AE"/>
+        </w:rPr>
+        <w:t>שֶׁ⁠יְּדֻבַּר־בָּֽ⁠הּ</w:t>
+      </w:r>
+    </w:p>
+    <w:p>
+      <w:pPr>
+        <w:bidi/>
+      </w:pPr>
+      <w:r>
+        <w:rPr>
+          <w:lang w:val="ar_AE" w:bidi="ar_AE"/>
+        </w:rPr>
+      </w:r>
+      <w:r>
+        <w:rPr>
           <w:b/>
           <w:lang w:val="ar_AE" w:bidi="ar_AE"/>
         </w:rPr>
@@ -64100,6 +69332,22 @@
         <w:rPr>
           <w:lang w:val="ar_AE" w:bidi="ar_AE"/>
         </w:rPr>
+      </w:r>
+    </w:p>
+    <w:p>
+      <w:pPr>
+        <w:bidi/>
+      </w:pPr>
+      <w:r>
+        <w:rPr>
+          <w:lang w:val="ar_AE" w:bidi="ar_AE"/>
+        </w:rPr>
+      </w:r>
+      <w:r>
+        <w:rPr>
+          <w:lang w:val="ar_AE" w:bidi="ar_AE"/>
+        </w:rPr>
+        <w:t>וְ⁠אִם־דֶּ֣לֶת הִ֔יא נָצ֥וּר עָלֶ֖י⁠הָ ל֥וּחַ אָֽרֶז</w:t>
       </w:r>
     </w:p>
     <w:p>
@@ -64436,6 +69684,22 @@
       </w:r>
       <w:r>
         <w:rPr>
+          <w:lang w:val="ar_AE" w:bidi="ar_AE"/>
+        </w:rPr>
+        <w:t>אֲנִ֣י חוֹמָ֔ה וְ⁠שָׁדַ֖⁠י כַּ⁠מִּגְדָּל֑וֹת אָ֛ז הָיִ֥יתִי בְ⁠עֵינָ֖י⁠ו כְּ⁠מוֹצְאֵ֥ת שָׁלֽוֹם</w:t>
+      </w:r>
+    </w:p>
+    <w:p>
+      <w:pPr>
+        <w:bidi/>
+      </w:pPr>
+      <w:r>
+        <w:rPr>
+          <w:lang w:val="ar_AE" w:bidi="ar_AE"/>
+        </w:rPr>
+      </w:r>
+      <w:r>
+        <w:rPr>
           <w:b/>
           <w:lang w:val="ar_AE" w:bidi="ar_AE"/>
         </w:rPr>
@@ -64542,6 +69806,22 @@
       </w:r>
       <w:r>
         <w:rPr>
+          <w:lang w:val="ar_AE" w:bidi="ar_AE"/>
+        </w:rPr>
+        <w:t>אֲנִ֣י חוֹמָ֔ה</w:t>
+      </w:r>
+    </w:p>
+    <w:p>
+      <w:pPr>
+        <w:bidi/>
+      </w:pPr>
+      <w:r>
+        <w:rPr>
+          <w:lang w:val="ar_AE" w:bidi="ar_AE"/>
+        </w:rPr>
+      </w:r>
+      <w:r>
+        <w:rPr>
           <w:b/>
           <w:lang w:val="ar_AE" w:bidi="ar_AE"/>
         </w:rPr>
@@ -64647,6 +69927,22 @@
       </w:r>
       <w:r>
         <w:rPr>
+          <w:lang w:val="ar_AE" w:bidi="ar_AE"/>
+        </w:rPr>
+        <w:t>וְ⁠שָׁדַ֖⁠י</w:t>
+      </w:r>
+    </w:p>
+    <w:p>
+      <w:pPr>
+        <w:bidi/>
+      </w:pPr>
+      <w:r>
+        <w:rPr>
+          <w:lang w:val="ar_AE" w:bidi="ar_AE"/>
+        </w:rPr>
+      </w:r>
+      <w:r>
+        <w:rPr>
           <w:b/>
           <w:lang w:val="ar_AE" w:bidi="ar_AE"/>
         </w:rPr>
@@ -64850,6 +70146,22 @@
       </w:r>
       <w:r>
         <w:rPr>
+          <w:lang w:val="ar_AE" w:bidi="ar_AE"/>
+        </w:rPr>
+        <w:t>אָ֛ז</w:t>
+      </w:r>
+    </w:p>
+    <w:p>
+      <w:pPr>
+        <w:bidi/>
+      </w:pPr>
+      <w:r>
+        <w:rPr>
+          <w:lang w:val="ar_AE" w:bidi="ar_AE"/>
+        </w:rPr>
+      </w:r>
+      <w:r>
+        <w:rPr>
           <w:b/>
           <w:lang w:val="ar_AE" w:bidi="ar_AE"/>
         </w:rPr>
@@ -64956,6 +70268,22 @@
       </w:r>
       <w:r>
         <w:rPr>
+          <w:lang w:val="ar_AE" w:bidi="ar_AE"/>
+        </w:rPr>
+        <w:t>הָיִ֥יתִי בְ⁠עֵינָ֖י⁠ו</w:t>
+      </w:r>
+    </w:p>
+    <w:p>
+      <w:pPr>
+        <w:bidi/>
+      </w:pPr>
+      <w:r>
+        <w:rPr>
+          <w:lang w:val="ar_AE" w:bidi="ar_AE"/>
+        </w:rPr>
+      </w:r>
+      <w:r>
+        <w:rPr>
           <w:b/>
           <w:lang w:val="ar_AE" w:bidi="ar_AE"/>
         </w:rPr>
@@ -65075,6 +70403,22 @@
       </w:r>
       <w:r>
         <w:rPr>
+          <w:lang w:val="ar_AE" w:bidi="ar_AE"/>
+        </w:rPr>
+        <w:t>כְּ⁠מוֹצְאֵ֥ת</w:t>
+      </w:r>
+    </w:p>
+    <w:p>
+      <w:pPr>
+        <w:bidi/>
+      </w:pPr>
+      <w:r>
+        <w:rPr>
+          <w:lang w:val="ar_AE" w:bidi="ar_AE"/>
+        </w:rPr>
+      </w:r>
+      <w:r>
+        <w:rPr>
           <w:b/>
           <w:lang w:val="ar_AE" w:bidi="ar_AE"/>
         </w:rPr>
@@ -65172,6 +70516,22 @@
       </w:r>
       <w:r>
         <w:rPr>
+          <w:lang w:val="ar_AE" w:bidi="ar_AE"/>
+        </w:rPr>
+        <w:t>הָיִ֥יתִי בְ⁠עֵינָ֖י⁠ו כְּ⁠מוֹצְאֵ֥ת שָׁלֽוֹם</w:t>
+      </w:r>
+    </w:p>
+    <w:p>
+      <w:pPr>
+        <w:bidi/>
+      </w:pPr>
+      <w:r>
+        <w:rPr>
+          <w:lang w:val="ar_AE" w:bidi="ar_AE"/>
+        </w:rPr>
+      </w:r>
+      <w:r>
+        <w:rPr>
           <w:b/>
           <w:lang w:val="ar_AE" w:bidi="ar_AE"/>
         </w:rPr>
@@ -65410,6 +70770,22 @@
       </w:r>
       <w:r>
         <w:rPr>
+          <w:lang w:val="ar_AE" w:bidi="ar_AE"/>
+        </w:rPr>
+        <w:t>לַ⁠נֹּטְרִ֑ים</w:t>
+      </w:r>
+    </w:p>
+    <w:p>
+      <w:pPr>
+        <w:bidi/>
+      </w:pPr>
+      <w:r>
+        <w:rPr>
+          <w:lang w:val="ar_AE" w:bidi="ar_AE"/>
+        </w:rPr>
+      </w:r>
+      <w:r>
+        <w:rPr>
           <w:b/>
           <w:lang w:val="ar_AE" w:bidi="ar_AE"/>
         </w:rPr>
@@ -65555,6 +70931,22 @@
       </w:r>
       <w:r>
         <w:rPr>
+          <w:lang w:val="ar_AE" w:bidi="ar_AE"/>
+        </w:rPr>
+        <w:t>נָתַ֥ן אֶת־הַ⁠כֶּ֖רֶם לַ⁠נֹּטְרִ֑ים</w:t>
+      </w:r>
+    </w:p>
+    <w:p>
+      <w:pPr>
+        <w:bidi/>
+      </w:pPr>
+      <w:r>
+        <w:rPr>
+          <w:lang w:val="ar_AE" w:bidi="ar_AE"/>
+        </w:rPr>
+      </w:r>
+      <w:r>
+        <w:rPr>
           <w:b/>
           <w:lang w:val="ar_AE" w:bidi="ar_AE"/>
         </w:rPr>
@@ -65639,6 +71031,22 @@
       </w:r>
       <w:r>
         <w:rPr>
+          <w:lang w:val="ar_AE" w:bidi="ar_AE"/>
+        </w:rPr>
+        <w:t>אִ֛ישׁ יָבִ֥א בְּ⁠פִרְי֖⁠וֹ אֶ֥לֶף כָּֽסֶף</w:t>
+      </w:r>
+    </w:p>
+    <w:p>
+      <w:pPr>
+        <w:bidi/>
+      </w:pPr>
+      <w:r>
+        <w:rPr>
+          <w:lang w:val="ar_AE" w:bidi="ar_AE"/>
+        </w:rPr>
+      </w:r>
+      <w:r>
+        <w:rPr>
           <w:b/>
           <w:lang w:val="ar_AE" w:bidi="ar_AE"/>
         </w:rPr>
@@ -65771,6 +71179,22 @@
       </w:r>
       <w:r>
         <w:rPr>
+          <w:lang w:val="ar_AE" w:bidi="ar_AE"/>
+        </w:rPr>
+        <w:t>אֶ֥לֶף כָּֽסֶף</w:t>
+      </w:r>
+    </w:p>
+    <w:p>
+      <w:pPr>
+        <w:bidi/>
+      </w:pPr>
+      <w:r>
+        <w:rPr>
+          <w:lang w:val="ar_AE" w:bidi="ar_AE"/>
+        </w:rPr>
+      </w:r>
+      <w:r>
+        <w:rPr>
           <w:b/>
           <w:lang w:val="ar_AE" w:bidi="ar_AE"/>
         </w:rPr>
@@ -65877,6 +71301,22 @@
       </w:r>
       <w:r>
         <w:rPr>
+          <w:lang w:val="ar_AE" w:bidi="ar_AE"/>
+        </w:rPr>
+        <w:t>כֶּ֣רֶם הָיָ֤ה לִ⁠שְׁלֹמֹה֙ בְּ⁠בַ֣עַל הָמ֔וֹן נָתַ֥ן אֶת־הַ⁠כֶּ֖רֶם לַ⁠נֹּטְרִ֑ים אִ֛ישׁ יָבִ֥א בְּ⁠פִרְי֖⁠וֹ אֶ֥לֶף כָּֽסֶף׃ כָּרְמִ֥⁠י שֶׁ⁠לִּ֖⁠י לְ⁠פָנָ֑⁠י הָ⁠אֶ֤לֶף לְ⁠ךָ֙ שְׁלֹמֹ֔ה וּ⁠מָאתַ֖יִם לְ⁠נֹטְרִ֥ים אֶת־פִּרְיֽ⁠וֹ</w:t>
+      </w:r>
+    </w:p>
+    <w:p>
+      <w:pPr>
+        <w:bidi/>
+      </w:pPr>
+      <w:r>
+        <w:rPr>
+          <w:lang w:val="ar_AE" w:bidi="ar_AE"/>
+        </w:rPr>
+      </w:r>
+      <w:r>
+        <w:rPr>
           <w:b/>
           <w:lang w:val="ar_AE" w:bidi="ar_AE"/>
         </w:rPr>
@@ -65970,6 +71410,22 @@
         <w:rPr>
           <w:lang w:val="ar_AE" w:bidi="ar_AE"/>
         </w:rPr>
+      </w:r>
+    </w:p>
+    <w:p>
+      <w:pPr>
+        <w:bidi/>
+      </w:pPr>
+      <w:r>
+        <w:rPr>
+          <w:lang w:val="ar_AE" w:bidi="ar_AE"/>
+        </w:rPr>
+      </w:r>
+      <w:r>
+        <w:rPr>
+          <w:lang w:val="ar_AE" w:bidi="ar_AE"/>
+        </w:rPr>
+        <w:t>כָּרְמִ֥⁠י</w:t>
       </w:r>
     </w:p>
     <w:p>
@@ -66177,6 +71633,22 @@
       </w:r>
       <w:r>
         <w:rPr>
+          <w:lang w:val="ar_AE" w:bidi="ar_AE"/>
+        </w:rPr>
+        <w:t>לְ⁠פָנָ֑⁠י</w:t>
+      </w:r>
+    </w:p>
+    <w:p>
+      <w:pPr>
+        <w:bidi/>
+      </w:pPr>
+      <w:r>
+        <w:rPr>
+          <w:lang w:val="ar_AE" w:bidi="ar_AE"/>
+        </w:rPr>
+      </w:r>
+      <w:r>
+        <w:rPr>
           <w:b/>
           <w:lang w:val="ar_AE" w:bidi="ar_AE"/>
         </w:rPr>
@@ -66296,6 +71768,22 @@
       </w:r>
       <w:r>
         <w:rPr>
+          <w:lang w:val="ar_AE" w:bidi="ar_AE"/>
+        </w:rPr>
+        <w:t>הָ⁠אֶ֤לֶף לְ⁠ךָ֙ שְׁלֹמֹ֔ה וּ⁠מָאתַ֖יִם לְ⁠נֹטְרִ֥ים אֶת־פִּרְיֽ⁠וֹ</w:t>
+      </w:r>
+    </w:p>
+    <w:p>
+      <w:pPr>
+        <w:bidi/>
+      </w:pPr>
+      <w:r>
+        <w:rPr>
+          <w:lang w:val="ar_AE" w:bidi="ar_AE"/>
+        </w:rPr>
+      </w:r>
+      <w:r>
+        <w:rPr>
           <w:b/>
           <w:lang w:val="ar_AE" w:bidi="ar_AE"/>
         </w:rPr>
@@ -66441,6 +71929,22 @@
         <w:rPr>
           <w:lang w:val="ar_AE" w:bidi="ar_AE"/>
         </w:rPr>
+      </w:r>
+    </w:p>
+    <w:p>
+      <w:pPr>
+        <w:bidi/>
+      </w:pPr>
+      <w:r>
+        <w:rPr>
+          <w:lang w:val="ar_AE" w:bidi="ar_AE"/>
+        </w:rPr>
+      </w:r>
+      <w:r>
+        <w:rPr>
+          <w:lang w:val="ar_AE" w:bidi="ar_AE"/>
+        </w:rPr>
+        <w:t>הָ⁠אֶ֤לֶף לְ⁠ךָ֙ שְׁלֹמֹ֔ה</w:t>
       </w:r>
     </w:p>
     <w:p>
@@ -66616,6 +72120,22 @@
       </w:r>
       <w:r>
         <w:rPr>
+          <w:lang w:val="ar_AE" w:bidi="ar_AE"/>
+        </w:rPr>
+        <w:t>הַ⁠יוֹשֶׁ֣בֶת בַּ⁠גַּנִּ֗ים חֲבֵרִ֛ים מַקְשִׁיבִ֥ים לְ⁠קוֹלֵ֖⁠ךְ הַשְׁמִיעִֽי⁠נִי</w:t>
+      </w:r>
+    </w:p>
+    <w:p>
+      <w:pPr>
+        <w:bidi/>
+      </w:pPr>
+      <w:r>
+        <w:rPr>
+          <w:lang w:val="ar_AE" w:bidi="ar_AE"/>
+        </w:rPr>
+      </w:r>
+      <w:r>
+        <w:rPr>
           <w:b/>
           <w:lang w:val="ar_AE" w:bidi="ar_AE"/>
         </w:rPr>
@@ -66709,6 +72229,22 @@
         <w:rPr>
           <w:lang w:val="ar_AE" w:bidi="ar_AE"/>
         </w:rPr>
+      </w:r>
+    </w:p>
+    <w:p>
+      <w:pPr>
+        <w:bidi/>
+      </w:pPr>
+      <w:r>
+        <w:rPr>
+          <w:lang w:val="ar_AE" w:bidi="ar_AE"/>
+        </w:rPr>
+      </w:r>
+      <w:r>
+        <w:rPr>
+          <w:lang w:val="ar_AE" w:bidi="ar_AE"/>
+        </w:rPr>
+        <w:t>חֲבֵרִ֛ים</w:t>
       </w:r>
     </w:p>
     <w:p>
@@ -66881,6 +72417,22 @@
       </w:r>
       <w:r>
         <w:rPr>
+          <w:lang w:val="ar_AE" w:bidi="ar_AE"/>
+        </w:rPr>
+        <w:t>לְ⁠קוֹלֵ֖⁠ךְ</w:t>
+      </w:r>
+    </w:p>
+    <w:p>
+      <w:pPr>
+        <w:bidi/>
+      </w:pPr>
+      <w:r>
+        <w:rPr>
+          <w:lang w:val="ar_AE" w:bidi="ar_AE"/>
+        </w:rPr>
+      </w:r>
+      <w:r>
+        <w:rPr>
           <w:b/>
           <w:lang w:val="ar_AE" w:bidi="ar_AE"/>
         </w:rPr>
@@ -66987,6 +72539,22 @@
       </w:r>
       <w:r>
         <w:rPr>
+          <w:lang w:val="ar_AE" w:bidi="ar_AE"/>
+        </w:rPr>
+        <w:t>בְּרַ֣ח ׀ דּוֹדִ֗⁠י וּֽ⁠דְמֵה־לְ⁠ךָ֤ לִ⁠צְבִי֙ א֚וֹ לְ⁠עֹ֣פֶר הָֽ⁠אַיָּלִ֔ים עַ֖ל הָרֵ֥י בְשָׂמִֽים</w:t>
+      </w:r>
+    </w:p>
+    <w:p>
+      <w:pPr>
+        <w:bidi/>
+      </w:pPr>
+      <w:r>
+        <w:rPr>
+          <w:lang w:val="ar_AE" w:bidi="ar_AE"/>
+        </w:rPr>
+      </w:r>
+      <w:r>
+        <w:rPr>
           <w:b/>
           <w:lang w:val="ar_AE" w:bidi="ar_AE"/>
         </w:rPr>
@@ -67093,6 +72661,22 @@
       </w:r>
       <w:r>
         <w:rPr>
+          <w:lang w:val="ar_AE" w:bidi="ar_AE"/>
+        </w:rPr>
+        <w:t>בְּרַ֣ח</w:t>
+      </w:r>
+    </w:p>
+    <w:p>
+      <w:pPr>
+        <w:bidi/>
+      </w:pPr>
+      <w:r>
+        <w:rPr>
+          <w:lang w:val="ar_AE" w:bidi="ar_AE"/>
+        </w:rPr>
+      </w:r>
+      <w:r>
+        <w:rPr>
           <w:b/>
           <w:lang w:val="ar_AE" w:bidi="ar_AE"/>
         </w:rPr>
@@ -67199,6 +72783,22 @@
         <w:rPr>
           <w:lang w:val="ar_AE" w:bidi="ar_AE"/>
         </w:rPr>
+      </w:r>
+    </w:p>
+    <w:p>
+      <w:pPr>
+        <w:bidi/>
+      </w:pPr>
+      <w:r>
+        <w:rPr>
+          <w:lang w:val="ar_AE" w:bidi="ar_AE"/>
+        </w:rPr>
+      </w:r>
+      <w:r>
+        <w:rPr>
+          <w:lang w:val="ar_AE" w:bidi="ar_AE"/>
+        </w:rPr>
+        <w:t>דּוֹדִ֗⁠י וּֽ⁠דְמֵה־לְ⁠ךָ֤ לִ⁠צְבִי֙ א֚וֹ לְ⁠עֹ֣פֶר הָֽ⁠אַיָּלִ֔ים</w:t>
       </w:r>
     </w:p>
     <w:p>

--- a/arb/docx/22.content.docx
+++ b/arb/docx/22.content.docx
@@ -32,51 +32,16 @@
     </w:p>
     <w:p>
       <w:pPr>
-        <w:pStyle w:val="Heading2"/>
-        <w:bidi/>
-      </w:pPr>
-      <w:r>
-        <w:rPr>
-          <w:lang w:val="ar_AE" w:bidi="ar_AE"/>
-        </w:rPr>
-        <w:t>License Information</w:t>
-      </w:r>
-      <w:r>
-        <w:rPr>
-          <w:lang w:val="ar_AE" w:bidi="ar_AE"/>
-        </w:rPr>
-      </w:r>
-    </w:p>
-    <w:p>
-      <w:pPr>
-        <w:bidi/>
-      </w:pPr>
-      <w:r>
-        <w:rPr>
-          <w:lang w:val="ar_AE" w:bidi="ar_AE"/>
-        </w:rPr>
-      </w:r>
-      <w:r>
-        <w:rPr>
-          <w:b/>
-          <w:lang w:val="ar_AE" w:bidi="ar_AE"/>
-        </w:rPr>
-        <w:t>ملاحظات الترجمة (كلمة متكشفة)</w:t>
-      </w:r>
-      <w:r>
-        <w:rPr>
-          <w:lang w:val="ar_AE" w:bidi="ar_AE"/>
-        </w:rPr>
-        <w:t xml:space="preserve"> (Arabic) is based on</w:t>
-      </w:r>
-      <w:r>
-        <w:rPr>
-          <w:lang w:val="ar_AE" w:bidi="ar_AE"/>
-        </w:rPr>
-        <w:t xml:space="preserve">: </w:t>
-      </w:r>
-      <w:r>
-        <w:rPr>
+        <w:bidi/>
+      </w:pPr>
+      <w:r>
+        <w:rPr>
+          <w:lang w:val="ar_AE" w:bidi="ar_AE"/>
+        </w:rPr>
+      </w:r>
+      <w:r>
+        <w:rPr>
+          <w:b/>
           <w:lang w:val="ar_AE" w:bidi="ar_AE"/>
         </w:rPr>
         <w:t>unfoldingWord® Translation Notes</w:t>
@@ -85,64 +50,31 @@
         <w:rPr>
           <w:lang w:val="ar_AE" w:bidi="ar_AE"/>
         </w:rPr>
-        <w:t xml:space="preserve">, </w:t>
-      </w:r>
-      <w:hyperlink r:id="rId13">
-        <w:r>
-          <w:rPr>
-            <w:lang w:val="ar_AE" w:bidi="ar_AE"/>
-          </w:rPr>
-          <w:rPr>
-            <w:color w:val="0000EE"/>
-            <w:u w:val="single"/>
-          </w:rPr>
-          <w:t>unfoldingWord</w:t>
-        </w:r>
-      </w:hyperlink>
-      <w:r>
-        <w:rPr>
-          <w:lang w:val="ar_AE" w:bidi="ar_AE"/>
-        </w:rPr>
-        <w:t xml:space="preserve">, 2022, which is licensed under a </w:t>
-      </w:r>
-      <w:hyperlink r:id="rId14">
-        <w:r>
-          <w:rPr>
-            <w:lang w:val="ar_AE" w:bidi="ar_AE"/>
-          </w:rPr>
-          <w:rPr>
-            <w:color w:val="0000EE"/>
-            <w:u w:val="single"/>
-          </w:rPr>
-          <w:t>CC BY-SA 4.0 license</w:t>
-        </w:r>
-      </w:hyperlink>
-      <w:r>
-        <w:rPr>
-          <w:lang w:val="ar_AE" w:bidi="ar_AE"/>
-        </w:rPr>
-        <w:t>.</w:t>
-      </w:r>
-      <w:r>
-        <w:rPr>
-          <w:lang w:val="ar_AE" w:bidi="ar_AE"/>
-        </w:rPr>
-      </w:r>
-    </w:p>
-    <w:p>
-      <w:pPr>
-        <w:bidi/>
-      </w:pPr>
-      <w:r>
-        <w:rPr>
-          <w:lang w:val="ar_AE" w:bidi="ar_AE"/>
-        </w:rPr>
-      </w:r>
-      <w:r>
-        <w:rPr>
-          <w:lang w:val="ar_AE" w:bidi="ar_AE"/>
-        </w:rPr>
-        <w:t>This PDF version is provided under the same license.</w:t>
+        <w:t xml:space="preserve"> © 2022 unfoldingWord. Released under CC BY-SA 4.0 license. </w:t>
+      </w:r>
+      <w:r>
+        <w:rPr>
+          <w:lang w:val="ar_AE" w:bidi="ar_AE"/>
+        </w:rPr>
+        <w:t>unfoldingWord® Translation Notes</w:t>
+      </w:r>
+      <w:r>
+        <w:rPr>
+          <w:lang w:val="ar_AE" w:bidi="ar_AE"/>
+        </w:rPr>
+        <w:t xml:space="preserve"> has been adapted in the following languages: Tok Pisin, Arabic (عربي), French (Français), Hindi (हिंदी), Indonesian (Bahasa Indonesia), Portuguese (Português), Russian (Русский), Spanish (Español), Swahili (Kiswahili), and Simplified Chinese (简体中文) from </w:t>
+      </w:r>
+      <w:r>
+        <w:rPr>
+          <w:lang w:val="ar_AE" w:bidi="ar_AE"/>
+        </w:rPr>
+        <w:t>unfoldingWord® Translation Notes</w:t>
+      </w:r>
+      <w:r>
+        <w:rPr>
+          <w:lang w:val="ar_AE" w:bidi="ar_AE"/>
+        </w:rPr>
+        <w:t xml:space="preserve"> © 2022 unfoldingWord. Released under CC BY-SA 4.0 license by Mission Mutual</w:t>
       </w:r>
       <w:r>
         <w:rPr>
@@ -958,7 +890,7 @@
         </w:rPr>
         <w:t xml:space="preserve">الشخصيتان الرئيسيتان في هذا السفر هما الرجل والمرأة، اللذان يحبان بعضهما البعض. وفي نشيد الأنشاد </w:t>
       </w:r>
-      <w:hyperlink r:id="rId15">
+      <w:hyperlink r:id="rId13">
         <w:r>
           <w:rPr>
             <w:lang w:val="ar_AE" w:bidi="ar_AE"/>
@@ -1317,7 +1249,7 @@
         </w:rPr>
         <w:t xml:space="preserve">في الشرق الأدنى القديم، كان الأغنياء عادةً يتمتعون ببشرة أفتح لأنهم لم يكونوا مضطرين للعمل في الخارج تحت الشمس. لكن هذه الفتاة كانت مضطرة للعمل في الخارج تحت الشمس، مما أدى إلى اسمرار بشرتها، وهذا هو السبب في قولها "أنا سوداء" في </w:t>
       </w:r>
-      <w:hyperlink r:id="rId16">
+      <w:hyperlink r:id="rId14">
         <w:r>
           <w:rPr>
             <w:lang w:val="ar_AE" w:bidi="ar_AE"/>
@@ -1384,22 +1316,6 @@
       </w:r>
       <w:r>
         <w:rPr>
-          <w:lang w:val="ar_AE" w:bidi="ar_AE"/>
-        </w:rPr>
-        <w:t>שִׁ֥יר הַ⁠שִּׁירִ֖ים אֲשֶׁ֥ר לִ⁠שְׁלֹמֹֽה</w:t>
-      </w:r>
-    </w:p>
-    <w:p>
-      <w:pPr>
-        <w:bidi/>
-      </w:pPr>
-      <w:r>
-        <w:rPr>
-          <w:lang w:val="ar_AE" w:bidi="ar_AE"/>
-        </w:rPr>
-      </w:r>
-      <w:r>
-        <w:rPr>
           <w:b/>
           <w:lang w:val="ar_AE" w:bidi="ar_AE"/>
         </w:rPr>
@@ -1492,22 +1408,6 @@
       </w:r>
       <w:r>
         <w:rPr>
-          <w:lang w:val="ar_AE" w:bidi="ar_AE"/>
-        </w:rPr>
-        <w:t>שִׁ֥יר הַ⁠שִּׁירִ֖ים</w:t>
-      </w:r>
-    </w:p>
-    <w:p>
-      <w:pPr>
-        <w:bidi/>
-      </w:pPr>
-      <w:r>
-        <w:rPr>
-          <w:lang w:val="ar_AE" w:bidi="ar_AE"/>
-        </w:rPr>
-      </w:r>
-      <w:r>
-        <w:rPr>
           <w:b/>
           <w:lang w:val="ar_AE" w:bidi="ar_AE"/>
         </w:rPr>
@@ -1639,22 +1539,6 @@
       </w:r>
       <w:r>
         <w:rPr>
-          <w:lang w:val="ar_AE" w:bidi="ar_AE"/>
-        </w:rPr>
-        <w:t>לִ⁠שְׁלֹמֹֽה</w:t>
-      </w:r>
-    </w:p>
-    <w:p>
-      <w:pPr>
-        <w:bidi/>
-      </w:pPr>
-      <w:r>
-        <w:rPr>
-          <w:lang w:val="ar_AE" w:bidi="ar_AE"/>
-        </w:rPr>
-      </w:r>
-      <w:r>
-        <w:rPr>
           <w:b/>
           <w:lang w:val="ar_AE" w:bidi="ar_AE"/>
         </w:rPr>
@@ -1830,22 +1714,6 @@
       </w:r>
       <w:r>
         <w:rPr>
-          <w:lang w:val="ar_AE" w:bidi="ar_AE"/>
-        </w:rPr>
-        <w:t>דֹּדֶ֖י⁠ךָ</w:t>
-      </w:r>
-    </w:p>
-    <w:p>
-      <w:pPr>
-        <w:bidi/>
-      </w:pPr>
-      <w:r>
-        <w:rPr>
-          <w:lang w:val="ar_AE" w:bidi="ar_AE"/>
-        </w:rPr>
-      </w:r>
-      <w:r>
-        <w:rPr>
           <w:b/>
           <w:lang w:val="ar_AE" w:bidi="ar_AE"/>
         </w:rPr>
@@ -1977,22 +1845,6 @@
       </w:r>
       <w:r>
         <w:rPr>
-          <w:lang w:val="ar_AE" w:bidi="ar_AE"/>
-        </w:rPr>
-        <w:t>טוֹבִ֥ים דֹּדֶ֖י⁠ךָ מִ⁠יָּֽיִן</w:t>
-      </w:r>
-    </w:p>
-    <w:p>
-      <w:pPr>
-        <w:bidi/>
-      </w:pPr>
-      <w:r>
-        <w:rPr>
-          <w:lang w:val="ar_AE" w:bidi="ar_AE"/>
-        </w:rPr>
-      </w:r>
-      <w:r>
-        <w:rPr>
           <w:b/>
           <w:lang w:val="ar_AE" w:bidi="ar_AE"/>
         </w:rPr>
@@ -2098,22 +1950,6 @@
       </w:r>
       <w:r>
         <w:rPr>
-          <w:lang w:val="ar_AE" w:bidi="ar_AE"/>
-        </w:rPr>
-        <w:t>טוֹבִ֥ים דֹּדֶ֖י⁠ךָ מִ⁠יָּֽיִן</w:t>
-      </w:r>
-    </w:p>
-    <w:p>
-      <w:pPr>
-        <w:bidi/>
-      </w:pPr>
-      <w:r>
-        <w:rPr>
-          <w:lang w:val="ar_AE" w:bidi="ar_AE"/>
-        </w:rPr>
-      </w:r>
-      <w:r>
-        <w:rPr>
           <w:b/>
           <w:lang w:val="ar_AE" w:bidi="ar_AE"/>
         </w:rPr>
@@ -2276,22 +2112,6 @@
       </w:r>
       <w:r>
         <w:rPr>
-          <w:lang w:val="ar_AE" w:bidi="ar_AE"/>
-        </w:rPr>
-        <w:t>לְ⁠רֵ֨יחַ֙</w:t>
-      </w:r>
-    </w:p>
-    <w:p>
-      <w:pPr>
-        <w:bidi/>
-      </w:pPr>
-      <w:r>
-        <w:rPr>
-          <w:lang w:val="ar_AE" w:bidi="ar_AE"/>
-        </w:rPr>
-      </w:r>
-      <w:r>
-        <w:rPr>
           <w:b/>
           <w:lang w:val="ar_AE" w:bidi="ar_AE"/>
         </w:rPr>
@@ -2375,22 +2195,6 @@
       </w:r>
       <w:r>
         <w:rPr>
-          <w:lang w:val="ar_AE" w:bidi="ar_AE"/>
-        </w:rPr>
-        <w:t>שְׁמָנֶ֣י⁠ךָ טוֹבִ֔ים</w:t>
-      </w:r>
-    </w:p>
-    <w:p>
-      <w:pPr>
-        <w:bidi/>
-      </w:pPr>
-      <w:r>
-        <w:rPr>
-          <w:lang w:val="ar_AE" w:bidi="ar_AE"/>
-        </w:rPr>
-      </w:r>
-      <w:r>
-        <w:rPr>
           <w:b/>
           <w:lang w:val="ar_AE" w:bidi="ar_AE"/>
         </w:rPr>
@@ -2496,22 +2300,6 @@
       </w:r>
       <w:r>
         <w:rPr>
-          <w:lang w:val="ar_AE" w:bidi="ar_AE"/>
-        </w:rPr>
-        <w:t>שֶׁ֖מֶן תּוּרַ֣ק שְׁמֶ֑⁠ךָ</w:t>
-      </w:r>
-    </w:p>
-    <w:p>
-      <w:pPr>
-        <w:bidi/>
-      </w:pPr>
-      <w:r>
-        <w:rPr>
-          <w:lang w:val="ar_AE" w:bidi="ar_AE"/>
-        </w:rPr>
-      </w:r>
-      <w:r>
-        <w:rPr>
           <w:b/>
           <w:lang w:val="ar_AE" w:bidi="ar_AE"/>
         </w:rPr>
@@ -2617,22 +2405,6 @@
       </w:r>
       <w:r>
         <w:rPr>
-          <w:lang w:val="ar_AE" w:bidi="ar_AE"/>
-        </w:rPr>
-        <w:t>שֶׁ֖מֶן תּוּרַ֣ק שְׁמֶ֑⁠ךָ</w:t>
-      </w:r>
-    </w:p>
-    <w:p>
-      <w:pPr>
-        <w:bidi/>
-      </w:pPr>
-      <w:r>
-        <w:rPr>
-          <w:lang w:val="ar_AE" w:bidi="ar_AE"/>
-        </w:rPr>
-      </w:r>
-      <w:r>
-        <w:rPr>
           <w:b/>
           <w:lang w:val="ar_AE" w:bidi="ar_AE"/>
         </w:rPr>
@@ -2738,22 +2510,6 @@
       </w:r>
       <w:r>
         <w:rPr>
-          <w:lang w:val="ar_AE" w:bidi="ar_AE"/>
-        </w:rPr>
-        <w:t>עַל־כֵּ֖ן</w:t>
-      </w:r>
-    </w:p>
-    <w:p>
-      <w:pPr>
-        <w:bidi/>
-      </w:pPr>
-      <w:r>
-        <w:rPr>
-          <w:lang w:val="ar_AE" w:bidi="ar_AE"/>
-        </w:rPr>
-      </w:r>
-      <w:r>
-        <w:rPr>
           <w:b/>
           <w:lang w:val="ar_AE" w:bidi="ar_AE"/>
         </w:rPr>
@@ -2964,22 +2720,6 @@
       </w:r>
       <w:r>
         <w:rPr>
-          <w:lang w:val="ar_AE" w:bidi="ar_AE"/>
-        </w:rPr>
-        <w:t>מָשְׁכֵ֖⁠נִי</w:t>
-      </w:r>
-    </w:p>
-    <w:p>
-      <w:pPr>
-        <w:bidi/>
-      </w:pPr>
-      <w:r>
-        <w:rPr>
-          <w:lang w:val="ar_AE" w:bidi="ar_AE"/>
-        </w:rPr>
-      </w:r>
-      <w:r>
-        <w:rPr>
           <w:b/>
           <w:lang w:val="ar_AE" w:bidi="ar_AE"/>
         </w:rPr>
@@ -3181,22 +2921,6 @@
       </w:r>
       <w:r>
         <w:rPr>
-          <w:lang w:val="ar_AE" w:bidi="ar_AE"/>
-        </w:rPr>
-        <w:t>נָּר֑וּצָה</w:t>
-      </w:r>
-    </w:p>
-    <w:p>
-      <w:pPr>
-        <w:bidi/>
-      </w:pPr>
-      <w:r>
-        <w:rPr>
-          <w:lang w:val="ar_AE" w:bidi="ar_AE"/>
-        </w:rPr>
-      </w:r>
-      <w:r>
-        <w:rPr>
           <w:b/>
           <w:lang w:val="ar_AE" w:bidi="ar_AE"/>
         </w:rPr>
@@ -3315,22 +3039,6 @@
       </w:r>
       <w:r>
         <w:rPr>
-          <w:lang w:val="ar_AE" w:bidi="ar_AE"/>
-        </w:rPr>
-        <w:t>נָּר֑וּצָה</w:t>
-      </w:r>
-    </w:p>
-    <w:p>
-      <w:pPr>
-        <w:bidi/>
-      </w:pPr>
-      <w:r>
-        <w:rPr>
-          <w:lang w:val="ar_AE" w:bidi="ar_AE"/>
-        </w:rPr>
-      </w:r>
-      <w:r>
-        <w:rPr>
           <w:b/>
           <w:lang w:val="ar_AE" w:bidi="ar_AE"/>
         </w:rPr>
@@ -3483,7 +3191,7 @@
         </w:rPr>
         <w:t xml:space="preserve"> هو تعبير لإظهار المودة كما أنها طريقة رقيقة من المرأة للإشارة إلى الرجل الذي تحبه. ولا تتحدث المرأة عن ملك حقيقي، بل إن هذا أسلوب شعري في الكلام. ولا تزل المرأة تتحدث عن نفس الرجل الذي كانت تشير إليه في </w:t>
       </w:r>
-      <w:hyperlink r:id="rId17">
+      <w:hyperlink r:id="rId15">
         <w:r>
           <w:rPr>
             <w:lang w:val="ar_AE" w:bidi="ar_AE"/>
@@ -3572,22 +3280,6 @@
       </w:r>
       <w:r>
         <w:rPr>
-          <w:lang w:val="ar_AE" w:bidi="ar_AE"/>
-        </w:rPr>
-        <w:t>הֱבִיאַ֨⁠נִי הַ⁠מֶּ֜לֶךְ</w:t>
-      </w:r>
-    </w:p>
-    <w:p>
-      <w:pPr>
-        <w:bidi/>
-      </w:pPr>
-      <w:r>
-        <w:rPr>
-          <w:lang w:val="ar_AE" w:bidi="ar_AE"/>
-        </w:rPr>
-      </w:r>
-      <w:r>
-        <w:rPr>
           <w:b/>
           <w:lang w:val="ar_AE" w:bidi="ar_AE"/>
         </w:rPr>
@@ -3693,22 +3385,6 @@
       </w:r>
       <w:r>
         <w:rPr>
-          <w:lang w:val="ar_AE" w:bidi="ar_AE"/>
-        </w:rPr>
-        <w:t>הֱבִיאַ֨⁠נִי</w:t>
-      </w:r>
-    </w:p>
-    <w:p>
-      <w:pPr>
-        <w:bidi/>
-      </w:pPr>
-      <w:r>
-        <w:rPr>
-          <w:lang w:val="ar_AE" w:bidi="ar_AE"/>
-        </w:rPr>
-      </w:r>
-      <w:r>
-        <w:rPr>
           <w:b/>
           <w:lang w:val="ar_AE" w:bidi="ar_AE"/>
         </w:rPr>
@@ -4028,22 +3704,6 @@
       </w:r>
       <w:r>
         <w:rPr>
-          <w:lang w:val="ar_AE" w:bidi="ar_AE"/>
-        </w:rPr>
-        <w:t>נָגִ֤ילָה וְ⁠נִשְׂמְחָה֙</w:t>
-      </w:r>
-    </w:p>
-    <w:p>
-      <w:pPr>
-        <w:bidi/>
-      </w:pPr>
-      <w:r>
-        <w:rPr>
-          <w:lang w:val="ar_AE" w:bidi="ar_AE"/>
-        </w:rPr>
-      </w:r>
-      <w:r>
-        <w:rPr>
           <w:b/>
           <w:lang w:val="ar_AE" w:bidi="ar_AE"/>
         </w:rPr>
@@ -4162,22 +3822,6 @@
       </w:r>
       <w:r>
         <w:rPr>
-          <w:lang w:val="ar_AE" w:bidi="ar_AE"/>
-        </w:rPr>
-        <w:t>נַזְכִּ֤ירָה</w:t>
-      </w:r>
-    </w:p>
-    <w:p>
-      <w:pPr>
-        <w:bidi/>
-      </w:pPr>
-      <w:r>
-        <w:rPr>
-          <w:lang w:val="ar_AE" w:bidi="ar_AE"/>
-        </w:rPr>
-      </w:r>
-      <w:r>
-        <w:rPr>
           <w:b/>
           <w:lang w:val="ar_AE" w:bidi="ar_AE"/>
         </w:rPr>
@@ -4248,22 +3892,6 @@
       </w:r>
       <w:r>
         <w:rPr>
-          <w:lang w:val="ar_AE" w:bidi="ar_AE"/>
-        </w:rPr>
-        <w:t>מִ⁠יַּ֔יִן</w:t>
-      </w:r>
-    </w:p>
-    <w:p>
-      <w:pPr>
-        <w:bidi/>
-      </w:pPr>
-      <w:r>
-        <w:rPr>
-          <w:lang w:val="ar_AE" w:bidi="ar_AE"/>
-        </w:rPr>
-      </w:r>
-      <w:r>
-        <w:rPr>
           <w:b/>
           <w:lang w:val="ar_AE" w:bidi="ar_AE"/>
         </w:rPr>
@@ -4484,22 +4112,6 @@
       </w:r>
       <w:r>
         <w:rPr>
-          <w:lang w:val="ar_AE" w:bidi="ar_AE"/>
-        </w:rPr>
-        <w:t>דֹדֶ֨י⁠ךָ֙ מִ⁠יַּ֔יִן</w:t>
-      </w:r>
-    </w:p>
-    <w:p>
-      <w:pPr>
-        <w:bidi/>
-      </w:pPr>
-      <w:r>
-        <w:rPr>
-          <w:lang w:val="ar_AE" w:bidi="ar_AE"/>
-        </w:rPr>
-      </w:r>
-      <w:r>
-        <w:rPr>
           <w:b/>
           <w:lang w:val="ar_AE" w:bidi="ar_AE"/>
         </w:rPr>
@@ -4605,22 +4217,6 @@
       </w:r>
       <w:r>
         <w:rPr>
-          <w:lang w:val="ar_AE" w:bidi="ar_AE"/>
-        </w:rPr>
-        <w:t>מֵישָׁרִ֖ים אֲהֵבֽוּ⁠ךָ</w:t>
-      </w:r>
-    </w:p>
-    <w:p>
-      <w:pPr>
-        <w:bidi/>
-      </w:pPr>
-      <w:r>
-        <w:rPr>
-          <w:lang w:val="ar_AE" w:bidi="ar_AE"/>
-        </w:rPr>
-      </w:r>
-      <w:r>
-        <w:rPr>
           <w:b/>
           <w:lang w:val="ar_AE" w:bidi="ar_AE"/>
         </w:rPr>
@@ -4761,22 +4357,6 @@
       </w:r>
       <w:r>
         <w:rPr>
-          <w:lang w:val="ar_AE" w:bidi="ar_AE"/>
-        </w:rPr>
-        <w:t>מֵישָׁרִ֖ים אֲהֵבֽוּ⁠ךָ</w:t>
-      </w:r>
-    </w:p>
-    <w:p>
-      <w:pPr>
-        <w:bidi/>
-      </w:pPr>
-      <w:r>
-        <w:rPr>
-          <w:lang w:val="ar_AE" w:bidi="ar_AE"/>
-        </w:rPr>
-      </w:r>
-      <w:r>
-        <w:rPr>
           <w:b/>
           <w:lang w:val="ar_AE" w:bidi="ar_AE"/>
         </w:rPr>
@@ -5070,22 +4650,6 @@
       </w:r>
       <w:r>
         <w:rPr>
-          <w:lang w:val="ar_AE" w:bidi="ar_AE"/>
-        </w:rPr>
-        <w:t>בְּנ֖וֹת יְרוּשָׁלִָ֑ם</w:t>
-      </w:r>
-    </w:p>
-    <w:p>
-      <w:pPr>
-        <w:bidi/>
-      </w:pPr>
-      <w:r>
-        <w:rPr>
-          <w:lang w:val="ar_AE" w:bidi="ar_AE"/>
-        </w:rPr>
-      </w:r>
-      <w:r>
-        <w:rPr>
           <w:b/>
           <w:lang w:val="ar_AE" w:bidi="ar_AE"/>
         </w:rPr>
@@ -5133,7 +4697,7 @@
         </w:rPr>
         <w:t xml:space="preserve"> إلى الفتيات اللواتي كُنّ من مدينة أورشليم (هؤلاء على الأرجح هُنَّ نفس النساء اللواتي يُشار إليهن بـ "العذارى" في </w:t>
       </w:r>
-      <w:hyperlink r:id="rId18">
+      <w:hyperlink r:id="rId16">
         <w:r>
           <w:rPr>
             <w:lang w:val="ar_AE" w:bidi="ar_AE"/>
@@ -5163,7 +4727,7 @@
         </w:rPr>
         <w:t xml:space="preserve">" في </w:t>
       </w:r>
-      <w:hyperlink r:id="rId19">
+      <w:hyperlink r:id="rId17">
         <w:r>
           <w:rPr>
             <w:lang w:val="ar_AE" w:bidi="ar_AE"/>
@@ -5396,22 +4960,6 @@
       </w:r>
       <w:r>
         <w:rPr>
-          <w:lang w:val="ar_AE" w:bidi="ar_AE"/>
-        </w:rPr>
-        <w:t>אַל־תִּרְא֨וּ⁠נִי֙ שֶׁ⁠אֲנִ֣י שְׁחַרְחֹ֔רֶת</w:t>
-      </w:r>
-    </w:p>
-    <w:p>
-      <w:pPr>
-        <w:bidi/>
-      </w:pPr>
-      <w:r>
-        <w:rPr>
-          <w:lang w:val="ar_AE" w:bidi="ar_AE"/>
-        </w:rPr>
-      </w:r>
-      <w:r>
-        <w:rPr>
           <w:b/>
           <w:lang w:val="ar_AE" w:bidi="ar_AE"/>
         </w:rPr>
@@ -5495,22 +5043,6 @@
       </w:r>
       <w:r>
         <w:rPr>
-          <w:lang w:val="ar_AE" w:bidi="ar_AE"/>
-        </w:rPr>
-        <w:t>שֶׁ⁠אֲנִ֣י</w:t>
-      </w:r>
-    </w:p>
-    <w:p>
-      <w:pPr>
-        <w:bidi/>
-      </w:pPr>
-      <w:r>
-        <w:rPr>
-          <w:lang w:val="ar_AE" w:bidi="ar_AE"/>
-        </w:rPr>
-      </w:r>
-      <w:r>
-        <w:rPr>
           <w:b/>
           <w:lang w:val="ar_AE" w:bidi="ar_AE"/>
         </w:rPr>
@@ -5663,7 +5195,7 @@
         </w:rPr>
         <w:t xml:space="preserve"> تعني "بشرتي سوداء" أو "بشرتي داكنة جدًا" كما ورد في </w:t>
       </w:r>
-      <w:hyperlink r:id="rId20">
+      <w:hyperlink r:id="rId18">
         <w:r>
           <w:rPr>
             <w:lang w:val="ar_AE" w:bidi="ar_AE"/>
@@ -5752,22 +5284,6 @@
       </w:r>
       <w:r>
         <w:rPr>
-          <w:lang w:val="ar_AE" w:bidi="ar_AE"/>
-        </w:rPr>
-        <w:t>שֶׁ⁠שֱּׁזָפַ֖תְ⁠נִי הַ⁠שָּׁ֑מֶשׁ</w:t>
-      </w:r>
-    </w:p>
-    <w:p>
-      <w:pPr>
-        <w:bidi/>
-      </w:pPr>
-      <w:r>
-        <w:rPr>
-          <w:lang w:val="ar_AE" w:bidi="ar_AE"/>
-        </w:rPr>
-      </w:r>
-      <w:r>
-        <w:rPr>
           <w:b/>
           <w:lang w:val="ar_AE" w:bidi="ar_AE"/>
         </w:rPr>
@@ -5978,22 +5494,6 @@
       </w:r>
       <w:r>
         <w:rPr>
-          <w:lang w:val="ar_AE" w:bidi="ar_AE"/>
-        </w:rPr>
-        <w:t>נֹטֵרָ֣ה אֶת־הַ⁠כְּרָמִ֔ים כַּרְמִ֥⁠י שֶׁ⁠לִּ֖⁠י לֹ֥א נָטָֽרְתִּי</w:t>
-      </w:r>
-    </w:p>
-    <w:p>
-      <w:pPr>
-        <w:bidi/>
-      </w:pPr>
-      <w:r>
-        <w:rPr>
-          <w:lang w:val="ar_AE" w:bidi="ar_AE"/>
-        </w:rPr>
-      </w:r>
-      <w:r>
-        <w:rPr>
           <w:b/>
           <w:lang w:val="ar_AE" w:bidi="ar_AE"/>
         </w:rPr>
@@ -6064,22 +5564,6 @@
       </w:r>
       <w:r>
         <w:rPr>
-          <w:lang w:val="ar_AE" w:bidi="ar_AE"/>
-        </w:rPr>
-        <w:t>כַּרְמִ֥⁠י שֶׁ⁠לִּ֖⁠י לֹ֥א נָטָֽרְתִּי</w:t>
-      </w:r>
-    </w:p>
-    <w:p>
-      <w:pPr>
-        <w:bidi/>
-      </w:pPr>
-      <w:r>
-        <w:rPr>
-          <w:lang w:val="ar_AE" w:bidi="ar_AE"/>
-        </w:rPr>
-      </w:r>
-      <w:r>
-        <w:rPr>
           <w:b/>
           <w:lang w:val="ar_AE" w:bidi="ar_AE"/>
         </w:rPr>
@@ -6185,22 +5669,6 @@
       </w:r>
       <w:r>
         <w:rPr>
-          <w:lang w:val="ar_AE" w:bidi="ar_AE"/>
-        </w:rPr>
-        <w:t>שֶׁ֤⁠אָהֲבָה֙ נַפְשִׁ֔⁠י</w:t>
-      </w:r>
-    </w:p>
-    <w:p>
-      <w:pPr>
-        <w:bidi/>
-      </w:pPr>
-      <w:r>
-        <w:rPr>
-          <w:lang w:val="ar_AE" w:bidi="ar_AE"/>
-        </w:rPr>
-      </w:r>
-      <w:r>
-        <w:rPr>
           <w:b/>
           <w:lang w:val="ar_AE" w:bidi="ar_AE"/>
         </w:rPr>
@@ -6306,22 +5774,6 @@
       </w:r>
       <w:r>
         <w:rPr>
-          <w:lang w:val="ar_AE" w:bidi="ar_AE"/>
-        </w:rPr>
-        <w:t>אֵיכָ֣ה תִרְעֶ֔ה</w:t>
-      </w:r>
-    </w:p>
-    <w:p>
-      <w:pPr>
-        <w:bidi/>
-      </w:pPr>
-      <w:r>
-        <w:rPr>
-          <w:lang w:val="ar_AE" w:bidi="ar_AE"/>
-        </w:rPr>
-      </w:r>
-      <w:r>
-        <w:rPr>
           <w:b/>
           <w:lang w:val="ar_AE" w:bidi="ar_AE"/>
         </w:rPr>
@@ -6624,22 +6076,6 @@
       </w:r>
       <w:r>
         <w:rPr>
-          <w:lang w:val="ar_AE" w:bidi="ar_AE"/>
-        </w:rPr>
-        <w:t>כְּ⁠עֹ֣טְיָ֔ה עַ֖ל עֶדְרֵ֥י חֲבֵרֶֽי⁠ךָ</w:t>
-      </w:r>
-    </w:p>
-    <w:p>
-      <w:pPr>
-        <w:bidi/>
-      </w:pPr>
-      <w:r>
-        <w:rPr>
-          <w:lang w:val="ar_AE" w:bidi="ar_AE"/>
-        </w:rPr>
-      </w:r>
-      <w:r>
-        <w:rPr>
           <w:b/>
           <w:lang w:val="ar_AE" w:bidi="ar_AE"/>
         </w:rPr>
@@ -6863,22 +6299,6 @@
       </w:r>
       <w:r>
         <w:rPr>
-          <w:lang w:val="ar_AE" w:bidi="ar_AE"/>
-        </w:rPr>
-        <w:t>אִם־לֹ֤א תֵדְעִי֙ לָ֔⁠ךְ הַ⁠יָּפָ֖ה בַּ⁠נָּשִׁ֑ים צְֽאִי־לָ֞⁠ךְ</w:t>
-      </w:r>
-    </w:p>
-    <w:p>
-      <w:pPr>
-        <w:bidi/>
-      </w:pPr>
-      <w:r>
-        <w:rPr>
-          <w:lang w:val="ar_AE" w:bidi="ar_AE"/>
-        </w:rPr>
-      </w:r>
-      <w:r>
-        <w:rPr>
           <w:b/>
           <w:lang w:val="ar_AE" w:bidi="ar_AE"/>
         </w:rPr>
@@ -6971,22 +6391,6 @@
       </w:r>
       <w:r>
         <w:rPr>
-          <w:lang w:val="ar_AE" w:bidi="ar_AE"/>
-        </w:rPr>
-        <w:t>אִם־לֹ֤א תֵדְעִי֙ לָ֔⁠ךְ הַ⁠יָּפָ֖ה בַּ⁠נָּשִׁ֑ים</w:t>
-      </w:r>
-    </w:p>
-    <w:p>
-      <w:pPr>
-        <w:bidi/>
-      </w:pPr>
-      <w:r>
-        <w:rPr>
-          <w:lang w:val="ar_AE" w:bidi="ar_AE"/>
-        </w:rPr>
-      </w:r>
-      <w:r>
-        <w:rPr>
           <w:b/>
           <w:lang w:val="ar_AE" w:bidi="ar_AE"/>
         </w:rPr>
@@ -7162,22 +6566,6 @@
       </w:r>
       <w:r>
         <w:rPr>
-          <w:lang w:val="ar_AE" w:bidi="ar_AE"/>
-        </w:rPr>
-        <w:t>צְֽאִי־לָ֞⁠ךְ</w:t>
-      </w:r>
-    </w:p>
-    <w:p>
-      <w:pPr>
-        <w:bidi/>
-      </w:pPr>
-      <w:r>
-        <w:rPr>
-          <w:lang w:val="ar_AE" w:bidi="ar_AE"/>
-        </w:rPr>
-      </w:r>
-      <w:r>
-        <w:rPr>
           <w:b/>
           <w:lang w:val="ar_AE" w:bidi="ar_AE"/>
         </w:rPr>
@@ -7283,22 +6671,6 @@
       </w:r>
       <w:r>
         <w:rPr>
-          <w:lang w:val="ar_AE" w:bidi="ar_AE"/>
-        </w:rPr>
-        <w:t>וּ⁠רְעִי֙ אֶת־גְּדִיֹּתַ֔יִ⁠ךְ</w:t>
-      </w:r>
-    </w:p>
-    <w:p>
-      <w:pPr>
-        <w:bidi/>
-      </w:pPr>
-      <w:r>
-        <w:rPr>
-          <w:lang w:val="ar_AE" w:bidi="ar_AE"/>
-        </w:rPr>
-      </w:r>
-      <w:r>
-        <w:rPr>
           <w:b/>
           <w:lang w:val="ar_AE" w:bidi="ar_AE"/>
         </w:rPr>
@@ -7439,22 +6811,6 @@
       </w:r>
       <w:r>
         <w:rPr>
-          <w:lang w:val="ar_AE" w:bidi="ar_AE"/>
-        </w:rPr>
-        <w:t>לְ⁠סֻסָתִ⁠י֙ בְּ⁠רִכְבֵ֣י פַרְעֹ֔ה דִּמִּיתִ֖י⁠ךְ רַעְיָתִֽ⁠י</w:t>
-      </w:r>
-    </w:p>
-    <w:p>
-      <w:pPr>
-        <w:bidi/>
-      </w:pPr>
-      <w:r>
-        <w:rPr>
-          <w:lang w:val="ar_AE" w:bidi="ar_AE"/>
-        </w:rPr>
-      </w:r>
-      <w:r>
-        <w:rPr>
           <w:b/>
           <w:lang w:val="ar_AE" w:bidi="ar_AE"/>
         </w:rPr>
@@ -7757,22 +7113,6 @@
       </w:r>
       <w:r>
         <w:rPr>
-          <w:lang w:val="ar_AE" w:bidi="ar_AE"/>
-        </w:rPr>
-        <w:t>פַרְעֹ֔ה</w:t>
-      </w:r>
-    </w:p>
-    <w:p>
-      <w:pPr>
-        <w:bidi/>
-      </w:pPr>
-      <w:r>
-        <w:rPr>
-          <w:lang w:val="ar_AE" w:bidi="ar_AE"/>
-        </w:rPr>
-      </w:r>
-      <w:r>
-        <w:rPr>
           <w:b/>
           <w:lang w:val="ar_AE" w:bidi="ar_AE"/>
         </w:rPr>
@@ -7878,22 +7218,6 @@
       </w:r>
       <w:r>
         <w:rPr>
-          <w:lang w:val="ar_AE" w:bidi="ar_AE"/>
-        </w:rPr>
-        <w:t>בַּ⁠תֹּרִ֔ים</w:t>
-      </w:r>
-    </w:p>
-    <w:p>
-      <w:pPr>
-        <w:bidi/>
-      </w:pPr>
-      <w:r>
-        <w:rPr>
-          <w:lang w:val="ar_AE" w:bidi="ar_AE"/>
-        </w:rPr>
-      </w:r>
-      <w:r>
-        <w:rPr>
           <w:b/>
           <w:lang w:val="ar_AE" w:bidi="ar_AE"/>
         </w:rPr>
@@ -8111,22 +7435,6 @@
       </w:r>
       <w:r>
         <w:rPr>
-          <w:lang w:val="ar_AE" w:bidi="ar_AE"/>
-        </w:rPr>
-        <w:t>תּוֹרֵ֤י</w:t>
-      </w:r>
-    </w:p>
-    <w:p>
-      <w:pPr>
-        <w:bidi/>
-      </w:pPr>
-      <w:r>
-        <w:rPr>
-          <w:lang w:val="ar_AE" w:bidi="ar_AE"/>
-        </w:rPr>
-      </w:r>
-      <w:r>
-        <w:rPr>
           <w:b/>
           <w:lang w:val="ar_AE" w:bidi="ar_AE"/>
         </w:rPr>
@@ -8219,22 +7527,6 @@
       </w:r>
       <w:r>
         <w:rPr>
-          <w:lang w:val="ar_AE" w:bidi="ar_AE"/>
-        </w:rPr>
-        <w:t>תּוֹרֵ֤י זָהָב֙ נַעֲשֶׂה־לָּ֔⁠ךְ</w:t>
-      </w:r>
-    </w:p>
-    <w:p>
-      <w:pPr>
-        <w:bidi/>
-      </w:pPr>
-      <w:r>
-        <w:rPr>
-          <w:lang w:val="ar_AE" w:bidi="ar_AE"/>
-        </w:rPr>
-      </w:r>
-      <w:r>
-        <w:rPr>
           <w:b/>
           <w:lang w:val="ar_AE" w:bidi="ar_AE"/>
         </w:rPr>
@@ -8366,22 +7658,6 @@
       </w:r>
       <w:r>
         <w:rPr>
-          <w:lang w:val="ar_AE" w:bidi="ar_AE"/>
-        </w:rPr>
-        <w:t>עִ֖ם נְקֻדּ֥וֹת הַ⁠כָּֽסֶף</w:t>
-      </w:r>
-    </w:p>
-    <w:p>
-      <w:pPr>
-        <w:bidi/>
-      </w:pPr>
-      <w:r>
-        <w:rPr>
-          <w:lang w:val="ar_AE" w:bidi="ar_AE"/>
-        </w:rPr>
-      </w:r>
-      <w:r>
-        <w:rPr>
           <w:b/>
           <w:lang w:val="ar_AE" w:bidi="ar_AE"/>
         </w:rPr>
@@ -8452,22 +7728,6 @@
       </w:r>
       <w:r>
         <w:rPr>
-          <w:lang w:val="ar_AE" w:bidi="ar_AE"/>
-        </w:rPr>
-        <w:t>שֶׁ֤⁠הַ⁠מֶּ֨לֶךְ֙</w:t>
-      </w:r>
-    </w:p>
-    <w:p>
-      <w:pPr>
-        <w:bidi/>
-      </w:pPr>
-      <w:r>
-        <w:rPr>
-          <w:lang w:val="ar_AE" w:bidi="ar_AE"/>
-        </w:rPr>
-      </w:r>
-      <w:r>
-        <w:rPr>
           <w:b/>
           <w:lang w:val="ar_AE" w:bidi="ar_AE"/>
         </w:rPr>
@@ -8489,7 +7749,7 @@
         </w:rPr>
         <w:t xml:space="preserve">لاحظ كيف ترجمت كلمة "الملك" في </w:t>
       </w:r>
-      <w:hyperlink r:id="rId19">
+      <w:hyperlink r:id="rId17">
         <w:r>
           <w:rPr>
             <w:lang w:val="ar_AE" w:bidi="ar_AE"/>
@@ -8578,22 +7838,6 @@
       </w:r>
       <w:r>
         <w:rPr>
-          <w:lang w:val="ar_AE" w:bidi="ar_AE"/>
-        </w:rPr>
-        <w:t>בִּ⁠מְסִבּ֔⁠וֹ</w:t>
-      </w:r>
-    </w:p>
-    <w:p>
-      <w:pPr>
-        <w:bidi/>
-      </w:pPr>
-      <w:r>
-        <w:rPr>
-          <w:lang w:val="ar_AE" w:bidi="ar_AE"/>
-        </w:rPr>
-      </w:r>
-      <w:r>
-        <w:rPr>
           <w:b/>
           <w:lang w:val="ar_AE" w:bidi="ar_AE"/>
         </w:rPr>
@@ -8690,22 +7934,6 @@
       </w:r>
       <w:r>
         <w:rPr>
-          <w:lang w:val="ar_AE" w:bidi="ar_AE"/>
-        </w:rPr>
-        <w:t>נִרְדִּ֖⁠י</w:t>
-      </w:r>
-    </w:p>
-    <w:p>
-      <w:pPr>
-        <w:bidi/>
-      </w:pPr>
-      <w:r>
-        <w:rPr>
-          <w:lang w:val="ar_AE" w:bidi="ar_AE"/>
-        </w:rPr>
-      </w:r>
-      <w:r>
-        <w:rPr>
           <w:b/>
           <w:lang w:val="ar_AE" w:bidi="ar_AE"/>
         </w:rPr>
@@ -8850,22 +8078,6 @@
       </w:r>
       <w:r>
         <w:rPr>
-          <w:lang w:val="ar_AE" w:bidi="ar_AE"/>
-        </w:rPr>
-        <w:t>נָתַ֥ן רֵיחֽ⁠וֹ</w:t>
-      </w:r>
-    </w:p>
-    <w:p>
-      <w:pPr>
-        <w:bidi/>
-      </w:pPr>
-      <w:r>
-        <w:rPr>
-          <w:lang w:val="ar_AE" w:bidi="ar_AE"/>
-        </w:rPr>
-      </w:r>
-      <w:r>
-        <w:rPr>
           <w:b/>
           <w:lang w:val="ar_AE" w:bidi="ar_AE"/>
         </w:rPr>
@@ -9140,22 +8352,6 @@
       </w:r>
       <w:r>
         <w:rPr>
-          <w:lang w:val="ar_AE" w:bidi="ar_AE"/>
-        </w:rPr>
-        <w:t>דּוֹדִ⁠י֙</w:t>
-      </w:r>
-    </w:p>
-    <w:p>
-      <w:pPr>
-        <w:bidi/>
-      </w:pPr>
-      <w:r>
-        <w:rPr>
-          <w:lang w:val="ar_AE" w:bidi="ar_AE"/>
-        </w:rPr>
-      </w:r>
-      <w:r>
-        <w:rPr>
           <w:b/>
           <w:lang w:val="ar_AE" w:bidi="ar_AE"/>
         </w:rPr>
@@ -9226,22 +8422,6 @@
       </w:r>
       <w:r>
         <w:rPr>
-          <w:lang w:val="ar_AE" w:bidi="ar_AE"/>
-        </w:rPr>
-        <w:t>צְר֨וֹר הַ⁠מֹּ֤ר ׀ דּוֹדִ⁠י֙ לִ֔⁠י בֵּ֥ין שָׁדַ֖⁠י יָלִֽין</w:t>
-      </w:r>
-    </w:p>
-    <w:p>
-      <w:pPr>
-        <w:bidi/>
-      </w:pPr>
-      <w:r>
-        <w:rPr>
-          <w:lang w:val="ar_AE" w:bidi="ar_AE"/>
-        </w:rPr>
-      </w:r>
-      <w:r>
-        <w:rPr>
           <w:b/>
           <w:lang w:val="ar_AE" w:bidi="ar_AE"/>
         </w:rPr>
@@ -9373,22 +8553,6 @@
       </w:r>
       <w:r>
         <w:rPr>
-          <w:lang w:val="ar_AE" w:bidi="ar_AE"/>
-        </w:rPr>
-        <w:t>יָלִֽין</w:t>
-      </w:r>
-    </w:p>
-    <w:p>
-      <w:pPr>
-        <w:bidi/>
-      </w:pPr>
-      <w:r>
-        <w:rPr>
-          <w:lang w:val="ar_AE" w:bidi="ar_AE"/>
-        </w:rPr>
-      </w:r>
-      <w:r>
-        <w:rPr>
           <w:b/>
           <w:lang w:val="ar_AE" w:bidi="ar_AE"/>
         </w:rPr>
@@ -9921,22 +9085,6 @@
       </w:r>
       <w:r>
         <w:rPr>
-          <w:lang w:val="ar_AE" w:bidi="ar_AE"/>
-        </w:rPr>
-        <w:t>הִנָּ֤⁠ךְ &amp; הִנָּ֥⁠ךְ</w:t>
-      </w:r>
-    </w:p>
-    <w:p>
-      <w:pPr>
-        <w:bidi/>
-      </w:pPr>
-      <w:r>
-        <w:rPr>
-          <w:lang w:val="ar_AE" w:bidi="ar_AE"/>
-        </w:rPr>
-      </w:r>
-      <w:r>
-        <w:rPr>
           <w:b/>
           <w:lang w:val="ar_AE" w:bidi="ar_AE"/>
         </w:rPr>
@@ -10194,7 +9342,7 @@
         </w:rPr>
         <w:t xml:space="preserve">في </w:t>
       </w:r>
-      <w:hyperlink r:id="rId21">
+      <w:hyperlink r:id="rId19">
         <w:r>
           <w:rPr>
             <w:lang w:val="ar_AE" w:bidi="ar_AE"/>
@@ -10347,22 +9495,6 @@
       </w:r>
       <w:r>
         <w:rPr>
-          <w:lang w:val="ar_AE" w:bidi="ar_AE"/>
-        </w:rPr>
-        <w:t>הִנְּ⁠ךָ֨</w:t>
-      </w:r>
-    </w:p>
-    <w:p>
-      <w:pPr>
-        <w:bidi/>
-      </w:pPr>
-      <w:r>
-        <w:rPr>
-          <w:lang w:val="ar_AE" w:bidi="ar_AE"/>
-        </w:rPr>
-      </w:r>
-      <w:r>
-        <w:rPr>
           <w:b/>
           <w:lang w:val="ar_AE" w:bidi="ar_AE"/>
         </w:rPr>
@@ -10567,22 +9699,6 @@
       </w:r>
       <w:r>
         <w:rPr>
-          <w:lang w:val="ar_AE" w:bidi="ar_AE"/>
-        </w:rPr>
-        <w:t>דוֹדִ⁠י֙</w:t>
-      </w:r>
-    </w:p>
-    <w:p>
-      <w:pPr>
-        <w:bidi/>
-      </w:pPr>
-      <w:r>
-        <w:rPr>
-          <w:lang w:val="ar_AE" w:bidi="ar_AE"/>
-        </w:rPr>
-      </w:r>
-      <w:r>
-        <w:rPr>
           <w:b/>
           <w:lang w:val="ar_AE" w:bidi="ar_AE"/>
         </w:rPr>
@@ -10617,7 +9733,7 @@
         </w:rPr>
         <w:t xml:space="preserve"> في </w:t>
       </w:r>
-      <w:hyperlink r:id="rId22">
+      <w:hyperlink r:id="rId20">
         <w:r>
           <w:rPr>
             <w:lang w:val="ar_AE" w:bidi="ar_AE"/>
@@ -10684,22 +9800,6 @@
       </w:r>
       <w:r>
         <w:rPr>
-          <w:lang w:val="ar_AE" w:bidi="ar_AE"/>
-        </w:rPr>
-        <w:t>דוֹדִ⁠י֙ אַ֣ף נָעִ֔ים</w:t>
-      </w:r>
-    </w:p>
-    <w:p>
-      <w:pPr>
-        <w:bidi/>
-      </w:pPr>
-      <w:r>
-        <w:rPr>
-          <w:lang w:val="ar_AE" w:bidi="ar_AE"/>
-        </w:rPr>
-      </w:r>
-      <w:r>
-        <w:rPr>
           <w:b/>
           <w:lang w:val="ar_AE" w:bidi="ar_AE"/>
         </w:rPr>
@@ -10792,22 +9892,6 @@
       </w:r>
       <w:r>
         <w:rPr>
-          <w:lang w:val="ar_AE" w:bidi="ar_AE"/>
-        </w:rPr>
-        <w:t>עַרְשֵׂ֖⁠נוּ</w:t>
-      </w:r>
-    </w:p>
-    <w:p>
-      <w:pPr>
-        <w:bidi/>
-      </w:pPr>
-      <w:r>
-        <w:rPr>
-          <w:lang w:val="ar_AE" w:bidi="ar_AE"/>
-        </w:rPr>
-      </w:r>
-      <w:r>
-        <w:rPr>
           <w:b/>
           <w:lang w:val="ar_AE" w:bidi="ar_AE"/>
         </w:rPr>
@@ -10913,22 +9997,6 @@
       </w:r>
       <w:r>
         <w:rPr>
-          <w:lang w:val="ar_AE" w:bidi="ar_AE"/>
-        </w:rPr>
-        <w:t>רַעֲנָנָֽה</w:t>
-      </w:r>
-    </w:p>
-    <w:p>
-      <w:pPr>
-        <w:bidi/>
-      </w:pPr>
-      <w:r>
-        <w:rPr>
-          <w:lang w:val="ar_AE" w:bidi="ar_AE"/>
-        </w:rPr>
-      </w:r>
-      <w:r>
-        <w:rPr>
           <w:b/>
           <w:lang w:val="ar_AE" w:bidi="ar_AE"/>
         </w:rPr>
@@ -11099,22 +10167,6 @@
       </w:r>
       <w:r>
         <w:rPr>
-          <w:lang w:val="ar_AE" w:bidi="ar_AE"/>
-        </w:rPr>
-        <w:t>קֹר֤וֹת בָּתֵּ֨י⁠נוּ֙ אֲרָזִ֔ים רַהִיטֵ֖נוּ בְּרוֹתִֽים</w:t>
-      </w:r>
-    </w:p>
-    <w:p>
-      <w:pPr>
-        <w:bidi/>
-      </w:pPr>
-      <w:r>
-        <w:rPr>
-          <w:lang w:val="ar_AE" w:bidi="ar_AE"/>
-        </w:rPr>
-      </w:r>
-      <w:r>
-        <w:rPr>
           <w:b/>
           <w:lang w:val="ar_AE" w:bidi="ar_AE"/>
         </w:rPr>
@@ -11478,7 +10530,7 @@
         </w:rPr>
         <w:t xml:space="preserve">يستخدم الشعر العبري أحيانًا أداة أدبية تسمى "التقابل" (ويُسمى أحيانًا "المقابلة العكسية"). التقابل هو ترتيب الكلمات أو العبارات في تسلسل أ ب-ب أ. في </w:t>
       </w:r>
-      <w:hyperlink r:id="rId23">
+      <w:hyperlink r:id="rId21">
         <w:r>
           <w:rPr>
             <w:lang w:val="ar_AE" w:bidi="ar_AE"/>
@@ -11689,22 +10741,6 @@
       </w:r>
       <w:r>
         <w:rPr>
-          <w:lang w:val="ar_AE" w:bidi="ar_AE"/>
-        </w:rPr>
-        <w:t>חֲבַצֶּ֣לֶת</w:t>
-      </w:r>
-    </w:p>
-    <w:p>
-      <w:pPr>
-        <w:bidi/>
-      </w:pPr>
-      <w:r>
-        <w:rPr>
-          <w:lang w:val="ar_AE" w:bidi="ar_AE"/>
-        </w:rPr>
-      </w:r>
-      <w:r>
-        <w:rPr>
           <w:b/>
           <w:lang w:val="ar_AE" w:bidi="ar_AE"/>
         </w:rPr>
@@ -11922,22 +10958,6 @@
       </w:r>
       <w:r>
         <w:rPr>
-          <w:lang w:val="ar_AE" w:bidi="ar_AE"/>
-        </w:rPr>
-        <w:t>אֲנִי֙ חֲבַצֶּ֣לֶת הַ⁠שָּׁר֔וֹן שֽׁוֹשַׁנַּ֖ת הָ⁠עֲמָקִֽים</w:t>
-      </w:r>
-    </w:p>
-    <w:p>
-      <w:pPr>
-        <w:bidi/>
-      </w:pPr>
-      <w:r>
-        <w:rPr>
-          <w:lang w:val="ar_AE" w:bidi="ar_AE"/>
-        </w:rPr>
-      </w:r>
-      <w:r>
-        <w:rPr>
           <w:b/>
           <w:lang w:val="ar_AE" w:bidi="ar_AE"/>
         </w:rPr>
@@ -12056,22 +11076,6 @@
       </w:r>
       <w:r>
         <w:rPr>
-          <w:lang w:val="ar_AE" w:bidi="ar_AE"/>
-        </w:rPr>
-        <w:t>שֽׁוֹשַׁנַּ֖ת</w:t>
-      </w:r>
-    </w:p>
-    <w:p>
-      <w:pPr>
-        <w:bidi/>
-      </w:pPr>
-      <w:r>
-        <w:rPr>
-          <w:lang w:val="ar_AE" w:bidi="ar_AE"/>
-        </w:rPr>
-      </w:r>
-      <w:r>
-        <w:rPr>
           <w:b/>
           <w:lang w:val="ar_AE" w:bidi="ar_AE"/>
         </w:rPr>
@@ -12269,22 +11273,6 @@
       </w:r>
       <w:r>
         <w:rPr>
-          <w:lang w:val="ar_AE" w:bidi="ar_AE"/>
-        </w:rPr>
-        <w:t>כְּ⁠שֽׁוֹשַׁנָּה֙ בֵּ֣ין הַ⁠חוֹחִ֔ים כֵּ֥ן רַעְיָתִ֖⁠י בֵּ֥ין הַ⁠בָּנֽוֹת</w:t>
-      </w:r>
-    </w:p>
-    <w:p>
-      <w:pPr>
-        <w:bidi/>
-      </w:pPr>
-      <w:r>
-        <w:rPr>
-          <w:lang w:val="ar_AE" w:bidi="ar_AE"/>
-        </w:rPr>
-      </w:r>
-      <w:r>
-        <w:rPr>
           <w:b/>
           <w:lang w:val="ar_AE" w:bidi="ar_AE"/>
         </w:rPr>
@@ -12450,7 +11438,7 @@
         </w:rPr>
         <w:t xml:space="preserve">في </w:t>
       </w:r>
-      <w:hyperlink r:id="rId24">
+      <w:hyperlink r:id="rId22">
         <w:r>
           <w:rPr>
             <w:lang w:val="ar_AE" w:bidi="ar_AE"/>
@@ -12567,7 +11555,7 @@
         </w:rPr>
         <w:t xml:space="preserve"> في </w:t>
       </w:r>
-      <w:hyperlink r:id="rId21">
+      <w:hyperlink r:id="rId19">
         <w:r>
           <w:rPr>
             <w:lang w:val="ar_AE" w:bidi="ar_AE"/>
@@ -12634,22 +11622,6 @@
       </w:r>
       <w:r>
         <w:rPr>
-          <w:lang w:val="ar_AE" w:bidi="ar_AE"/>
-        </w:rPr>
-        <w:t>הַ⁠בָּנֽוֹת</w:t>
-      </w:r>
-    </w:p>
-    <w:p>
-      <w:pPr>
-        <w:bidi/>
-      </w:pPr>
-      <w:r>
-        <w:rPr>
-          <w:lang w:val="ar_AE" w:bidi="ar_AE"/>
-        </w:rPr>
-      </w:r>
-      <w:r>
-        <w:rPr>
           <w:b/>
           <w:lang w:val="ar_AE" w:bidi="ar_AE"/>
         </w:rPr>
@@ -12697,7 +11669,7 @@
         </w:rPr>
         <w:t xml:space="preserve"> المذكورات في </w:t>
       </w:r>
-      <w:hyperlink r:id="rId20">
+      <w:hyperlink r:id="rId18">
         <w:r>
           <w:rPr>
             <w:lang w:val="ar_AE" w:bidi="ar_AE"/>
@@ -12917,22 +11889,6 @@
       </w:r>
       <w:r>
         <w:rPr>
-          <w:lang w:val="ar_AE" w:bidi="ar_AE"/>
-        </w:rPr>
-        <w:t>כְּ⁠תַפּ֨וּחַ֙ בַּ⁠עֲצֵ֣י הַ⁠יַּ֔עַר כֵּ֥ן דּוֹדִ֖⁠י בֵּ֣ין הַ⁠בָּנִ֑ים</w:t>
-      </w:r>
-    </w:p>
-    <w:p>
-      <w:pPr>
-        <w:bidi/>
-      </w:pPr>
-      <w:r>
-        <w:rPr>
-          <w:lang w:val="ar_AE" w:bidi="ar_AE"/>
-        </w:rPr>
-      </w:r>
-      <w:r>
-        <w:rPr>
           <w:b/>
           <w:lang w:val="ar_AE" w:bidi="ar_AE"/>
         </w:rPr>
@@ -13295,7 +12251,7 @@
         </w:rPr>
         <w:t xml:space="preserve"> في </w:t>
       </w:r>
-      <w:hyperlink r:id="rId22">
+      <w:hyperlink r:id="rId20">
         <w:r>
           <w:rPr>
             <w:lang w:val="ar_AE" w:bidi="ar_AE"/>
@@ -13362,22 +12318,6 @@
       </w:r>
       <w:r>
         <w:rPr>
-          <w:lang w:val="ar_AE" w:bidi="ar_AE"/>
-        </w:rPr>
-        <w:t>בֵּ֣ין הַ⁠בָּנִ֑ים</w:t>
-      </w:r>
-    </w:p>
-    <w:p>
-      <w:pPr>
-        <w:bidi/>
-      </w:pPr>
-      <w:r>
-        <w:rPr>
-          <w:lang w:val="ar_AE" w:bidi="ar_AE"/>
-        </w:rPr>
-      </w:r>
-      <w:r>
-        <w:rPr>
           <w:b/>
           <w:lang w:val="ar_AE" w:bidi="ar_AE"/>
         </w:rPr>
@@ -13509,22 +12449,6 @@
       </w:r>
       <w:r>
         <w:rPr>
-          <w:lang w:val="ar_AE" w:bidi="ar_AE"/>
-        </w:rPr>
-        <w:t>בְּ⁠צִלּ⁠וֹ֙ חִמַּ֣דְתִּי וְ⁠יָשַׁ֔בְתִּי וּ⁠פִרְי֖⁠וֹ מָת֥וֹק לְ⁠חִכִּֽ⁠י</w:t>
-      </w:r>
-    </w:p>
-    <w:p>
-      <w:pPr>
-        <w:bidi/>
-      </w:pPr>
-      <w:r>
-        <w:rPr>
-          <w:lang w:val="ar_AE" w:bidi="ar_AE"/>
-        </w:rPr>
-      </w:r>
-      <w:r>
-        <w:rPr>
           <w:b/>
           <w:lang w:val="ar_AE" w:bidi="ar_AE"/>
         </w:rPr>
@@ -13669,22 +12593,6 @@
       </w:r>
       <w:r>
         <w:rPr>
-          <w:lang w:val="ar_AE" w:bidi="ar_AE"/>
-        </w:rPr>
-        <w:t>בְּ⁠צִלּ⁠וֹ֙ חִמַּ֣דְתִּי וְ⁠יָשַׁ֔בְתִּי</w:t>
-      </w:r>
-    </w:p>
-    <w:p>
-      <w:pPr>
-        <w:bidi/>
-      </w:pPr>
-      <w:r>
-        <w:rPr>
-          <w:lang w:val="ar_AE" w:bidi="ar_AE"/>
-        </w:rPr>
-      </w:r>
-      <w:r>
-        <w:rPr>
           <w:b/>
           <w:lang w:val="ar_AE" w:bidi="ar_AE"/>
         </w:rPr>
@@ -13825,22 +12733,6 @@
       </w:r>
       <w:r>
         <w:rPr>
-          <w:lang w:val="ar_AE" w:bidi="ar_AE"/>
-        </w:rPr>
-        <w:t>הֱבִיאַ֨⁠נִי֙</w:t>
-      </w:r>
-    </w:p>
-    <w:p>
-      <w:pPr>
-        <w:bidi/>
-      </w:pPr>
-      <w:r>
-        <w:rPr>
-          <w:lang w:val="ar_AE" w:bidi="ar_AE"/>
-        </w:rPr>
-      </w:r>
-      <w:r>
-        <w:rPr>
           <w:b/>
           <w:lang w:val="ar_AE" w:bidi="ar_AE"/>
         </w:rPr>
@@ -13862,7 +12754,7 @@
         </w:rPr>
         <w:t xml:space="preserve">انظر كيف ترجمت عبارة "أدخلني" في </w:t>
       </w:r>
-      <w:hyperlink r:id="rId19">
+      <w:hyperlink r:id="rId17">
         <w:r>
           <w:rPr>
             <w:lang w:val="ar_AE" w:bidi="ar_AE"/>
@@ -14116,7 +13008,7 @@
         </w:rPr>
         <w:t xml:space="preserve"> أو مبنى، لذا قد تشير هنا إلى مكان خاص يستخدمه الرجل والمرأة كمكان لقائهما، وربما "البيت" (الموقع) حيث قضيا الوقت معًا في الوعر (الموصوف في </w:t>
       </w:r>
-      <w:hyperlink r:id="rId25">
+      <w:hyperlink r:id="rId23">
         <w:r>
           <w:rPr>
             <w:lang w:val="ar_AE" w:bidi="ar_AE"/>
@@ -14336,22 +13228,6 @@
       </w:r>
       <w:r>
         <w:rPr>
-          <w:lang w:val="ar_AE" w:bidi="ar_AE"/>
-        </w:rPr>
-        <w:t>וְ⁠דִגְל֥⁠וֹ עָלַ֖⁠י אַהֲבָֽה</w:t>
-      </w:r>
-    </w:p>
-    <w:p>
-      <w:pPr>
-        <w:bidi/>
-      </w:pPr>
-      <w:r>
-        <w:rPr>
-          <w:lang w:val="ar_AE" w:bidi="ar_AE"/>
-        </w:rPr>
-      </w:r>
-      <w:r>
-        <w:rPr>
           <w:b/>
           <w:lang w:val="ar_AE" w:bidi="ar_AE"/>
         </w:rPr>
@@ -14470,22 +13346,6 @@
       </w:r>
       <w:r>
         <w:rPr>
-          <w:lang w:val="ar_AE" w:bidi="ar_AE"/>
-        </w:rPr>
-        <w:t>וְ⁠דִגְל֥⁠וֹ</w:t>
-      </w:r>
-    </w:p>
-    <w:p>
-      <w:pPr>
-        <w:bidi/>
-      </w:pPr>
-      <w:r>
-        <w:rPr>
-          <w:lang w:val="ar_AE" w:bidi="ar_AE"/>
-        </w:rPr>
-      </w:r>
-      <w:r>
-        <w:rPr>
           <w:b/>
           <w:lang w:val="ar_AE" w:bidi="ar_AE"/>
         </w:rPr>
@@ -14696,22 +13556,6 @@
       </w:r>
       <w:r>
         <w:rPr>
-          <w:lang w:val="ar_AE" w:bidi="ar_AE"/>
-        </w:rPr>
-        <w:t>סַמְּכ֨וּ⁠נִי֙ בָּֽ⁠אֲשִׁישׁ֔וֹת רַפְּד֖וּ⁠נִי בַּ⁠תַּפּוּחִ֑ים</w:t>
-      </w:r>
-    </w:p>
-    <w:p>
-      <w:pPr>
-        <w:bidi/>
-      </w:pPr>
-      <w:r>
-        <w:rPr>
-          <w:lang w:val="ar_AE" w:bidi="ar_AE"/>
-        </w:rPr>
-      </w:r>
-      <w:r>
-        <w:rPr>
           <w:b/>
           <w:lang w:val="ar_AE" w:bidi="ar_AE"/>
         </w:rPr>
@@ -14830,22 +13674,6 @@
       </w:r>
       <w:r>
         <w:rPr>
-          <w:lang w:val="ar_AE" w:bidi="ar_AE"/>
-        </w:rPr>
-        <w:t>סַמְּכ֨וּ⁠נִי֙ &amp; רַפְּד֖וּ⁠נִי</w:t>
-      </w:r>
-    </w:p>
-    <w:p>
-      <w:pPr>
-        <w:bidi/>
-      </w:pPr>
-      <w:r>
-        <w:rPr>
-          <w:lang w:val="ar_AE" w:bidi="ar_AE"/>
-        </w:rPr>
-      </w:r>
-      <w:r>
-        <w:rPr>
           <w:b/>
           <w:lang w:val="ar_AE" w:bidi="ar_AE"/>
         </w:rPr>
@@ -14977,22 +13805,6 @@
       </w:r>
       <w:r>
         <w:rPr>
-          <w:lang w:val="ar_AE" w:bidi="ar_AE"/>
-        </w:rPr>
-        <w:t>סַמְּכ֨וּ⁠נִי֙ בָּֽ⁠אֲשִׁישׁ֔וֹת רַפְּד֖וּ⁠נִי בַּ⁠תַּפּוּחִ֑ים כִּי־חוֹלַ֥ת אַהֲבָ֖ה אָֽנִי</w:t>
-      </w:r>
-    </w:p>
-    <w:p>
-      <w:pPr>
-        <w:bidi/>
-      </w:pPr>
-      <w:r>
-        <w:rPr>
-          <w:lang w:val="ar_AE" w:bidi="ar_AE"/>
-        </w:rPr>
-      </w:r>
-      <w:r>
-        <w:rPr>
           <w:b/>
           <w:lang w:val="ar_AE" w:bidi="ar_AE"/>
         </w:rPr>
@@ -15085,22 +13897,6 @@
       </w:r>
       <w:r>
         <w:rPr>
-          <w:lang w:val="ar_AE" w:bidi="ar_AE"/>
-        </w:rPr>
-        <w:t>בָּֽ⁠אֲשִׁישׁ֔וֹת</w:t>
-      </w:r>
-    </w:p>
-    <w:p>
-      <w:pPr>
-        <w:bidi/>
-      </w:pPr>
-      <w:r>
-        <w:rPr>
-          <w:lang w:val="ar_AE" w:bidi="ar_AE"/>
-        </w:rPr>
-      </w:r>
-      <w:r>
-        <w:rPr>
           <w:b/>
           <w:lang w:val="ar_AE" w:bidi="ar_AE"/>
         </w:rPr>
@@ -15227,7 +14023,7 @@
         </w:rPr>
         <w:t xml:space="preserve"> في </w:t>
       </w:r>
-      <w:hyperlink r:id="rId26">
+      <w:hyperlink r:id="rId24">
         <w:r>
           <w:rPr>
             <w:lang w:val="ar_AE" w:bidi="ar_AE"/>
@@ -15316,22 +14112,6 @@
       </w:r>
       <w:r>
         <w:rPr>
-          <w:lang w:val="ar_AE" w:bidi="ar_AE"/>
-        </w:rPr>
-        <w:t>כִּי־חוֹלַ֥ת אַהֲבָ֖ה אָֽנִי</w:t>
-      </w:r>
-    </w:p>
-    <w:p>
-      <w:pPr>
-        <w:bidi/>
-      </w:pPr>
-      <w:r>
-        <w:rPr>
-          <w:lang w:val="ar_AE" w:bidi="ar_AE"/>
-        </w:rPr>
-      </w:r>
-      <w:r>
-        <w:rPr>
           <w:b/>
           <w:lang w:val="ar_AE" w:bidi="ar_AE"/>
         </w:rPr>
@@ -15542,22 +14322,6 @@
       </w:r>
       <w:r>
         <w:rPr>
-          <w:lang w:val="ar_AE" w:bidi="ar_AE"/>
-        </w:rPr>
-        <w:t>שְׂמֹאל⁠וֹ֙ תַּ֣חַת לְ⁠רֹאשִׁ֔⁠י וִ⁠ימִינ֖⁠וֹ תְּחַבְּקֵֽ⁠נִי</w:t>
-      </w:r>
-    </w:p>
-    <w:p>
-      <w:pPr>
-        <w:bidi/>
-      </w:pPr>
-      <w:r>
-        <w:rPr>
-          <w:lang w:val="ar_AE" w:bidi="ar_AE"/>
-        </w:rPr>
-      </w:r>
-      <w:r>
-        <w:rPr>
           <w:b/>
           <w:lang w:val="ar_AE" w:bidi="ar_AE"/>
         </w:rPr>
@@ -15768,22 +14532,6 @@
       </w:r>
       <w:r>
         <w:rPr>
-          <w:lang w:val="ar_AE" w:bidi="ar_AE"/>
-        </w:rPr>
-        <w:t>הִשְׁבַּ֨עְתִּי אֶתְ⁠כֶ֜ם &amp; בִּ⁠צְבָא֔וֹת א֖וֹ בְּ⁠אַיְל֣וֹת הַ⁠שָּׂדֶ֑ה</w:t>
-      </w:r>
-    </w:p>
-    <w:p>
-      <w:pPr>
-        <w:bidi/>
-      </w:pPr>
-      <w:r>
-        <w:rPr>
-          <w:lang w:val="ar_AE" w:bidi="ar_AE"/>
-        </w:rPr>
-      </w:r>
-      <w:r>
-        <w:rPr>
           <w:b/>
           <w:lang w:val="ar_AE" w:bidi="ar_AE"/>
         </w:rPr>
@@ -15956,7 +14704,7 @@
         </w:rPr>
         <w:t xml:space="preserve"> في </w:t>
       </w:r>
-      <w:hyperlink r:id="rId20">
+      <w:hyperlink r:id="rId18">
         <w:r>
           <w:rPr>
             <w:lang w:val="ar_AE" w:bidi="ar_AE"/>
@@ -16045,22 +14793,6 @@
       </w:r>
       <w:r>
         <w:rPr>
-          <w:lang w:val="ar_AE" w:bidi="ar_AE"/>
-        </w:rPr>
-        <w:t>בִּ⁠צְבָא֔וֹת א֖וֹ בְּ⁠אַיְל֣וֹת הַ⁠שָּׂדֶ֑ה</w:t>
-      </w:r>
-    </w:p>
-    <w:p>
-      <w:pPr>
-        <w:bidi/>
-      </w:pPr>
-      <w:r>
-        <w:rPr>
-          <w:lang w:val="ar_AE" w:bidi="ar_AE"/>
-        </w:rPr>
-      </w:r>
-      <w:r>
-        <w:rPr>
           <w:b/>
           <w:lang w:val="ar_AE" w:bidi="ar_AE"/>
         </w:rPr>
@@ -16415,22 +15147,6 @@
       </w:r>
       <w:r>
         <w:rPr>
-          <w:lang w:val="ar_AE" w:bidi="ar_AE"/>
-        </w:rPr>
-        <w:t>אִם־תָּעִ֧ירוּ ׀ וְֽ⁠אִם־תְּעֽוֹרְר֛וּ אֶת־הָ⁠אַהֲבָ֖ה עַ֥ד שֶׁ⁠תֶּחְפָּֽץ</w:t>
-      </w:r>
-    </w:p>
-    <w:p>
-      <w:pPr>
-        <w:bidi/>
-      </w:pPr>
-      <w:r>
-        <w:rPr>
-          <w:lang w:val="ar_AE" w:bidi="ar_AE"/>
-        </w:rPr>
-      </w:r>
-      <w:r>
-        <w:rPr>
           <w:b/>
           <w:lang w:val="ar_AE" w:bidi="ar_AE"/>
         </w:rPr>
@@ -16549,22 +15265,6 @@
       </w:r>
       <w:r>
         <w:rPr>
-          <w:lang w:val="ar_AE" w:bidi="ar_AE"/>
-        </w:rPr>
-        <w:t>אִם־תָּעִ֧ירוּ ׀ וְֽ⁠אִם־תְּעֽוֹרְר֛וּ</w:t>
-      </w:r>
-    </w:p>
-    <w:p>
-      <w:pPr>
-        <w:bidi/>
-      </w:pPr>
-      <w:r>
-        <w:rPr>
-          <w:lang w:val="ar_AE" w:bidi="ar_AE"/>
-        </w:rPr>
-      </w:r>
-      <w:r>
-        <w:rPr>
           <w:b/>
           <w:lang w:val="ar_AE" w:bidi="ar_AE"/>
         </w:rPr>
@@ -16893,22 +15593,6 @@
       </w:r>
       <w:r>
         <w:rPr>
-          <w:lang w:val="ar_AE" w:bidi="ar_AE"/>
-        </w:rPr>
-        <w:t>הִנֵּה</w:t>
-      </w:r>
-    </w:p>
-    <w:p>
-      <w:pPr>
-        <w:bidi/>
-      </w:pPr>
-      <w:r>
-        <w:rPr>
-          <w:lang w:val="ar_AE" w:bidi="ar_AE"/>
-        </w:rPr>
-      </w:r>
-      <w:r>
-        <w:rPr>
           <w:b/>
           <w:lang w:val="ar_AE" w:bidi="ar_AE"/>
         </w:rPr>
@@ -16949,7 +15633,7 @@
         </w:rPr>
         <w:t xml:space="preserve">" في </w:t>
       </w:r>
-      <w:hyperlink r:id="rId27">
+      <w:hyperlink r:id="rId25">
         <w:r>
           <w:rPr>
             <w:lang w:val="ar_AE" w:bidi="ar_AE"/>
@@ -17032,22 +15716,6 @@
       </w:r>
       <w:r>
         <w:rPr>
-          <w:lang w:val="ar_AE" w:bidi="ar_AE"/>
-        </w:rPr>
-        <w:t>בָּ֑א</w:t>
-      </w:r>
-    </w:p>
-    <w:p>
-      <w:pPr>
-        <w:bidi/>
-      </w:pPr>
-      <w:r>
-        <w:rPr>
-          <w:lang w:val="ar_AE" w:bidi="ar_AE"/>
-        </w:rPr>
-      </w:r>
-      <w:r>
-        <w:rPr>
           <w:b/>
           <w:lang w:val="ar_AE" w:bidi="ar_AE"/>
         </w:rPr>
@@ -17475,7 +16143,7 @@
         </w:rPr>
         <w:t xml:space="preserve">" في </w:t>
       </w:r>
-      <w:hyperlink r:id="rId28">
+      <w:hyperlink r:id="rId26">
         <w:r>
           <w:rPr>
             <w:lang w:val="ar_AE" w:bidi="ar_AE"/>
@@ -17755,22 +16423,6 @@
       </w:r>
       <w:r>
         <w:rPr>
-          <w:lang w:val="ar_AE" w:bidi="ar_AE"/>
-        </w:rPr>
-        <w:t>זֶ֤ה</w:t>
-      </w:r>
-    </w:p>
-    <w:p>
-      <w:pPr>
-        <w:bidi/>
-      </w:pPr>
-      <w:r>
-        <w:rPr>
-          <w:lang w:val="ar_AE" w:bidi="ar_AE"/>
-        </w:rPr>
-      </w:r>
-      <w:r>
-        <w:rPr>
           <w:b/>
           <w:lang w:val="ar_AE" w:bidi="ar_AE"/>
         </w:rPr>
@@ -17889,22 +16541,6 @@
       </w:r>
       <w:r>
         <w:rPr>
-          <w:lang w:val="ar_AE" w:bidi="ar_AE"/>
-        </w:rPr>
-        <w:t>אַחַ֣ר כָּתְלֵ֔⁠נוּ</w:t>
-      </w:r>
-    </w:p>
-    <w:p>
-      <w:pPr>
-        <w:bidi/>
-      </w:pPr>
-      <w:r>
-        <w:rPr>
-          <w:lang w:val="ar_AE" w:bidi="ar_AE"/>
-        </w:rPr>
-      </w:r>
-      <w:r>
-        <w:rPr>
           <w:b/>
           <w:lang w:val="ar_AE" w:bidi="ar_AE"/>
         </w:rPr>
@@ -18010,22 +16646,6 @@
       </w:r>
       <w:r>
         <w:rPr>
-          <w:lang w:val="ar_AE" w:bidi="ar_AE"/>
-        </w:rPr>
-        <w:t>מַשְׁגִּ֨יחַ֙ מִן־הַֽ⁠חֲלֹּנ֔וֹת מֵצִ֖יץ מִן־הַֽ⁠חֲרַכִּֽים</w:t>
-      </w:r>
-    </w:p>
-    <w:p>
-      <w:pPr>
-        <w:bidi/>
-      </w:pPr>
-      <w:r>
-        <w:rPr>
-          <w:lang w:val="ar_AE" w:bidi="ar_AE"/>
-        </w:rPr>
-      </w:r>
-      <w:r>
-        <w:rPr>
           <w:b/>
           <w:lang w:val="ar_AE" w:bidi="ar_AE"/>
         </w:rPr>
@@ -18131,22 +16751,6 @@
       </w:r>
       <w:r>
         <w:rPr>
-          <w:lang w:val="ar_AE" w:bidi="ar_AE"/>
-        </w:rPr>
-        <w:t>הַֽ⁠חֲלֹּנ֔וֹת &amp; הַֽ⁠חֲרַכִּֽים</w:t>
-      </w:r>
-    </w:p>
-    <w:p>
-      <w:pPr>
-        <w:bidi/>
-      </w:pPr>
-      <w:r>
-        <w:rPr>
-          <w:lang w:val="ar_AE" w:bidi="ar_AE"/>
-        </w:rPr>
-      </w:r>
-      <w:r>
-        <w:rPr>
           <w:b/>
           <w:lang w:val="ar_AE" w:bidi="ar_AE"/>
         </w:rPr>
@@ -18265,22 +16869,6 @@
       </w:r>
       <w:r>
         <w:rPr>
-          <w:lang w:val="ar_AE" w:bidi="ar_AE"/>
-        </w:rPr>
-        <w:t>הַֽ⁠חֲרַכִּֽים</w:t>
-      </w:r>
-    </w:p>
-    <w:p>
-      <w:pPr>
-        <w:bidi/>
-      </w:pPr>
-      <w:r>
-        <w:rPr>
-          <w:lang w:val="ar_AE" w:bidi="ar_AE"/>
-        </w:rPr>
-      </w:r>
-      <w:r>
-        <w:rPr>
           <w:b/>
           <w:lang w:val="ar_AE" w:bidi="ar_AE"/>
         </w:rPr>
@@ -18412,22 +17000,6 @@
       </w:r>
       <w:r>
         <w:rPr>
-          <w:lang w:val="ar_AE" w:bidi="ar_AE"/>
-        </w:rPr>
-        <w:t>וּ⁠לְכִי־לָֽ⁠ךְ</w:t>
-      </w:r>
-    </w:p>
-    <w:p>
-      <w:pPr>
-        <w:bidi/>
-      </w:pPr>
-      <w:r>
-        <w:rPr>
-          <w:lang w:val="ar_AE" w:bidi="ar_AE"/>
-        </w:rPr>
-      </w:r>
-      <w:r>
-        <w:rPr>
           <w:b/>
           <w:lang w:val="ar_AE" w:bidi="ar_AE"/>
         </w:rPr>
@@ -18645,22 +17217,6 @@
       </w:r>
       <w:r>
         <w:rPr>
-          <w:lang w:val="ar_AE" w:bidi="ar_AE"/>
-        </w:rPr>
-        <w:t>כִּֽי־הִנֵּ֥ה</w:t>
-      </w:r>
-    </w:p>
-    <w:p>
-      <w:pPr>
-        <w:bidi/>
-      </w:pPr>
-      <w:r>
-        <w:rPr>
-          <w:lang w:val="ar_AE" w:bidi="ar_AE"/>
-        </w:rPr>
-      </w:r>
-      <w:r>
-        <w:rPr>
           <w:b/>
           <w:lang w:val="ar_AE" w:bidi="ar_AE"/>
         </w:rPr>
@@ -18766,22 +17322,6 @@
       </w:r>
       <w:r>
         <w:rPr>
-          <w:lang w:val="ar_AE" w:bidi="ar_AE"/>
-        </w:rPr>
-        <w:t>ה⁠סתו</w:t>
-      </w:r>
-    </w:p>
-    <w:p>
-      <w:pPr>
-        <w:bidi/>
-      </w:pPr>
-      <w:r>
-        <w:rPr>
-          <w:lang w:val="ar_AE" w:bidi="ar_AE"/>
-        </w:rPr>
-      </w:r>
-      <w:r>
-        <w:rPr>
           <w:b/>
           <w:lang w:val="ar_AE" w:bidi="ar_AE"/>
         </w:rPr>
@@ -18887,22 +17427,6 @@
       </w:r>
       <w:r>
         <w:rPr>
-          <w:lang w:val="ar_AE" w:bidi="ar_AE"/>
-        </w:rPr>
-        <w:t>ה⁠סתו עָבָ֑ר הַ⁠גֶּ֕שֶׁם חָלַ֖ף</w:t>
-      </w:r>
-    </w:p>
-    <w:p>
-      <w:pPr>
-        <w:bidi/>
-      </w:pPr>
-      <w:r>
-        <w:rPr>
-          <w:lang w:val="ar_AE" w:bidi="ar_AE"/>
-        </w:rPr>
-      </w:r>
-      <w:r>
-        <w:rPr>
           <w:b/>
           <w:lang w:val="ar_AE" w:bidi="ar_AE"/>
         </w:rPr>
@@ -18995,22 +17519,6 @@
       </w:r>
       <w:r>
         <w:rPr>
-          <w:lang w:val="ar_AE" w:bidi="ar_AE"/>
-        </w:rPr>
-        <w:t>עָבָ֑ר</w:t>
-      </w:r>
-    </w:p>
-    <w:p>
-      <w:pPr>
-        <w:bidi/>
-      </w:pPr>
-      <w:r>
-        <w:rPr>
-          <w:lang w:val="ar_AE" w:bidi="ar_AE"/>
-        </w:rPr>
-      </w:r>
-      <w:r>
-        <w:rPr>
           <w:b/>
           <w:lang w:val="ar_AE" w:bidi="ar_AE"/>
         </w:rPr>
@@ -19221,22 +17729,6 @@
       </w:r>
       <w:r>
         <w:rPr>
-          <w:lang w:val="ar_AE" w:bidi="ar_AE"/>
-        </w:rPr>
-        <w:t>חָלַ֖ף הָלַ֥ךְ לֽ⁠וֹ</w:t>
-      </w:r>
-    </w:p>
-    <w:p>
-      <w:pPr>
-        <w:bidi/>
-      </w:pPr>
-      <w:r>
-        <w:rPr>
-          <w:lang w:val="ar_AE" w:bidi="ar_AE"/>
-        </w:rPr>
-      </w:r>
-      <w:r>
-        <w:rPr>
           <w:b/>
           <w:lang w:val="ar_AE" w:bidi="ar_AE"/>
         </w:rPr>
@@ -19355,22 +17847,6 @@
       </w:r>
       <w:r>
         <w:rPr>
-          <w:lang w:val="ar_AE" w:bidi="ar_AE"/>
-        </w:rPr>
-        <w:t>בָ⁠אָ֔רֶץ</w:t>
-      </w:r>
-    </w:p>
-    <w:p>
-      <w:pPr>
-        <w:bidi/>
-      </w:pPr>
-      <w:r>
-        <w:rPr>
-          <w:lang w:val="ar_AE" w:bidi="ar_AE"/>
-        </w:rPr>
-      </w:r>
-      <w:r>
-        <w:rPr>
           <w:b/>
           <w:lang w:val="ar_AE" w:bidi="ar_AE"/>
         </w:rPr>
@@ -19441,22 +17917,6 @@
       </w:r>
       <w:r>
         <w:rPr>
-          <w:lang w:val="ar_AE" w:bidi="ar_AE"/>
-        </w:rPr>
-        <w:t>וְ⁠ק֥וֹל הַ⁠תּ֖וֹר נִשְׁמַ֥ע</w:t>
-      </w:r>
-    </w:p>
-    <w:p>
-      <w:pPr>
-        <w:bidi/>
-      </w:pPr>
-      <w:r>
-        <w:rPr>
-          <w:lang w:val="ar_AE" w:bidi="ar_AE"/>
-        </w:rPr>
-      </w:r>
-      <w:r>
-        <w:rPr>
           <w:b/>
           <w:lang w:val="ar_AE" w:bidi="ar_AE"/>
         </w:rPr>
@@ -19562,22 +18022,6 @@
       </w:r>
       <w:r>
         <w:rPr>
-          <w:lang w:val="ar_AE" w:bidi="ar_AE"/>
-        </w:rPr>
-        <w:t>הַ⁠תְּאֵנָה֙ חָֽנְטָ֣ה פַגֶּ֔י⁠הָ</w:t>
-      </w:r>
-    </w:p>
-    <w:p>
-      <w:pPr>
-        <w:bidi/>
-      </w:pPr>
-      <w:r>
-        <w:rPr>
-          <w:lang w:val="ar_AE" w:bidi="ar_AE"/>
-        </w:rPr>
-      </w:r>
-      <w:r>
-        <w:rPr>
           <w:b/>
           <w:lang w:val="ar_AE" w:bidi="ar_AE"/>
         </w:rPr>
@@ -19683,22 +18127,6 @@
       </w:r>
       <w:r>
         <w:rPr>
-          <w:lang w:val="ar_AE" w:bidi="ar_AE"/>
-        </w:rPr>
-        <w:t>וְ⁠הַ⁠גְּפָנִ֥ים ׀ סְמָדַ֖ר</w:t>
-      </w:r>
-    </w:p>
-    <w:p>
-      <w:pPr>
-        <w:bidi/>
-      </w:pPr>
-      <w:r>
-        <w:rPr>
-          <w:lang w:val="ar_AE" w:bidi="ar_AE"/>
-        </w:rPr>
-      </w:r>
-      <w:r>
-        <w:rPr>
           <w:b/>
           <w:lang w:val="ar_AE" w:bidi="ar_AE"/>
         </w:rPr>
@@ -19769,22 +18197,6 @@
       </w:r>
       <w:r>
         <w:rPr>
-          <w:lang w:val="ar_AE" w:bidi="ar_AE"/>
-        </w:rPr>
-        <w:t>נָ֣תְנוּ רֵ֑יחַ</w:t>
-      </w:r>
-    </w:p>
-    <w:p>
-      <w:pPr>
-        <w:bidi/>
-      </w:pPr>
-      <w:r>
-        <w:rPr>
-          <w:lang w:val="ar_AE" w:bidi="ar_AE"/>
-        </w:rPr>
-      </w:r>
-      <w:r>
-        <w:rPr>
           <w:b/>
           <w:lang w:val="ar_AE" w:bidi="ar_AE"/>
         </w:rPr>
@@ -19890,22 +18302,6 @@
       </w:r>
       <w:r>
         <w:rPr>
-          <w:lang w:val="ar_AE" w:bidi="ar_AE"/>
-        </w:rPr>
-        <w:t>ק֥וּמִי לכי רַעְיָתִ֥⁠י יָפָתִ֖⁠י וּ⁠לְכִי־לָֽ⁠ךְ</w:t>
-      </w:r>
-    </w:p>
-    <w:p>
-      <w:pPr>
-        <w:bidi/>
-      </w:pPr>
-      <w:r>
-        <w:rPr>
-          <w:lang w:val="ar_AE" w:bidi="ar_AE"/>
-        </w:rPr>
-      </w:r>
-      <w:r>
-        <w:rPr>
           <w:b/>
           <w:lang w:val="ar_AE" w:bidi="ar_AE"/>
         </w:rPr>
@@ -19927,7 +18323,7 @@
         </w:rPr>
         <w:t xml:space="preserve">انظر كيف ترجمت العبارة المشابهة في </w:t>
       </w:r>
-      <w:hyperlink r:id="rId29">
+      <w:hyperlink r:id="rId27">
         <w:r>
           <w:rPr>
             <w:lang w:val="ar_AE" w:bidi="ar_AE"/>
@@ -20016,22 +18412,6 @@
       </w:r>
       <w:r>
         <w:rPr>
-          <w:lang w:val="ar_AE" w:bidi="ar_AE"/>
-        </w:rPr>
-        <w:t>יוֹנָתִ֞⁠י</w:t>
-      </w:r>
-    </w:p>
-    <w:p>
-      <w:pPr>
-        <w:bidi/>
-      </w:pPr>
-      <w:r>
-        <w:rPr>
-          <w:lang w:val="ar_AE" w:bidi="ar_AE"/>
-        </w:rPr>
-      </w:r>
-      <w:r>
-        <w:rPr>
           <w:b/>
           <w:lang w:val="ar_AE" w:bidi="ar_AE"/>
         </w:rPr>
@@ -20137,22 +18517,6 @@
       </w:r>
       <w:r>
         <w:rPr>
-          <w:lang w:val="ar_AE" w:bidi="ar_AE"/>
-        </w:rPr>
-        <w:t>יוֹנָתִ֞⁠י בְּ⁠חַגְוֵ֣י הַ⁠סֶּ֗לַע בְּ⁠סֵ֨תֶר֙ הַ⁠מַּדְרֵגָ֔ה</w:t>
-      </w:r>
-    </w:p>
-    <w:p>
-      <w:pPr>
-        <w:bidi/>
-      </w:pPr>
-      <w:r>
-        <w:rPr>
-          <w:lang w:val="ar_AE" w:bidi="ar_AE"/>
-        </w:rPr>
-      </w:r>
-      <w:r>
-        <w:rPr>
           <w:b/>
           <w:lang w:val="ar_AE" w:bidi="ar_AE"/>
         </w:rPr>
@@ -20258,22 +18622,6 @@
       </w:r>
       <w:r>
         <w:rPr>
-          <w:lang w:val="ar_AE" w:bidi="ar_AE"/>
-        </w:rPr>
-        <w:t>בְּ⁠חַגְוֵ֣י הַ⁠סֶּ֗לַע בְּ⁠סֵ֨תֶר֙ הַ⁠מַּדְרֵגָ֔ה</w:t>
-      </w:r>
-    </w:p>
-    <w:p>
-      <w:pPr>
-        <w:bidi/>
-      </w:pPr>
-      <w:r>
-        <w:rPr>
-          <w:lang w:val="ar_AE" w:bidi="ar_AE"/>
-        </w:rPr>
-      </w:r>
-      <w:r>
-        <w:rPr>
           <w:b/>
           <w:lang w:val="ar_AE" w:bidi="ar_AE"/>
         </w:rPr>
@@ -20436,22 +18784,6 @@
       </w:r>
       <w:r>
         <w:rPr>
-          <w:lang w:val="ar_AE" w:bidi="ar_AE"/>
-        </w:rPr>
-        <w:t>הַרְאִ֨י⁠נִי֙ אֶתּ־מַרְאַ֔יִ⁠ךְ הַשְׁמִיעִ֖י⁠נִי אֶת־קוֹלֵ֑⁠ךְ כִּי־קוֹלֵ֥⁠ךְ עָרֵ֖ב וּ⁠מַרְאֵ֥י⁠ךְ נָאוֶֽה</w:t>
-      </w:r>
-    </w:p>
-    <w:p>
-      <w:pPr>
-        <w:bidi/>
-      </w:pPr>
-      <w:r>
-        <w:rPr>
-          <w:lang w:val="ar_AE" w:bidi="ar_AE"/>
-        </w:rPr>
-      </w:r>
-      <w:r>
-        <w:rPr>
           <w:b/>
           <w:lang w:val="ar_AE" w:bidi="ar_AE"/>
         </w:rPr>
@@ -20544,22 +18876,6 @@
       </w:r>
       <w:r>
         <w:rPr>
-          <w:lang w:val="ar_AE" w:bidi="ar_AE"/>
-        </w:rPr>
-        <w:t>הַרְאִ֨י⁠נִי֙ אֶתּ־מַרְאַ֔יִ⁠ךְ הַשְׁמִיעִ֖י⁠נִי</w:t>
-      </w:r>
-    </w:p>
-    <w:p>
-      <w:pPr>
-        <w:bidi/>
-      </w:pPr>
-      <w:r>
-        <w:rPr>
-          <w:lang w:val="ar_AE" w:bidi="ar_AE"/>
-        </w:rPr>
-      </w:r>
-      <w:r>
-        <w:rPr>
           <w:b/>
           <w:lang w:val="ar_AE" w:bidi="ar_AE"/>
         </w:rPr>
@@ -20678,22 +18994,6 @@
       </w:r>
       <w:r>
         <w:rPr>
-          <w:lang w:val="ar_AE" w:bidi="ar_AE"/>
-        </w:rPr>
-        <w:t>קוֹלֵ֥⁠ךְ עָרֵ֖ב</w:t>
-      </w:r>
-    </w:p>
-    <w:p>
-      <w:pPr>
-        <w:bidi/>
-      </w:pPr>
-      <w:r>
-        <w:rPr>
-          <w:lang w:val="ar_AE" w:bidi="ar_AE"/>
-        </w:rPr>
-      </w:r>
-      <w:r>
-        <w:rPr>
           <w:b/>
           <w:lang w:val="ar_AE" w:bidi="ar_AE"/>
         </w:rPr>
@@ -20764,22 +19064,6 @@
       </w:r>
       <w:r>
         <w:rPr>
-          <w:lang w:val="ar_AE" w:bidi="ar_AE"/>
-        </w:rPr>
-        <w:t>אֶֽחֱזוּ־לָ֨⁠נוּ֙ שֽׁוּעָלִ֔ים שֽׁוּעָלִ֥ים קְטַנִּ֖ים מְחַבְּלִ֣ים כְּרָמִ֑ים וּ⁠כְרָמֵ֖י⁠נוּ סְמָדַֽר</w:t>
-      </w:r>
-    </w:p>
-    <w:p>
-      <w:pPr>
-        <w:bidi/>
-      </w:pPr>
-      <w:r>
-        <w:rPr>
-          <w:lang w:val="ar_AE" w:bidi="ar_AE"/>
-        </w:rPr>
-      </w:r>
-      <w:r>
-        <w:rPr>
           <w:b/>
           <w:lang w:val="ar_AE" w:bidi="ar_AE"/>
         </w:rPr>
@@ -21132,22 +19416,6 @@
       </w:r>
       <w:r>
         <w:rPr>
-          <w:lang w:val="ar_AE" w:bidi="ar_AE"/>
-        </w:rPr>
-        <w:t>לָ֨⁠נוּ֙ &amp; וּ⁠כְרָמֵ֖י⁠נוּ</w:t>
-      </w:r>
-    </w:p>
-    <w:p>
-      <w:pPr>
-        <w:bidi/>
-      </w:pPr>
-      <w:r>
-        <w:rPr>
-          <w:lang w:val="ar_AE" w:bidi="ar_AE"/>
-        </w:rPr>
-      </w:r>
-      <w:r>
-        <w:rPr>
           <w:b/>
           <w:lang w:val="ar_AE" w:bidi="ar_AE"/>
         </w:rPr>
@@ -21266,22 +19534,6 @@
       </w:r>
       <w:r>
         <w:rPr>
-          <w:lang w:val="ar_AE" w:bidi="ar_AE"/>
-        </w:rPr>
-        <w:t>וּ⁠כְרָמֵ֖י⁠נוּ סְמָדַֽר</w:t>
-      </w:r>
-    </w:p>
-    <w:p>
-      <w:pPr>
-        <w:bidi/>
-      </w:pPr>
-      <w:r>
-        <w:rPr>
-          <w:lang w:val="ar_AE" w:bidi="ar_AE"/>
-        </w:rPr>
-      </w:r>
-      <w:r>
-        <w:rPr>
           <w:b/>
           <w:lang w:val="ar_AE" w:bidi="ar_AE"/>
         </w:rPr>
@@ -21352,22 +19604,6 @@
       </w:r>
       <w:r>
         <w:rPr>
-          <w:lang w:val="ar_AE" w:bidi="ar_AE"/>
-        </w:rPr>
-        <w:t>דּוֹדִ֥⁠י לִ⁠י֙ וַ⁠אֲנִ֣י ל֔⁠וֹ</w:t>
-      </w:r>
-    </w:p>
-    <w:p>
-      <w:pPr>
-        <w:bidi/>
-      </w:pPr>
-      <w:r>
-        <w:rPr>
-          <w:lang w:val="ar_AE" w:bidi="ar_AE"/>
-        </w:rPr>
-      </w:r>
-      <w:r>
-        <w:rPr>
           <w:b/>
           <w:lang w:val="ar_AE" w:bidi="ar_AE"/>
         </w:rPr>
@@ -21556,22 +19792,6 @@
       </w:r>
       <w:r>
         <w:rPr>
-          <w:lang w:val="ar_AE" w:bidi="ar_AE"/>
-        </w:rPr>
-        <w:t>הָ⁠רֹעֶ֖ה בַּ⁠שּׁוֹשַׁנִּֽים</w:t>
-      </w:r>
-    </w:p>
-    <w:p>
-      <w:pPr>
-        <w:bidi/>
-      </w:pPr>
-      <w:r>
-        <w:rPr>
-          <w:lang w:val="ar_AE" w:bidi="ar_AE"/>
-        </w:rPr>
-      </w:r>
-      <w:r>
-        <w:rPr>
           <w:b/>
           <w:lang w:val="ar_AE" w:bidi="ar_AE"/>
         </w:rPr>
@@ -21593,7 +19813,7 @@
         </w:rPr>
         <w:t>تتحدث المرأة عن الرجل كما لو كان "ظبيًا أو أيّلًا صغيرًا" (</w:t>
       </w:r>
-      <w:hyperlink r:id="rId30">
+      <w:hyperlink r:id="rId28">
         <w:r>
           <w:rPr>
             <w:lang w:val="ar_AE" w:bidi="ar_AE"/>
@@ -21637,7 +19857,7 @@
         </w:rPr>
         <w:t xml:space="preserve">لتشير إلى نفسها كما فعلت في </w:t>
       </w:r>
-      <w:hyperlink r:id="rId24">
+      <w:hyperlink r:id="rId22">
         <w:r>
           <w:rPr>
             <w:lang w:val="ar_AE" w:bidi="ar_AE"/>
@@ -21773,7 +19993,7 @@
         </w:rPr>
         <w:t xml:space="preserve">) في </w:t>
       </w:r>
-      <w:hyperlink r:id="rId24">
+      <w:hyperlink r:id="rId22">
         <w:r>
           <w:rPr>
             <w:lang w:val="ar_AE" w:bidi="ar_AE"/>
@@ -22032,22 +20252,6 @@
       </w:r>
       <w:r>
         <w:rPr>
-          <w:lang w:val="ar_AE" w:bidi="ar_AE"/>
-        </w:rPr>
-        <w:t>וְ⁠נָ֖סוּ הַ⁠צְּלָלִ֑ים</w:t>
-      </w:r>
-    </w:p>
-    <w:p>
-      <w:pPr>
-        <w:bidi/>
-      </w:pPr>
-      <w:r>
-        <w:rPr>
-          <w:lang w:val="ar_AE" w:bidi="ar_AE"/>
-        </w:rPr>
-      </w:r>
-      <w:r>
-        <w:rPr>
           <w:b/>
           <w:lang w:val="ar_AE" w:bidi="ar_AE"/>
         </w:rPr>
@@ -22153,22 +20357,6 @@
       </w:r>
       <w:r>
         <w:rPr>
-          <w:lang w:val="ar_AE" w:bidi="ar_AE"/>
-        </w:rPr>
-        <w:t>סֹב֩ דְּמֵה־לְ⁠ךָ֨ דוֹדִ֜⁠י</w:t>
-      </w:r>
-    </w:p>
-    <w:p>
-      <w:pPr>
-        <w:bidi/>
-      </w:pPr>
-      <w:r>
-        <w:rPr>
-          <w:lang w:val="ar_AE" w:bidi="ar_AE"/>
-        </w:rPr>
-      </w:r>
-      <w:r>
-        <w:rPr>
           <w:b/>
           <w:lang w:val="ar_AE" w:bidi="ar_AE"/>
         </w:rPr>
@@ -22239,22 +20427,6 @@
       </w:r>
       <w:r>
         <w:rPr>
-          <w:lang w:val="ar_AE" w:bidi="ar_AE"/>
-        </w:rPr>
-        <w:t>לִ⁠צְבִ֗י</w:t>
-      </w:r>
-    </w:p>
-    <w:p>
-      <w:pPr>
-        <w:bidi/>
-      </w:pPr>
-      <w:r>
-        <w:rPr>
-          <w:lang w:val="ar_AE" w:bidi="ar_AE"/>
-        </w:rPr>
-      </w:r>
-      <w:r>
-        <w:rPr>
           <w:b/>
           <w:lang w:val="ar_AE" w:bidi="ar_AE"/>
         </w:rPr>
@@ -22276,7 +20448,7 @@
         </w:rPr>
         <w:t xml:space="preserve">انظر كيف ترجمت الكلمة في صيغة الجمع "الظباء" في </w:t>
       </w:r>
-      <w:hyperlink r:id="rId28">
+      <w:hyperlink r:id="rId26">
         <w:r>
           <w:rPr>
             <w:lang w:val="ar_AE" w:bidi="ar_AE"/>
@@ -22505,7 +20677,7 @@
           <w:lang w:val="ar_AE" w:bidi="ar_AE"/>
         </w:rPr>
       </w:r>
-      <w:hyperlink r:id="rId31">
+      <w:hyperlink r:id="rId29">
         <w:r>
           <w:rPr>
             <w:lang w:val="ar_AE" w:bidi="ar_AE"/>
@@ -22523,7 +20695,7 @@
         </w:rPr>
         <w:t xml:space="preserve"> تصف الشعور بالحنين الذي كانت تشعر به المرأة تجاه الرجل الذي أحبته وتصف سعيها المستمر لتجد هذا الرجل المحبوب. </w:t>
       </w:r>
-      <w:hyperlink r:id="rId32">
+      <w:hyperlink r:id="rId30">
         <w:r>
           <w:rPr>
             <w:lang w:val="ar_AE" w:bidi="ar_AE"/>
@@ -22565,7 +20737,7 @@
         </w:rPr>
         <w:t xml:space="preserve">تحديد ما إذا كانت </w:t>
       </w:r>
-      <w:hyperlink r:id="rId33">
+      <w:hyperlink r:id="rId31">
         <w:r>
           <w:rPr>
             <w:lang w:val="ar_AE" w:bidi="ar_AE"/>
@@ -22599,7 +20771,7 @@
         </w:rPr>
         <w:t xml:space="preserve">لا يعرف علماء الكتاب المُقَدَّس على وجه التأكيد ما إذا كانت الأحداث الموصوفة في </w:t>
       </w:r>
-      <w:hyperlink r:id="rId33">
+      <w:hyperlink r:id="rId31">
         <w:r>
           <w:rPr>
             <w:lang w:val="ar_AE" w:bidi="ar_AE"/>
@@ -22617,7 +20789,7 @@
         </w:rPr>
         <w:t xml:space="preserve"> حقيقية أم أنها حلم رأته المرأة أو شيء تخيلته. ويعتقد العديد من علماء الكتاب المُقَدَّس أن </w:t>
       </w:r>
-      <w:hyperlink r:id="rId33">
+      <w:hyperlink r:id="rId31">
         <w:r>
           <w:rPr>
             <w:lang w:val="ar_AE" w:bidi="ar_AE"/>
@@ -22705,7 +20877,7 @@
         </w:rPr>
         <w:t xml:space="preserve">نظرًا لأن علماء الكتاب المُقَدَّس غير متيقِّنين ما إذا كانت الأحداث الموصوفة في </w:t>
       </w:r>
-      <w:hyperlink r:id="rId33">
+      <w:hyperlink r:id="rId31">
         <w:r>
           <w:rPr>
             <w:lang w:val="ar_AE" w:bidi="ar_AE"/>
@@ -22807,22 +20979,6 @@
       </w:r>
       <w:r>
         <w:rPr>
-          <w:lang w:val="ar_AE" w:bidi="ar_AE"/>
-        </w:rPr>
-        <w:t>בַּ⁠לֵּיל֔וֹת</w:t>
-      </w:r>
-    </w:p>
-    <w:p>
-      <w:pPr>
-        <w:bidi/>
-      </w:pPr>
-      <w:r>
-        <w:rPr>
-          <w:lang w:val="ar_AE" w:bidi="ar_AE"/>
-        </w:rPr>
-      </w:r>
-      <w:r>
-        <w:rPr>
           <w:b/>
           <w:lang w:val="ar_AE" w:bidi="ar_AE"/>
         </w:rPr>
@@ -22941,22 +21097,6 @@
       </w:r>
       <w:r>
         <w:rPr>
-          <w:lang w:val="ar_AE" w:bidi="ar_AE"/>
-        </w:rPr>
-        <w:t>בִּקַּ֕שְׁתִּי אֵ֥ת שֶׁ⁠אָהֲבָ֖ה נַפְשִׁ֑⁠י בִּקַּשְׁתִּ֖י⁠ו</w:t>
-      </w:r>
-    </w:p>
-    <w:p>
-      <w:pPr>
-        <w:bidi/>
-      </w:pPr>
-      <w:r>
-        <w:rPr>
-          <w:lang w:val="ar_AE" w:bidi="ar_AE"/>
-        </w:rPr>
-      </w:r>
-      <w:r>
-        <w:rPr>
           <w:b/>
           <w:lang w:val="ar_AE" w:bidi="ar_AE"/>
         </w:rPr>
@@ -23062,22 +21202,6 @@
       </w:r>
       <w:r>
         <w:rPr>
-          <w:lang w:val="ar_AE" w:bidi="ar_AE"/>
-        </w:rPr>
-        <w:t>אֵ֥ת שֶׁ⁠אָהֲבָ֖ה נַפְשִׁ֑⁠י</w:t>
-      </w:r>
-    </w:p>
-    <w:p>
-      <w:pPr>
-        <w:bidi/>
-      </w:pPr>
-      <w:r>
-        <w:rPr>
-          <w:lang w:val="ar_AE" w:bidi="ar_AE"/>
-        </w:rPr>
-      </w:r>
-      <w:r>
-        <w:rPr>
           <w:b/>
           <w:lang w:val="ar_AE" w:bidi="ar_AE"/>
         </w:rPr>
@@ -23099,7 +21223,7 @@
         </w:rPr>
         <w:t xml:space="preserve">انظر كيف ترجمت العبارة المشابهة "يَا مَنْ تُحِبُّهُ نَفْسِي" في </w:t>
       </w:r>
-      <w:hyperlink r:id="rId34">
+      <w:hyperlink r:id="rId32">
         <w:r>
           <w:rPr>
             <w:lang w:val="ar_AE" w:bidi="ar_AE"/>
@@ -23280,22 +21404,6 @@
       </w:r>
       <w:r>
         <w:rPr>
-          <w:lang w:val="ar_AE" w:bidi="ar_AE"/>
-        </w:rPr>
-        <w:t>וַ⁠אֲסוֹבְבָ֣ה בָ⁠עִ֗יר</w:t>
-      </w:r>
-    </w:p>
-    <w:p>
-      <w:pPr>
-        <w:bidi/>
-      </w:pPr>
-      <w:r>
-        <w:rPr>
-          <w:lang w:val="ar_AE" w:bidi="ar_AE"/>
-        </w:rPr>
-      </w:r>
-      <w:r>
-        <w:rPr>
           <w:b/>
           <w:lang w:val="ar_AE" w:bidi="ar_AE"/>
         </w:rPr>
@@ -23366,22 +21474,6 @@
       </w:r>
       <w:r>
         <w:rPr>
-          <w:lang w:val="ar_AE" w:bidi="ar_AE"/>
-        </w:rPr>
-        <w:t>וּ⁠בָ֣⁠רְחֹב֔וֹת</w:t>
-      </w:r>
-    </w:p>
-    <w:p>
-      <w:pPr>
-        <w:bidi/>
-      </w:pPr>
-      <w:r>
-        <w:rPr>
-          <w:lang w:val="ar_AE" w:bidi="ar_AE"/>
-        </w:rPr>
-      </w:r>
-      <w:r>
-        <w:rPr>
           <w:b/>
           <w:lang w:val="ar_AE" w:bidi="ar_AE"/>
         </w:rPr>
@@ -23487,22 +21579,6 @@
       </w:r>
       <w:r>
         <w:rPr>
-          <w:lang w:val="ar_AE" w:bidi="ar_AE"/>
-        </w:rPr>
-        <w:t>אֲבַקְשָׁ֕ה &amp; בִּקַּשְׁתִּ֖י⁠ו</w:t>
-      </w:r>
-    </w:p>
-    <w:p>
-      <w:pPr>
-        <w:bidi/>
-      </w:pPr>
-      <w:r>
-        <w:rPr>
-          <w:lang w:val="ar_AE" w:bidi="ar_AE"/>
-        </w:rPr>
-      </w:r>
-      <w:r>
-        <w:rPr>
           <w:b/>
           <w:lang w:val="ar_AE" w:bidi="ar_AE"/>
         </w:rPr>
@@ -23586,22 +21662,6 @@
       </w:r>
       <w:r>
         <w:rPr>
-          <w:lang w:val="ar_AE" w:bidi="ar_AE"/>
-        </w:rPr>
-        <w:t>אֵ֥ת שֶׁ⁠אָהֲבָ֖ה נַפְשִׁ֑⁠י</w:t>
-      </w:r>
-    </w:p>
-    <w:p>
-      <w:pPr>
-        <w:bidi/>
-      </w:pPr>
-      <w:r>
-        <w:rPr>
-          <w:lang w:val="ar_AE" w:bidi="ar_AE"/>
-        </w:rPr>
-      </w:r>
-      <w:r>
-        <w:rPr>
           <w:b/>
           <w:lang w:val="ar_AE" w:bidi="ar_AE"/>
         </w:rPr>
@@ -23623,7 +21683,7 @@
         </w:rPr>
         <w:t xml:space="preserve">انظر كيف ترجمت العبارة المشابهة "يَا مَنْ تُحِبُّهُ نَفْسِي" في </w:t>
       </w:r>
-      <w:hyperlink r:id="rId34">
+      <w:hyperlink r:id="rId32">
         <w:r>
           <w:rPr>
             <w:lang w:val="ar_AE" w:bidi="ar_AE"/>
@@ -23712,22 +21772,6 @@
       </w:r>
       <w:r>
         <w:rPr>
-          <w:lang w:val="ar_AE" w:bidi="ar_AE"/>
-        </w:rPr>
-        <w:t>הַ⁠שֹּׁ֣מְרִ֔ים</w:t>
-      </w:r>
-    </w:p>
-    <w:p>
-      <w:pPr>
-        <w:bidi/>
-      </w:pPr>
-      <w:r>
-        <w:rPr>
-          <w:lang w:val="ar_AE" w:bidi="ar_AE"/>
-        </w:rPr>
-      </w:r>
-      <w:r>
-        <w:rPr>
           <w:b/>
           <w:lang w:val="ar_AE" w:bidi="ar_AE"/>
         </w:rPr>
@@ -23938,22 +21982,6 @@
       </w:r>
       <w:r>
         <w:rPr>
-          <w:lang w:val="ar_AE" w:bidi="ar_AE"/>
-        </w:rPr>
-        <w:t>אֵ֛ת שֶׁ⁠אָהֲבָ֥ה נַפְשִׁ֖⁠י</w:t>
-      </w:r>
-    </w:p>
-    <w:p>
-      <w:pPr>
-        <w:bidi/>
-      </w:pPr>
-      <w:r>
-        <w:rPr>
-          <w:lang w:val="ar_AE" w:bidi="ar_AE"/>
-        </w:rPr>
-      </w:r>
-      <w:r>
-        <w:rPr>
           <w:b/>
           <w:lang w:val="ar_AE" w:bidi="ar_AE"/>
         </w:rPr>
@@ -23975,7 +22003,7 @@
         </w:rPr>
         <w:t xml:space="preserve">انظر كيف ترجمت العبارة المشابهة "يَا مَنْ تُحِبُّهُ نَفْسِي" في </w:t>
       </w:r>
-      <w:hyperlink r:id="rId34">
+      <w:hyperlink r:id="rId32">
         <w:r>
           <w:rPr>
             <w:lang w:val="ar_AE" w:bidi="ar_AE"/>
@@ -24064,22 +22092,6 @@
       </w:r>
       <w:r>
         <w:rPr>
-          <w:lang w:val="ar_AE" w:bidi="ar_AE"/>
-        </w:rPr>
-        <w:t>אֵ֛ת שֶׁ⁠אָהֲבָ֥ה נַפְשִׁ֖⁠י רְאִיתֶֽם</w:t>
-      </w:r>
-    </w:p>
-    <w:p>
-      <w:pPr>
-        <w:bidi/>
-      </w:pPr>
-      <w:r>
-        <w:rPr>
-          <w:lang w:val="ar_AE" w:bidi="ar_AE"/>
-        </w:rPr>
-      </w:r>
-      <w:r>
-        <w:rPr>
           <w:b/>
           <w:lang w:val="ar_AE" w:bidi="ar_AE"/>
         </w:rPr>
@@ -24150,22 +22162,6 @@
       </w:r>
       <w:r>
         <w:rPr>
-          <w:lang w:val="ar_AE" w:bidi="ar_AE"/>
-        </w:rPr>
-        <w:t>כִּ⁠מְעַט֙</w:t>
-      </w:r>
-    </w:p>
-    <w:p>
-      <w:pPr>
-        <w:bidi/>
-      </w:pPr>
-      <w:r>
-        <w:rPr>
-          <w:lang w:val="ar_AE" w:bidi="ar_AE"/>
-        </w:rPr>
-      </w:r>
-      <w:r>
-        <w:rPr>
           <w:b/>
           <w:lang w:val="ar_AE" w:bidi="ar_AE"/>
         </w:rPr>
@@ -24236,22 +22232,6 @@
       </w:r>
       <w:r>
         <w:rPr>
-          <w:lang w:val="ar_AE" w:bidi="ar_AE"/>
-        </w:rPr>
-        <w:t>אֵ֥ת שֶׁ⁠אָהֲבָ֖ה נַפְשִׁ֑⁠י</w:t>
-      </w:r>
-    </w:p>
-    <w:p>
-      <w:pPr>
-        <w:bidi/>
-      </w:pPr>
-      <w:r>
-        <w:rPr>
-          <w:lang w:val="ar_AE" w:bidi="ar_AE"/>
-        </w:rPr>
-      </w:r>
-      <w:r>
-        <w:rPr>
           <w:b/>
           <w:lang w:val="ar_AE" w:bidi="ar_AE"/>
         </w:rPr>
@@ -24273,7 +22253,7 @@
         </w:rPr>
         <w:t xml:space="preserve">انظر كيف ترجمت العبارة المشابهة "يَا مَنْ تُحِبُّهُ نَفْسِي" في </w:t>
       </w:r>
-      <w:hyperlink r:id="rId34">
+      <w:hyperlink r:id="rId32">
         <w:r>
           <w:rPr>
             <w:lang w:val="ar_AE" w:bidi="ar_AE"/>
@@ -24362,22 +22342,6 @@
       </w:r>
       <w:r>
         <w:rPr>
-          <w:lang w:val="ar_AE" w:bidi="ar_AE"/>
-        </w:rPr>
-        <w:t>שֶׁ֤⁠הֲבֵיאתִי⁠ו֙</w:t>
-      </w:r>
-    </w:p>
-    <w:p>
-      <w:pPr>
-        <w:bidi/>
-      </w:pPr>
-      <w:r>
-        <w:rPr>
-          <w:lang w:val="ar_AE" w:bidi="ar_AE"/>
-        </w:rPr>
-      </w:r>
-      <w:r>
-        <w:rPr>
           <w:b/>
           <w:lang w:val="ar_AE" w:bidi="ar_AE"/>
         </w:rPr>
@@ -24483,22 +22447,6 @@
       </w:r>
       <w:r>
         <w:rPr>
-          <w:lang w:val="ar_AE" w:bidi="ar_AE"/>
-        </w:rPr>
-        <w:t>שֶׁ֤⁠הֲבֵיאתִי⁠ו֙ אֶל־בֵּ֣ית אִמִּ֔⁠י וְ⁠אֶל־חֶ֖דֶר הוֹרָתִֽ⁠י</w:t>
-      </w:r>
-    </w:p>
-    <w:p>
-      <w:pPr>
-        <w:bidi/>
-      </w:pPr>
-      <w:r>
-        <w:rPr>
-          <w:lang w:val="ar_AE" w:bidi="ar_AE"/>
-        </w:rPr>
-      </w:r>
-      <w:r>
-        <w:rPr>
           <w:b/>
           <w:lang w:val="ar_AE" w:bidi="ar_AE"/>
         </w:rPr>
@@ -24612,7 +22560,7 @@
         </w:rPr>
         <w:t xml:space="preserve">تتطابق هذه الآية مع </w:t>
       </w:r>
-      <w:hyperlink r:id="rId28">
+      <w:hyperlink r:id="rId26">
         <w:r>
           <w:rPr>
             <w:lang w:val="ar_AE" w:bidi="ar_AE"/>
@@ -24701,22 +22649,6 @@
       </w:r>
       <w:r>
         <w:rPr>
-          <w:lang w:val="ar_AE" w:bidi="ar_AE"/>
-        </w:rPr>
-        <w:t>מִ֣י זֹ֗את עֹלָה֙ מִן־הַ⁠מִּדְבָּ֔ר כְּ⁠תִֽימֲר֖וֹת עָשָׁ֑ן מְקֻטֶּ֤רֶת מוֹר֙ וּ⁠לְבוֹנָ֔ה מִ⁠כֹּ֖ל אַבְקַ֥ת רוֹכֵֽל</w:t>
-      </w:r>
-    </w:p>
-    <w:p>
-      <w:pPr>
-        <w:bidi/>
-      </w:pPr>
-      <w:r>
-        <w:rPr>
-          <w:lang w:val="ar_AE" w:bidi="ar_AE"/>
-        </w:rPr>
-      </w:r>
-      <w:r>
-        <w:rPr>
           <w:b/>
           <w:lang w:val="ar_AE" w:bidi="ar_AE"/>
         </w:rPr>
@@ -24822,22 +22754,6 @@
       </w:r>
       <w:r>
         <w:rPr>
-          <w:lang w:val="ar_AE" w:bidi="ar_AE"/>
-        </w:rPr>
-        <w:t>זֹ֗את עֹלָה֙ מִן־הַ⁠מִּדְבָּ֔ר</w:t>
-      </w:r>
-    </w:p>
-    <w:p>
-      <w:pPr>
-        <w:bidi/>
-      </w:pPr>
-      <w:r>
-        <w:rPr>
-          <w:lang w:val="ar_AE" w:bidi="ar_AE"/>
-        </w:rPr>
-      </w:r>
-      <w:r>
-        <w:rPr>
           <w:b/>
           <w:lang w:val="ar_AE" w:bidi="ar_AE"/>
         </w:rPr>
@@ -25074,22 +22990,6 @@
       </w:r>
       <w:r>
         <w:rPr>
-          <w:lang w:val="ar_AE" w:bidi="ar_AE"/>
-        </w:rPr>
-        <w:t>עֹלָה֙</w:t>
-      </w:r>
-    </w:p>
-    <w:p>
-      <w:pPr>
-        <w:bidi/>
-      </w:pPr>
-      <w:r>
-        <w:rPr>
-          <w:lang w:val="ar_AE" w:bidi="ar_AE"/>
-        </w:rPr>
-      </w:r>
-      <w:r>
-        <w:rPr>
           <w:b/>
           <w:lang w:val="ar_AE" w:bidi="ar_AE"/>
         </w:rPr>
@@ -25195,22 +23095,6 @@
       </w:r>
       <w:r>
         <w:rPr>
-          <w:lang w:val="ar_AE" w:bidi="ar_AE"/>
-        </w:rPr>
-        <w:t>כְּ⁠תִֽימֲר֖וֹת עָשָׁ֑ן מְקֻטֶּ֤רֶת מוֹר֙ וּ⁠לְבוֹנָ֔ה</w:t>
-      </w:r>
-    </w:p>
-    <w:p>
-      <w:pPr>
-        <w:bidi/>
-      </w:pPr>
-      <w:r>
-        <w:rPr>
-          <w:lang w:val="ar_AE" w:bidi="ar_AE"/>
-        </w:rPr>
-      </w:r>
-      <w:r>
-        <w:rPr>
           <w:b/>
           <w:lang w:val="ar_AE" w:bidi="ar_AE"/>
         </w:rPr>
@@ -25329,22 +23213,6 @@
       </w:r>
       <w:r>
         <w:rPr>
-          <w:lang w:val="ar_AE" w:bidi="ar_AE"/>
-        </w:rPr>
-        <w:t>כְּ⁠תִֽימֲר֖וֹת עָשָׁ֑ן מְקֻטֶּ֤רֶת מוֹר֙ וּ⁠לְבוֹנָ֔ה</w:t>
-      </w:r>
-    </w:p>
-    <w:p>
-      <w:pPr>
-        <w:bidi/>
-      </w:pPr>
-      <w:r>
-        <w:rPr>
-          <w:lang w:val="ar_AE" w:bidi="ar_AE"/>
-        </w:rPr>
-      </w:r>
-      <w:r>
-        <w:rPr>
           <w:b/>
           <w:lang w:val="ar_AE" w:bidi="ar_AE"/>
         </w:rPr>
@@ -25476,22 +23344,6 @@
       </w:r>
       <w:r>
         <w:rPr>
-          <w:lang w:val="ar_AE" w:bidi="ar_AE"/>
-        </w:rPr>
-        <w:t>מְקֻטֶּ֤רֶת</w:t>
-      </w:r>
-    </w:p>
-    <w:p>
-      <w:pPr>
-        <w:bidi/>
-      </w:pPr>
-      <w:r>
-        <w:rPr>
-          <w:lang w:val="ar_AE" w:bidi="ar_AE"/>
-        </w:rPr>
-      </w:r>
-      <w:r>
-        <w:rPr>
           <w:b/>
           <w:lang w:val="ar_AE" w:bidi="ar_AE"/>
         </w:rPr>
@@ -25584,22 +23436,6 @@
       </w:r>
       <w:r>
         <w:rPr>
-          <w:lang w:val="ar_AE" w:bidi="ar_AE"/>
-        </w:rPr>
-        <w:t>מוֹר֙</w:t>
-      </w:r>
-    </w:p>
-    <w:p>
-      <w:pPr>
-        <w:bidi/>
-      </w:pPr>
-      <w:r>
-        <w:rPr>
-          <w:lang w:val="ar_AE" w:bidi="ar_AE"/>
-        </w:rPr>
-      </w:r>
-      <w:r>
-        <w:rPr>
           <w:b/>
           <w:lang w:val="ar_AE" w:bidi="ar_AE"/>
         </w:rPr>
@@ -25670,22 +23506,6 @@
       </w:r>
       <w:r>
         <w:rPr>
-          <w:lang w:val="ar_AE" w:bidi="ar_AE"/>
-        </w:rPr>
-        <w:t>מִ⁠כֹּ֖ל אַבְקַ֥ת רוֹכֵֽל</w:t>
-      </w:r>
-    </w:p>
-    <w:p>
-      <w:pPr>
-        <w:bidi/>
-      </w:pPr>
-      <w:r>
-        <w:rPr>
-          <w:lang w:val="ar_AE" w:bidi="ar_AE"/>
-        </w:rPr>
-      </w:r>
-      <w:r>
-        <w:rPr>
           <w:b/>
           <w:lang w:val="ar_AE" w:bidi="ar_AE"/>
         </w:rPr>
@@ -25942,22 +23762,6 @@
       </w:r>
       <w:r>
         <w:rPr>
-          <w:lang w:val="ar_AE" w:bidi="ar_AE"/>
-        </w:rPr>
-        <w:t>מִטָּת⁠וֹ֙</w:t>
-      </w:r>
-    </w:p>
-    <w:p>
-      <w:pPr>
-        <w:bidi/>
-      </w:pPr>
-      <w:r>
-        <w:rPr>
-          <w:lang w:val="ar_AE" w:bidi="ar_AE"/>
-        </w:rPr>
-      </w:r>
-      <w:r>
-        <w:rPr>
           <w:b/>
           <w:lang w:val="ar_AE" w:bidi="ar_AE"/>
         </w:rPr>
@@ -26076,22 +23880,6 @@
       </w:r>
       <w:r>
         <w:rPr>
-          <w:lang w:val="ar_AE" w:bidi="ar_AE"/>
-        </w:rPr>
-        <w:t>מִטָּת⁠וֹ֙ שֶׁ⁠לִּ⁠שְׁלֹמֹ֔ה</w:t>
-      </w:r>
-    </w:p>
-    <w:p>
-      <w:pPr>
-        <w:bidi/>
-      </w:pPr>
-      <w:r>
-        <w:rPr>
-          <w:lang w:val="ar_AE" w:bidi="ar_AE"/>
-        </w:rPr>
-      </w:r>
-      <w:r>
-        <w:rPr>
           <w:b/>
           <w:lang w:val="ar_AE" w:bidi="ar_AE"/>
         </w:rPr>
@@ -26249,22 +24037,6 @@
       </w:r>
       <w:r>
         <w:rPr>
-          <w:lang w:val="ar_AE" w:bidi="ar_AE"/>
-        </w:rPr>
-        <w:t>מְלֻמְּדֵ֖י מִלְחָמָ֑ה</w:t>
-      </w:r>
-    </w:p>
-    <w:p>
-      <w:pPr>
-        <w:bidi/>
-      </w:pPr>
-      <w:r>
-        <w:rPr>
-          <w:lang w:val="ar_AE" w:bidi="ar_AE"/>
-        </w:rPr>
-      </w:r>
-      <w:r>
-        <w:rPr>
           <w:b/>
           <w:lang w:val="ar_AE" w:bidi="ar_AE"/>
         </w:rPr>
@@ -26335,22 +24107,6 @@
       </w:r>
       <w:r>
         <w:rPr>
-          <w:lang w:val="ar_AE" w:bidi="ar_AE"/>
-        </w:rPr>
-        <w:t>אִ֤ישׁ חַרְבּ⁠וֹ֙ עַל־יְרֵכ֔⁠וֹ מִ⁠פַּ֖חַד בַּ⁠לֵּילּֽוֹת</w:t>
-      </w:r>
-    </w:p>
-    <w:p>
-      <w:pPr>
-        <w:bidi/>
-      </w:pPr>
-      <w:r>
-        <w:rPr>
-          <w:lang w:val="ar_AE" w:bidi="ar_AE"/>
-        </w:rPr>
-      </w:r>
-      <w:r>
-        <w:rPr>
           <w:b/>
           <w:lang w:val="ar_AE" w:bidi="ar_AE"/>
         </w:rPr>
@@ -26587,22 +24343,6 @@
       </w:r>
       <w:r>
         <w:rPr>
-          <w:lang w:val="ar_AE" w:bidi="ar_AE"/>
-        </w:rPr>
-        <w:t>אַפִּרְי֗וֹן</w:t>
-      </w:r>
-    </w:p>
-    <w:p>
-      <w:pPr>
-        <w:bidi/>
-      </w:pPr>
-      <w:r>
-        <w:rPr>
-          <w:lang w:val="ar_AE" w:bidi="ar_AE"/>
-        </w:rPr>
-      </w:r>
-      <w:r>
-        <w:rPr>
           <w:b/>
           <w:lang w:val="ar_AE" w:bidi="ar_AE"/>
         </w:rPr>
@@ -26637,7 +24377,7 @@
         </w:rPr>
         <w:t xml:space="preserve"> إلى نفس المعنى الذي يشير إليه مصطلح "التخت" في </w:t>
       </w:r>
-      <w:hyperlink r:id="rId35">
+      <w:hyperlink r:id="rId33">
         <w:r>
           <w:rPr>
             <w:lang w:val="ar_AE" w:bidi="ar_AE"/>
@@ -26694,7 +24434,7 @@
         </w:rPr>
         <w:t xml:space="preserve"> بنفس الطريقة التي ترجمت بها "التخت" في </w:t>
       </w:r>
-      <w:hyperlink r:id="rId35">
+      <w:hyperlink r:id="rId33">
         <w:r>
           <w:rPr>
             <w:lang w:val="ar_AE" w:bidi="ar_AE"/>
@@ -26783,22 +24523,6 @@
       </w:r>
       <w:r>
         <w:rPr>
-          <w:lang w:val="ar_AE" w:bidi="ar_AE"/>
-        </w:rPr>
-        <w:t>אַפִּרְי֗וֹן עָ֤שָׂה ל⁠וֹ֙ הַ⁠מֶּ֣לֶךְ שְׁלֹמֹ֔ה מֵ⁠עֲצֵ֖י הַ⁠לְּבָנֽוֹן</w:t>
-      </w:r>
-    </w:p>
-    <w:p>
-      <w:pPr>
-        <w:bidi/>
-      </w:pPr>
-      <w:r>
-        <w:rPr>
-          <w:lang w:val="ar_AE" w:bidi="ar_AE"/>
-        </w:rPr>
-      </w:r>
-      <w:r>
-        <w:rPr>
           <w:b/>
           <w:lang w:val="ar_AE" w:bidi="ar_AE"/>
         </w:rPr>
@@ -26961,22 +24685,6 @@
       </w:r>
       <w:r>
         <w:rPr>
-          <w:lang w:val="ar_AE" w:bidi="ar_AE"/>
-        </w:rPr>
-        <w:t>אַפִּרְי֗וֹן עָ֤שָׂה ל⁠וֹ֙ &amp; עַמּוּדָי⁠ו֙ עָ֣שָׂה כֶ֔סֶף</w:t>
-      </w:r>
-    </w:p>
-    <w:p>
-      <w:pPr>
-        <w:bidi/>
-      </w:pPr>
-      <w:r>
-        <w:rPr>
-          <w:lang w:val="ar_AE" w:bidi="ar_AE"/>
-        </w:rPr>
-      </w:r>
-      <w:r>
-        <w:rPr>
           <w:b/>
           <w:lang w:val="ar_AE" w:bidi="ar_AE"/>
         </w:rPr>
@@ -27335,22 +25043,6 @@
       </w:r>
       <w:r>
         <w:rPr>
-          <w:lang w:val="ar_AE" w:bidi="ar_AE"/>
-        </w:rPr>
-        <w:t>מֶרְכָּב֖⁠וֹ אַרְגָּמָ֑ן</w:t>
-      </w:r>
-    </w:p>
-    <w:p>
-      <w:pPr>
-        <w:bidi/>
-      </w:pPr>
-      <w:r>
-        <w:rPr>
-          <w:lang w:val="ar_AE" w:bidi="ar_AE"/>
-        </w:rPr>
-      </w:r>
-      <w:r>
-        <w:rPr>
           <w:b/>
           <w:lang w:val="ar_AE" w:bidi="ar_AE"/>
         </w:rPr>
@@ -27421,22 +25113,6 @@
       </w:r>
       <w:r>
         <w:rPr>
-          <w:lang w:val="ar_AE" w:bidi="ar_AE"/>
-        </w:rPr>
-        <w:t>תּוֹכ⁠וֹ֙ רָצ֣וּף אַהֲבָ֔ה מִ⁠בְּנ֖וֹת יְרוּשָׁלִָֽם</w:t>
-      </w:r>
-    </w:p>
-    <w:p>
-      <w:pPr>
-        <w:bidi/>
-      </w:pPr>
-      <w:r>
-        <w:rPr>
-          <w:lang w:val="ar_AE" w:bidi="ar_AE"/>
-        </w:rPr>
-      </w:r>
-      <w:r>
-        <w:rPr>
           <w:b/>
           <w:lang w:val="ar_AE" w:bidi="ar_AE"/>
         </w:rPr>
@@ -27634,22 +25310,6 @@
       </w:r>
       <w:r>
         <w:rPr>
-          <w:lang w:val="ar_AE" w:bidi="ar_AE"/>
-        </w:rPr>
-        <w:t>תּוֹכ⁠וֹ֙ רָצ֣וּף אַהֲבָ֔ה מִ⁠בְּנ֖וֹת יְרוּשָׁלִָֽם</w:t>
-      </w:r>
-    </w:p>
-    <w:p>
-      <w:pPr>
-        <w:bidi/>
-      </w:pPr>
-      <w:r>
-        <w:rPr>
-          <w:lang w:val="ar_AE" w:bidi="ar_AE"/>
-        </w:rPr>
-      </w:r>
-      <w:r>
-        <w:rPr>
           <w:b/>
           <w:lang w:val="ar_AE" w:bidi="ar_AE"/>
         </w:rPr>
@@ -27754,7 +25414,7 @@
         </w:rPr>
         <w:t xml:space="preserve"> في </w:t>
       </w:r>
-      <w:hyperlink r:id="rId20">
+      <w:hyperlink r:id="rId18">
         <w:r>
           <w:rPr>
             <w:lang w:val="ar_AE" w:bidi="ar_AE"/>
@@ -27843,22 +25503,6 @@
       </w:r>
       <w:r>
         <w:rPr>
-          <w:lang w:val="ar_AE" w:bidi="ar_AE"/>
-        </w:rPr>
-        <w:t>צְאֶ֧ינָה</w:t>
-      </w:r>
-    </w:p>
-    <w:p>
-      <w:pPr>
-        <w:bidi/>
-      </w:pPr>
-      <w:r>
-        <w:rPr>
-          <w:lang w:val="ar_AE" w:bidi="ar_AE"/>
-        </w:rPr>
-      </w:r>
-      <w:r>
-        <w:rPr>
           <w:b/>
           <w:lang w:val="ar_AE" w:bidi="ar_AE"/>
         </w:rPr>
@@ -27964,22 +25608,6 @@
       </w:r>
       <w:r>
         <w:rPr>
-          <w:lang w:val="ar_AE" w:bidi="ar_AE"/>
-        </w:rPr>
-        <w:t>בְּנ֥וֹת צִיּ֖וֹן</w:t>
-      </w:r>
-    </w:p>
-    <w:p>
-      <w:pPr>
-        <w:bidi/>
-      </w:pPr>
-      <w:r>
-        <w:rPr>
-          <w:lang w:val="ar_AE" w:bidi="ar_AE"/>
-        </w:rPr>
-      </w:r>
-      <w:r>
-        <w:rPr>
           <w:b/>
           <w:lang w:val="ar_AE" w:bidi="ar_AE"/>
         </w:rPr>
@@ -28014,7 +25642,7 @@
         </w:rPr>
         <w:t xml:space="preserve"> هي طريقة شعرية للإشارة إلى الفتيات اللواتي كُنَّ من مدينة أورشليم (هؤلاء هُنَّ على الأرجح نفس النساء اللواتي يُشار إليهن بـ "العذارى" في </w:t>
       </w:r>
-      <w:hyperlink r:id="rId18">
+      <w:hyperlink r:id="rId16">
         <w:r>
           <w:rPr>
             <w:lang w:val="ar_AE" w:bidi="ar_AE"/>
@@ -28032,7 +25660,7 @@
         </w:rPr>
         <w:t xml:space="preserve"> والنساء اللواتي يُشار إليهن بـ "بنات أورشليم" في </w:t>
       </w:r>
-      <w:hyperlink r:id="rId28">
+      <w:hyperlink r:id="rId26">
         <w:r>
           <w:rPr>
             <w:lang w:val="ar_AE" w:bidi="ar_AE"/>
@@ -28050,7 +25678,7 @@
         </w:rPr>
         <w:t xml:space="preserve"> و</w:t>
       </w:r>
-      <w:hyperlink r:id="rId36">
+      <w:hyperlink r:id="rId34">
         <w:r>
           <w:rPr>
             <w:lang w:val="ar_AE" w:bidi="ar_AE"/>
@@ -28130,22 +25758,6 @@
       </w:r>
       <w:r>
         <w:rPr>
-          <w:lang w:val="ar_AE" w:bidi="ar_AE"/>
-        </w:rPr>
-        <w:t>בְּ⁠י֣וֹם חֲתֻנָּת֔⁠וֹ וּ⁠בְ⁠י֖וֹם שִׂמְחַ֥ת לִבּֽ⁠וֹ</w:t>
-      </w:r>
-    </w:p>
-    <w:p>
-      <w:pPr>
-        <w:bidi/>
-      </w:pPr>
-      <w:r>
-        <w:rPr>
-          <w:lang w:val="ar_AE" w:bidi="ar_AE"/>
-        </w:rPr>
-      </w:r>
-      <w:r>
-        <w:rPr>
           <w:b/>
           <w:lang w:val="ar_AE" w:bidi="ar_AE"/>
         </w:rPr>
@@ -28238,22 +25850,6 @@
       </w:r>
       <w:r>
         <w:rPr>
-          <w:lang w:val="ar_AE" w:bidi="ar_AE"/>
-        </w:rPr>
-        <w:t>וּ⁠בְ⁠י֖וֹם שִׂמְחַ֥ת לִבּֽ⁠וֹ</w:t>
-      </w:r>
-    </w:p>
-    <w:p>
-      <w:pPr>
-        <w:bidi/>
-      </w:pPr>
-      <w:r>
-        <w:rPr>
-          <w:lang w:val="ar_AE" w:bidi="ar_AE"/>
-        </w:rPr>
-      </w:r>
-      <w:r>
-        <w:rPr>
           <w:b/>
           <w:lang w:val="ar_AE" w:bidi="ar_AE"/>
         </w:rPr>
@@ -28492,7 +26088,7 @@
         </w:rPr>
         <w:t xml:space="preserve">يصف الرجل المرأة التي يحبها بأنها مثال للجمال والجاذبية في </w:t>
       </w:r>
-      <w:hyperlink r:id="rId37">
+      <w:hyperlink r:id="rId35">
         <w:r>
           <w:rPr>
             <w:lang w:val="ar_AE" w:bidi="ar_AE"/>
@@ -28510,7 +26106,7 @@
         </w:rPr>
         <w:t xml:space="preserve"> وفي </w:t>
       </w:r>
-      <w:hyperlink r:id="rId38">
+      <w:hyperlink r:id="rId36">
         <w:r>
           <w:rPr>
             <w:lang w:val="ar_AE" w:bidi="ar_AE"/>
@@ -28556,7 +26152,7 @@
         </w:rPr>
         <w:t xml:space="preserve">في </w:t>
       </w:r>
-      <w:hyperlink r:id="rId39">
+      <w:hyperlink r:id="rId37">
         <w:r>
           <w:rPr>
             <w:lang w:val="ar_AE" w:bidi="ar_AE"/>
@@ -28574,7 +26170,7 @@
         </w:rPr>
         <w:t xml:space="preserve"> يتحدث الرجل عن المرأة التي يحبها كما لو كانت بعيدة عنه، ويدعوها إلى "المجيء معه" و"النزول من" ارتفاع ثلاثة أماكن عالية لتكون بجانبه. وفي الواقع لا تقيم المرأة في هذه الأماكن، بل إن الرجل يستخدم لغة خيالية وشعرية للتعبير عن شعوره بالانفصال عنها ورغبته في أن تكون معه. في </w:t>
       </w:r>
-      <w:hyperlink r:id="rId40">
+      <w:hyperlink r:id="rId38">
         <w:r>
           <w:rPr>
             <w:lang w:val="ar_AE" w:bidi="ar_AE"/>
@@ -28626,7 +26222,7 @@
           <w:lang w:val="ar_AE" w:bidi="ar_AE"/>
         </w:rPr>
       </w:r>
-      <w:hyperlink r:id="rId41">
+      <w:hyperlink r:id="rId39">
         <w:r>
           <w:rPr>
             <w:lang w:val="ar_AE" w:bidi="ar_AE"/>
@@ -28644,7 +26240,7 @@
         </w:rPr>
         <w:t xml:space="preserve"> هي استعارة ممتدة. تتضمن هذه الاستعارة حوارًا بين الرجل والمرأة التي يحبها، حيث يُشبِّه الرجل في البداية المرأة التي يحبها بـ "جنة مغلقة" (في </w:t>
       </w:r>
-      <w:hyperlink r:id="rId42">
+      <w:hyperlink r:id="rId40">
         <w:r>
           <w:rPr>
             <w:lang w:val="ar_AE" w:bidi="ar_AE"/>
@@ -28662,7 +26258,7 @@
         </w:rPr>
         <w:t xml:space="preserve">) حيث تنمو العديد من الأشياء الشهية، ثم ترد المرأة بدعوة الرجل للقدوم إلى جنتها في </w:t>
       </w:r>
-      <w:hyperlink r:id="rId43">
+      <w:hyperlink r:id="rId41">
         <w:r>
           <w:rPr>
             <w:lang w:val="ar_AE" w:bidi="ar_AE"/>
@@ -28680,7 +26276,7 @@
         </w:rPr>
         <w:t xml:space="preserve">. وبعد ذلك، يجيب الرجل على دعوتها في </w:t>
       </w:r>
-      <w:hyperlink r:id="rId44">
+      <w:hyperlink r:id="rId42">
         <w:r>
           <w:rPr>
             <w:lang w:val="ar_AE" w:bidi="ar_AE"/>
@@ -28711,7 +26307,7 @@
         </w:rPr>
         <w:t xml:space="preserve">كاستعارة للمرأة في </w:t>
       </w:r>
-      <w:hyperlink r:id="rId40">
+      <w:hyperlink r:id="rId38">
         <w:r>
           <w:rPr>
             <w:lang w:val="ar_AE" w:bidi="ar_AE"/>
@@ -28729,7 +26325,7 @@
         </w:rPr>
         <w:t xml:space="preserve">، في </w:t>
       </w:r>
-      <w:hyperlink r:id="rId43">
+      <w:hyperlink r:id="rId41">
         <w:r>
           <w:rPr>
             <w:lang w:val="ar_AE" w:bidi="ar_AE"/>
@@ -28747,7 +26343,7 @@
         </w:rPr>
         <w:t xml:space="preserve"> (مرتين)، وفي </w:t>
       </w:r>
-      <w:hyperlink r:id="rId44">
+      <w:hyperlink r:id="rId42">
         <w:r>
           <w:rPr>
             <w:lang w:val="ar_AE" w:bidi="ar_AE"/>
@@ -28765,7 +26361,7 @@
         </w:rPr>
         <w:t xml:space="preserve">. لذلك يجب أن تكون متسقًا في كيفية ترجمة مصطلح "الجنة". في </w:t>
       </w:r>
-      <w:hyperlink r:id="rId45">
+      <w:hyperlink r:id="rId43">
         <w:r>
           <w:rPr>
             <w:lang w:val="ar_AE" w:bidi="ar_AE"/>
@@ -28783,7 +26379,7 @@
         </w:rPr>
         <w:t xml:space="preserve"> يتحدث الرجل عن جسد المرأة كـ "فِرْدَوْس رُمَّانٍ مَعَ أَثْمَارٍ نَفِيسَةٍ"، ثم في </w:t>
       </w:r>
-      <w:hyperlink r:id="rId43">
+      <w:hyperlink r:id="rId41">
         <w:r>
           <w:rPr>
             <w:lang w:val="ar_AE" w:bidi="ar_AE"/>
@@ -28937,7 +26533,7 @@
         </w:rPr>
         <w:t xml:space="preserve">انظر كيف ترجمت هاتين العبارتين المتوازيتين في </w:t>
       </w:r>
-      <w:hyperlink r:id="rId27">
+      <w:hyperlink r:id="rId25">
         <w:r>
           <w:rPr>
             <w:lang w:val="ar_AE" w:bidi="ar_AE"/>
@@ -29060,7 +26656,7 @@
         </w:rPr>
         <w:t xml:space="preserve"> في </w:t>
       </w:r>
-      <w:hyperlink r:id="rId27">
+      <w:hyperlink r:id="rId25">
         <w:r>
           <w:rPr>
             <w:lang w:val="ar_AE" w:bidi="ar_AE"/>
@@ -29149,22 +26745,6 @@
       </w:r>
       <w:r>
         <w:rPr>
-          <w:lang w:val="ar_AE" w:bidi="ar_AE"/>
-        </w:rPr>
-        <w:t>שַׂעְרֵ⁠ךְ֙ כְּ⁠עֵ֣דֶר הָֽ⁠עִזִּ֔ים שֶׁ⁠גָּלְשׁ֖וּ מֵ⁠הַ֥ר גִּלְעָֽד</w:t>
-      </w:r>
-    </w:p>
-    <w:p>
-      <w:pPr>
-        <w:bidi/>
-      </w:pPr>
-      <w:r>
-        <w:rPr>
-          <w:lang w:val="ar_AE" w:bidi="ar_AE"/>
-        </w:rPr>
-      </w:r>
-      <w:r>
-        <w:rPr>
           <w:b/>
           <w:lang w:val="ar_AE" w:bidi="ar_AE"/>
         </w:rPr>
@@ -29388,22 +26968,6 @@
       </w:r>
       <w:r>
         <w:rPr>
-          <w:lang w:val="ar_AE" w:bidi="ar_AE"/>
-        </w:rPr>
-        <w:t>הַ⁠קְּצוּב֔וֹת</w:t>
-      </w:r>
-    </w:p>
-    <w:p>
-      <w:pPr>
-        <w:bidi/>
-      </w:pPr>
-      <w:r>
-        <w:rPr>
-          <w:lang w:val="ar_AE" w:bidi="ar_AE"/>
-        </w:rPr>
-      </w:r>
-      <w:r>
-        <w:rPr>
           <w:b/>
           <w:lang w:val="ar_AE" w:bidi="ar_AE"/>
         </w:rPr>
@@ -29496,22 +27060,6 @@
       </w:r>
       <w:r>
         <w:rPr>
-          <w:lang w:val="ar_AE" w:bidi="ar_AE"/>
-        </w:rPr>
-        <w:t>מַתְאִימ֔וֹת</w:t>
-      </w:r>
-    </w:p>
-    <w:p>
-      <w:pPr>
-        <w:bidi/>
-      </w:pPr>
-      <w:r>
-        <w:rPr>
-          <w:lang w:val="ar_AE" w:bidi="ar_AE"/>
-        </w:rPr>
-      </w:r>
-      <w:r>
-        <w:rPr>
           <w:b/>
           <w:lang w:val="ar_AE" w:bidi="ar_AE"/>
         </w:rPr>
@@ -29696,22 +27244,6 @@
       </w:r>
       <w:r>
         <w:rPr>
-          <w:lang w:val="ar_AE" w:bidi="ar_AE"/>
-        </w:rPr>
-        <w:t>וְ⁠שַׁכֻּלָ֖ה אֵ֥ין בָּ⁠הֶֽם</w:t>
-      </w:r>
-    </w:p>
-    <w:p>
-      <w:pPr>
-        <w:bidi/>
-      </w:pPr>
-      <w:r>
-        <w:rPr>
-          <w:lang w:val="ar_AE" w:bidi="ar_AE"/>
-        </w:rPr>
-      </w:r>
-      <w:r>
-        <w:rPr>
           <w:b/>
           <w:lang w:val="ar_AE" w:bidi="ar_AE"/>
         </w:rPr>
@@ -29894,22 +27426,6 @@
       </w:r>
       <w:r>
         <w:rPr>
-          <w:lang w:val="ar_AE" w:bidi="ar_AE"/>
-        </w:rPr>
-        <w:t>כְּ⁠פֶ֤לַח הָֽ⁠רִמּוֹן֙ רַקָּתֵ֔⁠ךְ</w:t>
-      </w:r>
-    </w:p>
-    <w:p>
-      <w:pPr>
-        <w:bidi/>
-      </w:pPr>
-      <w:r>
-        <w:rPr>
-          <w:lang w:val="ar_AE" w:bidi="ar_AE"/>
-        </w:rPr>
-      </w:r>
-      <w:r>
-        <w:rPr>
           <w:b/>
           <w:lang w:val="ar_AE" w:bidi="ar_AE"/>
         </w:rPr>
@@ -30006,22 +27522,6 @@
       </w:r>
       <w:r>
         <w:rPr>
-          <w:lang w:val="ar_AE" w:bidi="ar_AE"/>
-        </w:rPr>
-        <w:t>כְּ⁠פֶ֤לַח הָֽ⁠רִמּוֹן֙ רַקָּתֵ֔⁠ךְ</w:t>
-      </w:r>
-    </w:p>
-    <w:p>
-      <w:pPr>
-        <w:bidi/>
-      </w:pPr>
-      <w:r>
-        <w:rPr>
-          <w:lang w:val="ar_AE" w:bidi="ar_AE"/>
-        </w:rPr>
-      </w:r>
-      <w:r>
-        <w:rPr>
           <w:b/>
           <w:lang w:val="ar_AE" w:bidi="ar_AE"/>
         </w:rPr>
@@ -30213,7 +27713,7 @@
         </w:rPr>
         <w:t xml:space="preserve"> في </w:t>
       </w:r>
-      <w:hyperlink r:id="rId46">
+      <w:hyperlink r:id="rId44">
         <w:r>
           <w:rPr>
             <w:lang w:val="ar_AE" w:bidi="ar_AE"/>
@@ -30280,22 +27780,6 @@
       </w:r>
       <w:r>
         <w:rPr>
-          <w:lang w:val="ar_AE" w:bidi="ar_AE"/>
-        </w:rPr>
-        <w:t>כְּ⁠מִגְדַּ֤ל דָּוִיד֙ צַוָּארֵ֔⁠ךְ בָּנ֖וּי לְ⁠תַלְפִּיּ֑וֹת</w:t>
-      </w:r>
-    </w:p>
-    <w:p>
-      <w:pPr>
-        <w:bidi/>
-      </w:pPr>
-      <w:r>
-        <w:rPr>
-          <w:lang w:val="ar_AE" w:bidi="ar_AE"/>
-        </w:rPr>
-      </w:r>
-      <w:r>
-        <w:rPr>
           <w:b/>
           <w:lang w:val="ar_AE" w:bidi="ar_AE"/>
         </w:rPr>
@@ -30421,22 +27905,6 @@
       </w:r>
       <w:r>
         <w:rPr>
-          <w:lang w:val="ar_AE" w:bidi="ar_AE"/>
-        </w:rPr>
-        <w:t>כְּ⁠מִגְדַּ֤ל דָּוִיד֙</w:t>
-      </w:r>
-    </w:p>
-    <w:p>
-      <w:pPr>
-        <w:bidi/>
-      </w:pPr>
-      <w:r>
-        <w:rPr>
-          <w:lang w:val="ar_AE" w:bidi="ar_AE"/>
-        </w:rPr>
-      </w:r>
-      <w:r>
-        <w:rPr>
           <w:b/>
           <w:lang w:val="ar_AE" w:bidi="ar_AE"/>
         </w:rPr>
@@ -30542,22 +28010,6 @@
       </w:r>
       <w:r>
         <w:rPr>
-          <w:lang w:val="ar_AE" w:bidi="ar_AE"/>
-        </w:rPr>
-        <w:t>כְּ⁠מִגְדַּ֤ל דָּוִיד֙ צַוָּארֵ֔⁠ךְ בָּנ֖וּי לְ⁠תַלְפִּיּ֑וֹת</w:t>
-      </w:r>
-    </w:p>
-    <w:p>
-      <w:pPr>
-        <w:bidi/>
-      </w:pPr>
-      <w:r>
-        <w:rPr>
-          <w:lang w:val="ar_AE" w:bidi="ar_AE"/>
-        </w:rPr>
-      </w:r>
-      <w:r>
-        <w:rPr>
           <w:b/>
           <w:lang w:val="ar_AE" w:bidi="ar_AE"/>
         </w:rPr>
@@ -30650,22 +28102,6 @@
       </w:r>
       <w:r>
         <w:rPr>
-          <w:lang w:val="ar_AE" w:bidi="ar_AE"/>
-        </w:rPr>
-        <w:t>בָּנ֖וּי לְ⁠תַלְפִּיּ֑וֹת</w:t>
-      </w:r>
-    </w:p>
-    <w:p>
-      <w:pPr>
-        <w:bidi/>
-      </w:pPr>
-      <w:r>
-        <w:rPr>
-          <w:lang w:val="ar_AE" w:bidi="ar_AE"/>
-        </w:rPr>
-      </w:r>
-      <w:r>
-        <w:rPr>
           <w:b/>
           <w:lang w:val="ar_AE" w:bidi="ar_AE"/>
         </w:rPr>
@@ -30736,22 +28172,6 @@
       </w:r>
       <w:r>
         <w:rPr>
-          <w:lang w:val="ar_AE" w:bidi="ar_AE"/>
-        </w:rPr>
-        <w:t>אֶ֤לֶף הַ⁠מָּגֵן֙ תָּל֣וּי עָלָ֔י⁠ו כֹּ֖ל שִׁלְטֵ֥י הַ⁠גִּבּוֹרִֽים</w:t>
-      </w:r>
-    </w:p>
-    <w:p>
-      <w:pPr>
-        <w:bidi/>
-      </w:pPr>
-      <w:r>
-        <w:rPr>
-          <w:lang w:val="ar_AE" w:bidi="ar_AE"/>
-        </w:rPr>
-      </w:r>
-      <w:r>
-        <w:rPr>
           <w:b/>
           <w:lang w:val="ar_AE" w:bidi="ar_AE"/>
         </w:rPr>
@@ -30883,22 +28303,6 @@
       </w:r>
       <w:r>
         <w:rPr>
-          <w:lang w:val="ar_AE" w:bidi="ar_AE"/>
-        </w:rPr>
-        <w:t>אֶ֤לֶף</w:t>
-      </w:r>
-    </w:p>
-    <w:p>
-      <w:pPr>
-        <w:bidi/>
-      </w:pPr>
-      <w:r>
-        <w:rPr>
-          <w:lang w:val="ar_AE" w:bidi="ar_AE"/>
-        </w:rPr>
-      </w:r>
-      <w:r>
-        <w:rPr>
           <w:b/>
           <w:lang w:val="ar_AE" w:bidi="ar_AE"/>
         </w:rPr>
@@ -31004,22 +28408,6 @@
       </w:r>
       <w:r>
         <w:rPr>
-          <w:lang w:val="ar_AE" w:bidi="ar_AE"/>
-        </w:rPr>
-        <w:t>אֶ֤לֶף הַ⁠מָּגֵן֙ תָּל֣וּי עָלָ֔י⁠ו כֹּ֖ל שִׁלְטֵ֥י הַ⁠גִּבּוֹרִֽים</w:t>
-      </w:r>
-    </w:p>
-    <w:p>
-      <w:pPr>
-        <w:bidi/>
-      </w:pPr>
-      <w:r>
-        <w:rPr>
-          <w:lang w:val="ar_AE" w:bidi="ar_AE"/>
-        </w:rPr>
-      </w:r>
-      <w:r>
-        <w:rPr>
           <w:b/>
           <w:lang w:val="ar_AE" w:bidi="ar_AE"/>
         </w:rPr>
@@ -31316,7 +28704,7 @@
         </w:rPr>
         <w:t xml:space="preserve">انظر كيف ترجمت صيغة الجمع لكلمة "ظباء" في </w:t>
       </w:r>
-      <w:hyperlink r:id="rId28">
+      <w:hyperlink r:id="rId26">
         <w:r>
           <w:rPr>
             <w:lang w:val="ar_AE" w:bidi="ar_AE"/>
@@ -31426,7 +28814,7 @@
         </w:rPr>
         <w:t xml:space="preserve">انظر كيف ترجمت الكلمة المفردة "سوسنة" في </w:t>
       </w:r>
-      <w:hyperlink r:id="rId24">
+      <w:hyperlink r:id="rId22">
         <w:r>
           <w:rPr>
             <w:lang w:val="ar_AE" w:bidi="ar_AE"/>
@@ -31515,22 +28903,6 @@
       </w:r>
       <w:r>
         <w:rPr>
-          <w:lang w:val="ar_AE" w:bidi="ar_AE"/>
-        </w:rPr>
-        <w:t>עַ֤ד שֶׁ⁠יָּפ֨וּחַ֙ הַ⁠יּ֔וֹם וְ⁠נָ֖סוּ הַ⁠צְּלָלִ֑ים</w:t>
-      </w:r>
-    </w:p>
-    <w:p>
-      <w:pPr>
-        <w:bidi/>
-      </w:pPr>
-      <w:r>
-        <w:rPr>
-          <w:lang w:val="ar_AE" w:bidi="ar_AE"/>
-        </w:rPr>
-      </w:r>
-      <w:r>
-        <w:rPr>
           <w:b/>
           <w:lang w:val="ar_AE" w:bidi="ar_AE"/>
         </w:rPr>
@@ -31565,7 +28937,7 @@
         </w:rPr>
         <w:t xml:space="preserve"> في </w:t>
       </w:r>
-      <w:hyperlink r:id="rId47">
+      <w:hyperlink r:id="rId45">
         <w:r>
           <w:rPr>
             <w:lang w:val="ar_AE" w:bidi="ar_AE"/>
@@ -31654,22 +29026,6 @@
       </w:r>
       <w:r>
         <w:rPr>
-          <w:lang w:val="ar_AE" w:bidi="ar_AE"/>
-        </w:rPr>
-        <w:t>אֵ֤לֶךְ לִ⁠י֙</w:t>
-      </w:r>
-    </w:p>
-    <w:p>
-      <w:pPr>
-        <w:bidi/>
-      </w:pPr>
-      <w:r>
-        <w:rPr>
-          <w:lang w:val="ar_AE" w:bidi="ar_AE"/>
-        </w:rPr>
-      </w:r>
-      <w:r>
-        <w:rPr>
           <w:b/>
           <w:lang w:val="ar_AE" w:bidi="ar_AE"/>
         </w:rPr>
@@ -31809,7 +29165,7 @@
         </w:rPr>
         <w:t xml:space="preserve"> في </w:t>
       </w:r>
-      <w:hyperlink r:id="rId22">
+      <w:hyperlink r:id="rId20">
         <w:r>
           <w:rPr>
             <w:lang w:val="ar_AE" w:bidi="ar_AE"/>
@@ -32016,22 +29372,6 @@
       </w:r>
       <w:r>
         <w:rPr>
-          <w:lang w:val="ar_AE" w:bidi="ar_AE"/>
-        </w:rPr>
-        <w:t>כֻּלָּ֤⁠ךְ יָפָה֙</w:t>
-      </w:r>
-    </w:p>
-    <w:p>
-      <w:pPr>
-        <w:bidi/>
-      </w:pPr>
-      <w:r>
-        <w:rPr>
-          <w:lang w:val="ar_AE" w:bidi="ar_AE"/>
-        </w:rPr>
-      </w:r>
-      <w:r>
-        <w:rPr>
           <w:b/>
           <w:lang w:val="ar_AE" w:bidi="ar_AE"/>
         </w:rPr>
@@ -32194,22 +29534,6 @@
       </w:r>
       <w:r>
         <w:rPr>
-          <w:lang w:val="ar_AE" w:bidi="ar_AE"/>
-        </w:rPr>
-        <w:t>אִתִּ֤⁠י &amp; תָּב֑וֹאִי</w:t>
-      </w:r>
-    </w:p>
-    <w:p>
-      <w:pPr>
-        <w:bidi/>
-      </w:pPr>
-      <w:r>
-        <w:rPr>
-          <w:lang w:val="ar_AE" w:bidi="ar_AE"/>
-        </w:rPr>
-      </w:r>
-      <w:r>
-        <w:rPr>
           <w:b/>
           <w:lang w:val="ar_AE" w:bidi="ar_AE"/>
         </w:rPr>
@@ -32562,22 +29886,6 @@
       </w:r>
       <w:r>
         <w:rPr>
-          <w:lang w:val="ar_AE" w:bidi="ar_AE"/>
-        </w:rPr>
-        <w:t>מִ⁠מְּעֹנ֣וֹת אֲרָי֔וֹת מֵֽ⁠הַרְרֵ֖י נְמֵרִֽים</w:t>
-      </w:r>
-    </w:p>
-    <w:p>
-      <w:pPr>
-        <w:bidi/>
-      </w:pPr>
-      <w:r>
-        <w:rPr>
-          <w:lang w:val="ar_AE" w:bidi="ar_AE"/>
-        </w:rPr>
-      </w:r>
-      <w:r>
-        <w:rPr>
           <w:b/>
           <w:lang w:val="ar_AE" w:bidi="ar_AE"/>
         </w:rPr>
@@ -32670,22 +29978,6 @@
       </w:r>
       <w:r>
         <w:rPr>
-          <w:lang w:val="ar_AE" w:bidi="ar_AE"/>
-        </w:rPr>
-        <w:t>לִבַּבְתִּ֖⁠נִי אֲחֹתִ֣⁠י כַלָּ֑ה לִבַּבְתִּ֨י⁠נִי֙</w:t>
-      </w:r>
-    </w:p>
-    <w:p>
-      <w:pPr>
-        <w:bidi/>
-      </w:pPr>
-      <w:r>
-        <w:rPr>
-          <w:lang w:val="ar_AE" w:bidi="ar_AE"/>
-        </w:rPr>
-      </w:r>
-      <w:r>
-        <w:rPr>
           <w:b/>
           <w:lang w:val="ar_AE" w:bidi="ar_AE"/>
         </w:rPr>
@@ -32791,22 +30083,6 @@
       </w:r>
       <w:r>
         <w:rPr>
-          <w:lang w:val="ar_AE" w:bidi="ar_AE"/>
-        </w:rPr>
-        <w:t>לִבַּבְתִּ֖⁠נִי &amp; לִבַּבְתִּ֨י⁠נִי֙</w:t>
-      </w:r>
-    </w:p>
-    <w:p>
-      <w:pPr>
-        <w:bidi/>
-      </w:pPr>
-      <w:r>
-        <w:rPr>
-          <w:lang w:val="ar_AE" w:bidi="ar_AE"/>
-        </w:rPr>
-      </w:r>
-      <w:r>
-        <w:rPr>
           <w:b/>
           <w:lang w:val="ar_AE" w:bidi="ar_AE"/>
         </w:rPr>
@@ -33108,22 +30384,6 @@
       </w:r>
       <w:r>
         <w:rPr>
-          <w:lang w:val="ar_AE" w:bidi="ar_AE"/>
-        </w:rPr>
-        <w:t>מַה &amp; מַה</w:t>
-      </w:r>
-    </w:p>
-    <w:p>
-      <w:pPr>
-        <w:bidi/>
-      </w:pPr>
-      <w:r>
-        <w:rPr>
-          <w:lang w:val="ar_AE" w:bidi="ar_AE"/>
-        </w:rPr>
-      </w:r>
-      <w:r>
-        <w:rPr>
           <w:b/>
           <w:lang w:val="ar_AE" w:bidi="ar_AE"/>
         </w:rPr>
@@ -33283,7 +30543,7 @@
         </w:rPr>
         <w:t xml:space="preserve"> في </w:t>
       </w:r>
-      <w:hyperlink r:id="rId48">
+      <w:hyperlink r:id="rId46">
         <w:r>
           <w:rPr>
             <w:lang w:val="ar_AE" w:bidi="ar_AE"/>
@@ -33372,22 +30632,6 @@
       </w:r>
       <w:r>
         <w:rPr>
-          <w:lang w:val="ar_AE" w:bidi="ar_AE"/>
-        </w:rPr>
-        <w:t>מַה־יָּפ֥וּ דֹדַ֖יִ⁠ךְ אֲחֹתִ֣⁠י כַלָּ֑ה מַה־טֹּ֤בוּ דֹדַ֨יִ⁠ךְ֙ מִ⁠יַּ֔יִן</w:t>
-      </w:r>
-    </w:p>
-    <w:p>
-      <w:pPr>
-        <w:bidi/>
-      </w:pPr>
-      <w:r>
-        <w:rPr>
-          <w:lang w:val="ar_AE" w:bidi="ar_AE"/>
-        </w:rPr>
-      </w:r>
-      <w:r>
-        <w:rPr>
           <w:b/>
           <w:lang w:val="ar_AE" w:bidi="ar_AE"/>
         </w:rPr>
@@ -33598,22 +30842,6 @@
       </w:r>
       <w:r>
         <w:rPr>
-          <w:lang w:val="ar_AE" w:bidi="ar_AE"/>
-        </w:rPr>
-        <w:t>שְׁמָנַ֖יִ⁠ךְ</w:t>
-      </w:r>
-    </w:p>
-    <w:p>
-      <w:pPr>
-        <w:bidi/>
-      </w:pPr>
-      <w:r>
-        <w:rPr>
-          <w:lang w:val="ar_AE" w:bidi="ar_AE"/>
-        </w:rPr>
-      </w:r>
-      <w:r>
-        <w:rPr>
           <w:b/>
           <w:lang w:val="ar_AE" w:bidi="ar_AE"/>
         </w:rPr>
@@ -33824,22 +31052,6 @@
       </w:r>
       <w:r>
         <w:rPr>
-          <w:lang w:val="ar_AE" w:bidi="ar_AE"/>
-        </w:rPr>
-        <w:t>נֹ֛פֶת תִּטֹּ֥פְנָה שִׂפְתוֹתַ֖יִ⁠ךְ</w:t>
-      </w:r>
-    </w:p>
-    <w:p>
-      <w:pPr>
-        <w:bidi/>
-      </w:pPr>
-      <w:r>
-        <w:rPr>
-          <w:lang w:val="ar_AE" w:bidi="ar_AE"/>
-        </w:rPr>
-      </w:r>
-      <w:r>
-        <w:rPr>
           <w:b/>
           <w:lang w:val="ar_AE" w:bidi="ar_AE"/>
         </w:rPr>
@@ -33971,22 +31183,6 @@
       </w:r>
       <w:r>
         <w:rPr>
-          <w:lang w:val="ar_AE" w:bidi="ar_AE"/>
-        </w:rPr>
-        <w:t>נֹ֛פֶת</w:t>
-      </w:r>
-    </w:p>
-    <w:p>
-      <w:pPr>
-        <w:bidi/>
-      </w:pPr>
-      <w:r>
-        <w:rPr>
-          <w:lang w:val="ar_AE" w:bidi="ar_AE"/>
-        </w:rPr>
-      </w:r>
-      <w:r>
-        <w:rPr>
           <w:b/>
           <w:lang w:val="ar_AE" w:bidi="ar_AE"/>
         </w:rPr>
@@ -34092,22 +31288,6 @@
       </w:r>
       <w:r>
         <w:rPr>
-          <w:lang w:val="ar_AE" w:bidi="ar_AE"/>
-        </w:rPr>
-        <w:t>דְּבַ֤שׁ וְ⁠חָלָב֙ תַּ֣חַת לְשׁוֹנֵ֔⁠ךְ</w:t>
-      </w:r>
-    </w:p>
-    <w:p>
-      <w:pPr>
-        <w:bidi/>
-      </w:pPr>
-      <w:r>
-        <w:rPr>
-          <w:lang w:val="ar_AE" w:bidi="ar_AE"/>
-        </w:rPr>
-      </w:r>
-      <w:r>
-        <w:rPr>
           <w:b/>
           <w:lang w:val="ar_AE" w:bidi="ar_AE"/>
         </w:rPr>
@@ -34213,22 +31393,6 @@
       </w:r>
       <w:r>
         <w:rPr>
-          <w:lang w:val="ar_AE" w:bidi="ar_AE"/>
-        </w:rPr>
-        <w:t>וְ⁠רֵ֥יחַ שַׂלְמֹתַ֖יִ⁠ךְ כְּ⁠רֵ֥יחַ לְבָנֽוֹן</w:t>
-      </w:r>
-    </w:p>
-    <w:p>
-      <w:pPr>
-        <w:bidi/>
-      </w:pPr>
-      <w:r>
-        <w:rPr>
-          <w:lang w:val="ar_AE" w:bidi="ar_AE"/>
-        </w:rPr>
-      </w:r>
-      <w:r>
-        <w:rPr>
           <w:b/>
           <w:lang w:val="ar_AE" w:bidi="ar_AE"/>
         </w:rPr>
@@ -34347,22 +31511,6 @@
       </w:r>
       <w:r>
         <w:rPr>
-          <w:lang w:val="ar_AE" w:bidi="ar_AE"/>
-        </w:rPr>
-        <w:t>גַּ֥ן ׀ נָע֖וּל אֲחֹתִ֣⁠י כַלָּ֑ה גַּ֥ל נָע֖וּל מַעְיָ֥ן חָתֽוּם</w:t>
-      </w:r>
-    </w:p>
-    <w:p>
-      <w:pPr>
-        <w:bidi/>
-      </w:pPr>
-      <w:r>
-        <w:rPr>
-          <w:lang w:val="ar_AE" w:bidi="ar_AE"/>
-        </w:rPr>
-      </w:r>
-      <w:r>
-        <w:rPr>
           <w:b/>
           <w:lang w:val="ar_AE" w:bidi="ar_AE"/>
         </w:rPr>
@@ -34455,22 +31603,6 @@
       </w:r>
       <w:r>
         <w:rPr>
-          <w:lang w:val="ar_AE" w:bidi="ar_AE"/>
-        </w:rPr>
-        <w:t>גַּ֥ן ׀ נָע֖וּל אֲחֹתִ֣⁠י כַלָּ֑ה</w:t>
-      </w:r>
-    </w:p>
-    <w:p>
-      <w:pPr>
-        <w:bidi/>
-      </w:pPr>
-      <w:r>
-        <w:rPr>
-          <w:lang w:val="ar_AE" w:bidi="ar_AE"/>
-        </w:rPr>
-      </w:r>
-      <w:r>
-        <w:rPr>
           <w:b/>
           <w:lang w:val="ar_AE" w:bidi="ar_AE"/>
         </w:rPr>
@@ -34754,7 +31886,7 @@
         </w:rPr>
         <w:t xml:space="preserve"> في </w:t>
       </w:r>
-      <w:hyperlink r:id="rId48">
+      <w:hyperlink r:id="rId46">
         <w:r>
           <w:rPr>
             <w:lang w:val="ar_AE" w:bidi="ar_AE"/>
@@ -34843,22 +31975,6 @@
       </w:r>
       <w:r>
         <w:rPr>
-          <w:lang w:val="ar_AE" w:bidi="ar_AE"/>
-        </w:rPr>
-        <w:t>גַּ֥ל נָע֖וּל מַעְיָ֥ן חָתֽוּם</w:t>
-      </w:r>
-    </w:p>
-    <w:p>
-      <w:pPr>
-        <w:bidi/>
-      </w:pPr>
-      <w:r>
-        <w:rPr>
-          <w:lang w:val="ar_AE" w:bidi="ar_AE"/>
-        </w:rPr>
-      </w:r>
-      <w:r>
-        <w:rPr>
           <w:b/>
           <w:lang w:val="ar_AE" w:bidi="ar_AE"/>
         </w:rPr>
@@ -35042,22 +32158,6 @@
       </w:r>
       <w:r>
         <w:rPr>
-          <w:lang w:val="ar_AE" w:bidi="ar_AE"/>
-        </w:rPr>
-        <w:t>גַּ֥ל נָע֖וּל מַעְיָ֥ן חָתֽוּם</w:t>
-      </w:r>
-    </w:p>
-    <w:p>
-      <w:pPr>
-        <w:bidi/>
-      </w:pPr>
-      <w:r>
-        <w:rPr>
-          <w:lang w:val="ar_AE" w:bidi="ar_AE"/>
-        </w:rPr>
-      </w:r>
-      <w:r>
-        <w:rPr>
           <w:b/>
           <w:lang w:val="ar_AE" w:bidi="ar_AE"/>
         </w:rPr>
@@ -35320,22 +32420,6 @@
       </w:r>
       <w:r>
         <w:rPr>
-          <w:lang w:val="ar_AE" w:bidi="ar_AE"/>
-        </w:rPr>
-        <w:t>שְׁלָחַ֨יִ⁠ךְ֙ פַּרְדֵּ֣ס רִמּוֹנִ֔ים עִ֖ם פְּרִ֣י מְגָדִ֑ים כְּפָרִ֖ים עִם־נְרָדִֽים׃ נֵ֣רְדְּ ׀ וְ⁠כַרְכֹּ֗ם קָנֶה֙ וְ⁠קִנָּמ֔וֹן עִ֖ם כָּל־עֲצֵ֣י לְבוֹנָ֑ה מֹ֚ר וַ⁠אֲהָל֔וֹת עִ֖ם כָּל־רָאשֵׁ֥י בְשָׂמִֽים</w:t>
-      </w:r>
-    </w:p>
-    <w:p>
-      <w:pPr>
-        <w:bidi/>
-      </w:pPr>
-      <w:r>
-        <w:rPr>
-          <w:lang w:val="ar_AE" w:bidi="ar_AE"/>
-        </w:rPr>
-      </w:r>
-      <w:r>
-        <w:rPr>
           <w:b/>
           <w:lang w:val="ar_AE" w:bidi="ar_AE"/>
         </w:rPr>
@@ -35370,7 +32454,7 @@
         </w:rPr>
         <w:t xml:space="preserve"> وكأنها مجموعة متنوعة من عطور ونباتات وأشجار ذات رائحة زكية في "الجنة المغلقة" (</w:t>
       </w:r>
-      <w:hyperlink r:id="rId40">
+      <w:hyperlink r:id="rId38">
         <w:r>
           <w:rPr>
             <w:lang w:val="ar_AE" w:bidi="ar_AE"/>
@@ -35388,7 +32472,7 @@
         </w:rPr>
         <w:t xml:space="preserve">). إذا ترجمت </w:t>
       </w:r>
-      <w:hyperlink r:id="rId40">
+      <w:hyperlink r:id="rId38">
         <w:r>
           <w:rPr>
             <w:lang w:val="ar_AE" w:bidi="ar_AE"/>
@@ -35477,22 +32561,6 @@
       </w:r>
       <w:r>
         <w:rPr>
-          <w:lang w:val="ar_AE" w:bidi="ar_AE"/>
-        </w:rPr>
-        <w:t>שְׁלָחַ֨יִ⁠ךְ֙ פַּרְדֵּ֣ס רִמּוֹנִ֔ים עִ֖ם פְּרִ֣י מְגָדִ֑ים כְּפָרִ֖ים עִם־נְרָדִֽים׃ נֵ֣רְדְּ ׀ וְ⁠כַרְכֹּ֗ם קָנֶה֙ וְ⁠קִנָּמ֔וֹן עִ֖ם כָּל־עֲצֵ֣י לְבוֹנָ֑ה מֹ֚ר וַ⁠אֲהָל֔וֹת עִ֖ם כָּל־רָאשֵׁ֥י בְשָׂמִֽים</w:t>
-      </w:r>
-    </w:p>
-    <w:p>
-      <w:pPr>
-        <w:bidi/>
-      </w:pPr>
-      <w:r>
-        <w:rPr>
-          <w:lang w:val="ar_AE" w:bidi="ar_AE"/>
-        </w:rPr>
-      </w:r>
-      <w:r>
-        <w:rPr>
           <w:b/>
           <w:lang w:val="ar_AE" w:bidi="ar_AE"/>
         </w:rPr>
@@ -35632,7 +32700,7 @@
         </w:rPr>
         <w:t xml:space="preserve"> في </w:t>
       </w:r>
-      <w:hyperlink r:id="rId49">
+      <w:hyperlink r:id="rId47">
         <w:r>
           <w:rPr>
             <w:lang w:val="ar_AE" w:bidi="ar_AE"/>
@@ -35663,7 +32731,7 @@
         </w:rPr>
         <w:t xml:space="preserve">(الحناء) في </w:t>
       </w:r>
-      <w:hyperlink r:id="rId50">
+      <w:hyperlink r:id="rId48">
         <w:r>
           <w:rPr>
             <w:lang w:val="ar_AE" w:bidi="ar_AE"/>
@@ -35752,22 +32820,6 @@
       </w:r>
       <w:r>
         <w:rPr>
-          <w:lang w:val="ar_AE" w:bidi="ar_AE"/>
-        </w:rPr>
-        <w:t>וְ⁠כַרְכֹּ֗ם קָנֶה֙ וְ⁠קִנָּמ֔וֹן &amp; וַ⁠אֲהָל֔וֹת</w:t>
-      </w:r>
-    </w:p>
-    <w:p>
-      <w:pPr>
-        <w:bidi/>
-      </w:pPr>
-      <w:r>
-        <w:rPr>
-          <w:lang w:val="ar_AE" w:bidi="ar_AE"/>
-        </w:rPr>
-      </w:r>
-      <w:r>
-        <w:rPr>
           <w:b/>
           <w:lang w:val="ar_AE" w:bidi="ar_AE"/>
         </w:rPr>
@@ -35951,22 +33003,6 @@
       </w:r>
       <w:r>
         <w:rPr>
-          <w:lang w:val="ar_AE" w:bidi="ar_AE"/>
-        </w:rPr>
-        <w:t>מַעְיַ֣ן גַּנִּ֔ים בְּאֵ֖ר מַ֣יִם חַיִּ֑ים וְ⁠נֹזְלִ֖ים מִן־לְבָנֽוֹן</w:t>
-      </w:r>
-    </w:p>
-    <w:p>
-      <w:pPr>
-        <w:bidi/>
-      </w:pPr>
-      <w:r>
-        <w:rPr>
-          <w:lang w:val="ar_AE" w:bidi="ar_AE"/>
-        </w:rPr>
-      </w:r>
-      <w:r>
-        <w:rPr>
           <w:b/>
           <w:lang w:val="ar_AE" w:bidi="ar_AE"/>
         </w:rPr>
@@ -35988,7 +33024,7 @@
         </w:rPr>
         <w:t xml:space="preserve">هنا، يواصل الرجل الاستعارة التي بدأها في </w:t>
       </w:r>
-      <w:hyperlink r:id="rId40">
+      <w:hyperlink r:id="rId38">
         <w:r>
           <w:rPr>
             <w:lang w:val="ar_AE" w:bidi="ar_AE"/>
@@ -36058,7 +33094,7 @@
         </w:rPr>
         <w:t xml:space="preserve">. إذا ترجمت </w:t>
       </w:r>
-      <w:hyperlink r:id="rId51">
+      <w:hyperlink r:id="rId49">
         <w:r>
           <w:rPr>
             <w:lang w:val="ar_AE" w:bidi="ar_AE"/>
@@ -36076,7 +33112,7 @@
         </w:rPr>
         <w:t xml:space="preserve"> في صورة تشبيه، ينبغي لك أيضًا ترجمة هذه الآية في صورة تشبيه. انظر كيف ترجمت كلمة "جنة" في </w:t>
       </w:r>
-      <w:hyperlink r:id="rId40">
+      <w:hyperlink r:id="rId38">
         <w:r>
           <w:rPr>
             <w:lang w:val="ar_AE" w:bidi="ar_AE"/>
@@ -36165,22 +33201,6 @@
       </w:r>
       <w:r>
         <w:rPr>
-          <w:lang w:val="ar_AE" w:bidi="ar_AE"/>
-        </w:rPr>
-        <w:t>מַעְיַ֣ן גַּנִּ֔ים</w:t>
-      </w:r>
-    </w:p>
-    <w:p>
-      <w:pPr>
-        <w:bidi/>
-      </w:pPr>
-      <w:r>
-        <w:rPr>
-          <w:lang w:val="ar_AE" w:bidi="ar_AE"/>
-        </w:rPr>
-      </w:r>
-      <w:r>
-        <w:rPr>
           <w:b/>
           <w:lang w:val="ar_AE" w:bidi="ar_AE"/>
         </w:rPr>
@@ -36286,22 +33306,6 @@
       </w:r>
       <w:r>
         <w:rPr>
-          <w:lang w:val="ar_AE" w:bidi="ar_AE"/>
-        </w:rPr>
-        <w:t>מַעְיַ֣ן גַּנִּ֔ים</w:t>
-      </w:r>
-    </w:p>
-    <w:p>
-      <w:pPr>
-        <w:bidi/>
-      </w:pPr>
-      <w:r>
-        <w:rPr>
-          <w:lang w:val="ar_AE" w:bidi="ar_AE"/>
-        </w:rPr>
-      </w:r>
-      <w:r>
-        <w:rPr>
           <w:b/>
           <w:lang w:val="ar_AE" w:bidi="ar_AE"/>
         </w:rPr>
@@ -36433,22 +33437,6 @@
       </w:r>
       <w:r>
         <w:rPr>
-          <w:lang w:val="ar_AE" w:bidi="ar_AE"/>
-        </w:rPr>
-        <w:t>מַ֣יִם חַיִּ֑ים</w:t>
-      </w:r>
-    </w:p>
-    <w:p>
-      <w:pPr>
-        <w:bidi/>
-      </w:pPr>
-      <w:r>
-        <w:rPr>
-          <w:lang w:val="ar_AE" w:bidi="ar_AE"/>
-        </w:rPr>
-      </w:r>
-      <w:r>
-        <w:rPr>
           <w:b/>
           <w:lang w:val="ar_AE" w:bidi="ar_AE"/>
         </w:rPr>
@@ -36554,22 +33542,6 @@
       </w:r>
       <w:r>
         <w:rPr>
-          <w:lang w:val="ar_AE" w:bidi="ar_AE"/>
-        </w:rPr>
-        <w:t>ע֤וּרִי צָפוֹן֙ וּ⁠ב֣וֹאִי תֵימָ֔ן הָפִ֥יחִי גַנִּ֖⁠י יִזְּל֣וּ בְשָׂמָ֑י⁠ו</w:t>
-      </w:r>
-    </w:p>
-    <w:p>
-      <w:pPr>
-        <w:bidi/>
-      </w:pPr>
-      <w:r>
-        <w:rPr>
-          <w:lang w:val="ar_AE" w:bidi="ar_AE"/>
-        </w:rPr>
-      </w:r>
-      <w:r>
-        <w:rPr>
           <w:b/>
           <w:lang w:val="ar_AE" w:bidi="ar_AE"/>
         </w:rPr>
@@ -36675,22 +33647,6 @@
       </w:r>
       <w:r>
         <w:rPr>
-          <w:lang w:val="ar_AE" w:bidi="ar_AE"/>
-        </w:rPr>
-        <w:t>וּ⁠ב֣וֹאִי &amp; יָבֹ֤א דוֹדִ⁠י֙</w:t>
-      </w:r>
-    </w:p>
-    <w:p>
-      <w:pPr>
-        <w:bidi/>
-      </w:pPr>
-      <w:r>
-        <w:rPr>
-          <w:lang w:val="ar_AE" w:bidi="ar_AE"/>
-        </w:rPr>
-      </w:r>
-      <w:r>
-        <w:rPr>
           <w:b/>
           <w:lang w:val="ar_AE" w:bidi="ar_AE"/>
         </w:rPr>
@@ -36809,22 +33765,6 @@
       </w:r>
       <w:r>
         <w:rPr>
-          <w:lang w:val="ar_AE" w:bidi="ar_AE"/>
-        </w:rPr>
-        <w:t>ע֤וּרִי צָפוֹן֙ וּ⁠ב֣וֹאִי תֵימָ֔ן הָפִ֥יחִי גַנִּ֖⁠י יִזְּל֣וּ בְשָׂמָ֑י⁠ו יָבֹ֤א דוֹדִ⁠י֙ לְ⁠גַנּ֔⁠וֹ וְ⁠יֹאכַ֖ל פְּרִ֥י מְגָדָֽי⁠ו</w:t>
-      </w:r>
-    </w:p>
-    <w:p>
-      <w:pPr>
-        <w:bidi/>
-      </w:pPr>
-      <w:r>
-        <w:rPr>
-          <w:lang w:val="ar_AE" w:bidi="ar_AE"/>
-        </w:rPr>
-      </w:r>
-      <w:r>
-        <w:rPr>
           <w:b/>
           <w:lang w:val="ar_AE" w:bidi="ar_AE"/>
         </w:rPr>
@@ -36846,7 +33786,7 @@
         </w:rPr>
         <w:t xml:space="preserve">هنا، تستمر المرأة في تقديم استعارة "الجنة" (التي بدأها الرجل في </w:t>
       </w:r>
-      <w:hyperlink r:id="rId40">
+      <w:hyperlink r:id="rId38">
         <w:r>
           <w:rPr>
             <w:lang w:val="ar_AE" w:bidi="ar_AE"/>
@@ -36942,7 +33882,7 @@
         </w:rPr>
         <w:t xml:space="preserve"> هنا بنفس الطريقة التي تم استخدامها في </w:t>
       </w:r>
-      <w:hyperlink r:id="rId40">
+      <w:hyperlink r:id="rId38">
         <w:r>
           <w:rPr>
             <w:lang w:val="ar_AE" w:bidi="ar_AE"/>
@@ -36960,7 +33900,7 @@
         </w:rPr>
         <w:t xml:space="preserve"> لأن كلا الاستخدامين يشير إلى جسد المرأة. في </w:t>
       </w:r>
-      <w:hyperlink r:id="rId45">
+      <w:hyperlink r:id="rId43">
         <w:r>
           <w:rPr>
             <w:lang w:val="ar_AE" w:bidi="ar_AE"/>
@@ -36991,7 +33931,7 @@
         </w:rPr>
         <w:t xml:space="preserve">. إذا ترجمت </w:t>
       </w:r>
-      <w:hyperlink r:id="rId42">
+      <w:hyperlink r:id="rId40">
         <w:r>
           <w:rPr>
             <w:lang w:val="ar_AE" w:bidi="ar_AE"/>
@@ -37093,22 +34033,6 @@
       </w:r>
       <w:r>
         <w:rPr>
-          <w:lang w:val="ar_AE" w:bidi="ar_AE"/>
-        </w:rPr>
-        <w:t>יִזְּל֣וּ בְשָׂמָ֑י⁠ו</w:t>
-      </w:r>
-    </w:p>
-    <w:p>
-      <w:pPr>
-        <w:bidi/>
-      </w:pPr>
-      <w:r>
-        <w:rPr>
-          <w:lang w:val="ar_AE" w:bidi="ar_AE"/>
-        </w:rPr>
-      </w:r>
-      <w:r>
-        <w:rPr>
           <w:b/>
           <w:lang w:val="ar_AE" w:bidi="ar_AE"/>
         </w:rPr>
@@ -37456,7 +34380,7 @@
         </w:rPr>
         <w:t xml:space="preserve">إمكانية ترجمة بديلة للكلمة التي تترجمها نسخة ULT الإنجليزية إلى "أبراج من" والترجمة العربية إلى"أَتْلاَم" في </w:t>
       </w:r>
-      <w:hyperlink r:id="rId52">
+      <w:hyperlink r:id="rId50">
         <w:r>
           <w:rPr>
             <w:lang w:val="ar_AE" w:bidi="ar_AE"/>
@@ -37533,22 +34457,6 @@
       </w:r>
       <w:r>
         <w:rPr>
-          <w:lang w:val="ar_AE" w:bidi="ar_AE"/>
-        </w:rPr>
-        <w:t>בָּ֣אתִי לְ⁠גַנִּ⁠י֮ אֲחֹתִ֣⁠י כַלָּה֒ אָרִ֤יתִי מוֹרִ⁠י֙ עִם־בְּשָׂמִ֔⁠י אָכַ֤לְתִּי יַעְרִ⁠י֙ עִם־דִּבְשִׁ֔⁠י שָׁתִ֥יתִי יֵינִ֖⁠י עִם־חֲלָבִ֑⁠י</w:t>
-      </w:r>
-    </w:p>
-    <w:p>
-      <w:pPr>
-        <w:bidi/>
-      </w:pPr>
-      <w:r>
-        <w:rPr>
-          <w:lang w:val="ar_AE" w:bidi="ar_AE"/>
-        </w:rPr>
-      </w:r>
-      <w:r>
-        <w:rPr>
           <w:b/>
           <w:lang w:val="ar_AE" w:bidi="ar_AE"/>
         </w:rPr>
@@ -37584,7 +34492,7 @@
         </w:rPr>
         <w:t xml:space="preserve">يواصل الرجل هنا استخدام استعارة "الجنّة" التي بدأها في </w:t>
       </w:r>
-      <w:hyperlink r:id="rId40">
+      <w:hyperlink r:id="rId38">
         <w:r>
           <w:rPr>
             <w:lang w:val="ar_AE" w:bidi="ar_AE"/>
@@ -37635,7 +34543,7 @@
         </w:rPr>
         <w:t xml:space="preserve"> مجازات تصوّر استمتاع الرجل بجسد المرأة. وإذا كنتَ قد استخدمتَ التشبيهات في ترجمة </w:t>
       </w:r>
-      <w:hyperlink r:id="rId53">
+      <w:hyperlink r:id="rId51">
         <w:r>
           <w:rPr>
             <w:lang w:val="ar_AE" w:bidi="ar_AE"/>
@@ -37724,22 +34632,6 @@
       </w:r>
       <w:r>
         <w:rPr>
-          <w:lang w:val="ar_AE" w:bidi="ar_AE"/>
-        </w:rPr>
-        <w:t>בָּ֣אתִי לְ⁠גַנִּ⁠י֮ אֲחֹתִ֣⁠י כַלָּה֒ אָרִ֤יתִי מוֹרִ⁠י֙ עִם־בְּשָׂמִ֔⁠י אָכַ֤לְתִּי יַעְרִ⁠י֙ עִם־דִּבְשִׁ֔⁠י שָׁתִ֥יתִי יֵינִ֖⁠י עִם־חֲלָבִ֑⁠י</w:t>
-      </w:r>
-    </w:p>
-    <w:p>
-      <w:pPr>
-        <w:bidi/>
-      </w:pPr>
-      <w:r>
-        <w:rPr>
-          <w:lang w:val="ar_AE" w:bidi="ar_AE"/>
-        </w:rPr>
-      </w:r>
-      <w:r>
-        <w:rPr>
           <w:b/>
           <w:lang w:val="ar_AE" w:bidi="ar_AE"/>
         </w:rPr>
@@ -37832,22 +34724,6 @@
       </w:r>
       <w:r>
         <w:rPr>
-          <w:lang w:val="ar_AE" w:bidi="ar_AE"/>
-        </w:rPr>
-        <w:t>בָּ֣אתִי</w:t>
-      </w:r>
-    </w:p>
-    <w:p>
-      <w:pPr>
-        <w:bidi/>
-      </w:pPr>
-      <w:r>
-        <w:rPr>
-          <w:lang w:val="ar_AE" w:bidi="ar_AE"/>
-        </w:rPr>
-      </w:r>
-      <w:r>
-        <w:rPr>
           <w:b/>
           <w:lang w:val="ar_AE" w:bidi="ar_AE"/>
         </w:rPr>
@@ -37967,22 +34843,6 @@
       </w:r>
       <w:r>
         <w:rPr>
-          <w:lang w:val="ar_AE" w:bidi="ar_AE"/>
-        </w:rPr>
-        <w:t>בָּ֣אתִי לְ⁠גַנִּ⁠י֮ אֲחֹתִ֣⁠י כַלָּה֒</w:t>
-      </w:r>
-    </w:p>
-    <w:p>
-      <w:pPr>
-        <w:bidi/>
-      </w:pPr>
-      <w:r>
-        <w:rPr>
-          <w:lang w:val="ar_AE" w:bidi="ar_AE"/>
-        </w:rPr>
-      </w:r>
-      <w:r>
-        <w:rPr>
           <w:b/>
           <w:lang w:val="ar_AE" w:bidi="ar_AE"/>
         </w:rPr>
@@ -38136,7 +34996,7 @@
         </w:rPr>
         <w:t xml:space="preserve">في </w:t>
       </w:r>
-      <w:hyperlink r:id="rId48">
+      <w:hyperlink r:id="rId46">
         <w:r>
           <w:rPr>
             <w:lang w:val="ar_AE" w:bidi="ar_AE"/>
@@ -38225,22 +35085,6 @@
       </w:r>
       <w:r>
         <w:rPr>
-          <w:lang w:val="ar_AE" w:bidi="ar_AE"/>
-        </w:rPr>
-        <w:t>אִכְל֣וּ רֵעִ֔ים שְׁת֥וּ וְ⁠שִׁכְר֖וּ דּוֹדִֽים</w:t>
-      </w:r>
-    </w:p>
-    <w:p>
-      <w:pPr>
-        <w:bidi/>
-      </w:pPr>
-      <w:r>
-        <w:rPr>
-          <w:lang w:val="ar_AE" w:bidi="ar_AE"/>
-        </w:rPr>
-      </w:r>
-      <w:r>
-        <w:rPr>
           <w:b/>
           <w:lang w:val="ar_AE" w:bidi="ar_AE"/>
         </w:rPr>
@@ -38452,22 +35296,6 @@
       </w:r>
       <w:r>
         <w:rPr>
-          <w:lang w:val="ar_AE" w:bidi="ar_AE"/>
-        </w:rPr>
-        <w:t>אֲנִ֥י יְשֵׁנָ֖ה וְ⁠לִבִּ֣⁠י עֵ֑ר</w:t>
-      </w:r>
-    </w:p>
-    <w:p>
-      <w:pPr>
-        <w:bidi/>
-      </w:pPr>
-      <w:r>
-        <w:rPr>
-          <w:lang w:val="ar_AE" w:bidi="ar_AE"/>
-        </w:rPr>
-      </w:r>
-      <w:r>
-        <w:rPr>
           <w:b/>
           <w:lang w:val="ar_AE" w:bidi="ar_AE"/>
         </w:rPr>
@@ -38613,22 +35441,6 @@
       </w:r>
       <w:r>
         <w:rPr>
-          <w:lang w:val="ar_AE" w:bidi="ar_AE"/>
-        </w:rPr>
-        <w:t>ק֣וֹל ׀ דּוֹדִ֣⁠י דוֹפֵ֗ק</w:t>
-      </w:r>
-    </w:p>
-    <w:p>
-      <w:pPr>
-        <w:bidi/>
-      </w:pPr>
-      <w:r>
-        <w:rPr>
-          <w:lang w:val="ar_AE" w:bidi="ar_AE"/>
-        </w:rPr>
-      </w:r>
-      <w:r>
-        <w:rPr>
           <w:b/>
           <w:lang w:val="ar_AE" w:bidi="ar_AE"/>
         </w:rPr>
@@ -38713,22 +35525,6 @@
       </w:r>
       <w:r>
         <w:rPr>
-          <w:lang w:val="ar_AE" w:bidi="ar_AE"/>
-        </w:rPr>
-        <w:t>דּוֹדִ֣⁠י</w:t>
-      </w:r>
-    </w:p>
-    <w:p>
-      <w:pPr>
-        <w:bidi/>
-      </w:pPr>
-      <w:r>
-        <w:rPr>
-          <w:lang w:val="ar_AE" w:bidi="ar_AE"/>
-        </w:rPr>
-      </w:r>
-      <w:r>
-        <w:rPr>
           <w:b/>
           <w:lang w:val="ar_AE" w:bidi="ar_AE"/>
         </w:rPr>
@@ -38790,7 +35586,7 @@
         </w:rPr>
         <w:t xml:space="preserve">في </w:t>
       </w:r>
-      <w:hyperlink r:id="rId22">
+      <w:hyperlink r:id="rId20">
         <w:r>
           <w:rPr>
             <w:lang w:val="ar_AE" w:bidi="ar_AE"/>
@@ -38918,7 +35714,7 @@
         </w:rPr>
         <w:t xml:space="preserve"> في </w:t>
       </w:r>
-      <w:hyperlink r:id="rId48">
+      <w:hyperlink r:id="rId46">
         <w:r>
           <w:rPr>
             <w:lang w:val="ar_AE" w:bidi="ar_AE"/>
@@ -38962,7 +35758,7 @@
         </w:rPr>
         <w:t xml:space="preserve"> في </w:t>
       </w:r>
-      <w:hyperlink r:id="rId21">
+      <w:hyperlink r:id="rId19">
         <w:r>
           <w:rPr>
             <w:lang w:val="ar_AE" w:bidi="ar_AE"/>
@@ -39112,7 +35908,7 @@
         </w:rPr>
         <w:t xml:space="preserve"> في </w:t>
       </w:r>
-      <w:hyperlink r:id="rId23">
+      <w:hyperlink r:id="rId21">
         <w:r>
           <w:rPr>
             <w:lang w:val="ar_AE" w:bidi="ar_AE"/>
@@ -39439,22 +36235,6 @@
       </w:r>
       <w:r>
         <w:rPr>
-          <w:lang w:val="ar_AE" w:bidi="ar_AE"/>
-        </w:rPr>
-        <w:t>פָּשַׁ֨טְתִּי֙ אֶת־כֻּתָּנְתִּ֔⁠י אֵיכָ֖כָה אֶלְבָּשֶׁ֑⁠נָּה רָחַ֥צְתִּי אֶת־רַגְלַ֖⁠י אֵיכָ֥כָה אֲטַנְּפֵֽ⁠ם</w:t>
-      </w:r>
-    </w:p>
-    <w:p>
-      <w:pPr>
-        <w:bidi/>
-      </w:pPr>
-      <w:r>
-        <w:rPr>
-          <w:lang w:val="ar_AE" w:bidi="ar_AE"/>
-        </w:rPr>
-      </w:r>
-      <w:r>
-        <w:rPr>
           <w:b/>
           <w:lang w:val="ar_AE" w:bidi="ar_AE"/>
         </w:rPr>
@@ -39561,22 +36341,6 @@
       </w:r>
       <w:r>
         <w:rPr>
-          <w:lang w:val="ar_AE" w:bidi="ar_AE"/>
-        </w:rPr>
-        <w:t>אֵיכָ֖כָה אֶלְבָּשֶׁ֑⁠נָּה רָחַ֥צְתִּי אֶת־רַגְלַ֖⁠י אֵיכָ֥כָה אֲטַנְּפֵֽ⁠ם</w:t>
-      </w:r>
-    </w:p>
-    <w:p>
-      <w:pPr>
-        <w:bidi/>
-      </w:pPr>
-      <w:r>
-        <w:rPr>
-          <w:lang w:val="ar_AE" w:bidi="ar_AE"/>
-        </w:rPr>
-      </w:r>
-      <w:r>
-        <w:rPr>
           <w:b/>
           <w:lang w:val="ar_AE" w:bidi="ar_AE"/>
         </w:rPr>
@@ -39744,7 +36508,7 @@
         </w:rPr>
         <w:t xml:space="preserve">في </w:t>
       </w:r>
-      <w:hyperlink r:id="rId22">
+      <w:hyperlink r:id="rId20">
         <w:r>
           <w:rPr>
             <w:lang w:val="ar_AE" w:bidi="ar_AE"/>
@@ -39811,22 +36575,6 @@
       </w:r>
       <w:r>
         <w:rPr>
-          <w:lang w:val="ar_AE" w:bidi="ar_AE"/>
-        </w:rPr>
-        <w:t>וּ⁠מֵעַ֖⁠י הָמ֥וּ עָלָֽי⁠ו</w:t>
-      </w:r>
-    </w:p>
-    <w:p>
-      <w:pPr>
-        <w:bidi/>
-      </w:pPr>
-      <w:r>
-        <w:rPr>
-          <w:lang w:val="ar_AE" w:bidi="ar_AE"/>
-        </w:rPr>
-      </w:r>
-      <w:r>
-        <w:rPr>
           <w:b/>
           <w:lang w:val="ar_AE" w:bidi="ar_AE"/>
         </w:rPr>
@@ -40077,22 +36825,6 @@
       </w:r>
       <w:r>
         <w:rPr>
-          <w:lang w:val="ar_AE" w:bidi="ar_AE"/>
-        </w:rPr>
-        <w:t>וְ⁠יָדַ֣⁠י נָֽטְפוּ־מ֗וֹר וְ⁠אֶצְבְּעֹתַ⁠י֙ מ֣וֹר עֹבֵ֔ר</w:t>
-      </w:r>
-    </w:p>
-    <w:p>
-      <w:pPr>
-        <w:bidi/>
-      </w:pPr>
-      <w:r>
-        <w:rPr>
-          <w:lang w:val="ar_AE" w:bidi="ar_AE"/>
-        </w:rPr>
-      </w:r>
-      <w:r>
-        <w:rPr>
           <w:b/>
           <w:lang w:val="ar_AE" w:bidi="ar_AE"/>
         </w:rPr>
@@ -40231,22 +36963,6 @@
       </w:r>
       <w:r>
         <w:rPr>
-          <w:lang w:val="ar_AE" w:bidi="ar_AE"/>
-        </w:rPr>
-        <w:t>מ֣וֹר עֹבֵ֔ר</w:t>
-      </w:r>
-    </w:p>
-    <w:p>
-      <w:pPr>
-        <w:bidi/>
-      </w:pPr>
-      <w:r>
-        <w:rPr>
-          <w:lang w:val="ar_AE" w:bidi="ar_AE"/>
-        </w:rPr>
-      </w:r>
-      <w:r>
-        <w:rPr>
           <w:b/>
           <w:lang w:val="ar_AE" w:bidi="ar_AE"/>
         </w:rPr>
@@ -40533,7 +37249,7 @@
         </w:rPr>
         <w:t xml:space="preserve">في </w:t>
       </w:r>
-      <w:hyperlink r:id="rId22">
+      <w:hyperlink r:id="rId20">
         <w:r>
           <w:rPr>
             <w:lang w:val="ar_AE" w:bidi="ar_AE"/>
@@ -40600,22 +37316,6 @@
       </w:r>
       <w:r>
         <w:rPr>
-          <w:lang w:val="ar_AE" w:bidi="ar_AE"/>
-        </w:rPr>
-        <w:t>עָבָ֑ר</w:t>
-      </w:r>
-    </w:p>
-    <w:p>
-      <w:pPr>
-        <w:bidi/>
-      </w:pPr>
-      <w:r>
-        <w:rPr>
-          <w:lang w:val="ar_AE" w:bidi="ar_AE"/>
-        </w:rPr>
-      </w:r>
-      <w:r>
-        <w:rPr>
           <w:b/>
           <w:lang w:val="ar_AE" w:bidi="ar_AE"/>
         </w:rPr>
@@ -40735,22 +37435,6 @@
       </w:r>
       <w:r>
         <w:rPr>
-          <w:lang w:val="ar_AE" w:bidi="ar_AE"/>
-        </w:rPr>
-        <w:t>נַפְשִׁ⁠י֙ יָֽצְאָ֣ה</w:t>
-      </w:r>
-    </w:p>
-    <w:p>
-      <w:pPr>
-        <w:bidi/>
-      </w:pPr>
-      <w:r>
-        <w:rPr>
-          <w:lang w:val="ar_AE" w:bidi="ar_AE"/>
-        </w:rPr>
-      </w:r>
-      <w:r>
-        <w:rPr>
           <w:b/>
           <w:lang w:val="ar_AE" w:bidi="ar_AE"/>
         </w:rPr>
@@ -40870,22 +37554,6 @@
       </w:r>
       <w:r>
         <w:rPr>
-          <w:lang w:val="ar_AE" w:bidi="ar_AE"/>
-        </w:rPr>
-        <w:t>נַפְשִׁ⁠י֙ יָֽצְאָ֣ה</w:t>
-      </w:r>
-    </w:p>
-    <w:p>
-      <w:pPr>
-        <w:bidi/>
-      </w:pPr>
-      <w:r>
-        <w:rPr>
-          <w:lang w:val="ar_AE" w:bidi="ar_AE"/>
-        </w:rPr>
-      </w:r>
-      <w:r>
-        <w:rPr>
           <w:b/>
           <w:lang w:val="ar_AE" w:bidi="ar_AE"/>
         </w:rPr>
@@ -41004,22 +37672,6 @@
       </w:r>
       <w:r>
         <w:rPr>
-          <w:lang w:val="ar_AE" w:bidi="ar_AE"/>
-        </w:rPr>
-        <w:t>בְ⁠דַבְּר֔⁠וֹ</w:t>
-      </w:r>
-    </w:p>
-    <w:p>
-      <w:pPr>
-        <w:bidi/>
-      </w:pPr>
-      <w:r>
-        <w:rPr>
-          <w:lang w:val="ar_AE" w:bidi="ar_AE"/>
-        </w:rPr>
-      </w:r>
-      <w:r>
-        <w:rPr>
           <w:b/>
           <w:lang w:val="ar_AE" w:bidi="ar_AE"/>
         </w:rPr>
@@ -41236,22 +37888,6 @@
       </w:r>
       <w:r>
         <w:rPr>
-          <w:lang w:val="ar_AE" w:bidi="ar_AE"/>
-        </w:rPr>
-        <w:t>מְצָאֻ֧⁠נִי הַ⁠שֹּׁמְרִ֛ים הַ⁠סֹּבְבִ֥ים בָּ⁠עִ֖יר</w:t>
-      </w:r>
-    </w:p>
-    <w:p>
-      <w:pPr>
-        <w:bidi/>
-      </w:pPr>
-      <w:r>
-        <w:rPr>
-          <w:lang w:val="ar_AE" w:bidi="ar_AE"/>
-        </w:rPr>
-      </w:r>
-      <w:r>
-        <w:rPr>
           <w:b/>
           <w:lang w:val="ar_AE" w:bidi="ar_AE"/>
         </w:rPr>
@@ -41306,7 +37942,7 @@
         </w:rPr>
         <w:t xml:space="preserve"> في </w:t>
       </w:r>
-      <w:hyperlink r:id="rId54">
+      <w:hyperlink r:id="rId52">
         <w:r>
           <w:rPr>
             <w:lang w:val="ar_AE" w:bidi="ar_AE"/>
@@ -41395,22 +38031,6 @@
       </w:r>
       <w:r>
         <w:rPr>
-          <w:lang w:val="ar_AE" w:bidi="ar_AE"/>
-        </w:rPr>
-        <w:t>הִכּ֣וּ⁠נִי פְצָע֑וּ⁠נִי נָשְׂא֤וּ אֶת־רְדִידִ⁠י֙ מֵֽ⁠עָלַ֔⁠י שֹׁמְרֵ֖י הַ⁠חֹמֽוֹת</w:t>
-      </w:r>
-    </w:p>
-    <w:p>
-      <w:pPr>
-        <w:bidi/>
-      </w:pPr>
-      <w:r>
-        <w:rPr>
-          <w:lang w:val="ar_AE" w:bidi="ar_AE"/>
-        </w:rPr>
-      </w:r>
-      <w:r>
-        <w:rPr>
           <w:b/>
           <w:lang w:val="ar_AE" w:bidi="ar_AE"/>
         </w:rPr>
@@ -41517,22 +38137,6 @@
       </w:r>
       <w:r>
         <w:rPr>
-          <w:lang w:val="ar_AE" w:bidi="ar_AE"/>
-        </w:rPr>
-        <w:t>הִכּ֣וּ⁠נִי פְצָע֑וּ⁠נִי</w:t>
-      </w:r>
-    </w:p>
-    <w:p>
-      <w:pPr>
-        <w:bidi/>
-      </w:pPr>
-      <w:r>
-        <w:rPr>
-          <w:lang w:val="ar_AE" w:bidi="ar_AE"/>
-        </w:rPr>
-      </w:r>
-      <w:r>
-        <w:rPr>
           <w:b/>
           <w:lang w:val="ar_AE" w:bidi="ar_AE"/>
         </w:rPr>
@@ -41651,22 +38255,6 @@
       </w:r>
       <w:r>
         <w:rPr>
-          <w:lang w:val="ar_AE" w:bidi="ar_AE"/>
-        </w:rPr>
-        <w:t>אֶת־רְדִידִ⁠י֙</w:t>
-      </w:r>
-    </w:p>
-    <w:p>
-      <w:pPr>
-        <w:bidi/>
-      </w:pPr>
-      <w:r>
-        <w:rPr>
-          <w:lang w:val="ar_AE" w:bidi="ar_AE"/>
-        </w:rPr>
-      </w:r>
-      <w:r>
-        <w:rPr>
           <w:b/>
           <w:lang w:val="ar_AE" w:bidi="ar_AE"/>
         </w:rPr>
@@ -41799,22 +38387,6 @@
       </w:r>
       <w:r>
         <w:rPr>
-          <w:lang w:val="ar_AE" w:bidi="ar_AE"/>
-        </w:rPr>
-        <w:t>שֹׁמְרֵ֖י הַ⁠חֹמֽוֹת</w:t>
-      </w:r>
-    </w:p>
-    <w:p>
-      <w:pPr>
-        <w:bidi/>
-      </w:pPr>
-      <w:r>
-        <w:rPr>
-          <w:lang w:val="ar_AE" w:bidi="ar_AE"/>
-        </w:rPr>
-      </w:r>
-      <w:r>
-        <w:rPr>
           <w:b/>
           <w:lang w:val="ar_AE" w:bidi="ar_AE"/>
         </w:rPr>
@@ -42014,7 +38586,7 @@
         </w:rPr>
         <w:t xml:space="preserve"> في </w:t>
       </w:r>
-      <w:hyperlink r:id="rId28">
+      <w:hyperlink r:id="rId26">
         <w:r>
           <w:rPr>
             <w:lang w:val="ar_AE" w:bidi="ar_AE"/>
@@ -42164,7 +38736,7 @@
         </w:rPr>
         <w:t xml:space="preserve"> في </w:t>
       </w:r>
-      <w:hyperlink r:id="rId55">
+      <w:hyperlink r:id="rId53">
         <w:r>
           <w:rPr>
             <w:lang w:val="ar_AE" w:bidi="ar_AE"/>
@@ -42247,22 +38819,6 @@
       </w:r>
       <w:r>
         <w:rPr>
-          <w:lang w:val="ar_AE" w:bidi="ar_AE"/>
-        </w:rPr>
-        <w:t>שֶׁ⁠חוֹלַ֥ת אַהֲבָ֖ה אָֽנִי</w:t>
-      </w:r>
-    </w:p>
-    <w:p>
-      <w:pPr>
-        <w:bidi/>
-      </w:pPr>
-      <w:r>
-        <w:rPr>
-          <w:lang w:val="ar_AE" w:bidi="ar_AE"/>
-        </w:rPr>
-      </w:r>
-      <w:r>
-        <w:rPr>
           <w:b/>
           <w:lang w:val="ar_AE" w:bidi="ar_AE"/>
         </w:rPr>
@@ -42355,22 +38911,6 @@
       </w:r>
       <w:r>
         <w:rPr>
-          <w:lang w:val="ar_AE" w:bidi="ar_AE"/>
-        </w:rPr>
-        <w:t>מַה־דּוֹדֵ֣⁠ךְ מִ⁠דּ֔וֹד הַ⁠יָּפָ֖ה בַּ⁠נָּשִׁ֑ים מַה־דּוֹדֵ֣⁠ךְ מִ⁠דּ֔וֹד שֶׁ⁠כָּ֖כָה הִשְׁבַּעְתָּֽ⁠נוּ</w:t>
-      </w:r>
-    </w:p>
-    <w:p>
-      <w:pPr>
-        <w:bidi/>
-      </w:pPr>
-      <w:r>
-        <w:rPr>
-          <w:lang w:val="ar_AE" w:bidi="ar_AE"/>
-        </w:rPr>
-      </w:r>
-      <w:r>
-        <w:rPr>
           <w:b/>
           <w:lang w:val="ar_AE" w:bidi="ar_AE"/>
         </w:rPr>
@@ -42502,22 +39042,6 @@
       </w:r>
       <w:r>
         <w:rPr>
-          <w:lang w:val="ar_AE" w:bidi="ar_AE"/>
-        </w:rPr>
-        <w:t>מַה־דּוֹדֵ֣⁠ךְ מִ⁠דּ֔וֹד</w:t>
-      </w:r>
-    </w:p>
-    <w:p>
-      <w:pPr>
-        <w:bidi/>
-      </w:pPr>
-      <w:r>
-        <w:rPr>
-          <w:lang w:val="ar_AE" w:bidi="ar_AE"/>
-        </w:rPr>
-      </w:r>
-      <w:r>
-        <w:rPr>
           <w:b/>
           <w:lang w:val="ar_AE" w:bidi="ar_AE"/>
         </w:rPr>
@@ -42588,22 +39112,6 @@
       </w:r>
       <w:r>
         <w:rPr>
-          <w:lang w:val="ar_AE" w:bidi="ar_AE"/>
-        </w:rPr>
-        <w:t>מַה־דּוֹדֵ֣⁠ךְ מִ⁠דּ֔וֹד הַ⁠יָּפָ֖ה בַּ⁠נָּשִׁ֑ים</w:t>
-      </w:r>
-    </w:p>
-    <w:p>
-      <w:pPr>
-        <w:bidi/>
-      </w:pPr>
-      <w:r>
-        <w:rPr>
-          <w:lang w:val="ar_AE" w:bidi="ar_AE"/>
-        </w:rPr>
-      </w:r>
-      <w:r>
-        <w:rPr>
           <w:b/>
           <w:lang w:val="ar_AE" w:bidi="ar_AE"/>
         </w:rPr>
@@ -42750,7 +39258,7 @@
         </w:rPr>
         <w:t xml:space="preserve"> في </w:t>
       </w:r>
-      <w:hyperlink r:id="rId56">
+      <w:hyperlink r:id="rId54">
         <w:r>
           <w:rPr>
             <w:lang w:val="ar_AE" w:bidi="ar_AE"/>
@@ -42817,22 +39325,6 @@
       </w:r>
       <w:r>
         <w:rPr>
-          <w:lang w:val="ar_AE" w:bidi="ar_AE"/>
-        </w:rPr>
-        <w:t>שֶׁ⁠כָּ֖כָה הִשְׁבַּעְתָּֽ⁠נוּ</w:t>
-      </w:r>
-    </w:p>
-    <w:p>
-      <w:pPr>
-        <w:bidi/>
-      </w:pPr>
-      <w:r>
-        <w:rPr>
-          <w:lang w:val="ar_AE" w:bidi="ar_AE"/>
-        </w:rPr>
-      </w:r>
-      <w:r>
-        <w:rPr>
           <w:b/>
           <w:lang w:val="ar_AE" w:bidi="ar_AE"/>
         </w:rPr>
@@ -42917,22 +39409,6 @@
       </w:r>
       <w:r>
         <w:rPr>
-          <w:lang w:val="ar_AE" w:bidi="ar_AE"/>
-        </w:rPr>
-        <w:t>הִשְׁבַּעְתָּֽ⁠נוּ</w:t>
-      </w:r>
-    </w:p>
-    <w:p>
-      <w:pPr>
-        <w:bidi/>
-      </w:pPr>
-      <w:r>
-        <w:rPr>
-          <w:lang w:val="ar_AE" w:bidi="ar_AE"/>
-        </w:rPr>
-      </w:r>
-      <w:r>
-        <w:rPr>
           <w:b/>
           <w:lang w:val="ar_AE" w:bidi="ar_AE"/>
         </w:rPr>
@@ -43170,22 +39646,6 @@
       </w:r>
       <w:r>
         <w:rPr>
-          <w:lang w:val="ar_AE" w:bidi="ar_AE"/>
-        </w:rPr>
-        <w:t>דָּג֖וּל מֵ⁠רְבָבָֽה</w:t>
-      </w:r>
-    </w:p>
-    <w:p>
-      <w:pPr>
-        <w:bidi/>
-      </w:pPr>
-      <w:r>
-        <w:rPr>
-          <w:lang w:val="ar_AE" w:bidi="ar_AE"/>
-        </w:rPr>
-      </w:r>
-      <w:r>
-        <w:rPr>
           <w:b/>
           <w:lang w:val="ar_AE" w:bidi="ar_AE"/>
         </w:rPr>
@@ -43502,22 +39962,6 @@
       </w:r>
       <w:r>
         <w:rPr>
-          <w:lang w:val="ar_AE" w:bidi="ar_AE"/>
-        </w:rPr>
-        <w:t>שְׁחֹר֖וֹת כָּ⁠עוֹרֵֽב</w:t>
-      </w:r>
-    </w:p>
-    <w:p>
-      <w:pPr>
-        <w:bidi/>
-      </w:pPr>
-      <w:r>
-        <w:rPr>
-          <w:lang w:val="ar_AE" w:bidi="ar_AE"/>
-        </w:rPr>
-      </w:r>
-      <w:r>
-        <w:rPr>
           <w:b/>
           <w:lang w:val="ar_AE" w:bidi="ar_AE"/>
         </w:rPr>
@@ -43811,7 +40255,7 @@
         </w:rPr>
         <w:t xml:space="preserve">قال الرجل للمرأة سابقًا في </w:t>
       </w:r>
-      <w:hyperlink r:id="rId27">
+      <w:hyperlink r:id="rId25">
         <w:r>
           <w:rPr>
             <w:lang w:val="ar_AE" w:bidi="ar_AE"/>
@@ -44010,22 +40454,6 @@
       </w:r>
       <w:r>
         <w:rPr>
-          <w:lang w:val="ar_AE" w:bidi="ar_AE"/>
-        </w:rPr>
-        <w:t>עֵינָ֕י⁠ו כְּ⁠יוֹנִ֖ים עַל־אֲפִ֣יקֵי מָ֑יִם רֹֽחֲצוֹת֙ בֶּֽ⁠חָלָ֔ב יֹשְׁב֖וֹת עַל־מִלֵּֽאת</w:t>
-      </w:r>
-    </w:p>
-    <w:p>
-      <w:pPr>
-        <w:bidi/>
-      </w:pPr>
-      <w:r>
-        <w:rPr>
-          <w:lang w:val="ar_AE" w:bidi="ar_AE"/>
-        </w:rPr>
-      </w:r>
-      <w:r>
-        <w:rPr>
           <w:b/>
           <w:lang w:val="ar_AE" w:bidi="ar_AE"/>
         </w:rPr>
@@ -44315,22 +40743,6 @@
       </w:r>
       <w:r>
         <w:rPr>
-          <w:lang w:val="ar_AE" w:bidi="ar_AE"/>
-        </w:rPr>
-        <w:t>כַּ⁠עֲרוּגַ֣ת הַ⁠בֹּ֔שֶׂם</w:t>
-      </w:r>
-    </w:p>
-    <w:p>
-      <w:pPr>
-        <w:bidi/>
-      </w:pPr>
-      <w:r>
-        <w:rPr>
-          <w:lang w:val="ar_AE" w:bidi="ar_AE"/>
-        </w:rPr>
-      </w:r>
-      <w:r>
-        <w:rPr>
           <w:b/>
           <w:lang w:val="ar_AE" w:bidi="ar_AE"/>
         </w:rPr>
@@ -44450,22 +40862,6 @@
       </w:r>
       <w:r>
         <w:rPr>
-          <w:lang w:val="ar_AE" w:bidi="ar_AE"/>
-        </w:rPr>
-        <w:t>מִגְדְּל֖וֹת</w:t>
-      </w:r>
-    </w:p>
-    <w:p>
-      <w:pPr>
-        <w:bidi/>
-      </w:pPr>
-      <w:r>
-        <w:rPr>
-          <w:lang w:val="ar_AE" w:bidi="ar_AE"/>
-        </w:rPr>
-      </w:r>
-      <w:r>
-        <w:rPr>
           <w:b/>
           <w:lang w:val="ar_AE" w:bidi="ar_AE"/>
         </w:rPr>
@@ -44563,22 +40959,6 @@
       </w:r>
       <w:r>
         <w:rPr>
-          <w:lang w:val="ar_AE" w:bidi="ar_AE"/>
-        </w:rPr>
-        <w:t>מִגְדְּל֖וֹת מֶרְקָחִ֑ים</w:t>
-      </w:r>
-    </w:p>
-    <w:p>
-      <w:pPr>
-        <w:bidi/>
-      </w:pPr>
-      <w:r>
-        <w:rPr>
-          <w:lang w:val="ar_AE" w:bidi="ar_AE"/>
-        </w:rPr>
-      </w:r>
-      <w:r>
-        <w:rPr>
           <w:b/>
           <w:lang w:val="ar_AE" w:bidi="ar_AE"/>
         </w:rPr>
@@ -44890,7 +41270,7 @@
         </w:rPr>
         <w:t xml:space="preserve"> في </w:t>
       </w:r>
-      <w:hyperlink r:id="rId57">
+      <w:hyperlink r:id="rId55">
         <w:r>
           <w:rPr>
             <w:lang w:val="ar_AE" w:bidi="ar_AE"/>
@@ -45034,7 +41414,7 @@
         </w:rPr>
         <w:t xml:space="preserve"> في </w:t>
       </w:r>
-      <w:hyperlink r:id="rId58">
+      <w:hyperlink r:id="rId56">
         <w:r>
           <w:rPr>
             <w:lang w:val="ar_AE" w:bidi="ar_AE"/>
@@ -45123,22 +41503,6 @@
       </w:r>
       <w:r>
         <w:rPr>
-          <w:lang w:val="ar_AE" w:bidi="ar_AE"/>
-        </w:rPr>
-        <w:t>יָדָי⁠ו֙ גְּלִילֵ֣י זָהָ֔ב מְמֻלָּאִ֖ים בַּ⁠תַּרְשִׁ֑ישׁ</w:t>
-      </w:r>
-    </w:p>
-    <w:p>
-      <w:pPr>
-        <w:bidi/>
-      </w:pPr>
-      <w:r>
-        <w:rPr>
-          <w:lang w:val="ar_AE" w:bidi="ar_AE"/>
-        </w:rPr>
-      </w:r>
-      <w:r>
-        <w:rPr>
           <w:b/>
           <w:lang w:val="ar_AE" w:bidi="ar_AE"/>
         </w:rPr>
@@ -45310,22 +41674,6 @@
       </w:r>
       <w:r>
         <w:rPr>
-          <w:lang w:val="ar_AE" w:bidi="ar_AE"/>
-        </w:rPr>
-        <w:t>יָדָי⁠ו֙</w:t>
-      </w:r>
-    </w:p>
-    <w:p>
-      <w:pPr>
-        <w:bidi/>
-      </w:pPr>
-      <w:r>
-        <w:rPr>
-          <w:lang w:val="ar_AE" w:bidi="ar_AE"/>
-        </w:rPr>
-      </w:r>
-      <w:r>
-        <w:rPr>
           <w:b/>
           <w:lang w:val="ar_AE" w:bidi="ar_AE"/>
         </w:rPr>
@@ -45422,22 +41770,6 @@
       </w:r>
       <w:r>
         <w:rPr>
-          <w:lang w:val="ar_AE" w:bidi="ar_AE"/>
-        </w:rPr>
-        <w:t>בַּ⁠תַּרְשִׁ֑ישׁ</w:t>
-      </w:r>
-    </w:p>
-    <w:p>
-      <w:pPr>
-        <w:bidi/>
-      </w:pPr>
-      <w:r>
-        <w:rPr>
-          <w:lang w:val="ar_AE" w:bidi="ar_AE"/>
-        </w:rPr>
-      </w:r>
-      <w:r>
-        <w:rPr>
           <w:b/>
           <w:lang w:val="ar_AE" w:bidi="ar_AE"/>
         </w:rPr>
@@ -45735,22 +42067,6 @@
       </w:r>
       <w:r>
         <w:rPr>
-          <w:lang w:val="ar_AE" w:bidi="ar_AE"/>
-        </w:rPr>
-        <w:t>מֵעָי⁠ו֙</w:t>
-      </w:r>
-    </w:p>
-    <w:p>
-      <w:pPr>
-        <w:bidi/>
-      </w:pPr>
-      <w:r>
-        <w:rPr>
-          <w:lang w:val="ar_AE" w:bidi="ar_AE"/>
-        </w:rPr>
-      </w:r>
-      <w:r>
-        <w:rPr>
           <w:b/>
           <w:lang w:val="ar_AE" w:bidi="ar_AE"/>
         </w:rPr>
@@ -45835,22 +42151,6 @@
       </w:r>
       <w:r>
         <w:rPr>
-          <w:lang w:val="ar_AE" w:bidi="ar_AE"/>
-        </w:rPr>
-        <w:t>שֵׁ֔ן</w:t>
-      </w:r>
-    </w:p>
-    <w:p>
-      <w:pPr>
-        <w:bidi/>
-      </w:pPr>
-      <w:r>
-        <w:rPr>
-          <w:lang w:val="ar_AE" w:bidi="ar_AE"/>
-        </w:rPr>
-      </w:r>
-      <w:r>
-        <w:rPr>
           <w:b/>
           <w:lang w:val="ar_AE" w:bidi="ar_AE"/>
         </w:rPr>
@@ -45996,22 +42296,6 @@
       </w:r>
       <w:r>
         <w:rPr>
-          <w:lang w:val="ar_AE" w:bidi="ar_AE"/>
-        </w:rPr>
-        <w:t>סַפִּירִֽים</w:t>
-      </w:r>
-    </w:p>
-    <w:p>
-      <w:pPr>
-        <w:bidi/>
-      </w:pPr>
-      <w:r>
-        <w:rPr>
-          <w:lang w:val="ar_AE" w:bidi="ar_AE"/>
-        </w:rPr>
-      </w:r>
-      <w:r>
-        <w:rPr>
           <w:b/>
           <w:lang w:val="ar_AE" w:bidi="ar_AE"/>
         </w:rPr>
@@ -46270,22 +42554,6 @@
       </w:r>
       <w:r>
         <w:rPr>
-          <w:lang w:val="ar_AE" w:bidi="ar_AE"/>
-        </w:rPr>
-        <w:t>שׁוֹקָי⁠ו֙</w:t>
-      </w:r>
-    </w:p>
-    <w:p>
-      <w:pPr>
-        <w:bidi/>
-      </w:pPr>
-      <w:r>
-        <w:rPr>
-          <w:lang w:val="ar_AE" w:bidi="ar_AE"/>
-        </w:rPr>
-      </w:r>
-      <w:r>
-        <w:rPr>
           <w:b/>
           <w:lang w:val="ar_AE" w:bidi="ar_AE"/>
         </w:rPr>
@@ -46668,22 +42936,6 @@
       </w:r>
       <w:r>
         <w:rPr>
-          <w:lang w:val="ar_AE" w:bidi="ar_AE"/>
-        </w:rPr>
-        <w:t>חִכּ⁠וֹ֙ מַֽמְתַקִּ֔ים</w:t>
-      </w:r>
-    </w:p>
-    <w:p>
-      <w:pPr>
-        <w:bidi/>
-      </w:pPr>
-      <w:r>
-        <w:rPr>
-          <w:lang w:val="ar_AE" w:bidi="ar_AE"/>
-        </w:rPr>
-      </w:r>
-      <w:r>
-        <w:rPr>
           <w:b/>
           <w:lang w:val="ar_AE" w:bidi="ar_AE"/>
         </w:rPr>
@@ -46803,22 +43055,6 @@
       </w:r>
       <w:r>
         <w:rPr>
-          <w:lang w:val="ar_AE" w:bidi="ar_AE"/>
-        </w:rPr>
-        <w:t>וְ⁠כֻלּ֖⁠וֹ מַחֲמַדִּ֑ים</w:t>
-      </w:r>
-    </w:p>
-    <w:p>
-      <w:pPr>
-        <w:bidi/>
-      </w:pPr>
-      <w:r>
-        <w:rPr>
-          <w:lang w:val="ar_AE" w:bidi="ar_AE"/>
-        </w:rPr>
-      </w:r>
-      <w:r>
-        <w:rPr>
           <w:b/>
           <w:lang w:val="ar_AE" w:bidi="ar_AE"/>
         </w:rPr>
@@ -46958,7 +43194,7 @@
         </w:rPr>
         <w:t xml:space="preserve"> في </w:t>
       </w:r>
-      <w:hyperlink r:id="rId20">
+      <w:hyperlink r:id="rId18">
         <w:r>
           <w:rPr>
             <w:lang w:val="ar_AE" w:bidi="ar_AE"/>
@@ -47232,22 +43468,6 @@
       </w:r>
       <w:r>
         <w:rPr>
-          <w:lang w:val="ar_AE" w:bidi="ar_AE"/>
-        </w:rPr>
-        <w:t>אָ֚נָה הָלַ֣ךְ דּוֹדֵ֔⁠ךְ הַ⁠יָּפָ֖ה בַּ⁠נָּשִׁ֑ים אָ֚נָה פָּנָ֣ה דוֹדֵ֔⁠ךְ וּ⁠נְבַקְשֶׁ֖⁠נּוּ עִמָּֽ⁠ךְ</w:t>
-      </w:r>
-    </w:p>
-    <w:p>
-      <w:pPr>
-        <w:bidi/>
-      </w:pPr>
-      <w:r>
-        <w:rPr>
-          <w:lang w:val="ar_AE" w:bidi="ar_AE"/>
-        </w:rPr>
-      </w:r>
-      <w:r>
-        <w:rPr>
           <w:b/>
           <w:lang w:val="ar_AE" w:bidi="ar_AE"/>
         </w:rPr>
@@ -47394,22 +43614,6 @@
       </w:r>
       <w:r>
         <w:rPr>
-          <w:lang w:val="ar_AE" w:bidi="ar_AE"/>
-        </w:rPr>
-        <w:t>אָ֚נָה הָלַ֣ךְ דּוֹדֵ֔⁠ךְ &amp; אָ֚נָה פָּנָ֣ה דוֹדֵ֔⁠ךְ</w:t>
-      </w:r>
-    </w:p>
-    <w:p>
-      <w:pPr>
-        <w:bidi/>
-      </w:pPr>
-      <w:r>
-        <w:rPr>
-          <w:lang w:val="ar_AE" w:bidi="ar_AE"/>
-        </w:rPr>
-      </w:r>
-      <w:r>
-        <w:rPr>
           <w:b/>
           <w:lang w:val="ar_AE" w:bidi="ar_AE"/>
         </w:rPr>
@@ -47541,7 +43745,7 @@
         </w:rPr>
         <w:t xml:space="preserve"> في </w:t>
       </w:r>
-      <w:hyperlink r:id="rId56">
+      <w:hyperlink r:id="rId54">
         <w:r>
           <w:rPr>
             <w:lang w:val="ar_AE" w:bidi="ar_AE"/>
@@ -47608,22 +43812,6 @@
       </w:r>
       <w:r>
         <w:rPr>
-          <w:lang w:val="ar_AE" w:bidi="ar_AE"/>
-        </w:rPr>
-        <w:t>אָ֚נָה פָּנָ֣ה דוֹדֵ֔⁠ךְ</w:t>
-      </w:r>
-    </w:p>
-    <w:p>
-      <w:pPr>
-        <w:bidi/>
-      </w:pPr>
-      <w:r>
-        <w:rPr>
-          <w:lang w:val="ar_AE" w:bidi="ar_AE"/>
-        </w:rPr>
-      </w:r>
-      <w:r>
-        <w:rPr>
           <w:b/>
           <w:lang w:val="ar_AE" w:bidi="ar_AE"/>
         </w:rPr>
@@ -47708,22 +43896,6 @@
       </w:r>
       <w:r>
         <w:rPr>
-          <w:lang w:val="ar_AE" w:bidi="ar_AE"/>
-        </w:rPr>
-        <w:t>וּ⁠נְבַקְשֶׁ֖⁠נּוּ עִמָּֽ⁠ךְ</w:t>
-      </w:r>
-    </w:p>
-    <w:p>
-      <w:pPr>
-        <w:bidi/>
-      </w:pPr>
-      <w:r>
-        <w:rPr>
-          <w:lang w:val="ar_AE" w:bidi="ar_AE"/>
-        </w:rPr>
-      </w:r>
-      <w:r>
-        <w:rPr>
           <w:b/>
           <w:lang w:val="ar_AE" w:bidi="ar_AE"/>
         </w:rPr>
@@ -47830,22 +44002,6 @@
       </w:r>
       <w:r>
         <w:rPr>
-          <w:lang w:val="ar_AE" w:bidi="ar_AE"/>
-        </w:rPr>
-        <w:t>דּוֹדִ⁠י֙ יָרַ֣ד לְ⁠גַנּ֔⁠וֹ לַ⁠עֲרוּג֖וֹת הַ⁠בֹּ֑שֶׂם לִ⁠רְעוֹת֙ בַּ⁠גַּנִּ֔ים וְ⁠לִ⁠לְקֹ֖ט שֽׁוֹשַׁנִּֽים</w:t>
-      </w:r>
-    </w:p>
-    <w:p>
-      <w:pPr>
-        <w:bidi/>
-      </w:pPr>
-      <w:r>
-        <w:rPr>
-          <w:lang w:val="ar_AE" w:bidi="ar_AE"/>
-        </w:rPr>
-      </w:r>
-      <w:r>
-        <w:rPr>
           <w:b/>
           <w:lang w:val="ar_AE" w:bidi="ar_AE"/>
         </w:rPr>
@@ -47919,7 +44075,7 @@
         </w:rPr>
         <w:t xml:space="preserve">" الذي استخدمته في </w:t>
       </w:r>
-      <w:hyperlink r:id="rId41">
+      <w:hyperlink r:id="rId39">
         <w:r>
           <w:rPr>
             <w:lang w:val="ar_AE" w:bidi="ar_AE"/>
@@ -47976,7 +44132,7 @@
         </w:rPr>
         <w:t xml:space="preserve">" معنيين مجازيين يشيران إلى تمتع الرجل بجسد المرأة. إذا استخدمت هذه التشبيهات لترجمة </w:t>
       </w:r>
-      <w:hyperlink r:id="rId41">
+      <w:hyperlink r:id="rId39">
         <w:r>
           <w:rPr>
             <w:lang w:val="ar_AE" w:bidi="ar_AE"/>
@@ -48065,22 +44221,6 @@
       </w:r>
       <w:r>
         <w:rPr>
-          <w:lang w:val="ar_AE" w:bidi="ar_AE"/>
-        </w:rPr>
-        <w:t>דּוֹדִ⁠י֙ יָרַ֣ד לְ⁠גַנּ֔⁠וֹ לַ⁠עֲרוּג֖וֹת הַ⁠בֹּ֑שֶׂם</w:t>
-      </w:r>
-    </w:p>
-    <w:p>
-      <w:pPr>
-        <w:bidi/>
-      </w:pPr>
-      <w:r>
-        <w:rPr>
-          <w:lang w:val="ar_AE" w:bidi="ar_AE"/>
-        </w:rPr>
-      </w:r>
-      <w:r>
-        <w:rPr>
           <w:b/>
           <w:lang w:val="ar_AE" w:bidi="ar_AE"/>
         </w:rPr>
@@ -48199,22 +44339,6 @@
       </w:r>
       <w:r>
         <w:rPr>
-          <w:lang w:val="ar_AE" w:bidi="ar_AE"/>
-        </w:rPr>
-        <w:t>יָרַ֣ד</w:t>
-      </w:r>
-    </w:p>
-    <w:p>
-      <w:pPr>
-        <w:bidi/>
-      </w:pPr>
-      <w:r>
-        <w:rPr>
-          <w:lang w:val="ar_AE" w:bidi="ar_AE"/>
-        </w:rPr>
-      </w:r>
-      <w:r>
-        <w:rPr>
           <w:b/>
           <w:lang w:val="ar_AE" w:bidi="ar_AE"/>
         </w:rPr>
@@ -48374,7 +44498,7 @@
         </w:rPr>
         <w:t xml:space="preserve"> في </w:t>
       </w:r>
-      <w:hyperlink r:id="rId52">
+      <w:hyperlink r:id="rId50">
         <w:r>
           <w:rPr>
             <w:lang w:val="ar_AE" w:bidi="ar_AE"/>
@@ -48586,22 +44710,6 @@
       </w:r>
       <w:r>
         <w:rPr>
-          <w:lang w:val="ar_AE" w:bidi="ar_AE"/>
-        </w:rPr>
-        <w:t>אֲנִ֤י לְ⁠דוֹדִ⁠י֙ וְ⁠דוֹדִ֣⁠י לִ֔⁠י</w:t>
-      </w:r>
-    </w:p>
-    <w:p>
-      <w:pPr>
-        <w:bidi/>
-      </w:pPr>
-      <w:r>
-        <w:rPr>
-          <w:lang w:val="ar_AE" w:bidi="ar_AE"/>
-        </w:rPr>
-      </w:r>
-      <w:r>
-        <w:rPr>
           <w:b/>
           <w:lang w:val="ar_AE" w:bidi="ar_AE"/>
         </w:rPr>
@@ -48649,7 +44757,7 @@
         </w:rPr>
         <w:t xml:space="preserve">" في </w:t>
       </w:r>
-      <w:hyperlink r:id="rId57">
+      <w:hyperlink r:id="rId55">
         <w:r>
           <w:rPr>
             <w:lang w:val="ar_AE" w:bidi="ar_AE"/>
@@ -48716,22 +44824,6 @@
       </w:r>
       <w:r>
         <w:rPr>
-          <w:lang w:val="ar_AE" w:bidi="ar_AE"/>
-        </w:rPr>
-        <w:t>הָ⁠רֹעֶ֖ה בַּ⁠שׁוֹשַׁנִּֽים</w:t>
-      </w:r>
-    </w:p>
-    <w:p>
-      <w:pPr>
-        <w:bidi/>
-      </w:pPr>
-      <w:r>
-        <w:rPr>
-          <w:lang w:val="ar_AE" w:bidi="ar_AE"/>
-        </w:rPr>
-      </w:r>
-      <w:r>
-        <w:rPr>
           <w:b/>
           <w:lang w:val="ar_AE" w:bidi="ar_AE"/>
         </w:rPr>
@@ -48779,7 +44871,7 @@
         </w:rPr>
         <w:t xml:space="preserve">" في </w:t>
       </w:r>
-      <w:hyperlink r:id="rId57">
+      <w:hyperlink r:id="rId55">
         <w:r>
           <w:rPr>
             <w:lang w:val="ar_AE" w:bidi="ar_AE"/>
@@ -48868,22 +44960,6 @@
       </w:r>
       <w:r>
         <w:rPr>
-          <w:lang w:val="ar_AE" w:bidi="ar_AE"/>
-        </w:rPr>
-        <w:t>יָפָ֨ה אַ֤תְּ רַעְיָתִ⁠י֙ כְּ⁠תִרְצָ֔ה נָאוָ֖ה כִּ⁠ירוּשָׁלִָ֑ם</w:t>
-      </w:r>
-    </w:p>
-    <w:p>
-      <w:pPr>
-        <w:bidi/>
-      </w:pPr>
-      <w:r>
-        <w:rPr>
-          <w:lang w:val="ar_AE" w:bidi="ar_AE"/>
-        </w:rPr>
-      </w:r>
-      <w:r>
-        <w:rPr>
           <w:b/>
           <w:lang w:val="ar_AE" w:bidi="ar_AE"/>
         </w:rPr>
@@ -49063,7 +45139,7 @@
         </w:rPr>
         <w:t xml:space="preserve">" في </w:t>
       </w:r>
-      <w:hyperlink r:id="rId27">
+      <w:hyperlink r:id="rId25">
         <w:r>
           <w:rPr>
             <w:lang w:val="ar_AE" w:bidi="ar_AE"/>
@@ -49130,22 +45206,6 @@
       </w:r>
       <w:r>
         <w:rPr>
-          <w:lang w:val="ar_AE" w:bidi="ar_AE"/>
-        </w:rPr>
-        <w:t>יָפָ֨ה אַ֤תְּ רַעְיָתִ⁠י֙ כְּ⁠תִרְצָ֔ה</w:t>
-      </w:r>
-    </w:p>
-    <w:p>
-      <w:pPr>
-        <w:bidi/>
-      </w:pPr>
-      <w:r>
-        <w:rPr>
-          <w:lang w:val="ar_AE" w:bidi="ar_AE"/>
-        </w:rPr>
-      </w:r>
-      <w:r>
-        <w:rPr>
           <w:b/>
           <w:lang w:val="ar_AE" w:bidi="ar_AE"/>
         </w:rPr>
@@ -49252,22 +45312,6 @@
       </w:r>
       <w:r>
         <w:rPr>
-          <w:lang w:val="ar_AE" w:bidi="ar_AE"/>
-        </w:rPr>
-        <w:t>נָאוָ֖ה כִּ⁠ירוּשָׁלִָ֑ם אֲיֻמָּ֖ה כַּ⁠נִּדְגָּלֽוֹת</w:t>
-      </w:r>
-    </w:p>
-    <w:p>
-      <w:pPr>
-        <w:bidi/>
-      </w:pPr>
-      <w:r>
-        <w:rPr>
-          <w:lang w:val="ar_AE" w:bidi="ar_AE"/>
-        </w:rPr>
-      </w:r>
-      <w:r>
-        <w:rPr>
           <w:b/>
           <w:lang w:val="ar_AE" w:bidi="ar_AE"/>
         </w:rPr>
@@ -49374,22 +45418,6 @@
       </w:r>
       <w:r>
         <w:rPr>
-          <w:lang w:val="ar_AE" w:bidi="ar_AE"/>
-        </w:rPr>
-        <w:t>אֲיֻמָּ֖ה כַּ⁠נִּדְגָּלֽוֹת</w:t>
-      </w:r>
-    </w:p>
-    <w:p>
-      <w:pPr>
-        <w:bidi/>
-      </w:pPr>
-      <w:r>
-        <w:rPr>
-          <w:lang w:val="ar_AE" w:bidi="ar_AE"/>
-        </w:rPr>
-      </w:r>
-      <w:r>
-        <w:rPr>
           <w:b/>
           <w:lang w:val="ar_AE" w:bidi="ar_AE"/>
         </w:rPr>
@@ -49569,7 +45597,7 @@
         </w:rPr>
         <w:t xml:space="preserve">في </w:t>
       </w:r>
-      <w:hyperlink r:id="rId59">
+      <w:hyperlink r:id="rId57">
         <w:r>
           <w:rPr>
             <w:lang w:val="ar_AE" w:bidi="ar_AE"/>
@@ -49658,22 +45686,6 @@
       </w:r>
       <w:r>
         <w:rPr>
-          <w:lang w:val="ar_AE" w:bidi="ar_AE"/>
-        </w:rPr>
-        <w:t>שַׂעְרֵ⁠ךְ֙ כְּ⁠עֵ֣דֶר הָֽ⁠עִזִּ֔ים שֶׁ⁠גָּלְשׁ֖וּ מִן־הַ⁠גִּלְעָֽד</w:t>
-      </w:r>
-    </w:p>
-    <w:p>
-      <w:pPr>
-        <w:bidi/>
-      </w:pPr>
-      <w:r>
-        <w:rPr>
-          <w:lang w:val="ar_AE" w:bidi="ar_AE"/>
-        </w:rPr>
-      </w:r>
-      <w:r>
-        <w:rPr>
           <w:b/>
           <w:lang w:val="ar_AE" w:bidi="ar_AE"/>
         </w:rPr>
@@ -49721,7 +45733,7 @@
         </w:rPr>
         <w:t xml:space="preserve">" في </w:t>
       </w:r>
-      <w:hyperlink r:id="rId46">
+      <w:hyperlink r:id="rId44">
         <w:r>
           <w:rPr>
             <w:lang w:val="ar_AE" w:bidi="ar_AE"/>
@@ -49845,7 +45857,7 @@
         </w:rPr>
         <w:t xml:space="preserve">لاحظ كيف ترجمت الآية المشابهة تقريبًا في </w:t>
       </w:r>
-      <w:hyperlink r:id="rId60">
+      <w:hyperlink r:id="rId58">
         <w:r>
           <w:rPr>
             <w:lang w:val="ar_AE" w:bidi="ar_AE"/>
@@ -49959,22 +45971,6 @@
       </w:r>
       <w:r>
         <w:rPr>
-          <w:lang w:val="ar_AE" w:bidi="ar_AE"/>
-        </w:rPr>
-        <w:t>הָֽ⁠רְחֵלִ֔ים</w:t>
-      </w:r>
-    </w:p>
-    <w:p>
-      <w:pPr>
-        <w:bidi/>
-      </w:pPr>
-      <w:r>
-        <w:rPr>
-          <w:lang w:val="ar_AE" w:bidi="ar_AE"/>
-        </w:rPr>
-      </w:r>
-      <w:r>
-        <w:rPr>
           <w:b/>
           <w:lang w:val="ar_AE" w:bidi="ar_AE"/>
         </w:rPr>
@@ -50142,7 +46138,7 @@
         </w:rPr>
         <w:t xml:space="preserve">انظر كيف ترجمت </w:t>
       </w:r>
-      <w:hyperlink r:id="rId61">
+      <w:hyperlink r:id="rId59">
         <w:r>
           <w:rPr>
             <w:lang w:val="ar_AE" w:bidi="ar_AE"/>
@@ -50231,22 +46227,6 @@
       </w:r>
       <w:r>
         <w:rPr>
-          <w:lang w:val="ar_AE" w:bidi="ar_AE"/>
-        </w:rPr>
-        <w:t>שִׁשִּׁ֥ים הֵ֨מָּה֙ מְּלָכ֔וֹת</w:t>
-      </w:r>
-    </w:p>
-    <w:p>
-      <w:pPr>
-        <w:bidi/>
-      </w:pPr>
-      <w:r>
-        <w:rPr>
-          <w:lang w:val="ar_AE" w:bidi="ar_AE"/>
-        </w:rPr>
-      </w:r>
-      <w:r>
-        <w:rPr>
           <w:b/>
           <w:lang w:val="ar_AE" w:bidi="ar_AE"/>
         </w:rPr>
@@ -50578,7 +46558,7 @@
         </w:rPr>
         <w:t xml:space="preserve"> في </w:t>
       </w:r>
-      <w:hyperlink r:id="rId18">
+      <w:hyperlink r:id="rId16">
         <w:r>
           <w:rPr>
             <w:lang w:val="ar_AE" w:bidi="ar_AE"/>
@@ -50667,22 +46647,6 @@
       </w:r>
       <w:r>
         <w:rPr>
-          <w:lang w:val="ar_AE" w:bidi="ar_AE"/>
-        </w:rPr>
-        <w:t>וַ⁠עֲלָמ֖וֹת אֵ֥ין מִסְפָּֽר</w:t>
-      </w:r>
-    </w:p>
-    <w:p>
-      <w:pPr>
-        <w:bidi/>
-      </w:pPr>
-      <w:r>
-        <w:rPr>
-          <w:lang w:val="ar_AE" w:bidi="ar_AE"/>
-        </w:rPr>
-      </w:r>
-      <w:r>
-        <w:rPr>
           <w:b/>
           <w:lang w:val="ar_AE" w:bidi="ar_AE"/>
         </w:rPr>
@@ -50802,22 +46766,6 @@
       </w:r>
       <w:r>
         <w:rPr>
-          <w:lang w:val="ar_AE" w:bidi="ar_AE"/>
-        </w:rPr>
-        <w:t>שִׁשִּׁ֥ים הֵ֨מָּה֙ מְּלָכ֔וֹת וּ⁠שְׁמֹנִ֖ים פִּֽילַגְשִׁ֑ים וַ⁠עֲלָמ֖וֹת אֵ֥ין מִסְפָּֽר׃ אַחַ֥ת הִיא֙ יוֹנָתִ֣⁠י תַמָּתִ֔⁠י אַחַ֥ת הִיא֙ לְ⁠אִמָּ֔⁠הּ בָּרָ֥ה הִ֖יא לְ⁠יֽוֹלַדְתָּ֑⁠הּ</w:t>
-      </w:r>
-    </w:p>
-    <w:p>
-      <w:pPr>
-        <w:bidi/>
-      </w:pPr>
-      <w:r>
-        <w:rPr>
-          <w:lang w:val="ar_AE" w:bidi="ar_AE"/>
-        </w:rPr>
-      </w:r>
-      <w:r>
-        <w:rPr>
           <w:b/>
           <w:lang w:val="ar_AE" w:bidi="ar_AE"/>
         </w:rPr>
@@ -50924,22 +46872,6 @@
       </w:r>
       <w:r>
         <w:rPr>
-          <w:lang w:val="ar_AE" w:bidi="ar_AE"/>
-        </w:rPr>
-        <w:t>אַחַ֥ת הִיא֙</w:t>
-      </w:r>
-    </w:p>
-    <w:p>
-      <w:pPr>
-        <w:bidi/>
-      </w:pPr>
-      <w:r>
-        <w:rPr>
-          <w:lang w:val="ar_AE" w:bidi="ar_AE"/>
-        </w:rPr>
-      </w:r>
-      <w:r>
-        <w:rPr>
           <w:b/>
           <w:lang w:val="ar_AE" w:bidi="ar_AE"/>
         </w:rPr>
@@ -51133,7 +47065,7 @@
         </w:rPr>
         <w:t xml:space="preserve"> في </w:t>
       </w:r>
-      <w:hyperlink r:id="rId62">
+      <w:hyperlink r:id="rId60">
         <w:r>
           <w:rPr>
             <w:lang w:val="ar_AE" w:bidi="ar_AE"/>
@@ -51222,22 +47154,6 @@
       </w:r>
       <w:r>
         <w:rPr>
-          <w:lang w:val="ar_AE" w:bidi="ar_AE"/>
-        </w:rPr>
-        <w:t>אַחַ֥ת הִיא֙ לְ⁠אִמָּ֔⁠הּ</w:t>
-      </w:r>
-    </w:p>
-    <w:p>
-      <w:pPr>
-        <w:bidi/>
-      </w:pPr>
-      <w:r>
-        <w:rPr>
-          <w:lang w:val="ar_AE" w:bidi="ar_AE"/>
-        </w:rPr>
-      </w:r>
-      <w:r>
-        <w:rPr>
           <w:b/>
           <w:lang w:val="ar_AE" w:bidi="ar_AE"/>
         </w:rPr>
@@ -51390,22 +47306,6 @@
       </w:r>
       <w:r>
         <w:rPr>
-          <w:lang w:val="ar_AE" w:bidi="ar_AE"/>
-        </w:rPr>
-        <w:t>בָּרָ֥ה הִ֖יא לְ⁠יֽוֹלַדְתָּ֑⁠הּ</w:t>
-      </w:r>
-    </w:p>
-    <w:p>
-      <w:pPr>
-        <w:bidi/>
-      </w:pPr>
-      <w:r>
-        <w:rPr>
-          <w:lang w:val="ar_AE" w:bidi="ar_AE"/>
-        </w:rPr>
-      </w:r>
-      <w:r>
-        <w:rPr>
           <w:b/>
           <w:lang w:val="ar_AE" w:bidi="ar_AE"/>
         </w:rPr>
@@ -51690,22 +47590,6 @@
       </w:r>
       <w:r>
         <w:rPr>
-          <w:lang w:val="ar_AE" w:bidi="ar_AE"/>
-        </w:rPr>
-        <w:t>בָנוֹת֙</w:t>
-      </w:r>
-    </w:p>
-    <w:p>
-      <w:pPr>
-        <w:bidi/>
-      </w:pPr>
-      <w:r>
-        <w:rPr>
-          <w:lang w:val="ar_AE" w:bidi="ar_AE"/>
-        </w:rPr>
-      </w:r>
-      <w:r>
-        <w:rPr>
           <w:b/>
           <w:lang w:val="ar_AE" w:bidi="ar_AE"/>
         </w:rPr>
@@ -51825,22 +47709,6 @@
       </w:r>
       <w:r>
         <w:rPr>
-          <w:lang w:val="ar_AE" w:bidi="ar_AE"/>
-        </w:rPr>
-        <w:t>מִי־זֹ֥את הַ⁠נִּשְׁקָפָ֖ה כְּמוֹ־שָׁ֑חַר יָפָ֣ה כַ⁠לְּבָנָ֗ה בָּרָה֙ כַּֽ⁠חַמָּ֔ה אֲיֻמָּ֖ה כַּ⁠נִּדְגָּלֽוֹת</w:t>
-      </w:r>
-    </w:p>
-    <w:p>
-      <w:pPr>
-        <w:bidi/>
-      </w:pPr>
-      <w:r>
-        <w:rPr>
-          <w:lang w:val="ar_AE" w:bidi="ar_AE"/>
-        </w:rPr>
-      </w:r>
-      <w:r>
-        <w:rPr>
           <w:b/>
           <w:lang w:val="ar_AE" w:bidi="ar_AE"/>
         </w:rPr>
@@ -51986,22 +47854,6 @@
       </w:r>
       <w:r>
         <w:rPr>
-          <w:lang w:val="ar_AE" w:bidi="ar_AE"/>
-        </w:rPr>
-        <w:t>מִי־זֹ֥את הַ⁠נִּשְׁקָפָ֖ה כְּמוֹ־שָׁ֑חַר יָפָ֣ה כַ⁠לְּבָנָ֗ה בָּרָה֙ כַּֽ⁠חַמָּ֔ה אֲיֻמָּ֖ה כַּ⁠נִּדְגָּלֽוֹת</w:t>
-      </w:r>
-    </w:p>
-    <w:p>
-      <w:pPr>
-        <w:bidi/>
-      </w:pPr>
-      <w:r>
-        <w:rPr>
-          <w:lang w:val="ar_AE" w:bidi="ar_AE"/>
-        </w:rPr>
-      </w:r>
-      <w:r>
-        <w:rPr>
           <w:b/>
           <w:lang w:val="ar_AE" w:bidi="ar_AE"/>
         </w:rPr>
@@ -52094,22 +47946,6 @@
       </w:r>
       <w:r>
         <w:rPr>
-          <w:lang w:val="ar_AE" w:bidi="ar_AE"/>
-        </w:rPr>
-        <w:t>הַ⁠נִּשְׁקָפָ֖ה כְּמוֹ־שָׁ֑חַר</w:t>
-      </w:r>
-    </w:p>
-    <w:p>
-      <w:pPr>
-        <w:bidi/>
-      </w:pPr>
-      <w:r>
-        <w:rPr>
-          <w:lang w:val="ar_AE" w:bidi="ar_AE"/>
-        </w:rPr>
-      </w:r>
-      <w:r>
-        <w:rPr>
           <w:b/>
           <w:lang w:val="ar_AE" w:bidi="ar_AE"/>
         </w:rPr>
@@ -52216,22 +48052,6 @@
       </w:r>
       <w:r>
         <w:rPr>
-          <w:lang w:val="ar_AE" w:bidi="ar_AE"/>
-        </w:rPr>
-        <w:t>הַ⁠נִּשְׁקָפָ֖ה כְּמוֹ־שָׁ֑חַר יָפָ֣ה כַ⁠לְּבָנָ֗ה בָּרָה֙ כַּֽ⁠חַמָּ֔ה</w:t>
-      </w:r>
-    </w:p>
-    <w:p>
-      <w:pPr>
-        <w:bidi/>
-      </w:pPr>
-      <w:r>
-        <w:rPr>
-          <w:lang w:val="ar_AE" w:bidi="ar_AE"/>
-        </w:rPr>
-      </w:r>
-      <w:r>
-        <w:rPr>
           <w:b/>
           <w:lang w:val="ar_AE" w:bidi="ar_AE"/>
         </w:rPr>
@@ -52350,22 +48170,6 @@
       </w:r>
       <w:r>
         <w:rPr>
-          <w:lang w:val="ar_AE" w:bidi="ar_AE"/>
-        </w:rPr>
-        <w:t>אֲיֻמָּ֖ה כַּ⁠נִּדְגָּלֽוֹת</w:t>
-      </w:r>
-    </w:p>
-    <w:p>
-      <w:pPr>
-        <w:bidi/>
-      </w:pPr>
-      <w:r>
-        <w:rPr>
-          <w:lang w:val="ar_AE" w:bidi="ar_AE"/>
-        </w:rPr>
-      </w:r>
-      <w:r>
-        <w:rPr>
           <w:b/>
           <w:lang w:val="ar_AE" w:bidi="ar_AE"/>
         </w:rPr>
@@ -52428,7 +48232,7 @@
         </w:rPr>
         <w:t xml:space="preserve"> في </w:t>
       </w:r>
-      <w:hyperlink r:id="rId63">
+      <w:hyperlink r:id="rId61">
         <w:r>
           <w:rPr>
             <w:lang w:val="ar_AE" w:bidi="ar_AE"/>
@@ -52517,22 +48321,6 @@
       </w:r>
       <w:r>
         <w:rPr>
-          <w:lang w:val="ar_AE" w:bidi="ar_AE"/>
-        </w:rPr>
-        <w:t>אֶל־גִּנַּ֤ת אֱגוֹז֙ יָרַ֔דְתִּי</w:t>
-      </w:r>
-    </w:p>
-    <w:p>
-      <w:pPr>
-        <w:bidi/>
-      </w:pPr>
-      <w:r>
-        <w:rPr>
-          <w:lang w:val="ar_AE" w:bidi="ar_AE"/>
-        </w:rPr>
-      </w:r>
-      <w:r>
-        <w:rPr>
           <w:b/>
           <w:lang w:val="ar_AE" w:bidi="ar_AE"/>
         </w:rPr>
@@ -52639,22 +48427,6 @@
       </w:r>
       <w:r>
         <w:rPr>
-          <w:lang w:val="ar_AE" w:bidi="ar_AE"/>
-        </w:rPr>
-        <w:t>אֶל־גִּנַּ֤ת אֱגוֹז֙ יָרַ֔דְתִּי</w:t>
-      </w:r>
-    </w:p>
-    <w:p>
-      <w:pPr>
-        <w:bidi/>
-      </w:pPr>
-      <w:r>
-        <w:rPr>
-          <w:lang w:val="ar_AE" w:bidi="ar_AE"/>
-        </w:rPr>
-      </w:r>
-      <w:r>
-        <w:rPr>
           <w:b/>
           <w:lang w:val="ar_AE" w:bidi="ar_AE"/>
         </w:rPr>
@@ -52747,22 +48519,6 @@
       </w:r>
       <w:r>
         <w:rPr>
-          <w:lang w:val="ar_AE" w:bidi="ar_AE"/>
-        </w:rPr>
-        <w:t>יָרַ֔דְתִּי</w:t>
-      </w:r>
-    </w:p>
-    <w:p>
-      <w:pPr>
-        <w:bidi/>
-      </w:pPr>
-      <w:r>
-        <w:rPr>
-          <w:lang w:val="ar_AE" w:bidi="ar_AE"/>
-        </w:rPr>
-      </w:r>
-      <w:r>
-        <w:rPr>
           <w:b/>
           <w:lang w:val="ar_AE" w:bidi="ar_AE"/>
         </w:rPr>
@@ -52974,22 +48730,6 @@
       </w:r>
       <w:r>
         <w:rPr>
-          <w:lang w:val="ar_AE" w:bidi="ar_AE"/>
-        </w:rPr>
-        <w:t>לֹ֣א יָדַ֔עְתִּי</w:t>
-      </w:r>
-    </w:p>
-    <w:p>
-      <w:pPr>
-        <w:bidi/>
-      </w:pPr>
-      <w:r>
-        <w:rPr>
-          <w:lang w:val="ar_AE" w:bidi="ar_AE"/>
-        </w:rPr>
-      </w:r>
-      <w:r>
-        <w:rPr>
           <w:b/>
           <w:lang w:val="ar_AE" w:bidi="ar_AE"/>
         </w:rPr>
@@ -53221,22 +48961,6 @@
       </w:r>
       <w:r>
         <w:rPr>
-          <w:lang w:val="ar_AE" w:bidi="ar_AE"/>
-        </w:rPr>
-        <w:t>מַרְכְּב֖וֹת עַמִּ⁠י־נָדִֽיב</w:t>
-      </w:r>
-    </w:p>
-    <w:p>
-      <w:pPr>
-        <w:bidi/>
-      </w:pPr>
-      <w:r>
-        <w:rPr>
-          <w:lang w:val="ar_AE" w:bidi="ar_AE"/>
-        </w:rPr>
-      </w:r>
-      <w:r>
-        <w:rPr>
           <w:b/>
           <w:lang w:val="ar_AE" w:bidi="ar_AE"/>
         </w:rPr>
@@ -53449,22 +49173,6 @@
       </w:r>
       <w:r>
         <w:rPr>
-          <w:lang w:val="ar_AE" w:bidi="ar_AE"/>
-        </w:rPr>
-        <w:t>הַ⁠שּׁ֣וּלַמִּ֔ית &amp; בַּ⁠שּׁ֣וּלַמִּ֔ית</w:t>
-      </w:r>
-    </w:p>
-    <w:p>
-      <w:pPr>
-        <w:bidi/>
-      </w:pPr>
-      <w:r>
-        <w:rPr>
-          <w:lang w:val="ar_AE" w:bidi="ar_AE"/>
-        </w:rPr>
-      </w:r>
-      <w:r>
-        <w:rPr>
           <w:b/>
           <w:lang w:val="ar_AE" w:bidi="ar_AE"/>
         </w:rPr>
@@ -53727,22 +49435,6 @@
       </w:r>
       <w:r>
         <w:rPr>
-          <w:lang w:val="ar_AE" w:bidi="ar_AE"/>
-        </w:rPr>
-        <w:t>מַֽה־תֶּחֱזוּ֙ בַּ⁠שּׁ֣וּלַמִּ֔ית כִּ⁠מְחֹלַ֖ת הַֽ⁠מַּחֲנָֽיִם</w:t>
-      </w:r>
-    </w:p>
-    <w:p>
-      <w:pPr>
-        <w:bidi/>
-      </w:pPr>
-      <w:r>
-        <w:rPr>
-          <w:lang w:val="ar_AE" w:bidi="ar_AE"/>
-        </w:rPr>
-      </w:r>
-      <w:r>
-        <w:rPr>
           <w:b/>
           <w:lang w:val="ar_AE" w:bidi="ar_AE"/>
         </w:rPr>
@@ -53842,22 +49534,6 @@
       </w:r>
       <w:r>
         <w:rPr>
-          <w:lang w:val="ar_AE" w:bidi="ar_AE"/>
-        </w:rPr>
-        <w:t>כִּ⁠מְחֹלַ֖ת הַֽ⁠מַּחֲנָֽיִם</w:t>
-      </w:r>
-    </w:p>
-    <w:p>
-      <w:pPr>
-        <w:bidi/>
-      </w:pPr>
-      <w:r>
-        <w:rPr>
-          <w:lang w:val="ar_AE" w:bidi="ar_AE"/>
-        </w:rPr>
-      </w:r>
-      <w:r>
-        <w:rPr>
           <w:b/>
           <w:lang w:val="ar_AE" w:bidi="ar_AE"/>
         </w:rPr>
@@ -53964,22 +49640,6 @@
       </w:r>
       <w:r>
         <w:rPr>
-          <w:lang w:val="ar_AE" w:bidi="ar_AE"/>
-        </w:rPr>
-        <w:t>כִּ⁠מְחֹלַ֖ת הַֽ⁠מַּחֲנָֽיִם</w:t>
-      </w:r>
-    </w:p>
-    <w:p>
-      <w:pPr>
-        <w:bidi/>
-      </w:pPr>
-      <w:r>
-        <w:rPr>
-          <w:lang w:val="ar_AE" w:bidi="ar_AE"/>
-        </w:rPr>
-      </w:r>
-      <w:r>
-        <w:rPr>
           <w:b/>
           <w:lang w:val="ar_AE" w:bidi="ar_AE"/>
         </w:rPr>
@@ -54239,7 +49899,7 @@
         </w:rPr>
         <w:t xml:space="preserve">" في </w:t>
       </w:r>
-      <w:hyperlink r:id="rId64">
+      <w:hyperlink r:id="rId62">
         <w:r>
           <w:rPr>
             <w:lang w:val="ar_AE" w:bidi="ar_AE"/>
@@ -54279,7 +49939,7 @@
         </w:rPr>
         <w:t xml:space="preserve">إمكانية ترجمة بديلة للكلمات التي تترجمها نسخة ULT الإنجليزية إلى "شفاه النائمين" في </w:t>
       </w:r>
-      <w:hyperlink r:id="rId65">
+      <w:hyperlink r:id="rId63">
         <w:r>
           <w:rPr>
             <w:lang w:val="ar_AE" w:bidi="ar_AE"/>
@@ -54356,22 +50016,6 @@
       </w:r>
       <w:r>
         <w:rPr>
-          <w:lang w:val="ar_AE" w:bidi="ar_AE"/>
-        </w:rPr>
-        <w:t>מַה־יָּפ֧וּ פְעָמַ֛יִ⁠ךְ בַּ⁠נְּעָלִ֖ים בַּת־נָדִ֑יב חַמּוּקֵ֣י יְרֵכַ֔יִ⁠ךְ כְּמ֣וֹ חֲלָאִ֔ים מַעֲשֵׂ֖ה יְדֵ֥י אָמָּֽן</w:t>
-      </w:r>
-    </w:p>
-    <w:p>
-      <w:pPr>
-        <w:bidi/>
-      </w:pPr>
-      <w:r>
-        <w:rPr>
-          <w:lang w:val="ar_AE" w:bidi="ar_AE"/>
-        </w:rPr>
-      </w:r>
-      <w:r>
-        <w:rPr>
           <w:b/>
           <w:lang w:val="ar_AE" w:bidi="ar_AE"/>
         </w:rPr>
@@ -54419,7 +50063,7 @@
         </w:rPr>
         <w:t xml:space="preserve">"، فستحتاج إلى وضع عنوان فقرة فوق هذه الآية يُشير إلى أن الرجل هو المتكلم الآن. حيث يبدأ الرجل في هذه الآية بالكلام مباشرة إلى المرأة، ويستمر في الحديث إليها حتى جزء من </w:t>
       </w:r>
-      <w:hyperlink r:id="rId65">
+      <w:hyperlink r:id="rId63">
         <w:r>
           <w:rPr>
             <w:lang w:val="ar_AE" w:bidi="ar_AE"/>
@@ -54508,22 +50152,6 @@
       </w:r>
       <w:r>
         <w:rPr>
-          <w:lang w:val="ar_AE" w:bidi="ar_AE"/>
-        </w:rPr>
-        <w:t>מַה</w:t>
-      </w:r>
-    </w:p>
-    <w:p>
-      <w:pPr>
-        <w:bidi/>
-      </w:pPr>
-      <w:r>
-        <w:rPr>
-          <w:lang w:val="ar_AE" w:bidi="ar_AE"/>
-        </w:rPr>
-      </w:r>
-      <w:r>
-        <w:rPr>
           <w:b/>
           <w:lang w:val="ar_AE" w:bidi="ar_AE"/>
         </w:rPr>
@@ -54662,22 +50290,6 @@
       </w:r>
       <w:r>
         <w:rPr>
-          <w:lang w:val="ar_AE" w:bidi="ar_AE"/>
-        </w:rPr>
-        <w:t>מַה־יָּפ֧וּ פְעָמַ֛יִ⁠ךְ בַּ⁠נְּעָלִ֖ים בַּת־נָדִ֑יב</w:t>
-      </w:r>
-    </w:p>
-    <w:p>
-      <w:pPr>
-        <w:bidi/>
-      </w:pPr>
-      <w:r>
-        <w:rPr>
-          <w:lang w:val="ar_AE" w:bidi="ar_AE"/>
-        </w:rPr>
-      </w:r>
-      <w:r>
-        <w:rPr>
           <w:b/>
           <w:lang w:val="ar_AE" w:bidi="ar_AE"/>
         </w:rPr>
@@ -54784,22 +50396,6 @@
       </w:r>
       <w:r>
         <w:rPr>
-          <w:lang w:val="ar_AE" w:bidi="ar_AE"/>
-        </w:rPr>
-        <w:t>בַּת־נָדִ֑יב</w:t>
-      </w:r>
-    </w:p>
-    <w:p>
-      <w:pPr>
-        <w:bidi/>
-      </w:pPr>
-      <w:r>
-        <w:rPr>
-          <w:lang w:val="ar_AE" w:bidi="ar_AE"/>
-        </w:rPr>
-      </w:r>
-      <w:r>
-        <w:rPr>
           <w:b/>
           <w:lang w:val="ar_AE" w:bidi="ar_AE"/>
         </w:rPr>
@@ -55235,22 +50831,6 @@
       </w:r>
       <w:r>
         <w:rPr>
-          <w:lang w:val="ar_AE" w:bidi="ar_AE"/>
-        </w:rPr>
-        <w:t>מַעֲשֵׂ֖ה יְדֵ֥י אָמָּֽן</w:t>
-      </w:r>
-    </w:p>
-    <w:p>
-      <w:pPr>
-        <w:bidi/>
-      </w:pPr>
-      <w:r>
-        <w:rPr>
-          <w:lang w:val="ar_AE" w:bidi="ar_AE"/>
-        </w:rPr>
-      </w:r>
-      <w:r>
-        <w:rPr>
           <w:b/>
           <w:lang w:val="ar_AE" w:bidi="ar_AE"/>
         </w:rPr>
@@ -55618,22 +51198,6 @@
       </w:r>
       <w:r>
         <w:rPr>
-          <w:lang w:val="ar_AE" w:bidi="ar_AE"/>
-        </w:rPr>
-        <w:t>אַל־יֶחְסַ֖ר הַ⁠מָּ֑זֶג</w:t>
-      </w:r>
-    </w:p>
-    <w:p>
-      <w:pPr>
-        <w:bidi/>
-      </w:pPr>
-      <w:r>
-        <w:rPr>
-          <w:lang w:val="ar_AE" w:bidi="ar_AE"/>
-        </w:rPr>
-      </w:r>
-      <w:r>
-        <w:rPr>
           <w:b/>
           <w:lang w:val="ar_AE" w:bidi="ar_AE"/>
         </w:rPr>
@@ -55731,22 +51295,6 @@
       </w:r>
       <w:r>
         <w:rPr>
-          <w:lang w:val="ar_AE" w:bidi="ar_AE"/>
-        </w:rPr>
-        <w:t>הַ⁠מָּ֑זֶג</w:t>
-      </w:r>
-    </w:p>
-    <w:p>
-      <w:pPr>
-        <w:bidi/>
-      </w:pPr>
-      <w:r>
-        <w:rPr>
-          <w:lang w:val="ar_AE" w:bidi="ar_AE"/>
-        </w:rPr>
-      </w:r>
-      <w:r>
-        <w:rPr>
           <w:b/>
           <w:lang w:val="ar_AE" w:bidi="ar_AE"/>
         </w:rPr>
@@ -56128,22 +51676,6 @@
       </w:r>
       <w:r>
         <w:rPr>
-          <w:lang w:val="ar_AE" w:bidi="ar_AE"/>
-        </w:rPr>
-        <w:t>סוּגָ֖ה בַּ⁠שּׁוֹשַׁנִּֽים</w:t>
-      </w:r>
-    </w:p>
-    <w:p>
-      <w:pPr>
-        <w:bidi/>
-      </w:pPr>
-      <w:r>
-        <w:rPr>
-          <w:lang w:val="ar_AE" w:bidi="ar_AE"/>
-        </w:rPr>
-      </w:r>
-      <w:r>
-        <w:rPr>
           <w:b/>
           <w:lang w:val="ar_AE" w:bidi="ar_AE"/>
         </w:rPr>
@@ -56263,7 +51795,7 @@
         </w:rPr>
         <w:t xml:space="preserve">لاحظ كيف ترجمت التصريح المشابه في </w:t>
       </w:r>
-      <w:hyperlink r:id="rId66">
+      <w:hyperlink r:id="rId64">
         <w:r>
           <w:rPr>
             <w:lang w:val="ar_AE" w:bidi="ar_AE"/>
@@ -56544,7 +52076,7 @@
         </w:rPr>
         <w:t xml:space="preserve"> في </w:t>
       </w:r>
-      <w:hyperlink r:id="rId67">
+      <w:hyperlink r:id="rId65">
         <w:r>
           <w:rPr>
             <w:lang w:val="ar_AE" w:bidi="ar_AE"/>
@@ -56914,22 +52446,6 @@
       </w:r>
       <w:r>
         <w:rPr>
-          <w:lang w:val="ar_AE" w:bidi="ar_AE"/>
-        </w:rPr>
-        <w:t>עַל־שַׁ֨עַר֙ בַּת־רַבִּ֔ים</w:t>
-      </w:r>
-    </w:p>
-    <w:p>
-      <w:pPr>
-        <w:bidi/>
-      </w:pPr>
-      <w:r>
-        <w:rPr>
-          <w:lang w:val="ar_AE" w:bidi="ar_AE"/>
-        </w:rPr>
-      </w:r>
-      <w:r>
-        <w:rPr>
           <w:b/>
           <w:lang w:val="ar_AE" w:bidi="ar_AE"/>
         </w:rPr>
@@ -57201,22 +52717,6 @@
       </w:r>
       <w:r>
         <w:rPr>
-          <w:lang w:val="ar_AE" w:bidi="ar_AE"/>
-        </w:rPr>
-        <w:t>רֹאשֵׁ֤⁠ךְ עָלַ֨יִ⁠ךְ֙ כַּ⁠כַּרְמֶ֔ל</w:t>
-      </w:r>
-    </w:p>
-    <w:p>
-      <w:pPr>
-        <w:bidi/>
-      </w:pPr>
-      <w:r>
-        <w:rPr>
-          <w:lang w:val="ar_AE" w:bidi="ar_AE"/>
-        </w:rPr>
-      </w:r>
-      <w:r>
-        <w:rPr>
           <w:b/>
           <w:lang w:val="ar_AE" w:bidi="ar_AE"/>
         </w:rPr>
@@ -57468,22 +52968,6 @@
       </w:r>
       <w:r>
         <w:rPr>
-          <w:lang w:val="ar_AE" w:bidi="ar_AE"/>
-        </w:rPr>
-        <w:t>וְ⁠דַלַּ֥ת רֹאשֵׁ֖⁠ךְ כָּ⁠אַרְגָּמָ֑ן</w:t>
-      </w:r>
-    </w:p>
-    <w:p>
-      <w:pPr>
-        <w:bidi/>
-      </w:pPr>
-      <w:r>
-        <w:rPr>
-          <w:lang w:val="ar_AE" w:bidi="ar_AE"/>
-        </w:rPr>
-      </w:r>
-      <w:r>
-        <w:rPr>
           <w:b/>
           <w:lang w:val="ar_AE" w:bidi="ar_AE"/>
         </w:rPr>
@@ -57616,22 +53100,6 @@
       </w:r>
       <w:r>
         <w:rPr>
-          <w:lang w:val="ar_AE" w:bidi="ar_AE"/>
-        </w:rPr>
-        <w:t>מֶ֖לֶךְ אָס֥וּר בָּ⁠רְהָטִֽים</w:t>
-      </w:r>
-    </w:p>
-    <w:p>
-      <w:pPr>
-        <w:bidi/>
-      </w:pPr>
-      <w:r>
-        <w:rPr>
-          <w:lang w:val="ar_AE" w:bidi="ar_AE"/>
-        </w:rPr>
-      </w:r>
-      <w:r>
-        <w:rPr>
           <w:b/>
           <w:lang w:val="ar_AE" w:bidi="ar_AE"/>
         </w:rPr>
@@ -57777,22 +53245,6 @@
       </w:r>
       <w:r>
         <w:rPr>
-          <w:lang w:val="ar_AE" w:bidi="ar_AE"/>
-        </w:rPr>
-        <w:t>מֶ֖לֶךְ אָס֥וּר</w:t>
-      </w:r>
-    </w:p>
-    <w:p>
-      <w:pPr>
-        <w:bidi/>
-      </w:pPr>
-      <w:r>
-        <w:rPr>
-          <w:lang w:val="ar_AE" w:bidi="ar_AE"/>
-        </w:rPr>
-      </w:r>
-      <w:r>
-        <w:rPr>
           <w:b/>
           <w:lang w:val="ar_AE" w:bidi="ar_AE"/>
         </w:rPr>
@@ -57898,22 +53350,6 @@
       </w:r>
       <w:r>
         <w:rPr>
-          <w:lang w:val="ar_AE" w:bidi="ar_AE"/>
-        </w:rPr>
-        <w:t>מֶ֖לֶךְ אָס֥וּר בָּ⁠רְהָטִֽים</w:t>
-      </w:r>
-    </w:p>
-    <w:p>
-      <w:pPr>
-        <w:bidi/>
-      </w:pPr>
-      <w:r>
-        <w:rPr>
-          <w:lang w:val="ar_AE" w:bidi="ar_AE"/>
-        </w:rPr>
-      </w:r>
-      <w:r>
-        <w:rPr>
           <w:b/>
           <w:lang w:val="ar_AE" w:bidi="ar_AE"/>
         </w:rPr>
@@ -58019,22 +53455,6 @@
       </w:r>
       <w:r>
         <w:rPr>
-          <w:lang w:val="ar_AE" w:bidi="ar_AE"/>
-        </w:rPr>
-        <w:t>בָּ⁠רְהָטִֽים</w:t>
-      </w:r>
-    </w:p>
-    <w:p>
-      <w:pPr>
-        <w:bidi/>
-      </w:pPr>
-      <w:r>
-        <w:rPr>
-          <w:lang w:val="ar_AE" w:bidi="ar_AE"/>
-        </w:rPr>
-      </w:r>
-      <w:r>
-        <w:rPr>
           <w:b/>
           <w:lang w:val="ar_AE" w:bidi="ar_AE"/>
         </w:rPr>
@@ -58187,7 +53607,7 @@
         </w:rPr>
         <w:t xml:space="preserve">" في </w:t>
       </w:r>
-      <w:hyperlink r:id="rId63">
+      <w:hyperlink r:id="rId61">
         <w:r>
           <w:rPr>
             <w:lang w:val="ar_AE" w:bidi="ar_AE"/>
@@ -58513,22 +53933,6 @@
       </w:r>
       <w:r>
         <w:rPr>
-          <w:lang w:val="ar_AE" w:bidi="ar_AE"/>
-        </w:rPr>
-        <w:t>אַהֲבָ֖ה בַּ⁠תַּֽעֲנוּגִֽים</w:t>
-      </w:r>
-    </w:p>
-    <w:p>
-      <w:pPr>
-        <w:bidi/>
-      </w:pPr>
-      <w:r>
-        <w:rPr>
-          <w:lang w:val="ar_AE" w:bidi="ar_AE"/>
-        </w:rPr>
-      </w:r>
-      <w:r>
-        <w:rPr>
           <w:b/>
           <w:lang w:val="ar_AE" w:bidi="ar_AE"/>
         </w:rPr>
@@ -59136,22 +54540,6 @@
       </w:r>
       <w:r>
         <w:rPr>
-          <w:lang w:val="ar_AE" w:bidi="ar_AE"/>
-        </w:rPr>
-        <w:t>אָמַ֨רְתִּי֙ אֶעֱלֶ֣ה בְ⁠תָמָ֔ר אֹֽחֲזָ֖ה בְּ⁠סַנְסִנָּ֑י⁠ו</w:t>
-      </w:r>
-    </w:p>
-    <w:p>
-      <w:pPr>
-        <w:bidi/>
-      </w:pPr>
-      <w:r>
-        <w:rPr>
-          <w:lang w:val="ar_AE" w:bidi="ar_AE"/>
-        </w:rPr>
-      </w:r>
-      <w:r>
-        <w:rPr>
           <w:b/>
           <w:lang w:val="ar_AE" w:bidi="ar_AE"/>
         </w:rPr>
@@ -59554,22 +54942,6 @@
       </w:r>
       <w:r>
         <w:rPr>
-          <w:lang w:val="ar_AE" w:bidi="ar_AE"/>
-        </w:rPr>
-        <w:t>אֶעֱלֶ֣ה בְ⁠תָמָ֔ר אֹֽחֲזָ֖ה בְּ⁠סַנְסִנָּ֑י⁠ו</w:t>
-      </w:r>
-    </w:p>
-    <w:p>
-      <w:pPr>
-        <w:bidi/>
-      </w:pPr>
-      <w:r>
-        <w:rPr>
-          <w:lang w:val="ar_AE" w:bidi="ar_AE"/>
-        </w:rPr>
-      </w:r>
-      <w:r>
-        <w:rPr>
           <w:b/>
           <w:lang w:val="ar_AE" w:bidi="ar_AE"/>
         </w:rPr>
@@ -60033,22 +55405,6 @@
       </w:r>
       <w:r>
         <w:rPr>
-          <w:lang w:val="ar_AE" w:bidi="ar_AE"/>
-        </w:rPr>
-        <w:t>כְּ⁠אֶשְׁכְּל֣וֹת הַ⁠גֶּ֔פֶן</w:t>
-      </w:r>
-    </w:p>
-    <w:p>
-      <w:pPr>
-        <w:bidi/>
-      </w:pPr>
-      <w:r>
-        <w:rPr>
-          <w:lang w:val="ar_AE" w:bidi="ar_AE"/>
-        </w:rPr>
-      </w:r>
-      <w:r>
-        <w:rPr>
           <w:b/>
           <w:lang w:val="ar_AE" w:bidi="ar_AE"/>
         </w:rPr>
@@ -60181,22 +55537,6 @@
       </w:r>
       <w:r>
         <w:rPr>
-          <w:lang w:val="ar_AE" w:bidi="ar_AE"/>
-        </w:rPr>
-        <w:t>וְ⁠רֵ֥יחַ אַפֵּ֖⁠ךְ כַּ⁠תַּפּוּחִֽים</w:t>
-      </w:r>
-    </w:p>
-    <w:p>
-      <w:pPr>
-        <w:bidi/>
-      </w:pPr>
-      <w:r>
-        <w:rPr>
-          <w:lang w:val="ar_AE" w:bidi="ar_AE"/>
-        </w:rPr>
-      </w:r>
-      <w:r>
-        <w:rPr>
           <w:b/>
           <w:lang w:val="ar_AE" w:bidi="ar_AE"/>
         </w:rPr>
@@ -60408,22 +55748,6 @@
       </w:r>
       <w:r>
         <w:rPr>
-          <w:lang w:val="ar_AE" w:bidi="ar_AE"/>
-        </w:rPr>
-        <w:t>כַּ⁠תַּפּוּחִֽים</w:t>
-      </w:r>
-    </w:p>
-    <w:p>
-      <w:pPr>
-        <w:bidi/>
-      </w:pPr>
-      <w:r>
-        <w:rPr>
-          <w:lang w:val="ar_AE" w:bidi="ar_AE"/>
-        </w:rPr>
-      </w:r>
-      <w:r>
-        <w:rPr>
           <w:b/>
           <w:lang w:val="ar_AE" w:bidi="ar_AE"/>
         </w:rPr>
@@ -60781,22 +56105,6 @@
       </w:r>
       <w:r>
         <w:rPr>
-          <w:lang w:val="ar_AE" w:bidi="ar_AE"/>
-        </w:rPr>
-        <w:t>וְ⁠חִכֵּ֕⁠ךְ</w:t>
-      </w:r>
-    </w:p>
-    <w:p>
-      <w:pPr>
-        <w:bidi/>
-      </w:pPr>
-      <w:r>
-        <w:rPr>
-          <w:lang w:val="ar_AE" w:bidi="ar_AE"/>
-        </w:rPr>
-      </w:r>
-      <w:r>
-        <w:rPr>
           <w:b/>
           <w:lang w:val="ar_AE" w:bidi="ar_AE"/>
         </w:rPr>
@@ -60915,22 +56223,6 @@
       </w:r>
       <w:r>
         <w:rPr>
-          <w:lang w:val="ar_AE" w:bidi="ar_AE"/>
-        </w:rPr>
-        <w:t>הוֹלֵ֥ךְ לְ⁠דוֹדִ֖⁠י לְ⁠מֵישָׁרִ֑ים דּוֹבֵ֖ב שִׂפְתֵ֥י יְשֵׁנִֽים</w:t>
-      </w:r>
-    </w:p>
-    <w:p>
-      <w:pPr>
-        <w:bidi/>
-      </w:pPr>
-      <w:r>
-        <w:rPr>
-          <w:lang w:val="ar_AE" w:bidi="ar_AE"/>
-        </w:rPr>
-      </w:r>
-      <w:r>
-        <w:rPr>
           <w:b/>
           <w:lang w:val="ar_AE" w:bidi="ar_AE"/>
         </w:rPr>
@@ -61142,22 +56434,6 @@
       </w:r>
       <w:r>
         <w:rPr>
-          <w:lang w:val="ar_AE" w:bidi="ar_AE"/>
-        </w:rPr>
-        <w:t>הוֹלֵ֥ךְ לְ⁠דוֹדִ֖⁠י לְ⁠מֵישָׁרִ֑ים דּוֹבֵ֖ב שִׂפְתֵ֥י יְשֵׁנִֽים</w:t>
-      </w:r>
-    </w:p>
-    <w:p>
-      <w:pPr>
-        <w:bidi/>
-      </w:pPr>
-      <w:r>
-        <w:rPr>
-          <w:lang w:val="ar_AE" w:bidi="ar_AE"/>
-        </w:rPr>
-      </w:r>
-      <w:r>
-        <w:rPr>
           <w:b/>
           <w:lang w:val="ar_AE" w:bidi="ar_AE"/>
         </w:rPr>
@@ -61295,22 +56571,6 @@
       </w:r>
       <w:r>
         <w:rPr>
-          <w:lang w:val="ar_AE" w:bidi="ar_AE"/>
-        </w:rPr>
-        <w:t>לְ⁠מֵישָׁרִ֑ים דּוֹבֵ֖ב</w:t>
-      </w:r>
-    </w:p>
-    <w:p>
-      <w:pPr>
-        <w:bidi/>
-      </w:pPr>
-      <w:r>
-        <w:rPr>
-          <w:lang w:val="ar_AE" w:bidi="ar_AE"/>
-        </w:rPr>
-      </w:r>
-      <w:r>
-        <w:rPr>
           <w:b/>
           <w:lang w:val="ar_AE" w:bidi="ar_AE"/>
         </w:rPr>
@@ -61442,22 +56702,6 @@
       </w:r>
       <w:r>
         <w:rPr>
-          <w:lang w:val="ar_AE" w:bidi="ar_AE"/>
-        </w:rPr>
-        <w:t>שִׂפְתֵ֥י יְשֵׁנִֽים</w:t>
-      </w:r>
-    </w:p>
-    <w:p>
-      <w:pPr>
-        <w:bidi/>
-      </w:pPr>
-      <w:r>
-        <w:rPr>
-          <w:lang w:val="ar_AE" w:bidi="ar_AE"/>
-        </w:rPr>
-      </w:r>
-      <w:r>
-        <w:rPr>
           <w:b/>
           <w:lang w:val="ar_AE" w:bidi="ar_AE"/>
         </w:rPr>
@@ -61584,7 +56828,7 @@
         </w:rPr>
         <w:t xml:space="preserve">اطلع على كيفية ترجمة العبارة المطابقة في </w:t>
       </w:r>
-      <w:hyperlink r:id="rId68">
+      <w:hyperlink r:id="rId66">
         <w:r>
           <w:rPr>
             <w:lang w:val="ar_AE" w:bidi="ar_AE"/>
@@ -61770,22 +57014,6 @@
       </w:r>
       <w:r>
         <w:rPr>
-          <w:lang w:val="ar_AE" w:bidi="ar_AE"/>
-        </w:rPr>
-        <w:t>לְכָ֤⁠ה דוֹדִ⁠י֙</w:t>
-      </w:r>
-    </w:p>
-    <w:p>
-      <w:pPr>
-        <w:bidi/>
-      </w:pPr>
-      <w:r>
-        <w:rPr>
-          <w:lang w:val="ar_AE" w:bidi="ar_AE"/>
-        </w:rPr>
-      </w:r>
-      <w:r>
-        <w:rPr>
           <w:b/>
           <w:lang w:val="ar_AE" w:bidi="ar_AE"/>
         </w:rPr>
@@ -61892,22 +57120,6 @@
       </w:r>
       <w:r>
         <w:rPr>
-          <w:lang w:val="ar_AE" w:bidi="ar_AE"/>
-        </w:rPr>
-        <w:t>נָלִ֖ינָה בַּ⁠כְּפָרִֽים</w:t>
-      </w:r>
-    </w:p>
-    <w:p>
-      <w:pPr>
-        <w:bidi/>
-      </w:pPr>
-      <w:r>
-        <w:rPr>
-          <w:lang w:val="ar_AE" w:bidi="ar_AE"/>
-        </w:rPr>
-      </w:r>
-      <w:r>
-        <w:rPr>
           <w:b/>
           <w:lang w:val="ar_AE" w:bidi="ar_AE"/>
         </w:rPr>
@@ -61992,22 +57204,6 @@
       </w:r>
       <w:r>
         <w:rPr>
-          <w:lang w:val="ar_AE" w:bidi="ar_AE"/>
-        </w:rPr>
-        <w:t>בַּ⁠כְּפָרִֽים</w:t>
-      </w:r>
-    </w:p>
-    <w:p>
-      <w:pPr>
-        <w:bidi/>
-      </w:pPr>
-      <w:r>
-        <w:rPr>
-          <w:lang w:val="ar_AE" w:bidi="ar_AE"/>
-        </w:rPr>
-      </w:r>
-      <w:r>
-        <w:rPr>
           <w:b/>
           <w:lang w:val="ar_AE" w:bidi="ar_AE"/>
         </w:rPr>
@@ -62081,7 +57277,7 @@
         </w:rPr>
         <w:t xml:space="preserve">" في </w:t>
       </w:r>
-      <w:hyperlink r:id="rId50">
+      <w:hyperlink r:id="rId48">
         <w:r>
           <w:rPr>
             <w:lang w:val="ar_AE" w:bidi="ar_AE"/>
@@ -62170,22 +57366,6 @@
       </w:r>
       <w:r>
         <w:rPr>
-          <w:lang w:val="ar_AE" w:bidi="ar_AE"/>
-        </w:rPr>
-        <w:t>נַשְׁכִּ֨ימָה֙</w:t>
-      </w:r>
-    </w:p>
-    <w:p>
-      <w:pPr>
-        <w:bidi/>
-      </w:pPr>
-      <w:r>
-        <w:rPr>
-          <w:lang w:val="ar_AE" w:bidi="ar_AE"/>
-        </w:rPr>
-      </w:r>
-      <w:r>
-        <w:rPr>
           <w:b/>
           <w:lang w:val="ar_AE" w:bidi="ar_AE"/>
         </w:rPr>
@@ -62436,7 +57616,7 @@
         </w:rPr>
         <w:t xml:space="preserve">" في </w:t>
       </w:r>
-      <w:hyperlink r:id="rId69">
+      <w:hyperlink r:id="rId67">
         <w:r>
           <w:rPr>
             <w:lang w:val="ar_AE" w:bidi="ar_AE"/>
@@ -62503,22 +57683,6 @@
       </w:r>
       <w:r>
         <w:rPr>
-          <w:lang w:val="ar_AE" w:bidi="ar_AE"/>
-        </w:rPr>
-        <w:t>פָּֽרְחָ֤ה הַ⁠גֶּ֨פֶן֙</w:t>
-      </w:r>
-    </w:p>
-    <w:p>
-      <w:pPr>
-        <w:bidi/>
-      </w:pPr>
-      <w:r>
-        <w:rPr>
-          <w:lang w:val="ar_AE" w:bidi="ar_AE"/>
-        </w:rPr>
-      </w:r>
-      <w:r>
-        <w:rPr>
           <w:b/>
           <w:lang w:val="ar_AE" w:bidi="ar_AE"/>
         </w:rPr>
@@ -62566,7 +57730,7 @@
         </w:rPr>
         <w:t xml:space="preserve">" في </w:t>
       </w:r>
-      <w:hyperlink r:id="rId69">
+      <w:hyperlink r:id="rId67">
         <w:r>
           <w:rPr>
             <w:lang w:val="ar_AE" w:bidi="ar_AE"/>
@@ -63029,22 +58193,6 @@
       </w:r>
       <w:r>
         <w:rPr>
-          <w:lang w:val="ar_AE" w:bidi="ar_AE"/>
-        </w:rPr>
-        <w:t>וְ⁠עַל־פְּתָחֵ֨י⁠נוּ֙ כָּל־מְגָדִ֔ים</w:t>
-      </w:r>
-    </w:p>
-    <w:p>
-      <w:pPr>
-        <w:bidi/>
-      </w:pPr>
-      <w:r>
-        <w:rPr>
-          <w:lang w:val="ar_AE" w:bidi="ar_AE"/>
-        </w:rPr>
-      </w:r>
-      <w:r>
-        <w:rPr>
           <w:b/>
           <w:lang w:val="ar_AE" w:bidi="ar_AE"/>
         </w:rPr>
@@ -63234,22 +58382,6 @@
       </w:r>
       <w:r>
         <w:rPr>
-          <w:lang w:val="ar_AE" w:bidi="ar_AE"/>
-        </w:rPr>
-        <w:t>דּוֹדִ֖⁠י צָפַ֥נְתִּי לָֽ⁠ךְ</w:t>
-      </w:r>
-    </w:p>
-    <w:p>
-      <w:pPr>
-        <w:bidi/>
-      </w:pPr>
-      <w:r>
-        <w:rPr>
-          <w:lang w:val="ar_AE" w:bidi="ar_AE"/>
-        </w:rPr>
-      </w:r>
-      <w:r>
-        <w:rPr>
           <w:b/>
           <w:lang w:val="ar_AE" w:bidi="ar_AE"/>
         </w:rPr>
@@ -63386,7 +58518,7 @@
         </w:rPr>
         <w:t xml:space="preserve">معنى </w:t>
       </w:r>
-      <w:hyperlink r:id="rId70">
+      <w:hyperlink r:id="rId68">
         <w:r>
           <w:rPr>
             <w:lang w:val="ar_AE" w:bidi="ar_AE"/>
@@ -63414,7 +58546,7 @@
         </w:rPr>
         <w:t xml:space="preserve">المعاني الثلاثة المحتملة لـ </w:t>
       </w:r>
-      <w:hyperlink r:id="rId70">
+      <w:hyperlink r:id="rId68">
         <w:r>
           <w:rPr>
             <w:lang w:val="ar_AE" w:bidi="ar_AE"/>
@@ -63432,7 +58564,7 @@
         </w:rPr>
         <w:t xml:space="preserve"> هي: (1) أن المرأة تتحدث عن نفسها ككرم وتقول إن كرمها ملك لها وحدها، وتقارن نفسها بكرم سليمان (الذي تم مناقشته في </w:t>
       </w:r>
-      <w:hyperlink r:id="rId71">
+      <w:hyperlink r:id="rId69">
         <w:r>
           <w:rPr>
             <w:lang w:val="ar_AE" w:bidi="ar_AE"/>
@@ -63450,7 +58582,7 @@
         </w:rPr>
         <w:t xml:space="preserve">)، وتقول إن سليمان يمكنه الاحتفاظ بمكسبه من كرمه، وحراس (نواطير) كرمه يمكنهم الاحتفاظ بنصيبهم من المكسب من ذلك الكرم. وهذا هو تفسير ترجمة UST الإنجليزية. (2) أن المرأة تتحدث عن نفسها ككرم وتقول إن كرمها ملك لها وحدها، ولكن الرجل الذي تحبه وتدعوه سليمان يمكنه أن يحصل بحرية على الكرم (عليها هي) لأنها تختار أن تعطي نفسها بحرية له. (3) أن الرجل يتحدث عن المرأة التي يحبها ككرم ويقول إن كرمه (المرأة التي يحبها) ملك له وحده، ويقارن كرمه (المرأة التي يحبها) بكرم سليمان (الذي تم مناقشته في </w:t>
       </w:r>
-      <w:hyperlink r:id="rId71">
+      <w:hyperlink r:id="rId69">
         <w:r>
           <w:rPr>
             <w:lang w:val="ar_AE" w:bidi="ar_AE"/>
@@ -63517,22 +58649,6 @@
       </w:r>
       <w:r>
         <w:rPr>
-          <w:lang w:val="ar_AE" w:bidi="ar_AE"/>
-        </w:rPr>
-        <w:t>מִ֤י יִתֶּנְ⁠ךָ֙ כְּ⁠אָ֣ח לִ֔⁠י יוֹנֵ֖ק שְׁדֵ֣י אִמִּ֑⁠י</w:t>
-      </w:r>
-    </w:p>
-    <w:p>
-      <w:pPr>
-        <w:bidi/>
-      </w:pPr>
-      <w:r>
-        <w:rPr>
-          <w:lang w:val="ar_AE" w:bidi="ar_AE"/>
-        </w:rPr>
-      </w:r>
-      <w:r>
-        <w:rPr>
           <w:b/>
           <w:lang w:val="ar_AE" w:bidi="ar_AE"/>
         </w:rPr>
@@ -63797,22 +58913,6 @@
       </w:r>
       <w:r>
         <w:rPr>
-          <w:lang w:val="ar_AE" w:bidi="ar_AE"/>
-        </w:rPr>
-        <w:t>מִ֤י יִתֶּנְ⁠ךָ֙ כְּ⁠אָ֣ח לִ֔⁠י יוֹנֵ֖ק שְׁדֵ֣י אִמִּ֑⁠י</w:t>
-      </w:r>
-    </w:p>
-    <w:p>
-      <w:pPr>
-        <w:bidi/>
-      </w:pPr>
-      <w:r>
-        <w:rPr>
-          <w:lang w:val="ar_AE" w:bidi="ar_AE"/>
-        </w:rPr>
-      </w:r>
-      <w:r>
-        <w:rPr>
           <w:b/>
           <w:lang w:val="ar_AE" w:bidi="ar_AE"/>
         </w:rPr>
@@ -63945,22 +59045,6 @@
       </w:r>
       <w:r>
         <w:rPr>
-          <w:lang w:val="ar_AE" w:bidi="ar_AE"/>
-        </w:rPr>
-        <w:t>גַּ֖ם</w:t>
-      </w:r>
-    </w:p>
-    <w:p>
-      <w:pPr>
-        <w:bidi/>
-      </w:pPr>
-      <w:r>
-        <w:rPr>
-          <w:lang w:val="ar_AE" w:bidi="ar_AE"/>
-        </w:rPr>
-      </w:r>
-      <w:r>
-        <w:rPr>
           <w:b/>
           <w:lang w:val="ar_AE" w:bidi="ar_AE"/>
         </w:rPr>
@@ -64079,22 +59163,6 @@
       </w:r>
       <w:r>
         <w:rPr>
-          <w:lang w:val="ar_AE" w:bidi="ar_AE"/>
-        </w:rPr>
-        <w:t>לֹא־יָב֥וּזוּ לִֽ⁠י</w:t>
-      </w:r>
-    </w:p>
-    <w:p>
-      <w:pPr>
-        <w:bidi/>
-      </w:pPr>
-      <w:r>
-        <w:rPr>
-          <w:lang w:val="ar_AE" w:bidi="ar_AE"/>
-        </w:rPr>
-      </w:r>
-      <w:r>
-        <w:rPr>
           <w:b/>
           <w:lang w:val="ar_AE" w:bidi="ar_AE"/>
         </w:rPr>
@@ -64214,22 +59282,6 @@
       </w:r>
       <w:r>
         <w:rPr>
-          <w:lang w:val="ar_AE" w:bidi="ar_AE"/>
-        </w:rPr>
-        <w:t>אֶֽמְצָאֲ⁠ךָ֤ בַ⁠חוּץ֙ אֶשָׁ֣קְ⁠ךָ֔ גַּ֖ם לֹא־יָב֥וּזוּ לִֽ⁠י׃ אֶנְהָֽגֲ⁠ךָ֗ אֲבִֽיאֲ⁠ךָ֛ אֶל־בֵּ֥ית אִמִּ֖⁠י תְּלַמְּדֵ֑⁠נִי אַשְׁקְ⁠ךָ֙ מִ⁠יַּ֣יִן הָ⁠רֶ֔קַח מֵ⁠עֲסִ֖יס רִמֹּנִֽ⁠י</w:t>
-      </w:r>
-    </w:p>
-    <w:p>
-      <w:pPr>
-        <w:bidi/>
-      </w:pPr>
-      <w:r>
-        <w:rPr>
-          <w:lang w:val="ar_AE" w:bidi="ar_AE"/>
-        </w:rPr>
-      </w:r>
-      <w:r>
-        <w:rPr>
           <w:b/>
           <w:lang w:val="ar_AE" w:bidi="ar_AE"/>
         </w:rPr>
@@ -64362,22 +59414,6 @@
       </w:r>
       <w:r>
         <w:rPr>
-          <w:lang w:val="ar_AE" w:bidi="ar_AE"/>
-        </w:rPr>
-        <w:t>אֲבִֽיאֲ⁠ךָ֛ אֶל־בֵּ֥ית אִמִּ֖⁠י</w:t>
-      </w:r>
-    </w:p>
-    <w:p>
-      <w:pPr>
-        <w:bidi/>
-      </w:pPr>
-      <w:r>
-        <w:rPr>
-          <w:lang w:val="ar_AE" w:bidi="ar_AE"/>
-        </w:rPr>
-      </w:r>
-      <w:r>
-        <w:rPr>
           <w:b/>
           <w:lang w:val="ar_AE" w:bidi="ar_AE"/>
         </w:rPr>
@@ -64432,7 +59468,7 @@
         </w:rPr>
         <w:t xml:space="preserve"> في </w:t>
       </w:r>
-      <w:hyperlink r:id="rId32">
+      <w:hyperlink r:id="rId30">
         <w:r>
           <w:rPr>
             <w:lang w:val="ar_AE" w:bidi="ar_AE"/>
@@ -64521,22 +59557,6 @@
       </w:r>
       <w:r>
         <w:rPr>
-          <w:lang w:val="ar_AE" w:bidi="ar_AE"/>
-        </w:rPr>
-        <w:t>אֲבִֽיאֲ⁠ךָ֛ אֶל־בֵּ֥ית אִמִּ֖⁠י תְּלַמְּדֵ֑⁠נִי</w:t>
-      </w:r>
-    </w:p>
-    <w:p>
-      <w:pPr>
-        <w:bidi/>
-      </w:pPr>
-      <w:r>
-        <w:rPr>
-          <w:lang w:val="ar_AE" w:bidi="ar_AE"/>
-        </w:rPr>
-      </w:r>
-      <w:r>
-        <w:rPr>
           <w:b/>
           <w:lang w:val="ar_AE" w:bidi="ar_AE"/>
         </w:rPr>
@@ -64607,22 +59627,6 @@
       </w:r>
       <w:r>
         <w:rPr>
-          <w:lang w:val="ar_AE" w:bidi="ar_AE"/>
-        </w:rPr>
-        <w:t>אַשְׁקְ⁠ךָ֙ מִ⁠יַּ֣יִן הָ⁠רֶ֔קַח</w:t>
-      </w:r>
-    </w:p>
-    <w:p>
-      <w:pPr>
-        <w:bidi/>
-      </w:pPr>
-      <w:r>
-        <w:rPr>
-          <w:lang w:val="ar_AE" w:bidi="ar_AE"/>
-        </w:rPr>
-      </w:r>
-      <w:r>
-        <w:rPr>
           <w:b/>
           <w:lang w:val="ar_AE" w:bidi="ar_AE"/>
         </w:rPr>
@@ -64789,7 +59793,7 @@
         </w:rPr>
         <w:t xml:space="preserve">" في </w:t>
       </w:r>
-      <w:hyperlink r:id="rId72">
+      <w:hyperlink r:id="rId70">
         <w:r>
           <w:rPr>
             <w:lang w:val="ar_AE" w:bidi="ar_AE"/>
@@ -64878,22 +59882,6 @@
       </w:r>
       <w:r>
         <w:rPr>
-          <w:lang w:val="ar_AE" w:bidi="ar_AE"/>
-        </w:rPr>
-        <w:t>אַשְׁקְ⁠ךָ֙ מִ⁠יַּ֣יִן הָ⁠רֶ֔קַח מֵ⁠עֲסִ֖יס רִמֹּנִֽ⁠י</w:t>
-      </w:r>
-    </w:p>
-    <w:p>
-      <w:pPr>
-        <w:bidi/>
-      </w:pPr>
-      <w:r>
-        <w:rPr>
-          <w:lang w:val="ar_AE" w:bidi="ar_AE"/>
-        </w:rPr>
-      </w:r>
-      <w:r>
-        <w:rPr>
           <w:b/>
           <w:lang w:val="ar_AE" w:bidi="ar_AE"/>
         </w:rPr>
@@ -65033,22 +60021,6 @@
       </w:r>
       <w:r>
         <w:rPr>
-          <w:lang w:val="ar_AE" w:bidi="ar_AE"/>
-        </w:rPr>
-        <w:t>מֵ⁠עֲסִ֖יס רִמֹּנִֽ⁠י</w:t>
-      </w:r>
-    </w:p>
-    <w:p>
-      <w:pPr>
-        <w:bidi/>
-      </w:pPr>
-      <w:r>
-        <w:rPr>
-          <w:lang w:val="ar_AE" w:bidi="ar_AE"/>
-        </w:rPr>
-      </w:r>
-      <w:r>
-        <w:rPr>
           <w:b/>
           <w:lang w:val="ar_AE" w:bidi="ar_AE"/>
         </w:rPr>
@@ -65203,7 +60175,7 @@
         </w:rPr>
         <w:t xml:space="preserve">تتطابق هذه الآية مع </w:t>
       </w:r>
-      <w:hyperlink r:id="rId73">
+      <w:hyperlink r:id="rId71">
         <w:r>
           <w:rPr>
             <w:lang w:val="ar_AE" w:bidi="ar_AE"/>
@@ -65221,7 +60193,7 @@
         </w:rPr>
         <w:t xml:space="preserve">. قم بترجمة هذه الآية بنفس الطريقة التي تمت بها ترجمة </w:t>
       </w:r>
-      <w:hyperlink r:id="rId73">
+      <w:hyperlink r:id="rId71">
         <w:r>
           <w:rPr>
             <w:lang w:val="ar_AE" w:bidi="ar_AE"/>
@@ -65357,7 +60329,7 @@
         </w:rPr>
         <w:t xml:space="preserve">"، فإن هذه الآية تكاد تكون مطابقة لما ورد في </w:t>
       </w:r>
-      <w:hyperlink r:id="rId28">
+      <w:hyperlink r:id="rId26">
         <w:r>
           <w:rPr>
             <w:lang w:val="ar_AE" w:bidi="ar_AE"/>
@@ -65375,7 +60347,7 @@
         </w:rPr>
         <w:t xml:space="preserve">. عليك ترجمة هذه الآية بطريقة مشابهة لترجمتك لـ </w:t>
       </w:r>
-      <w:hyperlink r:id="rId28">
+      <w:hyperlink r:id="rId26">
         <w:r>
           <w:rPr>
             <w:lang w:val="ar_AE" w:bidi="ar_AE"/>
@@ -65464,22 +60436,6 @@
       </w:r>
       <w:r>
         <w:rPr>
-          <w:lang w:val="ar_AE" w:bidi="ar_AE"/>
-        </w:rPr>
-        <w:t>מִ֣י זֹ֗את עֹלָה֙ מִן־הַ⁠מִּדְבָּ֔ר מִתְרַפֶּ֖קֶת עַל־דּוֹדָ֑⁠הּ</w:t>
-      </w:r>
-    </w:p>
-    <w:p>
-      <w:pPr>
-        <w:bidi/>
-      </w:pPr>
-      <w:r>
-        <w:rPr>
-          <w:lang w:val="ar_AE" w:bidi="ar_AE"/>
-        </w:rPr>
-      </w:r>
-      <w:r>
-        <w:rPr>
           <w:b/>
           <w:lang w:val="ar_AE" w:bidi="ar_AE"/>
         </w:rPr>
@@ -65824,22 +60780,6 @@
       </w:r>
       <w:r>
         <w:rPr>
-          <w:lang w:val="ar_AE" w:bidi="ar_AE"/>
-        </w:rPr>
-        <w:t>עֹלָה֙</w:t>
-      </w:r>
-    </w:p>
-    <w:p>
-      <w:pPr>
-        <w:bidi/>
-      </w:pPr>
-      <w:r>
-        <w:rPr>
-          <w:lang w:val="ar_AE" w:bidi="ar_AE"/>
-        </w:rPr>
-      </w:r>
-      <w:r>
-        <w:rPr>
           <w:b/>
           <w:lang w:val="ar_AE" w:bidi="ar_AE"/>
         </w:rPr>
@@ -66006,7 +60946,7 @@
         </w:rPr>
         <w:t xml:space="preserve"> في </w:t>
       </w:r>
-      <w:hyperlink r:id="rId26">
+      <w:hyperlink r:id="rId24">
         <w:r>
           <w:rPr>
             <w:lang w:val="ar_AE" w:bidi="ar_AE"/>
@@ -66095,22 +61035,6 @@
       </w:r>
       <w:r>
         <w:rPr>
-          <w:lang w:val="ar_AE" w:bidi="ar_AE"/>
-        </w:rPr>
-        <w:t>חִבְּלַ֣תְ⁠ךָ</w:t>
-      </w:r>
-    </w:p>
-    <w:p>
-      <w:pPr>
-        <w:bidi/>
-      </w:pPr>
-      <w:r>
-        <w:rPr>
-          <w:lang w:val="ar_AE" w:bidi="ar_AE"/>
-        </w:rPr>
-      </w:r>
-      <w:r>
-        <w:rPr>
           <w:b/>
           <w:lang w:val="ar_AE" w:bidi="ar_AE"/>
         </w:rPr>
@@ -66208,22 +61132,6 @@
       </w:r>
       <w:r>
         <w:rPr>
-          <w:lang w:val="ar_AE" w:bidi="ar_AE"/>
-        </w:rPr>
-        <w:t>תַּ֤חַת הַ⁠תַּפּ֨וּחַ֙ עֽוֹרַרְתִּ֔י⁠ךָ שָׁ֚מָּ⁠ה חִבְּלַ֣תְ⁠ךָ אִמֶּ֔⁠ךָ שָׁ֖מָּ⁠ה חִבְּלָ֥ה יְלָדַֽתְ⁠ךָ׃ שִׂימֵ֨⁠נִי כַֽ⁠חוֹתָ֜ם עַל־לִבֶּ֗⁠ךָ כַּֽ⁠חוֹתָם֙ עַל־זְרוֹעֶ֔⁠ךָ כִּֽי־עַזָּ֤ה כַ⁠מָּ֨וֶת֙ אַהֲבָ֔ה קָשָׁ֥ה כִ⁠שְׁא֖וֹל קִנְאָ֑ה רְשָׁפֶ֕י⁠הָ רִשְׁפֵּ֕י אֵ֖שׁ שַׁלְהֶ֥בֶתְ יָֽה׃ מַ֣יִם רַבִּ֗ים לֹ֤א יֽוּכְלוּ֙ לְ⁠כַבּ֣וֹת אֶת־הָֽ⁠אַהֲבָ֔ה וּ⁠נְהָר֖וֹת לֹ֣א יִשְׁטְפ֑וּ⁠הָ אִם־יִתֵּ֨ן אִ֜ישׁ אֶת־כָּל־ה֤וֹן בֵּית⁠וֹ֙ בָּ⁠אַהֲבָ֔ה בּ֖וֹז יָב֥וּזוּ לֽ⁠וֹ</w:t>
-      </w:r>
-    </w:p>
-    <w:p>
-      <w:pPr>
-        <w:bidi/>
-      </w:pPr>
-      <w:r>
-        <w:rPr>
-          <w:lang w:val="ar_AE" w:bidi="ar_AE"/>
-        </w:rPr>
-      </w:r>
-      <w:r>
-        <w:rPr>
           <w:b/>
           <w:lang w:val="ar_AE" w:bidi="ar_AE"/>
         </w:rPr>
@@ -66554,22 +61462,6 @@
       </w:r>
       <w:r>
         <w:rPr>
-          <w:lang w:val="ar_AE" w:bidi="ar_AE"/>
-        </w:rPr>
-        <w:t>כַּֽ⁠חוֹתָם֙ עַל־זְרוֹעֶ֔⁠ךָ</w:t>
-      </w:r>
-    </w:p>
-    <w:p>
-      <w:pPr>
-        <w:bidi/>
-      </w:pPr>
-      <w:r>
-        <w:rPr>
-          <w:lang w:val="ar_AE" w:bidi="ar_AE"/>
-        </w:rPr>
-      </w:r>
-      <w:r>
-        <w:rPr>
           <w:b/>
           <w:lang w:val="ar_AE" w:bidi="ar_AE"/>
         </w:rPr>
@@ -66702,22 +61594,6 @@
       </w:r>
       <w:r>
         <w:rPr>
-          <w:lang w:val="ar_AE" w:bidi="ar_AE"/>
-        </w:rPr>
-        <w:t>כַּֽ⁠חוֹתָם֙ עַל־זְרוֹעֶ֔⁠ךָ</w:t>
-      </w:r>
-    </w:p>
-    <w:p>
-      <w:pPr>
-        <w:bidi/>
-      </w:pPr>
-      <w:r>
-        <w:rPr>
-          <w:lang w:val="ar_AE" w:bidi="ar_AE"/>
-        </w:rPr>
-      </w:r>
-      <w:r>
-        <w:rPr>
           <w:b/>
           <w:lang w:val="ar_AE" w:bidi="ar_AE"/>
         </w:rPr>
@@ -67119,22 +61995,6 @@
       </w:r>
       <w:r>
         <w:rPr>
-          <w:lang w:val="ar_AE" w:bidi="ar_AE"/>
-        </w:rPr>
-        <w:t>קָשָׁ֥ה כִ⁠שְׁא֖וֹל קִנְאָ֑ה</w:t>
-      </w:r>
-    </w:p>
-    <w:p>
-      <w:pPr>
-        <w:bidi/>
-      </w:pPr>
-      <w:r>
-        <w:rPr>
-          <w:lang w:val="ar_AE" w:bidi="ar_AE"/>
-        </w:rPr>
-      </w:r>
-      <w:r>
-        <w:rPr>
           <w:b/>
           <w:lang w:val="ar_AE" w:bidi="ar_AE"/>
         </w:rPr>
@@ -67359,22 +62219,6 @@
       </w:r>
       <w:r>
         <w:rPr>
-          <w:lang w:val="ar_AE" w:bidi="ar_AE"/>
-        </w:rPr>
-        <w:t>כִ⁠שְׁא֖וֹל</w:t>
-      </w:r>
-    </w:p>
-    <w:p>
-      <w:pPr>
-        <w:bidi/>
-      </w:pPr>
-      <w:r>
-        <w:rPr>
-          <w:lang w:val="ar_AE" w:bidi="ar_AE"/>
-        </w:rPr>
-      </w:r>
-      <w:r>
-        <w:rPr>
           <w:b/>
           <w:lang w:val="ar_AE" w:bidi="ar_AE"/>
         </w:rPr>
@@ -67520,22 +62364,6 @@
       </w:r>
       <w:r>
         <w:rPr>
-          <w:lang w:val="ar_AE" w:bidi="ar_AE"/>
-        </w:rPr>
-        <w:t>רְשָׁפֶ֕י⁠הָ רִשְׁפֵּ֕י אֵ֖שׁ שַׁלְהֶ֥בֶתְ יָֽה</w:t>
-      </w:r>
-    </w:p>
-    <w:p>
-      <w:pPr>
-        <w:bidi/>
-      </w:pPr>
-      <w:r>
-        <w:rPr>
-          <w:lang w:val="ar_AE" w:bidi="ar_AE"/>
-        </w:rPr>
-      </w:r>
-      <w:r>
-        <w:rPr>
           <w:b/>
           <w:lang w:val="ar_AE" w:bidi="ar_AE"/>
         </w:rPr>
@@ -67800,22 +62628,6 @@
       </w:r>
       <w:r>
         <w:rPr>
-          <w:lang w:val="ar_AE" w:bidi="ar_AE"/>
-        </w:rPr>
-        <w:t>מַ֣יִם רַבִּ֗ים לֹ֤א יֽוּכְלוּ֙ לְ⁠כַבּ֣וֹת אֶת־הָֽ⁠אַהֲבָ֔ה וּ⁠נְהָר֖וֹת לֹ֣א יִשְׁטְפ֑וּ⁠הָ</w:t>
-      </w:r>
-    </w:p>
-    <w:p>
-      <w:pPr>
-        <w:bidi/>
-      </w:pPr>
-      <w:r>
-        <w:rPr>
-          <w:lang w:val="ar_AE" w:bidi="ar_AE"/>
-        </w:rPr>
-      </w:r>
-      <w:r>
-        <w:rPr>
           <w:b/>
           <w:lang w:val="ar_AE" w:bidi="ar_AE"/>
         </w:rPr>
@@ -67974,22 +62786,6 @@
       </w:r>
       <w:r>
         <w:rPr>
-          <w:lang w:val="ar_AE" w:bidi="ar_AE"/>
-        </w:rPr>
-        <w:t>מַ֣יִם רַבִּ֗ים לֹ֤א יֽוּכְלוּ֙ לְ⁠כַבּ֣וֹת אֶת־הָֽ⁠אַהֲבָ֔ה וּ⁠נְהָר֖וֹת לֹ֣א יִשְׁטְפ֑וּ⁠הָ</w:t>
-      </w:r>
-    </w:p>
-    <w:p>
-      <w:pPr>
-        <w:bidi/>
-      </w:pPr>
-      <w:r>
-        <w:rPr>
-          <w:lang w:val="ar_AE" w:bidi="ar_AE"/>
-        </w:rPr>
-      </w:r>
-      <w:r>
-        <w:rPr>
           <w:b/>
           <w:lang w:val="ar_AE" w:bidi="ar_AE"/>
         </w:rPr>
@@ -68179,22 +62975,6 @@
       </w:r>
       <w:r>
         <w:rPr>
-          <w:lang w:val="ar_AE" w:bidi="ar_AE"/>
-        </w:rPr>
-        <w:t>אִם־יִתֵּ֨ן אִ֜ישׁ אֶת־כָּל־ה֤וֹן בֵּית⁠וֹ֙ בָּ⁠אַהֲבָ֔ה בּ֖וֹז יָב֥וּזוּ לֽ⁠וֹ</w:t>
-      </w:r>
-    </w:p>
-    <w:p>
-      <w:pPr>
-        <w:bidi/>
-      </w:pPr>
-      <w:r>
-        <w:rPr>
-          <w:lang w:val="ar_AE" w:bidi="ar_AE"/>
-        </w:rPr>
-      </w:r>
-      <w:r>
-        <w:rPr>
           <w:b/>
           <w:lang w:val="ar_AE" w:bidi="ar_AE"/>
         </w:rPr>
@@ -68301,22 +63081,6 @@
       </w:r>
       <w:r>
         <w:rPr>
-          <w:lang w:val="ar_AE" w:bidi="ar_AE"/>
-        </w:rPr>
-        <w:t>בָּ⁠אַהֲבָ֔ה</w:t>
-      </w:r>
-    </w:p>
-    <w:p>
-      <w:pPr>
-        <w:bidi/>
-      </w:pPr>
-      <w:r>
-        <w:rPr>
-          <w:lang w:val="ar_AE" w:bidi="ar_AE"/>
-        </w:rPr>
-      </w:r>
-      <w:r>
-        <w:rPr>
           <w:b/>
           <w:lang w:val="ar_AE" w:bidi="ar_AE"/>
         </w:rPr>
@@ -68401,22 +63165,6 @@
       </w:r>
       <w:r>
         <w:rPr>
-          <w:lang w:val="ar_AE" w:bidi="ar_AE"/>
-        </w:rPr>
-        <w:t>לֽ⁠וֹ</w:t>
-      </w:r>
-    </w:p>
-    <w:p>
-      <w:pPr>
-        <w:bidi/>
-      </w:pPr>
-      <w:r>
-        <w:rPr>
-          <w:lang w:val="ar_AE" w:bidi="ar_AE"/>
-        </w:rPr>
-      </w:r>
-      <w:r>
-        <w:rPr>
           <w:b/>
           <w:lang w:val="ar_AE" w:bidi="ar_AE"/>
         </w:rPr>
@@ -68569,22 +63317,6 @@
       </w:r>
       <w:r>
         <w:rPr>
-          <w:lang w:val="ar_AE" w:bidi="ar_AE"/>
-        </w:rPr>
-        <w:t>קְטַנָּ֔ה</w:t>
-      </w:r>
-    </w:p>
-    <w:p>
-      <w:pPr>
-        <w:bidi/>
-      </w:pPr>
-      <w:r>
-        <w:rPr>
-          <w:lang w:val="ar_AE" w:bidi="ar_AE"/>
-        </w:rPr>
-      </w:r>
-      <w:r>
-        <w:rPr>
           <w:b/>
           <w:lang w:val="ar_AE" w:bidi="ar_AE"/>
         </w:rPr>
@@ -68704,22 +63436,6 @@
       </w:r>
       <w:r>
         <w:rPr>
-          <w:lang w:val="ar_AE" w:bidi="ar_AE"/>
-        </w:rPr>
-        <w:t>וְ⁠שָׁדַ֖יִם אֵ֣ין לָ֑⁠הּ</w:t>
-      </w:r>
-    </w:p>
-    <w:p>
-      <w:pPr>
-        <w:bidi/>
-      </w:pPr>
-      <w:r>
-        <w:rPr>
-          <w:lang w:val="ar_AE" w:bidi="ar_AE"/>
-        </w:rPr>
-      </w:r>
-      <w:r>
-        <w:rPr>
           <w:b/>
           <w:lang w:val="ar_AE" w:bidi="ar_AE"/>
         </w:rPr>
@@ -69077,22 +63793,6 @@
       </w:r>
       <w:r>
         <w:rPr>
-          <w:lang w:val="ar_AE" w:bidi="ar_AE"/>
-        </w:rPr>
-        <w:t>שֶׁ⁠יְּדֻבַּר־בָּֽ⁠הּ</w:t>
-      </w:r>
-    </w:p>
-    <w:p>
-      <w:pPr>
-        <w:bidi/>
-      </w:pPr>
-      <w:r>
-        <w:rPr>
-          <w:lang w:val="ar_AE" w:bidi="ar_AE"/>
-        </w:rPr>
-      </w:r>
-      <w:r>
-        <w:rPr>
           <w:b/>
           <w:lang w:val="ar_AE" w:bidi="ar_AE"/>
         </w:rPr>
@@ -69332,22 +64032,6 @@
         <w:rPr>
           <w:lang w:val="ar_AE" w:bidi="ar_AE"/>
         </w:rPr>
-      </w:r>
-    </w:p>
-    <w:p>
-      <w:pPr>
-        <w:bidi/>
-      </w:pPr>
-      <w:r>
-        <w:rPr>
-          <w:lang w:val="ar_AE" w:bidi="ar_AE"/>
-        </w:rPr>
-      </w:r>
-      <w:r>
-        <w:rPr>
-          <w:lang w:val="ar_AE" w:bidi="ar_AE"/>
-        </w:rPr>
-        <w:t>וְ⁠אִם־דֶּ֣לֶת הִ֔יא נָצ֥וּר עָלֶ֖י⁠הָ ל֥וּחַ אָֽרֶז</w:t>
       </w:r>
     </w:p>
     <w:p>
@@ -69684,22 +64368,6 @@
       </w:r>
       <w:r>
         <w:rPr>
-          <w:lang w:val="ar_AE" w:bidi="ar_AE"/>
-        </w:rPr>
-        <w:t>אֲנִ֣י חוֹמָ֔ה וְ⁠שָׁדַ֖⁠י כַּ⁠מִּגְדָּל֑וֹת אָ֛ז הָיִ֥יתִי בְ⁠עֵינָ֖י⁠ו כְּ⁠מוֹצְאֵ֥ת שָׁלֽוֹם</w:t>
-      </w:r>
-    </w:p>
-    <w:p>
-      <w:pPr>
-        <w:bidi/>
-      </w:pPr>
-      <w:r>
-        <w:rPr>
-          <w:lang w:val="ar_AE" w:bidi="ar_AE"/>
-        </w:rPr>
-      </w:r>
-      <w:r>
-        <w:rPr>
           <w:b/>
           <w:lang w:val="ar_AE" w:bidi="ar_AE"/>
         </w:rPr>
@@ -69806,22 +64474,6 @@
       </w:r>
       <w:r>
         <w:rPr>
-          <w:lang w:val="ar_AE" w:bidi="ar_AE"/>
-        </w:rPr>
-        <w:t>אֲנִ֣י חוֹמָ֔ה</w:t>
-      </w:r>
-    </w:p>
-    <w:p>
-      <w:pPr>
-        <w:bidi/>
-      </w:pPr>
-      <w:r>
-        <w:rPr>
-          <w:lang w:val="ar_AE" w:bidi="ar_AE"/>
-        </w:rPr>
-      </w:r>
-      <w:r>
-        <w:rPr>
           <w:b/>
           <w:lang w:val="ar_AE" w:bidi="ar_AE"/>
         </w:rPr>
@@ -69927,22 +64579,6 @@
       </w:r>
       <w:r>
         <w:rPr>
-          <w:lang w:val="ar_AE" w:bidi="ar_AE"/>
-        </w:rPr>
-        <w:t>וְ⁠שָׁדַ֖⁠י</w:t>
-      </w:r>
-    </w:p>
-    <w:p>
-      <w:pPr>
-        <w:bidi/>
-      </w:pPr>
-      <w:r>
-        <w:rPr>
-          <w:lang w:val="ar_AE" w:bidi="ar_AE"/>
-        </w:rPr>
-      </w:r>
-      <w:r>
-        <w:rPr>
           <w:b/>
           <w:lang w:val="ar_AE" w:bidi="ar_AE"/>
         </w:rPr>
@@ -70146,22 +64782,6 @@
       </w:r>
       <w:r>
         <w:rPr>
-          <w:lang w:val="ar_AE" w:bidi="ar_AE"/>
-        </w:rPr>
-        <w:t>אָ֛ז</w:t>
-      </w:r>
-    </w:p>
-    <w:p>
-      <w:pPr>
-        <w:bidi/>
-      </w:pPr>
-      <w:r>
-        <w:rPr>
-          <w:lang w:val="ar_AE" w:bidi="ar_AE"/>
-        </w:rPr>
-      </w:r>
-      <w:r>
-        <w:rPr>
           <w:b/>
           <w:lang w:val="ar_AE" w:bidi="ar_AE"/>
         </w:rPr>
@@ -70268,22 +64888,6 @@
       </w:r>
       <w:r>
         <w:rPr>
-          <w:lang w:val="ar_AE" w:bidi="ar_AE"/>
-        </w:rPr>
-        <w:t>הָיִ֥יתִי בְ⁠עֵינָ֖י⁠ו</w:t>
-      </w:r>
-    </w:p>
-    <w:p>
-      <w:pPr>
-        <w:bidi/>
-      </w:pPr>
-      <w:r>
-        <w:rPr>
-          <w:lang w:val="ar_AE" w:bidi="ar_AE"/>
-        </w:rPr>
-      </w:r>
-      <w:r>
-        <w:rPr>
           <w:b/>
           <w:lang w:val="ar_AE" w:bidi="ar_AE"/>
         </w:rPr>
@@ -70403,22 +65007,6 @@
       </w:r>
       <w:r>
         <w:rPr>
-          <w:lang w:val="ar_AE" w:bidi="ar_AE"/>
-        </w:rPr>
-        <w:t>כְּ⁠מוֹצְאֵ֥ת</w:t>
-      </w:r>
-    </w:p>
-    <w:p>
-      <w:pPr>
-        <w:bidi/>
-      </w:pPr>
-      <w:r>
-        <w:rPr>
-          <w:lang w:val="ar_AE" w:bidi="ar_AE"/>
-        </w:rPr>
-      </w:r>
-      <w:r>
-        <w:rPr>
           <w:b/>
           <w:lang w:val="ar_AE" w:bidi="ar_AE"/>
         </w:rPr>
@@ -70516,22 +65104,6 @@
       </w:r>
       <w:r>
         <w:rPr>
-          <w:lang w:val="ar_AE" w:bidi="ar_AE"/>
-        </w:rPr>
-        <w:t>הָיִ֥יתִי בְ⁠עֵינָ֖י⁠ו כְּ⁠מוֹצְאֵ֥ת שָׁלֽוֹם</w:t>
-      </w:r>
-    </w:p>
-    <w:p>
-      <w:pPr>
-        <w:bidi/>
-      </w:pPr>
-      <w:r>
-        <w:rPr>
-          <w:lang w:val="ar_AE" w:bidi="ar_AE"/>
-        </w:rPr>
-      </w:r>
-      <w:r>
-        <w:rPr>
           <w:b/>
           <w:lang w:val="ar_AE" w:bidi="ar_AE"/>
         </w:rPr>
@@ -70770,22 +65342,6 @@
       </w:r>
       <w:r>
         <w:rPr>
-          <w:lang w:val="ar_AE" w:bidi="ar_AE"/>
-        </w:rPr>
-        <w:t>לַ⁠נֹּטְרִ֑ים</w:t>
-      </w:r>
-    </w:p>
-    <w:p>
-      <w:pPr>
-        <w:bidi/>
-      </w:pPr>
-      <w:r>
-        <w:rPr>
-          <w:lang w:val="ar_AE" w:bidi="ar_AE"/>
-        </w:rPr>
-      </w:r>
-      <w:r>
-        <w:rPr>
           <w:b/>
           <w:lang w:val="ar_AE" w:bidi="ar_AE"/>
         </w:rPr>
@@ -70931,22 +65487,6 @@
       </w:r>
       <w:r>
         <w:rPr>
-          <w:lang w:val="ar_AE" w:bidi="ar_AE"/>
-        </w:rPr>
-        <w:t>נָתַ֥ן אֶת־הַ⁠כֶּ֖רֶם לַ⁠נֹּטְרִ֑ים</w:t>
-      </w:r>
-    </w:p>
-    <w:p>
-      <w:pPr>
-        <w:bidi/>
-      </w:pPr>
-      <w:r>
-        <w:rPr>
-          <w:lang w:val="ar_AE" w:bidi="ar_AE"/>
-        </w:rPr>
-      </w:r>
-      <w:r>
-        <w:rPr>
           <w:b/>
           <w:lang w:val="ar_AE" w:bidi="ar_AE"/>
         </w:rPr>
@@ -71031,22 +65571,6 @@
       </w:r>
       <w:r>
         <w:rPr>
-          <w:lang w:val="ar_AE" w:bidi="ar_AE"/>
-        </w:rPr>
-        <w:t>אִ֛ישׁ יָבִ֥א בְּ⁠פִרְי֖⁠וֹ אֶ֥לֶף כָּֽסֶף</w:t>
-      </w:r>
-    </w:p>
-    <w:p>
-      <w:pPr>
-        <w:bidi/>
-      </w:pPr>
-      <w:r>
-        <w:rPr>
-          <w:lang w:val="ar_AE" w:bidi="ar_AE"/>
-        </w:rPr>
-      </w:r>
-      <w:r>
-        <w:rPr>
           <w:b/>
           <w:lang w:val="ar_AE" w:bidi="ar_AE"/>
         </w:rPr>
@@ -71179,22 +65703,6 @@
       </w:r>
       <w:r>
         <w:rPr>
-          <w:lang w:val="ar_AE" w:bidi="ar_AE"/>
-        </w:rPr>
-        <w:t>אֶ֥לֶף כָּֽסֶף</w:t>
-      </w:r>
-    </w:p>
-    <w:p>
-      <w:pPr>
-        <w:bidi/>
-      </w:pPr>
-      <w:r>
-        <w:rPr>
-          <w:lang w:val="ar_AE" w:bidi="ar_AE"/>
-        </w:rPr>
-      </w:r>
-      <w:r>
-        <w:rPr>
           <w:b/>
           <w:lang w:val="ar_AE" w:bidi="ar_AE"/>
         </w:rPr>
@@ -71301,22 +65809,6 @@
       </w:r>
       <w:r>
         <w:rPr>
-          <w:lang w:val="ar_AE" w:bidi="ar_AE"/>
-        </w:rPr>
-        <w:t>כֶּ֣רֶם הָיָ֤ה לִ⁠שְׁלֹמֹה֙ בְּ⁠בַ֣עַל הָמ֔וֹן נָתַ֥ן אֶת־הַ⁠כֶּ֖רֶם לַ⁠נֹּטְרִ֑ים אִ֛ישׁ יָבִ֥א בְּ⁠פִרְי֖⁠וֹ אֶ֥לֶף כָּֽסֶף׃ כָּרְמִ֥⁠י שֶׁ⁠לִּ֖⁠י לְ⁠פָנָ֑⁠י הָ⁠אֶ֤לֶף לְ⁠ךָ֙ שְׁלֹמֹ֔ה וּ⁠מָאתַ֖יִם לְ⁠נֹטְרִ֥ים אֶת־פִּרְיֽ⁠וֹ</w:t>
-      </w:r>
-    </w:p>
-    <w:p>
-      <w:pPr>
-        <w:bidi/>
-      </w:pPr>
-      <w:r>
-        <w:rPr>
-          <w:lang w:val="ar_AE" w:bidi="ar_AE"/>
-        </w:rPr>
-      </w:r>
-      <w:r>
-        <w:rPr>
           <w:b/>
           <w:lang w:val="ar_AE" w:bidi="ar_AE"/>
         </w:rPr>
@@ -71423,22 +65915,6 @@
       </w:r>
       <w:r>
         <w:rPr>
-          <w:lang w:val="ar_AE" w:bidi="ar_AE"/>
-        </w:rPr>
-        <w:t>כָּרְמִ֥⁠י</w:t>
-      </w:r>
-    </w:p>
-    <w:p>
-      <w:pPr>
-        <w:bidi/>
-      </w:pPr>
-      <w:r>
-        <w:rPr>
-          <w:lang w:val="ar_AE" w:bidi="ar_AE"/>
-        </w:rPr>
-      </w:r>
-      <w:r>
-        <w:rPr>
           <w:b/>
           <w:lang w:val="ar_AE" w:bidi="ar_AE"/>
         </w:rPr>
@@ -71487,7 +65963,7 @@
         </w:rPr>
         <w:t xml:space="preserve"> هنا استعارة (انظر القسم في </w:t>
       </w:r>
-      <w:hyperlink r:id="rId70">
+      <w:hyperlink r:id="rId68">
         <w:r>
           <w:rPr>
             <w:lang w:val="ar_AE" w:bidi="ar_AE"/>
@@ -71531,7 +66007,7 @@
         </w:rPr>
         <w:t xml:space="preserve">، كما فعلت في </w:t>
       </w:r>
-      <w:hyperlink r:id="rId74">
+      <w:hyperlink r:id="rId72">
         <w:r>
           <w:rPr>
             <w:lang w:val="ar_AE" w:bidi="ar_AE"/>
@@ -71633,22 +66109,6 @@
       </w:r>
       <w:r>
         <w:rPr>
-          <w:lang w:val="ar_AE" w:bidi="ar_AE"/>
-        </w:rPr>
-        <w:t>לְ⁠פָנָ֑⁠י</w:t>
-      </w:r>
-    </w:p>
-    <w:p>
-      <w:pPr>
-        <w:bidi/>
-      </w:pPr>
-      <w:r>
-        <w:rPr>
-          <w:lang w:val="ar_AE" w:bidi="ar_AE"/>
-        </w:rPr>
-      </w:r>
-      <w:r>
-        <w:rPr>
           <w:b/>
           <w:lang w:val="ar_AE" w:bidi="ar_AE"/>
         </w:rPr>
@@ -71768,22 +66228,6 @@
       </w:r>
       <w:r>
         <w:rPr>
-          <w:lang w:val="ar_AE" w:bidi="ar_AE"/>
-        </w:rPr>
-        <w:t>הָ⁠אֶ֤לֶף לְ⁠ךָ֙ שְׁלֹמֹ֔ה וּ⁠מָאתַ֖יִם לְ⁠נֹטְרִ֥ים אֶת־פִּרְיֽ⁠וֹ</w:t>
-      </w:r>
-    </w:p>
-    <w:p>
-      <w:pPr>
-        <w:bidi/>
-      </w:pPr>
-      <w:r>
-        <w:rPr>
-          <w:lang w:val="ar_AE" w:bidi="ar_AE"/>
-        </w:rPr>
-      </w:r>
-      <w:r>
-        <w:rPr>
           <w:b/>
           <w:lang w:val="ar_AE" w:bidi="ar_AE"/>
         </w:rPr>
@@ -71942,22 +66386,6 @@
       </w:r>
       <w:r>
         <w:rPr>
-          <w:lang w:val="ar_AE" w:bidi="ar_AE"/>
-        </w:rPr>
-        <w:t>הָ⁠אֶ֤לֶף לְ⁠ךָ֙ שְׁלֹמֹ֔ה</w:t>
-      </w:r>
-    </w:p>
-    <w:p>
-      <w:pPr>
-        <w:bidi/>
-      </w:pPr>
-      <w:r>
-        <w:rPr>
-          <w:lang w:val="ar_AE" w:bidi="ar_AE"/>
-        </w:rPr>
-      </w:r>
-      <w:r>
-        <w:rPr>
           <w:b/>
           <w:lang w:val="ar_AE" w:bidi="ar_AE"/>
         </w:rPr>
@@ -72031,7 +66459,7 @@
         </w:rPr>
         <w:t xml:space="preserve"> (حتى وإن لم يكن سليمان) كتعبير عن المحبة، مشابهة للطريقة التي نادت بها الشخص الذي أحبته "الملك" في </w:t>
       </w:r>
-      <w:hyperlink r:id="rId19">
+      <w:hyperlink r:id="rId17">
         <w:r>
           <w:rPr>
             <w:lang w:val="ar_AE" w:bidi="ar_AE"/>
@@ -72120,22 +66548,6 @@
       </w:r>
       <w:r>
         <w:rPr>
-          <w:lang w:val="ar_AE" w:bidi="ar_AE"/>
-        </w:rPr>
-        <w:t>הַ⁠יוֹשֶׁ֣בֶת בַּ⁠גַּנִּ֗ים חֲבֵרִ֛ים מַקְשִׁיבִ֥ים לְ⁠קוֹלֵ֖⁠ךְ הַשְׁמִיעִֽי⁠נִי</w:t>
-      </w:r>
-    </w:p>
-    <w:p>
-      <w:pPr>
-        <w:bidi/>
-      </w:pPr>
-      <w:r>
-        <w:rPr>
-          <w:lang w:val="ar_AE" w:bidi="ar_AE"/>
-        </w:rPr>
-      </w:r>
-      <w:r>
-        <w:rPr>
           <w:b/>
           <w:lang w:val="ar_AE" w:bidi="ar_AE"/>
         </w:rPr>
@@ -72242,22 +66654,6 @@
       </w:r>
       <w:r>
         <w:rPr>
-          <w:lang w:val="ar_AE" w:bidi="ar_AE"/>
-        </w:rPr>
-        <w:t>חֲבֵרִ֛ים</w:t>
-      </w:r>
-    </w:p>
-    <w:p>
-      <w:pPr>
-        <w:bidi/>
-      </w:pPr>
-      <w:r>
-        <w:rPr>
-          <w:lang w:val="ar_AE" w:bidi="ar_AE"/>
-        </w:rPr>
-      </w:r>
-      <w:r>
-        <w:rPr>
           <w:b/>
           <w:lang w:val="ar_AE" w:bidi="ar_AE"/>
         </w:rPr>
@@ -72306,7 +66702,7 @@
         </w:rPr>
         <w:t xml:space="preserve">هنا بصيغة المذكر في اللغة الأصلية، وعلى الأرجح يشير إلى أصدقاء الرجل الذين كانوا رعاة وذُكروا في </w:t>
       </w:r>
-      <w:hyperlink r:id="rId34">
+      <w:hyperlink r:id="rId32">
         <w:r>
           <w:rPr>
             <w:lang w:val="ar_AE" w:bidi="ar_AE"/>
@@ -72350,7 +66746,7 @@
         </w:rPr>
         <w:t xml:space="preserve">في </w:t>
       </w:r>
-      <w:hyperlink r:id="rId34">
+      <w:hyperlink r:id="rId32">
         <w:r>
           <w:rPr>
             <w:lang w:val="ar_AE" w:bidi="ar_AE"/>
@@ -72417,22 +66813,6 @@
       </w:r>
       <w:r>
         <w:rPr>
-          <w:lang w:val="ar_AE" w:bidi="ar_AE"/>
-        </w:rPr>
-        <w:t>לְ⁠קוֹלֵ֖⁠ךְ</w:t>
-      </w:r>
-    </w:p>
-    <w:p>
-      <w:pPr>
-        <w:bidi/>
-      </w:pPr>
-      <w:r>
-        <w:rPr>
-          <w:lang w:val="ar_AE" w:bidi="ar_AE"/>
-        </w:rPr>
-      </w:r>
-      <w:r>
-        <w:rPr>
           <w:b/>
           <w:lang w:val="ar_AE" w:bidi="ar_AE"/>
         </w:rPr>
@@ -72539,22 +66919,6 @@
       </w:r>
       <w:r>
         <w:rPr>
-          <w:lang w:val="ar_AE" w:bidi="ar_AE"/>
-        </w:rPr>
-        <w:t>בְּרַ֣ח ׀ דּוֹדִ֗⁠י וּֽ⁠דְמֵה־לְ⁠ךָ֤ לִ⁠צְבִי֙ א֚וֹ לְ⁠עֹ֣פֶר הָֽ⁠אַיָּלִ֔ים עַ֖ל הָרֵ֥י בְשָׂמִֽים</w:t>
-      </w:r>
-    </w:p>
-    <w:p>
-      <w:pPr>
-        <w:bidi/>
-      </w:pPr>
-      <w:r>
-        <w:rPr>
-          <w:lang w:val="ar_AE" w:bidi="ar_AE"/>
-        </w:rPr>
-      </w:r>
-      <w:r>
-        <w:rPr>
           <w:b/>
           <w:lang w:val="ar_AE" w:bidi="ar_AE"/>
         </w:rPr>
@@ -72661,22 +67025,6 @@
       </w:r>
       <w:r>
         <w:rPr>
-          <w:lang w:val="ar_AE" w:bidi="ar_AE"/>
-        </w:rPr>
-        <w:t>בְּרַ֣ח</w:t>
-      </w:r>
-    </w:p>
-    <w:p>
-      <w:pPr>
-        <w:bidi/>
-      </w:pPr>
-      <w:r>
-        <w:rPr>
-          <w:lang w:val="ar_AE" w:bidi="ar_AE"/>
-        </w:rPr>
-      </w:r>
-      <w:r>
-        <w:rPr>
           <w:b/>
           <w:lang w:val="ar_AE" w:bidi="ar_AE"/>
         </w:rPr>
@@ -72796,22 +67144,6 @@
       </w:r>
       <w:r>
         <w:rPr>
-          <w:lang w:val="ar_AE" w:bidi="ar_AE"/>
-        </w:rPr>
-        <w:t>דּוֹדִ֗⁠י וּֽ⁠דְמֵה־לְ⁠ךָ֤ לִ⁠צְבִי֙ א֚וֹ לְ⁠עֹ֣פֶר הָֽ⁠אַיָּלִ֔ים</w:t>
-      </w:r>
-    </w:p>
-    <w:p>
-      <w:pPr>
-        <w:bidi/>
-      </w:pPr>
-      <w:r>
-        <w:rPr>
-          <w:lang w:val="ar_AE" w:bidi="ar_AE"/>
-        </w:rPr>
-      </w:r>
-      <w:r>
-        <w:rPr>
           <w:b/>
           <w:lang w:val="ar_AE" w:bidi="ar_AE"/>
         </w:rPr>
@@ -72859,7 +67191,7 @@
         </w:rPr>
         <w:t xml:space="preserve">" في </w:t>
       </w:r>
-      <w:hyperlink r:id="rId30">
+      <w:hyperlink r:id="rId28">
         <w:r>
           <w:rPr>
             <w:lang w:val="ar_AE" w:bidi="ar_AE"/>

--- a/arb/docx/22.content.docx
+++ b/arb/docx/22.content.docx
@@ -32,16 +32,51 @@
     </w:p>
     <w:p>
       <w:pPr>
-        <w:bidi/>
-      </w:pPr>
-      <w:r>
-        <w:rPr>
-          <w:lang w:val="ar_AE" w:bidi="ar_AE"/>
-        </w:rPr>
-      </w:r>
-      <w:r>
-        <w:rPr>
-          <w:b/>
+        <w:pStyle w:val="Heading2"/>
+        <w:bidi/>
+      </w:pPr>
+      <w:r>
+        <w:rPr>
+          <w:lang w:val="ar_AE" w:bidi="ar_AE"/>
+        </w:rPr>
+        <w:t>License Information</w:t>
+      </w:r>
+      <w:r>
+        <w:rPr>
+          <w:lang w:val="ar_AE" w:bidi="ar_AE"/>
+        </w:rPr>
+      </w:r>
+    </w:p>
+    <w:p>
+      <w:pPr>
+        <w:bidi/>
+      </w:pPr>
+      <w:r>
+        <w:rPr>
+          <w:lang w:val="ar_AE" w:bidi="ar_AE"/>
+        </w:rPr>
+      </w:r>
+      <w:r>
+        <w:rPr>
+          <w:b/>
+          <w:lang w:val="ar_AE" w:bidi="ar_AE"/>
+        </w:rPr>
+        <w:t>ملاحظات الترجمة (كلمة متكشفة)</w:t>
+      </w:r>
+      <w:r>
+        <w:rPr>
+          <w:lang w:val="ar_AE" w:bidi="ar_AE"/>
+        </w:rPr>
+        <w:t xml:space="preserve"> (Arabic) is based on</w:t>
+      </w:r>
+      <w:r>
+        <w:rPr>
+          <w:lang w:val="ar_AE" w:bidi="ar_AE"/>
+        </w:rPr>
+        <w:t xml:space="preserve">: </w:t>
+      </w:r>
+      <w:r>
+        <w:rPr>
           <w:lang w:val="ar_AE" w:bidi="ar_AE"/>
         </w:rPr>
         <w:t>unfoldingWord® Translation Notes</w:t>
@@ -50,31 +85,64 @@
         <w:rPr>
           <w:lang w:val="ar_AE" w:bidi="ar_AE"/>
         </w:rPr>
-        <w:t xml:space="preserve"> © 2022 unfoldingWord. Released under CC BY-SA 4.0 license. </w:t>
-      </w:r>
-      <w:r>
-        <w:rPr>
-          <w:lang w:val="ar_AE" w:bidi="ar_AE"/>
-        </w:rPr>
-        <w:t>unfoldingWord® Translation Notes</w:t>
-      </w:r>
-      <w:r>
-        <w:rPr>
-          <w:lang w:val="ar_AE" w:bidi="ar_AE"/>
-        </w:rPr>
-        <w:t xml:space="preserve"> has been adapted in the following languages: Tok Pisin, Arabic (عربي), French (Français), Hindi (हिंदी), Indonesian (Bahasa Indonesia), Portuguese (Português), Russian (Русский), Spanish (Español), Swahili (Kiswahili), and Simplified Chinese (简体中文) from </w:t>
-      </w:r>
-      <w:r>
-        <w:rPr>
-          <w:lang w:val="ar_AE" w:bidi="ar_AE"/>
-        </w:rPr>
-        <w:t>unfoldingWord® Translation Notes</w:t>
-      </w:r>
-      <w:r>
-        <w:rPr>
-          <w:lang w:val="ar_AE" w:bidi="ar_AE"/>
-        </w:rPr>
-        <w:t xml:space="preserve"> © 2022 unfoldingWord. Released under CC BY-SA 4.0 license by Mission Mutual</w:t>
+        <w:t xml:space="preserve">, </w:t>
+      </w:r>
+      <w:hyperlink r:id="rId13">
+        <w:r>
+          <w:rPr>
+            <w:lang w:val="ar_AE" w:bidi="ar_AE"/>
+          </w:rPr>
+          <w:rPr>
+            <w:color w:val="0000EE"/>
+            <w:u w:val="single"/>
+          </w:rPr>
+          <w:t>unfoldingWord</w:t>
+        </w:r>
+      </w:hyperlink>
+      <w:r>
+        <w:rPr>
+          <w:lang w:val="ar_AE" w:bidi="ar_AE"/>
+        </w:rPr>
+        <w:t xml:space="preserve">, 2022, which is licensed under a </w:t>
+      </w:r>
+      <w:hyperlink r:id="rId14">
+        <w:r>
+          <w:rPr>
+            <w:lang w:val="ar_AE" w:bidi="ar_AE"/>
+          </w:rPr>
+          <w:rPr>
+            <w:color w:val="0000EE"/>
+            <w:u w:val="single"/>
+          </w:rPr>
+          <w:t>CC BY-SA 4.0 license</w:t>
+        </w:r>
+      </w:hyperlink>
+      <w:r>
+        <w:rPr>
+          <w:lang w:val="ar_AE" w:bidi="ar_AE"/>
+        </w:rPr>
+        <w:t>.</w:t>
+      </w:r>
+      <w:r>
+        <w:rPr>
+          <w:lang w:val="ar_AE" w:bidi="ar_AE"/>
+        </w:rPr>
+      </w:r>
+    </w:p>
+    <w:p>
+      <w:pPr>
+        <w:bidi/>
+      </w:pPr>
+      <w:r>
+        <w:rPr>
+          <w:lang w:val="ar_AE" w:bidi="ar_AE"/>
+        </w:rPr>
+      </w:r>
+      <w:r>
+        <w:rPr>
+          <w:lang w:val="ar_AE" w:bidi="ar_AE"/>
+        </w:rPr>
+        <w:t>This PDF version is provided under the same license.</w:t>
       </w:r>
       <w:r>
         <w:rPr>
@@ -890,7 +958,7 @@
         </w:rPr>
         <w:t xml:space="preserve">الشخصيتان الرئيسيتان في هذا السفر هما الرجل والمرأة، اللذان يحبان بعضهما البعض. وفي نشيد الأنشاد </w:t>
       </w:r>
-      <w:hyperlink r:id="rId13">
+      <w:hyperlink r:id="rId15">
         <w:r>
           <w:rPr>
             <w:lang w:val="ar_AE" w:bidi="ar_AE"/>
@@ -1249,7 +1317,7 @@
         </w:rPr>
         <w:t xml:space="preserve">في الشرق الأدنى القديم، كان الأغنياء عادةً يتمتعون ببشرة أفتح لأنهم لم يكونوا مضطرين للعمل في الخارج تحت الشمس. لكن هذه الفتاة كانت مضطرة للعمل في الخارج تحت الشمس، مما أدى إلى اسمرار بشرتها، وهذا هو السبب في قولها "أنا سوداء" في </w:t>
       </w:r>
-      <w:hyperlink r:id="rId14">
+      <w:hyperlink r:id="rId16">
         <w:r>
           <w:rPr>
             <w:lang w:val="ar_AE" w:bidi="ar_AE"/>
@@ -1316,6 +1384,22 @@
       </w:r>
       <w:r>
         <w:rPr>
+          <w:lang w:val="ar_AE" w:bidi="ar_AE"/>
+        </w:rPr>
+        <w:t>שִׁ֥יר הַ⁠שִּׁירִ֖ים אֲשֶׁ֥ר לִ⁠שְׁלֹמֹֽה</w:t>
+      </w:r>
+    </w:p>
+    <w:p>
+      <w:pPr>
+        <w:bidi/>
+      </w:pPr>
+      <w:r>
+        <w:rPr>
+          <w:lang w:val="ar_AE" w:bidi="ar_AE"/>
+        </w:rPr>
+      </w:r>
+      <w:r>
+        <w:rPr>
           <w:b/>
           <w:lang w:val="ar_AE" w:bidi="ar_AE"/>
         </w:rPr>
@@ -1408,6 +1492,22 @@
       </w:r>
       <w:r>
         <w:rPr>
+          <w:lang w:val="ar_AE" w:bidi="ar_AE"/>
+        </w:rPr>
+        <w:t>שִׁ֥יר הַ⁠שִּׁירִ֖ים</w:t>
+      </w:r>
+    </w:p>
+    <w:p>
+      <w:pPr>
+        <w:bidi/>
+      </w:pPr>
+      <w:r>
+        <w:rPr>
+          <w:lang w:val="ar_AE" w:bidi="ar_AE"/>
+        </w:rPr>
+      </w:r>
+      <w:r>
+        <w:rPr>
           <w:b/>
           <w:lang w:val="ar_AE" w:bidi="ar_AE"/>
         </w:rPr>
@@ -1539,6 +1639,22 @@
       </w:r>
       <w:r>
         <w:rPr>
+          <w:lang w:val="ar_AE" w:bidi="ar_AE"/>
+        </w:rPr>
+        <w:t>לִ⁠שְׁלֹמֹֽה</w:t>
+      </w:r>
+    </w:p>
+    <w:p>
+      <w:pPr>
+        <w:bidi/>
+      </w:pPr>
+      <w:r>
+        <w:rPr>
+          <w:lang w:val="ar_AE" w:bidi="ar_AE"/>
+        </w:rPr>
+      </w:r>
+      <w:r>
+        <w:rPr>
           <w:b/>
           <w:lang w:val="ar_AE" w:bidi="ar_AE"/>
         </w:rPr>
@@ -1714,6 +1830,22 @@
       </w:r>
       <w:r>
         <w:rPr>
+          <w:lang w:val="ar_AE" w:bidi="ar_AE"/>
+        </w:rPr>
+        <w:t>דֹּדֶ֖י⁠ךָ</w:t>
+      </w:r>
+    </w:p>
+    <w:p>
+      <w:pPr>
+        <w:bidi/>
+      </w:pPr>
+      <w:r>
+        <w:rPr>
+          <w:lang w:val="ar_AE" w:bidi="ar_AE"/>
+        </w:rPr>
+      </w:r>
+      <w:r>
+        <w:rPr>
           <w:b/>
           <w:lang w:val="ar_AE" w:bidi="ar_AE"/>
         </w:rPr>
@@ -1845,6 +1977,22 @@
       </w:r>
       <w:r>
         <w:rPr>
+          <w:lang w:val="ar_AE" w:bidi="ar_AE"/>
+        </w:rPr>
+        <w:t>טוֹבִ֥ים דֹּדֶ֖י⁠ךָ מִ⁠יָּֽיִן</w:t>
+      </w:r>
+    </w:p>
+    <w:p>
+      <w:pPr>
+        <w:bidi/>
+      </w:pPr>
+      <w:r>
+        <w:rPr>
+          <w:lang w:val="ar_AE" w:bidi="ar_AE"/>
+        </w:rPr>
+      </w:r>
+      <w:r>
+        <w:rPr>
           <w:b/>
           <w:lang w:val="ar_AE" w:bidi="ar_AE"/>
         </w:rPr>
@@ -1950,6 +2098,22 @@
       </w:r>
       <w:r>
         <w:rPr>
+          <w:lang w:val="ar_AE" w:bidi="ar_AE"/>
+        </w:rPr>
+        <w:t>טוֹבִ֥ים דֹּדֶ֖י⁠ךָ מִ⁠יָּֽיִן</w:t>
+      </w:r>
+    </w:p>
+    <w:p>
+      <w:pPr>
+        <w:bidi/>
+      </w:pPr>
+      <w:r>
+        <w:rPr>
+          <w:lang w:val="ar_AE" w:bidi="ar_AE"/>
+        </w:rPr>
+      </w:r>
+      <w:r>
+        <w:rPr>
           <w:b/>
           <w:lang w:val="ar_AE" w:bidi="ar_AE"/>
         </w:rPr>
@@ -2112,6 +2276,22 @@
       </w:r>
       <w:r>
         <w:rPr>
+          <w:lang w:val="ar_AE" w:bidi="ar_AE"/>
+        </w:rPr>
+        <w:t>לְ⁠רֵ֨יחַ֙</w:t>
+      </w:r>
+    </w:p>
+    <w:p>
+      <w:pPr>
+        <w:bidi/>
+      </w:pPr>
+      <w:r>
+        <w:rPr>
+          <w:lang w:val="ar_AE" w:bidi="ar_AE"/>
+        </w:rPr>
+      </w:r>
+      <w:r>
+        <w:rPr>
           <w:b/>
           <w:lang w:val="ar_AE" w:bidi="ar_AE"/>
         </w:rPr>
@@ -2195,6 +2375,22 @@
       </w:r>
       <w:r>
         <w:rPr>
+          <w:lang w:val="ar_AE" w:bidi="ar_AE"/>
+        </w:rPr>
+        <w:t>שְׁמָנֶ֣י⁠ךָ טוֹבִ֔ים</w:t>
+      </w:r>
+    </w:p>
+    <w:p>
+      <w:pPr>
+        <w:bidi/>
+      </w:pPr>
+      <w:r>
+        <w:rPr>
+          <w:lang w:val="ar_AE" w:bidi="ar_AE"/>
+        </w:rPr>
+      </w:r>
+      <w:r>
+        <w:rPr>
           <w:b/>
           <w:lang w:val="ar_AE" w:bidi="ar_AE"/>
         </w:rPr>
@@ -2300,6 +2496,22 @@
       </w:r>
       <w:r>
         <w:rPr>
+          <w:lang w:val="ar_AE" w:bidi="ar_AE"/>
+        </w:rPr>
+        <w:t>שֶׁ֖מֶן תּוּרַ֣ק שְׁמֶ֑⁠ךָ</w:t>
+      </w:r>
+    </w:p>
+    <w:p>
+      <w:pPr>
+        <w:bidi/>
+      </w:pPr>
+      <w:r>
+        <w:rPr>
+          <w:lang w:val="ar_AE" w:bidi="ar_AE"/>
+        </w:rPr>
+      </w:r>
+      <w:r>
+        <w:rPr>
           <w:b/>
           <w:lang w:val="ar_AE" w:bidi="ar_AE"/>
         </w:rPr>
@@ -2405,6 +2617,22 @@
       </w:r>
       <w:r>
         <w:rPr>
+          <w:lang w:val="ar_AE" w:bidi="ar_AE"/>
+        </w:rPr>
+        <w:t>שֶׁ֖מֶן תּוּרַ֣ק שְׁמֶ֑⁠ךָ</w:t>
+      </w:r>
+    </w:p>
+    <w:p>
+      <w:pPr>
+        <w:bidi/>
+      </w:pPr>
+      <w:r>
+        <w:rPr>
+          <w:lang w:val="ar_AE" w:bidi="ar_AE"/>
+        </w:rPr>
+      </w:r>
+      <w:r>
+        <w:rPr>
           <w:b/>
           <w:lang w:val="ar_AE" w:bidi="ar_AE"/>
         </w:rPr>
@@ -2510,6 +2738,22 @@
       </w:r>
       <w:r>
         <w:rPr>
+          <w:lang w:val="ar_AE" w:bidi="ar_AE"/>
+        </w:rPr>
+        <w:t>עַל־כֵּ֖ן</w:t>
+      </w:r>
+    </w:p>
+    <w:p>
+      <w:pPr>
+        <w:bidi/>
+      </w:pPr>
+      <w:r>
+        <w:rPr>
+          <w:lang w:val="ar_AE" w:bidi="ar_AE"/>
+        </w:rPr>
+      </w:r>
+      <w:r>
+        <w:rPr>
           <w:b/>
           <w:lang w:val="ar_AE" w:bidi="ar_AE"/>
         </w:rPr>
@@ -2720,6 +2964,22 @@
       </w:r>
       <w:r>
         <w:rPr>
+          <w:lang w:val="ar_AE" w:bidi="ar_AE"/>
+        </w:rPr>
+        <w:t>מָשְׁכֵ֖⁠נִי</w:t>
+      </w:r>
+    </w:p>
+    <w:p>
+      <w:pPr>
+        <w:bidi/>
+      </w:pPr>
+      <w:r>
+        <w:rPr>
+          <w:lang w:val="ar_AE" w:bidi="ar_AE"/>
+        </w:rPr>
+      </w:r>
+      <w:r>
+        <w:rPr>
           <w:b/>
           <w:lang w:val="ar_AE" w:bidi="ar_AE"/>
         </w:rPr>
@@ -2921,6 +3181,22 @@
       </w:r>
       <w:r>
         <w:rPr>
+          <w:lang w:val="ar_AE" w:bidi="ar_AE"/>
+        </w:rPr>
+        <w:t>נָּר֑וּצָה</w:t>
+      </w:r>
+    </w:p>
+    <w:p>
+      <w:pPr>
+        <w:bidi/>
+      </w:pPr>
+      <w:r>
+        <w:rPr>
+          <w:lang w:val="ar_AE" w:bidi="ar_AE"/>
+        </w:rPr>
+      </w:r>
+      <w:r>
+        <w:rPr>
           <w:b/>
           <w:lang w:val="ar_AE" w:bidi="ar_AE"/>
         </w:rPr>
@@ -3039,6 +3315,22 @@
       </w:r>
       <w:r>
         <w:rPr>
+          <w:lang w:val="ar_AE" w:bidi="ar_AE"/>
+        </w:rPr>
+        <w:t>נָּר֑וּצָה</w:t>
+      </w:r>
+    </w:p>
+    <w:p>
+      <w:pPr>
+        <w:bidi/>
+      </w:pPr>
+      <w:r>
+        <w:rPr>
+          <w:lang w:val="ar_AE" w:bidi="ar_AE"/>
+        </w:rPr>
+      </w:r>
+      <w:r>
+        <w:rPr>
           <w:b/>
           <w:lang w:val="ar_AE" w:bidi="ar_AE"/>
         </w:rPr>
@@ -3191,7 +3483,7 @@
         </w:rPr>
         <w:t xml:space="preserve"> هو تعبير لإظهار المودة كما أنها طريقة رقيقة من المرأة للإشارة إلى الرجل الذي تحبه. ولا تتحدث المرأة عن ملك حقيقي، بل إن هذا أسلوب شعري في الكلام. ولا تزل المرأة تتحدث عن نفس الرجل الذي كانت تشير إليه في </w:t>
       </w:r>
-      <w:hyperlink r:id="rId15">
+      <w:hyperlink r:id="rId17">
         <w:r>
           <w:rPr>
             <w:lang w:val="ar_AE" w:bidi="ar_AE"/>
@@ -3280,6 +3572,22 @@
       </w:r>
       <w:r>
         <w:rPr>
+          <w:lang w:val="ar_AE" w:bidi="ar_AE"/>
+        </w:rPr>
+        <w:t>הֱבִיאַ֨⁠נִי הַ⁠מֶּ֜לֶךְ</w:t>
+      </w:r>
+    </w:p>
+    <w:p>
+      <w:pPr>
+        <w:bidi/>
+      </w:pPr>
+      <w:r>
+        <w:rPr>
+          <w:lang w:val="ar_AE" w:bidi="ar_AE"/>
+        </w:rPr>
+      </w:r>
+      <w:r>
+        <w:rPr>
           <w:b/>
           <w:lang w:val="ar_AE" w:bidi="ar_AE"/>
         </w:rPr>
@@ -3385,6 +3693,22 @@
       </w:r>
       <w:r>
         <w:rPr>
+          <w:lang w:val="ar_AE" w:bidi="ar_AE"/>
+        </w:rPr>
+        <w:t>הֱבִיאַ֨⁠נִי</w:t>
+      </w:r>
+    </w:p>
+    <w:p>
+      <w:pPr>
+        <w:bidi/>
+      </w:pPr>
+      <w:r>
+        <w:rPr>
+          <w:lang w:val="ar_AE" w:bidi="ar_AE"/>
+        </w:rPr>
+      </w:r>
+      <w:r>
+        <w:rPr>
           <w:b/>
           <w:lang w:val="ar_AE" w:bidi="ar_AE"/>
         </w:rPr>
@@ -3704,6 +4028,22 @@
       </w:r>
       <w:r>
         <w:rPr>
+          <w:lang w:val="ar_AE" w:bidi="ar_AE"/>
+        </w:rPr>
+        <w:t>נָגִ֤ילָה וְ⁠נִשְׂמְחָה֙</w:t>
+      </w:r>
+    </w:p>
+    <w:p>
+      <w:pPr>
+        <w:bidi/>
+      </w:pPr>
+      <w:r>
+        <w:rPr>
+          <w:lang w:val="ar_AE" w:bidi="ar_AE"/>
+        </w:rPr>
+      </w:r>
+      <w:r>
+        <w:rPr>
           <w:b/>
           <w:lang w:val="ar_AE" w:bidi="ar_AE"/>
         </w:rPr>
@@ -3822,6 +4162,22 @@
       </w:r>
       <w:r>
         <w:rPr>
+          <w:lang w:val="ar_AE" w:bidi="ar_AE"/>
+        </w:rPr>
+        <w:t>נַזְכִּ֤ירָה</w:t>
+      </w:r>
+    </w:p>
+    <w:p>
+      <w:pPr>
+        <w:bidi/>
+      </w:pPr>
+      <w:r>
+        <w:rPr>
+          <w:lang w:val="ar_AE" w:bidi="ar_AE"/>
+        </w:rPr>
+      </w:r>
+      <w:r>
+        <w:rPr>
           <w:b/>
           <w:lang w:val="ar_AE" w:bidi="ar_AE"/>
         </w:rPr>
@@ -3892,6 +4248,22 @@
       </w:r>
       <w:r>
         <w:rPr>
+          <w:lang w:val="ar_AE" w:bidi="ar_AE"/>
+        </w:rPr>
+        <w:t>מִ⁠יַּ֔יִן</w:t>
+      </w:r>
+    </w:p>
+    <w:p>
+      <w:pPr>
+        <w:bidi/>
+      </w:pPr>
+      <w:r>
+        <w:rPr>
+          <w:lang w:val="ar_AE" w:bidi="ar_AE"/>
+        </w:rPr>
+      </w:r>
+      <w:r>
+        <w:rPr>
           <w:b/>
           <w:lang w:val="ar_AE" w:bidi="ar_AE"/>
         </w:rPr>
@@ -4112,6 +4484,22 @@
       </w:r>
       <w:r>
         <w:rPr>
+          <w:lang w:val="ar_AE" w:bidi="ar_AE"/>
+        </w:rPr>
+        <w:t>דֹדֶ֨י⁠ךָ֙ מִ⁠יַּ֔יִן</w:t>
+      </w:r>
+    </w:p>
+    <w:p>
+      <w:pPr>
+        <w:bidi/>
+      </w:pPr>
+      <w:r>
+        <w:rPr>
+          <w:lang w:val="ar_AE" w:bidi="ar_AE"/>
+        </w:rPr>
+      </w:r>
+      <w:r>
+        <w:rPr>
           <w:b/>
           <w:lang w:val="ar_AE" w:bidi="ar_AE"/>
         </w:rPr>
@@ -4217,6 +4605,22 @@
       </w:r>
       <w:r>
         <w:rPr>
+          <w:lang w:val="ar_AE" w:bidi="ar_AE"/>
+        </w:rPr>
+        <w:t>מֵישָׁרִ֖ים אֲהֵבֽוּ⁠ךָ</w:t>
+      </w:r>
+    </w:p>
+    <w:p>
+      <w:pPr>
+        <w:bidi/>
+      </w:pPr>
+      <w:r>
+        <w:rPr>
+          <w:lang w:val="ar_AE" w:bidi="ar_AE"/>
+        </w:rPr>
+      </w:r>
+      <w:r>
+        <w:rPr>
           <w:b/>
           <w:lang w:val="ar_AE" w:bidi="ar_AE"/>
         </w:rPr>
@@ -4357,6 +4761,22 @@
       </w:r>
       <w:r>
         <w:rPr>
+          <w:lang w:val="ar_AE" w:bidi="ar_AE"/>
+        </w:rPr>
+        <w:t>מֵישָׁרִ֖ים אֲהֵבֽוּ⁠ךָ</w:t>
+      </w:r>
+    </w:p>
+    <w:p>
+      <w:pPr>
+        <w:bidi/>
+      </w:pPr>
+      <w:r>
+        <w:rPr>
+          <w:lang w:val="ar_AE" w:bidi="ar_AE"/>
+        </w:rPr>
+      </w:r>
+      <w:r>
+        <w:rPr>
           <w:b/>
           <w:lang w:val="ar_AE" w:bidi="ar_AE"/>
         </w:rPr>
@@ -4650,6 +5070,22 @@
       </w:r>
       <w:r>
         <w:rPr>
+          <w:lang w:val="ar_AE" w:bidi="ar_AE"/>
+        </w:rPr>
+        <w:t>בְּנ֖וֹת יְרוּשָׁלִָ֑ם</w:t>
+      </w:r>
+    </w:p>
+    <w:p>
+      <w:pPr>
+        <w:bidi/>
+      </w:pPr>
+      <w:r>
+        <w:rPr>
+          <w:lang w:val="ar_AE" w:bidi="ar_AE"/>
+        </w:rPr>
+      </w:r>
+      <w:r>
+        <w:rPr>
           <w:b/>
           <w:lang w:val="ar_AE" w:bidi="ar_AE"/>
         </w:rPr>
@@ -4697,7 +5133,7 @@
         </w:rPr>
         <w:t xml:space="preserve"> إلى الفتيات اللواتي كُنّ من مدينة أورشليم (هؤلاء على الأرجح هُنَّ نفس النساء اللواتي يُشار إليهن بـ "العذارى" في </w:t>
       </w:r>
-      <w:hyperlink r:id="rId16">
+      <w:hyperlink r:id="rId18">
         <w:r>
           <w:rPr>
             <w:lang w:val="ar_AE" w:bidi="ar_AE"/>
@@ -4727,7 +5163,7 @@
         </w:rPr>
         <w:t xml:space="preserve">" في </w:t>
       </w:r>
-      <w:hyperlink r:id="rId17">
+      <w:hyperlink r:id="rId19">
         <w:r>
           <w:rPr>
             <w:lang w:val="ar_AE" w:bidi="ar_AE"/>
@@ -4960,6 +5396,22 @@
       </w:r>
       <w:r>
         <w:rPr>
+          <w:lang w:val="ar_AE" w:bidi="ar_AE"/>
+        </w:rPr>
+        <w:t>אַל־תִּרְא֨וּ⁠נִי֙ שֶׁ⁠אֲנִ֣י שְׁחַרְחֹ֔רֶת</w:t>
+      </w:r>
+    </w:p>
+    <w:p>
+      <w:pPr>
+        <w:bidi/>
+      </w:pPr>
+      <w:r>
+        <w:rPr>
+          <w:lang w:val="ar_AE" w:bidi="ar_AE"/>
+        </w:rPr>
+      </w:r>
+      <w:r>
+        <w:rPr>
           <w:b/>
           <w:lang w:val="ar_AE" w:bidi="ar_AE"/>
         </w:rPr>
@@ -5043,6 +5495,22 @@
       </w:r>
       <w:r>
         <w:rPr>
+          <w:lang w:val="ar_AE" w:bidi="ar_AE"/>
+        </w:rPr>
+        <w:t>שֶׁ⁠אֲנִ֣י</w:t>
+      </w:r>
+    </w:p>
+    <w:p>
+      <w:pPr>
+        <w:bidi/>
+      </w:pPr>
+      <w:r>
+        <w:rPr>
+          <w:lang w:val="ar_AE" w:bidi="ar_AE"/>
+        </w:rPr>
+      </w:r>
+      <w:r>
+        <w:rPr>
           <w:b/>
           <w:lang w:val="ar_AE" w:bidi="ar_AE"/>
         </w:rPr>
@@ -5195,7 +5663,7 @@
         </w:rPr>
         <w:t xml:space="preserve"> تعني "بشرتي سوداء" أو "بشرتي داكنة جدًا" كما ورد في </w:t>
       </w:r>
-      <w:hyperlink r:id="rId18">
+      <w:hyperlink r:id="rId20">
         <w:r>
           <w:rPr>
             <w:lang w:val="ar_AE" w:bidi="ar_AE"/>
@@ -5284,6 +5752,22 @@
       </w:r>
       <w:r>
         <w:rPr>
+          <w:lang w:val="ar_AE" w:bidi="ar_AE"/>
+        </w:rPr>
+        <w:t>שֶׁ⁠שֱּׁזָפַ֖תְ⁠נִי הַ⁠שָּׁ֑מֶשׁ</w:t>
+      </w:r>
+    </w:p>
+    <w:p>
+      <w:pPr>
+        <w:bidi/>
+      </w:pPr>
+      <w:r>
+        <w:rPr>
+          <w:lang w:val="ar_AE" w:bidi="ar_AE"/>
+        </w:rPr>
+      </w:r>
+      <w:r>
+        <w:rPr>
           <w:b/>
           <w:lang w:val="ar_AE" w:bidi="ar_AE"/>
         </w:rPr>
@@ -5494,6 +5978,22 @@
       </w:r>
       <w:r>
         <w:rPr>
+          <w:lang w:val="ar_AE" w:bidi="ar_AE"/>
+        </w:rPr>
+        <w:t>נֹטֵרָ֣ה אֶת־הַ⁠כְּרָמִ֔ים כַּרְמִ֥⁠י שֶׁ⁠לִּ֖⁠י לֹ֥א נָטָֽרְתִּי</w:t>
+      </w:r>
+    </w:p>
+    <w:p>
+      <w:pPr>
+        <w:bidi/>
+      </w:pPr>
+      <w:r>
+        <w:rPr>
+          <w:lang w:val="ar_AE" w:bidi="ar_AE"/>
+        </w:rPr>
+      </w:r>
+      <w:r>
+        <w:rPr>
           <w:b/>
           <w:lang w:val="ar_AE" w:bidi="ar_AE"/>
         </w:rPr>
@@ -5564,6 +6064,22 @@
       </w:r>
       <w:r>
         <w:rPr>
+          <w:lang w:val="ar_AE" w:bidi="ar_AE"/>
+        </w:rPr>
+        <w:t>כַּרְמִ֥⁠י שֶׁ⁠לִּ֖⁠י לֹ֥א נָטָֽרְתִּי</w:t>
+      </w:r>
+    </w:p>
+    <w:p>
+      <w:pPr>
+        <w:bidi/>
+      </w:pPr>
+      <w:r>
+        <w:rPr>
+          <w:lang w:val="ar_AE" w:bidi="ar_AE"/>
+        </w:rPr>
+      </w:r>
+      <w:r>
+        <w:rPr>
           <w:b/>
           <w:lang w:val="ar_AE" w:bidi="ar_AE"/>
         </w:rPr>
@@ -5669,6 +6185,22 @@
       </w:r>
       <w:r>
         <w:rPr>
+          <w:lang w:val="ar_AE" w:bidi="ar_AE"/>
+        </w:rPr>
+        <w:t>שֶׁ֤⁠אָהֲבָה֙ נַפְשִׁ֔⁠י</w:t>
+      </w:r>
+    </w:p>
+    <w:p>
+      <w:pPr>
+        <w:bidi/>
+      </w:pPr>
+      <w:r>
+        <w:rPr>
+          <w:lang w:val="ar_AE" w:bidi="ar_AE"/>
+        </w:rPr>
+      </w:r>
+      <w:r>
+        <w:rPr>
           <w:b/>
           <w:lang w:val="ar_AE" w:bidi="ar_AE"/>
         </w:rPr>
@@ -5774,6 +6306,22 @@
       </w:r>
       <w:r>
         <w:rPr>
+          <w:lang w:val="ar_AE" w:bidi="ar_AE"/>
+        </w:rPr>
+        <w:t>אֵיכָ֣ה תִרְעֶ֔ה</w:t>
+      </w:r>
+    </w:p>
+    <w:p>
+      <w:pPr>
+        <w:bidi/>
+      </w:pPr>
+      <w:r>
+        <w:rPr>
+          <w:lang w:val="ar_AE" w:bidi="ar_AE"/>
+        </w:rPr>
+      </w:r>
+      <w:r>
+        <w:rPr>
           <w:b/>
           <w:lang w:val="ar_AE" w:bidi="ar_AE"/>
         </w:rPr>
@@ -6076,6 +6624,22 @@
       </w:r>
       <w:r>
         <w:rPr>
+          <w:lang w:val="ar_AE" w:bidi="ar_AE"/>
+        </w:rPr>
+        <w:t>כְּ⁠עֹ֣טְיָ֔ה עַ֖ל עֶדְרֵ֥י חֲבֵרֶֽי⁠ךָ</w:t>
+      </w:r>
+    </w:p>
+    <w:p>
+      <w:pPr>
+        <w:bidi/>
+      </w:pPr>
+      <w:r>
+        <w:rPr>
+          <w:lang w:val="ar_AE" w:bidi="ar_AE"/>
+        </w:rPr>
+      </w:r>
+      <w:r>
+        <w:rPr>
           <w:b/>
           <w:lang w:val="ar_AE" w:bidi="ar_AE"/>
         </w:rPr>
@@ -6299,6 +6863,22 @@
       </w:r>
       <w:r>
         <w:rPr>
+          <w:lang w:val="ar_AE" w:bidi="ar_AE"/>
+        </w:rPr>
+        <w:t>אִם־לֹ֤א תֵדְעִי֙ לָ֔⁠ךְ הַ⁠יָּפָ֖ה בַּ⁠נָּשִׁ֑ים צְֽאִי־לָ֞⁠ךְ</w:t>
+      </w:r>
+    </w:p>
+    <w:p>
+      <w:pPr>
+        <w:bidi/>
+      </w:pPr>
+      <w:r>
+        <w:rPr>
+          <w:lang w:val="ar_AE" w:bidi="ar_AE"/>
+        </w:rPr>
+      </w:r>
+      <w:r>
+        <w:rPr>
           <w:b/>
           <w:lang w:val="ar_AE" w:bidi="ar_AE"/>
         </w:rPr>
@@ -6391,6 +6971,22 @@
       </w:r>
       <w:r>
         <w:rPr>
+          <w:lang w:val="ar_AE" w:bidi="ar_AE"/>
+        </w:rPr>
+        <w:t>אִם־לֹ֤א תֵדְעִי֙ לָ֔⁠ךְ הַ⁠יָּפָ֖ה בַּ⁠נָּשִׁ֑ים</w:t>
+      </w:r>
+    </w:p>
+    <w:p>
+      <w:pPr>
+        <w:bidi/>
+      </w:pPr>
+      <w:r>
+        <w:rPr>
+          <w:lang w:val="ar_AE" w:bidi="ar_AE"/>
+        </w:rPr>
+      </w:r>
+      <w:r>
+        <w:rPr>
           <w:b/>
           <w:lang w:val="ar_AE" w:bidi="ar_AE"/>
         </w:rPr>
@@ -6566,6 +7162,22 @@
       </w:r>
       <w:r>
         <w:rPr>
+          <w:lang w:val="ar_AE" w:bidi="ar_AE"/>
+        </w:rPr>
+        <w:t>צְֽאִי־לָ֞⁠ךְ</w:t>
+      </w:r>
+    </w:p>
+    <w:p>
+      <w:pPr>
+        <w:bidi/>
+      </w:pPr>
+      <w:r>
+        <w:rPr>
+          <w:lang w:val="ar_AE" w:bidi="ar_AE"/>
+        </w:rPr>
+      </w:r>
+      <w:r>
+        <w:rPr>
           <w:b/>
           <w:lang w:val="ar_AE" w:bidi="ar_AE"/>
         </w:rPr>
@@ -6671,6 +7283,22 @@
       </w:r>
       <w:r>
         <w:rPr>
+          <w:lang w:val="ar_AE" w:bidi="ar_AE"/>
+        </w:rPr>
+        <w:t>וּ⁠רְעִי֙ אֶת־גְּדִיֹּתַ֔יִ⁠ךְ</w:t>
+      </w:r>
+    </w:p>
+    <w:p>
+      <w:pPr>
+        <w:bidi/>
+      </w:pPr>
+      <w:r>
+        <w:rPr>
+          <w:lang w:val="ar_AE" w:bidi="ar_AE"/>
+        </w:rPr>
+      </w:r>
+      <w:r>
+        <w:rPr>
           <w:b/>
           <w:lang w:val="ar_AE" w:bidi="ar_AE"/>
         </w:rPr>
@@ -6811,6 +7439,22 @@
       </w:r>
       <w:r>
         <w:rPr>
+          <w:lang w:val="ar_AE" w:bidi="ar_AE"/>
+        </w:rPr>
+        <w:t>לְ⁠סֻסָתִ⁠י֙ בְּ⁠רִכְבֵ֣י פַרְעֹ֔ה דִּמִּיתִ֖י⁠ךְ רַעְיָתִֽ⁠י</w:t>
+      </w:r>
+    </w:p>
+    <w:p>
+      <w:pPr>
+        <w:bidi/>
+      </w:pPr>
+      <w:r>
+        <w:rPr>
+          <w:lang w:val="ar_AE" w:bidi="ar_AE"/>
+        </w:rPr>
+      </w:r>
+      <w:r>
+        <w:rPr>
           <w:b/>
           <w:lang w:val="ar_AE" w:bidi="ar_AE"/>
         </w:rPr>
@@ -7113,6 +7757,22 @@
       </w:r>
       <w:r>
         <w:rPr>
+          <w:lang w:val="ar_AE" w:bidi="ar_AE"/>
+        </w:rPr>
+        <w:t>פַרְעֹ֔ה</w:t>
+      </w:r>
+    </w:p>
+    <w:p>
+      <w:pPr>
+        <w:bidi/>
+      </w:pPr>
+      <w:r>
+        <w:rPr>
+          <w:lang w:val="ar_AE" w:bidi="ar_AE"/>
+        </w:rPr>
+      </w:r>
+      <w:r>
+        <w:rPr>
           <w:b/>
           <w:lang w:val="ar_AE" w:bidi="ar_AE"/>
         </w:rPr>
@@ -7218,6 +7878,22 @@
       </w:r>
       <w:r>
         <w:rPr>
+          <w:lang w:val="ar_AE" w:bidi="ar_AE"/>
+        </w:rPr>
+        <w:t>בַּ⁠תֹּרִ֔ים</w:t>
+      </w:r>
+    </w:p>
+    <w:p>
+      <w:pPr>
+        <w:bidi/>
+      </w:pPr>
+      <w:r>
+        <w:rPr>
+          <w:lang w:val="ar_AE" w:bidi="ar_AE"/>
+        </w:rPr>
+      </w:r>
+      <w:r>
+        <w:rPr>
           <w:b/>
           <w:lang w:val="ar_AE" w:bidi="ar_AE"/>
         </w:rPr>
@@ -7435,6 +8111,22 @@
       </w:r>
       <w:r>
         <w:rPr>
+          <w:lang w:val="ar_AE" w:bidi="ar_AE"/>
+        </w:rPr>
+        <w:t>תּוֹרֵ֤י</w:t>
+      </w:r>
+    </w:p>
+    <w:p>
+      <w:pPr>
+        <w:bidi/>
+      </w:pPr>
+      <w:r>
+        <w:rPr>
+          <w:lang w:val="ar_AE" w:bidi="ar_AE"/>
+        </w:rPr>
+      </w:r>
+      <w:r>
+        <w:rPr>
           <w:b/>
           <w:lang w:val="ar_AE" w:bidi="ar_AE"/>
         </w:rPr>
@@ -7527,6 +8219,22 @@
       </w:r>
       <w:r>
         <w:rPr>
+          <w:lang w:val="ar_AE" w:bidi="ar_AE"/>
+        </w:rPr>
+        <w:t>תּוֹרֵ֤י זָהָב֙ נַעֲשֶׂה־לָּ֔⁠ךְ</w:t>
+      </w:r>
+    </w:p>
+    <w:p>
+      <w:pPr>
+        <w:bidi/>
+      </w:pPr>
+      <w:r>
+        <w:rPr>
+          <w:lang w:val="ar_AE" w:bidi="ar_AE"/>
+        </w:rPr>
+      </w:r>
+      <w:r>
+        <w:rPr>
           <w:b/>
           <w:lang w:val="ar_AE" w:bidi="ar_AE"/>
         </w:rPr>
@@ -7658,6 +8366,22 @@
       </w:r>
       <w:r>
         <w:rPr>
+          <w:lang w:val="ar_AE" w:bidi="ar_AE"/>
+        </w:rPr>
+        <w:t>עִ֖ם נְקֻדּ֥וֹת הַ⁠כָּֽסֶף</w:t>
+      </w:r>
+    </w:p>
+    <w:p>
+      <w:pPr>
+        <w:bidi/>
+      </w:pPr>
+      <w:r>
+        <w:rPr>
+          <w:lang w:val="ar_AE" w:bidi="ar_AE"/>
+        </w:rPr>
+      </w:r>
+      <w:r>
+        <w:rPr>
           <w:b/>
           <w:lang w:val="ar_AE" w:bidi="ar_AE"/>
         </w:rPr>
@@ -7728,6 +8452,22 @@
       </w:r>
       <w:r>
         <w:rPr>
+          <w:lang w:val="ar_AE" w:bidi="ar_AE"/>
+        </w:rPr>
+        <w:t>שֶׁ֤⁠הַ⁠מֶּ֨לֶךְ֙</w:t>
+      </w:r>
+    </w:p>
+    <w:p>
+      <w:pPr>
+        <w:bidi/>
+      </w:pPr>
+      <w:r>
+        <w:rPr>
+          <w:lang w:val="ar_AE" w:bidi="ar_AE"/>
+        </w:rPr>
+      </w:r>
+      <w:r>
+        <w:rPr>
           <w:b/>
           <w:lang w:val="ar_AE" w:bidi="ar_AE"/>
         </w:rPr>
@@ -7749,7 +8489,7 @@
         </w:rPr>
         <w:t xml:space="preserve">لاحظ كيف ترجمت كلمة "الملك" في </w:t>
       </w:r>
-      <w:hyperlink r:id="rId17">
+      <w:hyperlink r:id="rId19">
         <w:r>
           <w:rPr>
             <w:lang w:val="ar_AE" w:bidi="ar_AE"/>
@@ -7838,6 +8578,22 @@
       </w:r>
       <w:r>
         <w:rPr>
+          <w:lang w:val="ar_AE" w:bidi="ar_AE"/>
+        </w:rPr>
+        <w:t>בִּ⁠מְסִבּ֔⁠וֹ</w:t>
+      </w:r>
+    </w:p>
+    <w:p>
+      <w:pPr>
+        <w:bidi/>
+      </w:pPr>
+      <w:r>
+        <w:rPr>
+          <w:lang w:val="ar_AE" w:bidi="ar_AE"/>
+        </w:rPr>
+      </w:r>
+      <w:r>
+        <w:rPr>
           <w:b/>
           <w:lang w:val="ar_AE" w:bidi="ar_AE"/>
         </w:rPr>
@@ -7934,6 +8690,22 @@
       </w:r>
       <w:r>
         <w:rPr>
+          <w:lang w:val="ar_AE" w:bidi="ar_AE"/>
+        </w:rPr>
+        <w:t>נִרְדִּ֖⁠י</w:t>
+      </w:r>
+    </w:p>
+    <w:p>
+      <w:pPr>
+        <w:bidi/>
+      </w:pPr>
+      <w:r>
+        <w:rPr>
+          <w:lang w:val="ar_AE" w:bidi="ar_AE"/>
+        </w:rPr>
+      </w:r>
+      <w:r>
+        <w:rPr>
           <w:b/>
           <w:lang w:val="ar_AE" w:bidi="ar_AE"/>
         </w:rPr>
@@ -8078,6 +8850,22 @@
       </w:r>
       <w:r>
         <w:rPr>
+          <w:lang w:val="ar_AE" w:bidi="ar_AE"/>
+        </w:rPr>
+        <w:t>נָתַ֥ן רֵיחֽ⁠וֹ</w:t>
+      </w:r>
+    </w:p>
+    <w:p>
+      <w:pPr>
+        <w:bidi/>
+      </w:pPr>
+      <w:r>
+        <w:rPr>
+          <w:lang w:val="ar_AE" w:bidi="ar_AE"/>
+        </w:rPr>
+      </w:r>
+      <w:r>
+        <w:rPr>
           <w:b/>
           <w:lang w:val="ar_AE" w:bidi="ar_AE"/>
         </w:rPr>
@@ -8352,6 +9140,22 @@
       </w:r>
       <w:r>
         <w:rPr>
+          <w:lang w:val="ar_AE" w:bidi="ar_AE"/>
+        </w:rPr>
+        <w:t>דּוֹדִ⁠י֙</w:t>
+      </w:r>
+    </w:p>
+    <w:p>
+      <w:pPr>
+        <w:bidi/>
+      </w:pPr>
+      <w:r>
+        <w:rPr>
+          <w:lang w:val="ar_AE" w:bidi="ar_AE"/>
+        </w:rPr>
+      </w:r>
+      <w:r>
+        <w:rPr>
           <w:b/>
           <w:lang w:val="ar_AE" w:bidi="ar_AE"/>
         </w:rPr>
@@ -8422,6 +9226,22 @@
       </w:r>
       <w:r>
         <w:rPr>
+          <w:lang w:val="ar_AE" w:bidi="ar_AE"/>
+        </w:rPr>
+        <w:t>צְר֨וֹר הַ⁠מֹּ֤ר ׀ דּוֹדִ⁠י֙ לִ֔⁠י בֵּ֥ין שָׁדַ֖⁠י יָלִֽין</w:t>
+      </w:r>
+    </w:p>
+    <w:p>
+      <w:pPr>
+        <w:bidi/>
+      </w:pPr>
+      <w:r>
+        <w:rPr>
+          <w:lang w:val="ar_AE" w:bidi="ar_AE"/>
+        </w:rPr>
+      </w:r>
+      <w:r>
+        <w:rPr>
           <w:b/>
           <w:lang w:val="ar_AE" w:bidi="ar_AE"/>
         </w:rPr>
@@ -8553,6 +9373,22 @@
       </w:r>
       <w:r>
         <w:rPr>
+          <w:lang w:val="ar_AE" w:bidi="ar_AE"/>
+        </w:rPr>
+        <w:t>יָלִֽין</w:t>
+      </w:r>
+    </w:p>
+    <w:p>
+      <w:pPr>
+        <w:bidi/>
+      </w:pPr>
+      <w:r>
+        <w:rPr>
+          <w:lang w:val="ar_AE" w:bidi="ar_AE"/>
+        </w:rPr>
+      </w:r>
+      <w:r>
+        <w:rPr>
           <w:b/>
           <w:lang w:val="ar_AE" w:bidi="ar_AE"/>
         </w:rPr>
@@ -9085,6 +9921,22 @@
       </w:r>
       <w:r>
         <w:rPr>
+          <w:lang w:val="ar_AE" w:bidi="ar_AE"/>
+        </w:rPr>
+        <w:t>הִנָּ֤⁠ךְ &amp; הִנָּ֥⁠ךְ</w:t>
+      </w:r>
+    </w:p>
+    <w:p>
+      <w:pPr>
+        <w:bidi/>
+      </w:pPr>
+      <w:r>
+        <w:rPr>
+          <w:lang w:val="ar_AE" w:bidi="ar_AE"/>
+        </w:rPr>
+      </w:r>
+      <w:r>
+        <w:rPr>
           <w:b/>
           <w:lang w:val="ar_AE" w:bidi="ar_AE"/>
         </w:rPr>
@@ -9342,7 +10194,7 @@
         </w:rPr>
         <w:t xml:space="preserve">في </w:t>
       </w:r>
-      <w:hyperlink r:id="rId19">
+      <w:hyperlink r:id="rId21">
         <w:r>
           <w:rPr>
             <w:lang w:val="ar_AE" w:bidi="ar_AE"/>
@@ -9495,6 +10347,22 @@
       </w:r>
       <w:r>
         <w:rPr>
+          <w:lang w:val="ar_AE" w:bidi="ar_AE"/>
+        </w:rPr>
+        <w:t>הִנְּ⁠ךָ֨</w:t>
+      </w:r>
+    </w:p>
+    <w:p>
+      <w:pPr>
+        <w:bidi/>
+      </w:pPr>
+      <w:r>
+        <w:rPr>
+          <w:lang w:val="ar_AE" w:bidi="ar_AE"/>
+        </w:rPr>
+      </w:r>
+      <w:r>
+        <w:rPr>
           <w:b/>
           <w:lang w:val="ar_AE" w:bidi="ar_AE"/>
         </w:rPr>
@@ -9699,6 +10567,22 @@
       </w:r>
       <w:r>
         <w:rPr>
+          <w:lang w:val="ar_AE" w:bidi="ar_AE"/>
+        </w:rPr>
+        <w:t>דוֹדִ⁠י֙</w:t>
+      </w:r>
+    </w:p>
+    <w:p>
+      <w:pPr>
+        <w:bidi/>
+      </w:pPr>
+      <w:r>
+        <w:rPr>
+          <w:lang w:val="ar_AE" w:bidi="ar_AE"/>
+        </w:rPr>
+      </w:r>
+      <w:r>
+        <w:rPr>
           <w:b/>
           <w:lang w:val="ar_AE" w:bidi="ar_AE"/>
         </w:rPr>
@@ -9733,7 +10617,7 @@
         </w:rPr>
         <w:t xml:space="preserve"> في </w:t>
       </w:r>
-      <w:hyperlink r:id="rId20">
+      <w:hyperlink r:id="rId22">
         <w:r>
           <w:rPr>
             <w:lang w:val="ar_AE" w:bidi="ar_AE"/>
@@ -9800,6 +10684,22 @@
       </w:r>
       <w:r>
         <w:rPr>
+          <w:lang w:val="ar_AE" w:bidi="ar_AE"/>
+        </w:rPr>
+        <w:t>דוֹדִ⁠י֙ אַ֣ף נָעִ֔ים</w:t>
+      </w:r>
+    </w:p>
+    <w:p>
+      <w:pPr>
+        <w:bidi/>
+      </w:pPr>
+      <w:r>
+        <w:rPr>
+          <w:lang w:val="ar_AE" w:bidi="ar_AE"/>
+        </w:rPr>
+      </w:r>
+      <w:r>
+        <w:rPr>
           <w:b/>
           <w:lang w:val="ar_AE" w:bidi="ar_AE"/>
         </w:rPr>
@@ -9892,6 +10792,22 @@
       </w:r>
       <w:r>
         <w:rPr>
+          <w:lang w:val="ar_AE" w:bidi="ar_AE"/>
+        </w:rPr>
+        <w:t>עַרְשֵׂ֖⁠נוּ</w:t>
+      </w:r>
+    </w:p>
+    <w:p>
+      <w:pPr>
+        <w:bidi/>
+      </w:pPr>
+      <w:r>
+        <w:rPr>
+          <w:lang w:val="ar_AE" w:bidi="ar_AE"/>
+        </w:rPr>
+      </w:r>
+      <w:r>
+        <w:rPr>
           <w:b/>
           <w:lang w:val="ar_AE" w:bidi="ar_AE"/>
         </w:rPr>
@@ -9997,6 +10913,22 @@
       </w:r>
       <w:r>
         <w:rPr>
+          <w:lang w:val="ar_AE" w:bidi="ar_AE"/>
+        </w:rPr>
+        <w:t>רַעֲנָנָֽה</w:t>
+      </w:r>
+    </w:p>
+    <w:p>
+      <w:pPr>
+        <w:bidi/>
+      </w:pPr>
+      <w:r>
+        <w:rPr>
+          <w:lang w:val="ar_AE" w:bidi="ar_AE"/>
+        </w:rPr>
+      </w:r>
+      <w:r>
+        <w:rPr>
           <w:b/>
           <w:lang w:val="ar_AE" w:bidi="ar_AE"/>
         </w:rPr>
@@ -10167,6 +11099,22 @@
       </w:r>
       <w:r>
         <w:rPr>
+          <w:lang w:val="ar_AE" w:bidi="ar_AE"/>
+        </w:rPr>
+        <w:t>קֹר֤וֹת בָּתֵּ֨י⁠נוּ֙ אֲרָזִ֔ים רַהִיטֵ֖נוּ בְּרוֹתִֽים</w:t>
+      </w:r>
+    </w:p>
+    <w:p>
+      <w:pPr>
+        <w:bidi/>
+      </w:pPr>
+      <w:r>
+        <w:rPr>
+          <w:lang w:val="ar_AE" w:bidi="ar_AE"/>
+        </w:rPr>
+      </w:r>
+      <w:r>
+        <w:rPr>
           <w:b/>
           <w:lang w:val="ar_AE" w:bidi="ar_AE"/>
         </w:rPr>
@@ -10530,7 +11478,7 @@
         </w:rPr>
         <w:t xml:space="preserve">يستخدم الشعر العبري أحيانًا أداة أدبية تسمى "التقابل" (ويُسمى أحيانًا "المقابلة العكسية"). التقابل هو ترتيب الكلمات أو العبارات في تسلسل أ ب-ب أ. في </w:t>
       </w:r>
-      <w:hyperlink r:id="rId21">
+      <w:hyperlink r:id="rId23">
         <w:r>
           <w:rPr>
             <w:lang w:val="ar_AE" w:bidi="ar_AE"/>
@@ -10741,6 +11689,22 @@
       </w:r>
       <w:r>
         <w:rPr>
+          <w:lang w:val="ar_AE" w:bidi="ar_AE"/>
+        </w:rPr>
+        <w:t>חֲבַצֶּ֣לֶת</w:t>
+      </w:r>
+    </w:p>
+    <w:p>
+      <w:pPr>
+        <w:bidi/>
+      </w:pPr>
+      <w:r>
+        <w:rPr>
+          <w:lang w:val="ar_AE" w:bidi="ar_AE"/>
+        </w:rPr>
+      </w:r>
+      <w:r>
+        <w:rPr>
           <w:b/>
           <w:lang w:val="ar_AE" w:bidi="ar_AE"/>
         </w:rPr>
@@ -10958,6 +11922,22 @@
       </w:r>
       <w:r>
         <w:rPr>
+          <w:lang w:val="ar_AE" w:bidi="ar_AE"/>
+        </w:rPr>
+        <w:t>אֲנִי֙ חֲבַצֶּ֣לֶת הַ⁠שָּׁר֔וֹן שֽׁוֹשַׁנַּ֖ת הָ⁠עֲמָקִֽים</w:t>
+      </w:r>
+    </w:p>
+    <w:p>
+      <w:pPr>
+        <w:bidi/>
+      </w:pPr>
+      <w:r>
+        <w:rPr>
+          <w:lang w:val="ar_AE" w:bidi="ar_AE"/>
+        </w:rPr>
+      </w:r>
+      <w:r>
+        <w:rPr>
           <w:b/>
           <w:lang w:val="ar_AE" w:bidi="ar_AE"/>
         </w:rPr>
@@ -11076,6 +12056,22 @@
       </w:r>
       <w:r>
         <w:rPr>
+          <w:lang w:val="ar_AE" w:bidi="ar_AE"/>
+        </w:rPr>
+        <w:t>שֽׁוֹשַׁנַּ֖ת</w:t>
+      </w:r>
+    </w:p>
+    <w:p>
+      <w:pPr>
+        <w:bidi/>
+      </w:pPr>
+      <w:r>
+        <w:rPr>
+          <w:lang w:val="ar_AE" w:bidi="ar_AE"/>
+        </w:rPr>
+      </w:r>
+      <w:r>
+        <w:rPr>
           <w:b/>
           <w:lang w:val="ar_AE" w:bidi="ar_AE"/>
         </w:rPr>
@@ -11273,6 +12269,22 @@
       </w:r>
       <w:r>
         <w:rPr>
+          <w:lang w:val="ar_AE" w:bidi="ar_AE"/>
+        </w:rPr>
+        <w:t>כְּ⁠שֽׁוֹשַׁנָּה֙ בֵּ֣ין הַ⁠חוֹחִ֔ים כֵּ֥ן רַעְיָתִ֖⁠י בֵּ֥ין הַ⁠בָּנֽוֹת</w:t>
+      </w:r>
+    </w:p>
+    <w:p>
+      <w:pPr>
+        <w:bidi/>
+      </w:pPr>
+      <w:r>
+        <w:rPr>
+          <w:lang w:val="ar_AE" w:bidi="ar_AE"/>
+        </w:rPr>
+      </w:r>
+      <w:r>
+        <w:rPr>
           <w:b/>
           <w:lang w:val="ar_AE" w:bidi="ar_AE"/>
         </w:rPr>
@@ -11438,7 +12450,7 @@
         </w:rPr>
         <w:t xml:space="preserve">في </w:t>
       </w:r>
-      <w:hyperlink r:id="rId22">
+      <w:hyperlink r:id="rId24">
         <w:r>
           <w:rPr>
             <w:lang w:val="ar_AE" w:bidi="ar_AE"/>
@@ -11555,7 +12567,7 @@
         </w:rPr>
         <w:t xml:space="preserve"> في </w:t>
       </w:r>
-      <w:hyperlink r:id="rId19">
+      <w:hyperlink r:id="rId21">
         <w:r>
           <w:rPr>
             <w:lang w:val="ar_AE" w:bidi="ar_AE"/>
@@ -11622,6 +12634,22 @@
       </w:r>
       <w:r>
         <w:rPr>
+          <w:lang w:val="ar_AE" w:bidi="ar_AE"/>
+        </w:rPr>
+        <w:t>הַ⁠בָּנֽוֹת</w:t>
+      </w:r>
+    </w:p>
+    <w:p>
+      <w:pPr>
+        <w:bidi/>
+      </w:pPr>
+      <w:r>
+        <w:rPr>
+          <w:lang w:val="ar_AE" w:bidi="ar_AE"/>
+        </w:rPr>
+      </w:r>
+      <w:r>
+        <w:rPr>
           <w:b/>
           <w:lang w:val="ar_AE" w:bidi="ar_AE"/>
         </w:rPr>
@@ -11669,7 +12697,7 @@
         </w:rPr>
         <w:t xml:space="preserve"> المذكورات في </w:t>
       </w:r>
-      <w:hyperlink r:id="rId18">
+      <w:hyperlink r:id="rId20">
         <w:r>
           <w:rPr>
             <w:lang w:val="ar_AE" w:bidi="ar_AE"/>
@@ -11889,6 +12917,22 @@
       </w:r>
       <w:r>
         <w:rPr>
+          <w:lang w:val="ar_AE" w:bidi="ar_AE"/>
+        </w:rPr>
+        <w:t>כְּ⁠תַפּ֨וּחַ֙ בַּ⁠עֲצֵ֣י הַ⁠יַּ֔עַר כֵּ֥ן דּוֹדִ֖⁠י בֵּ֣ין הַ⁠בָּנִ֑ים</w:t>
+      </w:r>
+    </w:p>
+    <w:p>
+      <w:pPr>
+        <w:bidi/>
+      </w:pPr>
+      <w:r>
+        <w:rPr>
+          <w:lang w:val="ar_AE" w:bidi="ar_AE"/>
+        </w:rPr>
+      </w:r>
+      <w:r>
+        <w:rPr>
           <w:b/>
           <w:lang w:val="ar_AE" w:bidi="ar_AE"/>
         </w:rPr>
@@ -12251,7 +13295,7 @@
         </w:rPr>
         <w:t xml:space="preserve"> في </w:t>
       </w:r>
-      <w:hyperlink r:id="rId20">
+      <w:hyperlink r:id="rId22">
         <w:r>
           <w:rPr>
             <w:lang w:val="ar_AE" w:bidi="ar_AE"/>
@@ -12318,6 +13362,22 @@
       </w:r>
       <w:r>
         <w:rPr>
+          <w:lang w:val="ar_AE" w:bidi="ar_AE"/>
+        </w:rPr>
+        <w:t>בֵּ֣ין הַ⁠בָּנִ֑ים</w:t>
+      </w:r>
+    </w:p>
+    <w:p>
+      <w:pPr>
+        <w:bidi/>
+      </w:pPr>
+      <w:r>
+        <w:rPr>
+          <w:lang w:val="ar_AE" w:bidi="ar_AE"/>
+        </w:rPr>
+      </w:r>
+      <w:r>
+        <w:rPr>
           <w:b/>
           <w:lang w:val="ar_AE" w:bidi="ar_AE"/>
         </w:rPr>
@@ -12449,6 +13509,22 @@
       </w:r>
       <w:r>
         <w:rPr>
+          <w:lang w:val="ar_AE" w:bidi="ar_AE"/>
+        </w:rPr>
+        <w:t>בְּ⁠צִלּ⁠וֹ֙ חִמַּ֣דְתִּי וְ⁠יָשַׁ֔בְתִּי וּ⁠פִרְי֖⁠וֹ מָת֥וֹק לְ⁠חִכִּֽ⁠י</w:t>
+      </w:r>
+    </w:p>
+    <w:p>
+      <w:pPr>
+        <w:bidi/>
+      </w:pPr>
+      <w:r>
+        <w:rPr>
+          <w:lang w:val="ar_AE" w:bidi="ar_AE"/>
+        </w:rPr>
+      </w:r>
+      <w:r>
+        <w:rPr>
           <w:b/>
           <w:lang w:val="ar_AE" w:bidi="ar_AE"/>
         </w:rPr>
@@ -12593,6 +13669,22 @@
       </w:r>
       <w:r>
         <w:rPr>
+          <w:lang w:val="ar_AE" w:bidi="ar_AE"/>
+        </w:rPr>
+        <w:t>בְּ⁠צִלּ⁠וֹ֙ חִמַּ֣דְתִּי וְ⁠יָשַׁ֔בְתִּי</w:t>
+      </w:r>
+    </w:p>
+    <w:p>
+      <w:pPr>
+        <w:bidi/>
+      </w:pPr>
+      <w:r>
+        <w:rPr>
+          <w:lang w:val="ar_AE" w:bidi="ar_AE"/>
+        </w:rPr>
+      </w:r>
+      <w:r>
+        <w:rPr>
           <w:b/>
           <w:lang w:val="ar_AE" w:bidi="ar_AE"/>
         </w:rPr>
@@ -12733,6 +13825,22 @@
       </w:r>
       <w:r>
         <w:rPr>
+          <w:lang w:val="ar_AE" w:bidi="ar_AE"/>
+        </w:rPr>
+        <w:t>הֱבִיאַ֨⁠נִי֙</w:t>
+      </w:r>
+    </w:p>
+    <w:p>
+      <w:pPr>
+        <w:bidi/>
+      </w:pPr>
+      <w:r>
+        <w:rPr>
+          <w:lang w:val="ar_AE" w:bidi="ar_AE"/>
+        </w:rPr>
+      </w:r>
+      <w:r>
+        <w:rPr>
           <w:b/>
           <w:lang w:val="ar_AE" w:bidi="ar_AE"/>
         </w:rPr>
@@ -12754,7 +13862,7 @@
         </w:rPr>
         <w:t xml:space="preserve">انظر كيف ترجمت عبارة "أدخلني" في </w:t>
       </w:r>
-      <w:hyperlink r:id="rId17">
+      <w:hyperlink r:id="rId19">
         <w:r>
           <w:rPr>
             <w:lang w:val="ar_AE" w:bidi="ar_AE"/>
@@ -13008,7 +14116,7 @@
         </w:rPr>
         <w:t xml:space="preserve"> أو مبنى، لذا قد تشير هنا إلى مكان خاص يستخدمه الرجل والمرأة كمكان لقائهما، وربما "البيت" (الموقع) حيث قضيا الوقت معًا في الوعر (الموصوف في </w:t>
       </w:r>
-      <w:hyperlink r:id="rId23">
+      <w:hyperlink r:id="rId25">
         <w:r>
           <w:rPr>
             <w:lang w:val="ar_AE" w:bidi="ar_AE"/>
@@ -13228,6 +14336,22 @@
       </w:r>
       <w:r>
         <w:rPr>
+          <w:lang w:val="ar_AE" w:bidi="ar_AE"/>
+        </w:rPr>
+        <w:t>וְ⁠דִגְל֥⁠וֹ עָלַ֖⁠י אַהֲבָֽה</w:t>
+      </w:r>
+    </w:p>
+    <w:p>
+      <w:pPr>
+        <w:bidi/>
+      </w:pPr>
+      <w:r>
+        <w:rPr>
+          <w:lang w:val="ar_AE" w:bidi="ar_AE"/>
+        </w:rPr>
+      </w:r>
+      <w:r>
+        <w:rPr>
           <w:b/>
           <w:lang w:val="ar_AE" w:bidi="ar_AE"/>
         </w:rPr>
@@ -13346,6 +14470,22 @@
       </w:r>
       <w:r>
         <w:rPr>
+          <w:lang w:val="ar_AE" w:bidi="ar_AE"/>
+        </w:rPr>
+        <w:t>וְ⁠דִגְל֥⁠וֹ</w:t>
+      </w:r>
+    </w:p>
+    <w:p>
+      <w:pPr>
+        <w:bidi/>
+      </w:pPr>
+      <w:r>
+        <w:rPr>
+          <w:lang w:val="ar_AE" w:bidi="ar_AE"/>
+        </w:rPr>
+      </w:r>
+      <w:r>
+        <w:rPr>
           <w:b/>
           <w:lang w:val="ar_AE" w:bidi="ar_AE"/>
         </w:rPr>
@@ -13556,6 +14696,22 @@
       </w:r>
       <w:r>
         <w:rPr>
+          <w:lang w:val="ar_AE" w:bidi="ar_AE"/>
+        </w:rPr>
+        <w:t>סַמְּכ֨וּ⁠נִי֙ בָּֽ⁠אֲשִׁישׁ֔וֹת רַפְּד֖וּ⁠נִי בַּ⁠תַּפּוּחִ֑ים</w:t>
+      </w:r>
+    </w:p>
+    <w:p>
+      <w:pPr>
+        <w:bidi/>
+      </w:pPr>
+      <w:r>
+        <w:rPr>
+          <w:lang w:val="ar_AE" w:bidi="ar_AE"/>
+        </w:rPr>
+      </w:r>
+      <w:r>
+        <w:rPr>
           <w:b/>
           <w:lang w:val="ar_AE" w:bidi="ar_AE"/>
         </w:rPr>
@@ -13674,6 +14830,22 @@
       </w:r>
       <w:r>
         <w:rPr>
+          <w:lang w:val="ar_AE" w:bidi="ar_AE"/>
+        </w:rPr>
+        <w:t>סַמְּכ֨וּ⁠נִי֙ &amp; רַפְּד֖וּ⁠נִי</w:t>
+      </w:r>
+    </w:p>
+    <w:p>
+      <w:pPr>
+        <w:bidi/>
+      </w:pPr>
+      <w:r>
+        <w:rPr>
+          <w:lang w:val="ar_AE" w:bidi="ar_AE"/>
+        </w:rPr>
+      </w:r>
+      <w:r>
+        <w:rPr>
           <w:b/>
           <w:lang w:val="ar_AE" w:bidi="ar_AE"/>
         </w:rPr>
@@ -13805,6 +14977,22 @@
       </w:r>
       <w:r>
         <w:rPr>
+          <w:lang w:val="ar_AE" w:bidi="ar_AE"/>
+        </w:rPr>
+        <w:t>סַמְּכ֨וּ⁠נִי֙ בָּֽ⁠אֲשִׁישׁ֔וֹת רַפְּד֖וּ⁠נִי בַּ⁠תַּפּוּחִ֑ים כִּי־חוֹלַ֥ת אַהֲבָ֖ה אָֽנִי</w:t>
+      </w:r>
+    </w:p>
+    <w:p>
+      <w:pPr>
+        <w:bidi/>
+      </w:pPr>
+      <w:r>
+        <w:rPr>
+          <w:lang w:val="ar_AE" w:bidi="ar_AE"/>
+        </w:rPr>
+      </w:r>
+      <w:r>
+        <w:rPr>
           <w:b/>
           <w:lang w:val="ar_AE" w:bidi="ar_AE"/>
         </w:rPr>
@@ -13897,6 +15085,22 @@
       </w:r>
       <w:r>
         <w:rPr>
+          <w:lang w:val="ar_AE" w:bidi="ar_AE"/>
+        </w:rPr>
+        <w:t>בָּֽ⁠אֲשִׁישׁ֔וֹת</w:t>
+      </w:r>
+    </w:p>
+    <w:p>
+      <w:pPr>
+        <w:bidi/>
+      </w:pPr>
+      <w:r>
+        <w:rPr>
+          <w:lang w:val="ar_AE" w:bidi="ar_AE"/>
+        </w:rPr>
+      </w:r>
+      <w:r>
+        <w:rPr>
           <w:b/>
           <w:lang w:val="ar_AE" w:bidi="ar_AE"/>
         </w:rPr>
@@ -14023,7 +15227,7 @@
         </w:rPr>
         <w:t xml:space="preserve"> في </w:t>
       </w:r>
-      <w:hyperlink r:id="rId24">
+      <w:hyperlink r:id="rId26">
         <w:r>
           <w:rPr>
             <w:lang w:val="ar_AE" w:bidi="ar_AE"/>
@@ -14112,6 +15316,22 @@
       </w:r>
       <w:r>
         <w:rPr>
+          <w:lang w:val="ar_AE" w:bidi="ar_AE"/>
+        </w:rPr>
+        <w:t>כִּי־חוֹלַ֥ת אַהֲבָ֖ה אָֽנִי</w:t>
+      </w:r>
+    </w:p>
+    <w:p>
+      <w:pPr>
+        <w:bidi/>
+      </w:pPr>
+      <w:r>
+        <w:rPr>
+          <w:lang w:val="ar_AE" w:bidi="ar_AE"/>
+        </w:rPr>
+      </w:r>
+      <w:r>
+        <w:rPr>
           <w:b/>
           <w:lang w:val="ar_AE" w:bidi="ar_AE"/>
         </w:rPr>
@@ -14322,6 +15542,22 @@
       </w:r>
       <w:r>
         <w:rPr>
+          <w:lang w:val="ar_AE" w:bidi="ar_AE"/>
+        </w:rPr>
+        <w:t>שְׂמֹאל⁠וֹ֙ תַּ֣חַת לְ⁠רֹאשִׁ֔⁠י וִ⁠ימִינ֖⁠וֹ תְּחַבְּקֵֽ⁠נִי</w:t>
+      </w:r>
+    </w:p>
+    <w:p>
+      <w:pPr>
+        <w:bidi/>
+      </w:pPr>
+      <w:r>
+        <w:rPr>
+          <w:lang w:val="ar_AE" w:bidi="ar_AE"/>
+        </w:rPr>
+      </w:r>
+      <w:r>
+        <w:rPr>
           <w:b/>
           <w:lang w:val="ar_AE" w:bidi="ar_AE"/>
         </w:rPr>
@@ -14532,6 +15768,22 @@
       </w:r>
       <w:r>
         <w:rPr>
+          <w:lang w:val="ar_AE" w:bidi="ar_AE"/>
+        </w:rPr>
+        <w:t>הִשְׁבַּ֨עְתִּי אֶתְ⁠כֶ֜ם &amp; בִּ⁠צְבָא֔וֹת א֖וֹ בְּ⁠אַיְל֣וֹת הַ⁠שָּׂדֶ֑ה</w:t>
+      </w:r>
+    </w:p>
+    <w:p>
+      <w:pPr>
+        <w:bidi/>
+      </w:pPr>
+      <w:r>
+        <w:rPr>
+          <w:lang w:val="ar_AE" w:bidi="ar_AE"/>
+        </w:rPr>
+      </w:r>
+      <w:r>
+        <w:rPr>
           <w:b/>
           <w:lang w:val="ar_AE" w:bidi="ar_AE"/>
         </w:rPr>
@@ -14704,7 +15956,7 @@
         </w:rPr>
         <w:t xml:space="preserve"> في </w:t>
       </w:r>
-      <w:hyperlink r:id="rId18">
+      <w:hyperlink r:id="rId20">
         <w:r>
           <w:rPr>
             <w:lang w:val="ar_AE" w:bidi="ar_AE"/>
@@ -14793,6 +16045,22 @@
       </w:r>
       <w:r>
         <w:rPr>
+          <w:lang w:val="ar_AE" w:bidi="ar_AE"/>
+        </w:rPr>
+        <w:t>בִּ⁠צְבָא֔וֹת א֖וֹ בְּ⁠אַיְל֣וֹת הַ⁠שָּׂדֶ֑ה</w:t>
+      </w:r>
+    </w:p>
+    <w:p>
+      <w:pPr>
+        <w:bidi/>
+      </w:pPr>
+      <w:r>
+        <w:rPr>
+          <w:lang w:val="ar_AE" w:bidi="ar_AE"/>
+        </w:rPr>
+      </w:r>
+      <w:r>
+        <w:rPr>
           <w:b/>
           <w:lang w:val="ar_AE" w:bidi="ar_AE"/>
         </w:rPr>
@@ -15147,6 +16415,22 @@
       </w:r>
       <w:r>
         <w:rPr>
+          <w:lang w:val="ar_AE" w:bidi="ar_AE"/>
+        </w:rPr>
+        <w:t>אִם־תָּעִ֧ירוּ ׀ וְֽ⁠אִם־תְּעֽוֹרְר֛וּ אֶת־הָ⁠אַהֲבָ֖ה עַ֥ד שֶׁ⁠תֶּחְפָּֽץ</w:t>
+      </w:r>
+    </w:p>
+    <w:p>
+      <w:pPr>
+        <w:bidi/>
+      </w:pPr>
+      <w:r>
+        <w:rPr>
+          <w:lang w:val="ar_AE" w:bidi="ar_AE"/>
+        </w:rPr>
+      </w:r>
+      <w:r>
+        <w:rPr>
           <w:b/>
           <w:lang w:val="ar_AE" w:bidi="ar_AE"/>
         </w:rPr>
@@ -15265,6 +16549,22 @@
       </w:r>
       <w:r>
         <w:rPr>
+          <w:lang w:val="ar_AE" w:bidi="ar_AE"/>
+        </w:rPr>
+        <w:t>אִם־תָּעִ֧ירוּ ׀ וְֽ⁠אִם־תְּעֽוֹרְר֛וּ</w:t>
+      </w:r>
+    </w:p>
+    <w:p>
+      <w:pPr>
+        <w:bidi/>
+      </w:pPr>
+      <w:r>
+        <w:rPr>
+          <w:lang w:val="ar_AE" w:bidi="ar_AE"/>
+        </w:rPr>
+      </w:r>
+      <w:r>
+        <w:rPr>
           <w:b/>
           <w:lang w:val="ar_AE" w:bidi="ar_AE"/>
         </w:rPr>
@@ -15593,6 +16893,22 @@
       </w:r>
       <w:r>
         <w:rPr>
+          <w:lang w:val="ar_AE" w:bidi="ar_AE"/>
+        </w:rPr>
+        <w:t>הִנֵּה</w:t>
+      </w:r>
+    </w:p>
+    <w:p>
+      <w:pPr>
+        <w:bidi/>
+      </w:pPr>
+      <w:r>
+        <w:rPr>
+          <w:lang w:val="ar_AE" w:bidi="ar_AE"/>
+        </w:rPr>
+      </w:r>
+      <w:r>
+        <w:rPr>
           <w:b/>
           <w:lang w:val="ar_AE" w:bidi="ar_AE"/>
         </w:rPr>
@@ -15633,7 +16949,7 @@
         </w:rPr>
         <w:t xml:space="preserve">" في </w:t>
       </w:r>
-      <w:hyperlink r:id="rId25">
+      <w:hyperlink r:id="rId27">
         <w:r>
           <w:rPr>
             <w:lang w:val="ar_AE" w:bidi="ar_AE"/>
@@ -15716,6 +17032,22 @@
       </w:r>
       <w:r>
         <w:rPr>
+          <w:lang w:val="ar_AE" w:bidi="ar_AE"/>
+        </w:rPr>
+        <w:t>בָּ֑א</w:t>
+      </w:r>
+    </w:p>
+    <w:p>
+      <w:pPr>
+        <w:bidi/>
+      </w:pPr>
+      <w:r>
+        <w:rPr>
+          <w:lang w:val="ar_AE" w:bidi="ar_AE"/>
+        </w:rPr>
+      </w:r>
+      <w:r>
+        <w:rPr>
           <w:b/>
           <w:lang w:val="ar_AE" w:bidi="ar_AE"/>
         </w:rPr>
@@ -16143,7 +17475,7 @@
         </w:rPr>
         <w:t xml:space="preserve">" في </w:t>
       </w:r>
-      <w:hyperlink r:id="rId26">
+      <w:hyperlink r:id="rId28">
         <w:r>
           <w:rPr>
             <w:lang w:val="ar_AE" w:bidi="ar_AE"/>
@@ -16423,6 +17755,22 @@
       </w:r>
       <w:r>
         <w:rPr>
+          <w:lang w:val="ar_AE" w:bidi="ar_AE"/>
+        </w:rPr>
+        <w:t>זֶ֤ה</w:t>
+      </w:r>
+    </w:p>
+    <w:p>
+      <w:pPr>
+        <w:bidi/>
+      </w:pPr>
+      <w:r>
+        <w:rPr>
+          <w:lang w:val="ar_AE" w:bidi="ar_AE"/>
+        </w:rPr>
+      </w:r>
+      <w:r>
+        <w:rPr>
           <w:b/>
           <w:lang w:val="ar_AE" w:bidi="ar_AE"/>
         </w:rPr>
@@ -16541,6 +17889,22 @@
       </w:r>
       <w:r>
         <w:rPr>
+          <w:lang w:val="ar_AE" w:bidi="ar_AE"/>
+        </w:rPr>
+        <w:t>אַחַ֣ר כָּתְלֵ֔⁠נוּ</w:t>
+      </w:r>
+    </w:p>
+    <w:p>
+      <w:pPr>
+        <w:bidi/>
+      </w:pPr>
+      <w:r>
+        <w:rPr>
+          <w:lang w:val="ar_AE" w:bidi="ar_AE"/>
+        </w:rPr>
+      </w:r>
+      <w:r>
+        <w:rPr>
           <w:b/>
           <w:lang w:val="ar_AE" w:bidi="ar_AE"/>
         </w:rPr>
@@ -16646,6 +18010,22 @@
       </w:r>
       <w:r>
         <w:rPr>
+          <w:lang w:val="ar_AE" w:bidi="ar_AE"/>
+        </w:rPr>
+        <w:t>מַשְׁגִּ֨יחַ֙ מִן־הַֽ⁠חֲלֹּנ֔וֹת מֵצִ֖יץ מִן־הַֽ⁠חֲרַכִּֽים</w:t>
+      </w:r>
+    </w:p>
+    <w:p>
+      <w:pPr>
+        <w:bidi/>
+      </w:pPr>
+      <w:r>
+        <w:rPr>
+          <w:lang w:val="ar_AE" w:bidi="ar_AE"/>
+        </w:rPr>
+      </w:r>
+      <w:r>
+        <w:rPr>
           <w:b/>
           <w:lang w:val="ar_AE" w:bidi="ar_AE"/>
         </w:rPr>
@@ -16751,6 +18131,22 @@
       </w:r>
       <w:r>
         <w:rPr>
+          <w:lang w:val="ar_AE" w:bidi="ar_AE"/>
+        </w:rPr>
+        <w:t>הַֽ⁠חֲלֹּנ֔וֹת &amp; הַֽ⁠חֲרַכִּֽים</w:t>
+      </w:r>
+    </w:p>
+    <w:p>
+      <w:pPr>
+        <w:bidi/>
+      </w:pPr>
+      <w:r>
+        <w:rPr>
+          <w:lang w:val="ar_AE" w:bidi="ar_AE"/>
+        </w:rPr>
+      </w:r>
+      <w:r>
+        <w:rPr>
           <w:b/>
           <w:lang w:val="ar_AE" w:bidi="ar_AE"/>
         </w:rPr>
@@ -16869,6 +18265,22 @@
       </w:r>
       <w:r>
         <w:rPr>
+          <w:lang w:val="ar_AE" w:bidi="ar_AE"/>
+        </w:rPr>
+        <w:t>הַֽ⁠חֲרַכִּֽים</w:t>
+      </w:r>
+    </w:p>
+    <w:p>
+      <w:pPr>
+        <w:bidi/>
+      </w:pPr>
+      <w:r>
+        <w:rPr>
+          <w:lang w:val="ar_AE" w:bidi="ar_AE"/>
+        </w:rPr>
+      </w:r>
+      <w:r>
+        <w:rPr>
           <w:b/>
           <w:lang w:val="ar_AE" w:bidi="ar_AE"/>
         </w:rPr>
@@ -17000,6 +18412,22 @@
       </w:r>
       <w:r>
         <w:rPr>
+          <w:lang w:val="ar_AE" w:bidi="ar_AE"/>
+        </w:rPr>
+        <w:t>וּ⁠לְכִי־לָֽ⁠ךְ</w:t>
+      </w:r>
+    </w:p>
+    <w:p>
+      <w:pPr>
+        <w:bidi/>
+      </w:pPr>
+      <w:r>
+        <w:rPr>
+          <w:lang w:val="ar_AE" w:bidi="ar_AE"/>
+        </w:rPr>
+      </w:r>
+      <w:r>
+        <w:rPr>
           <w:b/>
           <w:lang w:val="ar_AE" w:bidi="ar_AE"/>
         </w:rPr>
@@ -17217,6 +18645,22 @@
       </w:r>
       <w:r>
         <w:rPr>
+          <w:lang w:val="ar_AE" w:bidi="ar_AE"/>
+        </w:rPr>
+        <w:t>כִּֽי־הִנֵּ֥ה</w:t>
+      </w:r>
+    </w:p>
+    <w:p>
+      <w:pPr>
+        <w:bidi/>
+      </w:pPr>
+      <w:r>
+        <w:rPr>
+          <w:lang w:val="ar_AE" w:bidi="ar_AE"/>
+        </w:rPr>
+      </w:r>
+      <w:r>
+        <w:rPr>
           <w:b/>
           <w:lang w:val="ar_AE" w:bidi="ar_AE"/>
         </w:rPr>
@@ -17322,6 +18766,22 @@
       </w:r>
       <w:r>
         <w:rPr>
+          <w:lang w:val="ar_AE" w:bidi="ar_AE"/>
+        </w:rPr>
+        <w:t>ה⁠סתו</w:t>
+      </w:r>
+    </w:p>
+    <w:p>
+      <w:pPr>
+        <w:bidi/>
+      </w:pPr>
+      <w:r>
+        <w:rPr>
+          <w:lang w:val="ar_AE" w:bidi="ar_AE"/>
+        </w:rPr>
+      </w:r>
+      <w:r>
+        <w:rPr>
           <w:b/>
           <w:lang w:val="ar_AE" w:bidi="ar_AE"/>
         </w:rPr>
@@ -17427,6 +18887,22 @@
       </w:r>
       <w:r>
         <w:rPr>
+          <w:lang w:val="ar_AE" w:bidi="ar_AE"/>
+        </w:rPr>
+        <w:t>ה⁠סתו עָבָ֑ר הַ⁠גֶּ֕שֶׁם חָלַ֖ף</w:t>
+      </w:r>
+    </w:p>
+    <w:p>
+      <w:pPr>
+        <w:bidi/>
+      </w:pPr>
+      <w:r>
+        <w:rPr>
+          <w:lang w:val="ar_AE" w:bidi="ar_AE"/>
+        </w:rPr>
+      </w:r>
+      <w:r>
+        <w:rPr>
           <w:b/>
           <w:lang w:val="ar_AE" w:bidi="ar_AE"/>
         </w:rPr>
@@ -17519,6 +18995,22 @@
       </w:r>
       <w:r>
         <w:rPr>
+          <w:lang w:val="ar_AE" w:bidi="ar_AE"/>
+        </w:rPr>
+        <w:t>עָבָ֑ר</w:t>
+      </w:r>
+    </w:p>
+    <w:p>
+      <w:pPr>
+        <w:bidi/>
+      </w:pPr>
+      <w:r>
+        <w:rPr>
+          <w:lang w:val="ar_AE" w:bidi="ar_AE"/>
+        </w:rPr>
+      </w:r>
+      <w:r>
+        <w:rPr>
           <w:b/>
           <w:lang w:val="ar_AE" w:bidi="ar_AE"/>
         </w:rPr>
@@ -17729,6 +19221,22 @@
       </w:r>
       <w:r>
         <w:rPr>
+          <w:lang w:val="ar_AE" w:bidi="ar_AE"/>
+        </w:rPr>
+        <w:t>חָלַ֖ף הָלַ֥ךְ לֽ⁠וֹ</w:t>
+      </w:r>
+    </w:p>
+    <w:p>
+      <w:pPr>
+        <w:bidi/>
+      </w:pPr>
+      <w:r>
+        <w:rPr>
+          <w:lang w:val="ar_AE" w:bidi="ar_AE"/>
+        </w:rPr>
+      </w:r>
+      <w:r>
+        <w:rPr>
           <w:b/>
           <w:lang w:val="ar_AE" w:bidi="ar_AE"/>
         </w:rPr>
@@ -17847,6 +19355,22 @@
       </w:r>
       <w:r>
         <w:rPr>
+          <w:lang w:val="ar_AE" w:bidi="ar_AE"/>
+        </w:rPr>
+        <w:t>בָ⁠אָ֔רֶץ</w:t>
+      </w:r>
+    </w:p>
+    <w:p>
+      <w:pPr>
+        <w:bidi/>
+      </w:pPr>
+      <w:r>
+        <w:rPr>
+          <w:lang w:val="ar_AE" w:bidi="ar_AE"/>
+        </w:rPr>
+      </w:r>
+      <w:r>
+        <w:rPr>
           <w:b/>
           <w:lang w:val="ar_AE" w:bidi="ar_AE"/>
         </w:rPr>
@@ -17917,6 +19441,22 @@
       </w:r>
       <w:r>
         <w:rPr>
+          <w:lang w:val="ar_AE" w:bidi="ar_AE"/>
+        </w:rPr>
+        <w:t>וְ⁠ק֥וֹל הַ⁠תּ֖וֹר נִשְׁמַ֥ע</w:t>
+      </w:r>
+    </w:p>
+    <w:p>
+      <w:pPr>
+        <w:bidi/>
+      </w:pPr>
+      <w:r>
+        <w:rPr>
+          <w:lang w:val="ar_AE" w:bidi="ar_AE"/>
+        </w:rPr>
+      </w:r>
+      <w:r>
+        <w:rPr>
           <w:b/>
           <w:lang w:val="ar_AE" w:bidi="ar_AE"/>
         </w:rPr>
@@ -18022,6 +19562,22 @@
       </w:r>
       <w:r>
         <w:rPr>
+          <w:lang w:val="ar_AE" w:bidi="ar_AE"/>
+        </w:rPr>
+        <w:t>הַ⁠תְּאֵנָה֙ חָֽנְטָ֣ה פַגֶּ֔י⁠הָ</w:t>
+      </w:r>
+    </w:p>
+    <w:p>
+      <w:pPr>
+        <w:bidi/>
+      </w:pPr>
+      <w:r>
+        <w:rPr>
+          <w:lang w:val="ar_AE" w:bidi="ar_AE"/>
+        </w:rPr>
+      </w:r>
+      <w:r>
+        <w:rPr>
           <w:b/>
           <w:lang w:val="ar_AE" w:bidi="ar_AE"/>
         </w:rPr>
@@ -18127,6 +19683,22 @@
       </w:r>
       <w:r>
         <w:rPr>
+          <w:lang w:val="ar_AE" w:bidi="ar_AE"/>
+        </w:rPr>
+        <w:t>וְ⁠הַ⁠גְּפָנִ֥ים ׀ סְמָדַ֖ר</w:t>
+      </w:r>
+    </w:p>
+    <w:p>
+      <w:pPr>
+        <w:bidi/>
+      </w:pPr>
+      <w:r>
+        <w:rPr>
+          <w:lang w:val="ar_AE" w:bidi="ar_AE"/>
+        </w:rPr>
+      </w:r>
+      <w:r>
+        <w:rPr>
           <w:b/>
           <w:lang w:val="ar_AE" w:bidi="ar_AE"/>
         </w:rPr>
@@ -18197,6 +19769,22 @@
       </w:r>
       <w:r>
         <w:rPr>
+          <w:lang w:val="ar_AE" w:bidi="ar_AE"/>
+        </w:rPr>
+        <w:t>נָ֣תְנוּ רֵ֑יחַ</w:t>
+      </w:r>
+    </w:p>
+    <w:p>
+      <w:pPr>
+        <w:bidi/>
+      </w:pPr>
+      <w:r>
+        <w:rPr>
+          <w:lang w:val="ar_AE" w:bidi="ar_AE"/>
+        </w:rPr>
+      </w:r>
+      <w:r>
+        <w:rPr>
           <w:b/>
           <w:lang w:val="ar_AE" w:bidi="ar_AE"/>
         </w:rPr>
@@ -18302,6 +19890,22 @@
       </w:r>
       <w:r>
         <w:rPr>
+          <w:lang w:val="ar_AE" w:bidi="ar_AE"/>
+        </w:rPr>
+        <w:t>ק֥וּמִי לכי רַעְיָתִ֥⁠י יָפָתִ֖⁠י וּ⁠לְכִי־לָֽ⁠ךְ</w:t>
+      </w:r>
+    </w:p>
+    <w:p>
+      <w:pPr>
+        <w:bidi/>
+      </w:pPr>
+      <w:r>
+        <w:rPr>
+          <w:lang w:val="ar_AE" w:bidi="ar_AE"/>
+        </w:rPr>
+      </w:r>
+      <w:r>
+        <w:rPr>
           <w:b/>
           <w:lang w:val="ar_AE" w:bidi="ar_AE"/>
         </w:rPr>
@@ -18323,7 +19927,7 @@
         </w:rPr>
         <w:t xml:space="preserve">انظر كيف ترجمت العبارة المشابهة في </w:t>
       </w:r>
-      <w:hyperlink r:id="rId27">
+      <w:hyperlink r:id="rId29">
         <w:r>
           <w:rPr>
             <w:lang w:val="ar_AE" w:bidi="ar_AE"/>
@@ -18412,6 +20016,22 @@
       </w:r>
       <w:r>
         <w:rPr>
+          <w:lang w:val="ar_AE" w:bidi="ar_AE"/>
+        </w:rPr>
+        <w:t>יוֹנָתִ֞⁠י</w:t>
+      </w:r>
+    </w:p>
+    <w:p>
+      <w:pPr>
+        <w:bidi/>
+      </w:pPr>
+      <w:r>
+        <w:rPr>
+          <w:lang w:val="ar_AE" w:bidi="ar_AE"/>
+        </w:rPr>
+      </w:r>
+      <w:r>
+        <w:rPr>
           <w:b/>
           <w:lang w:val="ar_AE" w:bidi="ar_AE"/>
         </w:rPr>
@@ -18517,6 +20137,22 @@
       </w:r>
       <w:r>
         <w:rPr>
+          <w:lang w:val="ar_AE" w:bidi="ar_AE"/>
+        </w:rPr>
+        <w:t>יוֹנָתִ֞⁠י בְּ⁠חַגְוֵ֣י הַ⁠סֶּ֗לַע בְּ⁠סֵ֨תֶר֙ הַ⁠מַּדְרֵגָ֔ה</w:t>
+      </w:r>
+    </w:p>
+    <w:p>
+      <w:pPr>
+        <w:bidi/>
+      </w:pPr>
+      <w:r>
+        <w:rPr>
+          <w:lang w:val="ar_AE" w:bidi="ar_AE"/>
+        </w:rPr>
+      </w:r>
+      <w:r>
+        <w:rPr>
           <w:b/>
           <w:lang w:val="ar_AE" w:bidi="ar_AE"/>
         </w:rPr>
@@ -18622,6 +20258,22 @@
       </w:r>
       <w:r>
         <w:rPr>
+          <w:lang w:val="ar_AE" w:bidi="ar_AE"/>
+        </w:rPr>
+        <w:t>בְּ⁠חַגְוֵ֣י הַ⁠סֶּ֗לַע בְּ⁠סֵ֨תֶר֙ הַ⁠מַּדְרֵגָ֔ה</w:t>
+      </w:r>
+    </w:p>
+    <w:p>
+      <w:pPr>
+        <w:bidi/>
+      </w:pPr>
+      <w:r>
+        <w:rPr>
+          <w:lang w:val="ar_AE" w:bidi="ar_AE"/>
+        </w:rPr>
+      </w:r>
+      <w:r>
+        <w:rPr>
           <w:b/>
           <w:lang w:val="ar_AE" w:bidi="ar_AE"/>
         </w:rPr>
@@ -18784,6 +20436,22 @@
       </w:r>
       <w:r>
         <w:rPr>
+          <w:lang w:val="ar_AE" w:bidi="ar_AE"/>
+        </w:rPr>
+        <w:t>הַרְאִ֨י⁠נִי֙ אֶתּ־מַרְאַ֔יִ⁠ךְ הַשְׁמִיעִ֖י⁠נִי אֶת־קוֹלֵ֑⁠ךְ כִּי־קוֹלֵ֥⁠ךְ עָרֵ֖ב וּ⁠מַרְאֵ֥י⁠ךְ נָאוֶֽה</w:t>
+      </w:r>
+    </w:p>
+    <w:p>
+      <w:pPr>
+        <w:bidi/>
+      </w:pPr>
+      <w:r>
+        <w:rPr>
+          <w:lang w:val="ar_AE" w:bidi="ar_AE"/>
+        </w:rPr>
+      </w:r>
+      <w:r>
+        <w:rPr>
           <w:b/>
           <w:lang w:val="ar_AE" w:bidi="ar_AE"/>
         </w:rPr>
@@ -18876,6 +20544,22 @@
       </w:r>
       <w:r>
         <w:rPr>
+          <w:lang w:val="ar_AE" w:bidi="ar_AE"/>
+        </w:rPr>
+        <w:t>הַרְאִ֨י⁠נִי֙ אֶתּ־מַרְאַ֔יִ⁠ךְ הַשְׁמִיעִ֖י⁠נִי</w:t>
+      </w:r>
+    </w:p>
+    <w:p>
+      <w:pPr>
+        <w:bidi/>
+      </w:pPr>
+      <w:r>
+        <w:rPr>
+          <w:lang w:val="ar_AE" w:bidi="ar_AE"/>
+        </w:rPr>
+      </w:r>
+      <w:r>
+        <w:rPr>
           <w:b/>
           <w:lang w:val="ar_AE" w:bidi="ar_AE"/>
         </w:rPr>
@@ -18994,6 +20678,22 @@
       </w:r>
       <w:r>
         <w:rPr>
+          <w:lang w:val="ar_AE" w:bidi="ar_AE"/>
+        </w:rPr>
+        <w:t>קוֹלֵ֥⁠ךְ עָרֵ֖ב</w:t>
+      </w:r>
+    </w:p>
+    <w:p>
+      <w:pPr>
+        <w:bidi/>
+      </w:pPr>
+      <w:r>
+        <w:rPr>
+          <w:lang w:val="ar_AE" w:bidi="ar_AE"/>
+        </w:rPr>
+      </w:r>
+      <w:r>
+        <w:rPr>
           <w:b/>
           <w:lang w:val="ar_AE" w:bidi="ar_AE"/>
         </w:rPr>
@@ -19064,6 +20764,22 @@
       </w:r>
       <w:r>
         <w:rPr>
+          <w:lang w:val="ar_AE" w:bidi="ar_AE"/>
+        </w:rPr>
+        <w:t>אֶֽחֱזוּ־לָ֨⁠נוּ֙ שֽׁוּעָלִ֔ים שֽׁוּעָלִ֥ים קְטַנִּ֖ים מְחַבְּלִ֣ים כְּרָמִ֑ים וּ⁠כְרָמֵ֖י⁠נוּ סְמָדַֽר</w:t>
+      </w:r>
+    </w:p>
+    <w:p>
+      <w:pPr>
+        <w:bidi/>
+      </w:pPr>
+      <w:r>
+        <w:rPr>
+          <w:lang w:val="ar_AE" w:bidi="ar_AE"/>
+        </w:rPr>
+      </w:r>
+      <w:r>
+        <w:rPr>
           <w:b/>
           <w:lang w:val="ar_AE" w:bidi="ar_AE"/>
         </w:rPr>
@@ -19416,6 +21132,22 @@
       </w:r>
       <w:r>
         <w:rPr>
+          <w:lang w:val="ar_AE" w:bidi="ar_AE"/>
+        </w:rPr>
+        <w:t>לָ֨⁠נוּ֙ &amp; וּ⁠כְרָמֵ֖י⁠נוּ</w:t>
+      </w:r>
+    </w:p>
+    <w:p>
+      <w:pPr>
+        <w:bidi/>
+      </w:pPr>
+      <w:r>
+        <w:rPr>
+          <w:lang w:val="ar_AE" w:bidi="ar_AE"/>
+        </w:rPr>
+      </w:r>
+      <w:r>
+        <w:rPr>
           <w:b/>
           <w:lang w:val="ar_AE" w:bidi="ar_AE"/>
         </w:rPr>
@@ -19534,6 +21266,22 @@
       </w:r>
       <w:r>
         <w:rPr>
+          <w:lang w:val="ar_AE" w:bidi="ar_AE"/>
+        </w:rPr>
+        <w:t>וּ⁠כְרָמֵ֖י⁠נוּ סְמָדַֽר</w:t>
+      </w:r>
+    </w:p>
+    <w:p>
+      <w:pPr>
+        <w:bidi/>
+      </w:pPr>
+      <w:r>
+        <w:rPr>
+          <w:lang w:val="ar_AE" w:bidi="ar_AE"/>
+        </w:rPr>
+      </w:r>
+      <w:r>
+        <w:rPr>
           <w:b/>
           <w:lang w:val="ar_AE" w:bidi="ar_AE"/>
         </w:rPr>
@@ -19604,6 +21352,22 @@
       </w:r>
       <w:r>
         <w:rPr>
+          <w:lang w:val="ar_AE" w:bidi="ar_AE"/>
+        </w:rPr>
+        <w:t>דּוֹדִ֥⁠י לִ⁠י֙ וַ⁠אֲנִ֣י ל֔⁠וֹ</w:t>
+      </w:r>
+    </w:p>
+    <w:p>
+      <w:pPr>
+        <w:bidi/>
+      </w:pPr>
+      <w:r>
+        <w:rPr>
+          <w:lang w:val="ar_AE" w:bidi="ar_AE"/>
+        </w:rPr>
+      </w:r>
+      <w:r>
+        <w:rPr>
           <w:b/>
           <w:lang w:val="ar_AE" w:bidi="ar_AE"/>
         </w:rPr>
@@ -19792,6 +21556,22 @@
       </w:r>
       <w:r>
         <w:rPr>
+          <w:lang w:val="ar_AE" w:bidi="ar_AE"/>
+        </w:rPr>
+        <w:t>הָ⁠רֹעֶ֖ה בַּ⁠שּׁוֹשַׁנִּֽים</w:t>
+      </w:r>
+    </w:p>
+    <w:p>
+      <w:pPr>
+        <w:bidi/>
+      </w:pPr>
+      <w:r>
+        <w:rPr>
+          <w:lang w:val="ar_AE" w:bidi="ar_AE"/>
+        </w:rPr>
+      </w:r>
+      <w:r>
+        <w:rPr>
           <w:b/>
           <w:lang w:val="ar_AE" w:bidi="ar_AE"/>
         </w:rPr>
@@ -19813,7 +21593,7 @@
         </w:rPr>
         <w:t>تتحدث المرأة عن الرجل كما لو كان "ظبيًا أو أيّلًا صغيرًا" (</w:t>
       </w:r>
-      <w:hyperlink r:id="rId28">
+      <w:hyperlink r:id="rId30">
         <w:r>
           <w:rPr>
             <w:lang w:val="ar_AE" w:bidi="ar_AE"/>
@@ -19857,7 +21637,7 @@
         </w:rPr>
         <w:t xml:space="preserve">لتشير إلى نفسها كما فعلت في </w:t>
       </w:r>
-      <w:hyperlink r:id="rId22">
+      <w:hyperlink r:id="rId24">
         <w:r>
           <w:rPr>
             <w:lang w:val="ar_AE" w:bidi="ar_AE"/>
@@ -19993,7 +21773,7 @@
         </w:rPr>
         <w:t xml:space="preserve">) في </w:t>
       </w:r>
-      <w:hyperlink r:id="rId22">
+      <w:hyperlink r:id="rId24">
         <w:r>
           <w:rPr>
             <w:lang w:val="ar_AE" w:bidi="ar_AE"/>
@@ -20252,6 +22032,22 @@
       </w:r>
       <w:r>
         <w:rPr>
+          <w:lang w:val="ar_AE" w:bidi="ar_AE"/>
+        </w:rPr>
+        <w:t>וְ⁠נָ֖סוּ הַ⁠צְּלָלִ֑ים</w:t>
+      </w:r>
+    </w:p>
+    <w:p>
+      <w:pPr>
+        <w:bidi/>
+      </w:pPr>
+      <w:r>
+        <w:rPr>
+          <w:lang w:val="ar_AE" w:bidi="ar_AE"/>
+        </w:rPr>
+      </w:r>
+      <w:r>
+        <w:rPr>
           <w:b/>
           <w:lang w:val="ar_AE" w:bidi="ar_AE"/>
         </w:rPr>
@@ -20357,6 +22153,22 @@
       </w:r>
       <w:r>
         <w:rPr>
+          <w:lang w:val="ar_AE" w:bidi="ar_AE"/>
+        </w:rPr>
+        <w:t>סֹב֩ דְּמֵה־לְ⁠ךָ֨ דוֹדִ֜⁠י</w:t>
+      </w:r>
+    </w:p>
+    <w:p>
+      <w:pPr>
+        <w:bidi/>
+      </w:pPr>
+      <w:r>
+        <w:rPr>
+          <w:lang w:val="ar_AE" w:bidi="ar_AE"/>
+        </w:rPr>
+      </w:r>
+      <w:r>
+        <w:rPr>
           <w:b/>
           <w:lang w:val="ar_AE" w:bidi="ar_AE"/>
         </w:rPr>
@@ -20427,6 +22239,22 @@
       </w:r>
       <w:r>
         <w:rPr>
+          <w:lang w:val="ar_AE" w:bidi="ar_AE"/>
+        </w:rPr>
+        <w:t>לִ⁠צְבִ֗י</w:t>
+      </w:r>
+    </w:p>
+    <w:p>
+      <w:pPr>
+        <w:bidi/>
+      </w:pPr>
+      <w:r>
+        <w:rPr>
+          <w:lang w:val="ar_AE" w:bidi="ar_AE"/>
+        </w:rPr>
+      </w:r>
+      <w:r>
+        <w:rPr>
           <w:b/>
           <w:lang w:val="ar_AE" w:bidi="ar_AE"/>
         </w:rPr>
@@ -20448,7 +22276,7 @@
         </w:rPr>
         <w:t xml:space="preserve">انظر كيف ترجمت الكلمة في صيغة الجمع "الظباء" في </w:t>
       </w:r>
-      <w:hyperlink r:id="rId26">
+      <w:hyperlink r:id="rId28">
         <w:r>
           <w:rPr>
             <w:lang w:val="ar_AE" w:bidi="ar_AE"/>
@@ -20677,7 +22505,7 @@
           <w:lang w:val="ar_AE" w:bidi="ar_AE"/>
         </w:rPr>
       </w:r>
-      <w:hyperlink r:id="rId29">
+      <w:hyperlink r:id="rId31">
         <w:r>
           <w:rPr>
             <w:lang w:val="ar_AE" w:bidi="ar_AE"/>
@@ -20695,7 +22523,7 @@
         </w:rPr>
         <w:t xml:space="preserve"> تصف الشعور بالحنين الذي كانت تشعر به المرأة تجاه الرجل الذي أحبته وتصف سعيها المستمر لتجد هذا الرجل المحبوب. </w:t>
       </w:r>
-      <w:hyperlink r:id="rId30">
+      <w:hyperlink r:id="rId32">
         <w:r>
           <w:rPr>
             <w:lang w:val="ar_AE" w:bidi="ar_AE"/>
@@ -20737,7 +22565,7 @@
         </w:rPr>
         <w:t xml:space="preserve">تحديد ما إذا كانت </w:t>
       </w:r>
-      <w:hyperlink r:id="rId31">
+      <w:hyperlink r:id="rId33">
         <w:r>
           <w:rPr>
             <w:lang w:val="ar_AE" w:bidi="ar_AE"/>
@@ -20771,7 +22599,7 @@
         </w:rPr>
         <w:t xml:space="preserve">لا يعرف علماء الكتاب المُقَدَّس على وجه التأكيد ما إذا كانت الأحداث الموصوفة في </w:t>
       </w:r>
-      <w:hyperlink r:id="rId31">
+      <w:hyperlink r:id="rId33">
         <w:r>
           <w:rPr>
             <w:lang w:val="ar_AE" w:bidi="ar_AE"/>
@@ -20789,7 +22617,7 @@
         </w:rPr>
         <w:t xml:space="preserve"> حقيقية أم أنها حلم رأته المرأة أو شيء تخيلته. ويعتقد العديد من علماء الكتاب المُقَدَّس أن </w:t>
       </w:r>
-      <w:hyperlink r:id="rId31">
+      <w:hyperlink r:id="rId33">
         <w:r>
           <w:rPr>
             <w:lang w:val="ar_AE" w:bidi="ar_AE"/>
@@ -20877,7 +22705,7 @@
         </w:rPr>
         <w:t xml:space="preserve">نظرًا لأن علماء الكتاب المُقَدَّس غير متيقِّنين ما إذا كانت الأحداث الموصوفة في </w:t>
       </w:r>
-      <w:hyperlink r:id="rId31">
+      <w:hyperlink r:id="rId33">
         <w:r>
           <w:rPr>
             <w:lang w:val="ar_AE" w:bidi="ar_AE"/>
@@ -20979,6 +22807,22 @@
       </w:r>
       <w:r>
         <w:rPr>
+          <w:lang w:val="ar_AE" w:bidi="ar_AE"/>
+        </w:rPr>
+        <w:t>בַּ⁠לֵּיל֔וֹת</w:t>
+      </w:r>
+    </w:p>
+    <w:p>
+      <w:pPr>
+        <w:bidi/>
+      </w:pPr>
+      <w:r>
+        <w:rPr>
+          <w:lang w:val="ar_AE" w:bidi="ar_AE"/>
+        </w:rPr>
+      </w:r>
+      <w:r>
+        <w:rPr>
           <w:b/>
           <w:lang w:val="ar_AE" w:bidi="ar_AE"/>
         </w:rPr>
@@ -21097,6 +22941,22 @@
       </w:r>
       <w:r>
         <w:rPr>
+          <w:lang w:val="ar_AE" w:bidi="ar_AE"/>
+        </w:rPr>
+        <w:t>בִּקַּ֕שְׁתִּי אֵ֥ת שֶׁ⁠אָהֲבָ֖ה נַפְשִׁ֑⁠י בִּקַּשְׁתִּ֖י⁠ו</w:t>
+      </w:r>
+    </w:p>
+    <w:p>
+      <w:pPr>
+        <w:bidi/>
+      </w:pPr>
+      <w:r>
+        <w:rPr>
+          <w:lang w:val="ar_AE" w:bidi="ar_AE"/>
+        </w:rPr>
+      </w:r>
+      <w:r>
+        <w:rPr>
           <w:b/>
           <w:lang w:val="ar_AE" w:bidi="ar_AE"/>
         </w:rPr>
@@ -21202,6 +23062,22 @@
       </w:r>
       <w:r>
         <w:rPr>
+          <w:lang w:val="ar_AE" w:bidi="ar_AE"/>
+        </w:rPr>
+        <w:t>אֵ֥ת שֶׁ⁠אָהֲבָ֖ה נַפְשִׁ֑⁠י</w:t>
+      </w:r>
+    </w:p>
+    <w:p>
+      <w:pPr>
+        <w:bidi/>
+      </w:pPr>
+      <w:r>
+        <w:rPr>
+          <w:lang w:val="ar_AE" w:bidi="ar_AE"/>
+        </w:rPr>
+      </w:r>
+      <w:r>
+        <w:rPr>
           <w:b/>
           <w:lang w:val="ar_AE" w:bidi="ar_AE"/>
         </w:rPr>
@@ -21223,7 +23099,7 @@
         </w:rPr>
         <w:t xml:space="preserve">انظر كيف ترجمت العبارة المشابهة "يَا مَنْ تُحِبُّهُ نَفْسِي" في </w:t>
       </w:r>
-      <w:hyperlink r:id="rId32">
+      <w:hyperlink r:id="rId34">
         <w:r>
           <w:rPr>
             <w:lang w:val="ar_AE" w:bidi="ar_AE"/>
@@ -21404,6 +23280,22 @@
       </w:r>
       <w:r>
         <w:rPr>
+          <w:lang w:val="ar_AE" w:bidi="ar_AE"/>
+        </w:rPr>
+        <w:t>וַ⁠אֲסוֹבְבָ֣ה בָ⁠עִ֗יר</w:t>
+      </w:r>
+    </w:p>
+    <w:p>
+      <w:pPr>
+        <w:bidi/>
+      </w:pPr>
+      <w:r>
+        <w:rPr>
+          <w:lang w:val="ar_AE" w:bidi="ar_AE"/>
+        </w:rPr>
+      </w:r>
+      <w:r>
+        <w:rPr>
           <w:b/>
           <w:lang w:val="ar_AE" w:bidi="ar_AE"/>
         </w:rPr>
@@ -21474,6 +23366,22 @@
       </w:r>
       <w:r>
         <w:rPr>
+          <w:lang w:val="ar_AE" w:bidi="ar_AE"/>
+        </w:rPr>
+        <w:t>וּ⁠בָ֣⁠רְחֹב֔וֹת</w:t>
+      </w:r>
+    </w:p>
+    <w:p>
+      <w:pPr>
+        <w:bidi/>
+      </w:pPr>
+      <w:r>
+        <w:rPr>
+          <w:lang w:val="ar_AE" w:bidi="ar_AE"/>
+        </w:rPr>
+      </w:r>
+      <w:r>
+        <w:rPr>
           <w:b/>
           <w:lang w:val="ar_AE" w:bidi="ar_AE"/>
         </w:rPr>
@@ -21579,6 +23487,22 @@
       </w:r>
       <w:r>
         <w:rPr>
+          <w:lang w:val="ar_AE" w:bidi="ar_AE"/>
+        </w:rPr>
+        <w:t>אֲבַקְשָׁ֕ה &amp; בִּקַּשְׁתִּ֖י⁠ו</w:t>
+      </w:r>
+    </w:p>
+    <w:p>
+      <w:pPr>
+        <w:bidi/>
+      </w:pPr>
+      <w:r>
+        <w:rPr>
+          <w:lang w:val="ar_AE" w:bidi="ar_AE"/>
+        </w:rPr>
+      </w:r>
+      <w:r>
+        <w:rPr>
           <w:b/>
           <w:lang w:val="ar_AE" w:bidi="ar_AE"/>
         </w:rPr>
@@ -21662,6 +23586,22 @@
       </w:r>
       <w:r>
         <w:rPr>
+          <w:lang w:val="ar_AE" w:bidi="ar_AE"/>
+        </w:rPr>
+        <w:t>אֵ֥ת שֶׁ⁠אָהֲבָ֖ה נַפְשִׁ֑⁠י</w:t>
+      </w:r>
+    </w:p>
+    <w:p>
+      <w:pPr>
+        <w:bidi/>
+      </w:pPr>
+      <w:r>
+        <w:rPr>
+          <w:lang w:val="ar_AE" w:bidi="ar_AE"/>
+        </w:rPr>
+      </w:r>
+      <w:r>
+        <w:rPr>
           <w:b/>
           <w:lang w:val="ar_AE" w:bidi="ar_AE"/>
         </w:rPr>
@@ -21683,7 +23623,7 @@
         </w:rPr>
         <w:t xml:space="preserve">انظر كيف ترجمت العبارة المشابهة "يَا مَنْ تُحِبُّهُ نَفْسِي" في </w:t>
       </w:r>
-      <w:hyperlink r:id="rId32">
+      <w:hyperlink r:id="rId34">
         <w:r>
           <w:rPr>
             <w:lang w:val="ar_AE" w:bidi="ar_AE"/>
@@ -21772,6 +23712,22 @@
       </w:r>
       <w:r>
         <w:rPr>
+          <w:lang w:val="ar_AE" w:bidi="ar_AE"/>
+        </w:rPr>
+        <w:t>הַ⁠שֹּׁ֣מְרִ֔ים</w:t>
+      </w:r>
+    </w:p>
+    <w:p>
+      <w:pPr>
+        <w:bidi/>
+      </w:pPr>
+      <w:r>
+        <w:rPr>
+          <w:lang w:val="ar_AE" w:bidi="ar_AE"/>
+        </w:rPr>
+      </w:r>
+      <w:r>
+        <w:rPr>
           <w:b/>
           <w:lang w:val="ar_AE" w:bidi="ar_AE"/>
         </w:rPr>
@@ -21982,6 +23938,22 @@
       </w:r>
       <w:r>
         <w:rPr>
+          <w:lang w:val="ar_AE" w:bidi="ar_AE"/>
+        </w:rPr>
+        <w:t>אֵ֛ת שֶׁ⁠אָהֲבָ֥ה נַפְשִׁ֖⁠י</w:t>
+      </w:r>
+    </w:p>
+    <w:p>
+      <w:pPr>
+        <w:bidi/>
+      </w:pPr>
+      <w:r>
+        <w:rPr>
+          <w:lang w:val="ar_AE" w:bidi="ar_AE"/>
+        </w:rPr>
+      </w:r>
+      <w:r>
+        <w:rPr>
           <w:b/>
           <w:lang w:val="ar_AE" w:bidi="ar_AE"/>
         </w:rPr>
@@ -22003,7 +23975,7 @@
         </w:rPr>
         <w:t xml:space="preserve">انظر كيف ترجمت العبارة المشابهة "يَا مَنْ تُحِبُّهُ نَفْسِي" في </w:t>
       </w:r>
-      <w:hyperlink r:id="rId32">
+      <w:hyperlink r:id="rId34">
         <w:r>
           <w:rPr>
             <w:lang w:val="ar_AE" w:bidi="ar_AE"/>
@@ -22092,6 +24064,22 @@
       </w:r>
       <w:r>
         <w:rPr>
+          <w:lang w:val="ar_AE" w:bidi="ar_AE"/>
+        </w:rPr>
+        <w:t>אֵ֛ת שֶׁ⁠אָהֲבָ֥ה נַפְשִׁ֖⁠י רְאִיתֶֽם</w:t>
+      </w:r>
+    </w:p>
+    <w:p>
+      <w:pPr>
+        <w:bidi/>
+      </w:pPr>
+      <w:r>
+        <w:rPr>
+          <w:lang w:val="ar_AE" w:bidi="ar_AE"/>
+        </w:rPr>
+      </w:r>
+      <w:r>
+        <w:rPr>
           <w:b/>
           <w:lang w:val="ar_AE" w:bidi="ar_AE"/>
         </w:rPr>
@@ -22162,6 +24150,22 @@
       </w:r>
       <w:r>
         <w:rPr>
+          <w:lang w:val="ar_AE" w:bidi="ar_AE"/>
+        </w:rPr>
+        <w:t>כִּ⁠מְעַט֙</w:t>
+      </w:r>
+    </w:p>
+    <w:p>
+      <w:pPr>
+        <w:bidi/>
+      </w:pPr>
+      <w:r>
+        <w:rPr>
+          <w:lang w:val="ar_AE" w:bidi="ar_AE"/>
+        </w:rPr>
+      </w:r>
+      <w:r>
+        <w:rPr>
           <w:b/>
           <w:lang w:val="ar_AE" w:bidi="ar_AE"/>
         </w:rPr>
@@ -22232,6 +24236,22 @@
       </w:r>
       <w:r>
         <w:rPr>
+          <w:lang w:val="ar_AE" w:bidi="ar_AE"/>
+        </w:rPr>
+        <w:t>אֵ֥ת שֶׁ⁠אָהֲבָ֖ה נַפְשִׁ֑⁠י</w:t>
+      </w:r>
+    </w:p>
+    <w:p>
+      <w:pPr>
+        <w:bidi/>
+      </w:pPr>
+      <w:r>
+        <w:rPr>
+          <w:lang w:val="ar_AE" w:bidi="ar_AE"/>
+        </w:rPr>
+      </w:r>
+      <w:r>
+        <w:rPr>
           <w:b/>
           <w:lang w:val="ar_AE" w:bidi="ar_AE"/>
         </w:rPr>
@@ -22253,7 +24273,7 @@
         </w:rPr>
         <w:t xml:space="preserve">انظر كيف ترجمت العبارة المشابهة "يَا مَنْ تُحِبُّهُ نَفْسِي" في </w:t>
       </w:r>
-      <w:hyperlink r:id="rId32">
+      <w:hyperlink r:id="rId34">
         <w:r>
           <w:rPr>
             <w:lang w:val="ar_AE" w:bidi="ar_AE"/>
@@ -22342,6 +24362,22 @@
       </w:r>
       <w:r>
         <w:rPr>
+          <w:lang w:val="ar_AE" w:bidi="ar_AE"/>
+        </w:rPr>
+        <w:t>שֶׁ֤⁠הֲבֵיאתִי⁠ו֙</w:t>
+      </w:r>
+    </w:p>
+    <w:p>
+      <w:pPr>
+        <w:bidi/>
+      </w:pPr>
+      <w:r>
+        <w:rPr>
+          <w:lang w:val="ar_AE" w:bidi="ar_AE"/>
+        </w:rPr>
+      </w:r>
+      <w:r>
+        <w:rPr>
           <w:b/>
           <w:lang w:val="ar_AE" w:bidi="ar_AE"/>
         </w:rPr>
@@ -22447,6 +24483,22 @@
       </w:r>
       <w:r>
         <w:rPr>
+          <w:lang w:val="ar_AE" w:bidi="ar_AE"/>
+        </w:rPr>
+        <w:t>שֶׁ֤⁠הֲבֵיאתִי⁠ו֙ אֶל־בֵּ֣ית אִמִּ֔⁠י וְ⁠אֶל־חֶ֖דֶר הוֹרָתִֽ⁠י</w:t>
+      </w:r>
+    </w:p>
+    <w:p>
+      <w:pPr>
+        <w:bidi/>
+      </w:pPr>
+      <w:r>
+        <w:rPr>
+          <w:lang w:val="ar_AE" w:bidi="ar_AE"/>
+        </w:rPr>
+      </w:r>
+      <w:r>
+        <w:rPr>
           <w:b/>
           <w:lang w:val="ar_AE" w:bidi="ar_AE"/>
         </w:rPr>
@@ -22560,7 +24612,7 @@
         </w:rPr>
         <w:t xml:space="preserve">تتطابق هذه الآية مع </w:t>
       </w:r>
-      <w:hyperlink r:id="rId26">
+      <w:hyperlink r:id="rId28">
         <w:r>
           <w:rPr>
             <w:lang w:val="ar_AE" w:bidi="ar_AE"/>
@@ -22649,6 +24701,22 @@
       </w:r>
       <w:r>
         <w:rPr>
+          <w:lang w:val="ar_AE" w:bidi="ar_AE"/>
+        </w:rPr>
+        <w:t>מִ֣י זֹ֗את עֹלָה֙ מִן־הַ⁠מִּדְבָּ֔ר כְּ⁠תִֽימֲר֖וֹת עָשָׁ֑ן מְקֻטֶּ֤רֶת מוֹר֙ וּ⁠לְבוֹנָ֔ה מִ⁠כֹּ֖ל אַבְקַ֥ת רוֹכֵֽל</w:t>
+      </w:r>
+    </w:p>
+    <w:p>
+      <w:pPr>
+        <w:bidi/>
+      </w:pPr>
+      <w:r>
+        <w:rPr>
+          <w:lang w:val="ar_AE" w:bidi="ar_AE"/>
+        </w:rPr>
+      </w:r>
+      <w:r>
+        <w:rPr>
           <w:b/>
           <w:lang w:val="ar_AE" w:bidi="ar_AE"/>
         </w:rPr>
@@ -22754,6 +24822,22 @@
       </w:r>
       <w:r>
         <w:rPr>
+          <w:lang w:val="ar_AE" w:bidi="ar_AE"/>
+        </w:rPr>
+        <w:t>זֹ֗את עֹלָה֙ מִן־הַ⁠מִּדְבָּ֔ר</w:t>
+      </w:r>
+    </w:p>
+    <w:p>
+      <w:pPr>
+        <w:bidi/>
+      </w:pPr>
+      <w:r>
+        <w:rPr>
+          <w:lang w:val="ar_AE" w:bidi="ar_AE"/>
+        </w:rPr>
+      </w:r>
+      <w:r>
+        <w:rPr>
           <w:b/>
           <w:lang w:val="ar_AE" w:bidi="ar_AE"/>
         </w:rPr>
@@ -22990,6 +25074,22 @@
       </w:r>
       <w:r>
         <w:rPr>
+          <w:lang w:val="ar_AE" w:bidi="ar_AE"/>
+        </w:rPr>
+        <w:t>עֹלָה֙</w:t>
+      </w:r>
+    </w:p>
+    <w:p>
+      <w:pPr>
+        <w:bidi/>
+      </w:pPr>
+      <w:r>
+        <w:rPr>
+          <w:lang w:val="ar_AE" w:bidi="ar_AE"/>
+        </w:rPr>
+      </w:r>
+      <w:r>
+        <w:rPr>
           <w:b/>
           <w:lang w:val="ar_AE" w:bidi="ar_AE"/>
         </w:rPr>
@@ -23095,6 +25195,22 @@
       </w:r>
       <w:r>
         <w:rPr>
+          <w:lang w:val="ar_AE" w:bidi="ar_AE"/>
+        </w:rPr>
+        <w:t>כְּ⁠תִֽימֲר֖וֹת עָשָׁ֑ן מְקֻטֶּ֤רֶת מוֹר֙ וּ⁠לְבוֹנָ֔ה</w:t>
+      </w:r>
+    </w:p>
+    <w:p>
+      <w:pPr>
+        <w:bidi/>
+      </w:pPr>
+      <w:r>
+        <w:rPr>
+          <w:lang w:val="ar_AE" w:bidi="ar_AE"/>
+        </w:rPr>
+      </w:r>
+      <w:r>
+        <w:rPr>
           <w:b/>
           <w:lang w:val="ar_AE" w:bidi="ar_AE"/>
         </w:rPr>
@@ -23213,6 +25329,22 @@
       </w:r>
       <w:r>
         <w:rPr>
+          <w:lang w:val="ar_AE" w:bidi="ar_AE"/>
+        </w:rPr>
+        <w:t>כְּ⁠תִֽימֲר֖וֹת עָשָׁ֑ן מְקֻטֶּ֤רֶת מוֹר֙ וּ⁠לְבוֹנָ֔ה</w:t>
+      </w:r>
+    </w:p>
+    <w:p>
+      <w:pPr>
+        <w:bidi/>
+      </w:pPr>
+      <w:r>
+        <w:rPr>
+          <w:lang w:val="ar_AE" w:bidi="ar_AE"/>
+        </w:rPr>
+      </w:r>
+      <w:r>
+        <w:rPr>
           <w:b/>
           <w:lang w:val="ar_AE" w:bidi="ar_AE"/>
         </w:rPr>
@@ -23344,6 +25476,22 @@
       </w:r>
       <w:r>
         <w:rPr>
+          <w:lang w:val="ar_AE" w:bidi="ar_AE"/>
+        </w:rPr>
+        <w:t>מְקֻטֶּ֤רֶת</w:t>
+      </w:r>
+    </w:p>
+    <w:p>
+      <w:pPr>
+        <w:bidi/>
+      </w:pPr>
+      <w:r>
+        <w:rPr>
+          <w:lang w:val="ar_AE" w:bidi="ar_AE"/>
+        </w:rPr>
+      </w:r>
+      <w:r>
+        <w:rPr>
           <w:b/>
           <w:lang w:val="ar_AE" w:bidi="ar_AE"/>
         </w:rPr>
@@ -23436,6 +25584,22 @@
       </w:r>
       <w:r>
         <w:rPr>
+          <w:lang w:val="ar_AE" w:bidi="ar_AE"/>
+        </w:rPr>
+        <w:t>מוֹר֙</w:t>
+      </w:r>
+    </w:p>
+    <w:p>
+      <w:pPr>
+        <w:bidi/>
+      </w:pPr>
+      <w:r>
+        <w:rPr>
+          <w:lang w:val="ar_AE" w:bidi="ar_AE"/>
+        </w:rPr>
+      </w:r>
+      <w:r>
+        <w:rPr>
           <w:b/>
           <w:lang w:val="ar_AE" w:bidi="ar_AE"/>
         </w:rPr>
@@ -23506,6 +25670,22 @@
       </w:r>
       <w:r>
         <w:rPr>
+          <w:lang w:val="ar_AE" w:bidi="ar_AE"/>
+        </w:rPr>
+        <w:t>מִ⁠כֹּ֖ל אַבְקַ֥ת רוֹכֵֽל</w:t>
+      </w:r>
+    </w:p>
+    <w:p>
+      <w:pPr>
+        <w:bidi/>
+      </w:pPr>
+      <w:r>
+        <w:rPr>
+          <w:lang w:val="ar_AE" w:bidi="ar_AE"/>
+        </w:rPr>
+      </w:r>
+      <w:r>
+        <w:rPr>
           <w:b/>
           <w:lang w:val="ar_AE" w:bidi="ar_AE"/>
         </w:rPr>
@@ -23762,6 +25942,22 @@
       </w:r>
       <w:r>
         <w:rPr>
+          <w:lang w:val="ar_AE" w:bidi="ar_AE"/>
+        </w:rPr>
+        <w:t>מִטָּת⁠וֹ֙</w:t>
+      </w:r>
+    </w:p>
+    <w:p>
+      <w:pPr>
+        <w:bidi/>
+      </w:pPr>
+      <w:r>
+        <w:rPr>
+          <w:lang w:val="ar_AE" w:bidi="ar_AE"/>
+        </w:rPr>
+      </w:r>
+      <w:r>
+        <w:rPr>
           <w:b/>
           <w:lang w:val="ar_AE" w:bidi="ar_AE"/>
         </w:rPr>
@@ -23880,6 +26076,22 @@
       </w:r>
       <w:r>
         <w:rPr>
+          <w:lang w:val="ar_AE" w:bidi="ar_AE"/>
+        </w:rPr>
+        <w:t>מִטָּת⁠וֹ֙ שֶׁ⁠לִּ⁠שְׁלֹמֹ֔ה</w:t>
+      </w:r>
+    </w:p>
+    <w:p>
+      <w:pPr>
+        <w:bidi/>
+      </w:pPr>
+      <w:r>
+        <w:rPr>
+          <w:lang w:val="ar_AE" w:bidi="ar_AE"/>
+        </w:rPr>
+      </w:r>
+      <w:r>
+        <w:rPr>
           <w:b/>
           <w:lang w:val="ar_AE" w:bidi="ar_AE"/>
         </w:rPr>
@@ -24037,6 +26249,22 @@
       </w:r>
       <w:r>
         <w:rPr>
+          <w:lang w:val="ar_AE" w:bidi="ar_AE"/>
+        </w:rPr>
+        <w:t>מְלֻמְּדֵ֖י מִלְחָמָ֑ה</w:t>
+      </w:r>
+    </w:p>
+    <w:p>
+      <w:pPr>
+        <w:bidi/>
+      </w:pPr>
+      <w:r>
+        <w:rPr>
+          <w:lang w:val="ar_AE" w:bidi="ar_AE"/>
+        </w:rPr>
+      </w:r>
+      <w:r>
+        <w:rPr>
           <w:b/>
           <w:lang w:val="ar_AE" w:bidi="ar_AE"/>
         </w:rPr>
@@ -24107,6 +26335,22 @@
       </w:r>
       <w:r>
         <w:rPr>
+          <w:lang w:val="ar_AE" w:bidi="ar_AE"/>
+        </w:rPr>
+        <w:t>אִ֤ישׁ חַרְבּ⁠וֹ֙ עַל־יְרֵכ֔⁠וֹ מִ⁠פַּ֖חַד בַּ⁠לֵּילּֽוֹת</w:t>
+      </w:r>
+    </w:p>
+    <w:p>
+      <w:pPr>
+        <w:bidi/>
+      </w:pPr>
+      <w:r>
+        <w:rPr>
+          <w:lang w:val="ar_AE" w:bidi="ar_AE"/>
+        </w:rPr>
+      </w:r>
+      <w:r>
+        <w:rPr>
           <w:b/>
           <w:lang w:val="ar_AE" w:bidi="ar_AE"/>
         </w:rPr>
@@ -24343,6 +26587,22 @@
       </w:r>
       <w:r>
         <w:rPr>
+          <w:lang w:val="ar_AE" w:bidi="ar_AE"/>
+        </w:rPr>
+        <w:t>אַפִּרְי֗וֹן</w:t>
+      </w:r>
+    </w:p>
+    <w:p>
+      <w:pPr>
+        <w:bidi/>
+      </w:pPr>
+      <w:r>
+        <w:rPr>
+          <w:lang w:val="ar_AE" w:bidi="ar_AE"/>
+        </w:rPr>
+      </w:r>
+      <w:r>
+        <w:rPr>
           <w:b/>
           <w:lang w:val="ar_AE" w:bidi="ar_AE"/>
         </w:rPr>
@@ -24377,7 +26637,7 @@
         </w:rPr>
         <w:t xml:space="preserve"> إلى نفس المعنى الذي يشير إليه مصطلح "التخت" في </w:t>
       </w:r>
-      <w:hyperlink r:id="rId33">
+      <w:hyperlink r:id="rId35">
         <w:r>
           <w:rPr>
             <w:lang w:val="ar_AE" w:bidi="ar_AE"/>
@@ -24434,7 +26694,7 @@
         </w:rPr>
         <w:t xml:space="preserve"> بنفس الطريقة التي ترجمت بها "التخت" في </w:t>
       </w:r>
-      <w:hyperlink r:id="rId33">
+      <w:hyperlink r:id="rId35">
         <w:r>
           <w:rPr>
             <w:lang w:val="ar_AE" w:bidi="ar_AE"/>
@@ -24523,6 +26783,22 @@
       </w:r>
       <w:r>
         <w:rPr>
+          <w:lang w:val="ar_AE" w:bidi="ar_AE"/>
+        </w:rPr>
+        <w:t>אַפִּרְי֗וֹן עָ֤שָׂה ל⁠וֹ֙ הַ⁠מֶּ֣לֶךְ שְׁלֹמֹ֔ה מֵ⁠עֲצֵ֖י הַ⁠לְּבָנֽוֹן</w:t>
+      </w:r>
+    </w:p>
+    <w:p>
+      <w:pPr>
+        <w:bidi/>
+      </w:pPr>
+      <w:r>
+        <w:rPr>
+          <w:lang w:val="ar_AE" w:bidi="ar_AE"/>
+        </w:rPr>
+      </w:r>
+      <w:r>
+        <w:rPr>
           <w:b/>
           <w:lang w:val="ar_AE" w:bidi="ar_AE"/>
         </w:rPr>
@@ -24685,6 +26961,22 @@
       </w:r>
       <w:r>
         <w:rPr>
+          <w:lang w:val="ar_AE" w:bidi="ar_AE"/>
+        </w:rPr>
+        <w:t>אַפִּרְי֗וֹן עָ֤שָׂה ל⁠וֹ֙ &amp; עַמּוּדָי⁠ו֙ עָ֣שָׂה כֶ֔סֶף</w:t>
+      </w:r>
+    </w:p>
+    <w:p>
+      <w:pPr>
+        <w:bidi/>
+      </w:pPr>
+      <w:r>
+        <w:rPr>
+          <w:lang w:val="ar_AE" w:bidi="ar_AE"/>
+        </w:rPr>
+      </w:r>
+      <w:r>
+        <w:rPr>
           <w:b/>
           <w:lang w:val="ar_AE" w:bidi="ar_AE"/>
         </w:rPr>
@@ -25043,6 +27335,22 @@
       </w:r>
       <w:r>
         <w:rPr>
+          <w:lang w:val="ar_AE" w:bidi="ar_AE"/>
+        </w:rPr>
+        <w:t>מֶרְכָּב֖⁠וֹ אַרְגָּמָ֑ן</w:t>
+      </w:r>
+    </w:p>
+    <w:p>
+      <w:pPr>
+        <w:bidi/>
+      </w:pPr>
+      <w:r>
+        <w:rPr>
+          <w:lang w:val="ar_AE" w:bidi="ar_AE"/>
+        </w:rPr>
+      </w:r>
+      <w:r>
+        <w:rPr>
           <w:b/>
           <w:lang w:val="ar_AE" w:bidi="ar_AE"/>
         </w:rPr>
@@ -25113,6 +27421,22 @@
       </w:r>
       <w:r>
         <w:rPr>
+          <w:lang w:val="ar_AE" w:bidi="ar_AE"/>
+        </w:rPr>
+        <w:t>תּוֹכ⁠וֹ֙ רָצ֣וּף אַהֲבָ֔ה מִ⁠בְּנ֖וֹת יְרוּשָׁלִָֽם</w:t>
+      </w:r>
+    </w:p>
+    <w:p>
+      <w:pPr>
+        <w:bidi/>
+      </w:pPr>
+      <w:r>
+        <w:rPr>
+          <w:lang w:val="ar_AE" w:bidi="ar_AE"/>
+        </w:rPr>
+      </w:r>
+      <w:r>
+        <w:rPr>
           <w:b/>
           <w:lang w:val="ar_AE" w:bidi="ar_AE"/>
         </w:rPr>
@@ -25310,6 +27634,22 @@
       </w:r>
       <w:r>
         <w:rPr>
+          <w:lang w:val="ar_AE" w:bidi="ar_AE"/>
+        </w:rPr>
+        <w:t>תּוֹכ⁠וֹ֙ רָצ֣וּף אַהֲבָ֔ה מִ⁠בְּנ֖וֹת יְרוּשָׁלִָֽם</w:t>
+      </w:r>
+    </w:p>
+    <w:p>
+      <w:pPr>
+        <w:bidi/>
+      </w:pPr>
+      <w:r>
+        <w:rPr>
+          <w:lang w:val="ar_AE" w:bidi="ar_AE"/>
+        </w:rPr>
+      </w:r>
+      <w:r>
+        <w:rPr>
           <w:b/>
           <w:lang w:val="ar_AE" w:bidi="ar_AE"/>
         </w:rPr>
@@ -25414,7 +27754,7 @@
         </w:rPr>
         <w:t xml:space="preserve"> في </w:t>
       </w:r>
-      <w:hyperlink r:id="rId18">
+      <w:hyperlink r:id="rId20">
         <w:r>
           <w:rPr>
             <w:lang w:val="ar_AE" w:bidi="ar_AE"/>
@@ -25503,6 +27843,22 @@
       </w:r>
       <w:r>
         <w:rPr>
+          <w:lang w:val="ar_AE" w:bidi="ar_AE"/>
+        </w:rPr>
+        <w:t>צְאֶ֧ינָה</w:t>
+      </w:r>
+    </w:p>
+    <w:p>
+      <w:pPr>
+        <w:bidi/>
+      </w:pPr>
+      <w:r>
+        <w:rPr>
+          <w:lang w:val="ar_AE" w:bidi="ar_AE"/>
+        </w:rPr>
+      </w:r>
+      <w:r>
+        <w:rPr>
           <w:b/>
           <w:lang w:val="ar_AE" w:bidi="ar_AE"/>
         </w:rPr>
@@ -25608,6 +27964,22 @@
       </w:r>
       <w:r>
         <w:rPr>
+          <w:lang w:val="ar_AE" w:bidi="ar_AE"/>
+        </w:rPr>
+        <w:t>בְּנ֥וֹת צִיּ֖וֹן</w:t>
+      </w:r>
+    </w:p>
+    <w:p>
+      <w:pPr>
+        <w:bidi/>
+      </w:pPr>
+      <w:r>
+        <w:rPr>
+          <w:lang w:val="ar_AE" w:bidi="ar_AE"/>
+        </w:rPr>
+      </w:r>
+      <w:r>
+        <w:rPr>
           <w:b/>
           <w:lang w:val="ar_AE" w:bidi="ar_AE"/>
         </w:rPr>
@@ -25642,7 +28014,7 @@
         </w:rPr>
         <w:t xml:space="preserve"> هي طريقة شعرية للإشارة إلى الفتيات اللواتي كُنَّ من مدينة أورشليم (هؤلاء هُنَّ على الأرجح نفس النساء اللواتي يُشار إليهن بـ "العذارى" في </w:t>
       </w:r>
-      <w:hyperlink r:id="rId16">
+      <w:hyperlink r:id="rId18">
         <w:r>
           <w:rPr>
             <w:lang w:val="ar_AE" w:bidi="ar_AE"/>
@@ -25660,7 +28032,7 @@
         </w:rPr>
         <w:t xml:space="preserve"> والنساء اللواتي يُشار إليهن بـ "بنات أورشليم" في </w:t>
       </w:r>
-      <w:hyperlink r:id="rId26">
+      <w:hyperlink r:id="rId28">
         <w:r>
           <w:rPr>
             <w:lang w:val="ar_AE" w:bidi="ar_AE"/>
@@ -25678,7 +28050,7 @@
         </w:rPr>
         <w:t xml:space="preserve"> و</w:t>
       </w:r>
-      <w:hyperlink r:id="rId34">
+      <w:hyperlink r:id="rId36">
         <w:r>
           <w:rPr>
             <w:lang w:val="ar_AE" w:bidi="ar_AE"/>
@@ -25758,6 +28130,22 @@
       </w:r>
       <w:r>
         <w:rPr>
+          <w:lang w:val="ar_AE" w:bidi="ar_AE"/>
+        </w:rPr>
+        <w:t>בְּ⁠י֣וֹם חֲתֻנָּת֔⁠וֹ וּ⁠בְ⁠י֖וֹם שִׂמְחַ֥ת לִבּֽ⁠וֹ</w:t>
+      </w:r>
+    </w:p>
+    <w:p>
+      <w:pPr>
+        <w:bidi/>
+      </w:pPr>
+      <w:r>
+        <w:rPr>
+          <w:lang w:val="ar_AE" w:bidi="ar_AE"/>
+        </w:rPr>
+      </w:r>
+      <w:r>
+        <w:rPr>
           <w:b/>
           <w:lang w:val="ar_AE" w:bidi="ar_AE"/>
         </w:rPr>
@@ -25850,6 +28238,22 @@
       </w:r>
       <w:r>
         <w:rPr>
+          <w:lang w:val="ar_AE" w:bidi="ar_AE"/>
+        </w:rPr>
+        <w:t>וּ⁠בְ⁠י֖וֹם שִׂמְחַ֥ת לִבּֽ⁠וֹ</w:t>
+      </w:r>
+    </w:p>
+    <w:p>
+      <w:pPr>
+        <w:bidi/>
+      </w:pPr>
+      <w:r>
+        <w:rPr>
+          <w:lang w:val="ar_AE" w:bidi="ar_AE"/>
+        </w:rPr>
+      </w:r>
+      <w:r>
+        <w:rPr>
           <w:b/>
           <w:lang w:val="ar_AE" w:bidi="ar_AE"/>
         </w:rPr>
@@ -26088,7 +28492,7 @@
         </w:rPr>
         <w:t xml:space="preserve">يصف الرجل المرأة التي يحبها بأنها مثال للجمال والجاذبية في </w:t>
       </w:r>
-      <w:hyperlink r:id="rId35">
+      <w:hyperlink r:id="rId37">
         <w:r>
           <w:rPr>
             <w:lang w:val="ar_AE" w:bidi="ar_AE"/>
@@ -26106,7 +28510,7 @@
         </w:rPr>
         <w:t xml:space="preserve"> وفي </w:t>
       </w:r>
-      <w:hyperlink r:id="rId36">
+      <w:hyperlink r:id="rId38">
         <w:r>
           <w:rPr>
             <w:lang w:val="ar_AE" w:bidi="ar_AE"/>
@@ -26152,7 +28556,7 @@
         </w:rPr>
         <w:t xml:space="preserve">في </w:t>
       </w:r>
-      <w:hyperlink r:id="rId37">
+      <w:hyperlink r:id="rId39">
         <w:r>
           <w:rPr>
             <w:lang w:val="ar_AE" w:bidi="ar_AE"/>
@@ -26170,7 +28574,7 @@
         </w:rPr>
         <w:t xml:space="preserve"> يتحدث الرجل عن المرأة التي يحبها كما لو كانت بعيدة عنه، ويدعوها إلى "المجيء معه" و"النزول من" ارتفاع ثلاثة أماكن عالية لتكون بجانبه. وفي الواقع لا تقيم المرأة في هذه الأماكن، بل إن الرجل يستخدم لغة خيالية وشعرية للتعبير عن شعوره بالانفصال عنها ورغبته في أن تكون معه. في </w:t>
       </w:r>
-      <w:hyperlink r:id="rId38">
+      <w:hyperlink r:id="rId40">
         <w:r>
           <w:rPr>
             <w:lang w:val="ar_AE" w:bidi="ar_AE"/>
@@ -26222,7 +28626,7 @@
           <w:lang w:val="ar_AE" w:bidi="ar_AE"/>
         </w:rPr>
       </w:r>
-      <w:hyperlink r:id="rId39">
+      <w:hyperlink r:id="rId41">
         <w:r>
           <w:rPr>
             <w:lang w:val="ar_AE" w:bidi="ar_AE"/>
@@ -26240,7 +28644,7 @@
         </w:rPr>
         <w:t xml:space="preserve"> هي استعارة ممتدة. تتضمن هذه الاستعارة حوارًا بين الرجل والمرأة التي يحبها، حيث يُشبِّه الرجل في البداية المرأة التي يحبها بـ "جنة مغلقة" (في </w:t>
       </w:r>
-      <w:hyperlink r:id="rId40">
+      <w:hyperlink r:id="rId42">
         <w:r>
           <w:rPr>
             <w:lang w:val="ar_AE" w:bidi="ar_AE"/>
@@ -26258,7 +28662,7 @@
         </w:rPr>
         <w:t xml:space="preserve">) حيث تنمو العديد من الأشياء الشهية، ثم ترد المرأة بدعوة الرجل للقدوم إلى جنتها في </w:t>
       </w:r>
-      <w:hyperlink r:id="rId41">
+      <w:hyperlink r:id="rId43">
         <w:r>
           <w:rPr>
             <w:lang w:val="ar_AE" w:bidi="ar_AE"/>
@@ -26276,7 +28680,7 @@
         </w:rPr>
         <w:t xml:space="preserve">. وبعد ذلك، يجيب الرجل على دعوتها في </w:t>
       </w:r>
-      <w:hyperlink r:id="rId42">
+      <w:hyperlink r:id="rId44">
         <w:r>
           <w:rPr>
             <w:lang w:val="ar_AE" w:bidi="ar_AE"/>
@@ -26307,7 +28711,7 @@
         </w:rPr>
         <w:t xml:space="preserve">كاستعارة للمرأة في </w:t>
       </w:r>
-      <w:hyperlink r:id="rId38">
+      <w:hyperlink r:id="rId40">
         <w:r>
           <w:rPr>
             <w:lang w:val="ar_AE" w:bidi="ar_AE"/>
@@ -26325,7 +28729,7 @@
         </w:rPr>
         <w:t xml:space="preserve">، في </w:t>
       </w:r>
-      <w:hyperlink r:id="rId41">
+      <w:hyperlink r:id="rId43">
         <w:r>
           <w:rPr>
             <w:lang w:val="ar_AE" w:bidi="ar_AE"/>
@@ -26343,7 +28747,7 @@
         </w:rPr>
         <w:t xml:space="preserve"> (مرتين)، وفي </w:t>
       </w:r>
-      <w:hyperlink r:id="rId42">
+      <w:hyperlink r:id="rId44">
         <w:r>
           <w:rPr>
             <w:lang w:val="ar_AE" w:bidi="ar_AE"/>
@@ -26361,7 +28765,7 @@
         </w:rPr>
         <w:t xml:space="preserve">. لذلك يجب أن تكون متسقًا في كيفية ترجمة مصطلح "الجنة". في </w:t>
       </w:r>
-      <w:hyperlink r:id="rId43">
+      <w:hyperlink r:id="rId45">
         <w:r>
           <w:rPr>
             <w:lang w:val="ar_AE" w:bidi="ar_AE"/>
@@ -26379,7 +28783,7 @@
         </w:rPr>
         <w:t xml:space="preserve"> يتحدث الرجل عن جسد المرأة كـ "فِرْدَوْس رُمَّانٍ مَعَ أَثْمَارٍ نَفِيسَةٍ"، ثم في </w:t>
       </w:r>
-      <w:hyperlink r:id="rId41">
+      <w:hyperlink r:id="rId43">
         <w:r>
           <w:rPr>
             <w:lang w:val="ar_AE" w:bidi="ar_AE"/>
@@ -26533,7 +28937,7 @@
         </w:rPr>
         <w:t xml:space="preserve">انظر كيف ترجمت هاتين العبارتين المتوازيتين في </w:t>
       </w:r>
-      <w:hyperlink r:id="rId25">
+      <w:hyperlink r:id="rId27">
         <w:r>
           <w:rPr>
             <w:lang w:val="ar_AE" w:bidi="ar_AE"/>
@@ -26656,7 +29060,7 @@
         </w:rPr>
         <w:t xml:space="preserve"> في </w:t>
       </w:r>
-      <w:hyperlink r:id="rId25">
+      <w:hyperlink r:id="rId27">
         <w:r>
           <w:rPr>
             <w:lang w:val="ar_AE" w:bidi="ar_AE"/>
@@ -26745,6 +29149,22 @@
       </w:r>
       <w:r>
         <w:rPr>
+          <w:lang w:val="ar_AE" w:bidi="ar_AE"/>
+        </w:rPr>
+        <w:t>שַׂעְרֵ⁠ךְ֙ כְּ⁠עֵ֣דֶר הָֽ⁠עִזִּ֔ים שֶׁ⁠גָּלְשׁ֖וּ מֵ⁠הַ֥ר גִּלְעָֽד</w:t>
+      </w:r>
+    </w:p>
+    <w:p>
+      <w:pPr>
+        <w:bidi/>
+      </w:pPr>
+      <w:r>
+        <w:rPr>
+          <w:lang w:val="ar_AE" w:bidi="ar_AE"/>
+        </w:rPr>
+      </w:r>
+      <w:r>
+        <w:rPr>
           <w:b/>
           <w:lang w:val="ar_AE" w:bidi="ar_AE"/>
         </w:rPr>
@@ -26968,6 +29388,22 @@
       </w:r>
       <w:r>
         <w:rPr>
+          <w:lang w:val="ar_AE" w:bidi="ar_AE"/>
+        </w:rPr>
+        <w:t>הַ⁠קְּצוּב֔וֹת</w:t>
+      </w:r>
+    </w:p>
+    <w:p>
+      <w:pPr>
+        <w:bidi/>
+      </w:pPr>
+      <w:r>
+        <w:rPr>
+          <w:lang w:val="ar_AE" w:bidi="ar_AE"/>
+        </w:rPr>
+      </w:r>
+      <w:r>
+        <w:rPr>
           <w:b/>
           <w:lang w:val="ar_AE" w:bidi="ar_AE"/>
         </w:rPr>
@@ -27060,6 +29496,22 @@
       </w:r>
       <w:r>
         <w:rPr>
+          <w:lang w:val="ar_AE" w:bidi="ar_AE"/>
+        </w:rPr>
+        <w:t>מַתְאִימ֔וֹת</w:t>
+      </w:r>
+    </w:p>
+    <w:p>
+      <w:pPr>
+        <w:bidi/>
+      </w:pPr>
+      <w:r>
+        <w:rPr>
+          <w:lang w:val="ar_AE" w:bidi="ar_AE"/>
+        </w:rPr>
+      </w:r>
+      <w:r>
+        <w:rPr>
           <w:b/>
           <w:lang w:val="ar_AE" w:bidi="ar_AE"/>
         </w:rPr>
@@ -27244,6 +29696,22 @@
       </w:r>
       <w:r>
         <w:rPr>
+          <w:lang w:val="ar_AE" w:bidi="ar_AE"/>
+        </w:rPr>
+        <w:t>וְ⁠שַׁכֻּלָ֖ה אֵ֥ין בָּ⁠הֶֽם</w:t>
+      </w:r>
+    </w:p>
+    <w:p>
+      <w:pPr>
+        <w:bidi/>
+      </w:pPr>
+      <w:r>
+        <w:rPr>
+          <w:lang w:val="ar_AE" w:bidi="ar_AE"/>
+        </w:rPr>
+      </w:r>
+      <w:r>
+        <w:rPr>
           <w:b/>
           <w:lang w:val="ar_AE" w:bidi="ar_AE"/>
         </w:rPr>
@@ -27426,6 +29894,22 @@
       </w:r>
       <w:r>
         <w:rPr>
+          <w:lang w:val="ar_AE" w:bidi="ar_AE"/>
+        </w:rPr>
+        <w:t>כְּ⁠פֶ֤לַח הָֽ⁠רִמּוֹן֙ רַקָּתֵ֔⁠ךְ</w:t>
+      </w:r>
+    </w:p>
+    <w:p>
+      <w:pPr>
+        <w:bidi/>
+      </w:pPr>
+      <w:r>
+        <w:rPr>
+          <w:lang w:val="ar_AE" w:bidi="ar_AE"/>
+        </w:rPr>
+      </w:r>
+      <w:r>
+        <w:rPr>
           <w:b/>
           <w:lang w:val="ar_AE" w:bidi="ar_AE"/>
         </w:rPr>
@@ -27522,6 +30006,22 @@
       </w:r>
       <w:r>
         <w:rPr>
+          <w:lang w:val="ar_AE" w:bidi="ar_AE"/>
+        </w:rPr>
+        <w:t>כְּ⁠פֶ֤לַח הָֽ⁠רִמּוֹן֙ רַקָּתֵ֔⁠ךְ</w:t>
+      </w:r>
+    </w:p>
+    <w:p>
+      <w:pPr>
+        <w:bidi/>
+      </w:pPr>
+      <w:r>
+        <w:rPr>
+          <w:lang w:val="ar_AE" w:bidi="ar_AE"/>
+        </w:rPr>
+      </w:r>
+      <w:r>
+        <w:rPr>
           <w:b/>
           <w:lang w:val="ar_AE" w:bidi="ar_AE"/>
         </w:rPr>
@@ -27713,7 +30213,7 @@
         </w:rPr>
         <w:t xml:space="preserve"> في </w:t>
       </w:r>
-      <w:hyperlink r:id="rId44">
+      <w:hyperlink r:id="rId46">
         <w:r>
           <w:rPr>
             <w:lang w:val="ar_AE" w:bidi="ar_AE"/>
@@ -27780,6 +30280,22 @@
       </w:r>
       <w:r>
         <w:rPr>
+          <w:lang w:val="ar_AE" w:bidi="ar_AE"/>
+        </w:rPr>
+        <w:t>כְּ⁠מִגְדַּ֤ל דָּוִיד֙ צַוָּארֵ֔⁠ךְ בָּנ֖וּי לְ⁠תַלְפִּיּ֑וֹת</w:t>
+      </w:r>
+    </w:p>
+    <w:p>
+      <w:pPr>
+        <w:bidi/>
+      </w:pPr>
+      <w:r>
+        <w:rPr>
+          <w:lang w:val="ar_AE" w:bidi="ar_AE"/>
+        </w:rPr>
+      </w:r>
+      <w:r>
+        <w:rPr>
           <w:b/>
           <w:lang w:val="ar_AE" w:bidi="ar_AE"/>
         </w:rPr>
@@ -27905,6 +30421,22 @@
       </w:r>
       <w:r>
         <w:rPr>
+          <w:lang w:val="ar_AE" w:bidi="ar_AE"/>
+        </w:rPr>
+        <w:t>כְּ⁠מִגְדַּ֤ל דָּוִיד֙</w:t>
+      </w:r>
+    </w:p>
+    <w:p>
+      <w:pPr>
+        <w:bidi/>
+      </w:pPr>
+      <w:r>
+        <w:rPr>
+          <w:lang w:val="ar_AE" w:bidi="ar_AE"/>
+        </w:rPr>
+      </w:r>
+      <w:r>
+        <w:rPr>
           <w:b/>
           <w:lang w:val="ar_AE" w:bidi="ar_AE"/>
         </w:rPr>
@@ -28010,6 +30542,22 @@
       </w:r>
       <w:r>
         <w:rPr>
+          <w:lang w:val="ar_AE" w:bidi="ar_AE"/>
+        </w:rPr>
+        <w:t>כְּ⁠מִגְדַּ֤ל דָּוִיד֙ צַוָּארֵ֔⁠ךְ בָּנ֖וּי לְ⁠תַלְפִּיּ֑וֹת</w:t>
+      </w:r>
+    </w:p>
+    <w:p>
+      <w:pPr>
+        <w:bidi/>
+      </w:pPr>
+      <w:r>
+        <w:rPr>
+          <w:lang w:val="ar_AE" w:bidi="ar_AE"/>
+        </w:rPr>
+      </w:r>
+      <w:r>
+        <w:rPr>
           <w:b/>
           <w:lang w:val="ar_AE" w:bidi="ar_AE"/>
         </w:rPr>
@@ -28102,6 +30650,22 @@
       </w:r>
       <w:r>
         <w:rPr>
+          <w:lang w:val="ar_AE" w:bidi="ar_AE"/>
+        </w:rPr>
+        <w:t>בָּנ֖וּי לְ⁠תַלְפִּיּ֑וֹת</w:t>
+      </w:r>
+    </w:p>
+    <w:p>
+      <w:pPr>
+        <w:bidi/>
+      </w:pPr>
+      <w:r>
+        <w:rPr>
+          <w:lang w:val="ar_AE" w:bidi="ar_AE"/>
+        </w:rPr>
+      </w:r>
+      <w:r>
+        <w:rPr>
           <w:b/>
           <w:lang w:val="ar_AE" w:bidi="ar_AE"/>
         </w:rPr>
@@ -28172,6 +30736,22 @@
       </w:r>
       <w:r>
         <w:rPr>
+          <w:lang w:val="ar_AE" w:bidi="ar_AE"/>
+        </w:rPr>
+        <w:t>אֶ֤לֶף הַ⁠מָּגֵן֙ תָּל֣וּי עָלָ֔י⁠ו כֹּ֖ל שִׁלְטֵ֥י הַ⁠גִּבּוֹרִֽים</w:t>
+      </w:r>
+    </w:p>
+    <w:p>
+      <w:pPr>
+        <w:bidi/>
+      </w:pPr>
+      <w:r>
+        <w:rPr>
+          <w:lang w:val="ar_AE" w:bidi="ar_AE"/>
+        </w:rPr>
+      </w:r>
+      <w:r>
+        <w:rPr>
           <w:b/>
           <w:lang w:val="ar_AE" w:bidi="ar_AE"/>
         </w:rPr>
@@ -28303,6 +30883,22 @@
       </w:r>
       <w:r>
         <w:rPr>
+          <w:lang w:val="ar_AE" w:bidi="ar_AE"/>
+        </w:rPr>
+        <w:t>אֶ֤לֶף</w:t>
+      </w:r>
+    </w:p>
+    <w:p>
+      <w:pPr>
+        <w:bidi/>
+      </w:pPr>
+      <w:r>
+        <w:rPr>
+          <w:lang w:val="ar_AE" w:bidi="ar_AE"/>
+        </w:rPr>
+      </w:r>
+      <w:r>
+        <w:rPr>
           <w:b/>
           <w:lang w:val="ar_AE" w:bidi="ar_AE"/>
         </w:rPr>
@@ -28408,6 +31004,22 @@
       </w:r>
       <w:r>
         <w:rPr>
+          <w:lang w:val="ar_AE" w:bidi="ar_AE"/>
+        </w:rPr>
+        <w:t>אֶ֤לֶף הַ⁠מָּגֵן֙ תָּל֣וּי עָלָ֔י⁠ו כֹּ֖ל שִׁלְטֵ֥י הַ⁠גִּבּוֹרִֽים</w:t>
+      </w:r>
+    </w:p>
+    <w:p>
+      <w:pPr>
+        <w:bidi/>
+      </w:pPr>
+      <w:r>
+        <w:rPr>
+          <w:lang w:val="ar_AE" w:bidi="ar_AE"/>
+        </w:rPr>
+      </w:r>
+      <w:r>
+        <w:rPr>
           <w:b/>
           <w:lang w:val="ar_AE" w:bidi="ar_AE"/>
         </w:rPr>
@@ -28704,7 +31316,7 @@
         </w:rPr>
         <w:t xml:space="preserve">انظر كيف ترجمت صيغة الجمع لكلمة "ظباء" في </w:t>
       </w:r>
-      <w:hyperlink r:id="rId26">
+      <w:hyperlink r:id="rId28">
         <w:r>
           <w:rPr>
             <w:lang w:val="ar_AE" w:bidi="ar_AE"/>
@@ -28814,7 +31426,7 @@
         </w:rPr>
         <w:t xml:space="preserve">انظر كيف ترجمت الكلمة المفردة "سوسنة" في </w:t>
       </w:r>
-      <w:hyperlink r:id="rId22">
+      <w:hyperlink r:id="rId24">
         <w:r>
           <w:rPr>
             <w:lang w:val="ar_AE" w:bidi="ar_AE"/>
@@ -28903,6 +31515,22 @@
       </w:r>
       <w:r>
         <w:rPr>
+          <w:lang w:val="ar_AE" w:bidi="ar_AE"/>
+        </w:rPr>
+        <w:t>עַ֤ד שֶׁ⁠יָּפ֨וּחַ֙ הַ⁠יּ֔וֹם וְ⁠נָ֖סוּ הַ⁠צְּלָלִ֑ים</w:t>
+      </w:r>
+    </w:p>
+    <w:p>
+      <w:pPr>
+        <w:bidi/>
+      </w:pPr>
+      <w:r>
+        <w:rPr>
+          <w:lang w:val="ar_AE" w:bidi="ar_AE"/>
+        </w:rPr>
+      </w:r>
+      <w:r>
+        <w:rPr>
           <w:b/>
           <w:lang w:val="ar_AE" w:bidi="ar_AE"/>
         </w:rPr>
@@ -28937,7 +31565,7 @@
         </w:rPr>
         <w:t xml:space="preserve"> في </w:t>
       </w:r>
-      <w:hyperlink r:id="rId45">
+      <w:hyperlink r:id="rId47">
         <w:r>
           <w:rPr>
             <w:lang w:val="ar_AE" w:bidi="ar_AE"/>
@@ -29026,6 +31654,22 @@
       </w:r>
       <w:r>
         <w:rPr>
+          <w:lang w:val="ar_AE" w:bidi="ar_AE"/>
+        </w:rPr>
+        <w:t>אֵ֤לֶךְ לִ⁠י֙</w:t>
+      </w:r>
+    </w:p>
+    <w:p>
+      <w:pPr>
+        <w:bidi/>
+      </w:pPr>
+      <w:r>
+        <w:rPr>
+          <w:lang w:val="ar_AE" w:bidi="ar_AE"/>
+        </w:rPr>
+      </w:r>
+      <w:r>
+        <w:rPr>
           <w:b/>
           <w:lang w:val="ar_AE" w:bidi="ar_AE"/>
         </w:rPr>
@@ -29165,7 +31809,7 @@
         </w:rPr>
         <w:t xml:space="preserve"> في </w:t>
       </w:r>
-      <w:hyperlink r:id="rId20">
+      <w:hyperlink r:id="rId22">
         <w:r>
           <w:rPr>
             <w:lang w:val="ar_AE" w:bidi="ar_AE"/>
@@ -29372,6 +32016,22 @@
       </w:r>
       <w:r>
         <w:rPr>
+          <w:lang w:val="ar_AE" w:bidi="ar_AE"/>
+        </w:rPr>
+        <w:t>כֻּלָּ֤⁠ךְ יָפָה֙</w:t>
+      </w:r>
+    </w:p>
+    <w:p>
+      <w:pPr>
+        <w:bidi/>
+      </w:pPr>
+      <w:r>
+        <w:rPr>
+          <w:lang w:val="ar_AE" w:bidi="ar_AE"/>
+        </w:rPr>
+      </w:r>
+      <w:r>
+        <w:rPr>
           <w:b/>
           <w:lang w:val="ar_AE" w:bidi="ar_AE"/>
         </w:rPr>
@@ -29534,6 +32194,22 @@
       </w:r>
       <w:r>
         <w:rPr>
+          <w:lang w:val="ar_AE" w:bidi="ar_AE"/>
+        </w:rPr>
+        <w:t>אִתִּ֤⁠י &amp; תָּב֑וֹאִי</w:t>
+      </w:r>
+    </w:p>
+    <w:p>
+      <w:pPr>
+        <w:bidi/>
+      </w:pPr>
+      <w:r>
+        <w:rPr>
+          <w:lang w:val="ar_AE" w:bidi="ar_AE"/>
+        </w:rPr>
+      </w:r>
+      <w:r>
+        <w:rPr>
           <w:b/>
           <w:lang w:val="ar_AE" w:bidi="ar_AE"/>
         </w:rPr>
@@ -29886,6 +32562,22 @@
       </w:r>
       <w:r>
         <w:rPr>
+          <w:lang w:val="ar_AE" w:bidi="ar_AE"/>
+        </w:rPr>
+        <w:t>מִ⁠מְּעֹנ֣וֹת אֲרָי֔וֹת מֵֽ⁠הַרְרֵ֖י נְמֵרִֽים</w:t>
+      </w:r>
+    </w:p>
+    <w:p>
+      <w:pPr>
+        <w:bidi/>
+      </w:pPr>
+      <w:r>
+        <w:rPr>
+          <w:lang w:val="ar_AE" w:bidi="ar_AE"/>
+        </w:rPr>
+      </w:r>
+      <w:r>
+        <w:rPr>
           <w:b/>
           <w:lang w:val="ar_AE" w:bidi="ar_AE"/>
         </w:rPr>
@@ -29978,6 +32670,22 @@
       </w:r>
       <w:r>
         <w:rPr>
+          <w:lang w:val="ar_AE" w:bidi="ar_AE"/>
+        </w:rPr>
+        <w:t>לִבַּבְתִּ֖⁠נִי אֲחֹתִ֣⁠י כַלָּ֑ה לִבַּבְתִּ֨י⁠נִי֙</w:t>
+      </w:r>
+    </w:p>
+    <w:p>
+      <w:pPr>
+        <w:bidi/>
+      </w:pPr>
+      <w:r>
+        <w:rPr>
+          <w:lang w:val="ar_AE" w:bidi="ar_AE"/>
+        </w:rPr>
+      </w:r>
+      <w:r>
+        <w:rPr>
           <w:b/>
           <w:lang w:val="ar_AE" w:bidi="ar_AE"/>
         </w:rPr>
@@ -30083,6 +32791,22 @@
       </w:r>
       <w:r>
         <w:rPr>
+          <w:lang w:val="ar_AE" w:bidi="ar_AE"/>
+        </w:rPr>
+        <w:t>לִבַּבְתִּ֖⁠נִי &amp; לִבַּבְתִּ֨י⁠נִי֙</w:t>
+      </w:r>
+    </w:p>
+    <w:p>
+      <w:pPr>
+        <w:bidi/>
+      </w:pPr>
+      <w:r>
+        <w:rPr>
+          <w:lang w:val="ar_AE" w:bidi="ar_AE"/>
+        </w:rPr>
+      </w:r>
+      <w:r>
+        <w:rPr>
           <w:b/>
           <w:lang w:val="ar_AE" w:bidi="ar_AE"/>
         </w:rPr>
@@ -30384,6 +33108,22 @@
       </w:r>
       <w:r>
         <w:rPr>
+          <w:lang w:val="ar_AE" w:bidi="ar_AE"/>
+        </w:rPr>
+        <w:t>מַה &amp; מַה</w:t>
+      </w:r>
+    </w:p>
+    <w:p>
+      <w:pPr>
+        <w:bidi/>
+      </w:pPr>
+      <w:r>
+        <w:rPr>
+          <w:lang w:val="ar_AE" w:bidi="ar_AE"/>
+        </w:rPr>
+      </w:r>
+      <w:r>
+        <w:rPr>
           <w:b/>
           <w:lang w:val="ar_AE" w:bidi="ar_AE"/>
         </w:rPr>
@@ -30543,7 +33283,7 @@
         </w:rPr>
         <w:t xml:space="preserve"> في </w:t>
       </w:r>
-      <w:hyperlink r:id="rId46">
+      <w:hyperlink r:id="rId48">
         <w:r>
           <w:rPr>
             <w:lang w:val="ar_AE" w:bidi="ar_AE"/>
@@ -30632,6 +33372,22 @@
       </w:r>
       <w:r>
         <w:rPr>
+          <w:lang w:val="ar_AE" w:bidi="ar_AE"/>
+        </w:rPr>
+        <w:t>מַה־יָּפ֥וּ דֹדַ֖יִ⁠ךְ אֲחֹתִ֣⁠י כַלָּ֑ה מַה־טֹּ֤בוּ דֹדַ֨יִ⁠ךְ֙ מִ⁠יַּ֔יִן</w:t>
+      </w:r>
+    </w:p>
+    <w:p>
+      <w:pPr>
+        <w:bidi/>
+      </w:pPr>
+      <w:r>
+        <w:rPr>
+          <w:lang w:val="ar_AE" w:bidi="ar_AE"/>
+        </w:rPr>
+      </w:r>
+      <w:r>
+        <w:rPr>
           <w:b/>
           <w:lang w:val="ar_AE" w:bidi="ar_AE"/>
         </w:rPr>
@@ -30842,6 +33598,22 @@
       </w:r>
       <w:r>
         <w:rPr>
+          <w:lang w:val="ar_AE" w:bidi="ar_AE"/>
+        </w:rPr>
+        <w:t>שְׁמָנַ֖יִ⁠ךְ</w:t>
+      </w:r>
+    </w:p>
+    <w:p>
+      <w:pPr>
+        <w:bidi/>
+      </w:pPr>
+      <w:r>
+        <w:rPr>
+          <w:lang w:val="ar_AE" w:bidi="ar_AE"/>
+        </w:rPr>
+      </w:r>
+      <w:r>
+        <w:rPr>
           <w:b/>
           <w:lang w:val="ar_AE" w:bidi="ar_AE"/>
         </w:rPr>
@@ -31052,6 +33824,22 @@
       </w:r>
       <w:r>
         <w:rPr>
+          <w:lang w:val="ar_AE" w:bidi="ar_AE"/>
+        </w:rPr>
+        <w:t>נֹ֛פֶת תִּטֹּ֥פְנָה שִׂפְתוֹתַ֖יִ⁠ךְ</w:t>
+      </w:r>
+    </w:p>
+    <w:p>
+      <w:pPr>
+        <w:bidi/>
+      </w:pPr>
+      <w:r>
+        <w:rPr>
+          <w:lang w:val="ar_AE" w:bidi="ar_AE"/>
+        </w:rPr>
+      </w:r>
+      <w:r>
+        <w:rPr>
           <w:b/>
           <w:lang w:val="ar_AE" w:bidi="ar_AE"/>
         </w:rPr>
@@ -31183,6 +33971,22 @@
       </w:r>
       <w:r>
         <w:rPr>
+          <w:lang w:val="ar_AE" w:bidi="ar_AE"/>
+        </w:rPr>
+        <w:t>נֹ֛פֶת</w:t>
+      </w:r>
+    </w:p>
+    <w:p>
+      <w:pPr>
+        <w:bidi/>
+      </w:pPr>
+      <w:r>
+        <w:rPr>
+          <w:lang w:val="ar_AE" w:bidi="ar_AE"/>
+        </w:rPr>
+      </w:r>
+      <w:r>
+        <w:rPr>
           <w:b/>
           <w:lang w:val="ar_AE" w:bidi="ar_AE"/>
         </w:rPr>
@@ -31288,6 +34092,22 @@
       </w:r>
       <w:r>
         <w:rPr>
+          <w:lang w:val="ar_AE" w:bidi="ar_AE"/>
+        </w:rPr>
+        <w:t>דְּבַ֤שׁ וְ⁠חָלָב֙ תַּ֣חַת לְשׁוֹנֵ֔⁠ךְ</w:t>
+      </w:r>
+    </w:p>
+    <w:p>
+      <w:pPr>
+        <w:bidi/>
+      </w:pPr>
+      <w:r>
+        <w:rPr>
+          <w:lang w:val="ar_AE" w:bidi="ar_AE"/>
+        </w:rPr>
+      </w:r>
+      <w:r>
+        <w:rPr>
           <w:b/>
           <w:lang w:val="ar_AE" w:bidi="ar_AE"/>
         </w:rPr>
@@ -31393,6 +34213,22 @@
       </w:r>
       <w:r>
         <w:rPr>
+          <w:lang w:val="ar_AE" w:bidi="ar_AE"/>
+        </w:rPr>
+        <w:t>וְ⁠רֵ֥יחַ שַׂלְמֹתַ֖יִ⁠ךְ כְּ⁠רֵ֥יחַ לְבָנֽוֹן</w:t>
+      </w:r>
+    </w:p>
+    <w:p>
+      <w:pPr>
+        <w:bidi/>
+      </w:pPr>
+      <w:r>
+        <w:rPr>
+          <w:lang w:val="ar_AE" w:bidi="ar_AE"/>
+        </w:rPr>
+      </w:r>
+      <w:r>
+        <w:rPr>
           <w:b/>
           <w:lang w:val="ar_AE" w:bidi="ar_AE"/>
         </w:rPr>
@@ -31511,6 +34347,22 @@
       </w:r>
       <w:r>
         <w:rPr>
+          <w:lang w:val="ar_AE" w:bidi="ar_AE"/>
+        </w:rPr>
+        <w:t>גַּ֥ן ׀ נָע֖וּל אֲחֹתִ֣⁠י כַלָּ֑ה גַּ֥ל נָע֖וּל מַעְיָ֥ן חָתֽוּם</w:t>
+      </w:r>
+    </w:p>
+    <w:p>
+      <w:pPr>
+        <w:bidi/>
+      </w:pPr>
+      <w:r>
+        <w:rPr>
+          <w:lang w:val="ar_AE" w:bidi="ar_AE"/>
+        </w:rPr>
+      </w:r>
+      <w:r>
+        <w:rPr>
           <w:b/>
           <w:lang w:val="ar_AE" w:bidi="ar_AE"/>
         </w:rPr>
@@ -31603,6 +34455,22 @@
       </w:r>
       <w:r>
         <w:rPr>
+          <w:lang w:val="ar_AE" w:bidi="ar_AE"/>
+        </w:rPr>
+        <w:t>גַּ֥ן ׀ נָע֖וּל אֲחֹתִ֣⁠י כַלָּ֑ה</w:t>
+      </w:r>
+    </w:p>
+    <w:p>
+      <w:pPr>
+        <w:bidi/>
+      </w:pPr>
+      <w:r>
+        <w:rPr>
+          <w:lang w:val="ar_AE" w:bidi="ar_AE"/>
+        </w:rPr>
+      </w:r>
+      <w:r>
+        <w:rPr>
           <w:b/>
           <w:lang w:val="ar_AE" w:bidi="ar_AE"/>
         </w:rPr>
@@ -31886,7 +34754,7 @@
         </w:rPr>
         <w:t xml:space="preserve"> في </w:t>
       </w:r>
-      <w:hyperlink r:id="rId46">
+      <w:hyperlink r:id="rId48">
         <w:r>
           <w:rPr>
             <w:lang w:val="ar_AE" w:bidi="ar_AE"/>
@@ -31975,6 +34843,22 @@
       </w:r>
       <w:r>
         <w:rPr>
+          <w:lang w:val="ar_AE" w:bidi="ar_AE"/>
+        </w:rPr>
+        <w:t>גַּ֥ל נָע֖וּל מַעְיָ֥ן חָתֽוּם</w:t>
+      </w:r>
+    </w:p>
+    <w:p>
+      <w:pPr>
+        <w:bidi/>
+      </w:pPr>
+      <w:r>
+        <w:rPr>
+          <w:lang w:val="ar_AE" w:bidi="ar_AE"/>
+        </w:rPr>
+      </w:r>
+      <w:r>
+        <w:rPr>
           <w:b/>
           <w:lang w:val="ar_AE" w:bidi="ar_AE"/>
         </w:rPr>
@@ -32158,6 +35042,22 @@
       </w:r>
       <w:r>
         <w:rPr>
+          <w:lang w:val="ar_AE" w:bidi="ar_AE"/>
+        </w:rPr>
+        <w:t>גַּ֥ל נָע֖וּל מַעְיָ֥ן חָתֽוּם</w:t>
+      </w:r>
+    </w:p>
+    <w:p>
+      <w:pPr>
+        <w:bidi/>
+      </w:pPr>
+      <w:r>
+        <w:rPr>
+          <w:lang w:val="ar_AE" w:bidi="ar_AE"/>
+        </w:rPr>
+      </w:r>
+      <w:r>
+        <w:rPr>
           <w:b/>
           <w:lang w:val="ar_AE" w:bidi="ar_AE"/>
         </w:rPr>
@@ -32420,6 +35320,22 @@
       </w:r>
       <w:r>
         <w:rPr>
+          <w:lang w:val="ar_AE" w:bidi="ar_AE"/>
+        </w:rPr>
+        <w:t>שְׁלָחַ֨יִ⁠ךְ֙ פַּרְדֵּ֣ס רִמּוֹנִ֔ים עִ֖ם פְּרִ֣י מְגָדִ֑ים כְּפָרִ֖ים עִם־נְרָדִֽים׃ נֵ֣רְדְּ ׀ וְ⁠כַרְכֹּ֗ם קָנֶה֙ וְ⁠קִנָּמ֔וֹן עִ֖ם כָּל־עֲצֵ֣י לְבוֹנָ֑ה מֹ֚ר וַ⁠אֲהָל֔וֹת עִ֖ם כָּל־רָאשֵׁ֥י בְשָׂמִֽים</w:t>
+      </w:r>
+    </w:p>
+    <w:p>
+      <w:pPr>
+        <w:bidi/>
+      </w:pPr>
+      <w:r>
+        <w:rPr>
+          <w:lang w:val="ar_AE" w:bidi="ar_AE"/>
+        </w:rPr>
+      </w:r>
+      <w:r>
+        <w:rPr>
           <w:b/>
           <w:lang w:val="ar_AE" w:bidi="ar_AE"/>
         </w:rPr>
@@ -32454,7 +35370,7 @@
         </w:rPr>
         <w:t xml:space="preserve"> وكأنها مجموعة متنوعة من عطور ونباتات وأشجار ذات رائحة زكية في "الجنة المغلقة" (</w:t>
       </w:r>
-      <w:hyperlink r:id="rId38">
+      <w:hyperlink r:id="rId40">
         <w:r>
           <w:rPr>
             <w:lang w:val="ar_AE" w:bidi="ar_AE"/>
@@ -32472,7 +35388,7 @@
         </w:rPr>
         <w:t xml:space="preserve">). إذا ترجمت </w:t>
       </w:r>
-      <w:hyperlink r:id="rId38">
+      <w:hyperlink r:id="rId40">
         <w:r>
           <w:rPr>
             <w:lang w:val="ar_AE" w:bidi="ar_AE"/>
@@ -32561,6 +35477,22 @@
       </w:r>
       <w:r>
         <w:rPr>
+          <w:lang w:val="ar_AE" w:bidi="ar_AE"/>
+        </w:rPr>
+        <w:t>שְׁלָחַ֨יִ⁠ךְ֙ פַּרְדֵּ֣ס רִמּוֹנִ֔ים עִ֖ם פְּרִ֣י מְגָדִ֑ים כְּפָרִ֖ים עִם־נְרָדִֽים׃ נֵ֣רְדְּ ׀ וְ⁠כַרְכֹּ֗ם קָנֶה֙ וְ⁠קִנָּמ֔וֹן עִ֖ם כָּל־עֲצֵ֣י לְבוֹנָ֑ה מֹ֚ר וַ⁠אֲהָל֔וֹת עִ֖ם כָּל־רָאשֵׁ֥י בְשָׂמִֽים</w:t>
+      </w:r>
+    </w:p>
+    <w:p>
+      <w:pPr>
+        <w:bidi/>
+      </w:pPr>
+      <w:r>
+        <w:rPr>
+          <w:lang w:val="ar_AE" w:bidi="ar_AE"/>
+        </w:rPr>
+      </w:r>
+      <w:r>
+        <w:rPr>
           <w:b/>
           <w:lang w:val="ar_AE" w:bidi="ar_AE"/>
         </w:rPr>
@@ -32700,7 +35632,7 @@
         </w:rPr>
         <w:t xml:space="preserve"> في </w:t>
       </w:r>
-      <w:hyperlink r:id="rId47">
+      <w:hyperlink r:id="rId49">
         <w:r>
           <w:rPr>
             <w:lang w:val="ar_AE" w:bidi="ar_AE"/>
@@ -32731,7 +35663,7 @@
         </w:rPr>
         <w:t xml:space="preserve">(الحناء) في </w:t>
       </w:r>
-      <w:hyperlink r:id="rId48">
+      <w:hyperlink r:id="rId50">
         <w:r>
           <w:rPr>
             <w:lang w:val="ar_AE" w:bidi="ar_AE"/>
@@ -32820,6 +35752,22 @@
       </w:r>
       <w:r>
         <w:rPr>
+          <w:lang w:val="ar_AE" w:bidi="ar_AE"/>
+        </w:rPr>
+        <w:t>וְ⁠כַרְכֹּ֗ם קָנֶה֙ וְ⁠קִנָּמ֔וֹן &amp; וַ⁠אֲהָל֔וֹת</w:t>
+      </w:r>
+    </w:p>
+    <w:p>
+      <w:pPr>
+        <w:bidi/>
+      </w:pPr>
+      <w:r>
+        <w:rPr>
+          <w:lang w:val="ar_AE" w:bidi="ar_AE"/>
+        </w:rPr>
+      </w:r>
+      <w:r>
+        <w:rPr>
           <w:b/>
           <w:lang w:val="ar_AE" w:bidi="ar_AE"/>
         </w:rPr>
@@ -33003,6 +35951,22 @@
       </w:r>
       <w:r>
         <w:rPr>
+          <w:lang w:val="ar_AE" w:bidi="ar_AE"/>
+        </w:rPr>
+        <w:t>מַעְיַ֣ן גַּנִּ֔ים בְּאֵ֖ר מַ֣יִם חַיִּ֑ים וְ⁠נֹזְלִ֖ים מִן־לְבָנֽוֹן</w:t>
+      </w:r>
+    </w:p>
+    <w:p>
+      <w:pPr>
+        <w:bidi/>
+      </w:pPr>
+      <w:r>
+        <w:rPr>
+          <w:lang w:val="ar_AE" w:bidi="ar_AE"/>
+        </w:rPr>
+      </w:r>
+      <w:r>
+        <w:rPr>
           <w:b/>
           <w:lang w:val="ar_AE" w:bidi="ar_AE"/>
         </w:rPr>
@@ -33024,7 +35988,7 @@
         </w:rPr>
         <w:t xml:space="preserve">هنا، يواصل الرجل الاستعارة التي بدأها في </w:t>
       </w:r>
-      <w:hyperlink r:id="rId38">
+      <w:hyperlink r:id="rId40">
         <w:r>
           <w:rPr>
             <w:lang w:val="ar_AE" w:bidi="ar_AE"/>
@@ -33094,7 +36058,7 @@
         </w:rPr>
         <w:t xml:space="preserve">. إذا ترجمت </w:t>
       </w:r>
-      <w:hyperlink r:id="rId49">
+      <w:hyperlink r:id="rId51">
         <w:r>
           <w:rPr>
             <w:lang w:val="ar_AE" w:bidi="ar_AE"/>
@@ -33112,7 +36076,7 @@
         </w:rPr>
         <w:t xml:space="preserve"> في صورة تشبيه، ينبغي لك أيضًا ترجمة هذه الآية في صورة تشبيه. انظر كيف ترجمت كلمة "جنة" في </w:t>
       </w:r>
-      <w:hyperlink r:id="rId38">
+      <w:hyperlink r:id="rId40">
         <w:r>
           <w:rPr>
             <w:lang w:val="ar_AE" w:bidi="ar_AE"/>
@@ -33201,6 +36165,22 @@
       </w:r>
       <w:r>
         <w:rPr>
+          <w:lang w:val="ar_AE" w:bidi="ar_AE"/>
+        </w:rPr>
+        <w:t>מַעְיַ֣ן גַּנִּ֔ים</w:t>
+      </w:r>
+    </w:p>
+    <w:p>
+      <w:pPr>
+        <w:bidi/>
+      </w:pPr>
+      <w:r>
+        <w:rPr>
+          <w:lang w:val="ar_AE" w:bidi="ar_AE"/>
+        </w:rPr>
+      </w:r>
+      <w:r>
+        <w:rPr>
           <w:b/>
           <w:lang w:val="ar_AE" w:bidi="ar_AE"/>
         </w:rPr>
@@ -33306,6 +36286,22 @@
       </w:r>
       <w:r>
         <w:rPr>
+          <w:lang w:val="ar_AE" w:bidi="ar_AE"/>
+        </w:rPr>
+        <w:t>מַעְיַ֣ן גַּנִּ֔ים</w:t>
+      </w:r>
+    </w:p>
+    <w:p>
+      <w:pPr>
+        <w:bidi/>
+      </w:pPr>
+      <w:r>
+        <w:rPr>
+          <w:lang w:val="ar_AE" w:bidi="ar_AE"/>
+        </w:rPr>
+      </w:r>
+      <w:r>
+        <w:rPr>
           <w:b/>
           <w:lang w:val="ar_AE" w:bidi="ar_AE"/>
         </w:rPr>
@@ -33437,6 +36433,22 @@
       </w:r>
       <w:r>
         <w:rPr>
+          <w:lang w:val="ar_AE" w:bidi="ar_AE"/>
+        </w:rPr>
+        <w:t>מַ֣יִם חַיִּ֑ים</w:t>
+      </w:r>
+    </w:p>
+    <w:p>
+      <w:pPr>
+        <w:bidi/>
+      </w:pPr>
+      <w:r>
+        <w:rPr>
+          <w:lang w:val="ar_AE" w:bidi="ar_AE"/>
+        </w:rPr>
+      </w:r>
+      <w:r>
+        <w:rPr>
           <w:b/>
           <w:lang w:val="ar_AE" w:bidi="ar_AE"/>
         </w:rPr>
@@ -33542,6 +36554,22 @@
       </w:r>
       <w:r>
         <w:rPr>
+          <w:lang w:val="ar_AE" w:bidi="ar_AE"/>
+        </w:rPr>
+        <w:t>ע֤וּרִי צָפוֹן֙ וּ⁠ב֣וֹאִי תֵימָ֔ן הָפִ֥יחִי גַנִּ֖⁠י יִזְּל֣וּ בְשָׂמָ֑י⁠ו</w:t>
+      </w:r>
+    </w:p>
+    <w:p>
+      <w:pPr>
+        <w:bidi/>
+      </w:pPr>
+      <w:r>
+        <w:rPr>
+          <w:lang w:val="ar_AE" w:bidi="ar_AE"/>
+        </w:rPr>
+      </w:r>
+      <w:r>
+        <w:rPr>
           <w:b/>
           <w:lang w:val="ar_AE" w:bidi="ar_AE"/>
         </w:rPr>
@@ -33647,6 +36675,22 @@
       </w:r>
       <w:r>
         <w:rPr>
+          <w:lang w:val="ar_AE" w:bidi="ar_AE"/>
+        </w:rPr>
+        <w:t>וּ⁠ב֣וֹאִי &amp; יָבֹ֤א דוֹדִ⁠י֙</w:t>
+      </w:r>
+    </w:p>
+    <w:p>
+      <w:pPr>
+        <w:bidi/>
+      </w:pPr>
+      <w:r>
+        <w:rPr>
+          <w:lang w:val="ar_AE" w:bidi="ar_AE"/>
+        </w:rPr>
+      </w:r>
+      <w:r>
+        <w:rPr>
           <w:b/>
           <w:lang w:val="ar_AE" w:bidi="ar_AE"/>
         </w:rPr>
@@ -33765,6 +36809,22 @@
       </w:r>
       <w:r>
         <w:rPr>
+          <w:lang w:val="ar_AE" w:bidi="ar_AE"/>
+        </w:rPr>
+        <w:t>ע֤וּרִי צָפוֹן֙ וּ⁠ב֣וֹאִי תֵימָ֔ן הָפִ֥יחִי גַנִּ֖⁠י יִזְּל֣וּ בְשָׂמָ֑י⁠ו יָבֹ֤א דוֹדִ⁠י֙ לְ⁠גַנּ֔⁠וֹ וְ⁠יֹאכַ֖ל פְּרִ֥י מְגָדָֽי⁠ו</w:t>
+      </w:r>
+    </w:p>
+    <w:p>
+      <w:pPr>
+        <w:bidi/>
+      </w:pPr>
+      <w:r>
+        <w:rPr>
+          <w:lang w:val="ar_AE" w:bidi="ar_AE"/>
+        </w:rPr>
+      </w:r>
+      <w:r>
+        <w:rPr>
           <w:b/>
           <w:lang w:val="ar_AE" w:bidi="ar_AE"/>
         </w:rPr>
@@ -33786,7 +36846,7 @@
         </w:rPr>
         <w:t xml:space="preserve">هنا، تستمر المرأة في تقديم استعارة "الجنة" (التي بدأها الرجل في </w:t>
       </w:r>
-      <w:hyperlink r:id="rId38">
+      <w:hyperlink r:id="rId40">
         <w:r>
           <w:rPr>
             <w:lang w:val="ar_AE" w:bidi="ar_AE"/>
@@ -33882,7 +36942,7 @@
         </w:rPr>
         <w:t xml:space="preserve"> هنا بنفس الطريقة التي تم استخدامها في </w:t>
       </w:r>
-      <w:hyperlink r:id="rId38">
+      <w:hyperlink r:id="rId40">
         <w:r>
           <w:rPr>
             <w:lang w:val="ar_AE" w:bidi="ar_AE"/>
@@ -33900,7 +36960,7 @@
         </w:rPr>
         <w:t xml:space="preserve"> لأن كلا الاستخدامين يشير إلى جسد المرأة. في </w:t>
       </w:r>
-      <w:hyperlink r:id="rId43">
+      <w:hyperlink r:id="rId45">
         <w:r>
           <w:rPr>
             <w:lang w:val="ar_AE" w:bidi="ar_AE"/>
@@ -33931,7 +36991,7 @@
         </w:rPr>
         <w:t xml:space="preserve">. إذا ترجمت </w:t>
       </w:r>
-      <w:hyperlink r:id="rId40">
+      <w:hyperlink r:id="rId42">
         <w:r>
           <w:rPr>
             <w:lang w:val="ar_AE" w:bidi="ar_AE"/>
@@ -34033,6 +37093,22 @@
       </w:r>
       <w:r>
         <w:rPr>
+          <w:lang w:val="ar_AE" w:bidi="ar_AE"/>
+        </w:rPr>
+        <w:t>יִזְּל֣וּ בְשָׂמָ֑י⁠ו</w:t>
+      </w:r>
+    </w:p>
+    <w:p>
+      <w:pPr>
+        <w:bidi/>
+      </w:pPr>
+      <w:r>
+        <w:rPr>
+          <w:lang w:val="ar_AE" w:bidi="ar_AE"/>
+        </w:rPr>
+      </w:r>
+      <w:r>
+        <w:rPr>
           <w:b/>
           <w:lang w:val="ar_AE" w:bidi="ar_AE"/>
         </w:rPr>
@@ -34380,7 +37456,7 @@
         </w:rPr>
         <w:t xml:space="preserve">إمكانية ترجمة بديلة للكلمة التي تترجمها نسخة ULT الإنجليزية إلى "أبراج من" والترجمة العربية إلى"أَتْلاَم" في </w:t>
       </w:r>
-      <w:hyperlink r:id="rId50">
+      <w:hyperlink r:id="rId52">
         <w:r>
           <w:rPr>
             <w:lang w:val="ar_AE" w:bidi="ar_AE"/>
@@ -34457,6 +37533,22 @@
       </w:r>
       <w:r>
         <w:rPr>
+          <w:lang w:val="ar_AE" w:bidi="ar_AE"/>
+        </w:rPr>
+        <w:t>בָּ֣אתִי לְ⁠גַנִּ⁠י֮ אֲחֹתִ֣⁠י כַלָּה֒ אָרִ֤יתִי מוֹרִ⁠י֙ עִם־בְּשָׂמִ֔⁠י אָכַ֤לְתִּי יַעְרִ⁠י֙ עִם־דִּבְשִׁ֔⁠י שָׁתִ֥יתִי יֵינִ֖⁠י עִם־חֲלָבִ֑⁠י</w:t>
+      </w:r>
+    </w:p>
+    <w:p>
+      <w:pPr>
+        <w:bidi/>
+      </w:pPr>
+      <w:r>
+        <w:rPr>
+          <w:lang w:val="ar_AE" w:bidi="ar_AE"/>
+        </w:rPr>
+      </w:r>
+      <w:r>
+        <w:rPr>
           <w:b/>
           <w:lang w:val="ar_AE" w:bidi="ar_AE"/>
         </w:rPr>
@@ -34492,7 +37584,7 @@
         </w:rPr>
         <w:t xml:space="preserve">يواصل الرجل هنا استخدام استعارة "الجنّة" التي بدأها في </w:t>
       </w:r>
-      <w:hyperlink r:id="rId38">
+      <w:hyperlink r:id="rId40">
         <w:r>
           <w:rPr>
             <w:lang w:val="ar_AE" w:bidi="ar_AE"/>
@@ -34543,7 +37635,7 @@
         </w:rPr>
         <w:t xml:space="preserve"> مجازات تصوّر استمتاع الرجل بجسد المرأة. وإذا كنتَ قد استخدمتَ التشبيهات في ترجمة </w:t>
       </w:r>
-      <w:hyperlink r:id="rId51">
+      <w:hyperlink r:id="rId53">
         <w:r>
           <w:rPr>
             <w:lang w:val="ar_AE" w:bidi="ar_AE"/>
@@ -34632,6 +37724,22 @@
       </w:r>
       <w:r>
         <w:rPr>
+          <w:lang w:val="ar_AE" w:bidi="ar_AE"/>
+        </w:rPr>
+        <w:t>בָּ֣אתִי לְ⁠גַנִּ⁠י֮ אֲחֹתִ֣⁠י כַלָּה֒ אָרִ֤יתִי מוֹרִ⁠י֙ עִם־בְּשָׂמִ֔⁠י אָכַ֤לְתִּי יַעְרִ⁠י֙ עִם־דִּבְשִׁ֔⁠י שָׁתִ֥יתִי יֵינִ֖⁠י עִם־חֲלָבִ֑⁠י</w:t>
+      </w:r>
+    </w:p>
+    <w:p>
+      <w:pPr>
+        <w:bidi/>
+      </w:pPr>
+      <w:r>
+        <w:rPr>
+          <w:lang w:val="ar_AE" w:bidi="ar_AE"/>
+        </w:rPr>
+      </w:r>
+      <w:r>
+        <w:rPr>
           <w:b/>
           <w:lang w:val="ar_AE" w:bidi="ar_AE"/>
         </w:rPr>
@@ -34724,6 +37832,22 @@
       </w:r>
       <w:r>
         <w:rPr>
+          <w:lang w:val="ar_AE" w:bidi="ar_AE"/>
+        </w:rPr>
+        <w:t>בָּ֣אתִי</w:t>
+      </w:r>
+    </w:p>
+    <w:p>
+      <w:pPr>
+        <w:bidi/>
+      </w:pPr>
+      <w:r>
+        <w:rPr>
+          <w:lang w:val="ar_AE" w:bidi="ar_AE"/>
+        </w:rPr>
+      </w:r>
+      <w:r>
+        <w:rPr>
           <w:b/>
           <w:lang w:val="ar_AE" w:bidi="ar_AE"/>
         </w:rPr>
@@ -34843,6 +37967,22 @@
       </w:r>
       <w:r>
         <w:rPr>
+          <w:lang w:val="ar_AE" w:bidi="ar_AE"/>
+        </w:rPr>
+        <w:t>בָּ֣אתִי לְ⁠גַנִּ⁠י֮ אֲחֹתִ֣⁠י כַלָּה֒</w:t>
+      </w:r>
+    </w:p>
+    <w:p>
+      <w:pPr>
+        <w:bidi/>
+      </w:pPr>
+      <w:r>
+        <w:rPr>
+          <w:lang w:val="ar_AE" w:bidi="ar_AE"/>
+        </w:rPr>
+      </w:r>
+      <w:r>
+        <w:rPr>
           <w:b/>
           <w:lang w:val="ar_AE" w:bidi="ar_AE"/>
         </w:rPr>
@@ -34996,7 +38136,7 @@
         </w:rPr>
         <w:t xml:space="preserve">في </w:t>
       </w:r>
-      <w:hyperlink r:id="rId46">
+      <w:hyperlink r:id="rId48">
         <w:r>
           <w:rPr>
             <w:lang w:val="ar_AE" w:bidi="ar_AE"/>
@@ -35085,6 +38225,22 @@
       </w:r>
       <w:r>
         <w:rPr>
+          <w:lang w:val="ar_AE" w:bidi="ar_AE"/>
+        </w:rPr>
+        <w:t>אִכְל֣וּ רֵעִ֔ים שְׁת֥וּ וְ⁠שִׁכְר֖וּ דּוֹדִֽים</w:t>
+      </w:r>
+    </w:p>
+    <w:p>
+      <w:pPr>
+        <w:bidi/>
+      </w:pPr>
+      <w:r>
+        <w:rPr>
+          <w:lang w:val="ar_AE" w:bidi="ar_AE"/>
+        </w:rPr>
+      </w:r>
+      <w:r>
+        <w:rPr>
           <w:b/>
           <w:lang w:val="ar_AE" w:bidi="ar_AE"/>
         </w:rPr>
@@ -35296,6 +38452,22 @@
       </w:r>
       <w:r>
         <w:rPr>
+          <w:lang w:val="ar_AE" w:bidi="ar_AE"/>
+        </w:rPr>
+        <w:t>אֲנִ֥י יְשֵׁנָ֖ה וְ⁠לִבִּ֣⁠י עֵ֑ר</w:t>
+      </w:r>
+    </w:p>
+    <w:p>
+      <w:pPr>
+        <w:bidi/>
+      </w:pPr>
+      <w:r>
+        <w:rPr>
+          <w:lang w:val="ar_AE" w:bidi="ar_AE"/>
+        </w:rPr>
+      </w:r>
+      <w:r>
+        <w:rPr>
           <w:b/>
           <w:lang w:val="ar_AE" w:bidi="ar_AE"/>
         </w:rPr>
@@ -35441,6 +38613,22 @@
       </w:r>
       <w:r>
         <w:rPr>
+          <w:lang w:val="ar_AE" w:bidi="ar_AE"/>
+        </w:rPr>
+        <w:t>ק֣וֹל ׀ דּוֹדִ֣⁠י דוֹפֵ֗ק</w:t>
+      </w:r>
+    </w:p>
+    <w:p>
+      <w:pPr>
+        <w:bidi/>
+      </w:pPr>
+      <w:r>
+        <w:rPr>
+          <w:lang w:val="ar_AE" w:bidi="ar_AE"/>
+        </w:rPr>
+      </w:r>
+      <w:r>
+        <w:rPr>
           <w:b/>
           <w:lang w:val="ar_AE" w:bidi="ar_AE"/>
         </w:rPr>
@@ -35525,6 +38713,22 @@
       </w:r>
       <w:r>
         <w:rPr>
+          <w:lang w:val="ar_AE" w:bidi="ar_AE"/>
+        </w:rPr>
+        <w:t>דּוֹדִ֣⁠י</w:t>
+      </w:r>
+    </w:p>
+    <w:p>
+      <w:pPr>
+        <w:bidi/>
+      </w:pPr>
+      <w:r>
+        <w:rPr>
+          <w:lang w:val="ar_AE" w:bidi="ar_AE"/>
+        </w:rPr>
+      </w:r>
+      <w:r>
+        <w:rPr>
           <w:b/>
           <w:lang w:val="ar_AE" w:bidi="ar_AE"/>
         </w:rPr>
@@ -35586,7 +38790,7 @@
         </w:rPr>
         <w:t xml:space="preserve">في </w:t>
       </w:r>
-      <w:hyperlink r:id="rId20">
+      <w:hyperlink r:id="rId22">
         <w:r>
           <w:rPr>
             <w:lang w:val="ar_AE" w:bidi="ar_AE"/>
@@ -35714,7 +38918,7 @@
         </w:rPr>
         <w:t xml:space="preserve"> في </w:t>
       </w:r>
-      <w:hyperlink r:id="rId46">
+      <w:hyperlink r:id="rId48">
         <w:r>
           <w:rPr>
             <w:lang w:val="ar_AE" w:bidi="ar_AE"/>
@@ -35758,7 +38962,7 @@
         </w:rPr>
         <w:t xml:space="preserve"> في </w:t>
       </w:r>
-      <w:hyperlink r:id="rId19">
+      <w:hyperlink r:id="rId21">
         <w:r>
           <w:rPr>
             <w:lang w:val="ar_AE" w:bidi="ar_AE"/>
@@ -35908,7 +39112,7 @@
         </w:rPr>
         <w:t xml:space="preserve"> في </w:t>
       </w:r>
-      <w:hyperlink r:id="rId21">
+      <w:hyperlink r:id="rId23">
         <w:r>
           <w:rPr>
             <w:lang w:val="ar_AE" w:bidi="ar_AE"/>
@@ -36235,6 +39439,22 @@
       </w:r>
       <w:r>
         <w:rPr>
+          <w:lang w:val="ar_AE" w:bidi="ar_AE"/>
+        </w:rPr>
+        <w:t>פָּשַׁ֨טְתִּי֙ אֶת־כֻּתָּנְתִּ֔⁠י אֵיכָ֖כָה אֶלְבָּשֶׁ֑⁠נָּה רָחַ֥צְתִּי אֶת־רַגְלַ֖⁠י אֵיכָ֥כָה אֲטַנְּפֵֽ⁠ם</w:t>
+      </w:r>
+    </w:p>
+    <w:p>
+      <w:pPr>
+        <w:bidi/>
+      </w:pPr>
+      <w:r>
+        <w:rPr>
+          <w:lang w:val="ar_AE" w:bidi="ar_AE"/>
+        </w:rPr>
+      </w:r>
+      <w:r>
+        <w:rPr>
           <w:b/>
           <w:lang w:val="ar_AE" w:bidi="ar_AE"/>
         </w:rPr>
@@ -36341,6 +39561,22 @@
       </w:r>
       <w:r>
         <w:rPr>
+          <w:lang w:val="ar_AE" w:bidi="ar_AE"/>
+        </w:rPr>
+        <w:t>אֵיכָ֖כָה אֶלְבָּשֶׁ֑⁠נָּה רָחַ֥צְתִּי אֶת־רַגְלַ֖⁠י אֵיכָ֥כָה אֲטַנְּפֵֽ⁠ם</w:t>
+      </w:r>
+    </w:p>
+    <w:p>
+      <w:pPr>
+        <w:bidi/>
+      </w:pPr>
+      <w:r>
+        <w:rPr>
+          <w:lang w:val="ar_AE" w:bidi="ar_AE"/>
+        </w:rPr>
+      </w:r>
+      <w:r>
+        <w:rPr>
           <w:b/>
           <w:lang w:val="ar_AE" w:bidi="ar_AE"/>
         </w:rPr>
@@ -36508,7 +39744,7 @@
         </w:rPr>
         <w:t xml:space="preserve">في </w:t>
       </w:r>
-      <w:hyperlink r:id="rId20">
+      <w:hyperlink r:id="rId22">
         <w:r>
           <w:rPr>
             <w:lang w:val="ar_AE" w:bidi="ar_AE"/>
@@ -36575,6 +39811,22 @@
       </w:r>
       <w:r>
         <w:rPr>
+          <w:lang w:val="ar_AE" w:bidi="ar_AE"/>
+        </w:rPr>
+        <w:t>וּ⁠מֵעַ֖⁠י הָמ֥וּ עָלָֽי⁠ו</w:t>
+      </w:r>
+    </w:p>
+    <w:p>
+      <w:pPr>
+        <w:bidi/>
+      </w:pPr>
+      <w:r>
+        <w:rPr>
+          <w:lang w:val="ar_AE" w:bidi="ar_AE"/>
+        </w:rPr>
+      </w:r>
+      <w:r>
+        <w:rPr>
           <w:b/>
           <w:lang w:val="ar_AE" w:bidi="ar_AE"/>
         </w:rPr>
@@ -36825,6 +40077,22 @@
       </w:r>
       <w:r>
         <w:rPr>
+          <w:lang w:val="ar_AE" w:bidi="ar_AE"/>
+        </w:rPr>
+        <w:t>וְ⁠יָדַ֣⁠י נָֽטְפוּ־מ֗וֹר וְ⁠אֶצְבְּעֹתַ⁠י֙ מ֣וֹר עֹבֵ֔ר</w:t>
+      </w:r>
+    </w:p>
+    <w:p>
+      <w:pPr>
+        <w:bidi/>
+      </w:pPr>
+      <w:r>
+        <w:rPr>
+          <w:lang w:val="ar_AE" w:bidi="ar_AE"/>
+        </w:rPr>
+      </w:r>
+      <w:r>
+        <w:rPr>
           <w:b/>
           <w:lang w:val="ar_AE" w:bidi="ar_AE"/>
         </w:rPr>
@@ -36963,6 +40231,22 @@
       </w:r>
       <w:r>
         <w:rPr>
+          <w:lang w:val="ar_AE" w:bidi="ar_AE"/>
+        </w:rPr>
+        <w:t>מ֣וֹר עֹבֵ֔ר</w:t>
+      </w:r>
+    </w:p>
+    <w:p>
+      <w:pPr>
+        <w:bidi/>
+      </w:pPr>
+      <w:r>
+        <w:rPr>
+          <w:lang w:val="ar_AE" w:bidi="ar_AE"/>
+        </w:rPr>
+      </w:r>
+      <w:r>
+        <w:rPr>
           <w:b/>
           <w:lang w:val="ar_AE" w:bidi="ar_AE"/>
         </w:rPr>
@@ -37249,7 +40533,7 @@
         </w:rPr>
         <w:t xml:space="preserve">في </w:t>
       </w:r>
-      <w:hyperlink r:id="rId20">
+      <w:hyperlink r:id="rId22">
         <w:r>
           <w:rPr>
             <w:lang w:val="ar_AE" w:bidi="ar_AE"/>
@@ -37316,6 +40600,22 @@
       </w:r>
       <w:r>
         <w:rPr>
+          <w:lang w:val="ar_AE" w:bidi="ar_AE"/>
+        </w:rPr>
+        <w:t>עָבָ֑ר</w:t>
+      </w:r>
+    </w:p>
+    <w:p>
+      <w:pPr>
+        <w:bidi/>
+      </w:pPr>
+      <w:r>
+        <w:rPr>
+          <w:lang w:val="ar_AE" w:bidi="ar_AE"/>
+        </w:rPr>
+      </w:r>
+      <w:r>
+        <w:rPr>
           <w:b/>
           <w:lang w:val="ar_AE" w:bidi="ar_AE"/>
         </w:rPr>
@@ -37435,6 +40735,22 @@
       </w:r>
       <w:r>
         <w:rPr>
+          <w:lang w:val="ar_AE" w:bidi="ar_AE"/>
+        </w:rPr>
+        <w:t>נַפְשִׁ⁠י֙ יָֽצְאָ֣ה</w:t>
+      </w:r>
+    </w:p>
+    <w:p>
+      <w:pPr>
+        <w:bidi/>
+      </w:pPr>
+      <w:r>
+        <w:rPr>
+          <w:lang w:val="ar_AE" w:bidi="ar_AE"/>
+        </w:rPr>
+      </w:r>
+      <w:r>
+        <w:rPr>
           <w:b/>
           <w:lang w:val="ar_AE" w:bidi="ar_AE"/>
         </w:rPr>
@@ -37554,6 +40870,22 @@
       </w:r>
       <w:r>
         <w:rPr>
+          <w:lang w:val="ar_AE" w:bidi="ar_AE"/>
+        </w:rPr>
+        <w:t>נַפְשִׁ⁠י֙ יָֽצְאָ֣ה</w:t>
+      </w:r>
+    </w:p>
+    <w:p>
+      <w:pPr>
+        <w:bidi/>
+      </w:pPr>
+      <w:r>
+        <w:rPr>
+          <w:lang w:val="ar_AE" w:bidi="ar_AE"/>
+        </w:rPr>
+      </w:r>
+      <w:r>
+        <w:rPr>
           <w:b/>
           <w:lang w:val="ar_AE" w:bidi="ar_AE"/>
         </w:rPr>
@@ -37672,6 +41004,22 @@
       </w:r>
       <w:r>
         <w:rPr>
+          <w:lang w:val="ar_AE" w:bidi="ar_AE"/>
+        </w:rPr>
+        <w:t>בְ⁠דַבְּר֔⁠וֹ</w:t>
+      </w:r>
+    </w:p>
+    <w:p>
+      <w:pPr>
+        <w:bidi/>
+      </w:pPr>
+      <w:r>
+        <w:rPr>
+          <w:lang w:val="ar_AE" w:bidi="ar_AE"/>
+        </w:rPr>
+      </w:r>
+      <w:r>
+        <w:rPr>
           <w:b/>
           <w:lang w:val="ar_AE" w:bidi="ar_AE"/>
         </w:rPr>
@@ -37888,6 +41236,22 @@
       </w:r>
       <w:r>
         <w:rPr>
+          <w:lang w:val="ar_AE" w:bidi="ar_AE"/>
+        </w:rPr>
+        <w:t>מְצָאֻ֧⁠נִי הַ⁠שֹּׁמְרִ֛ים הַ⁠סֹּבְבִ֥ים בָּ⁠עִ֖יר</w:t>
+      </w:r>
+    </w:p>
+    <w:p>
+      <w:pPr>
+        <w:bidi/>
+      </w:pPr>
+      <w:r>
+        <w:rPr>
+          <w:lang w:val="ar_AE" w:bidi="ar_AE"/>
+        </w:rPr>
+      </w:r>
+      <w:r>
+        <w:rPr>
           <w:b/>
           <w:lang w:val="ar_AE" w:bidi="ar_AE"/>
         </w:rPr>
@@ -37942,7 +41306,7 @@
         </w:rPr>
         <w:t xml:space="preserve"> في </w:t>
       </w:r>
-      <w:hyperlink r:id="rId52">
+      <w:hyperlink r:id="rId54">
         <w:r>
           <w:rPr>
             <w:lang w:val="ar_AE" w:bidi="ar_AE"/>
@@ -38031,6 +41395,22 @@
       </w:r>
       <w:r>
         <w:rPr>
+          <w:lang w:val="ar_AE" w:bidi="ar_AE"/>
+        </w:rPr>
+        <w:t>הִכּ֣וּ⁠נִי פְצָע֑וּ⁠נִי נָשְׂא֤וּ אֶת־רְדִידִ⁠י֙ מֵֽ⁠עָלַ֔⁠י שֹׁמְרֵ֖י הַ⁠חֹמֽוֹת</w:t>
+      </w:r>
+    </w:p>
+    <w:p>
+      <w:pPr>
+        <w:bidi/>
+      </w:pPr>
+      <w:r>
+        <w:rPr>
+          <w:lang w:val="ar_AE" w:bidi="ar_AE"/>
+        </w:rPr>
+      </w:r>
+      <w:r>
+        <w:rPr>
           <w:b/>
           <w:lang w:val="ar_AE" w:bidi="ar_AE"/>
         </w:rPr>
@@ -38137,6 +41517,22 @@
       </w:r>
       <w:r>
         <w:rPr>
+          <w:lang w:val="ar_AE" w:bidi="ar_AE"/>
+        </w:rPr>
+        <w:t>הִכּ֣וּ⁠נִי פְצָע֑וּ⁠נִי</w:t>
+      </w:r>
+    </w:p>
+    <w:p>
+      <w:pPr>
+        <w:bidi/>
+      </w:pPr>
+      <w:r>
+        <w:rPr>
+          <w:lang w:val="ar_AE" w:bidi="ar_AE"/>
+        </w:rPr>
+      </w:r>
+      <w:r>
+        <w:rPr>
           <w:b/>
           <w:lang w:val="ar_AE" w:bidi="ar_AE"/>
         </w:rPr>
@@ -38255,6 +41651,22 @@
       </w:r>
       <w:r>
         <w:rPr>
+          <w:lang w:val="ar_AE" w:bidi="ar_AE"/>
+        </w:rPr>
+        <w:t>אֶת־רְדִידִ⁠י֙</w:t>
+      </w:r>
+    </w:p>
+    <w:p>
+      <w:pPr>
+        <w:bidi/>
+      </w:pPr>
+      <w:r>
+        <w:rPr>
+          <w:lang w:val="ar_AE" w:bidi="ar_AE"/>
+        </w:rPr>
+      </w:r>
+      <w:r>
+        <w:rPr>
           <w:b/>
           <w:lang w:val="ar_AE" w:bidi="ar_AE"/>
         </w:rPr>
@@ -38387,6 +41799,22 @@
       </w:r>
       <w:r>
         <w:rPr>
+          <w:lang w:val="ar_AE" w:bidi="ar_AE"/>
+        </w:rPr>
+        <w:t>שֹׁמְרֵ֖י הַ⁠חֹמֽוֹת</w:t>
+      </w:r>
+    </w:p>
+    <w:p>
+      <w:pPr>
+        <w:bidi/>
+      </w:pPr>
+      <w:r>
+        <w:rPr>
+          <w:lang w:val="ar_AE" w:bidi="ar_AE"/>
+        </w:rPr>
+      </w:r>
+      <w:r>
+        <w:rPr>
           <w:b/>
           <w:lang w:val="ar_AE" w:bidi="ar_AE"/>
         </w:rPr>
@@ -38586,7 +42014,7 @@
         </w:rPr>
         <w:t xml:space="preserve"> في </w:t>
       </w:r>
-      <w:hyperlink r:id="rId26">
+      <w:hyperlink r:id="rId28">
         <w:r>
           <w:rPr>
             <w:lang w:val="ar_AE" w:bidi="ar_AE"/>
@@ -38736,7 +42164,7 @@
         </w:rPr>
         <w:t xml:space="preserve"> في </w:t>
       </w:r>
-      <w:hyperlink r:id="rId53">
+      <w:hyperlink r:id="rId55">
         <w:r>
           <w:rPr>
             <w:lang w:val="ar_AE" w:bidi="ar_AE"/>
@@ -38819,6 +42247,22 @@
       </w:r>
       <w:r>
         <w:rPr>
+          <w:lang w:val="ar_AE" w:bidi="ar_AE"/>
+        </w:rPr>
+        <w:t>שֶׁ⁠חוֹלַ֥ת אַהֲבָ֖ה אָֽנִי</w:t>
+      </w:r>
+    </w:p>
+    <w:p>
+      <w:pPr>
+        <w:bidi/>
+      </w:pPr>
+      <w:r>
+        <w:rPr>
+          <w:lang w:val="ar_AE" w:bidi="ar_AE"/>
+        </w:rPr>
+      </w:r>
+      <w:r>
+        <w:rPr>
           <w:b/>
           <w:lang w:val="ar_AE" w:bidi="ar_AE"/>
         </w:rPr>
@@ -38911,6 +42355,22 @@
       </w:r>
       <w:r>
         <w:rPr>
+          <w:lang w:val="ar_AE" w:bidi="ar_AE"/>
+        </w:rPr>
+        <w:t>מַה־דּוֹדֵ֣⁠ךְ מִ⁠דּ֔וֹד הַ⁠יָּפָ֖ה בַּ⁠נָּשִׁ֑ים מַה־דּוֹדֵ֣⁠ךְ מִ⁠דּ֔וֹד שֶׁ⁠כָּ֖כָה הִשְׁבַּעְתָּֽ⁠נוּ</w:t>
+      </w:r>
+    </w:p>
+    <w:p>
+      <w:pPr>
+        <w:bidi/>
+      </w:pPr>
+      <w:r>
+        <w:rPr>
+          <w:lang w:val="ar_AE" w:bidi="ar_AE"/>
+        </w:rPr>
+      </w:r>
+      <w:r>
+        <w:rPr>
           <w:b/>
           <w:lang w:val="ar_AE" w:bidi="ar_AE"/>
         </w:rPr>
@@ -39042,6 +42502,22 @@
       </w:r>
       <w:r>
         <w:rPr>
+          <w:lang w:val="ar_AE" w:bidi="ar_AE"/>
+        </w:rPr>
+        <w:t>מַה־דּוֹדֵ֣⁠ךְ מִ⁠דּ֔וֹד</w:t>
+      </w:r>
+    </w:p>
+    <w:p>
+      <w:pPr>
+        <w:bidi/>
+      </w:pPr>
+      <w:r>
+        <w:rPr>
+          <w:lang w:val="ar_AE" w:bidi="ar_AE"/>
+        </w:rPr>
+      </w:r>
+      <w:r>
+        <w:rPr>
           <w:b/>
           <w:lang w:val="ar_AE" w:bidi="ar_AE"/>
         </w:rPr>
@@ -39112,6 +42588,22 @@
       </w:r>
       <w:r>
         <w:rPr>
+          <w:lang w:val="ar_AE" w:bidi="ar_AE"/>
+        </w:rPr>
+        <w:t>מַה־דּוֹדֵ֣⁠ךְ מִ⁠דּ֔וֹד הַ⁠יָּפָ֖ה בַּ⁠נָּשִׁ֑ים</w:t>
+      </w:r>
+    </w:p>
+    <w:p>
+      <w:pPr>
+        <w:bidi/>
+      </w:pPr>
+      <w:r>
+        <w:rPr>
+          <w:lang w:val="ar_AE" w:bidi="ar_AE"/>
+        </w:rPr>
+      </w:r>
+      <w:r>
+        <w:rPr>
           <w:b/>
           <w:lang w:val="ar_AE" w:bidi="ar_AE"/>
         </w:rPr>
@@ -39258,7 +42750,7 @@
         </w:rPr>
         <w:t xml:space="preserve"> في </w:t>
       </w:r>
-      <w:hyperlink r:id="rId54">
+      <w:hyperlink r:id="rId56">
         <w:r>
           <w:rPr>
             <w:lang w:val="ar_AE" w:bidi="ar_AE"/>
@@ -39325,6 +42817,22 @@
       </w:r>
       <w:r>
         <w:rPr>
+          <w:lang w:val="ar_AE" w:bidi="ar_AE"/>
+        </w:rPr>
+        <w:t>שֶׁ⁠כָּ֖כָה הִשְׁבַּעְתָּֽ⁠נוּ</w:t>
+      </w:r>
+    </w:p>
+    <w:p>
+      <w:pPr>
+        <w:bidi/>
+      </w:pPr>
+      <w:r>
+        <w:rPr>
+          <w:lang w:val="ar_AE" w:bidi="ar_AE"/>
+        </w:rPr>
+      </w:r>
+      <w:r>
+        <w:rPr>
           <w:b/>
           <w:lang w:val="ar_AE" w:bidi="ar_AE"/>
         </w:rPr>
@@ -39409,6 +42917,22 @@
       </w:r>
       <w:r>
         <w:rPr>
+          <w:lang w:val="ar_AE" w:bidi="ar_AE"/>
+        </w:rPr>
+        <w:t>הִשְׁבַּעְתָּֽ⁠נוּ</w:t>
+      </w:r>
+    </w:p>
+    <w:p>
+      <w:pPr>
+        <w:bidi/>
+      </w:pPr>
+      <w:r>
+        <w:rPr>
+          <w:lang w:val="ar_AE" w:bidi="ar_AE"/>
+        </w:rPr>
+      </w:r>
+      <w:r>
+        <w:rPr>
           <w:b/>
           <w:lang w:val="ar_AE" w:bidi="ar_AE"/>
         </w:rPr>
@@ -39646,6 +43170,22 @@
       </w:r>
       <w:r>
         <w:rPr>
+          <w:lang w:val="ar_AE" w:bidi="ar_AE"/>
+        </w:rPr>
+        <w:t>דָּג֖וּל מֵ⁠רְבָבָֽה</w:t>
+      </w:r>
+    </w:p>
+    <w:p>
+      <w:pPr>
+        <w:bidi/>
+      </w:pPr>
+      <w:r>
+        <w:rPr>
+          <w:lang w:val="ar_AE" w:bidi="ar_AE"/>
+        </w:rPr>
+      </w:r>
+      <w:r>
+        <w:rPr>
           <w:b/>
           <w:lang w:val="ar_AE" w:bidi="ar_AE"/>
         </w:rPr>
@@ -39962,6 +43502,22 @@
       </w:r>
       <w:r>
         <w:rPr>
+          <w:lang w:val="ar_AE" w:bidi="ar_AE"/>
+        </w:rPr>
+        <w:t>שְׁחֹר֖וֹת כָּ⁠עוֹרֵֽב</w:t>
+      </w:r>
+    </w:p>
+    <w:p>
+      <w:pPr>
+        <w:bidi/>
+      </w:pPr>
+      <w:r>
+        <w:rPr>
+          <w:lang w:val="ar_AE" w:bidi="ar_AE"/>
+        </w:rPr>
+      </w:r>
+      <w:r>
+        <w:rPr>
           <w:b/>
           <w:lang w:val="ar_AE" w:bidi="ar_AE"/>
         </w:rPr>
@@ -40255,7 +43811,7 @@
         </w:rPr>
         <w:t xml:space="preserve">قال الرجل للمرأة سابقًا في </w:t>
       </w:r>
-      <w:hyperlink r:id="rId25">
+      <w:hyperlink r:id="rId27">
         <w:r>
           <w:rPr>
             <w:lang w:val="ar_AE" w:bidi="ar_AE"/>
@@ -40454,6 +44010,22 @@
       </w:r>
       <w:r>
         <w:rPr>
+          <w:lang w:val="ar_AE" w:bidi="ar_AE"/>
+        </w:rPr>
+        <w:t>עֵינָ֕י⁠ו כְּ⁠יוֹנִ֖ים עַל־אֲפִ֣יקֵי מָ֑יִם רֹֽחֲצוֹת֙ בֶּֽ⁠חָלָ֔ב יֹשְׁב֖וֹת עַל־מִלֵּֽאת</w:t>
+      </w:r>
+    </w:p>
+    <w:p>
+      <w:pPr>
+        <w:bidi/>
+      </w:pPr>
+      <w:r>
+        <w:rPr>
+          <w:lang w:val="ar_AE" w:bidi="ar_AE"/>
+        </w:rPr>
+      </w:r>
+      <w:r>
+        <w:rPr>
           <w:b/>
           <w:lang w:val="ar_AE" w:bidi="ar_AE"/>
         </w:rPr>
@@ -40743,6 +44315,22 @@
       </w:r>
       <w:r>
         <w:rPr>
+          <w:lang w:val="ar_AE" w:bidi="ar_AE"/>
+        </w:rPr>
+        <w:t>כַּ⁠עֲרוּגַ֣ת הַ⁠בֹּ֔שֶׂם</w:t>
+      </w:r>
+    </w:p>
+    <w:p>
+      <w:pPr>
+        <w:bidi/>
+      </w:pPr>
+      <w:r>
+        <w:rPr>
+          <w:lang w:val="ar_AE" w:bidi="ar_AE"/>
+        </w:rPr>
+      </w:r>
+      <w:r>
+        <w:rPr>
           <w:b/>
           <w:lang w:val="ar_AE" w:bidi="ar_AE"/>
         </w:rPr>
@@ -40862,6 +44450,22 @@
       </w:r>
       <w:r>
         <w:rPr>
+          <w:lang w:val="ar_AE" w:bidi="ar_AE"/>
+        </w:rPr>
+        <w:t>מִגְדְּל֖וֹת</w:t>
+      </w:r>
+    </w:p>
+    <w:p>
+      <w:pPr>
+        <w:bidi/>
+      </w:pPr>
+      <w:r>
+        <w:rPr>
+          <w:lang w:val="ar_AE" w:bidi="ar_AE"/>
+        </w:rPr>
+      </w:r>
+      <w:r>
+        <w:rPr>
           <w:b/>
           <w:lang w:val="ar_AE" w:bidi="ar_AE"/>
         </w:rPr>
@@ -40959,6 +44563,22 @@
       </w:r>
       <w:r>
         <w:rPr>
+          <w:lang w:val="ar_AE" w:bidi="ar_AE"/>
+        </w:rPr>
+        <w:t>מִגְדְּל֖וֹת מֶרְקָחִ֑ים</w:t>
+      </w:r>
+    </w:p>
+    <w:p>
+      <w:pPr>
+        <w:bidi/>
+      </w:pPr>
+      <w:r>
+        <w:rPr>
+          <w:lang w:val="ar_AE" w:bidi="ar_AE"/>
+        </w:rPr>
+      </w:r>
+      <w:r>
+        <w:rPr>
           <w:b/>
           <w:lang w:val="ar_AE" w:bidi="ar_AE"/>
         </w:rPr>
@@ -41270,7 +44890,7 @@
         </w:rPr>
         <w:t xml:space="preserve"> في </w:t>
       </w:r>
-      <w:hyperlink r:id="rId55">
+      <w:hyperlink r:id="rId57">
         <w:r>
           <w:rPr>
             <w:lang w:val="ar_AE" w:bidi="ar_AE"/>
@@ -41414,7 +45034,7 @@
         </w:rPr>
         <w:t xml:space="preserve"> في </w:t>
       </w:r>
-      <w:hyperlink r:id="rId56">
+      <w:hyperlink r:id="rId58">
         <w:r>
           <w:rPr>
             <w:lang w:val="ar_AE" w:bidi="ar_AE"/>
@@ -41503,6 +45123,22 @@
       </w:r>
       <w:r>
         <w:rPr>
+          <w:lang w:val="ar_AE" w:bidi="ar_AE"/>
+        </w:rPr>
+        <w:t>יָדָי⁠ו֙ גְּלִילֵ֣י זָהָ֔ב מְמֻלָּאִ֖ים בַּ⁠תַּרְשִׁ֑ישׁ</w:t>
+      </w:r>
+    </w:p>
+    <w:p>
+      <w:pPr>
+        <w:bidi/>
+      </w:pPr>
+      <w:r>
+        <w:rPr>
+          <w:lang w:val="ar_AE" w:bidi="ar_AE"/>
+        </w:rPr>
+      </w:r>
+      <w:r>
+        <w:rPr>
           <w:b/>
           <w:lang w:val="ar_AE" w:bidi="ar_AE"/>
         </w:rPr>
@@ -41674,6 +45310,22 @@
       </w:r>
       <w:r>
         <w:rPr>
+          <w:lang w:val="ar_AE" w:bidi="ar_AE"/>
+        </w:rPr>
+        <w:t>יָדָי⁠ו֙</w:t>
+      </w:r>
+    </w:p>
+    <w:p>
+      <w:pPr>
+        <w:bidi/>
+      </w:pPr>
+      <w:r>
+        <w:rPr>
+          <w:lang w:val="ar_AE" w:bidi="ar_AE"/>
+        </w:rPr>
+      </w:r>
+      <w:r>
+        <w:rPr>
           <w:b/>
           <w:lang w:val="ar_AE" w:bidi="ar_AE"/>
         </w:rPr>
@@ -41770,6 +45422,22 @@
       </w:r>
       <w:r>
         <w:rPr>
+          <w:lang w:val="ar_AE" w:bidi="ar_AE"/>
+        </w:rPr>
+        <w:t>בַּ⁠תַּרְשִׁ֑ישׁ</w:t>
+      </w:r>
+    </w:p>
+    <w:p>
+      <w:pPr>
+        <w:bidi/>
+      </w:pPr>
+      <w:r>
+        <w:rPr>
+          <w:lang w:val="ar_AE" w:bidi="ar_AE"/>
+        </w:rPr>
+      </w:r>
+      <w:r>
+        <w:rPr>
           <w:b/>
           <w:lang w:val="ar_AE" w:bidi="ar_AE"/>
         </w:rPr>
@@ -42067,6 +45735,22 @@
       </w:r>
       <w:r>
         <w:rPr>
+          <w:lang w:val="ar_AE" w:bidi="ar_AE"/>
+        </w:rPr>
+        <w:t>מֵעָי⁠ו֙</w:t>
+      </w:r>
+    </w:p>
+    <w:p>
+      <w:pPr>
+        <w:bidi/>
+      </w:pPr>
+      <w:r>
+        <w:rPr>
+          <w:lang w:val="ar_AE" w:bidi="ar_AE"/>
+        </w:rPr>
+      </w:r>
+      <w:r>
+        <w:rPr>
           <w:b/>
           <w:lang w:val="ar_AE" w:bidi="ar_AE"/>
         </w:rPr>
@@ -42151,6 +45835,22 @@
       </w:r>
       <w:r>
         <w:rPr>
+          <w:lang w:val="ar_AE" w:bidi="ar_AE"/>
+        </w:rPr>
+        <w:t>שֵׁ֔ן</w:t>
+      </w:r>
+    </w:p>
+    <w:p>
+      <w:pPr>
+        <w:bidi/>
+      </w:pPr>
+      <w:r>
+        <w:rPr>
+          <w:lang w:val="ar_AE" w:bidi="ar_AE"/>
+        </w:rPr>
+      </w:r>
+      <w:r>
+        <w:rPr>
           <w:b/>
           <w:lang w:val="ar_AE" w:bidi="ar_AE"/>
         </w:rPr>
@@ -42296,6 +45996,22 @@
       </w:r>
       <w:r>
         <w:rPr>
+          <w:lang w:val="ar_AE" w:bidi="ar_AE"/>
+        </w:rPr>
+        <w:t>סַפִּירִֽים</w:t>
+      </w:r>
+    </w:p>
+    <w:p>
+      <w:pPr>
+        <w:bidi/>
+      </w:pPr>
+      <w:r>
+        <w:rPr>
+          <w:lang w:val="ar_AE" w:bidi="ar_AE"/>
+        </w:rPr>
+      </w:r>
+      <w:r>
+        <w:rPr>
           <w:b/>
           <w:lang w:val="ar_AE" w:bidi="ar_AE"/>
         </w:rPr>
@@ -42554,6 +46270,22 @@
       </w:r>
       <w:r>
         <w:rPr>
+          <w:lang w:val="ar_AE" w:bidi="ar_AE"/>
+        </w:rPr>
+        <w:t>שׁוֹקָי⁠ו֙</w:t>
+      </w:r>
+    </w:p>
+    <w:p>
+      <w:pPr>
+        <w:bidi/>
+      </w:pPr>
+      <w:r>
+        <w:rPr>
+          <w:lang w:val="ar_AE" w:bidi="ar_AE"/>
+        </w:rPr>
+      </w:r>
+      <w:r>
+        <w:rPr>
           <w:b/>
           <w:lang w:val="ar_AE" w:bidi="ar_AE"/>
         </w:rPr>
@@ -42936,6 +46668,22 @@
       </w:r>
       <w:r>
         <w:rPr>
+          <w:lang w:val="ar_AE" w:bidi="ar_AE"/>
+        </w:rPr>
+        <w:t>חִכּ⁠וֹ֙ מַֽמְתַקִּ֔ים</w:t>
+      </w:r>
+    </w:p>
+    <w:p>
+      <w:pPr>
+        <w:bidi/>
+      </w:pPr>
+      <w:r>
+        <w:rPr>
+          <w:lang w:val="ar_AE" w:bidi="ar_AE"/>
+        </w:rPr>
+      </w:r>
+      <w:r>
+        <w:rPr>
           <w:b/>
           <w:lang w:val="ar_AE" w:bidi="ar_AE"/>
         </w:rPr>
@@ -43055,6 +46803,22 @@
       </w:r>
       <w:r>
         <w:rPr>
+          <w:lang w:val="ar_AE" w:bidi="ar_AE"/>
+        </w:rPr>
+        <w:t>וְ⁠כֻלּ֖⁠וֹ מַחֲמַדִּ֑ים</w:t>
+      </w:r>
+    </w:p>
+    <w:p>
+      <w:pPr>
+        <w:bidi/>
+      </w:pPr>
+      <w:r>
+        <w:rPr>
+          <w:lang w:val="ar_AE" w:bidi="ar_AE"/>
+        </w:rPr>
+      </w:r>
+      <w:r>
+        <w:rPr>
           <w:b/>
           <w:lang w:val="ar_AE" w:bidi="ar_AE"/>
         </w:rPr>
@@ -43194,7 +46958,7 @@
         </w:rPr>
         <w:t xml:space="preserve"> في </w:t>
       </w:r>
-      <w:hyperlink r:id="rId18">
+      <w:hyperlink r:id="rId20">
         <w:r>
           <w:rPr>
             <w:lang w:val="ar_AE" w:bidi="ar_AE"/>
@@ -43468,6 +47232,22 @@
       </w:r>
       <w:r>
         <w:rPr>
+          <w:lang w:val="ar_AE" w:bidi="ar_AE"/>
+        </w:rPr>
+        <w:t>אָ֚נָה הָלַ֣ךְ דּוֹדֵ֔⁠ךְ הַ⁠יָּפָ֖ה בַּ⁠נָּשִׁ֑ים אָ֚נָה פָּנָ֣ה דוֹדֵ֔⁠ךְ וּ⁠נְבַקְשֶׁ֖⁠נּוּ עִמָּֽ⁠ךְ</w:t>
+      </w:r>
+    </w:p>
+    <w:p>
+      <w:pPr>
+        <w:bidi/>
+      </w:pPr>
+      <w:r>
+        <w:rPr>
+          <w:lang w:val="ar_AE" w:bidi="ar_AE"/>
+        </w:rPr>
+      </w:r>
+      <w:r>
+        <w:rPr>
           <w:b/>
           <w:lang w:val="ar_AE" w:bidi="ar_AE"/>
         </w:rPr>
@@ -43614,6 +47394,22 @@
       </w:r>
       <w:r>
         <w:rPr>
+          <w:lang w:val="ar_AE" w:bidi="ar_AE"/>
+        </w:rPr>
+        <w:t>אָ֚נָה הָלַ֣ךְ דּוֹדֵ֔⁠ךְ &amp; אָ֚נָה פָּנָ֣ה דוֹדֵ֔⁠ךְ</w:t>
+      </w:r>
+    </w:p>
+    <w:p>
+      <w:pPr>
+        <w:bidi/>
+      </w:pPr>
+      <w:r>
+        <w:rPr>
+          <w:lang w:val="ar_AE" w:bidi="ar_AE"/>
+        </w:rPr>
+      </w:r>
+      <w:r>
+        <w:rPr>
           <w:b/>
           <w:lang w:val="ar_AE" w:bidi="ar_AE"/>
         </w:rPr>
@@ -43745,7 +47541,7 @@
         </w:rPr>
         <w:t xml:space="preserve"> في </w:t>
       </w:r>
-      <w:hyperlink r:id="rId54">
+      <w:hyperlink r:id="rId56">
         <w:r>
           <w:rPr>
             <w:lang w:val="ar_AE" w:bidi="ar_AE"/>
@@ -43812,6 +47608,22 @@
       </w:r>
       <w:r>
         <w:rPr>
+          <w:lang w:val="ar_AE" w:bidi="ar_AE"/>
+        </w:rPr>
+        <w:t>אָ֚נָה פָּנָ֣ה דוֹדֵ֔⁠ךְ</w:t>
+      </w:r>
+    </w:p>
+    <w:p>
+      <w:pPr>
+        <w:bidi/>
+      </w:pPr>
+      <w:r>
+        <w:rPr>
+          <w:lang w:val="ar_AE" w:bidi="ar_AE"/>
+        </w:rPr>
+      </w:r>
+      <w:r>
+        <w:rPr>
           <w:b/>
           <w:lang w:val="ar_AE" w:bidi="ar_AE"/>
         </w:rPr>
@@ -43896,6 +47708,22 @@
       </w:r>
       <w:r>
         <w:rPr>
+          <w:lang w:val="ar_AE" w:bidi="ar_AE"/>
+        </w:rPr>
+        <w:t>וּ⁠נְבַקְשֶׁ֖⁠נּוּ עִמָּֽ⁠ךְ</w:t>
+      </w:r>
+    </w:p>
+    <w:p>
+      <w:pPr>
+        <w:bidi/>
+      </w:pPr>
+      <w:r>
+        <w:rPr>
+          <w:lang w:val="ar_AE" w:bidi="ar_AE"/>
+        </w:rPr>
+      </w:r>
+      <w:r>
+        <w:rPr>
           <w:b/>
           <w:lang w:val="ar_AE" w:bidi="ar_AE"/>
         </w:rPr>
@@ -44002,6 +47830,22 @@
       </w:r>
       <w:r>
         <w:rPr>
+          <w:lang w:val="ar_AE" w:bidi="ar_AE"/>
+        </w:rPr>
+        <w:t>דּוֹדִ⁠י֙ יָרַ֣ד לְ⁠גַנּ֔⁠וֹ לַ⁠עֲרוּג֖וֹת הַ⁠בֹּ֑שֶׂם לִ⁠רְעוֹת֙ בַּ⁠גַּנִּ֔ים וְ⁠לִ⁠לְקֹ֖ט שֽׁוֹשַׁנִּֽים</w:t>
+      </w:r>
+    </w:p>
+    <w:p>
+      <w:pPr>
+        <w:bidi/>
+      </w:pPr>
+      <w:r>
+        <w:rPr>
+          <w:lang w:val="ar_AE" w:bidi="ar_AE"/>
+        </w:rPr>
+      </w:r>
+      <w:r>
+        <w:rPr>
           <w:b/>
           <w:lang w:val="ar_AE" w:bidi="ar_AE"/>
         </w:rPr>
@@ -44075,7 +47919,7 @@
         </w:rPr>
         <w:t xml:space="preserve">" الذي استخدمته في </w:t>
       </w:r>
-      <w:hyperlink r:id="rId39">
+      <w:hyperlink r:id="rId41">
         <w:r>
           <w:rPr>
             <w:lang w:val="ar_AE" w:bidi="ar_AE"/>
@@ -44132,7 +47976,7 @@
         </w:rPr>
         <w:t xml:space="preserve">" معنيين مجازيين يشيران إلى تمتع الرجل بجسد المرأة. إذا استخدمت هذه التشبيهات لترجمة </w:t>
       </w:r>
-      <w:hyperlink r:id="rId39">
+      <w:hyperlink r:id="rId41">
         <w:r>
           <w:rPr>
             <w:lang w:val="ar_AE" w:bidi="ar_AE"/>
@@ -44221,6 +48065,22 @@
       </w:r>
       <w:r>
         <w:rPr>
+          <w:lang w:val="ar_AE" w:bidi="ar_AE"/>
+        </w:rPr>
+        <w:t>דּוֹדִ⁠י֙ יָרַ֣ד לְ⁠גַנּ֔⁠וֹ לַ⁠עֲרוּג֖וֹת הַ⁠בֹּ֑שֶׂם</w:t>
+      </w:r>
+    </w:p>
+    <w:p>
+      <w:pPr>
+        <w:bidi/>
+      </w:pPr>
+      <w:r>
+        <w:rPr>
+          <w:lang w:val="ar_AE" w:bidi="ar_AE"/>
+        </w:rPr>
+      </w:r>
+      <w:r>
+        <w:rPr>
           <w:b/>
           <w:lang w:val="ar_AE" w:bidi="ar_AE"/>
         </w:rPr>
@@ -44339,6 +48199,22 @@
       </w:r>
       <w:r>
         <w:rPr>
+          <w:lang w:val="ar_AE" w:bidi="ar_AE"/>
+        </w:rPr>
+        <w:t>יָרַ֣ד</w:t>
+      </w:r>
+    </w:p>
+    <w:p>
+      <w:pPr>
+        <w:bidi/>
+      </w:pPr>
+      <w:r>
+        <w:rPr>
+          <w:lang w:val="ar_AE" w:bidi="ar_AE"/>
+        </w:rPr>
+      </w:r>
+      <w:r>
+        <w:rPr>
           <w:b/>
           <w:lang w:val="ar_AE" w:bidi="ar_AE"/>
         </w:rPr>
@@ -44498,7 +48374,7 @@
         </w:rPr>
         <w:t xml:space="preserve"> في </w:t>
       </w:r>
-      <w:hyperlink r:id="rId50">
+      <w:hyperlink r:id="rId52">
         <w:r>
           <w:rPr>
             <w:lang w:val="ar_AE" w:bidi="ar_AE"/>
@@ -44710,6 +48586,22 @@
       </w:r>
       <w:r>
         <w:rPr>
+          <w:lang w:val="ar_AE" w:bidi="ar_AE"/>
+        </w:rPr>
+        <w:t>אֲנִ֤י לְ⁠דוֹדִ⁠י֙ וְ⁠דוֹדִ֣⁠י לִ֔⁠י</w:t>
+      </w:r>
+    </w:p>
+    <w:p>
+      <w:pPr>
+        <w:bidi/>
+      </w:pPr>
+      <w:r>
+        <w:rPr>
+          <w:lang w:val="ar_AE" w:bidi="ar_AE"/>
+        </w:rPr>
+      </w:r>
+      <w:r>
+        <w:rPr>
           <w:b/>
           <w:lang w:val="ar_AE" w:bidi="ar_AE"/>
         </w:rPr>
@@ -44757,7 +48649,7 @@
         </w:rPr>
         <w:t xml:space="preserve">" في </w:t>
       </w:r>
-      <w:hyperlink r:id="rId55">
+      <w:hyperlink r:id="rId57">
         <w:r>
           <w:rPr>
             <w:lang w:val="ar_AE" w:bidi="ar_AE"/>
@@ -44824,6 +48716,22 @@
       </w:r>
       <w:r>
         <w:rPr>
+          <w:lang w:val="ar_AE" w:bidi="ar_AE"/>
+        </w:rPr>
+        <w:t>הָ⁠רֹעֶ֖ה בַּ⁠שׁוֹשַׁנִּֽים</w:t>
+      </w:r>
+    </w:p>
+    <w:p>
+      <w:pPr>
+        <w:bidi/>
+      </w:pPr>
+      <w:r>
+        <w:rPr>
+          <w:lang w:val="ar_AE" w:bidi="ar_AE"/>
+        </w:rPr>
+      </w:r>
+      <w:r>
+        <w:rPr>
           <w:b/>
           <w:lang w:val="ar_AE" w:bidi="ar_AE"/>
         </w:rPr>
@@ -44871,7 +48779,7 @@
         </w:rPr>
         <w:t xml:space="preserve">" في </w:t>
       </w:r>
-      <w:hyperlink r:id="rId55">
+      <w:hyperlink r:id="rId57">
         <w:r>
           <w:rPr>
             <w:lang w:val="ar_AE" w:bidi="ar_AE"/>
@@ -44960,6 +48868,22 @@
       </w:r>
       <w:r>
         <w:rPr>
+          <w:lang w:val="ar_AE" w:bidi="ar_AE"/>
+        </w:rPr>
+        <w:t>יָפָ֨ה אַ֤תְּ רַעְיָתִ⁠י֙ כְּ⁠תִרְצָ֔ה נָאוָ֖ה כִּ⁠ירוּשָׁלִָ֑ם</w:t>
+      </w:r>
+    </w:p>
+    <w:p>
+      <w:pPr>
+        <w:bidi/>
+      </w:pPr>
+      <w:r>
+        <w:rPr>
+          <w:lang w:val="ar_AE" w:bidi="ar_AE"/>
+        </w:rPr>
+      </w:r>
+      <w:r>
+        <w:rPr>
           <w:b/>
           <w:lang w:val="ar_AE" w:bidi="ar_AE"/>
         </w:rPr>
@@ -45139,7 +49063,7 @@
         </w:rPr>
         <w:t xml:space="preserve">" في </w:t>
       </w:r>
-      <w:hyperlink r:id="rId25">
+      <w:hyperlink r:id="rId27">
         <w:r>
           <w:rPr>
             <w:lang w:val="ar_AE" w:bidi="ar_AE"/>
@@ -45206,6 +49130,22 @@
       </w:r>
       <w:r>
         <w:rPr>
+          <w:lang w:val="ar_AE" w:bidi="ar_AE"/>
+        </w:rPr>
+        <w:t>יָפָ֨ה אַ֤תְּ רַעְיָתִ⁠י֙ כְּ⁠תִרְצָ֔ה</w:t>
+      </w:r>
+    </w:p>
+    <w:p>
+      <w:pPr>
+        <w:bidi/>
+      </w:pPr>
+      <w:r>
+        <w:rPr>
+          <w:lang w:val="ar_AE" w:bidi="ar_AE"/>
+        </w:rPr>
+      </w:r>
+      <w:r>
+        <w:rPr>
           <w:b/>
           <w:lang w:val="ar_AE" w:bidi="ar_AE"/>
         </w:rPr>
@@ -45312,6 +49252,22 @@
       </w:r>
       <w:r>
         <w:rPr>
+          <w:lang w:val="ar_AE" w:bidi="ar_AE"/>
+        </w:rPr>
+        <w:t>נָאוָ֖ה כִּ⁠ירוּשָׁלִָ֑ם אֲיֻמָּ֖ה כַּ⁠נִּדְגָּלֽוֹת</w:t>
+      </w:r>
+    </w:p>
+    <w:p>
+      <w:pPr>
+        <w:bidi/>
+      </w:pPr>
+      <w:r>
+        <w:rPr>
+          <w:lang w:val="ar_AE" w:bidi="ar_AE"/>
+        </w:rPr>
+      </w:r>
+      <w:r>
+        <w:rPr>
           <w:b/>
           <w:lang w:val="ar_AE" w:bidi="ar_AE"/>
         </w:rPr>
@@ -45418,6 +49374,22 @@
       </w:r>
       <w:r>
         <w:rPr>
+          <w:lang w:val="ar_AE" w:bidi="ar_AE"/>
+        </w:rPr>
+        <w:t>אֲיֻמָּ֖ה כַּ⁠נִּדְגָּלֽוֹת</w:t>
+      </w:r>
+    </w:p>
+    <w:p>
+      <w:pPr>
+        <w:bidi/>
+      </w:pPr>
+      <w:r>
+        <w:rPr>
+          <w:lang w:val="ar_AE" w:bidi="ar_AE"/>
+        </w:rPr>
+      </w:r>
+      <w:r>
+        <w:rPr>
           <w:b/>
           <w:lang w:val="ar_AE" w:bidi="ar_AE"/>
         </w:rPr>
@@ -45597,7 +49569,7 @@
         </w:rPr>
         <w:t xml:space="preserve">في </w:t>
       </w:r>
-      <w:hyperlink r:id="rId57">
+      <w:hyperlink r:id="rId59">
         <w:r>
           <w:rPr>
             <w:lang w:val="ar_AE" w:bidi="ar_AE"/>
@@ -45686,6 +49658,22 @@
       </w:r>
       <w:r>
         <w:rPr>
+          <w:lang w:val="ar_AE" w:bidi="ar_AE"/>
+        </w:rPr>
+        <w:t>שַׂעְרֵ⁠ךְ֙ כְּ⁠עֵ֣דֶר הָֽ⁠עִזִּ֔ים שֶׁ⁠גָּלְשׁ֖וּ מִן־הַ⁠גִּלְעָֽד</w:t>
+      </w:r>
+    </w:p>
+    <w:p>
+      <w:pPr>
+        <w:bidi/>
+      </w:pPr>
+      <w:r>
+        <w:rPr>
+          <w:lang w:val="ar_AE" w:bidi="ar_AE"/>
+        </w:rPr>
+      </w:r>
+      <w:r>
+        <w:rPr>
           <w:b/>
           <w:lang w:val="ar_AE" w:bidi="ar_AE"/>
         </w:rPr>
@@ -45733,7 +49721,7 @@
         </w:rPr>
         <w:t xml:space="preserve">" في </w:t>
       </w:r>
-      <w:hyperlink r:id="rId44">
+      <w:hyperlink r:id="rId46">
         <w:r>
           <w:rPr>
             <w:lang w:val="ar_AE" w:bidi="ar_AE"/>
@@ -45857,7 +49845,7 @@
         </w:rPr>
         <w:t xml:space="preserve">لاحظ كيف ترجمت الآية المشابهة تقريبًا في </w:t>
       </w:r>
-      <w:hyperlink r:id="rId58">
+      <w:hyperlink r:id="rId60">
         <w:r>
           <w:rPr>
             <w:lang w:val="ar_AE" w:bidi="ar_AE"/>
@@ -45971,6 +49959,22 @@
       </w:r>
       <w:r>
         <w:rPr>
+          <w:lang w:val="ar_AE" w:bidi="ar_AE"/>
+        </w:rPr>
+        <w:t>הָֽ⁠רְחֵלִ֔ים</w:t>
+      </w:r>
+    </w:p>
+    <w:p>
+      <w:pPr>
+        <w:bidi/>
+      </w:pPr>
+      <w:r>
+        <w:rPr>
+          <w:lang w:val="ar_AE" w:bidi="ar_AE"/>
+        </w:rPr>
+      </w:r>
+      <w:r>
+        <w:rPr>
           <w:b/>
           <w:lang w:val="ar_AE" w:bidi="ar_AE"/>
         </w:rPr>
@@ -46138,7 +50142,7 @@
         </w:rPr>
         <w:t xml:space="preserve">انظر كيف ترجمت </w:t>
       </w:r>
-      <w:hyperlink r:id="rId59">
+      <w:hyperlink r:id="rId61">
         <w:r>
           <w:rPr>
             <w:lang w:val="ar_AE" w:bidi="ar_AE"/>
@@ -46227,6 +50231,22 @@
       </w:r>
       <w:r>
         <w:rPr>
+          <w:lang w:val="ar_AE" w:bidi="ar_AE"/>
+        </w:rPr>
+        <w:t>שִׁשִּׁ֥ים הֵ֨מָּה֙ מְּלָכ֔וֹת</w:t>
+      </w:r>
+    </w:p>
+    <w:p>
+      <w:pPr>
+        <w:bidi/>
+      </w:pPr>
+      <w:r>
+        <w:rPr>
+          <w:lang w:val="ar_AE" w:bidi="ar_AE"/>
+        </w:rPr>
+      </w:r>
+      <w:r>
+        <w:rPr>
           <w:b/>
           <w:lang w:val="ar_AE" w:bidi="ar_AE"/>
         </w:rPr>
@@ -46558,7 +50578,7 @@
         </w:rPr>
         <w:t xml:space="preserve"> في </w:t>
       </w:r>
-      <w:hyperlink r:id="rId16">
+      <w:hyperlink r:id="rId18">
         <w:r>
           <w:rPr>
             <w:lang w:val="ar_AE" w:bidi="ar_AE"/>
@@ -46647,6 +50667,22 @@
       </w:r>
       <w:r>
         <w:rPr>
+          <w:lang w:val="ar_AE" w:bidi="ar_AE"/>
+        </w:rPr>
+        <w:t>וַ⁠עֲלָמ֖וֹת אֵ֥ין מִסְפָּֽר</w:t>
+      </w:r>
+    </w:p>
+    <w:p>
+      <w:pPr>
+        <w:bidi/>
+      </w:pPr>
+      <w:r>
+        <w:rPr>
+          <w:lang w:val="ar_AE" w:bidi="ar_AE"/>
+        </w:rPr>
+      </w:r>
+      <w:r>
+        <w:rPr>
           <w:b/>
           <w:lang w:val="ar_AE" w:bidi="ar_AE"/>
         </w:rPr>
@@ -46766,6 +50802,22 @@
       </w:r>
       <w:r>
         <w:rPr>
+          <w:lang w:val="ar_AE" w:bidi="ar_AE"/>
+        </w:rPr>
+        <w:t>שִׁשִּׁ֥ים הֵ֨מָּה֙ מְּלָכ֔וֹת וּ⁠שְׁמֹנִ֖ים פִּֽילַגְשִׁ֑ים וַ⁠עֲלָמ֖וֹת אֵ֥ין מִסְפָּֽר׃ אַחַ֥ת הִיא֙ יוֹנָתִ֣⁠י תַמָּתִ֔⁠י אַחַ֥ת הִיא֙ לְ⁠אִמָּ֔⁠הּ בָּרָ֥ה הִ֖יא לְ⁠יֽוֹלַדְתָּ֑⁠הּ</w:t>
+      </w:r>
+    </w:p>
+    <w:p>
+      <w:pPr>
+        <w:bidi/>
+      </w:pPr>
+      <w:r>
+        <w:rPr>
+          <w:lang w:val="ar_AE" w:bidi="ar_AE"/>
+        </w:rPr>
+      </w:r>
+      <w:r>
+        <w:rPr>
           <w:b/>
           <w:lang w:val="ar_AE" w:bidi="ar_AE"/>
         </w:rPr>
@@ -46872,6 +50924,22 @@
       </w:r>
       <w:r>
         <w:rPr>
+          <w:lang w:val="ar_AE" w:bidi="ar_AE"/>
+        </w:rPr>
+        <w:t>אַחַ֥ת הִיא֙</w:t>
+      </w:r>
+    </w:p>
+    <w:p>
+      <w:pPr>
+        <w:bidi/>
+      </w:pPr>
+      <w:r>
+        <w:rPr>
+          <w:lang w:val="ar_AE" w:bidi="ar_AE"/>
+        </w:rPr>
+      </w:r>
+      <w:r>
+        <w:rPr>
           <w:b/>
           <w:lang w:val="ar_AE" w:bidi="ar_AE"/>
         </w:rPr>
@@ -47065,7 +51133,7 @@
         </w:rPr>
         <w:t xml:space="preserve"> في </w:t>
       </w:r>
-      <w:hyperlink r:id="rId60">
+      <w:hyperlink r:id="rId62">
         <w:r>
           <w:rPr>
             <w:lang w:val="ar_AE" w:bidi="ar_AE"/>
@@ -47154,6 +51222,22 @@
       </w:r>
       <w:r>
         <w:rPr>
+          <w:lang w:val="ar_AE" w:bidi="ar_AE"/>
+        </w:rPr>
+        <w:t>אַחַ֥ת הִיא֙ לְ⁠אִמָּ֔⁠הּ</w:t>
+      </w:r>
+    </w:p>
+    <w:p>
+      <w:pPr>
+        <w:bidi/>
+      </w:pPr>
+      <w:r>
+        <w:rPr>
+          <w:lang w:val="ar_AE" w:bidi="ar_AE"/>
+        </w:rPr>
+      </w:r>
+      <w:r>
+        <w:rPr>
           <w:b/>
           <w:lang w:val="ar_AE" w:bidi="ar_AE"/>
         </w:rPr>
@@ -47306,6 +51390,22 @@
       </w:r>
       <w:r>
         <w:rPr>
+          <w:lang w:val="ar_AE" w:bidi="ar_AE"/>
+        </w:rPr>
+        <w:t>בָּרָ֥ה הִ֖יא לְ⁠יֽוֹלַדְתָּ֑⁠הּ</w:t>
+      </w:r>
+    </w:p>
+    <w:p>
+      <w:pPr>
+        <w:bidi/>
+      </w:pPr>
+      <w:r>
+        <w:rPr>
+          <w:lang w:val="ar_AE" w:bidi="ar_AE"/>
+        </w:rPr>
+      </w:r>
+      <w:r>
+        <w:rPr>
           <w:b/>
           <w:lang w:val="ar_AE" w:bidi="ar_AE"/>
         </w:rPr>
@@ -47590,6 +51690,22 @@
       </w:r>
       <w:r>
         <w:rPr>
+          <w:lang w:val="ar_AE" w:bidi="ar_AE"/>
+        </w:rPr>
+        <w:t>בָנוֹת֙</w:t>
+      </w:r>
+    </w:p>
+    <w:p>
+      <w:pPr>
+        <w:bidi/>
+      </w:pPr>
+      <w:r>
+        <w:rPr>
+          <w:lang w:val="ar_AE" w:bidi="ar_AE"/>
+        </w:rPr>
+      </w:r>
+      <w:r>
+        <w:rPr>
           <w:b/>
           <w:lang w:val="ar_AE" w:bidi="ar_AE"/>
         </w:rPr>
@@ -47709,6 +51825,22 @@
       </w:r>
       <w:r>
         <w:rPr>
+          <w:lang w:val="ar_AE" w:bidi="ar_AE"/>
+        </w:rPr>
+        <w:t>מִי־זֹ֥את הַ⁠נִּשְׁקָפָ֖ה כְּמוֹ־שָׁ֑חַר יָפָ֣ה כַ⁠לְּבָנָ֗ה בָּרָה֙ כַּֽ⁠חַמָּ֔ה אֲיֻמָּ֖ה כַּ⁠נִּדְגָּלֽוֹת</w:t>
+      </w:r>
+    </w:p>
+    <w:p>
+      <w:pPr>
+        <w:bidi/>
+      </w:pPr>
+      <w:r>
+        <w:rPr>
+          <w:lang w:val="ar_AE" w:bidi="ar_AE"/>
+        </w:rPr>
+      </w:r>
+      <w:r>
+        <w:rPr>
           <w:b/>
           <w:lang w:val="ar_AE" w:bidi="ar_AE"/>
         </w:rPr>
@@ -47854,6 +51986,22 @@
       </w:r>
       <w:r>
         <w:rPr>
+          <w:lang w:val="ar_AE" w:bidi="ar_AE"/>
+        </w:rPr>
+        <w:t>מִי־זֹ֥את הַ⁠נִּשְׁקָפָ֖ה כְּמוֹ־שָׁ֑חַר יָפָ֣ה כַ⁠לְּבָנָ֗ה בָּרָה֙ כַּֽ⁠חַמָּ֔ה אֲיֻמָּ֖ה כַּ⁠נִּדְגָּלֽוֹת</w:t>
+      </w:r>
+    </w:p>
+    <w:p>
+      <w:pPr>
+        <w:bidi/>
+      </w:pPr>
+      <w:r>
+        <w:rPr>
+          <w:lang w:val="ar_AE" w:bidi="ar_AE"/>
+        </w:rPr>
+      </w:r>
+      <w:r>
+        <w:rPr>
           <w:b/>
           <w:lang w:val="ar_AE" w:bidi="ar_AE"/>
         </w:rPr>
@@ -47946,6 +52094,22 @@
       </w:r>
       <w:r>
         <w:rPr>
+          <w:lang w:val="ar_AE" w:bidi="ar_AE"/>
+        </w:rPr>
+        <w:t>הַ⁠נִּשְׁקָפָ֖ה כְּמוֹ־שָׁ֑חַר</w:t>
+      </w:r>
+    </w:p>
+    <w:p>
+      <w:pPr>
+        <w:bidi/>
+      </w:pPr>
+      <w:r>
+        <w:rPr>
+          <w:lang w:val="ar_AE" w:bidi="ar_AE"/>
+        </w:rPr>
+      </w:r>
+      <w:r>
+        <w:rPr>
           <w:b/>
           <w:lang w:val="ar_AE" w:bidi="ar_AE"/>
         </w:rPr>
@@ -48052,6 +52216,22 @@
       </w:r>
       <w:r>
         <w:rPr>
+          <w:lang w:val="ar_AE" w:bidi="ar_AE"/>
+        </w:rPr>
+        <w:t>הַ⁠נִּשְׁקָפָ֖ה כְּמוֹ־שָׁ֑חַר יָפָ֣ה כַ⁠לְּבָנָ֗ה בָּרָה֙ כַּֽ⁠חַמָּ֔ה</w:t>
+      </w:r>
+    </w:p>
+    <w:p>
+      <w:pPr>
+        <w:bidi/>
+      </w:pPr>
+      <w:r>
+        <w:rPr>
+          <w:lang w:val="ar_AE" w:bidi="ar_AE"/>
+        </w:rPr>
+      </w:r>
+      <w:r>
+        <w:rPr>
           <w:b/>
           <w:lang w:val="ar_AE" w:bidi="ar_AE"/>
         </w:rPr>
@@ -48170,6 +52350,22 @@
       </w:r>
       <w:r>
         <w:rPr>
+          <w:lang w:val="ar_AE" w:bidi="ar_AE"/>
+        </w:rPr>
+        <w:t>אֲיֻמָּ֖ה כַּ⁠נִּדְגָּלֽוֹת</w:t>
+      </w:r>
+    </w:p>
+    <w:p>
+      <w:pPr>
+        <w:bidi/>
+      </w:pPr>
+      <w:r>
+        <w:rPr>
+          <w:lang w:val="ar_AE" w:bidi="ar_AE"/>
+        </w:rPr>
+      </w:r>
+      <w:r>
+        <w:rPr>
           <w:b/>
           <w:lang w:val="ar_AE" w:bidi="ar_AE"/>
         </w:rPr>
@@ -48232,7 +52428,7 @@
         </w:rPr>
         <w:t xml:space="preserve"> في </w:t>
       </w:r>
-      <w:hyperlink r:id="rId61">
+      <w:hyperlink r:id="rId63">
         <w:r>
           <w:rPr>
             <w:lang w:val="ar_AE" w:bidi="ar_AE"/>
@@ -48321,6 +52517,22 @@
       </w:r>
       <w:r>
         <w:rPr>
+          <w:lang w:val="ar_AE" w:bidi="ar_AE"/>
+        </w:rPr>
+        <w:t>אֶל־גִּנַּ֤ת אֱגוֹז֙ יָרַ֔דְתִּי</w:t>
+      </w:r>
+    </w:p>
+    <w:p>
+      <w:pPr>
+        <w:bidi/>
+      </w:pPr>
+      <w:r>
+        <w:rPr>
+          <w:lang w:val="ar_AE" w:bidi="ar_AE"/>
+        </w:rPr>
+      </w:r>
+      <w:r>
+        <w:rPr>
           <w:b/>
           <w:lang w:val="ar_AE" w:bidi="ar_AE"/>
         </w:rPr>
@@ -48427,6 +52639,22 @@
       </w:r>
       <w:r>
         <w:rPr>
+          <w:lang w:val="ar_AE" w:bidi="ar_AE"/>
+        </w:rPr>
+        <w:t>אֶל־גִּנַּ֤ת אֱגוֹז֙ יָרַ֔דְתִּי</w:t>
+      </w:r>
+    </w:p>
+    <w:p>
+      <w:pPr>
+        <w:bidi/>
+      </w:pPr>
+      <w:r>
+        <w:rPr>
+          <w:lang w:val="ar_AE" w:bidi="ar_AE"/>
+        </w:rPr>
+      </w:r>
+      <w:r>
+        <w:rPr>
           <w:b/>
           <w:lang w:val="ar_AE" w:bidi="ar_AE"/>
         </w:rPr>
@@ -48519,6 +52747,22 @@
       </w:r>
       <w:r>
         <w:rPr>
+          <w:lang w:val="ar_AE" w:bidi="ar_AE"/>
+        </w:rPr>
+        <w:t>יָרַ֔דְתִּי</w:t>
+      </w:r>
+    </w:p>
+    <w:p>
+      <w:pPr>
+        <w:bidi/>
+      </w:pPr>
+      <w:r>
+        <w:rPr>
+          <w:lang w:val="ar_AE" w:bidi="ar_AE"/>
+        </w:rPr>
+      </w:r>
+      <w:r>
+        <w:rPr>
           <w:b/>
           <w:lang w:val="ar_AE" w:bidi="ar_AE"/>
         </w:rPr>
@@ -48730,6 +52974,22 @@
       </w:r>
       <w:r>
         <w:rPr>
+          <w:lang w:val="ar_AE" w:bidi="ar_AE"/>
+        </w:rPr>
+        <w:t>לֹ֣א יָדַ֔עְתִּי</w:t>
+      </w:r>
+    </w:p>
+    <w:p>
+      <w:pPr>
+        <w:bidi/>
+      </w:pPr>
+      <w:r>
+        <w:rPr>
+          <w:lang w:val="ar_AE" w:bidi="ar_AE"/>
+        </w:rPr>
+      </w:r>
+      <w:r>
+        <w:rPr>
           <w:b/>
           <w:lang w:val="ar_AE" w:bidi="ar_AE"/>
         </w:rPr>
@@ -48961,6 +53221,22 @@
       </w:r>
       <w:r>
         <w:rPr>
+          <w:lang w:val="ar_AE" w:bidi="ar_AE"/>
+        </w:rPr>
+        <w:t>מַרְכְּב֖וֹת עַמִּ⁠י־נָדִֽיב</w:t>
+      </w:r>
+    </w:p>
+    <w:p>
+      <w:pPr>
+        <w:bidi/>
+      </w:pPr>
+      <w:r>
+        <w:rPr>
+          <w:lang w:val="ar_AE" w:bidi="ar_AE"/>
+        </w:rPr>
+      </w:r>
+      <w:r>
+        <w:rPr>
           <w:b/>
           <w:lang w:val="ar_AE" w:bidi="ar_AE"/>
         </w:rPr>
@@ -49173,6 +53449,22 @@
       </w:r>
       <w:r>
         <w:rPr>
+          <w:lang w:val="ar_AE" w:bidi="ar_AE"/>
+        </w:rPr>
+        <w:t>הַ⁠שּׁ֣וּלַמִּ֔ית &amp; בַּ⁠שּׁ֣וּלַמִּ֔ית</w:t>
+      </w:r>
+    </w:p>
+    <w:p>
+      <w:pPr>
+        <w:bidi/>
+      </w:pPr>
+      <w:r>
+        <w:rPr>
+          <w:lang w:val="ar_AE" w:bidi="ar_AE"/>
+        </w:rPr>
+      </w:r>
+      <w:r>
+        <w:rPr>
           <w:b/>
           <w:lang w:val="ar_AE" w:bidi="ar_AE"/>
         </w:rPr>
@@ -49435,6 +53727,22 @@
       </w:r>
       <w:r>
         <w:rPr>
+          <w:lang w:val="ar_AE" w:bidi="ar_AE"/>
+        </w:rPr>
+        <w:t>מַֽה־תֶּחֱזוּ֙ בַּ⁠שּׁ֣וּלַמִּ֔ית כִּ⁠מְחֹלַ֖ת הַֽ⁠מַּחֲנָֽיִם</w:t>
+      </w:r>
+    </w:p>
+    <w:p>
+      <w:pPr>
+        <w:bidi/>
+      </w:pPr>
+      <w:r>
+        <w:rPr>
+          <w:lang w:val="ar_AE" w:bidi="ar_AE"/>
+        </w:rPr>
+      </w:r>
+      <w:r>
+        <w:rPr>
           <w:b/>
           <w:lang w:val="ar_AE" w:bidi="ar_AE"/>
         </w:rPr>
@@ -49534,6 +53842,22 @@
       </w:r>
       <w:r>
         <w:rPr>
+          <w:lang w:val="ar_AE" w:bidi="ar_AE"/>
+        </w:rPr>
+        <w:t>כִּ⁠מְחֹלַ֖ת הַֽ⁠מַּחֲנָֽיִם</w:t>
+      </w:r>
+    </w:p>
+    <w:p>
+      <w:pPr>
+        <w:bidi/>
+      </w:pPr>
+      <w:r>
+        <w:rPr>
+          <w:lang w:val="ar_AE" w:bidi="ar_AE"/>
+        </w:rPr>
+      </w:r>
+      <w:r>
+        <w:rPr>
           <w:b/>
           <w:lang w:val="ar_AE" w:bidi="ar_AE"/>
         </w:rPr>
@@ -49640,6 +53964,22 @@
       </w:r>
       <w:r>
         <w:rPr>
+          <w:lang w:val="ar_AE" w:bidi="ar_AE"/>
+        </w:rPr>
+        <w:t>כִּ⁠מְחֹלַ֖ת הַֽ⁠מַּחֲנָֽיִם</w:t>
+      </w:r>
+    </w:p>
+    <w:p>
+      <w:pPr>
+        <w:bidi/>
+      </w:pPr>
+      <w:r>
+        <w:rPr>
+          <w:lang w:val="ar_AE" w:bidi="ar_AE"/>
+        </w:rPr>
+      </w:r>
+      <w:r>
+        <w:rPr>
           <w:b/>
           <w:lang w:val="ar_AE" w:bidi="ar_AE"/>
         </w:rPr>
@@ -49899,7 +54239,7 @@
         </w:rPr>
         <w:t xml:space="preserve">" في </w:t>
       </w:r>
-      <w:hyperlink r:id="rId62">
+      <w:hyperlink r:id="rId64">
         <w:r>
           <w:rPr>
             <w:lang w:val="ar_AE" w:bidi="ar_AE"/>
@@ -49939,7 +54279,7 @@
         </w:rPr>
         <w:t xml:space="preserve">إمكانية ترجمة بديلة للكلمات التي تترجمها نسخة ULT الإنجليزية إلى "شفاه النائمين" في </w:t>
       </w:r>
-      <w:hyperlink r:id="rId63">
+      <w:hyperlink r:id="rId65">
         <w:r>
           <w:rPr>
             <w:lang w:val="ar_AE" w:bidi="ar_AE"/>
@@ -50016,6 +54356,22 @@
       </w:r>
       <w:r>
         <w:rPr>
+          <w:lang w:val="ar_AE" w:bidi="ar_AE"/>
+        </w:rPr>
+        <w:t>מַה־יָּפ֧וּ פְעָמַ֛יִ⁠ךְ בַּ⁠נְּעָלִ֖ים בַּת־נָדִ֑יב חַמּוּקֵ֣י יְרֵכַ֔יִ⁠ךְ כְּמ֣וֹ חֲלָאִ֔ים מַעֲשֵׂ֖ה יְדֵ֥י אָמָּֽן</w:t>
+      </w:r>
+    </w:p>
+    <w:p>
+      <w:pPr>
+        <w:bidi/>
+      </w:pPr>
+      <w:r>
+        <w:rPr>
+          <w:lang w:val="ar_AE" w:bidi="ar_AE"/>
+        </w:rPr>
+      </w:r>
+      <w:r>
+        <w:rPr>
           <w:b/>
           <w:lang w:val="ar_AE" w:bidi="ar_AE"/>
         </w:rPr>
@@ -50063,7 +54419,7 @@
         </w:rPr>
         <w:t xml:space="preserve">"، فستحتاج إلى وضع عنوان فقرة فوق هذه الآية يُشير إلى أن الرجل هو المتكلم الآن. حيث يبدأ الرجل في هذه الآية بالكلام مباشرة إلى المرأة، ويستمر في الحديث إليها حتى جزء من </w:t>
       </w:r>
-      <w:hyperlink r:id="rId63">
+      <w:hyperlink r:id="rId65">
         <w:r>
           <w:rPr>
             <w:lang w:val="ar_AE" w:bidi="ar_AE"/>
@@ -50152,6 +54508,22 @@
       </w:r>
       <w:r>
         <w:rPr>
+          <w:lang w:val="ar_AE" w:bidi="ar_AE"/>
+        </w:rPr>
+        <w:t>מַה</w:t>
+      </w:r>
+    </w:p>
+    <w:p>
+      <w:pPr>
+        <w:bidi/>
+      </w:pPr>
+      <w:r>
+        <w:rPr>
+          <w:lang w:val="ar_AE" w:bidi="ar_AE"/>
+        </w:rPr>
+      </w:r>
+      <w:r>
+        <w:rPr>
           <w:b/>
           <w:lang w:val="ar_AE" w:bidi="ar_AE"/>
         </w:rPr>
@@ -50290,6 +54662,22 @@
       </w:r>
       <w:r>
         <w:rPr>
+          <w:lang w:val="ar_AE" w:bidi="ar_AE"/>
+        </w:rPr>
+        <w:t>מַה־יָּפ֧וּ פְעָמַ֛יִ⁠ךְ בַּ⁠נְּעָלִ֖ים בַּת־נָדִ֑יב</w:t>
+      </w:r>
+    </w:p>
+    <w:p>
+      <w:pPr>
+        <w:bidi/>
+      </w:pPr>
+      <w:r>
+        <w:rPr>
+          <w:lang w:val="ar_AE" w:bidi="ar_AE"/>
+        </w:rPr>
+      </w:r>
+      <w:r>
+        <w:rPr>
           <w:b/>
           <w:lang w:val="ar_AE" w:bidi="ar_AE"/>
         </w:rPr>
@@ -50396,6 +54784,22 @@
       </w:r>
       <w:r>
         <w:rPr>
+          <w:lang w:val="ar_AE" w:bidi="ar_AE"/>
+        </w:rPr>
+        <w:t>בַּת־נָדִ֑יב</w:t>
+      </w:r>
+    </w:p>
+    <w:p>
+      <w:pPr>
+        <w:bidi/>
+      </w:pPr>
+      <w:r>
+        <w:rPr>
+          <w:lang w:val="ar_AE" w:bidi="ar_AE"/>
+        </w:rPr>
+      </w:r>
+      <w:r>
+        <w:rPr>
           <w:b/>
           <w:lang w:val="ar_AE" w:bidi="ar_AE"/>
         </w:rPr>
@@ -50831,6 +55235,22 @@
       </w:r>
       <w:r>
         <w:rPr>
+          <w:lang w:val="ar_AE" w:bidi="ar_AE"/>
+        </w:rPr>
+        <w:t>מַעֲשֵׂ֖ה יְדֵ֥י אָמָּֽן</w:t>
+      </w:r>
+    </w:p>
+    <w:p>
+      <w:pPr>
+        <w:bidi/>
+      </w:pPr>
+      <w:r>
+        <w:rPr>
+          <w:lang w:val="ar_AE" w:bidi="ar_AE"/>
+        </w:rPr>
+      </w:r>
+      <w:r>
+        <w:rPr>
           <w:b/>
           <w:lang w:val="ar_AE" w:bidi="ar_AE"/>
         </w:rPr>
@@ -51198,6 +55618,22 @@
       </w:r>
       <w:r>
         <w:rPr>
+          <w:lang w:val="ar_AE" w:bidi="ar_AE"/>
+        </w:rPr>
+        <w:t>אַל־יֶחְסַ֖ר הַ⁠מָּ֑זֶג</w:t>
+      </w:r>
+    </w:p>
+    <w:p>
+      <w:pPr>
+        <w:bidi/>
+      </w:pPr>
+      <w:r>
+        <w:rPr>
+          <w:lang w:val="ar_AE" w:bidi="ar_AE"/>
+        </w:rPr>
+      </w:r>
+      <w:r>
+        <w:rPr>
           <w:b/>
           <w:lang w:val="ar_AE" w:bidi="ar_AE"/>
         </w:rPr>
@@ -51295,6 +55731,22 @@
       </w:r>
       <w:r>
         <w:rPr>
+          <w:lang w:val="ar_AE" w:bidi="ar_AE"/>
+        </w:rPr>
+        <w:t>הַ⁠מָּ֑זֶג</w:t>
+      </w:r>
+    </w:p>
+    <w:p>
+      <w:pPr>
+        <w:bidi/>
+      </w:pPr>
+      <w:r>
+        <w:rPr>
+          <w:lang w:val="ar_AE" w:bidi="ar_AE"/>
+        </w:rPr>
+      </w:r>
+      <w:r>
+        <w:rPr>
           <w:b/>
           <w:lang w:val="ar_AE" w:bidi="ar_AE"/>
         </w:rPr>
@@ -51676,6 +56128,22 @@
       </w:r>
       <w:r>
         <w:rPr>
+          <w:lang w:val="ar_AE" w:bidi="ar_AE"/>
+        </w:rPr>
+        <w:t>סוּגָ֖ה בַּ⁠שּׁוֹשַׁנִּֽים</w:t>
+      </w:r>
+    </w:p>
+    <w:p>
+      <w:pPr>
+        <w:bidi/>
+      </w:pPr>
+      <w:r>
+        <w:rPr>
+          <w:lang w:val="ar_AE" w:bidi="ar_AE"/>
+        </w:rPr>
+      </w:r>
+      <w:r>
+        <w:rPr>
           <w:b/>
           <w:lang w:val="ar_AE" w:bidi="ar_AE"/>
         </w:rPr>
@@ -51795,7 +56263,7 @@
         </w:rPr>
         <w:t xml:space="preserve">لاحظ كيف ترجمت التصريح المشابه في </w:t>
       </w:r>
-      <w:hyperlink r:id="rId64">
+      <w:hyperlink r:id="rId66">
         <w:r>
           <w:rPr>
             <w:lang w:val="ar_AE" w:bidi="ar_AE"/>
@@ -52076,7 +56544,7 @@
         </w:rPr>
         <w:t xml:space="preserve"> في </w:t>
       </w:r>
-      <w:hyperlink r:id="rId65">
+      <w:hyperlink r:id="rId67">
         <w:r>
           <w:rPr>
             <w:lang w:val="ar_AE" w:bidi="ar_AE"/>
@@ -52446,6 +56914,22 @@
       </w:r>
       <w:r>
         <w:rPr>
+          <w:lang w:val="ar_AE" w:bidi="ar_AE"/>
+        </w:rPr>
+        <w:t>עַל־שַׁ֨עַר֙ בַּת־רַבִּ֔ים</w:t>
+      </w:r>
+    </w:p>
+    <w:p>
+      <w:pPr>
+        <w:bidi/>
+      </w:pPr>
+      <w:r>
+        <w:rPr>
+          <w:lang w:val="ar_AE" w:bidi="ar_AE"/>
+        </w:rPr>
+      </w:r>
+      <w:r>
+        <w:rPr>
           <w:b/>
           <w:lang w:val="ar_AE" w:bidi="ar_AE"/>
         </w:rPr>
@@ -52717,6 +57201,22 @@
       </w:r>
       <w:r>
         <w:rPr>
+          <w:lang w:val="ar_AE" w:bidi="ar_AE"/>
+        </w:rPr>
+        <w:t>רֹאשֵׁ֤⁠ךְ עָלַ֨יִ⁠ךְ֙ כַּ⁠כַּרְמֶ֔ל</w:t>
+      </w:r>
+    </w:p>
+    <w:p>
+      <w:pPr>
+        <w:bidi/>
+      </w:pPr>
+      <w:r>
+        <w:rPr>
+          <w:lang w:val="ar_AE" w:bidi="ar_AE"/>
+        </w:rPr>
+      </w:r>
+      <w:r>
+        <w:rPr>
           <w:b/>
           <w:lang w:val="ar_AE" w:bidi="ar_AE"/>
         </w:rPr>
@@ -52968,6 +57468,22 @@
       </w:r>
       <w:r>
         <w:rPr>
+          <w:lang w:val="ar_AE" w:bidi="ar_AE"/>
+        </w:rPr>
+        <w:t>וְ⁠דַלַּ֥ת רֹאשֵׁ֖⁠ךְ כָּ⁠אַרְגָּמָ֑ן</w:t>
+      </w:r>
+    </w:p>
+    <w:p>
+      <w:pPr>
+        <w:bidi/>
+      </w:pPr>
+      <w:r>
+        <w:rPr>
+          <w:lang w:val="ar_AE" w:bidi="ar_AE"/>
+        </w:rPr>
+      </w:r>
+      <w:r>
+        <w:rPr>
           <w:b/>
           <w:lang w:val="ar_AE" w:bidi="ar_AE"/>
         </w:rPr>
@@ -53100,6 +57616,22 @@
       </w:r>
       <w:r>
         <w:rPr>
+          <w:lang w:val="ar_AE" w:bidi="ar_AE"/>
+        </w:rPr>
+        <w:t>מֶ֖לֶךְ אָס֥וּר בָּ⁠רְהָטִֽים</w:t>
+      </w:r>
+    </w:p>
+    <w:p>
+      <w:pPr>
+        <w:bidi/>
+      </w:pPr>
+      <w:r>
+        <w:rPr>
+          <w:lang w:val="ar_AE" w:bidi="ar_AE"/>
+        </w:rPr>
+      </w:r>
+      <w:r>
+        <w:rPr>
           <w:b/>
           <w:lang w:val="ar_AE" w:bidi="ar_AE"/>
         </w:rPr>
@@ -53245,6 +57777,22 @@
       </w:r>
       <w:r>
         <w:rPr>
+          <w:lang w:val="ar_AE" w:bidi="ar_AE"/>
+        </w:rPr>
+        <w:t>מֶ֖לֶךְ אָס֥וּר</w:t>
+      </w:r>
+    </w:p>
+    <w:p>
+      <w:pPr>
+        <w:bidi/>
+      </w:pPr>
+      <w:r>
+        <w:rPr>
+          <w:lang w:val="ar_AE" w:bidi="ar_AE"/>
+        </w:rPr>
+      </w:r>
+      <w:r>
+        <w:rPr>
           <w:b/>
           <w:lang w:val="ar_AE" w:bidi="ar_AE"/>
         </w:rPr>
@@ -53350,6 +57898,22 @@
       </w:r>
       <w:r>
         <w:rPr>
+          <w:lang w:val="ar_AE" w:bidi="ar_AE"/>
+        </w:rPr>
+        <w:t>מֶ֖לֶךְ אָס֥וּר בָּ⁠רְהָטִֽים</w:t>
+      </w:r>
+    </w:p>
+    <w:p>
+      <w:pPr>
+        <w:bidi/>
+      </w:pPr>
+      <w:r>
+        <w:rPr>
+          <w:lang w:val="ar_AE" w:bidi="ar_AE"/>
+        </w:rPr>
+      </w:r>
+      <w:r>
+        <w:rPr>
           <w:b/>
           <w:lang w:val="ar_AE" w:bidi="ar_AE"/>
         </w:rPr>
@@ -53455,6 +58019,22 @@
       </w:r>
       <w:r>
         <w:rPr>
+          <w:lang w:val="ar_AE" w:bidi="ar_AE"/>
+        </w:rPr>
+        <w:t>בָּ⁠רְהָטִֽים</w:t>
+      </w:r>
+    </w:p>
+    <w:p>
+      <w:pPr>
+        <w:bidi/>
+      </w:pPr>
+      <w:r>
+        <w:rPr>
+          <w:lang w:val="ar_AE" w:bidi="ar_AE"/>
+        </w:rPr>
+      </w:r>
+      <w:r>
+        <w:rPr>
           <w:b/>
           <w:lang w:val="ar_AE" w:bidi="ar_AE"/>
         </w:rPr>
@@ -53607,7 +58187,7 @@
         </w:rPr>
         <w:t xml:space="preserve">" في </w:t>
       </w:r>
-      <w:hyperlink r:id="rId61">
+      <w:hyperlink r:id="rId63">
         <w:r>
           <w:rPr>
             <w:lang w:val="ar_AE" w:bidi="ar_AE"/>
@@ -53933,6 +58513,22 @@
       </w:r>
       <w:r>
         <w:rPr>
+          <w:lang w:val="ar_AE" w:bidi="ar_AE"/>
+        </w:rPr>
+        <w:t>אַהֲבָ֖ה בַּ⁠תַּֽעֲנוּגִֽים</w:t>
+      </w:r>
+    </w:p>
+    <w:p>
+      <w:pPr>
+        <w:bidi/>
+      </w:pPr>
+      <w:r>
+        <w:rPr>
+          <w:lang w:val="ar_AE" w:bidi="ar_AE"/>
+        </w:rPr>
+      </w:r>
+      <w:r>
+        <w:rPr>
           <w:b/>
           <w:lang w:val="ar_AE" w:bidi="ar_AE"/>
         </w:rPr>
@@ -54540,6 +59136,22 @@
       </w:r>
       <w:r>
         <w:rPr>
+          <w:lang w:val="ar_AE" w:bidi="ar_AE"/>
+        </w:rPr>
+        <w:t>אָמַ֨רְתִּי֙ אֶעֱלֶ֣ה בְ⁠תָמָ֔ר אֹֽחֲזָ֖ה בְּ⁠סַנְסִנָּ֑י⁠ו</w:t>
+      </w:r>
+    </w:p>
+    <w:p>
+      <w:pPr>
+        <w:bidi/>
+      </w:pPr>
+      <w:r>
+        <w:rPr>
+          <w:lang w:val="ar_AE" w:bidi="ar_AE"/>
+        </w:rPr>
+      </w:r>
+      <w:r>
+        <w:rPr>
           <w:b/>
           <w:lang w:val="ar_AE" w:bidi="ar_AE"/>
         </w:rPr>
@@ -54942,6 +59554,22 @@
       </w:r>
       <w:r>
         <w:rPr>
+          <w:lang w:val="ar_AE" w:bidi="ar_AE"/>
+        </w:rPr>
+        <w:t>אֶעֱלֶ֣ה בְ⁠תָמָ֔ר אֹֽחֲזָ֖ה בְּ⁠סַנְסִנָּ֑י⁠ו</w:t>
+      </w:r>
+    </w:p>
+    <w:p>
+      <w:pPr>
+        <w:bidi/>
+      </w:pPr>
+      <w:r>
+        <w:rPr>
+          <w:lang w:val="ar_AE" w:bidi="ar_AE"/>
+        </w:rPr>
+      </w:r>
+      <w:r>
+        <w:rPr>
           <w:b/>
           <w:lang w:val="ar_AE" w:bidi="ar_AE"/>
         </w:rPr>
@@ -55405,6 +60033,22 @@
       </w:r>
       <w:r>
         <w:rPr>
+          <w:lang w:val="ar_AE" w:bidi="ar_AE"/>
+        </w:rPr>
+        <w:t>כְּ⁠אֶשְׁכְּל֣וֹת הַ⁠גֶּ֔פֶן</w:t>
+      </w:r>
+    </w:p>
+    <w:p>
+      <w:pPr>
+        <w:bidi/>
+      </w:pPr>
+      <w:r>
+        <w:rPr>
+          <w:lang w:val="ar_AE" w:bidi="ar_AE"/>
+        </w:rPr>
+      </w:r>
+      <w:r>
+        <w:rPr>
           <w:b/>
           <w:lang w:val="ar_AE" w:bidi="ar_AE"/>
         </w:rPr>
@@ -55537,6 +60181,22 @@
       </w:r>
       <w:r>
         <w:rPr>
+          <w:lang w:val="ar_AE" w:bidi="ar_AE"/>
+        </w:rPr>
+        <w:t>וְ⁠רֵ֥יחַ אַפֵּ֖⁠ךְ כַּ⁠תַּפּוּחִֽים</w:t>
+      </w:r>
+    </w:p>
+    <w:p>
+      <w:pPr>
+        <w:bidi/>
+      </w:pPr>
+      <w:r>
+        <w:rPr>
+          <w:lang w:val="ar_AE" w:bidi="ar_AE"/>
+        </w:rPr>
+      </w:r>
+      <w:r>
+        <w:rPr>
           <w:b/>
           <w:lang w:val="ar_AE" w:bidi="ar_AE"/>
         </w:rPr>
@@ -55748,6 +60408,22 @@
       </w:r>
       <w:r>
         <w:rPr>
+          <w:lang w:val="ar_AE" w:bidi="ar_AE"/>
+        </w:rPr>
+        <w:t>כַּ⁠תַּפּוּחִֽים</w:t>
+      </w:r>
+    </w:p>
+    <w:p>
+      <w:pPr>
+        <w:bidi/>
+      </w:pPr>
+      <w:r>
+        <w:rPr>
+          <w:lang w:val="ar_AE" w:bidi="ar_AE"/>
+        </w:rPr>
+      </w:r>
+      <w:r>
+        <w:rPr>
           <w:b/>
           <w:lang w:val="ar_AE" w:bidi="ar_AE"/>
         </w:rPr>
@@ -56105,6 +60781,22 @@
       </w:r>
       <w:r>
         <w:rPr>
+          <w:lang w:val="ar_AE" w:bidi="ar_AE"/>
+        </w:rPr>
+        <w:t>וְ⁠חִכֵּ֕⁠ךְ</w:t>
+      </w:r>
+    </w:p>
+    <w:p>
+      <w:pPr>
+        <w:bidi/>
+      </w:pPr>
+      <w:r>
+        <w:rPr>
+          <w:lang w:val="ar_AE" w:bidi="ar_AE"/>
+        </w:rPr>
+      </w:r>
+      <w:r>
+        <w:rPr>
           <w:b/>
           <w:lang w:val="ar_AE" w:bidi="ar_AE"/>
         </w:rPr>
@@ -56223,6 +60915,22 @@
       </w:r>
       <w:r>
         <w:rPr>
+          <w:lang w:val="ar_AE" w:bidi="ar_AE"/>
+        </w:rPr>
+        <w:t>הוֹלֵ֥ךְ לְ⁠דוֹדִ֖⁠י לְ⁠מֵישָׁרִ֑ים דּוֹבֵ֖ב שִׂפְתֵ֥י יְשֵׁנִֽים</w:t>
+      </w:r>
+    </w:p>
+    <w:p>
+      <w:pPr>
+        <w:bidi/>
+      </w:pPr>
+      <w:r>
+        <w:rPr>
+          <w:lang w:val="ar_AE" w:bidi="ar_AE"/>
+        </w:rPr>
+      </w:r>
+      <w:r>
+        <w:rPr>
           <w:b/>
           <w:lang w:val="ar_AE" w:bidi="ar_AE"/>
         </w:rPr>
@@ -56434,6 +61142,22 @@
       </w:r>
       <w:r>
         <w:rPr>
+          <w:lang w:val="ar_AE" w:bidi="ar_AE"/>
+        </w:rPr>
+        <w:t>הוֹלֵ֥ךְ לְ⁠דוֹדִ֖⁠י לְ⁠מֵישָׁרִ֑ים דּוֹבֵ֖ב שִׂפְתֵ֥י יְשֵׁנִֽים</w:t>
+      </w:r>
+    </w:p>
+    <w:p>
+      <w:pPr>
+        <w:bidi/>
+      </w:pPr>
+      <w:r>
+        <w:rPr>
+          <w:lang w:val="ar_AE" w:bidi="ar_AE"/>
+        </w:rPr>
+      </w:r>
+      <w:r>
+        <w:rPr>
           <w:b/>
           <w:lang w:val="ar_AE" w:bidi="ar_AE"/>
         </w:rPr>
@@ -56571,6 +61295,22 @@
       </w:r>
       <w:r>
         <w:rPr>
+          <w:lang w:val="ar_AE" w:bidi="ar_AE"/>
+        </w:rPr>
+        <w:t>לְ⁠מֵישָׁרִ֑ים דּוֹבֵ֖ב</w:t>
+      </w:r>
+    </w:p>
+    <w:p>
+      <w:pPr>
+        <w:bidi/>
+      </w:pPr>
+      <w:r>
+        <w:rPr>
+          <w:lang w:val="ar_AE" w:bidi="ar_AE"/>
+        </w:rPr>
+      </w:r>
+      <w:r>
+        <w:rPr>
           <w:b/>
           <w:lang w:val="ar_AE" w:bidi="ar_AE"/>
         </w:rPr>
@@ -56702,6 +61442,22 @@
       </w:r>
       <w:r>
         <w:rPr>
+          <w:lang w:val="ar_AE" w:bidi="ar_AE"/>
+        </w:rPr>
+        <w:t>שִׂפְתֵ֥י יְשֵׁנִֽים</w:t>
+      </w:r>
+    </w:p>
+    <w:p>
+      <w:pPr>
+        <w:bidi/>
+      </w:pPr>
+      <w:r>
+        <w:rPr>
+          <w:lang w:val="ar_AE" w:bidi="ar_AE"/>
+        </w:rPr>
+      </w:r>
+      <w:r>
+        <w:rPr>
           <w:b/>
           <w:lang w:val="ar_AE" w:bidi="ar_AE"/>
         </w:rPr>
@@ -56828,7 +61584,7 @@
         </w:rPr>
         <w:t xml:space="preserve">اطلع على كيفية ترجمة العبارة المطابقة في </w:t>
       </w:r>
-      <w:hyperlink r:id="rId66">
+      <w:hyperlink r:id="rId68">
         <w:r>
           <w:rPr>
             <w:lang w:val="ar_AE" w:bidi="ar_AE"/>
@@ -57014,6 +61770,22 @@
       </w:r>
       <w:r>
         <w:rPr>
+          <w:lang w:val="ar_AE" w:bidi="ar_AE"/>
+        </w:rPr>
+        <w:t>לְכָ֤⁠ה דוֹדִ⁠י֙</w:t>
+      </w:r>
+    </w:p>
+    <w:p>
+      <w:pPr>
+        <w:bidi/>
+      </w:pPr>
+      <w:r>
+        <w:rPr>
+          <w:lang w:val="ar_AE" w:bidi="ar_AE"/>
+        </w:rPr>
+      </w:r>
+      <w:r>
+        <w:rPr>
           <w:b/>
           <w:lang w:val="ar_AE" w:bidi="ar_AE"/>
         </w:rPr>
@@ -57120,6 +61892,22 @@
       </w:r>
       <w:r>
         <w:rPr>
+          <w:lang w:val="ar_AE" w:bidi="ar_AE"/>
+        </w:rPr>
+        <w:t>נָלִ֖ינָה בַּ⁠כְּפָרִֽים</w:t>
+      </w:r>
+    </w:p>
+    <w:p>
+      <w:pPr>
+        <w:bidi/>
+      </w:pPr>
+      <w:r>
+        <w:rPr>
+          <w:lang w:val="ar_AE" w:bidi="ar_AE"/>
+        </w:rPr>
+      </w:r>
+      <w:r>
+        <w:rPr>
           <w:b/>
           <w:lang w:val="ar_AE" w:bidi="ar_AE"/>
         </w:rPr>
@@ -57204,6 +61992,22 @@
       </w:r>
       <w:r>
         <w:rPr>
+          <w:lang w:val="ar_AE" w:bidi="ar_AE"/>
+        </w:rPr>
+        <w:t>בַּ⁠כְּפָרִֽים</w:t>
+      </w:r>
+    </w:p>
+    <w:p>
+      <w:pPr>
+        <w:bidi/>
+      </w:pPr>
+      <w:r>
+        <w:rPr>
+          <w:lang w:val="ar_AE" w:bidi="ar_AE"/>
+        </w:rPr>
+      </w:r>
+      <w:r>
+        <w:rPr>
           <w:b/>
           <w:lang w:val="ar_AE" w:bidi="ar_AE"/>
         </w:rPr>
@@ -57277,7 +62081,7 @@
         </w:rPr>
         <w:t xml:space="preserve">" في </w:t>
       </w:r>
-      <w:hyperlink r:id="rId48">
+      <w:hyperlink r:id="rId50">
         <w:r>
           <w:rPr>
             <w:lang w:val="ar_AE" w:bidi="ar_AE"/>
@@ -57366,6 +62170,22 @@
       </w:r>
       <w:r>
         <w:rPr>
+          <w:lang w:val="ar_AE" w:bidi="ar_AE"/>
+        </w:rPr>
+        <w:t>נַשְׁכִּ֨ימָה֙</w:t>
+      </w:r>
+    </w:p>
+    <w:p>
+      <w:pPr>
+        <w:bidi/>
+      </w:pPr>
+      <w:r>
+        <w:rPr>
+          <w:lang w:val="ar_AE" w:bidi="ar_AE"/>
+        </w:rPr>
+      </w:r>
+      <w:r>
+        <w:rPr>
           <w:b/>
           <w:lang w:val="ar_AE" w:bidi="ar_AE"/>
         </w:rPr>
@@ -57616,7 +62436,7 @@
         </w:rPr>
         <w:t xml:space="preserve">" في </w:t>
       </w:r>
-      <w:hyperlink r:id="rId67">
+      <w:hyperlink r:id="rId69">
         <w:r>
           <w:rPr>
             <w:lang w:val="ar_AE" w:bidi="ar_AE"/>
@@ -57683,6 +62503,22 @@
       </w:r>
       <w:r>
         <w:rPr>
+          <w:lang w:val="ar_AE" w:bidi="ar_AE"/>
+        </w:rPr>
+        <w:t>פָּֽרְחָ֤ה הַ⁠גֶּ֨פֶן֙</w:t>
+      </w:r>
+    </w:p>
+    <w:p>
+      <w:pPr>
+        <w:bidi/>
+      </w:pPr>
+      <w:r>
+        <w:rPr>
+          <w:lang w:val="ar_AE" w:bidi="ar_AE"/>
+        </w:rPr>
+      </w:r>
+      <w:r>
+        <w:rPr>
           <w:b/>
           <w:lang w:val="ar_AE" w:bidi="ar_AE"/>
         </w:rPr>
@@ -57730,7 +62566,7 @@
         </w:rPr>
         <w:t xml:space="preserve">" في </w:t>
       </w:r>
-      <w:hyperlink r:id="rId67">
+      <w:hyperlink r:id="rId69">
         <w:r>
           <w:rPr>
             <w:lang w:val="ar_AE" w:bidi="ar_AE"/>
@@ -58193,6 +63029,22 @@
       </w:r>
       <w:r>
         <w:rPr>
+          <w:lang w:val="ar_AE" w:bidi="ar_AE"/>
+        </w:rPr>
+        <w:t>וְ⁠עַל־פְּתָחֵ֨י⁠נוּ֙ כָּל־מְגָדִ֔ים</w:t>
+      </w:r>
+    </w:p>
+    <w:p>
+      <w:pPr>
+        <w:bidi/>
+      </w:pPr>
+      <w:r>
+        <w:rPr>
+          <w:lang w:val="ar_AE" w:bidi="ar_AE"/>
+        </w:rPr>
+      </w:r>
+      <w:r>
+        <w:rPr>
           <w:b/>
           <w:lang w:val="ar_AE" w:bidi="ar_AE"/>
         </w:rPr>
@@ -58382,6 +63234,22 @@
       </w:r>
       <w:r>
         <w:rPr>
+          <w:lang w:val="ar_AE" w:bidi="ar_AE"/>
+        </w:rPr>
+        <w:t>דּוֹדִ֖⁠י צָפַ֥נְתִּי לָֽ⁠ךְ</w:t>
+      </w:r>
+    </w:p>
+    <w:p>
+      <w:pPr>
+        <w:bidi/>
+      </w:pPr>
+      <w:r>
+        <w:rPr>
+          <w:lang w:val="ar_AE" w:bidi="ar_AE"/>
+        </w:rPr>
+      </w:r>
+      <w:r>
+        <w:rPr>
           <w:b/>
           <w:lang w:val="ar_AE" w:bidi="ar_AE"/>
         </w:rPr>
@@ -58518,7 +63386,7 @@
         </w:rPr>
         <w:t xml:space="preserve">معنى </w:t>
       </w:r>
-      <w:hyperlink r:id="rId68">
+      <w:hyperlink r:id="rId70">
         <w:r>
           <w:rPr>
             <w:lang w:val="ar_AE" w:bidi="ar_AE"/>
@@ -58546,7 +63414,7 @@
         </w:rPr>
         <w:t xml:space="preserve">المعاني الثلاثة المحتملة لـ </w:t>
       </w:r>
-      <w:hyperlink r:id="rId68">
+      <w:hyperlink r:id="rId70">
         <w:r>
           <w:rPr>
             <w:lang w:val="ar_AE" w:bidi="ar_AE"/>
@@ -58564,7 +63432,7 @@
         </w:rPr>
         <w:t xml:space="preserve"> هي: (1) أن المرأة تتحدث عن نفسها ككرم وتقول إن كرمها ملك لها وحدها، وتقارن نفسها بكرم سليمان (الذي تم مناقشته في </w:t>
       </w:r>
-      <w:hyperlink r:id="rId69">
+      <w:hyperlink r:id="rId71">
         <w:r>
           <w:rPr>
             <w:lang w:val="ar_AE" w:bidi="ar_AE"/>
@@ -58582,7 +63450,7 @@
         </w:rPr>
         <w:t xml:space="preserve">)، وتقول إن سليمان يمكنه الاحتفاظ بمكسبه من كرمه، وحراس (نواطير) كرمه يمكنهم الاحتفاظ بنصيبهم من المكسب من ذلك الكرم. وهذا هو تفسير ترجمة UST الإنجليزية. (2) أن المرأة تتحدث عن نفسها ككرم وتقول إن كرمها ملك لها وحدها، ولكن الرجل الذي تحبه وتدعوه سليمان يمكنه أن يحصل بحرية على الكرم (عليها هي) لأنها تختار أن تعطي نفسها بحرية له. (3) أن الرجل يتحدث عن المرأة التي يحبها ككرم ويقول إن كرمه (المرأة التي يحبها) ملك له وحده، ويقارن كرمه (المرأة التي يحبها) بكرم سليمان (الذي تم مناقشته في </w:t>
       </w:r>
-      <w:hyperlink r:id="rId69">
+      <w:hyperlink r:id="rId71">
         <w:r>
           <w:rPr>
             <w:lang w:val="ar_AE" w:bidi="ar_AE"/>
@@ -58649,6 +63517,22 @@
       </w:r>
       <w:r>
         <w:rPr>
+          <w:lang w:val="ar_AE" w:bidi="ar_AE"/>
+        </w:rPr>
+        <w:t>מִ֤י יִתֶּנְ⁠ךָ֙ כְּ⁠אָ֣ח לִ֔⁠י יוֹנֵ֖ק שְׁדֵ֣י אִמִּ֑⁠י</w:t>
+      </w:r>
+    </w:p>
+    <w:p>
+      <w:pPr>
+        <w:bidi/>
+      </w:pPr>
+      <w:r>
+        <w:rPr>
+          <w:lang w:val="ar_AE" w:bidi="ar_AE"/>
+        </w:rPr>
+      </w:r>
+      <w:r>
+        <w:rPr>
           <w:b/>
           <w:lang w:val="ar_AE" w:bidi="ar_AE"/>
         </w:rPr>
@@ -58913,6 +63797,22 @@
       </w:r>
       <w:r>
         <w:rPr>
+          <w:lang w:val="ar_AE" w:bidi="ar_AE"/>
+        </w:rPr>
+        <w:t>מִ֤י יִתֶּנְ⁠ךָ֙ כְּ⁠אָ֣ח לִ֔⁠י יוֹנֵ֖ק שְׁדֵ֣י אִמִּ֑⁠י</w:t>
+      </w:r>
+    </w:p>
+    <w:p>
+      <w:pPr>
+        <w:bidi/>
+      </w:pPr>
+      <w:r>
+        <w:rPr>
+          <w:lang w:val="ar_AE" w:bidi="ar_AE"/>
+        </w:rPr>
+      </w:r>
+      <w:r>
+        <w:rPr>
           <w:b/>
           <w:lang w:val="ar_AE" w:bidi="ar_AE"/>
         </w:rPr>
@@ -59045,6 +63945,22 @@
       </w:r>
       <w:r>
         <w:rPr>
+          <w:lang w:val="ar_AE" w:bidi="ar_AE"/>
+        </w:rPr>
+        <w:t>גַּ֖ם</w:t>
+      </w:r>
+    </w:p>
+    <w:p>
+      <w:pPr>
+        <w:bidi/>
+      </w:pPr>
+      <w:r>
+        <w:rPr>
+          <w:lang w:val="ar_AE" w:bidi="ar_AE"/>
+        </w:rPr>
+      </w:r>
+      <w:r>
+        <w:rPr>
           <w:b/>
           <w:lang w:val="ar_AE" w:bidi="ar_AE"/>
         </w:rPr>
@@ -59163,6 +64079,22 @@
       </w:r>
       <w:r>
         <w:rPr>
+          <w:lang w:val="ar_AE" w:bidi="ar_AE"/>
+        </w:rPr>
+        <w:t>לֹא־יָב֥וּזוּ לִֽ⁠י</w:t>
+      </w:r>
+    </w:p>
+    <w:p>
+      <w:pPr>
+        <w:bidi/>
+      </w:pPr>
+      <w:r>
+        <w:rPr>
+          <w:lang w:val="ar_AE" w:bidi="ar_AE"/>
+        </w:rPr>
+      </w:r>
+      <w:r>
+        <w:rPr>
           <w:b/>
           <w:lang w:val="ar_AE" w:bidi="ar_AE"/>
         </w:rPr>
@@ -59282,6 +64214,22 @@
       </w:r>
       <w:r>
         <w:rPr>
+          <w:lang w:val="ar_AE" w:bidi="ar_AE"/>
+        </w:rPr>
+        <w:t>אֶֽמְצָאֲ⁠ךָ֤ בַ⁠חוּץ֙ אֶשָׁ֣קְ⁠ךָ֔ גַּ֖ם לֹא־יָב֥וּזוּ לִֽ⁠י׃ אֶנְהָֽגֲ⁠ךָ֗ אֲבִֽיאֲ⁠ךָ֛ אֶל־בֵּ֥ית אִמִּ֖⁠י תְּלַמְּדֵ֑⁠נִי אַשְׁקְ⁠ךָ֙ מִ⁠יַּ֣יִן הָ⁠רֶ֔קַח מֵ⁠עֲסִ֖יס רִמֹּנִֽ⁠י</w:t>
+      </w:r>
+    </w:p>
+    <w:p>
+      <w:pPr>
+        <w:bidi/>
+      </w:pPr>
+      <w:r>
+        <w:rPr>
+          <w:lang w:val="ar_AE" w:bidi="ar_AE"/>
+        </w:rPr>
+      </w:r>
+      <w:r>
+        <w:rPr>
           <w:b/>
           <w:lang w:val="ar_AE" w:bidi="ar_AE"/>
         </w:rPr>
@@ -59414,6 +64362,22 @@
       </w:r>
       <w:r>
         <w:rPr>
+          <w:lang w:val="ar_AE" w:bidi="ar_AE"/>
+        </w:rPr>
+        <w:t>אֲבִֽיאֲ⁠ךָ֛ אֶל־בֵּ֥ית אִמִּ֖⁠י</w:t>
+      </w:r>
+    </w:p>
+    <w:p>
+      <w:pPr>
+        <w:bidi/>
+      </w:pPr>
+      <w:r>
+        <w:rPr>
+          <w:lang w:val="ar_AE" w:bidi="ar_AE"/>
+        </w:rPr>
+      </w:r>
+      <w:r>
+        <w:rPr>
           <w:b/>
           <w:lang w:val="ar_AE" w:bidi="ar_AE"/>
         </w:rPr>
@@ -59468,7 +64432,7 @@
         </w:rPr>
         <w:t xml:space="preserve"> في </w:t>
       </w:r>
-      <w:hyperlink r:id="rId30">
+      <w:hyperlink r:id="rId32">
         <w:r>
           <w:rPr>
             <w:lang w:val="ar_AE" w:bidi="ar_AE"/>
@@ -59557,6 +64521,22 @@
       </w:r>
       <w:r>
         <w:rPr>
+          <w:lang w:val="ar_AE" w:bidi="ar_AE"/>
+        </w:rPr>
+        <w:t>אֲבִֽיאֲ⁠ךָ֛ אֶל־בֵּ֥ית אִמִּ֖⁠י תְּלַמְּדֵ֑⁠נִי</w:t>
+      </w:r>
+    </w:p>
+    <w:p>
+      <w:pPr>
+        <w:bidi/>
+      </w:pPr>
+      <w:r>
+        <w:rPr>
+          <w:lang w:val="ar_AE" w:bidi="ar_AE"/>
+        </w:rPr>
+      </w:r>
+      <w:r>
+        <w:rPr>
           <w:b/>
           <w:lang w:val="ar_AE" w:bidi="ar_AE"/>
         </w:rPr>
@@ -59627,6 +64607,22 @@
       </w:r>
       <w:r>
         <w:rPr>
+          <w:lang w:val="ar_AE" w:bidi="ar_AE"/>
+        </w:rPr>
+        <w:t>אַשְׁקְ⁠ךָ֙ מִ⁠יַּ֣יִן הָ⁠רֶ֔קַח</w:t>
+      </w:r>
+    </w:p>
+    <w:p>
+      <w:pPr>
+        <w:bidi/>
+      </w:pPr>
+      <w:r>
+        <w:rPr>
+          <w:lang w:val="ar_AE" w:bidi="ar_AE"/>
+        </w:rPr>
+      </w:r>
+      <w:r>
+        <w:rPr>
           <w:b/>
           <w:lang w:val="ar_AE" w:bidi="ar_AE"/>
         </w:rPr>
@@ -59793,7 +64789,7 @@
         </w:rPr>
         <w:t xml:space="preserve">" في </w:t>
       </w:r>
-      <w:hyperlink r:id="rId70">
+      <w:hyperlink r:id="rId72">
         <w:r>
           <w:rPr>
             <w:lang w:val="ar_AE" w:bidi="ar_AE"/>
@@ -59882,6 +64878,22 @@
       </w:r>
       <w:r>
         <w:rPr>
+          <w:lang w:val="ar_AE" w:bidi="ar_AE"/>
+        </w:rPr>
+        <w:t>אַשְׁקְ⁠ךָ֙ מִ⁠יַּ֣יִן הָ⁠רֶ֔קַח מֵ⁠עֲסִ֖יס רִמֹּנִֽ⁠י</w:t>
+      </w:r>
+    </w:p>
+    <w:p>
+      <w:pPr>
+        <w:bidi/>
+      </w:pPr>
+      <w:r>
+        <w:rPr>
+          <w:lang w:val="ar_AE" w:bidi="ar_AE"/>
+        </w:rPr>
+      </w:r>
+      <w:r>
+        <w:rPr>
           <w:b/>
           <w:lang w:val="ar_AE" w:bidi="ar_AE"/>
         </w:rPr>
@@ -60021,6 +65033,22 @@
       </w:r>
       <w:r>
         <w:rPr>
+          <w:lang w:val="ar_AE" w:bidi="ar_AE"/>
+        </w:rPr>
+        <w:t>מֵ⁠עֲסִ֖יס רִמֹּנִֽ⁠י</w:t>
+      </w:r>
+    </w:p>
+    <w:p>
+      <w:pPr>
+        <w:bidi/>
+      </w:pPr>
+      <w:r>
+        <w:rPr>
+          <w:lang w:val="ar_AE" w:bidi="ar_AE"/>
+        </w:rPr>
+      </w:r>
+      <w:r>
+        <w:rPr>
           <w:b/>
           <w:lang w:val="ar_AE" w:bidi="ar_AE"/>
         </w:rPr>
@@ -60175,7 +65203,7 @@
         </w:rPr>
         <w:t xml:space="preserve">تتطابق هذه الآية مع </w:t>
       </w:r>
-      <w:hyperlink r:id="rId71">
+      <w:hyperlink r:id="rId73">
         <w:r>
           <w:rPr>
             <w:lang w:val="ar_AE" w:bidi="ar_AE"/>
@@ -60193,7 +65221,7 @@
         </w:rPr>
         <w:t xml:space="preserve">. قم بترجمة هذه الآية بنفس الطريقة التي تمت بها ترجمة </w:t>
       </w:r>
-      <w:hyperlink r:id="rId71">
+      <w:hyperlink r:id="rId73">
         <w:r>
           <w:rPr>
             <w:lang w:val="ar_AE" w:bidi="ar_AE"/>
@@ -60329,7 +65357,7 @@
         </w:rPr>
         <w:t xml:space="preserve">"، فإن هذه الآية تكاد تكون مطابقة لما ورد في </w:t>
       </w:r>
-      <w:hyperlink r:id="rId26">
+      <w:hyperlink r:id="rId28">
         <w:r>
           <w:rPr>
             <w:lang w:val="ar_AE" w:bidi="ar_AE"/>
@@ -60347,7 +65375,7 @@
         </w:rPr>
         <w:t xml:space="preserve">. عليك ترجمة هذه الآية بطريقة مشابهة لترجمتك لـ </w:t>
       </w:r>
-      <w:hyperlink r:id="rId26">
+      <w:hyperlink r:id="rId28">
         <w:r>
           <w:rPr>
             <w:lang w:val="ar_AE" w:bidi="ar_AE"/>
@@ -60436,6 +65464,22 @@
       </w:r>
       <w:r>
         <w:rPr>
+          <w:lang w:val="ar_AE" w:bidi="ar_AE"/>
+        </w:rPr>
+        <w:t>מִ֣י זֹ֗את עֹלָה֙ מִן־הַ⁠מִּדְבָּ֔ר מִתְרַפֶּ֖קֶת עַל־דּוֹדָ֑⁠הּ</w:t>
+      </w:r>
+    </w:p>
+    <w:p>
+      <w:pPr>
+        <w:bidi/>
+      </w:pPr>
+      <w:r>
+        <w:rPr>
+          <w:lang w:val="ar_AE" w:bidi="ar_AE"/>
+        </w:rPr>
+      </w:r>
+      <w:r>
+        <w:rPr>
           <w:b/>
           <w:lang w:val="ar_AE" w:bidi="ar_AE"/>
         </w:rPr>
@@ -60780,6 +65824,22 @@
       </w:r>
       <w:r>
         <w:rPr>
+          <w:lang w:val="ar_AE" w:bidi="ar_AE"/>
+        </w:rPr>
+        <w:t>עֹלָה֙</w:t>
+      </w:r>
+    </w:p>
+    <w:p>
+      <w:pPr>
+        <w:bidi/>
+      </w:pPr>
+      <w:r>
+        <w:rPr>
+          <w:lang w:val="ar_AE" w:bidi="ar_AE"/>
+        </w:rPr>
+      </w:r>
+      <w:r>
+        <w:rPr>
           <w:b/>
           <w:lang w:val="ar_AE" w:bidi="ar_AE"/>
         </w:rPr>
@@ -60946,7 +66006,7 @@
         </w:rPr>
         <w:t xml:space="preserve"> في </w:t>
       </w:r>
-      <w:hyperlink r:id="rId24">
+      <w:hyperlink r:id="rId26">
         <w:r>
           <w:rPr>
             <w:lang w:val="ar_AE" w:bidi="ar_AE"/>
@@ -61035,6 +66095,22 @@
       </w:r>
       <w:r>
         <w:rPr>
+          <w:lang w:val="ar_AE" w:bidi="ar_AE"/>
+        </w:rPr>
+        <w:t>חִבְּלַ֣תְ⁠ךָ</w:t>
+      </w:r>
+    </w:p>
+    <w:p>
+      <w:pPr>
+        <w:bidi/>
+      </w:pPr>
+      <w:r>
+        <w:rPr>
+          <w:lang w:val="ar_AE" w:bidi="ar_AE"/>
+        </w:rPr>
+      </w:r>
+      <w:r>
+        <w:rPr>
           <w:b/>
           <w:lang w:val="ar_AE" w:bidi="ar_AE"/>
         </w:rPr>
@@ -61132,6 +66208,22 @@
       </w:r>
       <w:r>
         <w:rPr>
+          <w:lang w:val="ar_AE" w:bidi="ar_AE"/>
+        </w:rPr>
+        <w:t>תַּ֤חַת הַ⁠תַּפּ֨וּחַ֙ עֽוֹרַרְתִּ֔י⁠ךָ שָׁ֚מָּ⁠ה חִבְּלַ֣תְ⁠ךָ אִמֶּ֔⁠ךָ שָׁ֖מָּ⁠ה חִבְּלָ֥ה יְלָדַֽתְ⁠ךָ׃ שִׂימֵ֨⁠נִי כַֽ⁠חוֹתָ֜ם עַל־לִבֶּ֗⁠ךָ כַּֽ⁠חוֹתָם֙ עַל־זְרוֹעֶ֔⁠ךָ כִּֽי־עַזָּ֤ה כַ⁠מָּ֨וֶת֙ אַהֲבָ֔ה קָשָׁ֥ה כִ⁠שְׁא֖וֹל קִנְאָ֑ה רְשָׁפֶ֕י⁠הָ רִשְׁפֵּ֕י אֵ֖שׁ שַׁלְהֶ֥בֶתְ יָֽה׃ מַ֣יִם רַבִּ֗ים לֹ֤א יֽוּכְלוּ֙ לְ⁠כַבּ֣וֹת אֶת־הָֽ⁠אַהֲבָ֔ה וּ⁠נְהָר֖וֹת לֹ֣א יִשְׁטְפ֑וּ⁠הָ אִם־יִתֵּ֨ן אִ֜ישׁ אֶת־כָּל־ה֤וֹן בֵּית⁠וֹ֙ בָּ⁠אַהֲבָ֔ה בּ֖וֹז יָב֥וּזוּ לֽ⁠וֹ</w:t>
+      </w:r>
+    </w:p>
+    <w:p>
+      <w:pPr>
+        <w:bidi/>
+      </w:pPr>
+      <w:r>
+        <w:rPr>
+          <w:lang w:val="ar_AE" w:bidi="ar_AE"/>
+        </w:rPr>
+      </w:r>
+      <w:r>
+        <w:rPr>
           <w:b/>
           <w:lang w:val="ar_AE" w:bidi="ar_AE"/>
         </w:rPr>
@@ -61462,6 +66554,22 @@
       </w:r>
       <w:r>
         <w:rPr>
+          <w:lang w:val="ar_AE" w:bidi="ar_AE"/>
+        </w:rPr>
+        <w:t>כַּֽ⁠חוֹתָם֙ עַל־זְרוֹעֶ֔⁠ךָ</w:t>
+      </w:r>
+    </w:p>
+    <w:p>
+      <w:pPr>
+        <w:bidi/>
+      </w:pPr>
+      <w:r>
+        <w:rPr>
+          <w:lang w:val="ar_AE" w:bidi="ar_AE"/>
+        </w:rPr>
+      </w:r>
+      <w:r>
+        <w:rPr>
           <w:b/>
           <w:lang w:val="ar_AE" w:bidi="ar_AE"/>
         </w:rPr>
@@ -61594,6 +66702,22 @@
       </w:r>
       <w:r>
         <w:rPr>
+          <w:lang w:val="ar_AE" w:bidi="ar_AE"/>
+        </w:rPr>
+        <w:t>כַּֽ⁠חוֹתָם֙ עַל־זְרוֹעֶ֔⁠ךָ</w:t>
+      </w:r>
+    </w:p>
+    <w:p>
+      <w:pPr>
+        <w:bidi/>
+      </w:pPr>
+      <w:r>
+        <w:rPr>
+          <w:lang w:val="ar_AE" w:bidi="ar_AE"/>
+        </w:rPr>
+      </w:r>
+      <w:r>
+        <w:rPr>
           <w:b/>
           <w:lang w:val="ar_AE" w:bidi="ar_AE"/>
         </w:rPr>
@@ -61995,6 +67119,22 @@
       </w:r>
       <w:r>
         <w:rPr>
+          <w:lang w:val="ar_AE" w:bidi="ar_AE"/>
+        </w:rPr>
+        <w:t>קָשָׁ֥ה כִ⁠שְׁא֖וֹל קִנְאָ֑ה</w:t>
+      </w:r>
+    </w:p>
+    <w:p>
+      <w:pPr>
+        <w:bidi/>
+      </w:pPr>
+      <w:r>
+        <w:rPr>
+          <w:lang w:val="ar_AE" w:bidi="ar_AE"/>
+        </w:rPr>
+      </w:r>
+      <w:r>
+        <w:rPr>
           <w:b/>
           <w:lang w:val="ar_AE" w:bidi="ar_AE"/>
         </w:rPr>
@@ -62219,6 +67359,22 @@
       </w:r>
       <w:r>
         <w:rPr>
+          <w:lang w:val="ar_AE" w:bidi="ar_AE"/>
+        </w:rPr>
+        <w:t>כִ⁠שְׁא֖וֹל</w:t>
+      </w:r>
+    </w:p>
+    <w:p>
+      <w:pPr>
+        <w:bidi/>
+      </w:pPr>
+      <w:r>
+        <w:rPr>
+          <w:lang w:val="ar_AE" w:bidi="ar_AE"/>
+        </w:rPr>
+      </w:r>
+      <w:r>
+        <w:rPr>
           <w:b/>
           <w:lang w:val="ar_AE" w:bidi="ar_AE"/>
         </w:rPr>
@@ -62364,6 +67520,22 @@
       </w:r>
       <w:r>
         <w:rPr>
+          <w:lang w:val="ar_AE" w:bidi="ar_AE"/>
+        </w:rPr>
+        <w:t>רְשָׁפֶ֕י⁠הָ רִשְׁפֵּ֕י אֵ֖שׁ שַׁלְהֶ֥בֶתְ יָֽה</w:t>
+      </w:r>
+    </w:p>
+    <w:p>
+      <w:pPr>
+        <w:bidi/>
+      </w:pPr>
+      <w:r>
+        <w:rPr>
+          <w:lang w:val="ar_AE" w:bidi="ar_AE"/>
+        </w:rPr>
+      </w:r>
+      <w:r>
+        <w:rPr>
           <w:b/>
           <w:lang w:val="ar_AE" w:bidi="ar_AE"/>
         </w:rPr>
@@ -62628,6 +67800,22 @@
       </w:r>
       <w:r>
         <w:rPr>
+          <w:lang w:val="ar_AE" w:bidi="ar_AE"/>
+        </w:rPr>
+        <w:t>מַ֣יִם רַבִּ֗ים לֹ֤א יֽוּכְלוּ֙ לְ⁠כַבּ֣וֹת אֶת־הָֽ⁠אַהֲבָ֔ה וּ⁠נְהָר֖וֹת לֹ֣א יִשְׁטְפ֑וּ⁠הָ</w:t>
+      </w:r>
+    </w:p>
+    <w:p>
+      <w:pPr>
+        <w:bidi/>
+      </w:pPr>
+      <w:r>
+        <w:rPr>
+          <w:lang w:val="ar_AE" w:bidi="ar_AE"/>
+        </w:rPr>
+      </w:r>
+      <w:r>
+        <w:rPr>
           <w:b/>
           <w:lang w:val="ar_AE" w:bidi="ar_AE"/>
         </w:rPr>
@@ -62786,6 +67974,22 @@
       </w:r>
       <w:r>
         <w:rPr>
+          <w:lang w:val="ar_AE" w:bidi="ar_AE"/>
+        </w:rPr>
+        <w:t>מַ֣יִם רַבִּ֗ים לֹ֤א יֽוּכְלוּ֙ לְ⁠כַבּ֣וֹת אֶת־הָֽ⁠אַהֲבָ֔ה וּ⁠נְהָר֖וֹת לֹ֣א יִשְׁטְפ֑וּ⁠הָ</w:t>
+      </w:r>
+    </w:p>
+    <w:p>
+      <w:pPr>
+        <w:bidi/>
+      </w:pPr>
+      <w:r>
+        <w:rPr>
+          <w:lang w:val="ar_AE" w:bidi="ar_AE"/>
+        </w:rPr>
+      </w:r>
+      <w:r>
+        <w:rPr>
           <w:b/>
           <w:lang w:val="ar_AE" w:bidi="ar_AE"/>
         </w:rPr>
@@ -62975,6 +68179,22 @@
       </w:r>
       <w:r>
         <w:rPr>
+          <w:lang w:val="ar_AE" w:bidi="ar_AE"/>
+        </w:rPr>
+        <w:t>אִם־יִתֵּ֨ן אִ֜ישׁ אֶת־כָּל־ה֤וֹן בֵּית⁠וֹ֙ בָּ⁠אַהֲבָ֔ה בּ֖וֹז יָב֥וּזוּ לֽ⁠וֹ</w:t>
+      </w:r>
+    </w:p>
+    <w:p>
+      <w:pPr>
+        <w:bidi/>
+      </w:pPr>
+      <w:r>
+        <w:rPr>
+          <w:lang w:val="ar_AE" w:bidi="ar_AE"/>
+        </w:rPr>
+      </w:r>
+      <w:r>
+        <w:rPr>
           <w:b/>
           <w:lang w:val="ar_AE" w:bidi="ar_AE"/>
         </w:rPr>
@@ -63081,6 +68301,22 @@
       </w:r>
       <w:r>
         <w:rPr>
+          <w:lang w:val="ar_AE" w:bidi="ar_AE"/>
+        </w:rPr>
+        <w:t>בָּ⁠אַהֲבָ֔ה</w:t>
+      </w:r>
+    </w:p>
+    <w:p>
+      <w:pPr>
+        <w:bidi/>
+      </w:pPr>
+      <w:r>
+        <w:rPr>
+          <w:lang w:val="ar_AE" w:bidi="ar_AE"/>
+        </w:rPr>
+      </w:r>
+      <w:r>
+        <w:rPr>
           <w:b/>
           <w:lang w:val="ar_AE" w:bidi="ar_AE"/>
         </w:rPr>
@@ -63165,6 +68401,22 @@
       </w:r>
       <w:r>
         <w:rPr>
+          <w:lang w:val="ar_AE" w:bidi="ar_AE"/>
+        </w:rPr>
+        <w:t>לֽ⁠וֹ</w:t>
+      </w:r>
+    </w:p>
+    <w:p>
+      <w:pPr>
+        <w:bidi/>
+      </w:pPr>
+      <w:r>
+        <w:rPr>
+          <w:lang w:val="ar_AE" w:bidi="ar_AE"/>
+        </w:rPr>
+      </w:r>
+      <w:r>
+        <w:rPr>
           <w:b/>
           <w:lang w:val="ar_AE" w:bidi="ar_AE"/>
         </w:rPr>
@@ -63317,6 +68569,22 @@
       </w:r>
       <w:r>
         <w:rPr>
+          <w:lang w:val="ar_AE" w:bidi="ar_AE"/>
+        </w:rPr>
+        <w:t>קְטַנָּ֔ה</w:t>
+      </w:r>
+    </w:p>
+    <w:p>
+      <w:pPr>
+        <w:bidi/>
+      </w:pPr>
+      <w:r>
+        <w:rPr>
+          <w:lang w:val="ar_AE" w:bidi="ar_AE"/>
+        </w:rPr>
+      </w:r>
+      <w:r>
+        <w:rPr>
           <w:b/>
           <w:lang w:val="ar_AE" w:bidi="ar_AE"/>
         </w:rPr>
@@ -63436,6 +68704,22 @@
       </w:r>
       <w:r>
         <w:rPr>
+          <w:lang w:val="ar_AE" w:bidi="ar_AE"/>
+        </w:rPr>
+        <w:t>וְ⁠שָׁדַ֖יִם אֵ֣ין לָ֑⁠הּ</w:t>
+      </w:r>
+    </w:p>
+    <w:p>
+      <w:pPr>
+        <w:bidi/>
+      </w:pPr>
+      <w:r>
+        <w:rPr>
+          <w:lang w:val="ar_AE" w:bidi="ar_AE"/>
+        </w:rPr>
+      </w:r>
+      <w:r>
+        <w:rPr>
           <w:b/>
           <w:lang w:val="ar_AE" w:bidi="ar_AE"/>
         </w:rPr>
@@ -63793,6 +69077,22 @@
       </w:r>
       <w:r>
         <w:rPr>
+          <w:lang w:val="ar_AE" w:bidi="ar_AE"/>
+        </w:rPr>
+        <w:t>שֶׁ⁠יְּדֻבַּר־בָּֽ⁠הּ</w:t>
+      </w:r>
+    </w:p>
+    <w:p>
+      <w:pPr>
+        <w:bidi/>
+      </w:pPr>
+      <w:r>
+        <w:rPr>
+          <w:lang w:val="ar_AE" w:bidi="ar_AE"/>
+        </w:rPr>
+      </w:r>
+      <w:r>
+        <w:rPr>
           <w:b/>
           <w:lang w:val="ar_AE" w:bidi="ar_AE"/>
         </w:rPr>
@@ -64032,6 +69332,22 @@
         <w:rPr>
           <w:lang w:val="ar_AE" w:bidi="ar_AE"/>
         </w:rPr>
+      </w:r>
+    </w:p>
+    <w:p>
+      <w:pPr>
+        <w:bidi/>
+      </w:pPr>
+      <w:r>
+        <w:rPr>
+          <w:lang w:val="ar_AE" w:bidi="ar_AE"/>
+        </w:rPr>
+      </w:r>
+      <w:r>
+        <w:rPr>
+          <w:lang w:val="ar_AE" w:bidi="ar_AE"/>
+        </w:rPr>
+        <w:t>וְ⁠אִם־דֶּ֣לֶת הִ֔יא נָצ֥וּר עָלֶ֖י⁠הָ ל֥וּחַ אָֽרֶז</w:t>
       </w:r>
     </w:p>
     <w:p>
@@ -64368,6 +69684,22 @@
       </w:r>
       <w:r>
         <w:rPr>
+          <w:lang w:val="ar_AE" w:bidi="ar_AE"/>
+        </w:rPr>
+        <w:t>אֲנִ֣י חוֹמָ֔ה וְ⁠שָׁדַ֖⁠י כַּ⁠מִּגְדָּל֑וֹת אָ֛ז הָיִ֥יתִי בְ⁠עֵינָ֖י⁠ו כְּ⁠מוֹצְאֵ֥ת שָׁלֽוֹם</w:t>
+      </w:r>
+    </w:p>
+    <w:p>
+      <w:pPr>
+        <w:bidi/>
+      </w:pPr>
+      <w:r>
+        <w:rPr>
+          <w:lang w:val="ar_AE" w:bidi="ar_AE"/>
+        </w:rPr>
+      </w:r>
+      <w:r>
+        <w:rPr>
           <w:b/>
           <w:lang w:val="ar_AE" w:bidi="ar_AE"/>
         </w:rPr>
@@ -64474,6 +69806,22 @@
       </w:r>
       <w:r>
         <w:rPr>
+          <w:lang w:val="ar_AE" w:bidi="ar_AE"/>
+        </w:rPr>
+        <w:t>אֲנִ֣י חוֹמָ֔ה</w:t>
+      </w:r>
+    </w:p>
+    <w:p>
+      <w:pPr>
+        <w:bidi/>
+      </w:pPr>
+      <w:r>
+        <w:rPr>
+          <w:lang w:val="ar_AE" w:bidi="ar_AE"/>
+        </w:rPr>
+      </w:r>
+      <w:r>
+        <w:rPr>
           <w:b/>
           <w:lang w:val="ar_AE" w:bidi="ar_AE"/>
         </w:rPr>
@@ -64579,6 +69927,22 @@
       </w:r>
       <w:r>
         <w:rPr>
+          <w:lang w:val="ar_AE" w:bidi="ar_AE"/>
+        </w:rPr>
+        <w:t>וְ⁠שָׁדַ֖⁠י</w:t>
+      </w:r>
+    </w:p>
+    <w:p>
+      <w:pPr>
+        <w:bidi/>
+      </w:pPr>
+      <w:r>
+        <w:rPr>
+          <w:lang w:val="ar_AE" w:bidi="ar_AE"/>
+        </w:rPr>
+      </w:r>
+      <w:r>
+        <w:rPr>
           <w:b/>
           <w:lang w:val="ar_AE" w:bidi="ar_AE"/>
         </w:rPr>
@@ -64782,6 +70146,22 @@
       </w:r>
       <w:r>
         <w:rPr>
+          <w:lang w:val="ar_AE" w:bidi="ar_AE"/>
+        </w:rPr>
+        <w:t>אָ֛ז</w:t>
+      </w:r>
+    </w:p>
+    <w:p>
+      <w:pPr>
+        <w:bidi/>
+      </w:pPr>
+      <w:r>
+        <w:rPr>
+          <w:lang w:val="ar_AE" w:bidi="ar_AE"/>
+        </w:rPr>
+      </w:r>
+      <w:r>
+        <w:rPr>
           <w:b/>
           <w:lang w:val="ar_AE" w:bidi="ar_AE"/>
         </w:rPr>
@@ -64888,6 +70268,22 @@
       </w:r>
       <w:r>
         <w:rPr>
+          <w:lang w:val="ar_AE" w:bidi="ar_AE"/>
+        </w:rPr>
+        <w:t>הָיִ֥יתִי בְ⁠עֵינָ֖י⁠ו</w:t>
+      </w:r>
+    </w:p>
+    <w:p>
+      <w:pPr>
+        <w:bidi/>
+      </w:pPr>
+      <w:r>
+        <w:rPr>
+          <w:lang w:val="ar_AE" w:bidi="ar_AE"/>
+        </w:rPr>
+      </w:r>
+      <w:r>
+        <w:rPr>
           <w:b/>
           <w:lang w:val="ar_AE" w:bidi="ar_AE"/>
         </w:rPr>
@@ -65007,6 +70403,22 @@
       </w:r>
       <w:r>
         <w:rPr>
+          <w:lang w:val="ar_AE" w:bidi="ar_AE"/>
+        </w:rPr>
+        <w:t>כְּ⁠מוֹצְאֵ֥ת</w:t>
+      </w:r>
+    </w:p>
+    <w:p>
+      <w:pPr>
+        <w:bidi/>
+      </w:pPr>
+      <w:r>
+        <w:rPr>
+          <w:lang w:val="ar_AE" w:bidi="ar_AE"/>
+        </w:rPr>
+      </w:r>
+      <w:r>
+        <w:rPr>
           <w:b/>
           <w:lang w:val="ar_AE" w:bidi="ar_AE"/>
         </w:rPr>
@@ -65104,6 +70516,22 @@
       </w:r>
       <w:r>
         <w:rPr>
+          <w:lang w:val="ar_AE" w:bidi="ar_AE"/>
+        </w:rPr>
+        <w:t>הָיִ֥יתִי בְ⁠עֵינָ֖י⁠ו כְּ⁠מוֹצְאֵ֥ת שָׁלֽוֹם</w:t>
+      </w:r>
+    </w:p>
+    <w:p>
+      <w:pPr>
+        <w:bidi/>
+      </w:pPr>
+      <w:r>
+        <w:rPr>
+          <w:lang w:val="ar_AE" w:bidi="ar_AE"/>
+        </w:rPr>
+      </w:r>
+      <w:r>
+        <w:rPr>
           <w:b/>
           <w:lang w:val="ar_AE" w:bidi="ar_AE"/>
         </w:rPr>
@@ -65342,6 +70770,22 @@
       </w:r>
       <w:r>
         <w:rPr>
+          <w:lang w:val="ar_AE" w:bidi="ar_AE"/>
+        </w:rPr>
+        <w:t>לַ⁠נֹּטְרִ֑ים</w:t>
+      </w:r>
+    </w:p>
+    <w:p>
+      <w:pPr>
+        <w:bidi/>
+      </w:pPr>
+      <w:r>
+        <w:rPr>
+          <w:lang w:val="ar_AE" w:bidi="ar_AE"/>
+        </w:rPr>
+      </w:r>
+      <w:r>
+        <w:rPr>
           <w:b/>
           <w:lang w:val="ar_AE" w:bidi="ar_AE"/>
         </w:rPr>
@@ -65487,6 +70931,22 @@
       </w:r>
       <w:r>
         <w:rPr>
+          <w:lang w:val="ar_AE" w:bidi="ar_AE"/>
+        </w:rPr>
+        <w:t>נָתַ֥ן אֶת־הַ⁠כֶּ֖רֶם לַ⁠נֹּטְרִ֑ים</w:t>
+      </w:r>
+    </w:p>
+    <w:p>
+      <w:pPr>
+        <w:bidi/>
+      </w:pPr>
+      <w:r>
+        <w:rPr>
+          <w:lang w:val="ar_AE" w:bidi="ar_AE"/>
+        </w:rPr>
+      </w:r>
+      <w:r>
+        <w:rPr>
           <w:b/>
           <w:lang w:val="ar_AE" w:bidi="ar_AE"/>
         </w:rPr>
@@ -65571,6 +71031,22 @@
       </w:r>
       <w:r>
         <w:rPr>
+          <w:lang w:val="ar_AE" w:bidi="ar_AE"/>
+        </w:rPr>
+        <w:t>אִ֛ישׁ יָבִ֥א בְּ⁠פִרְי֖⁠וֹ אֶ֥לֶף כָּֽסֶף</w:t>
+      </w:r>
+    </w:p>
+    <w:p>
+      <w:pPr>
+        <w:bidi/>
+      </w:pPr>
+      <w:r>
+        <w:rPr>
+          <w:lang w:val="ar_AE" w:bidi="ar_AE"/>
+        </w:rPr>
+      </w:r>
+      <w:r>
+        <w:rPr>
           <w:b/>
           <w:lang w:val="ar_AE" w:bidi="ar_AE"/>
         </w:rPr>
@@ -65703,6 +71179,22 @@
       </w:r>
       <w:r>
         <w:rPr>
+          <w:lang w:val="ar_AE" w:bidi="ar_AE"/>
+        </w:rPr>
+        <w:t>אֶ֥לֶף כָּֽסֶף</w:t>
+      </w:r>
+    </w:p>
+    <w:p>
+      <w:pPr>
+        <w:bidi/>
+      </w:pPr>
+      <w:r>
+        <w:rPr>
+          <w:lang w:val="ar_AE" w:bidi="ar_AE"/>
+        </w:rPr>
+      </w:r>
+      <w:r>
+        <w:rPr>
           <w:b/>
           <w:lang w:val="ar_AE" w:bidi="ar_AE"/>
         </w:rPr>
@@ -65809,6 +71301,22 @@
       </w:r>
       <w:r>
         <w:rPr>
+          <w:lang w:val="ar_AE" w:bidi="ar_AE"/>
+        </w:rPr>
+        <w:t>כֶּ֣רֶם הָיָ֤ה לִ⁠שְׁלֹמֹה֙ בְּ⁠בַ֣עַל הָמ֔וֹן נָתַ֥ן אֶת־הַ⁠כֶּ֖רֶם לַ⁠נֹּטְרִ֑ים אִ֛ישׁ יָבִ֥א בְּ⁠פִרְי֖⁠וֹ אֶ֥לֶף כָּֽסֶף׃ כָּרְמִ֥⁠י שֶׁ⁠לִּ֖⁠י לְ⁠פָנָ֑⁠י הָ⁠אֶ֤לֶף לְ⁠ךָ֙ שְׁלֹמֹ֔ה וּ⁠מָאתַ֖יִם לְ⁠נֹטְרִ֥ים אֶת־פִּרְיֽ⁠וֹ</w:t>
+      </w:r>
+    </w:p>
+    <w:p>
+      <w:pPr>
+        <w:bidi/>
+      </w:pPr>
+      <w:r>
+        <w:rPr>
+          <w:lang w:val="ar_AE" w:bidi="ar_AE"/>
+        </w:rPr>
+      </w:r>
+      <w:r>
+        <w:rPr>
           <w:b/>
           <w:lang w:val="ar_AE" w:bidi="ar_AE"/>
         </w:rPr>
@@ -65915,6 +71423,22 @@
       </w:r>
       <w:r>
         <w:rPr>
+          <w:lang w:val="ar_AE" w:bidi="ar_AE"/>
+        </w:rPr>
+        <w:t>כָּרְמִ֥⁠י</w:t>
+      </w:r>
+    </w:p>
+    <w:p>
+      <w:pPr>
+        <w:bidi/>
+      </w:pPr>
+      <w:r>
+        <w:rPr>
+          <w:lang w:val="ar_AE" w:bidi="ar_AE"/>
+        </w:rPr>
+      </w:r>
+      <w:r>
+        <w:rPr>
           <w:b/>
           <w:lang w:val="ar_AE" w:bidi="ar_AE"/>
         </w:rPr>
@@ -65963,7 +71487,7 @@
         </w:rPr>
         <w:t xml:space="preserve"> هنا استعارة (انظر القسم في </w:t>
       </w:r>
-      <w:hyperlink r:id="rId68">
+      <w:hyperlink r:id="rId70">
         <w:r>
           <w:rPr>
             <w:lang w:val="ar_AE" w:bidi="ar_AE"/>
@@ -66007,7 +71531,7 @@
         </w:rPr>
         <w:t xml:space="preserve">، كما فعلت في </w:t>
       </w:r>
-      <w:hyperlink r:id="rId72">
+      <w:hyperlink r:id="rId74">
         <w:r>
           <w:rPr>
             <w:lang w:val="ar_AE" w:bidi="ar_AE"/>
@@ -66109,6 +71633,22 @@
       </w:r>
       <w:r>
         <w:rPr>
+          <w:lang w:val="ar_AE" w:bidi="ar_AE"/>
+        </w:rPr>
+        <w:t>לְ⁠פָנָ֑⁠י</w:t>
+      </w:r>
+    </w:p>
+    <w:p>
+      <w:pPr>
+        <w:bidi/>
+      </w:pPr>
+      <w:r>
+        <w:rPr>
+          <w:lang w:val="ar_AE" w:bidi="ar_AE"/>
+        </w:rPr>
+      </w:r>
+      <w:r>
+        <w:rPr>
           <w:b/>
           <w:lang w:val="ar_AE" w:bidi="ar_AE"/>
         </w:rPr>
@@ -66228,6 +71768,22 @@
       </w:r>
       <w:r>
         <w:rPr>
+          <w:lang w:val="ar_AE" w:bidi="ar_AE"/>
+        </w:rPr>
+        <w:t>הָ⁠אֶ֤לֶף לְ⁠ךָ֙ שְׁלֹמֹ֔ה וּ⁠מָאתַ֖יִם לְ⁠נֹטְרִ֥ים אֶת־פִּרְיֽ⁠וֹ</w:t>
+      </w:r>
+    </w:p>
+    <w:p>
+      <w:pPr>
+        <w:bidi/>
+      </w:pPr>
+      <w:r>
+        <w:rPr>
+          <w:lang w:val="ar_AE" w:bidi="ar_AE"/>
+        </w:rPr>
+      </w:r>
+      <w:r>
+        <w:rPr>
           <w:b/>
           <w:lang w:val="ar_AE" w:bidi="ar_AE"/>
         </w:rPr>
@@ -66386,6 +71942,22 @@
       </w:r>
       <w:r>
         <w:rPr>
+          <w:lang w:val="ar_AE" w:bidi="ar_AE"/>
+        </w:rPr>
+        <w:t>הָ⁠אֶ֤לֶף לְ⁠ךָ֙ שְׁלֹמֹ֔ה</w:t>
+      </w:r>
+    </w:p>
+    <w:p>
+      <w:pPr>
+        <w:bidi/>
+      </w:pPr>
+      <w:r>
+        <w:rPr>
+          <w:lang w:val="ar_AE" w:bidi="ar_AE"/>
+        </w:rPr>
+      </w:r>
+      <w:r>
+        <w:rPr>
           <w:b/>
           <w:lang w:val="ar_AE" w:bidi="ar_AE"/>
         </w:rPr>
@@ -66459,7 +72031,7 @@
         </w:rPr>
         <w:t xml:space="preserve"> (حتى وإن لم يكن سليمان) كتعبير عن المحبة، مشابهة للطريقة التي نادت بها الشخص الذي أحبته "الملك" في </w:t>
       </w:r>
-      <w:hyperlink r:id="rId17">
+      <w:hyperlink r:id="rId19">
         <w:r>
           <w:rPr>
             <w:lang w:val="ar_AE" w:bidi="ar_AE"/>
@@ -66548,6 +72120,22 @@
       </w:r>
       <w:r>
         <w:rPr>
+          <w:lang w:val="ar_AE" w:bidi="ar_AE"/>
+        </w:rPr>
+        <w:t>הַ⁠יוֹשֶׁ֣בֶת בַּ⁠גַּנִּ֗ים חֲבֵרִ֛ים מַקְשִׁיבִ֥ים לְ⁠קוֹלֵ֖⁠ךְ הַשְׁמִיעִֽי⁠נִי</w:t>
+      </w:r>
+    </w:p>
+    <w:p>
+      <w:pPr>
+        <w:bidi/>
+      </w:pPr>
+      <w:r>
+        <w:rPr>
+          <w:lang w:val="ar_AE" w:bidi="ar_AE"/>
+        </w:rPr>
+      </w:r>
+      <w:r>
+        <w:rPr>
           <w:b/>
           <w:lang w:val="ar_AE" w:bidi="ar_AE"/>
         </w:rPr>
@@ -66654,6 +72242,22 @@
       </w:r>
       <w:r>
         <w:rPr>
+          <w:lang w:val="ar_AE" w:bidi="ar_AE"/>
+        </w:rPr>
+        <w:t>חֲבֵרִ֛ים</w:t>
+      </w:r>
+    </w:p>
+    <w:p>
+      <w:pPr>
+        <w:bidi/>
+      </w:pPr>
+      <w:r>
+        <w:rPr>
+          <w:lang w:val="ar_AE" w:bidi="ar_AE"/>
+        </w:rPr>
+      </w:r>
+      <w:r>
+        <w:rPr>
           <w:b/>
           <w:lang w:val="ar_AE" w:bidi="ar_AE"/>
         </w:rPr>
@@ -66702,7 +72306,7 @@
         </w:rPr>
         <w:t xml:space="preserve">هنا بصيغة المذكر في اللغة الأصلية، وعلى الأرجح يشير إلى أصدقاء الرجل الذين كانوا رعاة وذُكروا في </w:t>
       </w:r>
-      <w:hyperlink r:id="rId32">
+      <w:hyperlink r:id="rId34">
         <w:r>
           <w:rPr>
             <w:lang w:val="ar_AE" w:bidi="ar_AE"/>
@@ -66746,7 +72350,7 @@
         </w:rPr>
         <w:t xml:space="preserve">في </w:t>
       </w:r>
-      <w:hyperlink r:id="rId32">
+      <w:hyperlink r:id="rId34">
         <w:r>
           <w:rPr>
             <w:lang w:val="ar_AE" w:bidi="ar_AE"/>
@@ -66813,6 +72417,22 @@
       </w:r>
       <w:r>
         <w:rPr>
+          <w:lang w:val="ar_AE" w:bidi="ar_AE"/>
+        </w:rPr>
+        <w:t>לְ⁠קוֹלֵ֖⁠ךְ</w:t>
+      </w:r>
+    </w:p>
+    <w:p>
+      <w:pPr>
+        <w:bidi/>
+      </w:pPr>
+      <w:r>
+        <w:rPr>
+          <w:lang w:val="ar_AE" w:bidi="ar_AE"/>
+        </w:rPr>
+      </w:r>
+      <w:r>
+        <w:rPr>
           <w:b/>
           <w:lang w:val="ar_AE" w:bidi="ar_AE"/>
         </w:rPr>
@@ -66919,6 +72539,22 @@
       </w:r>
       <w:r>
         <w:rPr>
+          <w:lang w:val="ar_AE" w:bidi="ar_AE"/>
+        </w:rPr>
+        <w:t>בְּרַ֣ח ׀ דּוֹדִ֗⁠י וּֽ⁠דְמֵה־לְ⁠ךָ֤ לִ⁠צְבִי֙ א֚וֹ לְ⁠עֹ֣פֶר הָֽ⁠אַיָּלִ֔ים עַ֖ל הָרֵ֥י בְשָׂמִֽים</w:t>
+      </w:r>
+    </w:p>
+    <w:p>
+      <w:pPr>
+        <w:bidi/>
+      </w:pPr>
+      <w:r>
+        <w:rPr>
+          <w:lang w:val="ar_AE" w:bidi="ar_AE"/>
+        </w:rPr>
+      </w:r>
+      <w:r>
+        <w:rPr>
           <w:b/>
           <w:lang w:val="ar_AE" w:bidi="ar_AE"/>
         </w:rPr>
@@ -67025,6 +72661,22 @@
       </w:r>
       <w:r>
         <w:rPr>
+          <w:lang w:val="ar_AE" w:bidi="ar_AE"/>
+        </w:rPr>
+        <w:t>בְּרַ֣ח</w:t>
+      </w:r>
+    </w:p>
+    <w:p>
+      <w:pPr>
+        <w:bidi/>
+      </w:pPr>
+      <w:r>
+        <w:rPr>
+          <w:lang w:val="ar_AE" w:bidi="ar_AE"/>
+        </w:rPr>
+      </w:r>
+      <w:r>
+        <w:rPr>
           <w:b/>
           <w:lang w:val="ar_AE" w:bidi="ar_AE"/>
         </w:rPr>
@@ -67144,6 +72796,22 @@
       </w:r>
       <w:r>
         <w:rPr>
+          <w:lang w:val="ar_AE" w:bidi="ar_AE"/>
+        </w:rPr>
+        <w:t>דּוֹדִ֗⁠י וּֽ⁠דְמֵה־לְ⁠ךָ֤ לִ⁠צְבִי֙ א֚וֹ לְ⁠עֹ֣פֶר הָֽ⁠אַיָּלִ֔ים</w:t>
+      </w:r>
+    </w:p>
+    <w:p>
+      <w:pPr>
+        <w:bidi/>
+      </w:pPr>
+      <w:r>
+        <w:rPr>
+          <w:lang w:val="ar_AE" w:bidi="ar_AE"/>
+        </w:rPr>
+      </w:r>
+      <w:r>
+        <w:rPr>
           <w:b/>
           <w:lang w:val="ar_AE" w:bidi="ar_AE"/>
         </w:rPr>
@@ -67191,7 +72859,7 @@
         </w:rPr>
         <w:t xml:space="preserve">" في </w:t>
       </w:r>
-      <w:hyperlink r:id="rId28">
+      <w:hyperlink r:id="rId30">
         <w:r>
           <w:rPr>
             <w:lang w:val="ar_AE" w:bidi="ar_AE"/>

--- a/arb/docx/22.content.docx
+++ b/arb/docx/22.content.docx
@@ -1316,6 +1316,22 @@
       </w:r>
       <w:r>
         <w:rPr>
+          <w:lang w:val="ar_AE" w:bidi="ar_AE"/>
+        </w:rPr>
+        <w:t>שִׁ֥יר הַ⁠שִּׁירִ֖ים אֲשֶׁ֥ר לִ⁠שְׁלֹמֹֽה</w:t>
+      </w:r>
+    </w:p>
+    <w:p>
+      <w:pPr>
+        <w:bidi/>
+      </w:pPr>
+      <w:r>
+        <w:rPr>
+          <w:lang w:val="ar_AE" w:bidi="ar_AE"/>
+        </w:rPr>
+      </w:r>
+      <w:r>
+        <w:rPr>
           <w:b/>
           <w:lang w:val="ar_AE" w:bidi="ar_AE"/>
         </w:rPr>
@@ -1408,6 +1424,22 @@
       </w:r>
       <w:r>
         <w:rPr>
+          <w:lang w:val="ar_AE" w:bidi="ar_AE"/>
+        </w:rPr>
+        <w:t>שִׁ֥יר הַ⁠שִּׁירִ֖ים</w:t>
+      </w:r>
+    </w:p>
+    <w:p>
+      <w:pPr>
+        <w:bidi/>
+      </w:pPr>
+      <w:r>
+        <w:rPr>
+          <w:lang w:val="ar_AE" w:bidi="ar_AE"/>
+        </w:rPr>
+      </w:r>
+      <w:r>
+        <w:rPr>
           <w:b/>
           <w:lang w:val="ar_AE" w:bidi="ar_AE"/>
         </w:rPr>
@@ -1539,6 +1571,22 @@
       </w:r>
       <w:r>
         <w:rPr>
+          <w:lang w:val="ar_AE" w:bidi="ar_AE"/>
+        </w:rPr>
+        <w:t>לִ⁠שְׁלֹמֹֽה</w:t>
+      </w:r>
+    </w:p>
+    <w:p>
+      <w:pPr>
+        <w:bidi/>
+      </w:pPr>
+      <w:r>
+        <w:rPr>
+          <w:lang w:val="ar_AE" w:bidi="ar_AE"/>
+        </w:rPr>
+      </w:r>
+      <w:r>
+        <w:rPr>
           <w:b/>
           <w:lang w:val="ar_AE" w:bidi="ar_AE"/>
         </w:rPr>
@@ -1714,6 +1762,22 @@
       </w:r>
       <w:r>
         <w:rPr>
+          <w:lang w:val="ar_AE" w:bidi="ar_AE"/>
+        </w:rPr>
+        <w:t>דֹּדֶ֖י⁠ךָ</w:t>
+      </w:r>
+    </w:p>
+    <w:p>
+      <w:pPr>
+        <w:bidi/>
+      </w:pPr>
+      <w:r>
+        <w:rPr>
+          <w:lang w:val="ar_AE" w:bidi="ar_AE"/>
+        </w:rPr>
+      </w:r>
+      <w:r>
+        <w:rPr>
           <w:b/>
           <w:lang w:val="ar_AE" w:bidi="ar_AE"/>
         </w:rPr>
@@ -1845,6 +1909,22 @@
       </w:r>
       <w:r>
         <w:rPr>
+          <w:lang w:val="ar_AE" w:bidi="ar_AE"/>
+        </w:rPr>
+        <w:t>טוֹבִ֥ים דֹּדֶ֖י⁠ךָ מִ⁠יָּֽיִן</w:t>
+      </w:r>
+    </w:p>
+    <w:p>
+      <w:pPr>
+        <w:bidi/>
+      </w:pPr>
+      <w:r>
+        <w:rPr>
+          <w:lang w:val="ar_AE" w:bidi="ar_AE"/>
+        </w:rPr>
+      </w:r>
+      <w:r>
+        <w:rPr>
           <w:b/>
           <w:lang w:val="ar_AE" w:bidi="ar_AE"/>
         </w:rPr>
@@ -1950,6 +2030,22 @@
       </w:r>
       <w:r>
         <w:rPr>
+          <w:lang w:val="ar_AE" w:bidi="ar_AE"/>
+        </w:rPr>
+        <w:t>טוֹבִ֥ים דֹּדֶ֖י⁠ךָ מִ⁠יָּֽיִן</w:t>
+      </w:r>
+    </w:p>
+    <w:p>
+      <w:pPr>
+        <w:bidi/>
+      </w:pPr>
+      <w:r>
+        <w:rPr>
+          <w:lang w:val="ar_AE" w:bidi="ar_AE"/>
+        </w:rPr>
+      </w:r>
+      <w:r>
+        <w:rPr>
           <w:b/>
           <w:lang w:val="ar_AE" w:bidi="ar_AE"/>
         </w:rPr>
@@ -2112,6 +2208,22 @@
       </w:r>
       <w:r>
         <w:rPr>
+          <w:lang w:val="ar_AE" w:bidi="ar_AE"/>
+        </w:rPr>
+        <w:t>לְ⁠רֵ֨יחַ֙</w:t>
+      </w:r>
+    </w:p>
+    <w:p>
+      <w:pPr>
+        <w:bidi/>
+      </w:pPr>
+      <w:r>
+        <w:rPr>
+          <w:lang w:val="ar_AE" w:bidi="ar_AE"/>
+        </w:rPr>
+      </w:r>
+      <w:r>
+        <w:rPr>
           <w:b/>
           <w:lang w:val="ar_AE" w:bidi="ar_AE"/>
         </w:rPr>
@@ -2195,6 +2307,22 @@
       </w:r>
       <w:r>
         <w:rPr>
+          <w:lang w:val="ar_AE" w:bidi="ar_AE"/>
+        </w:rPr>
+        <w:t>שְׁמָנֶ֣י⁠ךָ טוֹבִ֔ים</w:t>
+      </w:r>
+    </w:p>
+    <w:p>
+      <w:pPr>
+        <w:bidi/>
+      </w:pPr>
+      <w:r>
+        <w:rPr>
+          <w:lang w:val="ar_AE" w:bidi="ar_AE"/>
+        </w:rPr>
+      </w:r>
+      <w:r>
+        <w:rPr>
           <w:b/>
           <w:lang w:val="ar_AE" w:bidi="ar_AE"/>
         </w:rPr>
@@ -2300,6 +2428,22 @@
       </w:r>
       <w:r>
         <w:rPr>
+          <w:lang w:val="ar_AE" w:bidi="ar_AE"/>
+        </w:rPr>
+        <w:t>שֶׁ֖מֶן תּוּרַ֣ק שְׁמֶ֑⁠ךָ</w:t>
+      </w:r>
+    </w:p>
+    <w:p>
+      <w:pPr>
+        <w:bidi/>
+      </w:pPr>
+      <w:r>
+        <w:rPr>
+          <w:lang w:val="ar_AE" w:bidi="ar_AE"/>
+        </w:rPr>
+      </w:r>
+      <w:r>
+        <w:rPr>
           <w:b/>
           <w:lang w:val="ar_AE" w:bidi="ar_AE"/>
         </w:rPr>
@@ -2405,6 +2549,22 @@
       </w:r>
       <w:r>
         <w:rPr>
+          <w:lang w:val="ar_AE" w:bidi="ar_AE"/>
+        </w:rPr>
+        <w:t>שֶׁ֖מֶן תּוּרַ֣ק שְׁמֶ֑⁠ךָ</w:t>
+      </w:r>
+    </w:p>
+    <w:p>
+      <w:pPr>
+        <w:bidi/>
+      </w:pPr>
+      <w:r>
+        <w:rPr>
+          <w:lang w:val="ar_AE" w:bidi="ar_AE"/>
+        </w:rPr>
+      </w:r>
+      <w:r>
+        <w:rPr>
           <w:b/>
           <w:lang w:val="ar_AE" w:bidi="ar_AE"/>
         </w:rPr>
@@ -2510,6 +2670,22 @@
       </w:r>
       <w:r>
         <w:rPr>
+          <w:lang w:val="ar_AE" w:bidi="ar_AE"/>
+        </w:rPr>
+        <w:t>עַל־כֵּ֖ן</w:t>
+      </w:r>
+    </w:p>
+    <w:p>
+      <w:pPr>
+        <w:bidi/>
+      </w:pPr>
+      <w:r>
+        <w:rPr>
+          <w:lang w:val="ar_AE" w:bidi="ar_AE"/>
+        </w:rPr>
+      </w:r>
+      <w:r>
+        <w:rPr>
           <w:b/>
           <w:lang w:val="ar_AE" w:bidi="ar_AE"/>
         </w:rPr>
@@ -2720,6 +2896,22 @@
       </w:r>
       <w:r>
         <w:rPr>
+          <w:lang w:val="ar_AE" w:bidi="ar_AE"/>
+        </w:rPr>
+        <w:t>מָשְׁכֵ֖⁠נִי</w:t>
+      </w:r>
+    </w:p>
+    <w:p>
+      <w:pPr>
+        <w:bidi/>
+      </w:pPr>
+      <w:r>
+        <w:rPr>
+          <w:lang w:val="ar_AE" w:bidi="ar_AE"/>
+        </w:rPr>
+      </w:r>
+      <w:r>
+        <w:rPr>
           <w:b/>
           <w:lang w:val="ar_AE" w:bidi="ar_AE"/>
         </w:rPr>
@@ -2921,6 +3113,22 @@
       </w:r>
       <w:r>
         <w:rPr>
+          <w:lang w:val="ar_AE" w:bidi="ar_AE"/>
+        </w:rPr>
+        <w:t>נָּר֑וּצָה</w:t>
+      </w:r>
+    </w:p>
+    <w:p>
+      <w:pPr>
+        <w:bidi/>
+      </w:pPr>
+      <w:r>
+        <w:rPr>
+          <w:lang w:val="ar_AE" w:bidi="ar_AE"/>
+        </w:rPr>
+      </w:r>
+      <w:r>
+        <w:rPr>
           <w:b/>
           <w:lang w:val="ar_AE" w:bidi="ar_AE"/>
         </w:rPr>
@@ -3026,6 +3234,22 @@
         <w:rPr>
           <w:lang w:val="ar_AE" w:bidi="ar_AE"/>
         </w:rPr>
+      </w:r>
+    </w:p>
+    <w:p>
+      <w:pPr>
+        <w:bidi/>
+      </w:pPr>
+      <w:r>
+        <w:rPr>
+          <w:lang w:val="ar_AE" w:bidi="ar_AE"/>
+        </w:rPr>
+      </w:r>
+      <w:r>
+        <w:rPr>
+          <w:lang w:val="ar_AE" w:bidi="ar_AE"/>
+        </w:rPr>
+        <w:t>נָּר֑וּצָה</w:t>
       </w:r>
     </w:p>
     <w:p>
@@ -3280,6 +3504,22 @@
       </w:r>
       <w:r>
         <w:rPr>
+          <w:lang w:val="ar_AE" w:bidi="ar_AE"/>
+        </w:rPr>
+        <w:t>הֱבִיאַ֨⁠נִי הַ⁠מֶּ֜לֶךְ</w:t>
+      </w:r>
+    </w:p>
+    <w:p>
+      <w:pPr>
+        <w:bidi/>
+      </w:pPr>
+      <w:r>
+        <w:rPr>
+          <w:lang w:val="ar_AE" w:bidi="ar_AE"/>
+        </w:rPr>
+      </w:r>
+      <w:r>
+        <w:rPr>
           <w:b/>
           <w:lang w:val="ar_AE" w:bidi="ar_AE"/>
         </w:rPr>
@@ -3385,6 +3625,22 @@
       </w:r>
       <w:r>
         <w:rPr>
+          <w:lang w:val="ar_AE" w:bidi="ar_AE"/>
+        </w:rPr>
+        <w:t>הֱבִיאַ֨⁠נִי</w:t>
+      </w:r>
+    </w:p>
+    <w:p>
+      <w:pPr>
+        <w:bidi/>
+      </w:pPr>
+      <w:r>
+        <w:rPr>
+          <w:lang w:val="ar_AE" w:bidi="ar_AE"/>
+        </w:rPr>
+      </w:r>
+      <w:r>
+        <w:rPr>
           <w:b/>
           <w:lang w:val="ar_AE" w:bidi="ar_AE"/>
         </w:rPr>
@@ -3704,6 +3960,22 @@
       </w:r>
       <w:r>
         <w:rPr>
+          <w:lang w:val="ar_AE" w:bidi="ar_AE"/>
+        </w:rPr>
+        <w:t>נָגִ֤ילָה וְ⁠נִשְׂמְחָה֙</w:t>
+      </w:r>
+    </w:p>
+    <w:p>
+      <w:pPr>
+        <w:bidi/>
+      </w:pPr>
+      <w:r>
+        <w:rPr>
+          <w:lang w:val="ar_AE" w:bidi="ar_AE"/>
+        </w:rPr>
+      </w:r>
+      <w:r>
+        <w:rPr>
           <w:b/>
           <w:lang w:val="ar_AE" w:bidi="ar_AE"/>
         </w:rPr>
@@ -3822,6 +4094,22 @@
       </w:r>
       <w:r>
         <w:rPr>
+          <w:lang w:val="ar_AE" w:bidi="ar_AE"/>
+        </w:rPr>
+        <w:t>נַזְכִּ֤ירָה</w:t>
+      </w:r>
+    </w:p>
+    <w:p>
+      <w:pPr>
+        <w:bidi/>
+      </w:pPr>
+      <w:r>
+        <w:rPr>
+          <w:lang w:val="ar_AE" w:bidi="ar_AE"/>
+        </w:rPr>
+      </w:r>
+      <w:r>
+        <w:rPr>
           <w:b/>
           <w:lang w:val="ar_AE" w:bidi="ar_AE"/>
         </w:rPr>
@@ -3892,6 +4180,22 @@
       </w:r>
       <w:r>
         <w:rPr>
+          <w:lang w:val="ar_AE" w:bidi="ar_AE"/>
+        </w:rPr>
+        <w:t>מִ⁠יַּ֔יִן</w:t>
+      </w:r>
+    </w:p>
+    <w:p>
+      <w:pPr>
+        <w:bidi/>
+      </w:pPr>
+      <w:r>
+        <w:rPr>
+          <w:lang w:val="ar_AE" w:bidi="ar_AE"/>
+        </w:rPr>
+      </w:r>
+      <w:r>
+        <w:rPr>
           <w:b/>
           <w:lang w:val="ar_AE" w:bidi="ar_AE"/>
         </w:rPr>
@@ -4112,6 +4416,22 @@
       </w:r>
       <w:r>
         <w:rPr>
+          <w:lang w:val="ar_AE" w:bidi="ar_AE"/>
+        </w:rPr>
+        <w:t>דֹדֶ֨י⁠ךָ֙ מִ⁠יַּ֔יִן</w:t>
+      </w:r>
+    </w:p>
+    <w:p>
+      <w:pPr>
+        <w:bidi/>
+      </w:pPr>
+      <w:r>
+        <w:rPr>
+          <w:lang w:val="ar_AE" w:bidi="ar_AE"/>
+        </w:rPr>
+      </w:r>
+      <w:r>
+        <w:rPr>
           <w:b/>
           <w:lang w:val="ar_AE" w:bidi="ar_AE"/>
         </w:rPr>
@@ -4217,6 +4537,22 @@
       </w:r>
       <w:r>
         <w:rPr>
+          <w:lang w:val="ar_AE" w:bidi="ar_AE"/>
+        </w:rPr>
+        <w:t>מֵישָׁרִ֖ים אֲהֵבֽוּ⁠ךָ</w:t>
+      </w:r>
+    </w:p>
+    <w:p>
+      <w:pPr>
+        <w:bidi/>
+      </w:pPr>
+      <w:r>
+        <w:rPr>
+          <w:lang w:val="ar_AE" w:bidi="ar_AE"/>
+        </w:rPr>
+      </w:r>
+      <w:r>
+        <w:rPr>
           <w:b/>
           <w:lang w:val="ar_AE" w:bidi="ar_AE"/>
         </w:rPr>
@@ -4357,6 +4693,22 @@
       </w:r>
       <w:r>
         <w:rPr>
+          <w:lang w:val="ar_AE" w:bidi="ar_AE"/>
+        </w:rPr>
+        <w:t>מֵישָׁרִ֖ים אֲהֵבֽוּ⁠ךָ</w:t>
+      </w:r>
+    </w:p>
+    <w:p>
+      <w:pPr>
+        <w:bidi/>
+      </w:pPr>
+      <w:r>
+        <w:rPr>
+          <w:lang w:val="ar_AE" w:bidi="ar_AE"/>
+        </w:rPr>
+      </w:r>
+      <w:r>
+        <w:rPr>
           <w:b/>
           <w:lang w:val="ar_AE" w:bidi="ar_AE"/>
         </w:rPr>
@@ -4637,6 +4989,22 @@
         <w:rPr>
           <w:lang w:val="ar_AE" w:bidi="ar_AE"/>
         </w:rPr>
+      </w:r>
+    </w:p>
+    <w:p>
+      <w:pPr>
+        <w:bidi/>
+      </w:pPr>
+      <w:r>
+        <w:rPr>
+          <w:lang w:val="ar_AE" w:bidi="ar_AE"/>
+        </w:rPr>
+      </w:r>
+      <w:r>
+        <w:rPr>
+          <w:lang w:val="ar_AE" w:bidi="ar_AE"/>
+        </w:rPr>
+        <w:t>בְּנ֖וֹת יְרוּשָׁלִָ֑ם</w:t>
       </w:r>
     </w:p>
     <w:p>
@@ -4960,6 +5328,22 @@
       </w:r>
       <w:r>
         <w:rPr>
+          <w:lang w:val="ar_AE" w:bidi="ar_AE"/>
+        </w:rPr>
+        <w:t>אַל־תִּרְא֨וּ⁠נִי֙ שֶׁ⁠אֲנִ֣י שְׁחַרְחֹ֔רֶת</w:t>
+      </w:r>
+    </w:p>
+    <w:p>
+      <w:pPr>
+        <w:bidi/>
+      </w:pPr>
+      <w:r>
+        <w:rPr>
+          <w:lang w:val="ar_AE" w:bidi="ar_AE"/>
+        </w:rPr>
+      </w:r>
+      <w:r>
+        <w:rPr>
           <w:b/>
           <w:lang w:val="ar_AE" w:bidi="ar_AE"/>
         </w:rPr>
@@ -5030,6 +5414,22 @@
         <w:rPr>
           <w:lang w:val="ar_AE" w:bidi="ar_AE"/>
         </w:rPr>
+      </w:r>
+    </w:p>
+    <w:p>
+      <w:pPr>
+        <w:bidi/>
+      </w:pPr>
+      <w:r>
+        <w:rPr>
+          <w:lang w:val="ar_AE" w:bidi="ar_AE"/>
+        </w:rPr>
+      </w:r>
+      <w:r>
+        <w:rPr>
+          <w:lang w:val="ar_AE" w:bidi="ar_AE"/>
+        </w:rPr>
+        <w:t>שֶׁ⁠אֲנִ֣י</w:t>
       </w:r>
     </w:p>
     <w:p>
@@ -5284,6 +5684,22 @@
       </w:r>
       <w:r>
         <w:rPr>
+          <w:lang w:val="ar_AE" w:bidi="ar_AE"/>
+        </w:rPr>
+        <w:t>שֶׁ⁠שֱּׁזָפַ֖תְ⁠נִי הַ⁠שָּׁ֑מֶשׁ</w:t>
+      </w:r>
+    </w:p>
+    <w:p>
+      <w:pPr>
+        <w:bidi/>
+      </w:pPr>
+      <w:r>
+        <w:rPr>
+          <w:lang w:val="ar_AE" w:bidi="ar_AE"/>
+        </w:rPr>
+      </w:r>
+      <w:r>
+        <w:rPr>
           <w:b/>
           <w:lang w:val="ar_AE" w:bidi="ar_AE"/>
         </w:rPr>
@@ -5494,6 +5910,22 @@
       </w:r>
       <w:r>
         <w:rPr>
+          <w:lang w:val="ar_AE" w:bidi="ar_AE"/>
+        </w:rPr>
+        <w:t>נֹטֵרָ֣ה אֶת־הַ⁠כְּרָמִ֔ים כַּרְמִ֥⁠י שֶׁ⁠לִּ֖⁠י לֹ֥א נָטָֽרְתִּי</w:t>
+      </w:r>
+    </w:p>
+    <w:p>
+      <w:pPr>
+        <w:bidi/>
+      </w:pPr>
+      <w:r>
+        <w:rPr>
+          <w:lang w:val="ar_AE" w:bidi="ar_AE"/>
+        </w:rPr>
+      </w:r>
+      <w:r>
+        <w:rPr>
           <w:b/>
           <w:lang w:val="ar_AE" w:bidi="ar_AE"/>
         </w:rPr>
@@ -5564,6 +5996,22 @@
       </w:r>
       <w:r>
         <w:rPr>
+          <w:lang w:val="ar_AE" w:bidi="ar_AE"/>
+        </w:rPr>
+        <w:t>כַּרְמִ֥⁠י שֶׁ⁠לִּ֖⁠י לֹ֥א נָטָֽרְתִּי</w:t>
+      </w:r>
+    </w:p>
+    <w:p>
+      <w:pPr>
+        <w:bidi/>
+      </w:pPr>
+      <w:r>
+        <w:rPr>
+          <w:lang w:val="ar_AE" w:bidi="ar_AE"/>
+        </w:rPr>
+      </w:r>
+      <w:r>
+        <w:rPr>
           <w:b/>
           <w:lang w:val="ar_AE" w:bidi="ar_AE"/>
         </w:rPr>
@@ -5669,6 +6117,22 @@
       </w:r>
       <w:r>
         <w:rPr>
+          <w:lang w:val="ar_AE" w:bidi="ar_AE"/>
+        </w:rPr>
+        <w:t>שֶׁ֤⁠אָהֲבָה֙ נַפְשִׁ֔⁠י</w:t>
+      </w:r>
+    </w:p>
+    <w:p>
+      <w:pPr>
+        <w:bidi/>
+      </w:pPr>
+      <w:r>
+        <w:rPr>
+          <w:lang w:val="ar_AE" w:bidi="ar_AE"/>
+        </w:rPr>
+      </w:r>
+      <w:r>
+        <w:rPr>
           <w:b/>
           <w:lang w:val="ar_AE" w:bidi="ar_AE"/>
         </w:rPr>
@@ -5774,6 +6238,22 @@
       </w:r>
       <w:r>
         <w:rPr>
+          <w:lang w:val="ar_AE" w:bidi="ar_AE"/>
+        </w:rPr>
+        <w:t>אֵיכָ֣ה תִרְעֶ֔ה</w:t>
+      </w:r>
+    </w:p>
+    <w:p>
+      <w:pPr>
+        <w:bidi/>
+      </w:pPr>
+      <w:r>
+        <w:rPr>
+          <w:lang w:val="ar_AE" w:bidi="ar_AE"/>
+        </w:rPr>
+      </w:r>
+      <w:r>
+        <w:rPr>
           <w:b/>
           <w:lang w:val="ar_AE" w:bidi="ar_AE"/>
         </w:rPr>
@@ -6076,6 +6556,22 @@
       </w:r>
       <w:r>
         <w:rPr>
+          <w:lang w:val="ar_AE" w:bidi="ar_AE"/>
+        </w:rPr>
+        <w:t>כְּ⁠עֹ֣טְיָ֔ה עַ֖ל עֶדְרֵ֥י חֲבֵרֶֽי⁠ךָ</w:t>
+      </w:r>
+    </w:p>
+    <w:p>
+      <w:pPr>
+        <w:bidi/>
+      </w:pPr>
+      <w:r>
+        <w:rPr>
+          <w:lang w:val="ar_AE" w:bidi="ar_AE"/>
+        </w:rPr>
+      </w:r>
+      <w:r>
+        <w:rPr>
           <w:b/>
           <w:lang w:val="ar_AE" w:bidi="ar_AE"/>
         </w:rPr>
@@ -6299,6 +6795,22 @@
       </w:r>
       <w:r>
         <w:rPr>
+          <w:lang w:val="ar_AE" w:bidi="ar_AE"/>
+        </w:rPr>
+        <w:t>אִם־לֹ֤א תֵדְעִי֙ לָ֔⁠ךְ הַ⁠יָּפָ֖ה בַּ⁠נָּשִׁ֑ים צְֽאִי־לָ֞⁠ךְ</w:t>
+      </w:r>
+    </w:p>
+    <w:p>
+      <w:pPr>
+        <w:bidi/>
+      </w:pPr>
+      <w:r>
+        <w:rPr>
+          <w:lang w:val="ar_AE" w:bidi="ar_AE"/>
+        </w:rPr>
+      </w:r>
+      <w:r>
+        <w:rPr>
           <w:b/>
           <w:lang w:val="ar_AE" w:bidi="ar_AE"/>
         </w:rPr>
@@ -6391,6 +6903,22 @@
       </w:r>
       <w:r>
         <w:rPr>
+          <w:lang w:val="ar_AE" w:bidi="ar_AE"/>
+        </w:rPr>
+        <w:t>אִם־לֹ֤א תֵדְעִי֙ לָ֔⁠ךְ הַ⁠יָּפָ֖ה בַּ⁠נָּשִׁ֑ים</w:t>
+      </w:r>
+    </w:p>
+    <w:p>
+      <w:pPr>
+        <w:bidi/>
+      </w:pPr>
+      <w:r>
+        <w:rPr>
+          <w:lang w:val="ar_AE" w:bidi="ar_AE"/>
+        </w:rPr>
+      </w:r>
+      <w:r>
+        <w:rPr>
           <w:b/>
           <w:lang w:val="ar_AE" w:bidi="ar_AE"/>
         </w:rPr>
@@ -6566,6 +7094,22 @@
       </w:r>
       <w:r>
         <w:rPr>
+          <w:lang w:val="ar_AE" w:bidi="ar_AE"/>
+        </w:rPr>
+        <w:t>צְֽאִי־לָ֞⁠ךְ</w:t>
+      </w:r>
+    </w:p>
+    <w:p>
+      <w:pPr>
+        <w:bidi/>
+      </w:pPr>
+      <w:r>
+        <w:rPr>
+          <w:lang w:val="ar_AE" w:bidi="ar_AE"/>
+        </w:rPr>
+      </w:r>
+      <w:r>
+        <w:rPr>
           <w:b/>
           <w:lang w:val="ar_AE" w:bidi="ar_AE"/>
         </w:rPr>
@@ -6671,6 +7215,22 @@
       </w:r>
       <w:r>
         <w:rPr>
+          <w:lang w:val="ar_AE" w:bidi="ar_AE"/>
+        </w:rPr>
+        <w:t>וּ⁠רְעִי֙ אֶת־גְּדִיֹּתַ֔יִ⁠ךְ</w:t>
+      </w:r>
+    </w:p>
+    <w:p>
+      <w:pPr>
+        <w:bidi/>
+      </w:pPr>
+      <w:r>
+        <w:rPr>
+          <w:lang w:val="ar_AE" w:bidi="ar_AE"/>
+        </w:rPr>
+      </w:r>
+      <w:r>
+        <w:rPr>
           <w:b/>
           <w:lang w:val="ar_AE" w:bidi="ar_AE"/>
         </w:rPr>
@@ -6811,6 +7371,22 @@
       </w:r>
       <w:r>
         <w:rPr>
+          <w:lang w:val="ar_AE" w:bidi="ar_AE"/>
+        </w:rPr>
+        <w:t>לְ⁠סֻסָתִ⁠י֙ בְּ⁠רִכְבֵ֣י פַרְעֹ֔ה דִּמִּיתִ֖י⁠ךְ רַעְיָתִֽ⁠י</w:t>
+      </w:r>
+    </w:p>
+    <w:p>
+      <w:pPr>
+        <w:bidi/>
+      </w:pPr>
+      <w:r>
+        <w:rPr>
+          <w:lang w:val="ar_AE" w:bidi="ar_AE"/>
+        </w:rPr>
+      </w:r>
+      <w:r>
+        <w:rPr>
           <w:b/>
           <w:lang w:val="ar_AE" w:bidi="ar_AE"/>
         </w:rPr>
@@ -7113,6 +7689,22 @@
       </w:r>
       <w:r>
         <w:rPr>
+          <w:lang w:val="ar_AE" w:bidi="ar_AE"/>
+        </w:rPr>
+        <w:t>פַרְעֹ֔ה</w:t>
+      </w:r>
+    </w:p>
+    <w:p>
+      <w:pPr>
+        <w:bidi/>
+      </w:pPr>
+      <w:r>
+        <w:rPr>
+          <w:lang w:val="ar_AE" w:bidi="ar_AE"/>
+        </w:rPr>
+      </w:r>
+      <w:r>
+        <w:rPr>
           <w:b/>
           <w:lang w:val="ar_AE" w:bidi="ar_AE"/>
         </w:rPr>
@@ -7218,6 +7810,22 @@
       </w:r>
       <w:r>
         <w:rPr>
+          <w:lang w:val="ar_AE" w:bidi="ar_AE"/>
+        </w:rPr>
+        <w:t>בַּ⁠תֹּרִ֔ים</w:t>
+      </w:r>
+    </w:p>
+    <w:p>
+      <w:pPr>
+        <w:bidi/>
+      </w:pPr>
+      <w:r>
+        <w:rPr>
+          <w:lang w:val="ar_AE" w:bidi="ar_AE"/>
+        </w:rPr>
+      </w:r>
+      <w:r>
+        <w:rPr>
           <w:b/>
           <w:lang w:val="ar_AE" w:bidi="ar_AE"/>
         </w:rPr>
@@ -7435,6 +8043,22 @@
       </w:r>
       <w:r>
         <w:rPr>
+          <w:lang w:val="ar_AE" w:bidi="ar_AE"/>
+        </w:rPr>
+        <w:t>תּוֹרֵ֤י</w:t>
+      </w:r>
+    </w:p>
+    <w:p>
+      <w:pPr>
+        <w:bidi/>
+      </w:pPr>
+      <w:r>
+        <w:rPr>
+          <w:lang w:val="ar_AE" w:bidi="ar_AE"/>
+        </w:rPr>
+      </w:r>
+      <w:r>
+        <w:rPr>
           <w:b/>
           <w:lang w:val="ar_AE" w:bidi="ar_AE"/>
         </w:rPr>
@@ -7527,6 +8151,22 @@
       </w:r>
       <w:r>
         <w:rPr>
+          <w:lang w:val="ar_AE" w:bidi="ar_AE"/>
+        </w:rPr>
+        <w:t>תּוֹרֵ֤י זָהָב֙ נַעֲשֶׂה־לָּ֔⁠ךְ</w:t>
+      </w:r>
+    </w:p>
+    <w:p>
+      <w:pPr>
+        <w:bidi/>
+      </w:pPr>
+      <w:r>
+        <w:rPr>
+          <w:lang w:val="ar_AE" w:bidi="ar_AE"/>
+        </w:rPr>
+      </w:r>
+      <w:r>
+        <w:rPr>
           <w:b/>
           <w:lang w:val="ar_AE" w:bidi="ar_AE"/>
         </w:rPr>
@@ -7658,6 +8298,22 @@
       </w:r>
       <w:r>
         <w:rPr>
+          <w:lang w:val="ar_AE" w:bidi="ar_AE"/>
+        </w:rPr>
+        <w:t>עִ֖ם נְקֻדּ֥וֹת הַ⁠כָּֽסֶף</w:t>
+      </w:r>
+    </w:p>
+    <w:p>
+      <w:pPr>
+        <w:bidi/>
+      </w:pPr>
+      <w:r>
+        <w:rPr>
+          <w:lang w:val="ar_AE" w:bidi="ar_AE"/>
+        </w:rPr>
+      </w:r>
+      <w:r>
+        <w:rPr>
           <w:b/>
           <w:lang w:val="ar_AE" w:bidi="ar_AE"/>
         </w:rPr>
@@ -7715,6 +8371,22 @@
         <w:rPr>
           <w:lang w:val="ar_AE" w:bidi="ar_AE"/>
         </w:rPr>
+      </w:r>
+    </w:p>
+    <w:p>
+      <w:pPr>
+        <w:bidi/>
+      </w:pPr>
+      <w:r>
+        <w:rPr>
+          <w:lang w:val="ar_AE" w:bidi="ar_AE"/>
+        </w:rPr>
+      </w:r>
+      <w:r>
+        <w:rPr>
+          <w:lang w:val="ar_AE" w:bidi="ar_AE"/>
+        </w:rPr>
+        <w:t>שֶׁ֤⁠הַ⁠מֶּ֨לֶךְ֙</w:t>
       </w:r>
     </w:p>
     <w:p>
@@ -7838,6 +8510,22 @@
       </w:r>
       <w:r>
         <w:rPr>
+          <w:lang w:val="ar_AE" w:bidi="ar_AE"/>
+        </w:rPr>
+        <w:t>בִּ⁠מְסִבּ֔⁠וֹ</w:t>
+      </w:r>
+    </w:p>
+    <w:p>
+      <w:pPr>
+        <w:bidi/>
+      </w:pPr>
+      <w:r>
+        <w:rPr>
+          <w:lang w:val="ar_AE" w:bidi="ar_AE"/>
+        </w:rPr>
+      </w:r>
+      <w:r>
+        <w:rPr>
           <w:b/>
           <w:lang w:val="ar_AE" w:bidi="ar_AE"/>
         </w:rPr>
@@ -7934,6 +8622,22 @@
       </w:r>
       <w:r>
         <w:rPr>
+          <w:lang w:val="ar_AE" w:bidi="ar_AE"/>
+        </w:rPr>
+        <w:t>נִרְדִּ֖⁠י</w:t>
+      </w:r>
+    </w:p>
+    <w:p>
+      <w:pPr>
+        <w:bidi/>
+      </w:pPr>
+      <w:r>
+        <w:rPr>
+          <w:lang w:val="ar_AE" w:bidi="ar_AE"/>
+        </w:rPr>
+      </w:r>
+      <w:r>
+        <w:rPr>
           <w:b/>
           <w:lang w:val="ar_AE" w:bidi="ar_AE"/>
         </w:rPr>
@@ -8078,6 +8782,22 @@
       </w:r>
       <w:r>
         <w:rPr>
+          <w:lang w:val="ar_AE" w:bidi="ar_AE"/>
+        </w:rPr>
+        <w:t>נָתַ֥ן רֵיחֽ⁠וֹ</w:t>
+      </w:r>
+    </w:p>
+    <w:p>
+      <w:pPr>
+        <w:bidi/>
+      </w:pPr>
+      <w:r>
+        <w:rPr>
+          <w:lang w:val="ar_AE" w:bidi="ar_AE"/>
+        </w:rPr>
+      </w:r>
+      <w:r>
+        <w:rPr>
           <w:b/>
           <w:lang w:val="ar_AE" w:bidi="ar_AE"/>
         </w:rPr>
@@ -8352,6 +9072,22 @@
       </w:r>
       <w:r>
         <w:rPr>
+          <w:lang w:val="ar_AE" w:bidi="ar_AE"/>
+        </w:rPr>
+        <w:t>דּוֹדִ⁠י֙</w:t>
+      </w:r>
+    </w:p>
+    <w:p>
+      <w:pPr>
+        <w:bidi/>
+      </w:pPr>
+      <w:r>
+        <w:rPr>
+          <w:lang w:val="ar_AE" w:bidi="ar_AE"/>
+        </w:rPr>
+      </w:r>
+      <w:r>
+        <w:rPr>
           <w:b/>
           <w:lang w:val="ar_AE" w:bidi="ar_AE"/>
         </w:rPr>
@@ -8422,6 +9158,22 @@
       </w:r>
       <w:r>
         <w:rPr>
+          <w:lang w:val="ar_AE" w:bidi="ar_AE"/>
+        </w:rPr>
+        <w:t>צְר֨וֹר הַ⁠מֹּ֤ר ׀ דּוֹדִ⁠י֙ לִ֔⁠י בֵּ֥ין שָׁדַ֖⁠י יָלִֽין</w:t>
+      </w:r>
+    </w:p>
+    <w:p>
+      <w:pPr>
+        <w:bidi/>
+      </w:pPr>
+      <w:r>
+        <w:rPr>
+          <w:lang w:val="ar_AE" w:bidi="ar_AE"/>
+        </w:rPr>
+      </w:r>
+      <w:r>
+        <w:rPr>
           <w:b/>
           <w:lang w:val="ar_AE" w:bidi="ar_AE"/>
         </w:rPr>
@@ -8553,6 +9305,22 @@
       </w:r>
       <w:r>
         <w:rPr>
+          <w:lang w:val="ar_AE" w:bidi="ar_AE"/>
+        </w:rPr>
+        <w:t>יָלִֽין</w:t>
+      </w:r>
+    </w:p>
+    <w:p>
+      <w:pPr>
+        <w:bidi/>
+      </w:pPr>
+      <w:r>
+        <w:rPr>
+          <w:lang w:val="ar_AE" w:bidi="ar_AE"/>
+        </w:rPr>
+      </w:r>
+      <w:r>
+        <w:rPr>
           <w:b/>
           <w:lang w:val="ar_AE" w:bidi="ar_AE"/>
         </w:rPr>
@@ -9072,6 +9840,22 @@
         <w:rPr>
           <w:lang w:val="ar_AE" w:bidi="ar_AE"/>
         </w:rPr>
+      </w:r>
+    </w:p>
+    <w:p>
+      <w:pPr>
+        <w:bidi/>
+      </w:pPr>
+      <w:r>
+        <w:rPr>
+          <w:lang w:val="ar_AE" w:bidi="ar_AE"/>
+        </w:rPr>
+      </w:r>
+      <w:r>
+        <w:rPr>
+          <w:lang w:val="ar_AE" w:bidi="ar_AE"/>
+        </w:rPr>
+        <w:t>הִנָּ֤⁠ךְ &amp; הִנָּ֥⁠ךְ</w:t>
       </w:r>
     </w:p>
     <w:p>
@@ -9495,6 +10279,22 @@
       </w:r>
       <w:r>
         <w:rPr>
+          <w:lang w:val="ar_AE" w:bidi="ar_AE"/>
+        </w:rPr>
+        <w:t>הִנְּ⁠ךָ֨</w:t>
+      </w:r>
+    </w:p>
+    <w:p>
+      <w:pPr>
+        <w:bidi/>
+      </w:pPr>
+      <w:r>
+        <w:rPr>
+          <w:lang w:val="ar_AE" w:bidi="ar_AE"/>
+        </w:rPr>
+      </w:r>
+      <w:r>
+        <w:rPr>
           <w:b/>
           <w:lang w:val="ar_AE" w:bidi="ar_AE"/>
         </w:rPr>
@@ -9686,6 +10486,22 @@
         <w:rPr>
           <w:lang w:val="ar_AE" w:bidi="ar_AE"/>
         </w:rPr>
+      </w:r>
+    </w:p>
+    <w:p>
+      <w:pPr>
+        <w:bidi/>
+      </w:pPr>
+      <w:r>
+        <w:rPr>
+          <w:lang w:val="ar_AE" w:bidi="ar_AE"/>
+        </w:rPr>
+      </w:r>
+      <w:r>
+        <w:rPr>
+          <w:lang w:val="ar_AE" w:bidi="ar_AE"/>
+        </w:rPr>
+        <w:t>דוֹדִ⁠י֙</w:t>
       </w:r>
     </w:p>
     <w:p>
@@ -9800,6 +10616,22 @@
       </w:r>
       <w:r>
         <w:rPr>
+          <w:lang w:val="ar_AE" w:bidi="ar_AE"/>
+        </w:rPr>
+        <w:t>דוֹדִ⁠י֙ אַ֣ף נָעִ֔ים</w:t>
+      </w:r>
+    </w:p>
+    <w:p>
+      <w:pPr>
+        <w:bidi/>
+      </w:pPr>
+      <w:r>
+        <w:rPr>
+          <w:lang w:val="ar_AE" w:bidi="ar_AE"/>
+        </w:rPr>
+      </w:r>
+      <w:r>
+        <w:rPr>
           <w:b/>
           <w:lang w:val="ar_AE" w:bidi="ar_AE"/>
         </w:rPr>
@@ -9892,6 +10724,22 @@
       </w:r>
       <w:r>
         <w:rPr>
+          <w:lang w:val="ar_AE" w:bidi="ar_AE"/>
+        </w:rPr>
+        <w:t>עַרְשֵׂ֖⁠נוּ</w:t>
+      </w:r>
+    </w:p>
+    <w:p>
+      <w:pPr>
+        <w:bidi/>
+      </w:pPr>
+      <w:r>
+        <w:rPr>
+          <w:lang w:val="ar_AE" w:bidi="ar_AE"/>
+        </w:rPr>
+      </w:r>
+      <w:r>
+        <w:rPr>
           <w:b/>
           <w:lang w:val="ar_AE" w:bidi="ar_AE"/>
         </w:rPr>
@@ -9997,6 +10845,22 @@
       </w:r>
       <w:r>
         <w:rPr>
+          <w:lang w:val="ar_AE" w:bidi="ar_AE"/>
+        </w:rPr>
+        <w:t>רַעֲנָנָֽה</w:t>
+      </w:r>
+    </w:p>
+    <w:p>
+      <w:pPr>
+        <w:bidi/>
+      </w:pPr>
+      <w:r>
+        <w:rPr>
+          <w:lang w:val="ar_AE" w:bidi="ar_AE"/>
+        </w:rPr>
+      </w:r>
+      <w:r>
+        <w:rPr>
           <w:b/>
           <w:lang w:val="ar_AE" w:bidi="ar_AE"/>
         </w:rPr>
@@ -10154,6 +11018,22 @@
         <w:rPr>
           <w:lang w:val="ar_AE" w:bidi="ar_AE"/>
         </w:rPr>
+      </w:r>
+    </w:p>
+    <w:p>
+      <w:pPr>
+        <w:bidi/>
+      </w:pPr>
+      <w:r>
+        <w:rPr>
+          <w:lang w:val="ar_AE" w:bidi="ar_AE"/>
+        </w:rPr>
+      </w:r>
+      <w:r>
+        <w:rPr>
+          <w:lang w:val="ar_AE" w:bidi="ar_AE"/>
+        </w:rPr>
+        <w:t>קֹר֤וֹת בָּתֵּ֨י⁠נוּ֙ אֲרָזִ֔ים רַהִיטֵ֖נוּ בְּרוֹתִֽים</w:t>
       </w:r>
     </w:p>
     <w:p>
@@ -10741,6 +11621,22 @@
       </w:r>
       <w:r>
         <w:rPr>
+          <w:lang w:val="ar_AE" w:bidi="ar_AE"/>
+        </w:rPr>
+        <w:t>חֲבַצֶּ֣לֶת</w:t>
+      </w:r>
+    </w:p>
+    <w:p>
+      <w:pPr>
+        <w:bidi/>
+      </w:pPr>
+      <w:r>
+        <w:rPr>
+          <w:lang w:val="ar_AE" w:bidi="ar_AE"/>
+        </w:rPr>
+      </w:r>
+      <w:r>
+        <w:rPr>
           <w:b/>
           <w:lang w:val="ar_AE" w:bidi="ar_AE"/>
         </w:rPr>
@@ -10958,6 +11854,22 @@
       </w:r>
       <w:r>
         <w:rPr>
+          <w:lang w:val="ar_AE" w:bidi="ar_AE"/>
+        </w:rPr>
+        <w:t>אֲנִי֙ חֲבַצֶּ֣לֶת הַ⁠שָּׁר֔וֹן שֽׁוֹשַׁנַּ֖ת הָ⁠עֲמָקִֽים</w:t>
+      </w:r>
+    </w:p>
+    <w:p>
+      <w:pPr>
+        <w:bidi/>
+      </w:pPr>
+      <w:r>
+        <w:rPr>
+          <w:lang w:val="ar_AE" w:bidi="ar_AE"/>
+        </w:rPr>
+      </w:r>
+      <w:r>
+        <w:rPr>
           <w:b/>
           <w:lang w:val="ar_AE" w:bidi="ar_AE"/>
         </w:rPr>
@@ -11076,6 +11988,22 @@
       </w:r>
       <w:r>
         <w:rPr>
+          <w:lang w:val="ar_AE" w:bidi="ar_AE"/>
+        </w:rPr>
+        <w:t>שֽׁוֹשַׁנַּ֖ת</w:t>
+      </w:r>
+    </w:p>
+    <w:p>
+      <w:pPr>
+        <w:bidi/>
+      </w:pPr>
+      <w:r>
+        <w:rPr>
+          <w:lang w:val="ar_AE" w:bidi="ar_AE"/>
+        </w:rPr>
+      </w:r>
+      <w:r>
+        <w:rPr>
           <w:b/>
           <w:lang w:val="ar_AE" w:bidi="ar_AE"/>
         </w:rPr>
@@ -11260,6 +12188,22 @@
         <w:rPr>
           <w:lang w:val="ar_AE" w:bidi="ar_AE"/>
         </w:rPr>
+      </w:r>
+    </w:p>
+    <w:p>
+      <w:pPr>
+        <w:bidi/>
+      </w:pPr>
+      <w:r>
+        <w:rPr>
+          <w:lang w:val="ar_AE" w:bidi="ar_AE"/>
+        </w:rPr>
+      </w:r>
+      <w:r>
+        <w:rPr>
+          <w:lang w:val="ar_AE" w:bidi="ar_AE"/>
+        </w:rPr>
+        <w:t>כְּ⁠שֽׁוֹשַׁנָּה֙ בֵּ֣ין הַ⁠חוֹחִ֔ים כֵּ֥ן רַעְיָתִ֖⁠י בֵּ֥ין הַ⁠בָּנֽוֹת</w:t>
       </w:r>
     </w:p>
     <w:p>
@@ -11622,6 +12566,22 @@
       </w:r>
       <w:r>
         <w:rPr>
+          <w:lang w:val="ar_AE" w:bidi="ar_AE"/>
+        </w:rPr>
+        <w:t>הַ⁠בָּנֽוֹת</w:t>
+      </w:r>
+    </w:p>
+    <w:p>
+      <w:pPr>
+        <w:bidi/>
+      </w:pPr>
+      <w:r>
+        <w:rPr>
+          <w:lang w:val="ar_AE" w:bidi="ar_AE"/>
+        </w:rPr>
+      </w:r>
+      <w:r>
+        <w:rPr>
           <w:b/>
           <w:lang w:val="ar_AE" w:bidi="ar_AE"/>
         </w:rPr>
@@ -11889,6 +12849,22 @@
       </w:r>
       <w:r>
         <w:rPr>
+          <w:lang w:val="ar_AE" w:bidi="ar_AE"/>
+        </w:rPr>
+        <w:t>כְּ⁠תַפּ֨וּחַ֙ בַּ⁠עֲצֵ֣י הַ⁠יַּ֔עַר כֵּ֥ן דּוֹדִ֖⁠י בֵּ֣ין הַ⁠בָּנִ֑ים</w:t>
+      </w:r>
+    </w:p>
+    <w:p>
+      <w:pPr>
+        <w:bidi/>
+      </w:pPr>
+      <w:r>
+        <w:rPr>
+          <w:lang w:val="ar_AE" w:bidi="ar_AE"/>
+        </w:rPr>
+      </w:r>
+      <w:r>
+        <w:rPr>
           <w:b/>
           <w:lang w:val="ar_AE" w:bidi="ar_AE"/>
         </w:rPr>
@@ -12318,6 +13294,22 @@
       </w:r>
       <w:r>
         <w:rPr>
+          <w:lang w:val="ar_AE" w:bidi="ar_AE"/>
+        </w:rPr>
+        <w:t>בֵּ֣ין הַ⁠בָּנִ֑ים</w:t>
+      </w:r>
+    </w:p>
+    <w:p>
+      <w:pPr>
+        <w:bidi/>
+      </w:pPr>
+      <w:r>
+        <w:rPr>
+          <w:lang w:val="ar_AE" w:bidi="ar_AE"/>
+        </w:rPr>
+      </w:r>
+      <w:r>
+        <w:rPr>
           <w:b/>
           <w:lang w:val="ar_AE" w:bidi="ar_AE"/>
         </w:rPr>
@@ -12449,6 +13441,22 @@
       </w:r>
       <w:r>
         <w:rPr>
+          <w:lang w:val="ar_AE" w:bidi="ar_AE"/>
+        </w:rPr>
+        <w:t>בְּ⁠צִלּ⁠וֹ֙ חִמַּ֣דְתִּי וְ⁠יָשַׁ֔בְתִּי וּ⁠פִרְי֖⁠וֹ מָת֥וֹק לְ⁠חִכִּֽ⁠י</w:t>
+      </w:r>
+    </w:p>
+    <w:p>
+      <w:pPr>
+        <w:bidi/>
+      </w:pPr>
+      <w:r>
+        <w:rPr>
+          <w:lang w:val="ar_AE" w:bidi="ar_AE"/>
+        </w:rPr>
+      </w:r>
+      <w:r>
+        <w:rPr>
           <w:b/>
           <w:lang w:val="ar_AE" w:bidi="ar_AE"/>
         </w:rPr>
@@ -12593,6 +13601,22 @@
       </w:r>
       <w:r>
         <w:rPr>
+          <w:lang w:val="ar_AE" w:bidi="ar_AE"/>
+        </w:rPr>
+        <w:t>בְּ⁠צִלּ⁠וֹ֙ חִמַּ֣דְתִּי וְ⁠יָשַׁ֔בְתִּי</w:t>
+      </w:r>
+    </w:p>
+    <w:p>
+      <w:pPr>
+        <w:bidi/>
+      </w:pPr>
+      <w:r>
+        <w:rPr>
+          <w:lang w:val="ar_AE" w:bidi="ar_AE"/>
+        </w:rPr>
+      </w:r>
+      <w:r>
+        <w:rPr>
           <w:b/>
           <w:lang w:val="ar_AE" w:bidi="ar_AE"/>
         </w:rPr>
@@ -12720,6 +13744,22 @@
         <w:rPr>
           <w:lang w:val="ar_AE" w:bidi="ar_AE"/>
         </w:rPr>
+      </w:r>
+    </w:p>
+    <w:p>
+      <w:pPr>
+        <w:bidi/>
+      </w:pPr>
+      <w:r>
+        <w:rPr>
+          <w:lang w:val="ar_AE" w:bidi="ar_AE"/>
+        </w:rPr>
+      </w:r>
+      <w:r>
+        <w:rPr>
+          <w:lang w:val="ar_AE" w:bidi="ar_AE"/>
+        </w:rPr>
+        <w:t>הֱבִיאַ֨⁠נִי֙</w:t>
       </w:r>
     </w:p>
     <w:p>
@@ -13228,6 +14268,22 @@
       </w:r>
       <w:r>
         <w:rPr>
+          <w:lang w:val="ar_AE" w:bidi="ar_AE"/>
+        </w:rPr>
+        <w:t>וְ⁠דִגְל֥⁠וֹ עָלַ֖⁠י אַהֲבָֽה</w:t>
+      </w:r>
+    </w:p>
+    <w:p>
+      <w:pPr>
+        <w:bidi/>
+      </w:pPr>
+      <w:r>
+        <w:rPr>
+          <w:lang w:val="ar_AE" w:bidi="ar_AE"/>
+        </w:rPr>
+      </w:r>
+      <w:r>
+        <w:rPr>
           <w:b/>
           <w:lang w:val="ar_AE" w:bidi="ar_AE"/>
         </w:rPr>
@@ -13346,6 +14402,22 @@
       </w:r>
       <w:r>
         <w:rPr>
+          <w:lang w:val="ar_AE" w:bidi="ar_AE"/>
+        </w:rPr>
+        <w:t>וְ⁠דִגְל֥⁠וֹ</w:t>
+      </w:r>
+    </w:p>
+    <w:p>
+      <w:pPr>
+        <w:bidi/>
+      </w:pPr>
+      <w:r>
+        <w:rPr>
+          <w:lang w:val="ar_AE" w:bidi="ar_AE"/>
+        </w:rPr>
+      </w:r>
+      <w:r>
+        <w:rPr>
           <w:b/>
           <w:lang w:val="ar_AE" w:bidi="ar_AE"/>
         </w:rPr>
@@ -13556,6 +14628,22 @@
       </w:r>
       <w:r>
         <w:rPr>
+          <w:lang w:val="ar_AE" w:bidi="ar_AE"/>
+        </w:rPr>
+        <w:t>סַמְּכ֨וּ⁠נִי֙ בָּֽ⁠אֲשִׁישׁ֔וֹת רַפְּד֖וּ⁠נִי בַּ⁠תַּפּוּחִ֑ים</w:t>
+      </w:r>
+    </w:p>
+    <w:p>
+      <w:pPr>
+        <w:bidi/>
+      </w:pPr>
+      <w:r>
+        <w:rPr>
+          <w:lang w:val="ar_AE" w:bidi="ar_AE"/>
+        </w:rPr>
+      </w:r>
+      <w:r>
+        <w:rPr>
           <w:b/>
           <w:lang w:val="ar_AE" w:bidi="ar_AE"/>
         </w:rPr>
@@ -13674,6 +14762,22 @@
       </w:r>
       <w:r>
         <w:rPr>
+          <w:lang w:val="ar_AE" w:bidi="ar_AE"/>
+        </w:rPr>
+        <w:t>סַמְּכ֨וּ⁠נִי֙ &amp; רַפְּד֖וּ⁠נִי</w:t>
+      </w:r>
+    </w:p>
+    <w:p>
+      <w:pPr>
+        <w:bidi/>
+      </w:pPr>
+      <w:r>
+        <w:rPr>
+          <w:lang w:val="ar_AE" w:bidi="ar_AE"/>
+        </w:rPr>
+      </w:r>
+      <w:r>
+        <w:rPr>
           <w:b/>
           <w:lang w:val="ar_AE" w:bidi="ar_AE"/>
         </w:rPr>
@@ -13805,6 +14909,22 @@
       </w:r>
       <w:r>
         <w:rPr>
+          <w:lang w:val="ar_AE" w:bidi="ar_AE"/>
+        </w:rPr>
+        <w:t>סַמְּכ֨וּ⁠נִי֙ בָּֽ⁠אֲשִׁישׁ֔וֹת רַפְּד֖וּ⁠נִי בַּ⁠תַּפּוּחִ֑ים כִּי־חוֹלַ֥ת אַהֲבָ֖ה אָֽנִי</w:t>
+      </w:r>
+    </w:p>
+    <w:p>
+      <w:pPr>
+        <w:bidi/>
+      </w:pPr>
+      <w:r>
+        <w:rPr>
+          <w:lang w:val="ar_AE" w:bidi="ar_AE"/>
+        </w:rPr>
+      </w:r>
+      <w:r>
+        <w:rPr>
           <w:b/>
           <w:lang w:val="ar_AE" w:bidi="ar_AE"/>
         </w:rPr>
@@ -13884,6 +15004,22 @@
         <w:rPr>
           <w:lang w:val="ar_AE" w:bidi="ar_AE"/>
         </w:rPr>
+      </w:r>
+    </w:p>
+    <w:p>
+      <w:pPr>
+        <w:bidi/>
+      </w:pPr>
+      <w:r>
+        <w:rPr>
+          <w:lang w:val="ar_AE" w:bidi="ar_AE"/>
+        </w:rPr>
+      </w:r>
+      <w:r>
+        <w:rPr>
+          <w:lang w:val="ar_AE" w:bidi="ar_AE"/>
+        </w:rPr>
+        <w:t>בָּֽ⁠אֲשִׁישׁ֔וֹת</w:t>
       </w:r>
     </w:p>
     <w:p>
@@ -14112,6 +15248,22 @@
       </w:r>
       <w:r>
         <w:rPr>
+          <w:lang w:val="ar_AE" w:bidi="ar_AE"/>
+        </w:rPr>
+        <w:t>כִּי־חוֹלַ֥ת אַהֲבָ֖ה אָֽנִי</w:t>
+      </w:r>
+    </w:p>
+    <w:p>
+      <w:pPr>
+        <w:bidi/>
+      </w:pPr>
+      <w:r>
+        <w:rPr>
+          <w:lang w:val="ar_AE" w:bidi="ar_AE"/>
+        </w:rPr>
+      </w:r>
+      <w:r>
+        <w:rPr>
           <w:b/>
           <w:lang w:val="ar_AE" w:bidi="ar_AE"/>
         </w:rPr>
@@ -14322,6 +15474,22 @@
       </w:r>
       <w:r>
         <w:rPr>
+          <w:lang w:val="ar_AE" w:bidi="ar_AE"/>
+        </w:rPr>
+        <w:t>שְׂמֹאל⁠וֹ֙ תַּ֣חַת לְ⁠רֹאשִׁ֔⁠י וִ⁠ימִינ֖⁠וֹ תְּחַבְּקֵֽ⁠נִי</w:t>
+      </w:r>
+    </w:p>
+    <w:p>
+      <w:pPr>
+        <w:bidi/>
+      </w:pPr>
+      <w:r>
+        <w:rPr>
+          <w:lang w:val="ar_AE" w:bidi="ar_AE"/>
+        </w:rPr>
+      </w:r>
+      <w:r>
+        <w:rPr>
           <w:b/>
           <w:lang w:val="ar_AE" w:bidi="ar_AE"/>
         </w:rPr>
@@ -14519,6 +15687,22 @@
         <w:rPr>
           <w:lang w:val="ar_AE" w:bidi="ar_AE"/>
         </w:rPr>
+      </w:r>
+    </w:p>
+    <w:p>
+      <w:pPr>
+        <w:bidi/>
+      </w:pPr>
+      <w:r>
+        <w:rPr>
+          <w:lang w:val="ar_AE" w:bidi="ar_AE"/>
+        </w:rPr>
+      </w:r>
+      <w:r>
+        <w:rPr>
+          <w:lang w:val="ar_AE" w:bidi="ar_AE"/>
+        </w:rPr>
+        <w:t>הִשְׁבַּ֨עְתִּי אֶתְ⁠כֶ֜ם &amp; בִּ⁠צְבָא֔וֹת א֖וֹ בְּ⁠אַיְל֣וֹת הַ⁠שָּׂדֶ֑ה</w:t>
       </w:r>
     </w:p>
     <w:p>
@@ -14793,6 +15977,22 @@
       </w:r>
       <w:r>
         <w:rPr>
+          <w:lang w:val="ar_AE" w:bidi="ar_AE"/>
+        </w:rPr>
+        <w:t>בִּ⁠צְבָא֔וֹת א֖וֹ בְּ⁠אַיְל֣וֹת הַ⁠שָּׂדֶ֑ה</w:t>
+      </w:r>
+    </w:p>
+    <w:p>
+      <w:pPr>
+        <w:bidi/>
+      </w:pPr>
+      <w:r>
+        <w:rPr>
+          <w:lang w:val="ar_AE" w:bidi="ar_AE"/>
+        </w:rPr>
+      </w:r>
+      <w:r>
+        <w:rPr>
           <w:b/>
           <w:lang w:val="ar_AE" w:bidi="ar_AE"/>
         </w:rPr>
@@ -15147,6 +16347,22 @@
       </w:r>
       <w:r>
         <w:rPr>
+          <w:lang w:val="ar_AE" w:bidi="ar_AE"/>
+        </w:rPr>
+        <w:t>אִם־תָּעִ֧ירוּ ׀ וְֽ⁠אִם־תְּעֽוֹרְר֛וּ אֶת־הָ⁠אַהֲבָ֖ה עַ֥ד שֶׁ⁠תֶּחְפָּֽץ</w:t>
+      </w:r>
+    </w:p>
+    <w:p>
+      <w:pPr>
+        <w:bidi/>
+      </w:pPr>
+      <w:r>
+        <w:rPr>
+          <w:lang w:val="ar_AE" w:bidi="ar_AE"/>
+        </w:rPr>
+      </w:r>
+      <w:r>
+        <w:rPr>
           <w:b/>
           <w:lang w:val="ar_AE" w:bidi="ar_AE"/>
         </w:rPr>
@@ -15265,6 +16481,22 @@
       </w:r>
       <w:r>
         <w:rPr>
+          <w:lang w:val="ar_AE" w:bidi="ar_AE"/>
+        </w:rPr>
+        <w:t>אִם־תָּעִ֧ירוּ ׀ וְֽ⁠אִם־תְּעֽוֹרְר֛וּ</w:t>
+      </w:r>
+    </w:p>
+    <w:p>
+      <w:pPr>
+        <w:bidi/>
+      </w:pPr>
+      <w:r>
+        <w:rPr>
+          <w:lang w:val="ar_AE" w:bidi="ar_AE"/>
+        </w:rPr>
+      </w:r>
+      <w:r>
+        <w:rPr>
           <w:b/>
           <w:lang w:val="ar_AE" w:bidi="ar_AE"/>
         </w:rPr>
@@ -15580,6 +16812,22 @@
         <w:rPr>
           <w:lang w:val="ar_AE" w:bidi="ar_AE"/>
         </w:rPr>
+      </w:r>
+    </w:p>
+    <w:p>
+      <w:pPr>
+        <w:bidi/>
+      </w:pPr>
+      <w:r>
+        <w:rPr>
+          <w:lang w:val="ar_AE" w:bidi="ar_AE"/>
+        </w:rPr>
+      </w:r>
+      <w:r>
+        <w:rPr>
+          <w:lang w:val="ar_AE" w:bidi="ar_AE"/>
+        </w:rPr>
+        <w:t>הִנֵּה</w:t>
       </w:r>
     </w:p>
     <w:p>
@@ -15716,6 +16964,22 @@
       </w:r>
       <w:r>
         <w:rPr>
+          <w:lang w:val="ar_AE" w:bidi="ar_AE"/>
+        </w:rPr>
+        <w:t>בָּ֑א</w:t>
+      </w:r>
+    </w:p>
+    <w:p>
+      <w:pPr>
+        <w:bidi/>
+      </w:pPr>
+      <w:r>
+        <w:rPr>
+          <w:lang w:val="ar_AE" w:bidi="ar_AE"/>
+        </w:rPr>
+      </w:r>
+      <w:r>
+        <w:rPr>
           <w:b/>
           <w:lang w:val="ar_AE" w:bidi="ar_AE"/>
         </w:rPr>
@@ -16423,6 +17687,22 @@
       </w:r>
       <w:r>
         <w:rPr>
+          <w:lang w:val="ar_AE" w:bidi="ar_AE"/>
+        </w:rPr>
+        <w:t>זֶ֤ה</w:t>
+      </w:r>
+    </w:p>
+    <w:p>
+      <w:pPr>
+        <w:bidi/>
+      </w:pPr>
+      <w:r>
+        <w:rPr>
+          <w:lang w:val="ar_AE" w:bidi="ar_AE"/>
+        </w:rPr>
+      </w:r>
+      <w:r>
+        <w:rPr>
           <w:b/>
           <w:lang w:val="ar_AE" w:bidi="ar_AE"/>
         </w:rPr>
@@ -16541,6 +17821,22 @@
       </w:r>
       <w:r>
         <w:rPr>
+          <w:lang w:val="ar_AE" w:bidi="ar_AE"/>
+        </w:rPr>
+        <w:t>אַחַ֣ר כָּתְלֵ֔⁠נוּ</w:t>
+      </w:r>
+    </w:p>
+    <w:p>
+      <w:pPr>
+        <w:bidi/>
+      </w:pPr>
+      <w:r>
+        <w:rPr>
+          <w:lang w:val="ar_AE" w:bidi="ar_AE"/>
+        </w:rPr>
+      </w:r>
+      <w:r>
+        <w:rPr>
           <w:b/>
           <w:lang w:val="ar_AE" w:bidi="ar_AE"/>
         </w:rPr>
@@ -16646,6 +17942,22 @@
       </w:r>
       <w:r>
         <w:rPr>
+          <w:lang w:val="ar_AE" w:bidi="ar_AE"/>
+        </w:rPr>
+        <w:t>מַשְׁגִּ֨יחַ֙ מִן־הַֽ⁠חֲלֹּנ֔וֹת מֵצִ֖יץ מִן־הַֽ⁠חֲרַכִּֽים</w:t>
+      </w:r>
+    </w:p>
+    <w:p>
+      <w:pPr>
+        <w:bidi/>
+      </w:pPr>
+      <w:r>
+        <w:rPr>
+          <w:lang w:val="ar_AE" w:bidi="ar_AE"/>
+        </w:rPr>
+      </w:r>
+      <w:r>
+        <w:rPr>
           <w:b/>
           <w:lang w:val="ar_AE" w:bidi="ar_AE"/>
         </w:rPr>
@@ -16751,6 +18063,22 @@
       </w:r>
       <w:r>
         <w:rPr>
+          <w:lang w:val="ar_AE" w:bidi="ar_AE"/>
+        </w:rPr>
+        <w:t>הַֽ⁠חֲלֹּנ֔וֹת &amp; הַֽ⁠חֲרַכִּֽים</w:t>
+      </w:r>
+    </w:p>
+    <w:p>
+      <w:pPr>
+        <w:bidi/>
+      </w:pPr>
+      <w:r>
+        <w:rPr>
+          <w:lang w:val="ar_AE" w:bidi="ar_AE"/>
+        </w:rPr>
+      </w:r>
+      <w:r>
+        <w:rPr>
           <w:b/>
           <w:lang w:val="ar_AE" w:bidi="ar_AE"/>
         </w:rPr>
@@ -16869,6 +18197,22 @@
       </w:r>
       <w:r>
         <w:rPr>
+          <w:lang w:val="ar_AE" w:bidi="ar_AE"/>
+        </w:rPr>
+        <w:t>הַֽ⁠חֲרַכִּֽים</w:t>
+      </w:r>
+    </w:p>
+    <w:p>
+      <w:pPr>
+        <w:bidi/>
+      </w:pPr>
+      <w:r>
+        <w:rPr>
+          <w:lang w:val="ar_AE" w:bidi="ar_AE"/>
+        </w:rPr>
+      </w:r>
+      <w:r>
+        <w:rPr>
           <w:b/>
           <w:lang w:val="ar_AE" w:bidi="ar_AE"/>
         </w:rPr>
@@ -17000,6 +18344,22 @@
       </w:r>
       <w:r>
         <w:rPr>
+          <w:lang w:val="ar_AE" w:bidi="ar_AE"/>
+        </w:rPr>
+        <w:t>וּ⁠לְכִי־לָֽ⁠ךְ</w:t>
+      </w:r>
+    </w:p>
+    <w:p>
+      <w:pPr>
+        <w:bidi/>
+      </w:pPr>
+      <w:r>
+        <w:rPr>
+          <w:lang w:val="ar_AE" w:bidi="ar_AE"/>
+        </w:rPr>
+      </w:r>
+      <w:r>
+        <w:rPr>
           <w:b/>
           <w:lang w:val="ar_AE" w:bidi="ar_AE"/>
         </w:rPr>
@@ -17217,6 +18577,22 @@
       </w:r>
       <w:r>
         <w:rPr>
+          <w:lang w:val="ar_AE" w:bidi="ar_AE"/>
+        </w:rPr>
+        <w:t>כִּֽי־הִנֵּ֥ה</w:t>
+      </w:r>
+    </w:p>
+    <w:p>
+      <w:pPr>
+        <w:bidi/>
+      </w:pPr>
+      <w:r>
+        <w:rPr>
+          <w:lang w:val="ar_AE" w:bidi="ar_AE"/>
+        </w:rPr>
+      </w:r>
+      <w:r>
+        <w:rPr>
           <w:b/>
           <w:lang w:val="ar_AE" w:bidi="ar_AE"/>
         </w:rPr>
@@ -17322,6 +18698,22 @@
       </w:r>
       <w:r>
         <w:rPr>
+          <w:lang w:val="ar_AE" w:bidi="ar_AE"/>
+        </w:rPr>
+        <w:t>ה⁠סתו</w:t>
+      </w:r>
+    </w:p>
+    <w:p>
+      <w:pPr>
+        <w:bidi/>
+      </w:pPr>
+      <w:r>
+        <w:rPr>
+          <w:lang w:val="ar_AE" w:bidi="ar_AE"/>
+        </w:rPr>
+      </w:r>
+      <w:r>
+        <w:rPr>
           <w:b/>
           <w:lang w:val="ar_AE" w:bidi="ar_AE"/>
         </w:rPr>
@@ -17427,6 +18819,22 @@
       </w:r>
       <w:r>
         <w:rPr>
+          <w:lang w:val="ar_AE" w:bidi="ar_AE"/>
+        </w:rPr>
+        <w:t>ה⁠סתו עָבָ֑ר הַ⁠גֶּ֕שֶׁם חָלַ֖ף</w:t>
+      </w:r>
+    </w:p>
+    <w:p>
+      <w:pPr>
+        <w:bidi/>
+      </w:pPr>
+      <w:r>
+        <w:rPr>
+          <w:lang w:val="ar_AE" w:bidi="ar_AE"/>
+        </w:rPr>
+      </w:r>
+      <w:r>
+        <w:rPr>
           <w:b/>
           <w:lang w:val="ar_AE" w:bidi="ar_AE"/>
         </w:rPr>
@@ -17519,6 +18927,22 @@
       </w:r>
       <w:r>
         <w:rPr>
+          <w:lang w:val="ar_AE" w:bidi="ar_AE"/>
+        </w:rPr>
+        <w:t>עָבָ֑ר</w:t>
+      </w:r>
+    </w:p>
+    <w:p>
+      <w:pPr>
+        <w:bidi/>
+      </w:pPr>
+      <w:r>
+        <w:rPr>
+          <w:lang w:val="ar_AE" w:bidi="ar_AE"/>
+        </w:rPr>
+      </w:r>
+      <w:r>
+        <w:rPr>
           <w:b/>
           <w:lang w:val="ar_AE" w:bidi="ar_AE"/>
         </w:rPr>
@@ -17729,6 +19153,22 @@
       </w:r>
       <w:r>
         <w:rPr>
+          <w:lang w:val="ar_AE" w:bidi="ar_AE"/>
+        </w:rPr>
+        <w:t>חָלַ֖ף הָלַ֥ךְ לֽ⁠וֹ</w:t>
+      </w:r>
+    </w:p>
+    <w:p>
+      <w:pPr>
+        <w:bidi/>
+      </w:pPr>
+      <w:r>
+        <w:rPr>
+          <w:lang w:val="ar_AE" w:bidi="ar_AE"/>
+        </w:rPr>
+      </w:r>
+      <w:r>
+        <w:rPr>
           <w:b/>
           <w:lang w:val="ar_AE" w:bidi="ar_AE"/>
         </w:rPr>
@@ -17847,6 +19287,22 @@
       </w:r>
       <w:r>
         <w:rPr>
+          <w:lang w:val="ar_AE" w:bidi="ar_AE"/>
+        </w:rPr>
+        <w:t>בָ⁠אָ֔רֶץ</w:t>
+      </w:r>
+    </w:p>
+    <w:p>
+      <w:pPr>
+        <w:bidi/>
+      </w:pPr>
+      <w:r>
+        <w:rPr>
+          <w:lang w:val="ar_AE" w:bidi="ar_AE"/>
+        </w:rPr>
+      </w:r>
+      <w:r>
+        <w:rPr>
           <w:b/>
           <w:lang w:val="ar_AE" w:bidi="ar_AE"/>
         </w:rPr>
@@ -17917,6 +19373,22 @@
       </w:r>
       <w:r>
         <w:rPr>
+          <w:lang w:val="ar_AE" w:bidi="ar_AE"/>
+        </w:rPr>
+        <w:t>וְ⁠ק֥וֹל הַ⁠תּ֖וֹר נִשְׁמַ֥ע</w:t>
+      </w:r>
+    </w:p>
+    <w:p>
+      <w:pPr>
+        <w:bidi/>
+      </w:pPr>
+      <w:r>
+        <w:rPr>
+          <w:lang w:val="ar_AE" w:bidi="ar_AE"/>
+        </w:rPr>
+      </w:r>
+      <w:r>
+        <w:rPr>
           <w:b/>
           <w:lang w:val="ar_AE" w:bidi="ar_AE"/>
         </w:rPr>
@@ -18022,6 +19494,22 @@
       </w:r>
       <w:r>
         <w:rPr>
+          <w:lang w:val="ar_AE" w:bidi="ar_AE"/>
+        </w:rPr>
+        <w:t>הַ⁠תְּאֵנָה֙ חָֽנְטָ֣ה פַגֶּ֔י⁠הָ</w:t>
+      </w:r>
+    </w:p>
+    <w:p>
+      <w:pPr>
+        <w:bidi/>
+      </w:pPr>
+      <w:r>
+        <w:rPr>
+          <w:lang w:val="ar_AE" w:bidi="ar_AE"/>
+        </w:rPr>
+      </w:r>
+      <w:r>
+        <w:rPr>
           <w:b/>
           <w:lang w:val="ar_AE" w:bidi="ar_AE"/>
         </w:rPr>
@@ -18127,6 +19615,22 @@
       </w:r>
       <w:r>
         <w:rPr>
+          <w:lang w:val="ar_AE" w:bidi="ar_AE"/>
+        </w:rPr>
+        <w:t>וְ⁠הַ⁠גְּפָנִ֥ים ׀ סְמָדַ֖ר</w:t>
+      </w:r>
+    </w:p>
+    <w:p>
+      <w:pPr>
+        <w:bidi/>
+      </w:pPr>
+      <w:r>
+        <w:rPr>
+          <w:lang w:val="ar_AE" w:bidi="ar_AE"/>
+        </w:rPr>
+      </w:r>
+      <w:r>
+        <w:rPr>
           <w:b/>
           <w:lang w:val="ar_AE" w:bidi="ar_AE"/>
         </w:rPr>
@@ -18197,6 +19701,22 @@
       </w:r>
       <w:r>
         <w:rPr>
+          <w:lang w:val="ar_AE" w:bidi="ar_AE"/>
+        </w:rPr>
+        <w:t>נָ֣תְנוּ רֵ֑יחַ</w:t>
+      </w:r>
+    </w:p>
+    <w:p>
+      <w:pPr>
+        <w:bidi/>
+      </w:pPr>
+      <w:r>
+        <w:rPr>
+          <w:lang w:val="ar_AE" w:bidi="ar_AE"/>
+        </w:rPr>
+      </w:r>
+      <w:r>
+        <w:rPr>
           <w:b/>
           <w:lang w:val="ar_AE" w:bidi="ar_AE"/>
         </w:rPr>
@@ -18289,6 +19809,22 @@
         <w:rPr>
           <w:lang w:val="ar_AE" w:bidi="ar_AE"/>
         </w:rPr>
+      </w:r>
+    </w:p>
+    <w:p>
+      <w:pPr>
+        <w:bidi/>
+      </w:pPr>
+      <w:r>
+        <w:rPr>
+          <w:lang w:val="ar_AE" w:bidi="ar_AE"/>
+        </w:rPr>
+      </w:r>
+      <w:r>
+        <w:rPr>
+          <w:lang w:val="ar_AE" w:bidi="ar_AE"/>
+        </w:rPr>
+        <w:t>ק֥וּמִי לכי רַעְיָתִ֥⁠י יָפָתִ֖⁠י וּ⁠לְכִי־לָֽ⁠ךְ</w:t>
       </w:r>
     </w:p>
     <w:p>
@@ -18412,6 +19948,22 @@
       </w:r>
       <w:r>
         <w:rPr>
+          <w:lang w:val="ar_AE" w:bidi="ar_AE"/>
+        </w:rPr>
+        <w:t>יוֹנָתִ֞⁠י</w:t>
+      </w:r>
+    </w:p>
+    <w:p>
+      <w:pPr>
+        <w:bidi/>
+      </w:pPr>
+      <w:r>
+        <w:rPr>
+          <w:lang w:val="ar_AE" w:bidi="ar_AE"/>
+        </w:rPr>
+      </w:r>
+      <w:r>
+        <w:rPr>
           <w:b/>
           <w:lang w:val="ar_AE" w:bidi="ar_AE"/>
         </w:rPr>
@@ -18517,6 +20069,22 @@
       </w:r>
       <w:r>
         <w:rPr>
+          <w:lang w:val="ar_AE" w:bidi="ar_AE"/>
+        </w:rPr>
+        <w:t>יוֹנָתִ֞⁠י בְּ⁠חַגְוֵ֣י הַ⁠סֶּ֗לַע בְּ⁠סֵ֨תֶר֙ הַ⁠מַּדְרֵגָ֔ה</w:t>
+      </w:r>
+    </w:p>
+    <w:p>
+      <w:pPr>
+        <w:bidi/>
+      </w:pPr>
+      <w:r>
+        <w:rPr>
+          <w:lang w:val="ar_AE" w:bidi="ar_AE"/>
+        </w:rPr>
+      </w:r>
+      <w:r>
+        <w:rPr>
           <w:b/>
           <w:lang w:val="ar_AE" w:bidi="ar_AE"/>
         </w:rPr>
@@ -18622,6 +20190,22 @@
       </w:r>
       <w:r>
         <w:rPr>
+          <w:lang w:val="ar_AE" w:bidi="ar_AE"/>
+        </w:rPr>
+        <w:t>בְּ⁠חַגְוֵ֣י הַ⁠סֶּ֗לַע בְּ⁠סֵ֨תֶר֙ הַ⁠מַּדְרֵגָ֔ה</w:t>
+      </w:r>
+    </w:p>
+    <w:p>
+      <w:pPr>
+        <w:bidi/>
+      </w:pPr>
+      <w:r>
+        <w:rPr>
+          <w:lang w:val="ar_AE" w:bidi="ar_AE"/>
+        </w:rPr>
+      </w:r>
+      <w:r>
+        <w:rPr>
           <w:b/>
           <w:lang w:val="ar_AE" w:bidi="ar_AE"/>
         </w:rPr>
@@ -18784,6 +20368,22 @@
       </w:r>
       <w:r>
         <w:rPr>
+          <w:lang w:val="ar_AE" w:bidi="ar_AE"/>
+        </w:rPr>
+        <w:t>הַרְאִ֨י⁠נִי֙ אֶתּ־מַרְאַ֔יִ⁠ךְ הַשְׁמִיעִ֖י⁠נִי אֶת־קוֹלֵ֑⁠ךְ כִּי־קוֹלֵ֥⁠ךְ עָרֵ֖ב וּ⁠מַרְאֵ֥י⁠ךְ נָאוֶֽה</w:t>
+      </w:r>
+    </w:p>
+    <w:p>
+      <w:pPr>
+        <w:bidi/>
+      </w:pPr>
+      <w:r>
+        <w:rPr>
+          <w:lang w:val="ar_AE" w:bidi="ar_AE"/>
+        </w:rPr>
+      </w:r>
+      <w:r>
+        <w:rPr>
           <w:b/>
           <w:lang w:val="ar_AE" w:bidi="ar_AE"/>
         </w:rPr>
@@ -18876,6 +20476,22 @@
       </w:r>
       <w:r>
         <w:rPr>
+          <w:lang w:val="ar_AE" w:bidi="ar_AE"/>
+        </w:rPr>
+        <w:t>הַרְאִ֨י⁠נִי֙ אֶתּ־מַרְאַ֔יִ⁠ךְ הַשְׁמִיעִ֖י⁠נִי</w:t>
+      </w:r>
+    </w:p>
+    <w:p>
+      <w:pPr>
+        <w:bidi/>
+      </w:pPr>
+      <w:r>
+        <w:rPr>
+          <w:lang w:val="ar_AE" w:bidi="ar_AE"/>
+        </w:rPr>
+      </w:r>
+      <w:r>
+        <w:rPr>
           <w:b/>
           <w:lang w:val="ar_AE" w:bidi="ar_AE"/>
         </w:rPr>
@@ -18994,6 +20610,22 @@
       </w:r>
       <w:r>
         <w:rPr>
+          <w:lang w:val="ar_AE" w:bidi="ar_AE"/>
+        </w:rPr>
+        <w:t>קוֹלֵ֥⁠ךְ עָרֵ֖ב</w:t>
+      </w:r>
+    </w:p>
+    <w:p>
+      <w:pPr>
+        <w:bidi/>
+      </w:pPr>
+      <w:r>
+        <w:rPr>
+          <w:lang w:val="ar_AE" w:bidi="ar_AE"/>
+        </w:rPr>
+      </w:r>
+      <w:r>
+        <w:rPr>
           <w:b/>
           <w:lang w:val="ar_AE" w:bidi="ar_AE"/>
         </w:rPr>
@@ -19064,6 +20696,22 @@
       </w:r>
       <w:r>
         <w:rPr>
+          <w:lang w:val="ar_AE" w:bidi="ar_AE"/>
+        </w:rPr>
+        <w:t>אֶֽחֱזוּ־לָ֨⁠נוּ֙ שֽׁוּעָלִ֔ים שֽׁוּעָלִ֥ים קְטַנִּ֖ים מְחַבְּלִ֣ים כְּרָמִ֑ים וּ⁠כְרָמֵ֖י⁠נוּ סְמָדַֽר</w:t>
+      </w:r>
+    </w:p>
+    <w:p>
+      <w:pPr>
+        <w:bidi/>
+      </w:pPr>
+      <w:r>
+        <w:rPr>
+          <w:lang w:val="ar_AE" w:bidi="ar_AE"/>
+        </w:rPr>
+      </w:r>
+      <w:r>
+        <w:rPr>
           <w:b/>
           <w:lang w:val="ar_AE" w:bidi="ar_AE"/>
         </w:rPr>
@@ -19416,6 +21064,22 @@
       </w:r>
       <w:r>
         <w:rPr>
+          <w:lang w:val="ar_AE" w:bidi="ar_AE"/>
+        </w:rPr>
+        <w:t>לָ֨⁠נוּ֙ &amp; וּ⁠כְרָמֵ֖י⁠נוּ</w:t>
+      </w:r>
+    </w:p>
+    <w:p>
+      <w:pPr>
+        <w:bidi/>
+      </w:pPr>
+      <w:r>
+        <w:rPr>
+          <w:lang w:val="ar_AE" w:bidi="ar_AE"/>
+        </w:rPr>
+      </w:r>
+      <w:r>
+        <w:rPr>
           <w:b/>
           <w:lang w:val="ar_AE" w:bidi="ar_AE"/>
         </w:rPr>
@@ -19534,6 +21198,22 @@
       </w:r>
       <w:r>
         <w:rPr>
+          <w:lang w:val="ar_AE" w:bidi="ar_AE"/>
+        </w:rPr>
+        <w:t>וּ⁠כְרָמֵ֖י⁠נוּ סְמָדַֽר</w:t>
+      </w:r>
+    </w:p>
+    <w:p>
+      <w:pPr>
+        <w:bidi/>
+      </w:pPr>
+      <w:r>
+        <w:rPr>
+          <w:lang w:val="ar_AE" w:bidi="ar_AE"/>
+        </w:rPr>
+      </w:r>
+      <w:r>
+        <w:rPr>
           <w:b/>
           <w:lang w:val="ar_AE" w:bidi="ar_AE"/>
         </w:rPr>
@@ -19604,6 +21284,22 @@
       </w:r>
       <w:r>
         <w:rPr>
+          <w:lang w:val="ar_AE" w:bidi="ar_AE"/>
+        </w:rPr>
+        <w:t>דּוֹדִ֥⁠י לִ⁠י֙ וַ⁠אֲנִ֣י ל֔⁠וֹ</w:t>
+      </w:r>
+    </w:p>
+    <w:p>
+      <w:pPr>
+        <w:bidi/>
+      </w:pPr>
+      <w:r>
+        <w:rPr>
+          <w:lang w:val="ar_AE" w:bidi="ar_AE"/>
+        </w:rPr>
+      </w:r>
+      <w:r>
+        <w:rPr>
           <w:b/>
           <w:lang w:val="ar_AE" w:bidi="ar_AE"/>
         </w:rPr>
@@ -19779,6 +21475,22 @@
         <w:rPr>
           <w:lang w:val="ar_AE" w:bidi="ar_AE"/>
         </w:rPr>
+      </w:r>
+    </w:p>
+    <w:p>
+      <w:pPr>
+        <w:bidi/>
+      </w:pPr>
+      <w:r>
+        <w:rPr>
+          <w:lang w:val="ar_AE" w:bidi="ar_AE"/>
+        </w:rPr>
+      </w:r>
+      <w:r>
+        <w:rPr>
+          <w:lang w:val="ar_AE" w:bidi="ar_AE"/>
+        </w:rPr>
+        <w:t>הָ⁠רֹעֶ֖ה בַּ⁠שּׁוֹשַׁנִּֽים</w:t>
       </w:r>
     </w:p>
     <w:p>
@@ -20252,6 +21964,22 @@
       </w:r>
       <w:r>
         <w:rPr>
+          <w:lang w:val="ar_AE" w:bidi="ar_AE"/>
+        </w:rPr>
+        <w:t>וְ⁠נָ֖סוּ הַ⁠צְּלָלִ֑ים</w:t>
+      </w:r>
+    </w:p>
+    <w:p>
+      <w:pPr>
+        <w:bidi/>
+      </w:pPr>
+      <w:r>
+        <w:rPr>
+          <w:lang w:val="ar_AE" w:bidi="ar_AE"/>
+        </w:rPr>
+      </w:r>
+      <w:r>
+        <w:rPr>
           <w:b/>
           <w:lang w:val="ar_AE" w:bidi="ar_AE"/>
         </w:rPr>
@@ -20357,6 +22085,22 @@
       </w:r>
       <w:r>
         <w:rPr>
+          <w:lang w:val="ar_AE" w:bidi="ar_AE"/>
+        </w:rPr>
+        <w:t>סֹב֩ דְּמֵה־לְ⁠ךָ֨ דוֹדִ֜⁠י</w:t>
+      </w:r>
+    </w:p>
+    <w:p>
+      <w:pPr>
+        <w:bidi/>
+      </w:pPr>
+      <w:r>
+        <w:rPr>
+          <w:lang w:val="ar_AE" w:bidi="ar_AE"/>
+        </w:rPr>
+      </w:r>
+      <w:r>
+        <w:rPr>
           <w:b/>
           <w:lang w:val="ar_AE" w:bidi="ar_AE"/>
         </w:rPr>
@@ -20414,6 +22158,22 @@
         <w:rPr>
           <w:lang w:val="ar_AE" w:bidi="ar_AE"/>
         </w:rPr>
+      </w:r>
+    </w:p>
+    <w:p>
+      <w:pPr>
+        <w:bidi/>
+      </w:pPr>
+      <w:r>
+        <w:rPr>
+          <w:lang w:val="ar_AE" w:bidi="ar_AE"/>
+        </w:rPr>
+      </w:r>
+      <w:r>
+        <w:rPr>
+          <w:lang w:val="ar_AE" w:bidi="ar_AE"/>
+        </w:rPr>
+        <w:t>לִ⁠צְבִ֗י</w:t>
       </w:r>
     </w:p>
     <w:p>
@@ -20979,6 +22739,22 @@
       </w:r>
       <w:r>
         <w:rPr>
+          <w:lang w:val="ar_AE" w:bidi="ar_AE"/>
+        </w:rPr>
+        <w:t>בַּ⁠לֵּיל֔וֹת</w:t>
+      </w:r>
+    </w:p>
+    <w:p>
+      <w:pPr>
+        <w:bidi/>
+      </w:pPr>
+      <w:r>
+        <w:rPr>
+          <w:lang w:val="ar_AE" w:bidi="ar_AE"/>
+        </w:rPr>
+      </w:r>
+      <w:r>
+        <w:rPr>
           <w:b/>
           <w:lang w:val="ar_AE" w:bidi="ar_AE"/>
         </w:rPr>
@@ -21097,6 +22873,22 @@
       </w:r>
       <w:r>
         <w:rPr>
+          <w:lang w:val="ar_AE" w:bidi="ar_AE"/>
+        </w:rPr>
+        <w:t>בִּקַּ֕שְׁתִּי אֵ֥ת שֶׁ⁠אָהֲבָ֖ה נַפְשִׁ֑⁠י בִּקַּשְׁתִּ֖י⁠ו</w:t>
+      </w:r>
+    </w:p>
+    <w:p>
+      <w:pPr>
+        <w:bidi/>
+      </w:pPr>
+      <w:r>
+        <w:rPr>
+          <w:lang w:val="ar_AE" w:bidi="ar_AE"/>
+        </w:rPr>
+      </w:r>
+      <w:r>
+        <w:rPr>
           <w:b/>
           <w:lang w:val="ar_AE" w:bidi="ar_AE"/>
         </w:rPr>
@@ -21189,6 +22981,22 @@
         <w:rPr>
           <w:lang w:val="ar_AE" w:bidi="ar_AE"/>
         </w:rPr>
+      </w:r>
+    </w:p>
+    <w:p>
+      <w:pPr>
+        <w:bidi/>
+      </w:pPr>
+      <w:r>
+        <w:rPr>
+          <w:lang w:val="ar_AE" w:bidi="ar_AE"/>
+        </w:rPr>
+      </w:r>
+      <w:r>
+        <w:rPr>
+          <w:lang w:val="ar_AE" w:bidi="ar_AE"/>
+        </w:rPr>
+        <w:t>אֵ֥ת שֶׁ⁠אָהֲבָ֖ה נַפְשִׁ֑⁠י</w:t>
       </w:r>
     </w:p>
     <w:p>
@@ -21404,6 +23212,22 @@
       </w:r>
       <w:r>
         <w:rPr>
+          <w:lang w:val="ar_AE" w:bidi="ar_AE"/>
+        </w:rPr>
+        <w:t>וַ⁠אֲסוֹבְבָ֣ה בָ⁠עִ֗יר</w:t>
+      </w:r>
+    </w:p>
+    <w:p>
+      <w:pPr>
+        <w:bidi/>
+      </w:pPr>
+      <w:r>
+        <w:rPr>
+          <w:lang w:val="ar_AE" w:bidi="ar_AE"/>
+        </w:rPr>
+      </w:r>
+      <w:r>
+        <w:rPr>
           <w:b/>
           <w:lang w:val="ar_AE" w:bidi="ar_AE"/>
         </w:rPr>
@@ -21474,6 +23298,22 @@
       </w:r>
       <w:r>
         <w:rPr>
+          <w:lang w:val="ar_AE" w:bidi="ar_AE"/>
+        </w:rPr>
+        <w:t>וּ⁠בָ֣⁠רְחֹב֔וֹת</w:t>
+      </w:r>
+    </w:p>
+    <w:p>
+      <w:pPr>
+        <w:bidi/>
+      </w:pPr>
+      <w:r>
+        <w:rPr>
+          <w:lang w:val="ar_AE" w:bidi="ar_AE"/>
+        </w:rPr>
+      </w:r>
+      <w:r>
+        <w:rPr>
           <w:b/>
           <w:lang w:val="ar_AE" w:bidi="ar_AE"/>
         </w:rPr>
@@ -21579,6 +23419,22 @@
       </w:r>
       <w:r>
         <w:rPr>
+          <w:lang w:val="ar_AE" w:bidi="ar_AE"/>
+        </w:rPr>
+        <w:t>אֲבַקְשָׁ֕ה &amp; בִּקַּשְׁתִּ֖י⁠ו</w:t>
+      </w:r>
+    </w:p>
+    <w:p>
+      <w:pPr>
+        <w:bidi/>
+      </w:pPr>
+      <w:r>
+        <w:rPr>
+          <w:lang w:val="ar_AE" w:bidi="ar_AE"/>
+        </w:rPr>
+      </w:r>
+      <w:r>
+        <w:rPr>
           <w:b/>
           <w:lang w:val="ar_AE" w:bidi="ar_AE"/>
         </w:rPr>
@@ -21649,6 +23505,22 @@
         <w:rPr>
           <w:lang w:val="ar_AE" w:bidi="ar_AE"/>
         </w:rPr>
+      </w:r>
+    </w:p>
+    <w:p>
+      <w:pPr>
+        <w:bidi/>
+      </w:pPr>
+      <w:r>
+        <w:rPr>
+          <w:lang w:val="ar_AE" w:bidi="ar_AE"/>
+        </w:rPr>
+      </w:r>
+      <w:r>
+        <w:rPr>
+          <w:lang w:val="ar_AE" w:bidi="ar_AE"/>
+        </w:rPr>
+        <w:t>אֵ֥ת שֶׁ⁠אָהֲבָ֖ה נַפְשִׁ֑⁠י</w:t>
       </w:r>
     </w:p>
     <w:p>
@@ -21772,6 +23644,22 @@
       </w:r>
       <w:r>
         <w:rPr>
+          <w:lang w:val="ar_AE" w:bidi="ar_AE"/>
+        </w:rPr>
+        <w:t>הַ⁠שֹּׁ֣מְרִ֔ים</w:t>
+      </w:r>
+    </w:p>
+    <w:p>
+      <w:pPr>
+        <w:bidi/>
+      </w:pPr>
+      <w:r>
+        <w:rPr>
+          <w:lang w:val="ar_AE" w:bidi="ar_AE"/>
+        </w:rPr>
+      </w:r>
+      <w:r>
+        <w:rPr>
           <w:b/>
           <w:lang w:val="ar_AE" w:bidi="ar_AE"/>
         </w:rPr>
@@ -21969,6 +23857,22 @@
         <w:rPr>
           <w:lang w:val="ar_AE" w:bidi="ar_AE"/>
         </w:rPr>
+      </w:r>
+    </w:p>
+    <w:p>
+      <w:pPr>
+        <w:bidi/>
+      </w:pPr>
+      <w:r>
+        <w:rPr>
+          <w:lang w:val="ar_AE" w:bidi="ar_AE"/>
+        </w:rPr>
+      </w:r>
+      <w:r>
+        <w:rPr>
+          <w:lang w:val="ar_AE" w:bidi="ar_AE"/>
+        </w:rPr>
+        <w:t>אֵ֛ת שֶׁ⁠אָהֲבָ֥ה נַפְשִׁ֖⁠י</w:t>
       </w:r>
     </w:p>
     <w:p>
@@ -22092,6 +23996,22 @@
       </w:r>
       <w:r>
         <w:rPr>
+          <w:lang w:val="ar_AE" w:bidi="ar_AE"/>
+        </w:rPr>
+        <w:t>אֵ֛ת שֶׁ⁠אָהֲבָ֥ה נַפְשִׁ֖⁠י רְאִיתֶֽם</w:t>
+      </w:r>
+    </w:p>
+    <w:p>
+      <w:pPr>
+        <w:bidi/>
+      </w:pPr>
+      <w:r>
+        <w:rPr>
+          <w:lang w:val="ar_AE" w:bidi="ar_AE"/>
+        </w:rPr>
+      </w:r>
+      <w:r>
+        <w:rPr>
           <w:b/>
           <w:lang w:val="ar_AE" w:bidi="ar_AE"/>
         </w:rPr>
@@ -22162,6 +24082,22 @@
       </w:r>
       <w:r>
         <w:rPr>
+          <w:lang w:val="ar_AE" w:bidi="ar_AE"/>
+        </w:rPr>
+        <w:t>כִּ⁠מְעַט֙</w:t>
+      </w:r>
+    </w:p>
+    <w:p>
+      <w:pPr>
+        <w:bidi/>
+      </w:pPr>
+      <w:r>
+        <w:rPr>
+          <w:lang w:val="ar_AE" w:bidi="ar_AE"/>
+        </w:rPr>
+      </w:r>
+      <w:r>
+        <w:rPr>
           <w:b/>
           <w:lang w:val="ar_AE" w:bidi="ar_AE"/>
         </w:rPr>
@@ -22219,6 +24155,22 @@
         <w:rPr>
           <w:lang w:val="ar_AE" w:bidi="ar_AE"/>
         </w:rPr>
+      </w:r>
+    </w:p>
+    <w:p>
+      <w:pPr>
+        <w:bidi/>
+      </w:pPr>
+      <w:r>
+        <w:rPr>
+          <w:lang w:val="ar_AE" w:bidi="ar_AE"/>
+        </w:rPr>
+      </w:r>
+      <w:r>
+        <w:rPr>
+          <w:lang w:val="ar_AE" w:bidi="ar_AE"/>
+        </w:rPr>
+        <w:t>אֵ֥ת שֶׁ⁠אָהֲבָ֖ה נַפְשִׁ֑⁠י</w:t>
       </w:r>
     </w:p>
     <w:p>
@@ -22342,6 +24294,22 @@
       </w:r>
       <w:r>
         <w:rPr>
+          <w:lang w:val="ar_AE" w:bidi="ar_AE"/>
+        </w:rPr>
+        <w:t>שֶׁ֤⁠הֲבֵיאתִי⁠ו֙</w:t>
+      </w:r>
+    </w:p>
+    <w:p>
+      <w:pPr>
+        <w:bidi/>
+      </w:pPr>
+      <w:r>
+        <w:rPr>
+          <w:lang w:val="ar_AE" w:bidi="ar_AE"/>
+        </w:rPr>
+      </w:r>
+      <w:r>
+        <w:rPr>
           <w:b/>
           <w:lang w:val="ar_AE" w:bidi="ar_AE"/>
         </w:rPr>
@@ -22434,6 +24402,22 @@
         <w:rPr>
           <w:lang w:val="ar_AE" w:bidi="ar_AE"/>
         </w:rPr>
+      </w:r>
+    </w:p>
+    <w:p>
+      <w:pPr>
+        <w:bidi/>
+      </w:pPr>
+      <w:r>
+        <w:rPr>
+          <w:lang w:val="ar_AE" w:bidi="ar_AE"/>
+        </w:rPr>
+      </w:r>
+      <w:r>
+        <w:rPr>
+          <w:lang w:val="ar_AE" w:bidi="ar_AE"/>
+        </w:rPr>
+        <w:t>שֶׁ֤⁠הֲבֵיאתִי⁠ו֙ אֶל־בֵּ֣ית אִמִּ֔⁠י וְ⁠אֶל־חֶ֖דֶר הוֹרָתִֽ⁠י</w:t>
       </w:r>
     </w:p>
     <w:p>
@@ -22649,6 +24633,22 @@
       </w:r>
       <w:r>
         <w:rPr>
+          <w:lang w:val="ar_AE" w:bidi="ar_AE"/>
+        </w:rPr>
+        <w:t>מִ֣י זֹ֗את עֹלָה֙ מִן־הַ⁠מִּדְבָּ֔ר כְּ⁠תִֽימֲר֖וֹת עָשָׁ֑ן מְקֻטֶּ֤רֶת מוֹר֙ וּ⁠לְבוֹנָ֔ה מִ⁠כֹּ֖ל אַבְקַ֥ת רוֹכֵֽל</w:t>
+      </w:r>
+    </w:p>
+    <w:p>
+      <w:pPr>
+        <w:bidi/>
+      </w:pPr>
+      <w:r>
+        <w:rPr>
+          <w:lang w:val="ar_AE" w:bidi="ar_AE"/>
+        </w:rPr>
+      </w:r>
+      <w:r>
+        <w:rPr>
           <w:b/>
           <w:lang w:val="ar_AE" w:bidi="ar_AE"/>
         </w:rPr>
@@ -22754,6 +24754,22 @@
       </w:r>
       <w:r>
         <w:rPr>
+          <w:lang w:val="ar_AE" w:bidi="ar_AE"/>
+        </w:rPr>
+        <w:t>זֹ֗את עֹלָה֙ מִן־הַ⁠מִּדְבָּ֔ר</w:t>
+      </w:r>
+    </w:p>
+    <w:p>
+      <w:pPr>
+        <w:bidi/>
+      </w:pPr>
+      <w:r>
+        <w:rPr>
+          <w:lang w:val="ar_AE" w:bidi="ar_AE"/>
+        </w:rPr>
+      </w:r>
+      <w:r>
+        <w:rPr>
           <w:b/>
           <w:lang w:val="ar_AE" w:bidi="ar_AE"/>
         </w:rPr>
@@ -22990,6 +25006,22 @@
       </w:r>
       <w:r>
         <w:rPr>
+          <w:lang w:val="ar_AE" w:bidi="ar_AE"/>
+        </w:rPr>
+        <w:t>עֹלָה֙</w:t>
+      </w:r>
+    </w:p>
+    <w:p>
+      <w:pPr>
+        <w:bidi/>
+      </w:pPr>
+      <w:r>
+        <w:rPr>
+          <w:lang w:val="ar_AE" w:bidi="ar_AE"/>
+        </w:rPr>
+      </w:r>
+      <w:r>
+        <w:rPr>
           <w:b/>
           <w:lang w:val="ar_AE" w:bidi="ar_AE"/>
         </w:rPr>
@@ -23095,6 +25127,22 @@
       </w:r>
       <w:r>
         <w:rPr>
+          <w:lang w:val="ar_AE" w:bidi="ar_AE"/>
+        </w:rPr>
+        <w:t>כְּ⁠תִֽימֲר֖וֹת עָשָׁ֑ן מְקֻטֶּ֤רֶת מוֹר֙ וּ⁠לְבוֹנָ֔ה</w:t>
+      </w:r>
+    </w:p>
+    <w:p>
+      <w:pPr>
+        <w:bidi/>
+      </w:pPr>
+      <w:r>
+        <w:rPr>
+          <w:lang w:val="ar_AE" w:bidi="ar_AE"/>
+        </w:rPr>
+      </w:r>
+      <w:r>
+        <w:rPr>
           <w:b/>
           <w:lang w:val="ar_AE" w:bidi="ar_AE"/>
         </w:rPr>
@@ -23213,6 +25261,22 @@
       </w:r>
       <w:r>
         <w:rPr>
+          <w:lang w:val="ar_AE" w:bidi="ar_AE"/>
+        </w:rPr>
+        <w:t>כְּ⁠תִֽימֲר֖וֹת עָשָׁ֑ן מְקֻטֶּ֤רֶת מוֹר֙ וּ⁠לְבוֹנָ֔ה</w:t>
+      </w:r>
+    </w:p>
+    <w:p>
+      <w:pPr>
+        <w:bidi/>
+      </w:pPr>
+      <w:r>
+        <w:rPr>
+          <w:lang w:val="ar_AE" w:bidi="ar_AE"/>
+        </w:rPr>
+      </w:r>
+      <w:r>
+        <w:rPr>
           <w:b/>
           <w:lang w:val="ar_AE" w:bidi="ar_AE"/>
         </w:rPr>
@@ -23344,6 +25408,22 @@
       </w:r>
       <w:r>
         <w:rPr>
+          <w:lang w:val="ar_AE" w:bidi="ar_AE"/>
+        </w:rPr>
+        <w:t>מְקֻטֶּ֤רֶת</w:t>
+      </w:r>
+    </w:p>
+    <w:p>
+      <w:pPr>
+        <w:bidi/>
+      </w:pPr>
+      <w:r>
+        <w:rPr>
+          <w:lang w:val="ar_AE" w:bidi="ar_AE"/>
+        </w:rPr>
+      </w:r>
+      <w:r>
+        <w:rPr>
           <w:b/>
           <w:lang w:val="ar_AE" w:bidi="ar_AE"/>
         </w:rPr>
@@ -23436,6 +25516,22 @@
       </w:r>
       <w:r>
         <w:rPr>
+          <w:lang w:val="ar_AE" w:bidi="ar_AE"/>
+        </w:rPr>
+        <w:t>מוֹר֙</w:t>
+      </w:r>
+    </w:p>
+    <w:p>
+      <w:pPr>
+        <w:bidi/>
+      </w:pPr>
+      <w:r>
+        <w:rPr>
+          <w:lang w:val="ar_AE" w:bidi="ar_AE"/>
+        </w:rPr>
+      </w:r>
+      <w:r>
+        <w:rPr>
           <w:b/>
           <w:lang w:val="ar_AE" w:bidi="ar_AE"/>
         </w:rPr>
@@ -23506,6 +25602,22 @@
       </w:r>
       <w:r>
         <w:rPr>
+          <w:lang w:val="ar_AE" w:bidi="ar_AE"/>
+        </w:rPr>
+        <w:t>מִ⁠כֹּ֖ל אַבְקַ֥ת רוֹכֵֽל</w:t>
+      </w:r>
+    </w:p>
+    <w:p>
+      <w:pPr>
+        <w:bidi/>
+      </w:pPr>
+      <w:r>
+        <w:rPr>
+          <w:lang w:val="ar_AE" w:bidi="ar_AE"/>
+        </w:rPr>
+      </w:r>
+      <w:r>
+        <w:rPr>
           <w:b/>
           <w:lang w:val="ar_AE" w:bidi="ar_AE"/>
         </w:rPr>
@@ -23762,6 +25874,22 @@
       </w:r>
       <w:r>
         <w:rPr>
+          <w:lang w:val="ar_AE" w:bidi="ar_AE"/>
+        </w:rPr>
+        <w:t>מִטָּת⁠וֹ֙</w:t>
+      </w:r>
+    </w:p>
+    <w:p>
+      <w:pPr>
+        <w:bidi/>
+      </w:pPr>
+      <w:r>
+        <w:rPr>
+          <w:lang w:val="ar_AE" w:bidi="ar_AE"/>
+        </w:rPr>
+      </w:r>
+      <w:r>
+        <w:rPr>
           <w:b/>
           <w:lang w:val="ar_AE" w:bidi="ar_AE"/>
         </w:rPr>
@@ -23880,6 +26008,22 @@
       </w:r>
       <w:r>
         <w:rPr>
+          <w:lang w:val="ar_AE" w:bidi="ar_AE"/>
+        </w:rPr>
+        <w:t>מִטָּת⁠וֹ֙ שֶׁ⁠לִּ⁠שְׁלֹמֹ֔ה</w:t>
+      </w:r>
+    </w:p>
+    <w:p>
+      <w:pPr>
+        <w:bidi/>
+      </w:pPr>
+      <w:r>
+        <w:rPr>
+          <w:lang w:val="ar_AE" w:bidi="ar_AE"/>
+        </w:rPr>
+      </w:r>
+      <w:r>
+        <w:rPr>
           <w:b/>
           <w:lang w:val="ar_AE" w:bidi="ar_AE"/>
         </w:rPr>
@@ -24037,6 +26181,22 @@
       </w:r>
       <w:r>
         <w:rPr>
+          <w:lang w:val="ar_AE" w:bidi="ar_AE"/>
+        </w:rPr>
+        <w:t>מְלֻמְּדֵ֖י מִלְחָמָ֑ה</w:t>
+      </w:r>
+    </w:p>
+    <w:p>
+      <w:pPr>
+        <w:bidi/>
+      </w:pPr>
+      <w:r>
+        <w:rPr>
+          <w:lang w:val="ar_AE" w:bidi="ar_AE"/>
+        </w:rPr>
+      </w:r>
+      <w:r>
+        <w:rPr>
           <w:b/>
           <w:lang w:val="ar_AE" w:bidi="ar_AE"/>
         </w:rPr>
@@ -24107,6 +26267,22 @@
       </w:r>
       <w:r>
         <w:rPr>
+          <w:lang w:val="ar_AE" w:bidi="ar_AE"/>
+        </w:rPr>
+        <w:t>אִ֤ישׁ חַרְבּ⁠וֹ֙ עַל־יְרֵכ֔⁠וֹ מִ⁠פַּ֖חַד בַּ⁠לֵּילּֽוֹת</w:t>
+      </w:r>
+    </w:p>
+    <w:p>
+      <w:pPr>
+        <w:bidi/>
+      </w:pPr>
+      <w:r>
+        <w:rPr>
+          <w:lang w:val="ar_AE" w:bidi="ar_AE"/>
+        </w:rPr>
+      </w:r>
+      <w:r>
+        <w:rPr>
           <w:b/>
           <w:lang w:val="ar_AE" w:bidi="ar_AE"/>
         </w:rPr>
@@ -24330,6 +26506,22 @@
         <w:rPr>
           <w:lang w:val="ar_AE" w:bidi="ar_AE"/>
         </w:rPr>
+      </w:r>
+    </w:p>
+    <w:p>
+      <w:pPr>
+        <w:bidi/>
+      </w:pPr>
+      <w:r>
+        <w:rPr>
+          <w:lang w:val="ar_AE" w:bidi="ar_AE"/>
+        </w:rPr>
+      </w:r>
+      <w:r>
+        <w:rPr>
+          <w:lang w:val="ar_AE" w:bidi="ar_AE"/>
+        </w:rPr>
+        <w:t>אַפִּרְי֗וֹן</w:t>
       </w:r>
     </w:p>
     <w:p>
@@ -24523,6 +26715,22 @@
       </w:r>
       <w:r>
         <w:rPr>
+          <w:lang w:val="ar_AE" w:bidi="ar_AE"/>
+        </w:rPr>
+        <w:t>אַפִּרְי֗וֹן עָ֤שָׂה ל⁠וֹ֙ הַ⁠מֶּ֣לֶךְ שְׁלֹמֹ֔ה מֵ⁠עֲצֵ֖י הַ⁠לְּבָנֽוֹן</w:t>
+      </w:r>
+    </w:p>
+    <w:p>
+      <w:pPr>
+        <w:bidi/>
+      </w:pPr>
+      <w:r>
+        <w:rPr>
+          <w:lang w:val="ar_AE" w:bidi="ar_AE"/>
+        </w:rPr>
+      </w:r>
+      <w:r>
+        <w:rPr>
           <w:b/>
           <w:lang w:val="ar_AE" w:bidi="ar_AE"/>
         </w:rPr>
@@ -24685,6 +26893,22 @@
       </w:r>
       <w:r>
         <w:rPr>
+          <w:lang w:val="ar_AE" w:bidi="ar_AE"/>
+        </w:rPr>
+        <w:t>אַפִּרְי֗וֹן עָ֤שָׂה ל⁠וֹ֙ &amp; עַמּוּדָי⁠ו֙ עָ֣שָׂה כֶ֔סֶף</w:t>
+      </w:r>
+    </w:p>
+    <w:p>
+      <w:pPr>
+        <w:bidi/>
+      </w:pPr>
+      <w:r>
+        <w:rPr>
+          <w:lang w:val="ar_AE" w:bidi="ar_AE"/>
+        </w:rPr>
+      </w:r>
+      <w:r>
+        <w:rPr>
           <w:b/>
           <w:lang w:val="ar_AE" w:bidi="ar_AE"/>
         </w:rPr>
@@ -25043,6 +27267,22 @@
       </w:r>
       <w:r>
         <w:rPr>
+          <w:lang w:val="ar_AE" w:bidi="ar_AE"/>
+        </w:rPr>
+        <w:t>מֶרְכָּב֖⁠וֹ אַרְגָּמָ֑ן</w:t>
+      </w:r>
+    </w:p>
+    <w:p>
+      <w:pPr>
+        <w:bidi/>
+      </w:pPr>
+      <w:r>
+        <w:rPr>
+          <w:lang w:val="ar_AE" w:bidi="ar_AE"/>
+        </w:rPr>
+      </w:r>
+      <w:r>
+        <w:rPr>
           <w:b/>
           <w:lang w:val="ar_AE" w:bidi="ar_AE"/>
         </w:rPr>
@@ -25113,6 +27353,22 @@
       </w:r>
       <w:r>
         <w:rPr>
+          <w:lang w:val="ar_AE" w:bidi="ar_AE"/>
+        </w:rPr>
+        <w:t>תּוֹכ⁠וֹ֙ רָצ֣וּף אַהֲבָ֔ה מִ⁠בְּנ֖וֹת יְרוּשָׁלִָֽם</w:t>
+      </w:r>
+    </w:p>
+    <w:p>
+      <w:pPr>
+        <w:bidi/>
+      </w:pPr>
+      <w:r>
+        <w:rPr>
+          <w:lang w:val="ar_AE" w:bidi="ar_AE"/>
+        </w:rPr>
+      </w:r>
+      <w:r>
+        <w:rPr>
           <w:b/>
           <w:lang w:val="ar_AE" w:bidi="ar_AE"/>
         </w:rPr>
@@ -25297,6 +27553,22 @@
         <w:rPr>
           <w:lang w:val="ar_AE" w:bidi="ar_AE"/>
         </w:rPr>
+      </w:r>
+    </w:p>
+    <w:p>
+      <w:pPr>
+        <w:bidi/>
+      </w:pPr>
+      <w:r>
+        <w:rPr>
+          <w:lang w:val="ar_AE" w:bidi="ar_AE"/>
+        </w:rPr>
+      </w:r>
+      <w:r>
+        <w:rPr>
+          <w:lang w:val="ar_AE" w:bidi="ar_AE"/>
+        </w:rPr>
+        <w:t>תּוֹכ⁠וֹ֙ רָצ֣וּף אַהֲבָ֔ה מִ⁠בְּנ֖וֹת יְרוּשָׁלִָֽם</w:t>
       </w:r>
     </w:p>
     <w:p>
@@ -25503,6 +27775,22 @@
       </w:r>
       <w:r>
         <w:rPr>
+          <w:lang w:val="ar_AE" w:bidi="ar_AE"/>
+        </w:rPr>
+        <w:t>צְאֶ֧ינָה</w:t>
+      </w:r>
+    </w:p>
+    <w:p>
+      <w:pPr>
+        <w:bidi/>
+      </w:pPr>
+      <w:r>
+        <w:rPr>
+          <w:lang w:val="ar_AE" w:bidi="ar_AE"/>
+        </w:rPr>
+      </w:r>
+      <w:r>
+        <w:rPr>
           <w:b/>
           <w:lang w:val="ar_AE" w:bidi="ar_AE"/>
         </w:rPr>
@@ -25595,6 +27883,22 @@
         <w:rPr>
           <w:lang w:val="ar_AE" w:bidi="ar_AE"/>
         </w:rPr>
+      </w:r>
+    </w:p>
+    <w:p>
+      <w:pPr>
+        <w:bidi/>
+      </w:pPr>
+      <w:r>
+        <w:rPr>
+          <w:lang w:val="ar_AE" w:bidi="ar_AE"/>
+        </w:rPr>
+      </w:r>
+      <w:r>
+        <w:rPr>
+          <w:lang w:val="ar_AE" w:bidi="ar_AE"/>
+        </w:rPr>
+        <w:t>בְּנ֥וֹת צִיּ֖וֹן</w:t>
       </w:r>
     </w:p>
     <w:p>
@@ -25758,6 +28062,22 @@
       </w:r>
       <w:r>
         <w:rPr>
+          <w:lang w:val="ar_AE" w:bidi="ar_AE"/>
+        </w:rPr>
+        <w:t>בְּ⁠י֣וֹם חֲתֻנָּת֔⁠וֹ וּ⁠בְ⁠י֖וֹם שִׂמְחַ֥ת לִבּֽ⁠וֹ</w:t>
+      </w:r>
+    </w:p>
+    <w:p>
+      <w:pPr>
+        <w:bidi/>
+      </w:pPr>
+      <w:r>
+        <w:rPr>
+          <w:lang w:val="ar_AE" w:bidi="ar_AE"/>
+        </w:rPr>
+      </w:r>
+      <w:r>
+        <w:rPr>
           <w:b/>
           <w:lang w:val="ar_AE" w:bidi="ar_AE"/>
         </w:rPr>
@@ -25837,6 +28157,22 @@
         <w:rPr>
           <w:lang w:val="ar_AE" w:bidi="ar_AE"/>
         </w:rPr>
+      </w:r>
+    </w:p>
+    <w:p>
+      <w:pPr>
+        <w:bidi/>
+      </w:pPr>
+      <w:r>
+        <w:rPr>
+          <w:lang w:val="ar_AE" w:bidi="ar_AE"/>
+        </w:rPr>
+      </w:r>
+      <w:r>
+        <w:rPr>
+          <w:lang w:val="ar_AE" w:bidi="ar_AE"/>
+        </w:rPr>
+        <w:t>וּ⁠בְ⁠י֖וֹם שִׂמְחַ֥ת לִבּֽ⁠וֹ</w:t>
       </w:r>
     </w:p>
     <w:p>
@@ -26745,6 +29081,22 @@
       </w:r>
       <w:r>
         <w:rPr>
+          <w:lang w:val="ar_AE" w:bidi="ar_AE"/>
+        </w:rPr>
+        <w:t>שַׂעְרֵ⁠ךְ֙ כְּ⁠עֵ֣דֶר הָֽ⁠עִזִּ֔ים שֶׁ⁠גָּלְשׁ֖וּ מֵ⁠הַ֥ר גִּלְעָֽד</w:t>
+      </w:r>
+    </w:p>
+    <w:p>
+      <w:pPr>
+        <w:bidi/>
+      </w:pPr>
+      <w:r>
+        <w:rPr>
+          <w:lang w:val="ar_AE" w:bidi="ar_AE"/>
+        </w:rPr>
+      </w:r>
+      <w:r>
+        <w:rPr>
           <w:b/>
           <w:lang w:val="ar_AE" w:bidi="ar_AE"/>
         </w:rPr>
@@ -26968,6 +29320,22 @@
       </w:r>
       <w:r>
         <w:rPr>
+          <w:lang w:val="ar_AE" w:bidi="ar_AE"/>
+        </w:rPr>
+        <w:t>הַ⁠קְּצוּב֔וֹת</w:t>
+      </w:r>
+    </w:p>
+    <w:p>
+      <w:pPr>
+        <w:bidi/>
+      </w:pPr>
+      <w:r>
+        <w:rPr>
+          <w:lang w:val="ar_AE" w:bidi="ar_AE"/>
+        </w:rPr>
+      </w:r>
+      <w:r>
+        <w:rPr>
           <w:b/>
           <w:lang w:val="ar_AE" w:bidi="ar_AE"/>
         </w:rPr>
@@ -27060,6 +29428,22 @@
       </w:r>
       <w:r>
         <w:rPr>
+          <w:lang w:val="ar_AE" w:bidi="ar_AE"/>
+        </w:rPr>
+        <w:t>מַתְאִימ֔וֹת</w:t>
+      </w:r>
+    </w:p>
+    <w:p>
+      <w:pPr>
+        <w:bidi/>
+      </w:pPr>
+      <w:r>
+        <w:rPr>
+          <w:lang w:val="ar_AE" w:bidi="ar_AE"/>
+        </w:rPr>
+      </w:r>
+      <w:r>
+        <w:rPr>
           <w:b/>
           <w:lang w:val="ar_AE" w:bidi="ar_AE"/>
         </w:rPr>
@@ -27244,6 +29628,22 @@
       </w:r>
       <w:r>
         <w:rPr>
+          <w:lang w:val="ar_AE" w:bidi="ar_AE"/>
+        </w:rPr>
+        <w:t>וְ⁠שַׁכֻּלָ֖ה אֵ֥ין בָּ⁠הֶֽם</w:t>
+      </w:r>
+    </w:p>
+    <w:p>
+      <w:pPr>
+        <w:bidi/>
+      </w:pPr>
+      <w:r>
+        <w:rPr>
+          <w:lang w:val="ar_AE" w:bidi="ar_AE"/>
+        </w:rPr>
+      </w:r>
+      <w:r>
+        <w:rPr>
           <w:b/>
           <w:lang w:val="ar_AE" w:bidi="ar_AE"/>
         </w:rPr>
@@ -27426,6 +29826,22 @@
       </w:r>
       <w:r>
         <w:rPr>
+          <w:lang w:val="ar_AE" w:bidi="ar_AE"/>
+        </w:rPr>
+        <w:t>כְּ⁠פֶ֤לַח הָֽ⁠רִמּוֹן֙ רַקָּתֵ֔⁠ךְ</w:t>
+      </w:r>
+    </w:p>
+    <w:p>
+      <w:pPr>
+        <w:bidi/>
+      </w:pPr>
+      <w:r>
+        <w:rPr>
+          <w:lang w:val="ar_AE" w:bidi="ar_AE"/>
+        </w:rPr>
+      </w:r>
+      <w:r>
+        <w:rPr>
           <w:b/>
           <w:lang w:val="ar_AE" w:bidi="ar_AE"/>
         </w:rPr>
@@ -27509,6 +29925,22 @@
         <w:rPr>
           <w:lang w:val="ar_AE" w:bidi="ar_AE"/>
         </w:rPr>
+      </w:r>
+    </w:p>
+    <w:p>
+      <w:pPr>
+        <w:bidi/>
+      </w:pPr>
+      <w:r>
+        <w:rPr>
+          <w:lang w:val="ar_AE" w:bidi="ar_AE"/>
+        </w:rPr>
+      </w:r>
+      <w:r>
+        <w:rPr>
+          <w:lang w:val="ar_AE" w:bidi="ar_AE"/>
+        </w:rPr>
+        <w:t>כְּ⁠פֶ֤לַח הָֽ⁠רִמּוֹן֙ רַקָּתֵ֔⁠ךְ</w:t>
       </w:r>
     </w:p>
     <w:p>
@@ -27780,6 +30212,22 @@
       </w:r>
       <w:r>
         <w:rPr>
+          <w:lang w:val="ar_AE" w:bidi="ar_AE"/>
+        </w:rPr>
+        <w:t>כְּ⁠מִגְדַּ֤ל דָּוִיד֙ צַוָּארֵ֔⁠ךְ בָּנ֖וּי לְ⁠תַלְפִּיּ֑וֹת</w:t>
+      </w:r>
+    </w:p>
+    <w:p>
+      <w:pPr>
+        <w:bidi/>
+      </w:pPr>
+      <w:r>
+        <w:rPr>
+          <w:lang w:val="ar_AE" w:bidi="ar_AE"/>
+        </w:rPr>
+      </w:r>
+      <w:r>
+        <w:rPr>
           <w:b/>
           <w:lang w:val="ar_AE" w:bidi="ar_AE"/>
         </w:rPr>
@@ -27905,6 +30353,22 @@
       </w:r>
       <w:r>
         <w:rPr>
+          <w:lang w:val="ar_AE" w:bidi="ar_AE"/>
+        </w:rPr>
+        <w:t>כְּ⁠מִגְדַּ֤ל דָּוִיד֙</w:t>
+      </w:r>
+    </w:p>
+    <w:p>
+      <w:pPr>
+        <w:bidi/>
+      </w:pPr>
+      <w:r>
+        <w:rPr>
+          <w:lang w:val="ar_AE" w:bidi="ar_AE"/>
+        </w:rPr>
+      </w:r>
+      <w:r>
+        <w:rPr>
           <w:b/>
           <w:lang w:val="ar_AE" w:bidi="ar_AE"/>
         </w:rPr>
@@ -28010,6 +30474,22 @@
       </w:r>
       <w:r>
         <w:rPr>
+          <w:lang w:val="ar_AE" w:bidi="ar_AE"/>
+        </w:rPr>
+        <w:t>כְּ⁠מִגְדַּ֤ל דָּוִיד֙ צַוָּארֵ֔⁠ךְ בָּנ֖וּי לְ⁠תַלְפִּיּ֑וֹת</w:t>
+      </w:r>
+    </w:p>
+    <w:p>
+      <w:pPr>
+        <w:bidi/>
+      </w:pPr>
+      <w:r>
+        <w:rPr>
+          <w:lang w:val="ar_AE" w:bidi="ar_AE"/>
+        </w:rPr>
+      </w:r>
+      <w:r>
+        <w:rPr>
           <w:b/>
           <w:lang w:val="ar_AE" w:bidi="ar_AE"/>
         </w:rPr>
@@ -28102,6 +30582,22 @@
       </w:r>
       <w:r>
         <w:rPr>
+          <w:lang w:val="ar_AE" w:bidi="ar_AE"/>
+        </w:rPr>
+        <w:t>בָּנ֖וּי לְ⁠תַלְפִּיּ֑וֹת</w:t>
+      </w:r>
+    </w:p>
+    <w:p>
+      <w:pPr>
+        <w:bidi/>
+      </w:pPr>
+      <w:r>
+        <w:rPr>
+          <w:lang w:val="ar_AE" w:bidi="ar_AE"/>
+        </w:rPr>
+      </w:r>
+      <w:r>
+        <w:rPr>
           <w:b/>
           <w:lang w:val="ar_AE" w:bidi="ar_AE"/>
         </w:rPr>
@@ -28172,6 +30668,22 @@
       </w:r>
       <w:r>
         <w:rPr>
+          <w:lang w:val="ar_AE" w:bidi="ar_AE"/>
+        </w:rPr>
+        <w:t>אֶ֤לֶף הַ⁠מָּגֵן֙ תָּל֣וּי עָלָ֔י⁠ו כֹּ֖ל שִׁלְטֵ֥י הַ⁠גִּבּוֹרִֽים</w:t>
+      </w:r>
+    </w:p>
+    <w:p>
+      <w:pPr>
+        <w:bidi/>
+      </w:pPr>
+      <w:r>
+        <w:rPr>
+          <w:lang w:val="ar_AE" w:bidi="ar_AE"/>
+        </w:rPr>
+      </w:r>
+      <w:r>
+        <w:rPr>
           <w:b/>
           <w:lang w:val="ar_AE" w:bidi="ar_AE"/>
         </w:rPr>
@@ -28303,6 +30815,22 @@
       </w:r>
       <w:r>
         <w:rPr>
+          <w:lang w:val="ar_AE" w:bidi="ar_AE"/>
+        </w:rPr>
+        <w:t>אֶ֤לֶף</w:t>
+      </w:r>
+    </w:p>
+    <w:p>
+      <w:pPr>
+        <w:bidi/>
+      </w:pPr>
+      <w:r>
+        <w:rPr>
+          <w:lang w:val="ar_AE" w:bidi="ar_AE"/>
+        </w:rPr>
+      </w:r>
+      <w:r>
+        <w:rPr>
           <w:b/>
           <w:lang w:val="ar_AE" w:bidi="ar_AE"/>
         </w:rPr>
@@ -28395,6 +30923,22 @@
         <w:rPr>
           <w:lang w:val="ar_AE" w:bidi="ar_AE"/>
         </w:rPr>
+      </w:r>
+    </w:p>
+    <w:p>
+      <w:pPr>
+        <w:bidi/>
+      </w:pPr>
+      <w:r>
+        <w:rPr>
+          <w:lang w:val="ar_AE" w:bidi="ar_AE"/>
+        </w:rPr>
+      </w:r>
+      <w:r>
+        <w:rPr>
+          <w:lang w:val="ar_AE" w:bidi="ar_AE"/>
+        </w:rPr>
+        <w:t>אֶ֤לֶף הַ⁠מָּגֵן֙ תָּל֣וּי עָלָ֔י⁠ו כֹּ֖ל שִׁלְטֵ֥י הַ⁠גִּבּוֹרִֽים</w:t>
       </w:r>
     </w:p>
     <w:p>
@@ -28903,6 +31447,22 @@
       </w:r>
       <w:r>
         <w:rPr>
+          <w:lang w:val="ar_AE" w:bidi="ar_AE"/>
+        </w:rPr>
+        <w:t>עַ֤ד שֶׁ⁠יָּפ֨וּחַ֙ הַ⁠יּ֔וֹם וְ⁠נָ֖סוּ הַ⁠צְּלָלִ֑ים</w:t>
+      </w:r>
+    </w:p>
+    <w:p>
+      <w:pPr>
+        <w:bidi/>
+      </w:pPr>
+      <w:r>
+        <w:rPr>
+          <w:lang w:val="ar_AE" w:bidi="ar_AE"/>
+        </w:rPr>
+      </w:r>
+      <w:r>
+        <w:rPr>
           <w:b/>
           <w:lang w:val="ar_AE" w:bidi="ar_AE"/>
         </w:rPr>
@@ -29026,6 +31586,22 @@
       </w:r>
       <w:r>
         <w:rPr>
+          <w:lang w:val="ar_AE" w:bidi="ar_AE"/>
+        </w:rPr>
+        <w:t>אֵ֤לֶךְ לִ⁠י֙</w:t>
+      </w:r>
+    </w:p>
+    <w:p>
+      <w:pPr>
+        <w:bidi/>
+      </w:pPr>
+      <w:r>
+        <w:rPr>
+          <w:lang w:val="ar_AE" w:bidi="ar_AE"/>
+        </w:rPr>
+      </w:r>
+      <w:r>
+        <w:rPr>
           <w:b/>
           <w:lang w:val="ar_AE" w:bidi="ar_AE"/>
         </w:rPr>
@@ -29372,6 +31948,22 @@
       </w:r>
       <w:r>
         <w:rPr>
+          <w:lang w:val="ar_AE" w:bidi="ar_AE"/>
+        </w:rPr>
+        <w:t>כֻּלָּ֤⁠ךְ יָפָה֙</w:t>
+      </w:r>
+    </w:p>
+    <w:p>
+      <w:pPr>
+        <w:bidi/>
+      </w:pPr>
+      <w:r>
+        <w:rPr>
+          <w:lang w:val="ar_AE" w:bidi="ar_AE"/>
+        </w:rPr>
+      </w:r>
+      <w:r>
+        <w:rPr>
           <w:b/>
           <w:lang w:val="ar_AE" w:bidi="ar_AE"/>
         </w:rPr>
@@ -29534,6 +32126,22 @@
       </w:r>
       <w:r>
         <w:rPr>
+          <w:lang w:val="ar_AE" w:bidi="ar_AE"/>
+        </w:rPr>
+        <w:t>אִתִּ֤⁠י &amp; תָּב֑וֹאִי</w:t>
+      </w:r>
+    </w:p>
+    <w:p>
+      <w:pPr>
+        <w:bidi/>
+      </w:pPr>
+      <w:r>
+        <w:rPr>
+          <w:lang w:val="ar_AE" w:bidi="ar_AE"/>
+        </w:rPr>
+      </w:r>
+      <w:r>
+        <w:rPr>
           <w:b/>
           <w:lang w:val="ar_AE" w:bidi="ar_AE"/>
         </w:rPr>
@@ -29886,6 +32494,22 @@
       </w:r>
       <w:r>
         <w:rPr>
+          <w:lang w:val="ar_AE" w:bidi="ar_AE"/>
+        </w:rPr>
+        <w:t>מִ⁠מְּעֹנ֣וֹת אֲרָי֔וֹת מֵֽ⁠הַרְרֵ֖י נְמֵרִֽים</w:t>
+      </w:r>
+    </w:p>
+    <w:p>
+      <w:pPr>
+        <w:bidi/>
+      </w:pPr>
+      <w:r>
+        <w:rPr>
+          <w:lang w:val="ar_AE" w:bidi="ar_AE"/>
+        </w:rPr>
+      </w:r>
+      <w:r>
+        <w:rPr>
           <w:b/>
           <w:lang w:val="ar_AE" w:bidi="ar_AE"/>
         </w:rPr>
@@ -29978,6 +32602,22 @@
       </w:r>
       <w:r>
         <w:rPr>
+          <w:lang w:val="ar_AE" w:bidi="ar_AE"/>
+        </w:rPr>
+        <w:t>לִבַּבְתִּ֖⁠נִי אֲחֹתִ֣⁠י כַלָּ֑ה לִבַּבְתִּ֨י⁠נִי֙</w:t>
+      </w:r>
+    </w:p>
+    <w:p>
+      <w:pPr>
+        <w:bidi/>
+      </w:pPr>
+      <w:r>
+        <w:rPr>
+          <w:lang w:val="ar_AE" w:bidi="ar_AE"/>
+        </w:rPr>
+      </w:r>
+      <w:r>
+        <w:rPr>
           <w:b/>
           <w:lang w:val="ar_AE" w:bidi="ar_AE"/>
         </w:rPr>
@@ -30083,6 +32723,22 @@
       </w:r>
       <w:r>
         <w:rPr>
+          <w:lang w:val="ar_AE" w:bidi="ar_AE"/>
+        </w:rPr>
+        <w:t>לִבַּבְתִּ֖⁠נִי &amp; לִבַּבְתִּ֨י⁠נִי֙</w:t>
+      </w:r>
+    </w:p>
+    <w:p>
+      <w:pPr>
+        <w:bidi/>
+      </w:pPr>
+      <w:r>
+        <w:rPr>
+          <w:lang w:val="ar_AE" w:bidi="ar_AE"/>
+        </w:rPr>
+      </w:r>
+      <w:r>
+        <w:rPr>
           <w:b/>
           <w:lang w:val="ar_AE" w:bidi="ar_AE"/>
         </w:rPr>
@@ -30371,6 +33027,22 @@
         <w:rPr>
           <w:lang w:val="ar_AE" w:bidi="ar_AE"/>
         </w:rPr>
+      </w:r>
+    </w:p>
+    <w:p>
+      <w:pPr>
+        <w:bidi/>
+      </w:pPr>
+      <w:r>
+        <w:rPr>
+          <w:lang w:val="ar_AE" w:bidi="ar_AE"/>
+        </w:rPr>
+      </w:r>
+      <w:r>
+        <w:rPr>
+          <w:lang w:val="ar_AE" w:bidi="ar_AE"/>
+        </w:rPr>
+        <w:t>מַה &amp; מַה</w:t>
       </w:r>
     </w:p>
     <w:p>
@@ -30632,6 +33304,22 @@
       </w:r>
       <w:r>
         <w:rPr>
+          <w:lang w:val="ar_AE" w:bidi="ar_AE"/>
+        </w:rPr>
+        <w:t>מַה־יָּפ֥וּ דֹדַ֖יִ⁠ךְ אֲחֹתִ֣⁠י כַלָּ֑ה מַה־טֹּ֤בוּ דֹדַ֨יִ⁠ךְ֙ מִ⁠יַּ֔יִן</w:t>
+      </w:r>
+    </w:p>
+    <w:p>
+      <w:pPr>
+        <w:bidi/>
+      </w:pPr>
+      <w:r>
+        <w:rPr>
+          <w:lang w:val="ar_AE" w:bidi="ar_AE"/>
+        </w:rPr>
+      </w:r>
+      <w:r>
+        <w:rPr>
           <w:b/>
           <w:lang w:val="ar_AE" w:bidi="ar_AE"/>
         </w:rPr>
@@ -30842,6 +33530,22 @@
       </w:r>
       <w:r>
         <w:rPr>
+          <w:lang w:val="ar_AE" w:bidi="ar_AE"/>
+        </w:rPr>
+        <w:t>שְׁמָנַ֖יִ⁠ךְ</w:t>
+      </w:r>
+    </w:p>
+    <w:p>
+      <w:pPr>
+        <w:bidi/>
+      </w:pPr>
+      <w:r>
+        <w:rPr>
+          <w:lang w:val="ar_AE" w:bidi="ar_AE"/>
+        </w:rPr>
+      </w:r>
+      <w:r>
+        <w:rPr>
           <w:b/>
           <w:lang w:val="ar_AE" w:bidi="ar_AE"/>
         </w:rPr>
@@ -31052,6 +33756,22 @@
       </w:r>
       <w:r>
         <w:rPr>
+          <w:lang w:val="ar_AE" w:bidi="ar_AE"/>
+        </w:rPr>
+        <w:t>נֹ֛פֶת תִּטֹּ֥פְנָה שִׂפְתוֹתַ֖יִ⁠ךְ</w:t>
+      </w:r>
+    </w:p>
+    <w:p>
+      <w:pPr>
+        <w:bidi/>
+      </w:pPr>
+      <w:r>
+        <w:rPr>
+          <w:lang w:val="ar_AE" w:bidi="ar_AE"/>
+        </w:rPr>
+      </w:r>
+      <w:r>
+        <w:rPr>
           <w:b/>
           <w:lang w:val="ar_AE" w:bidi="ar_AE"/>
         </w:rPr>
@@ -31183,6 +33903,22 @@
       </w:r>
       <w:r>
         <w:rPr>
+          <w:lang w:val="ar_AE" w:bidi="ar_AE"/>
+        </w:rPr>
+        <w:t>נֹ֛פֶת</w:t>
+      </w:r>
+    </w:p>
+    <w:p>
+      <w:pPr>
+        <w:bidi/>
+      </w:pPr>
+      <w:r>
+        <w:rPr>
+          <w:lang w:val="ar_AE" w:bidi="ar_AE"/>
+        </w:rPr>
+      </w:r>
+      <w:r>
+        <w:rPr>
           <w:b/>
           <w:lang w:val="ar_AE" w:bidi="ar_AE"/>
         </w:rPr>
@@ -31288,6 +34024,22 @@
       </w:r>
       <w:r>
         <w:rPr>
+          <w:lang w:val="ar_AE" w:bidi="ar_AE"/>
+        </w:rPr>
+        <w:t>דְּבַ֤שׁ וְ⁠חָלָב֙ תַּ֣חַת לְשׁוֹנֵ֔⁠ךְ</w:t>
+      </w:r>
+    </w:p>
+    <w:p>
+      <w:pPr>
+        <w:bidi/>
+      </w:pPr>
+      <w:r>
+        <w:rPr>
+          <w:lang w:val="ar_AE" w:bidi="ar_AE"/>
+        </w:rPr>
+      </w:r>
+      <w:r>
+        <w:rPr>
           <w:b/>
           <w:lang w:val="ar_AE" w:bidi="ar_AE"/>
         </w:rPr>
@@ -31393,6 +34145,22 @@
       </w:r>
       <w:r>
         <w:rPr>
+          <w:lang w:val="ar_AE" w:bidi="ar_AE"/>
+        </w:rPr>
+        <w:t>וְ⁠רֵ֥יחַ שַׂלְמֹתַ֖יִ⁠ךְ כְּ⁠רֵ֥יחַ לְבָנֽוֹן</w:t>
+      </w:r>
+    </w:p>
+    <w:p>
+      <w:pPr>
+        <w:bidi/>
+      </w:pPr>
+      <w:r>
+        <w:rPr>
+          <w:lang w:val="ar_AE" w:bidi="ar_AE"/>
+        </w:rPr>
+      </w:r>
+      <w:r>
+        <w:rPr>
           <w:b/>
           <w:lang w:val="ar_AE" w:bidi="ar_AE"/>
         </w:rPr>
@@ -31511,6 +34279,22 @@
       </w:r>
       <w:r>
         <w:rPr>
+          <w:lang w:val="ar_AE" w:bidi="ar_AE"/>
+        </w:rPr>
+        <w:t>גַּ֥ן ׀ נָע֖וּל אֲחֹתִ֣⁠י כַלָּ֑ה גַּ֥ל נָע֖וּל מַעְיָ֥ן חָתֽוּם</w:t>
+      </w:r>
+    </w:p>
+    <w:p>
+      <w:pPr>
+        <w:bidi/>
+      </w:pPr>
+      <w:r>
+        <w:rPr>
+          <w:lang w:val="ar_AE" w:bidi="ar_AE"/>
+        </w:rPr>
+      </w:r>
+      <w:r>
+        <w:rPr>
           <w:b/>
           <w:lang w:val="ar_AE" w:bidi="ar_AE"/>
         </w:rPr>
@@ -31590,6 +34374,22 @@
         <w:rPr>
           <w:lang w:val="ar_AE" w:bidi="ar_AE"/>
         </w:rPr>
+      </w:r>
+    </w:p>
+    <w:p>
+      <w:pPr>
+        <w:bidi/>
+      </w:pPr>
+      <w:r>
+        <w:rPr>
+          <w:lang w:val="ar_AE" w:bidi="ar_AE"/>
+        </w:rPr>
+      </w:r>
+      <w:r>
+        <w:rPr>
+          <w:lang w:val="ar_AE" w:bidi="ar_AE"/>
+        </w:rPr>
+        <w:t>גַּ֥ן ׀ נָע֖וּל אֲחֹתִ֣⁠י כַלָּ֑ה</w:t>
       </w:r>
     </w:p>
     <w:p>
@@ -31975,6 +34775,22 @@
       </w:r>
       <w:r>
         <w:rPr>
+          <w:lang w:val="ar_AE" w:bidi="ar_AE"/>
+        </w:rPr>
+        <w:t>גַּ֥ל נָע֖וּל מַעְיָ֥ן חָתֽוּם</w:t>
+      </w:r>
+    </w:p>
+    <w:p>
+      <w:pPr>
+        <w:bidi/>
+      </w:pPr>
+      <w:r>
+        <w:rPr>
+          <w:lang w:val="ar_AE" w:bidi="ar_AE"/>
+        </w:rPr>
+      </w:r>
+      <w:r>
+        <w:rPr>
           <w:b/>
           <w:lang w:val="ar_AE" w:bidi="ar_AE"/>
         </w:rPr>
@@ -32158,6 +34974,22 @@
       </w:r>
       <w:r>
         <w:rPr>
+          <w:lang w:val="ar_AE" w:bidi="ar_AE"/>
+        </w:rPr>
+        <w:t>גַּ֥ל נָע֖וּל מַעְיָ֥ן חָתֽוּם</w:t>
+      </w:r>
+    </w:p>
+    <w:p>
+      <w:pPr>
+        <w:bidi/>
+      </w:pPr>
+      <w:r>
+        <w:rPr>
+          <w:lang w:val="ar_AE" w:bidi="ar_AE"/>
+        </w:rPr>
+      </w:r>
+      <w:r>
+        <w:rPr>
           <w:b/>
           <w:lang w:val="ar_AE" w:bidi="ar_AE"/>
         </w:rPr>
@@ -32407,6 +35239,22 @@
         <w:rPr>
           <w:lang w:val="ar_AE" w:bidi="ar_AE"/>
         </w:rPr>
+      </w:r>
+    </w:p>
+    <w:p>
+      <w:pPr>
+        <w:bidi/>
+      </w:pPr>
+      <w:r>
+        <w:rPr>
+          <w:lang w:val="ar_AE" w:bidi="ar_AE"/>
+        </w:rPr>
+      </w:r>
+      <w:r>
+        <w:rPr>
+          <w:lang w:val="ar_AE" w:bidi="ar_AE"/>
+        </w:rPr>
+        <w:t>שְׁלָחַ֨יִ⁠ךְ֙ פַּרְדֵּ֣ס רִמּוֹנִ֔ים עִ֖ם פְּרִ֣י מְגָדִ֑ים כְּפָרִ֖ים עִם־נְרָדִֽים׃ נֵ֣רְדְּ ׀ וְ⁠כַרְכֹּ֗ם קָנֶה֙ וְ⁠קִנָּמ֔וֹן עִ֖ם כָּל־עֲצֵ֣י לְבוֹנָ֑ה מֹ֚ר וַ⁠אֲהָל֔וֹת עִ֖ם כָּל־רָאשֵׁ֥י בְשָׂמִֽים</w:t>
       </w:r>
     </w:p>
     <w:p>
@@ -32561,6 +35409,22 @@
       </w:r>
       <w:r>
         <w:rPr>
+          <w:lang w:val="ar_AE" w:bidi="ar_AE"/>
+        </w:rPr>
+        <w:t>שְׁלָחַ֨יִ⁠ךְ֙ פַּרְדֵּ֣ס רִמּוֹנִ֔ים עִ֖ם פְּרִ֣י מְגָדִ֑ים כְּפָרִ֖ים עִם־נְרָדִֽים׃ נֵ֣רְדְּ ׀ וְ⁠כַרְכֹּ֗ם קָנֶה֙ וְ⁠קִנָּמ֔וֹן עִ֖ם כָּל־עֲצֵ֣י לְבוֹנָ֑ה מֹ֚ר וַ⁠אֲהָל֔וֹת עִ֖ם כָּל־רָאשֵׁ֥י בְשָׂמִֽים</w:t>
+      </w:r>
+    </w:p>
+    <w:p>
+      <w:pPr>
+        <w:bidi/>
+      </w:pPr>
+      <w:r>
+        <w:rPr>
+          <w:lang w:val="ar_AE" w:bidi="ar_AE"/>
+        </w:rPr>
+      </w:r>
+      <w:r>
+        <w:rPr>
           <w:b/>
           <w:lang w:val="ar_AE" w:bidi="ar_AE"/>
         </w:rPr>
@@ -32820,6 +35684,22 @@
       </w:r>
       <w:r>
         <w:rPr>
+          <w:lang w:val="ar_AE" w:bidi="ar_AE"/>
+        </w:rPr>
+        <w:t>וְ⁠כַרְכֹּ֗ם קָנֶה֙ וְ⁠קִנָּמ֔וֹן &amp; וַ⁠אֲהָל֔וֹת</w:t>
+      </w:r>
+    </w:p>
+    <w:p>
+      <w:pPr>
+        <w:bidi/>
+      </w:pPr>
+      <w:r>
+        <w:rPr>
+          <w:lang w:val="ar_AE" w:bidi="ar_AE"/>
+        </w:rPr>
+      </w:r>
+      <w:r>
+        <w:rPr>
           <w:b/>
           <w:lang w:val="ar_AE" w:bidi="ar_AE"/>
         </w:rPr>
@@ -32990,6 +35870,22 @@
         <w:rPr>
           <w:lang w:val="ar_AE" w:bidi="ar_AE"/>
         </w:rPr>
+      </w:r>
+    </w:p>
+    <w:p>
+      <w:pPr>
+        <w:bidi/>
+      </w:pPr>
+      <w:r>
+        <w:rPr>
+          <w:lang w:val="ar_AE" w:bidi="ar_AE"/>
+        </w:rPr>
+      </w:r>
+      <w:r>
+        <w:rPr>
+          <w:lang w:val="ar_AE" w:bidi="ar_AE"/>
+        </w:rPr>
+        <w:t>מַעְיַ֣ן גַּנִּ֔ים בְּאֵ֖ר מַ֣יִם חַיִּ֑ים וְ⁠נֹזְלִ֖ים מִן־לְבָנֽוֹן</w:t>
       </w:r>
     </w:p>
     <w:p>
@@ -33201,6 +36097,22 @@
       </w:r>
       <w:r>
         <w:rPr>
+          <w:lang w:val="ar_AE" w:bidi="ar_AE"/>
+        </w:rPr>
+        <w:t>מַעְיַ֣ן גַּנִּ֔ים</w:t>
+      </w:r>
+    </w:p>
+    <w:p>
+      <w:pPr>
+        <w:bidi/>
+      </w:pPr>
+      <w:r>
+        <w:rPr>
+          <w:lang w:val="ar_AE" w:bidi="ar_AE"/>
+        </w:rPr>
+      </w:r>
+      <w:r>
+        <w:rPr>
           <w:b/>
           <w:lang w:val="ar_AE" w:bidi="ar_AE"/>
         </w:rPr>
@@ -33306,6 +36218,22 @@
       </w:r>
       <w:r>
         <w:rPr>
+          <w:lang w:val="ar_AE" w:bidi="ar_AE"/>
+        </w:rPr>
+        <w:t>מַעְיַ֣ן גַּנִּ֔ים</w:t>
+      </w:r>
+    </w:p>
+    <w:p>
+      <w:pPr>
+        <w:bidi/>
+      </w:pPr>
+      <w:r>
+        <w:rPr>
+          <w:lang w:val="ar_AE" w:bidi="ar_AE"/>
+        </w:rPr>
+      </w:r>
+      <w:r>
+        <w:rPr>
           <w:b/>
           <w:lang w:val="ar_AE" w:bidi="ar_AE"/>
         </w:rPr>
@@ -33437,6 +36365,22 @@
       </w:r>
       <w:r>
         <w:rPr>
+          <w:lang w:val="ar_AE" w:bidi="ar_AE"/>
+        </w:rPr>
+        <w:t>מַ֣יִם חַיִּ֑ים</w:t>
+      </w:r>
+    </w:p>
+    <w:p>
+      <w:pPr>
+        <w:bidi/>
+      </w:pPr>
+      <w:r>
+        <w:rPr>
+          <w:lang w:val="ar_AE" w:bidi="ar_AE"/>
+        </w:rPr>
+      </w:r>
+      <w:r>
+        <w:rPr>
           <w:b/>
           <w:lang w:val="ar_AE" w:bidi="ar_AE"/>
         </w:rPr>
@@ -33542,6 +36486,22 @@
       </w:r>
       <w:r>
         <w:rPr>
+          <w:lang w:val="ar_AE" w:bidi="ar_AE"/>
+        </w:rPr>
+        <w:t>ע֤וּרִי צָפוֹן֙ וּ⁠ב֣וֹאִי תֵימָ֔ן הָפִ֥יחִי גַנִּ֖⁠י יִזְּל֣וּ בְשָׂמָ֑י⁠ו</w:t>
+      </w:r>
+    </w:p>
+    <w:p>
+      <w:pPr>
+        <w:bidi/>
+      </w:pPr>
+      <w:r>
+        <w:rPr>
+          <w:lang w:val="ar_AE" w:bidi="ar_AE"/>
+        </w:rPr>
+      </w:r>
+      <w:r>
+        <w:rPr>
           <w:b/>
           <w:lang w:val="ar_AE" w:bidi="ar_AE"/>
         </w:rPr>
@@ -33647,6 +36607,22 @@
       </w:r>
       <w:r>
         <w:rPr>
+          <w:lang w:val="ar_AE" w:bidi="ar_AE"/>
+        </w:rPr>
+        <w:t>וּ⁠ב֣וֹאִי &amp; יָבֹ֤א דוֹדִ⁠י֙</w:t>
+      </w:r>
+    </w:p>
+    <w:p>
+      <w:pPr>
+        <w:bidi/>
+      </w:pPr>
+      <w:r>
+        <w:rPr>
+          <w:lang w:val="ar_AE" w:bidi="ar_AE"/>
+        </w:rPr>
+      </w:r>
+      <w:r>
+        <w:rPr>
           <w:b/>
           <w:lang w:val="ar_AE" w:bidi="ar_AE"/>
         </w:rPr>
@@ -33752,6 +36728,22 @@
         <w:rPr>
           <w:lang w:val="ar_AE" w:bidi="ar_AE"/>
         </w:rPr>
+      </w:r>
+    </w:p>
+    <w:p>
+      <w:pPr>
+        <w:bidi/>
+      </w:pPr>
+      <w:r>
+        <w:rPr>
+          <w:lang w:val="ar_AE" w:bidi="ar_AE"/>
+        </w:rPr>
+      </w:r>
+      <w:r>
+        <w:rPr>
+          <w:lang w:val="ar_AE" w:bidi="ar_AE"/>
+        </w:rPr>
+        <w:t>ע֤וּרִי צָפוֹן֙ וּ⁠ב֣וֹאִי תֵימָ֔ן הָפִ֥יחִי גַנִּ֖⁠י יִזְּל֣וּ בְשָׂמָ֑י⁠ו יָבֹ֤א דוֹדִ⁠י֙ לְ⁠גַנּ֔⁠וֹ וְ⁠יֹאכַ֖ל פְּרִ֥י מְגָדָֽי⁠ו</w:t>
       </w:r>
     </w:p>
     <w:p>
@@ -34033,6 +37025,22 @@
       </w:r>
       <w:r>
         <w:rPr>
+          <w:lang w:val="ar_AE" w:bidi="ar_AE"/>
+        </w:rPr>
+        <w:t>יִזְּל֣וּ בְשָׂמָ֑י⁠ו</w:t>
+      </w:r>
+    </w:p>
+    <w:p>
+      <w:pPr>
+        <w:bidi/>
+      </w:pPr>
+      <w:r>
+        <w:rPr>
+          <w:lang w:val="ar_AE" w:bidi="ar_AE"/>
+        </w:rPr>
+      </w:r>
+      <w:r>
+        <w:rPr>
           <w:b/>
           <w:lang w:val="ar_AE" w:bidi="ar_AE"/>
         </w:rPr>
@@ -34457,6 +37465,22 @@
       </w:r>
       <w:r>
         <w:rPr>
+          <w:lang w:val="ar_AE" w:bidi="ar_AE"/>
+        </w:rPr>
+        <w:t>בָּ֣אתִי לְ⁠גַנִּ⁠י֮ אֲחֹתִ֣⁠י כַלָּה֒ אָרִ֤יתִי מוֹרִ⁠י֙ עִם־בְּשָׂמִ֔⁠י אָכַ֤לְתִּי יַעְרִ⁠י֙ עִם־דִּבְשִׁ֔⁠י שָׁתִ֥יתִי יֵינִ֖⁠י עִם־חֲלָבִ֑⁠י</w:t>
+      </w:r>
+    </w:p>
+    <w:p>
+      <w:pPr>
+        <w:bidi/>
+      </w:pPr>
+      <w:r>
+        <w:rPr>
+          <w:lang w:val="ar_AE" w:bidi="ar_AE"/>
+        </w:rPr>
+      </w:r>
+      <w:r>
+        <w:rPr>
           <w:b/>
           <w:lang w:val="ar_AE" w:bidi="ar_AE"/>
         </w:rPr>
@@ -34632,6 +37656,22 @@
       </w:r>
       <w:r>
         <w:rPr>
+          <w:lang w:val="ar_AE" w:bidi="ar_AE"/>
+        </w:rPr>
+        <w:t>בָּ֣אתִי לְ⁠גַנִּ⁠י֮ אֲחֹתִ֣⁠י כַלָּה֒ אָרִ֤יתִי מוֹרִ⁠י֙ עִם־בְּשָׂמִ֔⁠י אָכַ֤לְתִּי יַעְרִ⁠י֙ עִם־דִּבְשִׁ֔⁠י שָׁתִ֥יתִי יֵינִ֖⁠י עִם־חֲלָבִ֑⁠י</w:t>
+      </w:r>
+    </w:p>
+    <w:p>
+      <w:pPr>
+        <w:bidi/>
+      </w:pPr>
+      <w:r>
+        <w:rPr>
+          <w:lang w:val="ar_AE" w:bidi="ar_AE"/>
+        </w:rPr>
+      </w:r>
+      <w:r>
+        <w:rPr>
           <w:b/>
           <w:lang w:val="ar_AE" w:bidi="ar_AE"/>
         </w:rPr>
@@ -34724,6 +37764,22 @@
       </w:r>
       <w:r>
         <w:rPr>
+          <w:lang w:val="ar_AE" w:bidi="ar_AE"/>
+        </w:rPr>
+        <w:t>בָּ֣אתִי</w:t>
+      </w:r>
+    </w:p>
+    <w:p>
+      <w:pPr>
+        <w:bidi/>
+      </w:pPr>
+      <w:r>
+        <w:rPr>
+          <w:lang w:val="ar_AE" w:bidi="ar_AE"/>
+        </w:rPr>
+      </w:r>
+      <w:r>
+        <w:rPr>
           <w:b/>
           <w:lang w:val="ar_AE" w:bidi="ar_AE"/>
         </w:rPr>
@@ -34830,6 +37886,22 @@
         <w:rPr>
           <w:lang w:val="ar_AE" w:bidi="ar_AE"/>
         </w:rPr>
+      </w:r>
+    </w:p>
+    <w:p>
+      <w:pPr>
+        <w:bidi/>
+      </w:pPr>
+      <w:r>
+        <w:rPr>
+          <w:lang w:val="ar_AE" w:bidi="ar_AE"/>
+        </w:rPr>
+      </w:r>
+      <w:r>
+        <w:rPr>
+          <w:lang w:val="ar_AE" w:bidi="ar_AE"/>
+        </w:rPr>
+        <w:t>בָּ֣אתִי לְ⁠גַנִּ⁠י֮ אֲחֹתִ֣⁠י כַלָּה֒</w:t>
       </w:r>
     </w:p>
     <w:p>
@@ -35085,6 +38157,22 @@
       </w:r>
       <w:r>
         <w:rPr>
+          <w:lang w:val="ar_AE" w:bidi="ar_AE"/>
+        </w:rPr>
+        <w:t>אִכְל֣וּ רֵעִ֔ים שְׁת֥וּ וְ⁠שִׁכְר֖וּ דּוֹדִֽים</w:t>
+      </w:r>
+    </w:p>
+    <w:p>
+      <w:pPr>
+        <w:bidi/>
+      </w:pPr>
+      <w:r>
+        <w:rPr>
+          <w:lang w:val="ar_AE" w:bidi="ar_AE"/>
+        </w:rPr>
+      </w:r>
+      <w:r>
+        <w:rPr>
           <w:b/>
           <w:lang w:val="ar_AE" w:bidi="ar_AE"/>
         </w:rPr>
@@ -35296,6 +38384,22 @@
       </w:r>
       <w:r>
         <w:rPr>
+          <w:lang w:val="ar_AE" w:bidi="ar_AE"/>
+        </w:rPr>
+        <w:t>אֲנִ֥י יְשֵׁנָ֖ה וְ⁠לִבִּ֣⁠י עֵ֑ר</w:t>
+      </w:r>
+    </w:p>
+    <w:p>
+      <w:pPr>
+        <w:bidi/>
+      </w:pPr>
+      <w:r>
+        <w:rPr>
+          <w:lang w:val="ar_AE" w:bidi="ar_AE"/>
+        </w:rPr>
+      </w:r>
+      <w:r>
+        <w:rPr>
           <w:b/>
           <w:lang w:val="ar_AE" w:bidi="ar_AE"/>
         </w:rPr>
@@ -35441,6 +38545,22 @@
       </w:r>
       <w:r>
         <w:rPr>
+          <w:lang w:val="ar_AE" w:bidi="ar_AE"/>
+        </w:rPr>
+        <w:t>ק֣וֹל ׀ דּוֹדִ֣⁠י דוֹפֵ֗ק</w:t>
+      </w:r>
+    </w:p>
+    <w:p>
+      <w:pPr>
+        <w:bidi/>
+      </w:pPr>
+      <w:r>
+        <w:rPr>
+          <w:lang w:val="ar_AE" w:bidi="ar_AE"/>
+        </w:rPr>
+      </w:r>
+      <w:r>
+        <w:rPr>
           <w:b/>
           <w:lang w:val="ar_AE" w:bidi="ar_AE"/>
         </w:rPr>
@@ -35512,6 +38632,22 @@
         <w:rPr>
           <w:lang w:val="ar_AE" w:bidi="ar_AE"/>
         </w:rPr>
+      </w:r>
+    </w:p>
+    <w:p>
+      <w:pPr>
+        <w:bidi/>
+      </w:pPr>
+      <w:r>
+        <w:rPr>
+          <w:lang w:val="ar_AE" w:bidi="ar_AE"/>
+        </w:rPr>
+      </w:r>
+      <w:r>
+        <w:rPr>
+          <w:lang w:val="ar_AE" w:bidi="ar_AE"/>
+        </w:rPr>
+        <w:t>דּוֹדִ֣⁠י</w:t>
       </w:r>
     </w:p>
     <w:p>
@@ -36235,6 +39371,22 @@
       </w:r>
       <w:r>
         <w:rPr>
+          <w:lang w:val="ar_AE" w:bidi="ar_AE"/>
+        </w:rPr>
+        <w:t>פָּשַׁ֨טְתִּי֙ אֶת־כֻּתָּנְתִּ֔⁠י אֵיכָ֖כָה אֶלְבָּשֶׁ֑⁠נָּה רָחַ֥צְתִּי אֶת־רַגְלַ֖⁠י אֵיכָ֥כָה אֲטַנְּפֵֽ⁠ם</w:t>
+      </w:r>
+    </w:p>
+    <w:p>
+      <w:pPr>
+        <w:bidi/>
+      </w:pPr>
+      <w:r>
+        <w:rPr>
+          <w:lang w:val="ar_AE" w:bidi="ar_AE"/>
+        </w:rPr>
+      </w:r>
+      <w:r>
+        <w:rPr>
           <w:b/>
           <w:lang w:val="ar_AE" w:bidi="ar_AE"/>
         </w:rPr>
@@ -36328,6 +39480,22 @@
         <w:rPr>
           <w:lang w:val="ar_AE" w:bidi="ar_AE"/>
         </w:rPr>
+      </w:r>
+    </w:p>
+    <w:p>
+      <w:pPr>
+        <w:bidi/>
+      </w:pPr>
+      <w:r>
+        <w:rPr>
+          <w:lang w:val="ar_AE" w:bidi="ar_AE"/>
+        </w:rPr>
+      </w:r>
+      <w:r>
+        <w:rPr>
+          <w:lang w:val="ar_AE" w:bidi="ar_AE"/>
+        </w:rPr>
+        <w:t>אֵיכָ֖כָה אֶלְבָּשֶׁ֑⁠נָּה רָחַ֥צְתִּי אֶת־רַגְלַ֖⁠י אֵיכָ֥כָה אֲטַנְּפֵֽ⁠ם</w:t>
       </w:r>
     </w:p>
     <w:p>
@@ -36575,6 +39743,22 @@
       </w:r>
       <w:r>
         <w:rPr>
+          <w:lang w:val="ar_AE" w:bidi="ar_AE"/>
+        </w:rPr>
+        <w:t>וּ⁠מֵעַ֖⁠י הָמ֥וּ עָלָֽי⁠ו</w:t>
+      </w:r>
+    </w:p>
+    <w:p>
+      <w:pPr>
+        <w:bidi/>
+      </w:pPr>
+      <w:r>
+        <w:rPr>
+          <w:lang w:val="ar_AE" w:bidi="ar_AE"/>
+        </w:rPr>
+      </w:r>
+      <w:r>
+        <w:rPr>
           <w:b/>
           <w:lang w:val="ar_AE" w:bidi="ar_AE"/>
         </w:rPr>
@@ -36825,6 +40009,22 @@
       </w:r>
       <w:r>
         <w:rPr>
+          <w:lang w:val="ar_AE" w:bidi="ar_AE"/>
+        </w:rPr>
+        <w:t>וְ⁠יָדַ֣⁠י נָֽטְפוּ־מ֗וֹר וְ⁠אֶצְבְּעֹתַ⁠י֙ מ֣וֹר עֹבֵ֔ר</w:t>
+      </w:r>
+    </w:p>
+    <w:p>
+      <w:pPr>
+        <w:bidi/>
+      </w:pPr>
+      <w:r>
+        <w:rPr>
+          <w:lang w:val="ar_AE" w:bidi="ar_AE"/>
+        </w:rPr>
+      </w:r>
+      <w:r>
+        <w:rPr>
           <w:b/>
           <w:lang w:val="ar_AE" w:bidi="ar_AE"/>
         </w:rPr>
@@ -36950,6 +40150,22 @@
         <w:rPr>
           <w:lang w:val="ar_AE" w:bidi="ar_AE"/>
         </w:rPr>
+      </w:r>
+    </w:p>
+    <w:p>
+      <w:pPr>
+        <w:bidi/>
+      </w:pPr>
+      <w:r>
+        <w:rPr>
+          <w:lang w:val="ar_AE" w:bidi="ar_AE"/>
+        </w:rPr>
+      </w:r>
+      <w:r>
+        <w:rPr>
+          <w:lang w:val="ar_AE" w:bidi="ar_AE"/>
+        </w:rPr>
+        <w:t>מ֣וֹר עֹבֵ֔ר</w:t>
       </w:r>
     </w:p>
     <w:p>
@@ -37316,6 +40532,22 @@
       </w:r>
       <w:r>
         <w:rPr>
+          <w:lang w:val="ar_AE" w:bidi="ar_AE"/>
+        </w:rPr>
+        <w:t>עָבָ֑ר</w:t>
+      </w:r>
+    </w:p>
+    <w:p>
+      <w:pPr>
+        <w:bidi/>
+      </w:pPr>
+      <w:r>
+        <w:rPr>
+          <w:lang w:val="ar_AE" w:bidi="ar_AE"/>
+        </w:rPr>
+      </w:r>
+      <w:r>
+        <w:rPr>
           <w:b/>
           <w:lang w:val="ar_AE" w:bidi="ar_AE"/>
         </w:rPr>
@@ -37435,6 +40667,22 @@
       </w:r>
       <w:r>
         <w:rPr>
+          <w:lang w:val="ar_AE" w:bidi="ar_AE"/>
+        </w:rPr>
+        <w:t>נַפְשִׁ⁠י֙ יָֽצְאָ֣ה</w:t>
+      </w:r>
+    </w:p>
+    <w:p>
+      <w:pPr>
+        <w:bidi/>
+      </w:pPr>
+      <w:r>
+        <w:rPr>
+          <w:lang w:val="ar_AE" w:bidi="ar_AE"/>
+        </w:rPr>
+      </w:r>
+      <w:r>
+        <w:rPr>
           <w:b/>
           <w:lang w:val="ar_AE" w:bidi="ar_AE"/>
         </w:rPr>
@@ -37554,6 +40802,22 @@
       </w:r>
       <w:r>
         <w:rPr>
+          <w:lang w:val="ar_AE" w:bidi="ar_AE"/>
+        </w:rPr>
+        <w:t>נַפְשִׁ⁠י֙ יָֽצְאָ֣ה</w:t>
+      </w:r>
+    </w:p>
+    <w:p>
+      <w:pPr>
+        <w:bidi/>
+      </w:pPr>
+      <w:r>
+        <w:rPr>
+          <w:lang w:val="ar_AE" w:bidi="ar_AE"/>
+        </w:rPr>
+      </w:r>
+      <w:r>
+        <w:rPr>
           <w:b/>
           <w:lang w:val="ar_AE" w:bidi="ar_AE"/>
         </w:rPr>
@@ -37672,6 +40936,22 @@
       </w:r>
       <w:r>
         <w:rPr>
+          <w:lang w:val="ar_AE" w:bidi="ar_AE"/>
+        </w:rPr>
+        <w:t>בְ⁠דַבְּר֔⁠וֹ</w:t>
+      </w:r>
+    </w:p>
+    <w:p>
+      <w:pPr>
+        <w:bidi/>
+      </w:pPr>
+      <w:r>
+        <w:rPr>
+          <w:lang w:val="ar_AE" w:bidi="ar_AE"/>
+        </w:rPr>
+      </w:r>
+      <w:r>
+        <w:rPr>
           <w:b/>
           <w:lang w:val="ar_AE" w:bidi="ar_AE"/>
         </w:rPr>
@@ -37875,6 +41155,22 @@
         <w:rPr>
           <w:lang w:val="ar_AE" w:bidi="ar_AE"/>
         </w:rPr>
+      </w:r>
+    </w:p>
+    <w:p>
+      <w:pPr>
+        <w:bidi/>
+      </w:pPr>
+      <w:r>
+        <w:rPr>
+          <w:lang w:val="ar_AE" w:bidi="ar_AE"/>
+        </w:rPr>
+      </w:r>
+      <w:r>
+        <w:rPr>
+          <w:lang w:val="ar_AE" w:bidi="ar_AE"/>
+        </w:rPr>
+        <w:t>מְצָאֻ֧⁠נִי הַ⁠שֹּׁמְרִ֛ים הַ⁠סֹּבְבִ֥ים בָּ⁠עִ֖יר</w:t>
       </w:r>
     </w:p>
     <w:p>
@@ -38031,6 +41327,22 @@
       </w:r>
       <w:r>
         <w:rPr>
+          <w:lang w:val="ar_AE" w:bidi="ar_AE"/>
+        </w:rPr>
+        <w:t>הִכּ֣וּ⁠נִי פְצָע֑וּ⁠נִי נָשְׂא֤וּ אֶת־רְדִידִ⁠י֙ מֵֽ⁠עָלַ֔⁠י שֹׁמְרֵ֖י הַ⁠חֹמֽוֹת</w:t>
+      </w:r>
+    </w:p>
+    <w:p>
+      <w:pPr>
+        <w:bidi/>
+      </w:pPr>
+      <w:r>
+        <w:rPr>
+          <w:lang w:val="ar_AE" w:bidi="ar_AE"/>
+        </w:rPr>
+      </w:r>
+      <w:r>
+        <w:rPr>
           <w:b/>
           <w:lang w:val="ar_AE" w:bidi="ar_AE"/>
         </w:rPr>
@@ -38137,6 +41449,22 @@
       </w:r>
       <w:r>
         <w:rPr>
+          <w:lang w:val="ar_AE" w:bidi="ar_AE"/>
+        </w:rPr>
+        <w:t>הִכּ֣וּ⁠נִי פְצָע֑וּ⁠נִי</w:t>
+      </w:r>
+    </w:p>
+    <w:p>
+      <w:pPr>
+        <w:bidi/>
+      </w:pPr>
+      <w:r>
+        <w:rPr>
+          <w:lang w:val="ar_AE" w:bidi="ar_AE"/>
+        </w:rPr>
+      </w:r>
+      <w:r>
+        <w:rPr>
           <w:b/>
           <w:lang w:val="ar_AE" w:bidi="ar_AE"/>
         </w:rPr>
@@ -38255,6 +41583,22 @@
       </w:r>
       <w:r>
         <w:rPr>
+          <w:lang w:val="ar_AE" w:bidi="ar_AE"/>
+        </w:rPr>
+        <w:t>אֶת־רְדִידִ⁠י֙</w:t>
+      </w:r>
+    </w:p>
+    <w:p>
+      <w:pPr>
+        <w:bidi/>
+      </w:pPr>
+      <w:r>
+        <w:rPr>
+          <w:lang w:val="ar_AE" w:bidi="ar_AE"/>
+        </w:rPr>
+      </w:r>
+      <w:r>
+        <w:rPr>
           <w:b/>
           <w:lang w:val="ar_AE" w:bidi="ar_AE"/>
         </w:rPr>
@@ -38374,6 +41718,22 @@
         <w:rPr>
           <w:lang w:val="ar_AE" w:bidi="ar_AE"/>
         </w:rPr>
+      </w:r>
+    </w:p>
+    <w:p>
+      <w:pPr>
+        <w:bidi/>
+      </w:pPr>
+      <w:r>
+        <w:rPr>
+          <w:lang w:val="ar_AE" w:bidi="ar_AE"/>
+        </w:rPr>
+      </w:r>
+      <w:r>
+        <w:rPr>
+          <w:lang w:val="ar_AE" w:bidi="ar_AE"/>
+        </w:rPr>
+        <w:t>שֹׁמְרֵ֖י הַ⁠חֹמֽוֹת</w:t>
       </w:r>
     </w:p>
     <w:p>
@@ -38819,6 +42179,22 @@
       </w:r>
       <w:r>
         <w:rPr>
+          <w:lang w:val="ar_AE" w:bidi="ar_AE"/>
+        </w:rPr>
+        <w:t>שֶׁ⁠חוֹלַ֥ת אַהֲבָ֖ה אָֽנִי</w:t>
+      </w:r>
+    </w:p>
+    <w:p>
+      <w:pPr>
+        <w:bidi/>
+      </w:pPr>
+      <w:r>
+        <w:rPr>
+          <w:lang w:val="ar_AE" w:bidi="ar_AE"/>
+        </w:rPr>
+      </w:r>
+      <w:r>
+        <w:rPr>
           <w:b/>
           <w:lang w:val="ar_AE" w:bidi="ar_AE"/>
         </w:rPr>
@@ -38911,6 +42287,22 @@
       </w:r>
       <w:r>
         <w:rPr>
+          <w:lang w:val="ar_AE" w:bidi="ar_AE"/>
+        </w:rPr>
+        <w:t>מַה־דּוֹדֵ֣⁠ךְ מִ⁠דּ֔וֹד הַ⁠יָּפָ֖ה בַּ⁠נָּשִׁ֑ים מַה־דּוֹדֵ֣⁠ךְ מִ⁠דּ֔וֹד שֶׁ⁠כָּ֖כָה הִשְׁבַּעְתָּֽ⁠נוּ</w:t>
+      </w:r>
+    </w:p>
+    <w:p>
+      <w:pPr>
+        <w:bidi/>
+      </w:pPr>
+      <w:r>
+        <w:rPr>
+          <w:lang w:val="ar_AE" w:bidi="ar_AE"/>
+        </w:rPr>
+      </w:r>
+      <w:r>
+        <w:rPr>
           <w:b/>
           <w:lang w:val="ar_AE" w:bidi="ar_AE"/>
         </w:rPr>
@@ -39042,6 +42434,22 @@
       </w:r>
       <w:r>
         <w:rPr>
+          <w:lang w:val="ar_AE" w:bidi="ar_AE"/>
+        </w:rPr>
+        <w:t>מַה־דּוֹדֵ֣⁠ךְ מִ⁠דּ֔וֹד</w:t>
+      </w:r>
+    </w:p>
+    <w:p>
+      <w:pPr>
+        <w:bidi/>
+      </w:pPr>
+      <w:r>
+        <w:rPr>
+          <w:lang w:val="ar_AE" w:bidi="ar_AE"/>
+        </w:rPr>
+      </w:r>
+      <w:r>
+        <w:rPr>
           <w:b/>
           <w:lang w:val="ar_AE" w:bidi="ar_AE"/>
         </w:rPr>
@@ -39099,6 +42507,22 @@
         <w:rPr>
           <w:lang w:val="ar_AE" w:bidi="ar_AE"/>
         </w:rPr>
+      </w:r>
+    </w:p>
+    <w:p>
+      <w:pPr>
+        <w:bidi/>
+      </w:pPr>
+      <w:r>
+        <w:rPr>
+          <w:lang w:val="ar_AE" w:bidi="ar_AE"/>
+        </w:rPr>
+      </w:r>
+      <w:r>
+        <w:rPr>
+          <w:lang w:val="ar_AE" w:bidi="ar_AE"/>
+        </w:rPr>
+        <w:t>מַה־דּוֹדֵ֣⁠ךְ מִ⁠דּ֔וֹד הַ⁠יָּפָ֖ה בַּ⁠נָּשִׁ֑ים</w:t>
       </w:r>
     </w:p>
     <w:p>
@@ -39325,6 +42749,22 @@
       </w:r>
       <w:r>
         <w:rPr>
+          <w:lang w:val="ar_AE" w:bidi="ar_AE"/>
+        </w:rPr>
+        <w:t>שֶׁ⁠כָּ֖כָה הִשְׁבַּעְתָּֽ⁠נוּ</w:t>
+      </w:r>
+    </w:p>
+    <w:p>
+      <w:pPr>
+        <w:bidi/>
+      </w:pPr>
+      <w:r>
+        <w:rPr>
+          <w:lang w:val="ar_AE" w:bidi="ar_AE"/>
+        </w:rPr>
+      </w:r>
+      <w:r>
+        <w:rPr>
           <w:b/>
           <w:lang w:val="ar_AE" w:bidi="ar_AE"/>
         </w:rPr>
@@ -39409,6 +42849,22 @@
       </w:r>
       <w:r>
         <w:rPr>
+          <w:lang w:val="ar_AE" w:bidi="ar_AE"/>
+        </w:rPr>
+        <w:t>הִשְׁבַּעְתָּֽ⁠נוּ</w:t>
+      </w:r>
+    </w:p>
+    <w:p>
+      <w:pPr>
+        <w:bidi/>
+      </w:pPr>
+      <w:r>
+        <w:rPr>
+          <w:lang w:val="ar_AE" w:bidi="ar_AE"/>
+        </w:rPr>
+      </w:r>
+      <w:r>
+        <w:rPr>
           <w:b/>
           <w:lang w:val="ar_AE" w:bidi="ar_AE"/>
         </w:rPr>
@@ -39646,6 +43102,22 @@
       </w:r>
       <w:r>
         <w:rPr>
+          <w:lang w:val="ar_AE" w:bidi="ar_AE"/>
+        </w:rPr>
+        <w:t>דָּג֖וּל מֵ⁠רְבָבָֽה</w:t>
+      </w:r>
+    </w:p>
+    <w:p>
+      <w:pPr>
+        <w:bidi/>
+      </w:pPr>
+      <w:r>
+        <w:rPr>
+          <w:lang w:val="ar_AE" w:bidi="ar_AE"/>
+        </w:rPr>
+      </w:r>
+      <w:r>
+        <w:rPr>
           <w:b/>
           <w:lang w:val="ar_AE" w:bidi="ar_AE"/>
         </w:rPr>
@@ -39949,6 +43421,22 @@
         <w:rPr>
           <w:lang w:val="ar_AE" w:bidi="ar_AE"/>
         </w:rPr>
+      </w:r>
+    </w:p>
+    <w:p>
+      <w:pPr>
+        <w:bidi/>
+      </w:pPr>
+      <w:r>
+        <w:rPr>
+          <w:lang w:val="ar_AE" w:bidi="ar_AE"/>
+        </w:rPr>
+      </w:r>
+      <w:r>
+        <w:rPr>
+          <w:lang w:val="ar_AE" w:bidi="ar_AE"/>
+        </w:rPr>
+        <w:t>שְׁחֹר֖וֹת כָּ⁠עוֹרֵֽב</w:t>
       </w:r>
     </w:p>
     <w:p>
@@ -40454,6 +43942,22 @@
       </w:r>
       <w:r>
         <w:rPr>
+          <w:lang w:val="ar_AE" w:bidi="ar_AE"/>
+        </w:rPr>
+        <w:t>עֵינָ֕י⁠ו כְּ⁠יוֹנִ֖ים עַל־אֲפִ֣יקֵי מָ֑יִם רֹֽחֲצוֹת֙ בֶּֽ⁠חָלָ֔ב יֹשְׁב֖וֹת עַל־מִלֵּֽאת</w:t>
+      </w:r>
+    </w:p>
+    <w:p>
+      <w:pPr>
+        <w:bidi/>
+      </w:pPr>
+      <w:r>
+        <w:rPr>
+          <w:lang w:val="ar_AE" w:bidi="ar_AE"/>
+        </w:rPr>
+      </w:r>
+      <w:r>
+        <w:rPr>
           <w:b/>
           <w:lang w:val="ar_AE" w:bidi="ar_AE"/>
         </w:rPr>
@@ -40743,6 +44247,22 @@
       </w:r>
       <w:r>
         <w:rPr>
+          <w:lang w:val="ar_AE" w:bidi="ar_AE"/>
+        </w:rPr>
+        <w:t>כַּ⁠עֲרוּגַ֣ת הַ⁠בֹּ֔שֶׂם</w:t>
+      </w:r>
+    </w:p>
+    <w:p>
+      <w:pPr>
+        <w:bidi/>
+      </w:pPr>
+      <w:r>
+        <w:rPr>
+          <w:lang w:val="ar_AE" w:bidi="ar_AE"/>
+        </w:rPr>
+      </w:r>
+      <w:r>
+        <w:rPr>
           <w:b/>
           <w:lang w:val="ar_AE" w:bidi="ar_AE"/>
         </w:rPr>
@@ -40862,6 +44382,22 @@
       </w:r>
       <w:r>
         <w:rPr>
+          <w:lang w:val="ar_AE" w:bidi="ar_AE"/>
+        </w:rPr>
+        <w:t>מִגְדְּל֖וֹת</w:t>
+      </w:r>
+    </w:p>
+    <w:p>
+      <w:pPr>
+        <w:bidi/>
+      </w:pPr>
+      <w:r>
+        <w:rPr>
+          <w:lang w:val="ar_AE" w:bidi="ar_AE"/>
+        </w:rPr>
+      </w:r>
+      <w:r>
+        <w:rPr>
           <w:b/>
           <w:lang w:val="ar_AE" w:bidi="ar_AE"/>
         </w:rPr>
@@ -40946,6 +44482,22 @@
         <w:rPr>
           <w:lang w:val="ar_AE" w:bidi="ar_AE"/>
         </w:rPr>
+      </w:r>
+    </w:p>
+    <w:p>
+      <w:pPr>
+        <w:bidi/>
+      </w:pPr>
+      <w:r>
+        <w:rPr>
+          <w:lang w:val="ar_AE" w:bidi="ar_AE"/>
+        </w:rPr>
+      </w:r>
+      <w:r>
+        <w:rPr>
+          <w:lang w:val="ar_AE" w:bidi="ar_AE"/>
+        </w:rPr>
+        <w:t>מִגְדְּל֖וֹת מֶרְקָחִ֑ים</w:t>
       </w:r>
     </w:p>
     <w:p>
@@ -41503,6 +45055,22 @@
       </w:r>
       <w:r>
         <w:rPr>
+          <w:lang w:val="ar_AE" w:bidi="ar_AE"/>
+        </w:rPr>
+        <w:t>יָדָי⁠ו֙ גְּלִילֵ֣י זָהָ֔ב מְמֻלָּאִ֖ים בַּ⁠תַּרְשִׁ֑ישׁ</w:t>
+      </w:r>
+    </w:p>
+    <w:p>
+      <w:pPr>
+        <w:bidi/>
+      </w:pPr>
+      <w:r>
+        <w:rPr>
+          <w:lang w:val="ar_AE" w:bidi="ar_AE"/>
+        </w:rPr>
+      </w:r>
+      <w:r>
+        <w:rPr>
           <w:b/>
           <w:lang w:val="ar_AE" w:bidi="ar_AE"/>
         </w:rPr>
@@ -41674,6 +45242,22 @@
       </w:r>
       <w:r>
         <w:rPr>
+          <w:lang w:val="ar_AE" w:bidi="ar_AE"/>
+        </w:rPr>
+        <w:t>יָדָי⁠ו֙</w:t>
+      </w:r>
+    </w:p>
+    <w:p>
+      <w:pPr>
+        <w:bidi/>
+      </w:pPr>
+      <w:r>
+        <w:rPr>
+          <w:lang w:val="ar_AE" w:bidi="ar_AE"/>
+        </w:rPr>
+      </w:r>
+      <w:r>
+        <w:rPr>
           <w:b/>
           <w:lang w:val="ar_AE" w:bidi="ar_AE"/>
         </w:rPr>
@@ -41770,6 +45354,22 @@
       </w:r>
       <w:r>
         <w:rPr>
+          <w:lang w:val="ar_AE" w:bidi="ar_AE"/>
+        </w:rPr>
+        <w:t>בַּ⁠תַּרְשִׁ֑ישׁ</w:t>
+      </w:r>
+    </w:p>
+    <w:p>
+      <w:pPr>
+        <w:bidi/>
+      </w:pPr>
+      <w:r>
+        <w:rPr>
+          <w:lang w:val="ar_AE" w:bidi="ar_AE"/>
+        </w:rPr>
+      </w:r>
+      <w:r>
+        <w:rPr>
           <w:b/>
           <w:lang w:val="ar_AE" w:bidi="ar_AE"/>
         </w:rPr>
@@ -42067,6 +45667,22 @@
       </w:r>
       <w:r>
         <w:rPr>
+          <w:lang w:val="ar_AE" w:bidi="ar_AE"/>
+        </w:rPr>
+        <w:t>מֵעָי⁠ו֙</w:t>
+      </w:r>
+    </w:p>
+    <w:p>
+      <w:pPr>
+        <w:bidi/>
+      </w:pPr>
+      <w:r>
+        <w:rPr>
+          <w:lang w:val="ar_AE" w:bidi="ar_AE"/>
+        </w:rPr>
+      </w:r>
+      <w:r>
+        <w:rPr>
           <w:b/>
           <w:lang w:val="ar_AE" w:bidi="ar_AE"/>
         </w:rPr>
@@ -42151,6 +45767,22 @@
       </w:r>
       <w:r>
         <w:rPr>
+          <w:lang w:val="ar_AE" w:bidi="ar_AE"/>
+        </w:rPr>
+        <w:t>שֵׁ֔ן</w:t>
+      </w:r>
+    </w:p>
+    <w:p>
+      <w:pPr>
+        <w:bidi/>
+      </w:pPr>
+      <w:r>
+        <w:rPr>
+          <w:lang w:val="ar_AE" w:bidi="ar_AE"/>
+        </w:rPr>
+      </w:r>
+      <w:r>
+        <w:rPr>
           <w:b/>
           <w:lang w:val="ar_AE" w:bidi="ar_AE"/>
         </w:rPr>
@@ -42296,6 +45928,22 @@
       </w:r>
       <w:r>
         <w:rPr>
+          <w:lang w:val="ar_AE" w:bidi="ar_AE"/>
+        </w:rPr>
+        <w:t>סַפִּירִֽים</w:t>
+      </w:r>
+    </w:p>
+    <w:p>
+      <w:pPr>
+        <w:bidi/>
+      </w:pPr>
+      <w:r>
+        <w:rPr>
+          <w:lang w:val="ar_AE" w:bidi="ar_AE"/>
+        </w:rPr>
+      </w:r>
+      <w:r>
+        <w:rPr>
           <w:b/>
           <w:lang w:val="ar_AE" w:bidi="ar_AE"/>
         </w:rPr>
@@ -42554,6 +46202,22 @@
       </w:r>
       <w:r>
         <w:rPr>
+          <w:lang w:val="ar_AE" w:bidi="ar_AE"/>
+        </w:rPr>
+        <w:t>שׁוֹקָי⁠ו֙</w:t>
+      </w:r>
+    </w:p>
+    <w:p>
+      <w:pPr>
+        <w:bidi/>
+      </w:pPr>
+      <w:r>
+        <w:rPr>
+          <w:lang w:val="ar_AE" w:bidi="ar_AE"/>
+        </w:rPr>
+      </w:r>
+      <w:r>
+        <w:rPr>
           <w:b/>
           <w:lang w:val="ar_AE" w:bidi="ar_AE"/>
         </w:rPr>
@@ -42936,6 +46600,22 @@
       </w:r>
       <w:r>
         <w:rPr>
+          <w:lang w:val="ar_AE" w:bidi="ar_AE"/>
+        </w:rPr>
+        <w:t>חִכּ⁠וֹ֙ מַֽמְתַקִּ֔ים</w:t>
+      </w:r>
+    </w:p>
+    <w:p>
+      <w:pPr>
+        <w:bidi/>
+      </w:pPr>
+      <w:r>
+        <w:rPr>
+          <w:lang w:val="ar_AE" w:bidi="ar_AE"/>
+        </w:rPr>
+      </w:r>
+      <w:r>
+        <w:rPr>
           <w:b/>
           <w:lang w:val="ar_AE" w:bidi="ar_AE"/>
         </w:rPr>
@@ -43042,6 +46722,22 @@
         <w:rPr>
           <w:lang w:val="ar_AE" w:bidi="ar_AE"/>
         </w:rPr>
+      </w:r>
+    </w:p>
+    <w:p>
+      <w:pPr>
+        <w:bidi/>
+      </w:pPr>
+      <w:r>
+        <w:rPr>
+          <w:lang w:val="ar_AE" w:bidi="ar_AE"/>
+        </w:rPr>
+      </w:r>
+      <w:r>
+        <w:rPr>
+          <w:lang w:val="ar_AE" w:bidi="ar_AE"/>
+        </w:rPr>
+        <w:t>וְ⁠כֻלּ֖⁠וֹ מַחֲמַדִּ֑ים</w:t>
       </w:r>
     </w:p>
     <w:p>
@@ -43468,6 +47164,22 @@
       </w:r>
       <w:r>
         <w:rPr>
+          <w:lang w:val="ar_AE" w:bidi="ar_AE"/>
+        </w:rPr>
+        <w:t>אָ֚נָה הָלַ֣ךְ דּוֹדֵ֔⁠ךְ הַ⁠יָּפָ֖ה בַּ⁠נָּשִׁ֑ים אָ֚נָה פָּנָ֣ה דוֹדֵ֔⁠ךְ וּ⁠נְבַקְשֶׁ֖⁠נּוּ עִמָּֽ⁠ךְ</w:t>
+      </w:r>
+    </w:p>
+    <w:p>
+      <w:pPr>
+        <w:bidi/>
+      </w:pPr>
+      <w:r>
+        <w:rPr>
+          <w:lang w:val="ar_AE" w:bidi="ar_AE"/>
+        </w:rPr>
+      </w:r>
+      <w:r>
+        <w:rPr>
           <w:b/>
           <w:lang w:val="ar_AE" w:bidi="ar_AE"/>
         </w:rPr>
@@ -43601,6 +47313,22 @@
         <w:rPr>
           <w:lang w:val="ar_AE" w:bidi="ar_AE"/>
         </w:rPr>
+      </w:r>
+    </w:p>
+    <w:p>
+      <w:pPr>
+        <w:bidi/>
+      </w:pPr>
+      <w:r>
+        <w:rPr>
+          <w:lang w:val="ar_AE" w:bidi="ar_AE"/>
+        </w:rPr>
+      </w:r>
+      <w:r>
+        <w:rPr>
+          <w:lang w:val="ar_AE" w:bidi="ar_AE"/>
+        </w:rPr>
+        <w:t>אָ֚נָה הָלַ֣ךְ דּוֹדֵ֔⁠ךְ &amp; אָ֚נָה פָּנָ֣ה דוֹדֵ֔⁠ךְ</w:t>
       </w:r>
     </w:p>
     <w:p>
@@ -43812,6 +47540,22 @@
       </w:r>
       <w:r>
         <w:rPr>
+          <w:lang w:val="ar_AE" w:bidi="ar_AE"/>
+        </w:rPr>
+        <w:t>אָ֚נָה פָּנָ֣ה דוֹדֵ֔⁠ךְ</w:t>
+      </w:r>
+    </w:p>
+    <w:p>
+      <w:pPr>
+        <w:bidi/>
+      </w:pPr>
+      <w:r>
+        <w:rPr>
+          <w:lang w:val="ar_AE" w:bidi="ar_AE"/>
+        </w:rPr>
+      </w:r>
+      <w:r>
+        <w:rPr>
           <w:b/>
           <w:lang w:val="ar_AE" w:bidi="ar_AE"/>
         </w:rPr>
@@ -43896,6 +47640,22 @@
       </w:r>
       <w:r>
         <w:rPr>
+          <w:lang w:val="ar_AE" w:bidi="ar_AE"/>
+        </w:rPr>
+        <w:t>וּ⁠נְבַקְשֶׁ֖⁠נּוּ עִמָּֽ⁠ךְ</w:t>
+      </w:r>
+    </w:p>
+    <w:p>
+      <w:pPr>
+        <w:bidi/>
+      </w:pPr>
+      <w:r>
+        <w:rPr>
+          <w:lang w:val="ar_AE" w:bidi="ar_AE"/>
+        </w:rPr>
+      </w:r>
+      <w:r>
+        <w:rPr>
           <w:b/>
           <w:lang w:val="ar_AE" w:bidi="ar_AE"/>
         </w:rPr>
@@ -43989,6 +47749,22 @@
         <w:rPr>
           <w:lang w:val="ar_AE" w:bidi="ar_AE"/>
         </w:rPr>
+      </w:r>
+    </w:p>
+    <w:p>
+      <w:pPr>
+        <w:bidi/>
+      </w:pPr>
+      <w:r>
+        <w:rPr>
+          <w:lang w:val="ar_AE" w:bidi="ar_AE"/>
+        </w:rPr>
+      </w:r>
+      <w:r>
+        <w:rPr>
+          <w:lang w:val="ar_AE" w:bidi="ar_AE"/>
+        </w:rPr>
+        <w:t>דּוֹדִ⁠י֙ יָרַ֣ד לְ⁠גַנּ֔⁠וֹ לַ⁠עֲרוּג֖וֹת הַ⁠בֹּ֑שֶׂם לִ⁠רְעוֹת֙ בַּ⁠גַּנִּ֔ים וְ⁠לִ⁠לְקֹ֖ט שֽׁוֹשַׁנִּֽים</w:t>
       </w:r>
     </w:p>
     <w:p>
@@ -44221,6 +47997,22 @@
       </w:r>
       <w:r>
         <w:rPr>
+          <w:lang w:val="ar_AE" w:bidi="ar_AE"/>
+        </w:rPr>
+        <w:t>דּוֹדִ⁠י֙ יָרַ֣ד לְ⁠גַנּ֔⁠וֹ לַ⁠עֲרוּג֖וֹת הַ⁠בֹּ֑שֶׂם</w:t>
+      </w:r>
+    </w:p>
+    <w:p>
+      <w:pPr>
+        <w:bidi/>
+      </w:pPr>
+      <w:r>
+        <w:rPr>
+          <w:lang w:val="ar_AE" w:bidi="ar_AE"/>
+        </w:rPr>
+      </w:r>
+      <w:r>
+        <w:rPr>
           <w:b/>
           <w:lang w:val="ar_AE" w:bidi="ar_AE"/>
         </w:rPr>
@@ -44326,6 +48118,22 @@
         <w:rPr>
           <w:lang w:val="ar_AE" w:bidi="ar_AE"/>
         </w:rPr>
+      </w:r>
+    </w:p>
+    <w:p>
+      <w:pPr>
+        <w:bidi/>
+      </w:pPr>
+      <w:r>
+        <w:rPr>
+          <w:lang w:val="ar_AE" w:bidi="ar_AE"/>
+        </w:rPr>
+      </w:r>
+      <w:r>
+        <w:rPr>
+          <w:lang w:val="ar_AE" w:bidi="ar_AE"/>
+        </w:rPr>
+        <w:t>יָרַ֣ד</w:t>
       </w:r>
     </w:p>
     <w:p>
@@ -44710,6 +48518,22 @@
       </w:r>
       <w:r>
         <w:rPr>
+          <w:lang w:val="ar_AE" w:bidi="ar_AE"/>
+        </w:rPr>
+        <w:t>אֲנִ֤י לְ⁠דוֹדִ⁠י֙ וְ⁠דוֹדִ֣⁠י לִ֔⁠י</w:t>
+      </w:r>
+    </w:p>
+    <w:p>
+      <w:pPr>
+        <w:bidi/>
+      </w:pPr>
+      <w:r>
+        <w:rPr>
+          <w:lang w:val="ar_AE" w:bidi="ar_AE"/>
+        </w:rPr>
+      </w:r>
+      <w:r>
+        <w:rPr>
           <w:b/>
           <w:lang w:val="ar_AE" w:bidi="ar_AE"/>
         </w:rPr>
@@ -44824,6 +48648,22 @@
       </w:r>
       <w:r>
         <w:rPr>
+          <w:lang w:val="ar_AE" w:bidi="ar_AE"/>
+        </w:rPr>
+        <w:t>הָ⁠רֹעֶ֖ה בַּ⁠שׁוֹשַׁנִּֽים</w:t>
+      </w:r>
+    </w:p>
+    <w:p>
+      <w:pPr>
+        <w:bidi/>
+      </w:pPr>
+      <w:r>
+        <w:rPr>
+          <w:lang w:val="ar_AE" w:bidi="ar_AE"/>
+        </w:rPr>
+      </w:r>
+      <w:r>
+        <w:rPr>
           <w:b/>
           <w:lang w:val="ar_AE" w:bidi="ar_AE"/>
         </w:rPr>
@@ -44960,6 +48800,22 @@
       </w:r>
       <w:r>
         <w:rPr>
+          <w:lang w:val="ar_AE" w:bidi="ar_AE"/>
+        </w:rPr>
+        <w:t>יָפָ֨ה אַ֤תְּ רַעְיָתִ⁠י֙ כְּ⁠תִרְצָ֔ה נָאוָ֖ה כִּ⁠ירוּשָׁלִָ֑ם</w:t>
+      </w:r>
+    </w:p>
+    <w:p>
+      <w:pPr>
+        <w:bidi/>
+      </w:pPr>
+      <w:r>
+        <w:rPr>
+          <w:lang w:val="ar_AE" w:bidi="ar_AE"/>
+        </w:rPr>
+      </w:r>
+      <w:r>
+        <w:rPr>
           <w:b/>
           <w:lang w:val="ar_AE" w:bidi="ar_AE"/>
         </w:rPr>
@@ -45206,6 +49062,22 @@
       </w:r>
       <w:r>
         <w:rPr>
+          <w:lang w:val="ar_AE" w:bidi="ar_AE"/>
+        </w:rPr>
+        <w:t>יָפָ֨ה אַ֤תְּ רַעְיָתִ⁠י֙ כְּ⁠תִרְצָ֔ה</w:t>
+      </w:r>
+    </w:p>
+    <w:p>
+      <w:pPr>
+        <w:bidi/>
+      </w:pPr>
+      <w:r>
+        <w:rPr>
+          <w:lang w:val="ar_AE" w:bidi="ar_AE"/>
+        </w:rPr>
+      </w:r>
+      <w:r>
+        <w:rPr>
           <w:b/>
           <w:lang w:val="ar_AE" w:bidi="ar_AE"/>
         </w:rPr>
@@ -45312,6 +49184,22 @@
       </w:r>
       <w:r>
         <w:rPr>
+          <w:lang w:val="ar_AE" w:bidi="ar_AE"/>
+        </w:rPr>
+        <w:t>נָאוָ֖ה כִּ⁠ירוּשָׁלִָ֑ם אֲיֻמָּ֖ה כַּ⁠נִּדְגָּלֽוֹת</w:t>
+      </w:r>
+    </w:p>
+    <w:p>
+      <w:pPr>
+        <w:bidi/>
+      </w:pPr>
+      <w:r>
+        <w:rPr>
+          <w:lang w:val="ar_AE" w:bidi="ar_AE"/>
+        </w:rPr>
+      </w:r>
+      <w:r>
+        <w:rPr>
           <w:b/>
           <w:lang w:val="ar_AE" w:bidi="ar_AE"/>
         </w:rPr>
@@ -45405,6 +49293,22 @@
         <w:rPr>
           <w:lang w:val="ar_AE" w:bidi="ar_AE"/>
         </w:rPr>
+      </w:r>
+    </w:p>
+    <w:p>
+      <w:pPr>
+        <w:bidi/>
+      </w:pPr>
+      <w:r>
+        <w:rPr>
+          <w:lang w:val="ar_AE" w:bidi="ar_AE"/>
+        </w:rPr>
+      </w:r>
+      <w:r>
+        <w:rPr>
+          <w:lang w:val="ar_AE" w:bidi="ar_AE"/>
+        </w:rPr>
+        <w:t>אֲיֻמָּ֖ה כַּ⁠נִּדְגָּלֽוֹת</w:t>
       </w:r>
     </w:p>
     <w:p>
@@ -45686,6 +49590,22 @@
       </w:r>
       <w:r>
         <w:rPr>
+          <w:lang w:val="ar_AE" w:bidi="ar_AE"/>
+        </w:rPr>
+        <w:t>שַׂעְרֵ⁠ךְ֙ כְּ⁠עֵ֣דֶר הָֽ⁠עִזִּ֔ים שֶׁ⁠גָּלְשׁ֖וּ מִן־הַ⁠גִּלְעָֽד</w:t>
+      </w:r>
+    </w:p>
+    <w:p>
+      <w:pPr>
+        <w:bidi/>
+      </w:pPr>
+      <w:r>
+        <w:rPr>
+          <w:lang w:val="ar_AE" w:bidi="ar_AE"/>
+        </w:rPr>
+      </w:r>
+      <w:r>
+        <w:rPr>
           <w:b/>
           <w:lang w:val="ar_AE" w:bidi="ar_AE"/>
         </w:rPr>
@@ -45971,6 +49891,22 @@
       </w:r>
       <w:r>
         <w:rPr>
+          <w:lang w:val="ar_AE" w:bidi="ar_AE"/>
+        </w:rPr>
+        <w:t>הָֽ⁠רְחֵלִ֔ים</w:t>
+      </w:r>
+    </w:p>
+    <w:p>
+      <w:pPr>
+        <w:bidi/>
+      </w:pPr>
+      <w:r>
+        <w:rPr>
+          <w:lang w:val="ar_AE" w:bidi="ar_AE"/>
+        </w:rPr>
+      </w:r>
+      <w:r>
+        <w:rPr>
           <w:b/>
           <w:lang w:val="ar_AE" w:bidi="ar_AE"/>
         </w:rPr>
@@ -46227,6 +50163,22 @@
       </w:r>
       <w:r>
         <w:rPr>
+          <w:lang w:val="ar_AE" w:bidi="ar_AE"/>
+        </w:rPr>
+        <w:t>שִׁשִּׁ֥ים הֵ֨מָּה֙ מְּלָכ֔וֹת</w:t>
+      </w:r>
+    </w:p>
+    <w:p>
+      <w:pPr>
+        <w:bidi/>
+      </w:pPr>
+      <w:r>
+        <w:rPr>
+          <w:lang w:val="ar_AE" w:bidi="ar_AE"/>
+        </w:rPr>
+      </w:r>
+      <w:r>
+        <w:rPr>
           <w:b/>
           <w:lang w:val="ar_AE" w:bidi="ar_AE"/>
         </w:rPr>
@@ -46647,6 +50599,22 @@
       </w:r>
       <w:r>
         <w:rPr>
+          <w:lang w:val="ar_AE" w:bidi="ar_AE"/>
+        </w:rPr>
+        <w:t>וַ⁠עֲלָמ֖וֹת אֵ֥ין מִסְפָּֽר</w:t>
+      </w:r>
+    </w:p>
+    <w:p>
+      <w:pPr>
+        <w:bidi/>
+      </w:pPr>
+      <w:r>
+        <w:rPr>
+          <w:lang w:val="ar_AE" w:bidi="ar_AE"/>
+        </w:rPr>
+      </w:r>
+      <w:r>
+        <w:rPr>
           <w:b/>
           <w:lang w:val="ar_AE" w:bidi="ar_AE"/>
         </w:rPr>
@@ -46766,6 +50734,22 @@
       </w:r>
       <w:r>
         <w:rPr>
+          <w:lang w:val="ar_AE" w:bidi="ar_AE"/>
+        </w:rPr>
+        <w:t>שִׁשִּׁ֥ים הֵ֨מָּה֙ מְּלָכ֔וֹת וּ⁠שְׁמֹנִ֖ים פִּֽילַגְשִׁ֑ים וַ⁠עֲלָמ֖וֹת אֵ֥ין מִסְפָּֽר׃ אַחַ֥ת הִיא֙ יוֹנָתִ֣⁠י תַמָּתִ֔⁠י אַחַ֥ת הִיא֙ לְ⁠אִמָּ֔⁠הּ בָּרָ֥ה הִ֖יא לְ⁠יֽוֹלַדְתָּ֑⁠הּ</w:t>
+      </w:r>
+    </w:p>
+    <w:p>
+      <w:pPr>
+        <w:bidi/>
+      </w:pPr>
+      <w:r>
+        <w:rPr>
+          <w:lang w:val="ar_AE" w:bidi="ar_AE"/>
+        </w:rPr>
+      </w:r>
+      <w:r>
+        <w:rPr>
           <w:b/>
           <w:lang w:val="ar_AE" w:bidi="ar_AE"/>
         </w:rPr>
@@ -46859,6 +50843,22 @@
         <w:rPr>
           <w:lang w:val="ar_AE" w:bidi="ar_AE"/>
         </w:rPr>
+      </w:r>
+    </w:p>
+    <w:p>
+      <w:pPr>
+        <w:bidi/>
+      </w:pPr>
+      <w:r>
+        <w:rPr>
+          <w:lang w:val="ar_AE" w:bidi="ar_AE"/>
+        </w:rPr>
+      </w:r>
+      <w:r>
+        <w:rPr>
+          <w:lang w:val="ar_AE" w:bidi="ar_AE"/>
+        </w:rPr>
+        <w:t>אַחַ֥ת הִיא֙</w:t>
       </w:r>
     </w:p>
     <w:p>
@@ -47154,6 +51154,22 @@
       </w:r>
       <w:r>
         <w:rPr>
+          <w:lang w:val="ar_AE" w:bidi="ar_AE"/>
+        </w:rPr>
+        <w:t>אַחַ֥ת הִיא֙ לְ⁠אִמָּ֔⁠הּ</w:t>
+      </w:r>
+    </w:p>
+    <w:p>
+      <w:pPr>
+        <w:bidi/>
+      </w:pPr>
+      <w:r>
+        <w:rPr>
+          <w:lang w:val="ar_AE" w:bidi="ar_AE"/>
+        </w:rPr>
+      </w:r>
+      <w:r>
+        <w:rPr>
           <w:b/>
           <w:lang w:val="ar_AE" w:bidi="ar_AE"/>
         </w:rPr>
@@ -47306,6 +51322,22 @@
       </w:r>
       <w:r>
         <w:rPr>
+          <w:lang w:val="ar_AE" w:bidi="ar_AE"/>
+        </w:rPr>
+        <w:t>בָּרָ֥ה הִ֖יא לְ⁠יֽוֹלַדְתָּ֑⁠הּ</w:t>
+      </w:r>
+    </w:p>
+    <w:p>
+      <w:pPr>
+        <w:bidi/>
+      </w:pPr>
+      <w:r>
+        <w:rPr>
+          <w:lang w:val="ar_AE" w:bidi="ar_AE"/>
+        </w:rPr>
+      </w:r>
+      <w:r>
+        <w:rPr>
           <w:b/>
           <w:lang w:val="ar_AE" w:bidi="ar_AE"/>
         </w:rPr>
@@ -47590,6 +51622,22 @@
       </w:r>
       <w:r>
         <w:rPr>
+          <w:lang w:val="ar_AE" w:bidi="ar_AE"/>
+        </w:rPr>
+        <w:t>בָנוֹת֙</w:t>
+      </w:r>
+    </w:p>
+    <w:p>
+      <w:pPr>
+        <w:bidi/>
+      </w:pPr>
+      <w:r>
+        <w:rPr>
+          <w:lang w:val="ar_AE" w:bidi="ar_AE"/>
+        </w:rPr>
+      </w:r>
+      <w:r>
+        <w:rPr>
           <w:b/>
           <w:lang w:val="ar_AE" w:bidi="ar_AE"/>
         </w:rPr>
@@ -47709,6 +51757,22 @@
       </w:r>
       <w:r>
         <w:rPr>
+          <w:lang w:val="ar_AE" w:bidi="ar_AE"/>
+        </w:rPr>
+        <w:t>מִי־זֹ֥את הַ⁠נִּשְׁקָפָ֖ה כְּמוֹ־שָׁ֑חַר יָפָ֣ה כַ⁠לְּבָנָ֗ה בָּרָה֙ כַּֽ⁠חַמָּ֔ה אֲיֻמָּ֖ה כַּ⁠נִּדְגָּלֽוֹת</w:t>
+      </w:r>
+    </w:p>
+    <w:p>
+      <w:pPr>
+        <w:bidi/>
+      </w:pPr>
+      <w:r>
+        <w:rPr>
+          <w:lang w:val="ar_AE" w:bidi="ar_AE"/>
+        </w:rPr>
+      </w:r>
+      <w:r>
+        <w:rPr>
           <w:b/>
           <w:lang w:val="ar_AE" w:bidi="ar_AE"/>
         </w:rPr>
@@ -47854,6 +51918,22 @@
       </w:r>
       <w:r>
         <w:rPr>
+          <w:lang w:val="ar_AE" w:bidi="ar_AE"/>
+        </w:rPr>
+        <w:t>מִי־זֹ֥את הַ⁠נִּשְׁקָפָ֖ה כְּמוֹ־שָׁ֑חַר יָפָ֣ה כַ⁠לְּבָנָ֗ה בָּרָה֙ כַּֽ⁠חַמָּ֔ה אֲיֻמָּ֖ה כַּ⁠נִּדְגָּלֽוֹת</w:t>
+      </w:r>
+    </w:p>
+    <w:p>
+      <w:pPr>
+        <w:bidi/>
+      </w:pPr>
+      <w:r>
+        <w:rPr>
+          <w:lang w:val="ar_AE" w:bidi="ar_AE"/>
+        </w:rPr>
+      </w:r>
+      <w:r>
+        <w:rPr>
           <w:b/>
           <w:lang w:val="ar_AE" w:bidi="ar_AE"/>
         </w:rPr>
@@ -47946,6 +52026,22 @@
       </w:r>
       <w:r>
         <w:rPr>
+          <w:lang w:val="ar_AE" w:bidi="ar_AE"/>
+        </w:rPr>
+        <w:t>הַ⁠נִּשְׁקָפָ֖ה כְּמוֹ־שָׁ֑חַר</w:t>
+      </w:r>
+    </w:p>
+    <w:p>
+      <w:pPr>
+        <w:bidi/>
+      </w:pPr>
+      <w:r>
+        <w:rPr>
+          <w:lang w:val="ar_AE" w:bidi="ar_AE"/>
+        </w:rPr>
+      </w:r>
+      <w:r>
+        <w:rPr>
           <w:b/>
           <w:lang w:val="ar_AE" w:bidi="ar_AE"/>
         </w:rPr>
@@ -48052,6 +52148,22 @@
       </w:r>
       <w:r>
         <w:rPr>
+          <w:lang w:val="ar_AE" w:bidi="ar_AE"/>
+        </w:rPr>
+        <w:t>הַ⁠נִּשְׁקָפָ֖ה כְּמוֹ־שָׁ֑חַר יָפָ֣ה כַ⁠לְּבָנָ֗ה בָּרָה֙ כַּֽ⁠חַמָּ֔ה</w:t>
+      </w:r>
+    </w:p>
+    <w:p>
+      <w:pPr>
+        <w:bidi/>
+      </w:pPr>
+      <w:r>
+        <w:rPr>
+          <w:lang w:val="ar_AE" w:bidi="ar_AE"/>
+        </w:rPr>
+      </w:r>
+      <w:r>
+        <w:rPr>
           <w:b/>
           <w:lang w:val="ar_AE" w:bidi="ar_AE"/>
         </w:rPr>
@@ -48157,6 +52269,22 @@
         <w:rPr>
           <w:lang w:val="ar_AE" w:bidi="ar_AE"/>
         </w:rPr>
+      </w:r>
+    </w:p>
+    <w:p>
+      <w:pPr>
+        <w:bidi/>
+      </w:pPr>
+      <w:r>
+        <w:rPr>
+          <w:lang w:val="ar_AE" w:bidi="ar_AE"/>
+        </w:rPr>
+      </w:r>
+      <w:r>
+        <w:rPr>
+          <w:lang w:val="ar_AE" w:bidi="ar_AE"/>
+        </w:rPr>
+        <w:t>אֲיֻמָּ֖ה כַּ⁠נִּדְגָּלֽוֹת</w:t>
       </w:r>
     </w:p>
     <w:p>
@@ -48321,6 +52449,22 @@
       </w:r>
       <w:r>
         <w:rPr>
+          <w:lang w:val="ar_AE" w:bidi="ar_AE"/>
+        </w:rPr>
+        <w:t>אֶל־גִּנַּ֤ת אֱגוֹז֙ יָרַ֔דְתִּי</w:t>
+      </w:r>
+    </w:p>
+    <w:p>
+      <w:pPr>
+        <w:bidi/>
+      </w:pPr>
+      <w:r>
+        <w:rPr>
+          <w:lang w:val="ar_AE" w:bidi="ar_AE"/>
+        </w:rPr>
+      </w:r>
+      <w:r>
+        <w:rPr>
           <w:b/>
           <w:lang w:val="ar_AE" w:bidi="ar_AE"/>
         </w:rPr>
@@ -48427,6 +52571,22 @@
       </w:r>
       <w:r>
         <w:rPr>
+          <w:lang w:val="ar_AE" w:bidi="ar_AE"/>
+        </w:rPr>
+        <w:t>אֶל־גִּנַּ֤ת אֱגוֹז֙ יָרַ֔דְתִּי</w:t>
+      </w:r>
+    </w:p>
+    <w:p>
+      <w:pPr>
+        <w:bidi/>
+      </w:pPr>
+      <w:r>
+        <w:rPr>
+          <w:lang w:val="ar_AE" w:bidi="ar_AE"/>
+        </w:rPr>
+      </w:r>
+      <w:r>
+        <w:rPr>
           <w:b/>
           <w:lang w:val="ar_AE" w:bidi="ar_AE"/>
         </w:rPr>
@@ -48519,6 +52679,22 @@
       </w:r>
       <w:r>
         <w:rPr>
+          <w:lang w:val="ar_AE" w:bidi="ar_AE"/>
+        </w:rPr>
+        <w:t>יָרַ֔דְתִּי</w:t>
+      </w:r>
+    </w:p>
+    <w:p>
+      <w:pPr>
+        <w:bidi/>
+      </w:pPr>
+      <w:r>
+        <w:rPr>
+          <w:lang w:val="ar_AE" w:bidi="ar_AE"/>
+        </w:rPr>
+      </w:r>
+      <w:r>
+        <w:rPr>
           <w:b/>
           <w:lang w:val="ar_AE" w:bidi="ar_AE"/>
         </w:rPr>
@@ -48730,6 +52906,22 @@
       </w:r>
       <w:r>
         <w:rPr>
+          <w:lang w:val="ar_AE" w:bidi="ar_AE"/>
+        </w:rPr>
+        <w:t>לֹ֣א יָדַ֔עְתִּי</w:t>
+      </w:r>
+    </w:p>
+    <w:p>
+      <w:pPr>
+        <w:bidi/>
+      </w:pPr>
+      <w:r>
+        <w:rPr>
+          <w:lang w:val="ar_AE" w:bidi="ar_AE"/>
+        </w:rPr>
+      </w:r>
+      <w:r>
+        <w:rPr>
           <w:b/>
           <w:lang w:val="ar_AE" w:bidi="ar_AE"/>
         </w:rPr>
@@ -48961,6 +53153,22 @@
       </w:r>
       <w:r>
         <w:rPr>
+          <w:lang w:val="ar_AE" w:bidi="ar_AE"/>
+        </w:rPr>
+        <w:t>מַרְכְּב֖וֹת עַמִּ⁠י־נָדִֽיב</w:t>
+      </w:r>
+    </w:p>
+    <w:p>
+      <w:pPr>
+        <w:bidi/>
+      </w:pPr>
+      <w:r>
+        <w:rPr>
+          <w:lang w:val="ar_AE" w:bidi="ar_AE"/>
+        </w:rPr>
+      </w:r>
+      <w:r>
+        <w:rPr>
           <w:b/>
           <w:lang w:val="ar_AE" w:bidi="ar_AE"/>
         </w:rPr>
@@ -49173,6 +53381,22 @@
       </w:r>
       <w:r>
         <w:rPr>
+          <w:lang w:val="ar_AE" w:bidi="ar_AE"/>
+        </w:rPr>
+        <w:t>הַ⁠שּׁ֣וּלַמִּ֔ית &amp; בַּ⁠שּׁ֣וּלַמִּ֔ית</w:t>
+      </w:r>
+    </w:p>
+    <w:p>
+      <w:pPr>
+        <w:bidi/>
+      </w:pPr>
+      <w:r>
+        <w:rPr>
+          <w:lang w:val="ar_AE" w:bidi="ar_AE"/>
+        </w:rPr>
+      </w:r>
+      <w:r>
+        <w:rPr>
           <w:b/>
           <w:lang w:val="ar_AE" w:bidi="ar_AE"/>
         </w:rPr>
@@ -49435,6 +53659,22 @@
       </w:r>
       <w:r>
         <w:rPr>
+          <w:lang w:val="ar_AE" w:bidi="ar_AE"/>
+        </w:rPr>
+        <w:t>מַֽה־תֶּחֱזוּ֙ בַּ⁠שּׁ֣וּלַמִּ֔ית כִּ⁠מְחֹלַ֖ת הַֽ⁠מַּחֲנָֽיִם</w:t>
+      </w:r>
+    </w:p>
+    <w:p>
+      <w:pPr>
+        <w:bidi/>
+      </w:pPr>
+      <w:r>
+        <w:rPr>
+          <w:lang w:val="ar_AE" w:bidi="ar_AE"/>
+        </w:rPr>
+      </w:r>
+      <w:r>
+        <w:rPr>
           <w:b/>
           <w:lang w:val="ar_AE" w:bidi="ar_AE"/>
         </w:rPr>
@@ -49534,6 +53774,22 @@
       </w:r>
       <w:r>
         <w:rPr>
+          <w:lang w:val="ar_AE" w:bidi="ar_AE"/>
+        </w:rPr>
+        <w:t>כִּ⁠מְחֹלַ֖ת הַֽ⁠מַּחֲנָֽיִם</w:t>
+      </w:r>
+    </w:p>
+    <w:p>
+      <w:pPr>
+        <w:bidi/>
+      </w:pPr>
+      <w:r>
+        <w:rPr>
+          <w:lang w:val="ar_AE" w:bidi="ar_AE"/>
+        </w:rPr>
+      </w:r>
+      <w:r>
+        <w:rPr>
           <w:b/>
           <w:lang w:val="ar_AE" w:bidi="ar_AE"/>
         </w:rPr>
@@ -49627,6 +53883,22 @@
         <w:rPr>
           <w:lang w:val="ar_AE" w:bidi="ar_AE"/>
         </w:rPr>
+      </w:r>
+    </w:p>
+    <w:p>
+      <w:pPr>
+        <w:bidi/>
+      </w:pPr>
+      <w:r>
+        <w:rPr>
+          <w:lang w:val="ar_AE" w:bidi="ar_AE"/>
+        </w:rPr>
+      </w:r>
+      <w:r>
+        <w:rPr>
+          <w:lang w:val="ar_AE" w:bidi="ar_AE"/>
+        </w:rPr>
+        <w:t>כִּ⁠מְחֹלַ֖ת הַֽ⁠מַּחֲנָֽיִם</w:t>
       </w:r>
     </w:p>
     <w:p>
@@ -50016,6 +54288,22 @@
       </w:r>
       <w:r>
         <w:rPr>
+          <w:lang w:val="ar_AE" w:bidi="ar_AE"/>
+        </w:rPr>
+        <w:t>מַה־יָּפ֧וּ פְעָמַ֛יִ⁠ךְ בַּ⁠נְּעָלִ֖ים בַּת־נָדִ֑יב חַמּוּקֵ֣י יְרֵכַ֔יִ⁠ךְ כְּמ֣וֹ חֲלָאִ֔ים מַעֲשֵׂ֖ה יְדֵ֥י אָמָּֽן</w:t>
+      </w:r>
+    </w:p>
+    <w:p>
+      <w:pPr>
+        <w:bidi/>
+      </w:pPr>
+      <w:r>
+        <w:rPr>
+          <w:lang w:val="ar_AE" w:bidi="ar_AE"/>
+        </w:rPr>
+      </w:r>
+      <w:r>
+        <w:rPr>
           <w:b/>
           <w:lang w:val="ar_AE" w:bidi="ar_AE"/>
         </w:rPr>
@@ -50152,6 +54440,22 @@
       </w:r>
       <w:r>
         <w:rPr>
+          <w:lang w:val="ar_AE" w:bidi="ar_AE"/>
+        </w:rPr>
+        <w:t>מַה</w:t>
+      </w:r>
+    </w:p>
+    <w:p>
+      <w:pPr>
+        <w:bidi/>
+      </w:pPr>
+      <w:r>
+        <w:rPr>
+          <w:lang w:val="ar_AE" w:bidi="ar_AE"/>
+        </w:rPr>
+      </w:r>
+      <w:r>
+        <w:rPr>
           <w:b/>
           <w:lang w:val="ar_AE" w:bidi="ar_AE"/>
         </w:rPr>
@@ -50290,6 +54594,22 @@
       </w:r>
       <w:r>
         <w:rPr>
+          <w:lang w:val="ar_AE" w:bidi="ar_AE"/>
+        </w:rPr>
+        <w:t>מַה־יָּפ֧וּ פְעָמַ֛יִ⁠ךְ בַּ⁠נְּעָלִ֖ים בַּת־נָדִ֑יב</w:t>
+      </w:r>
+    </w:p>
+    <w:p>
+      <w:pPr>
+        <w:bidi/>
+      </w:pPr>
+      <w:r>
+        <w:rPr>
+          <w:lang w:val="ar_AE" w:bidi="ar_AE"/>
+        </w:rPr>
+      </w:r>
+      <w:r>
+        <w:rPr>
           <w:b/>
           <w:lang w:val="ar_AE" w:bidi="ar_AE"/>
         </w:rPr>
@@ -50396,6 +54716,22 @@
       </w:r>
       <w:r>
         <w:rPr>
+          <w:lang w:val="ar_AE" w:bidi="ar_AE"/>
+        </w:rPr>
+        <w:t>בַּת־נָדִ֑יב</w:t>
+      </w:r>
+    </w:p>
+    <w:p>
+      <w:pPr>
+        <w:bidi/>
+      </w:pPr>
+      <w:r>
+        <w:rPr>
+          <w:lang w:val="ar_AE" w:bidi="ar_AE"/>
+        </w:rPr>
+      </w:r>
+      <w:r>
+        <w:rPr>
           <w:b/>
           <w:lang w:val="ar_AE" w:bidi="ar_AE"/>
         </w:rPr>
@@ -50831,6 +55167,22 @@
       </w:r>
       <w:r>
         <w:rPr>
+          <w:lang w:val="ar_AE" w:bidi="ar_AE"/>
+        </w:rPr>
+        <w:t>מַעֲשֵׂ֖ה יְדֵ֥י אָמָּֽן</w:t>
+      </w:r>
+    </w:p>
+    <w:p>
+      <w:pPr>
+        <w:bidi/>
+      </w:pPr>
+      <w:r>
+        <w:rPr>
+          <w:lang w:val="ar_AE" w:bidi="ar_AE"/>
+        </w:rPr>
+      </w:r>
+      <w:r>
+        <w:rPr>
           <w:b/>
           <w:lang w:val="ar_AE" w:bidi="ar_AE"/>
         </w:rPr>
@@ -51198,6 +55550,22 @@
       </w:r>
       <w:r>
         <w:rPr>
+          <w:lang w:val="ar_AE" w:bidi="ar_AE"/>
+        </w:rPr>
+        <w:t>אַל־יֶחְסַ֖ר הַ⁠מָּ֑זֶג</w:t>
+      </w:r>
+    </w:p>
+    <w:p>
+      <w:pPr>
+        <w:bidi/>
+      </w:pPr>
+      <w:r>
+        <w:rPr>
+          <w:lang w:val="ar_AE" w:bidi="ar_AE"/>
+        </w:rPr>
+      </w:r>
+      <w:r>
+        <w:rPr>
           <w:b/>
           <w:lang w:val="ar_AE" w:bidi="ar_AE"/>
         </w:rPr>
@@ -51295,6 +55663,22 @@
       </w:r>
       <w:r>
         <w:rPr>
+          <w:lang w:val="ar_AE" w:bidi="ar_AE"/>
+        </w:rPr>
+        <w:t>הַ⁠מָּ֑זֶג</w:t>
+      </w:r>
+    </w:p>
+    <w:p>
+      <w:pPr>
+        <w:bidi/>
+      </w:pPr>
+      <w:r>
+        <w:rPr>
+          <w:lang w:val="ar_AE" w:bidi="ar_AE"/>
+        </w:rPr>
+      </w:r>
+      <w:r>
+        <w:rPr>
           <w:b/>
           <w:lang w:val="ar_AE" w:bidi="ar_AE"/>
         </w:rPr>
@@ -51663,6 +56047,22 @@
         <w:rPr>
           <w:lang w:val="ar_AE" w:bidi="ar_AE"/>
         </w:rPr>
+      </w:r>
+    </w:p>
+    <w:p>
+      <w:pPr>
+        <w:bidi/>
+      </w:pPr>
+      <w:r>
+        <w:rPr>
+          <w:lang w:val="ar_AE" w:bidi="ar_AE"/>
+        </w:rPr>
+      </w:r>
+      <w:r>
+        <w:rPr>
+          <w:lang w:val="ar_AE" w:bidi="ar_AE"/>
+        </w:rPr>
+        <w:t>סוּגָ֖ה בַּ⁠שּׁוֹשַׁנִּֽים</w:t>
       </w:r>
     </w:p>
     <w:p>
@@ -52446,6 +56846,22 @@
       </w:r>
       <w:r>
         <w:rPr>
+          <w:lang w:val="ar_AE" w:bidi="ar_AE"/>
+        </w:rPr>
+        <w:t>עַל־שַׁ֨עַר֙ בַּת־רַבִּ֔ים</w:t>
+      </w:r>
+    </w:p>
+    <w:p>
+      <w:pPr>
+        <w:bidi/>
+      </w:pPr>
+      <w:r>
+        <w:rPr>
+          <w:lang w:val="ar_AE" w:bidi="ar_AE"/>
+        </w:rPr>
+      </w:r>
+      <w:r>
+        <w:rPr>
           <w:b/>
           <w:lang w:val="ar_AE" w:bidi="ar_AE"/>
         </w:rPr>
@@ -52717,6 +57133,22 @@
       </w:r>
       <w:r>
         <w:rPr>
+          <w:lang w:val="ar_AE" w:bidi="ar_AE"/>
+        </w:rPr>
+        <w:t>רֹאשֵׁ֤⁠ךְ עָלַ֨יִ⁠ךְ֙ כַּ⁠כַּרְמֶ֔ל</w:t>
+      </w:r>
+    </w:p>
+    <w:p>
+      <w:pPr>
+        <w:bidi/>
+      </w:pPr>
+      <w:r>
+        <w:rPr>
+          <w:lang w:val="ar_AE" w:bidi="ar_AE"/>
+        </w:rPr>
+      </w:r>
+      <w:r>
+        <w:rPr>
           <w:b/>
           <w:lang w:val="ar_AE" w:bidi="ar_AE"/>
         </w:rPr>
@@ -52968,6 +57400,22 @@
       </w:r>
       <w:r>
         <w:rPr>
+          <w:lang w:val="ar_AE" w:bidi="ar_AE"/>
+        </w:rPr>
+        <w:t>וְ⁠דַלַּ֥ת רֹאשֵׁ֖⁠ךְ כָּ⁠אַרְגָּמָ֑ן</w:t>
+      </w:r>
+    </w:p>
+    <w:p>
+      <w:pPr>
+        <w:bidi/>
+      </w:pPr>
+      <w:r>
+        <w:rPr>
+          <w:lang w:val="ar_AE" w:bidi="ar_AE"/>
+        </w:rPr>
+      </w:r>
+      <w:r>
+        <w:rPr>
           <w:b/>
           <w:lang w:val="ar_AE" w:bidi="ar_AE"/>
         </w:rPr>
@@ -53100,6 +57548,22 @@
       </w:r>
       <w:r>
         <w:rPr>
+          <w:lang w:val="ar_AE" w:bidi="ar_AE"/>
+        </w:rPr>
+        <w:t>מֶ֖לֶךְ אָס֥וּר בָּ⁠רְהָטִֽים</w:t>
+      </w:r>
+    </w:p>
+    <w:p>
+      <w:pPr>
+        <w:bidi/>
+      </w:pPr>
+      <w:r>
+        <w:rPr>
+          <w:lang w:val="ar_AE" w:bidi="ar_AE"/>
+        </w:rPr>
+      </w:r>
+      <w:r>
+        <w:rPr>
           <w:b/>
           <w:lang w:val="ar_AE" w:bidi="ar_AE"/>
         </w:rPr>
@@ -53245,6 +57709,22 @@
       </w:r>
       <w:r>
         <w:rPr>
+          <w:lang w:val="ar_AE" w:bidi="ar_AE"/>
+        </w:rPr>
+        <w:t>מֶ֖לֶךְ אָס֥וּר</w:t>
+      </w:r>
+    </w:p>
+    <w:p>
+      <w:pPr>
+        <w:bidi/>
+      </w:pPr>
+      <w:r>
+        <w:rPr>
+          <w:lang w:val="ar_AE" w:bidi="ar_AE"/>
+        </w:rPr>
+      </w:r>
+      <w:r>
+        <w:rPr>
           <w:b/>
           <w:lang w:val="ar_AE" w:bidi="ar_AE"/>
         </w:rPr>
@@ -53350,6 +57830,22 @@
       </w:r>
       <w:r>
         <w:rPr>
+          <w:lang w:val="ar_AE" w:bidi="ar_AE"/>
+        </w:rPr>
+        <w:t>מֶ֖לֶךְ אָס֥וּר בָּ⁠רְהָטִֽים</w:t>
+      </w:r>
+    </w:p>
+    <w:p>
+      <w:pPr>
+        <w:bidi/>
+      </w:pPr>
+      <w:r>
+        <w:rPr>
+          <w:lang w:val="ar_AE" w:bidi="ar_AE"/>
+        </w:rPr>
+      </w:r>
+      <w:r>
+        <w:rPr>
           <w:b/>
           <w:lang w:val="ar_AE" w:bidi="ar_AE"/>
         </w:rPr>
@@ -53442,6 +57938,22 @@
         <w:rPr>
           <w:lang w:val="ar_AE" w:bidi="ar_AE"/>
         </w:rPr>
+      </w:r>
+    </w:p>
+    <w:p>
+      <w:pPr>
+        <w:bidi/>
+      </w:pPr>
+      <w:r>
+        <w:rPr>
+          <w:lang w:val="ar_AE" w:bidi="ar_AE"/>
+        </w:rPr>
+      </w:r>
+      <w:r>
+        <w:rPr>
+          <w:lang w:val="ar_AE" w:bidi="ar_AE"/>
+        </w:rPr>
+        <w:t>בָּ⁠רְהָטִֽים</w:t>
       </w:r>
     </w:p>
     <w:p>
@@ -53933,6 +58445,22 @@
       </w:r>
       <w:r>
         <w:rPr>
+          <w:lang w:val="ar_AE" w:bidi="ar_AE"/>
+        </w:rPr>
+        <w:t>אַהֲבָ֖ה בַּ⁠תַּֽעֲנוּגִֽים</w:t>
+      </w:r>
+    </w:p>
+    <w:p>
+      <w:pPr>
+        <w:bidi/>
+      </w:pPr>
+      <w:r>
+        <w:rPr>
+          <w:lang w:val="ar_AE" w:bidi="ar_AE"/>
+        </w:rPr>
+      </w:r>
+      <w:r>
+        <w:rPr>
           <w:b/>
           <w:lang w:val="ar_AE" w:bidi="ar_AE"/>
         </w:rPr>
@@ -54540,6 +59068,22 @@
       </w:r>
       <w:r>
         <w:rPr>
+          <w:lang w:val="ar_AE" w:bidi="ar_AE"/>
+        </w:rPr>
+        <w:t>אָמַ֨רְתִּי֙ אֶעֱלֶ֣ה בְ⁠תָמָ֔ר אֹֽחֲזָ֖ה בְּ⁠סַנְסִנָּ֑י⁠ו</w:t>
+      </w:r>
+    </w:p>
+    <w:p>
+      <w:pPr>
+        <w:bidi/>
+      </w:pPr>
+      <w:r>
+        <w:rPr>
+          <w:lang w:val="ar_AE" w:bidi="ar_AE"/>
+        </w:rPr>
+      </w:r>
+      <w:r>
+        <w:rPr>
           <w:b/>
           <w:lang w:val="ar_AE" w:bidi="ar_AE"/>
         </w:rPr>
@@ -54942,6 +59486,22 @@
       </w:r>
       <w:r>
         <w:rPr>
+          <w:lang w:val="ar_AE" w:bidi="ar_AE"/>
+        </w:rPr>
+        <w:t>אֶעֱלֶ֣ה בְ⁠תָמָ֔ר אֹֽחֲזָ֖ה בְּ⁠סַנְסִנָּ֑י⁠ו</w:t>
+      </w:r>
+    </w:p>
+    <w:p>
+      <w:pPr>
+        <w:bidi/>
+      </w:pPr>
+      <w:r>
+        <w:rPr>
+          <w:lang w:val="ar_AE" w:bidi="ar_AE"/>
+        </w:rPr>
+      </w:r>
+      <w:r>
+        <w:rPr>
           <w:b/>
           <w:lang w:val="ar_AE" w:bidi="ar_AE"/>
         </w:rPr>
@@ -55405,6 +59965,22 @@
       </w:r>
       <w:r>
         <w:rPr>
+          <w:lang w:val="ar_AE" w:bidi="ar_AE"/>
+        </w:rPr>
+        <w:t>כְּ⁠אֶשְׁכְּל֣וֹת הַ⁠גֶּ֔פֶן</w:t>
+      </w:r>
+    </w:p>
+    <w:p>
+      <w:pPr>
+        <w:bidi/>
+      </w:pPr>
+      <w:r>
+        <w:rPr>
+          <w:lang w:val="ar_AE" w:bidi="ar_AE"/>
+        </w:rPr>
+      </w:r>
+      <w:r>
+        <w:rPr>
           <w:b/>
           <w:lang w:val="ar_AE" w:bidi="ar_AE"/>
         </w:rPr>
@@ -55537,6 +60113,22 @@
       </w:r>
       <w:r>
         <w:rPr>
+          <w:lang w:val="ar_AE" w:bidi="ar_AE"/>
+        </w:rPr>
+        <w:t>וְ⁠רֵ֥יחַ אַפֵּ֖⁠ךְ כַּ⁠תַּפּוּחִֽים</w:t>
+      </w:r>
+    </w:p>
+    <w:p>
+      <w:pPr>
+        <w:bidi/>
+      </w:pPr>
+      <w:r>
+        <w:rPr>
+          <w:lang w:val="ar_AE" w:bidi="ar_AE"/>
+        </w:rPr>
+      </w:r>
+      <w:r>
+        <w:rPr>
           <w:b/>
           <w:lang w:val="ar_AE" w:bidi="ar_AE"/>
         </w:rPr>
@@ -55748,6 +60340,22 @@
       </w:r>
       <w:r>
         <w:rPr>
+          <w:lang w:val="ar_AE" w:bidi="ar_AE"/>
+        </w:rPr>
+        <w:t>כַּ⁠תַּפּוּחִֽים</w:t>
+      </w:r>
+    </w:p>
+    <w:p>
+      <w:pPr>
+        <w:bidi/>
+      </w:pPr>
+      <w:r>
+        <w:rPr>
+          <w:lang w:val="ar_AE" w:bidi="ar_AE"/>
+        </w:rPr>
+      </w:r>
+      <w:r>
+        <w:rPr>
           <w:b/>
           <w:lang w:val="ar_AE" w:bidi="ar_AE"/>
         </w:rPr>
@@ -56105,6 +60713,22 @@
       </w:r>
       <w:r>
         <w:rPr>
+          <w:lang w:val="ar_AE" w:bidi="ar_AE"/>
+        </w:rPr>
+        <w:t>וְ⁠חִכֵּ֕⁠ךְ</w:t>
+      </w:r>
+    </w:p>
+    <w:p>
+      <w:pPr>
+        <w:bidi/>
+      </w:pPr>
+      <w:r>
+        <w:rPr>
+          <w:lang w:val="ar_AE" w:bidi="ar_AE"/>
+        </w:rPr>
+      </w:r>
+      <w:r>
+        <w:rPr>
           <w:b/>
           <w:lang w:val="ar_AE" w:bidi="ar_AE"/>
         </w:rPr>
@@ -56223,6 +60847,22 @@
       </w:r>
       <w:r>
         <w:rPr>
+          <w:lang w:val="ar_AE" w:bidi="ar_AE"/>
+        </w:rPr>
+        <w:t>הוֹלֵ֥ךְ לְ⁠דוֹדִ֖⁠י לְ⁠מֵישָׁרִ֑ים דּוֹבֵ֖ב שִׂפְתֵ֥י יְשֵׁנִֽים</w:t>
+      </w:r>
+    </w:p>
+    <w:p>
+      <w:pPr>
+        <w:bidi/>
+      </w:pPr>
+      <w:r>
+        <w:rPr>
+          <w:lang w:val="ar_AE" w:bidi="ar_AE"/>
+        </w:rPr>
+      </w:r>
+      <w:r>
+        <w:rPr>
           <w:b/>
           <w:lang w:val="ar_AE" w:bidi="ar_AE"/>
         </w:rPr>
@@ -56434,6 +61074,22 @@
       </w:r>
       <w:r>
         <w:rPr>
+          <w:lang w:val="ar_AE" w:bidi="ar_AE"/>
+        </w:rPr>
+        <w:t>הוֹלֵ֥ךְ לְ⁠דוֹדִ֖⁠י לְ⁠מֵישָׁרִ֑ים דּוֹבֵ֖ב שִׂפְתֵ֥י יְשֵׁנִֽים</w:t>
+      </w:r>
+    </w:p>
+    <w:p>
+      <w:pPr>
+        <w:bidi/>
+      </w:pPr>
+      <w:r>
+        <w:rPr>
+          <w:lang w:val="ar_AE" w:bidi="ar_AE"/>
+        </w:rPr>
+      </w:r>
+      <w:r>
+        <w:rPr>
           <w:b/>
           <w:lang w:val="ar_AE" w:bidi="ar_AE"/>
         </w:rPr>
@@ -56571,6 +61227,22 @@
       </w:r>
       <w:r>
         <w:rPr>
+          <w:lang w:val="ar_AE" w:bidi="ar_AE"/>
+        </w:rPr>
+        <w:t>לְ⁠מֵישָׁרִ֑ים דּוֹבֵ֖ב</w:t>
+      </w:r>
+    </w:p>
+    <w:p>
+      <w:pPr>
+        <w:bidi/>
+      </w:pPr>
+      <w:r>
+        <w:rPr>
+          <w:lang w:val="ar_AE" w:bidi="ar_AE"/>
+        </w:rPr>
+      </w:r>
+      <w:r>
+        <w:rPr>
           <w:b/>
           <w:lang w:val="ar_AE" w:bidi="ar_AE"/>
         </w:rPr>
@@ -56689,6 +61361,22 @@
         <w:rPr>
           <w:lang w:val="ar_AE" w:bidi="ar_AE"/>
         </w:rPr>
+      </w:r>
+    </w:p>
+    <w:p>
+      <w:pPr>
+        <w:bidi/>
+      </w:pPr>
+      <w:r>
+        <w:rPr>
+          <w:lang w:val="ar_AE" w:bidi="ar_AE"/>
+        </w:rPr>
+      </w:r>
+      <w:r>
+        <w:rPr>
+          <w:lang w:val="ar_AE" w:bidi="ar_AE"/>
+        </w:rPr>
+        <w:t>שִׂפְתֵ֥י יְשֵׁנִֽים</w:t>
       </w:r>
     </w:p>
     <w:p>
@@ -57014,6 +61702,22 @@
       </w:r>
       <w:r>
         <w:rPr>
+          <w:lang w:val="ar_AE" w:bidi="ar_AE"/>
+        </w:rPr>
+        <w:t>לְכָ֤⁠ה דוֹדִ⁠י֙</w:t>
+      </w:r>
+    </w:p>
+    <w:p>
+      <w:pPr>
+        <w:bidi/>
+      </w:pPr>
+      <w:r>
+        <w:rPr>
+          <w:lang w:val="ar_AE" w:bidi="ar_AE"/>
+        </w:rPr>
+      </w:r>
+      <w:r>
+        <w:rPr>
           <w:b/>
           <w:lang w:val="ar_AE" w:bidi="ar_AE"/>
         </w:rPr>
@@ -57120,6 +61824,22 @@
       </w:r>
       <w:r>
         <w:rPr>
+          <w:lang w:val="ar_AE" w:bidi="ar_AE"/>
+        </w:rPr>
+        <w:t>נָלִ֖ינָה בַּ⁠כְּפָרִֽים</w:t>
+      </w:r>
+    </w:p>
+    <w:p>
+      <w:pPr>
+        <w:bidi/>
+      </w:pPr>
+      <w:r>
+        <w:rPr>
+          <w:lang w:val="ar_AE" w:bidi="ar_AE"/>
+        </w:rPr>
+      </w:r>
+      <w:r>
+        <w:rPr>
           <w:b/>
           <w:lang w:val="ar_AE" w:bidi="ar_AE"/>
         </w:rPr>
@@ -57191,6 +61911,22 @@
         <w:rPr>
           <w:lang w:val="ar_AE" w:bidi="ar_AE"/>
         </w:rPr>
+      </w:r>
+    </w:p>
+    <w:p>
+      <w:pPr>
+        <w:bidi/>
+      </w:pPr>
+      <w:r>
+        <w:rPr>
+          <w:lang w:val="ar_AE" w:bidi="ar_AE"/>
+        </w:rPr>
+      </w:r>
+      <w:r>
+        <w:rPr>
+          <w:lang w:val="ar_AE" w:bidi="ar_AE"/>
+        </w:rPr>
+        <w:t>בַּ⁠כְּפָרִֽים</w:t>
       </w:r>
     </w:p>
     <w:p>
@@ -57366,6 +62102,22 @@
       </w:r>
       <w:r>
         <w:rPr>
+          <w:lang w:val="ar_AE" w:bidi="ar_AE"/>
+        </w:rPr>
+        <w:t>נַשְׁכִּ֨ימָה֙</w:t>
+      </w:r>
+    </w:p>
+    <w:p>
+      <w:pPr>
+        <w:bidi/>
+      </w:pPr>
+      <w:r>
+        <w:rPr>
+          <w:lang w:val="ar_AE" w:bidi="ar_AE"/>
+        </w:rPr>
+      </w:r>
+      <w:r>
+        <w:rPr>
           <w:b/>
           <w:lang w:val="ar_AE" w:bidi="ar_AE"/>
         </w:rPr>
@@ -57683,6 +62435,22 @@
       </w:r>
       <w:r>
         <w:rPr>
+          <w:lang w:val="ar_AE" w:bidi="ar_AE"/>
+        </w:rPr>
+        <w:t>פָּֽרְחָ֤ה הַ⁠גֶּ֨פֶן֙</w:t>
+      </w:r>
+    </w:p>
+    <w:p>
+      <w:pPr>
+        <w:bidi/>
+      </w:pPr>
+      <w:r>
+        <w:rPr>
+          <w:lang w:val="ar_AE" w:bidi="ar_AE"/>
+        </w:rPr>
+      </w:r>
+      <w:r>
+        <w:rPr>
           <w:b/>
           <w:lang w:val="ar_AE" w:bidi="ar_AE"/>
         </w:rPr>
@@ -58193,6 +62961,22 @@
       </w:r>
       <w:r>
         <w:rPr>
+          <w:lang w:val="ar_AE" w:bidi="ar_AE"/>
+        </w:rPr>
+        <w:t>וְ⁠עַל־פְּתָחֵ֨י⁠נוּ֙ כָּל־מְגָדִ֔ים</w:t>
+      </w:r>
+    </w:p>
+    <w:p>
+      <w:pPr>
+        <w:bidi/>
+      </w:pPr>
+      <w:r>
+        <w:rPr>
+          <w:lang w:val="ar_AE" w:bidi="ar_AE"/>
+        </w:rPr>
+      </w:r>
+      <w:r>
+        <w:rPr>
           <w:b/>
           <w:lang w:val="ar_AE" w:bidi="ar_AE"/>
         </w:rPr>
@@ -58369,6 +63153,22 @@
         <w:rPr>
           <w:lang w:val="ar_AE" w:bidi="ar_AE"/>
         </w:rPr>
+      </w:r>
+    </w:p>
+    <w:p>
+      <w:pPr>
+        <w:bidi/>
+      </w:pPr>
+      <w:r>
+        <w:rPr>
+          <w:lang w:val="ar_AE" w:bidi="ar_AE"/>
+        </w:rPr>
+      </w:r>
+      <w:r>
+        <w:rPr>
+          <w:lang w:val="ar_AE" w:bidi="ar_AE"/>
+        </w:rPr>
+        <w:t>דּוֹדִ֖⁠י צָפַ֥נְתִּי לָֽ⁠ךְ</w:t>
       </w:r>
     </w:p>
     <w:p>
@@ -58649,6 +63449,22 @@
       </w:r>
       <w:r>
         <w:rPr>
+          <w:lang w:val="ar_AE" w:bidi="ar_AE"/>
+        </w:rPr>
+        <w:t>מִ֤י יִתֶּנְ⁠ךָ֙ כְּ⁠אָ֣ח לִ֔⁠י יוֹנֵ֖ק שְׁדֵ֣י אִמִּ֑⁠י</w:t>
+      </w:r>
+    </w:p>
+    <w:p>
+      <w:pPr>
+        <w:bidi/>
+      </w:pPr>
+      <w:r>
+        <w:rPr>
+          <w:lang w:val="ar_AE" w:bidi="ar_AE"/>
+        </w:rPr>
+      </w:r>
+      <w:r>
+        <w:rPr>
           <w:b/>
           <w:lang w:val="ar_AE" w:bidi="ar_AE"/>
         </w:rPr>
@@ -58913,6 +63729,22 @@
       </w:r>
       <w:r>
         <w:rPr>
+          <w:lang w:val="ar_AE" w:bidi="ar_AE"/>
+        </w:rPr>
+        <w:t>מִ֤י יִתֶּנְ⁠ךָ֙ כְּ⁠אָ֣ח לִ֔⁠י יוֹנֵ֖ק שְׁדֵ֣י אִמִּ֑⁠י</w:t>
+      </w:r>
+    </w:p>
+    <w:p>
+      <w:pPr>
+        <w:bidi/>
+      </w:pPr>
+      <w:r>
+        <w:rPr>
+          <w:lang w:val="ar_AE" w:bidi="ar_AE"/>
+        </w:rPr>
+      </w:r>
+      <w:r>
+        <w:rPr>
           <w:b/>
           <w:lang w:val="ar_AE" w:bidi="ar_AE"/>
         </w:rPr>
@@ -59045,6 +63877,22 @@
       </w:r>
       <w:r>
         <w:rPr>
+          <w:lang w:val="ar_AE" w:bidi="ar_AE"/>
+        </w:rPr>
+        <w:t>גַּ֖ם</w:t>
+      </w:r>
+    </w:p>
+    <w:p>
+      <w:pPr>
+        <w:bidi/>
+      </w:pPr>
+      <w:r>
+        <w:rPr>
+          <w:lang w:val="ar_AE" w:bidi="ar_AE"/>
+        </w:rPr>
+      </w:r>
+      <w:r>
+        <w:rPr>
           <w:b/>
           <w:lang w:val="ar_AE" w:bidi="ar_AE"/>
         </w:rPr>
@@ -59163,6 +64011,22 @@
       </w:r>
       <w:r>
         <w:rPr>
+          <w:lang w:val="ar_AE" w:bidi="ar_AE"/>
+        </w:rPr>
+        <w:t>לֹא־יָב֥וּזוּ לִֽ⁠י</w:t>
+      </w:r>
+    </w:p>
+    <w:p>
+      <w:pPr>
+        <w:bidi/>
+      </w:pPr>
+      <w:r>
+        <w:rPr>
+          <w:lang w:val="ar_AE" w:bidi="ar_AE"/>
+        </w:rPr>
+      </w:r>
+      <w:r>
+        <w:rPr>
           <w:b/>
           <w:lang w:val="ar_AE" w:bidi="ar_AE"/>
         </w:rPr>
@@ -59282,6 +64146,22 @@
       </w:r>
       <w:r>
         <w:rPr>
+          <w:lang w:val="ar_AE" w:bidi="ar_AE"/>
+        </w:rPr>
+        <w:t>אֶֽמְצָאֲ⁠ךָ֤ בַ⁠חוּץ֙ אֶשָׁ֣קְ⁠ךָ֔ גַּ֖ם לֹא־יָב֥וּזוּ לִֽ⁠י׃ אֶנְהָֽגֲ⁠ךָ֗ אֲבִֽיאֲ⁠ךָ֛ אֶל־בֵּ֥ית אִמִּ֖⁠י תְּלַמְּדֵ֑⁠נִי אַשְׁקְ⁠ךָ֙ מִ⁠יַּ֣יִן הָ⁠רֶ֔קַח מֵ⁠עֲסִ֖יס רִמֹּנִֽ⁠י</w:t>
+      </w:r>
+    </w:p>
+    <w:p>
+      <w:pPr>
+        <w:bidi/>
+      </w:pPr>
+      <w:r>
+        <w:rPr>
+          <w:lang w:val="ar_AE" w:bidi="ar_AE"/>
+        </w:rPr>
+      </w:r>
+      <w:r>
+        <w:rPr>
           <w:b/>
           <w:lang w:val="ar_AE" w:bidi="ar_AE"/>
         </w:rPr>
@@ -59401,6 +64281,22 @@
         <w:rPr>
           <w:lang w:val="ar_AE" w:bidi="ar_AE"/>
         </w:rPr>
+      </w:r>
+    </w:p>
+    <w:p>
+      <w:pPr>
+        <w:bidi/>
+      </w:pPr>
+      <w:r>
+        <w:rPr>
+          <w:lang w:val="ar_AE" w:bidi="ar_AE"/>
+        </w:rPr>
+      </w:r>
+      <w:r>
+        <w:rPr>
+          <w:lang w:val="ar_AE" w:bidi="ar_AE"/>
+        </w:rPr>
+        <w:t>אֲבִֽיאֲ⁠ךָ֛ אֶל־בֵּ֥ית אִמִּ֖⁠י</w:t>
       </w:r>
     </w:p>
     <w:p>
@@ -59557,6 +64453,22 @@
       </w:r>
       <w:r>
         <w:rPr>
+          <w:lang w:val="ar_AE" w:bidi="ar_AE"/>
+        </w:rPr>
+        <w:t>אֲבִֽיאֲ⁠ךָ֛ אֶל־בֵּ֥ית אִמִּ֖⁠י תְּלַמְּדֵ֑⁠נִי</w:t>
+      </w:r>
+    </w:p>
+    <w:p>
+      <w:pPr>
+        <w:bidi/>
+      </w:pPr>
+      <w:r>
+        <w:rPr>
+          <w:lang w:val="ar_AE" w:bidi="ar_AE"/>
+        </w:rPr>
+      </w:r>
+      <w:r>
+        <w:rPr>
           <w:b/>
           <w:lang w:val="ar_AE" w:bidi="ar_AE"/>
         </w:rPr>
@@ -59614,6 +64526,22 @@
         <w:rPr>
           <w:lang w:val="ar_AE" w:bidi="ar_AE"/>
         </w:rPr>
+      </w:r>
+    </w:p>
+    <w:p>
+      <w:pPr>
+        <w:bidi/>
+      </w:pPr>
+      <w:r>
+        <w:rPr>
+          <w:lang w:val="ar_AE" w:bidi="ar_AE"/>
+        </w:rPr>
+      </w:r>
+      <w:r>
+        <w:rPr>
+          <w:lang w:val="ar_AE" w:bidi="ar_AE"/>
+        </w:rPr>
+        <w:t>אַשְׁקְ⁠ךָ֙ מִ⁠יַּ֣יִן הָ⁠רֶ֔קַח</w:t>
       </w:r>
     </w:p>
     <w:p>
@@ -59882,6 +64810,22 @@
       </w:r>
       <w:r>
         <w:rPr>
+          <w:lang w:val="ar_AE" w:bidi="ar_AE"/>
+        </w:rPr>
+        <w:t>אַשְׁקְ⁠ךָ֙ מִ⁠יַּ֣יִן הָ⁠רֶ֔קַח מֵ⁠עֲסִ֖יס רִמֹּנִֽ⁠י</w:t>
+      </w:r>
+    </w:p>
+    <w:p>
+      <w:pPr>
+        <w:bidi/>
+      </w:pPr>
+      <w:r>
+        <w:rPr>
+          <w:lang w:val="ar_AE" w:bidi="ar_AE"/>
+        </w:rPr>
+      </w:r>
+      <w:r>
+        <w:rPr>
           <w:b/>
           <w:lang w:val="ar_AE" w:bidi="ar_AE"/>
         </w:rPr>
@@ -60008,6 +64952,22 @@
         <w:rPr>
           <w:lang w:val="ar_AE" w:bidi="ar_AE"/>
         </w:rPr>
+      </w:r>
+    </w:p>
+    <w:p>
+      <w:pPr>
+        <w:bidi/>
+      </w:pPr>
+      <w:r>
+        <w:rPr>
+          <w:lang w:val="ar_AE" w:bidi="ar_AE"/>
+        </w:rPr>
+      </w:r>
+      <w:r>
+        <w:rPr>
+          <w:lang w:val="ar_AE" w:bidi="ar_AE"/>
+        </w:rPr>
+        <w:t>מֵ⁠עֲסִ֖יס רִמֹּנִֽ⁠י</w:t>
       </w:r>
     </w:p>
     <w:p>
@@ -60436,6 +65396,22 @@
       </w:r>
       <w:r>
         <w:rPr>
+          <w:lang w:val="ar_AE" w:bidi="ar_AE"/>
+        </w:rPr>
+        <w:t>מִ֣י זֹ֗את עֹלָה֙ מִן־הַ⁠מִּדְבָּ֔ר מִתְרַפֶּ֖קֶת עַל־דּוֹדָ֑⁠הּ</w:t>
+      </w:r>
+    </w:p>
+    <w:p>
+      <w:pPr>
+        <w:bidi/>
+      </w:pPr>
+      <w:r>
+        <w:rPr>
+          <w:lang w:val="ar_AE" w:bidi="ar_AE"/>
+        </w:rPr>
+      </w:r>
+      <w:r>
+        <w:rPr>
           <w:b/>
           <w:lang w:val="ar_AE" w:bidi="ar_AE"/>
         </w:rPr>
@@ -60767,6 +65743,22 @@
         <w:rPr>
           <w:lang w:val="ar_AE" w:bidi="ar_AE"/>
         </w:rPr>
+      </w:r>
+    </w:p>
+    <w:p>
+      <w:pPr>
+        <w:bidi/>
+      </w:pPr>
+      <w:r>
+        <w:rPr>
+          <w:lang w:val="ar_AE" w:bidi="ar_AE"/>
+        </w:rPr>
+      </w:r>
+      <w:r>
+        <w:rPr>
+          <w:lang w:val="ar_AE" w:bidi="ar_AE"/>
+        </w:rPr>
+        <w:t>עֹלָה֙</w:t>
       </w:r>
     </w:p>
     <w:p>
@@ -61035,6 +66027,22 @@
       </w:r>
       <w:r>
         <w:rPr>
+          <w:lang w:val="ar_AE" w:bidi="ar_AE"/>
+        </w:rPr>
+        <w:t>חִבְּלַ֣תְ⁠ךָ</w:t>
+      </w:r>
+    </w:p>
+    <w:p>
+      <w:pPr>
+        <w:bidi/>
+      </w:pPr>
+      <w:r>
+        <w:rPr>
+          <w:lang w:val="ar_AE" w:bidi="ar_AE"/>
+        </w:rPr>
+      </w:r>
+      <w:r>
+        <w:rPr>
           <w:b/>
           <w:lang w:val="ar_AE" w:bidi="ar_AE"/>
         </w:rPr>
@@ -61132,6 +66140,22 @@
       </w:r>
       <w:r>
         <w:rPr>
+          <w:lang w:val="ar_AE" w:bidi="ar_AE"/>
+        </w:rPr>
+        <w:t>תַּ֤חַת הַ⁠תַּפּ֨וּחַ֙ עֽוֹרַרְתִּ֔י⁠ךָ שָׁ֚מָּ⁠ה חִבְּלַ֣תְ⁠ךָ אִמֶּ֔⁠ךָ שָׁ֖מָּ⁠ה חִבְּלָ֥ה יְלָדַֽתְ⁠ךָ׃ שִׂימֵ֨⁠נִי כַֽ⁠חוֹתָ֜ם עַל־לִבֶּ֗⁠ךָ כַּֽ⁠חוֹתָם֙ עַל־זְרוֹעֶ֔⁠ךָ כִּֽי־עַזָּ֤ה כַ⁠מָּ֨וֶת֙ אַהֲבָ֔ה קָשָׁ֥ה כִ⁠שְׁא֖וֹל קִנְאָ֑ה רְשָׁפֶ֕י⁠הָ רִשְׁפֵּ֕י אֵ֖שׁ שַׁלְהֶ֥בֶתְ יָֽה׃ מַ֣יִם רַבִּ֗ים לֹ֤א יֽוּכְלוּ֙ לְ⁠כַבּ֣וֹת אֶת־הָֽ⁠אַהֲבָ֔ה וּ⁠נְהָר֖וֹת לֹ֣א יִשְׁטְפ֑וּ⁠הָ אִם־יִתֵּ֨ן אִ֜ישׁ אֶת־כָּל־ה֤וֹן בֵּית⁠וֹ֙ בָּ⁠אַהֲבָ֔ה בּ֖וֹז יָב֥וּזוּ לֽ⁠וֹ</w:t>
+      </w:r>
+    </w:p>
+    <w:p>
+      <w:pPr>
+        <w:bidi/>
+      </w:pPr>
+      <w:r>
+        <w:rPr>
+          <w:lang w:val="ar_AE" w:bidi="ar_AE"/>
+        </w:rPr>
+      </w:r>
+      <w:r>
+        <w:rPr>
           <w:b/>
           <w:lang w:val="ar_AE" w:bidi="ar_AE"/>
         </w:rPr>
@@ -61462,6 +66486,22 @@
       </w:r>
       <w:r>
         <w:rPr>
+          <w:lang w:val="ar_AE" w:bidi="ar_AE"/>
+        </w:rPr>
+        <w:t>כַּֽ⁠חוֹתָם֙ עַל־זְרוֹעֶ֔⁠ךָ</w:t>
+      </w:r>
+    </w:p>
+    <w:p>
+      <w:pPr>
+        <w:bidi/>
+      </w:pPr>
+      <w:r>
+        <w:rPr>
+          <w:lang w:val="ar_AE" w:bidi="ar_AE"/>
+        </w:rPr>
+      </w:r>
+      <w:r>
+        <w:rPr>
           <w:b/>
           <w:lang w:val="ar_AE" w:bidi="ar_AE"/>
         </w:rPr>
@@ -61594,6 +66634,22 @@
       </w:r>
       <w:r>
         <w:rPr>
+          <w:lang w:val="ar_AE" w:bidi="ar_AE"/>
+        </w:rPr>
+        <w:t>כַּֽ⁠חוֹתָם֙ עַל־זְרוֹעֶ֔⁠ךָ</w:t>
+      </w:r>
+    </w:p>
+    <w:p>
+      <w:pPr>
+        <w:bidi/>
+      </w:pPr>
+      <w:r>
+        <w:rPr>
+          <w:lang w:val="ar_AE" w:bidi="ar_AE"/>
+        </w:rPr>
+      </w:r>
+      <w:r>
+        <w:rPr>
           <w:b/>
           <w:lang w:val="ar_AE" w:bidi="ar_AE"/>
         </w:rPr>
@@ -61995,6 +67051,22 @@
       </w:r>
       <w:r>
         <w:rPr>
+          <w:lang w:val="ar_AE" w:bidi="ar_AE"/>
+        </w:rPr>
+        <w:t>קָשָׁ֥ה כִ⁠שְׁא֖וֹל קִנְאָ֑ה</w:t>
+      </w:r>
+    </w:p>
+    <w:p>
+      <w:pPr>
+        <w:bidi/>
+      </w:pPr>
+      <w:r>
+        <w:rPr>
+          <w:lang w:val="ar_AE" w:bidi="ar_AE"/>
+        </w:rPr>
+      </w:r>
+      <w:r>
+        <w:rPr>
           <w:b/>
           <w:lang w:val="ar_AE" w:bidi="ar_AE"/>
         </w:rPr>
@@ -62219,6 +67291,22 @@
       </w:r>
       <w:r>
         <w:rPr>
+          <w:lang w:val="ar_AE" w:bidi="ar_AE"/>
+        </w:rPr>
+        <w:t>כִ⁠שְׁא֖וֹל</w:t>
+      </w:r>
+    </w:p>
+    <w:p>
+      <w:pPr>
+        <w:bidi/>
+      </w:pPr>
+      <w:r>
+        <w:rPr>
+          <w:lang w:val="ar_AE" w:bidi="ar_AE"/>
+        </w:rPr>
+      </w:r>
+      <w:r>
+        <w:rPr>
           <w:b/>
           <w:lang w:val="ar_AE" w:bidi="ar_AE"/>
         </w:rPr>
@@ -62364,6 +67452,22 @@
       </w:r>
       <w:r>
         <w:rPr>
+          <w:lang w:val="ar_AE" w:bidi="ar_AE"/>
+        </w:rPr>
+        <w:t>רְשָׁפֶ֕י⁠הָ רִשְׁפֵּ֕י אֵ֖שׁ שַׁלְהֶ֥בֶתְ יָֽה</w:t>
+      </w:r>
+    </w:p>
+    <w:p>
+      <w:pPr>
+        <w:bidi/>
+      </w:pPr>
+      <w:r>
+        <w:rPr>
+          <w:lang w:val="ar_AE" w:bidi="ar_AE"/>
+        </w:rPr>
+      </w:r>
+      <w:r>
+        <w:rPr>
           <w:b/>
           <w:lang w:val="ar_AE" w:bidi="ar_AE"/>
         </w:rPr>
@@ -62628,6 +67732,22 @@
       </w:r>
       <w:r>
         <w:rPr>
+          <w:lang w:val="ar_AE" w:bidi="ar_AE"/>
+        </w:rPr>
+        <w:t>מַ֣יִם רַבִּ֗ים לֹ֤א יֽוּכְלוּ֙ לְ⁠כַבּ֣וֹת אֶת־הָֽ⁠אַהֲבָ֔ה וּ⁠נְהָר֖וֹת לֹ֣א יִשְׁטְפ֑וּ⁠הָ</w:t>
+      </w:r>
+    </w:p>
+    <w:p>
+      <w:pPr>
+        <w:bidi/>
+      </w:pPr>
+      <w:r>
+        <w:rPr>
+          <w:lang w:val="ar_AE" w:bidi="ar_AE"/>
+        </w:rPr>
+      </w:r>
+      <w:r>
+        <w:rPr>
           <w:b/>
           <w:lang w:val="ar_AE" w:bidi="ar_AE"/>
         </w:rPr>
@@ -62786,6 +67906,22 @@
       </w:r>
       <w:r>
         <w:rPr>
+          <w:lang w:val="ar_AE" w:bidi="ar_AE"/>
+        </w:rPr>
+        <w:t>מַ֣יִם רַבִּ֗ים לֹ֤א יֽוּכְלוּ֙ לְ⁠כַבּ֣וֹת אֶת־הָֽ⁠אַהֲבָ֔ה וּ⁠נְהָר֖וֹת לֹ֣א יִשְׁטְפ֑וּ⁠הָ</w:t>
+      </w:r>
+    </w:p>
+    <w:p>
+      <w:pPr>
+        <w:bidi/>
+      </w:pPr>
+      <w:r>
+        <w:rPr>
+          <w:lang w:val="ar_AE" w:bidi="ar_AE"/>
+        </w:rPr>
+      </w:r>
+      <w:r>
+        <w:rPr>
           <w:b/>
           <w:lang w:val="ar_AE" w:bidi="ar_AE"/>
         </w:rPr>
@@ -62975,6 +68111,22 @@
       </w:r>
       <w:r>
         <w:rPr>
+          <w:lang w:val="ar_AE" w:bidi="ar_AE"/>
+        </w:rPr>
+        <w:t>אִם־יִתֵּ֨ן אִ֜ישׁ אֶת־כָּל־ה֤וֹן בֵּית⁠וֹ֙ בָּ⁠אַהֲבָ֔ה בּ֖וֹז יָב֥וּזוּ לֽ⁠וֹ</w:t>
+      </w:r>
+    </w:p>
+    <w:p>
+      <w:pPr>
+        <w:bidi/>
+      </w:pPr>
+      <w:r>
+        <w:rPr>
+          <w:lang w:val="ar_AE" w:bidi="ar_AE"/>
+        </w:rPr>
+      </w:r>
+      <w:r>
+        <w:rPr>
           <w:b/>
           <w:lang w:val="ar_AE" w:bidi="ar_AE"/>
         </w:rPr>
@@ -63081,6 +68233,22 @@
       </w:r>
       <w:r>
         <w:rPr>
+          <w:lang w:val="ar_AE" w:bidi="ar_AE"/>
+        </w:rPr>
+        <w:t>בָּ⁠אַהֲבָ֔ה</w:t>
+      </w:r>
+    </w:p>
+    <w:p>
+      <w:pPr>
+        <w:bidi/>
+      </w:pPr>
+      <w:r>
+        <w:rPr>
+          <w:lang w:val="ar_AE" w:bidi="ar_AE"/>
+        </w:rPr>
+      </w:r>
+      <w:r>
+        <w:rPr>
           <w:b/>
           <w:lang w:val="ar_AE" w:bidi="ar_AE"/>
         </w:rPr>
@@ -63165,6 +68333,22 @@
       </w:r>
       <w:r>
         <w:rPr>
+          <w:lang w:val="ar_AE" w:bidi="ar_AE"/>
+        </w:rPr>
+        <w:t>לֽ⁠וֹ</w:t>
+      </w:r>
+    </w:p>
+    <w:p>
+      <w:pPr>
+        <w:bidi/>
+      </w:pPr>
+      <w:r>
+        <w:rPr>
+          <w:lang w:val="ar_AE" w:bidi="ar_AE"/>
+        </w:rPr>
+      </w:r>
+      <w:r>
+        <w:rPr>
           <w:b/>
           <w:lang w:val="ar_AE" w:bidi="ar_AE"/>
         </w:rPr>
@@ -63317,6 +68501,22 @@
       </w:r>
       <w:r>
         <w:rPr>
+          <w:lang w:val="ar_AE" w:bidi="ar_AE"/>
+        </w:rPr>
+        <w:t>קְטַנָּ֔ה</w:t>
+      </w:r>
+    </w:p>
+    <w:p>
+      <w:pPr>
+        <w:bidi/>
+      </w:pPr>
+      <w:r>
+        <w:rPr>
+          <w:lang w:val="ar_AE" w:bidi="ar_AE"/>
+        </w:rPr>
+      </w:r>
+      <w:r>
+        <w:rPr>
           <w:b/>
           <w:lang w:val="ar_AE" w:bidi="ar_AE"/>
         </w:rPr>
@@ -63436,6 +68636,22 @@
       </w:r>
       <w:r>
         <w:rPr>
+          <w:lang w:val="ar_AE" w:bidi="ar_AE"/>
+        </w:rPr>
+        <w:t>וְ⁠שָׁדַ֖יִם אֵ֣ין לָ֑⁠הּ</w:t>
+      </w:r>
+    </w:p>
+    <w:p>
+      <w:pPr>
+        <w:bidi/>
+      </w:pPr>
+      <w:r>
+        <w:rPr>
+          <w:lang w:val="ar_AE" w:bidi="ar_AE"/>
+        </w:rPr>
+      </w:r>
+      <w:r>
+        <w:rPr>
           <w:b/>
           <w:lang w:val="ar_AE" w:bidi="ar_AE"/>
         </w:rPr>
@@ -63793,6 +69009,22 @@
       </w:r>
       <w:r>
         <w:rPr>
+          <w:lang w:val="ar_AE" w:bidi="ar_AE"/>
+        </w:rPr>
+        <w:t>שֶׁ⁠יְּדֻבַּר־בָּֽ⁠הּ</w:t>
+      </w:r>
+    </w:p>
+    <w:p>
+      <w:pPr>
+        <w:bidi/>
+      </w:pPr>
+      <w:r>
+        <w:rPr>
+          <w:lang w:val="ar_AE" w:bidi="ar_AE"/>
+        </w:rPr>
+      </w:r>
+      <w:r>
+        <w:rPr>
           <w:b/>
           <w:lang w:val="ar_AE" w:bidi="ar_AE"/>
         </w:rPr>
@@ -64032,6 +69264,22 @@
         <w:rPr>
           <w:lang w:val="ar_AE" w:bidi="ar_AE"/>
         </w:rPr>
+      </w:r>
+    </w:p>
+    <w:p>
+      <w:pPr>
+        <w:bidi/>
+      </w:pPr>
+      <w:r>
+        <w:rPr>
+          <w:lang w:val="ar_AE" w:bidi="ar_AE"/>
+        </w:rPr>
+      </w:r>
+      <w:r>
+        <w:rPr>
+          <w:lang w:val="ar_AE" w:bidi="ar_AE"/>
+        </w:rPr>
+        <w:t>וְ⁠אִם־דֶּ֣לֶת הִ֔יא נָצ֥וּר עָלֶ֖י⁠הָ ל֥וּחַ אָֽרֶז</w:t>
       </w:r>
     </w:p>
     <w:p>
@@ -64368,6 +69616,22 @@
       </w:r>
       <w:r>
         <w:rPr>
+          <w:lang w:val="ar_AE" w:bidi="ar_AE"/>
+        </w:rPr>
+        <w:t>אֲנִ֣י חוֹמָ֔ה וְ⁠שָׁדַ֖⁠י כַּ⁠מִּגְדָּל֑וֹת אָ֛ז הָיִ֥יתִי בְ⁠עֵינָ֖י⁠ו כְּ⁠מוֹצְאֵ֥ת שָׁלֽוֹם</w:t>
+      </w:r>
+    </w:p>
+    <w:p>
+      <w:pPr>
+        <w:bidi/>
+      </w:pPr>
+      <w:r>
+        <w:rPr>
+          <w:lang w:val="ar_AE" w:bidi="ar_AE"/>
+        </w:rPr>
+      </w:r>
+      <w:r>
+        <w:rPr>
           <w:b/>
           <w:lang w:val="ar_AE" w:bidi="ar_AE"/>
         </w:rPr>
@@ -64474,6 +69738,22 @@
       </w:r>
       <w:r>
         <w:rPr>
+          <w:lang w:val="ar_AE" w:bidi="ar_AE"/>
+        </w:rPr>
+        <w:t>אֲנִ֣י חוֹמָ֔ה</w:t>
+      </w:r>
+    </w:p>
+    <w:p>
+      <w:pPr>
+        <w:bidi/>
+      </w:pPr>
+      <w:r>
+        <w:rPr>
+          <w:lang w:val="ar_AE" w:bidi="ar_AE"/>
+        </w:rPr>
+      </w:r>
+      <w:r>
+        <w:rPr>
           <w:b/>
           <w:lang w:val="ar_AE" w:bidi="ar_AE"/>
         </w:rPr>
@@ -64579,6 +69859,22 @@
       </w:r>
       <w:r>
         <w:rPr>
+          <w:lang w:val="ar_AE" w:bidi="ar_AE"/>
+        </w:rPr>
+        <w:t>וְ⁠שָׁדַ֖⁠י</w:t>
+      </w:r>
+    </w:p>
+    <w:p>
+      <w:pPr>
+        <w:bidi/>
+      </w:pPr>
+      <w:r>
+        <w:rPr>
+          <w:lang w:val="ar_AE" w:bidi="ar_AE"/>
+        </w:rPr>
+      </w:r>
+      <w:r>
+        <w:rPr>
           <w:b/>
           <w:lang w:val="ar_AE" w:bidi="ar_AE"/>
         </w:rPr>
@@ -64782,6 +70078,22 @@
       </w:r>
       <w:r>
         <w:rPr>
+          <w:lang w:val="ar_AE" w:bidi="ar_AE"/>
+        </w:rPr>
+        <w:t>אָ֛ז</w:t>
+      </w:r>
+    </w:p>
+    <w:p>
+      <w:pPr>
+        <w:bidi/>
+      </w:pPr>
+      <w:r>
+        <w:rPr>
+          <w:lang w:val="ar_AE" w:bidi="ar_AE"/>
+        </w:rPr>
+      </w:r>
+      <w:r>
+        <w:rPr>
           <w:b/>
           <w:lang w:val="ar_AE" w:bidi="ar_AE"/>
         </w:rPr>
@@ -64888,6 +70200,22 @@
       </w:r>
       <w:r>
         <w:rPr>
+          <w:lang w:val="ar_AE" w:bidi="ar_AE"/>
+        </w:rPr>
+        <w:t>הָיִ֥יתִי בְ⁠עֵינָ֖י⁠ו</w:t>
+      </w:r>
+    </w:p>
+    <w:p>
+      <w:pPr>
+        <w:bidi/>
+      </w:pPr>
+      <w:r>
+        <w:rPr>
+          <w:lang w:val="ar_AE" w:bidi="ar_AE"/>
+        </w:rPr>
+      </w:r>
+      <w:r>
+        <w:rPr>
           <w:b/>
           <w:lang w:val="ar_AE" w:bidi="ar_AE"/>
         </w:rPr>
@@ -65007,6 +70335,22 @@
       </w:r>
       <w:r>
         <w:rPr>
+          <w:lang w:val="ar_AE" w:bidi="ar_AE"/>
+        </w:rPr>
+        <w:t>כְּ⁠מוֹצְאֵ֥ת</w:t>
+      </w:r>
+    </w:p>
+    <w:p>
+      <w:pPr>
+        <w:bidi/>
+      </w:pPr>
+      <w:r>
+        <w:rPr>
+          <w:lang w:val="ar_AE" w:bidi="ar_AE"/>
+        </w:rPr>
+      </w:r>
+      <w:r>
+        <w:rPr>
           <w:b/>
           <w:lang w:val="ar_AE" w:bidi="ar_AE"/>
         </w:rPr>
@@ -65104,6 +70448,22 @@
       </w:r>
       <w:r>
         <w:rPr>
+          <w:lang w:val="ar_AE" w:bidi="ar_AE"/>
+        </w:rPr>
+        <w:t>הָיִ֥יתִי בְ⁠עֵינָ֖י⁠ו כְּ⁠מוֹצְאֵ֥ת שָׁלֽוֹם</w:t>
+      </w:r>
+    </w:p>
+    <w:p>
+      <w:pPr>
+        <w:bidi/>
+      </w:pPr>
+      <w:r>
+        <w:rPr>
+          <w:lang w:val="ar_AE" w:bidi="ar_AE"/>
+        </w:rPr>
+      </w:r>
+      <w:r>
+        <w:rPr>
           <w:b/>
           <w:lang w:val="ar_AE" w:bidi="ar_AE"/>
         </w:rPr>
@@ -65342,6 +70702,22 @@
       </w:r>
       <w:r>
         <w:rPr>
+          <w:lang w:val="ar_AE" w:bidi="ar_AE"/>
+        </w:rPr>
+        <w:t>לַ⁠נֹּטְרִ֑ים</w:t>
+      </w:r>
+    </w:p>
+    <w:p>
+      <w:pPr>
+        <w:bidi/>
+      </w:pPr>
+      <w:r>
+        <w:rPr>
+          <w:lang w:val="ar_AE" w:bidi="ar_AE"/>
+        </w:rPr>
+      </w:r>
+      <w:r>
+        <w:rPr>
           <w:b/>
           <w:lang w:val="ar_AE" w:bidi="ar_AE"/>
         </w:rPr>
@@ -65487,6 +70863,22 @@
       </w:r>
       <w:r>
         <w:rPr>
+          <w:lang w:val="ar_AE" w:bidi="ar_AE"/>
+        </w:rPr>
+        <w:t>נָתַ֥ן אֶת־הַ⁠כֶּ֖רֶם לַ⁠נֹּטְרִ֑ים</w:t>
+      </w:r>
+    </w:p>
+    <w:p>
+      <w:pPr>
+        <w:bidi/>
+      </w:pPr>
+      <w:r>
+        <w:rPr>
+          <w:lang w:val="ar_AE" w:bidi="ar_AE"/>
+        </w:rPr>
+      </w:r>
+      <w:r>
+        <w:rPr>
           <w:b/>
           <w:lang w:val="ar_AE" w:bidi="ar_AE"/>
         </w:rPr>
@@ -65571,6 +70963,22 @@
       </w:r>
       <w:r>
         <w:rPr>
+          <w:lang w:val="ar_AE" w:bidi="ar_AE"/>
+        </w:rPr>
+        <w:t>אִ֛ישׁ יָבִ֥א בְּ⁠פִרְי֖⁠וֹ אֶ֥לֶף כָּֽסֶף</w:t>
+      </w:r>
+    </w:p>
+    <w:p>
+      <w:pPr>
+        <w:bidi/>
+      </w:pPr>
+      <w:r>
+        <w:rPr>
+          <w:lang w:val="ar_AE" w:bidi="ar_AE"/>
+        </w:rPr>
+      </w:r>
+      <w:r>
+        <w:rPr>
           <w:b/>
           <w:lang w:val="ar_AE" w:bidi="ar_AE"/>
         </w:rPr>
@@ -65703,6 +71111,22 @@
       </w:r>
       <w:r>
         <w:rPr>
+          <w:lang w:val="ar_AE" w:bidi="ar_AE"/>
+        </w:rPr>
+        <w:t>אֶ֥לֶף כָּֽסֶף</w:t>
+      </w:r>
+    </w:p>
+    <w:p>
+      <w:pPr>
+        <w:bidi/>
+      </w:pPr>
+      <w:r>
+        <w:rPr>
+          <w:lang w:val="ar_AE" w:bidi="ar_AE"/>
+        </w:rPr>
+      </w:r>
+      <w:r>
+        <w:rPr>
           <w:b/>
           <w:lang w:val="ar_AE" w:bidi="ar_AE"/>
         </w:rPr>
@@ -65809,6 +71233,22 @@
       </w:r>
       <w:r>
         <w:rPr>
+          <w:lang w:val="ar_AE" w:bidi="ar_AE"/>
+        </w:rPr>
+        <w:t>כֶּ֣רֶם הָיָ֤ה לִ⁠שְׁלֹמֹה֙ בְּ⁠בַ֣עַל הָמ֔וֹן נָתַ֥ן אֶת־הַ⁠כֶּ֖רֶם לַ⁠נֹּטְרִ֑ים אִ֛ישׁ יָבִ֥א בְּ⁠פִרְי֖⁠וֹ אֶ֥לֶף כָּֽסֶף׃ כָּרְמִ֥⁠י שֶׁ⁠לִּ֖⁠י לְ⁠פָנָ֑⁠י הָ⁠אֶ֤לֶף לְ⁠ךָ֙ שְׁלֹמֹ֔ה וּ⁠מָאתַ֖יִם לְ⁠נֹטְרִ֥ים אֶת־פִּרְיֽ⁠וֹ</w:t>
+      </w:r>
+    </w:p>
+    <w:p>
+      <w:pPr>
+        <w:bidi/>
+      </w:pPr>
+      <w:r>
+        <w:rPr>
+          <w:lang w:val="ar_AE" w:bidi="ar_AE"/>
+        </w:rPr>
+      </w:r>
+      <w:r>
+        <w:rPr>
           <w:b/>
           <w:lang w:val="ar_AE" w:bidi="ar_AE"/>
         </w:rPr>
@@ -65902,6 +71342,22 @@
         <w:rPr>
           <w:lang w:val="ar_AE" w:bidi="ar_AE"/>
         </w:rPr>
+      </w:r>
+    </w:p>
+    <w:p>
+      <w:pPr>
+        <w:bidi/>
+      </w:pPr>
+      <w:r>
+        <w:rPr>
+          <w:lang w:val="ar_AE" w:bidi="ar_AE"/>
+        </w:rPr>
+      </w:r>
+      <w:r>
+        <w:rPr>
+          <w:lang w:val="ar_AE" w:bidi="ar_AE"/>
+        </w:rPr>
+        <w:t>כָּרְמִ֥⁠י</w:t>
       </w:r>
     </w:p>
     <w:p>
@@ -66109,6 +71565,22 @@
       </w:r>
       <w:r>
         <w:rPr>
+          <w:lang w:val="ar_AE" w:bidi="ar_AE"/>
+        </w:rPr>
+        <w:t>לְ⁠פָנָ֑⁠י</w:t>
+      </w:r>
+    </w:p>
+    <w:p>
+      <w:pPr>
+        <w:bidi/>
+      </w:pPr>
+      <w:r>
+        <w:rPr>
+          <w:lang w:val="ar_AE" w:bidi="ar_AE"/>
+        </w:rPr>
+      </w:r>
+      <w:r>
+        <w:rPr>
           <w:b/>
           <w:lang w:val="ar_AE" w:bidi="ar_AE"/>
         </w:rPr>
@@ -66228,6 +71700,22 @@
       </w:r>
       <w:r>
         <w:rPr>
+          <w:lang w:val="ar_AE" w:bidi="ar_AE"/>
+        </w:rPr>
+        <w:t>הָ⁠אֶ֤לֶף לְ⁠ךָ֙ שְׁלֹמֹ֔ה וּ⁠מָאתַ֖יִם לְ⁠נֹטְרִ֥ים אֶת־פִּרְיֽ⁠וֹ</w:t>
+      </w:r>
+    </w:p>
+    <w:p>
+      <w:pPr>
+        <w:bidi/>
+      </w:pPr>
+      <w:r>
+        <w:rPr>
+          <w:lang w:val="ar_AE" w:bidi="ar_AE"/>
+        </w:rPr>
+      </w:r>
+      <w:r>
+        <w:rPr>
           <w:b/>
           <w:lang w:val="ar_AE" w:bidi="ar_AE"/>
         </w:rPr>
@@ -66373,6 +71861,22 @@
         <w:rPr>
           <w:lang w:val="ar_AE" w:bidi="ar_AE"/>
         </w:rPr>
+      </w:r>
+    </w:p>
+    <w:p>
+      <w:pPr>
+        <w:bidi/>
+      </w:pPr>
+      <w:r>
+        <w:rPr>
+          <w:lang w:val="ar_AE" w:bidi="ar_AE"/>
+        </w:rPr>
+      </w:r>
+      <w:r>
+        <w:rPr>
+          <w:lang w:val="ar_AE" w:bidi="ar_AE"/>
+        </w:rPr>
+        <w:t>הָ⁠אֶ֤לֶף לְ⁠ךָ֙ שְׁלֹמֹ֔ה</w:t>
       </w:r>
     </w:p>
     <w:p>
@@ -66548,6 +72052,22 @@
       </w:r>
       <w:r>
         <w:rPr>
+          <w:lang w:val="ar_AE" w:bidi="ar_AE"/>
+        </w:rPr>
+        <w:t>הַ⁠יוֹשֶׁ֣בֶת בַּ⁠גַּנִּ֗ים חֲבֵרִ֛ים מַקְשִׁיבִ֥ים לְ⁠קוֹלֵ֖⁠ךְ הַשְׁמִיעִֽי⁠נִי</w:t>
+      </w:r>
+    </w:p>
+    <w:p>
+      <w:pPr>
+        <w:bidi/>
+      </w:pPr>
+      <w:r>
+        <w:rPr>
+          <w:lang w:val="ar_AE" w:bidi="ar_AE"/>
+        </w:rPr>
+      </w:r>
+      <w:r>
+        <w:rPr>
           <w:b/>
           <w:lang w:val="ar_AE" w:bidi="ar_AE"/>
         </w:rPr>
@@ -66641,6 +72161,22 @@
         <w:rPr>
           <w:lang w:val="ar_AE" w:bidi="ar_AE"/>
         </w:rPr>
+      </w:r>
+    </w:p>
+    <w:p>
+      <w:pPr>
+        <w:bidi/>
+      </w:pPr>
+      <w:r>
+        <w:rPr>
+          <w:lang w:val="ar_AE" w:bidi="ar_AE"/>
+        </w:rPr>
+      </w:r>
+      <w:r>
+        <w:rPr>
+          <w:lang w:val="ar_AE" w:bidi="ar_AE"/>
+        </w:rPr>
+        <w:t>חֲבֵרִ֛ים</w:t>
       </w:r>
     </w:p>
     <w:p>
@@ -66813,6 +72349,22 @@
       </w:r>
       <w:r>
         <w:rPr>
+          <w:lang w:val="ar_AE" w:bidi="ar_AE"/>
+        </w:rPr>
+        <w:t>לְ⁠קוֹלֵ֖⁠ךְ</w:t>
+      </w:r>
+    </w:p>
+    <w:p>
+      <w:pPr>
+        <w:bidi/>
+      </w:pPr>
+      <w:r>
+        <w:rPr>
+          <w:lang w:val="ar_AE" w:bidi="ar_AE"/>
+        </w:rPr>
+      </w:r>
+      <w:r>
+        <w:rPr>
           <w:b/>
           <w:lang w:val="ar_AE" w:bidi="ar_AE"/>
         </w:rPr>
@@ -66919,6 +72471,22 @@
       </w:r>
       <w:r>
         <w:rPr>
+          <w:lang w:val="ar_AE" w:bidi="ar_AE"/>
+        </w:rPr>
+        <w:t>בְּרַ֣ח ׀ דּוֹדִ֗⁠י וּֽ⁠דְמֵה־לְ⁠ךָ֤ לִ⁠צְבִי֙ א֚וֹ לְ⁠עֹ֣פֶר הָֽ⁠אַיָּלִ֔ים עַ֖ל הָרֵ֥י בְשָׂמִֽים</w:t>
+      </w:r>
+    </w:p>
+    <w:p>
+      <w:pPr>
+        <w:bidi/>
+      </w:pPr>
+      <w:r>
+        <w:rPr>
+          <w:lang w:val="ar_AE" w:bidi="ar_AE"/>
+        </w:rPr>
+      </w:r>
+      <w:r>
+        <w:rPr>
           <w:b/>
           <w:lang w:val="ar_AE" w:bidi="ar_AE"/>
         </w:rPr>
@@ -67025,6 +72593,22 @@
       </w:r>
       <w:r>
         <w:rPr>
+          <w:lang w:val="ar_AE" w:bidi="ar_AE"/>
+        </w:rPr>
+        <w:t>בְּרַ֣ח</w:t>
+      </w:r>
+    </w:p>
+    <w:p>
+      <w:pPr>
+        <w:bidi/>
+      </w:pPr>
+      <w:r>
+        <w:rPr>
+          <w:lang w:val="ar_AE" w:bidi="ar_AE"/>
+        </w:rPr>
+      </w:r>
+      <w:r>
+        <w:rPr>
           <w:b/>
           <w:lang w:val="ar_AE" w:bidi="ar_AE"/>
         </w:rPr>
@@ -67131,6 +72715,22 @@
         <w:rPr>
           <w:lang w:val="ar_AE" w:bidi="ar_AE"/>
         </w:rPr>
+      </w:r>
+    </w:p>
+    <w:p>
+      <w:pPr>
+        <w:bidi/>
+      </w:pPr>
+      <w:r>
+        <w:rPr>
+          <w:lang w:val="ar_AE" w:bidi="ar_AE"/>
+        </w:rPr>
+      </w:r>
+      <w:r>
+        <w:rPr>
+          <w:lang w:val="ar_AE" w:bidi="ar_AE"/>
+        </w:rPr>
+        <w:t>דּוֹדִ֗⁠י וּֽ⁠דְמֵה־לְ⁠ךָ֤ לִ⁠צְבִי֙ א֚וֹ לְ⁠עֹ֣פֶר הָֽ⁠אַיָּלִ֔ים</w:t>
       </w:r>
     </w:p>
     <w:p>

--- a/arb/docx/22.content.docx
+++ b/arb/docx/22.content.docx
@@ -32,51 +32,16 @@
     </w:p>
     <w:p>
       <w:pPr>
-        <w:pStyle w:val="Heading2"/>
-        <w:bidi/>
-      </w:pPr>
-      <w:r>
-        <w:rPr>
-          <w:lang w:val="ar_AE" w:bidi="ar_AE"/>
-        </w:rPr>
-        <w:t>License Information</w:t>
-      </w:r>
-      <w:r>
-        <w:rPr>
-          <w:lang w:val="ar_AE" w:bidi="ar_AE"/>
-        </w:rPr>
-      </w:r>
-    </w:p>
-    <w:p>
-      <w:pPr>
-        <w:bidi/>
-      </w:pPr>
-      <w:r>
-        <w:rPr>
-          <w:lang w:val="ar_AE" w:bidi="ar_AE"/>
-        </w:rPr>
-      </w:r>
-      <w:r>
-        <w:rPr>
-          <w:b/>
-          <w:lang w:val="ar_AE" w:bidi="ar_AE"/>
-        </w:rPr>
-        <w:t>ملاحظات الترجمة (كلمة متكشفة)</w:t>
-      </w:r>
-      <w:r>
-        <w:rPr>
-          <w:lang w:val="ar_AE" w:bidi="ar_AE"/>
-        </w:rPr>
-        <w:t xml:space="preserve"> (Arabic) is based on</w:t>
-      </w:r>
-      <w:r>
-        <w:rPr>
-          <w:lang w:val="ar_AE" w:bidi="ar_AE"/>
-        </w:rPr>
-        <w:t xml:space="preserve">: </w:t>
-      </w:r>
-      <w:r>
-        <w:rPr>
+        <w:bidi/>
+      </w:pPr>
+      <w:r>
+        <w:rPr>
+          <w:lang w:val="ar_AE" w:bidi="ar_AE"/>
+        </w:rPr>
+      </w:r>
+      <w:r>
+        <w:rPr>
+          <w:b/>
           <w:lang w:val="ar_AE" w:bidi="ar_AE"/>
         </w:rPr>
         <w:t>unfoldingWord® Translation Notes</w:t>
@@ -85,64 +50,31 @@
         <w:rPr>
           <w:lang w:val="ar_AE" w:bidi="ar_AE"/>
         </w:rPr>
-        <w:t xml:space="preserve">, </w:t>
-      </w:r>
-      <w:hyperlink r:id="rId13">
-        <w:r>
-          <w:rPr>
-            <w:lang w:val="ar_AE" w:bidi="ar_AE"/>
-          </w:rPr>
-          <w:rPr>
-            <w:color w:val="0000EE"/>
-            <w:u w:val="single"/>
-          </w:rPr>
-          <w:t>unfoldingWord</w:t>
-        </w:r>
-      </w:hyperlink>
-      <w:r>
-        <w:rPr>
-          <w:lang w:val="ar_AE" w:bidi="ar_AE"/>
-        </w:rPr>
-        <w:t xml:space="preserve">, 2022, which is licensed under a </w:t>
-      </w:r>
-      <w:hyperlink r:id="rId14">
-        <w:r>
-          <w:rPr>
-            <w:lang w:val="ar_AE" w:bidi="ar_AE"/>
-          </w:rPr>
-          <w:rPr>
-            <w:color w:val="0000EE"/>
-            <w:u w:val="single"/>
-          </w:rPr>
-          <w:t>CC BY-SA 4.0 license</w:t>
-        </w:r>
-      </w:hyperlink>
-      <w:r>
-        <w:rPr>
-          <w:lang w:val="ar_AE" w:bidi="ar_AE"/>
-        </w:rPr>
-        <w:t>.</w:t>
-      </w:r>
-      <w:r>
-        <w:rPr>
-          <w:lang w:val="ar_AE" w:bidi="ar_AE"/>
-        </w:rPr>
-      </w:r>
-    </w:p>
-    <w:p>
-      <w:pPr>
-        <w:bidi/>
-      </w:pPr>
-      <w:r>
-        <w:rPr>
-          <w:lang w:val="ar_AE" w:bidi="ar_AE"/>
-        </w:rPr>
-      </w:r>
-      <w:r>
-        <w:rPr>
-          <w:lang w:val="ar_AE" w:bidi="ar_AE"/>
-        </w:rPr>
-        <w:t>This PDF version is provided under the same license.</w:t>
+        <w:t xml:space="preserve"> © 2022 unfoldingWord. Released under CC BY-SA 4.0 license. </w:t>
+      </w:r>
+      <w:r>
+        <w:rPr>
+          <w:lang w:val="ar_AE" w:bidi="ar_AE"/>
+        </w:rPr>
+        <w:t>unfoldingWord® Translation Notes</w:t>
+      </w:r>
+      <w:r>
+        <w:rPr>
+          <w:lang w:val="ar_AE" w:bidi="ar_AE"/>
+        </w:rPr>
+        <w:t xml:space="preserve"> has been adapted in the following languages: Tok Pisin, Arabic (عربي), French (Français), Hindi (हिंदी), Indonesian (Bahasa Indonesia), Portuguese (Português), Russian (Русский), Spanish (Español), Swahili (Kiswahili), and Simplified Chinese (简体中文) from </w:t>
+      </w:r>
+      <w:r>
+        <w:rPr>
+          <w:lang w:val="ar_AE" w:bidi="ar_AE"/>
+        </w:rPr>
+        <w:t>unfoldingWord® Translation Notes</w:t>
+      </w:r>
+      <w:r>
+        <w:rPr>
+          <w:lang w:val="ar_AE" w:bidi="ar_AE"/>
+        </w:rPr>
+        <w:t xml:space="preserve"> © 2022 unfoldingWord. Released under CC BY-SA 4.0 license by Mission Mutual</w:t>
       </w:r>
       <w:r>
         <w:rPr>
@@ -958,7 +890,7 @@
         </w:rPr>
         <w:t xml:space="preserve">الشخصيتان الرئيسيتان في هذا السفر هما الرجل والمرأة، اللذان يحبان بعضهما البعض. وفي نشيد الأنشاد </w:t>
       </w:r>
-      <w:hyperlink r:id="rId15">
+      <w:hyperlink r:id="rId13">
         <w:r>
           <w:rPr>
             <w:lang w:val="ar_AE" w:bidi="ar_AE"/>
@@ -1317,7 +1249,7 @@
         </w:rPr>
         <w:t xml:space="preserve">في الشرق الأدنى القديم، كان الأغنياء عادةً يتمتعون ببشرة أفتح لأنهم لم يكونوا مضطرين للعمل في الخارج تحت الشمس. لكن هذه الفتاة كانت مضطرة للعمل في الخارج تحت الشمس، مما أدى إلى اسمرار بشرتها، وهذا هو السبب في قولها "أنا سوداء" في </w:t>
       </w:r>
-      <w:hyperlink r:id="rId16">
+      <w:hyperlink r:id="rId14">
         <w:r>
           <w:rPr>
             <w:lang w:val="ar_AE" w:bidi="ar_AE"/>
@@ -3483,7 +3415,7 @@
         </w:rPr>
         <w:t xml:space="preserve"> هو تعبير لإظهار المودة كما أنها طريقة رقيقة من المرأة للإشارة إلى الرجل الذي تحبه. ولا تتحدث المرأة عن ملك حقيقي، بل إن هذا أسلوب شعري في الكلام. ولا تزل المرأة تتحدث عن نفس الرجل الذي كانت تشير إليه في </w:t>
       </w:r>
-      <w:hyperlink r:id="rId17">
+      <w:hyperlink r:id="rId15">
         <w:r>
           <w:rPr>
             <w:lang w:val="ar_AE" w:bidi="ar_AE"/>
@@ -5133,7 +5065,7 @@
         </w:rPr>
         <w:t xml:space="preserve"> إلى الفتيات اللواتي كُنّ من مدينة أورشليم (هؤلاء على الأرجح هُنَّ نفس النساء اللواتي يُشار إليهن بـ "العذارى" في </w:t>
       </w:r>
-      <w:hyperlink r:id="rId18">
+      <w:hyperlink r:id="rId16">
         <w:r>
           <w:rPr>
             <w:lang w:val="ar_AE" w:bidi="ar_AE"/>
@@ -5163,7 +5095,7 @@
         </w:rPr>
         <w:t xml:space="preserve">" في </w:t>
       </w:r>
-      <w:hyperlink r:id="rId19">
+      <w:hyperlink r:id="rId17">
         <w:r>
           <w:rPr>
             <w:lang w:val="ar_AE" w:bidi="ar_AE"/>
@@ -5663,7 +5595,7 @@
         </w:rPr>
         <w:t xml:space="preserve"> تعني "بشرتي سوداء" أو "بشرتي داكنة جدًا" كما ورد في </w:t>
       </w:r>
-      <w:hyperlink r:id="rId20">
+      <w:hyperlink r:id="rId18">
         <w:r>
           <w:rPr>
             <w:lang w:val="ar_AE" w:bidi="ar_AE"/>
@@ -8489,7 +8421,7 @@
         </w:rPr>
         <w:t xml:space="preserve">لاحظ كيف ترجمت كلمة "الملك" في </w:t>
       </w:r>
-      <w:hyperlink r:id="rId19">
+      <w:hyperlink r:id="rId17">
         <w:r>
           <w:rPr>
             <w:lang w:val="ar_AE" w:bidi="ar_AE"/>
@@ -10194,7 +10126,7 @@
         </w:rPr>
         <w:t xml:space="preserve">في </w:t>
       </w:r>
-      <w:hyperlink r:id="rId21">
+      <w:hyperlink r:id="rId19">
         <w:r>
           <w:rPr>
             <w:lang w:val="ar_AE" w:bidi="ar_AE"/>
@@ -10617,7 +10549,7 @@
         </w:rPr>
         <w:t xml:space="preserve"> في </w:t>
       </w:r>
-      <w:hyperlink r:id="rId22">
+      <w:hyperlink r:id="rId20">
         <w:r>
           <w:rPr>
             <w:lang w:val="ar_AE" w:bidi="ar_AE"/>
@@ -11478,7 +11410,7 @@
         </w:rPr>
         <w:t xml:space="preserve">يستخدم الشعر العبري أحيانًا أداة أدبية تسمى "التقابل" (ويُسمى أحيانًا "المقابلة العكسية"). التقابل هو ترتيب الكلمات أو العبارات في تسلسل أ ب-ب أ. في </w:t>
       </w:r>
-      <w:hyperlink r:id="rId23">
+      <w:hyperlink r:id="rId21">
         <w:r>
           <w:rPr>
             <w:lang w:val="ar_AE" w:bidi="ar_AE"/>
@@ -12450,7 +12382,7 @@
         </w:rPr>
         <w:t xml:space="preserve">في </w:t>
       </w:r>
-      <w:hyperlink r:id="rId24">
+      <w:hyperlink r:id="rId22">
         <w:r>
           <w:rPr>
             <w:lang w:val="ar_AE" w:bidi="ar_AE"/>
@@ -12567,7 +12499,7 @@
         </w:rPr>
         <w:t xml:space="preserve"> في </w:t>
       </w:r>
-      <w:hyperlink r:id="rId21">
+      <w:hyperlink r:id="rId19">
         <w:r>
           <w:rPr>
             <w:lang w:val="ar_AE" w:bidi="ar_AE"/>
@@ -12697,7 +12629,7 @@
         </w:rPr>
         <w:t xml:space="preserve"> المذكورات في </w:t>
       </w:r>
-      <w:hyperlink r:id="rId20">
+      <w:hyperlink r:id="rId18">
         <w:r>
           <w:rPr>
             <w:lang w:val="ar_AE" w:bidi="ar_AE"/>
@@ -13295,7 +13227,7 @@
         </w:rPr>
         <w:t xml:space="preserve"> في </w:t>
       </w:r>
-      <w:hyperlink r:id="rId22">
+      <w:hyperlink r:id="rId20">
         <w:r>
           <w:rPr>
             <w:lang w:val="ar_AE" w:bidi="ar_AE"/>
@@ -13862,7 +13794,7 @@
         </w:rPr>
         <w:t xml:space="preserve">انظر كيف ترجمت عبارة "أدخلني" في </w:t>
       </w:r>
-      <w:hyperlink r:id="rId19">
+      <w:hyperlink r:id="rId17">
         <w:r>
           <w:rPr>
             <w:lang w:val="ar_AE" w:bidi="ar_AE"/>
@@ -14116,7 +14048,7 @@
         </w:rPr>
         <w:t xml:space="preserve"> أو مبنى، لذا قد تشير هنا إلى مكان خاص يستخدمه الرجل والمرأة كمكان لقائهما، وربما "البيت" (الموقع) حيث قضيا الوقت معًا في الوعر (الموصوف في </w:t>
       </w:r>
-      <w:hyperlink r:id="rId25">
+      <w:hyperlink r:id="rId23">
         <w:r>
           <w:rPr>
             <w:lang w:val="ar_AE" w:bidi="ar_AE"/>
@@ -15227,7 +15159,7 @@
         </w:rPr>
         <w:t xml:space="preserve"> في </w:t>
       </w:r>
-      <w:hyperlink r:id="rId26">
+      <w:hyperlink r:id="rId24">
         <w:r>
           <w:rPr>
             <w:lang w:val="ar_AE" w:bidi="ar_AE"/>
@@ -15956,7 +15888,7 @@
         </w:rPr>
         <w:t xml:space="preserve"> في </w:t>
       </w:r>
-      <w:hyperlink r:id="rId20">
+      <w:hyperlink r:id="rId18">
         <w:r>
           <w:rPr>
             <w:lang w:val="ar_AE" w:bidi="ar_AE"/>
@@ -16949,7 +16881,7 @@
         </w:rPr>
         <w:t xml:space="preserve">" في </w:t>
       </w:r>
-      <w:hyperlink r:id="rId27">
+      <w:hyperlink r:id="rId25">
         <w:r>
           <w:rPr>
             <w:lang w:val="ar_AE" w:bidi="ar_AE"/>
@@ -17475,7 +17407,7 @@
         </w:rPr>
         <w:t xml:space="preserve">" في </w:t>
       </w:r>
-      <w:hyperlink r:id="rId28">
+      <w:hyperlink r:id="rId26">
         <w:r>
           <w:rPr>
             <w:lang w:val="ar_AE" w:bidi="ar_AE"/>
@@ -19927,7 +19859,7 @@
         </w:rPr>
         <w:t xml:space="preserve">انظر كيف ترجمت العبارة المشابهة في </w:t>
       </w:r>
-      <w:hyperlink r:id="rId29">
+      <w:hyperlink r:id="rId27">
         <w:r>
           <w:rPr>
             <w:lang w:val="ar_AE" w:bidi="ar_AE"/>
@@ -21593,7 +21525,7 @@
         </w:rPr>
         <w:t>تتحدث المرأة عن الرجل كما لو كان "ظبيًا أو أيّلًا صغيرًا" (</w:t>
       </w:r>
-      <w:hyperlink r:id="rId30">
+      <w:hyperlink r:id="rId28">
         <w:r>
           <w:rPr>
             <w:lang w:val="ar_AE" w:bidi="ar_AE"/>
@@ -21637,7 +21569,7 @@
         </w:rPr>
         <w:t xml:space="preserve">لتشير إلى نفسها كما فعلت في </w:t>
       </w:r>
-      <w:hyperlink r:id="rId24">
+      <w:hyperlink r:id="rId22">
         <w:r>
           <w:rPr>
             <w:lang w:val="ar_AE" w:bidi="ar_AE"/>
@@ -21773,7 +21705,7 @@
         </w:rPr>
         <w:t xml:space="preserve">) في </w:t>
       </w:r>
-      <w:hyperlink r:id="rId24">
+      <w:hyperlink r:id="rId22">
         <w:r>
           <w:rPr>
             <w:lang w:val="ar_AE" w:bidi="ar_AE"/>
@@ -22276,7 +22208,7 @@
         </w:rPr>
         <w:t xml:space="preserve">انظر كيف ترجمت الكلمة في صيغة الجمع "الظباء" في </w:t>
       </w:r>
-      <w:hyperlink r:id="rId28">
+      <w:hyperlink r:id="rId26">
         <w:r>
           <w:rPr>
             <w:lang w:val="ar_AE" w:bidi="ar_AE"/>
@@ -22505,7 +22437,7 @@
           <w:lang w:val="ar_AE" w:bidi="ar_AE"/>
         </w:rPr>
       </w:r>
-      <w:hyperlink r:id="rId31">
+      <w:hyperlink r:id="rId29">
         <w:r>
           <w:rPr>
             <w:lang w:val="ar_AE" w:bidi="ar_AE"/>
@@ -22523,7 +22455,7 @@
         </w:rPr>
         <w:t xml:space="preserve"> تصف الشعور بالحنين الذي كانت تشعر به المرأة تجاه الرجل الذي أحبته وتصف سعيها المستمر لتجد هذا الرجل المحبوب. </w:t>
       </w:r>
-      <w:hyperlink r:id="rId32">
+      <w:hyperlink r:id="rId30">
         <w:r>
           <w:rPr>
             <w:lang w:val="ar_AE" w:bidi="ar_AE"/>
@@ -22565,7 +22497,7 @@
         </w:rPr>
         <w:t xml:space="preserve">تحديد ما إذا كانت </w:t>
       </w:r>
-      <w:hyperlink r:id="rId33">
+      <w:hyperlink r:id="rId31">
         <w:r>
           <w:rPr>
             <w:lang w:val="ar_AE" w:bidi="ar_AE"/>
@@ -22599,7 +22531,7 @@
         </w:rPr>
         <w:t xml:space="preserve">لا يعرف علماء الكتاب المُقَدَّس على وجه التأكيد ما إذا كانت الأحداث الموصوفة في </w:t>
       </w:r>
-      <w:hyperlink r:id="rId33">
+      <w:hyperlink r:id="rId31">
         <w:r>
           <w:rPr>
             <w:lang w:val="ar_AE" w:bidi="ar_AE"/>
@@ -22617,7 +22549,7 @@
         </w:rPr>
         <w:t xml:space="preserve"> حقيقية أم أنها حلم رأته المرأة أو شيء تخيلته. ويعتقد العديد من علماء الكتاب المُقَدَّس أن </w:t>
       </w:r>
-      <w:hyperlink r:id="rId33">
+      <w:hyperlink r:id="rId31">
         <w:r>
           <w:rPr>
             <w:lang w:val="ar_AE" w:bidi="ar_AE"/>
@@ -22705,7 +22637,7 @@
         </w:rPr>
         <w:t xml:space="preserve">نظرًا لأن علماء الكتاب المُقَدَّس غير متيقِّنين ما إذا كانت الأحداث الموصوفة في </w:t>
       </w:r>
-      <w:hyperlink r:id="rId33">
+      <w:hyperlink r:id="rId31">
         <w:r>
           <w:rPr>
             <w:lang w:val="ar_AE" w:bidi="ar_AE"/>
@@ -23099,7 +23031,7 @@
         </w:rPr>
         <w:t xml:space="preserve">انظر كيف ترجمت العبارة المشابهة "يَا مَنْ تُحِبُّهُ نَفْسِي" في </w:t>
       </w:r>
-      <w:hyperlink r:id="rId34">
+      <w:hyperlink r:id="rId32">
         <w:r>
           <w:rPr>
             <w:lang w:val="ar_AE" w:bidi="ar_AE"/>
@@ -23623,7 +23555,7 @@
         </w:rPr>
         <w:t xml:space="preserve">انظر كيف ترجمت العبارة المشابهة "يَا مَنْ تُحِبُّهُ نَفْسِي" في </w:t>
       </w:r>
-      <w:hyperlink r:id="rId34">
+      <w:hyperlink r:id="rId32">
         <w:r>
           <w:rPr>
             <w:lang w:val="ar_AE" w:bidi="ar_AE"/>
@@ -23975,7 +23907,7 @@
         </w:rPr>
         <w:t xml:space="preserve">انظر كيف ترجمت العبارة المشابهة "يَا مَنْ تُحِبُّهُ نَفْسِي" في </w:t>
       </w:r>
-      <w:hyperlink r:id="rId34">
+      <w:hyperlink r:id="rId32">
         <w:r>
           <w:rPr>
             <w:lang w:val="ar_AE" w:bidi="ar_AE"/>
@@ -24273,7 +24205,7 @@
         </w:rPr>
         <w:t xml:space="preserve">انظر كيف ترجمت العبارة المشابهة "يَا مَنْ تُحِبُّهُ نَفْسِي" في </w:t>
       </w:r>
-      <w:hyperlink r:id="rId34">
+      <w:hyperlink r:id="rId32">
         <w:r>
           <w:rPr>
             <w:lang w:val="ar_AE" w:bidi="ar_AE"/>
@@ -24612,7 +24544,7 @@
         </w:rPr>
         <w:t xml:space="preserve">تتطابق هذه الآية مع </w:t>
       </w:r>
-      <w:hyperlink r:id="rId28">
+      <w:hyperlink r:id="rId26">
         <w:r>
           <w:rPr>
             <w:lang w:val="ar_AE" w:bidi="ar_AE"/>
@@ -26637,7 +26569,7 @@
         </w:rPr>
         <w:t xml:space="preserve"> إلى نفس المعنى الذي يشير إليه مصطلح "التخت" في </w:t>
       </w:r>
-      <w:hyperlink r:id="rId35">
+      <w:hyperlink r:id="rId33">
         <w:r>
           <w:rPr>
             <w:lang w:val="ar_AE" w:bidi="ar_AE"/>
@@ -26694,7 +26626,7 @@
         </w:rPr>
         <w:t xml:space="preserve"> بنفس الطريقة التي ترجمت بها "التخت" في </w:t>
       </w:r>
-      <w:hyperlink r:id="rId35">
+      <w:hyperlink r:id="rId33">
         <w:r>
           <w:rPr>
             <w:lang w:val="ar_AE" w:bidi="ar_AE"/>
@@ -27754,7 +27686,7 @@
         </w:rPr>
         <w:t xml:space="preserve"> في </w:t>
       </w:r>
-      <w:hyperlink r:id="rId20">
+      <w:hyperlink r:id="rId18">
         <w:r>
           <w:rPr>
             <w:lang w:val="ar_AE" w:bidi="ar_AE"/>
@@ -28014,7 +27946,7 @@
         </w:rPr>
         <w:t xml:space="preserve"> هي طريقة شعرية للإشارة إلى الفتيات اللواتي كُنَّ من مدينة أورشليم (هؤلاء هُنَّ على الأرجح نفس النساء اللواتي يُشار إليهن بـ "العذارى" في </w:t>
       </w:r>
-      <w:hyperlink r:id="rId18">
+      <w:hyperlink r:id="rId16">
         <w:r>
           <w:rPr>
             <w:lang w:val="ar_AE" w:bidi="ar_AE"/>
@@ -28032,7 +27964,7 @@
         </w:rPr>
         <w:t xml:space="preserve"> والنساء اللواتي يُشار إليهن بـ "بنات أورشليم" في </w:t>
       </w:r>
-      <w:hyperlink r:id="rId28">
+      <w:hyperlink r:id="rId26">
         <w:r>
           <w:rPr>
             <w:lang w:val="ar_AE" w:bidi="ar_AE"/>
@@ -28050,7 +27982,7 @@
         </w:rPr>
         <w:t xml:space="preserve"> و</w:t>
       </w:r>
-      <w:hyperlink r:id="rId36">
+      <w:hyperlink r:id="rId34">
         <w:r>
           <w:rPr>
             <w:lang w:val="ar_AE" w:bidi="ar_AE"/>
@@ -28492,7 +28424,7 @@
         </w:rPr>
         <w:t xml:space="preserve">يصف الرجل المرأة التي يحبها بأنها مثال للجمال والجاذبية في </w:t>
       </w:r>
-      <w:hyperlink r:id="rId37">
+      <w:hyperlink r:id="rId35">
         <w:r>
           <w:rPr>
             <w:lang w:val="ar_AE" w:bidi="ar_AE"/>
@@ -28510,7 +28442,7 @@
         </w:rPr>
         <w:t xml:space="preserve"> وفي </w:t>
       </w:r>
-      <w:hyperlink r:id="rId38">
+      <w:hyperlink r:id="rId36">
         <w:r>
           <w:rPr>
             <w:lang w:val="ar_AE" w:bidi="ar_AE"/>
@@ -28556,7 +28488,7 @@
         </w:rPr>
         <w:t xml:space="preserve">في </w:t>
       </w:r>
-      <w:hyperlink r:id="rId39">
+      <w:hyperlink r:id="rId37">
         <w:r>
           <w:rPr>
             <w:lang w:val="ar_AE" w:bidi="ar_AE"/>
@@ -28574,7 +28506,7 @@
         </w:rPr>
         <w:t xml:space="preserve"> يتحدث الرجل عن المرأة التي يحبها كما لو كانت بعيدة عنه، ويدعوها إلى "المجيء معه" و"النزول من" ارتفاع ثلاثة أماكن عالية لتكون بجانبه. وفي الواقع لا تقيم المرأة في هذه الأماكن، بل إن الرجل يستخدم لغة خيالية وشعرية للتعبير عن شعوره بالانفصال عنها ورغبته في أن تكون معه. في </w:t>
       </w:r>
-      <w:hyperlink r:id="rId40">
+      <w:hyperlink r:id="rId38">
         <w:r>
           <w:rPr>
             <w:lang w:val="ar_AE" w:bidi="ar_AE"/>
@@ -28626,7 +28558,7 @@
           <w:lang w:val="ar_AE" w:bidi="ar_AE"/>
         </w:rPr>
       </w:r>
-      <w:hyperlink r:id="rId41">
+      <w:hyperlink r:id="rId39">
         <w:r>
           <w:rPr>
             <w:lang w:val="ar_AE" w:bidi="ar_AE"/>
@@ -28644,7 +28576,7 @@
         </w:rPr>
         <w:t xml:space="preserve"> هي استعارة ممتدة. تتضمن هذه الاستعارة حوارًا بين الرجل والمرأة التي يحبها، حيث يُشبِّه الرجل في البداية المرأة التي يحبها بـ "جنة مغلقة" (في </w:t>
       </w:r>
-      <w:hyperlink r:id="rId42">
+      <w:hyperlink r:id="rId40">
         <w:r>
           <w:rPr>
             <w:lang w:val="ar_AE" w:bidi="ar_AE"/>
@@ -28662,7 +28594,7 @@
         </w:rPr>
         <w:t xml:space="preserve">) حيث تنمو العديد من الأشياء الشهية، ثم ترد المرأة بدعوة الرجل للقدوم إلى جنتها في </w:t>
       </w:r>
-      <w:hyperlink r:id="rId43">
+      <w:hyperlink r:id="rId41">
         <w:r>
           <w:rPr>
             <w:lang w:val="ar_AE" w:bidi="ar_AE"/>
@@ -28680,7 +28612,7 @@
         </w:rPr>
         <w:t xml:space="preserve">. وبعد ذلك، يجيب الرجل على دعوتها في </w:t>
       </w:r>
-      <w:hyperlink r:id="rId44">
+      <w:hyperlink r:id="rId42">
         <w:r>
           <w:rPr>
             <w:lang w:val="ar_AE" w:bidi="ar_AE"/>
@@ -28711,7 +28643,7 @@
         </w:rPr>
         <w:t xml:space="preserve">كاستعارة للمرأة في </w:t>
       </w:r>
-      <w:hyperlink r:id="rId40">
+      <w:hyperlink r:id="rId38">
         <w:r>
           <w:rPr>
             <w:lang w:val="ar_AE" w:bidi="ar_AE"/>
@@ -28729,7 +28661,7 @@
         </w:rPr>
         <w:t xml:space="preserve">، في </w:t>
       </w:r>
-      <w:hyperlink r:id="rId43">
+      <w:hyperlink r:id="rId41">
         <w:r>
           <w:rPr>
             <w:lang w:val="ar_AE" w:bidi="ar_AE"/>
@@ -28747,7 +28679,7 @@
         </w:rPr>
         <w:t xml:space="preserve"> (مرتين)، وفي </w:t>
       </w:r>
-      <w:hyperlink r:id="rId44">
+      <w:hyperlink r:id="rId42">
         <w:r>
           <w:rPr>
             <w:lang w:val="ar_AE" w:bidi="ar_AE"/>
@@ -28765,7 +28697,7 @@
         </w:rPr>
         <w:t xml:space="preserve">. لذلك يجب أن تكون متسقًا في كيفية ترجمة مصطلح "الجنة". في </w:t>
       </w:r>
-      <w:hyperlink r:id="rId45">
+      <w:hyperlink r:id="rId43">
         <w:r>
           <w:rPr>
             <w:lang w:val="ar_AE" w:bidi="ar_AE"/>
@@ -28783,7 +28715,7 @@
         </w:rPr>
         <w:t xml:space="preserve"> يتحدث الرجل عن جسد المرأة كـ "فِرْدَوْس رُمَّانٍ مَعَ أَثْمَارٍ نَفِيسَةٍ"، ثم في </w:t>
       </w:r>
-      <w:hyperlink r:id="rId43">
+      <w:hyperlink r:id="rId41">
         <w:r>
           <w:rPr>
             <w:lang w:val="ar_AE" w:bidi="ar_AE"/>
@@ -28937,7 +28869,7 @@
         </w:rPr>
         <w:t xml:space="preserve">انظر كيف ترجمت هاتين العبارتين المتوازيتين في </w:t>
       </w:r>
-      <w:hyperlink r:id="rId27">
+      <w:hyperlink r:id="rId25">
         <w:r>
           <w:rPr>
             <w:lang w:val="ar_AE" w:bidi="ar_AE"/>
@@ -29060,7 +28992,7 @@
         </w:rPr>
         <w:t xml:space="preserve"> في </w:t>
       </w:r>
-      <w:hyperlink r:id="rId27">
+      <w:hyperlink r:id="rId25">
         <w:r>
           <w:rPr>
             <w:lang w:val="ar_AE" w:bidi="ar_AE"/>
@@ -30213,7 +30145,7 @@
         </w:rPr>
         <w:t xml:space="preserve"> في </w:t>
       </w:r>
-      <w:hyperlink r:id="rId46">
+      <w:hyperlink r:id="rId44">
         <w:r>
           <w:rPr>
             <w:lang w:val="ar_AE" w:bidi="ar_AE"/>
@@ -31316,7 +31248,7 @@
         </w:rPr>
         <w:t xml:space="preserve">انظر كيف ترجمت صيغة الجمع لكلمة "ظباء" في </w:t>
       </w:r>
-      <w:hyperlink r:id="rId28">
+      <w:hyperlink r:id="rId26">
         <w:r>
           <w:rPr>
             <w:lang w:val="ar_AE" w:bidi="ar_AE"/>
@@ -31426,7 +31358,7 @@
         </w:rPr>
         <w:t xml:space="preserve">انظر كيف ترجمت الكلمة المفردة "سوسنة" في </w:t>
       </w:r>
-      <w:hyperlink r:id="rId24">
+      <w:hyperlink r:id="rId22">
         <w:r>
           <w:rPr>
             <w:lang w:val="ar_AE" w:bidi="ar_AE"/>
@@ -31565,7 +31497,7 @@
         </w:rPr>
         <w:t xml:space="preserve"> في </w:t>
       </w:r>
-      <w:hyperlink r:id="rId47">
+      <w:hyperlink r:id="rId45">
         <w:r>
           <w:rPr>
             <w:lang w:val="ar_AE" w:bidi="ar_AE"/>
@@ -31809,7 +31741,7 @@
         </w:rPr>
         <w:t xml:space="preserve"> في </w:t>
       </w:r>
-      <w:hyperlink r:id="rId22">
+      <w:hyperlink r:id="rId20">
         <w:r>
           <w:rPr>
             <w:lang w:val="ar_AE" w:bidi="ar_AE"/>
@@ -33283,7 +33215,7 @@
         </w:rPr>
         <w:t xml:space="preserve"> في </w:t>
       </w:r>
-      <w:hyperlink r:id="rId48">
+      <w:hyperlink r:id="rId46">
         <w:r>
           <w:rPr>
             <w:lang w:val="ar_AE" w:bidi="ar_AE"/>
@@ -34754,7 +34686,7 @@
         </w:rPr>
         <w:t xml:space="preserve"> في </w:t>
       </w:r>
-      <w:hyperlink r:id="rId48">
+      <w:hyperlink r:id="rId46">
         <w:r>
           <w:rPr>
             <w:lang w:val="ar_AE" w:bidi="ar_AE"/>
@@ -35370,7 +35302,7 @@
         </w:rPr>
         <w:t xml:space="preserve"> وكأنها مجموعة متنوعة من عطور ونباتات وأشجار ذات رائحة زكية في "الجنة المغلقة" (</w:t>
       </w:r>
-      <w:hyperlink r:id="rId40">
+      <w:hyperlink r:id="rId38">
         <w:r>
           <w:rPr>
             <w:lang w:val="ar_AE" w:bidi="ar_AE"/>
@@ -35388,7 +35320,7 @@
         </w:rPr>
         <w:t xml:space="preserve">). إذا ترجمت </w:t>
       </w:r>
-      <w:hyperlink r:id="rId40">
+      <w:hyperlink r:id="rId38">
         <w:r>
           <w:rPr>
             <w:lang w:val="ar_AE" w:bidi="ar_AE"/>
@@ -35632,7 +35564,7 @@
         </w:rPr>
         <w:t xml:space="preserve"> في </w:t>
       </w:r>
-      <w:hyperlink r:id="rId49">
+      <w:hyperlink r:id="rId47">
         <w:r>
           <w:rPr>
             <w:lang w:val="ar_AE" w:bidi="ar_AE"/>
@@ -35663,7 +35595,7 @@
         </w:rPr>
         <w:t xml:space="preserve">(الحناء) في </w:t>
       </w:r>
-      <w:hyperlink r:id="rId50">
+      <w:hyperlink r:id="rId48">
         <w:r>
           <w:rPr>
             <w:lang w:val="ar_AE" w:bidi="ar_AE"/>
@@ -35988,7 +35920,7 @@
         </w:rPr>
         <w:t xml:space="preserve">هنا، يواصل الرجل الاستعارة التي بدأها في </w:t>
       </w:r>
-      <w:hyperlink r:id="rId40">
+      <w:hyperlink r:id="rId38">
         <w:r>
           <w:rPr>
             <w:lang w:val="ar_AE" w:bidi="ar_AE"/>
@@ -36058,7 +35990,7 @@
         </w:rPr>
         <w:t xml:space="preserve">. إذا ترجمت </w:t>
       </w:r>
-      <w:hyperlink r:id="rId51">
+      <w:hyperlink r:id="rId49">
         <w:r>
           <w:rPr>
             <w:lang w:val="ar_AE" w:bidi="ar_AE"/>
@@ -36076,7 +36008,7 @@
         </w:rPr>
         <w:t xml:space="preserve"> في صورة تشبيه، ينبغي لك أيضًا ترجمة هذه الآية في صورة تشبيه. انظر كيف ترجمت كلمة "جنة" في </w:t>
       </w:r>
-      <w:hyperlink r:id="rId40">
+      <w:hyperlink r:id="rId38">
         <w:r>
           <w:rPr>
             <w:lang w:val="ar_AE" w:bidi="ar_AE"/>
@@ -36846,7 +36778,7 @@
         </w:rPr>
         <w:t xml:space="preserve">هنا، تستمر المرأة في تقديم استعارة "الجنة" (التي بدأها الرجل في </w:t>
       </w:r>
-      <w:hyperlink r:id="rId40">
+      <w:hyperlink r:id="rId38">
         <w:r>
           <w:rPr>
             <w:lang w:val="ar_AE" w:bidi="ar_AE"/>
@@ -36942,7 +36874,7 @@
         </w:rPr>
         <w:t xml:space="preserve"> هنا بنفس الطريقة التي تم استخدامها في </w:t>
       </w:r>
-      <w:hyperlink r:id="rId40">
+      <w:hyperlink r:id="rId38">
         <w:r>
           <w:rPr>
             <w:lang w:val="ar_AE" w:bidi="ar_AE"/>
@@ -36960,7 +36892,7 @@
         </w:rPr>
         <w:t xml:space="preserve"> لأن كلا الاستخدامين يشير إلى جسد المرأة. في </w:t>
       </w:r>
-      <w:hyperlink r:id="rId45">
+      <w:hyperlink r:id="rId43">
         <w:r>
           <w:rPr>
             <w:lang w:val="ar_AE" w:bidi="ar_AE"/>
@@ -36991,7 +36923,7 @@
         </w:rPr>
         <w:t xml:space="preserve">. إذا ترجمت </w:t>
       </w:r>
-      <w:hyperlink r:id="rId42">
+      <w:hyperlink r:id="rId40">
         <w:r>
           <w:rPr>
             <w:lang w:val="ar_AE" w:bidi="ar_AE"/>
@@ -37456,7 +37388,7 @@
         </w:rPr>
         <w:t xml:space="preserve">إمكانية ترجمة بديلة للكلمة التي تترجمها نسخة ULT الإنجليزية إلى "أبراج من" والترجمة العربية إلى"أَتْلاَم" في </w:t>
       </w:r>
-      <w:hyperlink r:id="rId52">
+      <w:hyperlink r:id="rId50">
         <w:r>
           <w:rPr>
             <w:lang w:val="ar_AE" w:bidi="ar_AE"/>
@@ -37584,7 +37516,7 @@
         </w:rPr>
         <w:t xml:space="preserve">يواصل الرجل هنا استخدام استعارة "الجنّة" التي بدأها في </w:t>
       </w:r>
-      <w:hyperlink r:id="rId40">
+      <w:hyperlink r:id="rId38">
         <w:r>
           <w:rPr>
             <w:lang w:val="ar_AE" w:bidi="ar_AE"/>
@@ -37635,7 +37567,7 @@
         </w:rPr>
         <w:t xml:space="preserve"> مجازات تصوّر استمتاع الرجل بجسد المرأة. وإذا كنتَ قد استخدمتَ التشبيهات في ترجمة </w:t>
       </w:r>
-      <w:hyperlink r:id="rId53">
+      <w:hyperlink r:id="rId51">
         <w:r>
           <w:rPr>
             <w:lang w:val="ar_AE" w:bidi="ar_AE"/>
@@ -38136,7 +38068,7 @@
         </w:rPr>
         <w:t xml:space="preserve">في </w:t>
       </w:r>
-      <w:hyperlink r:id="rId48">
+      <w:hyperlink r:id="rId46">
         <w:r>
           <w:rPr>
             <w:lang w:val="ar_AE" w:bidi="ar_AE"/>
@@ -38790,7 +38722,7 @@
         </w:rPr>
         <w:t xml:space="preserve">في </w:t>
       </w:r>
-      <w:hyperlink r:id="rId22">
+      <w:hyperlink r:id="rId20">
         <w:r>
           <w:rPr>
             <w:lang w:val="ar_AE" w:bidi="ar_AE"/>
@@ -38918,7 +38850,7 @@
         </w:rPr>
         <w:t xml:space="preserve"> في </w:t>
       </w:r>
-      <w:hyperlink r:id="rId48">
+      <w:hyperlink r:id="rId46">
         <w:r>
           <w:rPr>
             <w:lang w:val="ar_AE" w:bidi="ar_AE"/>
@@ -38962,7 +38894,7 @@
         </w:rPr>
         <w:t xml:space="preserve"> في </w:t>
       </w:r>
-      <w:hyperlink r:id="rId21">
+      <w:hyperlink r:id="rId19">
         <w:r>
           <w:rPr>
             <w:lang w:val="ar_AE" w:bidi="ar_AE"/>
@@ -39112,7 +39044,7 @@
         </w:rPr>
         <w:t xml:space="preserve"> في </w:t>
       </w:r>
-      <w:hyperlink r:id="rId23">
+      <w:hyperlink r:id="rId21">
         <w:r>
           <w:rPr>
             <w:lang w:val="ar_AE" w:bidi="ar_AE"/>
@@ -39744,7 +39676,7 @@
         </w:rPr>
         <w:t xml:space="preserve">في </w:t>
       </w:r>
-      <w:hyperlink r:id="rId22">
+      <w:hyperlink r:id="rId20">
         <w:r>
           <w:rPr>
             <w:lang w:val="ar_AE" w:bidi="ar_AE"/>
@@ -40533,7 +40465,7 @@
         </w:rPr>
         <w:t xml:space="preserve">في </w:t>
       </w:r>
-      <w:hyperlink r:id="rId22">
+      <w:hyperlink r:id="rId20">
         <w:r>
           <w:rPr>
             <w:lang w:val="ar_AE" w:bidi="ar_AE"/>
@@ -41306,7 +41238,7 @@
         </w:rPr>
         <w:t xml:space="preserve"> في </w:t>
       </w:r>
-      <w:hyperlink r:id="rId54">
+      <w:hyperlink r:id="rId52">
         <w:r>
           <w:rPr>
             <w:lang w:val="ar_AE" w:bidi="ar_AE"/>
@@ -42014,7 +41946,7 @@
         </w:rPr>
         <w:t xml:space="preserve"> في </w:t>
       </w:r>
-      <w:hyperlink r:id="rId28">
+      <w:hyperlink r:id="rId26">
         <w:r>
           <w:rPr>
             <w:lang w:val="ar_AE" w:bidi="ar_AE"/>
@@ -42164,7 +42096,7 @@
         </w:rPr>
         <w:t xml:space="preserve"> في </w:t>
       </w:r>
-      <w:hyperlink r:id="rId55">
+      <w:hyperlink r:id="rId53">
         <w:r>
           <w:rPr>
             <w:lang w:val="ar_AE" w:bidi="ar_AE"/>
@@ -42750,7 +42682,7 @@
         </w:rPr>
         <w:t xml:space="preserve"> في </w:t>
       </w:r>
-      <w:hyperlink r:id="rId56">
+      <w:hyperlink r:id="rId54">
         <w:r>
           <w:rPr>
             <w:lang w:val="ar_AE" w:bidi="ar_AE"/>
@@ -43811,7 +43743,7 @@
         </w:rPr>
         <w:t xml:space="preserve">قال الرجل للمرأة سابقًا في </w:t>
       </w:r>
-      <w:hyperlink r:id="rId27">
+      <w:hyperlink r:id="rId25">
         <w:r>
           <w:rPr>
             <w:lang w:val="ar_AE" w:bidi="ar_AE"/>
@@ -44890,7 +44822,7 @@
         </w:rPr>
         <w:t xml:space="preserve"> في </w:t>
       </w:r>
-      <w:hyperlink r:id="rId57">
+      <w:hyperlink r:id="rId55">
         <w:r>
           <w:rPr>
             <w:lang w:val="ar_AE" w:bidi="ar_AE"/>
@@ -45034,7 +44966,7 @@
         </w:rPr>
         <w:t xml:space="preserve"> في </w:t>
       </w:r>
-      <w:hyperlink r:id="rId58">
+      <w:hyperlink r:id="rId56">
         <w:r>
           <w:rPr>
             <w:lang w:val="ar_AE" w:bidi="ar_AE"/>
@@ -46958,7 +46890,7 @@
         </w:rPr>
         <w:t xml:space="preserve"> في </w:t>
       </w:r>
-      <w:hyperlink r:id="rId20">
+      <w:hyperlink r:id="rId18">
         <w:r>
           <w:rPr>
             <w:lang w:val="ar_AE" w:bidi="ar_AE"/>
@@ -47541,7 +47473,7 @@
         </w:rPr>
         <w:t xml:space="preserve"> في </w:t>
       </w:r>
-      <w:hyperlink r:id="rId56">
+      <w:hyperlink r:id="rId54">
         <w:r>
           <w:rPr>
             <w:lang w:val="ar_AE" w:bidi="ar_AE"/>
@@ -47919,7 +47851,7 @@
         </w:rPr>
         <w:t xml:space="preserve">" الذي استخدمته في </w:t>
       </w:r>
-      <w:hyperlink r:id="rId41">
+      <w:hyperlink r:id="rId39">
         <w:r>
           <w:rPr>
             <w:lang w:val="ar_AE" w:bidi="ar_AE"/>
@@ -47976,7 +47908,7 @@
         </w:rPr>
         <w:t xml:space="preserve">" معنيين مجازيين يشيران إلى تمتع الرجل بجسد المرأة. إذا استخدمت هذه التشبيهات لترجمة </w:t>
       </w:r>
-      <w:hyperlink r:id="rId41">
+      <w:hyperlink r:id="rId39">
         <w:r>
           <w:rPr>
             <w:lang w:val="ar_AE" w:bidi="ar_AE"/>
@@ -48374,7 +48306,7 @@
         </w:rPr>
         <w:t xml:space="preserve"> في </w:t>
       </w:r>
-      <w:hyperlink r:id="rId52">
+      <w:hyperlink r:id="rId50">
         <w:r>
           <w:rPr>
             <w:lang w:val="ar_AE" w:bidi="ar_AE"/>
@@ -48649,7 +48581,7 @@
         </w:rPr>
         <w:t xml:space="preserve">" في </w:t>
       </w:r>
-      <w:hyperlink r:id="rId57">
+      <w:hyperlink r:id="rId55">
         <w:r>
           <w:rPr>
             <w:lang w:val="ar_AE" w:bidi="ar_AE"/>
@@ -48779,7 +48711,7 @@
         </w:rPr>
         <w:t xml:space="preserve">" في </w:t>
       </w:r>
-      <w:hyperlink r:id="rId57">
+      <w:hyperlink r:id="rId55">
         <w:r>
           <w:rPr>
             <w:lang w:val="ar_AE" w:bidi="ar_AE"/>
@@ -49063,7 +48995,7 @@
         </w:rPr>
         <w:t xml:space="preserve">" في </w:t>
       </w:r>
-      <w:hyperlink r:id="rId27">
+      <w:hyperlink r:id="rId25">
         <w:r>
           <w:rPr>
             <w:lang w:val="ar_AE" w:bidi="ar_AE"/>
@@ -49569,7 +49501,7 @@
         </w:rPr>
         <w:t xml:space="preserve">في </w:t>
       </w:r>
-      <w:hyperlink r:id="rId59">
+      <w:hyperlink r:id="rId57">
         <w:r>
           <w:rPr>
             <w:lang w:val="ar_AE" w:bidi="ar_AE"/>
@@ -49721,7 +49653,7 @@
         </w:rPr>
         <w:t xml:space="preserve">" في </w:t>
       </w:r>
-      <w:hyperlink r:id="rId46">
+      <w:hyperlink r:id="rId44">
         <w:r>
           <w:rPr>
             <w:lang w:val="ar_AE" w:bidi="ar_AE"/>
@@ -49845,7 +49777,7 @@
         </w:rPr>
         <w:t xml:space="preserve">لاحظ كيف ترجمت الآية المشابهة تقريبًا في </w:t>
       </w:r>
-      <w:hyperlink r:id="rId60">
+      <w:hyperlink r:id="rId58">
         <w:r>
           <w:rPr>
             <w:lang w:val="ar_AE" w:bidi="ar_AE"/>
@@ -50142,7 +50074,7 @@
         </w:rPr>
         <w:t xml:space="preserve">انظر كيف ترجمت </w:t>
       </w:r>
-      <w:hyperlink r:id="rId61">
+      <w:hyperlink r:id="rId59">
         <w:r>
           <w:rPr>
             <w:lang w:val="ar_AE" w:bidi="ar_AE"/>
@@ -50578,7 +50510,7 @@
         </w:rPr>
         <w:t xml:space="preserve"> في </w:t>
       </w:r>
-      <w:hyperlink r:id="rId18">
+      <w:hyperlink r:id="rId16">
         <w:r>
           <w:rPr>
             <w:lang w:val="ar_AE" w:bidi="ar_AE"/>
@@ -51133,7 +51065,7 @@
         </w:rPr>
         <w:t xml:space="preserve"> في </w:t>
       </w:r>
-      <w:hyperlink r:id="rId62">
+      <w:hyperlink r:id="rId60">
         <w:r>
           <w:rPr>
             <w:lang w:val="ar_AE" w:bidi="ar_AE"/>
@@ -52428,7 +52360,7 @@
         </w:rPr>
         <w:t xml:space="preserve"> في </w:t>
       </w:r>
-      <w:hyperlink r:id="rId63">
+      <w:hyperlink r:id="rId61">
         <w:r>
           <w:rPr>
             <w:lang w:val="ar_AE" w:bidi="ar_AE"/>
@@ -54239,7 +54171,7 @@
         </w:rPr>
         <w:t xml:space="preserve">" في </w:t>
       </w:r>
-      <w:hyperlink r:id="rId64">
+      <w:hyperlink r:id="rId62">
         <w:r>
           <w:rPr>
             <w:lang w:val="ar_AE" w:bidi="ar_AE"/>
@@ -54279,7 +54211,7 @@
         </w:rPr>
         <w:t xml:space="preserve">إمكانية ترجمة بديلة للكلمات التي تترجمها نسخة ULT الإنجليزية إلى "شفاه النائمين" في </w:t>
       </w:r>
-      <w:hyperlink r:id="rId65">
+      <w:hyperlink r:id="rId63">
         <w:r>
           <w:rPr>
             <w:lang w:val="ar_AE" w:bidi="ar_AE"/>
@@ -54419,7 +54351,7 @@
         </w:rPr>
         <w:t xml:space="preserve">"، فستحتاج إلى وضع عنوان فقرة فوق هذه الآية يُشير إلى أن الرجل هو المتكلم الآن. حيث يبدأ الرجل في هذه الآية بالكلام مباشرة إلى المرأة، ويستمر في الحديث إليها حتى جزء من </w:t>
       </w:r>
-      <w:hyperlink r:id="rId65">
+      <w:hyperlink r:id="rId63">
         <w:r>
           <w:rPr>
             <w:lang w:val="ar_AE" w:bidi="ar_AE"/>
@@ -56263,7 +56195,7 @@
         </w:rPr>
         <w:t xml:space="preserve">لاحظ كيف ترجمت التصريح المشابه في </w:t>
       </w:r>
-      <w:hyperlink r:id="rId66">
+      <w:hyperlink r:id="rId64">
         <w:r>
           <w:rPr>
             <w:lang w:val="ar_AE" w:bidi="ar_AE"/>
@@ -56544,7 +56476,7 @@
         </w:rPr>
         <w:t xml:space="preserve"> في </w:t>
       </w:r>
-      <w:hyperlink r:id="rId67">
+      <w:hyperlink r:id="rId65">
         <w:r>
           <w:rPr>
             <w:lang w:val="ar_AE" w:bidi="ar_AE"/>
@@ -58187,7 +58119,7 @@
         </w:rPr>
         <w:t xml:space="preserve">" في </w:t>
       </w:r>
-      <w:hyperlink r:id="rId63">
+      <w:hyperlink r:id="rId61">
         <w:r>
           <w:rPr>
             <w:lang w:val="ar_AE" w:bidi="ar_AE"/>
@@ -61584,7 +61516,7 @@
         </w:rPr>
         <w:t xml:space="preserve">اطلع على كيفية ترجمة العبارة المطابقة في </w:t>
       </w:r>
-      <w:hyperlink r:id="rId68">
+      <w:hyperlink r:id="rId66">
         <w:r>
           <w:rPr>
             <w:lang w:val="ar_AE" w:bidi="ar_AE"/>
@@ -62081,7 +62013,7 @@
         </w:rPr>
         <w:t xml:space="preserve">" في </w:t>
       </w:r>
-      <w:hyperlink r:id="rId50">
+      <w:hyperlink r:id="rId48">
         <w:r>
           <w:rPr>
             <w:lang w:val="ar_AE" w:bidi="ar_AE"/>
@@ -62436,7 +62368,7 @@
         </w:rPr>
         <w:t xml:space="preserve">" في </w:t>
       </w:r>
-      <w:hyperlink r:id="rId69">
+      <w:hyperlink r:id="rId67">
         <w:r>
           <w:rPr>
             <w:lang w:val="ar_AE" w:bidi="ar_AE"/>
@@ -62566,7 +62498,7 @@
         </w:rPr>
         <w:t xml:space="preserve">" في </w:t>
       </w:r>
-      <w:hyperlink r:id="rId69">
+      <w:hyperlink r:id="rId67">
         <w:r>
           <w:rPr>
             <w:lang w:val="ar_AE" w:bidi="ar_AE"/>
@@ -63386,7 +63318,7 @@
         </w:rPr>
         <w:t xml:space="preserve">معنى </w:t>
       </w:r>
-      <w:hyperlink r:id="rId70">
+      <w:hyperlink r:id="rId68">
         <w:r>
           <w:rPr>
             <w:lang w:val="ar_AE" w:bidi="ar_AE"/>
@@ -63414,7 +63346,7 @@
         </w:rPr>
         <w:t xml:space="preserve">المعاني الثلاثة المحتملة لـ </w:t>
       </w:r>
-      <w:hyperlink r:id="rId70">
+      <w:hyperlink r:id="rId68">
         <w:r>
           <w:rPr>
             <w:lang w:val="ar_AE" w:bidi="ar_AE"/>
@@ -63432,7 +63364,7 @@
         </w:rPr>
         <w:t xml:space="preserve"> هي: (1) أن المرأة تتحدث عن نفسها ككرم وتقول إن كرمها ملك لها وحدها، وتقارن نفسها بكرم سليمان (الذي تم مناقشته في </w:t>
       </w:r>
-      <w:hyperlink r:id="rId71">
+      <w:hyperlink r:id="rId69">
         <w:r>
           <w:rPr>
             <w:lang w:val="ar_AE" w:bidi="ar_AE"/>
@@ -63450,7 +63382,7 @@
         </w:rPr>
         <w:t xml:space="preserve">)، وتقول إن سليمان يمكنه الاحتفاظ بمكسبه من كرمه، وحراس (نواطير) كرمه يمكنهم الاحتفاظ بنصيبهم من المكسب من ذلك الكرم. وهذا هو تفسير ترجمة UST الإنجليزية. (2) أن المرأة تتحدث عن نفسها ككرم وتقول إن كرمها ملك لها وحدها، ولكن الرجل الذي تحبه وتدعوه سليمان يمكنه أن يحصل بحرية على الكرم (عليها هي) لأنها تختار أن تعطي نفسها بحرية له. (3) أن الرجل يتحدث عن المرأة التي يحبها ككرم ويقول إن كرمه (المرأة التي يحبها) ملك له وحده، ويقارن كرمه (المرأة التي يحبها) بكرم سليمان (الذي تم مناقشته في </w:t>
       </w:r>
-      <w:hyperlink r:id="rId71">
+      <w:hyperlink r:id="rId69">
         <w:r>
           <w:rPr>
             <w:lang w:val="ar_AE" w:bidi="ar_AE"/>
@@ -64432,7 +64364,7 @@
         </w:rPr>
         <w:t xml:space="preserve"> في </w:t>
       </w:r>
-      <w:hyperlink r:id="rId32">
+      <w:hyperlink r:id="rId30">
         <w:r>
           <w:rPr>
             <w:lang w:val="ar_AE" w:bidi="ar_AE"/>
@@ -64789,7 +64721,7 @@
         </w:rPr>
         <w:t xml:space="preserve">" في </w:t>
       </w:r>
-      <w:hyperlink r:id="rId72">
+      <w:hyperlink r:id="rId70">
         <w:r>
           <w:rPr>
             <w:lang w:val="ar_AE" w:bidi="ar_AE"/>
@@ -65203,7 +65135,7 @@
         </w:rPr>
         <w:t xml:space="preserve">تتطابق هذه الآية مع </w:t>
       </w:r>
-      <w:hyperlink r:id="rId73">
+      <w:hyperlink r:id="rId71">
         <w:r>
           <w:rPr>
             <w:lang w:val="ar_AE" w:bidi="ar_AE"/>
@@ -65221,7 +65153,7 @@
         </w:rPr>
         <w:t xml:space="preserve">. قم بترجمة هذه الآية بنفس الطريقة التي تمت بها ترجمة </w:t>
       </w:r>
-      <w:hyperlink r:id="rId73">
+      <w:hyperlink r:id="rId71">
         <w:r>
           <w:rPr>
             <w:lang w:val="ar_AE" w:bidi="ar_AE"/>
@@ -65357,7 +65289,7 @@
         </w:rPr>
         <w:t xml:space="preserve">"، فإن هذه الآية تكاد تكون مطابقة لما ورد في </w:t>
       </w:r>
-      <w:hyperlink r:id="rId28">
+      <w:hyperlink r:id="rId26">
         <w:r>
           <w:rPr>
             <w:lang w:val="ar_AE" w:bidi="ar_AE"/>
@@ -65375,7 +65307,7 @@
         </w:rPr>
         <w:t xml:space="preserve">. عليك ترجمة هذه الآية بطريقة مشابهة لترجمتك لـ </w:t>
       </w:r>
-      <w:hyperlink r:id="rId28">
+      <w:hyperlink r:id="rId26">
         <w:r>
           <w:rPr>
             <w:lang w:val="ar_AE" w:bidi="ar_AE"/>
@@ -66006,7 +65938,7 @@
         </w:rPr>
         <w:t xml:space="preserve"> في </w:t>
       </w:r>
-      <w:hyperlink r:id="rId26">
+      <w:hyperlink r:id="rId24">
         <w:r>
           <w:rPr>
             <w:lang w:val="ar_AE" w:bidi="ar_AE"/>
@@ -71487,7 +71419,7 @@
         </w:rPr>
         <w:t xml:space="preserve"> هنا استعارة (انظر القسم في </w:t>
       </w:r>
-      <w:hyperlink r:id="rId70">
+      <w:hyperlink r:id="rId68">
         <w:r>
           <w:rPr>
             <w:lang w:val="ar_AE" w:bidi="ar_AE"/>
@@ -71531,7 +71463,7 @@
         </w:rPr>
         <w:t xml:space="preserve">، كما فعلت في </w:t>
       </w:r>
-      <w:hyperlink r:id="rId74">
+      <w:hyperlink r:id="rId72">
         <w:r>
           <w:rPr>
             <w:lang w:val="ar_AE" w:bidi="ar_AE"/>
@@ -72031,7 +71963,7 @@
         </w:rPr>
         <w:t xml:space="preserve"> (حتى وإن لم يكن سليمان) كتعبير عن المحبة، مشابهة للطريقة التي نادت بها الشخص الذي أحبته "الملك" في </w:t>
       </w:r>
-      <w:hyperlink r:id="rId19">
+      <w:hyperlink r:id="rId17">
         <w:r>
           <w:rPr>
             <w:lang w:val="ar_AE" w:bidi="ar_AE"/>
@@ -72306,7 +72238,7 @@
         </w:rPr>
         <w:t xml:space="preserve">هنا بصيغة المذكر في اللغة الأصلية، وعلى الأرجح يشير إلى أصدقاء الرجل الذين كانوا رعاة وذُكروا في </w:t>
       </w:r>
-      <w:hyperlink r:id="rId34">
+      <w:hyperlink r:id="rId32">
         <w:r>
           <w:rPr>
             <w:lang w:val="ar_AE" w:bidi="ar_AE"/>
@@ -72350,7 +72282,7 @@
         </w:rPr>
         <w:t xml:space="preserve">في </w:t>
       </w:r>
-      <w:hyperlink r:id="rId34">
+      <w:hyperlink r:id="rId32">
         <w:r>
           <w:rPr>
             <w:lang w:val="ar_AE" w:bidi="ar_AE"/>
@@ -72859,7 +72791,7 @@
         </w:rPr>
         <w:t xml:space="preserve">" في </w:t>
       </w:r>
-      <w:hyperlink r:id="rId30">
+      <w:hyperlink r:id="rId28">
         <w:r>
           <w:rPr>
             <w:lang w:val="ar_AE" w:bidi="ar_AE"/>

--- a/arb/docx/22.content.docx
+++ b/arb/docx/22.content.docx
@@ -155,13 +155,6 @@
       </w:r>
       <w:r>
         <w:rPr>
-          <w:i/>
-          <w:lang w:val="ar_AE" w:bidi="ar_AE"/>
-        </w:rPr>
-        <w:t>نشيد سليمان - مقدِّمة, نشيد الأنشاد - مقدمة أصحاح 1, نشيد الأنشاد 1: 1 (#1), نشيد الأنشاد 1: 1 (#2), نشيد الأنشاد 1: 1 (#3), نشيد الأنشاد 1: 2 (#1), نشيد الأنشاد 1: 2 (#2), نشيد الأنشاد 1: 2 (#3), نشيد الأنشاد 1: 2 (#4), نشيد الأنشاد 1: 2–4 (#1), نشيد الأنشاد 1: 3 (#1), نشيد الأنشاد 1: 3 (#2), نشيد الأنشاد 1: 3 (#3), نشيد الأنشاد 1: 3 (#4), نشيد الأنشاد 1: 3 (#5), نشيد الأنشاد 1: 3 (#6), نشيد الأنشاد 1: 4 (#1), نشيد الأنشاد 1: 4 (#2), نشيد الأنشاد 1: 4 (#3), نشيد الأنشاد 1: 4 (#4), نشيد الأنشاد 1: 4 (#5), نشيد الأنشاد 1: 4 (#6), نشيد الأنشاد 1: 4 (#7), نشيد الأنشاد 1: 4 (#8), نشيد الأنشاد 1: 4 (#9), نشيد الأنشاد 1: 4 (#10), نشيد الأنشاد 1: 4 (#11), نشيد الأنشاد 1: 4 (#12), نشيد الأنشاد 1: 4 (#13), نشيد الأنشاد 1: 4 (#14), نشيد الأنشاد 1: 4 (#15), نشيد الأنشاد 1: 4 (#16), نشيد الأنشاد 1: 5 (#1), نشيد الأنشاد 1: 5 (#2), نشيد الأنشاد 1: 5 (#3), نشيد الأنشاد 1: 5 (#4), نشيد الأنشاد 1: 6 (#1), نشيد الأنشاد 1: 6 (#2), نشيد الأنشاد 1: 6 (#3), نشيد الأنشاد 1: 6 (#4), نشيد الأنشاد 1: 6 (#5), نشيد الأنشاد 1: 6 (#6), نشيد الأنشاد 1: 6 (#7), نشيد الأنشاد 1: 7 (#1), نشيد الأنشاد 1: 7 (#2), نشيد الأنشاد 1: 7 (#3), نشيد الأنشاد 1: 7 (#4), نشيد الأنشاد 1: 7 (#5), نشيد الأنشاد 1: 7 (#6), نشيد الأنشاد 1: 8 (#1), نشيد الأنشاد 1: 8 (#2), نشيد الأنشاد 1: 8 (#3), نشيد الأنشاد 1: 8 (#4), نشيد الأنشاد 1: 8 (#5), نشيد الأنشاد 1: 8 (#6), نشيد الأنشاد 1: 9 (#1), نشيد الأنشاد 1: 9 (#2), نشيد الأنشاد 1: 9 (#3), نشيد الأنشاد 1: 9 (#4), نشيد الأنشاد 1: 10 (#1), نشيد الأنشاد 1: 10 (#2), نشيد الأنشاد 1: 11 (#1), نشيد الأنشاد 1: 11 (#2), نشيد الأنشاد 1: 11 (#3), نشيد الأنشاد 1: 12 (#1), نشيد الأنشاد 1: 12 (#2), نشيد الأنشاد 1: 12 (#3), نشيد الأنشاد 1: 12 (#4), نشيد الأنشاد 1: 13 (#1), نشيد الأنشاد 1: 13 (#2), نشيد الأنشاد 1: 13 (#3), نشيد الأنشاد 1: 13 (#4), نشيد الأنشاد 1: 13 (#5), نشيد الأنشاد 1: 13 (#6), نشيد الأنشاد 1: 14 (#1), نشيد الأنشاد 1: 14 (#2), نشيد الأنشاد 1: 15 (#1), نشيد الأنشاد 1: 15 (#2), نشيد الأنشاد 1: 15 (#3), نشيد الأنشاد 1: 15 (#4), نشيد الأنشاد 1: 16 (#1), نشيد الأنشاد 1: 16 (#2), نشيد الأنشاد 1: 16 (#3), نشيد الأنشاد 1: 16 (#4), نشيد الأنشاد 1: 16 (#5), نشيد الأنشاد 1: 16 (#6), نشيد الأنشاد 1: 17 (#1), نشيد الأنشاد 1: 17 (#2), نشيد الأنشاد - مقدمة أصحاح 2, نشيد الأنشاد 2: 1 (#1), نشيد الأنشاد 2: 1 (#2), نشيد الأنشاد 2: 1 (#3), نشيد الأنشاد 2: 1 (#4), نشيد الأنشاد 2: 1 (#5), نشيد الأنشاد 2: 1 (#6), نشيد الأنشاد 2: 2 (#1), نشيد الأنشاد 2: 2 (#2), نشيد الأنشاد 2: 2 (#3), نشيد الأنشاد 2: 2 (#4), نشيد الأنشاد 2: 3 (#1), نشيد الأنشاد 2: 3 (#2), نشيد الأنشاد 2: 3 (#3), نشيد الأنشاد 2: 3 (#4), نشيد الأنشاد 2: 3 (#5), نشيد الأنشاد 2: 3 (#6), نشيد الأنشاد 2: 3 (#7), نشيد الأنشاد 2: 3 (#8), نشيد الأنشاد 2: 3 (#9), نشيد الأنشاد 2: 4 (#1), نشيد الأنشاد 2: 4 (#2), نشيد الأنشاد 2: 4 (#3), نشيد الأنشاد 2: 4 (#4), نشيد الأنشاد 2: 4 (#5), نشيد الأنشاد 2: 4 (#6), نشيد الأنشاد 2: 4 (#7), نشيد الأنشاد 2: 5 (#1), نشيد الأنشاد 2: 5 (#2), نشيد الأنشاد 2: 5 (#3), نشيد الأنشاد 2: 5 (#4), نشيد الأنشاد 2: 5 (#5), نشيد الأنشاد 2: 5 (#6), نشيد الأنشاد 2: 5 (#7), نشيد الأنشاد 2: 6 (#1), نشيد الأنشاد 2: 7 (#1), نشيد الأنشاد 2: 7 (#2), نشيد الأنشاد 2: 7 (#3), نشيد الأنشاد 2: 7 (#4), نشيد الأنشاد 2: 7 (#5), نشيد الأنشاد 2: 7 (#6), نشيد الأنشاد 2: 7 (#7), نشيد الأنشاد 2: 7 (#8), نشيد الأنشاد 2: 7 (#9), نشيد الأنشاد 2: 8 (#1), نشيد الأنشاد 2: 8 (#2), نشيد الأنشاد 2: 8 (#3), نشيد الأنشاد 2: 8 (#4), نشيد الأنشاد 2: 8–9 (#1), نشيد الأنشاد 2: 8–9 (#2), نشيد الأنشاد 2: 9 (#1), نشيد الأنشاد 2: 9 (#2), نشيد الأنشاد 2: 9 (#3), نشيد الأنشاد 2: 9 (#4), نشيد الأنشاد 2: 9 (#5), نشيد الأنشاد 2: 9 (#6), نشيد الأنشاد 2: 9 (#7), نشيد الأنشاد 2: 9 (#8), نشيد الأنشاد 2: 10 (#1), نشيد الأنشاد 2: 11 (#1), نشيد الأنشاد 2: 11 (#2), نشيد الأنشاد 2: 11 (#3), نشيد الأنشاد 2: 11 (#4), نشيد الأنشاد 2: 11 (#5), نشيد الأنشاد 2: 11 (#6), نشيد الأنشاد 2: 11 (#7), نشيد الأنشاد 2: 12 (#1), نشيد الأنشاد 2: 12 (#2), نشيد الأنشاد 2: 13 (#1), نشيد الأنشاد 2: 13 (#2), نشيد الأنشاد 2: 13 (#3), نشيد الأنشاد 2: 13 (#4), نشيد الأنشاد 2: 14 (#1), نشيد الأنشاد 2: 14 (#2), نشيد الأنشاد 2: 14 (#3), نشيد الأنشاد 2: 14 (#4), نشيد الأنشاد 2: 14 (#5), نشيد الأنشاد 2: 14 (#6), نشيد الأنشاد 2: 14 (#7), نشيد الأنشاد 2: 15 (#1), نشيد الأنشاد 2: 15 (#2), نشيد الأنشاد 2: 15 (#3), نشيد الأنشاد 2: 15 (#4), نشيد الأنشاد 2: 15 (#5), نشيد الأنشاد 2: 16 (#1), نشيد الأنشاد 2: 16 (#2), نشيد الأنشاد 2: 16 (#3), نشيد الأنشاد 2: 16 (#4), نشيد الأنشاد 2: 17 (#1), نشيد الأنشاد 2: 17 (#2), نشيد الأنشاد 2: 17 (#3), نشيد الأنشاد 2: 17 (#4), نشيد الأنشاد 2: 17 (#5), نشيد الأنشاد - مقدمة أصحاح 3, نشيد الأنشاد 3: 1 (#1), نشيد الأنشاد 3: 1 (#2), نشيد الأنشاد 3: 1 (#3), نشيد الأنشاد 3: 1 (#4), نشيد الأنشاد 3: 2 (#1), نشيد الأنشاد 3: 2 (#2), نشيد الأنشاد 3: 2 (#3), نشيد الأنشاد 3: 2 (#4), نشيد الأنشاد 3: 2 (#5), نشيد الأنشاد 3: 3 (#1), نشيد الأنشاد 3: 3 (#2), نشيد الأنشاد 3: 3 (#3), نشيد الأنشاد 3: 3 (#4), نشيد الأنشاد 3: 4 (#1), نشيد الأنشاد 3: 4 (#2), نشيد الأنشاد 3: 4 (#3), نشيد الأنشاد 3: 4 (#4), نشيد الأنشاد 3: 5 (#1), نشيد الأنشاد 3: 6 (#1), نشيد الأنشاد 3: 6 (#2), نشيد الأنشاد 3: 6 (#3), نشيد الأنشاد 3: 6 (#4), نشيد الأنشاد 3: 6 (#5), نشيد الأنشاد 3 :6 (#6), نشيد الأنشاد 3: 6 (#7), نشيد الأنشاد 3: 6 (#8), نشيد الأنشاد 3: 6 (#9), نشيد الأنشاد 3: 7 (#1), نشيد الأنشاد 3: 7 (#2), نشيد الأنشاد 3: 7 (#3), نشيد الأنشاد 3: 8 (#1), نشيد الأنشاد 3: 8 (#2), نشيد الأنشاد 3: 8 (#3), نشيد الأنشاد 3: 9 (#1), نشيد الأنشاد 3: 9 (#2), نشيد الأنشاد 3: 9–10 (#1), نشيد الأنشاد 3: 9–10 (#2), نشيد الأنشاد 3: 10 (#1), نشيد الأنشاد 3: 10 (#2), نشيد الأنشاد 3: 10 (#3), نشيد الأنشاد 3: 10 (#4), نشيد الأنشاد 3: 10 (#5), نشيد الأنشاد 3: 10 (#6), نشيد الأنشاد 3: 10 (#7), نشيد الأنشاد 3: 11 (#1), نشيد الأنشاد 3: 11 (#2), نشيد الأنشاد 3: 11 (#3), نشيد الأنشاد 3: 11 (#4), نشيد الأنشاد 3: 11 (#5), نشيد الأنشاد - مقدمة أصحاح 4, نشيد الأنشاد 4: 1 (#1), نشيد الأنشاد 4: 1 (#2), نشيد الأنشاد 4: 1 (#3), نشيد الأنشاد 4: 2 (#1), نشيد الأنشاد 4: 2 (#2), نشيد الأنشاد 4: 2 (#3), نشيد الأنشاد 4: 2 (#4), نشيد الأنشاد 4: 2 (#5), نشيد الأنشاد 4: 3 (#1), نشيد الأنشاد 4: 3 (#2), نشيد الأنشاد 4: 3 (#3), نشيد الأنشاد 4: 3 (#4), نشيد الأنشاد 4: 4 (#1), نشيد الأنشاد 4: 4 (#2), نشيد الأنشاد 4: 4 (#3), نشيد الأنشاد 4: 4 (#4), نشيد الأنشاد 4: 4 (#5), نشيد الأنشاد 4: 4 (#6), نشيد الأنشاد 4: 4 (#7), نشيد الأنشاد 4: 5 (#1), نشيد الأنشاد 4: 5 (#2), نشيد الأنشاد 4: 5 (#3), نشيد الأنشاد 4: 6 (#1), نشيد الأنشاد 4: 6 (#2), نشيد الأنشاد 4: 6 (#3), نشيد الأنشاد 4: 6 (#4), نشيد الأنشاد 4: 7 (#1), نشيد الأنشاد 4: 8 (#1), نشيد الأنشاد 4: 8 (#2), نشيد الأنشاد 4: 8 (#3), نشيد الأنشاد 4: 8 (#4), نشيد الأنشاد 4: 8 (#5), نشيد الأنشاد 4: 9 (#1), نشيد الأنشاد 4: 9 (#2), نشيد الأنشاد 4: 9 (#3), نشيد الأنشاد 4: 10 (#1), نشيد الأنشاد 4: 10 (#2), نشيد الأنشاد 4: 10 (#3), نشيد الأنشاد 4: 10 (#4), نشيد الأنشاد 4: 10 (#5), نشيد الأنشاد 4: 10 (#6), نشيد الأنشاد 4: 11 (#1), نشيد الأنشاد 4: 11 (#2), نشيد الأنشاد 4: 11 (#3), نشيد الأنشاد 4: 11 (#4), نشيد الأنشاد 4: 12 (#1), نشيد الأنشاد 4: 12 (#2), نشيد الأنشاد 4: 12 (#3), نشيد الأنشاد 4: 12 (#4), نشيد الأنشاد 4: 12 (#5), نشيد الأنشاد 4: 12 (#6), نشيد الأنشاد 4: 13 (#1), نشيد الأنشاد 4: 13–14 (#1), نشيد الأنشاد 4: 13–14 (#2), نشيد الأنشاد 4: 13–14 (#1), نشيد الأنشاد 4: 14 (#1), نشيد الأنشاد 4: 15 (#1), نشيد الأنشاد 4: 15 (#2), نشيد الأنشاد 4: 15 (#3), نشيد الأنشاد 4: 15 (#4), نشيد الأنشاد 4: 16 (#1), نشيد الأنشاد 4: 16 (#2), نشيد الأنشاد 4: 16 (#3), نشيد الأنشاد 4: 16 (#4), نشيد الأنشاد - مقدمة أصحاح 5, نشيد الأنشاد 5: 1 (#1), نشيد الأنشاد 5: 1 (#2), نشيد الأنشاد 5: 1 (#3), نشيد الأنشاد 5: 1 (#4), نشيد الأنشاد 5: 1 (#5), نشيد الأنشاد 5: 1 (#6), نشيد الأنشاد 5: 1 (#7), نشيد الأنشاد 5: 2 (#1), نشيد الأنشاد 5: 2 (#2), نشيد الأنشاد 5: 2 (#3), نشيد الأنشاد 5: 2 (#4), نشيد الأنشاد 5: 2 (#5), نشيد الأنشاد 5: 2 (#6), نشيد الأنشاد 5: 2 (#7), نشيد الأنشاد 5: 3 (#1), نشيد الأنشاد 5: 3 (#2), نشيد الأنشاد 5: 4 (#1), نشيد الأنشاد 5: 4 (#2), نشيد الأنشاد 5: 4 (#3), نشيد الأنشاد 5: 5 (#1), نشيد الأنشاد 5: 5 (#2), نشيد الأنشاد 5: 5 (#3), نشيد الأنشاد 5: 6 (#1), نشيد الأنشاد 5: 6 (#2), نشيد الأنشاد 5: 6 (#3), نشيد الأنشاد 5: 6 (#4), نشيد الأنشاد 5: 6 (#5), نشيد الأنشاد 5: 6 (#6), نشيد الأنشاد 5: 7 (#1), نشيد الأنشاد 5: 7 (#2), نشيد الأنشاد 5: 7 (#3), نشيد الأنشاد 5: 7 (#4), نشيد الأنشاد 5: 7 (#5), نشيد الأنشاد 5: 8 (#1), نشيد الأنشاد 5: 8 (#2), نشيد الأنشاد 5: 8 (#3), نشيد الأنشاد 5: 9 (#1), نشيد الأنشاد 5: 9 (#2), نشيد الأنشاد 5: 9 (#3), نشيد الأنشاد 5: 9 (#4), نشيد الأنشاد 5: 9 (#5), نشيد الأنشاد 5: 9 (#6), نشيد الأنشاد 5: 10 (#1), نشيد الأنشاد 5: 10 (#2), نشيد الأنشاد 5: 11 (#1), نشيد الأنشاد 5: 11 (#2), نشيد الأنشاد 5: 11 (#3), نشيد الأنشاد 5: 12 (#1), نشيد الأنشاد 5: 12 (#2), نشيد الأنشاد 5: 13 (#1), نشيد الأنشاد 5: 13 (#2), نشيد الأنشاد 5: 13 (#3), نشيد الأنشاد 5: 13 (#4), نشيد الأنشاد 5: 13 (#5), نشيد الأنشاد 5: 13 (#6), نشيد الأنشاد 5: 13 (#7), نشيد الأنشاد 5: 14 (#1), نشيد الأنشاد 5: 14 (#2), نشيد الأنشاد 5: 14 (#3), نشيد الأنشاد 5: 14 (#4), نشيد الأنشاد 5: 14 (#5), نشيد الأنشاد 5: 14 (#6), نشيد الأنشاد 5: 14 (#7), نشيد الأنشاد 5: 15 (#1), نشيد الأنشاد 5: 15 (#2), نشيد الأنشاد 5: 15 (#3), نشيد الأنشاد 5: 15 (#4), نشيد الأنشاد 5: 16 (#1), نشيد الأنشاد 5: 16 (#2), نشيد الأنشاد 5: 16 (#3), نشيد الأنشاد - مقدمة أصحاح 6, نشيد الأنشاد 6: 1 (#1), نشيد الأنشاد 6: 1 (#2), نشيد الأنشاد 6: 1 (#3), نشيد الأنشاد 6: 1 (#4), نشيد الأنشاد 6: 1 (#5), نشيد الأنشاد 6: 2 (#1), نشيد الأنشاد 6: 2 (#2), نشيد الأنشاد 6: 2 (#3), نشيد الأنشاد 6: 2 (#4), نشيد الأنشاد 6: 2 (#5), نشيد الأنشاد 6: 3 (#1), نشيد الأنشاد 6: 3 (#2), نشيد الأنشاد 6: 4 (#1), نشيد الأنشاد 6: 4 (#2), نشيد الأنشاد 6: 4 (#3), نشيد الأنشاد 6: 4 (#4), نشيد الأنشاد 6: 4 (#5), نشيد الأنشاد 6: 4 (#6), نشيد الأنشاد 6: 5 (#1), نشيد الأنشاد 6: 6 (#1), نشيد الأنشاد 6: 6 (#2), نشيد الأنشاد 6: 7 (#1), نشيد الأنشاد 6: 8 (#1), نشيد الأنشاد 6: 8 (#2), نشيد الأنشاد 6: 8 (#3), نشيد الأنشاد 6: 8 (#4), نشيد الأنشاد 6: 8–9 (#1), نشيد الأنشاد 6: 9 (#1), نشيد الأنشاد 6: 9 (#2), نشيد الأنشاد 6: 9 (#3), نشيد الأنشاد 6: 9 (#4), نشيد الأنشاد 6: 9 (#5), نشيد الأنشاد 6: 9 (#6), نشيد الأنشاد 6: 10 (#1), نشيد الأنشاد 6: 10 (#2), نشيد الأنشاد 6: 10 (#3), نشيد الأنشاد 6: 10 (#4), نشيد الأنشاد 6: 10 (#5), نشيد الأنشاد 6: 11 (#1), نشيد الأنشاد 6: 11 (#1), نشيد الأنشاد 6: 11 (#2), نشيد الأنشاد 6: 11–12 (#1), نشيد الأنشاد 6: 12 (#1), نشيد الأنشاد 6: 12 (#2), نشيد الأنشاد 6: 12 (#3), نشيد الأنشاد 6: 13 (#1), نشيد الأنشاد 6: 13 (#2), نشيد الأنشاد 6: 13 (#3), نشيد الأنشاد 6: 13 (#4), نشيد الأنشاد 6: 13 (#5), نشيد الأنشاد 6: 13 (#6), نشيد الأنشاد - مقدمة أصحاح 7, نشيد الأنشاد 7: 1 (#1), نشيد الأنشاد 7: 1 (#2), نشيد الأنشاد 7: 1 (#3), نشيد الأنشاد 7: 1 (#4), نشيد الأنشاد 7: 1 (#5), نشيد الأنشاد 7: 1 (#6), نشيد الأنشاد 7: 1 (#7), نشيد الأنشاد 7: 2 (#1), نشيد الأنشاد 7: 2 (#2), نشيد الأنشاد 7: 2 (#3), نشيد الأنشاد 7: 2 (#4), نشيد الأنشاد 7: 2 (#5), نشيد الأنشاد 7: 3 (#1), نشيد الأنشاد 7: 4 (#1), نشيد الأنشاد 7: 4 (#2), نشيد الأنشاد 7: 4 (#3), نشيد الأنشاد 7: 4 (#4), نشيد الأنشاد 7: 4 (#5), نشيد الأنشاد 7: 4 (#6), نشيد الأنشاد 7: 5 (#1), نشيد الأنشاد 7: 5 (#2), نشيد الأنشاد 7: 5 (#3), نشيد الأنشاد 7: 5 (#4), نشيد الأنشاد 7: 5 (#5), نشيد الأنشاد 7: 5 (#6), نشيد الأنشاد 7: 5 (#7), نشيد الأنشاد 7: 6 (#1), نشيد الأنشاد 7: 6 (#2), نشيد الأنشاد 7: 6 (#3), نشيد الأنشاد 7: 6 (#4), نشيد الأنشاد 7: 6 (#5), نشيد الأنشاد 7: 7 (#1), نشيد الأنشاد 7: 7 (#2), نشيد الأنشاد 7: 7 (#3), نشيد الأنشاد 7: 8 (#1), نشيد الأنشاد 7: 8 (#2), نشيد الأنشاد 7: 8 (#3), نشيد الأنشاد 7: 8 (#4), نشيد الأنشاد 7: 8 (#5), نشيد الأنشاد 7: 8 (#6), نشيد الأنشاد 7: 8 (#7), نشيد الأنشاد 7: 8 (#8), نشيد الأنشاد 7: 8 (#9), نشيد الأنشاد 7: 8 (#10), نشيد الأنشاد 7: 8 (#11), نشيد الأنشاد 7: 9 (#1), نشيد الأنشاد 7: 9 (#2), نشيد الأنشاد 7: 9 (#3), نشيد الأنشاد 7: 9 (#4), نشيد الأنشاد 7: 9 (#5), نشيد الأنشاد 7: 9 (#6), نشيد الأنشاد 7: 9 (#7), نشيد الأنشاد 7: 9 (#8), نشيد الأنشاد 7: 10 (#1), نشيد الأنشاد 7: 11 (#1), نشيد الأنشاد 7: 11 (#2), نشيد الأنشاد 7: 11 (#3), نشيد الأنشاد 7: 11 (#4), نشيد الأنشاد 7: 12 (#1), نشيد الأنشاد 7: 12 (#2), نشيد الأنشاد 7: 12 (#3), نشيد الأنشاد 7: 12 (#4), نشيد الأنشاد 7: 12 (#5), نشيد الأنشاد 7: 13 (#1), نشيد الأنشاد 7: 13 (#2), نشيد الأنشاد 7: 13 (#3), نشيد الأنشاد 7: 13 (#4), نشيد الأنشاد 7: 13 (#5), نشيد الأنشاد - مقدمة أصحاح 8, نشيد الأنشاد 8: 1 (#1), نشيد الأنشاد 8: 1 (#2), نشيد الأنشاد 8: 1 (#3), نشيد الأنشاد 8: 1 (#1), نشيد الأنشاد 8: 1 (#2), نشيد الأنشاد 8: 1–2 (#1), نشيد الأنشاد 8: 2 (#1), نشيد الأنشاد 8: 2 (#2), نشيد الأنشاد 8: 2 (#3), نشيد الأنشاد 8: 2 (#4), نشيد الأنشاد 8: 2 (#5), نشيد الأنشاد 8: 2 (#6), نشيد الأنشاد 8: 3 (#1), نشيد الأنشاد 8: 4 (#1), نشيد الأنشاد 8: 5 (#1), نشيد الأنشاد 8: 5 (#2), نشيد الأنشاد 8: 5 (#3), نشيد سليمان 8: 5 (#4), نشيد الأنشاد 8: 5 (#1), نشيد الأنشاد 8: 5 (#2), نشيد الأنشاد 8: 5–7 (#1), نشيد الأنشاد 8: 6 (#1), نشيد الأنشاد 8: 6 (#2), نشيد الأنشاد 8: 6 (#3), نشيد الأنشاد 8: 6 (#4), نشيد الأنشاد 8: 6 (#5), نشيد الأنشاد 8: 6 (#6), نشيد الأنشاد 8: 6 (#7), نشيد الأنشاد 8: 6 (#8), نشيد الأنشاد 8: 6 (#9), نشيد الأنشاد 8: 6 (#10), نشيد الأنشاد 8: 6 (#11), نشيد الأنشاد 8: 7 (#1), نشيد الأنشاد 8: 7 (#2), نشيد الأنشاد 8: 7 (#3), نشيد الأنشاد 8: 7 (#4), نشيد الأنشاد 8: 7 (#5), نشيد الأنشاد 8: 7 (#6), نشيد الأنشاد 8: 8 (#1), نشيد الأنشاد 8: 8 (#2), نشيد الأنشاد 8: 8 (#3), نشيد الأنشاد 8: 8 (#4), نشيد الأنشاد 8: 8 (#5), نشيد الأنشاد 8: 8–9 (#1), نشيد الأنشاد 8: 9 (#1), نشيد الأنشاد 8: 9 (#2), نشيد الأنشاد 8: 10 (#1), نشيد الأنشاد 8: 10 (#2), نشيد الأنشاد 8: 10 (#3), نشيد الأنشاد 8: 10 (#4), نشيد الأنشاد 8: 10 (#5), نشيد الأنشاد 8: 10 (#6), نشيد الأنشاد 8: 10 (#7), نشيد الأنشاد 8: 10 (#8), نشيد الأنشاد 8: 11 (#1), نشيد الأنشاد 8: 11 (#2), نشيد الأنشاد 8: 11 (#3), نشيد الأنشاد 8: 11 (#4), نشيد الأنشاد 8: 11 (#5), نشيد الأنشاد 8: 11–12 (#1), نشيد الأنشاد 8: 12 (#1), نشيد الأنشاد 8: 12 (#2), نشيد الأنشاد 8: 12 (#3), نشيد الأنشاد 8: 12 (#4), نشيد الأنشاد 8: 13 (#1), نشيد الأنشاد 8: 13 (#2), نشيد الأنشاد 8: 13 (#3), نشيد الأنشاد 8: 14 (#1), نشيد الأنشاد 8: 14 (#2), نشيد الأنشاد 8: 14 (#3), نشيد الأنشاد 8: 14 (#4), نشيد الأنشاد 8: 14 (#5)</w:t>
-      </w:r>
-      <w:r>
-        <w:rPr>
           <w:lang w:val="ar_AE" w:bidi="ar_AE"/>
         </w:rPr>
       </w:r>
@@ -47045,7 +47038,7 @@
         <w:rPr>
           <w:lang w:val="ar_AE" w:bidi="ar_AE"/>
         </w:rPr>
-        <w:t xml:space="preserve">في الشرق الأدنى القديم، كان من الشائع وصف المرأة باستخدام تشبيهات تتعلق بالحيوانات. لكن في العديد من الثقافات اليوم، قد يُعتبر ذلك مهينًا. تُستخدم تشبيهات مختلفة للجمال في ثقافات مختلفة. (انظر: </w:t>
+        <w:t xml:space="preserve">في الشرق الأدنى القديم، كان من المقبول وصف المرأة باستخدام مقارنات بالحيوانات. لكن في العديد من الثقافات اليوم، قد يُعتبر ذلك مهينًا. تُستخدم تشبيهات مختلفة للجمال في ثقافات مختلفة. (انظر: </w:t>
       </w:r>
       <w:r>
         <w:rPr>

--- a/arb/docx/22.content.docx
+++ b/arb/docx/22.content.docx
@@ -22,7 +22,7 @@
         <w:rPr>
           <w:lang w:val="ar_AE" w:bidi="ar_AE"/>
         </w:rPr>
-        <w:t>Resource: ملاحظات الترجمة (كلمة متكشفة)</w:t>
+        <w:t>Resource: unfoldingWord® Translation Notes</w:t>
       </w:r>
       <w:r>
         <w:rPr>
@@ -96,7 +96,7 @@
         <w:rPr>
           <w:lang w:val="ar_AE" w:bidi="ar_AE"/>
         </w:rPr>
-        <w:t>ملاحظات الترجمة (كلمة متكشفة)</w:t>
+        <w:t>unfoldingWord® Translation Notes</w:t>
       </w:r>
     </w:p>
     <w:p>

--- a/arb/docx/22.content.docx
+++ b/arb/docx/22.content.docx
@@ -1119,6 +1119,22 @@
       </w:r>
       <w:r>
         <w:rPr>
+          <w:lang w:val="ar_AE" w:bidi="ar_AE"/>
+        </w:rPr>
+        <w:t>שִׁ֥יר הַ⁠שִּׁירִ֖ים אֲשֶׁ֥ר לִ⁠שְׁלֹמֹֽה</w:t>
+      </w:r>
+    </w:p>
+    <w:p>
+      <w:pPr>
+        <w:bidi/>
+      </w:pPr>
+      <w:r>
+        <w:rPr>
+          <w:lang w:val="ar_AE" w:bidi="ar_AE"/>
+        </w:rPr>
+      </w:r>
+      <w:r>
+        <w:rPr>
           <w:b/>
           <w:lang w:val="ar_AE" w:bidi="ar_AE"/>
         </w:rPr>
@@ -1211,6 +1227,22 @@
       </w:r>
       <w:r>
         <w:rPr>
+          <w:lang w:val="ar_AE" w:bidi="ar_AE"/>
+        </w:rPr>
+        <w:t>שִׁ֥יר הַ⁠שִּׁירִ֖ים</w:t>
+      </w:r>
+    </w:p>
+    <w:p>
+      <w:pPr>
+        <w:bidi/>
+      </w:pPr>
+      <w:r>
+        <w:rPr>
+          <w:lang w:val="ar_AE" w:bidi="ar_AE"/>
+        </w:rPr>
+      </w:r>
+      <w:r>
+        <w:rPr>
           <w:b/>
           <w:lang w:val="ar_AE" w:bidi="ar_AE"/>
         </w:rPr>
@@ -1342,6 +1374,22 @@
       </w:r>
       <w:r>
         <w:rPr>
+          <w:lang w:val="ar_AE" w:bidi="ar_AE"/>
+        </w:rPr>
+        <w:t>לִ⁠שְׁלֹמֹֽה</w:t>
+      </w:r>
+    </w:p>
+    <w:p>
+      <w:pPr>
+        <w:bidi/>
+      </w:pPr>
+      <w:r>
+        <w:rPr>
+          <w:lang w:val="ar_AE" w:bidi="ar_AE"/>
+        </w:rPr>
+      </w:r>
+      <w:r>
+        <w:rPr>
           <w:b/>
           <w:lang w:val="ar_AE" w:bidi="ar_AE"/>
         </w:rPr>
@@ -1517,6 +1565,22 @@
       </w:r>
       <w:r>
         <w:rPr>
+          <w:lang w:val="ar_AE" w:bidi="ar_AE"/>
+        </w:rPr>
+        <w:t>דֹּדֶ֖י⁠ךָ</w:t>
+      </w:r>
+    </w:p>
+    <w:p>
+      <w:pPr>
+        <w:bidi/>
+      </w:pPr>
+      <w:r>
+        <w:rPr>
+          <w:lang w:val="ar_AE" w:bidi="ar_AE"/>
+        </w:rPr>
+      </w:r>
+      <w:r>
+        <w:rPr>
           <w:b/>
           <w:lang w:val="ar_AE" w:bidi="ar_AE"/>
         </w:rPr>
@@ -1648,6 +1712,22 @@
       </w:r>
       <w:r>
         <w:rPr>
+          <w:lang w:val="ar_AE" w:bidi="ar_AE"/>
+        </w:rPr>
+        <w:t>טוֹבִ֥ים דֹּדֶ֖י⁠ךָ מִ⁠יָּֽיִן</w:t>
+      </w:r>
+    </w:p>
+    <w:p>
+      <w:pPr>
+        <w:bidi/>
+      </w:pPr>
+      <w:r>
+        <w:rPr>
+          <w:lang w:val="ar_AE" w:bidi="ar_AE"/>
+        </w:rPr>
+      </w:r>
+      <w:r>
+        <w:rPr>
           <w:b/>
           <w:lang w:val="ar_AE" w:bidi="ar_AE"/>
         </w:rPr>
@@ -1753,6 +1833,22 @@
       </w:r>
       <w:r>
         <w:rPr>
+          <w:lang w:val="ar_AE" w:bidi="ar_AE"/>
+        </w:rPr>
+        <w:t>טוֹבִ֥ים דֹּדֶ֖י⁠ךָ מִ⁠יָּֽיִן</w:t>
+      </w:r>
+    </w:p>
+    <w:p>
+      <w:pPr>
+        <w:bidi/>
+      </w:pPr>
+      <w:r>
+        <w:rPr>
+          <w:lang w:val="ar_AE" w:bidi="ar_AE"/>
+        </w:rPr>
+      </w:r>
+      <w:r>
+        <w:rPr>
           <w:b/>
           <w:lang w:val="ar_AE" w:bidi="ar_AE"/>
         </w:rPr>
@@ -1915,6 +2011,22 @@
       </w:r>
       <w:r>
         <w:rPr>
+          <w:lang w:val="ar_AE" w:bidi="ar_AE"/>
+        </w:rPr>
+        <w:t>לְ⁠רֵ֨יחַ֙</w:t>
+      </w:r>
+    </w:p>
+    <w:p>
+      <w:pPr>
+        <w:bidi/>
+      </w:pPr>
+      <w:r>
+        <w:rPr>
+          <w:lang w:val="ar_AE" w:bidi="ar_AE"/>
+        </w:rPr>
+      </w:r>
+      <w:r>
+        <w:rPr>
           <w:b/>
           <w:lang w:val="ar_AE" w:bidi="ar_AE"/>
         </w:rPr>
@@ -1998,6 +2110,22 @@
       </w:r>
       <w:r>
         <w:rPr>
+          <w:lang w:val="ar_AE" w:bidi="ar_AE"/>
+        </w:rPr>
+        <w:t>שְׁמָנֶ֣י⁠ךָ טוֹבִ֔ים</w:t>
+      </w:r>
+    </w:p>
+    <w:p>
+      <w:pPr>
+        <w:bidi/>
+      </w:pPr>
+      <w:r>
+        <w:rPr>
+          <w:lang w:val="ar_AE" w:bidi="ar_AE"/>
+        </w:rPr>
+      </w:r>
+      <w:r>
+        <w:rPr>
           <w:b/>
           <w:lang w:val="ar_AE" w:bidi="ar_AE"/>
         </w:rPr>
@@ -2103,6 +2231,22 @@
       </w:r>
       <w:r>
         <w:rPr>
+          <w:lang w:val="ar_AE" w:bidi="ar_AE"/>
+        </w:rPr>
+        <w:t>שֶׁ֖מֶן תּוּרַ֣ק שְׁמֶ֑⁠ךָ</w:t>
+      </w:r>
+    </w:p>
+    <w:p>
+      <w:pPr>
+        <w:bidi/>
+      </w:pPr>
+      <w:r>
+        <w:rPr>
+          <w:lang w:val="ar_AE" w:bidi="ar_AE"/>
+        </w:rPr>
+      </w:r>
+      <w:r>
+        <w:rPr>
           <w:b/>
           <w:lang w:val="ar_AE" w:bidi="ar_AE"/>
         </w:rPr>
@@ -2208,6 +2352,22 @@
       </w:r>
       <w:r>
         <w:rPr>
+          <w:lang w:val="ar_AE" w:bidi="ar_AE"/>
+        </w:rPr>
+        <w:t>שֶׁ֖מֶן תּוּרַ֣ק שְׁמֶ֑⁠ךָ</w:t>
+      </w:r>
+    </w:p>
+    <w:p>
+      <w:pPr>
+        <w:bidi/>
+      </w:pPr>
+      <w:r>
+        <w:rPr>
+          <w:lang w:val="ar_AE" w:bidi="ar_AE"/>
+        </w:rPr>
+      </w:r>
+      <w:r>
+        <w:rPr>
           <w:b/>
           <w:lang w:val="ar_AE" w:bidi="ar_AE"/>
         </w:rPr>
@@ -2313,6 +2473,22 @@
       </w:r>
       <w:r>
         <w:rPr>
+          <w:lang w:val="ar_AE" w:bidi="ar_AE"/>
+        </w:rPr>
+        <w:t>עַל־כֵּ֖ן</w:t>
+      </w:r>
+    </w:p>
+    <w:p>
+      <w:pPr>
+        <w:bidi/>
+      </w:pPr>
+      <w:r>
+        <w:rPr>
+          <w:lang w:val="ar_AE" w:bidi="ar_AE"/>
+        </w:rPr>
+      </w:r>
+      <w:r>
+        <w:rPr>
           <w:b/>
           <w:lang w:val="ar_AE" w:bidi="ar_AE"/>
         </w:rPr>
@@ -2523,6 +2699,22 @@
       </w:r>
       <w:r>
         <w:rPr>
+          <w:lang w:val="ar_AE" w:bidi="ar_AE"/>
+        </w:rPr>
+        <w:t>מָשְׁכֵ֖⁠נִי</w:t>
+      </w:r>
+    </w:p>
+    <w:p>
+      <w:pPr>
+        <w:bidi/>
+      </w:pPr>
+      <w:r>
+        <w:rPr>
+          <w:lang w:val="ar_AE" w:bidi="ar_AE"/>
+        </w:rPr>
+      </w:r>
+      <w:r>
+        <w:rPr>
           <w:b/>
           <w:lang w:val="ar_AE" w:bidi="ar_AE"/>
         </w:rPr>
@@ -2724,6 +2916,22 @@
       </w:r>
       <w:r>
         <w:rPr>
+          <w:lang w:val="ar_AE" w:bidi="ar_AE"/>
+        </w:rPr>
+        <w:t>נָּר֑וּצָה</w:t>
+      </w:r>
+    </w:p>
+    <w:p>
+      <w:pPr>
+        <w:bidi/>
+      </w:pPr>
+      <w:r>
+        <w:rPr>
+          <w:lang w:val="ar_AE" w:bidi="ar_AE"/>
+        </w:rPr>
+      </w:r>
+      <w:r>
+        <w:rPr>
           <w:b/>
           <w:lang w:val="ar_AE" w:bidi="ar_AE"/>
         </w:rPr>
@@ -2829,6 +3037,22 @@
         <w:rPr>
           <w:lang w:val="ar_AE" w:bidi="ar_AE"/>
         </w:rPr>
+      </w:r>
+    </w:p>
+    <w:p>
+      <w:pPr>
+        <w:bidi/>
+      </w:pPr>
+      <w:r>
+        <w:rPr>
+          <w:lang w:val="ar_AE" w:bidi="ar_AE"/>
+        </w:rPr>
+      </w:r>
+      <w:r>
+        <w:rPr>
+          <w:lang w:val="ar_AE" w:bidi="ar_AE"/>
+        </w:rPr>
+        <w:t>נָּר֑וּצָה</w:t>
       </w:r>
     </w:p>
     <w:p>
@@ -3083,6 +3307,22 @@
       </w:r>
       <w:r>
         <w:rPr>
+          <w:lang w:val="ar_AE" w:bidi="ar_AE"/>
+        </w:rPr>
+        <w:t>הֱבִיאַ֨⁠נִי הַ⁠מֶּ֜לֶךְ</w:t>
+      </w:r>
+    </w:p>
+    <w:p>
+      <w:pPr>
+        <w:bidi/>
+      </w:pPr>
+      <w:r>
+        <w:rPr>
+          <w:lang w:val="ar_AE" w:bidi="ar_AE"/>
+        </w:rPr>
+      </w:r>
+      <w:r>
+        <w:rPr>
           <w:b/>
           <w:lang w:val="ar_AE" w:bidi="ar_AE"/>
         </w:rPr>
@@ -3188,6 +3428,22 @@
       </w:r>
       <w:r>
         <w:rPr>
+          <w:lang w:val="ar_AE" w:bidi="ar_AE"/>
+        </w:rPr>
+        <w:t>הֱבִיאַ֨⁠נִי</w:t>
+      </w:r>
+    </w:p>
+    <w:p>
+      <w:pPr>
+        <w:bidi/>
+      </w:pPr>
+      <w:r>
+        <w:rPr>
+          <w:lang w:val="ar_AE" w:bidi="ar_AE"/>
+        </w:rPr>
+      </w:r>
+      <w:r>
+        <w:rPr>
           <w:b/>
           <w:lang w:val="ar_AE" w:bidi="ar_AE"/>
         </w:rPr>
@@ -3507,6 +3763,22 @@
       </w:r>
       <w:r>
         <w:rPr>
+          <w:lang w:val="ar_AE" w:bidi="ar_AE"/>
+        </w:rPr>
+        <w:t>נָגִ֤ילָה וְ⁠נִשְׂמְחָה֙</w:t>
+      </w:r>
+    </w:p>
+    <w:p>
+      <w:pPr>
+        <w:bidi/>
+      </w:pPr>
+      <w:r>
+        <w:rPr>
+          <w:lang w:val="ar_AE" w:bidi="ar_AE"/>
+        </w:rPr>
+      </w:r>
+      <w:r>
+        <w:rPr>
           <w:b/>
           <w:lang w:val="ar_AE" w:bidi="ar_AE"/>
         </w:rPr>
@@ -3625,6 +3897,22 @@
       </w:r>
       <w:r>
         <w:rPr>
+          <w:lang w:val="ar_AE" w:bidi="ar_AE"/>
+        </w:rPr>
+        <w:t>נַזְכִּ֤ירָה</w:t>
+      </w:r>
+    </w:p>
+    <w:p>
+      <w:pPr>
+        <w:bidi/>
+      </w:pPr>
+      <w:r>
+        <w:rPr>
+          <w:lang w:val="ar_AE" w:bidi="ar_AE"/>
+        </w:rPr>
+      </w:r>
+      <w:r>
+        <w:rPr>
           <w:b/>
           <w:lang w:val="ar_AE" w:bidi="ar_AE"/>
         </w:rPr>
@@ -3695,6 +3983,22 @@
       </w:r>
       <w:r>
         <w:rPr>
+          <w:lang w:val="ar_AE" w:bidi="ar_AE"/>
+        </w:rPr>
+        <w:t>מִ⁠יַּ֔יִן</w:t>
+      </w:r>
+    </w:p>
+    <w:p>
+      <w:pPr>
+        <w:bidi/>
+      </w:pPr>
+      <w:r>
+        <w:rPr>
+          <w:lang w:val="ar_AE" w:bidi="ar_AE"/>
+        </w:rPr>
+      </w:r>
+      <w:r>
+        <w:rPr>
           <w:b/>
           <w:lang w:val="ar_AE" w:bidi="ar_AE"/>
         </w:rPr>
@@ -3915,6 +4219,22 @@
       </w:r>
       <w:r>
         <w:rPr>
+          <w:lang w:val="ar_AE" w:bidi="ar_AE"/>
+        </w:rPr>
+        <w:t>דֹדֶ֨י⁠ךָ֙ מִ⁠יַּ֔יִן</w:t>
+      </w:r>
+    </w:p>
+    <w:p>
+      <w:pPr>
+        <w:bidi/>
+      </w:pPr>
+      <w:r>
+        <w:rPr>
+          <w:lang w:val="ar_AE" w:bidi="ar_AE"/>
+        </w:rPr>
+      </w:r>
+      <w:r>
+        <w:rPr>
           <w:b/>
           <w:lang w:val="ar_AE" w:bidi="ar_AE"/>
         </w:rPr>
@@ -4020,6 +4340,22 @@
       </w:r>
       <w:r>
         <w:rPr>
+          <w:lang w:val="ar_AE" w:bidi="ar_AE"/>
+        </w:rPr>
+        <w:t>מֵישָׁרִ֖ים אֲהֵבֽוּ⁠ךָ</w:t>
+      </w:r>
+    </w:p>
+    <w:p>
+      <w:pPr>
+        <w:bidi/>
+      </w:pPr>
+      <w:r>
+        <w:rPr>
+          <w:lang w:val="ar_AE" w:bidi="ar_AE"/>
+        </w:rPr>
+      </w:r>
+      <w:r>
+        <w:rPr>
           <w:b/>
           <w:lang w:val="ar_AE" w:bidi="ar_AE"/>
         </w:rPr>
@@ -4160,6 +4496,22 @@
       </w:r>
       <w:r>
         <w:rPr>
+          <w:lang w:val="ar_AE" w:bidi="ar_AE"/>
+        </w:rPr>
+        <w:t>מֵישָׁרִ֖ים אֲהֵבֽוּ⁠ךָ</w:t>
+      </w:r>
+    </w:p>
+    <w:p>
+      <w:pPr>
+        <w:bidi/>
+      </w:pPr>
+      <w:r>
+        <w:rPr>
+          <w:lang w:val="ar_AE" w:bidi="ar_AE"/>
+        </w:rPr>
+      </w:r>
+      <w:r>
+        <w:rPr>
           <w:b/>
           <w:lang w:val="ar_AE" w:bidi="ar_AE"/>
         </w:rPr>
@@ -4440,6 +4792,22 @@
         <w:rPr>
           <w:lang w:val="ar_AE" w:bidi="ar_AE"/>
         </w:rPr>
+      </w:r>
+    </w:p>
+    <w:p>
+      <w:pPr>
+        <w:bidi/>
+      </w:pPr>
+      <w:r>
+        <w:rPr>
+          <w:lang w:val="ar_AE" w:bidi="ar_AE"/>
+        </w:rPr>
+      </w:r>
+      <w:r>
+        <w:rPr>
+          <w:lang w:val="ar_AE" w:bidi="ar_AE"/>
+        </w:rPr>
+        <w:t>בְּנ֖וֹת יְרוּשָׁלִָ֑ם</w:t>
       </w:r>
     </w:p>
     <w:p>
@@ -4763,6 +5131,22 @@
       </w:r>
       <w:r>
         <w:rPr>
+          <w:lang w:val="ar_AE" w:bidi="ar_AE"/>
+        </w:rPr>
+        <w:t>אַל־תִּרְא֨וּ⁠נִי֙ שֶׁ⁠אֲנִ֣י שְׁחַרְחֹ֔רֶת</w:t>
+      </w:r>
+    </w:p>
+    <w:p>
+      <w:pPr>
+        <w:bidi/>
+      </w:pPr>
+      <w:r>
+        <w:rPr>
+          <w:lang w:val="ar_AE" w:bidi="ar_AE"/>
+        </w:rPr>
+      </w:r>
+      <w:r>
+        <w:rPr>
           <w:b/>
           <w:lang w:val="ar_AE" w:bidi="ar_AE"/>
         </w:rPr>
@@ -4833,6 +5217,22 @@
         <w:rPr>
           <w:lang w:val="ar_AE" w:bidi="ar_AE"/>
         </w:rPr>
+      </w:r>
+    </w:p>
+    <w:p>
+      <w:pPr>
+        <w:bidi/>
+      </w:pPr>
+      <w:r>
+        <w:rPr>
+          <w:lang w:val="ar_AE" w:bidi="ar_AE"/>
+        </w:rPr>
+      </w:r>
+      <w:r>
+        <w:rPr>
+          <w:lang w:val="ar_AE" w:bidi="ar_AE"/>
+        </w:rPr>
+        <w:t>שֶׁ⁠אֲנִ֣י</w:t>
       </w:r>
     </w:p>
     <w:p>
@@ -5087,6 +5487,22 @@
       </w:r>
       <w:r>
         <w:rPr>
+          <w:lang w:val="ar_AE" w:bidi="ar_AE"/>
+        </w:rPr>
+        <w:t>שֶׁ⁠שֱּׁזָפַ֖תְ⁠נִי הַ⁠שָּׁ֑מֶשׁ</w:t>
+      </w:r>
+    </w:p>
+    <w:p>
+      <w:pPr>
+        <w:bidi/>
+      </w:pPr>
+      <w:r>
+        <w:rPr>
+          <w:lang w:val="ar_AE" w:bidi="ar_AE"/>
+        </w:rPr>
+      </w:r>
+      <w:r>
+        <w:rPr>
           <w:b/>
           <w:lang w:val="ar_AE" w:bidi="ar_AE"/>
         </w:rPr>
@@ -5297,6 +5713,22 @@
       </w:r>
       <w:r>
         <w:rPr>
+          <w:lang w:val="ar_AE" w:bidi="ar_AE"/>
+        </w:rPr>
+        <w:t>נֹטֵרָ֣ה אֶת־הַ⁠כְּרָמִ֔ים כַּרְמִ֥⁠י שֶׁ⁠לִּ֖⁠י לֹ֥א נָטָֽרְתִּי</w:t>
+      </w:r>
+    </w:p>
+    <w:p>
+      <w:pPr>
+        <w:bidi/>
+      </w:pPr>
+      <w:r>
+        <w:rPr>
+          <w:lang w:val="ar_AE" w:bidi="ar_AE"/>
+        </w:rPr>
+      </w:r>
+      <w:r>
+        <w:rPr>
           <w:b/>
           <w:lang w:val="ar_AE" w:bidi="ar_AE"/>
         </w:rPr>
@@ -5367,6 +5799,22 @@
       </w:r>
       <w:r>
         <w:rPr>
+          <w:lang w:val="ar_AE" w:bidi="ar_AE"/>
+        </w:rPr>
+        <w:t>כַּרְמִ֥⁠י שֶׁ⁠לִּ֖⁠י לֹ֥א נָטָֽרְתִּי</w:t>
+      </w:r>
+    </w:p>
+    <w:p>
+      <w:pPr>
+        <w:bidi/>
+      </w:pPr>
+      <w:r>
+        <w:rPr>
+          <w:lang w:val="ar_AE" w:bidi="ar_AE"/>
+        </w:rPr>
+      </w:r>
+      <w:r>
+        <w:rPr>
           <w:b/>
           <w:lang w:val="ar_AE" w:bidi="ar_AE"/>
         </w:rPr>
@@ -5472,6 +5920,22 @@
       </w:r>
       <w:r>
         <w:rPr>
+          <w:lang w:val="ar_AE" w:bidi="ar_AE"/>
+        </w:rPr>
+        <w:t>שֶׁ֤⁠אָהֲבָה֙ נַפְשִׁ֔⁠י</w:t>
+      </w:r>
+    </w:p>
+    <w:p>
+      <w:pPr>
+        <w:bidi/>
+      </w:pPr>
+      <w:r>
+        <w:rPr>
+          <w:lang w:val="ar_AE" w:bidi="ar_AE"/>
+        </w:rPr>
+      </w:r>
+      <w:r>
+        <w:rPr>
           <w:b/>
           <w:lang w:val="ar_AE" w:bidi="ar_AE"/>
         </w:rPr>
@@ -5577,6 +6041,22 @@
       </w:r>
       <w:r>
         <w:rPr>
+          <w:lang w:val="ar_AE" w:bidi="ar_AE"/>
+        </w:rPr>
+        <w:t>אֵיכָ֣ה תִרְעֶ֔ה</w:t>
+      </w:r>
+    </w:p>
+    <w:p>
+      <w:pPr>
+        <w:bidi/>
+      </w:pPr>
+      <w:r>
+        <w:rPr>
+          <w:lang w:val="ar_AE" w:bidi="ar_AE"/>
+        </w:rPr>
+      </w:r>
+      <w:r>
+        <w:rPr>
           <w:b/>
           <w:lang w:val="ar_AE" w:bidi="ar_AE"/>
         </w:rPr>
@@ -5879,6 +6359,22 @@
       </w:r>
       <w:r>
         <w:rPr>
+          <w:lang w:val="ar_AE" w:bidi="ar_AE"/>
+        </w:rPr>
+        <w:t>כְּ⁠עֹ֣טְיָ֔ה עַ֖ל עֶדְרֵ֥י חֲבֵרֶֽי⁠ךָ</w:t>
+      </w:r>
+    </w:p>
+    <w:p>
+      <w:pPr>
+        <w:bidi/>
+      </w:pPr>
+      <w:r>
+        <w:rPr>
+          <w:lang w:val="ar_AE" w:bidi="ar_AE"/>
+        </w:rPr>
+      </w:r>
+      <w:r>
+        <w:rPr>
           <w:b/>
           <w:lang w:val="ar_AE" w:bidi="ar_AE"/>
         </w:rPr>
@@ -6102,6 +6598,22 @@
       </w:r>
       <w:r>
         <w:rPr>
+          <w:lang w:val="ar_AE" w:bidi="ar_AE"/>
+        </w:rPr>
+        <w:t>אִם־לֹ֤א תֵדְעִי֙ לָ֔⁠ךְ הַ⁠יָּפָ֖ה בַּ⁠נָּשִׁ֑ים צְֽאִי־לָ֞⁠ךְ</w:t>
+      </w:r>
+    </w:p>
+    <w:p>
+      <w:pPr>
+        <w:bidi/>
+      </w:pPr>
+      <w:r>
+        <w:rPr>
+          <w:lang w:val="ar_AE" w:bidi="ar_AE"/>
+        </w:rPr>
+      </w:r>
+      <w:r>
+        <w:rPr>
           <w:b/>
           <w:lang w:val="ar_AE" w:bidi="ar_AE"/>
         </w:rPr>
@@ -6194,6 +6706,22 @@
       </w:r>
       <w:r>
         <w:rPr>
+          <w:lang w:val="ar_AE" w:bidi="ar_AE"/>
+        </w:rPr>
+        <w:t>אִם־לֹ֤א תֵדְעִי֙ לָ֔⁠ךְ הַ⁠יָּפָ֖ה בַּ⁠נָּשִׁ֑ים</w:t>
+      </w:r>
+    </w:p>
+    <w:p>
+      <w:pPr>
+        <w:bidi/>
+      </w:pPr>
+      <w:r>
+        <w:rPr>
+          <w:lang w:val="ar_AE" w:bidi="ar_AE"/>
+        </w:rPr>
+      </w:r>
+      <w:r>
+        <w:rPr>
           <w:b/>
           <w:lang w:val="ar_AE" w:bidi="ar_AE"/>
         </w:rPr>
@@ -6369,6 +6897,22 @@
       </w:r>
       <w:r>
         <w:rPr>
+          <w:lang w:val="ar_AE" w:bidi="ar_AE"/>
+        </w:rPr>
+        <w:t>צְֽאִי־לָ֞⁠ךְ</w:t>
+      </w:r>
+    </w:p>
+    <w:p>
+      <w:pPr>
+        <w:bidi/>
+      </w:pPr>
+      <w:r>
+        <w:rPr>
+          <w:lang w:val="ar_AE" w:bidi="ar_AE"/>
+        </w:rPr>
+      </w:r>
+      <w:r>
+        <w:rPr>
           <w:b/>
           <w:lang w:val="ar_AE" w:bidi="ar_AE"/>
         </w:rPr>
@@ -6474,6 +7018,22 @@
       </w:r>
       <w:r>
         <w:rPr>
+          <w:lang w:val="ar_AE" w:bidi="ar_AE"/>
+        </w:rPr>
+        <w:t>וּ⁠רְעִי֙ אֶת־גְּדִיֹּתַ֔יִ⁠ךְ</w:t>
+      </w:r>
+    </w:p>
+    <w:p>
+      <w:pPr>
+        <w:bidi/>
+      </w:pPr>
+      <w:r>
+        <w:rPr>
+          <w:lang w:val="ar_AE" w:bidi="ar_AE"/>
+        </w:rPr>
+      </w:r>
+      <w:r>
+        <w:rPr>
           <w:b/>
           <w:lang w:val="ar_AE" w:bidi="ar_AE"/>
         </w:rPr>
@@ -6614,6 +7174,22 @@
       </w:r>
       <w:r>
         <w:rPr>
+          <w:lang w:val="ar_AE" w:bidi="ar_AE"/>
+        </w:rPr>
+        <w:t>לְ⁠סֻסָתִ⁠י֙ בְּ⁠רִכְבֵ֣י פַרְעֹ֔ה דִּמִּיתִ֖י⁠ךְ רַעְיָתִֽ⁠י</w:t>
+      </w:r>
+    </w:p>
+    <w:p>
+      <w:pPr>
+        <w:bidi/>
+      </w:pPr>
+      <w:r>
+        <w:rPr>
+          <w:lang w:val="ar_AE" w:bidi="ar_AE"/>
+        </w:rPr>
+      </w:r>
+      <w:r>
+        <w:rPr>
           <w:b/>
           <w:lang w:val="ar_AE" w:bidi="ar_AE"/>
         </w:rPr>
@@ -6916,6 +7492,22 @@
       </w:r>
       <w:r>
         <w:rPr>
+          <w:lang w:val="ar_AE" w:bidi="ar_AE"/>
+        </w:rPr>
+        <w:t>פַרְעֹ֔ה</w:t>
+      </w:r>
+    </w:p>
+    <w:p>
+      <w:pPr>
+        <w:bidi/>
+      </w:pPr>
+      <w:r>
+        <w:rPr>
+          <w:lang w:val="ar_AE" w:bidi="ar_AE"/>
+        </w:rPr>
+      </w:r>
+      <w:r>
+        <w:rPr>
           <w:b/>
           <w:lang w:val="ar_AE" w:bidi="ar_AE"/>
         </w:rPr>
@@ -7021,6 +7613,22 @@
       </w:r>
       <w:r>
         <w:rPr>
+          <w:lang w:val="ar_AE" w:bidi="ar_AE"/>
+        </w:rPr>
+        <w:t>בַּ⁠תֹּרִ֔ים</w:t>
+      </w:r>
+    </w:p>
+    <w:p>
+      <w:pPr>
+        <w:bidi/>
+      </w:pPr>
+      <w:r>
+        <w:rPr>
+          <w:lang w:val="ar_AE" w:bidi="ar_AE"/>
+        </w:rPr>
+      </w:r>
+      <w:r>
+        <w:rPr>
           <w:b/>
           <w:lang w:val="ar_AE" w:bidi="ar_AE"/>
         </w:rPr>
@@ -7238,6 +7846,22 @@
       </w:r>
       <w:r>
         <w:rPr>
+          <w:lang w:val="ar_AE" w:bidi="ar_AE"/>
+        </w:rPr>
+        <w:t>תּוֹרֵ֤י</w:t>
+      </w:r>
+    </w:p>
+    <w:p>
+      <w:pPr>
+        <w:bidi/>
+      </w:pPr>
+      <w:r>
+        <w:rPr>
+          <w:lang w:val="ar_AE" w:bidi="ar_AE"/>
+        </w:rPr>
+      </w:r>
+      <w:r>
+        <w:rPr>
           <w:b/>
           <w:lang w:val="ar_AE" w:bidi="ar_AE"/>
         </w:rPr>
@@ -7330,6 +7954,22 @@
       </w:r>
       <w:r>
         <w:rPr>
+          <w:lang w:val="ar_AE" w:bidi="ar_AE"/>
+        </w:rPr>
+        <w:t>תּוֹרֵ֤י זָהָב֙ נַעֲשֶׂה־לָּ֔⁠ךְ</w:t>
+      </w:r>
+    </w:p>
+    <w:p>
+      <w:pPr>
+        <w:bidi/>
+      </w:pPr>
+      <w:r>
+        <w:rPr>
+          <w:lang w:val="ar_AE" w:bidi="ar_AE"/>
+        </w:rPr>
+      </w:r>
+      <w:r>
+        <w:rPr>
           <w:b/>
           <w:lang w:val="ar_AE" w:bidi="ar_AE"/>
         </w:rPr>
@@ -7461,6 +8101,22 @@
       </w:r>
       <w:r>
         <w:rPr>
+          <w:lang w:val="ar_AE" w:bidi="ar_AE"/>
+        </w:rPr>
+        <w:t>עִ֖ם נְקֻדּ֥וֹת הַ⁠כָּֽסֶף</w:t>
+      </w:r>
+    </w:p>
+    <w:p>
+      <w:pPr>
+        <w:bidi/>
+      </w:pPr>
+      <w:r>
+        <w:rPr>
+          <w:lang w:val="ar_AE" w:bidi="ar_AE"/>
+        </w:rPr>
+      </w:r>
+      <w:r>
+        <w:rPr>
           <w:b/>
           <w:lang w:val="ar_AE" w:bidi="ar_AE"/>
         </w:rPr>
@@ -7518,6 +8174,22 @@
         <w:rPr>
           <w:lang w:val="ar_AE" w:bidi="ar_AE"/>
         </w:rPr>
+      </w:r>
+    </w:p>
+    <w:p>
+      <w:pPr>
+        <w:bidi/>
+      </w:pPr>
+      <w:r>
+        <w:rPr>
+          <w:lang w:val="ar_AE" w:bidi="ar_AE"/>
+        </w:rPr>
+      </w:r>
+      <w:r>
+        <w:rPr>
+          <w:lang w:val="ar_AE" w:bidi="ar_AE"/>
+        </w:rPr>
+        <w:t>שֶׁ֤⁠הַ⁠מֶּ֨לֶךְ֙</w:t>
       </w:r>
     </w:p>
     <w:p>
@@ -7641,6 +8313,22 @@
       </w:r>
       <w:r>
         <w:rPr>
+          <w:lang w:val="ar_AE" w:bidi="ar_AE"/>
+        </w:rPr>
+        <w:t>בִּ⁠מְסִבּ֔⁠וֹ</w:t>
+      </w:r>
+    </w:p>
+    <w:p>
+      <w:pPr>
+        <w:bidi/>
+      </w:pPr>
+      <w:r>
+        <w:rPr>
+          <w:lang w:val="ar_AE" w:bidi="ar_AE"/>
+        </w:rPr>
+      </w:r>
+      <w:r>
+        <w:rPr>
           <w:b/>
           <w:lang w:val="ar_AE" w:bidi="ar_AE"/>
         </w:rPr>
@@ -7737,6 +8425,22 @@
       </w:r>
       <w:r>
         <w:rPr>
+          <w:lang w:val="ar_AE" w:bidi="ar_AE"/>
+        </w:rPr>
+        <w:t>נִרְדִּ֖⁠י</w:t>
+      </w:r>
+    </w:p>
+    <w:p>
+      <w:pPr>
+        <w:bidi/>
+      </w:pPr>
+      <w:r>
+        <w:rPr>
+          <w:lang w:val="ar_AE" w:bidi="ar_AE"/>
+        </w:rPr>
+      </w:r>
+      <w:r>
+        <w:rPr>
           <w:b/>
           <w:lang w:val="ar_AE" w:bidi="ar_AE"/>
         </w:rPr>
@@ -7881,6 +8585,22 @@
       </w:r>
       <w:r>
         <w:rPr>
+          <w:lang w:val="ar_AE" w:bidi="ar_AE"/>
+        </w:rPr>
+        <w:t>נָתַ֥ן רֵיחֽ⁠וֹ</w:t>
+      </w:r>
+    </w:p>
+    <w:p>
+      <w:pPr>
+        <w:bidi/>
+      </w:pPr>
+      <w:r>
+        <w:rPr>
+          <w:lang w:val="ar_AE" w:bidi="ar_AE"/>
+        </w:rPr>
+      </w:r>
+      <w:r>
+        <w:rPr>
           <w:b/>
           <w:lang w:val="ar_AE" w:bidi="ar_AE"/>
         </w:rPr>
@@ -8155,6 +8875,22 @@
       </w:r>
       <w:r>
         <w:rPr>
+          <w:lang w:val="ar_AE" w:bidi="ar_AE"/>
+        </w:rPr>
+        <w:t>דּוֹדִ⁠י֙</w:t>
+      </w:r>
+    </w:p>
+    <w:p>
+      <w:pPr>
+        <w:bidi/>
+      </w:pPr>
+      <w:r>
+        <w:rPr>
+          <w:lang w:val="ar_AE" w:bidi="ar_AE"/>
+        </w:rPr>
+      </w:r>
+      <w:r>
+        <w:rPr>
           <w:b/>
           <w:lang w:val="ar_AE" w:bidi="ar_AE"/>
         </w:rPr>
@@ -8225,6 +8961,22 @@
       </w:r>
       <w:r>
         <w:rPr>
+          <w:lang w:val="ar_AE" w:bidi="ar_AE"/>
+        </w:rPr>
+        <w:t>צְר֨וֹר הַ⁠מֹּ֤ר ׀ דּוֹדִ⁠י֙ לִ֔⁠י בֵּ֥ין שָׁדַ֖⁠י יָלִֽין</w:t>
+      </w:r>
+    </w:p>
+    <w:p>
+      <w:pPr>
+        <w:bidi/>
+      </w:pPr>
+      <w:r>
+        <w:rPr>
+          <w:lang w:val="ar_AE" w:bidi="ar_AE"/>
+        </w:rPr>
+      </w:r>
+      <w:r>
+        <w:rPr>
           <w:b/>
           <w:lang w:val="ar_AE" w:bidi="ar_AE"/>
         </w:rPr>
@@ -8356,6 +9108,22 @@
       </w:r>
       <w:r>
         <w:rPr>
+          <w:lang w:val="ar_AE" w:bidi="ar_AE"/>
+        </w:rPr>
+        <w:t>יָלִֽין</w:t>
+      </w:r>
+    </w:p>
+    <w:p>
+      <w:pPr>
+        <w:bidi/>
+      </w:pPr>
+      <w:r>
+        <w:rPr>
+          <w:lang w:val="ar_AE" w:bidi="ar_AE"/>
+        </w:rPr>
+      </w:r>
+      <w:r>
+        <w:rPr>
           <w:b/>
           <w:lang w:val="ar_AE" w:bidi="ar_AE"/>
         </w:rPr>
@@ -8875,6 +9643,22 @@
         <w:rPr>
           <w:lang w:val="ar_AE" w:bidi="ar_AE"/>
         </w:rPr>
+      </w:r>
+    </w:p>
+    <w:p>
+      <w:pPr>
+        <w:bidi/>
+      </w:pPr>
+      <w:r>
+        <w:rPr>
+          <w:lang w:val="ar_AE" w:bidi="ar_AE"/>
+        </w:rPr>
+      </w:r>
+      <w:r>
+        <w:rPr>
+          <w:lang w:val="ar_AE" w:bidi="ar_AE"/>
+        </w:rPr>
+        <w:t>הִנָּ֤⁠ךְ &amp; הִנָּ֥⁠ךְ</w:t>
       </w:r>
     </w:p>
     <w:p>
@@ -9298,6 +10082,22 @@
       </w:r>
       <w:r>
         <w:rPr>
+          <w:lang w:val="ar_AE" w:bidi="ar_AE"/>
+        </w:rPr>
+        <w:t>הִנְּ⁠ךָ֨</w:t>
+      </w:r>
+    </w:p>
+    <w:p>
+      <w:pPr>
+        <w:bidi/>
+      </w:pPr>
+      <w:r>
+        <w:rPr>
+          <w:lang w:val="ar_AE" w:bidi="ar_AE"/>
+        </w:rPr>
+      </w:r>
+      <w:r>
+        <w:rPr>
           <w:b/>
           <w:lang w:val="ar_AE" w:bidi="ar_AE"/>
         </w:rPr>
@@ -9489,6 +10289,22 @@
         <w:rPr>
           <w:lang w:val="ar_AE" w:bidi="ar_AE"/>
         </w:rPr>
+      </w:r>
+    </w:p>
+    <w:p>
+      <w:pPr>
+        <w:bidi/>
+      </w:pPr>
+      <w:r>
+        <w:rPr>
+          <w:lang w:val="ar_AE" w:bidi="ar_AE"/>
+        </w:rPr>
+      </w:r>
+      <w:r>
+        <w:rPr>
+          <w:lang w:val="ar_AE" w:bidi="ar_AE"/>
+        </w:rPr>
+        <w:t>דוֹדִ⁠י֙</w:t>
       </w:r>
     </w:p>
     <w:p>
@@ -9603,6 +10419,22 @@
       </w:r>
       <w:r>
         <w:rPr>
+          <w:lang w:val="ar_AE" w:bidi="ar_AE"/>
+        </w:rPr>
+        <w:t>דוֹדִ⁠י֙ אַ֣ף נָעִ֔ים</w:t>
+      </w:r>
+    </w:p>
+    <w:p>
+      <w:pPr>
+        <w:bidi/>
+      </w:pPr>
+      <w:r>
+        <w:rPr>
+          <w:lang w:val="ar_AE" w:bidi="ar_AE"/>
+        </w:rPr>
+      </w:r>
+      <w:r>
+        <w:rPr>
           <w:b/>
           <w:lang w:val="ar_AE" w:bidi="ar_AE"/>
         </w:rPr>
@@ -9695,6 +10527,22 @@
       </w:r>
       <w:r>
         <w:rPr>
+          <w:lang w:val="ar_AE" w:bidi="ar_AE"/>
+        </w:rPr>
+        <w:t>עַרְשֵׂ֖⁠נוּ</w:t>
+      </w:r>
+    </w:p>
+    <w:p>
+      <w:pPr>
+        <w:bidi/>
+      </w:pPr>
+      <w:r>
+        <w:rPr>
+          <w:lang w:val="ar_AE" w:bidi="ar_AE"/>
+        </w:rPr>
+      </w:r>
+      <w:r>
+        <w:rPr>
           <w:b/>
           <w:lang w:val="ar_AE" w:bidi="ar_AE"/>
         </w:rPr>
@@ -9800,6 +10648,22 @@
       </w:r>
       <w:r>
         <w:rPr>
+          <w:lang w:val="ar_AE" w:bidi="ar_AE"/>
+        </w:rPr>
+        <w:t>רַעֲנָנָֽה</w:t>
+      </w:r>
+    </w:p>
+    <w:p>
+      <w:pPr>
+        <w:bidi/>
+      </w:pPr>
+      <w:r>
+        <w:rPr>
+          <w:lang w:val="ar_AE" w:bidi="ar_AE"/>
+        </w:rPr>
+      </w:r>
+      <w:r>
+        <w:rPr>
           <w:b/>
           <w:lang w:val="ar_AE" w:bidi="ar_AE"/>
         </w:rPr>
@@ -9970,6 +10834,22 @@
       </w:r>
       <w:r>
         <w:rPr>
+          <w:lang w:val="ar_AE" w:bidi="ar_AE"/>
+        </w:rPr>
+        <w:t>קֹר֤וֹת בָּתֵּ֨י⁠נוּ֙ אֲרָזִ֔ים רַהִיטֵ֖נוּ בְּרוֹתִֽים</w:t>
+      </w:r>
+    </w:p>
+    <w:p>
+      <w:pPr>
+        <w:bidi/>
+      </w:pPr>
+      <w:r>
+        <w:rPr>
+          <w:lang w:val="ar_AE" w:bidi="ar_AE"/>
+        </w:rPr>
+      </w:r>
+      <w:r>
+        <w:rPr>
           <w:b/>
           <w:lang w:val="ar_AE" w:bidi="ar_AE"/>
         </w:rPr>
@@ -10357,6 +11237,22 @@
       </w:r>
       <w:r>
         <w:rPr>
+          <w:lang w:val="ar_AE" w:bidi="ar_AE"/>
+        </w:rPr>
+        <w:t>חֲבַצֶּ֣לֶת</w:t>
+      </w:r>
+    </w:p>
+    <w:p>
+      <w:pPr>
+        <w:bidi/>
+      </w:pPr>
+      <w:r>
+        <w:rPr>
+          <w:lang w:val="ar_AE" w:bidi="ar_AE"/>
+        </w:rPr>
+      </w:r>
+      <w:r>
+        <w:rPr>
           <w:b/>
           <w:lang w:val="ar_AE" w:bidi="ar_AE"/>
         </w:rPr>
@@ -10574,6 +11470,22 @@
       </w:r>
       <w:r>
         <w:rPr>
+          <w:lang w:val="ar_AE" w:bidi="ar_AE"/>
+        </w:rPr>
+        <w:t>אֲנִי֙ חֲבַצֶּ֣לֶת הַ⁠שָּׁר֔וֹן שֽׁוֹשַׁנַּ֖ת הָ⁠עֲמָקִֽים</w:t>
+      </w:r>
+    </w:p>
+    <w:p>
+      <w:pPr>
+        <w:bidi/>
+      </w:pPr>
+      <w:r>
+        <w:rPr>
+          <w:lang w:val="ar_AE" w:bidi="ar_AE"/>
+        </w:rPr>
+      </w:r>
+      <w:r>
+        <w:rPr>
           <w:b/>
           <w:lang w:val="ar_AE" w:bidi="ar_AE"/>
         </w:rPr>
@@ -10692,6 +11604,22 @@
       </w:r>
       <w:r>
         <w:rPr>
+          <w:lang w:val="ar_AE" w:bidi="ar_AE"/>
+        </w:rPr>
+        <w:t>שֽׁוֹשַׁנַּ֖ת</w:t>
+      </w:r>
+    </w:p>
+    <w:p>
+      <w:pPr>
+        <w:bidi/>
+      </w:pPr>
+      <w:r>
+        <w:rPr>
+          <w:lang w:val="ar_AE" w:bidi="ar_AE"/>
+        </w:rPr>
+      </w:r>
+      <w:r>
+        <w:rPr>
           <w:b/>
           <w:lang w:val="ar_AE" w:bidi="ar_AE"/>
         </w:rPr>
@@ -10876,6 +11804,22 @@
         <w:rPr>
           <w:lang w:val="ar_AE" w:bidi="ar_AE"/>
         </w:rPr>
+      </w:r>
+    </w:p>
+    <w:p>
+      <w:pPr>
+        <w:bidi/>
+      </w:pPr>
+      <w:r>
+        <w:rPr>
+          <w:lang w:val="ar_AE" w:bidi="ar_AE"/>
+        </w:rPr>
+      </w:r>
+      <w:r>
+        <w:rPr>
+          <w:lang w:val="ar_AE" w:bidi="ar_AE"/>
+        </w:rPr>
+        <w:t>כְּ⁠שֽׁוֹשַׁנָּה֙ בֵּ֣ין הַ⁠חוֹחִ֔ים כֵּ֥ן רַעְיָתִ֖⁠י בֵּ֥ין הַ⁠בָּנֽוֹת</w:t>
       </w:r>
     </w:p>
     <w:p>
@@ -11238,6 +12182,22 @@
       </w:r>
       <w:r>
         <w:rPr>
+          <w:lang w:val="ar_AE" w:bidi="ar_AE"/>
+        </w:rPr>
+        <w:t>הַ⁠בָּנֽוֹת</w:t>
+      </w:r>
+    </w:p>
+    <w:p>
+      <w:pPr>
+        <w:bidi/>
+      </w:pPr>
+      <w:r>
+        <w:rPr>
+          <w:lang w:val="ar_AE" w:bidi="ar_AE"/>
+        </w:rPr>
+      </w:r>
+      <w:r>
+        <w:rPr>
           <w:b/>
           <w:lang w:val="ar_AE" w:bidi="ar_AE"/>
         </w:rPr>
@@ -11505,6 +12465,22 @@
       </w:r>
       <w:r>
         <w:rPr>
+          <w:lang w:val="ar_AE" w:bidi="ar_AE"/>
+        </w:rPr>
+        <w:t>כְּ⁠תַפּ֨וּחַ֙ בַּ⁠עֲצֵ֣י הַ⁠יַּ֔עַר כֵּ֥ן דּוֹדִ֖⁠י בֵּ֣ין הַ⁠בָּנִ֑ים</w:t>
+      </w:r>
+    </w:p>
+    <w:p>
+      <w:pPr>
+        <w:bidi/>
+      </w:pPr>
+      <w:r>
+        <w:rPr>
+          <w:lang w:val="ar_AE" w:bidi="ar_AE"/>
+        </w:rPr>
+      </w:r>
+      <w:r>
+        <w:rPr>
           <w:b/>
           <w:lang w:val="ar_AE" w:bidi="ar_AE"/>
         </w:rPr>
@@ -11934,6 +12910,22 @@
       </w:r>
       <w:r>
         <w:rPr>
+          <w:lang w:val="ar_AE" w:bidi="ar_AE"/>
+        </w:rPr>
+        <w:t>בֵּ֣ין הַ⁠בָּנִ֑ים</w:t>
+      </w:r>
+    </w:p>
+    <w:p>
+      <w:pPr>
+        <w:bidi/>
+      </w:pPr>
+      <w:r>
+        <w:rPr>
+          <w:lang w:val="ar_AE" w:bidi="ar_AE"/>
+        </w:rPr>
+      </w:r>
+      <w:r>
+        <w:rPr>
           <w:b/>
           <w:lang w:val="ar_AE" w:bidi="ar_AE"/>
         </w:rPr>
@@ -12065,6 +13057,22 @@
       </w:r>
       <w:r>
         <w:rPr>
+          <w:lang w:val="ar_AE" w:bidi="ar_AE"/>
+        </w:rPr>
+        <w:t>בְּ⁠צִלּ⁠וֹ֙ חִמַּ֣דְתִּי וְ⁠יָשַׁ֔בְתִּי וּ⁠פִרְי֖⁠וֹ מָת֥וֹק לְ⁠חִכִּֽ⁠י</w:t>
+      </w:r>
+    </w:p>
+    <w:p>
+      <w:pPr>
+        <w:bidi/>
+      </w:pPr>
+      <w:r>
+        <w:rPr>
+          <w:lang w:val="ar_AE" w:bidi="ar_AE"/>
+        </w:rPr>
+      </w:r>
+      <w:r>
+        <w:rPr>
           <w:b/>
           <w:lang w:val="ar_AE" w:bidi="ar_AE"/>
         </w:rPr>
@@ -12209,6 +13217,22 @@
       </w:r>
       <w:r>
         <w:rPr>
+          <w:lang w:val="ar_AE" w:bidi="ar_AE"/>
+        </w:rPr>
+        <w:t>בְּ⁠צִלּ⁠וֹ֙ חִמַּ֣דְתִּי וְ⁠יָשַׁ֔בְתִּי</w:t>
+      </w:r>
+    </w:p>
+    <w:p>
+      <w:pPr>
+        <w:bidi/>
+      </w:pPr>
+      <w:r>
+        <w:rPr>
+          <w:lang w:val="ar_AE" w:bidi="ar_AE"/>
+        </w:rPr>
+      </w:r>
+      <w:r>
+        <w:rPr>
           <w:b/>
           <w:lang w:val="ar_AE" w:bidi="ar_AE"/>
         </w:rPr>
@@ -12336,6 +13360,22 @@
         <w:rPr>
           <w:lang w:val="ar_AE" w:bidi="ar_AE"/>
         </w:rPr>
+      </w:r>
+    </w:p>
+    <w:p>
+      <w:pPr>
+        <w:bidi/>
+      </w:pPr>
+      <w:r>
+        <w:rPr>
+          <w:lang w:val="ar_AE" w:bidi="ar_AE"/>
+        </w:rPr>
+      </w:r>
+      <w:r>
+        <w:rPr>
+          <w:lang w:val="ar_AE" w:bidi="ar_AE"/>
+        </w:rPr>
+        <w:t>הֱבִיאַ֨⁠נִי֙</w:t>
       </w:r>
     </w:p>
     <w:p>
@@ -12844,6 +13884,22 @@
       </w:r>
       <w:r>
         <w:rPr>
+          <w:lang w:val="ar_AE" w:bidi="ar_AE"/>
+        </w:rPr>
+        <w:t>וְ⁠דִגְל֥⁠וֹ עָלַ֖⁠י אַהֲבָֽה</w:t>
+      </w:r>
+    </w:p>
+    <w:p>
+      <w:pPr>
+        <w:bidi/>
+      </w:pPr>
+      <w:r>
+        <w:rPr>
+          <w:lang w:val="ar_AE" w:bidi="ar_AE"/>
+        </w:rPr>
+      </w:r>
+      <w:r>
+        <w:rPr>
           <w:b/>
           <w:lang w:val="ar_AE" w:bidi="ar_AE"/>
         </w:rPr>
@@ -12962,6 +14018,22 @@
       </w:r>
       <w:r>
         <w:rPr>
+          <w:lang w:val="ar_AE" w:bidi="ar_AE"/>
+        </w:rPr>
+        <w:t>וְ⁠דִגְל֥⁠וֹ</w:t>
+      </w:r>
+    </w:p>
+    <w:p>
+      <w:pPr>
+        <w:bidi/>
+      </w:pPr>
+      <w:r>
+        <w:rPr>
+          <w:lang w:val="ar_AE" w:bidi="ar_AE"/>
+        </w:rPr>
+      </w:r>
+      <w:r>
+        <w:rPr>
           <w:b/>
           <w:lang w:val="ar_AE" w:bidi="ar_AE"/>
         </w:rPr>
@@ -13172,6 +14244,22 @@
       </w:r>
       <w:r>
         <w:rPr>
+          <w:lang w:val="ar_AE" w:bidi="ar_AE"/>
+        </w:rPr>
+        <w:t>סַמְּכ֨וּ⁠נִי֙ בָּֽ⁠אֲשִׁישׁ֔וֹת רַפְּד֖וּ⁠נִי בַּ⁠תַּפּוּחִ֑ים</w:t>
+      </w:r>
+    </w:p>
+    <w:p>
+      <w:pPr>
+        <w:bidi/>
+      </w:pPr>
+      <w:r>
+        <w:rPr>
+          <w:lang w:val="ar_AE" w:bidi="ar_AE"/>
+        </w:rPr>
+      </w:r>
+      <w:r>
+        <w:rPr>
           <w:b/>
           <w:lang w:val="ar_AE" w:bidi="ar_AE"/>
         </w:rPr>
@@ -13290,6 +14378,22 @@
       </w:r>
       <w:r>
         <w:rPr>
+          <w:lang w:val="ar_AE" w:bidi="ar_AE"/>
+        </w:rPr>
+        <w:t>סַמְּכ֨וּ⁠נִי֙ &amp; רַפְּד֖וּ⁠נִי</w:t>
+      </w:r>
+    </w:p>
+    <w:p>
+      <w:pPr>
+        <w:bidi/>
+      </w:pPr>
+      <w:r>
+        <w:rPr>
+          <w:lang w:val="ar_AE" w:bidi="ar_AE"/>
+        </w:rPr>
+      </w:r>
+      <w:r>
+        <w:rPr>
           <w:b/>
           <w:lang w:val="ar_AE" w:bidi="ar_AE"/>
         </w:rPr>
@@ -13421,6 +14525,22 @@
       </w:r>
       <w:r>
         <w:rPr>
+          <w:lang w:val="ar_AE" w:bidi="ar_AE"/>
+        </w:rPr>
+        <w:t>סַמְּכ֨וּ⁠נִי֙ בָּֽ⁠אֲשִׁישׁ֔וֹת רַפְּד֖וּ⁠נִי בַּ⁠תַּפּוּחִ֑ים כִּי־חוֹלַ֥ת אַהֲבָ֖ה אָֽנִי</w:t>
+      </w:r>
+    </w:p>
+    <w:p>
+      <w:pPr>
+        <w:bidi/>
+      </w:pPr>
+      <w:r>
+        <w:rPr>
+          <w:lang w:val="ar_AE" w:bidi="ar_AE"/>
+        </w:rPr>
+      </w:r>
+      <w:r>
+        <w:rPr>
           <w:b/>
           <w:lang w:val="ar_AE" w:bidi="ar_AE"/>
         </w:rPr>
@@ -13500,6 +14620,22 @@
         <w:rPr>
           <w:lang w:val="ar_AE" w:bidi="ar_AE"/>
         </w:rPr>
+      </w:r>
+    </w:p>
+    <w:p>
+      <w:pPr>
+        <w:bidi/>
+      </w:pPr>
+      <w:r>
+        <w:rPr>
+          <w:lang w:val="ar_AE" w:bidi="ar_AE"/>
+        </w:rPr>
+      </w:r>
+      <w:r>
+        <w:rPr>
+          <w:lang w:val="ar_AE" w:bidi="ar_AE"/>
+        </w:rPr>
+        <w:t>בָּֽ⁠אֲשִׁישׁ֔וֹת</w:t>
       </w:r>
     </w:p>
     <w:p>
@@ -13728,6 +14864,22 @@
       </w:r>
       <w:r>
         <w:rPr>
+          <w:lang w:val="ar_AE" w:bidi="ar_AE"/>
+        </w:rPr>
+        <w:t>כִּי־חוֹלַ֥ת אַהֲבָ֖ה אָֽנִי</w:t>
+      </w:r>
+    </w:p>
+    <w:p>
+      <w:pPr>
+        <w:bidi/>
+      </w:pPr>
+      <w:r>
+        <w:rPr>
+          <w:lang w:val="ar_AE" w:bidi="ar_AE"/>
+        </w:rPr>
+      </w:r>
+      <w:r>
+        <w:rPr>
           <w:b/>
           <w:lang w:val="ar_AE" w:bidi="ar_AE"/>
         </w:rPr>
@@ -13938,6 +15090,22 @@
       </w:r>
       <w:r>
         <w:rPr>
+          <w:lang w:val="ar_AE" w:bidi="ar_AE"/>
+        </w:rPr>
+        <w:t>שְׂמֹאל⁠וֹ֙ תַּ֣חַת לְ⁠רֹאשִׁ֔⁠י וִ⁠ימִינ֖⁠וֹ תְּחַבְּקֵֽ⁠נִי</w:t>
+      </w:r>
+    </w:p>
+    <w:p>
+      <w:pPr>
+        <w:bidi/>
+      </w:pPr>
+      <w:r>
+        <w:rPr>
+          <w:lang w:val="ar_AE" w:bidi="ar_AE"/>
+        </w:rPr>
+      </w:r>
+      <w:r>
+        <w:rPr>
           <w:b/>
           <w:lang w:val="ar_AE" w:bidi="ar_AE"/>
         </w:rPr>
@@ -14135,6 +15303,22 @@
         <w:rPr>
           <w:lang w:val="ar_AE" w:bidi="ar_AE"/>
         </w:rPr>
+      </w:r>
+    </w:p>
+    <w:p>
+      <w:pPr>
+        <w:bidi/>
+      </w:pPr>
+      <w:r>
+        <w:rPr>
+          <w:lang w:val="ar_AE" w:bidi="ar_AE"/>
+        </w:rPr>
+      </w:r>
+      <w:r>
+        <w:rPr>
+          <w:lang w:val="ar_AE" w:bidi="ar_AE"/>
+        </w:rPr>
+        <w:t>הִשְׁבַּ֨עְתִּי אֶתְ⁠כֶ֜ם &amp; בִּ⁠צְבָא֔וֹת א֖וֹ בְּ⁠אַיְל֣וֹת הַ⁠שָּׂדֶ֑ה</w:t>
       </w:r>
     </w:p>
     <w:p>
@@ -14409,6 +15593,22 @@
       </w:r>
       <w:r>
         <w:rPr>
+          <w:lang w:val="ar_AE" w:bidi="ar_AE"/>
+        </w:rPr>
+        <w:t>בִּ⁠צְבָא֔וֹת א֖וֹ בְּ⁠אַיְל֣וֹת הַ⁠שָּׂדֶ֑ה</w:t>
+      </w:r>
+    </w:p>
+    <w:p>
+      <w:pPr>
+        <w:bidi/>
+      </w:pPr>
+      <w:r>
+        <w:rPr>
+          <w:lang w:val="ar_AE" w:bidi="ar_AE"/>
+        </w:rPr>
+      </w:r>
+      <w:r>
+        <w:rPr>
           <w:b/>
           <w:lang w:val="ar_AE" w:bidi="ar_AE"/>
         </w:rPr>
@@ -14763,6 +15963,22 @@
       </w:r>
       <w:r>
         <w:rPr>
+          <w:lang w:val="ar_AE" w:bidi="ar_AE"/>
+        </w:rPr>
+        <w:t>אִם־תָּעִ֧ירוּ ׀ וְֽ⁠אִם־תְּעֽוֹרְר֛וּ אֶת־הָ⁠אַהֲבָ֖ה עַ֥ד שֶׁ⁠תֶּחְפָּֽץ</w:t>
+      </w:r>
+    </w:p>
+    <w:p>
+      <w:pPr>
+        <w:bidi/>
+      </w:pPr>
+      <w:r>
+        <w:rPr>
+          <w:lang w:val="ar_AE" w:bidi="ar_AE"/>
+        </w:rPr>
+      </w:r>
+      <w:r>
+        <w:rPr>
           <w:b/>
           <w:lang w:val="ar_AE" w:bidi="ar_AE"/>
         </w:rPr>
@@ -14881,6 +16097,22 @@
       </w:r>
       <w:r>
         <w:rPr>
+          <w:lang w:val="ar_AE" w:bidi="ar_AE"/>
+        </w:rPr>
+        <w:t>אִם־תָּעִ֧ירוּ ׀ וְֽ⁠אִם־תְּעֽוֹרְר֛וּ</w:t>
+      </w:r>
+    </w:p>
+    <w:p>
+      <w:pPr>
+        <w:bidi/>
+      </w:pPr>
+      <w:r>
+        <w:rPr>
+          <w:lang w:val="ar_AE" w:bidi="ar_AE"/>
+        </w:rPr>
+      </w:r>
+      <w:r>
+        <w:rPr>
           <w:b/>
           <w:lang w:val="ar_AE" w:bidi="ar_AE"/>
         </w:rPr>
@@ -15196,6 +16428,22 @@
         <w:rPr>
           <w:lang w:val="ar_AE" w:bidi="ar_AE"/>
         </w:rPr>
+      </w:r>
+    </w:p>
+    <w:p>
+      <w:pPr>
+        <w:bidi/>
+      </w:pPr>
+      <w:r>
+        <w:rPr>
+          <w:lang w:val="ar_AE" w:bidi="ar_AE"/>
+        </w:rPr>
+      </w:r>
+      <w:r>
+        <w:rPr>
+          <w:lang w:val="ar_AE" w:bidi="ar_AE"/>
+        </w:rPr>
+        <w:t>הִנֵּה</w:t>
       </w:r>
     </w:p>
     <w:p>
@@ -15332,6 +16580,22 @@
       </w:r>
       <w:r>
         <w:rPr>
+          <w:lang w:val="ar_AE" w:bidi="ar_AE"/>
+        </w:rPr>
+        <w:t>בָּ֑א</w:t>
+      </w:r>
+    </w:p>
+    <w:p>
+      <w:pPr>
+        <w:bidi/>
+      </w:pPr>
+      <w:r>
+        <w:rPr>
+          <w:lang w:val="ar_AE" w:bidi="ar_AE"/>
+        </w:rPr>
+      </w:r>
+      <w:r>
+        <w:rPr>
           <w:b/>
           <w:lang w:val="ar_AE" w:bidi="ar_AE"/>
         </w:rPr>
@@ -16039,6 +17303,22 @@
       </w:r>
       <w:r>
         <w:rPr>
+          <w:lang w:val="ar_AE" w:bidi="ar_AE"/>
+        </w:rPr>
+        <w:t>זֶ֤ה</w:t>
+      </w:r>
+    </w:p>
+    <w:p>
+      <w:pPr>
+        <w:bidi/>
+      </w:pPr>
+      <w:r>
+        <w:rPr>
+          <w:lang w:val="ar_AE" w:bidi="ar_AE"/>
+        </w:rPr>
+      </w:r>
+      <w:r>
+        <w:rPr>
           <w:b/>
           <w:lang w:val="ar_AE" w:bidi="ar_AE"/>
         </w:rPr>
@@ -16157,6 +17437,22 @@
       </w:r>
       <w:r>
         <w:rPr>
+          <w:lang w:val="ar_AE" w:bidi="ar_AE"/>
+        </w:rPr>
+        <w:t>אַחַ֣ר כָּתְלֵ֔⁠נוּ</w:t>
+      </w:r>
+    </w:p>
+    <w:p>
+      <w:pPr>
+        <w:bidi/>
+      </w:pPr>
+      <w:r>
+        <w:rPr>
+          <w:lang w:val="ar_AE" w:bidi="ar_AE"/>
+        </w:rPr>
+      </w:r>
+      <w:r>
+        <w:rPr>
           <w:b/>
           <w:lang w:val="ar_AE" w:bidi="ar_AE"/>
         </w:rPr>
@@ -16262,6 +17558,22 @@
       </w:r>
       <w:r>
         <w:rPr>
+          <w:lang w:val="ar_AE" w:bidi="ar_AE"/>
+        </w:rPr>
+        <w:t>מַשְׁגִּ֨יחַ֙ מִן־הַֽ⁠חֲלֹּנ֔וֹת מֵצִ֖יץ מִן־הַֽ⁠חֲרַכִּֽים</w:t>
+      </w:r>
+    </w:p>
+    <w:p>
+      <w:pPr>
+        <w:bidi/>
+      </w:pPr>
+      <w:r>
+        <w:rPr>
+          <w:lang w:val="ar_AE" w:bidi="ar_AE"/>
+        </w:rPr>
+      </w:r>
+      <w:r>
+        <w:rPr>
           <w:b/>
           <w:lang w:val="ar_AE" w:bidi="ar_AE"/>
         </w:rPr>
@@ -16367,6 +17679,22 @@
       </w:r>
       <w:r>
         <w:rPr>
+          <w:lang w:val="ar_AE" w:bidi="ar_AE"/>
+        </w:rPr>
+        <w:t>הַֽ⁠חֲלֹּנ֔וֹת &amp; הַֽ⁠חֲרַכִּֽים</w:t>
+      </w:r>
+    </w:p>
+    <w:p>
+      <w:pPr>
+        <w:bidi/>
+      </w:pPr>
+      <w:r>
+        <w:rPr>
+          <w:lang w:val="ar_AE" w:bidi="ar_AE"/>
+        </w:rPr>
+      </w:r>
+      <w:r>
+        <w:rPr>
           <w:b/>
           <w:lang w:val="ar_AE" w:bidi="ar_AE"/>
         </w:rPr>
@@ -16485,6 +17813,22 @@
       </w:r>
       <w:r>
         <w:rPr>
+          <w:lang w:val="ar_AE" w:bidi="ar_AE"/>
+        </w:rPr>
+        <w:t>הַֽ⁠חֲרַכִּֽים</w:t>
+      </w:r>
+    </w:p>
+    <w:p>
+      <w:pPr>
+        <w:bidi/>
+      </w:pPr>
+      <w:r>
+        <w:rPr>
+          <w:lang w:val="ar_AE" w:bidi="ar_AE"/>
+        </w:rPr>
+      </w:r>
+      <w:r>
+        <w:rPr>
           <w:b/>
           <w:lang w:val="ar_AE" w:bidi="ar_AE"/>
         </w:rPr>
@@ -16616,6 +17960,22 @@
       </w:r>
       <w:r>
         <w:rPr>
+          <w:lang w:val="ar_AE" w:bidi="ar_AE"/>
+        </w:rPr>
+        <w:t>וּ⁠לְכִי־לָֽ⁠ךְ</w:t>
+      </w:r>
+    </w:p>
+    <w:p>
+      <w:pPr>
+        <w:bidi/>
+      </w:pPr>
+      <w:r>
+        <w:rPr>
+          <w:lang w:val="ar_AE" w:bidi="ar_AE"/>
+        </w:rPr>
+      </w:r>
+      <w:r>
+        <w:rPr>
           <w:b/>
           <w:lang w:val="ar_AE" w:bidi="ar_AE"/>
         </w:rPr>
@@ -16833,6 +18193,22 @@
       </w:r>
       <w:r>
         <w:rPr>
+          <w:lang w:val="ar_AE" w:bidi="ar_AE"/>
+        </w:rPr>
+        <w:t>כִּֽי־הִנֵּ֥ה</w:t>
+      </w:r>
+    </w:p>
+    <w:p>
+      <w:pPr>
+        <w:bidi/>
+      </w:pPr>
+      <w:r>
+        <w:rPr>
+          <w:lang w:val="ar_AE" w:bidi="ar_AE"/>
+        </w:rPr>
+      </w:r>
+      <w:r>
+        <w:rPr>
           <w:b/>
           <w:lang w:val="ar_AE" w:bidi="ar_AE"/>
         </w:rPr>
@@ -16938,6 +18314,22 @@
       </w:r>
       <w:r>
         <w:rPr>
+          <w:lang w:val="ar_AE" w:bidi="ar_AE"/>
+        </w:rPr>
+        <w:t>ה⁠סתו</w:t>
+      </w:r>
+    </w:p>
+    <w:p>
+      <w:pPr>
+        <w:bidi/>
+      </w:pPr>
+      <w:r>
+        <w:rPr>
+          <w:lang w:val="ar_AE" w:bidi="ar_AE"/>
+        </w:rPr>
+      </w:r>
+      <w:r>
+        <w:rPr>
           <w:b/>
           <w:lang w:val="ar_AE" w:bidi="ar_AE"/>
         </w:rPr>
@@ -17043,6 +18435,22 @@
       </w:r>
       <w:r>
         <w:rPr>
+          <w:lang w:val="ar_AE" w:bidi="ar_AE"/>
+        </w:rPr>
+        <w:t>ה⁠סתו עָבָ֑ר הַ⁠גֶּ֕שֶׁם חָלַ֖ף</w:t>
+      </w:r>
+    </w:p>
+    <w:p>
+      <w:pPr>
+        <w:bidi/>
+      </w:pPr>
+      <w:r>
+        <w:rPr>
+          <w:lang w:val="ar_AE" w:bidi="ar_AE"/>
+        </w:rPr>
+      </w:r>
+      <w:r>
+        <w:rPr>
           <w:b/>
           <w:lang w:val="ar_AE" w:bidi="ar_AE"/>
         </w:rPr>
@@ -17135,6 +18543,22 @@
       </w:r>
       <w:r>
         <w:rPr>
+          <w:lang w:val="ar_AE" w:bidi="ar_AE"/>
+        </w:rPr>
+        <w:t>עָבָ֑ר</w:t>
+      </w:r>
+    </w:p>
+    <w:p>
+      <w:pPr>
+        <w:bidi/>
+      </w:pPr>
+      <w:r>
+        <w:rPr>
+          <w:lang w:val="ar_AE" w:bidi="ar_AE"/>
+        </w:rPr>
+      </w:r>
+      <w:r>
+        <w:rPr>
           <w:b/>
           <w:lang w:val="ar_AE" w:bidi="ar_AE"/>
         </w:rPr>
@@ -17345,6 +18769,22 @@
       </w:r>
       <w:r>
         <w:rPr>
+          <w:lang w:val="ar_AE" w:bidi="ar_AE"/>
+        </w:rPr>
+        <w:t>חָלַ֖ף הָלַ֥ךְ לֽ⁠וֹ</w:t>
+      </w:r>
+    </w:p>
+    <w:p>
+      <w:pPr>
+        <w:bidi/>
+      </w:pPr>
+      <w:r>
+        <w:rPr>
+          <w:lang w:val="ar_AE" w:bidi="ar_AE"/>
+        </w:rPr>
+      </w:r>
+      <w:r>
+        <w:rPr>
           <w:b/>
           <w:lang w:val="ar_AE" w:bidi="ar_AE"/>
         </w:rPr>
@@ -17463,6 +18903,22 @@
       </w:r>
       <w:r>
         <w:rPr>
+          <w:lang w:val="ar_AE" w:bidi="ar_AE"/>
+        </w:rPr>
+        <w:t>בָ⁠אָ֔רֶץ</w:t>
+      </w:r>
+    </w:p>
+    <w:p>
+      <w:pPr>
+        <w:bidi/>
+      </w:pPr>
+      <w:r>
+        <w:rPr>
+          <w:lang w:val="ar_AE" w:bidi="ar_AE"/>
+        </w:rPr>
+      </w:r>
+      <w:r>
+        <w:rPr>
           <w:b/>
           <w:lang w:val="ar_AE" w:bidi="ar_AE"/>
         </w:rPr>
@@ -17533,6 +18989,22 @@
       </w:r>
       <w:r>
         <w:rPr>
+          <w:lang w:val="ar_AE" w:bidi="ar_AE"/>
+        </w:rPr>
+        <w:t>וְ⁠ק֥וֹל הַ⁠תּ֖וֹר נִשְׁמַ֥ע</w:t>
+      </w:r>
+    </w:p>
+    <w:p>
+      <w:pPr>
+        <w:bidi/>
+      </w:pPr>
+      <w:r>
+        <w:rPr>
+          <w:lang w:val="ar_AE" w:bidi="ar_AE"/>
+        </w:rPr>
+      </w:r>
+      <w:r>
+        <w:rPr>
           <w:b/>
           <w:lang w:val="ar_AE" w:bidi="ar_AE"/>
         </w:rPr>
@@ -17638,6 +19110,22 @@
       </w:r>
       <w:r>
         <w:rPr>
+          <w:lang w:val="ar_AE" w:bidi="ar_AE"/>
+        </w:rPr>
+        <w:t>הַ⁠תְּאֵנָה֙ חָֽנְטָ֣ה פַגֶּ֔י⁠הָ</w:t>
+      </w:r>
+    </w:p>
+    <w:p>
+      <w:pPr>
+        <w:bidi/>
+      </w:pPr>
+      <w:r>
+        <w:rPr>
+          <w:lang w:val="ar_AE" w:bidi="ar_AE"/>
+        </w:rPr>
+      </w:r>
+      <w:r>
+        <w:rPr>
           <w:b/>
           <w:lang w:val="ar_AE" w:bidi="ar_AE"/>
         </w:rPr>
@@ -17743,6 +19231,22 @@
       </w:r>
       <w:r>
         <w:rPr>
+          <w:lang w:val="ar_AE" w:bidi="ar_AE"/>
+        </w:rPr>
+        <w:t>וְ⁠הַ⁠גְּפָנִ֥ים ׀ סְמָדַ֖ר</w:t>
+      </w:r>
+    </w:p>
+    <w:p>
+      <w:pPr>
+        <w:bidi/>
+      </w:pPr>
+      <w:r>
+        <w:rPr>
+          <w:lang w:val="ar_AE" w:bidi="ar_AE"/>
+        </w:rPr>
+      </w:r>
+      <w:r>
+        <w:rPr>
           <w:b/>
           <w:lang w:val="ar_AE" w:bidi="ar_AE"/>
         </w:rPr>
@@ -17813,6 +19317,22 @@
       </w:r>
       <w:r>
         <w:rPr>
+          <w:lang w:val="ar_AE" w:bidi="ar_AE"/>
+        </w:rPr>
+        <w:t>נָ֣תְנוּ רֵ֑יחַ</w:t>
+      </w:r>
+    </w:p>
+    <w:p>
+      <w:pPr>
+        <w:bidi/>
+      </w:pPr>
+      <w:r>
+        <w:rPr>
+          <w:lang w:val="ar_AE" w:bidi="ar_AE"/>
+        </w:rPr>
+      </w:r>
+      <w:r>
+        <w:rPr>
           <w:b/>
           <w:lang w:val="ar_AE" w:bidi="ar_AE"/>
         </w:rPr>
@@ -17905,6 +19425,22 @@
         <w:rPr>
           <w:lang w:val="ar_AE" w:bidi="ar_AE"/>
         </w:rPr>
+      </w:r>
+    </w:p>
+    <w:p>
+      <w:pPr>
+        <w:bidi/>
+      </w:pPr>
+      <w:r>
+        <w:rPr>
+          <w:lang w:val="ar_AE" w:bidi="ar_AE"/>
+        </w:rPr>
+      </w:r>
+      <w:r>
+        <w:rPr>
+          <w:lang w:val="ar_AE" w:bidi="ar_AE"/>
+        </w:rPr>
+        <w:t>ק֥וּמִי לכי רַעְיָתִ֥⁠י יָפָתִ֖⁠י וּ⁠לְכִי־לָֽ⁠ךְ</w:t>
       </w:r>
     </w:p>
     <w:p>
@@ -18028,6 +19564,22 @@
       </w:r>
       <w:r>
         <w:rPr>
+          <w:lang w:val="ar_AE" w:bidi="ar_AE"/>
+        </w:rPr>
+        <w:t>יוֹנָתִ֞⁠י</w:t>
+      </w:r>
+    </w:p>
+    <w:p>
+      <w:pPr>
+        <w:bidi/>
+      </w:pPr>
+      <w:r>
+        <w:rPr>
+          <w:lang w:val="ar_AE" w:bidi="ar_AE"/>
+        </w:rPr>
+      </w:r>
+      <w:r>
+        <w:rPr>
           <w:b/>
           <w:lang w:val="ar_AE" w:bidi="ar_AE"/>
         </w:rPr>
@@ -18133,6 +19685,22 @@
       </w:r>
       <w:r>
         <w:rPr>
+          <w:lang w:val="ar_AE" w:bidi="ar_AE"/>
+        </w:rPr>
+        <w:t>יוֹנָתִ֞⁠י בְּ⁠חַגְוֵ֣י הַ⁠סֶּ֗לַע בְּ⁠סֵ֨תֶר֙ הַ⁠מַּדְרֵגָ֔ה</w:t>
+      </w:r>
+    </w:p>
+    <w:p>
+      <w:pPr>
+        <w:bidi/>
+      </w:pPr>
+      <w:r>
+        <w:rPr>
+          <w:lang w:val="ar_AE" w:bidi="ar_AE"/>
+        </w:rPr>
+      </w:r>
+      <w:r>
+        <w:rPr>
           <w:b/>
           <w:lang w:val="ar_AE" w:bidi="ar_AE"/>
         </w:rPr>
@@ -18238,6 +19806,22 @@
       </w:r>
       <w:r>
         <w:rPr>
+          <w:lang w:val="ar_AE" w:bidi="ar_AE"/>
+        </w:rPr>
+        <w:t>בְּ⁠חַגְוֵ֣י הַ⁠סֶּ֗לַע בְּ⁠סֵ֨תֶר֙ הַ⁠מַּדְרֵגָ֔ה</w:t>
+      </w:r>
+    </w:p>
+    <w:p>
+      <w:pPr>
+        <w:bidi/>
+      </w:pPr>
+      <w:r>
+        <w:rPr>
+          <w:lang w:val="ar_AE" w:bidi="ar_AE"/>
+        </w:rPr>
+      </w:r>
+      <w:r>
+        <w:rPr>
           <w:b/>
           <w:lang w:val="ar_AE" w:bidi="ar_AE"/>
         </w:rPr>
@@ -18400,6 +19984,22 @@
       </w:r>
       <w:r>
         <w:rPr>
+          <w:lang w:val="ar_AE" w:bidi="ar_AE"/>
+        </w:rPr>
+        <w:t>הַרְאִ֨י⁠נִי֙ אֶתּ־מַרְאַ֔יִ⁠ךְ הַשְׁמִיעִ֖י⁠נִי אֶת־קוֹלֵ֑⁠ךְ כִּי־קוֹלֵ֥⁠ךְ עָרֵ֖ב וּ⁠מַרְאֵ֥י⁠ךְ נָאוֶֽה</w:t>
+      </w:r>
+    </w:p>
+    <w:p>
+      <w:pPr>
+        <w:bidi/>
+      </w:pPr>
+      <w:r>
+        <w:rPr>
+          <w:lang w:val="ar_AE" w:bidi="ar_AE"/>
+        </w:rPr>
+      </w:r>
+      <w:r>
+        <w:rPr>
           <w:b/>
           <w:lang w:val="ar_AE" w:bidi="ar_AE"/>
         </w:rPr>
@@ -18492,6 +20092,22 @@
       </w:r>
       <w:r>
         <w:rPr>
+          <w:lang w:val="ar_AE" w:bidi="ar_AE"/>
+        </w:rPr>
+        <w:t>הַרְאִ֨י⁠נִי֙ אֶתּ־מַרְאַ֔יִ⁠ךְ הַשְׁמִיעִ֖י⁠נִי</w:t>
+      </w:r>
+    </w:p>
+    <w:p>
+      <w:pPr>
+        <w:bidi/>
+      </w:pPr>
+      <w:r>
+        <w:rPr>
+          <w:lang w:val="ar_AE" w:bidi="ar_AE"/>
+        </w:rPr>
+      </w:r>
+      <w:r>
+        <w:rPr>
           <w:b/>
           <w:lang w:val="ar_AE" w:bidi="ar_AE"/>
         </w:rPr>
@@ -18610,6 +20226,22 @@
       </w:r>
       <w:r>
         <w:rPr>
+          <w:lang w:val="ar_AE" w:bidi="ar_AE"/>
+        </w:rPr>
+        <w:t>קוֹלֵ֥⁠ךְ עָרֵ֖ב</w:t>
+      </w:r>
+    </w:p>
+    <w:p>
+      <w:pPr>
+        <w:bidi/>
+      </w:pPr>
+      <w:r>
+        <w:rPr>
+          <w:lang w:val="ar_AE" w:bidi="ar_AE"/>
+        </w:rPr>
+      </w:r>
+      <w:r>
+        <w:rPr>
           <w:b/>
           <w:lang w:val="ar_AE" w:bidi="ar_AE"/>
         </w:rPr>
@@ -18680,6 +20312,22 @@
       </w:r>
       <w:r>
         <w:rPr>
+          <w:lang w:val="ar_AE" w:bidi="ar_AE"/>
+        </w:rPr>
+        <w:t>אֶֽחֱזוּ־לָ֨⁠נוּ֙ שֽׁוּעָלִ֔ים שֽׁוּעָלִ֥ים קְטַנִּ֖ים מְחַבְּלִ֣ים כְּרָמִ֑ים וּ⁠כְרָמֵ֖י⁠נוּ סְמָדַֽר</w:t>
+      </w:r>
+    </w:p>
+    <w:p>
+      <w:pPr>
+        <w:bidi/>
+      </w:pPr>
+      <w:r>
+        <w:rPr>
+          <w:lang w:val="ar_AE" w:bidi="ar_AE"/>
+        </w:rPr>
+      </w:r>
+      <w:r>
+        <w:rPr>
           <w:b/>
           <w:lang w:val="ar_AE" w:bidi="ar_AE"/>
         </w:rPr>
@@ -19032,6 +20680,22 @@
       </w:r>
       <w:r>
         <w:rPr>
+          <w:lang w:val="ar_AE" w:bidi="ar_AE"/>
+        </w:rPr>
+        <w:t>לָ֨⁠נוּ֙ &amp; וּ⁠כְרָמֵ֖י⁠נוּ</w:t>
+      </w:r>
+    </w:p>
+    <w:p>
+      <w:pPr>
+        <w:bidi/>
+      </w:pPr>
+      <w:r>
+        <w:rPr>
+          <w:lang w:val="ar_AE" w:bidi="ar_AE"/>
+        </w:rPr>
+      </w:r>
+      <w:r>
+        <w:rPr>
           <w:b/>
           <w:lang w:val="ar_AE" w:bidi="ar_AE"/>
         </w:rPr>
@@ -19150,6 +20814,22 @@
       </w:r>
       <w:r>
         <w:rPr>
+          <w:lang w:val="ar_AE" w:bidi="ar_AE"/>
+        </w:rPr>
+        <w:t>וּ⁠כְרָמֵ֖י⁠נוּ סְמָדַֽר</w:t>
+      </w:r>
+    </w:p>
+    <w:p>
+      <w:pPr>
+        <w:bidi/>
+      </w:pPr>
+      <w:r>
+        <w:rPr>
+          <w:lang w:val="ar_AE" w:bidi="ar_AE"/>
+        </w:rPr>
+      </w:r>
+      <w:r>
+        <w:rPr>
           <w:b/>
           <w:lang w:val="ar_AE" w:bidi="ar_AE"/>
         </w:rPr>
@@ -19220,6 +20900,22 @@
       </w:r>
       <w:r>
         <w:rPr>
+          <w:lang w:val="ar_AE" w:bidi="ar_AE"/>
+        </w:rPr>
+        <w:t>דּוֹדִ֥⁠י לִ⁠י֙ וַ⁠אֲנִ֣י ל֔⁠וֹ</w:t>
+      </w:r>
+    </w:p>
+    <w:p>
+      <w:pPr>
+        <w:bidi/>
+      </w:pPr>
+      <w:r>
+        <w:rPr>
+          <w:lang w:val="ar_AE" w:bidi="ar_AE"/>
+        </w:rPr>
+      </w:r>
+      <w:r>
+        <w:rPr>
           <w:b/>
           <w:lang w:val="ar_AE" w:bidi="ar_AE"/>
         </w:rPr>
@@ -19395,6 +21091,22 @@
         <w:rPr>
           <w:lang w:val="ar_AE" w:bidi="ar_AE"/>
         </w:rPr>
+      </w:r>
+    </w:p>
+    <w:p>
+      <w:pPr>
+        <w:bidi/>
+      </w:pPr>
+      <w:r>
+        <w:rPr>
+          <w:lang w:val="ar_AE" w:bidi="ar_AE"/>
+        </w:rPr>
+      </w:r>
+      <w:r>
+        <w:rPr>
+          <w:lang w:val="ar_AE" w:bidi="ar_AE"/>
+        </w:rPr>
+        <w:t>הָ⁠רֹעֶ֖ה בַּ⁠שּׁוֹשַׁנִּֽים</w:t>
       </w:r>
     </w:p>
     <w:p>
@@ -19868,6 +21580,22 @@
       </w:r>
       <w:r>
         <w:rPr>
+          <w:lang w:val="ar_AE" w:bidi="ar_AE"/>
+        </w:rPr>
+        <w:t>וְ⁠נָ֖סוּ הַ⁠צְּלָלִ֑ים</w:t>
+      </w:r>
+    </w:p>
+    <w:p>
+      <w:pPr>
+        <w:bidi/>
+      </w:pPr>
+      <w:r>
+        <w:rPr>
+          <w:lang w:val="ar_AE" w:bidi="ar_AE"/>
+        </w:rPr>
+      </w:r>
+      <w:r>
+        <w:rPr>
           <w:b/>
           <w:lang w:val="ar_AE" w:bidi="ar_AE"/>
         </w:rPr>
@@ -19973,6 +21701,22 @@
       </w:r>
       <w:r>
         <w:rPr>
+          <w:lang w:val="ar_AE" w:bidi="ar_AE"/>
+        </w:rPr>
+        <w:t>סֹב֩ דְּמֵה־לְ⁠ךָ֨ דוֹדִ֜⁠י</w:t>
+      </w:r>
+    </w:p>
+    <w:p>
+      <w:pPr>
+        <w:bidi/>
+      </w:pPr>
+      <w:r>
+        <w:rPr>
+          <w:lang w:val="ar_AE" w:bidi="ar_AE"/>
+        </w:rPr>
+      </w:r>
+      <w:r>
+        <w:rPr>
           <w:b/>
           <w:lang w:val="ar_AE" w:bidi="ar_AE"/>
         </w:rPr>
@@ -20030,6 +21774,22 @@
         <w:rPr>
           <w:lang w:val="ar_AE" w:bidi="ar_AE"/>
         </w:rPr>
+      </w:r>
+    </w:p>
+    <w:p>
+      <w:pPr>
+        <w:bidi/>
+      </w:pPr>
+      <w:r>
+        <w:rPr>
+          <w:lang w:val="ar_AE" w:bidi="ar_AE"/>
+        </w:rPr>
+      </w:r>
+      <w:r>
+        <w:rPr>
+          <w:lang w:val="ar_AE" w:bidi="ar_AE"/>
+        </w:rPr>
+        <w:t>לִ⁠צְבִ֗י</w:t>
       </w:r>
     </w:p>
     <w:p>
@@ -20394,6 +22154,22 @@
       </w:r>
       <w:r>
         <w:rPr>
+          <w:lang w:val="ar_AE" w:bidi="ar_AE"/>
+        </w:rPr>
+        <w:t>בַּ⁠לֵּיל֔וֹת</w:t>
+      </w:r>
+    </w:p>
+    <w:p>
+      <w:pPr>
+        <w:bidi/>
+      </w:pPr>
+      <w:r>
+        <w:rPr>
+          <w:lang w:val="ar_AE" w:bidi="ar_AE"/>
+        </w:rPr>
+      </w:r>
+      <w:r>
+        <w:rPr>
           <w:b/>
           <w:lang w:val="ar_AE" w:bidi="ar_AE"/>
         </w:rPr>
@@ -20512,6 +22288,22 @@
       </w:r>
       <w:r>
         <w:rPr>
+          <w:lang w:val="ar_AE" w:bidi="ar_AE"/>
+        </w:rPr>
+        <w:t>בִּקַּ֕שְׁתִּי אֵ֥ת שֶׁ⁠אָהֲבָ֖ה נַפְשִׁ֑⁠י בִּקַּשְׁתִּ֖י⁠ו</w:t>
+      </w:r>
+    </w:p>
+    <w:p>
+      <w:pPr>
+        <w:bidi/>
+      </w:pPr>
+      <w:r>
+        <w:rPr>
+          <w:lang w:val="ar_AE" w:bidi="ar_AE"/>
+        </w:rPr>
+      </w:r>
+      <w:r>
+        <w:rPr>
           <w:b/>
           <w:lang w:val="ar_AE" w:bidi="ar_AE"/>
         </w:rPr>
@@ -20604,6 +22396,22 @@
         <w:rPr>
           <w:lang w:val="ar_AE" w:bidi="ar_AE"/>
         </w:rPr>
+      </w:r>
+    </w:p>
+    <w:p>
+      <w:pPr>
+        <w:bidi/>
+      </w:pPr>
+      <w:r>
+        <w:rPr>
+          <w:lang w:val="ar_AE" w:bidi="ar_AE"/>
+        </w:rPr>
+      </w:r>
+      <w:r>
+        <w:rPr>
+          <w:lang w:val="ar_AE" w:bidi="ar_AE"/>
+        </w:rPr>
+        <w:t>אֵ֥ת שֶׁ⁠אָהֲבָ֖ה נַפְשִׁ֑⁠י</w:t>
       </w:r>
     </w:p>
     <w:p>
@@ -20819,6 +22627,22 @@
       </w:r>
       <w:r>
         <w:rPr>
+          <w:lang w:val="ar_AE" w:bidi="ar_AE"/>
+        </w:rPr>
+        <w:t>וַ⁠אֲסוֹבְבָ֣ה בָ⁠עִ֗יר</w:t>
+      </w:r>
+    </w:p>
+    <w:p>
+      <w:pPr>
+        <w:bidi/>
+      </w:pPr>
+      <w:r>
+        <w:rPr>
+          <w:lang w:val="ar_AE" w:bidi="ar_AE"/>
+        </w:rPr>
+      </w:r>
+      <w:r>
+        <w:rPr>
           <w:b/>
           <w:lang w:val="ar_AE" w:bidi="ar_AE"/>
         </w:rPr>
@@ -20889,6 +22713,22 @@
       </w:r>
       <w:r>
         <w:rPr>
+          <w:lang w:val="ar_AE" w:bidi="ar_AE"/>
+        </w:rPr>
+        <w:t>וּ⁠בָ֣⁠רְחֹב֔וֹת</w:t>
+      </w:r>
+    </w:p>
+    <w:p>
+      <w:pPr>
+        <w:bidi/>
+      </w:pPr>
+      <w:r>
+        <w:rPr>
+          <w:lang w:val="ar_AE" w:bidi="ar_AE"/>
+        </w:rPr>
+      </w:r>
+      <w:r>
+        <w:rPr>
           <w:b/>
           <w:lang w:val="ar_AE" w:bidi="ar_AE"/>
         </w:rPr>
@@ -20994,6 +22834,22 @@
       </w:r>
       <w:r>
         <w:rPr>
+          <w:lang w:val="ar_AE" w:bidi="ar_AE"/>
+        </w:rPr>
+        <w:t>אֲבַקְשָׁ֕ה &amp; בִּקַּשְׁתִּ֖י⁠ו</w:t>
+      </w:r>
+    </w:p>
+    <w:p>
+      <w:pPr>
+        <w:bidi/>
+      </w:pPr>
+      <w:r>
+        <w:rPr>
+          <w:lang w:val="ar_AE" w:bidi="ar_AE"/>
+        </w:rPr>
+      </w:r>
+      <w:r>
+        <w:rPr>
           <w:b/>
           <w:lang w:val="ar_AE" w:bidi="ar_AE"/>
         </w:rPr>
@@ -21064,6 +22920,22 @@
         <w:rPr>
           <w:lang w:val="ar_AE" w:bidi="ar_AE"/>
         </w:rPr>
+      </w:r>
+    </w:p>
+    <w:p>
+      <w:pPr>
+        <w:bidi/>
+      </w:pPr>
+      <w:r>
+        <w:rPr>
+          <w:lang w:val="ar_AE" w:bidi="ar_AE"/>
+        </w:rPr>
+      </w:r>
+      <w:r>
+        <w:rPr>
+          <w:lang w:val="ar_AE" w:bidi="ar_AE"/>
+        </w:rPr>
+        <w:t>אֵ֥ת שֶׁ⁠אָהֲבָ֖ה נַפְשִׁ֑⁠י</w:t>
       </w:r>
     </w:p>
     <w:p>
@@ -21187,6 +23059,22 @@
       </w:r>
       <w:r>
         <w:rPr>
+          <w:lang w:val="ar_AE" w:bidi="ar_AE"/>
+        </w:rPr>
+        <w:t>הַ⁠שֹּׁ֣מְרִ֔ים</w:t>
+      </w:r>
+    </w:p>
+    <w:p>
+      <w:pPr>
+        <w:bidi/>
+      </w:pPr>
+      <w:r>
+        <w:rPr>
+          <w:lang w:val="ar_AE" w:bidi="ar_AE"/>
+        </w:rPr>
+      </w:r>
+      <w:r>
+        <w:rPr>
           <w:b/>
           <w:lang w:val="ar_AE" w:bidi="ar_AE"/>
         </w:rPr>
@@ -21384,6 +23272,22 @@
         <w:rPr>
           <w:lang w:val="ar_AE" w:bidi="ar_AE"/>
         </w:rPr>
+      </w:r>
+    </w:p>
+    <w:p>
+      <w:pPr>
+        <w:bidi/>
+      </w:pPr>
+      <w:r>
+        <w:rPr>
+          <w:lang w:val="ar_AE" w:bidi="ar_AE"/>
+        </w:rPr>
+      </w:r>
+      <w:r>
+        <w:rPr>
+          <w:lang w:val="ar_AE" w:bidi="ar_AE"/>
+        </w:rPr>
+        <w:t>אֵ֛ת שֶׁ⁠אָהֲבָ֥ה נַפְשִׁ֖⁠י</w:t>
       </w:r>
     </w:p>
     <w:p>
@@ -21507,6 +23411,22 @@
       </w:r>
       <w:r>
         <w:rPr>
+          <w:lang w:val="ar_AE" w:bidi="ar_AE"/>
+        </w:rPr>
+        <w:t>אֵ֛ת שֶׁ⁠אָהֲבָ֥ה נַפְשִׁ֖⁠י רְאִיתֶֽם</w:t>
+      </w:r>
+    </w:p>
+    <w:p>
+      <w:pPr>
+        <w:bidi/>
+      </w:pPr>
+      <w:r>
+        <w:rPr>
+          <w:lang w:val="ar_AE" w:bidi="ar_AE"/>
+        </w:rPr>
+      </w:r>
+      <w:r>
+        <w:rPr>
           <w:b/>
           <w:lang w:val="ar_AE" w:bidi="ar_AE"/>
         </w:rPr>
@@ -21577,6 +23497,22 @@
       </w:r>
       <w:r>
         <w:rPr>
+          <w:lang w:val="ar_AE" w:bidi="ar_AE"/>
+        </w:rPr>
+        <w:t>כִּ⁠מְעַט֙</w:t>
+      </w:r>
+    </w:p>
+    <w:p>
+      <w:pPr>
+        <w:bidi/>
+      </w:pPr>
+      <w:r>
+        <w:rPr>
+          <w:lang w:val="ar_AE" w:bidi="ar_AE"/>
+        </w:rPr>
+      </w:r>
+      <w:r>
+        <w:rPr>
           <w:b/>
           <w:lang w:val="ar_AE" w:bidi="ar_AE"/>
         </w:rPr>
@@ -21634,6 +23570,22 @@
         <w:rPr>
           <w:lang w:val="ar_AE" w:bidi="ar_AE"/>
         </w:rPr>
+      </w:r>
+    </w:p>
+    <w:p>
+      <w:pPr>
+        <w:bidi/>
+      </w:pPr>
+      <w:r>
+        <w:rPr>
+          <w:lang w:val="ar_AE" w:bidi="ar_AE"/>
+        </w:rPr>
+      </w:r>
+      <w:r>
+        <w:rPr>
+          <w:lang w:val="ar_AE" w:bidi="ar_AE"/>
+        </w:rPr>
+        <w:t>אֵ֥ת שֶׁ⁠אָהֲבָ֖ה נַפְשִׁ֑⁠י</w:t>
       </w:r>
     </w:p>
     <w:p>
@@ -21757,6 +23709,22 @@
       </w:r>
       <w:r>
         <w:rPr>
+          <w:lang w:val="ar_AE" w:bidi="ar_AE"/>
+        </w:rPr>
+        <w:t>שֶׁ֤⁠הֲבֵיאתִי⁠ו֙</w:t>
+      </w:r>
+    </w:p>
+    <w:p>
+      <w:pPr>
+        <w:bidi/>
+      </w:pPr>
+      <w:r>
+        <w:rPr>
+          <w:lang w:val="ar_AE" w:bidi="ar_AE"/>
+        </w:rPr>
+      </w:r>
+      <w:r>
+        <w:rPr>
           <w:b/>
           <w:lang w:val="ar_AE" w:bidi="ar_AE"/>
         </w:rPr>
@@ -21849,6 +23817,22 @@
         <w:rPr>
           <w:lang w:val="ar_AE" w:bidi="ar_AE"/>
         </w:rPr>
+      </w:r>
+    </w:p>
+    <w:p>
+      <w:pPr>
+        <w:bidi/>
+      </w:pPr>
+      <w:r>
+        <w:rPr>
+          <w:lang w:val="ar_AE" w:bidi="ar_AE"/>
+        </w:rPr>
+      </w:r>
+      <w:r>
+        <w:rPr>
+          <w:lang w:val="ar_AE" w:bidi="ar_AE"/>
+        </w:rPr>
+        <w:t>שֶׁ֤⁠הֲבֵיאתִי⁠ו֙ אֶל־בֵּ֣ית אִמִּ֔⁠י וְ⁠אֶל־חֶ֖דֶר הוֹרָתִֽ⁠י</w:t>
       </w:r>
     </w:p>
     <w:p>
@@ -22064,6 +24048,22 @@
       </w:r>
       <w:r>
         <w:rPr>
+          <w:lang w:val="ar_AE" w:bidi="ar_AE"/>
+        </w:rPr>
+        <w:t>מִ֣י זֹ֗את עֹלָה֙ מִן־הַ⁠מִּדְבָּ֔ר כְּ⁠תִֽימֲר֖וֹת עָשָׁ֑ן מְקֻטֶּ֤רֶת מוֹר֙ וּ⁠לְבוֹנָ֔ה מִ⁠כֹּ֖ל אַבְקַ֥ת רוֹכֵֽל</w:t>
+      </w:r>
+    </w:p>
+    <w:p>
+      <w:pPr>
+        <w:bidi/>
+      </w:pPr>
+      <w:r>
+        <w:rPr>
+          <w:lang w:val="ar_AE" w:bidi="ar_AE"/>
+        </w:rPr>
+      </w:r>
+      <w:r>
+        <w:rPr>
           <w:b/>
           <w:lang w:val="ar_AE" w:bidi="ar_AE"/>
         </w:rPr>
@@ -22169,6 +24169,22 @@
       </w:r>
       <w:r>
         <w:rPr>
+          <w:lang w:val="ar_AE" w:bidi="ar_AE"/>
+        </w:rPr>
+        <w:t>זֹ֗את עֹלָה֙ מִן־הַ⁠מִּדְבָּ֔ר</w:t>
+      </w:r>
+    </w:p>
+    <w:p>
+      <w:pPr>
+        <w:bidi/>
+      </w:pPr>
+      <w:r>
+        <w:rPr>
+          <w:lang w:val="ar_AE" w:bidi="ar_AE"/>
+        </w:rPr>
+      </w:r>
+      <w:r>
+        <w:rPr>
           <w:b/>
           <w:lang w:val="ar_AE" w:bidi="ar_AE"/>
         </w:rPr>
@@ -22405,6 +24421,22 @@
       </w:r>
       <w:r>
         <w:rPr>
+          <w:lang w:val="ar_AE" w:bidi="ar_AE"/>
+        </w:rPr>
+        <w:t>עֹלָה֙</w:t>
+      </w:r>
+    </w:p>
+    <w:p>
+      <w:pPr>
+        <w:bidi/>
+      </w:pPr>
+      <w:r>
+        <w:rPr>
+          <w:lang w:val="ar_AE" w:bidi="ar_AE"/>
+        </w:rPr>
+      </w:r>
+      <w:r>
+        <w:rPr>
           <w:b/>
           <w:lang w:val="ar_AE" w:bidi="ar_AE"/>
         </w:rPr>
@@ -22510,6 +24542,22 @@
       </w:r>
       <w:r>
         <w:rPr>
+          <w:lang w:val="ar_AE" w:bidi="ar_AE"/>
+        </w:rPr>
+        <w:t>כְּ⁠תִֽימֲר֖וֹת עָשָׁ֑ן מְקֻטֶּ֤רֶת מוֹר֙ וּ⁠לְבוֹנָ֔ה</w:t>
+      </w:r>
+    </w:p>
+    <w:p>
+      <w:pPr>
+        <w:bidi/>
+      </w:pPr>
+      <w:r>
+        <w:rPr>
+          <w:lang w:val="ar_AE" w:bidi="ar_AE"/>
+        </w:rPr>
+      </w:r>
+      <w:r>
+        <w:rPr>
           <w:b/>
           <w:lang w:val="ar_AE" w:bidi="ar_AE"/>
         </w:rPr>
@@ -22628,6 +24676,22 @@
       </w:r>
       <w:r>
         <w:rPr>
+          <w:lang w:val="ar_AE" w:bidi="ar_AE"/>
+        </w:rPr>
+        <w:t>כְּ⁠תִֽימֲר֖וֹת עָשָׁ֑ן מְקֻטֶּ֤רֶת מוֹר֙ וּ⁠לְבוֹנָ֔ה</w:t>
+      </w:r>
+    </w:p>
+    <w:p>
+      <w:pPr>
+        <w:bidi/>
+      </w:pPr>
+      <w:r>
+        <w:rPr>
+          <w:lang w:val="ar_AE" w:bidi="ar_AE"/>
+        </w:rPr>
+      </w:r>
+      <w:r>
+        <w:rPr>
           <w:b/>
           <w:lang w:val="ar_AE" w:bidi="ar_AE"/>
         </w:rPr>
@@ -22759,6 +24823,22 @@
       </w:r>
       <w:r>
         <w:rPr>
+          <w:lang w:val="ar_AE" w:bidi="ar_AE"/>
+        </w:rPr>
+        <w:t>מְקֻטֶּ֤רֶת</w:t>
+      </w:r>
+    </w:p>
+    <w:p>
+      <w:pPr>
+        <w:bidi/>
+      </w:pPr>
+      <w:r>
+        <w:rPr>
+          <w:lang w:val="ar_AE" w:bidi="ar_AE"/>
+        </w:rPr>
+      </w:r>
+      <w:r>
+        <w:rPr>
           <w:b/>
           <w:lang w:val="ar_AE" w:bidi="ar_AE"/>
         </w:rPr>
@@ -22851,6 +24931,22 @@
       </w:r>
       <w:r>
         <w:rPr>
+          <w:lang w:val="ar_AE" w:bidi="ar_AE"/>
+        </w:rPr>
+        <w:t>מוֹר֙</w:t>
+      </w:r>
+    </w:p>
+    <w:p>
+      <w:pPr>
+        <w:bidi/>
+      </w:pPr>
+      <w:r>
+        <w:rPr>
+          <w:lang w:val="ar_AE" w:bidi="ar_AE"/>
+        </w:rPr>
+      </w:r>
+      <w:r>
+        <w:rPr>
           <w:b/>
           <w:lang w:val="ar_AE" w:bidi="ar_AE"/>
         </w:rPr>
@@ -22921,6 +25017,22 @@
       </w:r>
       <w:r>
         <w:rPr>
+          <w:lang w:val="ar_AE" w:bidi="ar_AE"/>
+        </w:rPr>
+        <w:t>מִ⁠כֹּ֖ל אַבְקַ֥ת רוֹכֵֽל</w:t>
+      </w:r>
+    </w:p>
+    <w:p>
+      <w:pPr>
+        <w:bidi/>
+      </w:pPr>
+      <w:r>
+        <w:rPr>
+          <w:lang w:val="ar_AE" w:bidi="ar_AE"/>
+        </w:rPr>
+      </w:r>
+      <w:r>
+        <w:rPr>
           <w:b/>
           <w:lang w:val="ar_AE" w:bidi="ar_AE"/>
         </w:rPr>
@@ -23177,6 +25289,22 @@
       </w:r>
       <w:r>
         <w:rPr>
+          <w:lang w:val="ar_AE" w:bidi="ar_AE"/>
+        </w:rPr>
+        <w:t>מִטָּת⁠וֹ֙</w:t>
+      </w:r>
+    </w:p>
+    <w:p>
+      <w:pPr>
+        <w:bidi/>
+      </w:pPr>
+      <w:r>
+        <w:rPr>
+          <w:lang w:val="ar_AE" w:bidi="ar_AE"/>
+        </w:rPr>
+      </w:r>
+      <w:r>
+        <w:rPr>
           <w:b/>
           <w:lang w:val="ar_AE" w:bidi="ar_AE"/>
         </w:rPr>
@@ -23295,6 +25423,22 @@
       </w:r>
       <w:r>
         <w:rPr>
+          <w:lang w:val="ar_AE" w:bidi="ar_AE"/>
+        </w:rPr>
+        <w:t>מִטָּת⁠וֹ֙ שֶׁ⁠לִּ⁠שְׁלֹמֹ֔ה</w:t>
+      </w:r>
+    </w:p>
+    <w:p>
+      <w:pPr>
+        <w:bidi/>
+      </w:pPr>
+      <w:r>
+        <w:rPr>
+          <w:lang w:val="ar_AE" w:bidi="ar_AE"/>
+        </w:rPr>
+      </w:r>
+      <w:r>
+        <w:rPr>
           <w:b/>
           <w:lang w:val="ar_AE" w:bidi="ar_AE"/>
         </w:rPr>
@@ -23452,6 +25596,22 @@
       </w:r>
       <w:r>
         <w:rPr>
+          <w:lang w:val="ar_AE" w:bidi="ar_AE"/>
+        </w:rPr>
+        <w:t>מְלֻמְּדֵ֖י מִלְחָמָ֑ה</w:t>
+      </w:r>
+    </w:p>
+    <w:p>
+      <w:pPr>
+        <w:bidi/>
+      </w:pPr>
+      <w:r>
+        <w:rPr>
+          <w:lang w:val="ar_AE" w:bidi="ar_AE"/>
+        </w:rPr>
+      </w:r>
+      <w:r>
+        <w:rPr>
           <w:b/>
           <w:lang w:val="ar_AE" w:bidi="ar_AE"/>
         </w:rPr>
@@ -23522,6 +25682,22 @@
       </w:r>
       <w:r>
         <w:rPr>
+          <w:lang w:val="ar_AE" w:bidi="ar_AE"/>
+        </w:rPr>
+        <w:t>אִ֤ישׁ חַרְבּ⁠וֹ֙ עַל־יְרֵכ֔⁠וֹ מִ⁠פַּ֖חַד בַּ⁠לֵּילּֽוֹת</w:t>
+      </w:r>
+    </w:p>
+    <w:p>
+      <w:pPr>
+        <w:bidi/>
+      </w:pPr>
+      <w:r>
+        <w:rPr>
+          <w:lang w:val="ar_AE" w:bidi="ar_AE"/>
+        </w:rPr>
+      </w:r>
+      <w:r>
+        <w:rPr>
           <w:b/>
           <w:lang w:val="ar_AE" w:bidi="ar_AE"/>
         </w:rPr>
@@ -23745,6 +25921,22 @@
         <w:rPr>
           <w:lang w:val="ar_AE" w:bidi="ar_AE"/>
         </w:rPr>
+      </w:r>
+    </w:p>
+    <w:p>
+      <w:pPr>
+        <w:bidi/>
+      </w:pPr>
+      <w:r>
+        <w:rPr>
+          <w:lang w:val="ar_AE" w:bidi="ar_AE"/>
+        </w:rPr>
+      </w:r>
+      <w:r>
+        <w:rPr>
+          <w:lang w:val="ar_AE" w:bidi="ar_AE"/>
+        </w:rPr>
+        <w:t>אַפִּרְי֗וֹן</w:t>
       </w:r>
     </w:p>
     <w:p>
@@ -23938,6 +26130,22 @@
       </w:r>
       <w:r>
         <w:rPr>
+          <w:lang w:val="ar_AE" w:bidi="ar_AE"/>
+        </w:rPr>
+        <w:t>אַפִּרְי֗וֹן עָ֤שָׂה ל⁠וֹ֙ הַ⁠מֶּ֣לֶךְ שְׁלֹמֹ֔ה מֵ⁠עֲצֵ֖י הַ⁠לְּבָנֽוֹן</w:t>
+      </w:r>
+    </w:p>
+    <w:p>
+      <w:pPr>
+        <w:bidi/>
+      </w:pPr>
+      <w:r>
+        <w:rPr>
+          <w:lang w:val="ar_AE" w:bidi="ar_AE"/>
+        </w:rPr>
+      </w:r>
+      <w:r>
+        <w:rPr>
           <w:b/>
           <w:lang w:val="ar_AE" w:bidi="ar_AE"/>
         </w:rPr>
@@ -24100,6 +26308,22 @@
       </w:r>
       <w:r>
         <w:rPr>
+          <w:lang w:val="ar_AE" w:bidi="ar_AE"/>
+        </w:rPr>
+        <w:t>אַפִּרְי֗וֹן עָ֤שָׂה ל⁠וֹ֙ &amp; עַמּוּדָי⁠ו֙ עָ֣שָׂה כֶ֔סֶף</w:t>
+      </w:r>
+    </w:p>
+    <w:p>
+      <w:pPr>
+        <w:bidi/>
+      </w:pPr>
+      <w:r>
+        <w:rPr>
+          <w:lang w:val="ar_AE" w:bidi="ar_AE"/>
+        </w:rPr>
+      </w:r>
+      <w:r>
+        <w:rPr>
           <w:b/>
           <w:lang w:val="ar_AE" w:bidi="ar_AE"/>
         </w:rPr>
@@ -24458,6 +26682,22 @@
       </w:r>
       <w:r>
         <w:rPr>
+          <w:lang w:val="ar_AE" w:bidi="ar_AE"/>
+        </w:rPr>
+        <w:t>מֶרְכָּב֖⁠וֹ אַרְגָּמָ֑ן</w:t>
+      </w:r>
+    </w:p>
+    <w:p>
+      <w:pPr>
+        <w:bidi/>
+      </w:pPr>
+      <w:r>
+        <w:rPr>
+          <w:lang w:val="ar_AE" w:bidi="ar_AE"/>
+        </w:rPr>
+      </w:r>
+      <w:r>
+        <w:rPr>
           <w:b/>
           <w:lang w:val="ar_AE" w:bidi="ar_AE"/>
         </w:rPr>
@@ -24528,6 +26768,22 @@
       </w:r>
       <w:r>
         <w:rPr>
+          <w:lang w:val="ar_AE" w:bidi="ar_AE"/>
+        </w:rPr>
+        <w:t>תּוֹכ⁠וֹ֙ רָצ֣וּף אַהֲבָ֔ה מִ⁠בְּנ֖וֹת יְרוּשָׁלִָֽם</w:t>
+      </w:r>
+    </w:p>
+    <w:p>
+      <w:pPr>
+        <w:bidi/>
+      </w:pPr>
+      <w:r>
+        <w:rPr>
+          <w:lang w:val="ar_AE" w:bidi="ar_AE"/>
+        </w:rPr>
+      </w:r>
+      <w:r>
+        <w:rPr>
           <w:b/>
           <w:lang w:val="ar_AE" w:bidi="ar_AE"/>
         </w:rPr>
@@ -24712,6 +26968,22 @@
         <w:rPr>
           <w:lang w:val="ar_AE" w:bidi="ar_AE"/>
         </w:rPr>
+      </w:r>
+    </w:p>
+    <w:p>
+      <w:pPr>
+        <w:bidi/>
+      </w:pPr>
+      <w:r>
+        <w:rPr>
+          <w:lang w:val="ar_AE" w:bidi="ar_AE"/>
+        </w:rPr>
+      </w:r>
+      <w:r>
+        <w:rPr>
+          <w:lang w:val="ar_AE" w:bidi="ar_AE"/>
+        </w:rPr>
+        <w:t>תּוֹכ⁠וֹ֙ רָצ֣וּף אַהֲבָ֔ה מִ⁠בְּנ֖וֹת יְרוּשָׁלִָֽם</w:t>
       </w:r>
     </w:p>
     <w:p>
@@ -24918,6 +27190,22 @@
       </w:r>
       <w:r>
         <w:rPr>
+          <w:lang w:val="ar_AE" w:bidi="ar_AE"/>
+        </w:rPr>
+        <w:t>צְאֶ֧ינָה</w:t>
+      </w:r>
+    </w:p>
+    <w:p>
+      <w:pPr>
+        <w:bidi/>
+      </w:pPr>
+      <w:r>
+        <w:rPr>
+          <w:lang w:val="ar_AE" w:bidi="ar_AE"/>
+        </w:rPr>
+      </w:r>
+      <w:r>
+        <w:rPr>
           <w:b/>
           <w:lang w:val="ar_AE" w:bidi="ar_AE"/>
         </w:rPr>
@@ -25010,6 +27298,22 @@
         <w:rPr>
           <w:lang w:val="ar_AE" w:bidi="ar_AE"/>
         </w:rPr>
+      </w:r>
+    </w:p>
+    <w:p>
+      <w:pPr>
+        <w:bidi/>
+      </w:pPr>
+      <w:r>
+        <w:rPr>
+          <w:lang w:val="ar_AE" w:bidi="ar_AE"/>
+        </w:rPr>
+      </w:r>
+      <w:r>
+        <w:rPr>
+          <w:lang w:val="ar_AE" w:bidi="ar_AE"/>
+        </w:rPr>
+        <w:t>בְּנ֥וֹת צִיּ֖וֹן</w:t>
       </w:r>
     </w:p>
     <w:p>
@@ -25173,6 +27477,22 @@
       </w:r>
       <w:r>
         <w:rPr>
+          <w:lang w:val="ar_AE" w:bidi="ar_AE"/>
+        </w:rPr>
+        <w:t>בְּ⁠י֣וֹם חֲתֻנָּת֔⁠וֹ וּ⁠בְ⁠י֖וֹם שִׂמְחַ֥ת לִבּֽ⁠וֹ</w:t>
+      </w:r>
+    </w:p>
+    <w:p>
+      <w:pPr>
+        <w:bidi/>
+      </w:pPr>
+      <w:r>
+        <w:rPr>
+          <w:lang w:val="ar_AE" w:bidi="ar_AE"/>
+        </w:rPr>
+      </w:r>
+      <w:r>
+        <w:rPr>
           <w:b/>
           <w:lang w:val="ar_AE" w:bidi="ar_AE"/>
         </w:rPr>
@@ -25252,6 +27572,22 @@
         <w:rPr>
           <w:lang w:val="ar_AE" w:bidi="ar_AE"/>
         </w:rPr>
+      </w:r>
+    </w:p>
+    <w:p>
+      <w:pPr>
+        <w:bidi/>
+      </w:pPr>
+      <w:r>
+        <w:rPr>
+          <w:lang w:val="ar_AE" w:bidi="ar_AE"/>
+        </w:rPr>
+      </w:r>
+      <w:r>
+        <w:rPr>
+          <w:lang w:val="ar_AE" w:bidi="ar_AE"/>
+        </w:rPr>
+        <w:t>וּ⁠בְ⁠י֖וֹם שִׂמְחַ֥ת לִבּֽ⁠וֹ</w:t>
       </w:r>
     </w:p>
     <w:p>
@@ -25708,6 +28044,22 @@
       </w:r>
       <w:r>
         <w:rPr>
+          <w:lang w:val="ar_AE" w:bidi="ar_AE"/>
+        </w:rPr>
+        <w:t>שַׂעְרֵ⁠ךְ֙ כְּ⁠עֵ֣דֶר הָֽ⁠עִזִּ֔ים שֶׁ⁠גָּלְשׁ֖וּ מֵ⁠הַ֥ר גִּלְעָֽד</w:t>
+      </w:r>
+    </w:p>
+    <w:p>
+      <w:pPr>
+        <w:bidi/>
+      </w:pPr>
+      <w:r>
+        <w:rPr>
+          <w:lang w:val="ar_AE" w:bidi="ar_AE"/>
+        </w:rPr>
+      </w:r>
+      <w:r>
+        <w:rPr>
           <w:b/>
           <w:lang w:val="ar_AE" w:bidi="ar_AE"/>
         </w:rPr>
@@ -25931,6 +28283,22 @@
       </w:r>
       <w:r>
         <w:rPr>
+          <w:lang w:val="ar_AE" w:bidi="ar_AE"/>
+        </w:rPr>
+        <w:t>הַ⁠קְּצוּב֔וֹת</w:t>
+      </w:r>
+    </w:p>
+    <w:p>
+      <w:pPr>
+        <w:bidi/>
+      </w:pPr>
+      <w:r>
+        <w:rPr>
+          <w:lang w:val="ar_AE" w:bidi="ar_AE"/>
+        </w:rPr>
+      </w:r>
+      <w:r>
+        <w:rPr>
           <w:b/>
           <w:lang w:val="ar_AE" w:bidi="ar_AE"/>
         </w:rPr>
@@ -26023,6 +28391,22 @@
       </w:r>
       <w:r>
         <w:rPr>
+          <w:lang w:val="ar_AE" w:bidi="ar_AE"/>
+        </w:rPr>
+        <w:t>מַתְאִימ֔וֹת</w:t>
+      </w:r>
+    </w:p>
+    <w:p>
+      <w:pPr>
+        <w:bidi/>
+      </w:pPr>
+      <w:r>
+        <w:rPr>
+          <w:lang w:val="ar_AE" w:bidi="ar_AE"/>
+        </w:rPr>
+      </w:r>
+      <w:r>
+        <w:rPr>
           <w:b/>
           <w:lang w:val="ar_AE" w:bidi="ar_AE"/>
         </w:rPr>
@@ -26207,6 +28591,22 @@
       </w:r>
       <w:r>
         <w:rPr>
+          <w:lang w:val="ar_AE" w:bidi="ar_AE"/>
+        </w:rPr>
+        <w:t>וְ⁠שַׁכֻּלָ֖ה אֵ֥ין בָּ⁠הֶֽם</w:t>
+      </w:r>
+    </w:p>
+    <w:p>
+      <w:pPr>
+        <w:bidi/>
+      </w:pPr>
+      <w:r>
+        <w:rPr>
+          <w:lang w:val="ar_AE" w:bidi="ar_AE"/>
+        </w:rPr>
+      </w:r>
+      <w:r>
+        <w:rPr>
           <w:b/>
           <w:lang w:val="ar_AE" w:bidi="ar_AE"/>
         </w:rPr>
@@ -26389,6 +28789,22 @@
       </w:r>
       <w:r>
         <w:rPr>
+          <w:lang w:val="ar_AE" w:bidi="ar_AE"/>
+        </w:rPr>
+        <w:t>כְּ⁠פֶ֤לַח הָֽ⁠רִמּוֹן֙ רַקָּתֵ֔⁠ךְ</w:t>
+      </w:r>
+    </w:p>
+    <w:p>
+      <w:pPr>
+        <w:bidi/>
+      </w:pPr>
+      <w:r>
+        <w:rPr>
+          <w:lang w:val="ar_AE" w:bidi="ar_AE"/>
+        </w:rPr>
+      </w:r>
+      <w:r>
+        <w:rPr>
           <w:b/>
           <w:lang w:val="ar_AE" w:bidi="ar_AE"/>
         </w:rPr>
@@ -26472,6 +28888,22 @@
         <w:rPr>
           <w:lang w:val="ar_AE" w:bidi="ar_AE"/>
         </w:rPr>
+      </w:r>
+    </w:p>
+    <w:p>
+      <w:pPr>
+        <w:bidi/>
+      </w:pPr>
+      <w:r>
+        <w:rPr>
+          <w:lang w:val="ar_AE" w:bidi="ar_AE"/>
+        </w:rPr>
+      </w:r>
+      <w:r>
+        <w:rPr>
+          <w:lang w:val="ar_AE" w:bidi="ar_AE"/>
+        </w:rPr>
+        <w:t>כְּ⁠פֶ֤לַח הָֽ⁠רִמּוֹן֙ רַקָּתֵ֔⁠ךְ</w:t>
       </w:r>
     </w:p>
     <w:p>
@@ -26743,6 +29175,22 @@
       </w:r>
       <w:r>
         <w:rPr>
+          <w:lang w:val="ar_AE" w:bidi="ar_AE"/>
+        </w:rPr>
+        <w:t>כְּ⁠מִגְדַּ֤ל דָּוִיד֙ צַוָּארֵ֔⁠ךְ בָּנ֖וּי לְ⁠תַלְפִּיּ֑וֹת</w:t>
+      </w:r>
+    </w:p>
+    <w:p>
+      <w:pPr>
+        <w:bidi/>
+      </w:pPr>
+      <w:r>
+        <w:rPr>
+          <w:lang w:val="ar_AE" w:bidi="ar_AE"/>
+        </w:rPr>
+      </w:r>
+      <w:r>
+        <w:rPr>
           <w:b/>
           <w:lang w:val="ar_AE" w:bidi="ar_AE"/>
         </w:rPr>
@@ -26868,6 +29316,22 @@
       </w:r>
       <w:r>
         <w:rPr>
+          <w:lang w:val="ar_AE" w:bidi="ar_AE"/>
+        </w:rPr>
+        <w:t>כְּ⁠מִגְדַּ֤ל דָּוִיד֙</w:t>
+      </w:r>
+    </w:p>
+    <w:p>
+      <w:pPr>
+        <w:bidi/>
+      </w:pPr>
+      <w:r>
+        <w:rPr>
+          <w:lang w:val="ar_AE" w:bidi="ar_AE"/>
+        </w:rPr>
+      </w:r>
+      <w:r>
+        <w:rPr>
           <w:b/>
           <w:lang w:val="ar_AE" w:bidi="ar_AE"/>
         </w:rPr>
@@ -26973,6 +29437,22 @@
       </w:r>
       <w:r>
         <w:rPr>
+          <w:lang w:val="ar_AE" w:bidi="ar_AE"/>
+        </w:rPr>
+        <w:t>כְּ⁠מִגְדַּ֤ל דָּוִיד֙ צַוָּארֵ֔⁠ךְ בָּנ֖וּי לְ⁠תַלְפִּיּ֑וֹת</w:t>
+      </w:r>
+    </w:p>
+    <w:p>
+      <w:pPr>
+        <w:bidi/>
+      </w:pPr>
+      <w:r>
+        <w:rPr>
+          <w:lang w:val="ar_AE" w:bidi="ar_AE"/>
+        </w:rPr>
+      </w:r>
+      <w:r>
+        <w:rPr>
           <w:b/>
           <w:lang w:val="ar_AE" w:bidi="ar_AE"/>
         </w:rPr>
@@ -27065,6 +29545,22 @@
       </w:r>
       <w:r>
         <w:rPr>
+          <w:lang w:val="ar_AE" w:bidi="ar_AE"/>
+        </w:rPr>
+        <w:t>בָּנ֖וּי לְ⁠תַלְפִּיּ֑וֹת</w:t>
+      </w:r>
+    </w:p>
+    <w:p>
+      <w:pPr>
+        <w:bidi/>
+      </w:pPr>
+      <w:r>
+        <w:rPr>
+          <w:lang w:val="ar_AE" w:bidi="ar_AE"/>
+        </w:rPr>
+      </w:r>
+      <w:r>
+        <w:rPr>
           <w:b/>
           <w:lang w:val="ar_AE" w:bidi="ar_AE"/>
         </w:rPr>
@@ -27135,6 +29631,22 @@
       </w:r>
       <w:r>
         <w:rPr>
+          <w:lang w:val="ar_AE" w:bidi="ar_AE"/>
+        </w:rPr>
+        <w:t>אֶ֤לֶף הַ⁠מָּגֵן֙ תָּל֣וּי עָלָ֔י⁠ו כֹּ֖ל שִׁלְטֵ֥י הַ⁠גִּבּוֹרִֽים</w:t>
+      </w:r>
+    </w:p>
+    <w:p>
+      <w:pPr>
+        <w:bidi/>
+      </w:pPr>
+      <w:r>
+        <w:rPr>
+          <w:lang w:val="ar_AE" w:bidi="ar_AE"/>
+        </w:rPr>
+      </w:r>
+      <w:r>
+        <w:rPr>
           <w:b/>
           <w:lang w:val="ar_AE" w:bidi="ar_AE"/>
         </w:rPr>
@@ -27266,6 +29778,22 @@
       </w:r>
       <w:r>
         <w:rPr>
+          <w:lang w:val="ar_AE" w:bidi="ar_AE"/>
+        </w:rPr>
+        <w:t>אֶ֤לֶף</w:t>
+      </w:r>
+    </w:p>
+    <w:p>
+      <w:pPr>
+        <w:bidi/>
+      </w:pPr>
+      <w:r>
+        <w:rPr>
+          <w:lang w:val="ar_AE" w:bidi="ar_AE"/>
+        </w:rPr>
+      </w:r>
+      <w:r>
+        <w:rPr>
           <w:b/>
           <w:lang w:val="ar_AE" w:bidi="ar_AE"/>
         </w:rPr>
@@ -27358,6 +29886,22 @@
         <w:rPr>
           <w:lang w:val="ar_AE" w:bidi="ar_AE"/>
         </w:rPr>
+      </w:r>
+    </w:p>
+    <w:p>
+      <w:pPr>
+        <w:bidi/>
+      </w:pPr>
+      <w:r>
+        <w:rPr>
+          <w:lang w:val="ar_AE" w:bidi="ar_AE"/>
+        </w:rPr>
+      </w:r>
+      <w:r>
+        <w:rPr>
+          <w:lang w:val="ar_AE" w:bidi="ar_AE"/>
+        </w:rPr>
+        <w:t>אֶ֤לֶף הַ⁠מָּגֵן֙ תָּל֣וּי עָלָ֔י⁠ו כֹּ֖ל שִׁלְטֵ֥י הַ⁠גִּבּוֹרִֽים</w:t>
       </w:r>
     </w:p>
     <w:p>
@@ -27866,6 +30410,22 @@
       </w:r>
       <w:r>
         <w:rPr>
+          <w:lang w:val="ar_AE" w:bidi="ar_AE"/>
+        </w:rPr>
+        <w:t>עַ֤ד שֶׁ⁠יָּפ֨וּחַ֙ הַ⁠יּ֔וֹם וְ⁠נָ֖סוּ הַ⁠צְּלָלִ֑ים</w:t>
+      </w:r>
+    </w:p>
+    <w:p>
+      <w:pPr>
+        <w:bidi/>
+      </w:pPr>
+      <w:r>
+        <w:rPr>
+          <w:lang w:val="ar_AE" w:bidi="ar_AE"/>
+        </w:rPr>
+      </w:r>
+      <w:r>
+        <w:rPr>
           <w:b/>
           <w:lang w:val="ar_AE" w:bidi="ar_AE"/>
         </w:rPr>
@@ -27989,6 +30549,22 @@
       </w:r>
       <w:r>
         <w:rPr>
+          <w:lang w:val="ar_AE" w:bidi="ar_AE"/>
+        </w:rPr>
+        <w:t>אֵ֤לֶךְ לִ⁠י֙</w:t>
+      </w:r>
+    </w:p>
+    <w:p>
+      <w:pPr>
+        <w:bidi/>
+      </w:pPr>
+      <w:r>
+        <w:rPr>
+          <w:lang w:val="ar_AE" w:bidi="ar_AE"/>
+        </w:rPr>
+      </w:r>
+      <w:r>
+        <w:rPr>
           <w:b/>
           <w:lang w:val="ar_AE" w:bidi="ar_AE"/>
         </w:rPr>
@@ -28335,6 +30911,22 @@
       </w:r>
       <w:r>
         <w:rPr>
+          <w:lang w:val="ar_AE" w:bidi="ar_AE"/>
+        </w:rPr>
+        <w:t>כֻּלָּ֤⁠ךְ יָפָה֙</w:t>
+      </w:r>
+    </w:p>
+    <w:p>
+      <w:pPr>
+        <w:bidi/>
+      </w:pPr>
+      <w:r>
+        <w:rPr>
+          <w:lang w:val="ar_AE" w:bidi="ar_AE"/>
+        </w:rPr>
+      </w:r>
+      <w:r>
+        <w:rPr>
           <w:b/>
           <w:lang w:val="ar_AE" w:bidi="ar_AE"/>
         </w:rPr>
@@ -28497,6 +31089,22 @@
       </w:r>
       <w:r>
         <w:rPr>
+          <w:lang w:val="ar_AE" w:bidi="ar_AE"/>
+        </w:rPr>
+        <w:t>אִתִּ֤⁠י &amp; תָּב֑וֹאִי</w:t>
+      </w:r>
+    </w:p>
+    <w:p>
+      <w:pPr>
+        <w:bidi/>
+      </w:pPr>
+      <w:r>
+        <w:rPr>
+          <w:lang w:val="ar_AE" w:bidi="ar_AE"/>
+        </w:rPr>
+      </w:r>
+      <w:r>
+        <w:rPr>
           <w:b/>
           <w:lang w:val="ar_AE" w:bidi="ar_AE"/>
         </w:rPr>
@@ -28849,6 +31457,22 @@
       </w:r>
       <w:r>
         <w:rPr>
+          <w:lang w:val="ar_AE" w:bidi="ar_AE"/>
+        </w:rPr>
+        <w:t>מִ⁠מְּעֹנ֣וֹת אֲרָי֔וֹת מֵֽ⁠הַרְרֵ֖י נְמֵרִֽים</w:t>
+      </w:r>
+    </w:p>
+    <w:p>
+      <w:pPr>
+        <w:bidi/>
+      </w:pPr>
+      <w:r>
+        <w:rPr>
+          <w:lang w:val="ar_AE" w:bidi="ar_AE"/>
+        </w:rPr>
+      </w:r>
+      <w:r>
+        <w:rPr>
           <w:b/>
           <w:lang w:val="ar_AE" w:bidi="ar_AE"/>
         </w:rPr>
@@ -28941,6 +31565,22 @@
       </w:r>
       <w:r>
         <w:rPr>
+          <w:lang w:val="ar_AE" w:bidi="ar_AE"/>
+        </w:rPr>
+        <w:t>לִבַּבְתִּ֖⁠נִי אֲחֹתִ֣⁠י כַלָּ֑ה לִבַּבְתִּ֨י⁠נִי֙</w:t>
+      </w:r>
+    </w:p>
+    <w:p>
+      <w:pPr>
+        <w:bidi/>
+      </w:pPr>
+      <w:r>
+        <w:rPr>
+          <w:lang w:val="ar_AE" w:bidi="ar_AE"/>
+        </w:rPr>
+      </w:r>
+      <w:r>
+        <w:rPr>
           <w:b/>
           <w:lang w:val="ar_AE" w:bidi="ar_AE"/>
         </w:rPr>
@@ -29046,6 +31686,22 @@
       </w:r>
       <w:r>
         <w:rPr>
+          <w:lang w:val="ar_AE" w:bidi="ar_AE"/>
+        </w:rPr>
+        <w:t>לִבַּבְתִּ֖⁠נִי &amp; לִבַּבְתִּ֨י⁠נִי֙</w:t>
+      </w:r>
+    </w:p>
+    <w:p>
+      <w:pPr>
+        <w:bidi/>
+      </w:pPr>
+      <w:r>
+        <w:rPr>
+          <w:lang w:val="ar_AE" w:bidi="ar_AE"/>
+        </w:rPr>
+      </w:r>
+      <w:r>
+        <w:rPr>
           <w:b/>
           <w:lang w:val="ar_AE" w:bidi="ar_AE"/>
         </w:rPr>
@@ -29334,6 +31990,22 @@
         <w:rPr>
           <w:lang w:val="ar_AE" w:bidi="ar_AE"/>
         </w:rPr>
+      </w:r>
+    </w:p>
+    <w:p>
+      <w:pPr>
+        <w:bidi/>
+      </w:pPr>
+      <w:r>
+        <w:rPr>
+          <w:lang w:val="ar_AE" w:bidi="ar_AE"/>
+        </w:rPr>
+      </w:r>
+      <w:r>
+        <w:rPr>
+          <w:lang w:val="ar_AE" w:bidi="ar_AE"/>
+        </w:rPr>
+        <w:t>מַה &amp; מַה</w:t>
       </w:r>
     </w:p>
     <w:p>
@@ -29595,6 +32267,22 @@
       </w:r>
       <w:r>
         <w:rPr>
+          <w:lang w:val="ar_AE" w:bidi="ar_AE"/>
+        </w:rPr>
+        <w:t>מַה־יָּפ֥וּ דֹדַ֖יִ⁠ךְ אֲחֹתִ֣⁠י כַלָּ֑ה מַה־טֹּ֤בוּ דֹדַ֨יִ⁠ךְ֙ מִ⁠יַּ֔יִן</w:t>
+      </w:r>
+    </w:p>
+    <w:p>
+      <w:pPr>
+        <w:bidi/>
+      </w:pPr>
+      <w:r>
+        <w:rPr>
+          <w:lang w:val="ar_AE" w:bidi="ar_AE"/>
+        </w:rPr>
+      </w:r>
+      <w:r>
+        <w:rPr>
           <w:b/>
           <w:lang w:val="ar_AE" w:bidi="ar_AE"/>
         </w:rPr>
@@ -29805,6 +32493,22 @@
       </w:r>
       <w:r>
         <w:rPr>
+          <w:lang w:val="ar_AE" w:bidi="ar_AE"/>
+        </w:rPr>
+        <w:t>שְׁמָנַ֖יִ⁠ךְ</w:t>
+      </w:r>
+    </w:p>
+    <w:p>
+      <w:pPr>
+        <w:bidi/>
+      </w:pPr>
+      <w:r>
+        <w:rPr>
+          <w:lang w:val="ar_AE" w:bidi="ar_AE"/>
+        </w:rPr>
+      </w:r>
+      <w:r>
+        <w:rPr>
           <w:b/>
           <w:lang w:val="ar_AE" w:bidi="ar_AE"/>
         </w:rPr>
@@ -30015,6 +32719,22 @@
       </w:r>
       <w:r>
         <w:rPr>
+          <w:lang w:val="ar_AE" w:bidi="ar_AE"/>
+        </w:rPr>
+        <w:t>נֹ֛פֶת תִּטֹּ֥פְנָה שִׂפְתוֹתַ֖יִ⁠ךְ</w:t>
+      </w:r>
+    </w:p>
+    <w:p>
+      <w:pPr>
+        <w:bidi/>
+      </w:pPr>
+      <w:r>
+        <w:rPr>
+          <w:lang w:val="ar_AE" w:bidi="ar_AE"/>
+        </w:rPr>
+      </w:r>
+      <w:r>
+        <w:rPr>
           <w:b/>
           <w:lang w:val="ar_AE" w:bidi="ar_AE"/>
         </w:rPr>
@@ -30146,6 +32866,22 @@
       </w:r>
       <w:r>
         <w:rPr>
+          <w:lang w:val="ar_AE" w:bidi="ar_AE"/>
+        </w:rPr>
+        <w:t>נֹ֛פֶת</w:t>
+      </w:r>
+    </w:p>
+    <w:p>
+      <w:pPr>
+        <w:bidi/>
+      </w:pPr>
+      <w:r>
+        <w:rPr>
+          <w:lang w:val="ar_AE" w:bidi="ar_AE"/>
+        </w:rPr>
+      </w:r>
+      <w:r>
+        <w:rPr>
           <w:b/>
           <w:lang w:val="ar_AE" w:bidi="ar_AE"/>
         </w:rPr>
@@ -30251,6 +32987,22 @@
       </w:r>
       <w:r>
         <w:rPr>
+          <w:lang w:val="ar_AE" w:bidi="ar_AE"/>
+        </w:rPr>
+        <w:t>דְּבַ֤שׁ וְ⁠חָלָב֙ תַּ֣חַת לְשׁוֹנֵ֔⁠ךְ</w:t>
+      </w:r>
+    </w:p>
+    <w:p>
+      <w:pPr>
+        <w:bidi/>
+      </w:pPr>
+      <w:r>
+        <w:rPr>
+          <w:lang w:val="ar_AE" w:bidi="ar_AE"/>
+        </w:rPr>
+      </w:r>
+      <w:r>
+        <w:rPr>
           <w:b/>
           <w:lang w:val="ar_AE" w:bidi="ar_AE"/>
         </w:rPr>
@@ -30356,6 +33108,22 @@
       </w:r>
       <w:r>
         <w:rPr>
+          <w:lang w:val="ar_AE" w:bidi="ar_AE"/>
+        </w:rPr>
+        <w:t>וְ⁠רֵ֥יחַ שַׂלְמֹתַ֖יִ⁠ךְ כְּ⁠רֵ֥יחַ לְבָנֽוֹן</w:t>
+      </w:r>
+    </w:p>
+    <w:p>
+      <w:pPr>
+        <w:bidi/>
+      </w:pPr>
+      <w:r>
+        <w:rPr>
+          <w:lang w:val="ar_AE" w:bidi="ar_AE"/>
+        </w:rPr>
+      </w:r>
+      <w:r>
+        <w:rPr>
           <w:b/>
           <w:lang w:val="ar_AE" w:bidi="ar_AE"/>
         </w:rPr>
@@ -30474,6 +33242,22 @@
       </w:r>
       <w:r>
         <w:rPr>
+          <w:lang w:val="ar_AE" w:bidi="ar_AE"/>
+        </w:rPr>
+        <w:t>גַּ֥ן ׀ נָע֖וּל אֲחֹתִ֣⁠י כַלָּ֑ה גַּ֥ל נָע֖וּל מַעְיָ֥ן חָתֽוּם</w:t>
+      </w:r>
+    </w:p>
+    <w:p>
+      <w:pPr>
+        <w:bidi/>
+      </w:pPr>
+      <w:r>
+        <w:rPr>
+          <w:lang w:val="ar_AE" w:bidi="ar_AE"/>
+        </w:rPr>
+      </w:r>
+      <w:r>
+        <w:rPr>
           <w:b/>
           <w:lang w:val="ar_AE" w:bidi="ar_AE"/>
         </w:rPr>
@@ -30553,6 +33337,22 @@
         <w:rPr>
           <w:lang w:val="ar_AE" w:bidi="ar_AE"/>
         </w:rPr>
+      </w:r>
+    </w:p>
+    <w:p>
+      <w:pPr>
+        <w:bidi/>
+      </w:pPr>
+      <w:r>
+        <w:rPr>
+          <w:lang w:val="ar_AE" w:bidi="ar_AE"/>
+        </w:rPr>
+      </w:r>
+      <w:r>
+        <w:rPr>
+          <w:lang w:val="ar_AE" w:bidi="ar_AE"/>
+        </w:rPr>
+        <w:t>גַּ֥ן ׀ נָע֖וּל אֲחֹתִ֣⁠י כַלָּ֑ה</w:t>
       </w:r>
     </w:p>
     <w:p>
@@ -30938,6 +33738,22 @@
       </w:r>
       <w:r>
         <w:rPr>
+          <w:lang w:val="ar_AE" w:bidi="ar_AE"/>
+        </w:rPr>
+        <w:t>גַּ֥ל נָע֖וּל מַעְיָ֥ן חָתֽוּם</w:t>
+      </w:r>
+    </w:p>
+    <w:p>
+      <w:pPr>
+        <w:bidi/>
+      </w:pPr>
+      <w:r>
+        <w:rPr>
+          <w:lang w:val="ar_AE" w:bidi="ar_AE"/>
+        </w:rPr>
+      </w:r>
+      <w:r>
+        <w:rPr>
           <w:b/>
           <w:lang w:val="ar_AE" w:bidi="ar_AE"/>
         </w:rPr>
@@ -31121,6 +33937,22 @@
       </w:r>
       <w:r>
         <w:rPr>
+          <w:lang w:val="ar_AE" w:bidi="ar_AE"/>
+        </w:rPr>
+        <w:t>גַּ֥ל נָע֖וּל מַעְיָ֥ן חָתֽוּם</w:t>
+      </w:r>
+    </w:p>
+    <w:p>
+      <w:pPr>
+        <w:bidi/>
+      </w:pPr>
+      <w:r>
+        <w:rPr>
+          <w:lang w:val="ar_AE" w:bidi="ar_AE"/>
+        </w:rPr>
+      </w:r>
+      <w:r>
+        <w:rPr>
           <w:b/>
           <w:lang w:val="ar_AE" w:bidi="ar_AE"/>
         </w:rPr>
@@ -31370,6 +34202,22 @@
         <w:rPr>
           <w:lang w:val="ar_AE" w:bidi="ar_AE"/>
         </w:rPr>
+      </w:r>
+    </w:p>
+    <w:p>
+      <w:pPr>
+        <w:bidi/>
+      </w:pPr>
+      <w:r>
+        <w:rPr>
+          <w:lang w:val="ar_AE" w:bidi="ar_AE"/>
+        </w:rPr>
+      </w:r>
+      <w:r>
+        <w:rPr>
+          <w:lang w:val="ar_AE" w:bidi="ar_AE"/>
+        </w:rPr>
+        <w:t>שְׁלָחַ֨יִ⁠ךְ֙ פַּרְדֵּ֣ס רִמּוֹנִ֔ים עִ֖ם פְּרִ֣י מְגָדִ֑ים כְּפָרִ֖ים עִם־נְרָדִֽים׃ נֵ֣רְדְּ ׀ וְ⁠כַרְכֹּ֗ם קָנֶה֙ וְ⁠קִנָּמ֔וֹן עִ֖ם כָּל־עֲצֵ֣י לְבוֹנָ֑ה מֹ֚ר וַ⁠אֲהָל֔וֹת עִ֖ם כָּל־רָאשֵׁ֥י בְשָׂמִֽים</w:t>
       </w:r>
     </w:p>
     <w:p>
@@ -31524,6 +34372,22 @@
       </w:r>
       <w:r>
         <w:rPr>
+          <w:lang w:val="ar_AE" w:bidi="ar_AE"/>
+        </w:rPr>
+        <w:t>שְׁלָחַ֨יִ⁠ךְ֙ פַּרְדֵּ֣ס רִמּוֹנִ֔ים עִ֖ם פְּרִ֣י מְגָדִ֑ים כְּפָרִ֖ים עִם־נְרָדִֽים׃ נֵ֣רְדְּ ׀ וְ⁠כַרְכֹּ֗ם קָנֶה֙ וְ⁠קִנָּמ֔וֹן עִ֖ם כָּל־עֲצֵ֣י לְבוֹנָ֑ה מֹ֚ר וַ⁠אֲהָל֔וֹת עִ֖ם כָּל־רָאשֵׁ֥י בְשָׂמִֽים</w:t>
+      </w:r>
+    </w:p>
+    <w:p>
+      <w:pPr>
+        <w:bidi/>
+      </w:pPr>
+      <w:r>
+        <w:rPr>
+          <w:lang w:val="ar_AE" w:bidi="ar_AE"/>
+        </w:rPr>
+      </w:r>
+      <w:r>
+        <w:rPr>
           <w:b/>
           <w:lang w:val="ar_AE" w:bidi="ar_AE"/>
         </w:rPr>
@@ -31783,6 +34647,22 @@
       </w:r>
       <w:r>
         <w:rPr>
+          <w:lang w:val="ar_AE" w:bidi="ar_AE"/>
+        </w:rPr>
+        <w:t>וְ⁠כַרְכֹּ֗ם קָנֶה֙ וְ⁠קִנָּמ֔וֹן &amp; וַ⁠אֲהָל֔וֹת</w:t>
+      </w:r>
+    </w:p>
+    <w:p>
+      <w:pPr>
+        <w:bidi/>
+      </w:pPr>
+      <w:r>
+        <w:rPr>
+          <w:lang w:val="ar_AE" w:bidi="ar_AE"/>
+        </w:rPr>
+      </w:r>
+      <w:r>
+        <w:rPr>
           <w:b/>
           <w:lang w:val="ar_AE" w:bidi="ar_AE"/>
         </w:rPr>
@@ -31953,6 +34833,22 @@
         <w:rPr>
           <w:lang w:val="ar_AE" w:bidi="ar_AE"/>
         </w:rPr>
+      </w:r>
+    </w:p>
+    <w:p>
+      <w:pPr>
+        <w:bidi/>
+      </w:pPr>
+      <w:r>
+        <w:rPr>
+          <w:lang w:val="ar_AE" w:bidi="ar_AE"/>
+        </w:rPr>
+      </w:r>
+      <w:r>
+        <w:rPr>
+          <w:lang w:val="ar_AE" w:bidi="ar_AE"/>
+        </w:rPr>
+        <w:t>מַעְיַ֣ן גַּנִּ֔ים בְּאֵ֖ר מַ֣יִם חַיִּ֑ים וְ⁠נֹזְלִ֖ים מִן־לְבָנֽוֹן</w:t>
       </w:r>
     </w:p>
     <w:p>
@@ -32164,6 +35060,22 @@
       </w:r>
       <w:r>
         <w:rPr>
+          <w:lang w:val="ar_AE" w:bidi="ar_AE"/>
+        </w:rPr>
+        <w:t>מַעְיַ֣ן גַּנִּ֔ים</w:t>
+      </w:r>
+    </w:p>
+    <w:p>
+      <w:pPr>
+        <w:bidi/>
+      </w:pPr>
+      <w:r>
+        <w:rPr>
+          <w:lang w:val="ar_AE" w:bidi="ar_AE"/>
+        </w:rPr>
+      </w:r>
+      <w:r>
+        <w:rPr>
           <w:b/>
           <w:lang w:val="ar_AE" w:bidi="ar_AE"/>
         </w:rPr>
@@ -32269,6 +35181,22 @@
       </w:r>
       <w:r>
         <w:rPr>
+          <w:lang w:val="ar_AE" w:bidi="ar_AE"/>
+        </w:rPr>
+        <w:t>מַעְיַ֣ן גַּנִּ֔ים</w:t>
+      </w:r>
+    </w:p>
+    <w:p>
+      <w:pPr>
+        <w:bidi/>
+      </w:pPr>
+      <w:r>
+        <w:rPr>
+          <w:lang w:val="ar_AE" w:bidi="ar_AE"/>
+        </w:rPr>
+      </w:r>
+      <w:r>
+        <w:rPr>
           <w:b/>
           <w:lang w:val="ar_AE" w:bidi="ar_AE"/>
         </w:rPr>
@@ -32400,6 +35328,22 @@
       </w:r>
       <w:r>
         <w:rPr>
+          <w:lang w:val="ar_AE" w:bidi="ar_AE"/>
+        </w:rPr>
+        <w:t>מַ֣יִם חַיִּ֑ים</w:t>
+      </w:r>
+    </w:p>
+    <w:p>
+      <w:pPr>
+        <w:bidi/>
+      </w:pPr>
+      <w:r>
+        <w:rPr>
+          <w:lang w:val="ar_AE" w:bidi="ar_AE"/>
+        </w:rPr>
+      </w:r>
+      <w:r>
+        <w:rPr>
           <w:b/>
           <w:lang w:val="ar_AE" w:bidi="ar_AE"/>
         </w:rPr>
@@ -32505,6 +35449,22 @@
       </w:r>
       <w:r>
         <w:rPr>
+          <w:lang w:val="ar_AE" w:bidi="ar_AE"/>
+        </w:rPr>
+        <w:t>ע֤וּרִי צָפוֹן֙ וּ⁠ב֣וֹאִי תֵימָ֔ן הָפִ֥יחִי גַנִּ֖⁠י יִזְּל֣וּ בְשָׂמָ֑י⁠ו</w:t>
+      </w:r>
+    </w:p>
+    <w:p>
+      <w:pPr>
+        <w:bidi/>
+      </w:pPr>
+      <w:r>
+        <w:rPr>
+          <w:lang w:val="ar_AE" w:bidi="ar_AE"/>
+        </w:rPr>
+      </w:r>
+      <w:r>
+        <w:rPr>
           <w:b/>
           <w:lang w:val="ar_AE" w:bidi="ar_AE"/>
         </w:rPr>
@@ -32610,6 +35570,22 @@
       </w:r>
       <w:r>
         <w:rPr>
+          <w:lang w:val="ar_AE" w:bidi="ar_AE"/>
+        </w:rPr>
+        <w:t>וּ⁠ב֣וֹאִי &amp; יָבֹ֤א דוֹדִ⁠י֙</w:t>
+      </w:r>
+    </w:p>
+    <w:p>
+      <w:pPr>
+        <w:bidi/>
+      </w:pPr>
+      <w:r>
+        <w:rPr>
+          <w:lang w:val="ar_AE" w:bidi="ar_AE"/>
+        </w:rPr>
+      </w:r>
+      <w:r>
+        <w:rPr>
           <w:b/>
           <w:lang w:val="ar_AE" w:bidi="ar_AE"/>
         </w:rPr>
@@ -32715,6 +35691,22 @@
         <w:rPr>
           <w:lang w:val="ar_AE" w:bidi="ar_AE"/>
         </w:rPr>
+      </w:r>
+    </w:p>
+    <w:p>
+      <w:pPr>
+        <w:bidi/>
+      </w:pPr>
+      <w:r>
+        <w:rPr>
+          <w:lang w:val="ar_AE" w:bidi="ar_AE"/>
+        </w:rPr>
+      </w:r>
+      <w:r>
+        <w:rPr>
+          <w:lang w:val="ar_AE" w:bidi="ar_AE"/>
+        </w:rPr>
+        <w:t>ע֤וּרִי צָפוֹן֙ וּ⁠ב֣וֹאִי תֵימָ֔ן הָפִ֥יחִי גַנִּ֖⁠י יִזְּל֣וּ בְשָׂמָ֑י⁠ו יָבֹ֤א דוֹדִ⁠י֙ לְ⁠גַנּ֔⁠וֹ וְ⁠יֹאכַ֖ל פְּרִ֥י מְגָדָֽי⁠ו</w:t>
       </w:r>
     </w:p>
     <w:p>
@@ -32996,6 +35988,22 @@
       </w:r>
       <w:r>
         <w:rPr>
+          <w:lang w:val="ar_AE" w:bidi="ar_AE"/>
+        </w:rPr>
+        <w:t>יִזְּל֣וּ בְשָׂמָ֑י⁠ו</w:t>
+      </w:r>
+    </w:p>
+    <w:p>
+      <w:pPr>
+        <w:bidi/>
+      </w:pPr>
+      <w:r>
+        <w:rPr>
+          <w:lang w:val="ar_AE" w:bidi="ar_AE"/>
+        </w:rPr>
+      </w:r>
+      <w:r>
+        <w:rPr>
           <w:b/>
           <w:lang w:val="ar_AE" w:bidi="ar_AE"/>
         </w:rPr>
@@ -33053,6 +36061,22 @@
         <w:rPr>
           <w:lang w:val="ar_AE" w:bidi="ar_AE"/>
         </w:rPr>
+      </w:r>
+    </w:p>
+    <w:p>
+      <w:pPr>
+        <w:bidi/>
+      </w:pPr>
+      <w:r>
+        <w:rPr>
+          <w:lang w:val="ar_AE" w:bidi="ar_AE"/>
+        </w:rPr>
+      </w:r>
+      <w:r>
+        <w:rPr>
+          <w:lang w:val="ar_AE" w:bidi="ar_AE"/>
+        </w:rPr>
+        <w:t>בָּ֣אתִי לְ⁠גַנִּ⁠י֮ אֲחֹתִ֣⁠י כַלָּה֒ אָרִ֤יתִי מוֹרִ⁠י֙ עִם־בְּשָׂמִ֔⁠י אָכַ֤לְתִּי יַעְרִ⁠י֙ עִם־דִּבְשִׁ֔⁠י שָׁתִ֥יתִי יֵינִ֖⁠י עִם־חֲלָבִ֑⁠י</w:t>
       </w:r>
     </w:p>
     <w:p>
@@ -33241,6 +36265,22 @@
       </w:r>
       <w:r>
         <w:rPr>
+          <w:lang w:val="ar_AE" w:bidi="ar_AE"/>
+        </w:rPr>
+        <w:t>בָּ֣אתִי לְ⁠גַנִּ⁠י֮ אֲחֹתִ֣⁠י כַלָּה֒ אָרִ֤יתִי מוֹרִ⁠י֙ עִם־בְּשָׂמִ֔⁠י אָכַ֤לְתִּי יַעְרִ⁠י֙ עִם־דִּבְשִׁ֔⁠י שָׁתִ֥יתִי יֵינִ֖⁠י עִם־חֲלָבִ֑⁠י</w:t>
+      </w:r>
+    </w:p>
+    <w:p>
+      <w:pPr>
+        <w:bidi/>
+      </w:pPr>
+      <w:r>
+        <w:rPr>
+          <w:lang w:val="ar_AE" w:bidi="ar_AE"/>
+        </w:rPr>
+      </w:r>
+      <w:r>
+        <w:rPr>
           <w:b/>
           <w:lang w:val="ar_AE" w:bidi="ar_AE"/>
         </w:rPr>
@@ -33333,6 +36373,22 @@
       </w:r>
       <w:r>
         <w:rPr>
+          <w:lang w:val="ar_AE" w:bidi="ar_AE"/>
+        </w:rPr>
+        <w:t>בָּ֣אתִי</w:t>
+      </w:r>
+    </w:p>
+    <w:p>
+      <w:pPr>
+        <w:bidi/>
+      </w:pPr>
+      <w:r>
+        <w:rPr>
+          <w:lang w:val="ar_AE" w:bidi="ar_AE"/>
+        </w:rPr>
+      </w:r>
+      <w:r>
+        <w:rPr>
           <w:b/>
           <w:lang w:val="ar_AE" w:bidi="ar_AE"/>
         </w:rPr>
@@ -33439,6 +36495,22 @@
         <w:rPr>
           <w:lang w:val="ar_AE" w:bidi="ar_AE"/>
         </w:rPr>
+      </w:r>
+    </w:p>
+    <w:p>
+      <w:pPr>
+        <w:bidi/>
+      </w:pPr>
+      <w:r>
+        <w:rPr>
+          <w:lang w:val="ar_AE" w:bidi="ar_AE"/>
+        </w:rPr>
+      </w:r>
+      <w:r>
+        <w:rPr>
+          <w:lang w:val="ar_AE" w:bidi="ar_AE"/>
+        </w:rPr>
+        <w:t>בָּ֣אתִי לְ⁠גַנִּ⁠י֮ אֲחֹתִ֣⁠י כַלָּה֒</w:t>
       </w:r>
     </w:p>
     <w:p>
@@ -33694,6 +36766,22 @@
       </w:r>
       <w:r>
         <w:rPr>
+          <w:lang w:val="ar_AE" w:bidi="ar_AE"/>
+        </w:rPr>
+        <w:t>אִכְל֣וּ רֵעִ֔ים שְׁת֥וּ וְ⁠שִׁכְר֖וּ דּוֹדִֽים</w:t>
+      </w:r>
+    </w:p>
+    <w:p>
+      <w:pPr>
+        <w:bidi/>
+      </w:pPr>
+      <w:r>
+        <w:rPr>
+          <w:lang w:val="ar_AE" w:bidi="ar_AE"/>
+        </w:rPr>
+      </w:r>
+      <w:r>
+        <w:rPr>
           <w:b/>
           <w:lang w:val="ar_AE" w:bidi="ar_AE"/>
         </w:rPr>
@@ -33905,6 +36993,22 @@
       </w:r>
       <w:r>
         <w:rPr>
+          <w:lang w:val="ar_AE" w:bidi="ar_AE"/>
+        </w:rPr>
+        <w:t>אֲנִ֥י יְשֵׁנָ֖ה וְ⁠לִבִּ֣⁠י עֵ֑ר</w:t>
+      </w:r>
+    </w:p>
+    <w:p>
+      <w:pPr>
+        <w:bidi/>
+      </w:pPr>
+      <w:r>
+        <w:rPr>
+          <w:lang w:val="ar_AE" w:bidi="ar_AE"/>
+        </w:rPr>
+      </w:r>
+      <w:r>
+        <w:rPr>
           <w:b/>
           <w:lang w:val="ar_AE" w:bidi="ar_AE"/>
         </w:rPr>
@@ -34050,6 +37154,22 @@
       </w:r>
       <w:r>
         <w:rPr>
+          <w:lang w:val="ar_AE" w:bidi="ar_AE"/>
+        </w:rPr>
+        <w:t>ק֣וֹל ׀ דּוֹדִ֣⁠י דוֹפֵ֗ק</w:t>
+      </w:r>
+    </w:p>
+    <w:p>
+      <w:pPr>
+        <w:bidi/>
+      </w:pPr>
+      <w:r>
+        <w:rPr>
+          <w:lang w:val="ar_AE" w:bidi="ar_AE"/>
+        </w:rPr>
+      </w:r>
+      <w:r>
+        <w:rPr>
           <w:b/>
           <w:lang w:val="ar_AE" w:bidi="ar_AE"/>
         </w:rPr>
@@ -34121,6 +37241,22 @@
         <w:rPr>
           <w:lang w:val="ar_AE" w:bidi="ar_AE"/>
         </w:rPr>
+      </w:r>
+    </w:p>
+    <w:p>
+      <w:pPr>
+        <w:bidi/>
+      </w:pPr>
+      <w:r>
+        <w:rPr>
+          <w:lang w:val="ar_AE" w:bidi="ar_AE"/>
+        </w:rPr>
+      </w:r>
+      <w:r>
+        <w:rPr>
+          <w:lang w:val="ar_AE" w:bidi="ar_AE"/>
+        </w:rPr>
+        <w:t>דּוֹדִ֣⁠י</w:t>
       </w:r>
     </w:p>
     <w:p>
@@ -34844,6 +37980,22 @@
       </w:r>
       <w:r>
         <w:rPr>
+          <w:lang w:val="ar_AE" w:bidi="ar_AE"/>
+        </w:rPr>
+        <w:t>פָּשַׁ֨טְתִּי֙ אֶת־כֻּתָּנְתִּ֔⁠י אֵיכָ֖כָה אֶלְבָּשֶׁ֑⁠נָּה רָחַ֥צְתִּי אֶת־רַגְלַ֖⁠י אֵיכָ֥כָה אֲטַנְּפֵֽ⁠ם</w:t>
+      </w:r>
+    </w:p>
+    <w:p>
+      <w:pPr>
+        <w:bidi/>
+      </w:pPr>
+      <w:r>
+        <w:rPr>
+          <w:lang w:val="ar_AE" w:bidi="ar_AE"/>
+        </w:rPr>
+      </w:r>
+      <w:r>
+        <w:rPr>
           <w:b/>
           <w:lang w:val="ar_AE" w:bidi="ar_AE"/>
         </w:rPr>
@@ -34937,6 +38089,22 @@
         <w:rPr>
           <w:lang w:val="ar_AE" w:bidi="ar_AE"/>
         </w:rPr>
+      </w:r>
+    </w:p>
+    <w:p>
+      <w:pPr>
+        <w:bidi/>
+      </w:pPr>
+      <w:r>
+        <w:rPr>
+          <w:lang w:val="ar_AE" w:bidi="ar_AE"/>
+        </w:rPr>
+      </w:r>
+      <w:r>
+        <w:rPr>
+          <w:lang w:val="ar_AE" w:bidi="ar_AE"/>
+        </w:rPr>
+        <w:t>אֵיכָ֖כָה אֶלְבָּשֶׁ֑⁠נָּה רָחַ֥צְתִּי אֶת־רַגְלַ֖⁠י אֵיכָ֥כָה אֲטַנְּפֵֽ⁠ם</w:t>
       </w:r>
     </w:p>
     <w:p>
@@ -35184,6 +38352,22 @@
       </w:r>
       <w:r>
         <w:rPr>
+          <w:lang w:val="ar_AE" w:bidi="ar_AE"/>
+        </w:rPr>
+        <w:t>וּ⁠מֵעַ֖⁠י הָמ֥וּ עָלָֽי⁠ו</w:t>
+      </w:r>
+    </w:p>
+    <w:p>
+      <w:pPr>
+        <w:bidi/>
+      </w:pPr>
+      <w:r>
+        <w:rPr>
+          <w:lang w:val="ar_AE" w:bidi="ar_AE"/>
+        </w:rPr>
+      </w:r>
+      <w:r>
+        <w:rPr>
           <w:b/>
           <w:lang w:val="ar_AE" w:bidi="ar_AE"/>
         </w:rPr>
@@ -35434,6 +38618,22 @@
       </w:r>
       <w:r>
         <w:rPr>
+          <w:lang w:val="ar_AE" w:bidi="ar_AE"/>
+        </w:rPr>
+        <w:t>וְ⁠יָדַ֣⁠י נָֽטְפוּ־מ֗וֹר וְ⁠אֶצְבְּעֹתַ⁠י֙ מ֣וֹר עֹבֵ֔ר</w:t>
+      </w:r>
+    </w:p>
+    <w:p>
+      <w:pPr>
+        <w:bidi/>
+      </w:pPr>
+      <w:r>
+        <w:rPr>
+          <w:lang w:val="ar_AE" w:bidi="ar_AE"/>
+        </w:rPr>
+      </w:r>
+      <w:r>
+        <w:rPr>
           <w:b/>
           <w:lang w:val="ar_AE" w:bidi="ar_AE"/>
         </w:rPr>
@@ -35559,6 +38759,22 @@
         <w:rPr>
           <w:lang w:val="ar_AE" w:bidi="ar_AE"/>
         </w:rPr>
+      </w:r>
+    </w:p>
+    <w:p>
+      <w:pPr>
+        <w:bidi/>
+      </w:pPr>
+      <w:r>
+        <w:rPr>
+          <w:lang w:val="ar_AE" w:bidi="ar_AE"/>
+        </w:rPr>
+      </w:r>
+      <w:r>
+        <w:rPr>
+          <w:lang w:val="ar_AE" w:bidi="ar_AE"/>
+        </w:rPr>
+        <w:t>מ֣וֹר עֹבֵ֔ר</w:t>
       </w:r>
     </w:p>
     <w:p>
@@ -35925,6 +39141,22 @@
       </w:r>
       <w:r>
         <w:rPr>
+          <w:lang w:val="ar_AE" w:bidi="ar_AE"/>
+        </w:rPr>
+        <w:t>עָבָ֑ר</w:t>
+      </w:r>
+    </w:p>
+    <w:p>
+      <w:pPr>
+        <w:bidi/>
+      </w:pPr>
+      <w:r>
+        <w:rPr>
+          <w:lang w:val="ar_AE" w:bidi="ar_AE"/>
+        </w:rPr>
+      </w:r>
+      <w:r>
+        <w:rPr>
           <w:b/>
           <w:lang w:val="ar_AE" w:bidi="ar_AE"/>
         </w:rPr>
@@ -36044,6 +39276,22 @@
       </w:r>
       <w:r>
         <w:rPr>
+          <w:lang w:val="ar_AE" w:bidi="ar_AE"/>
+        </w:rPr>
+        <w:t>נַפְשִׁ⁠י֙ יָֽצְאָ֣ה</w:t>
+      </w:r>
+    </w:p>
+    <w:p>
+      <w:pPr>
+        <w:bidi/>
+      </w:pPr>
+      <w:r>
+        <w:rPr>
+          <w:lang w:val="ar_AE" w:bidi="ar_AE"/>
+        </w:rPr>
+      </w:r>
+      <w:r>
+        <w:rPr>
           <w:b/>
           <w:lang w:val="ar_AE" w:bidi="ar_AE"/>
         </w:rPr>
@@ -36163,6 +39411,22 @@
       </w:r>
       <w:r>
         <w:rPr>
+          <w:lang w:val="ar_AE" w:bidi="ar_AE"/>
+        </w:rPr>
+        <w:t>נַפְשִׁ⁠י֙ יָֽצְאָ֣ה</w:t>
+      </w:r>
+    </w:p>
+    <w:p>
+      <w:pPr>
+        <w:bidi/>
+      </w:pPr>
+      <w:r>
+        <w:rPr>
+          <w:lang w:val="ar_AE" w:bidi="ar_AE"/>
+        </w:rPr>
+      </w:r>
+      <w:r>
+        <w:rPr>
           <w:b/>
           <w:lang w:val="ar_AE" w:bidi="ar_AE"/>
         </w:rPr>
@@ -36281,6 +39545,22 @@
       </w:r>
       <w:r>
         <w:rPr>
+          <w:lang w:val="ar_AE" w:bidi="ar_AE"/>
+        </w:rPr>
+        <w:t>בְ⁠דַבְּר֔⁠וֹ</w:t>
+      </w:r>
+    </w:p>
+    <w:p>
+      <w:pPr>
+        <w:bidi/>
+      </w:pPr>
+      <w:r>
+        <w:rPr>
+          <w:lang w:val="ar_AE" w:bidi="ar_AE"/>
+        </w:rPr>
+      </w:r>
+      <w:r>
+        <w:rPr>
           <w:b/>
           <w:lang w:val="ar_AE" w:bidi="ar_AE"/>
         </w:rPr>
@@ -36484,6 +39764,22 @@
         <w:rPr>
           <w:lang w:val="ar_AE" w:bidi="ar_AE"/>
         </w:rPr>
+      </w:r>
+    </w:p>
+    <w:p>
+      <w:pPr>
+        <w:bidi/>
+      </w:pPr>
+      <w:r>
+        <w:rPr>
+          <w:lang w:val="ar_AE" w:bidi="ar_AE"/>
+        </w:rPr>
+      </w:r>
+      <w:r>
+        <w:rPr>
+          <w:lang w:val="ar_AE" w:bidi="ar_AE"/>
+        </w:rPr>
+        <w:t>מְצָאֻ֧⁠נִי הַ⁠שֹּׁמְרִ֛ים הַ⁠סֹּבְבִ֥ים בָּ⁠עִ֖יר</w:t>
       </w:r>
     </w:p>
     <w:p>
@@ -36640,6 +39936,22 @@
       </w:r>
       <w:r>
         <w:rPr>
+          <w:lang w:val="ar_AE" w:bidi="ar_AE"/>
+        </w:rPr>
+        <w:t>הִכּ֣וּ⁠נִי פְצָע֑וּ⁠נִי נָשְׂא֤וּ אֶת־רְדִידִ⁠י֙ מֵֽ⁠עָלַ֔⁠י שֹׁמְרֵ֖י הַ⁠חֹמֽוֹת</w:t>
+      </w:r>
+    </w:p>
+    <w:p>
+      <w:pPr>
+        <w:bidi/>
+      </w:pPr>
+      <w:r>
+        <w:rPr>
+          <w:lang w:val="ar_AE" w:bidi="ar_AE"/>
+        </w:rPr>
+      </w:r>
+      <w:r>
+        <w:rPr>
           <w:b/>
           <w:lang w:val="ar_AE" w:bidi="ar_AE"/>
         </w:rPr>
@@ -36746,6 +40058,22 @@
       </w:r>
       <w:r>
         <w:rPr>
+          <w:lang w:val="ar_AE" w:bidi="ar_AE"/>
+        </w:rPr>
+        <w:t>הִכּ֣וּ⁠נִי פְצָע֑וּ⁠נִי</w:t>
+      </w:r>
+    </w:p>
+    <w:p>
+      <w:pPr>
+        <w:bidi/>
+      </w:pPr>
+      <w:r>
+        <w:rPr>
+          <w:lang w:val="ar_AE" w:bidi="ar_AE"/>
+        </w:rPr>
+      </w:r>
+      <w:r>
+        <w:rPr>
           <w:b/>
           <w:lang w:val="ar_AE" w:bidi="ar_AE"/>
         </w:rPr>
@@ -36864,6 +40192,22 @@
       </w:r>
       <w:r>
         <w:rPr>
+          <w:lang w:val="ar_AE" w:bidi="ar_AE"/>
+        </w:rPr>
+        <w:t>אֶת־רְדִידִ⁠י֙</w:t>
+      </w:r>
+    </w:p>
+    <w:p>
+      <w:pPr>
+        <w:bidi/>
+      </w:pPr>
+      <w:r>
+        <w:rPr>
+          <w:lang w:val="ar_AE" w:bidi="ar_AE"/>
+        </w:rPr>
+      </w:r>
+      <w:r>
+        <w:rPr>
           <w:b/>
           <w:lang w:val="ar_AE" w:bidi="ar_AE"/>
         </w:rPr>
@@ -36983,6 +40327,22 @@
         <w:rPr>
           <w:lang w:val="ar_AE" w:bidi="ar_AE"/>
         </w:rPr>
+      </w:r>
+    </w:p>
+    <w:p>
+      <w:pPr>
+        <w:bidi/>
+      </w:pPr>
+      <w:r>
+        <w:rPr>
+          <w:lang w:val="ar_AE" w:bidi="ar_AE"/>
+        </w:rPr>
+      </w:r>
+      <w:r>
+        <w:rPr>
+          <w:lang w:val="ar_AE" w:bidi="ar_AE"/>
+        </w:rPr>
+        <w:t>שֹׁמְרֵ֖י הַ⁠חֹמֽוֹת</w:t>
       </w:r>
     </w:p>
     <w:p>
@@ -37428,6 +40788,22 @@
       </w:r>
       <w:r>
         <w:rPr>
+          <w:lang w:val="ar_AE" w:bidi="ar_AE"/>
+        </w:rPr>
+        <w:t>שֶׁ⁠חוֹלַ֥ת אַהֲבָ֖ה אָֽנִי</w:t>
+      </w:r>
+    </w:p>
+    <w:p>
+      <w:pPr>
+        <w:bidi/>
+      </w:pPr>
+      <w:r>
+        <w:rPr>
+          <w:lang w:val="ar_AE" w:bidi="ar_AE"/>
+        </w:rPr>
+      </w:r>
+      <w:r>
+        <w:rPr>
           <w:b/>
           <w:lang w:val="ar_AE" w:bidi="ar_AE"/>
         </w:rPr>
@@ -37520,6 +40896,22 @@
       </w:r>
       <w:r>
         <w:rPr>
+          <w:lang w:val="ar_AE" w:bidi="ar_AE"/>
+        </w:rPr>
+        <w:t>מַה־דּוֹדֵ֣⁠ךְ מִ⁠דּ֔וֹד הַ⁠יָּפָ֖ה בַּ⁠נָּשִׁ֑ים מַה־דּוֹדֵ֣⁠ךְ מִ⁠דּ֔וֹד שֶׁ⁠כָּ֖כָה הִשְׁבַּעְתָּֽ⁠נוּ</w:t>
+      </w:r>
+    </w:p>
+    <w:p>
+      <w:pPr>
+        <w:bidi/>
+      </w:pPr>
+      <w:r>
+        <w:rPr>
+          <w:lang w:val="ar_AE" w:bidi="ar_AE"/>
+        </w:rPr>
+      </w:r>
+      <w:r>
+        <w:rPr>
           <w:b/>
           <w:lang w:val="ar_AE" w:bidi="ar_AE"/>
         </w:rPr>
@@ -37651,6 +41043,22 @@
       </w:r>
       <w:r>
         <w:rPr>
+          <w:lang w:val="ar_AE" w:bidi="ar_AE"/>
+        </w:rPr>
+        <w:t>מַה־דּוֹדֵ֣⁠ךְ מִ⁠דּ֔וֹד</w:t>
+      </w:r>
+    </w:p>
+    <w:p>
+      <w:pPr>
+        <w:bidi/>
+      </w:pPr>
+      <w:r>
+        <w:rPr>
+          <w:lang w:val="ar_AE" w:bidi="ar_AE"/>
+        </w:rPr>
+      </w:r>
+      <w:r>
+        <w:rPr>
           <w:b/>
           <w:lang w:val="ar_AE" w:bidi="ar_AE"/>
         </w:rPr>
@@ -37708,6 +41116,22 @@
         <w:rPr>
           <w:lang w:val="ar_AE" w:bidi="ar_AE"/>
         </w:rPr>
+      </w:r>
+    </w:p>
+    <w:p>
+      <w:pPr>
+        <w:bidi/>
+      </w:pPr>
+      <w:r>
+        <w:rPr>
+          <w:lang w:val="ar_AE" w:bidi="ar_AE"/>
+        </w:rPr>
+      </w:r>
+      <w:r>
+        <w:rPr>
+          <w:lang w:val="ar_AE" w:bidi="ar_AE"/>
+        </w:rPr>
+        <w:t>מַה־דּוֹדֵ֣⁠ךְ מִ⁠דּ֔וֹד הַ⁠יָּפָ֖ה בַּ⁠נָּשִׁ֑ים</w:t>
       </w:r>
     </w:p>
     <w:p>
@@ -37934,6 +41358,22 @@
       </w:r>
       <w:r>
         <w:rPr>
+          <w:lang w:val="ar_AE" w:bidi="ar_AE"/>
+        </w:rPr>
+        <w:t>שֶׁ⁠כָּ֖כָה הִשְׁבַּעְתָּֽ⁠נוּ</w:t>
+      </w:r>
+    </w:p>
+    <w:p>
+      <w:pPr>
+        <w:bidi/>
+      </w:pPr>
+      <w:r>
+        <w:rPr>
+          <w:lang w:val="ar_AE" w:bidi="ar_AE"/>
+        </w:rPr>
+      </w:r>
+      <w:r>
+        <w:rPr>
           <w:b/>
           <w:lang w:val="ar_AE" w:bidi="ar_AE"/>
         </w:rPr>
@@ -38018,6 +41458,22 @@
       </w:r>
       <w:r>
         <w:rPr>
+          <w:lang w:val="ar_AE" w:bidi="ar_AE"/>
+        </w:rPr>
+        <w:t>הִשְׁבַּעְתָּֽ⁠נוּ</w:t>
+      </w:r>
+    </w:p>
+    <w:p>
+      <w:pPr>
+        <w:bidi/>
+      </w:pPr>
+      <w:r>
+        <w:rPr>
+          <w:lang w:val="ar_AE" w:bidi="ar_AE"/>
+        </w:rPr>
+      </w:r>
+      <w:r>
+        <w:rPr>
           <w:b/>
           <w:lang w:val="ar_AE" w:bidi="ar_AE"/>
         </w:rPr>
@@ -38255,6 +41711,22 @@
       </w:r>
       <w:r>
         <w:rPr>
+          <w:lang w:val="ar_AE" w:bidi="ar_AE"/>
+        </w:rPr>
+        <w:t>דָּג֖וּל מֵ⁠רְבָבָֽה</w:t>
+      </w:r>
+    </w:p>
+    <w:p>
+      <w:pPr>
+        <w:bidi/>
+      </w:pPr>
+      <w:r>
+        <w:rPr>
+          <w:lang w:val="ar_AE" w:bidi="ar_AE"/>
+        </w:rPr>
+      </w:r>
+      <w:r>
+        <w:rPr>
           <w:b/>
           <w:lang w:val="ar_AE" w:bidi="ar_AE"/>
         </w:rPr>
@@ -38558,6 +42030,22 @@
         <w:rPr>
           <w:lang w:val="ar_AE" w:bidi="ar_AE"/>
         </w:rPr>
+      </w:r>
+    </w:p>
+    <w:p>
+      <w:pPr>
+        <w:bidi/>
+      </w:pPr>
+      <w:r>
+        <w:rPr>
+          <w:lang w:val="ar_AE" w:bidi="ar_AE"/>
+        </w:rPr>
+      </w:r>
+      <w:r>
+        <w:rPr>
+          <w:lang w:val="ar_AE" w:bidi="ar_AE"/>
+        </w:rPr>
+        <w:t>שְׁחֹר֖וֹת כָּ⁠עוֹרֵֽב</w:t>
       </w:r>
     </w:p>
     <w:p>
@@ -39063,6 +42551,22 @@
       </w:r>
       <w:r>
         <w:rPr>
+          <w:lang w:val="ar_AE" w:bidi="ar_AE"/>
+        </w:rPr>
+        <w:t>עֵינָ֕י⁠ו כְּ⁠יוֹנִ֖ים עַל־אֲפִ֣יקֵי מָ֑יִם רֹֽחֲצוֹת֙ בֶּֽ⁠חָלָ֔ב יֹשְׁב֖וֹת עַל־מִלֵּֽאת</w:t>
+      </w:r>
+    </w:p>
+    <w:p>
+      <w:pPr>
+        <w:bidi/>
+      </w:pPr>
+      <w:r>
+        <w:rPr>
+          <w:lang w:val="ar_AE" w:bidi="ar_AE"/>
+        </w:rPr>
+      </w:r>
+      <w:r>
+        <w:rPr>
           <w:b/>
           <w:lang w:val="ar_AE" w:bidi="ar_AE"/>
         </w:rPr>
@@ -39352,6 +42856,22 @@
       </w:r>
       <w:r>
         <w:rPr>
+          <w:lang w:val="ar_AE" w:bidi="ar_AE"/>
+        </w:rPr>
+        <w:t>כַּ⁠עֲרוּגַ֣ת הַ⁠בֹּ֔שֶׂם</w:t>
+      </w:r>
+    </w:p>
+    <w:p>
+      <w:pPr>
+        <w:bidi/>
+      </w:pPr>
+      <w:r>
+        <w:rPr>
+          <w:lang w:val="ar_AE" w:bidi="ar_AE"/>
+        </w:rPr>
+      </w:r>
+      <w:r>
+        <w:rPr>
           <w:b/>
           <w:lang w:val="ar_AE" w:bidi="ar_AE"/>
         </w:rPr>
@@ -39471,6 +42991,22 @@
       </w:r>
       <w:r>
         <w:rPr>
+          <w:lang w:val="ar_AE" w:bidi="ar_AE"/>
+        </w:rPr>
+        <w:t>מִגְדְּל֖וֹת</w:t>
+      </w:r>
+    </w:p>
+    <w:p>
+      <w:pPr>
+        <w:bidi/>
+      </w:pPr>
+      <w:r>
+        <w:rPr>
+          <w:lang w:val="ar_AE" w:bidi="ar_AE"/>
+        </w:rPr>
+      </w:r>
+      <w:r>
+        <w:rPr>
           <w:b/>
           <w:lang w:val="ar_AE" w:bidi="ar_AE"/>
         </w:rPr>
@@ -39555,6 +43091,22 @@
         <w:rPr>
           <w:lang w:val="ar_AE" w:bidi="ar_AE"/>
         </w:rPr>
+      </w:r>
+    </w:p>
+    <w:p>
+      <w:pPr>
+        <w:bidi/>
+      </w:pPr>
+      <w:r>
+        <w:rPr>
+          <w:lang w:val="ar_AE" w:bidi="ar_AE"/>
+        </w:rPr>
+      </w:r>
+      <w:r>
+        <w:rPr>
+          <w:lang w:val="ar_AE" w:bidi="ar_AE"/>
+        </w:rPr>
+        <w:t>מִגְדְּל֖וֹת מֶרְקָחִ֑ים</w:t>
       </w:r>
     </w:p>
     <w:p>
@@ -40112,6 +43664,22 @@
       </w:r>
       <w:r>
         <w:rPr>
+          <w:lang w:val="ar_AE" w:bidi="ar_AE"/>
+        </w:rPr>
+        <w:t>יָדָי⁠ו֙ גְּלִילֵ֣י זָהָ֔ב מְמֻלָּאִ֖ים בַּ⁠תַּרְשִׁ֑ישׁ</w:t>
+      </w:r>
+    </w:p>
+    <w:p>
+      <w:pPr>
+        <w:bidi/>
+      </w:pPr>
+      <w:r>
+        <w:rPr>
+          <w:lang w:val="ar_AE" w:bidi="ar_AE"/>
+        </w:rPr>
+      </w:r>
+      <w:r>
+        <w:rPr>
           <w:b/>
           <w:lang w:val="ar_AE" w:bidi="ar_AE"/>
         </w:rPr>
@@ -40283,6 +43851,22 @@
       </w:r>
       <w:r>
         <w:rPr>
+          <w:lang w:val="ar_AE" w:bidi="ar_AE"/>
+        </w:rPr>
+        <w:t>יָדָי⁠ו֙</w:t>
+      </w:r>
+    </w:p>
+    <w:p>
+      <w:pPr>
+        <w:bidi/>
+      </w:pPr>
+      <w:r>
+        <w:rPr>
+          <w:lang w:val="ar_AE" w:bidi="ar_AE"/>
+        </w:rPr>
+      </w:r>
+      <w:r>
+        <w:rPr>
           <w:b/>
           <w:lang w:val="ar_AE" w:bidi="ar_AE"/>
         </w:rPr>
@@ -40379,6 +43963,22 @@
       </w:r>
       <w:r>
         <w:rPr>
+          <w:lang w:val="ar_AE" w:bidi="ar_AE"/>
+        </w:rPr>
+        <w:t>בַּ⁠תַּרְשִׁ֑ישׁ</w:t>
+      </w:r>
+    </w:p>
+    <w:p>
+      <w:pPr>
+        <w:bidi/>
+      </w:pPr>
+      <w:r>
+        <w:rPr>
+          <w:lang w:val="ar_AE" w:bidi="ar_AE"/>
+        </w:rPr>
+      </w:r>
+      <w:r>
+        <w:rPr>
           <w:b/>
           <w:lang w:val="ar_AE" w:bidi="ar_AE"/>
         </w:rPr>
@@ -40676,6 +44276,22 @@
       </w:r>
       <w:r>
         <w:rPr>
+          <w:lang w:val="ar_AE" w:bidi="ar_AE"/>
+        </w:rPr>
+        <w:t>מֵעָי⁠ו֙</w:t>
+      </w:r>
+    </w:p>
+    <w:p>
+      <w:pPr>
+        <w:bidi/>
+      </w:pPr>
+      <w:r>
+        <w:rPr>
+          <w:lang w:val="ar_AE" w:bidi="ar_AE"/>
+        </w:rPr>
+      </w:r>
+      <w:r>
+        <w:rPr>
           <w:b/>
           <w:lang w:val="ar_AE" w:bidi="ar_AE"/>
         </w:rPr>
@@ -40760,6 +44376,22 @@
       </w:r>
       <w:r>
         <w:rPr>
+          <w:lang w:val="ar_AE" w:bidi="ar_AE"/>
+        </w:rPr>
+        <w:t>שֵׁ֔ן</w:t>
+      </w:r>
+    </w:p>
+    <w:p>
+      <w:pPr>
+        <w:bidi/>
+      </w:pPr>
+      <w:r>
+        <w:rPr>
+          <w:lang w:val="ar_AE" w:bidi="ar_AE"/>
+        </w:rPr>
+      </w:r>
+      <w:r>
+        <w:rPr>
           <w:b/>
           <w:lang w:val="ar_AE" w:bidi="ar_AE"/>
         </w:rPr>
@@ -40905,6 +44537,22 @@
       </w:r>
       <w:r>
         <w:rPr>
+          <w:lang w:val="ar_AE" w:bidi="ar_AE"/>
+        </w:rPr>
+        <w:t>סַפִּירִֽים</w:t>
+      </w:r>
+    </w:p>
+    <w:p>
+      <w:pPr>
+        <w:bidi/>
+      </w:pPr>
+      <w:r>
+        <w:rPr>
+          <w:lang w:val="ar_AE" w:bidi="ar_AE"/>
+        </w:rPr>
+      </w:r>
+      <w:r>
+        <w:rPr>
           <w:b/>
           <w:lang w:val="ar_AE" w:bidi="ar_AE"/>
         </w:rPr>
@@ -41163,6 +44811,22 @@
       </w:r>
       <w:r>
         <w:rPr>
+          <w:lang w:val="ar_AE" w:bidi="ar_AE"/>
+        </w:rPr>
+        <w:t>שׁוֹקָי⁠ו֙</w:t>
+      </w:r>
+    </w:p>
+    <w:p>
+      <w:pPr>
+        <w:bidi/>
+      </w:pPr>
+      <w:r>
+        <w:rPr>
+          <w:lang w:val="ar_AE" w:bidi="ar_AE"/>
+        </w:rPr>
+      </w:r>
+      <w:r>
+        <w:rPr>
           <w:b/>
           <w:lang w:val="ar_AE" w:bidi="ar_AE"/>
         </w:rPr>
@@ -41545,6 +45209,22 @@
       </w:r>
       <w:r>
         <w:rPr>
+          <w:lang w:val="ar_AE" w:bidi="ar_AE"/>
+        </w:rPr>
+        <w:t>חִכּ⁠וֹ֙ מַֽמְתַקִּ֔ים</w:t>
+      </w:r>
+    </w:p>
+    <w:p>
+      <w:pPr>
+        <w:bidi/>
+      </w:pPr>
+      <w:r>
+        <w:rPr>
+          <w:lang w:val="ar_AE" w:bidi="ar_AE"/>
+        </w:rPr>
+      </w:r>
+      <w:r>
+        <w:rPr>
           <w:b/>
           <w:lang w:val="ar_AE" w:bidi="ar_AE"/>
         </w:rPr>
@@ -41651,6 +45331,22 @@
         <w:rPr>
           <w:lang w:val="ar_AE" w:bidi="ar_AE"/>
         </w:rPr>
+      </w:r>
+    </w:p>
+    <w:p>
+      <w:pPr>
+        <w:bidi/>
+      </w:pPr>
+      <w:r>
+        <w:rPr>
+          <w:lang w:val="ar_AE" w:bidi="ar_AE"/>
+        </w:rPr>
+      </w:r>
+      <w:r>
+        <w:rPr>
+          <w:lang w:val="ar_AE" w:bidi="ar_AE"/>
+        </w:rPr>
+        <w:t>וְ⁠כֻלּ֖⁠וֹ מַחֲמַדִּ֑ים</w:t>
       </w:r>
     </w:p>
     <w:p>
@@ -41892,6 +45588,22 @@
       </w:r>
       <w:r>
         <w:rPr>
+          <w:lang w:val="ar_AE" w:bidi="ar_AE"/>
+        </w:rPr>
+        <w:t>אָ֚נָה הָלַ֣ךְ דּוֹדֵ֔⁠ךְ הַ⁠יָּפָ֖ה בַּ⁠נָּשִׁ֑ים אָ֚נָה פָּנָ֣ה דוֹדֵ֔⁠ךְ וּ⁠נְבַקְשֶׁ֖⁠נּוּ עִמָּֽ⁠ךְ</w:t>
+      </w:r>
+    </w:p>
+    <w:p>
+      <w:pPr>
+        <w:bidi/>
+      </w:pPr>
+      <w:r>
+        <w:rPr>
+          <w:lang w:val="ar_AE" w:bidi="ar_AE"/>
+        </w:rPr>
+      </w:r>
+      <w:r>
+        <w:rPr>
           <w:b/>
           <w:lang w:val="ar_AE" w:bidi="ar_AE"/>
         </w:rPr>
@@ -42025,6 +45737,22 @@
         <w:rPr>
           <w:lang w:val="ar_AE" w:bidi="ar_AE"/>
         </w:rPr>
+      </w:r>
+    </w:p>
+    <w:p>
+      <w:pPr>
+        <w:bidi/>
+      </w:pPr>
+      <w:r>
+        <w:rPr>
+          <w:lang w:val="ar_AE" w:bidi="ar_AE"/>
+        </w:rPr>
+      </w:r>
+      <w:r>
+        <w:rPr>
+          <w:lang w:val="ar_AE" w:bidi="ar_AE"/>
+        </w:rPr>
+        <w:t>אָ֚נָה הָלַ֣ךְ דּוֹדֵ֔⁠ךְ &amp; אָ֚נָה פָּנָ֣ה דוֹדֵ֔⁠ךְ</w:t>
       </w:r>
     </w:p>
     <w:p>
@@ -42236,6 +45964,22 @@
       </w:r>
       <w:r>
         <w:rPr>
+          <w:lang w:val="ar_AE" w:bidi="ar_AE"/>
+        </w:rPr>
+        <w:t>אָ֚נָה פָּנָ֣ה דוֹדֵ֔⁠ךְ</w:t>
+      </w:r>
+    </w:p>
+    <w:p>
+      <w:pPr>
+        <w:bidi/>
+      </w:pPr>
+      <w:r>
+        <w:rPr>
+          <w:lang w:val="ar_AE" w:bidi="ar_AE"/>
+        </w:rPr>
+      </w:r>
+      <w:r>
+        <w:rPr>
           <w:b/>
           <w:lang w:val="ar_AE" w:bidi="ar_AE"/>
         </w:rPr>
@@ -42320,6 +46064,22 @@
       </w:r>
       <w:r>
         <w:rPr>
+          <w:lang w:val="ar_AE" w:bidi="ar_AE"/>
+        </w:rPr>
+        <w:t>וּ⁠נְבַקְשֶׁ֖⁠נּוּ עִמָּֽ⁠ךְ</w:t>
+      </w:r>
+    </w:p>
+    <w:p>
+      <w:pPr>
+        <w:bidi/>
+      </w:pPr>
+      <w:r>
+        <w:rPr>
+          <w:lang w:val="ar_AE" w:bidi="ar_AE"/>
+        </w:rPr>
+      </w:r>
+      <w:r>
+        <w:rPr>
           <w:b/>
           <w:lang w:val="ar_AE" w:bidi="ar_AE"/>
         </w:rPr>
@@ -42413,6 +46173,22 @@
         <w:rPr>
           <w:lang w:val="ar_AE" w:bidi="ar_AE"/>
         </w:rPr>
+      </w:r>
+    </w:p>
+    <w:p>
+      <w:pPr>
+        <w:bidi/>
+      </w:pPr>
+      <w:r>
+        <w:rPr>
+          <w:lang w:val="ar_AE" w:bidi="ar_AE"/>
+        </w:rPr>
+      </w:r>
+      <w:r>
+        <w:rPr>
+          <w:lang w:val="ar_AE" w:bidi="ar_AE"/>
+        </w:rPr>
+        <w:t>דּוֹדִ⁠י֙ יָרַ֣ד לְ⁠גַנּ֔⁠וֹ לַ⁠עֲרוּג֖וֹת הַ⁠בֹּ֑שֶׂם לִ⁠רְעוֹת֙ בַּ⁠גַּנִּ֔ים וְ⁠לִ⁠לְקֹ֖ט שֽׁוֹשַׁנִּֽים</w:t>
       </w:r>
     </w:p>
     <w:p>
@@ -42645,6 +46421,22 @@
       </w:r>
       <w:r>
         <w:rPr>
+          <w:lang w:val="ar_AE" w:bidi="ar_AE"/>
+        </w:rPr>
+        <w:t>דּוֹדִ⁠י֙ יָרַ֣ד לְ⁠גַנּ֔⁠וֹ לַ⁠עֲרוּג֖וֹת הַ⁠בֹּ֑שֶׂם</w:t>
+      </w:r>
+    </w:p>
+    <w:p>
+      <w:pPr>
+        <w:bidi/>
+      </w:pPr>
+      <w:r>
+        <w:rPr>
+          <w:lang w:val="ar_AE" w:bidi="ar_AE"/>
+        </w:rPr>
+      </w:r>
+      <w:r>
+        <w:rPr>
           <w:b/>
           <w:lang w:val="ar_AE" w:bidi="ar_AE"/>
         </w:rPr>
@@ -42750,6 +46542,22 @@
         <w:rPr>
           <w:lang w:val="ar_AE" w:bidi="ar_AE"/>
         </w:rPr>
+      </w:r>
+    </w:p>
+    <w:p>
+      <w:pPr>
+        <w:bidi/>
+      </w:pPr>
+      <w:r>
+        <w:rPr>
+          <w:lang w:val="ar_AE" w:bidi="ar_AE"/>
+        </w:rPr>
+      </w:r>
+      <w:r>
+        <w:rPr>
+          <w:lang w:val="ar_AE" w:bidi="ar_AE"/>
+        </w:rPr>
+        <w:t>יָרַ֣ד</w:t>
       </w:r>
     </w:p>
     <w:p>
@@ -43134,6 +46942,22 @@
       </w:r>
       <w:r>
         <w:rPr>
+          <w:lang w:val="ar_AE" w:bidi="ar_AE"/>
+        </w:rPr>
+        <w:t>אֲנִ֤י לְ⁠דוֹדִ⁠י֙ וְ⁠דוֹדִ֣⁠י לִ֔⁠י</w:t>
+      </w:r>
+    </w:p>
+    <w:p>
+      <w:pPr>
+        <w:bidi/>
+      </w:pPr>
+      <w:r>
+        <w:rPr>
+          <w:lang w:val="ar_AE" w:bidi="ar_AE"/>
+        </w:rPr>
+      </w:r>
+      <w:r>
+        <w:rPr>
           <w:b/>
           <w:lang w:val="ar_AE" w:bidi="ar_AE"/>
         </w:rPr>
@@ -43248,6 +47072,22 @@
       </w:r>
       <w:r>
         <w:rPr>
+          <w:lang w:val="ar_AE" w:bidi="ar_AE"/>
+        </w:rPr>
+        <w:t>הָ⁠רֹעֶ֖ה בַּ⁠שׁוֹשַׁנִּֽים</w:t>
+      </w:r>
+    </w:p>
+    <w:p>
+      <w:pPr>
+        <w:bidi/>
+      </w:pPr>
+      <w:r>
+        <w:rPr>
+          <w:lang w:val="ar_AE" w:bidi="ar_AE"/>
+        </w:rPr>
+      </w:r>
+      <w:r>
+        <w:rPr>
           <w:b/>
           <w:lang w:val="ar_AE" w:bidi="ar_AE"/>
         </w:rPr>
@@ -43384,6 +47224,22 @@
       </w:r>
       <w:r>
         <w:rPr>
+          <w:lang w:val="ar_AE" w:bidi="ar_AE"/>
+        </w:rPr>
+        <w:t>יָפָ֨ה אַ֤תְּ רַעְיָתִ⁠י֙ כְּ⁠תִרְצָ֔ה נָאוָ֖ה כִּ⁠ירוּשָׁלִָ֑ם</w:t>
+      </w:r>
+    </w:p>
+    <w:p>
+      <w:pPr>
+        <w:bidi/>
+      </w:pPr>
+      <w:r>
+        <w:rPr>
+          <w:lang w:val="ar_AE" w:bidi="ar_AE"/>
+        </w:rPr>
+      </w:r>
+      <w:r>
+        <w:rPr>
           <w:b/>
           <w:lang w:val="ar_AE" w:bidi="ar_AE"/>
         </w:rPr>
@@ -43630,6 +47486,22 @@
       </w:r>
       <w:r>
         <w:rPr>
+          <w:lang w:val="ar_AE" w:bidi="ar_AE"/>
+        </w:rPr>
+        <w:t>יָפָ֨ה אַ֤תְּ רַעְיָתִ⁠י֙ כְּ⁠תִרְצָ֔ה</w:t>
+      </w:r>
+    </w:p>
+    <w:p>
+      <w:pPr>
+        <w:bidi/>
+      </w:pPr>
+      <w:r>
+        <w:rPr>
+          <w:lang w:val="ar_AE" w:bidi="ar_AE"/>
+        </w:rPr>
+      </w:r>
+      <w:r>
+        <w:rPr>
           <w:b/>
           <w:lang w:val="ar_AE" w:bidi="ar_AE"/>
         </w:rPr>
@@ -43736,6 +47608,22 @@
       </w:r>
       <w:r>
         <w:rPr>
+          <w:lang w:val="ar_AE" w:bidi="ar_AE"/>
+        </w:rPr>
+        <w:t>נָאוָ֖ה כִּ⁠ירוּשָׁלִָ֑ם אֲיֻמָּ֖ה כַּ⁠נִּדְגָּלֽוֹת</w:t>
+      </w:r>
+    </w:p>
+    <w:p>
+      <w:pPr>
+        <w:bidi/>
+      </w:pPr>
+      <w:r>
+        <w:rPr>
+          <w:lang w:val="ar_AE" w:bidi="ar_AE"/>
+        </w:rPr>
+      </w:r>
+      <w:r>
+        <w:rPr>
           <w:b/>
           <w:lang w:val="ar_AE" w:bidi="ar_AE"/>
         </w:rPr>
@@ -43829,6 +47717,22 @@
         <w:rPr>
           <w:lang w:val="ar_AE" w:bidi="ar_AE"/>
         </w:rPr>
+      </w:r>
+    </w:p>
+    <w:p>
+      <w:pPr>
+        <w:bidi/>
+      </w:pPr>
+      <w:r>
+        <w:rPr>
+          <w:lang w:val="ar_AE" w:bidi="ar_AE"/>
+        </w:rPr>
+      </w:r>
+      <w:r>
+        <w:rPr>
+          <w:lang w:val="ar_AE" w:bidi="ar_AE"/>
+        </w:rPr>
+        <w:t>אֲיֻמָּ֖ה כַּ⁠נִּדְגָּלֽוֹת</w:t>
       </w:r>
     </w:p>
     <w:p>
@@ -44110,6 +48014,22 @@
       </w:r>
       <w:r>
         <w:rPr>
+          <w:lang w:val="ar_AE" w:bidi="ar_AE"/>
+        </w:rPr>
+        <w:t>שַׂעְרֵ⁠ךְ֙ כְּ⁠עֵ֣דֶר הָֽ⁠עִזִּ֔ים שֶׁ⁠גָּלְשׁ֖וּ מִן־הַ⁠גִּלְעָֽד</w:t>
+      </w:r>
+    </w:p>
+    <w:p>
+      <w:pPr>
+        <w:bidi/>
+      </w:pPr>
+      <w:r>
+        <w:rPr>
+          <w:lang w:val="ar_AE" w:bidi="ar_AE"/>
+        </w:rPr>
+      </w:r>
+      <w:r>
+        <w:rPr>
           <w:b/>
           <w:lang w:val="ar_AE" w:bidi="ar_AE"/>
         </w:rPr>
@@ -44395,6 +48315,22 @@
       </w:r>
       <w:r>
         <w:rPr>
+          <w:lang w:val="ar_AE" w:bidi="ar_AE"/>
+        </w:rPr>
+        <w:t>הָֽ⁠רְחֵלִ֔ים</w:t>
+      </w:r>
+    </w:p>
+    <w:p>
+      <w:pPr>
+        <w:bidi/>
+      </w:pPr>
+      <w:r>
+        <w:rPr>
+          <w:lang w:val="ar_AE" w:bidi="ar_AE"/>
+        </w:rPr>
+      </w:r>
+      <w:r>
+        <w:rPr>
           <w:b/>
           <w:lang w:val="ar_AE" w:bidi="ar_AE"/>
         </w:rPr>
@@ -44651,6 +48587,22 @@
       </w:r>
       <w:r>
         <w:rPr>
+          <w:lang w:val="ar_AE" w:bidi="ar_AE"/>
+        </w:rPr>
+        <w:t>שִׁשִּׁ֥ים הֵ֨מָּה֙ מְּלָכ֔וֹת</w:t>
+      </w:r>
+    </w:p>
+    <w:p>
+      <w:pPr>
+        <w:bidi/>
+      </w:pPr>
+      <w:r>
+        <w:rPr>
+          <w:lang w:val="ar_AE" w:bidi="ar_AE"/>
+        </w:rPr>
+      </w:r>
+      <w:r>
+        <w:rPr>
           <w:b/>
           <w:lang w:val="ar_AE" w:bidi="ar_AE"/>
         </w:rPr>
@@ -45071,6 +49023,22 @@
       </w:r>
       <w:r>
         <w:rPr>
+          <w:lang w:val="ar_AE" w:bidi="ar_AE"/>
+        </w:rPr>
+        <w:t>וַ⁠עֲלָמ֖וֹת אֵ֥ין מִסְפָּֽר</w:t>
+      </w:r>
+    </w:p>
+    <w:p>
+      <w:pPr>
+        <w:bidi/>
+      </w:pPr>
+      <w:r>
+        <w:rPr>
+          <w:lang w:val="ar_AE" w:bidi="ar_AE"/>
+        </w:rPr>
+      </w:r>
+      <w:r>
+        <w:rPr>
           <w:b/>
           <w:lang w:val="ar_AE" w:bidi="ar_AE"/>
         </w:rPr>
@@ -45190,6 +49158,22 @@
       </w:r>
       <w:r>
         <w:rPr>
+          <w:lang w:val="ar_AE" w:bidi="ar_AE"/>
+        </w:rPr>
+        <w:t>שִׁשִּׁ֥ים הֵ֨מָּה֙ מְּלָכ֔וֹת וּ⁠שְׁמֹנִ֖ים פִּֽילַגְשִׁ֑ים וַ⁠עֲלָמ֖וֹת אֵ֥ין מִסְפָּֽר׃ אַחַ֥ת הִיא֙ יוֹנָתִ֣⁠י תַמָּתִ֔⁠י אַחַ֥ת הִיא֙ לְ⁠אִמָּ֔⁠הּ בָּרָ֥ה הִ֖יא לְ⁠יֽוֹלַדְתָּ֑⁠הּ</w:t>
+      </w:r>
+    </w:p>
+    <w:p>
+      <w:pPr>
+        <w:bidi/>
+      </w:pPr>
+      <w:r>
+        <w:rPr>
+          <w:lang w:val="ar_AE" w:bidi="ar_AE"/>
+        </w:rPr>
+      </w:r>
+      <w:r>
+        <w:rPr>
           <w:b/>
           <w:lang w:val="ar_AE" w:bidi="ar_AE"/>
         </w:rPr>
@@ -45283,6 +49267,22 @@
         <w:rPr>
           <w:lang w:val="ar_AE" w:bidi="ar_AE"/>
         </w:rPr>
+      </w:r>
+    </w:p>
+    <w:p>
+      <w:pPr>
+        <w:bidi/>
+      </w:pPr>
+      <w:r>
+        <w:rPr>
+          <w:lang w:val="ar_AE" w:bidi="ar_AE"/>
+        </w:rPr>
+      </w:r>
+      <w:r>
+        <w:rPr>
+          <w:lang w:val="ar_AE" w:bidi="ar_AE"/>
+        </w:rPr>
+        <w:t>אַחַ֥ת הִיא֙</w:t>
       </w:r>
     </w:p>
     <w:p>
@@ -45578,6 +49578,22 @@
       </w:r>
       <w:r>
         <w:rPr>
+          <w:lang w:val="ar_AE" w:bidi="ar_AE"/>
+        </w:rPr>
+        <w:t>אַחַ֥ת הִיא֙ לְ⁠אִמָּ֔⁠הּ</w:t>
+      </w:r>
+    </w:p>
+    <w:p>
+      <w:pPr>
+        <w:bidi/>
+      </w:pPr>
+      <w:r>
+        <w:rPr>
+          <w:lang w:val="ar_AE" w:bidi="ar_AE"/>
+        </w:rPr>
+      </w:r>
+      <w:r>
+        <w:rPr>
           <w:b/>
           <w:lang w:val="ar_AE" w:bidi="ar_AE"/>
         </w:rPr>
@@ -45730,6 +49746,22 @@
       </w:r>
       <w:r>
         <w:rPr>
+          <w:lang w:val="ar_AE" w:bidi="ar_AE"/>
+        </w:rPr>
+        <w:t>בָּרָ֥ה הִ֖יא לְ⁠יֽוֹלַדְתָּ֑⁠הּ</w:t>
+      </w:r>
+    </w:p>
+    <w:p>
+      <w:pPr>
+        <w:bidi/>
+      </w:pPr>
+      <w:r>
+        <w:rPr>
+          <w:lang w:val="ar_AE" w:bidi="ar_AE"/>
+        </w:rPr>
+      </w:r>
+      <w:r>
+        <w:rPr>
           <w:b/>
           <w:lang w:val="ar_AE" w:bidi="ar_AE"/>
         </w:rPr>
@@ -46014,6 +50046,22 @@
       </w:r>
       <w:r>
         <w:rPr>
+          <w:lang w:val="ar_AE" w:bidi="ar_AE"/>
+        </w:rPr>
+        <w:t>בָנוֹת֙</w:t>
+      </w:r>
+    </w:p>
+    <w:p>
+      <w:pPr>
+        <w:bidi/>
+      </w:pPr>
+      <w:r>
+        <w:rPr>
+          <w:lang w:val="ar_AE" w:bidi="ar_AE"/>
+        </w:rPr>
+      </w:r>
+      <w:r>
+        <w:rPr>
           <w:b/>
           <w:lang w:val="ar_AE" w:bidi="ar_AE"/>
         </w:rPr>
@@ -46133,6 +50181,22 @@
       </w:r>
       <w:r>
         <w:rPr>
+          <w:lang w:val="ar_AE" w:bidi="ar_AE"/>
+        </w:rPr>
+        <w:t>מִי־זֹ֥את הַ⁠נִּשְׁקָפָ֖ה כְּמוֹ־שָׁ֑חַר יָפָ֣ה כַ⁠לְּבָנָ֗ה בָּרָה֙ כַּֽ⁠חַמָּ֔ה אֲיֻמָּ֖ה כַּ⁠נִּדְגָּלֽוֹת</w:t>
+      </w:r>
+    </w:p>
+    <w:p>
+      <w:pPr>
+        <w:bidi/>
+      </w:pPr>
+      <w:r>
+        <w:rPr>
+          <w:lang w:val="ar_AE" w:bidi="ar_AE"/>
+        </w:rPr>
+      </w:r>
+      <w:r>
+        <w:rPr>
           <w:b/>
           <w:lang w:val="ar_AE" w:bidi="ar_AE"/>
         </w:rPr>
@@ -46278,6 +50342,22 @@
       </w:r>
       <w:r>
         <w:rPr>
+          <w:lang w:val="ar_AE" w:bidi="ar_AE"/>
+        </w:rPr>
+        <w:t>מִי־זֹ֥את הַ⁠נִּשְׁקָפָ֖ה כְּמוֹ־שָׁ֑חַר יָפָ֣ה כַ⁠לְּבָנָ֗ה בָּרָה֙ כַּֽ⁠חַמָּ֔ה אֲיֻמָּ֖ה כַּ⁠נִּדְגָּלֽוֹת</w:t>
+      </w:r>
+    </w:p>
+    <w:p>
+      <w:pPr>
+        <w:bidi/>
+      </w:pPr>
+      <w:r>
+        <w:rPr>
+          <w:lang w:val="ar_AE" w:bidi="ar_AE"/>
+        </w:rPr>
+      </w:r>
+      <w:r>
+        <w:rPr>
           <w:b/>
           <w:lang w:val="ar_AE" w:bidi="ar_AE"/>
         </w:rPr>
@@ -46370,6 +50450,22 @@
       </w:r>
       <w:r>
         <w:rPr>
+          <w:lang w:val="ar_AE" w:bidi="ar_AE"/>
+        </w:rPr>
+        <w:t>הַ⁠נִּשְׁקָפָ֖ה כְּמוֹ־שָׁ֑חַר</w:t>
+      </w:r>
+    </w:p>
+    <w:p>
+      <w:pPr>
+        <w:bidi/>
+      </w:pPr>
+      <w:r>
+        <w:rPr>
+          <w:lang w:val="ar_AE" w:bidi="ar_AE"/>
+        </w:rPr>
+      </w:r>
+      <w:r>
+        <w:rPr>
           <w:b/>
           <w:lang w:val="ar_AE" w:bidi="ar_AE"/>
         </w:rPr>
@@ -46476,6 +50572,22 @@
       </w:r>
       <w:r>
         <w:rPr>
+          <w:lang w:val="ar_AE" w:bidi="ar_AE"/>
+        </w:rPr>
+        <w:t>הַ⁠נִּשְׁקָפָ֖ה כְּמוֹ־שָׁ֑חַר יָפָ֣ה כַ⁠לְּבָנָ֗ה בָּרָה֙ כַּֽ⁠חַמָּ֔ה</w:t>
+      </w:r>
+    </w:p>
+    <w:p>
+      <w:pPr>
+        <w:bidi/>
+      </w:pPr>
+      <w:r>
+        <w:rPr>
+          <w:lang w:val="ar_AE" w:bidi="ar_AE"/>
+        </w:rPr>
+      </w:r>
+      <w:r>
+        <w:rPr>
           <w:b/>
           <w:lang w:val="ar_AE" w:bidi="ar_AE"/>
         </w:rPr>
@@ -46581,6 +50693,22 @@
         <w:rPr>
           <w:lang w:val="ar_AE" w:bidi="ar_AE"/>
         </w:rPr>
+      </w:r>
+    </w:p>
+    <w:p>
+      <w:pPr>
+        <w:bidi/>
+      </w:pPr>
+      <w:r>
+        <w:rPr>
+          <w:lang w:val="ar_AE" w:bidi="ar_AE"/>
+        </w:rPr>
+      </w:r>
+      <w:r>
+        <w:rPr>
+          <w:lang w:val="ar_AE" w:bidi="ar_AE"/>
+        </w:rPr>
+        <w:t>אֲיֻמָּ֖ה כַּ⁠נִּדְגָּלֽוֹת</w:t>
       </w:r>
     </w:p>
     <w:p>
@@ -46745,6 +50873,22 @@
       </w:r>
       <w:r>
         <w:rPr>
+          <w:lang w:val="ar_AE" w:bidi="ar_AE"/>
+        </w:rPr>
+        <w:t>אֶל־גִּנַּ֤ת אֱגוֹז֙ יָרַ֔דְתִּי</w:t>
+      </w:r>
+    </w:p>
+    <w:p>
+      <w:pPr>
+        <w:bidi/>
+      </w:pPr>
+      <w:r>
+        <w:rPr>
+          <w:lang w:val="ar_AE" w:bidi="ar_AE"/>
+        </w:rPr>
+      </w:r>
+      <w:r>
+        <w:rPr>
           <w:b/>
           <w:lang w:val="ar_AE" w:bidi="ar_AE"/>
         </w:rPr>
@@ -46851,6 +50995,22 @@
       </w:r>
       <w:r>
         <w:rPr>
+          <w:lang w:val="ar_AE" w:bidi="ar_AE"/>
+        </w:rPr>
+        <w:t>אֶל־גִּנַּ֤ת אֱגוֹז֙ יָרַ֔דְתִּי</w:t>
+      </w:r>
+    </w:p>
+    <w:p>
+      <w:pPr>
+        <w:bidi/>
+      </w:pPr>
+      <w:r>
+        <w:rPr>
+          <w:lang w:val="ar_AE" w:bidi="ar_AE"/>
+        </w:rPr>
+      </w:r>
+      <w:r>
+        <w:rPr>
           <w:b/>
           <w:lang w:val="ar_AE" w:bidi="ar_AE"/>
         </w:rPr>
@@ -46943,6 +51103,22 @@
       </w:r>
       <w:r>
         <w:rPr>
+          <w:lang w:val="ar_AE" w:bidi="ar_AE"/>
+        </w:rPr>
+        <w:t>יָרַ֔דְתִּי</w:t>
+      </w:r>
+    </w:p>
+    <w:p>
+      <w:pPr>
+        <w:bidi/>
+      </w:pPr>
+      <w:r>
+        <w:rPr>
+          <w:lang w:val="ar_AE" w:bidi="ar_AE"/>
+        </w:rPr>
+      </w:r>
+      <w:r>
+        <w:rPr>
           <w:b/>
           <w:lang w:val="ar_AE" w:bidi="ar_AE"/>
         </w:rPr>
@@ -47154,6 +51330,22 @@
       </w:r>
       <w:r>
         <w:rPr>
+          <w:lang w:val="ar_AE" w:bidi="ar_AE"/>
+        </w:rPr>
+        <w:t>לֹ֣א יָדַ֔עְתִּי</w:t>
+      </w:r>
+    </w:p>
+    <w:p>
+      <w:pPr>
+        <w:bidi/>
+      </w:pPr>
+      <w:r>
+        <w:rPr>
+          <w:lang w:val="ar_AE" w:bidi="ar_AE"/>
+        </w:rPr>
+      </w:r>
+      <w:r>
+        <w:rPr>
           <w:b/>
           <w:lang w:val="ar_AE" w:bidi="ar_AE"/>
         </w:rPr>
@@ -47385,6 +51577,22 @@
       </w:r>
       <w:r>
         <w:rPr>
+          <w:lang w:val="ar_AE" w:bidi="ar_AE"/>
+        </w:rPr>
+        <w:t>מַרְכְּב֖וֹת עַמִּ⁠י־נָדִֽיב</w:t>
+      </w:r>
+    </w:p>
+    <w:p>
+      <w:pPr>
+        <w:bidi/>
+      </w:pPr>
+      <w:r>
+        <w:rPr>
+          <w:lang w:val="ar_AE" w:bidi="ar_AE"/>
+        </w:rPr>
+      </w:r>
+      <w:r>
+        <w:rPr>
           <w:b/>
           <w:lang w:val="ar_AE" w:bidi="ar_AE"/>
         </w:rPr>
@@ -47597,6 +51805,22 @@
       </w:r>
       <w:r>
         <w:rPr>
+          <w:lang w:val="ar_AE" w:bidi="ar_AE"/>
+        </w:rPr>
+        <w:t>הַ⁠שּׁ֣וּלַמִּ֔ית &amp; בַּ⁠שּׁ֣וּלַמִּ֔ית</w:t>
+      </w:r>
+    </w:p>
+    <w:p>
+      <w:pPr>
+        <w:bidi/>
+      </w:pPr>
+      <w:r>
+        <w:rPr>
+          <w:lang w:val="ar_AE" w:bidi="ar_AE"/>
+        </w:rPr>
+      </w:r>
+      <w:r>
+        <w:rPr>
           <w:b/>
           <w:lang w:val="ar_AE" w:bidi="ar_AE"/>
         </w:rPr>
@@ -47859,6 +52083,22 @@
       </w:r>
       <w:r>
         <w:rPr>
+          <w:lang w:val="ar_AE" w:bidi="ar_AE"/>
+        </w:rPr>
+        <w:t>מַֽה־תֶּחֱזוּ֙ בַּ⁠שּׁ֣וּלַמִּ֔ית כִּ⁠מְחֹלַ֖ת הַֽ⁠מַּחֲנָֽיִם</w:t>
+      </w:r>
+    </w:p>
+    <w:p>
+      <w:pPr>
+        <w:bidi/>
+      </w:pPr>
+      <w:r>
+        <w:rPr>
+          <w:lang w:val="ar_AE" w:bidi="ar_AE"/>
+        </w:rPr>
+      </w:r>
+      <w:r>
+        <w:rPr>
           <w:b/>
           <w:lang w:val="ar_AE" w:bidi="ar_AE"/>
         </w:rPr>
@@ -47958,6 +52198,22 @@
       </w:r>
       <w:r>
         <w:rPr>
+          <w:lang w:val="ar_AE" w:bidi="ar_AE"/>
+        </w:rPr>
+        <w:t>כִּ⁠מְחֹלַ֖ת הַֽ⁠מַּחֲנָֽיִם</w:t>
+      </w:r>
+    </w:p>
+    <w:p>
+      <w:pPr>
+        <w:bidi/>
+      </w:pPr>
+      <w:r>
+        <w:rPr>
+          <w:lang w:val="ar_AE" w:bidi="ar_AE"/>
+        </w:rPr>
+      </w:r>
+      <w:r>
+        <w:rPr>
           <w:b/>
           <w:lang w:val="ar_AE" w:bidi="ar_AE"/>
         </w:rPr>
@@ -48064,6 +52320,22 @@
       </w:r>
       <w:r>
         <w:rPr>
+          <w:lang w:val="ar_AE" w:bidi="ar_AE"/>
+        </w:rPr>
+        <w:t>כִּ⁠מְחֹלַ֖ת הַֽ⁠מַּחֲנָֽיִם</w:t>
+      </w:r>
+    </w:p>
+    <w:p>
+      <w:pPr>
+        <w:bidi/>
+      </w:pPr>
+      <w:r>
+        <w:rPr>
+          <w:lang w:val="ar_AE" w:bidi="ar_AE"/>
+        </w:rPr>
+      </w:r>
+      <w:r>
+        <w:rPr>
           <w:b/>
           <w:lang w:val="ar_AE" w:bidi="ar_AE"/>
         </w:rPr>
@@ -48182,6 +52454,22 @@
         <w:rPr>
           <w:lang w:val="ar_AE" w:bidi="ar_AE"/>
         </w:rPr>
+      </w:r>
+    </w:p>
+    <w:p>
+      <w:pPr>
+        <w:bidi/>
+      </w:pPr>
+      <w:r>
+        <w:rPr>
+          <w:lang w:val="ar_AE" w:bidi="ar_AE"/>
+        </w:rPr>
+      </w:r>
+      <w:r>
+        <w:rPr>
+          <w:lang w:val="ar_AE" w:bidi="ar_AE"/>
+        </w:rPr>
+        <w:t>מַה־יָּפ֧וּ פְעָמַ֛יִ⁠ךְ בַּ⁠נְּעָלִ֖ים בַּת־נָדִ֑יב חַמּוּקֵ֣י יְרֵכַ֔יִ⁠ךְ כְּמ֣וֹ חֲלָאִ֔ים מַעֲשֵׂ֖ה יְדֵ֥י אָמָּֽן</w:t>
       </w:r>
     </w:p>
     <w:p>
@@ -48331,6 +52619,22 @@
       </w:r>
       <w:r>
         <w:rPr>
+          <w:lang w:val="ar_AE" w:bidi="ar_AE"/>
+        </w:rPr>
+        <w:t>מַה</w:t>
+      </w:r>
+    </w:p>
+    <w:p>
+      <w:pPr>
+        <w:bidi/>
+      </w:pPr>
+      <w:r>
+        <w:rPr>
+          <w:lang w:val="ar_AE" w:bidi="ar_AE"/>
+        </w:rPr>
+      </w:r>
+      <w:r>
+        <w:rPr>
           <w:b/>
           <w:lang w:val="ar_AE" w:bidi="ar_AE"/>
         </w:rPr>
@@ -48469,6 +52773,22 @@
       </w:r>
       <w:r>
         <w:rPr>
+          <w:lang w:val="ar_AE" w:bidi="ar_AE"/>
+        </w:rPr>
+        <w:t>מַה־יָּפ֧וּ פְעָמַ֛יִ⁠ךְ בַּ⁠נְּעָלִ֖ים בַּת־נָדִ֑יב</w:t>
+      </w:r>
+    </w:p>
+    <w:p>
+      <w:pPr>
+        <w:bidi/>
+      </w:pPr>
+      <w:r>
+        <w:rPr>
+          <w:lang w:val="ar_AE" w:bidi="ar_AE"/>
+        </w:rPr>
+      </w:r>
+      <w:r>
+        <w:rPr>
           <w:b/>
           <w:lang w:val="ar_AE" w:bidi="ar_AE"/>
         </w:rPr>
@@ -48575,6 +52895,22 @@
       </w:r>
       <w:r>
         <w:rPr>
+          <w:lang w:val="ar_AE" w:bidi="ar_AE"/>
+        </w:rPr>
+        <w:t>בַּת־נָדִ֑יב</w:t>
+      </w:r>
+    </w:p>
+    <w:p>
+      <w:pPr>
+        <w:bidi/>
+      </w:pPr>
+      <w:r>
+        <w:rPr>
+          <w:lang w:val="ar_AE" w:bidi="ar_AE"/>
+        </w:rPr>
+      </w:r>
+      <w:r>
+        <w:rPr>
           <w:b/>
           <w:lang w:val="ar_AE" w:bidi="ar_AE"/>
         </w:rPr>
@@ -49010,6 +53346,22 @@
       </w:r>
       <w:r>
         <w:rPr>
+          <w:lang w:val="ar_AE" w:bidi="ar_AE"/>
+        </w:rPr>
+        <w:t>מַעֲשֵׂ֖ה יְדֵ֥י אָמָּֽן</w:t>
+      </w:r>
+    </w:p>
+    <w:p>
+      <w:pPr>
+        <w:bidi/>
+      </w:pPr>
+      <w:r>
+        <w:rPr>
+          <w:lang w:val="ar_AE" w:bidi="ar_AE"/>
+        </w:rPr>
+      </w:r>
+      <w:r>
+        <w:rPr>
           <w:b/>
           <w:lang w:val="ar_AE" w:bidi="ar_AE"/>
         </w:rPr>
@@ -49377,6 +53729,22 @@
       </w:r>
       <w:r>
         <w:rPr>
+          <w:lang w:val="ar_AE" w:bidi="ar_AE"/>
+        </w:rPr>
+        <w:t>אַל־יֶחְסַ֖ר הַ⁠מָּ֑זֶג</w:t>
+      </w:r>
+    </w:p>
+    <w:p>
+      <w:pPr>
+        <w:bidi/>
+      </w:pPr>
+      <w:r>
+        <w:rPr>
+          <w:lang w:val="ar_AE" w:bidi="ar_AE"/>
+        </w:rPr>
+      </w:r>
+      <w:r>
+        <w:rPr>
           <w:b/>
           <w:lang w:val="ar_AE" w:bidi="ar_AE"/>
         </w:rPr>
@@ -49474,6 +53842,22 @@
       </w:r>
       <w:r>
         <w:rPr>
+          <w:lang w:val="ar_AE" w:bidi="ar_AE"/>
+        </w:rPr>
+        <w:t>הַ⁠מָּ֑זֶג</w:t>
+      </w:r>
+    </w:p>
+    <w:p>
+      <w:pPr>
+        <w:bidi/>
+      </w:pPr>
+      <w:r>
+        <w:rPr>
+          <w:lang w:val="ar_AE" w:bidi="ar_AE"/>
+        </w:rPr>
+      </w:r>
+      <w:r>
+        <w:rPr>
           <w:b/>
           <w:lang w:val="ar_AE" w:bidi="ar_AE"/>
         </w:rPr>
@@ -49842,6 +54226,22 @@
         <w:rPr>
           <w:lang w:val="ar_AE" w:bidi="ar_AE"/>
         </w:rPr>
+      </w:r>
+    </w:p>
+    <w:p>
+      <w:pPr>
+        <w:bidi/>
+      </w:pPr>
+      <w:r>
+        <w:rPr>
+          <w:lang w:val="ar_AE" w:bidi="ar_AE"/>
+        </w:rPr>
+      </w:r>
+      <w:r>
+        <w:rPr>
+          <w:lang w:val="ar_AE" w:bidi="ar_AE"/>
+        </w:rPr>
+        <w:t>סוּגָ֖ה בַּ⁠שּׁוֹשַׁנִּֽים</w:t>
       </w:r>
     </w:p>
     <w:p>
@@ -50625,6 +55025,22 @@
       </w:r>
       <w:r>
         <w:rPr>
+          <w:lang w:val="ar_AE" w:bidi="ar_AE"/>
+        </w:rPr>
+        <w:t>עַל־שַׁ֨עַר֙ בַּת־רַבִּ֔ים</w:t>
+      </w:r>
+    </w:p>
+    <w:p>
+      <w:pPr>
+        <w:bidi/>
+      </w:pPr>
+      <w:r>
+        <w:rPr>
+          <w:lang w:val="ar_AE" w:bidi="ar_AE"/>
+        </w:rPr>
+      </w:r>
+      <w:r>
+        <w:rPr>
           <w:b/>
           <w:lang w:val="ar_AE" w:bidi="ar_AE"/>
         </w:rPr>
@@ -50896,6 +55312,22 @@
       </w:r>
       <w:r>
         <w:rPr>
+          <w:lang w:val="ar_AE" w:bidi="ar_AE"/>
+        </w:rPr>
+        <w:t>רֹאשֵׁ֤⁠ךְ עָלַ֨יִ⁠ךְ֙ כַּ⁠כַּרְמֶ֔ל</w:t>
+      </w:r>
+    </w:p>
+    <w:p>
+      <w:pPr>
+        <w:bidi/>
+      </w:pPr>
+      <w:r>
+        <w:rPr>
+          <w:lang w:val="ar_AE" w:bidi="ar_AE"/>
+        </w:rPr>
+      </w:r>
+      <w:r>
+        <w:rPr>
           <w:b/>
           <w:lang w:val="ar_AE" w:bidi="ar_AE"/>
         </w:rPr>
@@ -51147,6 +55579,22 @@
       </w:r>
       <w:r>
         <w:rPr>
+          <w:lang w:val="ar_AE" w:bidi="ar_AE"/>
+        </w:rPr>
+        <w:t>וְ⁠דַלַּ֥ת רֹאשֵׁ֖⁠ךְ כָּ⁠אַרְגָּמָ֑ן</w:t>
+      </w:r>
+    </w:p>
+    <w:p>
+      <w:pPr>
+        <w:bidi/>
+      </w:pPr>
+      <w:r>
+        <w:rPr>
+          <w:lang w:val="ar_AE" w:bidi="ar_AE"/>
+        </w:rPr>
+      </w:r>
+      <w:r>
+        <w:rPr>
           <w:b/>
           <w:lang w:val="ar_AE" w:bidi="ar_AE"/>
         </w:rPr>
@@ -51279,6 +55727,22 @@
       </w:r>
       <w:r>
         <w:rPr>
+          <w:lang w:val="ar_AE" w:bidi="ar_AE"/>
+        </w:rPr>
+        <w:t>מֶ֖לֶךְ אָס֥וּר בָּ⁠רְהָטִֽים</w:t>
+      </w:r>
+    </w:p>
+    <w:p>
+      <w:pPr>
+        <w:bidi/>
+      </w:pPr>
+      <w:r>
+        <w:rPr>
+          <w:lang w:val="ar_AE" w:bidi="ar_AE"/>
+        </w:rPr>
+      </w:r>
+      <w:r>
+        <w:rPr>
           <w:b/>
           <w:lang w:val="ar_AE" w:bidi="ar_AE"/>
         </w:rPr>
@@ -51424,6 +55888,22 @@
       </w:r>
       <w:r>
         <w:rPr>
+          <w:lang w:val="ar_AE" w:bidi="ar_AE"/>
+        </w:rPr>
+        <w:t>מֶ֖לֶךְ אָס֥וּר</w:t>
+      </w:r>
+    </w:p>
+    <w:p>
+      <w:pPr>
+        <w:bidi/>
+      </w:pPr>
+      <w:r>
+        <w:rPr>
+          <w:lang w:val="ar_AE" w:bidi="ar_AE"/>
+        </w:rPr>
+      </w:r>
+      <w:r>
+        <w:rPr>
           <w:b/>
           <w:lang w:val="ar_AE" w:bidi="ar_AE"/>
         </w:rPr>
@@ -51529,6 +56009,22 @@
       </w:r>
       <w:r>
         <w:rPr>
+          <w:lang w:val="ar_AE" w:bidi="ar_AE"/>
+        </w:rPr>
+        <w:t>מֶ֖לֶךְ אָס֥וּר בָּ⁠רְהָטִֽים</w:t>
+      </w:r>
+    </w:p>
+    <w:p>
+      <w:pPr>
+        <w:bidi/>
+      </w:pPr>
+      <w:r>
+        <w:rPr>
+          <w:lang w:val="ar_AE" w:bidi="ar_AE"/>
+        </w:rPr>
+      </w:r>
+      <w:r>
+        <w:rPr>
           <w:b/>
           <w:lang w:val="ar_AE" w:bidi="ar_AE"/>
         </w:rPr>
@@ -51621,6 +56117,22 @@
         <w:rPr>
           <w:lang w:val="ar_AE" w:bidi="ar_AE"/>
         </w:rPr>
+      </w:r>
+    </w:p>
+    <w:p>
+      <w:pPr>
+        <w:bidi/>
+      </w:pPr>
+      <w:r>
+        <w:rPr>
+          <w:lang w:val="ar_AE" w:bidi="ar_AE"/>
+        </w:rPr>
+      </w:r>
+      <w:r>
+        <w:rPr>
+          <w:lang w:val="ar_AE" w:bidi="ar_AE"/>
+        </w:rPr>
+        <w:t>בָּ⁠רְהָטִֽים</w:t>
       </w:r>
     </w:p>
     <w:p>
@@ -52112,6 +56624,22 @@
       </w:r>
       <w:r>
         <w:rPr>
+          <w:lang w:val="ar_AE" w:bidi="ar_AE"/>
+        </w:rPr>
+        <w:t>אַהֲבָ֖ה בַּ⁠תַּֽעֲנוּגִֽים</w:t>
+      </w:r>
+    </w:p>
+    <w:p>
+      <w:pPr>
+        <w:bidi/>
+      </w:pPr>
+      <w:r>
+        <w:rPr>
+          <w:lang w:val="ar_AE" w:bidi="ar_AE"/>
+        </w:rPr>
+      </w:r>
+      <w:r>
+        <w:rPr>
           <w:b/>
           <w:lang w:val="ar_AE" w:bidi="ar_AE"/>
         </w:rPr>
@@ -52719,6 +57247,22 @@
       </w:r>
       <w:r>
         <w:rPr>
+          <w:lang w:val="ar_AE" w:bidi="ar_AE"/>
+        </w:rPr>
+        <w:t>אָמַ֨רְתִּי֙ אֶעֱלֶ֣ה בְ⁠תָמָ֔ר אֹֽחֲזָ֖ה בְּ⁠סַנְסִנָּ֑י⁠ו</w:t>
+      </w:r>
+    </w:p>
+    <w:p>
+      <w:pPr>
+        <w:bidi/>
+      </w:pPr>
+      <w:r>
+        <w:rPr>
+          <w:lang w:val="ar_AE" w:bidi="ar_AE"/>
+        </w:rPr>
+      </w:r>
+      <w:r>
+        <w:rPr>
           <w:b/>
           <w:lang w:val="ar_AE" w:bidi="ar_AE"/>
         </w:rPr>
@@ -53121,6 +57665,22 @@
       </w:r>
       <w:r>
         <w:rPr>
+          <w:lang w:val="ar_AE" w:bidi="ar_AE"/>
+        </w:rPr>
+        <w:t>אֶעֱלֶ֣ה בְ⁠תָמָ֔ר אֹֽחֲזָ֖ה בְּ⁠סַנְסִנָּ֑י⁠ו</w:t>
+      </w:r>
+    </w:p>
+    <w:p>
+      <w:pPr>
+        <w:bidi/>
+      </w:pPr>
+      <w:r>
+        <w:rPr>
+          <w:lang w:val="ar_AE" w:bidi="ar_AE"/>
+        </w:rPr>
+      </w:r>
+      <w:r>
+        <w:rPr>
           <w:b/>
           <w:lang w:val="ar_AE" w:bidi="ar_AE"/>
         </w:rPr>
@@ -53584,6 +58144,22 @@
       </w:r>
       <w:r>
         <w:rPr>
+          <w:lang w:val="ar_AE" w:bidi="ar_AE"/>
+        </w:rPr>
+        <w:t>כְּ⁠אֶשְׁכְּל֣וֹת הַ⁠גֶּ֔פֶן</w:t>
+      </w:r>
+    </w:p>
+    <w:p>
+      <w:pPr>
+        <w:bidi/>
+      </w:pPr>
+      <w:r>
+        <w:rPr>
+          <w:lang w:val="ar_AE" w:bidi="ar_AE"/>
+        </w:rPr>
+      </w:r>
+      <w:r>
+        <w:rPr>
           <w:b/>
           <w:lang w:val="ar_AE" w:bidi="ar_AE"/>
         </w:rPr>
@@ -53716,6 +58292,22 @@
       </w:r>
       <w:r>
         <w:rPr>
+          <w:lang w:val="ar_AE" w:bidi="ar_AE"/>
+        </w:rPr>
+        <w:t>וְ⁠רֵ֥יחַ אַפֵּ֖⁠ךְ כַּ⁠תַּפּוּחִֽים</w:t>
+      </w:r>
+    </w:p>
+    <w:p>
+      <w:pPr>
+        <w:bidi/>
+      </w:pPr>
+      <w:r>
+        <w:rPr>
+          <w:lang w:val="ar_AE" w:bidi="ar_AE"/>
+        </w:rPr>
+      </w:r>
+      <w:r>
+        <w:rPr>
           <w:b/>
           <w:lang w:val="ar_AE" w:bidi="ar_AE"/>
         </w:rPr>
@@ -53927,6 +58519,22 @@
       </w:r>
       <w:r>
         <w:rPr>
+          <w:lang w:val="ar_AE" w:bidi="ar_AE"/>
+        </w:rPr>
+        <w:t>כַּ⁠תַּפּוּחִֽים</w:t>
+      </w:r>
+    </w:p>
+    <w:p>
+      <w:pPr>
+        <w:bidi/>
+      </w:pPr>
+      <w:r>
+        <w:rPr>
+          <w:lang w:val="ar_AE" w:bidi="ar_AE"/>
+        </w:rPr>
+      </w:r>
+      <w:r>
+        <w:rPr>
           <w:b/>
           <w:lang w:val="ar_AE" w:bidi="ar_AE"/>
         </w:rPr>
@@ -54284,6 +58892,22 @@
       </w:r>
       <w:r>
         <w:rPr>
+          <w:lang w:val="ar_AE" w:bidi="ar_AE"/>
+        </w:rPr>
+        <w:t>וְ⁠חִכֵּ֕⁠ךְ</w:t>
+      </w:r>
+    </w:p>
+    <w:p>
+      <w:pPr>
+        <w:bidi/>
+      </w:pPr>
+      <w:r>
+        <w:rPr>
+          <w:lang w:val="ar_AE" w:bidi="ar_AE"/>
+        </w:rPr>
+      </w:r>
+      <w:r>
+        <w:rPr>
           <w:b/>
           <w:lang w:val="ar_AE" w:bidi="ar_AE"/>
         </w:rPr>
@@ -54402,6 +59026,22 @@
       </w:r>
       <w:r>
         <w:rPr>
+          <w:lang w:val="ar_AE" w:bidi="ar_AE"/>
+        </w:rPr>
+        <w:t>הוֹלֵ֥ךְ לְ⁠דוֹדִ֖⁠י לְ⁠מֵישָׁרִ֑ים דּוֹבֵ֖ב שִׂפְתֵ֥י יְשֵׁנִֽים</w:t>
+      </w:r>
+    </w:p>
+    <w:p>
+      <w:pPr>
+        <w:bidi/>
+      </w:pPr>
+      <w:r>
+        <w:rPr>
+          <w:lang w:val="ar_AE" w:bidi="ar_AE"/>
+        </w:rPr>
+      </w:r>
+      <w:r>
+        <w:rPr>
           <w:b/>
           <w:lang w:val="ar_AE" w:bidi="ar_AE"/>
         </w:rPr>
@@ -54613,6 +59253,22 @@
       </w:r>
       <w:r>
         <w:rPr>
+          <w:lang w:val="ar_AE" w:bidi="ar_AE"/>
+        </w:rPr>
+        <w:t>הוֹלֵ֥ךְ לְ⁠דוֹדִ֖⁠י לְ⁠מֵישָׁרִ֑ים דּוֹבֵ֖ב שִׂפְתֵ֥י יְשֵׁנִֽים</w:t>
+      </w:r>
+    </w:p>
+    <w:p>
+      <w:pPr>
+        <w:bidi/>
+      </w:pPr>
+      <w:r>
+        <w:rPr>
+          <w:lang w:val="ar_AE" w:bidi="ar_AE"/>
+        </w:rPr>
+      </w:r>
+      <w:r>
+        <w:rPr>
           <w:b/>
           <w:lang w:val="ar_AE" w:bidi="ar_AE"/>
         </w:rPr>
@@ -54750,6 +59406,22 @@
       </w:r>
       <w:r>
         <w:rPr>
+          <w:lang w:val="ar_AE" w:bidi="ar_AE"/>
+        </w:rPr>
+        <w:t>לְ⁠מֵישָׁרִ֑ים דּוֹבֵ֖ב</w:t>
+      </w:r>
+    </w:p>
+    <w:p>
+      <w:pPr>
+        <w:bidi/>
+      </w:pPr>
+      <w:r>
+        <w:rPr>
+          <w:lang w:val="ar_AE" w:bidi="ar_AE"/>
+        </w:rPr>
+      </w:r>
+      <w:r>
+        <w:rPr>
           <w:b/>
           <w:lang w:val="ar_AE" w:bidi="ar_AE"/>
         </w:rPr>
@@ -54868,6 +59540,22 @@
         <w:rPr>
           <w:lang w:val="ar_AE" w:bidi="ar_AE"/>
         </w:rPr>
+      </w:r>
+    </w:p>
+    <w:p>
+      <w:pPr>
+        <w:bidi/>
+      </w:pPr>
+      <w:r>
+        <w:rPr>
+          <w:lang w:val="ar_AE" w:bidi="ar_AE"/>
+        </w:rPr>
+      </w:r>
+      <w:r>
+        <w:rPr>
+          <w:lang w:val="ar_AE" w:bidi="ar_AE"/>
+        </w:rPr>
+        <w:t>שִׂפְתֵ֥י יְשֵׁנִֽים</w:t>
       </w:r>
     </w:p>
     <w:p>
@@ -55193,6 +59881,22 @@
       </w:r>
       <w:r>
         <w:rPr>
+          <w:lang w:val="ar_AE" w:bidi="ar_AE"/>
+        </w:rPr>
+        <w:t>לְכָ֤⁠ה דוֹדִ⁠י֙</w:t>
+      </w:r>
+    </w:p>
+    <w:p>
+      <w:pPr>
+        <w:bidi/>
+      </w:pPr>
+      <w:r>
+        <w:rPr>
+          <w:lang w:val="ar_AE" w:bidi="ar_AE"/>
+        </w:rPr>
+      </w:r>
+      <w:r>
+        <w:rPr>
           <w:b/>
           <w:lang w:val="ar_AE" w:bidi="ar_AE"/>
         </w:rPr>
@@ -55299,6 +60003,22 @@
       </w:r>
       <w:r>
         <w:rPr>
+          <w:lang w:val="ar_AE" w:bidi="ar_AE"/>
+        </w:rPr>
+        <w:t>נָלִ֖ינָה בַּ⁠כְּפָרִֽים</w:t>
+      </w:r>
+    </w:p>
+    <w:p>
+      <w:pPr>
+        <w:bidi/>
+      </w:pPr>
+      <w:r>
+        <w:rPr>
+          <w:lang w:val="ar_AE" w:bidi="ar_AE"/>
+        </w:rPr>
+      </w:r>
+      <w:r>
+        <w:rPr>
           <w:b/>
           <w:lang w:val="ar_AE" w:bidi="ar_AE"/>
         </w:rPr>
@@ -55370,6 +60090,22 @@
         <w:rPr>
           <w:lang w:val="ar_AE" w:bidi="ar_AE"/>
         </w:rPr>
+      </w:r>
+    </w:p>
+    <w:p>
+      <w:pPr>
+        <w:bidi/>
+      </w:pPr>
+      <w:r>
+        <w:rPr>
+          <w:lang w:val="ar_AE" w:bidi="ar_AE"/>
+        </w:rPr>
+      </w:r>
+      <w:r>
+        <w:rPr>
+          <w:lang w:val="ar_AE" w:bidi="ar_AE"/>
+        </w:rPr>
+        <w:t>בַּ⁠כְּפָרִֽים</w:t>
       </w:r>
     </w:p>
     <w:p>
@@ -55545,6 +60281,22 @@
       </w:r>
       <w:r>
         <w:rPr>
+          <w:lang w:val="ar_AE" w:bidi="ar_AE"/>
+        </w:rPr>
+        <w:t>נַשְׁכִּ֨ימָה֙</w:t>
+      </w:r>
+    </w:p>
+    <w:p>
+      <w:pPr>
+        <w:bidi/>
+      </w:pPr>
+      <w:r>
+        <w:rPr>
+          <w:lang w:val="ar_AE" w:bidi="ar_AE"/>
+        </w:rPr>
+      </w:r>
+      <w:r>
+        <w:rPr>
           <w:b/>
           <w:lang w:val="ar_AE" w:bidi="ar_AE"/>
         </w:rPr>
@@ -55862,6 +60614,22 @@
       </w:r>
       <w:r>
         <w:rPr>
+          <w:lang w:val="ar_AE" w:bidi="ar_AE"/>
+        </w:rPr>
+        <w:t>פָּֽרְחָ֤ה הַ⁠גֶּ֨פֶן֙</w:t>
+      </w:r>
+    </w:p>
+    <w:p>
+      <w:pPr>
+        <w:bidi/>
+      </w:pPr>
+      <w:r>
+        <w:rPr>
+          <w:lang w:val="ar_AE" w:bidi="ar_AE"/>
+        </w:rPr>
+      </w:r>
+      <w:r>
+        <w:rPr>
           <w:b/>
           <w:lang w:val="ar_AE" w:bidi="ar_AE"/>
         </w:rPr>
@@ -56372,6 +61140,22 @@
       </w:r>
       <w:r>
         <w:rPr>
+          <w:lang w:val="ar_AE" w:bidi="ar_AE"/>
+        </w:rPr>
+        <w:t>וְ⁠עַל־פְּתָחֵ֨י⁠נוּ֙ כָּל־מְגָדִ֔ים</w:t>
+      </w:r>
+    </w:p>
+    <w:p>
+      <w:pPr>
+        <w:bidi/>
+      </w:pPr>
+      <w:r>
+        <w:rPr>
+          <w:lang w:val="ar_AE" w:bidi="ar_AE"/>
+        </w:rPr>
+      </w:r>
+      <w:r>
+        <w:rPr>
           <w:b/>
           <w:lang w:val="ar_AE" w:bidi="ar_AE"/>
         </w:rPr>
@@ -56561,6 +61345,22 @@
       </w:r>
       <w:r>
         <w:rPr>
+          <w:lang w:val="ar_AE" w:bidi="ar_AE"/>
+        </w:rPr>
+        <w:t>דּוֹדִ֖⁠י צָפַ֥נְתִּי לָֽ⁠ךְ</w:t>
+      </w:r>
+    </w:p>
+    <w:p>
+      <w:pPr>
+        <w:bidi/>
+      </w:pPr>
+      <w:r>
+        <w:rPr>
+          <w:lang w:val="ar_AE" w:bidi="ar_AE"/>
+        </w:rPr>
+      </w:r>
+      <w:r>
+        <w:rPr>
           <w:b/>
           <w:lang w:val="ar_AE" w:bidi="ar_AE"/>
         </w:rPr>
@@ -56645,6 +61445,22 @@
       </w:r>
       <w:r>
         <w:rPr>
+          <w:lang w:val="ar_AE" w:bidi="ar_AE"/>
+        </w:rPr>
+        <w:t>מִ֤י יִתֶּנְ⁠ךָ֙ כְּ⁠אָ֣ח לִ֔⁠י יוֹנֵ֖ק שְׁדֵ֣י אִמִּ֑⁠י</w:t>
+      </w:r>
+    </w:p>
+    <w:p>
+      <w:pPr>
+        <w:bidi/>
+      </w:pPr>
+      <w:r>
+        <w:rPr>
+          <w:lang w:val="ar_AE" w:bidi="ar_AE"/>
+        </w:rPr>
+      </w:r>
+      <w:r>
+        <w:rPr>
           <w:b/>
           <w:lang w:val="ar_AE" w:bidi="ar_AE"/>
         </w:rPr>
@@ -56909,6 +61725,22 @@
       </w:r>
       <w:r>
         <w:rPr>
+          <w:lang w:val="ar_AE" w:bidi="ar_AE"/>
+        </w:rPr>
+        <w:t>מִ֤י יִתֶּנְ⁠ךָ֙ כְּ⁠אָ֣ח לִ֔⁠י יוֹנֵ֖ק שְׁדֵ֣י אִמִּ֑⁠י</w:t>
+      </w:r>
+    </w:p>
+    <w:p>
+      <w:pPr>
+        <w:bidi/>
+      </w:pPr>
+      <w:r>
+        <w:rPr>
+          <w:lang w:val="ar_AE" w:bidi="ar_AE"/>
+        </w:rPr>
+      </w:r>
+      <w:r>
+        <w:rPr>
           <w:b/>
           <w:lang w:val="ar_AE" w:bidi="ar_AE"/>
         </w:rPr>
@@ -57041,6 +61873,22 @@
       </w:r>
       <w:r>
         <w:rPr>
+          <w:lang w:val="ar_AE" w:bidi="ar_AE"/>
+        </w:rPr>
+        <w:t>גַּ֖ם</w:t>
+      </w:r>
+    </w:p>
+    <w:p>
+      <w:pPr>
+        <w:bidi/>
+      </w:pPr>
+      <w:r>
+        <w:rPr>
+          <w:lang w:val="ar_AE" w:bidi="ar_AE"/>
+        </w:rPr>
+      </w:r>
+      <w:r>
+        <w:rPr>
           <w:b/>
           <w:lang w:val="ar_AE" w:bidi="ar_AE"/>
         </w:rPr>
@@ -57159,6 +62007,22 @@
       </w:r>
       <w:r>
         <w:rPr>
+          <w:lang w:val="ar_AE" w:bidi="ar_AE"/>
+        </w:rPr>
+        <w:t>לֹא־יָב֥וּזוּ לִֽ⁠י</w:t>
+      </w:r>
+    </w:p>
+    <w:p>
+      <w:pPr>
+        <w:bidi/>
+      </w:pPr>
+      <w:r>
+        <w:rPr>
+          <w:lang w:val="ar_AE" w:bidi="ar_AE"/>
+        </w:rPr>
+      </w:r>
+      <w:r>
+        <w:rPr>
           <w:b/>
           <w:lang w:val="ar_AE" w:bidi="ar_AE"/>
         </w:rPr>
@@ -57278,6 +62142,22 @@
       </w:r>
       <w:r>
         <w:rPr>
+          <w:lang w:val="ar_AE" w:bidi="ar_AE"/>
+        </w:rPr>
+        <w:t>אֶֽמְצָאֲ⁠ךָ֤ בַ⁠חוּץ֙ אֶשָׁ֣קְ⁠ךָ֔ גַּ֖ם לֹא־יָב֥וּזוּ לִֽ⁠י׃ אֶנְהָֽגֲ⁠ךָ֗ אֲבִֽיאֲ⁠ךָ֛ אֶל־בֵּ֥ית אִמִּ֖⁠י תְּלַמְּדֵ֑⁠נִי אַשְׁקְ⁠ךָ֙ מִ⁠יַּ֣יִן הָ⁠רֶ֔קַח מֵ⁠עֲסִ֖יס רִמֹּנִֽ⁠י</w:t>
+      </w:r>
+    </w:p>
+    <w:p>
+      <w:pPr>
+        <w:bidi/>
+      </w:pPr>
+      <w:r>
+        <w:rPr>
+          <w:lang w:val="ar_AE" w:bidi="ar_AE"/>
+        </w:rPr>
+      </w:r>
+      <w:r>
+        <w:rPr>
           <w:b/>
           <w:lang w:val="ar_AE" w:bidi="ar_AE"/>
         </w:rPr>
@@ -57397,6 +62277,22 @@
         <w:rPr>
           <w:lang w:val="ar_AE" w:bidi="ar_AE"/>
         </w:rPr>
+      </w:r>
+    </w:p>
+    <w:p>
+      <w:pPr>
+        <w:bidi/>
+      </w:pPr>
+      <w:r>
+        <w:rPr>
+          <w:lang w:val="ar_AE" w:bidi="ar_AE"/>
+        </w:rPr>
+      </w:r>
+      <w:r>
+        <w:rPr>
+          <w:lang w:val="ar_AE" w:bidi="ar_AE"/>
+        </w:rPr>
+        <w:t>אֲבִֽיאֲ⁠ךָ֛ אֶל־בֵּ֥ית אִמִּ֖⁠י</w:t>
       </w:r>
     </w:p>
     <w:p>
@@ -57553,6 +62449,22 @@
       </w:r>
       <w:r>
         <w:rPr>
+          <w:lang w:val="ar_AE" w:bidi="ar_AE"/>
+        </w:rPr>
+        <w:t>אֲבִֽיאֲ⁠ךָ֛ אֶל־בֵּ֥ית אִמִּ֖⁠י תְּלַמְּדֵ֑⁠נִי</w:t>
+      </w:r>
+    </w:p>
+    <w:p>
+      <w:pPr>
+        <w:bidi/>
+      </w:pPr>
+      <w:r>
+        <w:rPr>
+          <w:lang w:val="ar_AE" w:bidi="ar_AE"/>
+        </w:rPr>
+      </w:r>
+      <w:r>
+        <w:rPr>
           <w:b/>
           <w:lang w:val="ar_AE" w:bidi="ar_AE"/>
         </w:rPr>
@@ -57610,6 +62522,22 @@
         <w:rPr>
           <w:lang w:val="ar_AE" w:bidi="ar_AE"/>
         </w:rPr>
+      </w:r>
+    </w:p>
+    <w:p>
+      <w:pPr>
+        <w:bidi/>
+      </w:pPr>
+      <w:r>
+        <w:rPr>
+          <w:lang w:val="ar_AE" w:bidi="ar_AE"/>
+        </w:rPr>
+      </w:r>
+      <w:r>
+        <w:rPr>
+          <w:lang w:val="ar_AE" w:bidi="ar_AE"/>
+        </w:rPr>
+        <w:t>אַשְׁקְ⁠ךָ֙ מִ⁠יַּ֣יִן הָ⁠רֶ֔קַח</w:t>
       </w:r>
     </w:p>
     <w:p>
@@ -57878,6 +62806,22 @@
       </w:r>
       <w:r>
         <w:rPr>
+          <w:lang w:val="ar_AE" w:bidi="ar_AE"/>
+        </w:rPr>
+        <w:t>אַשְׁקְ⁠ךָ֙ מִ⁠יַּ֣יִן הָ⁠רֶ֔קַח מֵ⁠עֲסִ֖יס רִמֹּנִֽ⁠י</w:t>
+      </w:r>
+    </w:p>
+    <w:p>
+      <w:pPr>
+        <w:bidi/>
+      </w:pPr>
+      <w:r>
+        <w:rPr>
+          <w:lang w:val="ar_AE" w:bidi="ar_AE"/>
+        </w:rPr>
+      </w:r>
+      <w:r>
+        <w:rPr>
           <w:b/>
           <w:lang w:val="ar_AE" w:bidi="ar_AE"/>
         </w:rPr>
@@ -58004,6 +62948,22 @@
         <w:rPr>
           <w:lang w:val="ar_AE" w:bidi="ar_AE"/>
         </w:rPr>
+      </w:r>
+    </w:p>
+    <w:p>
+      <w:pPr>
+        <w:bidi/>
+      </w:pPr>
+      <w:r>
+        <w:rPr>
+          <w:lang w:val="ar_AE" w:bidi="ar_AE"/>
+        </w:rPr>
+      </w:r>
+      <w:r>
+        <w:rPr>
+          <w:lang w:val="ar_AE" w:bidi="ar_AE"/>
+        </w:rPr>
+        <w:t>מֵ⁠עֲסִ֖יס רִמֹּנִֽ⁠י</w:t>
       </w:r>
     </w:p>
     <w:p>
@@ -58432,6 +63392,22 @@
       </w:r>
       <w:r>
         <w:rPr>
+          <w:lang w:val="ar_AE" w:bidi="ar_AE"/>
+        </w:rPr>
+        <w:t>מִ֣י זֹ֗את עֹלָה֙ מִן־הַ⁠מִּדְבָּ֔ר מִתְרַפֶּ֖קֶת עַל־דּוֹדָ֑⁠הּ</w:t>
+      </w:r>
+    </w:p>
+    <w:p>
+      <w:pPr>
+        <w:bidi/>
+      </w:pPr>
+      <w:r>
+        <w:rPr>
+          <w:lang w:val="ar_AE" w:bidi="ar_AE"/>
+        </w:rPr>
+      </w:r>
+      <w:r>
+        <w:rPr>
           <w:b/>
           <w:lang w:val="ar_AE" w:bidi="ar_AE"/>
         </w:rPr>
@@ -58763,6 +63739,22 @@
         <w:rPr>
           <w:lang w:val="ar_AE" w:bidi="ar_AE"/>
         </w:rPr>
+      </w:r>
+    </w:p>
+    <w:p>
+      <w:pPr>
+        <w:bidi/>
+      </w:pPr>
+      <w:r>
+        <w:rPr>
+          <w:lang w:val="ar_AE" w:bidi="ar_AE"/>
+        </w:rPr>
+      </w:r>
+      <w:r>
+        <w:rPr>
+          <w:lang w:val="ar_AE" w:bidi="ar_AE"/>
+        </w:rPr>
+        <w:t>עֹלָה֙</w:t>
       </w:r>
     </w:p>
     <w:p>
@@ -59031,6 +64023,22 @@
       </w:r>
       <w:r>
         <w:rPr>
+          <w:lang w:val="ar_AE" w:bidi="ar_AE"/>
+        </w:rPr>
+        <w:t>חִבְּלַ֣תְ⁠ךָ</w:t>
+      </w:r>
+    </w:p>
+    <w:p>
+      <w:pPr>
+        <w:bidi/>
+      </w:pPr>
+      <w:r>
+        <w:rPr>
+          <w:lang w:val="ar_AE" w:bidi="ar_AE"/>
+        </w:rPr>
+      </w:r>
+      <w:r>
+        <w:rPr>
           <w:b/>
           <w:lang w:val="ar_AE" w:bidi="ar_AE"/>
         </w:rPr>
@@ -59128,6 +64136,22 @@
       </w:r>
       <w:r>
         <w:rPr>
+          <w:lang w:val="ar_AE" w:bidi="ar_AE"/>
+        </w:rPr>
+        <w:t>תַּ֤חַת הַ⁠תַּפּ֨וּחַ֙ עֽוֹרַרְתִּ֔י⁠ךָ שָׁ֚מָּ⁠ה חִבְּלַ֣תְ⁠ךָ אִמֶּ֔⁠ךָ שָׁ֖מָּ⁠ה חִבְּלָ֥ה יְלָדַֽתְ⁠ךָ׃ שִׂימֵ֨⁠נִי כַֽ⁠חוֹתָ֜ם עַל־לִבֶּ֗⁠ךָ כַּֽ⁠חוֹתָם֙ עַל־זְרוֹעֶ֔⁠ךָ כִּֽי־עַזָּ֤ה כַ⁠מָּ֨וֶת֙ אַהֲבָ֔ה קָשָׁ֥ה כִ⁠שְׁא֖וֹל קִנְאָ֑ה רְשָׁפֶ֕י⁠הָ רִשְׁפֵּ֕י אֵ֖שׁ שַׁלְהֶ֥בֶתְ יָֽה׃ מַ֣יִם רַבִּ֗ים לֹ֤א יֽוּכְלוּ֙ לְ⁠כַבּ֣וֹת אֶת־הָֽ⁠אַהֲבָ֔ה וּ⁠נְהָר֖וֹת לֹ֣א יִשְׁטְפ֑וּ⁠הָ אִם־יִתֵּ֨ן אִ֜ישׁ אֶת־כָּל־ה֤וֹן בֵּית⁠וֹ֙ בָּ⁠אַהֲבָ֔ה בּ֖וֹז יָב֥וּזוּ לֽ⁠וֹ</w:t>
+      </w:r>
+    </w:p>
+    <w:p>
+      <w:pPr>
+        <w:bidi/>
+      </w:pPr>
+      <w:r>
+        <w:rPr>
+          <w:lang w:val="ar_AE" w:bidi="ar_AE"/>
+        </w:rPr>
+      </w:r>
+      <w:r>
+        <w:rPr>
           <w:b/>
           <w:lang w:val="ar_AE" w:bidi="ar_AE"/>
         </w:rPr>
@@ -59458,6 +64482,22 @@
       </w:r>
       <w:r>
         <w:rPr>
+          <w:lang w:val="ar_AE" w:bidi="ar_AE"/>
+        </w:rPr>
+        <w:t>כַּֽ⁠חוֹתָם֙ עַל־זְרוֹעֶ֔⁠ךָ</w:t>
+      </w:r>
+    </w:p>
+    <w:p>
+      <w:pPr>
+        <w:bidi/>
+      </w:pPr>
+      <w:r>
+        <w:rPr>
+          <w:lang w:val="ar_AE" w:bidi="ar_AE"/>
+        </w:rPr>
+      </w:r>
+      <w:r>
+        <w:rPr>
           <w:b/>
           <w:lang w:val="ar_AE" w:bidi="ar_AE"/>
         </w:rPr>
@@ -59590,6 +64630,22 @@
       </w:r>
       <w:r>
         <w:rPr>
+          <w:lang w:val="ar_AE" w:bidi="ar_AE"/>
+        </w:rPr>
+        <w:t>כַּֽ⁠חוֹתָם֙ עַל־זְרוֹעֶ֔⁠ךָ</w:t>
+      </w:r>
+    </w:p>
+    <w:p>
+      <w:pPr>
+        <w:bidi/>
+      </w:pPr>
+      <w:r>
+        <w:rPr>
+          <w:lang w:val="ar_AE" w:bidi="ar_AE"/>
+        </w:rPr>
+      </w:r>
+      <w:r>
+        <w:rPr>
           <w:b/>
           <w:lang w:val="ar_AE" w:bidi="ar_AE"/>
         </w:rPr>
@@ -59991,6 +65047,22 @@
       </w:r>
       <w:r>
         <w:rPr>
+          <w:lang w:val="ar_AE" w:bidi="ar_AE"/>
+        </w:rPr>
+        <w:t>קָשָׁ֥ה כִ⁠שְׁא֖וֹל קִנְאָ֑ה</w:t>
+      </w:r>
+    </w:p>
+    <w:p>
+      <w:pPr>
+        <w:bidi/>
+      </w:pPr>
+      <w:r>
+        <w:rPr>
+          <w:lang w:val="ar_AE" w:bidi="ar_AE"/>
+        </w:rPr>
+      </w:r>
+      <w:r>
+        <w:rPr>
           <w:b/>
           <w:lang w:val="ar_AE" w:bidi="ar_AE"/>
         </w:rPr>
@@ -60215,6 +65287,22 @@
       </w:r>
       <w:r>
         <w:rPr>
+          <w:lang w:val="ar_AE" w:bidi="ar_AE"/>
+        </w:rPr>
+        <w:t>כִ⁠שְׁא֖וֹל</w:t>
+      </w:r>
+    </w:p>
+    <w:p>
+      <w:pPr>
+        <w:bidi/>
+      </w:pPr>
+      <w:r>
+        <w:rPr>
+          <w:lang w:val="ar_AE" w:bidi="ar_AE"/>
+        </w:rPr>
+      </w:r>
+      <w:r>
+        <w:rPr>
           <w:b/>
           <w:lang w:val="ar_AE" w:bidi="ar_AE"/>
         </w:rPr>
@@ -60360,6 +65448,22 @@
       </w:r>
       <w:r>
         <w:rPr>
+          <w:lang w:val="ar_AE" w:bidi="ar_AE"/>
+        </w:rPr>
+        <w:t>רְשָׁפֶ֕י⁠הָ רִשְׁפֵּ֕י אֵ֖שׁ שַׁלְהֶ֥בֶתְ יָֽה</w:t>
+      </w:r>
+    </w:p>
+    <w:p>
+      <w:pPr>
+        <w:bidi/>
+      </w:pPr>
+      <w:r>
+        <w:rPr>
+          <w:lang w:val="ar_AE" w:bidi="ar_AE"/>
+        </w:rPr>
+      </w:r>
+      <w:r>
+        <w:rPr>
           <w:b/>
           <w:lang w:val="ar_AE" w:bidi="ar_AE"/>
         </w:rPr>
@@ -60624,6 +65728,22 @@
       </w:r>
       <w:r>
         <w:rPr>
+          <w:lang w:val="ar_AE" w:bidi="ar_AE"/>
+        </w:rPr>
+        <w:t>מַ֣יִם רַבִּ֗ים לֹ֤א יֽוּכְלוּ֙ לְ⁠כַבּ֣וֹת אֶת־הָֽ⁠אַהֲבָ֔ה וּ⁠נְהָר֖וֹת לֹ֣א יִשְׁטְפ֑וּ⁠הָ</w:t>
+      </w:r>
+    </w:p>
+    <w:p>
+      <w:pPr>
+        <w:bidi/>
+      </w:pPr>
+      <w:r>
+        <w:rPr>
+          <w:lang w:val="ar_AE" w:bidi="ar_AE"/>
+        </w:rPr>
+      </w:r>
+      <w:r>
+        <w:rPr>
           <w:b/>
           <w:lang w:val="ar_AE" w:bidi="ar_AE"/>
         </w:rPr>
@@ -60782,6 +65902,22 @@
       </w:r>
       <w:r>
         <w:rPr>
+          <w:lang w:val="ar_AE" w:bidi="ar_AE"/>
+        </w:rPr>
+        <w:t>מַ֣יִם רַבִּ֗ים לֹ֤א יֽוּכְלוּ֙ לְ⁠כַבּ֣וֹת אֶת־הָֽ⁠אַהֲבָ֔ה וּ⁠נְהָר֖וֹת לֹ֣א יִשְׁטְפ֑וּ⁠הָ</w:t>
+      </w:r>
+    </w:p>
+    <w:p>
+      <w:pPr>
+        <w:bidi/>
+      </w:pPr>
+      <w:r>
+        <w:rPr>
+          <w:lang w:val="ar_AE" w:bidi="ar_AE"/>
+        </w:rPr>
+      </w:r>
+      <w:r>
+        <w:rPr>
           <w:b/>
           <w:lang w:val="ar_AE" w:bidi="ar_AE"/>
         </w:rPr>
@@ -60971,6 +66107,22 @@
       </w:r>
       <w:r>
         <w:rPr>
+          <w:lang w:val="ar_AE" w:bidi="ar_AE"/>
+        </w:rPr>
+        <w:t>אִם־יִתֵּ֨ן אִ֜ישׁ אֶת־כָּל־ה֤וֹן בֵּית⁠וֹ֙ בָּ⁠אַהֲבָ֔ה בּ֖וֹז יָב֥וּזוּ לֽ⁠וֹ</w:t>
+      </w:r>
+    </w:p>
+    <w:p>
+      <w:pPr>
+        <w:bidi/>
+      </w:pPr>
+      <w:r>
+        <w:rPr>
+          <w:lang w:val="ar_AE" w:bidi="ar_AE"/>
+        </w:rPr>
+      </w:r>
+      <w:r>
+        <w:rPr>
           <w:b/>
           <w:lang w:val="ar_AE" w:bidi="ar_AE"/>
         </w:rPr>
@@ -61077,6 +66229,22 @@
       </w:r>
       <w:r>
         <w:rPr>
+          <w:lang w:val="ar_AE" w:bidi="ar_AE"/>
+        </w:rPr>
+        <w:t>בָּ⁠אַהֲבָ֔ה</w:t>
+      </w:r>
+    </w:p>
+    <w:p>
+      <w:pPr>
+        <w:bidi/>
+      </w:pPr>
+      <w:r>
+        <w:rPr>
+          <w:lang w:val="ar_AE" w:bidi="ar_AE"/>
+        </w:rPr>
+      </w:r>
+      <w:r>
+        <w:rPr>
           <w:b/>
           <w:lang w:val="ar_AE" w:bidi="ar_AE"/>
         </w:rPr>
@@ -61161,6 +66329,22 @@
       </w:r>
       <w:r>
         <w:rPr>
+          <w:lang w:val="ar_AE" w:bidi="ar_AE"/>
+        </w:rPr>
+        <w:t>לֽ⁠וֹ</w:t>
+      </w:r>
+    </w:p>
+    <w:p>
+      <w:pPr>
+        <w:bidi/>
+      </w:pPr>
+      <w:r>
+        <w:rPr>
+          <w:lang w:val="ar_AE" w:bidi="ar_AE"/>
+        </w:rPr>
+      </w:r>
+      <w:r>
+        <w:rPr>
           <w:b/>
           <w:lang w:val="ar_AE" w:bidi="ar_AE"/>
         </w:rPr>
@@ -61313,6 +66497,22 @@
       </w:r>
       <w:r>
         <w:rPr>
+          <w:lang w:val="ar_AE" w:bidi="ar_AE"/>
+        </w:rPr>
+        <w:t>קְטַנָּ֔ה</w:t>
+      </w:r>
+    </w:p>
+    <w:p>
+      <w:pPr>
+        <w:bidi/>
+      </w:pPr>
+      <w:r>
+        <w:rPr>
+          <w:lang w:val="ar_AE" w:bidi="ar_AE"/>
+        </w:rPr>
+      </w:r>
+      <w:r>
+        <w:rPr>
           <w:b/>
           <w:lang w:val="ar_AE" w:bidi="ar_AE"/>
         </w:rPr>
@@ -61432,6 +66632,22 @@
       </w:r>
       <w:r>
         <w:rPr>
+          <w:lang w:val="ar_AE" w:bidi="ar_AE"/>
+        </w:rPr>
+        <w:t>וְ⁠שָׁדַ֖יִם אֵ֣ין לָ֑⁠הּ</w:t>
+      </w:r>
+    </w:p>
+    <w:p>
+      <w:pPr>
+        <w:bidi/>
+      </w:pPr>
+      <w:r>
+        <w:rPr>
+          <w:lang w:val="ar_AE" w:bidi="ar_AE"/>
+        </w:rPr>
+      </w:r>
+      <w:r>
+        <w:rPr>
           <w:b/>
           <w:lang w:val="ar_AE" w:bidi="ar_AE"/>
         </w:rPr>
@@ -61789,6 +67005,22 @@
       </w:r>
       <w:r>
         <w:rPr>
+          <w:lang w:val="ar_AE" w:bidi="ar_AE"/>
+        </w:rPr>
+        <w:t>שֶׁ⁠יְּדֻבַּר־בָּֽ⁠הּ</w:t>
+      </w:r>
+    </w:p>
+    <w:p>
+      <w:pPr>
+        <w:bidi/>
+      </w:pPr>
+      <w:r>
+        <w:rPr>
+          <w:lang w:val="ar_AE" w:bidi="ar_AE"/>
+        </w:rPr>
+      </w:r>
+      <w:r>
+        <w:rPr>
           <w:b/>
           <w:lang w:val="ar_AE" w:bidi="ar_AE"/>
         </w:rPr>
@@ -62028,6 +67260,22 @@
         <w:rPr>
           <w:lang w:val="ar_AE" w:bidi="ar_AE"/>
         </w:rPr>
+      </w:r>
+    </w:p>
+    <w:p>
+      <w:pPr>
+        <w:bidi/>
+      </w:pPr>
+      <w:r>
+        <w:rPr>
+          <w:lang w:val="ar_AE" w:bidi="ar_AE"/>
+        </w:rPr>
+      </w:r>
+      <w:r>
+        <w:rPr>
+          <w:lang w:val="ar_AE" w:bidi="ar_AE"/>
+        </w:rPr>
+        <w:t>וְ⁠אִם־דֶּ֣לֶת הִ֔יא נָצ֥וּר עָלֶ֖י⁠הָ ל֥וּחַ אָֽרֶז</w:t>
       </w:r>
     </w:p>
     <w:p>
@@ -62364,6 +67612,22 @@
       </w:r>
       <w:r>
         <w:rPr>
+          <w:lang w:val="ar_AE" w:bidi="ar_AE"/>
+        </w:rPr>
+        <w:t>אֲנִ֣י חוֹמָ֔ה וְ⁠שָׁדַ֖⁠י כַּ⁠מִּגְדָּל֑וֹת אָ֛ז הָיִ֥יתִי בְ⁠עֵינָ֖י⁠ו כְּ⁠מוֹצְאֵ֥ת שָׁלֽוֹם</w:t>
+      </w:r>
+    </w:p>
+    <w:p>
+      <w:pPr>
+        <w:bidi/>
+      </w:pPr>
+      <w:r>
+        <w:rPr>
+          <w:lang w:val="ar_AE" w:bidi="ar_AE"/>
+        </w:rPr>
+      </w:r>
+      <w:r>
+        <w:rPr>
           <w:b/>
           <w:lang w:val="ar_AE" w:bidi="ar_AE"/>
         </w:rPr>
@@ -62470,6 +67734,22 @@
       </w:r>
       <w:r>
         <w:rPr>
+          <w:lang w:val="ar_AE" w:bidi="ar_AE"/>
+        </w:rPr>
+        <w:t>אֲנִ֣י חוֹמָ֔ה</w:t>
+      </w:r>
+    </w:p>
+    <w:p>
+      <w:pPr>
+        <w:bidi/>
+      </w:pPr>
+      <w:r>
+        <w:rPr>
+          <w:lang w:val="ar_AE" w:bidi="ar_AE"/>
+        </w:rPr>
+      </w:r>
+      <w:r>
+        <w:rPr>
           <w:b/>
           <w:lang w:val="ar_AE" w:bidi="ar_AE"/>
         </w:rPr>
@@ -62575,6 +67855,22 @@
       </w:r>
       <w:r>
         <w:rPr>
+          <w:lang w:val="ar_AE" w:bidi="ar_AE"/>
+        </w:rPr>
+        <w:t>וְ⁠שָׁדַ֖⁠י</w:t>
+      </w:r>
+    </w:p>
+    <w:p>
+      <w:pPr>
+        <w:bidi/>
+      </w:pPr>
+      <w:r>
+        <w:rPr>
+          <w:lang w:val="ar_AE" w:bidi="ar_AE"/>
+        </w:rPr>
+      </w:r>
+      <w:r>
+        <w:rPr>
           <w:b/>
           <w:lang w:val="ar_AE" w:bidi="ar_AE"/>
         </w:rPr>
@@ -62778,6 +68074,22 @@
       </w:r>
       <w:r>
         <w:rPr>
+          <w:lang w:val="ar_AE" w:bidi="ar_AE"/>
+        </w:rPr>
+        <w:t>אָ֛ז</w:t>
+      </w:r>
+    </w:p>
+    <w:p>
+      <w:pPr>
+        <w:bidi/>
+      </w:pPr>
+      <w:r>
+        <w:rPr>
+          <w:lang w:val="ar_AE" w:bidi="ar_AE"/>
+        </w:rPr>
+      </w:r>
+      <w:r>
+        <w:rPr>
           <w:b/>
           <w:lang w:val="ar_AE" w:bidi="ar_AE"/>
         </w:rPr>
@@ -62884,6 +68196,22 @@
       </w:r>
       <w:r>
         <w:rPr>
+          <w:lang w:val="ar_AE" w:bidi="ar_AE"/>
+        </w:rPr>
+        <w:t>הָיִ֥יתִי בְ⁠עֵינָ֖י⁠ו</w:t>
+      </w:r>
+    </w:p>
+    <w:p>
+      <w:pPr>
+        <w:bidi/>
+      </w:pPr>
+      <w:r>
+        <w:rPr>
+          <w:lang w:val="ar_AE" w:bidi="ar_AE"/>
+        </w:rPr>
+      </w:r>
+      <w:r>
+        <w:rPr>
           <w:b/>
           <w:lang w:val="ar_AE" w:bidi="ar_AE"/>
         </w:rPr>
@@ -63003,6 +68331,22 @@
       </w:r>
       <w:r>
         <w:rPr>
+          <w:lang w:val="ar_AE" w:bidi="ar_AE"/>
+        </w:rPr>
+        <w:t>כְּ⁠מוֹצְאֵ֥ת</w:t>
+      </w:r>
+    </w:p>
+    <w:p>
+      <w:pPr>
+        <w:bidi/>
+      </w:pPr>
+      <w:r>
+        <w:rPr>
+          <w:lang w:val="ar_AE" w:bidi="ar_AE"/>
+        </w:rPr>
+      </w:r>
+      <w:r>
+        <w:rPr>
           <w:b/>
           <w:lang w:val="ar_AE" w:bidi="ar_AE"/>
         </w:rPr>
@@ -63100,6 +68444,22 @@
       </w:r>
       <w:r>
         <w:rPr>
+          <w:lang w:val="ar_AE" w:bidi="ar_AE"/>
+        </w:rPr>
+        <w:t>הָיִ֥יתִי בְ⁠עֵינָ֖י⁠ו כְּ⁠מוֹצְאֵ֥ת שָׁלֽוֹם</w:t>
+      </w:r>
+    </w:p>
+    <w:p>
+      <w:pPr>
+        <w:bidi/>
+      </w:pPr>
+      <w:r>
+        <w:rPr>
+          <w:lang w:val="ar_AE" w:bidi="ar_AE"/>
+        </w:rPr>
+      </w:r>
+      <w:r>
+        <w:rPr>
           <w:b/>
           <w:lang w:val="ar_AE" w:bidi="ar_AE"/>
         </w:rPr>
@@ -63338,6 +68698,22 @@
       </w:r>
       <w:r>
         <w:rPr>
+          <w:lang w:val="ar_AE" w:bidi="ar_AE"/>
+        </w:rPr>
+        <w:t>לַ⁠נֹּטְרִ֑ים</w:t>
+      </w:r>
+    </w:p>
+    <w:p>
+      <w:pPr>
+        <w:bidi/>
+      </w:pPr>
+      <w:r>
+        <w:rPr>
+          <w:lang w:val="ar_AE" w:bidi="ar_AE"/>
+        </w:rPr>
+      </w:r>
+      <w:r>
+        <w:rPr>
           <w:b/>
           <w:lang w:val="ar_AE" w:bidi="ar_AE"/>
         </w:rPr>
@@ -63483,6 +68859,22 @@
       </w:r>
       <w:r>
         <w:rPr>
+          <w:lang w:val="ar_AE" w:bidi="ar_AE"/>
+        </w:rPr>
+        <w:t>נָתַ֥ן אֶת־הַ⁠כֶּ֖רֶם לַ⁠נֹּטְרִ֑ים</w:t>
+      </w:r>
+    </w:p>
+    <w:p>
+      <w:pPr>
+        <w:bidi/>
+      </w:pPr>
+      <w:r>
+        <w:rPr>
+          <w:lang w:val="ar_AE" w:bidi="ar_AE"/>
+        </w:rPr>
+      </w:r>
+      <w:r>
+        <w:rPr>
           <w:b/>
           <w:lang w:val="ar_AE" w:bidi="ar_AE"/>
         </w:rPr>
@@ -63567,6 +68959,22 @@
       </w:r>
       <w:r>
         <w:rPr>
+          <w:lang w:val="ar_AE" w:bidi="ar_AE"/>
+        </w:rPr>
+        <w:t>אִ֛ישׁ יָבִ֥א בְּ⁠פִרְי֖⁠וֹ אֶ֥לֶף כָּֽסֶף</w:t>
+      </w:r>
+    </w:p>
+    <w:p>
+      <w:pPr>
+        <w:bidi/>
+      </w:pPr>
+      <w:r>
+        <w:rPr>
+          <w:lang w:val="ar_AE" w:bidi="ar_AE"/>
+        </w:rPr>
+      </w:r>
+      <w:r>
+        <w:rPr>
           <w:b/>
           <w:lang w:val="ar_AE" w:bidi="ar_AE"/>
         </w:rPr>
@@ -63699,6 +69107,22 @@
       </w:r>
       <w:r>
         <w:rPr>
+          <w:lang w:val="ar_AE" w:bidi="ar_AE"/>
+        </w:rPr>
+        <w:t>אֶ֥לֶף כָּֽסֶף</w:t>
+      </w:r>
+    </w:p>
+    <w:p>
+      <w:pPr>
+        <w:bidi/>
+      </w:pPr>
+      <w:r>
+        <w:rPr>
+          <w:lang w:val="ar_AE" w:bidi="ar_AE"/>
+        </w:rPr>
+      </w:r>
+      <w:r>
+        <w:rPr>
           <w:b/>
           <w:lang w:val="ar_AE" w:bidi="ar_AE"/>
         </w:rPr>
@@ -63805,6 +69229,22 @@
       </w:r>
       <w:r>
         <w:rPr>
+          <w:lang w:val="ar_AE" w:bidi="ar_AE"/>
+        </w:rPr>
+        <w:t>כֶּ֣רֶם הָיָ֤ה לִ⁠שְׁלֹמֹה֙ בְּ⁠בַ֣עַל הָמ֔וֹן נָתַ֥ן אֶת־הַ⁠כֶּ֖רֶם לַ⁠נֹּטְרִ֑ים אִ֛ישׁ יָבִ֥א בְּ⁠פִרְי֖⁠וֹ אֶ֥לֶף כָּֽסֶף׃ כָּרְמִ֥⁠י שֶׁ⁠לִּ֖⁠י לְ⁠פָנָ֑⁠י הָ⁠אֶ֤לֶף לְ⁠ךָ֙ שְׁלֹמֹ֔ה וּ⁠מָאתַ֖יִם לְ⁠נֹטְרִ֥ים אֶת־פִּרְיֽ⁠וֹ</w:t>
+      </w:r>
+    </w:p>
+    <w:p>
+      <w:pPr>
+        <w:bidi/>
+      </w:pPr>
+      <w:r>
+        <w:rPr>
+          <w:lang w:val="ar_AE" w:bidi="ar_AE"/>
+        </w:rPr>
+      </w:r>
+      <w:r>
+        <w:rPr>
           <w:b/>
           <w:lang w:val="ar_AE" w:bidi="ar_AE"/>
         </w:rPr>
@@ -63898,6 +69338,22 @@
         <w:rPr>
           <w:lang w:val="ar_AE" w:bidi="ar_AE"/>
         </w:rPr>
+      </w:r>
+    </w:p>
+    <w:p>
+      <w:pPr>
+        <w:bidi/>
+      </w:pPr>
+      <w:r>
+        <w:rPr>
+          <w:lang w:val="ar_AE" w:bidi="ar_AE"/>
+        </w:rPr>
+      </w:r>
+      <w:r>
+        <w:rPr>
+          <w:lang w:val="ar_AE" w:bidi="ar_AE"/>
+        </w:rPr>
+        <w:t>כָּרְמִ֥⁠י</w:t>
       </w:r>
     </w:p>
     <w:p>
@@ -64105,6 +69561,22 @@
       </w:r>
       <w:r>
         <w:rPr>
+          <w:lang w:val="ar_AE" w:bidi="ar_AE"/>
+        </w:rPr>
+        <w:t>לְ⁠פָנָ֑⁠י</w:t>
+      </w:r>
+    </w:p>
+    <w:p>
+      <w:pPr>
+        <w:bidi/>
+      </w:pPr>
+      <w:r>
+        <w:rPr>
+          <w:lang w:val="ar_AE" w:bidi="ar_AE"/>
+        </w:rPr>
+      </w:r>
+      <w:r>
+        <w:rPr>
           <w:b/>
           <w:lang w:val="ar_AE" w:bidi="ar_AE"/>
         </w:rPr>
@@ -64224,6 +69696,22 @@
       </w:r>
       <w:r>
         <w:rPr>
+          <w:lang w:val="ar_AE" w:bidi="ar_AE"/>
+        </w:rPr>
+        <w:t>הָ⁠אֶ֤לֶף לְ⁠ךָ֙ שְׁלֹמֹ֔ה וּ⁠מָאתַ֖יִם לְ⁠נֹטְרִ֥ים אֶת־פִּרְיֽ⁠וֹ</w:t>
+      </w:r>
+    </w:p>
+    <w:p>
+      <w:pPr>
+        <w:bidi/>
+      </w:pPr>
+      <w:r>
+        <w:rPr>
+          <w:lang w:val="ar_AE" w:bidi="ar_AE"/>
+        </w:rPr>
+      </w:r>
+      <w:r>
+        <w:rPr>
           <w:b/>
           <w:lang w:val="ar_AE" w:bidi="ar_AE"/>
         </w:rPr>
@@ -64369,6 +69857,22 @@
         <w:rPr>
           <w:lang w:val="ar_AE" w:bidi="ar_AE"/>
         </w:rPr>
+      </w:r>
+    </w:p>
+    <w:p>
+      <w:pPr>
+        <w:bidi/>
+      </w:pPr>
+      <w:r>
+        <w:rPr>
+          <w:lang w:val="ar_AE" w:bidi="ar_AE"/>
+        </w:rPr>
+      </w:r>
+      <w:r>
+        <w:rPr>
+          <w:lang w:val="ar_AE" w:bidi="ar_AE"/>
+        </w:rPr>
+        <w:t>הָ⁠אֶ֤לֶף לְ⁠ךָ֙ שְׁלֹמֹ֔ה</w:t>
       </w:r>
     </w:p>
     <w:p>
@@ -64544,6 +70048,22 @@
       </w:r>
       <w:r>
         <w:rPr>
+          <w:lang w:val="ar_AE" w:bidi="ar_AE"/>
+        </w:rPr>
+        <w:t>הַ⁠יוֹשֶׁ֣בֶת בַּ⁠גַּנִּ֗ים חֲבֵרִ֛ים מַקְשִׁיבִ֥ים לְ⁠קוֹלֵ֖⁠ךְ הַשְׁמִיעִֽי⁠נִי</w:t>
+      </w:r>
+    </w:p>
+    <w:p>
+      <w:pPr>
+        <w:bidi/>
+      </w:pPr>
+      <w:r>
+        <w:rPr>
+          <w:lang w:val="ar_AE" w:bidi="ar_AE"/>
+        </w:rPr>
+      </w:r>
+      <w:r>
+        <w:rPr>
           <w:b/>
           <w:lang w:val="ar_AE" w:bidi="ar_AE"/>
         </w:rPr>
@@ -64637,6 +70157,22 @@
         <w:rPr>
           <w:lang w:val="ar_AE" w:bidi="ar_AE"/>
         </w:rPr>
+      </w:r>
+    </w:p>
+    <w:p>
+      <w:pPr>
+        <w:bidi/>
+      </w:pPr>
+      <w:r>
+        <w:rPr>
+          <w:lang w:val="ar_AE" w:bidi="ar_AE"/>
+        </w:rPr>
+      </w:r>
+      <w:r>
+        <w:rPr>
+          <w:lang w:val="ar_AE" w:bidi="ar_AE"/>
+        </w:rPr>
+        <w:t>חֲבֵרִ֛ים</w:t>
       </w:r>
     </w:p>
     <w:p>
@@ -64809,6 +70345,22 @@
       </w:r>
       <w:r>
         <w:rPr>
+          <w:lang w:val="ar_AE" w:bidi="ar_AE"/>
+        </w:rPr>
+        <w:t>לְ⁠קוֹלֵ֖⁠ךְ</w:t>
+      </w:r>
+    </w:p>
+    <w:p>
+      <w:pPr>
+        <w:bidi/>
+      </w:pPr>
+      <w:r>
+        <w:rPr>
+          <w:lang w:val="ar_AE" w:bidi="ar_AE"/>
+        </w:rPr>
+      </w:r>
+      <w:r>
+        <w:rPr>
           <w:b/>
           <w:lang w:val="ar_AE" w:bidi="ar_AE"/>
         </w:rPr>
@@ -64915,6 +70467,22 @@
       </w:r>
       <w:r>
         <w:rPr>
+          <w:lang w:val="ar_AE" w:bidi="ar_AE"/>
+        </w:rPr>
+        <w:t>בְּרַ֣ח ׀ דּוֹדִ֗⁠י וּֽ⁠דְמֵה־לְ⁠ךָ֤ לִ⁠צְבִי֙ א֚וֹ לְ⁠עֹ֣פֶר הָֽ⁠אַיָּלִ֔ים עַ֖ל הָרֵ֥י בְשָׂמִֽים</w:t>
+      </w:r>
+    </w:p>
+    <w:p>
+      <w:pPr>
+        <w:bidi/>
+      </w:pPr>
+      <w:r>
+        <w:rPr>
+          <w:lang w:val="ar_AE" w:bidi="ar_AE"/>
+        </w:rPr>
+      </w:r>
+      <w:r>
+        <w:rPr>
           <w:b/>
           <w:lang w:val="ar_AE" w:bidi="ar_AE"/>
         </w:rPr>
@@ -65021,6 +70589,22 @@
       </w:r>
       <w:r>
         <w:rPr>
+          <w:lang w:val="ar_AE" w:bidi="ar_AE"/>
+        </w:rPr>
+        <w:t>בְּרַ֣ח</w:t>
+      </w:r>
+    </w:p>
+    <w:p>
+      <w:pPr>
+        <w:bidi/>
+      </w:pPr>
+      <w:r>
+        <w:rPr>
+          <w:lang w:val="ar_AE" w:bidi="ar_AE"/>
+        </w:rPr>
+      </w:r>
+      <w:r>
+        <w:rPr>
           <w:b/>
           <w:lang w:val="ar_AE" w:bidi="ar_AE"/>
         </w:rPr>
@@ -65127,6 +70711,22 @@
         <w:rPr>
           <w:lang w:val="ar_AE" w:bidi="ar_AE"/>
         </w:rPr>
+      </w:r>
+    </w:p>
+    <w:p>
+      <w:pPr>
+        <w:bidi/>
+      </w:pPr>
+      <w:r>
+        <w:rPr>
+          <w:lang w:val="ar_AE" w:bidi="ar_AE"/>
+        </w:rPr>
+      </w:r>
+      <w:r>
+        <w:rPr>
+          <w:lang w:val="ar_AE" w:bidi="ar_AE"/>
+        </w:rPr>
+        <w:t>דּוֹדִ֗⁠י וּֽ⁠דְמֵה־לְ⁠ךָ֤ לִ⁠צְבִי֙ א֚וֹ לְ⁠עֹ֣פֶר הָֽ⁠אַיָּלִ֔ים</w:t>
       </w:r>
     </w:p>
     <w:p>

--- a/arb/docx/22.content.docx
+++ b/arb/docx/22.content.docx
@@ -1121,7 +1121,7 @@
         <w:rPr>
           <w:lang w:val="ar_AE" w:bidi="ar_AE"/>
         </w:rPr>
-        <w:t>שִׁ֥יר הַ⁠שִּׁירִ֖ים אֲשֶׁ֥ר לִ⁠שְׁלֹמֹֽה</w:t>
+        <w:t>שִׁ֥יר הַ⁠שִּׁירִ֖ים אֲשֶׁ֥ר לִ⁠שְׁלֹמֹֽה</w:t>
       </w:r>
     </w:p>
     <w:p>
@@ -1229,7 +1229,7 @@
         <w:rPr>
           <w:lang w:val="ar_AE" w:bidi="ar_AE"/>
         </w:rPr>
-        <w:t>שִׁ֥יר הַ⁠שִּׁירִ֖ים</w:t>
+        <w:t>שִׁ֥יר הַ⁠שִּׁירִ֖ים</w:t>
       </w:r>
     </w:p>
     <w:p>
@@ -1376,7 +1376,7 @@
         <w:rPr>
           <w:lang w:val="ar_AE" w:bidi="ar_AE"/>
         </w:rPr>
-        <w:t>לִ⁠שְׁלֹמֹֽה</w:t>
+        <w:t>לִ⁠שְׁלֹמֹֽה</w:t>
       </w:r>
     </w:p>
     <w:p>
@@ -1567,7 +1567,7 @@
         <w:rPr>
           <w:lang w:val="ar_AE" w:bidi="ar_AE"/>
         </w:rPr>
-        <w:t>דֹּדֶ֖י⁠ךָ</w:t>
+        <w:t>דֹּדֶ֖י⁠ךָ</w:t>
       </w:r>
     </w:p>
     <w:p>
@@ -1714,7 +1714,7 @@
         <w:rPr>
           <w:lang w:val="ar_AE" w:bidi="ar_AE"/>
         </w:rPr>
-        <w:t>טוֹבִ֥ים דֹּדֶ֖י⁠ךָ מִ⁠יָּֽיִן</w:t>
+        <w:t>טוֹבִ֥ים דֹּדֶ֖י⁠ךָ מִ⁠יָּֽיִן</w:t>
       </w:r>
     </w:p>
     <w:p>
@@ -1835,7 +1835,7 @@
         <w:rPr>
           <w:lang w:val="ar_AE" w:bidi="ar_AE"/>
         </w:rPr>
-        <w:t>טוֹבִ֥ים דֹּדֶ֖י⁠ךָ מִ⁠יָּֽיִן</w:t>
+        <w:t>טוֹבִ֥ים דֹּדֶ֖י⁠ךָ מִ⁠יָּֽיִן</w:t>
       </w:r>
     </w:p>
     <w:p>
@@ -2112,7 +2112,7 @@
         <w:rPr>
           <w:lang w:val="ar_AE" w:bidi="ar_AE"/>
         </w:rPr>
-        <w:t>שְׁמָנֶ֣י⁠ךָ טוֹבִ֔ים</w:t>
+        <w:t>שְׁמָנֶ֣י⁠ךָ טוֹבִ֔ים</w:t>
       </w:r>
     </w:p>
     <w:p>
@@ -2233,7 +2233,7 @@
         <w:rPr>
           <w:lang w:val="ar_AE" w:bidi="ar_AE"/>
         </w:rPr>
-        <w:t>שֶׁ֖מֶן תּוּרַ֣ק שְׁמֶ֑⁠ךָ</w:t>
+        <w:t>שֶׁ֖מֶן תּוּרַ֣ק שְׁמֶ֑⁠ךָ</w:t>
       </w:r>
     </w:p>
     <w:p>
@@ -2354,7 +2354,7 @@
         <w:rPr>
           <w:lang w:val="ar_AE" w:bidi="ar_AE"/>
         </w:rPr>
-        <w:t>שֶׁ֖מֶן תּוּרַ֣ק שְׁמֶ֑⁠ךָ</w:t>
+        <w:t>שֶׁ֖מֶן תּוּרַ֣ק שְׁמֶ֑⁠ךָ</w:t>
       </w:r>
     </w:p>
     <w:p>
@@ -2475,7 +2475,7 @@
         <w:rPr>
           <w:lang w:val="ar_AE" w:bidi="ar_AE"/>
         </w:rPr>
-        <w:t>עַל־כֵּ֖ן</w:t>
+        <w:t>עַל־כֵּ֖ן</w:t>
       </w:r>
     </w:p>
     <w:p>
@@ -2701,7 +2701,7 @@
         <w:rPr>
           <w:lang w:val="ar_AE" w:bidi="ar_AE"/>
         </w:rPr>
-        <w:t>מָשְׁכֵ֖⁠נִי</w:t>
+        <w:t>מָשְׁכֵ֖⁠נִי</w:t>
       </w:r>
     </w:p>
     <w:p>
@@ -2918,7 +2918,7 @@
         <w:rPr>
           <w:lang w:val="ar_AE" w:bidi="ar_AE"/>
         </w:rPr>
-        <w:t>נָּר֑וּצָה</w:t>
+        <w:t>נָּר֑וּצָה</w:t>
       </w:r>
     </w:p>
     <w:p>
@@ -3052,7 +3052,7 @@
         <w:rPr>
           <w:lang w:val="ar_AE" w:bidi="ar_AE"/>
         </w:rPr>
-        <w:t>נָּר֑וּצָה</w:t>
+        <w:t>נָּר֑וּצָה</w:t>
       </w:r>
     </w:p>
     <w:p>
@@ -3309,7 +3309,7 @@
         <w:rPr>
           <w:lang w:val="ar_AE" w:bidi="ar_AE"/>
         </w:rPr>
-        <w:t>הֱבִיאַ֨⁠נִי הַ⁠מֶּ֜לֶךְ</w:t>
+        <w:t>הֱבִיאַ֨⁠נִי הַ⁠מֶּ֜לֶךְ</w:t>
       </w:r>
     </w:p>
     <w:p>
@@ -3765,7 +3765,7 @@
         <w:rPr>
           <w:lang w:val="ar_AE" w:bidi="ar_AE"/>
         </w:rPr>
-        <w:t>נָגִ֤ילָה וְ⁠נִשְׂמְחָה֙</w:t>
+        <w:t>נָגִ֤ילָה וְ⁠נִשְׂמְחָה֙</w:t>
       </w:r>
     </w:p>
     <w:p>
@@ -3899,7 +3899,7 @@
         <w:rPr>
           <w:lang w:val="ar_AE" w:bidi="ar_AE"/>
         </w:rPr>
-        <w:t>נַזְכִּ֤ירָה</w:t>
+        <w:t>נַזְכִּ֤ירָה</w:t>
       </w:r>
     </w:p>
     <w:p>
@@ -3985,7 +3985,7 @@
         <w:rPr>
           <w:lang w:val="ar_AE" w:bidi="ar_AE"/>
         </w:rPr>
-        <w:t>מִ⁠יַּ֔יִן</w:t>
+        <w:t>מִ⁠יַּ֔יִן</w:t>
       </w:r>
     </w:p>
     <w:p>
@@ -4221,7 +4221,7 @@
         <w:rPr>
           <w:lang w:val="ar_AE" w:bidi="ar_AE"/>
         </w:rPr>
-        <w:t>דֹדֶ֨י⁠ךָ֙ מִ⁠יַּ֔יִן</w:t>
+        <w:t>דֹדֶ֨י⁠ךָ֙ מִ⁠יַּ֔יִן</w:t>
       </w:r>
     </w:p>
     <w:p>
@@ -4342,7 +4342,7 @@
         <w:rPr>
           <w:lang w:val="ar_AE" w:bidi="ar_AE"/>
         </w:rPr>
-        <w:t>מֵישָׁרִ֖ים אֲהֵבֽוּ⁠ךָ</w:t>
+        <w:t>מֵישָׁרִ֖ים אֲהֵבֽוּ⁠ךָ</w:t>
       </w:r>
     </w:p>
     <w:p>
@@ -4498,7 +4498,7 @@
         <w:rPr>
           <w:lang w:val="ar_AE" w:bidi="ar_AE"/>
         </w:rPr>
-        <w:t>מֵישָׁרִ֖ים אֲהֵבֽוּ⁠ךָ</w:t>
+        <w:t>מֵישָׁרִ֖ים אֲהֵבֽוּ⁠ךָ</w:t>
       </w:r>
     </w:p>
     <w:p>
@@ -4807,7 +4807,7 @@
         <w:rPr>
           <w:lang w:val="ar_AE" w:bidi="ar_AE"/>
         </w:rPr>
-        <w:t>בְּנ֖וֹת יְרוּשָׁלִָ֑ם</w:t>
+        <w:t>בְּנ֖וֹת יְרוּשָׁלִָ֑ם</w:t>
       </w:r>
     </w:p>
     <w:p>
@@ -5133,7 +5133,7 @@
         <w:rPr>
           <w:lang w:val="ar_AE" w:bidi="ar_AE"/>
         </w:rPr>
-        <w:t>אַל־תִּרְא֨וּ⁠נִי֙ שֶׁ⁠אֲנִ֣י שְׁחַרְחֹ֔רֶת</w:t>
+        <w:t>אַל־תִּרְא֨וּ⁠נִי֙ שֶׁ⁠אֲנִ֣י שְׁחַרְחֹ֔רֶת</w:t>
       </w:r>
     </w:p>
     <w:p>
@@ -5232,7 +5232,7 @@
         <w:rPr>
           <w:lang w:val="ar_AE" w:bidi="ar_AE"/>
         </w:rPr>
-        <w:t>שֶׁ⁠אֲנִ֣י</w:t>
+        <w:t>שֶׁ⁠אֲנִ֣י</w:t>
       </w:r>
     </w:p>
     <w:p>
@@ -5489,7 +5489,7 @@
         <w:rPr>
           <w:lang w:val="ar_AE" w:bidi="ar_AE"/>
         </w:rPr>
-        <w:t>שֶׁ⁠שֱּׁזָפַ֖תְ⁠נִי הַ⁠שָּׁ֑מֶשׁ</w:t>
+        <w:t>שֶׁ⁠שֱּׁזָפַ֖תְ⁠נִי הַ⁠שָּׁ֑מֶשׁ</w:t>
       </w:r>
     </w:p>
     <w:p>
@@ -5715,7 +5715,7 @@
         <w:rPr>
           <w:lang w:val="ar_AE" w:bidi="ar_AE"/>
         </w:rPr>
-        <w:t>נֹטֵרָ֣ה אֶת־הַ⁠כְּרָמִ֔ים כַּרְמִ֥⁠י שֶׁ⁠לִּ֖⁠י לֹ֥א נָטָֽרְתִּי</w:t>
+        <w:t>נֹטֵרָ֣ה אֶת־הַ⁠כְּרָמִ֔ים כַּרְמִ֥⁠י שֶׁ⁠לִּ֖⁠י לֹ֥א נָטָֽרְתִּי</w:t>
       </w:r>
     </w:p>
     <w:p>
@@ -5801,7 +5801,7 @@
         <w:rPr>
           <w:lang w:val="ar_AE" w:bidi="ar_AE"/>
         </w:rPr>
-        <w:t>כַּרְמִ֥⁠י שֶׁ⁠לִּ֖⁠י לֹ֥א נָטָֽרְתִּי</w:t>
+        <w:t>כַּרְמִ֥⁠י שֶׁ⁠לִּ֖⁠י לֹ֥א נָטָֽרְתִּי</w:t>
       </w:r>
     </w:p>
     <w:p>
@@ -5922,7 +5922,7 @@
         <w:rPr>
           <w:lang w:val="ar_AE" w:bidi="ar_AE"/>
         </w:rPr>
-        <w:t>שֶׁ֤⁠אָהֲבָה֙ נַפְשִׁ֔⁠י</w:t>
+        <w:t>שֶׁ֤⁠אָהֲבָה֙ נַפְשִׁ֔⁠י</w:t>
       </w:r>
     </w:p>
     <w:p>
@@ -6361,7 +6361,7 @@
         <w:rPr>
           <w:lang w:val="ar_AE" w:bidi="ar_AE"/>
         </w:rPr>
-        <w:t>כְּ⁠עֹ֣טְיָ֔ה עַ֖ל עֶדְרֵ֥י חֲבֵרֶֽי⁠ךָ</w:t>
+        <w:t>כְּ⁠עֹ֣טְיָ֔ה עַ֖ל עֶדְרֵ֥י חֲבֵרֶֽי⁠ךָ</w:t>
       </w:r>
     </w:p>
     <w:p>
@@ -6600,7 +6600,7 @@
         <w:rPr>
           <w:lang w:val="ar_AE" w:bidi="ar_AE"/>
         </w:rPr>
-        <w:t>אִם־לֹ֤א תֵדְעִי֙ לָ֔⁠ךְ הַ⁠יָּפָ֖ה בַּ⁠נָּשִׁ֑ים צְֽאִי־לָ֞⁠ךְ</w:t>
+        <w:t>אִם־לֹ֤א תֵדְעִי֙ לָ֔⁠ךְ הַ⁠יָּפָ֖ה בַּ⁠נָּשִׁ֑ים צְֽאִי־לָ֞⁠ךְ</w:t>
       </w:r>
     </w:p>
     <w:p>
@@ -6708,7 +6708,7 @@
         <w:rPr>
           <w:lang w:val="ar_AE" w:bidi="ar_AE"/>
         </w:rPr>
-        <w:t>אִם־לֹ֤א תֵדְעִי֙ לָ֔⁠ךְ הַ⁠יָּפָ֖ה בַּ⁠נָּשִׁ֑ים</w:t>
+        <w:t>אִם־לֹ֤א תֵדְעִי֙ לָ֔⁠ךְ הַ⁠יָּפָ֖ה בַּ⁠נָּשִׁ֑ים</w:t>
       </w:r>
     </w:p>
     <w:p>
@@ -7020,7 +7020,7 @@
         <w:rPr>
           <w:lang w:val="ar_AE" w:bidi="ar_AE"/>
         </w:rPr>
-        <w:t>וּ⁠רְעִי֙ אֶת־גְּדִיֹּתַ֔יִ⁠ךְ</w:t>
+        <w:t>וּ⁠רְעִי֙ אֶת־גְּדִיֹּתַ֔יִ⁠ךְ</w:t>
       </w:r>
     </w:p>
     <w:p>
@@ -7176,7 +7176,7 @@
         <w:rPr>
           <w:lang w:val="ar_AE" w:bidi="ar_AE"/>
         </w:rPr>
-        <w:t>לְ⁠סֻסָתִ⁠י֙ בְּ⁠רִכְבֵ֣י פַרְעֹ֔ה דִּמִּיתִ֖י⁠ךְ רַעְיָתִֽ⁠י</w:t>
+        <w:t>לְ⁠סֻסָתִ⁠י֙ בְּ⁠רִכְבֵ֣י פַרְעֹ֔ה דִּמִּיתִ֖י⁠ךְ רַעְיָתִֽ⁠י</w:t>
       </w:r>
     </w:p>
     <w:p>
@@ -7615,7 +7615,7 @@
         <w:rPr>
           <w:lang w:val="ar_AE" w:bidi="ar_AE"/>
         </w:rPr>
-        <w:t>בַּ⁠תֹּרִ֔ים</w:t>
+        <w:t>בַּ⁠תֹּרִ֔ים</w:t>
       </w:r>
     </w:p>
     <w:p>
@@ -7956,7 +7956,7 @@
         <w:rPr>
           <w:lang w:val="ar_AE" w:bidi="ar_AE"/>
         </w:rPr>
-        <w:t>תּוֹרֵ֤י זָהָב֙ נַעֲשֶׂה־לָּ֔⁠ךְ</w:t>
+        <w:t>תּוֹרֵ֤י זָהָב֙ נַעֲשֶׂה־לָּ֔⁠ךְ</w:t>
       </w:r>
     </w:p>
     <w:p>
@@ -8103,7 +8103,7 @@
         <w:rPr>
           <w:lang w:val="ar_AE" w:bidi="ar_AE"/>
         </w:rPr>
-        <w:t>עִ֖ם נְקֻדּ֥וֹת הַ⁠כָּֽסֶף</w:t>
+        <w:t>עִ֖ם נְקֻדּ֥וֹת הַ⁠כָּֽסֶף</w:t>
       </w:r>
     </w:p>
     <w:p>
@@ -8189,7 +8189,7 @@
         <w:rPr>
           <w:lang w:val="ar_AE" w:bidi="ar_AE"/>
         </w:rPr>
-        <w:t>שֶׁ֤⁠הַ⁠מֶּ֨לֶךְ֙</w:t>
+        <w:t>שֶׁ֤⁠הַ⁠מֶּ֨לֶךְ֙</w:t>
       </w:r>
     </w:p>
     <w:p>
@@ -8315,7 +8315,7 @@
         <w:rPr>
           <w:lang w:val="ar_AE" w:bidi="ar_AE"/>
         </w:rPr>
-        <w:t>בִּ⁠מְסִבּ֔⁠וֹ</w:t>
+        <w:t>בִּ⁠מְסִבּ֔⁠וֹ</w:t>
       </w:r>
     </w:p>
     <w:p>
@@ -8427,7 +8427,7 @@
         <w:rPr>
           <w:lang w:val="ar_AE" w:bidi="ar_AE"/>
         </w:rPr>
-        <w:t>נִרְדִּ֖⁠י</w:t>
+        <w:t>נִרְדִּ֖⁠י</w:t>
       </w:r>
     </w:p>
     <w:p>
@@ -8963,7 +8963,7 @@
         <w:rPr>
           <w:lang w:val="ar_AE" w:bidi="ar_AE"/>
         </w:rPr>
-        <w:t>צְר֨וֹר הַ⁠מֹּ֤ר ׀ דּוֹדִ⁠י֙ לִ֔⁠י בֵּ֥ין שָׁדַ֖⁠י יָלִֽין</w:t>
+        <w:t>צְר֨וֹר הַ⁠מֹּ֤ר ׀ דּוֹדִ⁠י֙ לִ֔⁠י בֵּ֥ין שָׁדַ֖⁠י יָלִֽין</w:t>
       </w:r>
     </w:p>
     <w:p>
@@ -9658,7 +9658,7 @@
         <w:rPr>
           <w:lang w:val="ar_AE" w:bidi="ar_AE"/>
         </w:rPr>
-        <w:t>הִנָּ֤⁠ךְ &amp; הִנָּ֥⁠ךְ</w:t>
+        <w:t>הִנָּ֤⁠ךְ &amp; הִנָּ֥⁠ךְ</w:t>
       </w:r>
     </w:p>
     <w:p>
@@ -10084,7 +10084,7 @@
         <w:rPr>
           <w:lang w:val="ar_AE" w:bidi="ar_AE"/>
         </w:rPr>
-        <w:t>הִנְּ⁠ךָ֨</w:t>
+        <w:t>הִנְּ⁠ךָ֨</w:t>
       </w:r>
     </w:p>
     <w:p>
@@ -10529,7 +10529,7 @@
         <w:rPr>
           <w:lang w:val="ar_AE" w:bidi="ar_AE"/>
         </w:rPr>
-        <w:t>עַרְשֵׂ֖⁠נוּ</w:t>
+        <w:t>עַרְשֵׂ֖⁠נוּ</w:t>
       </w:r>
     </w:p>
     <w:p>
@@ -10836,7 +10836,7 @@
         <w:rPr>
           <w:lang w:val="ar_AE" w:bidi="ar_AE"/>
         </w:rPr>
-        <w:t>קֹר֤וֹת בָּתֵּ֨י⁠נוּ֙ אֲרָזִ֔ים רַהִיטֵ֖נוּ בְּרוֹתִֽים</w:t>
+        <w:t>קֹר֤וֹת בָּתֵּ֨י⁠נוּ֙ אֲרָזִ֔ים רַהִיטֵ֖נוּ בְּרוֹתִֽים</w:t>
       </w:r>
     </w:p>
     <w:p>
@@ -11239,7 +11239,7 @@
         <w:rPr>
           <w:lang w:val="ar_AE" w:bidi="ar_AE"/>
         </w:rPr>
-        <w:t>חֲבַצֶּ֣לֶת</w:t>
+        <w:t>חֲבַצֶּ֣לֶת</w:t>
       </w:r>
     </w:p>
     <w:p>
@@ -11472,7 +11472,7 @@
         <w:rPr>
           <w:lang w:val="ar_AE" w:bidi="ar_AE"/>
         </w:rPr>
-        <w:t>אֲנִי֙ חֲבַצֶּ֣לֶת הַ⁠שָּׁר֔וֹן שֽׁוֹשַׁנַּ֖ת הָ⁠עֲמָקִֽים</w:t>
+        <w:t>אֲנִי֙ חֲבַצֶּ֣לֶת הַ⁠שָּׁר֔וֹן שֽׁוֹשַׁנַּ֖ת הָ⁠עֲמָקִֽים</w:t>
       </w:r>
     </w:p>
     <w:p>
@@ -11606,7 +11606,7 @@
         <w:rPr>
           <w:lang w:val="ar_AE" w:bidi="ar_AE"/>
         </w:rPr>
-        <w:t>שֽׁוֹשַׁנַּ֖ת</w:t>
+        <w:t>שֽׁוֹשַׁנַּ֖ת</w:t>
       </w:r>
     </w:p>
     <w:p>
@@ -11819,7 +11819,7 @@
         <w:rPr>
           <w:lang w:val="ar_AE" w:bidi="ar_AE"/>
         </w:rPr>
-        <w:t>כְּ⁠שֽׁוֹשַׁנָּה֙ בֵּ֣ין הַ⁠חוֹחִ֔ים כֵּ֥ן רַעְיָתִ֖⁠י בֵּ֥ין הַ⁠בָּנֽוֹת</w:t>
+        <w:t>כְּ⁠שֽׁוֹשַׁנָּה֙ בֵּ֣ין הַ⁠חוֹחִ֔ים כֵּ֥ן רַעְיָתִ֖⁠י בֵּ֥ין הַ⁠בָּנֽוֹת</w:t>
       </w:r>
     </w:p>
     <w:p>
@@ -12184,7 +12184,7 @@
         <w:rPr>
           <w:lang w:val="ar_AE" w:bidi="ar_AE"/>
         </w:rPr>
-        <w:t>הַ⁠בָּנֽוֹת</w:t>
+        <w:t>הַ⁠בָּנֽוֹת</w:t>
       </w:r>
     </w:p>
     <w:p>
@@ -12467,7 +12467,7 @@
         <w:rPr>
           <w:lang w:val="ar_AE" w:bidi="ar_AE"/>
         </w:rPr>
-        <w:t>כְּ⁠תַפּ֨וּחַ֙ בַּ⁠עֲצֵ֣י הַ⁠יַּ֔עַר כֵּ֥ן דּוֹדִ֖⁠י בֵּ֣ין הַ⁠בָּנִ֑ים</w:t>
+        <w:t>כְּ⁠תַפּ֨וּחַ֙ בַּ⁠עֲצֵ֣י הַ⁠יַּ֔עַר כֵּ֥ן דּוֹדִ֖⁠י בֵּ֣ין הַ⁠בָּנִ֑ים</w:t>
       </w:r>
     </w:p>
     <w:p>
@@ -12912,7 +12912,7 @@
         <w:rPr>
           <w:lang w:val="ar_AE" w:bidi="ar_AE"/>
         </w:rPr>
-        <w:t>בֵּ֣ין הַ⁠בָּנִ֑ים</w:t>
+        <w:t>בֵּ֣ין הַ⁠בָּנִ֑ים</w:t>
       </w:r>
     </w:p>
     <w:p>
@@ -13059,7 +13059,7 @@
         <w:rPr>
           <w:lang w:val="ar_AE" w:bidi="ar_AE"/>
         </w:rPr>
-        <w:t>בְּ⁠צִלּ⁠וֹ֙ חִמַּ֣דְתִּי וְ⁠יָשַׁ֔בְתִּי וּ⁠פִרְי֖⁠וֹ מָת֥וֹק לְ⁠חִכִּֽ⁠י</w:t>
+        <w:t>בְּ⁠צִלּ⁠וֹ֙ חִמַּ֣דְתִּי וְ⁠יָשַׁ֔בְתִּי וּ⁠פִרְי֖⁠וֹ מָת֥וֹק לְ⁠חִכִּֽ⁠י</w:t>
       </w:r>
     </w:p>
     <w:p>
@@ -13219,7 +13219,7 @@
         <w:rPr>
           <w:lang w:val="ar_AE" w:bidi="ar_AE"/>
         </w:rPr>
-        <w:t>בְּ⁠צִלּ⁠וֹ֙ חִמַּ֣דְתִּי וְ⁠יָשַׁ֔בְתִּי</w:t>
+        <w:t>בְּ⁠צִלּ⁠וֹ֙ חִמַּ֣דְתִּי וְ⁠יָשַׁ֔בְתִּי</w:t>
       </w:r>
     </w:p>
     <w:p>
@@ -14246,7 +14246,7 @@
         <w:rPr>
           <w:lang w:val="ar_AE" w:bidi="ar_AE"/>
         </w:rPr>
-        <w:t>סַמְּכ֨וּ⁠נִי֙ בָּֽ⁠אֲשִׁישׁ֔וֹת רַפְּד֖וּ⁠נִי בַּ⁠תַּפּוּחִ֑ים</w:t>
+        <w:t>סַמְּכ֨וּ⁠נִי֙ בָּֽ⁠אֲשִׁישׁ֔וֹת רַפְּד֖וּ⁠נִי בַּ⁠תַּפּוּחִ֑ים</w:t>
       </w:r>
     </w:p>
     <w:p>
@@ -14380,7 +14380,7 @@
         <w:rPr>
           <w:lang w:val="ar_AE" w:bidi="ar_AE"/>
         </w:rPr>
-        <w:t>סַמְּכ֨וּ⁠נִי֙ &amp; רַפְּד֖וּ⁠נִי</w:t>
+        <w:t>סַמְּכ֨וּ⁠נִי֙ &amp; רַפְּד֖וּ⁠נִי</w:t>
       </w:r>
     </w:p>
     <w:p>
@@ -14527,7 +14527,7 @@
         <w:rPr>
           <w:lang w:val="ar_AE" w:bidi="ar_AE"/>
         </w:rPr>
-        <w:t>סַמְּכ֨וּ⁠נִי֙ בָּֽ⁠אֲשִׁישׁ֔וֹת רַפְּד֖וּ⁠נִי בַּ⁠תַּפּוּחִ֑ים כִּי־חוֹלַ֥ת אַהֲבָ֖ה אָֽנִי</w:t>
+        <w:t>סַמְּכ֨וּ⁠נִי֙ בָּֽ⁠אֲשִׁישׁ֔וֹת רַפְּד֖וּ⁠נִי בַּ⁠תַּפּוּחִ֑ים כִּי־חוֹלַ֥ת אַהֲבָ֖ה אָֽנִי</w:t>
       </w:r>
     </w:p>
     <w:p>
@@ -14635,7 +14635,7 @@
         <w:rPr>
           <w:lang w:val="ar_AE" w:bidi="ar_AE"/>
         </w:rPr>
-        <w:t>בָּֽ⁠אֲשִׁישׁ֔וֹת</w:t>
+        <w:t>בָּֽ⁠אֲשִׁישׁ֔וֹת</w:t>
       </w:r>
     </w:p>
     <w:p>
@@ -14866,7 +14866,7 @@
         <w:rPr>
           <w:lang w:val="ar_AE" w:bidi="ar_AE"/>
         </w:rPr>
-        <w:t>כִּי־חוֹלַ֥ת אַהֲבָ֖ה אָֽנִי</w:t>
+        <w:t>כִּי־חוֹלַ֥ת אַהֲבָ֖ה אָֽנִי</w:t>
       </w:r>
     </w:p>
     <w:p>
@@ -15092,7 +15092,7 @@
         <w:rPr>
           <w:lang w:val="ar_AE" w:bidi="ar_AE"/>
         </w:rPr>
-        <w:t>שְׂמֹאל⁠וֹ֙ תַּ֣חַת לְ⁠רֹאשִׁ֔⁠י וִ⁠ימִינ֖⁠וֹ תְּחַבְּקֵֽ⁠נִי</w:t>
+        <w:t>שְׂמֹאל⁠וֹ֙ תַּ֣חַת לְ⁠רֹאשִׁ֔⁠י וִ⁠ימִינ֖⁠וֹ תְּחַבְּקֵֽ⁠נִי</w:t>
       </w:r>
     </w:p>
     <w:p>
@@ -15318,7 +15318,7 @@
         <w:rPr>
           <w:lang w:val="ar_AE" w:bidi="ar_AE"/>
         </w:rPr>
-        <w:t>הִשְׁבַּ֨עְתִּי אֶתְ⁠כֶ֜ם &amp; בִּ⁠צְבָא֔וֹת א֖וֹ בְּ⁠אַיְל֣וֹת הַ⁠שָּׂדֶ֑ה</w:t>
+        <w:t>הִשְׁבַּ֨עְתִּי אֶתְ⁠כֶ֜ם &amp; בִּ⁠צְבָא֔וֹת א֖וֹ בְּ⁠אַיְל֣וֹת הַ⁠שָּׂדֶ֑ה</w:t>
       </w:r>
     </w:p>
     <w:p>
@@ -15595,7 +15595,7 @@
         <w:rPr>
           <w:lang w:val="ar_AE" w:bidi="ar_AE"/>
         </w:rPr>
-        <w:t>בִּ⁠צְבָא֔וֹת א֖וֹ בְּ⁠אַיְל֣וֹת הַ⁠שָּׂדֶ֑ה</w:t>
+        <w:t>בִּ⁠צְבָא֔וֹת א֖וֹ בְּ⁠אַיְל֣וֹת הַ⁠שָּׂדֶ֑ה</w:t>
       </w:r>
     </w:p>
     <w:p>
@@ -15965,7 +15965,7 @@
         <w:rPr>
           <w:lang w:val="ar_AE" w:bidi="ar_AE"/>
         </w:rPr>
-        <w:t>אִם־תָּעִ֧ירוּ ׀ וְֽ⁠אִם־תְּעֽוֹרְר֛וּ אֶת־הָ⁠אַהֲבָ֖ה עַ֥ד שֶׁ⁠תֶּחְפָּֽץ</w:t>
+        <w:t>אִם־תָּעִ֧ירוּ ׀ וְֽ⁠אִם־תְּעֽוֹרְר֛וּ אֶת־הָ⁠אַהֲבָ֖ה עַ֥ד שֶׁ⁠תֶּחְפָּֽץ</w:t>
       </w:r>
     </w:p>
     <w:p>
@@ -16099,7 +16099,7 @@
         <w:rPr>
           <w:lang w:val="ar_AE" w:bidi="ar_AE"/>
         </w:rPr>
-        <w:t>אִם־תָּעִ֧ירוּ ׀ וְֽ⁠אִם־תְּעֽוֹרְר֛וּ</w:t>
+        <w:t>אִם־תָּעִ֧ירוּ ׀ וְֽ⁠אִם־תְּעֽוֹרְר֛וּ</w:t>
       </w:r>
     </w:p>
     <w:p>
@@ -16443,7 +16443,7 @@
         <w:rPr>
           <w:lang w:val="ar_AE" w:bidi="ar_AE"/>
         </w:rPr>
-        <w:t>הִנֵּה</w:t>
+        <w:t>הִנֵּה</w:t>
       </w:r>
     </w:p>
     <w:p>
@@ -16582,7 +16582,7 @@
         <w:rPr>
           <w:lang w:val="ar_AE" w:bidi="ar_AE"/>
         </w:rPr>
-        <w:t>בָּ֑א</w:t>
+        <w:t>בָּ֑א</w:t>
       </w:r>
     </w:p>
     <w:p>
@@ -17439,7 +17439,7 @@
         <w:rPr>
           <w:lang w:val="ar_AE" w:bidi="ar_AE"/>
         </w:rPr>
-        <w:t>אַחַ֣ר כָּתְלֵ֔⁠נוּ</w:t>
+        <w:t>אַחַ֣ר כָּתְלֵ֔⁠נוּ</w:t>
       </w:r>
     </w:p>
     <w:p>
@@ -17560,7 +17560,7 @@
         <w:rPr>
           <w:lang w:val="ar_AE" w:bidi="ar_AE"/>
         </w:rPr>
-        <w:t>מַשְׁגִּ֨יחַ֙ מִן־הַֽ⁠חֲלֹּנ֔וֹת מֵצִ֖יץ מִן־הַֽ⁠חֲרַכִּֽים</w:t>
+        <w:t>מַשְׁגִּ֨יחַ֙ מִן־הַֽ⁠חֲלֹּנ֔וֹת מֵצִ֖יץ מִן־הַֽ⁠חֲרַכִּֽים</w:t>
       </w:r>
     </w:p>
     <w:p>
@@ -17681,7 +17681,7 @@
         <w:rPr>
           <w:lang w:val="ar_AE" w:bidi="ar_AE"/>
         </w:rPr>
-        <w:t>הַֽ⁠חֲלֹּנ֔וֹת &amp; הַֽ⁠חֲרַכִּֽים</w:t>
+        <w:t>הַֽ⁠חֲלֹּנ֔וֹת &amp; הַֽ⁠חֲרַכִּֽים</w:t>
       </w:r>
     </w:p>
     <w:p>
@@ -17815,7 +17815,7 @@
         <w:rPr>
           <w:lang w:val="ar_AE" w:bidi="ar_AE"/>
         </w:rPr>
-        <w:t>הַֽ⁠חֲרַכִּֽים</w:t>
+        <w:t>הַֽ⁠חֲרַכִּֽים</w:t>
       </w:r>
     </w:p>
     <w:p>
@@ -18195,7 +18195,7 @@
         <w:rPr>
           <w:lang w:val="ar_AE" w:bidi="ar_AE"/>
         </w:rPr>
-        <w:t>כִּֽי־הִנֵּ֥ה</w:t>
+        <w:t>כִּֽי־הִנֵּ֥ה</w:t>
       </w:r>
     </w:p>
     <w:p>
@@ -18437,7 +18437,7 @@
         <w:rPr>
           <w:lang w:val="ar_AE" w:bidi="ar_AE"/>
         </w:rPr>
-        <w:t>ה⁠סתו עָבָ֑ר הַ⁠גֶּ֕שֶׁם חָלַ֖ף</w:t>
+        <w:t>ה⁠סתו עָבָ֑ר הַ⁠גֶּ֕שֶׁם חָלַ֖ף</w:t>
       </w:r>
     </w:p>
     <w:p>
@@ -18991,7 +18991,7 @@
         <w:rPr>
           <w:lang w:val="ar_AE" w:bidi="ar_AE"/>
         </w:rPr>
-        <w:t>וְ⁠ק֥וֹל הַ⁠תּ֖וֹר נִשְׁמַ֥ע</w:t>
+        <w:t>וְ⁠ק֥וֹל הַ⁠תּ֖וֹר נִשְׁמַ֥ע</w:t>
       </w:r>
     </w:p>
     <w:p>
@@ -19112,7 +19112,7 @@
         <w:rPr>
           <w:lang w:val="ar_AE" w:bidi="ar_AE"/>
         </w:rPr>
-        <w:t>הַ⁠תְּאֵנָה֙ חָֽנְטָ֣ה פַגֶּ֔י⁠הָ</w:t>
+        <w:t>הַ⁠תְּאֵנָה֙ חָֽנְטָ֣ה פַגֶּ֔י⁠הָ</w:t>
       </w:r>
     </w:p>
     <w:p>
@@ -19233,7 +19233,7 @@
         <w:rPr>
           <w:lang w:val="ar_AE" w:bidi="ar_AE"/>
         </w:rPr>
-        <w:t>וְ⁠הַ⁠גְּפָנִ֥ים ׀ סְמָדַ֖ר</w:t>
+        <w:t>וְ⁠הַ⁠גְּפָנִ֥ים ׀ סְמָדַ֖ר</w:t>
       </w:r>
     </w:p>
     <w:p>
@@ -19687,7 +19687,7 @@
         <w:rPr>
           <w:lang w:val="ar_AE" w:bidi="ar_AE"/>
         </w:rPr>
-        <w:t>יוֹנָתִ֞⁠י בְּ⁠חַגְוֵ֣י הַ⁠סֶּ֗לַע בְּ⁠סֵ֨תֶר֙ הַ⁠מַּדְרֵגָ֔ה</w:t>
+        <w:t>יוֹנָתִ֞⁠י בְּ⁠חַגְוֵ֣י הַ⁠סֶּ֗לַע בְּ⁠סֵ֨תֶר֙ הַ⁠מַּדְרֵגָ֔ה</w:t>
       </w:r>
     </w:p>
     <w:p>
@@ -19808,7 +19808,7 @@
         <w:rPr>
           <w:lang w:val="ar_AE" w:bidi="ar_AE"/>
         </w:rPr>
-        <w:t>בְּ⁠חַגְוֵ֣י הַ⁠סֶּ֗לַע בְּ⁠סֵ֨תֶר֙ הַ⁠מַּדְרֵגָ֔ה</w:t>
+        <w:t>בְּ⁠חַגְוֵ֣י הַ⁠סֶּ֗לַע בְּ⁠סֵ֨תֶר֙ הַ⁠מַּדְרֵגָ֔ה</w:t>
       </w:r>
     </w:p>
     <w:p>
@@ -19986,7 +19986,7 @@
         <w:rPr>
           <w:lang w:val="ar_AE" w:bidi="ar_AE"/>
         </w:rPr>
-        <w:t>הַרְאִ֨י⁠נִי֙ אֶתּ־מַרְאַ֔יִ⁠ךְ הַשְׁמִיעִ֖י⁠נִי אֶת־קוֹלֵ֑⁠ךְ כִּי־קוֹלֵ֥⁠ךְ עָרֵ֖ב וּ⁠מַרְאֵ֥י⁠ךְ נָאוֶֽה</w:t>
+        <w:t>הַרְאִ֨י⁠נִי֙ אֶתּ־מַרְאַ֔יִ⁠ךְ הַשְׁמִיעִ֖י⁠נִי אֶת־קוֹלֵ֑⁠ךְ כִּי־קוֹלֵ֥⁠ךְ עָרֵ֖ב וּ⁠מַרְאֵ֥י⁠ךְ נָאוֶֽה</w:t>
       </w:r>
     </w:p>
     <w:p>
@@ -20094,7 +20094,7 @@
         <w:rPr>
           <w:lang w:val="ar_AE" w:bidi="ar_AE"/>
         </w:rPr>
-        <w:t>הַרְאִ֨י⁠נִי֙ אֶתּ־מַרְאַ֔יִ⁠ךְ הַשְׁמִיעִ֖י⁠נִי</w:t>
+        <w:t>הַרְאִ֨י⁠נִי֙ אֶתּ־מַרְאַ֔יִ⁠ךְ הַשְׁמִיעִ֖י⁠נִי</w:t>
       </w:r>
     </w:p>
     <w:p>
@@ -20314,7 +20314,7 @@
         <w:rPr>
           <w:lang w:val="ar_AE" w:bidi="ar_AE"/>
         </w:rPr>
-        <w:t>אֶֽחֱזוּ־לָ֨⁠נוּ֙ שֽׁוּעָלִ֔ים שֽׁוּעָלִ֥ים קְטַנִּ֖ים מְחַבְּלִ֣ים כְּרָמִ֑ים וּ⁠כְרָמֵ֖י⁠נוּ סְמָדַֽר</w:t>
+        <w:t>אֶֽחֱזוּ־לָ֨⁠נוּ֙ שֽׁוּעָלִ֔ים שֽׁוּעָלִ֥ים קְטַנִּ֖ים מְחַבְּלִ֣ים כְּרָמִ֑ים וּ⁠כְרָמֵ֖י⁠נוּ סְמָדַֽר</w:t>
       </w:r>
     </w:p>
     <w:p>
@@ -21106,7 +21106,7 @@
         <w:rPr>
           <w:lang w:val="ar_AE" w:bidi="ar_AE"/>
         </w:rPr>
-        <w:t>הָ⁠רֹעֶ֖ה בַּ⁠שּׁוֹשַׁנִּֽים</w:t>
+        <w:t>הָ⁠רֹעֶ֖ה בַּ⁠שּׁוֹשַׁנִּֽים</w:t>
       </w:r>
     </w:p>
     <w:p>
@@ -21582,7 +21582,7 @@
         <w:rPr>
           <w:lang w:val="ar_AE" w:bidi="ar_AE"/>
         </w:rPr>
-        <w:t>וְ⁠נָ֖סוּ הַ⁠צְּלָלִ֑ים</w:t>
+        <w:t>וְ⁠נָ֖סוּ הַ⁠צְּלָלִ֑ים</w:t>
       </w:r>
     </w:p>
     <w:p>
@@ -21703,7 +21703,7 @@
         <w:rPr>
           <w:lang w:val="ar_AE" w:bidi="ar_AE"/>
         </w:rPr>
-        <w:t>סֹב֩ דְּמֵה־לְ⁠ךָ֨ דוֹדִ֜⁠י</w:t>
+        <w:t>סֹב֩ דְּמֵה־לְ⁠ךָ֨ דוֹדִ֜⁠י</w:t>
       </w:r>
     </w:p>
     <w:p>
@@ -22156,7 +22156,7 @@
         <w:rPr>
           <w:lang w:val="ar_AE" w:bidi="ar_AE"/>
         </w:rPr>
-        <w:t>בַּ⁠לֵּיל֔וֹת</w:t>
+        <w:t>בַּ⁠לֵּיל֔וֹת</w:t>
       </w:r>
     </w:p>
     <w:p>
@@ -22290,7 +22290,7 @@
         <w:rPr>
           <w:lang w:val="ar_AE" w:bidi="ar_AE"/>
         </w:rPr>
-        <w:t>בִּקַּ֕שְׁתִּי אֵ֥ת שֶׁ⁠אָהֲבָ֖ה נַפְשִׁ֑⁠י בִּקַּשְׁתִּ֖י⁠ו</w:t>
+        <w:t>בִּקַּ֕שְׁתִּי אֵ֥ת שֶׁ⁠אָהֲבָ֖ה נַפְשִׁ֑⁠י בִּקַּשְׁתִּ֖י⁠ו</w:t>
       </w:r>
     </w:p>
     <w:p>
@@ -22411,7 +22411,7 @@
         <w:rPr>
           <w:lang w:val="ar_AE" w:bidi="ar_AE"/>
         </w:rPr>
-        <w:t>אֵ֥ת שֶׁ⁠אָהֲבָ֖ה נַפְשִׁ֑⁠י</w:t>
+        <w:t>אֵ֥ת שֶׁ⁠אָהֲבָ֖ה נַפְשִׁ֑⁠י</w:t>
       </w:r>
     </w:p>
     <w:p>
@@ -22836,7 +22836,7 @@
         <w:rPr>
           <w:lang w:val="ar_AE" w:bidi="ar_AE"/>
         </w:rPr>
-        <w:t>אֲבַקְשָׁ֕ה &amp; בִּקַּשְׁתִּ֖י⁠ו</w:t>
+        <w:t>אֲבַקְשָׁ֕ה &amp; בִּקַּשְׁתִּ֖י⁠ו</w:t>
       </w:r>
     </w:p>
     <w:p>
@@ -22935,7 +22935,7 @@
         <w:rPr>
           <w:lang w:val="ar_AE" w:bidi="ar_AE"/>
         </w:rPr>
-        <w:t>אֵ֥ת שֶׁ⁠אָהֲבָ֖ה נַפְשִׁ֑⁠י</w:t>
+        <w:t>אֵ֥ת שֶׁ⁠אָהֲבָ֖ה נַפְשִׁ֑⁠י</w:t>
       </w:r>
     </w:p>
     <w:p>
@@ -23061,7 +23061,7 @@
         <w:rPr>
           <w:lang w:val="ar_AE" w:bidi="ar_AE"/>
         </w:rPr>
-        <w:t>הַ⁠שֹּׁ֣מְרִ֔ים</w:t>
+        <w:t>הַ⁠שֹּׁ֣מְרִ֔ים</w:t>
       </w:r>
     </w:p>
     <w:p>
@@ -23287,7 +23287,7 @@
         <w:rPr>
           <w:lang w:val="ar_AE" w:bidi="ar_AE"/>
         </w:rPr>
-        <w:t>אֵ֛ת שֶׁ⁠אָהֲבָ֥ה נַפְשִׁ֖⁠י</w:t>
+        <w:t>אֵ֛ת שֶׁ⁠אָהֲבָ֥ה נַפְשִׁ֖⁠י</w:t>
       </w:r>
     </w:p>
     <w:p>
@@ -23413,7 +23413,7 @@
         <w:rPr>
           <w:lang w:val="ar_AE" w:bidi="ar_AE"/>
         </w:rPr>
-        <w:t>אֵ֛ת שֶׁ⁠אָהֲבָ֥ה נַפְשִׁ֖⁠י רְאִיתֶֽם</w:t>
+        <w:t>אֵ֛ת שֶׁ⁠אָהֲבָ֥ה נַפְשִׁ֖⁠י רְאִיתֶֽם</w:t>
       </w:r>
     </w:p>
     <w:p>
@@ -23499,7 +23499,7 @@
         <w:rPr>
           <w:lang w:val="ar_AE" w:bidi="ar_AE"/>
         </w:rPr>
-        <w:t>כִּ⁠מְעַט֙</w:t>
+        <w:t>כִּ⁠מְעַט֙</w:t>
       </w:r>
     </w:p>
     <w:p>
@@ -23585,7 +23585,7 @@
         <w:rPr>
           <w:lang w:val="ar_AE" w:bidi="ar_AE"/>
         </w:rPr>
-        <w:t>אֵ֥ת שֶׁ⁠אָהֲבָ֖ה נַפְשִׁ֑⁠י</w:t>
+        <w:t>אֵ֥ת שֶׁ⁠אָהֲבָ֖ה נַפְשִׁ֑⁠י</w:t>
       </w:r>
     </w:p>
     <w:p>
@@ -23711,7 +23711,7 @@
         <w:rPr>
           <w:lang w:val="ar_AE" w:bidi="ar_AE"/>
         </w:rPr>
-        <w:t>שֶׁ֤⁠הֲבֵיאתִי⁠ו֙</w:t>
+        <w:t>שֶׁ֤⁠הֲבֵיאתִי⁠ו֙</w:t>
       </w:r>
     </w:p>
     <w:p>
@@ -23832,7 +23832,7 @@
         <w:rPr>
           <w:lang w:val="ar_AE" w:bidi="ar_AE"/>
         </w:rPr>
-        <w:t>שֶׁ֤⁠הֲבֵיאתִי⁠ו֙ אֶל־בֵּ֣ית אִמִּ֔⁠י וְ⁠אֶל־חֶ֖דֶר הוֹרָתִֽ⁠י</w:t>
+        <w:t>שֶׁ֤⁠הֲבֵיאתִי⁠ו֙ אֶל־בֵּ֣ית אִמִּ֔⁠י וְ⁠אֶל־חֶ֖דֶר הוֹרָתִֽ⁠י</w:t>
       </w:r>
     </w:p>
     <w:p>
@@ -24050,7 +24050,7 @@
         <w:rPr>
           <w:lang w:val="ar_AE" w:bidi="ar_AE"/>
         </w:rPr>
-        <w:t>מִ֣י זֹ֗את עֹלָה֙ מִן־הַ⁠מִּדְבָּ֔ר כְּ⁠תִֽימֲר֖וֹת עָשָׁ֑ן מְקֻטֶּ֤רֶת מוֹר֙ וּ⁠לְבוֹנָ֔ה מִ⁠כֹּ֖ל אַבְקַ֥ת רוֹכֵֽל</w:t>
+        <w:t>מִ֣י זֹ֗את עֹלָה֙ מִן־הַ⁠מִּדְבָּ֔ר כְּ⁠תִֽימֲר֖וֹת עָשָׁ֑ן מְקֻטֶּ֤רֶת מוֹר֙ וּ⁠לְבוֹנָ֔ה מִ⁠כֹּ֖ל אַבְקַ֥ת רוֹכֵֽל</w:t>
       </w:r>
     </w:p>
     <w:p>
@@ -24171,7 +24171,7 @@
         <w:rPr>
           <w:lang w:val="ar_AE" w:bidi="ar_AE"/>
         </w:rPr>
-        <w:t>זֹ֗את עֹלָה֙ מִן־הַ⁠מִּדְבָּ֔ר</w:t>
+        <w:t>זֹ֗את עֹלָה֙ מִן־הַ⁠מִּדְבָּ֔ר</w:t>
       </w:r>
     </w:p>
     <w:p>
@@ -24544,7 +24544,7 @@
         <w:rPr>
           <w:lang w:val="ar_AE" w:bidi="ar_AE"/>
         </w:rPr>
-        <w:t>כְּ⁠תִֽימֲר֖וֹת עָשָׁ֑ן מְקֻטֶּ֤רֶת מוֹר֙ וּ⁠לְבוֹנָ֔ה</w:t>
+        <w:t>כְּ⁠תִֽימֲר֖וֹת עָשָׁ֑ן מְקֻטֶּ֤רֶת מוֹר֙ וּ⁠לְבוֹנָ֔ה</w:t>
       </w:r>
     </w:p>
     <w:p>
@@ -24678,7 +24678,7 @@
         <w:rPr>
           <w:lang w:val="ar_AE" w:bidi="ar_AE"/>
         </w:rPr>
-        <w:t>כְּ⁠תִֽימֲר֖וֹת עָשָׁ֑ן מְקֻטֶּ֤רֶת מוֹר֙ וּ⁠לְבוֹנָ֔ה</w:t>
+        <w:t>כְּ⁠תִֽימֲר֖וֹת עָשָׁ֑ן מְקֻטֶּ֤רֶת מוֹר֙ וּ⁠לְבוֹנָ֔ה</w:t>
       </w:r>
     </w:p>
     <w:p>
@@ -24825,7 +24825,7 @@
         <w:rPr>
           <w:lang w:val="ar_AE" w:bidi="ar_AE"/>
         </w:rPr>
-        <w:t>מְקֻטֶּ֤רֶת</w:t>
+        <w:t>מְקֻטֶּ֤רֶת</w:t>
       </w:r>
     </w:p>
     <w:p>
@@ -25019,7 +25019,7 @@
         <w:rPr>
           <w:lang w:val="ar_AE" w:bidi="ar_AE"/>
         </w:rPr>
-        <w:t>מִ⁠כֹּ֖ל אַבְקַ֥ת רוֹכֵֽל</w:t>
+        <w:t>מִ⁠כֹּ֖ל אַבְקַ֥ת רוֹכֵֽל</w:t>
       </w:r>
     </w:p>
     <w:p>
@@ -25291,7 +25291,7 @@
         <w:rPr>
           <w:lang w:val="ar_AE" w:bidi="ar_AE"/>
         </w:rPr>
-        <w:t>מִטָּת⁠וֹ֙</w:t>
+        <w:t>מִטָּת⁠וֹ֙</w:t>
       </w:r>
     </w:p>
     <w:p>
@@ -25425,7 +25425,7 @@
         <w:rPr>
           <w:lang w:val="ar_AE" w:bidi="ar_AE"/>
         </w:rPr>
-        <w:t>מִטָּת⁠וֹ֙ שֶׁ⁠לִּ⁠שְׁלֹמֹ֔ה</w:t>
+        <w:t>מִטָּת⁠וֹ֙ שֶׁ⁠לִּ⁠שְׁלֹמֹ֔ה</w:t>
       </w:r>
     </w:p>
     <w:p>
@@ -25598,7 +25598,7 @@
         <w:rPr>
           <w:lang w:val="ar_AE" w:bidi="ar_AE"/>
         </w:rPr>
-        <w:t>מְלֻמְּדֵ֖י מִלְחָמָ֑ה</w:t>
+        <w:t>מְלֻמְּדֵ֖י מִלְחָמָ֑ה</w:t>
       </w:r>
     </w:p>
     <w:p>
@@ -25684,7 +25684,7 @@
         <w:rPr>
           <w:lang w:val="ar_AE" w:bidi="ar_AE"/>
         </w:rPr>
-        <w:t>אִ֤ישׁ חַרְבּ⁠וֹ֙ עַל־יְרֵכ֔⁠וֹ מִ⁠פַּ֖חַד בַּ⁠לֵּילּֽוֹת</w:t>
+        <w:t>אִ֤ישׁ חַרְבּ⁠וֹ֙ עַל־יְרֵכ֔⁠וֹ מִ⁠פַּ֖חַד בַּ⁠לֵּילּֽוֹת</w:t>
       </w:r>
     </w:p>
     <w:p>
@@ -25936,7 +25936,7 @@
         <w:rPr>
           <w:lang w:val="ar_AE" w:bidi="ar_AE"/>
         </w:rPr>
-        <w:t>אַפִּרְי֗וֹן</w:t>
+        <w:t>אַפִּרְי֗וֹן</w:t>
       </w:r>
     </w:p>
     <w:p>
@@ -26132,7 +26132,7 @@
         <w:rPr>
           <w:lang w:val="ar_AE" w:bidi="ar_AE"/>
         </w:rPr>
-        <w:t>אַפִּרְי֗וֹן עָ֤שָׂה ל⁠וֹ֙ הַ⁠מֶּ֣לֶךְ שְׁלֹמֹ֔ה מֵ⁠עֲצֵ֖י הַ⁠לְּבָנֽוֹן</w:t>
+        <w:t>אַפִּרְי֗וֹן עָ֤שָׂה ל⁠וֹ֙ הַ⁠מֶּ֣לֶךְ שְׁלֹמֹ֔ה מֵ⁠עֲצֵ֖י הַ⁠לְּבָנֽוֹן</w:t>
       </w:r>
     </w:p>
     <w:p>
@@ -26310,7 +26310,7 @@
         <w:rPr>
           <w:lang w:val="ar_AE" w:bidi="ar_AE"/>
         </w:rPr>
-        <w:t>אַפִּרְי֗וֹן עָ֤שָׂה ל⁠וֹ֙ &amp; עַמּוּדָי⁠ו֙ עָ֣שָׂה כֶ֔סֶף</w:t>
+        <w:t>אַפִּרְי֗וֹן עָ֤שָׂה ל⁠וֹ֙ &amp; עַמּוּדָי⁠ו֙ עָ֣שָׂה כֶ֔סֶף</w:t>
       </w:r>
     </w:p>
     <w:p>
@@ -26684,7 +26684,7 @@
         <w:rPr>
           <w:lang w:val="ar_AE" w:bidi="ar_AE"/>
         </w:rPr>
-        <w:t>מֶרְכָּב֖⁠וֹ אַרְגָּמָ֑ן</w:t>
+        <w:t>מֶרְכָּב֖⁠וֹ אַרְגָּמָ֑ן</w:t>
       </w:r>
     </w:p>
     <w:p>
@@ -26770,7 +26770,7 @@
         <w:rPr>
           <w:lang w:val="ar_AE" w:bidi="ar_AE"/>
         </w:rPr>
-        <w:t>תּוֹכ⁠וֹ֙ רָצ֣וּף אַהֲבָ֔ה מִ⁠בְּנ֖וֹת יְרוּשָׁלִָֽם</w:t>
+        <w:t>תּוֹכ⁠וֹ֙ רָצ֣וּף אַהֲבָ֔ה מִ⁠בְּנ֖וֹת יְרוּשָׁלִָֽם</w:t>
       </w:r>
     </w:p>
     <w:p>
@@ -26983,7 +26983,7 @@
         <w:rPr>
           <w:lang w:val="ar_AE" w:bidi="ar_AE"/>
         </w:rPr>
-        <w:t>תּוֹכ⁠וֹ֙ רָצ֣וּף אַהֲבָ֔ה מִ⁠בְּנ֖וֹת יְרוּשָׁלִָֽם</w:t>
+        <w:t>תּוֹכ⁠וֹ֙ רָצ֣וּף אַהֲבָ֔ה מִ⁠בְּנ֖וֹת יְרוּשָׁלִָֽם</w:t>
       </w:r>
     </w:p>
     <w:p>
@@ -27313,7 +27313,7 @@
         <w:rPr>
           <w:lang w:val="ar_AE" w:bidi="ar_AE"/>
         </w:rPr>
-        <w:t>בְּנ֥וֹת צִיּ֖וֹן</w:t>
+        <w:t>בְּנ֥וֹת צִיּ֖וֹן</w:t>
       </w:r>
     </w:p>
     <w:p>
@@ -27479,7 +27479,7 @@
         <w:rPr>
           <w:lang w:val="ar_AE" w:bidi="ar_AE"/>
         </w:rPr>
-        <w:t>בְּ⁠י֣וֹם חֲתֻנָּת֔⁠וֹ וּ⁠בְ⁠י֖וֹם שִׂמְחַ֥ת לִבּֽ⁠וֹ</w:t>
+        <w:t>בְּ⁠י֣וֹם חֲתֻנָּת֔⁠וֹ וּ⁠בְ⁠י֖וֹם שִׂמְחַ֥ת לִבּֽ⁠וֹ</w:t>
       </w:r>
     </w:p>
     <w:p>
@@ -27587,7 +27587,7 @@
         <w:rPr>
           <w:lang w:val="ar_AE" w:bidi="ar_AE"/>
         </w:rPr>
-        <w:t>וּ⁠בְ⁠י֖וֹם שִׂמְחַ֥ת לִבּֽ⁠וֹ</w:t>
+        <w:t>וּ⁠בְ⁠י֖וֹם שִׂמְחַ֥ת לִבּֽ⁠וֹ</w:t>
       </w:r>
     </w:p>
     <w:p>
@@ -28046,7 +28046,7 @@
         <w:rPr>
           <w:lang w:val="ar_AE" w:bidi="ar_AE"/>
         </w:rPr>
-        <w:t>שַׂעְרֵ⁠ךְ֙ כְּ⁠עֵ֣דֶר הָֽ⁠עִזִּ֔ים שֶׁ⁠גָּלְשׁ֖וּ מֵ⁠הַ֥ר גִּלְעָֽד</w:t>
+        <w:t>שַׂעְרֵ⁠ךְ֙ כְּ⁠עֵ֣דֶר הָֽ⁠עִזִּ֔ים שֶׁ⁠גָּלְשׁ֖וּ מֵ⁠הַ֥ר גִּלְעָֽד</w:t>
       </w:r>
     </w:p>
     <w:p>
@@ -28285,7 +28285,7 @@
         <w:rPr>
           <w:lang w:val="ar_AE" w:bidi="ar_AE"/>
         </w:rPr>
-        <w:t>הַ⁠קְּצוּב֔וֹת</w:t>
+        <w:t>הַ⁠קְּצוּב֔וֹת</w:t>
       </w:r>
     </w:p>
     <w:p>
@@ -28593,7 +28593,7 @@
         <w:rPr>
           <w:lang w:val="ar_AE" w:bidi="ar_AE"/>
         </w:rPr>
-        <w:t>וְ⁠שַׁכֻּלָ֖ה אֵ֥ין בָּ⁠הֶֽם</w:t>
+        <w:t>וְ⁠שַׁכֻּלָ֖ה אֵ֥ין בָּ⁠הֶֽם</w:t>
       </w:r>
     </w:p>
     <w:p>
@@ -28791,7 +28791,7 @@
         <w:rPr>
           <w:lang w:val="ar_AE" w:bidi="ar_AE"/>
         </w:rPr>
-        <w:t>כְּ⁠פֶ֤לַח הָֽ⁠רִמּוֹן֙ רַקָּתֵ֔⁠ךְ</w:t>
+        <w:t>כְּ⁠פֶ֤לַח הָֽ⁠רִמּוֹן֙ רַקָּתֵ֔⁠ךְ</w:t>
       </w:r>
     </w:p>
     <w:p>
@@ -28903,7 +28903,7 @@
         <w:rPr>
           <w:lang w:val="ar_AE" w:bidi="ar_AE"/>
         </w:rPr>
-        <w:t>כְּ⁠פֶ֤לַח הָֽ⁠רִמּוֹן֙ רַקָּתֵ֔⁠ךְ</w:t>
+        <w:t>כְּ⁠פֶ֤לַח הָֽ⁠רִמּוֹן֙ רַקָּתֵ֔⁠ךְ</w:t>
       </w:r>
     </w:p>
     <w:p>
@@ -29177,7 +29177,7 @@
         <w:rPr>
           <w:lang w:val="ar_AE" w:bidi="ar_AE"/>
         </w:rPr>
-        <w:t>כְּ⁠מִגְדַּ֤ל דָּוִיד֙ צַוָּארֵ֔⁠ךְ בָּנ֖וּי לְ⁠תַלְפִּיּ֑וֹת</w:t>
+        <w:t>כְּ⁠מִגְדַּ֤ל דָּוִיד֙ צַוָּארֵ֔⁠ךְ בָּנ֖וּי לְ⁠תַלְפִּיּ֑וֹת</w:t>
       </w:r>
     </w:p>
     <w:p>
@@ -29318,7 +29318,7 @@
         <w:rPr>
           <w:lang w:val="ar_AE" w:bidi="ar_AE"/>
         </w:rPr>
-        <w:t>כְּ⁠מִגְדַּ֤ל דָּוִיד֙</w:t>
+        <w:t>כְּ⁠מִגְדַּ֤ל דָּוִיד֙</w:t>
       </w:r>
     </w:p>
     <w:p>
@@ -29439,7 +29439,7 @@
         <w:rPr>
           <w:lang w:val="ar_AE" w:bidi="ar_AE"/>
         </w:rPr>
-        <w:t>כְּ⁠מִגְדַּ֤ל דָּוִיד֙ צַוָּארֵ֔⁠ךְ בָּנ֖וּי לְ⁠תַלְפִּיּ֑וֹת</w:t>
+        <w:t>כְּ⁠מִגְדַּ֤ל דָּוִיד֙ צַוָּארֵ֔⁠ךְ בָּנ֖וּי לְ⁠תַלְפִּיּ֑וֹת</w:t>
       </w:r>
     </w:p>
     <w:p>
@@ -29547,7 +29547,7 @@
         <w:rPr>
           <w:lang w:val="ar_AE" w:bidi="ar_AE"/>
         </w:rPr>
-        <w:t>בָּנ֖וּי לְ⁠תַלְפִּיּ֑וֹת</w:t>
+        <w:t>בָּנ֖וּי לְ⁠תַלְפִּיּ֑וֹת</w:t>
       </w:r>
     </w:p>
     <w:p>
@@ -29633,7 +29633,7 @@
         <w:rPr>
           <w:lang w:val="ar_AE" w:bidi="ar_AE"/>
         </w:rPr>
-        <w:t>אֶ֤לֶף הַ⁠מָּגֵן֙ תָּל֣וּי עָלָ֔י⁠ו כֹּ֖ל שִׁלְטֵ֥י הַ⁠גִּבּוֹרִֽים</w:t>
+        <w:t>אֶ֤לֶף הַ⁠מָּגֵן֙ תָּל֣וּי עָלָ֔י⁠ו כֹּ֖ל שִׁלְטֵ֥י הַ⁠גִּבּוֹרִֽים</w:t>
       </w:r>
     </w:p>
     <w:p>
@@ -29901,7 +29901,7 @@
         <w:rPr>
           <w:lang w:val="ar_AE" w:bidi="ar_AE"/>
         </w:rPr>
-        <w:t>אֶ֤לֶף הַ⁠מָּגֵן֙ תָּל֣וּי עָלָ֔י⁠ו כֹּ֖ל שִׁלְטֵ֥י הַ⁠גִּבּוֹרִֽים</w:t>
+        <w:t>אֶ֤לֶף הַ⁠מָּגֵן֙ תָּל֣וּי עָלָ֔י⁠ו כֹּ֖ל שִׁלְטֵ֥י הַ⁠גִּבּוֹרִֽים</w:t>
       </w:r>
     </w:p>
     <w:p>
@@ -30412,7 +30412,7 @@
         <w:rPr>
           <w:lang w:val="ar_AE" w:bidi="ar_AE"/>
         </w:rPr>
-        <w:t>עַ֤ד שֶׁ⁠יָּפ֨וּחַ֙ הַ⁠יּ֔וֹם וְ⁠נָ֖סוּ הַ⁠צְּלָלִ֑ים</w:t>
+        <w:t>עַ֤ד שֶׁ⁠יָּפ֨וּחַ֙ הַ⁠יּ֔וֹם וְ⁠נָ֖סוּ הַ⁠צְּלָלִ֑ים</w:t>
       </w:r>
     </w:p>
     <w:p>
@@ -30913,7 +30913,7 @@
         <w:rPr>
           <w:lang w:val="ar_AE" w:bidi="ar_AE"/>
         </w:rPr>
-        <w:t>כֻּלָּ֤⁠ךְ יָפָה֙</w:t>
+        <w:t>כֻּלָּ֤⁠ךְ יָפָה֙</w:t>
       </w:r>
     </w:p>
     <w:p>
@@ -31091,7 +31091,7 @@
         <w:rPr>
           <w:lang w:val="ar_AE" w:bidi="ar_AE"/>
         </w:rPr>
-        <w:t>אִתִּ֤⁠י &amp; תָּב֑וֹאִי</w:t>
+        <w:t>אִתִּ֤⁠י &amp; תָּב֑וֹאִי</w:t>
       </w:r>
     </w:p>
     <w:p>
@@ -31459,7 +31459,7 @@
         <w:rPr>
           <w:lang w:val="ar_AE" w:bidi="ar_AE"/>
         </w:rPr>
-        <w:t>מִ⁠מְּעֹנ֣וֹת אֲרָי֔וֹת מֵֽ⁠הַרְרֵ֖י נְמֵרִֽים</w:t>
+        <w:t>מִ⁠מְּעֹנ֣וֹת אֲרָי֔וֹת מֵֽ⁠הַרְרֵ֖י נְמֵרִֽים</w:t>
       </w:r>
     </w:p>
     <w:p>
@@ -31567,7 +31567,7 @@
         <w:rPr>
           <w:lang w:val="ar_AE" w:bidi="ar_AE"/>
         </w:rPr>
-        <w:t>לִבַּבְתִּ֖⁠נִי אֲחֹתִ֣⁠י כַלָּ֑ה לִבַּבְתִּ֨י⁠נִי֙</w:t>
+        <w:t>לִבַּבְתִּ֖⁠נִי אֲחֹתִ֣⁠י כַלָּ֑ה לִבַּבְתִּ֨י⁠נִי֙</w:t>
       </w:r>
     </w:p>
     <w:p>
@@ -31688,7 +31688,7 @@
         <w:rPr>
           <w:lang w:val="ar_AE" w:bidi="ar_AE"/>
         </w:rPr>
-        <w:t>לִבַּבְתִּ֖⁠נִי &amp; לִבַּבְתִּ֨י⁠נִי֙</w:t>
+        <w:t>לִבַּבְתִּ֖⁠נִי &amp; לִבַּבְתִּ֨י⁠נִי֙</w:t>
       </w:r>
     </w:p>
     <w:p>
@@ -32269,7 +32269,7 @@
         <w:rPr>
           <w:lang w:val="ar_AE" w:bidi="ar_AE"/>
         </w:rPr>
-        <w:t>מַה־יָּפ֥וּ דֹדַ֖יִ⁠ךְ אֲחֹתִ֣⁠י כַלָּ֑ה מַה־טֹּ֤בוּ דֹדַ֨יִ⁠ךְ֙ מִ⁠יַּ֔יִן</w:t>
+        <w:t>מַה־יָּפ֥וּ דֹדַ֖יִ⁠ךְ אֲחֹתִ֣⁠י כַלָּ֑ה מַה־טֹּ֤בוּ דֹדַ֨יִ⁠ךְ֙ מִ⁠יַּ֔יִן</w:t>
       </w:r>
     </w:p>
     <w:p>
@@ -32495,7 +32495,7 @@
         <w:rPr>
           <w:lang w:val="ar_AE" w:bidi="ar_AE"/>
         </w:rPr>
-        <w:t>שְׁמָנַ֖יִ⁠ךְ</w:t>
+        <w:t>שְׁמָנַ֖יִ⁠ךְ</w:t>
       </w:r>
     </w:p>
     <w:p>
@@ -32721,7 +32721,7 @@
         <w:rPr>
           <w:lang w:val="ar_AE" w:bidi="ar_AE"/>
         </w:rPr>
-        <w:t>נֹ֛פֶת תִּטֹּ֥פְנָה שִׂפְתוֹתַ֖יִ⁠ךְ</w:t>
+        <w:t>נֹ֛פֶת תִּטֹּ֥פְנָה שִׂפְתוֹתַ֖יִ⁠ךְ</w:t>
       </w:r>
     </w:p>
     <w:p>
@@ -32989,7 +32989,7 @@
         <w:rPr>
           <w:lang w:val="ar_AE" w:bidi="ar_AE"/>
         </w:rPr>
-        <w:t>דְּבַ֤שׁ וְ⁠חָלָב֙ תַּ֣חַת לְשׁוֹנֵ֔⁠ךְ</w:t>
+        <w:t>דְּבַ֤שׁ וְ⁠חָלָב֙ תַּ֣חַת לְשׁוֹנֵ֔⁠ךְ</w:t>
       </w:r>
     </w:p>
     <w:p>
@@ -33110,7 +33110,7 @@
         <w:rPr>
           <w:lang w:val="ar_AE" w:bidi="ar_AE"/>
         </w:rPr>
-        <w:t>וְ⁠רֵ֥יחַ שַׂלְמֹתַ֖יִ⁠ךְ כְּ⁠רֵ֥יחַ לְבָנֽוֹן</w:t>
+        <w:t>וְ⁠רֵ֥יחַ שַׂלְמֹתַ֖יִ⁠ךְ כְּ⁠רֵ֥יחַ לְבָנֽוֹן</w:t>
       </w:r>
     </w:p>
     <w:p>
@@ -33244,7 +33244,7 @@
         <w:rPr>
           <w:lang w:val="ar_AE" w:bidi="ar_AE"/>
         </w:rPr>
-        <w:t>גַּ֥ן ׀ נָע֖וּל אֲחֹתִ֣⁠י כַלָּ֑ה גַּ֥ל נָע֖וּל מַעְיָ֥ן חָתֽוּם</w:t>
+        <w:t>גַּ֥ן ׀ נָע֖וּל אֲחֹתִ֣⁠י כַלָּ֑ה גַּ֥ל נָע֖וּל מַעְיָ֥ן חָתֽוּם</w:t>
       </w:r>
     </w:p>
     <w:p>
@@ -33352,7 +33352,7 @@
         <w:rPr>
           <w:lang w:val="ar_AE" w:bidi="ar_AE"/>
         </w:rPr>
-        <w:t>גַּ֥ן ׀ נָע֖וּל אֲחֹתִ֣⁠י כַלָּ֑ה</w:t>
+        <w:t>גַּ֥ן ׀ נָע֖וּל אֲחֹתִ֣⁠י כַלָּ֑ה</w:t>
       </w:r>
     </w:p>
     <w:p>
@@ -33740,7 +33740,7 @@
         <w:rPr>
           <w:lang w:val="ar_AE" w:bidi="ar_AE"/>
         </w:rPr>
-        <w:t>גַּ֥ל נָע֖וּל מַעְיָ֥ן חָתֽוּם</w:t>
+        <w:t>גַּ֥ל נָע֖וּל מַעְיָ֥ן חָתֽוּם</w:t>
       </w:r>
     </w:p>
     <w:p>
@@ -33939,7 +33939,7 @@
         <w:rPr>
           <w:lang w:val="ar_AE" w:bidi="ar_AE"/>
         </w:rPr>
-        <w:t>גַּ֥ל נָע֖וּל מַעְיָ֥ן חָתֽוּם</w:t>
+        <w:t>גַּ֥ל נָע֖וּל מַעְיָ֥ן חָתֽוּם</w:t>
       </w:r>
     </w:p>
     <w:p>
@@ -34217,7 +34217,7 @@
         <w:rPr>
           <w:lang w:val="ar_AE" w:bidi="ar_AE"/>
         </w:rPr>
-        <w:t>שְׁלָחַ֨יִ⁠ךְ֙ פַּרְדֵּ֣ס רִמּוֹנִ֔ים עִ֖ם פְּרִ֣י מְגָדִ֑ים כְּפָרִ֖ים עִם־נְרָדִֽים׃ נֵ֣רְדְּ ׀ וְ⁠כַרְכֹּ֗ם קָנֶה֙ וְ⁠קִנָּמ֔וֹן עִ֖ם כָּל־עֲצֵ֣י לְבוֹנָ֑ה מֹ֚ר וַ⁠אֲהָל֔וֹת עִ֖ם כָּל־רָאשֵׁ֥י בְשָׂמִֽים</w:t>
+        <w:t>שְׁלָחַ֨יִ⁠ךְ֙ פַּרְדֵּ֣ס רִמּוֹנִ֔ים עִ֖ם פְּרִ֣י מְגָדִ֑ים כְּפָרִ֖ים עִם־נְרָדִֽים׃ נֵ֣רְדְּ ׀ וְ⁠כַרְכֹּ֗ם קָנֶה֙ וְ⁠קִנָּמ֔וֹן עִ֖ם כָּל־עֲצֵ֣י לְבוֹנָ֑ה מֹ֚ר וַ⁠אֲהָל֔וֹת עִ֖ם כָּל־רָאשֵׁ֥י בְשָׂמִֽים</w:t>
       </w:r>
     </w:p>
     <w:p>
@@ -34374,7 +34374,7 @@
         <w:rPr>
           <w:lang w:val="ar_AE" w:bidi="ar_AE"/>
         </w:rPr>
-        <w:t>שְׁלָחַ֨יִ⁠ךְ֙ פַּרְדֵּ֣ס רִמּוֹנִ֔ים עִ֖ם פְּרִ֣י מְגָדִ֑ים כְּפָרִ֖ים עִם־נְרָדִֽים׃ נֵ֣רְדְּ ׀ וְ⁠כַרְכֹּ֗ם קָנֶה֙ וְ⁠קִנָּמ֔וֹן עִ֖ם כָּל־עֲצֵ֣י לְבוֹנָ֑ה מֹ֚ר וַ⁠אֲהָל֔וֹת עִ֖ם כָּל־רָאשֵׁ֥י בְשָׂמִֽים</w:t>
+        <w:t>שְׁלָחַ֨יִ⁠ךְ֙ פַּרְדֵּ֣ס רִמּוֹנִ֔ים עִ֖ם פְּרִ֣י מְגָדִ֑ים כְּפָרִ֖ים עִם־נְרָדִֽים׃ נֵ֣רְדְּ ׀ וְ⁠כַרְכֹּ֗ם קָנֶה֙ וְ⁠קִנָּמ֔וֹן עִ֖ם כָּל־עֲצֵ֣י לְבוֹנָ֑ה מֹ֚ר וַ⁠אֲהָל֔וֹת עִ֖ם כָּל־רָאשֵׁ֥י בְשָׂמִֽים</w:t>
       </w:r>
     </w:p>
     <w:p>
@@ -34649,7 +34649,7 @@
         <w:rPr>
           <w:lang w:val="ar_AE" w:bidi="ar_AE"/>
         </w:rPr>
-        <w:t>וְ⁠כַרְכֹּ֗ם קָנֶה֙ וְ⁠קִנָּמ֔וֹן &amp; וַ⁠אֲהָל֔וֹת</w:t>
+        <w:t>וְ⁠כַרְכֹּ֗ם קָנֶה֙ וְ⁠קִנָּמ֔וֹן &amp; וַ⁠אֲהָל֔וֹת</w:t>
       </w:r>
     </w:p>
     <w:p>
@@ -34848,7 +34848,7 @@
         <w:rPr>
           <w:lang w:val="ar_AE" w:bidi="ar_AE"/>
         </w:rPr>
-        <w:t>מַעְיַ֣ן גַּנִּ֔ים בְּאֵ֖ר מַ֣יִם חַיִּ֑ים וְ⁠נֹזְלִ֖ים מִן־לְבָנֽוֹן</w:t>
+        <w:t>מַעְיַ֣ן גַּנִּ֔ים בְּאֵ֖ר מַ֣יִם חַיִּ֑ים וְ⁠נֹזְלִ֖ים מִן־לְבָנֽוֹן</w:t>
       </w:r>
     </w:p>
     <w:p>
@@ -35062,7 +35062,7 @@
         <w:rPr>
           <w:lang w:val="ar_AE" w:bidi="ar_AE"/>
         </w:rPr>
-        <w:t>מַעְיַ֣ן גַּנִּ֔ים</w:t>
+        <w:t>מַעְיַ֣ן גַּנִּ֔ים</w:t>
       </w:r>
     </w:p>
     <w:p>
@@ -35183,7 +35183,7 @@
         <w:rPr>
           <w:lang w:val="ar_AE" w:bidi="ar_AE"/>
         </w:rPr>
-        <w:t>מַעְיַ֣ן גַּנִּ֔ים</w:t>
+        <w:t>מַעְיַ֣ן גַּנִּ֔ים</w:t>
       </w:r>
     </w:p>
     <w:p>
@@ -35330,7 +35330,7 @@
         <w:rPr>
           <w:lang w:val="ar_AE" w:bidi="ar_AE"/>
         </w:rPr>
-        <w:t>מַ֣יִם חַיִּ֑ים</w:t>
+        <w:t>מַ֣יִם חַיִּ֑ים</w:t>
       </w:r>
     </w:p>
     <w:p>
@@ -35451,7 +35451,7 @@
         <w:rPr>
           <w:lang w:val="ar_AE" w:bidi="ar_AE"/>
         </w:rPr>
-        <w:t>ע֤וּרִי צָפוֹן֙ וּ⁠ב֣וֹאִי תֵימָ֔ן הָפִ֥יחִי גַנִּ֖⁠י יִזְּל֣וּ בְשָׂמָ֑י⁠ו</w:t>
+        <w:t>ע֤וּרִי צָפוֹן֙ וּ⁠ב֣וֹאִי תֵימָ֔ן הָפִ֥יחִי גַנִּ֖⁠י יִזְּל֣וּ בְשָׂמָ֑י⁠ו</w:t>
       </w:r>
     </w:p>
     <w:p>
@@ -35706,7 +35706,7 @@
         <w:rPr>
           <w:lang w:val="ar_AE" w:bidi="ar_AE"/>
         </w:rPr>
-        <w:t>ע֤וּרִי צָפוֹן֙ וּ⁠ב֣וֹאִי תֵימָ֔ן הָפִ֥יחִי גַנִּ֖⁠י יִזְּל֣וּ בְשָׂמָ֑י⁠ו יָבֹ֤א דוֹדִ⁠י֙ לְ⁠גַנּ֔⁠וֹ וְ⁠יֹאכַ֖ל פְּרִ֥י מְגָדָֽי⁠ו</w:t>
+        <w:t>ע֤וּרִי צָפוֹן֙ וּ⁠ב֣וֹאִי תֵימָ֔ן הָפִ֥יחִי גַנִּ֖⁠י יִזְּל֣וּ בְשָׂמָ֑י⁠ו יָבֹ֤א דוֹדִ⁠י֙ לְ⁠גַנּ֔⁠וֹ וְ⁠יֹאכַ֖ל פְּרִ֥י מְגָדָֽי⁠ו</w:t>
       </w:r>
     </w:p>
     <w:p>
@@ -35990,7 +35990,7 @@
         <w:rPr>
           <w:lang w:val="ar_AE" w:bidi="ar_AE"/>
         </w:rPr>
-        <w:t>יִזְּל֣וּ בְשָׂמָ֑י⁠ו</w:t>
+        <w:t>יִזְּל֣וּ בְשָׂמָ֑י⁠ו</w:t>
       </w:r>
     </w:p>
     <w:p>
@@ -36076,7 +36076,7 @@
         <w:rPr>
           <w:lang w:val="ar_AE" w:bidi="ar_AE"/>
         </w:rPr>
-        <w:t>בָּ֣אתִי לְ⁠גַנִּ⁠י֮ אֲחֹתִ֣⁠י כַלָּה֒ אָרִ֤יתִי מוֹרִ⁠י֙ עִם־בְּשָׂמִ֔⁠י אָכַ֤לְתִּי יַעְרִ⁠י֙ עִם־דִּבְשִׁ֔⁠י שָׁתִ֥יתִי יֵינִ֖⁠י עִם־חֲלָבִ֑⁠י</w:t>
+        <w:t>בָּ֣אתִי לְ⁠גַנִּ⁠י֮ אֲחֹתִ֣⁠י כַלָּה֒ אָרִ֤יתִי מוֹרִ⁠י֙ עִם־בְּשָׂמִ֔⁠י אָכַ֤לְתִּי יַעְרִ⁠י֙ עִם־דִּבְשִׁ֔⁠י שָׁתִ֥יתִי יֵינִ֖⁠י עִם־חֲלָבִ֑⁠י</w:t>
       </w:r>
     </w:p>
     <w:p>
@@ -36267,7 +36267,7 @@
         <w:rPr>
           <w:lang w:val="ar_AE" w:bidi="ar_AE"/>
         </w:rPr>
-        <w:t>בָּ֣אתִי לְ⁠גַנִּ⁠י֮ אֲחֹתִ֣⁠י כַלָּה֒ אָרִ֤יתִי מוֹרִ⁠י֙ עִם־בְּשָׂמִ֔⁠י אָכַ֤לְתִּי יַעְרִ⁠י֙ עִם־דִּבְשִׁ֔⁠י שָׁתִ֥יתִי יֵינִ֖⁠י עִם־חֲלָבִ֑⁠י</w:t>
+        <w:t>בָּ֣אתִי לְ⁠גַנִּ⁠י֮ אֲחֹתִ֣⁠י כַלָּה֒ אָרִ֤יתִי מוֹרִ⁠י֙ עִם־בְּשָׂמִ֔⁠י אָכַ֤לְתִּי יַעְרִ⁠י֙ עִם־דִּבְשִׁ֔⁠י שָׁתִ֥יתִי יֵינִ֖⁠י עִם־חֲלָבִ֑⁠י</w:t>
       </w:r>
     </w:p>
     <w:p>
@@ -36375,7 +36375,7 @@
         <w:rPr>
           <w:lang w:val="ar_AE" w:bidi="ar_AE"/>
         </w:rPr>
-        <w:t>בָּ֣אתִי</w:t>
+        <w:t>בָּ֣אתִי</w:t>
       </w:r>
     </w:p>
     <w:p>
@@ -36510,7 +36510,7 @@
         <w:rPr>
           <w:lang w:val="ar_AE" w:bidi="ar_AE"/>
         </w:rPr>
-        <w:t>בָּ֣אתִי לְ⁠גַנִּ⁠י֮ אֲחֹתִ֣⁠י כַלָּה֒</w:t>
+        <w:t>בָּ֣אתִי לְ⁠גַנִּ⁠י֮ אֲחֹתִ֣⁠י כַלָּה֒</w:t>
       </w:r>
     </w:p>
     <w:p>
@@ -36768,7 +36768,7 @@
         <w:rPr>
           <w:lang w:val="ar_AE" w:bidi="ar_AE"/>
         </w:rPr>
-        <w:t>אִכְל֣וּ רֵעִ֔ים שְׁת֥וּ וְ⁠שִׁכְר֖וּ דּוֹדִֽים</w:t>
+        <w:t>אִכְל֣וּ רֵעִ֔ים שְׁת֥וּ וְ⁠שִׁכְר֖וּ דּוֹדִֽים</w:t>
       </w:r>
     </w:p>
     <w:p>
@@ -36995,7 +36995,7 @@
         <w:rPr>
           <w:lang w:val="ar_AE" w:bidi="ar_AE"/>
         </w:rPr>
-        <w:t>אֲנִ֥י יְשֵׁנָ֖ה וְ⁠לִבִּ֣⁠י עֵ֑ר</w:t>
+        <w:t>אֲנִ֥י יְשֵׁנָ֖ה וְ⁠לִבִּ֣⁠י עֵ֑ר</w:t>
       </w:r>
     </w:p>
     <w:p>
@@ -37982,7 +37982,7 @@
         <w:rPr>
           <w:lang w:val="ar_AE" w:bidi="ar_AE"/>
         </w:rPr>
-        <w:t>פָּשַׁ֨טְתִּי֙ אֶת־כֻּתָּנְתִּ֔⁠י אֵיכָ֖כָה אֶלְבָּשֶׁ֑⁠נָּה רָחַ֥צְתִּי אֶת־רַגְלַ֖⁠י אֵיכָ֥כָה אֲטַנְּפֵֽ⁠ם</w:t>
+        <w:t>פָּשַׁ֨טְתִּי֙ אֶת־כֻּתָּנְתִּ֔⁠י אֵיכָ֖כָה אֶלְבָּשֶׁ֑⁠נָּה רָחַ֥צְתִּי אֶת־רַגְלַ֖⁠י אֵיכָ֥כָה אֲטַנְּפֵֽ⁠ם</w:t>
       </w:r>
     </w:p>
     <w:p>
@@ -38104,7 +38104,7 @@
         <w:rPr>
           <w:lang w:val="ar_AE" w:bidi="ar_AE"/>
         </w:rPr>
-        <w:t>אֵיכָ֖כָה אֶלְבָּשֶׁ֑⁠נָּה רָחַ֥צְתִּי אֶת־רַגְלַ֖⁠י אֵיכָ֥כָה אֲטַנְּפֵֽ⁠ם</w:t>
+        <w:t>אֵיכָ֖כָה אֶלְבָּשֶׁ֑⁠נָּה רָחַ֥צְתִּי אֶת־רַגְלַ֖⁠י אֵיכָ֥כָה אֲטַנְּפֵֽ⁠ם</w:t>
       </w:r>
     </w:p>
     <w:p>
@@ -38620,7 +38620,7 @@
         <w:rPr>
           <w:lang w:val="ar_AE" w:bidi="ar_AE"/>
         </w:rPr>
-        <w:t>וְ⁠יָדַ֣⁠י נָֽטְפוּ־מ֗וֹר וְ⁠אֶצְבְּעֹתַ⁠י֙ מ֣וֹר עֹבֵ֔ר</w:t>
+        <w:t>וְ⁠יָדַ֣⁠י נָֽטְפוּ־מ֗וֹר וְ⁠אֶצְבְּעֹתַ⁠י֙ מ֣וֹר עֹבֵ֔ר</w:t>
       </w:r>
     </w:p>
     <w:p>
@@ -39278,7 +39278,7 @@
         <w:rPr>
           <w:lang w:val="ar_AE" w:bidi="ar_AE"/>
         </w:rPr>
-        <w:t>נַפְשִׁ⁠י֙ יָֽצְאָ֣ה</w:t>
+        <w:t>נַפְשִׁ⁠י֙ יָֽצְאָ֣ה</w:t>
       </w:r>
     </w:p>
     <w:p>
@@ -39413,7 +39413,7 @@
         <w:rPr>
           <w:lang w:val="ar_AE" w:bidi="ar_AE"/>
         </w:rPr>
-        <w:t>נַפְשִׁ⁠י֙ יָֽצְאָ֣ה</w:t>
+        <w:t>נַפְשִׁ⁠י֙ יָֽצְאָ֣ה</w:t>
       </w:r>
     </w:p>
     <w:p>
@@ -39547,7 +39547,7 @@
         <w:rPr>
           <w:lang w:val="ar_AE" w:bidi="ar_AE"/>
         </w:rPr>
-        <w:t>בְ⁠דַבְּר֔⁠וֹ</w:t>
+        <w:t>בְ⁠דַבְּר֔⁠וֹ</w:t>
       </w:r>
     </w:p>
     <w:p>
@@ -39779,7 +39779,7 @@
         <w:rPr>
           <w:lang w:val="ar_AE" w:bidi="ar_AE"/>
         </w:rPr>
-        <w:t>מְצָאֻ֧⁠נִי הַ⁠שֹּׁמְרִ֛ים הַ⁠סֹּבְבִ֥ים בָּ⁠עִ֖יר</w:t>
+        <w:t>מְצָאֻ֧⁠נִי הַ⁠שֹּׁמְרִ֛ים הַ⁠סֹּבְבִ֥ים בָּ⁠עִ֖יר</w:t>
       </w:r>
     </w:p>
     <w:p>
@@ -39938,7 +39938,7 @@
         <w:rPr>
           <w:lang w:val="ar_AE" w:bidi="ar_AE"/>
         </w:rPr>
-        <w:t>הִכּ֣וּ⁠נִי פְצָע֑וּ⁠נִי נָשְׂא֤וּ אֶת־רְדִידִ⁠י֙ מֵֽ⁠עָלַ֔⁠י שֹׁמְרֵ֖י הַ⁠חֹמֽוֹת</w:t>
+        <w:t>הִכּ֣וּ⁠נִי פְצָע֑וּ⁠נִי נָשְׂא֤וּ אֶת־רְדִידִ⁠י֙ מֵֽ⁠עָלַ֔⁠י שֹׁמְרֵ֖י הַ⁠חֹמֽוֹת</w:t>
       </w:r>
     </w:p>
     <w:p>
@@ -40342,7 +40342,7 @@
         <w:rPr>
           <w:lang w:val="ar_AE" w:bidi="ar_AE"/>
         </w:rPr>
-        <w:t>שֹׁמְרֵ֖י הַ⁠חֹמֽוֹת</w:t>
+        <w:t>שֹׁמְרֵ֖י הַ⁠חֹמֽוֹת</w:t>
       </w:r>
     </w:p>
     <w:p>
@@ -40790,7 +40790,7 @@
         <w:rPr>
           <w:lang w:val="ar_AE" w:bidi="ar_AE"/>
         </w:rPr>
-        <w:t>שֶׁ⁠חוֹלַ֥ת אַהֲבָ֖ה אָֽנִי</w:t>
+        <w:t>שֶׁ⁠חוֹלַ֥ת אַהֲבָ֖ה אָֽנִי</w:t>
       </w:r>
     </w:p>
     <w:p>
@@ -40898,7 +40898,7 @@
         <w:rPr>
           <w:lang w:val="ar_AE" w:bidi="ar_AE"/>
         </w:rPr>
-        <w:t>מַה־דּוֹדֵ֣⁠ךְ מִ⁠דּ֔וֹד הַ⁠יָּפָ֖ה בַּ⁠נָּשִׁ֑ים מַה־דּוֹדֵ֣⁠ךְ מִ⁠דּ֔וֹד שֶׁ⁠כָּ֖כָה הִשְׁבַּעְתָּֽ⁠נוּ</w:t>
+        <w:t>מַה־דּוֹדֵ֣⁠ךְ מִ⁠דּ֔וֹד הַ⁠יָּפָ֖ה בַּ⁠נָּשִׁ֑ים מַה־דּוֹדֵ֣⁠ךְ מִ⁠דּ֔וֹד שֶׁ⁠כָּ֖כָה הִשְׁבַּעְתָּֽ⁠נוּ</w:t>
       </w:r>
     </w:p>
     <w:p>
@@ -41131,7 +41131,7 @@
         <w:rPr>
           <w:lang w:val="ar_AE" w:bidi="ar_AE"/>
         </w:rPr>
-        <w:t>מַה־דּוֹדֵ֣⁠ךְ מִ⁠דּ֔וֹד הַ⁠יָּפָ֖ה בַּ⁠נָּשִׁ֑ים</w:t>
+        <w:t>מַה־דּוֹדֵ֣⁠ךְ מִ⁠דּ֔וֹד הַ⁠יָּפָ֖ה בַּ⁠נָּשִׁ֑ים</w:t>
       </w:r>
     </w:p>
     <w:p>
@@ -41360,7 +41360,7 @@
         <w:rPr>
           <w:lang w:val="ar_AE" w:bidi="ar_AE"/>
         </w:rPr>
-        <w:t>שֶׁ⁠כָּ֖כָה הִשְׁבַּעְתָּֽ⁠נוּ</w:t>
+        <w:t>שֶׁ⁠כָּ֖כָה הִשְׁבַּעְתָּֽ⁠נוּ</w:t>
       </w:r>
     </w:p>
     <w:p>
@@ -41460,7 +41460,7 @@
         <w:rPr>
           <w:lang w:val="ar_AE" w:bidi="ar_AE"/>
         </w:rPr>
-        <w:t>הִשְׁבַּעְתָּֽ⁠נוּ</w:t>
+        <w:t>הִשְׁבַּעְתָּֽ⁠נוּ</w:t>
       </w:r>
     </w:p>
     <w:p>
@@ -41713,7 +41713,7 @@
         <w:rPr>
           <w:lang w:val="ar_AE" w:bidi="ar_AE"/>
         </w:rPr>
-        <w:t>דָּג֖וּל מֵ⁠רְבָבָֽה</w:t>
+        <w:t>דָּג֖וּל מֵ⁠רְבָבָֽה</w:t>
       </w:r>
     </w:p>
     <w:p>
@@ -42045,7 +42045,7 @@
         <w:rPr>
           <w:lang w:val="ar_AE" w:bidi="ar_AE"/>
         </w:rPr>
-        <w:t>שְׁחֹר֖וֹת כָּ⁠עוֹרֵֽב</w:t>
+        <w:t>שְׁחֹר֖וֹת כָּ⁠עוֹרֵֽב</w:t>
       </w:r>
     </w:p>
     <w:p>
@@ -42553,7 +42553,7 @@
         <w:rPr>
           <w:lang w:val="ar_AE" w:bidi="ar_AE"/>
         </w:rPr>
-        <w:t>עֵינָ֕י⁠ו כְּ⁠יוֹנִ֖ים עַל־אֲפִ֣יקֵי מָ֑יִם רֹֽחֲצוֹת֙ בֶּֽ⁠חָלָ֔ב יֹשְׁב֖וֹת עַל־מִלֵּֽאת</w:t>
+        <w:t>עֵינָ֕י⁠ו כְּ⁠יוֹנִ֖ים עַל־אֲפִ֣יקֵי מָ֑יִם רֹֽחֲצוֹת֙ בֶּֽ⁠חָלָ֔ב יֹשְׁב֖וֹת עַל־מִלֵּֽאת</w:t>
       </w:r>
     </w:p>
     <w:p>
@@ -42858,7 +42858,7 @@
         <w:rPr>
           <w:lang w:val="ar_AE" w:bidi="ar_AE"/>
         </w:rPr>
-        <w:t>כַּ⁠עֲרוּגַ֣ת הַ⁠בֹּ֔שֶׂם</w:t>
+        <w:t>כַּ⁠עֲרוּגַ֣ת הַ⁠בֹּ֔שֶׂם</w:t>
       </w:r>
     </w:p>
     <w:p>
@@ -42993,7 +42993,7 @@
         <w:rPr>
           <w:lang w:val="ar_AE" w:bidi="ar_AE"/>
         </w:rPr>
-        <w:t>מִגְדְּל֖וֹת</w:t>
+        <w:t>מִגְדְּל֖וֹת</w:t>
       </w:r>
     </w:p>
     <w:p>
@@ -43106,7 +43106,7 @@
         <w:rPr>
           <w:lang w:val="ar_AE" w:bidi="ar_AE"/>
         </w:rPr>
-        <w:t>מִגְדְּל֖וֹת מֶרְקָחִ֑ים</w:t>
+        <w:t>מִגְדְּל֖וֹת מֶרְקָחִ֑ים</w:t>
       </w:r>
     </w:p>
     <w:p>
@@ -43666,7 +43666,7 @@
         <w:rPr>
           <w:lang w:val="ar_AE" w:bidi="ar_AE"/>
         </w:rPr>
-        <w:t>יָדָי⁠ו֙ גְּלִילֵ֣י זָהָ֔ב מְמֻלָּאִ֖ים בַּ⁠תַּרְשִׁ֑ישׁ</w:t>
+        <w:t>יָדָי⁠ו֙ גְּלִילֵ֣י זָהָ֔ב מְמֻלָּאִ֖ים בַּ⁠תַּרְשִׁ֑ישׁ</w:t>
       </w:r>
     </w:p>
     <w:p>
@@ -43965,7 +43965,7 @@
         <w:rPr>
           <w:lang w:val="ar_AE" w:bidi="ar_AE"/>
         </w:rPr>
-        <w:t>בַּ⁠תַּרְשִׁ֑ישׁ</w:t>
+        <w:t>בַּ⁠תַּרְשִׁ֑ישׁ</w:t>
       </w:r>
     </w:p>
     <w:p>
@@ -44378,7 +44378,7 @@
         <w:rPr>
           <w:lang w:val="ar_AE" w:bidi="ar_AE"/>
         </w:rPr>
-        <w:t>שֵׁ֔ן</w:t>
+        <w:t>שֵׁ֔ן</w:t>
       </w:r>
     </w:p>
     <w:p>
@@ -44539,7 +44539,7 @@
         <w:rPr>
           <w:lang w:val="ar_AE" w:bidi="ar_AE"/>
         </w:rPr>
-        <w:t>סַפִּירִֽים</w:t>
+        <w:t>סַפִּירִֽים</w:t>
       </w:r>
     </w:p>
     <w:p>
@@ -45211,7 +45211,7 @@
         <w:rPr>
           <w:lang w:val="ar_AE" w:bidi="ar_AE"/>
         </w:rPr>
-        <w:t>חִכּ⁠וֹ֙ מַֽמְתַקִּ֔ים</w:t>
+        <w:t>חִכּ⁠וֹ֙ מַֽמְתַקִּ֔ים</w:t>
       </w:r>
     </w:p>
     <w:p>
@@ -45346,7 +45346,7 @@
         <w:rPr>
           <w:lang w:val="ar_AE" w:bidi="ar_AE"/>
         </w:rPr>
-        <w:t>וְ⁠כֻלּ֖⁠וֹ מַחֲמַדִּ֑ים</w:t>
+        <w:t>וְ⁠כֻלּ֖⁠וֹ מַחֲמַדִּ֑ים</w:t>
       </w:r>
     </w:p>
     <w:p>
@@ -45590,7 +45590,7 @@
         <w:rPr>
           <w:lang w:val="ar_AE" w:bidi="ar_AE"/>
         </w:rPr>
-        <w:t>אָ֚נָה הָלַ֣ךְ דּוֹדֵ֔⁠ךְ הַ⁠יָּפָ֖ה בַּ⁠נָּשִׁ֑ים אָ֚נָה פָּנָ֣ה דוֹדֵ֔⁠ךְ וּ⁠נְבַקְשֶׁ֖⁠נּוּ עִמָּֽ⁠ךְ</w:t>
+        <w:t>אָ֚נָה הָלַ֣ךְ דּוֹדֵ֔⁠ךְ הַ⁠יָּפָ֖ה בַּ⁠נָּשִׁ֑ים אָ֚נָה פָּנָ֣ה דוֹדֵ֔⁠ךְ וּ⁠נְבַקְשֶׁ֖⁠נּוּ עִמָּֽ⁠ךְ</w:t>
       </w:r>
     </w:p>
     <w:p>
@@ -45752,7 +45752,7 @@
         <w:rPr>
           <w:lang w:val="ar_AE" w:bidi="ar_AE"/>
         </w:rPr>
-        <w:t>אָ֚נָה הָלַ֣ךְ דּוֹדֵ֔⁠ךְ &amp; אָ֚נָה פָּנָ֣ה דוֹדֵ֔⁠ךְ</w:t>
+        <w:t>אָ֚נָה הָלַ֣ךְ דּוֹדֵ֔⁠ךְ &amp; אָ֚נָה פָּנָ֣ה דוֹדֵ֔⁠ךְ</w:t>
       </w:r>
     </w:p>
     <w:p>
@@ -45966,7 +45966,7 @@
         <w:rPr>
           <w:lang w:val="ar_AE" w:bidi="ar_AE"/>
         </w:rPr>
-        <w:t>אָ֚נָה פָּנָ֣ה דוֹדֵ֔⁠ךְ</w:t>
+        <w:t>אָ֚נָה פָּנָ֣ה דוֹדֵ֔⁠ךְ</w:t>
       </w:r>
     </w:p>
     <w:p>
@@ -46066,7 +46066,7 @@
         <w:rPr>
           <w:lang w:val="ar_AE" w:bidi="ar_AE"/>
         </w:rPr>
-        <w:t>וּ⁠נְבַקְשֶׁ֖⁠נּוּ עִמָּֽ⁠ךְ</w:t>
+        <w:t>וּ⁠נְבַקְשֶׁ֖⁠נּוּ עִמָּֽ⁠ךְ</w:t>
       </w:r>
     </w:p>
     <w:p>
@@ -46188,7 +46188,7 @@
         <w:rPr>
           <w:lang w:val="ar_AE" w:bidi="ar_AE"/>
         </w:rPr>
-        <w:t>דּוֹדִ⁠י֙ יָרַ֣ד לְ⁠גַנּ֔⁠וֹ לַ⁠עֲרוּג֖וֹת הַ⁠בֹּ֑שֶׂם לִ⁠רְעוֹת֙ בַּ⁠גַּנִּ֔ים וְ⁠לִ⁠לְקֹ֖ט שֽׁוֹשַׁנִּֽים</w:t>
+        <w:t>דּוֹדִ⁠י֙ יָרַ֣ד לְ⁠גַנּ֔⁠וֹ לַ⁠עֲרוּג֖וֹת הַ⁠בֹּ֑שֶׂם לִ⁠רְעוֹת֙ בַּ⁠גַּנִּ֔ים וְ⁠לִ⁠לְקֹ֖ט שֽׁוֹשַׁנִּֽים</w:t>
       </w:r>
     </w:p>
     <w:p>
@@ -46423,7 +46423,7 @@
         <w:rPr>
           <w:lang w:val="ar_AE" w:bidi="ar_AE"/>
         </w:rPr>
-        <w:t>דּוֹדִ⁠י֙ יָרַ֣ד לְ⁠גַנּ֔⁠וֹ לַ⁠עֲרוּג֖וֹת הַ⁠בֹּ֑שֶׂם</w:t>
+        <w:t>דּוֹדִ⁠י֙ יָרַ֣ד לְ⁠גַנּ֔⁠וֹ לַ⁠עֲרוּג֖וֹת הַ⁠בֹּ֑שֶׂם</w:t>
       </w:r>
     </w:p>
     <w:p>
@@ -47074,7 +47074,7 @@
         <w:rPr>
           <w:lang w:val="ar_AE" w:bidi="ar_AE"/>
         </w:rPr>
-        <w:t>הָ⁠רֹעֶ֖ה בַּ⁠שׁוֹשַׁנִּֽים</w:t>
+        <w:t>הָ⁠רֹעֶ֖ה בַּ⁠שׁוֹשַׁנִּֽים</w:t>
       </w:r>
     </w:p>
     <w:p>
@@ -47226,7 +47226,7 @@
         <w:rPr>
           <w:lang w:val="ar_AE" w:bidi="ar_AE"/>
         </w:rPr>
-        <w:t>יָפָ֨ה אַ֤תְּ רַעְיָתִ⁠י֙ כְּ⁠תִרְצָ֔ה נָאוָ֖ה כִּ⁠ירוּשָׁלִָ֑ם</w:t>
+        <w:t>יָפָ֨ה אַ֤תְּ רַעְיָתִ⁠י֙ כְּ⁠תִרְצָ֔ה נָאוָ֖ה כִּ⁠ירוּשָׁלִָ֑ם</w:t>
       </w:r>
     </w:p>
     <w:p>
@@ -47488,7 +47488,7 @@
         <w:rPr>
           <w:lang w:val="ar_AE" w:bidi="ar_AE"/>
         </w:rPr>
-        <w:t>יָפָ֨ה אַ֤תְּ רַעְיָתִ⁠י֙ כְּ⁠תִרְצָ֔ה</w:t>
+        <w:t>יָפָ֨ה אַ֤תְּ רַעְיָתִ⁠י֙ כְּ⁠תִרְצָ֔ה</w:t>
       </w:r>
     </w:p>
     <w:p>
@@ -47610,7 +47610,7 @@
         <w:rPr>
           <w:lang w:val="ar_AE" w:bidi="ar_AE"/>
         </w:rPr>
-        <w:t>נָאוָ֖ה כִּ⁠ירוּשָׁלִָ֑ם אֲיֻמָּ֖ה כַּ⁠נִּדְגָּלֽוֹת</w:t>
+        <w:t>נָאוָ֖ה כִּ⁠ירוּשָׁלִָ֑ם אֲיֻמָּ֖ה כַּ⁠נִּדְגָּלֽוֹת</w:t>
       </w:r>
     </w:p>
     <w:p>
@@ -47732,7 +47732,7 @@
         <w:rPr>
           <w:lang w:val="ar_AE" w:bidi="ar_AE"/>
         </w:rPr>
-        <w:t>אֲיֻמָּ֖ה כַּ⁠נִּדְגָּלֽוֹת</w:t>
+        <w:t>אֲיֻמָּ֖ה כַּ⁠נִּדְגָּלֽוֹת</w:t>
       </w:r>
     </w:p>
     <w:p>
@@ -48016,7 +48016,7 @@
         <w:rPr>
           <w:lang w:val="ar_AE" w:bidi="ar_AE"/>
         </w:rPr>
-        <w:t>שַׂעְרֵ⁠ךְ֙ כְּ⁠עֵ֣דֶר הָֽ⁠עִזִּ֔ים שֶׁ⁠גָּלְשׁ֖וּ מִן־הַ⁠גִּלְעָֽד</w:t>
+        <w:t>שַׂעְרֵ⁠ךְ֙ כְּ⁠עֵ֣דֶר הָֽ⁠עִזִּ֔ים שֶׁ⁠גָּלְשׁ֖וּ מִן־הַ⁠גִּלְעָֽד</w:t>
       </w:r>
     </w:p>
     <w:p>
@@ -48317,7 +48317,7 @@
         <w:rPr>
           <w:lang w:val="ar_AE" w:bidi="ar_AE"/>
         </w:rPr>
-        <w:t>הָֽ⁠רְחֵלִ֔ים</w:t>
+        <w:t>הָֽ⁠רְחֵלִ֔ים</w:t>
       </w:r>
     </w:p>
     <w:p>
@@ -48589,7 +48589,7 @@
         <w:rPr>
           <w:lang w:val="ar_AE" w:bidi="ar_AE"/>
         </w:rPr>
-        <w:t>שִׁשִּׁ֥ים הֵ֨מָּה֙ מְּלָכ֔וֹת</w:t>
+        <w:t>שִׁשִּׁ֥ים הֵ֨מָּה֙ מְּלָכ֔וֹת</w:t>
       </w:r>
     </w:p>
     <w:p>
@@ -49025,7 +49025,7 @@
         <w:rPr>
           <w:lang w:val="ar_AE" w:bidi="ar_AE"/>
         </w:rPr>
-        <w:t>וַ⁠עֲלָמ֖וֹת אֵ֥ין מִסְפָּֽר</w:t>
+        <w:t>וַ⁠עֲלָמ֖וֹת אֵ֥ין מִסְפָּֽר</w:t>
       </w:r>
     </w:p>
     <w:p>
@@ -49160,7 +49160,7 @@
         <w:rPr>
           <w:lang w:val="ar_AE" w:bidi="ar_AE"/>
         </w:rPr>
-        <w:t>שִׁשִּׁ֥ים הֵ֨מָּה֙ מְּלָכ֔וֹת וּ⁠שְׁמֹנִ֖ים פִּֽילַגְשִׁ֑ים וַ⁠עֲלָמ֖וֹת אֵ֥ין מִסְפָּֽר׃ אַחַ֥ת הִיא֙ יוֹנָתִ֣⁠י תַמָּתִ֔⁠י אַחַ֥ת הִיא֙ לְ⁠אִמָּ֔⁠הּ בָּרָ֥ה הִ֖יא לְ⁠יֽוֹלַדְתָּ֑⁠הּ</w:t>
+        <w:t>שִׁשִּׁ֥ים הֵ֨מָּה֙ מְּלָכ֔וֹת וּ⁠שְׁמֹנִ֖ים פִּֽילַגְשִׁ֑ים וַ⁠עֲלָמ֖וֹת אֵ֥ין מִסְפָּֽר׃ אַחַ֥ת הִיא֙ יוֹנָתִ֣⁠י תַמָּתִ֔⁠י אַחַ֥ת הִיא֙ לְ⁠אִמָּ֔⁠הּ בָּרָ֥ה הִ֖יא לְ⁠יֽוֹלַדְתָּ֑⁠הּ</w:t>
       </w:r>
     </w:p>
     <w:p>
@@ -49580,7 +49580,7 @@
         <w:rPr>
           <w:lang w:val="ar_AE" w:bidi="ar_AE"/>
         </w:rPr>
-        <w:t>אַחַ֥ת הִיא֙ לְ⁠אִמָּ֔⁠הּ</w:t>
+        <w:t>אַחַ֥ת הִיא֙ לְ⁠אִמָּ֔⁠הּ</w:t>
       </w:r>
     </w:p>
     <w:p>
@@ -49748,7 +49748,7 @@
         <w:rPr>
           <w:lang w:val="ar_AE" w:bidi="ar_AE"/>
         </w:rPr>
-        <w:t>בָּרָ֥ה הִ֖יא לְ⁠יֽוֹלַדְתָּ֑⁠הּ</w:t>
+        <w:t>בָּרָ֥ה הִ֖יא לְ⁠יֽוֹלַדְתָּ֑⁠הּ</w:t>
       </w:r>
     </w:p>
     <w:p>
@@ -50183,7 +50183,7 @@
         <w:rPr>
           <w:lang w:val="ar_AE" w:bidi="ar_AE"/>
         </w:rPr>
-        <w:t>מִי־זֹ֥את הַ⁠נִּשְׁקָפָ֖ה כְּמוֹ־שָׁ֑חַר יָפָ֣ה כַ⁠לְּבָנָ֗ה בָּרָה֙ כַּֽ⁠חַמָּ֔ה אֲיֻמָּ֖ה כַּ⁠נִּדְגָּלֽוֹת</w:t>
+        <w:t>מִי־זֹ֥את הַ⁠נִּשְׁקָפָ֖ה כְּמוֹ־שָׁ֑חַר יָפָ֣ה כַ⁠לְּבָנָ֗ה בָּרָה֙ כַּֽ⁠חַמָּ֔ה אֲיֻמָּ֖ה כַּ⁠נִּדְגָּלֽוֹת</w:t>
       </w:r>
     </w:p>
     <w:p>
@@ -50344,7 +50344,7 @@
         <w:rPr>
           <w:lang w:val="ar_AE" w:bidi="ar_AE"/>
         </w:rPr>
-        <w:t>מִי־זֹ֥את הַ⁠נִּשְׁקָפָ֖ה כְּמוֹ־שָׁ֑חַר יָפָ֣ה כַ⁠לְּבָנָ֗ה בָּרָה֙ כַּֽ⁠חַמָּ֔ה אֲיֻמָּ֖ה כַּ⁠נִּדְגָּלֽוֹת</w:t>
+        <w:t>מִי־זֹ֥את הַ⁠נִּשְׁקָפָ֖ה כְּמוֹ־שָׁ֑חַר יָפָ֣ה כַ⁠לְּבָנָ֗ה בָּרָה֙ כַּֽ⁠חַמָּ֔ה אֲיֻמָּ֖ה כַּ⁠נִּדְגָּלֽוֹת</w:t>
       </w:r>
     </w:p>
     <w:p>
@@ -50452,7 +50452,7 @@
         <w:rPr>
           <w:lang w:val="ar_AE" w:bidi="ar_AE"/>
         </w:rPr>
-        <w:t>הַ⁠נִּשְׁקָפָ֖ה כְּמוֹ־שָׁ֑חַר</w:t>
+        <w:t>הַ⁠נִּשְׁקָפָ֖ה כְּמוֹ־שָׁ֑חַר</w:t>
       </w:r>
     </w:p>
     <w:p>
@@ -50574,7 +50574,7 @@
         <w:rPr>
           <w:lang w:val="ar_AE" w:bidi="ar_AE"/>
         </w:rPr>
-        <w:t>הַ⁠נִּשְׁקָפָ֖ה כְּמוֹ־שָׁ֑חַר יָפָ֣ה כַ⁠לְּבָנָ֗ה בָּרָה֙ כַּֽ⁠חַמָּ֔ה</w:t>
+        <w:t>הַ⁠נִּשְׁקָפָ֖ה כְּמוֹ־שָׁ֑חַר יָפָ֣ה כַ⁠לְּבָנָ֗ה בָּרָה֙ כַּֽ⁠חַמָּ֔ה</w:t>
       </w:r>
     </w:p>
     <w:p>
@@ -50708,7 +50708,7 @@
         <w:rPr>
           <w:lang w:val="ar_AE" w:bidi="ar_AE"/>
         </w:rPr>
-        <w:t>אֲיֻמָּ֖ה כַּ⁠נִּדְגָּלֽוֹת</w:t>
+        <w:t>אֲיֻמָּ֖ה כַּ⁠נִּדְגָּלֽוֹת</w:t>
       </w:r>
     </w:p>
     <w:p>
@@ -50875,7 +50875,7 @@
         <w:rPr>
           <w:lang w:val="ar_AE" w:bidi="ar_AE"/>
         </w:rPr>
-        <w:t>אֶל־גִּנַּ֤ת אֱגוֹז֙ יָרַ֔דְתִּי</w:t>
+        <w:t>אֶל־גִּנַּ֤ת אֱגוֹז֙ יָרַ֔דְתִּי</w:t>
       </w:r>
     </w:p>
     <w:p>
@@ -50997,7 +50997,7 @@
         <w:rPr>
           <w:lang w:val="ar_AE" w:bidi="ar_AE"/>
         </w:rPr>
-        <w:t>אֶל־גִּנַּ֤ת אֱגוֹז֙ יָרַ֔דְתִּי</w:t>
+        <w:t>אֶל־גִּנַּ֤ת אֱגוֹז֙ יָרַ֔דְתִּי</w:t>
       </w:r>
     </w:p>
     <w:p>
@@ -51105,7 +51105,7 @@
         <w:rPr>
           <w:lang w:val="ar_AE" w:bidi="ar_AE"/>
         </w:rPr>
-        <w:t>יָרַ֔דְתִּי</w:t>
+        <w:t>יָרַ֔דְתִּי</w:t>
       </w:r>
     </w:p>
     <w:p>
@@ -51332,7 +51332,7 @@
         <w:rPr>
           <w:lang w:val="ar_AE" w:bidi="ar_AE"/>
         </w:rPr>
-        <w:t>לֹ֣א יָדַ֔עְתִּי</w:t>
+        <w:t>לֹ֣א יָדַ֔עְתִּי</w:t>
       </w:r>
     </w:p>
     <w:p>
@@ -51579,7 +51579,7 @@
         <w:rPr>
           <w:lang w:val="ar_AE" w:bidi="ar_AE"/>
         </w:rPr>
-        <w:t>מַרְכְּב֖וֹת עַמִּ⁠י־נָדִֽיב</w:t>
+        <w:t>מַרְכְּב֖וֹת עַמִּ⁠י־נָדִֽיב</w:t>
       </w:r>
     </w:p>
     <w:p>
@@ -51807,7 +51807,7 @@
         <w:rPr>
           <w:lang w:val="ar_AE" w:bidi="ar_AE"/>
         </w:rPr>
-        <w:t>הַ⁠שּׁ֣וּלַמִּ֔ית &amp; בַּ⁠שּׁ֣וּלַמִּ֔ית</w:t>
+        <w:t>הַ⁠שּׁ֣וּלַמִּ֔ית &amp; בַּ⁠שּׁ֣וּלַמִּ֔ית</w:t>
       </w:r>
     </w:p>
     <w:p>
@@ -52085,7 +52085,7 @@
         <w:rPr>
           <w:lang w:val="ar_AE" w:bidi="ar_AE"/>
         </w:rPr>
-        <w:t>מַֽה־תֶּחֱזוּ֙ בַּ⁠שּׁ֣וּלַמִּ֔ית כִּ⁠מְחֹלַ֖ת הַֽ⁠מַּחֲנָֽיִם</w:t>
+        <w:t>מַֽה־תֶּחֱזוּ֙ בַּ⁠שּׁ֣וּלַמִּ֔ית כִּ⁠מְחֹלַ֖ת הַֽ⁠מַּחֲנָֽיִם</w:t>
       </w:r>
     </w:p>
     <w:p>
@@ -52200,7 +52200,7 @@
         <w:rPr>
           <w:lang w:val="ar_AE" w:bidi="ar_AE"/>
         </w:rPr>
-        <w:t>כִּ⁠מְחֹלַ֖ת הַֽ⁠מַּחֲנָֽיִם</w:t>
+        <w:t>כִּ⁠מְחֹלַ֖ת הַֽ⁠מַּחֲנָֽיִם</w:t>
       </w:r>
     </w:p>
     <w:p>
@@ -52322,7 +52322,7 @@
         <w:rPr>
           <w:lang w:val="ar_AE" w:bidi="ar_AE"/>
         </w:rPr>
-        <w:t>כִּ⁠מְחֹלַ֖ת הַֽ⁠מַּחֲנָֽיִם</w:t>
+        <w:t>כִּ⁠מְחֹלַ֖ת הַֽ⁠מַּחֲנָֽיִם</w:t>
       </w:r>
     </w:p>
     <w:p>
@@ -52469,7 +52469,7 @@
         <w:rPr>
           <w:lang w:val="ar_AE" w:bidi="ar_AE"/>
         </w:rPr>
-        <w:t>מַה־יָּפ֧וּ פְעָמַ֛יִ⁠ךְ בַּ⁠נְּעָלִ֖ים בַּת־נָדִ֑יב חַמּוּקֵ֣י יְרֵכַ֔יִ⁠ךְ כְּמ֣וֹ חֲלָאִ֔ים מַעֲשֵׂ֖ה יְדֵ֥י אָמָּֽן</w:t>
+        <w:t>מַה־יָּפ֧וּ פְעָמַ֛יִ⁠ךְ בַּ⁠נְּעָלִ֖ים בַּת־נָדִ֑יב חַמּוּקֵ֣י יְרֵכַ֔יִ⁠ךְ כְּמ֣וֹ חֲלָאִ֔ים מַעֲשֵׂ֖ה יְדֵ֥י אָמָּֽן</w:t>
       </w:r>
     </w:p>
     <w:p>
@@ -52775,7 +52775,7 @@
         <w:rPr>
           <w:lang w:val="ar_AE" w:bidi="ar_AE"/>
         </w:rPr>
-        <w:t>מַה־יָּפ֧וּ פְעָמַ֛יִ⁠ךְ בַּ⁠נְּעָלִ֖ים בַּת־נָדִ֑יב</w:t>
+        <w:t>מַה־יָּפ֧וּ פְעָמַ֛יִ⁠ךְ בַּ⁠נְּעָלִ֖ים בַּת־נָדִ֑יב</w:t>
       </w:r>
     </w:p>
     <w:p>
@@ -52897,7 +52897,7 @@
         <w:rPr>
           <w:lang w:val="ar_AE" w:bidi="ar_AE"/>
         </w:rPr>
-        <w:t>בַּת־נָדִ֑יב</w:t>
+        <w:t>בַּת־נָדִ֑יב</w:t>
       </w:r>
     </w:p>
     <w:p>
@@ -53348,7 +53348,7 @@
         <w:rPr>
           <w:lang w:val="ar_AE" w:bidi="ar_AE"/>
         </w:rPr>
-        <w:t>מַעֲשֵׂ֖ה יְדֵ֥י אָמָּֽן</w:t>
+        <w:t>מַעֲשֵׂ֖ה יְדֵ֥י אָמָּֽן</w:t>
       </w:r>
     </w:p>
     <w:p>
@@ -53731,7 +53731,7 @@
         <w:rPr>
           <w:lang w:val="ar_AE" w:bidi="ar_AE"/>
         </w:rPr>
-        <w:t>אַל־יֶחְסַ֖ר הַ⁠מָּ֑זֶג</w:t>
+        <w:t>אַל־יֶחְסַ֖ר הַ⁠מָּ֑זֶג</w:t>
       </w:r>
     </w:p>
     <w:p>
@@ -53844,7 +53844,7 @@
         <w:rPr>
           <w:lang w:val="ar_AE" w:bidi="ar_AE"/>
         </w:rPr>
-        <w:t>הַ⁠מָּ֑זֶג</w:t>
+        <w:t>הַ⁠מָּ֑זֶג</w:t>
       </w:r>
     </w:p>
     <w:p>
@@ -54241,7 +54241,7 @@
         <w:rPr>
           <w:lang w:val="ar_AE" w:bidi="ar_AE"/>
         </w:rPr>
-        <w:t>סוּגָ֖ה בַּ⁠שּׁוֹשַׁנִּֽים</w:t>
+        <w:t>סוּגָ֖ה בַּ⁠שּׁוֹשַׁנִּֽים</w:t>
       </w:r>
     </w:p>
     <w:p>
@@ -55027,7 +55027,7 @@
         <w:rPr>
           <w:lang w:val="ar_AE" w:bidi="ar_AE"/>
         </w:rPr>
-        <w:t>עַל־שַׁ֨עַר֙ בַּת־רַבִּ֔ים</w:t>
+        <w:t>עַל־שַׁ֨עַר֙ בַּת־רַבִּ֔ים</w:t>
       </w:r>
     </w:p>
     <w:p>
@@ -55314,7 +55314,7 @@
         <w:rPr>
           <w:lang w:val="ar_AE" w:bidi="ar_AE"/>
         </w:rPr>
-        <w:t>רֹאשֵׁ֤⁠ךְ עָלַ֨יִ⁠ךְ֙ כַּ⁠כַּרְמֶ֔ל</w:t>
+        <w:t>רֹאשֵׁ֤⁠ךְ עָלַ֨יִ⁠ךְ֙ כַּ⁠כַּרְמֶ֔ל</w:t>
       </w:r>
     </w:p>
     <w:p>
@@ -55581,7 +55581,7 @@
         <w:rPr>
           <w:lang w:val="ar_AE" w:bidi="ar_AE"/>
         </w:rPr>
-        <w:t>וְ⁠דַלַּ֥ת רֹאשֵׁ֖⁠ךְ כָּ⁠אַרְגָּמָ֑ן</w:t>
+        <w:t>וְ⁠דַלַּ֥ת רֹאשֵׁ֖⁠ךְ כָּ⁠אַרְגָּמָ֑ן</w:t>
       </w:r>
     </w:p>
     <w:p>
@@ -55729,7 +55729,7 @@
         <w:rPr>
           <w:lang w:val="ar_AE" w:bidi="ar_AE"/>
         </w:rPr>
-        <w:t>מֶ֖לֶךְ אָס֥וּר בָּ⁠רְהָטִֽים</w:t>
+        <w:t>מֶ֖לֶךְ אָס֥וּר בָּ⁠רְהָטִֽים</w:t>
       </w:r>
     </w:p>
     <w:p>
@@ -56011,7 +56011,7 @@
         <w:rPr>
           <w:lang w:val="ar_AE" w:bidi="ar_AE"/>
         </w:rPr>
-        <w:t>מֶ֖לֶךְ אָס֥וּר בָּ⁠רְהָטִֽים</w:t>
+        <w:t>מֶ֖לֶךְ אָס֥וּר בָּ⁠רְהָטִֽים</w:t>
       </w:r>
     </w:p>
     <w:p>
@@ -56132,7 +56132,7 @@
         <w:rPr>
           <w:lang w:val="ar_AE" w:bidi="ar_AE"/>
         </w:rPr>
-        <w:t>בָּ⁠רְהָטִֽים</w:t>
+        <w:t>בָּ⁠רְהָטִֽים</w:t>
       </w:r>
     </w:p>
     <w:p>
@@ -56626,7 +56626,7 @@
         <w:rPr>
           <w:lang w:val="ar_AE" w:bidi="ar_AE"/>
         </w:rPr>
-        <w:t>אַהֲבָ֖ה בַּ⁠תַּֽעֲנוּגִֽים</w:t>
+        <w:t>אַהֲבָ֖ה בַּ⁠תַּֽעֲנוּגִֽים</w:t>
       </w:r>
     </w:p>
     <w:p>
@@ -57249,7 +57249,7 @@
         <w:rPr>
           <w:lang w:val="ar_AE" w:bidi="ar_AE"/>
         </w:rPr>
-        <w:t>אָמַ֨רְתִּי֙ אֶעֱלֶ֣ה בְ⁠תָמָ֔ר אֹֽחֲזָ֖ה בְּ⁠סַנְסִנָּ֑י⁠ו</w:t>
+        <w:t>אָמַ֨רְתִּי֙ אֶעֱלֶ֣ה בְ⁠תָמָ֔ר אֹֽחֲזָ֖ה בְּ⁠סַנְסִנָּ֑י⁠ו</w:t>
       </w:r>
     </w:p>
     <w:p>
@@ -57667,7 +57667,7 @@
         <w:rPr>
           <w:lang w:val="ar_AE" w:bidi="ar_AE"/>
         </w:rPr>
-        <w:t>אֶעֱלֶ֣ה בְ⁠תָמָ֔ר אֹֽחֲזָ֖ה בְּ⁠סַנְסִנָּ֑י⁠ו</w:t>
+        <w:t>אֶעֱלֶ֣ה בְ⁠תָמָ֔ר אֹֽחֲזָ֖ה בְּ⁠סַנְסִנָּ֑י⁠ו</w:t>
       </w:r>
     </w:p>
     <w:p>
@@ -58146,7 +58146,7 @@
         <w:rPr>
           <w:lang w:val="ar_AE" w:bidi="ar_AE"/>
         </w:rPr>
-        <w:t>כְּ⁠אֶשְׁכְּל֣וֹת הַ⁠גֶּ֔פֶן</w:t>
+        <w:t>כְּ⁠אֶשְׁכְּל֣וֹת הַ⁠גֶּ֔פֶן</w:t>
       </w:r>
     </w:p>
     <w:p>
@@ -58294,7 +58294,7 @@
         <w:rPr>
           <w:lang w:val="ar_AE" w:bidi="ar_AE"/>
         </w:rPr>
-        <w:t>וְ⁠רֵ֥יחַ אַפֵּ֖⁠ךְ כַּ⁠תַּפּוּחִֽים</w:t>
+        <w:t>וְ⁠רֵ֥יחַ אַפֵּ֖⁠ךְ כַּ⁠תַּפּוּחִֽים</w:t>
       </w:r>
     </w:p>
     <w:p>
@@ -58521,7 +58521,7 @@
         <w:rPr>
           <w:lang w:val="ar_AE" w:bidi="ar_AE"/>
         </w:rPr>
-        <w:t>כַּ⁠תַּפּוּחִֽים</w:t>
+        <w:t>כַּ⁠תַּפּוּחִֽים</w:t>
       </w:r>
     </w:p>
     <w:p>
@@ -58894,7 +58894,7 @@
         <w:rPr>
           <w:lang w:val="ar_AE" w:bidi="ar_AE"/>
         </w:rPr>
-        <w:t>וְ⁠חִכֵּ֕⁠ךְ</w:t>
+        <w:t>וְ⁠חִכֵּ֕⁠ךְ</w:t>
       </w:r>
     </w:p>
     <w:p>
@@ -59028,7 +59028,7 @@
         <w:rPr>
           <w:lang w:val="ar_AE" w:bidi="ar_AE"/>
         </w:rPr>
-        <w:t>הוֹלֵ֥ךְ לְ⁠דוֹדִ֖⁠י לְ⁠מֵישָׁרִ֑ים דּוֹבֵ֖ב שִׂפְתֵ֥י יְשֵׁנִֽים</w:t>
+        <w:t>הוֹלֵ֥ךְ לְ⁠דוֹדִ֖⁠י לְ⁠מֵישָׁרִ֑ים דּוֹבֵ֖ב שִׂפְתֵ֥י יְשֵׁנִֽים</w:t>
       </w:r>
     </w:p>
     <w:p>
@@ -59255,7 +59255,7 @@
         <w:rPr>
           <w:lang w:val="ar_AE" w:bidi="ar_AE"/>
         </w:rPr>
-        <w:t>הוֹלֵ֥ךְ לְ⁠דוֹדִ֖⁠י לְ⁠מֵישָׁרִ֑ים דּוֹבֵ֖ב שִׂפְתֵ֥י יְשֵׁנִֽים</w:t>
+        <w:t>הוֹלֵ֥ךְ לְ⁠דוֹדִ֖⁠י לְ⁠מֵישָׁרִ֑ים דּוֹבֵ֖ב שִׂפְתֵ֥י יְשֵׁנִֽים</w:t>
       </w:r>
     </w:p>
     <w:p>
@@ -59408,7 +59408,7 @@
         <w:rPr>
           <w:lang w:val="ar_AE" w:bidi="ar_AE"/>
         </w:rPr>
-        <w:t>לְ⁠מֵישָׁרִ֑ים דּוֹבֵ֖ב</w:t>
+        <w:t>לְ⁠מֵישָׁרִ֑ים דּוֹבֵ֖ב</w:t>
       </w:r>
     </w:p>
     <w:p>
@@ -59555,7 +59555,7 @@
         <w:rPr>
           <w:lang w:val="ar_AE" w:bidi="ar_AE"/>
         </w:rPr>
-        <w:t>שִׂפְתֵ֥י יְשֵׁנִֽים</w:t>
+        <w:t>שִׂפְתֵ֥י יְשֵׁנִֽים</w:t>
       </w:r>
     </w:p>
     <w:p>
@@ -60005,7 +60005,7 @@
         <w:rPr>
           <w:lang w:val="ar_AE" w:bidi="ar_AE"/>
         </w:rPr>
-        <w:t>נָלִ֖ינָה בַּ⁠כְּפָרִֽים</w:t>
+        <w:t>נָלִ֖ינָה בַּ⁠כְּפָרִֽים</w:t>
       </w:r>
     </w:p>
     <w:p>
@@ -60105,7 +60105,7 @@
         <w:rPr>
           <w:lang w:val="ar_AE" w:bidi="ar_AE"/>
         </w:rPr>
-        <w:t>בַּ⁠כְּפָרִֽים</w:t>
+        <w:t>בַּ⁠כְּפָרִֽים</w:t>
       </w:r>
     </w:p>
     <w:p>
@@ -60283,7 +60283,7 @@
         <w:rPr>
           <w:lang w:val="ar_AE" w:bidi="ar_AE"/>
         </w:rPr>
-        <w:t>נַשְׁכִּ֨ימָה֙</w:t>
+        <w:t>נַשְׁכִּ֨ימָה֙</w:t>
       </w:r>
     </w:p>
     <w:p>
@@ -60616,7 +60616,7 @@
         <w:rPr>
           <w:lang w:val="ar_AE" w:bidi="ar_AE"/>
         </w:rPr>
-        <w:t>פָּֽרְחָ֤ה הַ⁠גֶּ֨פֶן֙</w:t>
+        <w:t>פָּֽרְחָ֤ה הַ⁠גֶּ֨פֶן֙</w:t>
       </w:r>
     </w:p>
     <w:p>
@@ -61142,7 +61142,7 @@
         <w:rPr>
           <w:lang w:val="ar_AE" w:bidi="ar_AE"/>
         </w:rPr>
-        <w:t>וְ⁠עַל־פְּתָחֵ֨י⁠נוּ֙ כָּל־מְגָדִ֔ים</w:t>
+        <w:t>וְ⁠עַל־פְּתָחֵ֨י⁠נוּ֙ כָּל־מְגָדִ֔ים</w:t>
       </w:r>
     </w:p>
     <w:p>
@@ -61347,7 +61347,7 @@
         <w:rPr>
           <w:lang w:val="ar_AE" w:bidi="ar_AE"/>
         </w:rPr>
-        <w:t>דּוֹדִ֖⁠י צָפַ֥נְתִּי לָֽ⁠ךְ</w:t>
+        <w:t>דּוֹדִ֖⁠י צָפַ֥נְתִּי לָֽ⁠ךְ</w:t>
       </w:r>
     </w:p>
     <w:p>
@@ -61447,7 +61447,7 @@
         <w:rPr>
           <w:lang w:val="ar_AE" w:bidi="ar_AE"/>
         </w:rPr>
-        <w:t>מִ֤י יִתֶּנְ⁠ךָ֙ כְּ⁠אָ֣ח לִ֔⁠י יוֹנֵ֖ק שְׁדֵ֣י אִמִּ֑⁠י</w:t>
+        <w:t>מִ֤י יִתֶּנְ⁠ךָ֙ כְּ⁠אָ֣ח לִ֔⁠י יוֹנֵ֖ק שְׁדֵ֣י אִמִּ֑⁠י</w:t>
       </w:r>
     </w:p>
     <w:p>
@@ -61727,7 +61727,7 @@
         <w:rPr>
           <w:lang w:val="ar_AE" w:bidi="ar_AE"/>
         </w:rPr>
-        <w:t>מִ֤י יִתֶּנְ⁠ךָ֙ כְּ⁠אָ֣ח לִ֔⁠י יוֹנֵ֖ק שְׁדֵ֣י אִמִּ֑⁠י</w:t>
+        <w:t>מִ֤י יִתֶּנְ⁠ךָ֙ כְּ⁠אָ֣ח לִ֔⁠י יוֹנֵ֖ק שְׁדֵ֣י אִמִּ֑⁠י</w:t>
       </w:r>
     </w:p>
     <w:p>
@@ -61875,7 +61875,7 @@
         <w:rPr>
           <w:lang w:val="ar_AE" w:bidi="ar_AE"/>
         </w:rPr>
-        <w:t>גַּ֖ם</w:t>
+        <w:t>גַּ֖ם</w:t>
       </w:r>
     </w:p>
     <w:p>
@@ -62144,7 +62144,7 @@
         <w:rPr>
           <w:lang w:val="ar_AE" w:bidi="ar_AE"/>
         </w:rPr>
-        <w:t>אֶֽמְצָאֲ⁠ךָ֤ בַ⁠חוּץ֙ אֶשָׁ֣קְ⁠ךָ֔ גַּ֖ם לֹא־יָב֥וּזוּ לִֽ⁠י׃ אֶנְהָֽגֲ⁠ךָ֗ אֲבִֽיאֲ⁠ךָ֛ אֶל־בֵּ֥ית אִמִּ֖⁠י תְּלַמְּדֵ֑⁠נִי אַשְׁקְ⁠ךָ֙ מִ⁠יַּ֣יִן הָ⁠רֶ֔קַח מֵ⁠עֲסִ֖יס רִמֹּנִֽ⁠י</w:t>
+        <w:t>אֶֽמְצָאֲ⁠ךָ֤ בַ⁠חוּץ֙ אֶשָׁ֣קְ⁠ךָ֔ גַּ֖ם לֹא־יָב֥וּזוּ לִֽ⁠י׃ אֶנְהָֽגֲ⁠ךָ֗ אֲבִֽיאֲ⁠ךָ֛ אֶל־בֵּ֥ית אִמִּ֖⁠י תְּלַמְּדֵ֑⁠נִי אַשְׁקְ⁠ךָ֙ מִ⁠יַּ֣יִן הָ⁠רֶ֔קַח מֵ⁠עֲסִ֖יס רִמֹּנִֽ⁠י</w:t>
       </w:r>
     </w:p>
     <w:p>
@@ -62292,7 +62292,7 @@
         <w:rPr>
           <w:lang w:val="ar_AE" w:bidi="ar_AE"/>
         </w:rPr>
-        <w:t>אֲבִֽיאֲ⁠ךָ֛ אֶל־בֵּ֥ית אִמִּ֖⁠י</w:t>
+        <w:t>אֲבִֽיאֲ⁠ךָ֛ אֶל־בֵּ֥ית אִמִּ֖⁠י</w:t>
       </w:r>
     </w:p>
     <w:p>
@@ -62451,7 +62451,7 @@
         <w:rPr>
           <w:lang w:val="ar_AE" w:bidi="ar_AE"/>
         </w:rPr>
-        <w:t>אֲבִֽיאֲ⁠ךָ֛ אֶל־בֵּ֥ית אִמִּ֖⁠י תְּלַמְּדֵ֑⁠נִי</w:t>
+        <w:t>אֲבִֽיאֲ⁠ךָ֛ אֶל־בֵּ֥ית אִמִּ֖⁠י תְּלַמְּדֵ֑⁠נִי</w:t>
       </w:r>
     </w:p>
     <w:p>
@@ -62537,7 +62537,7 @@
         <w:rPr>
           <w:lang w:val="ar_AE" w:bidi="ar_AE"/>
         </w:rPr>
-        <w:t>אַשְׁקְ⁠ךָ֙ מִ⁠יַּ֣יִן הָ⁠רֶ֔קַח</w:t>
+        <w:t>אַשְׁקְ⁠ךָ֙ מִ⁠יַּ֣יִן הָ⁠רֶ֔קַח</w:t>
       </w:r>
     </w:p>
     <w:p>
@@ -62808,7 +62808,7 @@
         <w:rPr>
           <w:lang w:val="ar_AE" w:bidi="ar_AE"/>
         </w:rPr>
-        <w:t>אַשְׁקְ⁠ךָ֙ מִ⁠יַּ֣יִן הָ⁠רֶ֔קַח מֵ⁠עֲסִ֖יס רִמֹּנִֽ⁠י</w:t>
+        <w:t>אַשְׁקְ⁠ךָ֙ מִ⁠יַּ֣יִן הָ⁠רֶ֔קַח מֵ⁠עֲסִ֖יס רִמֹּנִֽ⁠י</w:t>
       </w:r>
     </w:p>
     <w:p>
@@ -62963,7 +62963,7 @@
         <w:rPr>
           <w:lang w:val="ar_AE" w:bidi="ar_AE"/>
         </w:rPr>
-        <w:t>מֵ⁠עֲסִ֖יס רִמֹּנִֽ⁠י</w:t>
+        <w:t>מֵ⁠עֲסִ֖יס רִמֹּנִֽ⁠י</w:t>
       </w:r>
     </w:p>
     <w:p>
@@ -63394,7 +63394,7 @@
         <w:rPr>
           <w:lang w:val="ar_AE" w:bidi="ar_AE"/>
         </w:rPr>
-        <w:t>מִ֣י זֹ֗את עֹלָה֙ מִן־הַ⁠מִּדְבָּ֔ר מִתְרַפֶּ֖קֶת עַל־דּוֹדָ֑⁠הּ</w:t>
+        <w:t>מִ֣י זֹ֗את עֹלָה֙ מִן־הַ⁠מִּדְבָּ֔ר מִתְרַפֶּ֖קֶת עַל־דּוֹדָ֑⁠הּ</w:t>
       </w:r>
     </w:p>
     <w:p>
@@ -64025,7 +64025,7 @@
         <w:rPr>
           <w:lang w:val="ar_AE" w:bidi="ar_AE"/>
         </w:rPr>
-        <w:t>חִבְּלַ֣תְ⁠ךָ</w:t>
+        <w:t>חִבְּלַ֣תְ⁠ךָ</w:t>
       </w:r>
     </w:p>
     <w:p>
@@ -64138,7 +64138,7 @@
         <w:rPr>
           <w:lang w:val="ar_AE" w:bidi="ar_AE"/>
         </w:rPr>
-        <w:t>תַּ֤חַת הַ⁠תַּפּ֨וּחַ֙ עֽוֹרַרְתִּ֔י⁠ךָ שָׁ֚מָּ⁠ה חִבְּלַ֣תְ⁠ךָ אִמֶּ֔⁠ךָ שָׁ֖מָּ⁠ה חִבְּלָ֥ה יְלָדַֽתְ⁠ךָ׃ שִׂימֵ֨⁠נִי כַֽ⁠חוֹתָ֜ם עַל־לִבֶּ֗⁠ךָ כַּֽ⁠חוֹתָם֙ עַל־זְרוֹעֶ֔⁠ךָ כִּֽי־עַזָּ֤ה כַ⁠מָּ֨וֶת֙ אַהֲבָ֔ה קָשָׁ֥ה כִ⁠שְׁא֖וֹל קִנְאָ֑ה רְשָׁפֶ֕י⁠הָ רִשְׁפֵּ֕י אֵ֖שׁ שַׁלְהֶ֥בֶתְ יָֽה׃ מַ֣יִם רַבִּ֗ים לֹ֤א יֽוּכְלוּ֙ לְ⁠כַבּ֣וֹת אֶת־הָֽ⁠אַהֲבָ֔ה וּ⁠נְהָר֖וֹת לֹ֣א יִשְׁטְפ֑וּ⁠הָ אִם־יִתֵּ֨ן אִ֜ישׁ אֶת־כָּל־ה֤וֹן בֵּית⁠וֹ֙ בָּ⁠אַהֲבָ֔ה בּ֖וֹז יָב֥וּזוּ לֽ⁠וֹ</w:t>
+        <w:t>תַּ֤חַת הַ⁠תַּפּ֨וּחַ֙ עֽוֹרַרְתִּ֔י⁠ךָ שָׁ֚מָּ⁠ה חִבְּלַ֣תְ⁠ךָ אִמֶּ֔⁠ךָ שָׁ֖מָּ⁠ה חִבְּלָ֥ה יְלָדַֽתְ⁠ךָ׃ שִׂימֵ֨⁠נִי כַֽ⁠חוֹתָ֜ם עַל־לִבֶּ֗⁠ךָ כַּֽ⁠חוֹתָם֙ עַל־זְרוֹעֶ֔⁠ךָ כִּֽי־עַזָּ֤ה כַ⁠מָּ֨וֶת֙ אַהֲבָ֔ה קָשָׁ֥ה כִ⁠שְׁא֖וֹל קִנְאָ֑ה רְשָׁפֶ֕י⁠הָ רִשְׁפֵּ֕י אֵ֖שׁ שַׁלְהֶ֥בֶתְ יָֽה׃ מַ֣יִם רַבִּ֗ים לֹ֤א יֽוּכְלוּ֙ לְ⁠כַבּ֣וֹת אֶת־הָֽ⁠אַהֲבָ֔ה וּ⁠נְהָר֖וֹת לֹ֣א יִשְׁטְפ֑וּ⁠הָ אִם־יִתֵּ֨ן אִ֜ישׁ אֶת־כָּל־ה֤וֹן בֵּית⁠וֹ֙ בָּ⁠אַהֲבָ֔ה בּ֖וֹז יָב֥וּזוּ לֽ⁠וֹ</w:t>
       </w:r>
     </w:p>
     <w:p>
@@ -64484,7 +64484,7 @@
         <w:rPr>
           <w:lang w:val="ar_AE" w:bidi="ar_AE"/>
         </w:rPr>
-        <w:t>כַּֽ⁠חוֹתָם֙ עַל־זְרוֹעֶ֔⁠ךָ</w:t>
+        <w:t>כַּֽ⁠חוֹתָם֙ עַל־זְרוֹעֶ֔⁠ךָ</w:t>
       </w:r>
     </w:p>
     <w:p>
@@ -64632,7 +64632,7 @@
         <w:rPr>
           <w:lang w:val="ar_AE" w:bidi="ar_AE"/>
         </w:rPr>
-        <w:t>כַּֽ⁠חוֹתָם֙ עַל־זְרוֹעֶ֔⁠ךָ</w:t>
+        <w:t>כַּֽ⁠חוֹתָם֙ עַל־זְרוֹעֶ֔⁠ךָ</w:t>
       </w:r>
     </w:p>
     <w:p>
@@ -65049,7 +65049,7 @@
         <w:rPr>
           <w:lang w:val="ar_AE" w:bidi="ar_AE"/>
         </w:rPr>
-        <w:t>קָשָׁ֥ה כִ⁠שְׁא֖וֹל קִנְאָ֑ה</w:t>
+        <w:t>קָשָׁ֥ה כִ⁠שְׁא֖וֹל קִנְאָ֑ה</w:t>
       </w:r>
     </w:p>
     <w:p>
@@ -65289,7 +65289,7 @@
         <w:rPr>
           <w:lang w:val="ar_AE" w:bidi="ar_AE"/>
         </w:rPr>
-        <w:t>כִ⁠שְׁא֖וֹל</w:t>
+        <w:t>כִ⁠שְׁא֖וֹל</w:t>
       </w:r>
     </w:p>
     <w:p>
@@ -65450,7 +65450,7 @@
         <w:rPr>
           <w:lang w:val="ar_AE" w:bidi="ar_AE"/>
         </w:rPr>
-        <w:t>רְשָׁפֶ֕י⁠הָ רִשְׁפֵּ֕י אֵ֖שׁ שַׁלְהֶ֥בֶתְ יָֽה</w:t>
+        <w:t>רְשָׁפֶ֕י⁠הָ רִשְׁפֵּ֕י אֵ֖שׁ שַׁלְהֶ֥בֶתְ יָֽה</w:t>
       </w:r>
     </w:p>
     <w:p>
@@ -65730,7 +65730,7 @@
         <w:rPr>
           <w:lang w:val="ar_AE" w:bidi="ar_AE"/>
         </w:rPr>
-        <w:t>מַ֣יִם רַבִּ֗ים לֹ֤א יֽוּכְלוּ֙ לְ⁠כַבּ֣וֹת אֶת־הָֽ⁠אַהֲבָ֔ה וּ⁠נְהָר֖וֹת לֹ֣א יִשְׁטְפ֑וּ⁠הָ</w:t>
+        <w:t>מַ֣יִם רַבִּ֗ים לֹ֤א יֽוּכְלוּ֙ לְ⁠כַבּ֣וֹת אֶת־הָֽ⁠אַהֲבָ֔ה וּ⁠נְהָר֖וֹת לֹ֣א יִשְׁטְפ֑וּ⁠הָ</w:t>
       </w:r>
     </w:p>
     <w:p>
@@ -65904,7 +65904,7 @@
         <w:rPr>
           <w:lang w:val="ar_AE" w:bidi="ar_AE"/>
         </w:rPr>
-        <w:t>מַ֣יִם רַבִּ֗ים לֹ֤א יֽוּכְלוּ֙ לְ⁠כַבּ֣וֹת אֶת־הָֽ⁠אַהֲבָ֔ה וּ⁠נְהָר֖וֹת לֹ֣א יִשְׁטְפ֑וּ⁠הָ</w:t>
+        <w:t>מַ֣יִם רַבִּ֗ים לֹ֤א יֽוּכְלוּ֙ לְ⁠כַבּ֣וֹת אֶת־הָֽ⁠אַהֲבָ֔ה וּ⁠נְהָר֖וֹת לֹ֣א יִשְׁטְפ֑וּ⁠הָ</w:t>
       </w:r>
     </w:p>
     <w:p>
@@ -66109,7 +66109,7 @@
         <w:rPr>
           <w:lang w:val="ar_AE" w:bidi="ar_AE"/>
         </w:rPr>
-        <w:t>אִם־יִתֵּ֨ן אִ֜ישׁ אֶת־כָּל־ה֤וֹן בֵּית⁠וֹ֙ בָּ⁠אַהֲבָ֔ה בּ֖וֹז יָב֥וּזוּ לֽ⁠וֹ</w:t>
+        <w:t>אִם־יִתֵּ֨ן אִ֜ישׁ אֶת־כָּל־ה֤וֹן בֵּית⁠וֹ֙ בָּ⁠אַהֲבָ֔ה בּ֖וֹז יָב֥וּזוּ לֽ⁠וֹ</w:t>
       </w:r>
     </w:p>
     <w:p>
@@ -66231,7 +66231,7 @@
         <w:rPr>
           <w:lang w:val="ar_AE" w:bidi="ar_AE"/>
         </w:rPr>
-        <w:t>בָּ⁠אַהֲבָ֔ה</w:t>
+        <w:t>בָּ⁠אַהֲבָ֔ה</w:t>
       </w:r>
     </w:p>
     <w:p>
@@ -66499,7 +66499,7 @@
         <w:rPr>
           <w:lang w:val="ar_AE" w:bidi="ar_AE"/>
         </w:rPr>
-        <w:t>קְטַנָּ֔ה</w:t>
+        <w:t>קְטַנָּ֔ה</w:t>
       </w:r>
     </w:p>
     <w:p>
@@ -66634,7 +66634,7 @@
         <w:rPr>
           <w:lang w:val="ar_AE" w:bidi="ar_AE"/>
         </w:rPr>
-        <w:t>וְ⁠שָׁדַ֖יִם אֵ֣ין לָ֑⁠הּ</w:t>
+        <w:t>וְ⁠שָׁדַ֖יִם אֵ֣ין לָ֑⁠הּ</w:t>
       </w:r>
     </w:p>
     <w:p>
@@ -67007,7 +67007,7 @@
         <w:rPr>
           <w:lang w:val="ar_AE" w:bidi="ar_AE"/>
         </w:rPr>
-        <w:t>שֶׁ⁠יְּדֻבַּר־בָּֽ⁠הּ</w:t>
+        <w:t>שֶׁ⁠יְּדֻבַּר־בָּֽ⁠הּ</w:t>
       </w:r>
     </w:p>
     <w:p>
@@ -67275,7 +67275,7 @@
         <w:rPr>
           <w:lang w:val="ar_AE" w:bidi="ar_AE"/>
         </w:rPr>
-        <w:t>וְ⁠אִם־דֶּ֣לֶת הִ֔יא נָצ֥וּר עָלֶ֖י⁠הָ ל֥וּחַ אָֽרֶז</w:t>
+        <w:t>וְ⁠אִם־דֶּ֣לֶת הִ֔יא נָצ֥וּר עָלֶ֖י⁠הָ ל֥וּחַ אָֽרֶז</w:t>
       </w:r>
     </w:p>
     <w:p>
@@ -67614,7 +67614,7 @@
         <w:rPr>
           <w:lang w:val="ar_AE" w:bidi="ar_AE"/>
         </w:rPr>
-        <w:t>אֲנִ֣י חוֹמָ֔ה וְ⁠שָׁדַ֖⁠י כַּ⁠מִּגְדָּל֑וֹת אָ֛ז הָיִ֥יתִי בְ⁠עֵינָ֖י⁠ו כְּ⁠מוֹצְאֵ֥ת שָׁלֽוֹם</w:t>
+        <w:t>אֲנִ֣י חוֹמָ֔ה וְ⁠שָׁדַ֖⁠י כַּ⁠מִּגְדָּל֑וֹת אָ֛ז הָיִ֥יתִי בְ⁠עֵינָ֖י⁠ו כְּ⁠מוֹצְאֵ֥ת שָׁלֽוֹם</w:t>
       </w:r>
     </w:p>
     <w:p>
@@ -67857,7 +67857,7 @@
         <w:rPr>
           <w:lang w:val="ar_AE" w:bidi="ar_AE"/>
         </w:rPr>
-        <w:t>וְ⁠שָׁדַ֖⁠י</w:t>
+        <w:t>וְ⁠שָׁדַ֖⁠י</w:t>
       </w:r>
     </w:p>
     <w:p>
@@ -68333,7 +68333,7 @@
         <w:rPr>
           <w:lang w:val="ar_AE" w:bidi="ar_AE"/>
         </w:rPr>
-        <w:t>כְּ⁠מוֹצְאֵ֥ת</w:t>
+        <w:t>כְּ⁠מוֹצְאֵ֥ת</w:t>
       </w:r>
     </w:p>
     <w:p>
@@ -68446,7 +68446,7 @@
         <w:rPr>
           <w:lang w:val="ar_AE" w:bidi="ar_AE"/>
         </w:rPr>
-        <w:t>הָיִ֥יתִי בְ⁠עֵינָ֖י⁠ו כְּ⁠מוֹצְאֵ֥ת שָׁלֽוֹם</w:t>
+        <w:t>הָיִ֥יתִי בְ⁠עֵינָ֖י⁠ו כְּ⁠מוֹצְאֵ֥ת שָׁלֽוֹם</w:t>
       </w:r>
     </w:p>
     <w:p>
@@ -68700,7 +68700,7 @@
         <w:rPr>
           <w:lang w:val="ar_AE" w:bidi="ar_AE"/>
         </w:rPr>
-        <w:t>לַ⁠נֹּטְרִ֑ים</w:t>
+        <w:t>לַ⁠נֹּטְרִ֑ים</w:t>
       </w:r>
     </w:p>
     <w:p>
@@ -68861,7 +68861,7 @@
         <w:rPr>
           <w:lang w:val="ar_AE" w:bidi="ar_AE"/>
         </w:rPr>
-        <w:t>נָתַ֥ן אֶת־הַ⁠כֶּ֖רֶם לַ⁠נֹּטְרִ֑ים</w:t>
+        <w:t>נָתַ֥ן אֶת־הַ⁠כֶּ֖רֶם לַ⁠נֹּטְרִ֑ים</w:t>
       </w:r>
     </w:p>
     <w:p>
@@ -68961,7 +68961,7 @@
         <w:rPr>
           <w:lang w:val="ar_AE" w:bidi="ar_AE"/>
         </w:rPr>
-        <w:t>אִ֛ישׁ יָבִ֥א בְּ⁠פִרְי֖⁠וֹ אֶ֥לֶף כָּֽסֶף</w:t>
+        <w:t>אִ֛ישׁ יָבִ֥א בְּ⁠פִרְי֖⁠וֹ אֶ֥לֶף כָּֽסֶף</w:t>
       </w:r>
     </w:p>
     <w:p>
@@ -69109,7 +69109,7 @@
         <w:rPr>
           <w:lang w:val="ar_AE" w:bidi="ar_AE"/>
         </w:rPr>
-        <w:t>אֶ֥לֶף כָּֽסֶף</w:t>
+        <w:t>אֶ֥לֶף כָּֽסֶף</w:t>
       </w:r>
     </w:p>
     <w:p>
@@ -69231,7 +69231,7 @@
         <w:rPr>
           <w:lang w:val="ar_AE" w:bidi="ar_AE"/>
         </w:rPr>
-        <w:t>כֶּ֣רֶם הָיָ֤ה לִ⁠שְׁלֹמֹה֙ בְּ⁠בַ֣עַל הָמ֔וֹן נָתַ֥ן אֶת־הַ⁠כֶּ֖רֶם לַ⁠נֹּטְרִ֑ים אִ֛ישׁ יָבִ֥א בְּ⁠פִרְי֖⁠וֹ אֶ֥לֶף כָּֽסֶף׃ כָּרְמִ֥⁠י שֶׁ⁠לִּ֖⁠י לְ⁠פָנָ֑⁠י הָ⁠אֶ֤לֶף לְ⁠ךָ֙ שְׁלֹמֹ֔ה וּ⁠מָאתַ֖יִם לְ⁠נֹטְרִ֥ים אֶת־פִּרְיֽ⁠וֹ</w:t>
+        <w:t>כֶּ֣רֶם הָיָ֤ה לִ⁠שְׁלֹמֹה֙ בְּ⁠בַ֣עַל הָמ֔וֹן נָתַ֥ן אֶת־הַ⁠כֶּ֖רֶם לַ⁠נֹּטְרִ֑ים אִ֛ישׁ יָבִ֥א בְּ⁠פִרְי֖⁠וֹ אֶ֥לֶף כָּֽסֶף׃ כָּרְמִ֥⁠י שֶׁ⁠לִּ֖⁠י לְ⁠פָנָ֑⁠י הָ⁠אֶ֤לֶף לְ⁠ךָ֙ שְׁלֹמֹ֔ה וּ⁠מָאתַ֖יִם לְ⁠נֹטְרִ֥ים אֶת־פִּרְיֽ⁠וֹ</w:t>
       </w:r>
     </w:p>
     <w:p>
@@ -69353,7 +69353,7 @@
         <w:rPr>
           <w:lang w:val="ar_AE" w:bidi="ar_AE"/>
         </w:rPr>
-        <w:t>כָּרְמִ֥⁠י</w:t>
+        <w:t>כָּרְמִ֥⁠י</w:t>
       </w:r>
     </w:p>
     <w:p>
@@ -69698,7 +69698,7 @@
         <w:rPr>
           <w:lang w:val="ar_AE" w:bidi="ar_AE"/>
         </w:rPr>
-        <w:t>הָ⁠אֶ֤לֶף לְ⁠ךָ֙ שְׁלֹמֹ֔ה וּ⁠מָאתַ֖יִם לְ⁠נֹטְרִ֥ים אֶת־פִּרְיֽ⁠וֹ</w:t>
+        <w:t>הָ⁠אֶ֤לֶף לְ⁠ךָ֙ שְׁלֹמֹ֔ה וּ⁠מָאתַ֖יִם לְ⁠נֹטְרִ֥ים אֶת־פִּרְיֽ⁠וֹ</w:t>
       </w:r>
     </w:p>
     <w:p>
@@ -69872,7 +69872,7 @@
         <w:rPr>
           <w:lang w:val="ar_AE" w:bidi="ar_AE"/>
         </w:rPr>
-        <w:t>הָ⁠אֶ֤לֶף לְ⁠ךָ֙ שְׁלֹמֹ֔ה</w:t>
+        <w:t>הָ⁠אֶ֤לֶף לְ⁠ךָ֙ שְׁלֹמֹ֔ה</w:t>
       </w:r>
     </w:p>
     <w:p>
@@ -70050,7 +70050,7 @@
         <w:rPr>
           <w:lang w:val="ar_AE" w:bidi="ar_AE"/>
         </w:rPr>
-        <w:t>הַ⁠יוֹשֶׁ֣בֶת בַּ⁠גַּנִּ֗ים חֲבֵרִ֛ים מַקְשִׁיבִ֥ים לְ⁠קוֹלֵ֖⁠ךְ הַשְׁמִיעִֽי⁠נִי</w:t>
+        <w:t>הַ⁠יוֹשֶׁ֣בֶת בַּ⁠גַּנִּ֗ים חֲבֵרִ֛ים מַקְשִׁיבִ֥ים לְ⁠קוֹלֵ֖⁠ךְ הַשְׁמִיעִֽי⁠נִי</w:t>
       </w:r>
     </w:p>
     <w:p>
@@ -70469,7 +70469,7 @@
         <w:rPr>
           <w:lang w:val="ar_AE" w:bidi="ar_AE"/>
         </w:rPr>
-        <w:t>בְּרַ֣ח ׀ דּוֹדִ֗⁠י וּֽ⁠דְמֵה־לְ⁠ךָ֤ לִ⁠צְבִי֙ א֚וֹ לְ⁠עֹ֣פֶר הָֽ⁠אַיָּלִ֔ים עַ֖ל הָרֵ֥י בְשָׂמִֽים</w:t>
+        <w:t>בְּרַ֣ח ׀ דּוֹדִ֗⁠י וּֽ⁠דְמֵה־לְ⁠ךָ֤ לִ⁠צְבִי֙ א֚וֹ לְ⁠עֹ֣פֶר הָֽ⁠אַיָּלִ֔ים עַ֖ל הָרֵ֥י בְשָׂמִֽים</w:t>
       </w:r>
     </w:p>
     <w:p>
@@ -70591,7 +70591,7 @@
         <w:rPr>
           <w:lang w:val="ar_AE" w:bidi="ar_AE"/>
         </w:rPr>
-        <w:t>בְּרַ֣ח</w:t>
+        <w:t>בְּרַ֣ח</w:t>
       </w:r>
     </w:p>
     <w:p>
@@ -70726,7 +70726,7 @@
         <w:rPr>
           <w:lang w:val="ar_AE" w:bidi="ar_AE"/>
         </w:rPr>
-        <w:t>דּוֹדִ֗⁠י וּֽ⁠דְמֵה־לְ⁠ךָ֤ לִ⁠צְבִי֙ א֚וֹ לְ⁠עֹ֣פֶר הָֽ⁠אַיָּלִ֔ים</w:t>
+        <w:t>דּוֹדִ֗⁠י וּֽ⁠דְמֵה־לְ⁠ךָ֤ לִ⁠צְבִי֙ א֚וֹ לְ⁠עֹ֣פֶר הָֽ⁠אַיָּלִ֔ים</w:t>
       </w:r>
     </w:p>
     <w:p>

--- a/arb/docx/22.content.docx
+++ b/arb/docx/22.content.docx
@@ -1100,6 +1100,181 @@
         <w:rPr>
           <w:lang w:val="ar_AE" w:bidi="ar_AE"/>
         </w:rPr>
+        <w:t>نشيد الأنشاد - مقدمة أصحاح 1</w:t>
+      </w:r>
+      <w:r>
+        <w:rPr>
+          <w:lang w:val="ar_AE" w:bidi="ar_AE"/>
+        </w:rPr>
+      </w:r>
+    </w:p>
+    <w:p>
+      <w:pPr>
+        <w:pStyle w:val="Heading3"/>
+        <w:bidi/>
+      </w:pPr>
+      <w:r>
+        <w:rPr>
+          <w:lang w:val="ar_AE" w:bidi="ar_AE"/>
+        </w:rPr>
+        <w:t>التعبيرات البلاغية المهمة في هذا الأصحاح</w:t>
+      </w:r>
+    </w:p>
+    <w:p>
+      <w:pPr>
+        <w:pStyle w:val="Heading4"/>
+        <w:bidi/>
+      </w:pPr>
+      <w:r>
+        <w:rPr>
+          <w:lang w:val="ar_AE" w:bidi="ar_AE"/>
+        </w:rPr>
+        <w:t>الاستعارات</w:t>
+      </w:r>
+    </w:p>
+    <w:p>
+      <w:pPr>
+        <w:bidi/>
+      </w:pPr>
+      <w:r>
+        <w:rPr>
+          <w:lang w:val="ar_AE" w:bidi="ar_AE"/>
+        </w:rPr>
+      </w:r>
+      <w:r>
+        <w:rPr>
+          <w:lang w:val="ar_AE" w:bidi="ar_AE"/>
+        </w:rPr>
+        <w:t xml:space="preserve">في الشرق الأدنى القديم، كان من المعتاد وصف المرأة باستخدام استعارات تتعلق بالحيوانات. بينما في العديد من الثقافات اليوم، يمكن أن يُعدّ ذلك مهينًا. تُستخدم استعارات مختلفة للجمال في الثقافات المختلفة. (انظر: </w:t>
+      </w:r>
+      <w:r>
+        <w:rPr>
+          <w:lang w:val="ar_AE" w:bidi="ar_AE"/>
+        </w:rPr>
+        <w:t>الاستعارة</w:t>
+      </w:r>
+      <w:r>
+        <w:rPr>
+          <w:lang w:val="ar_AE" w:bidi="ar_AE"/>
+        </w:rPr>
+        <w:t>)</w:t>
+      </w:r>
+    </w:p>
+    <w:p>
+      <w:pPr>
+        <w:pStyle w:val="Heading3"/>
+        <w:bidi/>
+      </w:pPr>
+      <w:r>
+        <w:rPr>
+          <w:lang w:val="ar_AE" w:bidi="ar_AE"/>
+        </w:rPr>
+        <w:t>صعوبات الترجمة الأخرى المحتملة في هذا الأصحاح</w:t>
+      </w:r>
+    </w:p>
+    <w:p>
+      <w:pPr>
+        <w:pStyle w:val="Heading4"/>
+        <w:bidi/>
+      </w:pPr>
+      <w:r>
+        <w:rPr>
+          <w:lang w:val="ar_AE" w:bidi="ar_AE"/>
+        </w:rPr>
+        <w:t>الجُمل التي تشير إلى من الذي يتحدَّث ومن الذي يتم الحديث إليه.</w:t>
+      </w:r>
+    </w:p>
+    <w:p>
+      <w:pPr>
+        <w:bidi/>
+      </w:pPr>
+      <w:r>
+        <w:rPr>
+          <w:lang w:val="ar_AE" w:bidi="ar_AE"/>
+        </w:rPr>
+      </w:r>
+      <w:r>
+        <w:rPr>
+          <w:lang w:val="ar_AE" w:bidi="ar_AE"/>
+        </w:rPr>
+        <w:t>في جميع أنحاء القصيدة، لا يقوم الكاتب بتحديد هوية المُتحدثِّين وجمهورهم. لذلك تحاول بعض الترجمات تحديد هوية المتحدث والجمهور من أجل مساعدة القراء على فهم القصيدة. وليس من المؤكد دائمًا من هو المتحدِّث، لذا ففي بعض الأحيان تختلف الترجمات حول هوية المتحدث. قبل كل حديث، تحتوي ترجمة UST على عنوان يُحدِّد هوية المتحدِّث والجمهور. قد ترغب في اتِّبَاع نفس النهج في ترجمتك.</w:t>
+      </w:r>
+    </w:p>
+    <w:p>
+      <w:pPr>
+        <w:pStyle w:val="Heading4"/>
+        <w:bidi/>
+      </w:pPr>
+      <w:r>
+        <w:rPr>
+          <w:lang w:val="ar_AE" w:bidi="ar_AE"/>
+        </w:rPr>
+        <w:t>“أَنَا سَوْدَاءُ”</w:t>
+      </w:r>
+    </w:p>
+    <w:p>
+      <w:pPr>
+        <w:bidi/>
+      </w:pPr>
+      <w:r>
+        <w:rPr>
+          <w:lang w:val="ar_AE" w:bidi="ar_AE"/>
+        </w:rPr>
+      </w:r>
+      <w:r>
+        <w:rPr>
+          <w:lang w:val="ar_AE" w:bidi="ar_AE"/>
+        </w:rPr>
+        <w:t xml:space="preserve">في الشرق الأدنى القديم، كان الأغنياء عادةً يتمتعون ببشرة أفتح لأنهم لم يكونوا مضطرين للعمل في الخارج تحت الشمس. لكن هذه الفتاة كانت مضطرة للعمل في الخارج تحت الشمس، مما أدى إلى اسمرار بشرتها، وهذا هو السبب في قولها "أنا سوداء" في </w:t>
+      </w:r>
+      <w:hyperlink r:id="rId14">
+        <w:r>
+          <w:rPr>
+            <w:lang w:val="ar_AE" w:bidi="ar_AE"/>
+          </w:rPr>
+          <w:rPr>
+            <w:color w:val="0000EE"/>
+            <w:u w:val="single"/>
+          </w:rPr>
+          <w:t>1:5–6</w:t>
+        </w:r>
+      </w:hyperlink>
+      <w:r>
+        <w:rPr>
+          <w:lang w:val="ar_AE" w:bidi="ar_AE"/>
+        </w:rPr>
+        <w:t>.</w:t>
+      </w:r>
+      <w:r>
+        <w:rPr>
+          <w:lang w:val="ar_AE" w:bidi="ar_AE"/>
+        </w:rPr>
+      </w:r>
+      <w:r>
+        <w:rPr>
+          <w:lang w:val="ar_AE" w:bidi="ar_AE"/>
+        </w:rPr>
+      </w:r>
+    </w:p>
+    <w:p>
+      <w:pPr>
+        <w:bidi/>
+      </w:pPr>
+      <w:r>
+        <w:rPr>
+          <w:lang w:val="ar_AE" w:bidi="ar_AE"/>
+        </w:rPr>
+      </w:r>
+    </w:p>
+    <w:p>
+      <w:pPr>
+        <w:pStyle w:val="Heading2"/>
+        <w:bidi/>
+      </w:pPr>
+      <w:r>
+        <w:rPr>
+          <w:lang w:val="ar_AE" w:bidi="ar_AE"/>
+        </w:rPr>
         <w:t>نشيد الأنشاد 1: 1 (#1)</w:t>
       </w:r>
       <w:r>
@@ -3218,7 +3393,7 @@
         </w:rPr>
         <w:t xml:space="preserve"> هو تعبير لإظهار المودة كما أنها طريقة رقيقة من المرأة للإشارة إلى الرجل الذي تحبه. ولا تتحدث المرأة عن ملك حقيقي، بل إن هذا أسلوب شعري في الكلام. ولا تزل المرأة تتحدث عن نفس الرجل الذي كانت تشير إليه في </w:t>
       </w:r>
-      <w:hyperlink r:id="rId14">
+      <w:hyperlink r:id="rId15">
         <w:r>
           <w:rPr>
             <w:lang w:val="ar_AE" w:bidi="ar_AE"/>
@@ -4868,7 +5043,7 @@
         </w:rPr>
         <w:t xml:space="preserve"> إلى الفتيات اللواتي كُنّ من مدينة أورشليم (هؤلاء على الأرجح هُنَّ نفس النساء اللواتي يُشار إليهن بـ "العذارى" في </w:t>
       </w:r>
-      <w:hyperlink r:id="rId15">
+      <w:hyperlink r:id="rId16">
         <w:r>
           <w:rPr>
             <w:lang w:val="ar_AE" w:bidi="ar_AE"/>
@@ -4898,7 +5073,7 @@
         </w:rPr>
         <w:t xml:space="preserve">" في </w:t>
       </w:r>
-      <w:hyperlink r:id="rId16">
+      <w:hyperlink r:id="rId17">
         <w:r>
           <w:rPr>
             <w:lang w:val="ar_AE" w:bidi="ar_AE"/>
@@ -5398,7 +5573,7 @@
         </w:rPr>
         <w:t xml:space="preserve"> تعني "بشرتي سوداء" أو "بشرتي داكنة جدًا" كما ورد في </w:t>
       </w:r>
-      <w:hyperlink r:id="rId17">
+      <w:hyperlink r:id="rId18">
         <w:r>
           <w:rPr>
             <w:lang w:val="ar_AE" w:bidi="ar_AE"/>
@@ -8224,7 +8399,7 @@
         </w:rPr>
         <w:t xml:space="preserve">لاحظ كيف ترجمت كلمة "الملك" في </w:t>
       </w:r>
-      <w:hyperlink r:id="rId16">
+      <w:hyperlink r:id="rId17">
         <w:r>
           <w:rPr>
             <w:lang w:val="ar_AE" w:bidi="ar_AE"/>
@@ -9929,7 +10104,7 @@
         </w:rPr>
         <w:t xml:space="preserve">في </w:t>
       </w:r>
-      <w:hyperlink r:id="rId18">
+      <w:hyperlink r:id="rId19">
         <w:r>
           <w:rPr>
             <w:lang w:val="ar_AE" w:bidi="ar_AE"/>
@@ -10352,7 +10527,7 @@
         </w:rPr>
         <w:t xml:space="preserve"> في </w:t>
       </w:r>
-      <w:hyperlink r:id="rId19">
+      <w:hyperlink r:id="rId20">
         <w:r>
           <w:rPr>
             <w:lang w:val="ar_AE" w:bidi="ar_AE"/>
@@ -11126,6 +11301,193 @@
         <w:rPr>
           <w:lang w:val="ar_AE" w:bidi="ar_AE"/>
         </w:rPr>
+        <w:t>نشيد الأنشاد - مقدمة أصحاح 2</w:t>
+      </w:r>
+      <w:r>
+        <w:rPr>
+          <w:lang w:val="ar_AE" w:bidi="ar_AE"/>
+        </w:rPr>
+      </w:r>
+    </w:p>
+    <w:p>
+      <w:pPr>
+        <w:pStyle w:val="Heading3"/>
+        <w:bidi/>
+      </w:pPr>
+      <w:r>
+        <w:rPr>
+          <w:lang w:val="ar_AE" w:bidi="ar_AE"/>
+        </w:rPr>
+        <w:t>التعبيرات البلاغية المهمة في هذا الأصحاح</w:t>
+      </w:r>
+    </w:p>
+    <w:p>
+      <w:pPr>
+        <w:pStyle w:val="Heading4"/>
+        <w:bidi/>
+      </w:pPr>
+      <w:r>
+        <w:rPr>
+          <w:lang w:val="ar_AE" w:bidi="ar_AE"/>
+        </w:rPr>
+        <w:t>تمدح المرأة والرجل بعضهما البعض باستخدام الاستعارات والتشبيهات</w:t>
+      </w:r>
+    </w:p>
+    <w:p>
+      <w:pPr>
+        <w:bidi/>
+      </w:pPr>
+      <w:r>
+        <w:rPr>
+          <w:lang w:val="ar_AE" w:bidi="ar_AE"/>
+        </w:rPr>
+      </w:r>
+      <w:r>
+        <w:rPr>
+          <w:lang w:val="ar_AE" w:bidi="ar_AE"/>
+        </w:rPr>
+        <w:t>في 2:1، تستخدم المرأة الاستعارة لتخبر الرجل الذي تحبه بأنها ترى نفسها عادية مثل زهرة تنمو في السهول أو زنبقة تنمو في الوديان. ويجيب الرجل في 2:2 باستخدام التشبيه ليعبر لها عن مدى تميزها في نظره مقارنة بالنساء الأخريات. ثم تستخدم هي التشبيه في 2:3 لتوضح له مدى تميزه في نظرها مقارنة بالرجال الآخرين. عند ترجمة هذه الآيات، يجب الانتباه جيدًا إلى ملاحظات الترجمة وترجمة UST لفهم المعنى بدقة.</w:t>
+      </w:r>
+    </w:p>
+    <w:p>
+      <w:pPr>
+        <w:pStyle w:val="Heading3"/>
+        <w:bidi/>
+      </w:pPr>
+      <w:r>
+        <w:rPr>
+          <w:lang w:val="ar_AE" w:bidi="ar_AE"/>
+        </w:rPr>
+        <w:t>صعوبات ترجمة أخرى محتملة في هذا الأصحاح</w:t>
+      </w:r>
+    </w:p>
+    <w:p>
+      <w:pPr>
+        <w:pStyle w:val="Heading4"/>
+        <w:bidi/>
+      </w:pPr>
+      <w:r>
+        <w:rPr>
+          <w:lang w:val="ar_AE" w:bidi="ar_AE"/>
+        </w:rPr>
+        <w:t>التقابل</w:t>
+      </w:r>
+    </w:p>
+    <w:p>
+      <w:pPr>
+        <w:bidi/>
+      </w:pPr>
+      <w:r>
+        <w:rPr>
+          <w:lang w:val="ar_AE" w:bidi="ar_AE"/>
+        </w:rPr>
+      </w:r>
+      <w:r>
+        <w:rPr>
+          <w:lang w:val="ar_AE" w:bidi="ar_AE"/>
+        </w:rPr>
+        <w:t xml:space="preserve">يستخدم الشعر العبري أحيانًا أداة أدبية تسمى "التقابل" (ويُسمى أحيانًا "المقابلة العكسية"). التقابل هو ترتيب الكلمات أو العبارات في تسلسل أ ب-ب أ. في </w:t>
+      </w:r>
+      <w:hyperlink r:id="rId21">
+        <w:r>
+          <w:rPr>
+            <w:lang w:val="ar_AE" w:bidi="ar_AE"/>
+          </w:rPr>
+          <w:rPr>
+            <w:color w:val="0000EE"/>
+            <w:u w:val="single"/>
+          </w:rPr>
+          <w:t>نشيد الأنشاد 2:14</w:t>
+        </w:r>
+      </w:hyperlink>
+      <w:r>
+        <w:rPr>
+          <w:lang w:val="ar_AE" w:bidi="ar_AE"/>
+        </w:rPr>
+        <w:t xml:space="preserve">، يستخدم الكاتب التقابل. تتبع ترجمة ULT هذا الترتيب وتترجم هذه الآية كما يلي: "أَرِينِي </w:t>
+      </w:r>
+      <w:r>
+        <w:rPr>
+          <w:b/>
+          <w:lang w:val="ar_AE" w:bidi="ar_AE"/>
+        </w:rPr>
+        <w:t>وَجْهَكِ</w:t>
+      </w:r>
+      <w:r>
+        <w:rPr>
+          <w:lang w:val="ar_AE" w:bidi="ar_AE"/>
+        </w:rPr>
+        <w:t xml:space="preserve">، أَسْمِعِينِي </w:t>
+      </w:r>
+      <w:r>
+        <w:rPr>
+          <w:b/>
+          <w:lang w:val="ar_AE" w:bidi="ar_AE"/>
+        </w:rPr>
+        <w:t>صَوْتَكِ</w:t>
+      </w:r>
+      <w:r>
+        <w:rPr>
+          <w:lang w:val="ar_AE" w:bidi="ar_AE"/>
+        </w:rPr>
+        <w:t xml:space="preserve">، لأَنَّ </w:t>
+      </w:r>
+      <w:r>
+        <w:rPr>
+          <w:b/>
+          <w:lang w:val="ar_AE" w:bidi="ar_AE"/>
+        </w:rPr>
+        <w:t xml:space="preserve">صَوْتَكِ </w:t>
+      </w:r>
+      <w:r>
+        <w:rPr>
+          <w:lang w:val="ar_AE" w:bidi="ar_AE"/>
+        </w:rPr>
+        <w:t xml:space="preserve">لَطِيفٌ </w:t>
+      </w:r>
+      <w:r>
+        <w:rPr>
+          <w:b/>
+          <w:lang w:val="ar_AE" w:bidi="ar_AE"/>
+        </w:rPr>
+        <w:t xml:space="preserve">وَوَجْهَكِ </w:t>
+      </w:r>
+      <w:r>
+        <w:rPr>
+          <w:lang w:val="ar_AE" w:bidi="ar_AE"/>
+        </w:rPr>
+        <w:t>جَمِيلٌ" (العبارات المكررة مميزة لغرض التوضيح). لاحظ أن العبارات "وجهك" و"صوتك" تتكرر في هذه الآية وتُعاد في تسلسل أ ب-ب أ: "وجهك...صوتك...صوتك...وجهك."</w:t>
+      </w:r>
+      <w:r>
+        <w:rPr>
+          <w:lang w:val="ar_AE" w:bidi="ar_AE"/>
+        </w:rPr>
+      </w:r>
+      <w:r>
+        <w:rPr>
+          <w:lang w:val="ar_AE" w:bidi="ar_AE"/>
+        </w:rPr>
+      </w:r>
+    </w:p>
+    <w:p>
+      <w:pPr>
+        <w:bidi/>
+      </w:pPr>
+      <w:r>
+        <w:rPr>
+          <w:lang w:val="ar_AE" w:bidi="ar_AE"/>
+        </w:rPr>
+      </w:r>
+    </w:p>
+    <w:p>
+      <w:pPr>
+        <w:pStyle w:val="Heading2"/>
+        <w:bidi/>
+      </w:pPr>
+      <w:r>
+        <w:rPr>
+          <w:lang w:val="ar_AE" w:bidi="ar_AE"/>
+        </w:rPr>
         <w:t>نشيد الأنشاد 2: 1 (#1)</w:t>
       </w:r>
       <w:r>
@@ -11998,7 +12360,7 @@
         </w:rPr>
         <w:t xml:space="preserve">في </w:t>
       </w:r>
-      <w:hyperlink r:id="rId20">
+      <w:hyperlink r:id="rId22">
         <w:r>
           <w:rPr>
             <w:lang w:val="ar_AE" w:bidi="ar_AE"/>
@@ -12115,7 +12477,7 @@
         </w:rPr>
         <w:t xml:space="preserve"> في </w:t>
       </w:r>
-      <w:hyperlink r:id="rId18">
+      <w:hyperlink r:id="rId19">
         <w:r>
           <w:rPr>
             <w:lang w:val="ar_AE" w:bidi="ar_AE"/>
@@ -12245,7 +12607,7 @@
         </w:rPr>
         <w:t xml:space="preserve"> المذكورات في </w:t>
       </w:r>
-      <w:hyperlink r:id="rId17">
+      <w:hyperlink r:id="rId18">
         <w:r>
           <w:rPr>
             <w:lang w:val="ar_AE" w:bidi="ar_AE"/>
@@ -12843,7 +13205,7 @@
         </w:rPr>
         <w:t xml:space="preserve"> في </w:t>
       </w:r>
-      <w:hyperlink r:id="rId19">
+      <w:hyperlink r:id="rId20">
         <w:r>
           <w:rPr>
             <w:lang w:val="ar_AE" w:bidi="ar_AE"/>
@@ -13410,7 +13772,7 @@
         </w:rPr>
         <w:t xml:space="preserve">انظر كيف ترجمت عبارة "أدخلني" في </w:t>
       </w:r>
-      <w:hyperlink r:id="rId16">
+      <w:hyperlink r:id="rId17">
         <w:r>
           <w:rPr>
             <w:lang w:val="ar_AE" w:bidi="ar_AE"/>
@@ -13664,7 +14026,7 @@
         </w:rPr>
         <w:t xml:space="preserve"> أو مبنى، لذا قد تشير هنا إلى مكان خاص يستخدمه الرجل والمرأة كمكان لقائهما، وربما "البيت" (الموقع) حيث قضيا الوقت معًا في الوعر (الموصوف في </w:t>
       </w:r>
-      <w:hyperlink r:id="rId21">
+      <w:hyperlink r:id="rId23">
         <w:r>
           <w:rPr>
             <w:lang w:val="ar_AE" w:bidi="ar_AE"/>
@@ -14775,7 +15137,7 @@
         </w:rPr>
         <w:t xml:space="preserve"> في </w:t>
       </w:r>
-      <w:hyperlink r:id="rId22">
+      <w:hyperlink r:id="rId24">
         <w:r>
           <w:rPr>
             <w:lang w:val="ar_AE" w:bidi="ar_AE"/>
@@ -15504,7 +15866,7 @@
         </w:rPr>
         <w:t xml:space="preserve"> في </w:t>
       </w:r>
-      <w:hyperlink r:id="rId17">
+      <w:hyperlink r:id="rId18">
         <w:r>
           <w:rPr>
             <w:lang w:val="ar_AE" w:bidi="ar_AE"/>
@@ -16497,7 +16859,7 @@
         </w:rPr>
         <w:t xml:space="preserve">" في </w:t>
       </w:r>
-      <w:hyperlink r:id="rId23">
+      <w:hyperlink r:id="rId25">
         <w:r>
           <w:rPr>
             <w:lang w:val="ar_AE" w:bidi="ar_AE"/>
@@ -17023,7 +17385,7 @@
         </w:rPr>
         <w:t xml:space="preserve">" في </w:t>
       </w:r>
-      <w:hyperlink r:id="rId24">
+      <w:hyperlink r:id="rId26">
         <w:r>
           <w:rPr>
             <w:lang w:val="ar_AE" w:bidi="ar_AE"/>
@@ -19475,7 +19837,7 @@
         </w:rPr>
         <w:t xml:space="preserve">انظر كيف ترجمت العبارة المشابهة في </w:t>
       </w:r>
-      <w:hyperlink r:id="rId25">
+      <w:hyperlink r:id="rId27">
         <w:r>
           <w:rPr>
             <w:lang w:val="ar_AE" w:bidi="ar_AE"/>
@@ -21141,7 +21503,7 @@
         </w:rPr>
         <w:t>تتحدث المرأة عن الرجل كما لو كان "ظبيًا أو أيّلًا صغيرًا" (</w:t>
       </w:r>
-      <w:hyperlink r:id="rId26">
+      <w:hyperlink r:id="rId28">
         <w:r>
           <w:rPr>
             <w:lang w:val="ar_AE" w:bidi="ar_AE"/>
@@ -21185,7 +21547,7 @@
         </w:rPr>
         <w:t xml:space="preserve">لتشير إلى نفسها كما فعلت في </w:t>
       </w:r>
-      <w:hyperlink r:id="rId20">
+      <w:hyperlink r:id="rId22">
         <w:r>
           <w:rPr>
             <w:lang w:val="ar_AE" w:bidi="ar_AE"/>
@@ -21321,7 +21683,7 @@
         </w:rPr>
         <w:t xml:space="preserve">) في </w:t>
       </w:r>
-      <w:hyperlink r:id="rId20">
+      <w:hyperlink r:id="rId22">
         <w:r>
           <w:rPr>
             <w:lang w:val="ar_AE" w:bidi="ar_AE"/>
@@ -21824,7 +22186,7 @@
         </w:rPr>
         <w:t xml:space="preserve">انظر كيف ترجمت الكلمة في صيغة الجمع "الظباء" في </w:t>
       </w:r>
-      <w:hyperlink r:id="rId24">
+      <w:hyperlink r:id="rId26">
         <w:r>
           <w:rPr>
             <w:lang w:val="ar_AE" w:bidi="ar_AE"/>
@@ -22012,47 +22374,108 @@
         <w:rPr>
           <w:lang w:val="ar_AE" w:bidi="ar_AE"/>
         </w:rPr>
-        <w:t>نشيد الأنشاد 3: 1 (#1)</w:t>
-      </w:r>
-      <w:r>
-        <w:rPr>
-          <w:lang w:val="ar_AE" w:bidi="ar_AE"/>
-        </w:rPr>
-      </w:r>
-    </w:p>
-    <w:p>
-      <w:pPr>
-        <w:bidi/>
-      </w:pPr>
-      <w:r>
-        <w:rPr>
-          <w:lang w:val="ar_AE" w:bidi="ar_AE"/>
-        </w:rPr>
-      </w:r>
-      <w:r>
-        <w:rPr>
-          <w:b/>
-          <w:lang w:val="ar_AE" w:bidi="ar_AE"/>
-        </w:rPr>
-        <w:t>"فِي اللَّيْلِ عَلَى فِرَاشِي"</w:t>
-      </w:r>
-    </w:p>
-    <w:p>
-      <w:pPr>
-        <w:bidi/>
-      </w:pPr>
-      <w:r>
-        <w:rPr>
-          <w:lang w:val="ar_AE" w:bidi="ar_AE"/>
-        </w:rPr>
-      </w:r>
-      <w:r>
-        <w:rPr>
-          <w:lang w:val="ar_AE" w:bidi="ar_AE"/>
-        </w:rPr>
-        <w:t xml:space="preserve">نظرًا لأن علماء الكتاب المُقَدَّس غير متيقِّنين ما إذا كانت الأحداث الموصوفة في </w:t>
-      </w:r>
-      <w:hyperlink r:id="rId27">
+        <w:t>نشيد الأنشاد - مقدمة أصحاح 3</w:t>
+      </w:r>
+      <w:r>
+        <w:rPr>
+          <w:lang w:val="ar_AE" w:bidi="ar_AE"/>
+        </w:rPr>
+      </w:r>
+    </w:p>
+    <w:p>
+      <w:pPr>
+        <w:pStyle w:val="Heading3"/>
+        <w:bidi/>
+      </w:pPr>
+      <w:r>
+        <w:rPr>
+          <w:lang w:val="ar_AE" w:bidi="ar_AE"/>
+        </w:rPr>
+        <w:t>المفاهيم الخاصة في هذا الأصحاح</w:t>
+      </w:r>
+    </w:p>
+    <w:p>
+      <w:pPr>
+        <w:pStyle w:val="Heading4"/>
+        <w:bidi/>
+      </w:pPr>
+      <w:r>
+        <w:rPr>
+          <w:lang w:val="ar_AE" w:bidi="ar_AE"/>
+        </w:rPr>
+        <w:t>الاشتياق</w:t>
+      </w:r>
+    </w:p>
+    <w:p>
+      <w:pPr>
+        <w:bidi/>
+      </w:pPr>
+      <w:r>
+        <w:rPr>
+          <w:lang w:val="ar_AE" w:bidi="ar_AE"/>
+        </w:rPr>
+      </w:r>
+      <w:hyperlink r:id="rId29">
+        <w:r>
+          <w:rPr>
+            <w:lang w:val="ar_AE" w:bidi="ar_AE"/>
+          </w:rPr>
+          <w:rPr>
+            <w:color w:val="0000EE"/>
+            <w:u w:val="single"/>
+          </w:rPr>
+          <w:t>3:3–1</w:t>
+        </w:r>
+      </w:hyperlink>
+      <w:r>
+        <w:rPr>
+          <w:lang w:val="ar_AE" w:bidi="ar_AE"/>
+        </w:rPr>
+        <w:t xml:space="preserve"> تصف الشعور بالحنين الذي كانت تشعر به المرأة تجاه الرجل الذي أحبته وتصف سعيها المستمر لتجد هذا الرجل المحبوب. </w:t>
+      </w:r>
+      <w:hyperlink r:id="rId30">
+        <w:r>
+          <w:rPr>
+            <w:lang w:val="ar_AE" w:bidi="ar_AE"/>
+          </w:rPr>
+          <w:rPr>
+            <w:color w:val="0000EE"/>
+            <w:u w:val="single"/>
+          </w:rPr>
+          <w:t>3:4</w:t>
+        </w:r>
+      </w:hyperlink>
+      <w:r>
+        <w:rPr>
+          <w:lang w:val="ar_AE" w:bidi="ar_AE"/>
+        </w:rPr>
+        <w:t xml:space="preserve"> تصف المرأة عندما وجدت الرجل الذي أحبته وتجاوبها عندما وجدته، حيث تمسكت به وأدخلته إلى بيت أمها.</w:t>
+      </w:r>
+    </w:p>
+    <w:p>
+      <w:pPr>
+        <w:pStyle w:val="Heading3"/>
+        <w:bidi/>
+      </w:pPr>
+      <w:r>
+        <w:rPr>
+          <w:lang w:val="ar_AE" w:bidi="ar_AE"/>
+        </w:rPr>
+        <w:t>صعوبات ترجمة إضافية محتملة في هذا الأصحاح</w:t>
+      </w:r>
+    </w:p>
+    <w:p>
+      <w:pPr>
+        <w:pStyle w:val="Heading4"/>
+        <w:bidi/>
+      </w:pPr>
+      <w:r>
+        <w:rPr>
+          <w:lang w:val="ar_AE" w:bidi="ar_AE"/>
+        </w:rPr>
+        <w:t xml:space="preserve">تحديد ما إذا كانت </w:t>
+      </w:r>
+      <w:hyperlink r:id="rId31">
         <w:r>
           <w:rPr>
             <w:lang w:val="ar_AE" w:bidi="ar_AE"/>
@@ -22068,6 +22491,146 @@
         <w:rPr>
           <w:lang w:val="ar_AE" w:bidi="ar_AE"/>
         </w:rPr>
+        <w:t xml:space="preserve"> تصف حلمًا، أم حدثًا حقيقيًا، أم شيئًا مُتَخَيَّلًا</w:t>
+      </w:r>
+    </w:p>
+    <w:p>
+      <w:pPr>
+        <w:bidi/>
+      </w:pPr>
+      <w:r>
+        <w:rPr>
+          <w:lang w:val="ar_AE" w:bidi="ar_AE"/>
+        </w:rPr>
+      </w:r>
+      <w:r>
+        <w:rPr>
+          <w:lang w:val="ar_AE" w:bidi="ar_AE"/>
+        </w:rPr>
+        <w:t xml:space="preserve">لا يعرف علماء الكتاب المُقَدَّس على وجه التأكيد ما إذا كانت الأحداث الموصوفة في </w:t>
+      </w:r>
+      <w:hyperlink r:id="rId31">
+        <w:r>
+          <w:rPr>
+            <w:lang w:val="ar_AE" w:bidi="ar_AE"/>
+          </w:rPr>
+          <w:rPr>
+            <w:color w:val="0000EE"/>
+            <w:u w:val="single"/>
+          </w:rPr>
+          <w:t>3:1–4</w:t>
+        </w:r>
+      </w:hyperlink>
+      <w:r>
+        <w:rPr>
+          <w:lang w:val="ar_AE" w:bidi="ar_AE"/>
+        </w:rPr>
+        <w:t xml:space="preserve"> حقيقية أم أنها حلم رأته المرأة أو شيء تخيلته. ويعتقد العديد من علماء الكتاب المُقَدَّس أن </w:t>
+      </w:r>
+      <w:hyperlink r:id="rId31">
+        <w:r>
+          <w:rPr>
+            <w:lang w:val="ar_AE" w:bidi="ar_AE"/>
+          </w:rPr>
+          <w:rPr>
+            <w:color w:val="0000EE"/>
+            <w:u w:val="single"/>
+          </w:rPr>
+          <w:t>3:1–4</w:t>
+        </w:r>
+      </w:hyperlink>
+      <w:r>
+        <w:rPr>
+          <w:lang w:val="ar_AE" w:bidi="ar_AE"/>
+        </w:rPr>
+        <w:t xml:space="preserve"> تصف حلمًا. إذا كنت تستخدم الحواشي، فقد ترغب في توضيح ذلك في حاشية، أو يمكنك الإشارة في عنوان الفقرة ما إذا كنت تعتقد أن هذا حلم أو حدث حقيقي أو شيء تخيلته المرأة. يمكنك أيضًا استخدام عنوان عام للفقرة مثل "المرأة تبحث عن الرجل الذي تحبه في الليل وتجده" دون التعليق على ما إذا كان هذا حلمًا أو حدثًا حقيقيًا أو شيئًا متخيلًا.</w:t>
+      </w:r>
+      <w:r>
+        <w:rPr>
+          <w:lang w:val="ar_AE" w:bidi="ar_AE"/>
+        </w:rPr>
+      </w:r>
+      <w:r>
+        <w:rPr>
+          <w:lang w:val="ar_AE" w:bidi="ar_AE"/>
+        </w:rPr>
+      </w:r>
+    </w:p>
+    <w:p>
+      <w:pPr>
+        <w:bidi/>
+      </w:pPr>
+      <w:r>
+        <w:rPr>
+          <w:lang w:val="ar_AE" w:bidi="ar_AE"/>
+        </w:rPr>
+      </w:r>
+    </w:p>
+    <w:p>
+      <w:pPr>
+        <w:pStyle w:val="Heading2"/>
+        <w:bidi/>
+      </w:pPr>
+      <w:r>
+        <w:rPr>
+          <w:lang w:val="ar_AE" w:bidi="ar_AE"/>
+        </w:rPr>
+        <w:t>نشيد الأنشاد 3: 1 (#1)</w:t>
+      </w:r>
+      <w:r>
+        <w:rPr>
+          <w:lang w:val="ar_AE" w:bidi="ar_AE"/>
+        </w:rPr>
+      </w:r>
+    </w:p>
+    <w:p>
+      <w:pPr>
+        <w:bidi/>
+      </w:pPr>
+      <w:r>
+        <w:rPr>
+          <w:lang w:val="ar_AE" w:bidi="ar_AE"/>
+        </w:rPr>
+      </w:r>
+      <w:r>
+        <w:rPr>
+          <w:b/>
+          <w:lang w:val="ar_AE" w:bidi="ar_AE"/>
+        </w:rPr>
+        <w:t>"فِي اللَّيْلِ عَلَى فِرَاشِي"</w:t>
+      </w:r>
+    </w:p>
+    <w:p>
+      <w:pPr>
+        <w:bidi/>
+      </w:pPr>
+      <w:r>
+        <w:rPr>
+          <w:lang w:val="ar_AE" w:bidi="ar_AE"/>
+        </w:rPr>
+      </w:r>
+      <w:r>
+        <w:rPr>
+          <w:lang w:val="ar_AE" w:bidi="ar_AE"/>
+        </w:rPr>
+        <w:t xml:space="preserve">نظرًا لأن علماء الكتاب المُقَدَّس غير متيقِّنين ما إذا كانت الأحداث الموصوفة في </w:t>
+      </w:r>
+      <w:hyperlink r:id="rId31">
+        <w:r>
+          <w:rPr>
+            <w:lang w:val="ar_AE" w:bidi="ar_AE"/>
+          </w:rPr>
+          <w:rPr>
+            <w:color w:val="0000EE"/>
+            <w:u w:val="single"/>
+          </w:rPr>
+          <w:t>3:1–4</w:t>
+        </w:r>
+      </w:hyperlink>
+      <w:r>
+        <w:rPr>
+          <w:lang w:val="ar_AE" w:bidi="ar_AE"/>
+        </w:rPr>
         <w:t xml:space="preserve"> تشير إلى أحداث حقيقية أو أمور حدثت في حلم أو أشياء تخيلتها المرأة، فلا ينبغي لك التوسع أو تفسير عبارة </w:t>
       </w:r>
       <w:r>
@@ -22446,7 +23009,7 @@
         </w:rPr>
         <w:t xml:space="preserve">انظر كيف ترجمت العبارة المشابهة "يَا مَنْ تُحِبُّهُ نَفْسِي" في </w:t>
       </w:r>
-      <w:hyperlink r:id="rId28">
+      <w:hyperlink r:id="rId32">
         <w:r>
           <w:rPr>
             <w:lang w:val="ar_AE" w:bidi="ar_AE"/>
@@ -22970,7 +23533,7 @@
         </w:rPr>
         <w:t xml:space="preserve">انظر كيف ترجمت العبارة المشابهة "يَا مَنْ تُحِبُّهُ نَفْسِي" في </w:t>
       </w:r>
-      <w:hyperlink r:id="rId28">
+      <w:hyperlink r:id="rId32">
         <w:r>
           <w:rPr>
             <w:lang w:val="ar_AE" w:bidi="ar_AE"/>
@@ -23322,7 +23885,7 @@
         </w:rPr>
         <w:t xml:space="preserve">انظر كيف ترجمت العبارة المشابهة "يَا مَنْ تُحِبُّهُ نَفْسِي" في </w:t>
       </w:r>
-      <w:hyperlink r:id="rId28">
+      <w:hyperlink r:id="rId32">
         <w:r>
           <w:rPr>
             <w:lang w:val="ar_AE" w:bidi="ar_AE"/>
@@ -23620,7 +24183,7 @@
         </w:rPr>
         <w:t xml:space="preserve">انظر كيف ترجمت العبارة المشابهة "يَا مَنْ تُحِبُّهُ نَفْسِي" في </w:t>
       </w:r>
-      <w:hyperlink r:id="rId28">
+      <w:hyperlink r:id="rId32">
         <w:r>
           <w:rPr>
             <w:lang w:val="ar_AE" w:bidi="ar_AE"/>
@@ -23959,7 +24522,7 @@
         </w:rPr>
         <w:t xml:space="preserve">تتطابق هذه الآية مع </w:t>
       </w:r>
-      <w:hyperlink r:id="rId24">
+      <w:hyperlink r:id="rId26">
         <w:r>
           <w:rPr>
             <w:lang w:val="ar_AE" w:bidi="ar_AE"/>
@@ -25984,7 +26547,7 @@
         </w:rPr>
         <w:t xml:space="preserve"> إلى نفس المعنى الذي يشير إليه مصطلح "التخت" في </w:t>
       </w:r>
-      <w:hyperlink r:id="rId29">
+      <w:hyperlink r:id="rId33">
         <w:r>
           <w:rPr>
             <w:lang w:val="ar_AE" w:bidi="ar_AE"/>
@@ -26041,7 +26604,7 @@
         </w:rPr>
         <w:t xml:space="preserve"> بنفس الطريقة التي ترجمت بها "التخت" في </w:t>
       </w:r>
-      <w:hyperlink r:id="rId29">
+      <w:hyperlink r:id="rId33">
         <w:r>
           <w:rPr>
             <w:lang w:val="ar_AE" w:bidi="ar_AE"/>
@@ -27101,7 +27664,7 @@
         </w:rPr>
         <w:t xml:space="preserve"> في </w:t>
       </w:r>
-      <w:hyperlink r:id="rId17">
+      <w:hyperlink r:id="rId18">
         <w:r>
           <w:rPr>
             <w:lang w:val="ar_AE" w:bidi="ar_AE"/>
@@ -27361,7 +27924,7 @@
         </w:rPr>
         <w:t xml:space="preserve"> هي طريقة شعرية للإشارة إلى الفتيات اللواتي كُنَّ من مدينة أورشليم (هؤلاء هُنَّ على الأرجح نفس النساء اللواتي يُشار إليهن بـ "العذارى" في </w:t>
       </w:r>
-      <w:hyperlink r:id="rId15">
+      <w:hyperlink r:id="rId16">
         <w:r>
           <w:rPr>
             <w:lang w:val="ar_AE" w:bidi="ar_AE"/>
@@ -27379,7 +27942,7 @@
         </w:rPr>
         <w:t xml:space="preserve"> والنساء اللواتي يُشار إليهن بـ "بنات أورشليم" في </w:t>
       </w:r>
-      <w:hyperlink r:id="rId24">
+      <w:hyperlink r:id="rId26">
         <w:r>
           <w:rPr>
             <w:lang w:val="ar_AE" w:bidi="ar_AE"/>
@@ -27397,7 +27960,7 @@
         </w:rPr>
         <w:t xml:space="preserve"> و</w:t>
       </w:r>
-      <w:hyperlink r:id="rId30">
+      <w:hyperlink r:id="rId34">
         <w:r>
           <w:rPr>
             <w:lang w:val="ar_AE" w:bidi="ar_AE"/>
@@ -27792,6 +28355,458 @@
         <w:rPr>
           <w:lang w:val="ar_AE" w:bidi="ar_AE"/>
         </w:rPr>
+        <w:t>نشيد الأنشاد - مقدمة أصحاح 4</w:t>
+      </w:r>
+      <w:r>
+        <w:rPr>
+          <w:lang w:val="ar_AE" w:bidi="ar_AE"/>
+        </w:rPr>
+      </w:r>
+    </w:p>
+    <w:p>
+      <w:pPr>
+        <w:pStyle w:val="Heading3"/>
+        <w:bidi/>
+      </w:pPr>
+      <w:r>
+        <w:rPr>
+          <w:lang w:val="ar_AE" w:bidi="ar_AE"/>
+        </w:rPr>
+        <w:t>المفاهيم الخاصة في هذا الأصحاح</w:t>
+      </w:r>
+    </w:p>
+    <w:p>
+      <w:pPr>
+        <w:pStyle w:val="Heading4"/>
+        <w:bidi/>
+      </w:pPr>
+      <w:r>
+        <w:rPr>
+          <w:lang w:val="ar_AE" w:bidi="ar_AE"/>
+        </w:rPr>
+        <w:t>الجمال</w:t>
+      </w:r>
+    </w:p>
+    <w:p>
+      <w:pPr>
+        <w:bidi/>
+      </w:pPr>
+      <w:r>
+        <w:rPr>
+          <w:lang w:val="ar_AE" w:bidi="ar_AE"/>
+        </w:rPr>
+      </w:r>
+      <w:r>
+        <w:rPr>
+          <w:lang w:val="ar_AE" w:bidi="ar_AE"/>
+        </w:rPr>
+        <w:t xml:space="preserve">يصف الرجل المرأة التي يحبها بأنها مثال للجمال والجاذبية في </w:t>
+      </w:r>
+      <w:hyperlink r:id="rId35">
+        <w:r>
+          <w:rPr>
+            <w:lang w:val="ar_AE" w:bidi="ar_AE"/>
+          </w:rPr>
+          <w:rPr>
+            <w:color w:val="0000EE"/>
+            <w:u w:val="single"/>
+          </w:rPr>
+          <w:t>4:1–4:5</w:t>
+        </w:r>
+      </w:hyperlink>
+      <w:r>
+        <w:rPr>
+          <w:lang w:val="ar_AE" w:bidi="ar_AE"/>
+        </w:rPr>
+        <w:t xml:space="preserve"> وفي </w:t>
+      </w:r>
+      <w:hyperlink r:id="rId36">
+        <w:r>
+          <w:rPr>
+            <w:lang w:val="ar_AE" w:bidi="ar_AE"/>
+          </w:rPr>
+          <w:rPr>
+            <w:color w:val="0000EE"/>
+            <w:u w:val="single"/>
+          </w:rPr>
+          <w:t>4:7</w:t>
+        </w:r>
+      </w:hyperlink>
+      <w:r>
+        <w:rPr>
+          <w:lang w:val="ar_AE" w:bidi="ar_AE"/>
+        </w:rPr>
+        <w:t>.</w:t>
+      </w:r>
+    </w:p>
+    <w:p>
+      <w:pPr>
+        <w:pStyle w:val="Heading4"/>
+        <w:bidi/>
+      </w:pPr>
+      <w:r>
+        <w:rPr>
+          <w:lang w:val="ar_AE" w:bidi="ar_AE"/>
+        </w:rPr>
+        <w:t>مشاعر الشوق للتواجد مع المحبوبة التي تبدو بعيدة ولا يمكن الوصول إليها مؤقتًا</w:t>
+      </w:r>
+    </w:p>
+    <w:p>
+      <w:pPr>
+        <w:bidi/>
+      </w:pPr>
+      <w:r>
+        <w:rPr>
+          <w:lang w:val="ar_AE" w:bidi="ar_AE"/>
+        </w:rPr>
+      </w:r>
+      <w:r>
+        <w:rPr>
+          <w:lang w:val="ar_AE" w:bidi="ar_AE"/>
+        </w:rPr>
+        <w:t xml:space="preserve">في </w:t>
+      </w:r>
+      <w:hyperlink r:id="rId37">
+        <w:r>
+          <w:rPr>
+            <w:lang w:val="ar_AE" w:bidi="ar_AE"/>
+          </w:rPr>
+          <w:rPr>
+            <w:color w:val="0000EE"/>
+            <w:u w:val="single"/>
+          </w:rPr>
+          <w:t>4:8</w:t>
+        </w:r>
+      </w:hyperlink>
+      <w:r>
+        <w:rPr>
+          <w:lang w:val="ar_AE" w:bidi="ar_AE"/>
+        </w:rPr>
+        <w:t xml:space="preserve"> يتحدث الرجل عن المرأة التي يحبها كما لو كانت بعيدة عنه، ويدعوها إلى "المجيء معه" و"النزول من" ارتفاع ثلاثة أماكن عالية لتكون بجانبه. وفي الواقع لا تقيم المرأة في هذه الأماكن، بل إن الرجل يستخدم لغة خيالية وشعرية للتعبير عن شعوره بالانفصال عنها ورغبته في أن تكون معه. في </w:t>
+      </w:r>
+      <w:hyperlink r:id="rId38">
+        <w:r>
+          <w:rPr>
+            <w:lang w:val="ar_AE" w:bidi="ar_AE"/>
+          </w:rPr>
+          <w:rPr>
+            <w:color w:val="0000EE"/>
+            <w:u w:val="single"/>
+          </w:rPr>
+          <w:t>4:12</w:t>
+        </w:r>
+      </w:hyperlink>
+      <w:r>
+        <w:rPr>
+          <w:lang w:val="ar_AE" w:bidi="ar_AE"/>
+        </w:rPr>
+        <w:t xml:space="preserve"> يستخدم الرجل لغة شعرية لوصف حقيقة أن المرأة التي يحبها غير متاحة مؤقتًا.</w:t>
+      </w:r>
+    </w:p>
+    <w:p>
+      <w:pPr>
+        <w:pStyle w:val="Heading3"/>
+        <w:bidi/>
+      </w:pPr>
+      <w:r>
+        <w:rPr>
+          <w:lang w:val="ar_AE" w:bidi="ar_AE"/>
+        </w:rPr>
+        <w:t>صعوبات ترجمة إضافية محتملة في هذا الأصحاح</w:t>
+      </w:r>
+    </w:p>
+    <w:p>
+      <w:pPr>
+        <w:pStyle w:val="Heading4"/>
+        <w:bidi/>
+      </w:pPr>
+      <w:r>
+        <w:rPr>
+          <w:lang w:val="ar_AE" w:bidi="ar_AE"/>
+        </w:rPr>
+        <w:t>استعارة الفردوس (الجنة)</w:t>
+      </w:r>
+    </w:p>
+    <w:p>
+      <w:pPr>
+        <w:bidi/>
+      </w:pPr>
+      <w:r>
+        <w:rPr>
+          <w:lang w:val="ar_AE" w:bidi="ar_AE"/>
+        </w:rPr>
+      </w:r>
+      <w:hyperlink r:id="rId39">
+        <w:r>
+          <w:rPr>
+            <w:lang w:val="ar_AE" w:bidi="ar_AE"/>
+          </w:rPr>
+          <w:rPr>
+            <w:color w:val="0000EE"/>
+            <w:u w:val="single"/>
+          </w:rPr>
+          <w:t>4: 5–12: 1</w:t>
+        </w:r>
+      </w:hyperlink>
+      <w:r>
+        <w:rPr>
+          <w:lang w:val="ar_AE" w:bidi="ar_AE"/>
+        </w:rPr>
+        <w:t xml:space="preserve"> هي استعارة ممتدة. تتضمن هذه الاستعارة حوارًا بين الرجل والمرأة التي يحبها، حيث يُشبِّه الرجل في البداية المرأة التي يحبها بـ "جنة مغلقة" (في </w:t>
+      </w:r>
+      <w:hyperlink r:id="rId40">
+        <w:r>
+          <w:rPr>
+            <w:lang w:val="ar_AE" w:bidi="ar_AE"/>
+          </w:rPr>
+          <w:rPr>
+            <w:color w:val="0000EE"/>
+            <w:u w:val="single"/>
+          </w:rPr>
+          <w:t>4:12–4:15</w:t>
+        </w:r>
+      </w:hyperlink>
+      <w:r>
+        <w:rPr>
+          <w:lang w:val="ar_AE" w:bidi="ar_AE"/>
+        </w:rPr>
+        <w:t xml:space="preserve">) حيث تنمو العديد من الأشياء الشهية، ثم ترد المرأة بدعوة الرجل للقدوم إلى جنتها في </w:t>
+      </w:r>
+      <w:hyperlink r:id="rId41">
+        <w:r>
+          <w:rPr>
+            <w:lang w:val="ar_AE" w:bidi="ar_AE"/>
+          </w:rPr>
+          <w:rPr>
+            <w:color w:val="0000EE"/>
+            <w:u w:val="single"/>
+          </w:rPr>
+          <w:t>4:16</w:t>
+        </w:r>
+      </w:hyperlink>
+      <w:r>
+        <w:rPr>
+          <w:lang w:val="ar_AE" w:bidi="ar_AE"/>
+        </w:rPr>
+        <w:t xml:space="preserve">. وبعد ذلك، يجيب الرجل على دعوتها في </w:t>
+      </w:r>
+      <w:hyperlink r:id="rId42">
+        <w:r>
+          <w:rPr>
+            <w:lang w:val="ar_AE" w:bidi="ar_AE"/>
+          </w:rPr>
+          <w:rPr>
+            <w:color w:val="0000EE"/>
+            <w:u w:val="single"/>
+          </w:rPr>
+          <w:t>5:1</w:t>
+        </w:r>
+      </w:hyperlink>
+      <w:r>
+        <w:rPr>
+          <w:lang w:val="ar_AE" w:bidi="ar_AE"/>
+        </w:rPr>
+        <w:t xml:space="preserve">. يُستخدم مصطلح </w:t>
+      </w:r>
+      <w:r>
+        <w:rPr>
+          <w:b/>
+          <w:lang w:val="ar_AE" w:bidi="ar_AE"/>
+        </w:rPr>
+        <w:t xml:space="preserve">جنة </w:t>
+      </w:r>
+      <w:r>
+        <w:rPr>
+          <w:lang w:val="ar_AE" w:bidi="ar_AE"/>
+        </w:rPr>
+        <w:t xml:space="preserve">كاستعارة للمرأة في </w:t>
+      </w:r>
+      <w:hyperlink r:id="rId38">
+        <w:r>
+          <w:rPr>
+            <w:lang w:val="ar_AE" w:bidi="ar_AE"/>
+          </w:rPr>
+          <w:rPr>
+            <w:color w:val="0000EE"/>
+            <w:u w:val="single"/>
+          </w:rPr>
+          <w:t>4:12</w:t>
+        </w:r>
+      </w:hyperlink>
+      <w:r>
+        <w:rPr>
+          <w:lang w:val="ar_AE" w:bidi="ar_AE"/>
+        </w:rPr>
+        <w:t xml:space="preserve">، في </w:t>
+      </w:r>
+      <w:hyperlink r:id="rId41">
+        <w:r>
+          <w:rPr>
+            <w:lang w:val="ar_AE" w:bidi="ar_AE"/>
+          </w:rPr>
+          <w:rPr>
+            <w:color w:val="0000EE"/>
+            <w:u w:val="single"/>
+          </w:rPr>
+          <w:t>4:16</w:t>
+        </w:r>
+      </w:hyperlink>
+      <w:r>
+        <w:rPr>
+          <w:lang w:val="ar_AE" w:bidi="ar_AE"/>
+        </w:rPr>
+        <w:t xml:space="preserve"> (مرتين)، وفي </w:t>
+      </w:r>
+      <w:hyperlink r:id="rId42">
+        <w:r>
+          <w:rPr>
+            <w:lang w:val="ar_AE" w:bidi="ar_AE"/>
+          </w:rPr>
+          <w:rPr>
+            <w:color w:val="0000EE"/>
+            <w:u w:val="single"/>
+          </w:rPr>
+          <w:t>5:1</w:t>
+        </w:r>
+      </w:hyperlink>
+      <w:r>
+        <w:rPr>
+          <w:lang w:val="ar_AE" w:bidi="ar_AE"/>
+        </w:rPr>
+        <w:t xml:space="preserve">. لذلك يجب أن تكون متسقًا في كيفية ترجمة مصطلح "الجنة". في </w:t>
+      </w:r>
+      <w:hyperlink r:id="rId43">
+        <w:r>
+          <w:rPr>
+            <w:lang w:val="ar_AE" w:bidi="ar_AE"/>
+          </w:rPr>
+          <w:rPr>
+            <w:color w:val="0000EE"/>
+            <w:u w:val="single"/>
+          </w:rPr>
+          <w:t>4:13</w:t>
+        </w:r>
+      </w:hyperlink>
+      <w:r>
+        <w:rPr>
+          <w:lang w:val="ar_AE" w:bidi="ar_AE"/>
+        </w:rPr>
+        <w:t xml:space="preserve"> يتحدث الرجل عن جسد المرأة كـ "فِرْدَوْس رُمَّانٍ مَعَ أَثْمَارٍ نَفِيسَةٍ"، ثم في </w:t>
+      </w:r>
+      <w:hyperlink r:id="rId41">
+        <w:r>
+          <w:rPr>
+            <w:lang w:val="ar_AE" w:bidi="ar_AE"/>
+          </w:rPr>
+          <w:rPr>
+            <w:color w:val="0000EE"/>
+            <w:u w:val="single"/>
+          </w:rPr>
+          <w:t>4:16</w:t>
+        </w:r>
+      </w:hyperlink>
+      <w:r>
+        <w:rPr>
+          <w:lang w:val="ar_AE" w:bidi="ar_AE"/>
+        </w:rPr>
+        <w:t xml:space="preserve"> تدعو المرأة الرجل أن </w:t>
+      </w:r>
+      <w:r>
+        <w:rPr>
+          <w:b/>
+          <w:lang w:val="ar_AE" w:bidi="ar_AE"/>
+        </w:rPr>
+        <w:t>يأتي إلى جنته ويأكل ثمره النفيس</w:t>
+      </w:r>
+      <w:r>
+        <w:rPr>
+          <w:lang w:val="ar_AE" w:bidi="ar_AE"/>
+        </w:rPr>
+        <w:t xml:space="preserve">. (انظر: </w:t>
+      </w:r>
+      <w:r>
+        <w:rPr>
+          <w:lang w:val="ar_AE" w:bidi="ar_AE"/>
+        </w:rPr>
+        <w:t>التصوير البلاغي الكتابي — الاستعارات الممتدة</w:t>
+      </w:r>
+      <w:r>
+        <w:rPr>
+          <w:lang w:val="ar_AE" w:bidi="ar_AE"/>
+        </w:rPr>
+        <w:t>)</w:t>
+      </w:r>
+    </w:p>
+    <w:p>
+      <w:pPr>
+        <w:pStyle w:val="Heading4"/>
+        <w:bidi/>
+      </w:pPr>
+      <w:r>
+        <w:rPr>
+          <w:lang w:val="ar_AE" w:bidi="ar_AE"/>
+        </w:rPr>
+        <w:t>استعارة "أختي"</w:t>
+      </w:r>
+    </w:p>
+    <w:p>
+      <w:pPr>
+        <w:bidi/>
+      </w:pPr>
+      <w:r>
+        <w:rPr>
+          <w:lang w:val="ar_AE" w:bidi="ar_AE"/>
+        </w:rPr>
+      </w:r>
+      <w:r>
+        <w:rPr>
+          <w:lang w:val="ar_AE" w:bidi="ar_AE"/>
+        </w:rPr>
+        <w:t xml:space="preserve">يُستخدم تعبير </w:t>
+      </w:r>
+      <w:r>
+        <w:rPr>
+          <w:b/>
+          <w:lang w:val="ar_AE" w:bidi="ar_AE"/>
+        </w:rPr>
+        <w:t>أختي</w:t>
+      </w:r>
+      <w:r>
+        <w:rPr>
+          <w:lang w:val="ar_AE" w:bidi="ar_AE"/>
+        </w:rPr>
+        <w:t xml:space="preserve"> في 4:9؛ 4:10، 4:12، 5:1، و5:2. ويستخدم الرجل هذه الكلمة كتعبير عن المودة للمرأة التي يحبها. والمرأة ليست أخته في الحقيقة. يجب عليك ترجمة هذه العبارة بنفس الطريقة في كل من المرات الخمس التي تظهر فيها في هذا السفر، لأن الكاتب يستخدمها بنفس المعنى في كل مرة. انظر الملاحظة عند أول ظهور لهذه الكلمة في 4:9 لمزيد من المعلومات حول هذه الكلمة.</w:t>
+      </w:r>
+      <w:r>
+        <w:rPr>
+          <w:lang w:val="ar_AE" w:bidi="ar_AE"/>
+        </w:rPr>
+      </w:r>
+      <w:r>
+        <w:rPr>
+          <w:lang w:val="ar_AE" w:bidi="ar_AE"/>
+        </w:rPr>
+      </w:r>
+    </w:p>
+    <w:p>
+      <w:pPr>
+        <w:bidi/>
+      </w:pPr>
+      <w:r>
+        <w:rPr>
+          <w:lang w:val="ar_AE" w:bidi="ar_AE"/>
+        </w:rPr>
+      </w:r>
+    </w:p>
+    <w:p>
+      <w:pPr>
+        <w:pStyle w:val="Heading2"/>
+        <w:bidi/>
+      </w:pPr>
+      <w:r>
+        <w:rPr>
+          <w:lang w:val="ar_AE" w:bidi="ar_AE"/>
+        </w:rPr>
         <w:t>نشيد الأنشاد 4: 1 (#1)</w:t>
       </w:r>
       <w:r>
@@ -27832,7 +28847,7 @@
         </w:rPr>
         <w:t xml:space="preserve">انظر كيف ترجمت هاتين العبارتين المتوازيتين في </w:t>
       </w:r>
-      <w:hyperlink r:id="rId23">
+      <w:hyperlink r:id="rId25">
         <w:r>
           <w:rPr>
             <w:lang w:val="ar_AE" w:bidi="ar_AE"/>
@@ -27955,7 +28970,7 @@
         </w:rPr>
         <w:t xml:space="preserve"> في </w:t>
       </w:r>
-      <w:hyperlink r:id="rId23">
+      <w:hyperlink r:id="rId25">
         <w:r>
           <w:rPr>
             <w:lang w:val="ar_AE" w:bidi="ar_AE"/>
@@ -29108,7 +30123,7 @@
         </w:rPr>
         <w:t xml:space="preserve"> في </w:t>
       </w:r>
-      <w:hyperlink r:id="rId31">
+      <w:hyperlink r:id="rId44">
         <w:r>
           <w:rPr>
             <w:lang w:val="ar_AE" w:bidi="ar_AE"/>
@@ -30211,7 +31226,7 @@
         </w:rPr>
         <w:t xml:space="preserve">انظر كيف ترجمت صيغة الجمع لكلمة "ظباء" في </w:t>
       </w:r>
-      <w:hyperlink r:id="rId24">
+      <w:hyperlink r:id="rId26">
         <w:r>
           <w:rPr>
             <w:lang w:val="ar_AE" w:bidi="ar_AE"/>
@@ -30321,7 +31336,7 @@
         </w:rPr>
         <w:t xml:space="preserve">انظر كيف ترجمت الكلمة المفردة "سوسنة" في </w:t>
       </w:r>
-      <w:hyperlink r:id="rId20">
+      <w:hyperlink r:id="rId22">
         <w:r>
           <w:rPr>
             <w:lang w:val="ar_AE" w:bidi="ar_AE"/>
@@ -30460,7 +31475,7 @@
         </w:rPr>
         <w:t xml:space="preserve"> في </w:t>
       </w:r>
-      <w:hyperlink r:id="rId32">
+      <w:hyperlink r:id="rId45">
         <w:r>
           <w:rPr>
             <w:lang w:val="ar_AE" w:bidi="ar_AE"/>
@@ -30704,7 +31719,7 @@
         </w:rPr>
         <w:t xml:space="preserve"> في </w:t>
       </w:r>
-      <w:hyperlink r:id="rId19">
+      <w:hyperlink r:id="rId20">
         <w:r>
           <w:rPr>
             <w:lang w:val="ar_AE" w:bidi="ar_AE"/>
@@ -32178,7 +33193,7 @@
         </w:rPr>
         <w:t xml:space="preserve"> في </w:t>
       </w:r>
-      <w:hyperlink r:id="rId33">
+      <w:hyperlink r:id="rId46">
         <w:r>
           <w:rPr>
             <w:lang w:val="ar_AE" w:bidi="ar_AE"/>
@@ -33649,7 +34664,7 @@
         </w:rPr>
         <w:t xml:space="preserve"> في </w:t>
       </w:r>
-      <w:hyperlink r:id="rId33">
+      <w:hyperlink r:id="rId46">
         <w:r>
           <w:rPr>
             <w:lang w:val="ar_AE" w:bidi="ar_AE"/>
@@ -34265,7 +35280,7 @@
         </w:rPr>
         <w:t xml:space="preserve"> وكأنها مجموعة متنوعة من عطور ونباتات وأشجار ذات رائحة زكية في "الجنة المغلقة" (</w:t>
       </w:r>
-      <w:hyperlink r:id="rId34">
+      <w:hyperlink r:id="rId38">
         <w:r>
           <w:rPr>
             <w:lang w:val="ar_AE" w:bidi="ar_AE"/>
@@ -34283,7 +35298,7 @@
         </w:rPr>
         <w:t xml:space="preserve">). إذا ترجمت </w:t>
       </w:r>
-      <w:hyperlink r:id="rId34">
+      <w:hyperlink r:id="rId38">
         <w:r>
           <w:rPr>
             <w:lang w:val="ar_AE" w:bidi="ar_AE"/>
@@ -34527,7 +35542,7 @@
         </w:rPr>
         <w:t xml:space="preserve"> في </w:t>
       </w:r>
-      <w:hyperlink r:id="rId35">
+      <w:hyperlink r:id="rId47">
         <w:r>
           <w:rPr>
             <w:lang w:val="ar_AE" w:bidi="ar_AE"/>
@@ -34558,7 +35573,7 @@
         </w:rPr>
         <w:t xml:space="preserve">(الحناء) في </w:t>
       </w:r>
-      <w:hyperlink r:id="rId36">
+      <w:hyperlink r:id="rId48">
         <w:r>
           <w:rPr>
             <w:lang w:val="ar_AE" w:bidi="ar_AE"/>
@@ -34883,7 +35898,7 @@
         </w:rPr>
         <w:t xml:space="preserve">هنا، يواصل الرجل الاستعارة التي بدأها في </w:t>
       </w:r>
-      <w:hyperlink r:id="rId34">
+      <w:hyperlink r:id="rId38">
         <w:r>
           <w:rPr>
             <w:lang w:val="ar_AE" w:bidi="ar_AE"/>
@@ -34953,7 +35968,7 @@
         </w:rPr>
         <w:t xml:space="preserve">. إذا ترجمت </w:t>
       </w:r>
-      <w:hyperlink r:id="rId37">
+      <w:hyperlink r:id="rId49">
         <w:r>
           <w:rPr>
             <w:lang w:val="ar_AE" w:bidi="ar_AE"/>
@@ -34971,7 +35986,7 @@
         </w:rPr>
         <w:t xml:space="preserve"> في صورة تشبيه، ينبغي لك أيضًا ترجمة هذه الآية في صورة تشبيه. انظر كيف ترجمت كلمة "جنة" في </w:t>
       </w:r>
-      <w:hyperlink r:id="rId34">
+      <w:hyperlink r:id="rId38">
         <w:r>
           <w:rPr>
             <w:lang w:val="ar_AE" w:bidi="ar_AE"/>
@@ -35741,7 +36756,7 @@
         </w:rPr>
         <w:t xml:space="preserve">هنا، تستمر المرأة في تقديم استعارة "الجنة" (التي بدأها الرجل في </w:t>
       </w:r>
-      <w:hyperlink r:id="rId34">
+      <w:hyperlink r:id="rId38">
         <w:r>
           <w:rPr>
             <w:lang w:val="ar_AE" w:bidi="ar_AE"/>
@@ -35837,7 +36852,7 @@
         </w:rPr>
         <w:t xml:space="preserve"> هنا بنفس الطريقة التي تم استخدامها في </w:t>
       </w:r>
-      <w:hyperlink r:id="rId34">
+      <w:hyperlink r:id="rId38">
         <w:r>
           <w:rPr>
             <w:lang w:val="ar_AE" w:bidi="ar_AE"/>
@@ -35855,7 +36870,7 @@
         </w:rPr>
         <w:t xml:space="preserve"> لأن كلا الاستخدامين يشير إلى جسد المرأة. في </w:t>
       </w:r>
-      <w:hyperlink r:id="rId38">
+      <w:hyperlink r:id="rId43">
         <w:r>
           <w:rPr>
             <w:lang w:val="ar_AE" w:bidi="ar_AE"/>
@@ -35886,7 +36901,7 @@
         </w:rPr>
         <w:t xml:space="preserve">. إذا ترجمت </w:t>
       </w:r>
-      <w:hyperlink r:id="rId39">
+      <w:hyperlink r:id="rId40">
         <w:r>
           <w:rPr>
             <w:lang w:val="ar_AE" w:bidi="ar_AE"/>
@@ -36055,6 +37070,360 @@
         <w:rPr>
           <w:lang w:val="ar_AE" w:bidi="ar_AE"/>
         </w:rPr>
+        <w:t>نشيد الأنشاد - مقدمة أصحاح 5</w:t>
+      </w:r>
+      <w:r>
+        <w:rPr>
+          <w:lang w:val="ar_AE" w:bidi="ar_AE"/>
+        </w:rPr>
+      </w:r>
+    </w:p>
+    <w:p>
+      <w:pPr>
+        <w:pStyle w:val="Heading3"/>
+        <w:bidi/>
+      </w:pPr>
+      <w:r>
+        <w:rPr>
+          <w:lang w:val="ar_AE" w:bidi="ar_AE"/>
+        </w:rPr>
+        <w:t>البنية والتنسيق</w:t>
+      </w:r>
+    </w:p>
+    <w:p>
+      <w:pPr>
+        <w:bidi/>
+      </w:pPr>
+      <w:r>
+        <w:rPr>
+          <w:lang w:val="ar_AE" w:bidi="ar_AE"/>
+        </w:rPr>
+      </w:r>
+      <w:r>
+        <w:rPr>
+          <w:lang w:val="ar_AE" w:bidi="ar_AE"/>
+        </w:rPr>
+        <w:t>5: 1 الخاتمة لاستخدام الاستعارة الخاصة بالجنة (الفردوس)</w:t>
+      </w:r>
+    </w:p>
+    <w:p>
+      <w:pPr>
+        <w:bidi/>
+      </w:pPr>
+      <w:r>
+        <w:rPr>
+          <w:lang w:val="ar_AE" w:bidi="ar_AE"/>
+        </w:rPr>
+      </w:r>
+      <w:r>
+        <w:rPr>
+          <w:lang w:val="ar_AE" w:bidi="ar_AE"/>
+        </w:rPr>
+        <w:t>5: 8–2 موضوع الاشتياق والبحث.</w:t>
+      </w:r>
+    </w:p>
+    <w:p>
+      <w:pPr>
+        <w:bidi/>
+      </w:pPr>
+      <w:r>
+        <w:rPr>
+          <w:lang w:val="ar_AE" w:bidi="ar_AE"/>
+        </w:rPr>
+      </w:r>
+      <w:r>
+        <w:rPr>
+          <w:lang w:val="ar_AE" w:bidi="ar_AE"/>
+        </w:rPr>
+        <w:t>5: 9 بنات أورشليم يسألن المرأة عن سبب اعتقادها بأن الرجل الذي تحبه شخص مميز.</w:t>
+      </w:r>
+    </w:p>
+    <w:p>
+      <w:pPr>
+        <w:bidi/>
+      </w:pPr>
+      <w:r>
+        <w:rPr>
+          <w:lang w:val="ar_AE" w:bidi="ar_AE"/>
+        </w:rPr>
+      </w:r>
+      <w:r>
+        <w:rPr>
+          <w:lang w:val="ar_AE" w:bidi="ar_AE"/>
+        </w:rPr>
+        <w:t>5: 16–10 المرأة تجيب عن السؤال الذي طرحته بنات أورشليم عليها</w:t>
+      </w:r>
+    </w:p>
+    <w:p>
+      <w:pPr>
+        <w:pStyle w:val="Heading3"/>
+        <w:bidi/>
+      </w:pPr>
+      <w:r>
+        <w:rPr>
+          <w:lang w:val="ar_AE" w:bidi="ar_AE"/>
+        </w:rPr>
+        <w:t>المفاهيم الخاصة في هذا الأصحاح</w:t>
+      </w:r>
+    </w:p>
+    <w:p>
+      <w:pPr>
+        <w:pStyle w:val="Heading4"/>
+        <w:bidi/>
+      </w:pPr>
+      <w:r>
+        <w:rPr>
+          <w:lang w:val="ar_AE" w:bidi="ar_AE"/>
+        </w:rPr>
+        <w:t>جاذبية الرجل</w:t>
+      </w:r>
+    </w:p>
+    <w:p>
+      <w:pPr>
+        <w:bidi/>
+      </w:pPr>
+      <w:r>
+        <w:rPr>
+          <w:lang w:val="ar_AE" w:bidi="ar_AE"/>
+        </w:rPr>
+      </w:r>
+      <w:r>
+        <w:rPr>
+          <w:lang w:val="ar_AE" w:bidi="ar_AE"/>
+        </w:rPr>
+        <w:t>تصف المرأة الرجل بأنه المثال والنموذج للجاذبية الذكورية (للرجل الجذَّاب) في 5:10–16.</w:t>
+      </w:r>
+    </w:p>
+    <w:p>
+      <w:pPr>
+        <w:pStyle w:val="Heading3"/>
+        <w:bidi/>
+      </w:pPr>
+      <w:r>
+        <w:rPr>
+          <w:lang w:val="ar_AE" w:bidi="ar_AE"/>
+        </w:rPr>
+        <w:t>الصور البلاغية البارزة في هذا الأصحاح</w:t>
+      </w:r>
+    </w:p>
+    <w:p>
+      <w:pPr>
+        <w:pStyle w:val="Heading4"/>
+        <w:bidi/>
+      </w:pPr>
+      <w:r>
+        <w:rPr>
+          <w:lang w:val="ar_AE" w:bidi="ar_AE"/>
+        </w:rPr>
+        <w:t>الاستعارات</w:t>
+      </w:r>
+    </w:p>
+    <w:p>
+      <w:pPr>
+        <w:bidi/>
+      </w:pPr>
+      <w:r>
+        <w:rPr>
+          <w:lang w:val="ar_AE" w:bidi="ar_AE"/>
+        </w:rPr>
+      </w:r>
+      <w:r>
+        <w:rPr>
+          <w:lang w:val="ar_AE" w:bidi="ar_AE"/>
+        </w:rPr>
+        <w:t xml:space="preserve">يواصل الكاتب استخدام الاستعارات، كما فعل خلال هذا السفر حتى الآن، ليصف المشاعر والأمور المعتادة في العلاقات الرومانسية. (انظر: </w:t>
+      </w:r>
+      <w:r>
+        <w:rPr>
+          <w:lang w:val="ar_AE" w:bidi="ar_AE"/>
+        </w:rPr>
+        <w:t>الاستعارة</w:t>
+      </w:r>
+      <w:r>
+        <w:rPr>
+          <w:lang w:val="ar_AE" w:bidi="ar_AE"/>
+        </w:rPr>
+        <w:t>)</w:t>
+      </w:r>
+    </w:p>
+    <w:p>
+      <w:pPr>
+        <w:pStyle w:val="Heading3"/>
+        <w:bidi/>
+      </w:pPr>
+      <w:r>
+        <w:rPr>
+          <w:lang w:val="ar_AE" w:bidi="ar_AE"/>
+        </w:rPr>
+        <w:t>صعوبات ترجمة إضافية محتملة في هذا الأصحاح</w:t>
+      </w:r>
+    </w:p>
+    <w:p>
+      <w:pPr>
+        <w:pStyle w:val="Heading4"/>
+        <w:bidi/>
+      </w:pPr>
+      <w:r>
+        <w:rPr>
+          <w:lang w:val="ar_AE" w:bidi="ar_AE"/>
+        </w:rPr>
+        <w:t>ترتيب الأحداث</w:t>
+      </w:r>
+    </w:p>
+    <w:p>
+      <w:pPr>
+        <w:bidi/>
+      </w:pPr>
+      <w:r>
+        <w:rPr>
+          <w:lang w:val="ar_AE" w:bidi="ar_AE"/>
+        </w:rPr>
+      </w:r>
+      <w:r>
+        <w:rPr>
+          <w:lang w:val="ar_AE" w:bidi="ar_AE"/>
+        </w:rPr>
+        <w:t>يبدو أن 5:2–8 يصف أحداثًا كان من المفترض أن تحدث بشكل زمني ومنطقي قبل الأحداث الموصوفة في 3:6–5:1. الحل لهذه الإشكالية الظاهرة يكمن في فهم أن هذا السفر هو عمل شعري، وأن الكاتب يصف بشكل شعري العواطف والمشاعر التي تنشأ بين رجل وامرأة تجمعهما علاقة حب شاعرية. فنظرًا لأن الكاتب يستخدم الشعر لوصف العلاقة الرومانسية بين الرجل والمرأة وكذلك المشاعر المرتبطة بها، فإنه ليس ملزمًا باتِّبَاع أنماط السرد الزمني التقليدي.</w:t>
+      </w:r>
+    </w:p>
+    <w:p>
+      <w:pPr>
+        <w:pStyle w:val="Heading4"/>
+        <w:bidi/>
+      </w:pPr>
+      <w:r>
+        <w:rPr>
+          <w:lang w:val="ar_AE" w:bidi="ar_AE"/>
+        </w:rPr>
+        <w:t>ما إذا كانت 5:2–8 تصف أحداثًا وقعت بالفعل أم حدثت في حلم.</w:t>
+      </w:r>
+    </w:p>
+    <w:p>
+      <w:pPr>
+        <w:bidi/>
+      </w:pPr>
+      <w:r>
+        <w:rPr>
+          <w:lang w:val="ar_AE" w:bidi="ar_AE"/>
+        </w:rPr>
+      </w:r>
+      <w:r>
+        <w:rPr>
+          <w:lang w:val="ar_AE" w:bidi="ar_AE"/>
+        </w:rPr>
+        <w:t>هناك وجهتا نظر رئيسيتان بين علماء الكتاب المُقَدَّس فيمَا يتعلق بالأحداث الموصوفة في 5:2–8. الرأي الأول هو أن الأحداث المذكورة في 5:2–8 قد حدثت في حلم. أما الرأي الآخر فيرى أن هذه الأحداث حدثت بعد أن أيقظ الرجل المرأة من نومها أو من وضعية ما قبل النوم. لكن الغالبية العظمى من علماء الكتاب المُقَدَّس تعتقد أن الرأي الأول هو الصحيح، وأن الأحداث الموصوفة في 5:2–8 قد حدثت في حلم.</w:t>
+      </w:r>
+    </w:p>
+    <w:p>
+      <w:pPr>
+        <w:pStyle w:val="Heading4"/>
+        <w:bidi/>
+      </w:pPr>
+      <w:r>
+        <w:rPr>
+          <w:lang w:val="ar_AE" w:bidi="ar_AE"/>
+        </w:rPr>
+        <w:t>استعارة "أختي"</w:t>
+      </w:r>
+    </w:p>
+    <w:p>
+      <w:pPr>
+        <w:bidi/>
+      </w:pPr>
+      <w:r>
+        <w:rPr>
+          <w:lang w:val="ar_AE" w:bidi="ar_AE"/>
+        </w:rPr>
+      </w:r>
+      <w:r>
+        <w:rPr>
+          <w:lang w:val="ar_AE" w:bidi="ar_AE"/>
+        </w:rPr>
+        <w:t xml:space="preserve">يُستخدم التعبير </w:t>
+      </w:r>
+      <w:r>
+        <w:rPr>
+          <w:b/>
+          <w:lang w:val="ar_AE" w:bidi="ar_AE"/>
+        </w:rPr>
+        <w:t>أختي</w:t>
+      </w:r>
+      <w:r>
+        <w:rPr>
+          <w:lang w:val="ar_AE" w:bidi="ar_AE"/>
+        </w:rPr>
+        <w:t xml:space="preserve"> في 4:9؛ 4:10، 4:12، 5:1، و5:2. يستخدم الرجل هذه الكلمة كتعبير عن المودة للمرأة التي يحبها، والمرأة ليست في الحقيقة أخته. يجب عليك ترجمة هذا التعبير في 5:1 و5:2 بنفس الطريقة التي ترجمتها بها في 4:9؛ 4:10، و4:12 لأن الكاتب يستخدمها بنفس المعنى في هذا الأصحاح. انظر الملاحظة عند أول ظهور لهذه الكلمة في 4:9 لمزيد من المعلومات حول هذه الكلمة.</w:t>
+      </w:r>
+    </w:p>
+    <w:p>
+      <w:pPr>
+        <w:pStyle w:val="Heading4"/>
+        <w:bidi/>
+      </w:pPr>
+      <w:r>
+        <w:rPr>
+          <w:lang w:val="ar_AE" w:bidi="ar_AE"/>
+        </w:rPr>
+        <w:t xml:space="preserve">إمكانية ترجمة بديلة للكلمة التي تترجمها نسخة ULT الإنجليزية إلى "أبراج من" والترجمة العربية إلى"أَتْلاَم" في </w:t>
+      </w:r>
+      <w:hyperlink r:id="rId50">
+        <w:r>
+          <w:rPr>
+            <w:lang w:val="ar_AE" w:bidi="ar_AE"/>
+          </w:rPr>
+          <w:rPr>
+            <w:color w:val="0000EE"/>
+            <w:u w:val="single"/>
+          </w:rPr>
+          <w:t>5:13</w:t>
+        </w:r>
+      </w:hyperlink>
+    </w:p>
+    <w:p>
+      <w:pPr>
+        <w:bidi/>
+      </w:pPr>
+      <w:r>
+        <w:rPr>
+          <w:lang w:val="ar_AE" w:bidi="ar_AE"/>
+        </w:rPr>
+      </w:r>
+      <w:r>
+        <w:rPr>
+          <w:lang w:val="ar_AE" w:bidi="ar_AE"/>
+        </w:rPr>
+        <w:t>في الآية 13، تتبع ترجمة ULT النص العبري القياسي بقول "أبراج من". ومع ذلك، كما تشير حاشية في ترجمة ULT، فإن العديد من علماء الكتاب المُقَدَّس يعتقدون أن القراءة الأصلية كانت على الأرجح "ينتج". فكر في استخدام تلك القراءة في ترجمتك. إذا استخدمت "ينتج" بدلًا من "أبراج من"، فإن الجزء الأول من 5:13 في ULT سيُقرأ "خداه كسرير من الطيب، يُنتج رياحين ذكية" (وستقرأ ترجمة UST "خداه كخميلة الطيب التي تنتج رياحين ذكية"). وعبارة "يُنتج رياحين ذكية" ستكون وصفًا ممتدًا لعبارة "كسرير من الطيب". وسيكون الغرض من المقارنة هو أن خدا الرجل يشبهان سرير من الطيب يُنتج رياحين ذكية. إذا اخترت استخدام كلمة "ينتج" في ترجمتك، يمكنك شرح أساس المقارنة لقرائك في ترجمتك إذا كنت تعتقد أن ذلك سيساعدهم. الترجمة البديلة: "خداه مثل رائحة سرير من الطيب ينشر رياحين ذكية" أو "خداه مثل رائحة سرير من الطيب يُنتج رياحين ذكية"</w:t>
+      </w:r>
+      <w:r>
+        <w:rPr>
+          <w:lang w:val="ar_AE" w:bidi="ar_AE"/>
+        </w:rPr>
+      </w:r>
+      <w:r>
+        <w:rPr>
+          <w:lang w:val="ar_AE" w:bidi="ar_AE"/>
+        </w:rPr>
+      </w:r>
+    </w:p>
+    <w:p>
+      <w:pPr>
+        <w:bidi/>
+      </w:pPr>
+      <w:r>
+        <w:rPr>
+          <w:lang w:val="ar_AE" w:bidi="ar_AE"/>
+        </w:rPr>
+      </w:r>
+    </w:p>
+    <w:p>
+      <w:pPr>
+        <w:pStyle w:val="Heading2"/>
+        <w:bidi/>
+      </w:pPr>
+      <w:r>
+        <w:rPr>
+          <w:lang w:val="ar_AE" w:bidi="ar_AE"/>
+        </w:rPr>
         <w:t>نشيد الأنشاد 5: 1 (#1)</w:t>
       </w:r>
       <w:r>
@@ -36125,7 +37494,7 @@
         </w:rPr>
         <w:t xml:space="preserve">يواصل الرجل هنا استخدام استعارة "الجنّة" التي بدأها في </w:t>
       </w:r>
-      <w:hyperlink r:id="rId34">
+      <w:hyperlink r:id="rId38">
         <w:r>
           <w:rPr>
             <w:lang w:val="ar_AE" w:bidi="ar_AE"/>
@@ -36176,7 +37545,7 @@
         </w:rPr>
         <w:t xml:space="preserve"> مجازات تصوّر استمتاع الرجل بجسد المرأة. وإذا كنتَ قد استخدمتَ التشبيهات في ترجمة </w:t>
       </w:r>
-      <w:hyperlink r:id="rId40">
+      <w:hyperlink r:id="rId51">
         <w:r>
           <w:rPr>
             <w:lang w:val="ar_AE" w:bidi="ar_AE"/>
@@ -36677,7 +38046,7 @@
         </w:rPr>
         <w:t xml:space="preserve">في </w:t>
       </w:r>
-      <w:hyperlink r:id="rId33">
+      <w:hyperlink r:id="rId46">
         <w:r>
           <w:rPr>
             <w:lang w:val="ar_AE" w:bidi="ar_AE"/>
@@ -37331,7 +38700,7 @@
         </w:rPr>
         <w:t xml:space="preserve">في </w:t>
       </w:r>
-      <w:hyperlink r:id="rId19">
+      <w:hyperlink r:id="rId20">
         <w:r>
           <w:rPr>
             <w:lang w:val="ar_AE" w:bidi="ar_AE"/>
@@ -37459,7 +38828,7 @@
         </w:rPr>
         <w:t xml:space="preserve"> في </w:t>
       </w:r>
-      <w:hyperlink r:id="rId33">
+      <w:hyperlink r:id="rId46">
         <w:r>
           <w:rPr>
             <w:lang w:val="ar_AE" w:bidi="ar_AE"/>
@@ -37503,7 +38872,7 @@
         </w:rPr>
         <w:t xml:space="preserve"> في </w:t>
       </w:r>
-      <w:hyperlink r:id="rId18">
+      <w:hyperlink r:id="rId19">
         <w:r>
           <w:rPr>
             <w:lang w:val="ar_AE" w:bidi="ar_AE"/>
@@ -37653,7 +39022,7 @@
         </w:rPr>
         <w:t xml:space="preserve"> في </w:t>
       </w:r>
-      <w:hyperlink r:id="rId41">
+      <w:hyperlink r:id="rId21">
         <w:r>
           <w:rPr>
             <w:lang w:val="ar_AE" w:bidi="ar_AE"/>
@@ -38285,7 +39654,7 @@
         </w:rPr>
         <w:t xml:space="preserve">في </w:t>
       </w:r>
-      <w:hyperlink r:id="rId19">
+      <w:hyperlink r:id="rId20">
         <w:r>
           <w:rPr>
             <w:lang w:val="ar_AE" w:bidi="ar_AE"/>
@@ -39074,7 +40443,7 @@
         </w:rPr>
         <w:t xml:space="preserve">في </w:t>
       </w:r>
-      <w:hyperlink r:id="rId19">
+      <w:hyperlink r:id="rId20">
         <w:r>
           <w:rPr>
             <w:lang w:val="ar_AE" w:bidi="ar_AE"/>
@@ -39847,7 +41216,7 @@
         </w:rPr>
         <w:t xml:space="preserve"> في </w:t>
       </w:r>
-      <w:hyperlink r:id="rId42">
+      <w:hyperlink r:id="rId52">
         <w:r>
           <w:rPr>
             <w:lang w:val="ar_AE" w:bidi="ar_AE"/>
@@ -40555,7 +41924,7 @@
         </w:rPr>
         <w:t xml:space="preserve"> في </w:t>
       </w:r>
-      <w:hyperlink r:id="rId24">
+      <w:hyperlink r:id="rId26">
         <w:r>
           <w:rPr>
             <w:lang w:val="ar_AE" w:bidi="ar_AE"/>
@@ -40705,7 +42074,7 @@
         </w:rPr>
         <w:t xml:space="preserve"> في </w:t>
       </w:r>
-      <w:hyperlink r:id="rId43">
+      <w:hyperlink r:id="rId53">
         <w:r>
           <w:rPr>
             <w:lang w:val="ar_AE" w:bidi="ar_AE"/>
@@ -41291,7 +42660,7 @@
         </w:rPr>
         <w:t xml:space="preserve"> في </w:t>
       </w:r>
-      <w:hyperlink r:id="rId44">
+      <w:hyperlink r:id="rId54">
         <w:r>
           <w:rPr>
             <w:lang w:val="ar_AE" w:bidi="ar_AE"/>
@@ -42352,7 +43721,7 @@
         </w:rPr>
         <w:t xml:space="preserve">قال الرجل للمرأة سابقًا في </w:t>
       </w:r>
-      <w:hyperlink r:id="rId23">
+      <w:hyperlink r:id="rId25">
         <w:r>
           <w:rPr>
             <w:lang w:val="ar_AE" w:bidi="ar_AE"/>
@@ -43431,7 +44800,7 @@
         </w:rPr>
         <w:t xml:space="preserve"> في </w:t>
       </w:r>
-      <w:hyperlink r:id="rId45">
+      <w:hyperlink r:id="rId55">
         <w:r>
           <w:rPr>
             <w:lang w:val="ar_AE" w:bidi="ar_AE"/>
@@ -43575,7 +44944,7 @@
         </w:rPr>
         <w:t xml:space="preserve"> في </w:t>
       </w:r>
-      <w:hyperlink r:id="rId46">
+      <w:hyperlink r:id="rId56">
         <w:r>
           <w:rPr>
             <w:lang w:val="ar_AE" w:bidi="ar_AE"/>
@@ -45499,7 +46868,7 @@
         </w:rPr>
         <w:t xml:space="preserve"> في </w:t>
       </w:r>
-      <w:hyperlink r:id="rId17">
+      <w:hyperlink r:id="rId18">
         <w:r>
           <w:rPr>
             <w:lang w:val="ar_AE" w:bidi="ar_AE"/>
@@ -45569,6 +46938,191 @@
         <w:rPr>
           <w:lang w:val="ar_AE" w:bidi="ar_AE"/>
         </w:rPr>
+        <w:t>نشيد الأنشاد - مقدمة أصحاح 6</w:t>
+      </w:r>
+      <w:r>
+        <w:rPr>
+          <w:lang w:val="ar_AE" w:bidi="ar_AE"/>
+        </w:rPr>
+      </w:r>
+    </w:p>
+    <w:p>
+      <w:pPr>
+        <w:pStyle w:val="Heading3"/>
+        <w:bidi/>
+      </w:pPr>
+      <w:r>
+        <w:rPr>
+          <w:lang w:val="ar_AE" w:bidi="ar_AE"/>
+        </w:rPr>
+        <w:t>المفاهيم الخاصة في هذا الأصحاح</w:t>
+      </w:r>
+    </w:p>
+    <w:p>
+      <w:pPr>
+        <w:pStyle w:val="Heading4"/>
+        <w:bidi/>
+      </w:pPr>
+      <w:r>
+        <w:rPr>
+          <w:lang w:val="ar_AE" w:bidi="ar_AE"/>
+        </w:rPr>
+        <w:t>الجمال</w:t>
+      </w:r>
+    </w:p>
+    <w:p>
+      <w:pPr>
+        <w:bidi/>
+      </w:pPr>
+      <w:r>
+        <w:rPr>
+          <w:lang w:val="ar_AE" w:bidi="ar_AE"/>
+        </w:rPr>
+      </w:r>
+      <w:r>
+        <w:rPr>
+          <w:lang w:val="ar_AE" w:bidi="ar_AE"/>
+        </w:rPr>
+        <w:t>في 6:4–10، يصف الرجل المرأة التي يحبها بأنها تجسيد ومثال للجمال والجاذبية الأنثوية، مستخدمًا تشبيهات متنوعة.</w:t>
+      </w:r>
+    </w:p>
+    <w:p>
+      <w:pPr>
+        <w:pStyle w:val="Heading3"/>
+        <w:bidi/>
+      </w:pPr>
+      <w:r>
+        <w:rPr>
+          <w:lang w:val="ar_AE" w:bidi="ar_AE"/>
+        </w:rPr>
+        <w:t>صعوبات ترجمة إضافية محتملة في هذا الأصحاح</w:t>
+      </w:r>
+    </w:p>
+    <w:p>
+      <w:pPr>
+        <w:pStyle w:val="Heading4"/>
+        <w:bidi/>
+      </w:pPr>
+      <w:r>
+        <w:rPr>
+          <w:lang w:val="ar_AE" w:bidi="ar_AE"/>
+        </w:rPr>
+        <w:t>الاستعارات</w:t>
+      </w:r>
+    </w:p>
+    <w:p>
+      <w:pPr>
+        <w:bidi/>
+      </w:pPr>
+      <w:r>
+        <w:rPr>
+          <w:lang w:val="ar_AE" w:bidi="ar_AE"/>
+        </w:rPr>
+      </w:r>
+      <w:r>
+        <w:rPr>
+          <w:lang w:val="ar_AE" w:bidi="ar_AE"/>
+        </w:rPr>
+        <w:t xml:space="preserve">في الشرق الأدنى القديم، كان من المقبول وصف المرأة باستخدام مقارنات بالحيوانات. لكن في العديد من الثقافات اليوم، قد يُعتبر ذلك مهينًا. تُستخدم تشبيهات مختلفة للجمال في ثقافات مختلفة. (انظر: </w:t>
+      </w:r>
+      <w:r>
+        <w:rPr>
+          <w:lang w:val="ar_AE" w:bidi="ar_AE"/>
+        </w:rPr>
+        <w:t>التشبيه</w:t>
+      </w:r>
+      <w:r>
+        <w:rPr>
+          <w:lang w:val="ar_AE" w:bidi="ar_AE"/>
+        </w:rPr>
+        <w:t>)</w:t>
+      </w:r>
+    </w:p>
+    <w:p>
+      <w:pPr>
+        <w:pStyle w:val="Heading4"/>
+        <w:bidi/>
+      </w:pPr>
+      <w:r>
+        <w:rPr>
+          <w:lang w:val="ar_AE" w:bidi="ar_AE"/>
+        </w:rPr>
+        <w:t>معنى آية 6:12</w:t>
+      </w:r>
+    </w:p>
+    <w:p>
+      <w:pPr>
+        <w:bidi/>
+      </w:pPr>
+      <w:r>
+        <w:rPr>
+          <w:lang w:val="ar_AE" w:bidi="ar_AE"/>
+        </w:rPr>
+      </w:r>
+      <w:r>
+        <w:rPr>
+          <w:lang w:val="ar_AE" w:bidi="ar_AE"/>
+        </w:rPr>
+        <w:t>فهم 6:12 بالغ الصعوبة كما أن معناها غير مؤكد. ولدى علماء الكتاب المُقَدَّس آراء متنوعة حول المعنى الدقيق لهذه الآية لأنها تُعدّ من الآيات الشديدة الصعوبة في التفسير، وبالتالي هناك مجموعة متنوعة من الآراء المختلفة حول كيفية ارتباط الكلمات والعبارات ببعضها البعض وما هو المعنى الدقيق لبعض الكلمات في هذا السياق. وتختلف النسخ المنشورة من الكتاب المُقَدَّس بشكل كبير عن بعضها البعض في ترجمتها لهذه الآية. تسعى ترجمة ULT إلى تقديم ترجمة معقولة لهذه الآية. ولكن إذا كانت هناك ترجمة للكتاب المُقَدَّس في منطقتك، فقد تجد أنها تختلف عن ترجمة ULT في الطريقة التي تترجم بها هذه الآية. لذلك إن كانت هناك ترجمة للكتاب المُقَدَّس في منطقتك، فقد ترغب في استخدام القراءة التي تعتمدها. إذا لم يكن الأمر كذلك، فقد ترغب في اتِّبَاع قراءة ترجمة ULT.</w:t>
+      </w:r>
+    </w:p>
+    <w:p>
+      <w:pPr>
+        <w:pStyle w:val="Heading4"/>
+        <w:bidi/>
+      </w:pPr>
+      <w:r>
+        <w:rPr>
+          <w:lang w:val="ar_AE" w:bidi="ar_AE"/>
+        </w:rPr>
+        <w:t>المقصود بعبارة "مِثْلَ رَقْصِ صَفَّيْنِ" في 6:13</w:t>
+      </w:r>
+    </w:p>
+    <w:p>
+      <w:pPr>
+        <w:bidi/>
+      </w:pPr>
+      <w:r>
+        <w:rPr>
+          <w:lang w:val="ar_AE" w:bidi="ar_AE"/>
+        </w:rPr>
+      </w:r>
+      <w:r>
+        <w:rPr>
+          <w:lang w:val="ar_AE" w:bidi="ar_AE"/>
+        </w:rPr>
+        <w:t>معنى عبارة "مِثْلَ رَقْصِ صَفَّيْنِ" غير مؤكد، ولدى علماء الكتاب المُقَدَّس آراء مختلفة حول المعنى الدقيق لهذه الآية. تقدم نسخة ULT ترجمة محتملة لهذه الآية. ولكن إذا كانت هناك ترجمة للكتاب المُقَدَّس في منطقتك، فقد تجد أنها تختلف عن ترجمة ULT في الطريقة التي تترجم بها هذه الآية. لذلك إن كانت هناك ترجمة للكتاب المُقَدَّس في منطقتك، فقد تفضل استخدام القراءة التي تعتمدها. وإذا لم يكن هناك، قد ترغب في اتِّبَاع قراءة ترجمة ULT.</w:t>
+      </w:r>
+      <w:r>
+        <w:rPr>
+          <w:lang w:val="ar_AE" w:bidi="ar_AE"/>
+        </w:rPr>
+      </w:r>
+      <w:r>
+        <w:rPr>
+          <w:lang w:val="ar_AE" w:bidi="ar_AE"/>
+        </w:rPr>
+      </w:r>
+    </w:p>
+    <w:p>
+      <w:pPr>
+        <w:bidi/>
+      </w:pPr>
+      <w:r>
+        <w:rPr>
+          <w:lang w:val="ar_AE" w:bidi="ar_AE"/>
+        </w:rPr>
+      </w:r>
+    </w:p>
+    <w:p>
+      <w:pPr>
+        <w:pStyle w:val="Heading2"/>
+        <w:bidi/>
+      </w:pPr>
+      <w:r>
+        <w:rPr>
+          <w:lang w:val="ar_AE" w:bidi="ar_AE"/>
+        </w:rPr>
         <w:t>نشيد الأنشاد 6: 1 (#1)</w:t>
       </w:r>
       <w:r>
@@ -45897,7 +47451,7 @@
         </w:rPr>
         <w:t xml:space="preserve"> في </w:t>
       </w:r>
-      <w:hyperlink r:id="rId44">
+      <w:hyperlink r:id="rId54">
         <w:r>
           <w:rPr>
             <w:lang w:val="ar_AE" w:bidi="ar_AE"/>
@@ -46275,7 +47829,7 @@
         </w:rPr>
         <w:t xml:space="preserve">" الذي استخدمته في </w:t>
       </w:r>
-      <w:hyperlink r:id="rId47">
+      <w:hyperlink r:id="rId39">
         <w:r>
           <w:rPr>
             <w:lang w:val="ar_AE" w:bidi="ar_AE"/>
@@ -46332,7 +47886,7 @@
         </w:rPr>
         <w:t xml:space="preserve">" معنيين مجازيين يشيران إلى تمتع الرجل بجسد المرأة. إذا استخدمت هذه التشبيهات لترجمة </w:t>
       </w:r>
-      <w:hyperlink r:id="rId47">
+      <w:hyperlink r:id="rId39">
         <w:r>
           <w:rPr>
             <w:lang w:val="ar_AE" w:bidi="ar_AE"/>
@@ -46730,7 +48284,7 @@
         </w:rPr>
         <w:t xml:space="preserve"> في </w:t>
       </w:r>
-      <w:hyperlink r:id="rId48">
+      <w:hyperlink r:id="rId50">
         <w:r>
           <w:rPr>
             <w:lang w:val="ar_AE" w:bidi="ar_AE"/>
@@ -47005,7 +48559,7 @@
         </w:rPr>
         <w:t xml:space="preserve">" في </w:t>
       </w:r>
-      <w:hyperlink r:id="rId45">
+      <w:hyperlink r:id="rId55">
         <w:r>
           <w:rPr>
             <w:lang w:val="ar_AE" w:bidi="ar_AE"/>
@@ -47135,7 +48689,7 @@
         </w:rPr>
         <w:t xml:space="preserve">" في </w:t>
       </w:r>
-      <w:hyperlink r:id="rId45">
+      <w:hyperlink r:id="rId55">
         <w:r>
           <w:rPr>
             <w:lang w:val="ar_AE" w:bidi="ar_AE"/>
@@ -47419,7 +48973,7 @@
         </w:rPr>
         <w:t xml:space="preserve">" في </w:t>
       </w:r>
-      <w:hyperlink r:id="rId23">
+      <w:hyperlink r:id="rId25">
         <w:r>
           <w:rPr>
             <w:lang w:val="ar_AE" w:bidi="ar_AE"/>
@@ -47925,7 +49479,7 @@
         </w:rPr>
         <w:t xml:space="preserve">في </w:t>
       </w:r>
-      <w:hyperlink r:id="rId49">
+      <w:hyperlink r:id="rId57">
         <w:r>
           <w:rPr>
             <w:lang w:val="ar_AE" w:bidi="ar_AE"/>
@@ -48077,7 +49631,7 @@
         </w:rPr>
         <w:t xml:space="preserve">" في </w:t>
       </w:r>
-      <w:hyperlink r:id="rId31">
+      <w:hyperlink r:id="rId44">
         <w:r>
           <w:rPr>
             <w:lang w:val="ar_AE" w:bidi="ar_AE"/>
@@ -48201,7 +49755,7 @@
         </w:rPr>
         <w:t xml:space="preserve">لاحظ كيف ترجمت الآية المشابهة تقريبًا في </w:t>
       </w:r>
-      <w:hyperlink r:id="rId50">
+      <w:hyperlink r:id="rId58">
         <w:r>
           <w:rPr>
             <w:lang w:val="ar_AE" w:bidi="ar_AE"/>
@@ -48498,7 +50052,7 @@
         </w:rPr>
         <w:t xml:space="preserve">انظر كيف ترجمت </w:t>
       </w:r>
-      <w:hyperlink r:id="rId51">
+      <w:hyperlink r:id="rId59">
         <w:r>
           <w:rPr>
             <w:lang w:val="ar_AE" w:bidi="ar_AE"/>
@@ -48934,7 +50488,7 @@
         </w:rPr>
         <w:t xml:space="preserve"> في </w:t>
       </w:r>
-      <w:hyperlink r:id="rId15">
+      <w:hyperlink r:id="rId16">
         <w:r>
           <w:rPr>
             <w:lang w:val="ar_AE" w:bidi="ar_AE"/>
@@ -49489,7 +51043,7 @@
         </w:rPr>
         <w:t xml:space="preserve"> في </w:t>
       </w:r>
-      <w:hyperlink r:id="rId52">
+      <w:hyperlink r:id="rId60">
         <w:r>
           <w:rPr>
             <w:lang w:val="ar_AE" w:bidi="ar_AE"/>
@@ -50784,7 +52338,7 @@
         </w:rPr>
         <w:t xml:space="preserve"> في </w:t>
       </w:r>
-      <w:hyperlink r:id="rId53">
+      <w:hyperlink r:id="rId61">
         <w:r>
           <w:rPr>
             <w:lang w:val="ar_AE" w:bidi="ar_AE"/>
@@ -52448,89 +54002,194 @@
         <w:rPr>
           <w:lang w:val="ar_AE" w:bidi="ar_AE"/>
         </w:rPr>
-        <w:t>نشيد الأنشاد 7: 1 (#1)</w:t>
-      </w:r>
-      <w:r>
-        <w:rPr>
-          <w:lang w:val="ar_AE" w:bidi="ar_AE"/>
-        </w:rPr>
-      </w:r>
-    </w:p>
-    <w:p>
-      <w:pPr>
-        <w:bidi/>
-      </w:pPr>
-      <w:r>
-        <w:rPr>
-          <w:lang w:val="ar_AE" w:bidi="ar_AE"/>
-        </w:rPr>
-      </w:r>
-      <w:r>
-        <w:rPr>
-          <w:lang w:val="ar_AE" w:bidi="ar_AE"/>
-        </w:rPr>
-        <w:t>מַה־יָּפ֧וּ פְעָמַ֛יִ⁠ךְ בַּ⁠נְּעָלִ֖ים בַּת־נָדִ֑יב חַמּוּקֵ֣י יְרֵכַ֔יִ⁠ךְ כְּמ֣וֹ חֲלָאִ֔ים מַעֲשֵׂ֖ה יְדֵ֥י אָמָּֽן</w:t>
-      </w:r>
-    </w:p>
-    <w:p>
-      <w:pPr>
-        <w:bidi/>
-      </w:pPr>
-      <w:r>
-        <w:rPr>
-          <w:lang w:val="ar_AE" w:bidi="ar_AE"/>
-        </w:rPr>
-      </w:r>
-      <w:r>
-        <w:rPr>
-          <w:b/>
-          <w:lang w:val="ar_AE" w:bidi="ar_AE"/>
-        </w:rPr>
-        <w:t>"</w:t>
-      </w:r>
-      <w:r>
-        <w:rPr>
-          <w:b/>
-          <w:lang w:val="ar_AE" w:bidi="ar_AE"/>
-        </w:rPr>
-        <w:t>ما أجمَلَ رِجلَيكِ بالنَّعلَينِ يا بنتَ الكَريمِ</w:t>
-      </w:r>
-      <w:r>
-        <w:rPr>
-          <w:b/>
-          <w:lang w:val="ar_AE" w:bidi="ar_AE"/>
-        </w:rPr>
-        <w:t>"</w:t>
-      </w:r>
-    </w:p>
-    <w:p>
-      <w:pPr>
-        <w:bidi/>
-      </w:pPr>
-      <w:r>
-        <w:rPr>
-          <w:lang w:val="ar_AE" w:bidi="ar_AE"/>
-        </w:rPr>
-      </w:r>
-      <w:r>
-        <w:rPr>
-          <w:lang w:val="ar_AE" w:bidi="ar_AE"/>
-        </w:rPr>
-        <w:t>إذا كنت تستخدم عناوين الفقرات لتحديد المتكلم، وكنت قد قررت في الآية السابقة أن المرأة هي التي قالت: "</w:t>
-      </w:r>
-      <w:r>
-        <w:rPr>
-          <w:lang w:val="ar_AE" w:bidi="ar_AE"/>
-        </w:rPr>
-        <w:t>ماذا ترَوْنَ في شولَمّيثَ، مِثلَ رَقصِ صَفَّينِ؟</w:t>
-      </w:r>
-      <w:r>
-        <w:rPr>
-          <w:lang w:val="ar_AE" w:bidi="ar_AE"/>
-        </w:rPr>
-        <w:t xml:space="preserve">"، فستحتاج إلى وضع عنوان فقرة فوق هذه الآية يُشير إلى أن الرجل هو المتكلم الآن. حيث يبدأ الرجل في هذه الآية بالكلام مباشرة إلى المرأة، ويستمر في الحديث إليها حتى جزء من </w:t>
-      </w:r>
-      <w:hyperlink r:id="rId54">
+        <w:t>نشيد الأنشاد - مقدمة أصحاح 7</w:t>
+      </w:r>
+      <w:r>
+        <w:rPr>
+          <w:lang w:val="ar_AE" w:bidi="ar_AE"/>
+        </w:rPr>
+      </w:r>
+    </w:p>
+    <w:p>
+      <w:pPr>
+        <w:pStyle w:val="Heading3"/>
+        <w:bidi/>
+      </w:pPr>
+      <w:r>
+        <w:rPr>
+          <w:lang w:val="ar_AE" w:bidi="ar_AE"/>
+        </w:rPr>
+        <w:t>المفاهيم الخاصة في هذا الأصحاح</w:t>
+      </w:r>
+    </w:p>
+    <w:p>
+      <w:pPr>
+        <w:pStyle w:val="Heading4"/>
+        <w:bidi/>
+      </w:pPr>
+      <w:r>
+        <w:rPr>
+          <w:lang w:val="ar_AE" w:bidi="ar_AE"/>
+        </w:rPr>
+        <w:t>الجمال</w:t>
+      </w:r>
+    </w:p>
+    <w:p>
+      <w:pPr>
+        <w:bidi/>
+      </w:pPr>
+      <w:r>
+        <w:rPr>
+          <w:lang w:val="ar_AE" w:bidi="ar_AE"/>
+        </w:rPr>
+      </w:r>
+      <w:r>
+        <w:rPr>
+          <w:lang w:val="ar_AE" w:bidi="ar_AE"/>
+        </w:rPr>
+        <w:t>في 7:1–7، يصف الرجل المرأة بأنها تجسيد ومثال للجمال والجاذبية الأنثوية، مستخدمًا تشبيهات متنوعة.</w:t>
+      </w:r>
+    </w:p>
+    <w:p>
+      <w:pPr>
+        <w:pStyle w:val="Heading3"/>
+        <w:bidi/>
+      </w:pPr>
+      <w:r>
+        <w:rPr>
+          <w:lang w:val="ar_AE" w:bidi="ar_AE"/>
+        </w:rPr>
+        <w:t>الصور البلاغية البارزة في هذا الأصحاح</w:t>
+      </w:r>
+    </w:p>
+    <w:p>
+      <w:pPr>
+        <w:pStyle w:val="Heading4"/>
+        <w:bidi/>
+      </w:pPr>
+      <w:r>
+        <w:rPr>
+          <w:lang w:val="ar_AE" w:bidi="ar_AE"/>
+        </w:rPr>
+        <w:t>التشبيهات والاستعارات</w:t>
+      </w:r>
+    </w:p>
+    <w:p>
+      <w:pPr>
+        <w:bidi/>
+      </w:pPr>
+      <w:r>
+        <w:rPr>
+          <w:lang w:val="ar_AE" w:bidi="ar_AE"/>
+        </w:rPr>
+      </w:r>
+      <w:r>
+        <w:rPr>
+          <w:lang w:val="ar_AE" w:bidi="ar_AE"/>
+        </w:rPr>
+        <w:t xml:space="preserve">يحتوي هذا الأصحاح على العديد من التشبيهات والاستعارات. وتهدف هذه التشبيهات والاستعارات إلى وصف جمال المرأة وكذلك وصف الحب الرومانسي بين الرجل والمرأة. (انظر: </w:t>
+      </w:r>
+      <w:r>
+        <w:rPr>
+          <w:lang w:val="ar_AE" w:bidi="ar_AE"/>
+        </w:rPr>
+        <w:t>التشبيه</w:t>
+      </w:r>
+      <w:r>
+        <w:rPr>
+          <w:lang w:val="ar_AE" w:bidi="ar_AE"/>
+        </w:rPr>
+        <w:t xml:space="preserve">) و(انظر: </w:t>
+      </w:r>
+      <w:r>
+        <w:rPr>
+          <w:lang w:val="ar_AE" w:bidi="ar_AE"/>
+        </w:rPr>
+        <w:t>الاستعارة</w:t>
+      </w:r>
+      <w:r>
+        <w:rPr>
+          <w:lang w:val="ar_AE" w:bidi="ar_AE"/>
+        </w:rPr>
+        <w:t>)</w:t>
+      </w:r>
+    </w:p>
+    <w:p>
+      <w:pPr>
+        <w:pStyle w:val="Heading3"/>
+        <w:bidi/>
+      </w:pPr>
+      <w:r>
+        <w:rPr>
+          <w:lang w:val="ar_AE" w:bidi="ar_AE"/>
+        </w:rPr>
+        <w:t>صعوبات ترجمة إضافية محتملة في هذا الأصحاح</w:t>
+      </w:r>
+    </w:p>
+    <w:p>
+      <w:pPr>
+        <w:pStyle w:val="Heading4"/>
+        <w:bidi/>
+      </w:pPr>
+      <w:r>
+        <w:rPr>
+          <w:lang w:val="ar_AE" w:bidi="ar_AE"/>
+        </w:rPr>
+        <w:t>إمكانية ترجمة بديلة للكلمة التي تترجمها نسخة ULT الإنجليزية إلى "الحب" والترجمة العربية إلى"</w:t>
+      </w:r>
+      <w:r>
+        <w:rPr>
+          <w:lang w:val="ar_AE" w:bidi="ar_AE"/>
+        </w:rPr>
+        <w:t>ٱلْحَبِيبَة</w:t>
+      </w:r>
+      <w:r>
+        <w:rPr>
+          <w:lang w:val="ar_AE" w:bidi="ar_AE"/>
+        </w:rPr>
+        <w:t xml:space="preserve">" في </w:t>
+      </w:r>
+      <w:hyperlink r:id="rId62">
+        <w:r>
+          <w:rPr>
+            <w:lang w:val="ar_AE" w:bidi="ar_AE"/>
+          </w:rPr>
+          <w:rPr>
+            <w:color w:val="0000EE"/>
+            <w:u w:val="single"/>
+          </w:rPr>
+          <w:t>7:6</w:t>
+        </w:r>
+      </w:hyperlink>
+    </w:p>
+    <w:p>
+      <w:pPr>
+        <w:bidi/>
+      </w:pPr>
+      <w:r>
+        <w:rPr>
+          <w:lang w:val="ar_AE" w:bidi="ar_AE"/>
+        </w:rPr>
+      </w:r>
+      <w:r>
+        <w:rPr>
+          <w:lang w:val="ar_AE" w:bidi="ar_AE"/>
+        </w:rPr>
+        <w:t>في الآية 6، تتبع ترجمة ULT النص العبري القياسي بقول "الحب". ومع ذلك، كما تشير حاشية في ترجمة ULT، فإن العديد من علماء الكتاب المُقَدَّس يعتقدون أن القراءة الأصلية كانت على الأرجح "الحبيبة". فكر في استخدام تلك القراءة في ترجمتك. إذا قمت باستخدام "الحبيبة" بدلًا من "الحب"، فإن الجزء من 7:6 والذي تترجمه نسخة ULT إلى "أيها الحب مع لذَّاتك!" سيترجم بدلًا من ذلك إلى "أَيَّتُهَا ٱلْحَبِيبَةُ بِٱللَّذَّاتِ!" - كما فعلت الترجمة العربية.</w:t>
+      </w:r>
+    </w:p>
+    <w:p>
+      <w:pPr>
+        <w:pStyle w:val="Heading4"/>
+        <w:bidi/>
+      </w:pPr>
+      <w:r>
+        <w:rPr>
+          <w:lang w:val="ar_AE" w:bidi="ar_AE"/>
+        </w:rPr>
+        <w:t xml:space="preserve">إمكانية ترجمة بديلة للكلمات التي تترجمها نسخة ULT الإنجليزية إلى "شفاه النائمين" في </w:t>
+      </w:r>
+      <w:hyperlink r:id="rId63">
         <w:r>
           <w:rPr>
             <w:lang w:val="ar_AE" w:bidi="ar_AE"/>
@@ -52542,6 +54201,146 @@
           <w:t>7:9</w:t>
         </w:r>
       </w:hyperlink>
+    </w:p>
+    <w:p>
+      <w:pPr>
+        <w:bidi/>
+      </w:pPr>
+      <w:r>
+        <w:rPr>
+          <w:lang w:val="ar_AE" w:bidi="ar_AE"/>
+        </w:rPr>
+      </w:r>
+      <w:r>
+        <w:rPr>
+          <w:lang w:val="ar_AE" w:bidi="ar_AE"/>
+        </w:rPr>
+        <w:t>في الآية 9، تتبع ترجمة ULT النص العبري القياسي بقول "شفاه النائمين". ومع ذلك، كما تشير الحاشية في ترجمة ULT، فإن العديد من علماء الكتاب المُقَدَّس يعتقدون أن القراءة الأصلية كانت على الأرجح "شفاه وأسنان". وقد اعتقد مترجمو السبعينية (الترجمة اليونانية القديمة للعهد القديم) ذلك وقد ترجموا هذه العبارة إلى "شفتي وأسناني". إذا كانت هناك ترجمة للكتاب المُقَدَّس في منطقتك تترجم هذه العبارة مستخدمة كلمة "أسناني" بدلًا من "النائمين"، فكر في استخدام "شفتي وأسناني" بدلًا من "شفاه النائمين" في ترجمتك.</w:t>
+      </w:r>
+      <w:r>
+        <w:rPr>
+          <w:lang w:val="ar_AE" w:bidi="ar_AE"/>
+        </w:rPr>
+      </w:r>
+      <w:r>
+        <w:rPr>
+          <w:lang w:val="ar_AE" w:bidi="ar_AE"/>
+        </w:rPr>
+      </w:r>
+    </w:p>
+    <w:p>
+      <w:pPr>
+        <w:bidi/>
+      </w:pPr>
+      <w:r>
+        <w:rPr>
+          <w:lang w:val="ar_AE" w:bidi="ar_AE"/>
+        </w:rPr>
+      </w:r>
+    </w:p>
+    <w:p>
+      <w:pPr>
+        <w:pStyle w:val="Heading2"/>
+        <w:bidi/>
+      </w:pPr>
+      <w:r>
+        <w:rPr>
+          <w:lang w:val="ar_AE" w:bidi="ar_AE"/>
+        </w:rPr>
+        <w:t>نشيد الأنشاد 7: 1 (#1)</w:t>
+      </w:r>
+      <w:r>
+        <w:rPr>
+          <w:lang w:val="ar_AE" w:bidi="ar_AE"/>
+        </w:rPr>
+      </w:r>
+    </w:p>
+    <w:p>
+      <w:pPr>
+        <w:bidi/>
+      </w:pPr>
+      <w:r>
+        <w:rPr>
+          <w:lang w:val="ar_AE" w:bidi="ar_AE"/>
+        </w:rPr>
+      </w:r>
+      <w:r>
+        <w:rPr>
+          <w:lang w:val="ar_AE" w:bidi="ar_AE"/>
+        </w:rPr>
+        <w:t>מַה־יָּפ֧וּ פְעָמַ֛יִ⁠ךְ בַּ⁠נְּעָלִ֖ים בַּת־נָדִ֑יב חַמּוּקֵ֣י יְרֵכַ֔יִ⁠ךְ כְּמ֣וֹ חֲלָאִ֔ים מַעֲשֵׂ֖ה יְדֵ֥י אָמָּֽן</w:t>
+      </w:r>
+    </w:p>
+    <w:p>
+      <w:pPr>
+        <w:bidi/>
+      </w:pPr>
+      <w:r>
+        <w:rPr>
+          <w:lang w:val="ar_AE" w:bidi="ar_AE"/>
+        </w:rPr>
+      </w:r>
+      <w:r>
+        <w:rPr>
+          <w:b/>
+          <w:lang w:val="ar_AE" w:bidi="ar_AE"/>
+        </w:rPr>
+        <w:t>"</w:t>
+      </w:r>
+      <w:r>
+        <w:rPr>
+          <w:b/>
+          <w:lang w:val="ar_AE" w:bidi="ar_AE"/>
+        </w:rPr>
+        <w:t>ما أجمَلَ رِجلَيكِ بالنَّعلَينِ يا بنتَ الكَريمِ</w:t>
+      </w:r>
+      <w:r>
+        <w:rPr>
+          <w:b/>
+          <w:lang w:val="ar_AE" w:bidi="ar_AE"/>
+        </w:rPr>
+        <w:t>"</w:t>
+      </w:r>
+    </w:p>
+    <w:p>
+      <w:pPr>
+        <w:bidi/>
+      </w:pPr>
+      <w:r>
+        <w:rPr>
+          <w:lang w:val="ar_AE" w:bidi="ar_AE"/>
+        </w:rPr>
+      </w:r>
+      <w:r>
+        <w:rPr>
+          <w:lang w:val="ar_AE" w:bidi="ar_AE"/>
+        </w:rPr>
+        <w:t>إذا كنت تستخدم عناوين الفقرات لتحديد المتكلم، وكنت قد قررت في الآية السابقة أن المرأة هي التي قالت: "</w:t>
+      </w:r>
+      <w:r>
+        <w:rPr>
+          <w:lang w:val="ar_AE" w:bidi="ar_AE"/>
+        </w:rPr>
+        <w:t>ماذا ترَوْنَ في شولَمّيثَ، مِثلَ رَقصِ صَفَّينِ؟</w:t>
+      </w:r>
+      <w:r>
+        <w:rPr>
+          <w:lang w:val="ar_AE" w:bidi="ar_AE"/>
+        </w:rPr>
+        <w:t xml:space="preserve">"، فستحتاج إلى وضع عنوان فقرة فوق هذه الآية يُشير إلى أن الرجل هو المتكلم الآن. حيث يبدأ الرجل في هذه الآية بالكلام مباشرة إلى المرأة، ويستمر في الحديث إليها حتى جزء من </w:t>
+      </w:r>
+      <w:hyperlink r:id="rId63">
+        <w:r>
+          <w:rPr>
+            <w:lang w:val="ar_AE" w:bidi="ar_AE"/>
+          </w:rPr>
+          <w:rPr>
+            <w:color w:val="0000EE"/>
+            <w:u w:val="single"/>
+          </w:rPr>
+          <w:t>7:9</w:t>
+        </w:r>
+      </w:hyperlink>
       <w:r>
         <w:rPr>
           <w:lang w:val="ar_AE" w:bidi="ar_AE"/>
@@ -54374,7 +56173,7 @@
         </w:rPr>
         <w:t xml:space="preserve">لاحظ كيف ترجمت التصريح المشابه في </w:t>
       </w:r>
-      <w:hyperlink r:id="rId55">
+      <w:hyperlink r:id="rId64">
         <w:r>
           <w:rPr>
             <w:lang w:val="ar_AE" w:bidi="ar_AE"/>
@@ -54655,7 +56454,7 @@
         </w:rPr>
         <w:t xml:space="preserve"> في </w:t>
       </w:r>
-      <w:hyperlink r:id="rId56">
+      <w:hyperlink r:id="rId65">
         <w:r>
           <w:rPr>
             <w:lang w:val="ar_AE" w:bidi="ar_AE"/>
@@ -56298,7 +58097,7 @@
         </w:rPr>
         <w:t xml:space="preserve">" في </w:t>
       </w:r>
-      <w:hyperlink r:id="rId53">
+      <w:hyperlink r:id="rId61">
         <w:r>
           <w:rPr>
             <w:lang w:val="ar_AE" w:bidi="ar_AE"/>
@@ -59695,7 +61494,7 @@
         </w:rPr>
         <w:t xml:space="preserve">اطلع على كيفية ترجمة العبارة المطابقة في </w:t>
       </w:r>
-      <w:hyperlink r:id="rId57">
+      <w:hyperlink r:id="rId66">
         <w:r>
           <w:rPr>
             <w:lang w:val="ar_AE" w:bidi="ar_AE"/>
@@ -60192,7 +61991,7 @@
         </w:rPr>
         <w:t xml:space="preserve">" في </w:t>
       </w:r>
-      <w:hyperlink r:id="rId36">
+      <w:hyperlink r:id="rId48">
         <w:r>
           <w:rPr>
             <w:lang w:val="ar_AE" w:bidi="ar_AE"/>
@@ -60547,7 +62346,7 @@
         </w:rPr>
         <w:t xml:space="preserve">" في </w:t>
       </w:r>
-      <w:hyperlink r:id="rId58">
+      <w:hyperlink r:id="rId67">
         <w:r>
           <w:rPr>
             <w:lang w:val="ar_AE" w:bidi="ar_AE"/>
@@ -60677,7 +62476,7 @@
         </w:rPr>
         <w:t xml:space="preserve">" في </w:t>
       </w:r>
-      <w:hyperlink r:id="rId58">
+      <w:hyperlink r:id="rId67">
         <w:r>
           <w:rPr>
             <w:lang w:val="ar_AE" w:bidi="ar_AE"/>
@@ -61426,6 +63225,189 @@
         <w:rPr>
           <w:lang w:val="ar_AE" w:bidi="ar_AE"/>
         </w:rPr>
+        <w:t>نشيد الأنشاد - مقدمة أصحاح 8</w:t>
+      </w:r>
+      <w:r>
+        <w:rPr>
+          <w:lang w:val="ar_AE" w:bidi="ar_AE"/>
+        </w:rPr>
+      </w:r>
+    </w:p>
+    <w:p>
+      <w:pPr>
+        <w:pStyle w:val="Heading3"/>
+        <w:bidi/>
+      </w:pPr>
+      <w:r>
+        <w:rPr>
+          <w:lang w:val="ar_AE" w:bidi="ar_AE"/>
+        </w:rPr>
+        <w:t>المفاهيم الخاصة في هذا الأصحاح</w:t>
+      </w:r>
+    </w:p>
+    <w:p>
+      <w:pPr>
+        <w:pStyle w:val="Heading4"/>
+        <w:bidi/>
+      </w:pPr>
+      <w:r>
+        <w:rPr>
+          <w:lang w:val="ar_AE" w:bidi="ar_AE"/>
+        </w:rPr>
+        <w:t>مشاعر الحب والالتزام القوية بين رجل وامرأة تجمعهما علاقة حب شاعرية</w:t>
+      </w:r>
+    </w:p>
+    <w:p>
+      <w:pPr>
+        <w:bidi/>
+      </w:pPr>
+      <w:r>
+        <w:rPr>
+          <w:lang w:val="ar_AE" w:bidi="ar_AE"/>
+        </w:rPr>
+      </w:r>
+      <w:r>
+        <w:rPr>
+          <w:lang w:val="ar_AE" w:bidi="ar_AE"/>
+        </w:rPr>
+        <w:t>8 : 7–6 تصف المشاعر القوية للحب والالتزام والارتباط العاطفي التي يمكن أن توجد بين رجل وامرأة تجمعهما علاقة حب شاعرية.</w:t>
+      </w:r>
+    </w:p>
+    <w:p>
+      <w:pPr>
+        <w:pStyle w:val="Heading3"/>
+        <w:bidi/>
+      </w:pPr>
+      <w:r>
+        <w:rPr>
+          <w:lang w:val="ar_AE" w:bidi="ar_AE"/>
+        </w:rPr>
+        <w:t>صعوبات ترجمة إضافية محتملة في هذا الأصحاح</w:t>
+      </w:r>
+    </w:p>
+    <w:p>
+      <w:pPr>
+        <w:pStyle w:val="Heading4"/>
+        <w:bidi/>
+      </w:pPr>
+      <w:r>
+        <w:rPr>
+          <w:lang w:val="ar_AE" w:bidi="ar_AE"/>
+        </w:rPr>
+        <w:t xml:space="preserve">معنى </w:t>
+      </w:r>
+      <w:hyperlink r:id="rId68">
+        <w:r>
+          <w:rPr>
+            <w:lang w:val="ar_AE" w:bidi="ar_AE"/>
+          </w:rPr>
+          <w:rPr>
+            <w:color w:val="0000EE"/>
+            <w:u w:val="single"/>
+          </w:rPr>
+          <w:t>8:12</w:t>
+        </w:r>
+      </w:hyperlink>
+    </w:p>
+    <w:p>
+      <w:pPr>
+        <w:bidi/>
+      </w:pPr>
+      <w:r>
+        <w:rPr>
+          <w:lang w:val="ar_AE" w:bidi="ar_AE"/>
+        </w:rPr>
+      </w:r>
+      <w:r>
+        <w:rPr>
+          <w:lang w:val="ar_AE" w:bidi="ar_AE"/>
+        </w:rPr>
+        <w:t xml:space="preserve">المعاني الثلاثة المحتملة لـ </w:t>
+      </w:r>
+      <w:hyperlink r:id="rId68">
+        <w:r>
+          <w:rPr>
+            <w:lang w:val="ar_AE" w:bidi="ar_AE"/>
+          </w:rPr>
+          <w:rPr>
+            <w:color w:val="0000EE"/>
+            <w:u w:val="single"/>
+          </w:rPr>
+          <w:t>8:12</w:t>
+        </w:r>
+      </w:hyperlink>
+      <w:r>
+        <w:rPr>
+          <w:lang w:val="ar_AE" w:bidi="ar_AE"/>
+        </w:rPr>
+        <w:t xml:space="preserve"> هي: (1) أن المرأة تتحدث عن نفسها ككرم وتقول إن كرمها ملك لها وحدها، وتقارن نفسها بكرم سليمان (الذي تم مناقشته في </w:t>
+      </w:r>
+      <w:hyperlink r:id="rId69">
+        <w:r>
+          <w:rPr>
+            <w:lang w:val="ar_AE" w:bidi="ar_AE"/>
+          </w:rPr>
+          <w:rPr>
+            <w:color w:val="0000EE"/>
+            <w:u w:val="single"/>
+          </w:rPr>
+          <w:t>8:11</w:t>
+        </w:r>
+      </w:hyperlink>
+      <w:r>
+        <w:rPr>
+          <w:lang w:val="ar_AE" w:bidi="ar_AE"/>
+        </w:rPr>
+        <w:t xml:space="preserve">)، وتقول إن سليمان يمكنه الاحتفاظ بمكسبه من كرمه، وحراس (نواطير) كرمه يمكنهم الاحتفاظ بنصيبهم من المكسب من ذلك الكرم. وهذا هو تفسير ترجمة UST الإنجليزية. (2) أن المرأة تتحدث عن نفسها ككرم وتقول إن كرمها ملك لها وحدها، ولكن الرجل الذي تحبه وتدعوه سليمان يمكنه أن يحصل بحرية على الكرم (عليها هي) لأنها تختار أن تعطي نفسها بحرية له. (3) أن الرجل يتحدث عن المرأة التي يحبها ككرم ويقول إن كرمه (المرأة التي يحبها) ملك له وحده، ويقارن كرمه (المرأة التي يحبها) بكرم سليمان (الذي تم مناقشته في </w:t>
+      </w:r>
+      <w:hyperlink r:id="rId69">
+        <w:r>
+          <w:rPr>
+            <w:lang w:val="ar_AE" w:bidi="ar_AE"/>
+          </w:rPr>
+          <w:rPr>
+            <w:color w:val="0000EE"/>
+            <w:u w:val="single"/>
+          </w:rPr>
+          <w:t>8:11</w:t>
+        </w:r>
+      </w:hyperlink>
+      <w:r>
+        <w:rPr>
+          <w:lang w:val="ar_AE" w:bidi="ar_AE"/>
+        </w:rPr>
+        <w:t>)، ويقول إنه يشعر بأنه أكثر غِني من سليمان لأن لديه المرأة التي يحبها ككرمه الخاص، وبالتالي يمكن لسليمان الاحتفاظ بمكسبه من كرمه، وحراس سليمان (النواطير) يمكنهم كذلك الاحتفاظ بنصيبهم من المكسب من ذلك الكرم.</w:t>
+      </w:r>
+      <w:r>
+        <w:rPr>
+          <w:lang w:val="ar_AE" w:bidi="ar_AE"/>
+        </w:rPr>
+      </w:r>
+      <w:r>
+        <w:rPr>
+          <w:lang w:val="ar_AE" w:bidi="ar_AE"/>
+        </w:rPr>
+      </w:r>
+    </w:p>
+    <w:p>
+      <w:pPr>
+        <w:bidi/>
+      </w:pPr>
+      <w:r>
+        <w:rPr>
+          <w:lang w:val="ar_AE" w:bidi="ar_AE"/>
+        </w:rPr>
+      </w:r>
+    </w:p>
+    <w:p>
+      <w:pPr>
+        <w:pStyle w:val="Heading2"/>
+        <w:bidi/>
+      </w:pPr>
+      <w:r>
+        <w:rPr>
+          <w:lang w:val="ar_AE" w:bidi="ar_AE"/>
+        </w:rPr>
         <w:t>نشيد الأنشاد 8: 1 (#1)</w:t>
       </w:r>
       <w:r>
@@ -62360,7 +64342,7 @@
         </w:rPr>
         <w:t xml:space="preserve"> في </w:t>
       </w:r>
-      <w:hyperlink r:id="rId59">
+      <w:hyperlink r:id="rId30">
         <w:r>
           <w:rPr>
             <w:lang w:val="ar_AE" w:bidi="ar_AE"/>
@@ -62717,7 +64699,7 @@
         </w:rPr>
         <w:t xml:space="preserve">" في </w:t>
       </w:r>
-      <w:hyperlink r:id="rId60">
+      <w:hyperlink r:id="rId70">
         <w:r>
           <w:rPr>
             <w:lang w:val="ar_AE" w:bidi="ar_AE"/>
@@ -63131,7 +65113,7 @@
         </w:rPr>
         <w:t xml:space="preserve">تتطابق هذه الآية مع </w:t>
       </w:r>
-      <w:hyperlink r:id="rId61">
+      <w:hyperlink r:id="rId71">
         <w:r>
           <w:rPr>
             <w:lang w:val="ar_AE" w:bidi="ar_AE"/>
@@ -63149,7 +65131,7 @@
         </w:rPr>
         <w:t xml:space="preserve">. قم بترجمة هذه الآية بنفس الطريقة التي تمت بها ترجمة </w:t>
       </w:r>
-      <w:hyperlink r:id="rId61">
+      <w:hyperlink r:id="rId71">
         <w:r>
           <w:rPr>
             <w:lang w:val="ar_AE" w:bidi="ar_AE"/>
@@ -63285,7 +65267,7 @@
         </w:rPr>
         <w:t xml:space="preserve">"، فإن هذه الآية تكاد تكون مطابقة لما ورد في </w:t>
       </w:r>
-      <w:hyperlink r:id="rId24">
+      <w:hyperlink r:id="rId26">
         <w:r>
           <w:rPr>
             <w:lang w:val="ar_AE" w:bidi="ar_AE"/>
@@ -63303,7 +65285,7 @@
         </w:rPr>
         <w:t xml:space="preserve">. عليك ترجمة هذه الآية بطريقة مشابهة لترجمتك لـ </w:t>
       </w:r>
-      <w:hyperlink r:id="rId24">
+      <w:hyperlink r:id="rId26">
         <w:r>
           <w:rPr>
             <w:lang w:val="ar_AE" w:bidi="ar_AE"/>
@@ -63934,7 +65916,7 @@
         </w:rPr>
         <w:t xml:space="preserve"> في </w:t>
       </w:r>
-      <w:hyperlink r:id="rId22">
+      <w:hyperlink r:id="rId24">
         <w:r>
           <w:rPr>
             <w:lang w:val="ar_AE" w:bidi="ar_AE"/>
@@ -69415,7 +71397,7 @@
         </w:rPr>
         <w:t xml:space="preserve"> هنا استعارة (انظر القسم في </w:t>
       </w:r>
-      <w:hyperlink r:id="rId62">
+      <w:hyperlink r:id="rId68">
         <w:r>
           <w:rPr>
             <w:lang w:val="ar_AE" w:bidi="ar_AE"/>
@@ -69459,7 +71441,7 @@
         </w:rPr>
         <w:t xml:space="preserve">، كما فعلت في </w:t>
       </w:r>
-      <w:hyperlink r:id="rId63">
+      <w:hyperlink r:id="rId72">
         <w:r>
           <w:rPr>
             <w:lang w:val="ar_AE" w:bidi="ar_AE"/>
@@ -69959,7 +71941,7 @@
         </w:rPr>
         <w:t xml:space="preserve"> (حتى وإن لم يكن سليمان) كتعبير عن المحبة، مشابهة للطريقة التي نادت بها الشخص الذي أحبته "الملك" في </w:t>
       </w:r>
-      <w:hyperlink r:id="rId16">
+      <w:hyperlink r:id="rId17">
         <w:r>
           <w:rPr>
             <w:lang w:val="ar_AE" w:bidi="ar_AE"/>
@@ -70234,7 +72216,7 @@
         </w:rPr>
         <w:t xml:space="preserve">هنا بصيغة المذكر في اللغة الأصلية، وعلى الأرجح يشير إلى أصدقاء الرجل الذين كانوا رعاة وذُكروا في </w:t>
       </w:r>
-      <w:hyperlink r:id="rId28">
+      <w:hyperlink r:id="rId32">
         <w:r>
           <w:rPr>
             <w:lang w:val="ar_AE" w:bidi="ar_AE"/>
@@ -70278,7 +72260,7 @@
         </w:rPr>
         <w:t xml:space="preserve">في </w:t>
       </w:r>
-      <w:hyperlink r:id="rId28">
+      <w:hyperlink r:id="rId32">
         <w:r>
           <w:rPr>
             <w:lang w:val="ar_AE" w:bidi="ar_AE"/>
@@ -70787,7 +72769,7 @@
         </w:rPr>
         <w:t xml:space="preserve">" في </w:t>
       </w:r>
-      <w:hyperlink r:id="rId26">
+      <w:hyperlink r:id="rId28">
         <w:r>
           <w:rPr>
             <w:lang w:val="ar_AE" w:bidi="ar_AE"/>
@@ -71083,1988 +73065,6 @@
           <w:lang w:val="ar_AE" w:bidi="ar_AE"/>
         </w:rPr>
         <w:t>ترجمة المجهولات</w:t>
-      </w:r>
-      <w:r>
-        <w:rPr>
-          <w:lang w:val="ar_AE" w:bidi="ar_AE"/>
-        </w:rPr>
-      </w:r>
-      <w:r>
-        <w:rPr>
-          <w:lang w:val="ar_AE" w:bidi="ar_AE"/>
-        </w:rPr>
-      </w:r>
-    </w:p>
-    <w:p>
-      <w:pPr>
-        <w:bidi/>
-      </w:pPr>
-      <w:r>
-        <w:rPr>
-          <w:lang w:val="ar_AE" w:bidi="ar_AE"/>
-        </w:rPr>
-      </w:r>
-    </w:p>
-    <w:p>
-      <w:pPr>
-        <w:pStyle w:val="Heading2"/>
-        <w:bidi/>
-      </w:pPr>
-      <w:r>
-        <w:rPr>
-          <w:lang w:val="ar_AE" w:bidi="ar_AE"/>
-        </w:rPr>
-        <w:t>نشيد الأنشاد - مقدمة أصحاح 1</w:t>
-      </w:r>
-      <w:r>
-        <w:rPr>
-          <w:lang w:val="ar_AE" w:bidi="ar_AE"/>
-        </w:rPr>
-      </w:r>
-    </w:p>
-    <w:p>
-      <w:pPr>
-        <w:pStyle w:val="Heading3"/>
-        <w:bidi/>
-      </w:pPr>
-      <w:r>
-        <w:rPr>
-          <w:lang w:val="ar_AE" w:bidi="ar_AE"/>
-        </w:rPr>
-        <w:t>التعبيرات البلاغية المهمة في هذا الأصحاح</w:t>
-      </w:r>
-    </w:p>
-    <w:p>
-      <w:pPr>
-        <w:pStyle w:val="Heading4"/>
-        <w:bidi/>
-      </w:pPr>
-      <w:r>
-        <w:rPr>
-          <w:lang w:val="ar_AE" w:bidi="ar_AE"/>
-        </w:rPr>
-        <w:t>الاستعارات</w:t>
-      </w:r>
-    </w:p>
-    <w:p>
-      <w:pPr>
-        <w:bidi/>
-      </w:pPr>
-      <w:r>
-        <w:rPr>
-          <w:lang w:val="ar_AE" w:bidi="ar_AE"/>
-        </w:rPr>
-      </w:r>
-      <w:r>
-        <w:rPr>
-          <w:lang w:val="ar_AE" w:bidi="ar_AE"/>
-        </w:rPr>
-        <w:t xml:space="preserve">في الشرق الأدنى القديم، كان من المعتاد وصف المرأة باستخدام استعارات تتعلق بالحيوانات. بينما في العديد من الثقافات اليوم، يمكن أن يُعدّ ذلك مهينًا. تُستخدم استعارات مختلفة للجمال في الثقافات المختلفة. (انظر: </w:t>
-      </w:r>
-      <w:r>
-        <w:rPr>
-          <w:lang w:val="ar_AE" w:bidi="ar_AE"/>
-        </w:rPr>
-        <w:t>الاستعارة</w:t>
-      </w:r>
-      <w:r>
-        <w:rPr>
-          <w:lang w:val="ar_AE" w:bidi="ar_AE"/>
-        </w:rPr>
-        <w:t>)</w:t>
-      </w:r>
-    </w:p>
-    <w:p>
-      <w:pPr>
-        <w:pStyle w:val="Heading3"/>
-        <w:bidi/>
-      </w:pPr>
-      <w:r>
-        <w:rPr>
-          <w:lang w:val="ar_AE" w:bidi="ar_AE"/>
-        </w:rPr>
-        <w:t>صعوبات الترجمة الأخرى المحتملة في هذا الأصحاح</w:t>
-      </w:r>
-    </w:p>
-    <w:p>
-      <w:pPr>
-        <w:pStyle w:val="Heading4"/>
-        <w:bidi/>
-      </w:pPr>
-      <w:r>
-        <w:rPr>
-          <w:lang w:val="ar_AE" w:bidi="ar_AE"/>
-        </w:rPr>
-        <w:t>الجُمل التي تشير إلى من الذي يتحدَّث ومن الذي يتم الحديث إليه.</w:t>
-      </w:r>
-    </w:p>
-    <w:p>
-      <w:pPr>
-        <w:bidi/>
-      </w:pPr>
-      <w:r>
-        <w:rPr>
-          <w:lang w:val="ar_AE" w:bidi="ar_AE"/>
-        </w:rPr>
-      </w:r>
-      <w:r>
-        <w:rPr>
-          <w:lang w:val="ar_AE" w:bidi="ar_AE"/>
-        </w:rPr>
-        <w:t>في جميع أنحاء القصيدة، لا يقوم الكاتب بتحديد هوية المُتحدثِّين وجمهورهم. لذلك تحاول بعض الترجمات تحديد هوية المتحدث والجمهور من أجل مساعدة القراء على فهم القصيدة. وليس من المؤكد دائمًا من هو المتحدِّث، لذا ففي بعض الأحيان تختلف الترجمات حول هوية المتحدث. قبل كل حديث، تحتوي ترجمة UST على عنوان يُحدِّد هوية المتحدِّث والجمهور. قد ترغب في اتِّبَاع نفس النهج في ترجمتك.</w:t>
-      </w:r>
-    </w:p>
-    <w:p>
-      <w:pPr>
-        <w:pStyle w:val="Heading4"/>
-        <w:bidi/>
-      </w:pPr>
-      <w:r>
-        <w:rPr>
-          <w:lang w:val="ar_AE" w:bidi="ar_AE"/>
-        </w:rPr>
-        <w:t>“أَنَا سَوْدَاءُ”</w:t>
-      </w:r>
-    </w:p>
-    <w:p>
-      <w:pPr>
-        <w:bidi/>
-      </w:pPr>
-      <w:r>
-        <w:rPr>
-          <w:lang w:val="ar_AE" w:bidi="ar_AE"/>
-        </w:rPr>
-      </w:r>
-      <w:r>
-        <w:rPr>
-          <w:lang w:val="ar_AE" w:bidi="ar_AE"/>
-        </w:rPr>
-        <w:t xml:space="preserve">في الشرق الأدنى القديم، كان الأغنياء عادةً يتمتعون ببشرة أفتح لأنهم لم يكونوا مضطرين للعمل في الخارج تحت الشمس. لكن هذه الفتاة كانت مضطرة للعمل في الخارج تحت الشمس، مما أدى إلى اسمرار بشرتها، وهذا هو السبب في قولها "أنا سوداء" في </w:t>
-      </w:r>
-      <w:hyperlink r:id="rId64">
-        <w:r>
-          <w:rPr>
-            <w:lang w:val="ar_AE" w:bidi="ar_AE"/>
-          </w:rPr>
-          <w:rPr>
-            <w:color w:val="0000EE"/>
-            <w:u w:val="single"/>
-          </w:rPr>
-          <w:t>1:5–6</w:t>
-        </w:r>
-      </w:hyperlink>
-      <w:r>
-        <w:rPr>
-          <w:lang w:val="ar_AE" w:bidi="ar_AE"/>
-        </w:rPr>
-        <w:t>.</w:t>
-      </w:r>
-      <w:r>
-        <w:rPr>
-          <w:lang w:val="ar_AE" w:bidi="ar_AE"/>
-        </w:rPr>
-      </w:r>
-      <w:r>
-        <w:rPr>
-          <w:lang w:val="ar_AE" w:bidi="ar_AE"/>
-        </w:rPr>
-      </w:r>
-    </w:p>
-    <w:p>
-      <w:pPr>
-        <w:bidi/>
-      </w:pPr>
-      <w:r>
-        <w:rPr>
-          <w:lang w:val="ar_AE" w:bidi="ar_AE"/>
-        </w:rPr>
-      </w:r>
-    </w:p>
-    <w:p>
-      <w:pPr>
-        <w:pStyle w:val="Heading2"/>
-        <w:bidi/>
-      </w:pPr>
-      <w:r>
-        <w:rPr>
-          <w:lang w:val="ar_AE" w:bidi="ar_AE"/>
-        </w:rPr>
-        <w:t>نشيد الأنشاد - مقدمة أصحاح 2</w:t>
-      </w:r>
-      <w:r>
-        <w:rPr>
-          <w:lang w:val="ar_AE" w:bidi="ar_AE"/>
-        </w:rPr>
-      </w:r>
-    </w:p>
-    <w:p>
-      <w:pPr>
-        <w:pStyle w:val="Heading3"/>
-        <w:bidi/>
-      </w:pPr>
-      <w:r>
-        <w:rPr>
-          <w:lang w:val="ar_AE" w:bidi="ar_AE"/>
-        </w:rPr>
-        <w:t>التعبيرات البلاغية المهمة في هذا الأصحاح</w:t>
-      </w:r>
-    </w:p>
-    <w:p>
-      <w:pPr>
-        <w:pStyle w:val="Heading4"/>
-        <w:bidi/>
-      </w:pPr>
-      <w:r>
-        <w:rPr>
-          <w:lang w:val="ar_AE" w:bidi="ar_AE"/>
-        </w:rPr>
-        <w:t>تمدح المرأة والرجل بعضهما البعض باستخدام الاستعارات والتشبيهات</w:t>
-      </w:r>
-    </w:p>
-    <w:p>
-      <w:pPr>
-        <w:bidi/>
-      </w:pPr>
-      <w:r>
-        <w:rPr>
-          <w:lang w:val="ar_AE" w:bidi="ar_AE"/>
-        </w:rPr>
-      </w:r>
-      <w:r>
-        <w:rPr>
-          <w:lang w:val="ar_AE" w:bidi="ar_AE"/>
-        </w:rPr>
-        <w:t>في 2:1، تستخدم المرأة الاستعارة لتخبر الرجل الذي تحبه بأنها ترى نفسها عادية مثل زهرة تنمو في السهول أو زنبقة تنمو في الوديان. ويجيب الرجل في 2:2 باستخدام التشبيه ليعبر لها عن مدى تميزها في نظره مقارنة بالنساء الأخريات. ثم تستخدم هي التشبيه في 2:3 لتوضح له مدى تميزه في نظرها مقارنة بالرجال الآخرين. عند ترجمة هذه الآيات، يجب الانتباه جيدًا إلى ملاحظات الترجمة وترجمة UST لفهم المعنى بدقة.</w:t>
-      </w:r>
-    </w:p>
-    <w:p>
-      <w:pPr>
-        <w:pStyle w:val="Heading3"/>
-        <w:bidi/>
-      </w:pPr>
-      <w:r>
-        <w:rPr>
-          <w:lang w:val="ar_AE" w:bidi="ar_AE"/>
-        </w:rPr>
-        <w:t>صعوبات ترجمة أخرى محتملة في هذا الأصحاح</w:t>
-      </w:r>
-    </w:p>
-    <w:p>
-      <w:pPr>
-        <w:pStyle w:val="Heading4"/>
-        <w:bidi/>
-      </w:pPr>
-      <w:r>
-        <w:rPr>
-          <w:lang w:val="ar_AE" w:bidi="ar_AE"/>
-        </w:rPr>
-        <w:t>التقابل</w:t>
-      </w:r>
-    </w:p>
-    <w:p>
-      <w:pPr>
-        <w:bidi/>
-      </w:pPr>
-      <w:r>
-        <w:rPr>
-          <w:lang w:val="ar_AE" w:bidi="ar_AE"/>
-        </w:rPr>
-      </w:r>
-      <w:r>
-        <w:rPr>
-          <w:lang w:val="ar_AE" w:bidi="ar_AE"/>
-        </w:rPr>
-        <w:t xml:space="preserve">يستخدم الشعر العبري أحيانًا أداة أدبية تسمى "التقابل" (ويُسمى أحيانًا "المقابلة العكسية"). التقابل هو ترتيب الكلمات أو العبارات في تسلسل أ ب-ب أ. في </w:t>
-      </w:r>
-      <w:hyperlink r:id="rId41">
-        <w:r>
-          <w:rPr>
-            <w:lang w:val="ar_AE" w:bidi="ar_AE"/>
-          </w:rPr>
-          <w:rPr>
-            <w:color w:val="0000EE"/>
-            <w:u w:val="single"/>
-          </w:rPr>
-          <w:t>نشيد الأنشاد 2:14</w:t>
-        </w:r>
-      </w:hyperlink>
-      <w:r>
-        <w:rPr>
-          <w:lang w:val="ar_AE" w:bidi="ar_AE"/>
-        </w:rPr>
-        <w:t xml:space="preserve">، يستخدم الكاتب التقابل. تتبع ترجمة ULT هذا الترتيب وتترجم هذه الآية كما يلي: "أَرِينِي </w:t>
-      </w:r>
-      <w:r>
-        <w:rPr>
-          <w:b/>
-          <w:lang w:val="ar_AE" w:bidi="ar_AE"/>
-        </w:rPr>
-        <w:t>وَجْهَكِ</w:t>
-      </w:r>
-      <w:r>
-        <w:rPr>
-          <w:lang w:val="ar_AE" w:bidi="ar_AE"/>
-        </w:rPr>
-        <w:t xml:space="preserve">، أَسْمِعِينِي </w:t>
-      </w:r>
-      <w:r>
-        <w:rPr>
-          <w:b/>
-          <w:lang w:val="ar_AE" w:bidi="ar_AE"/>
-        </w:rPr>
-        <w:t>صَوْتَكِ</w:t>
-      </w:r>
-      <w:r>
-        <w:rPr>
-          <w:lang w:val="ar_AE" w:bidi="ar_AE"/>
-        </w:rPr>
-        <w:t xml:space="preserve">، لأَنَّ </w:t>
-      </w:r>
-      <w:r>
-        <w:rPr>
-          <w:b/>
-          <w:lang w:val="ar_AE" w:bidi="ar_AE"/>
-        </w:rPr>
-        <w:t xml:space="preserve">صَوْتَكِ </w:t>
-      </w:r>
-      <w:r>
-        <w:rPr>
-          <w:lang w:val="ar_AE" w:bidi="ar_AE"/>
-        </w:rPr>
-        <w:t xml:space="preserve">لَطِيفٌ </w:t>
-      </w:r>
-      <w:r>
-        <w:rPr>
-          <w:b/>
-          <w:lang w:val="ar_AE" w:bidi="ar_AE"/>
-        </w:rPr>
-        <w:t xml:space="preserve">وَوَجْهَكِ </w:t>
-      </w:r>
-      <w:r>
-        <w:rPr>
-          <w:lang w:val="ar_AE" w:bidi="ar_AE"/>
-        </w:rPr>
-        <w:t>جَمِيلٌ" (العبارات المكررة مميزة لغرض التوضيح). لاحظ أن العبارات "وجهك" و"صوتك" تتكرر في هذه الآية وتُعاد في تسلسل أ ب-ب أ: "وجهك...صوتك...صوتك...وجهك."</w:t>
-      </w:r>
-      <w:r>
-        <w:rPr>
-          <w:lang w:val="ar_AE" w:bidi="ar_AE"/>
-        </w:rPr>
-      </w:r>
-      <w:r>
-        <w:rPr>
-          <w:lang w:val="ar_AE" w:bidi="ar_AE"/>
-        </w:rPr>
-      </w:r>
-    </w:p>
-    <w:p>
-      <w:pPr>
-        <w:bidi/>
-      </w:pPr>
-      <w:r>
-        <w:rPr>
-          <w:lang w:val="ar_AE" w:bidi="ar_AE"/>
-        </w:rPr>
-      </w:r>
-    </w:p>
-    <w:p>
-      <w:pPr>
-        <w:pStyle w:val="Heading2"/>
-        <w:bidi/>
-      </w:pPr>
-      <w:r>
-        <w:rPr>
-          <w:lang w:val="ar_AE" w:bidi="ar_AE"/>
-        </w:rPr>
-        <w:t>نشيد الأنشاد - مقدمة أصحاح 3</w:t>
-      </w:r>
-      <w:r>
-        <w:rPr>
-          <w:lang w:val="ar_AE" w:bidi="ar_AE"/>
-        </w:rPr>
-      </w:r>
-    </w:p>
-    <w:p>
-      <w:pPr>
-        <w:pStyle w:val="Heading3"/>
-        <w:bidi/>
-      </w:pPr>
-      <w:r>
-        <w:rPr>
-          <w:lang w:val="ar_AE" w:bidi="ar_AE"/>
-        </w:rPr>
-        <w:t>المفاهيم الخاصة في هذا الأصحاح</w:t>
-      </w:r>
-    </w:p>
-    <w:p>
-      <w:pPr>
-        <w:pStyle w:val="Heading4"/>
-        <w:bidi/>
-      </w:pPr>
-      <w:r>
-        <w:rPr>
-          <w:lang w:val="ar_AE" w:bidi="ar_AE"/>
-        </w:rPr>
-        <w:t>الاشتياق</w:t>
-      </w:r>
-    </w:p>
-    <w:p>
-      <w:pPr>
-        <w:bidi/>
-      </w:pPr>
-      <w:r>
-        <w:rPr>
-          <w:lang w:val="ar_AE" w:bidi="ar_AE"/>
-        </w:rPr>
-      </w:r>
-      <w:hyperlink r:id="rId65">
-        <w:r>
-          <w:rPr>
-            <w:lang w:val="ar_AE" w:bidi="ar_AE"/>
-          </w:rPr>
-          <w:rPr>
-            <w:color w:val="0000EE"/>
-            <w:u w:val="single"/>
-          </w:rPr>
-          <w:t>3:3–1</w:t>
-        </w:r>
-      </w:hyperlink>
-      <w:r>
-        <w:rPr>
-          <w:lang w:val="ar_AE" w:bidi="ar_AE"/>
-        </w:rPr>
-        <w:t xml:space="preserve"> تصف الشعور بالحنين الذي كانت تشعر به المرأة تجاه الرجل الذي أحبته وتصف سعيها المستمر لتجد هذا الرجل المحبوب. </w:t>
-      </w:r>
-      <w:hyperlink r:id="rId59">
-        <w:r>
-          <w:rPr>
-            <w:lang w:val="ar_AE" w:bidi="ar_AE"/>
-          </w:rPr>
-          <w:rPr>
-            <w:color w:val="0000EE"/>
-            <w:u w:val="single"/>
-          </w:rPr>
-          <w:t>3:4</w:t>
-        </w:r>
-      </w:hyperlink>
-      <w:r>
-        <w:rPr>
-          <w:lang w:val="ar_AE" w:bidi="ar_AE"/>
-        </w:rPr>
-        <w:t xml:space="preserve"> تصف المرأة عندما وجدت الرجل الذي أحبته وتجاوبها عندما وجدته، حيث تمسكت به وأدخلته إلى بيت أمها.</w:t>
-      </w:r>
-    </w:p>
-    <w:p>
-      <w:pPr>
-        <w:pStyle w:val="Heading3"/>
-        <w:bidi/>
-      </w:pPr>
-      <w:r>
-        <w:rPr>
-          <w:lang w:val="ar_AE" w:bidi="ar_AE"/>
-        </w:rPr>
-        <w:t>صعوبات ترجمة إضافية محتملة في هذا الأصحاح</w:t>
-      </w:r>
-    </w:p>
-    <w:p>
-      <w:pPr>
-        <w:pStyle w:val="Heading4"/>
-        <w:bidi/>
-      </w:pPr>
-      <w:r>
-        <w:rPr>
-          <w:lang w:val="ar_AE" w:bidi="ar_AE"/>
-        </w:rPr>
-        <w:t xml:space="preserve">تحديد ما إذا كانت </w:t>
-      </w:r>
-      <w:hyperlink r:id="rId27">
-        <w:r>
-          <w:rPr>
-            <w:lang w:val="ar_AE" w:bidi="ar_AE"/>
-          </w:rPr>
-          <w:rPr>
-            <w:color w:val="0000EE"/>
-            <w:u w:val="single"/>
-          </w:rPr>
-          <w:t>3:1–4</w:t>
-        </w:r>
-      </w:hyperlink>
-      <w:r>
-        <w:rPr>
-          <w:lang w:val="ar_AE" w:bidi="ar_AE"/>
-        </w:rPr>
-        <w:t xml:space="preserve"> تصف حلمًا، أم حدثًا حقيقيًا، أم شيئًا مُتَخَيَّلًا</w:t>
-      </w:r>
-    </w:p>
-    <w:p>
-      <w:pPr>
-        <w:bidi/>
-      </w:pPr>
-      <w:r>
-        <w:rPr>
-          <w:lang w:val="ar_AE" w:bidi="ar_AE"/>
-        </w:rPr>
-      </w:r>
-      <w:r>
-        <w:rPr>
-          <w:lang w:val="ar_AE" w:bidi="ar_AE"/>
-        </w:rPr>
-        <w:t xml:space="preserve">لا يعرف علماء الكتاب المُقَدَّس على وجه التأكيد ما إذا كانت الأحداث الموصوفة في </w:t>
-      </w:r>
-      <w:hyperlink r:id="rId27">
-        <w:r>
-          <w:rPr>
-            <w:lang w:val="ar_AE" w:bidi="ar_AE"/>
-          </w:rPr>
-          <w:rPr>
-            <w:color w:val="0000EE"/>
-            <w:u w:val="single"/>
-          </w:rPr>
-          <w:t>3:1–4</w:t>
-        </w:r>
-      </w:hyperlink>
-      <w:r>
-        <w:rPr>
-          <w:lang w:val="ar_AE" w:bidi="ar_AE"/>
-        </w:rPr>
-        <w:t xml:space="preserve"> حقيقية أم أنها حلم رأته المرأة أو شيء تخيلته. ويعتقد العديد من علماء الكتاب المُقَدَّس أن </w:t>
-      </w:r>
-      <w:hyperlink r:id="rId27">
-        <w:r>
-          <w:rPr>
-            <w:lang w:val="ar_AE" w:bidi="ar_AE"/>
-          </w:rPr>
-          <w:rPr>
-            <w:color w:val="0000EE"/>
-            <w:u w:val="single"/>
-          </w:rPr>
-          <w:t>3:1–4</w:t>
-        </w:r>
-      </w:hyperlink>
-      <w:r>
-        <w:rPr>
-          <w:lang w:val="ar_AE" w:bidi="ar_AE"/>
-        </w:rPr>
-        <w:t xml:space="preserve"> تصف حلمًا. إذا كنت تستخدم الحواشي، فقد ترغب في توضيح ذلك في حاشية، أو يمكنك الإشارة في عنوان الفقرة ما إذا كنت تعتقد أن هذا حلم أو حدث حقيقي أو شيء تخيلته المرأة. يمكنك أيضًا استخدام عنوان عام للفقرة مثل "المرأة تبحث عن الرجل الذي تحبه في الليل وتجده" دون التعليق على ما إذا كان هذا حلمًا أو حدثًا حقيقيًا أو شيئًا متخيلًا.</w:t>
-      </w:r>
-      <w:r>
-        <w:rPr>
-          <w:lang w:val="ar_AE" w:bidi="ar_AE"/>
-        </w:rPr>
-      </w:r>
-      <w:r>
-        <w:rPr>
-          <w:lang w:val="ar_AE" w:bidi="ar_AE"/>
-        </w:rPr>
-      </w:r>
-    </w:p>
-    <w:p>
-      <w:pPr>
-        <w:bidi/>
-      </w:pPr>
-      <w:r>
-        <w:rPr>
-          <w:lang w:val="ar_AE" w:bidi="ar_AE"/>
-        </w:rPr>
-      </w:r>
-    </w:p>
-    <w:p>
-      <w:pPr>
-        <w:pStyle w:val="Heading2"/>
-        <w:bidi/>
-      </w:pPr>
-      <w:r>
-        <w:rPr>
-          <w:lang w:val="ar_AE" w:bidi="ar_AE"/>
-        </w:rPr>
-        <w:t>نشيد الأنشاد - مقدمة أصحاح 4</w:t>
-      </w:r>
-      <w:r>
-        <w:rPr>
-          <w:lang w:val="ar_AE" w:bidi="ar_AE"/>
-        </w:rPr>
-      </w:r>
-    </w:p>
-    <w:p>
-      <w:pPr>
-        <w:pStyle w:val="Heading3"/>
-        <w:bidi/>
-      </w:pPr>
-      <w:r>
-        <w:rPr>
-          <w:lang w:val="ar_AE" w:bidi="ar_AE"/>
-        </w:rPr>
-        <w:t>المفاهيم الخاصة في هذا الأصحاح</w:t>
-      </w:r>
-    </w:p>
-    <w:p>
-      <w:pPr>
-        <w:pStyle w:val="Heading4"/>
-        <w:bidi/>
-      </w:pPr>
-      <w:r>
-        <w:rPr>
-          <w:lang w:val="ar_AE" w:bidi="ar_AE"/>
-        </w:rPr>
-        <w:t>الجمال</w:t>
-      </w:r>
-    </w:p>
-    <w:p>
-      <w:pPr>
-        <w:bidi/>
-      </w:pPr>
-      <w:r>
-        <w:rPr>
-          <w:lang w:val="ar_AE" w:bidi="ar_AE"/>
-        </w:rPr>
-      </w:r>
-      <w:r>
-        <w:rPr>
-          <w:lang w:val="ar_AE" w:bidi="ar_AE"/>
-        </w:rPr>
-        <w:t xml:space="preserve">يصف الرجل المرأة التي يحبها بأنها مثال للجمال والجاذبية في </w:t>
-      </w:r>
-      <w:hyperlink r:id="rId66">
-        <w:r>
-          <w:rPr>
-            <w:lang w:val="ar_AE" w:bidi="ar_AE"/>
-          </w:rPr>
-          <w:rPr>
-            <w:color w:val="0000EE"/>
-            <w:u w:val="single"/>
-          </w:rPr>
-          <w:t>4:1–4:5</w:t>
-        </w:r>
-      </w:hyperlink>
-      <w:r>
-        <w:rPr>
-          <w:lang w:val="ar_AE" w:bidi="ar_AE"/>
-        </w:rPr>
-        <w:t xml:space="preserve"> وفي </w:t>
-      </w:r>
-      <w:hyperlink r:id="rId67">
-        <w:r>
-          <w:rPr>
-            <w:lang w:val="ar_AE" w:bidi="ar_AE"/>
-          </w:rPr>
-          <w:rPr>
-            <w:color w:val="0000EE"/>
-            <w:u w:val="single"/>
-          </w:rPr>
-          <w:t>4:7</w:t>
-        </w:r>
-      </w:hyperlink>
-      <w:r>
-        <w:rPr>
-          <w:lang w:val="ar_AE" w:bidi="ar_AE"/>
-        </w:rPr>
-        <w:t>.</w:t>
-      </w:r>
-    </w:p>
-    <w:p>
-      <w:pPr>
-        <w:pStyle w:val="Heading4"/>
-        <w:bidi/>
-      </w:pPr>
-      <w:r>
-        <w:rPr>
-          <w:lang w:val="ar_AE" w:bidi="ar_AE"/>
-        </w:rPr>
-        <w:t>مشاعر الشوق للتواجد مع المحبوبة التي تبدو بعيدة ولا يمكن الوصول إليها مؤقتًا</w:t>
-      </w:r>
-    </w:p>
-    <w:p>
-      <w:pPr>
-        <w:bidi/>
-      </w:pPr>
-      <w:r>
-        <w:rPr>
-          <w:lang w:val="ar_AE" w:bidi="ar_AE"/>
-        </w:rPr>
-      </w:r>
-      <w:r>
-        <w:rPr>
-          <w:lang w:val="ar_AE" w:bidi="ar_AE"/>
-        </w:rPr>
-        <w:t xml:space="preserve">في </w:t>
-      </w:r>
-      <w:hyperlink r:id="rId68">
-        <w:r>
-          <w:rPr>
-            <w:lang w:val="ar_AE" w:bidi="ar_AE"/>
-          </w:rPr>
-          <w:rPr>
-            <w:color w:val="0000EE"/>
-            <w:u w:val="single"/>
-          </w:rPr>
-          <w:t>4:8</w:t>
-        </w:r>
-      </w:hyperlink>
-      <w:r>
-        <w:rPr>
-          <w:lang w:val="ar_AE" w:bidi="ar_AE"/>
-        </w:rPr>
-        <w:t xml:space="preserve"> يتحدث الرجل عن المرأة التي يحبها كما لو كانت بعيدة عنه، ويدعوها إلى "المجيء معه" و"النزول من" ارتفاع ثلاثة أماكن عالية لتكون بجانبه. وفي الواقع لا تقيم المرأة في هذه الأماكن، بل إن الرجل يستخدم لغة خيالية وشعرية للتعبير عن شعوره بالانفصال عنها ورغبته في أن تكون معه. في </w:t>
-      </w:r>
-      <w:hyperlink r:id="rId34">
-        <w:r>
-          <w:rPr>
-            <w:lang w:val="ar_AE" w:bidi="ar_AE"/>
-          </w:rPr>
-          <w:rPr>
-            <w:color w:val="0000EE"/>
-            <w:u w:val="single"/>
-          </w:rPr>
-          <w:t>4:12</w:t>
-        </w:r>
-      </w:hyperlink>
-      <w:r>
-        <w:rPr>
-          <w:lang w:val="ar_AE" w:bidi="ar_AE"/>
-        </w:rPr>
-        <w:t xml:space="preserve"> يستخدم الرجل لغة شعرية لوصف حقيقة أن المرأة التي يحبها غير متاحة مؤقتًا.</w:t>
-      </w:r>
-    </w:p>
-    <w:p>
-      <w:pPr>
-        <w:pStyle w:val="Heading3"/>
-        <w:bidi/>
-      </w:pPr>
-      <w:r>
-        <w:rPr>
-          <w:lang w:val="ar_AE" w:bidi="ar_AE"/>
-        </w:rPr>
-        <w:t>صعوبات ترجمة إضافية محتملة في هذا الأصحاح</w:t>
-      </w:r>
-    </w:p>
-    <w:p>
-      <w:pPr>
-        <w:pStyle w:val="Heading4"/>
-        <w:bidi/>
-      </w:pPr>
-      <w:r>
-        <w:rPr>
-          <w:lang w:val="ar_AE" w:bidi="ar_AE"/>
-        </w:rPr>
-        <w:t>استعارة الفردوس (الجنة)</w:t>
-      </w:r>
-    </w:p>
-    <w:p>
-      <w:pPr>
-        <w:bidi/>
-      </w:pPr>
-      <w:r>
-        <w:rPr>
-          <w:lang w:val="ar_AE" w:bidi="ar_AE"/>
-        </w:rPr>
-      </w:r>
-      <w:hyperlink r:id="rId47">
-        <w:r>
-          <w:rPr>
-            <w:lang w:val="ar_AE" w:bidi="ar_AE"/>
-          </w:rPr>
-          <w:rPr>
-            <w:color w:val="0000EE"/>
-            <w:u w:val="single"/>
-          </w:rPr>
-          <w:t>4: 5–12: 1</w:t>
-        </w:r>
-      </w:hyperlink>
-      <w:r>
-        <w:rPr>
-          <w:lang w:val="ar_AE" w:bidi="ar_AE"/>
-        </w:rPr>
-        <w:t xml:space="preserve"> هي استعارة ممتدة. تتضمن هذه الاستعارة حوارًا بين الرجل والمرأة التي يحبها، حيث يُشبِّه الرجل في البداية المرأة التي يحبها بـ "جنة مغلقة" (في </w:t>
-      </w:r>
-      <w:hyperlink r:id="rId39">
-        <w:r>
-          <w:rPr>
-            <w:lang w:val="ar_AE" w:bidi="ar_AE"/>
-          </w:rPr>
-          <w:rPr>
-            <w:color w:val="0000EE"/>
-            <w:u w:val="single"/>
-          </w:rPr>
-          <w:t>4:12–4:15</w:t>
-        </w:r>
-      </w:hyperlink>
-      <w:r>
-        <w:rPr>
-          <w:lang w:val="ar_AE" w:bidi="ar_AE"/>
-        </w:rPr>
-        <w:t xml:space="preserve">) حيث تنمو العديد من الأشياء الشهية، ثم ترد المرأة بدعوة الرجل للقدوم إلى جنتها في </w:t>
-      </w:r>
-      <w:hyperlink r:id="rId69">
-        <w:r>
-          <w:rPr>
-            <w:lang w:val="ar_AE" w:bidi="ar_AE"/>
-          </w:rPr>
-          <w:rPr>
-            <w:color w:val="0000EE"/>
-            <w:u w:val="single"/>
-          </w:rPr>
-          <w:t>4:16</w:t>
-        </w:r>
-      </w:hyperlink>
-      <w:r>
-        <w:rPr>
-          <w:lang w:val="ar_AE" w:bidi="ar_AE"/>
-        </w:rPr>
-        <w:t xml:space="preserve">. وبعد ذلك، يجيب الرجل على دعوتها في </w:t>
-      </w:r>
-      <w:hyperlink r:id="rId70">
-        <w:r>
-          <w:rPr>
-            <w:lang w:val="ar_AE" w:bidi="ar_AE"/>
-          </w:rPr>
-          <w:rPr>
-            <w:color w:val="0000EE"/>
-            <w:u w:val="single"/>
-          </w:rPr>
-          <w:t>5:1</w:t>
-        </w:r>
-      </w:hyperlink>
-      <w:r>
-        <w:rPr>
-          <w:lang w:val="ar_AE" w:bidi="ar_AE"/>
-        </w:rPr>
-        <w:t xml:space="preserve">. يُستخدم مصطلح </w:t>
-      </w:r>
-      <w:r>
-        <w:rPr>
-          <w:b/>
-          <w:lang w:val="ar_AE" w:bidi="ar_AE"/>
-        </w:rPr>
-        <w:t xml:space="preserve">جنة </w:t>
-      </w:r>
-      <w:r>
-        <w:rPr>
-          <w:lang w:val="ar_AE" w:bidi="ar_AE"/>
-        </w:rPr>
-        <w:t xml:space="preserve">كاستعارة للمرأة في </w:t>
-      </w:r>
-      <w:hyperlink r:id="rId34">
-        <w:r>
-          <w:rPr>
-            <w:lang w:val="ar_AE" w:bidi="ar_AE"/>
-          </w:rPr>
-          <w:rPr>
-            <w:color w:val="0000EE"/>
-            <w:u w:val="single"/>
-          </w:rPr>
-          <w:t>4:12</w:t>
-        </w:r>
-      </w:hyperlink>
-      <w:r>
-        <w:rPr>
-          <w:lang w:val="ar_AE" w:bidi="ar_AE"/>
-        </w:rPr>
-        <w:t xml:space="preserve">، في </w:t>
-      </w:r>
-      <w:hyperlink r:id="rId69">
-        <w:r>
-          <w:rPr>
-            <w:lang w:val="ar_AE" w:bidi="ar_AE"/>
-          </w:rPr>
-          <w:rPr>
-            <w:color w:val="0000EE"/>
-            <w:u w:val="single"/>
-          </w:rPr>
-          <w:t>4:16</w:t>
-        </w:r>
-      </w:hyperlink>
-      <w:r>
-        <w:rPr>
-          <w:lang w:val="ar_AE" w:bidi="ar_AE"/>
-        </w:rPr>
-        <w:t xml:space="preserve"> (مرتين)، وفي </w:t>
-      </w:r>
-      <w:hyperlink r:id="rId70">
-        <w:r>
-          <w:rPr>
-            <w:lang w:val="ar_AE" w:bidi="ar_AE"/>
-          </w:rPr>
-          <w:rPr>
-            <w:color w:val="0000EE"/>
-            <w:u w:val="single"/>
-          </w:rPr>
-          <w:t>5:1</w:t>
-        </w:r>
-      </w:hyperlink>
-      <w:r>
-        <w:rPr>
-          <w:lang w:val="ar_AE" w:bidi="ar_AE"/>
-        </w:rPr>
-        <w:t xml:space="preserve">. لذلك يجب أن تكون متسقًا في كيفية ترجمة مصطلح "الجنة". في </w:t>
-      </w:r>
-      <w:hyperlink r:id="rId38">
-        <w:r>
-          <w:rPr>
-            <w:lang w:val="ar_AE" w:bidi="ar_AE"/>
-          </w:rPr>
-          <w:rPr>
-            <w:color w:val="0000EE"/>
-            <w:u w:val="single"/>
-          </w:rPr>
-          <w:t>4:13</w:t>
-        </w:r>
-      </w:hyperlink>
-      <w:r>
-        <w:rPr>
-          <w:lang w:val="ar_AE" w:bidi="ar_AE"/>
-        </w:rPr>
-        <w:t xml:space="preserve"> يتحدث الرجل عن جسد المرأة كـ "فِرْدَوْس رُمَّانٍ مَعَ أَثْمَارٍ نَفِيسَةٍ"، ثم في </w:t>
-      </w:r>
-      <w:hyperlink r:id="rId69">
-        <w:r>
-          <w:rPr>
-            <w:lang w:val="ar_AE" w:bidi="ar_AE"/>
-          </w:rPr>
-          <w:rPr>
-            <w:color w:val="0000EE"/>
-            <w:u w:val="single"/>
-          </w:rPr>
-          <w:t>4:16</w:t>
-        </w:r>
-      </w:hyperlink>
-      <w:r>
-        <w:rPr>
-          <w:lang w:val="ar_AE" w:bidi="ar_AE"/>
-        </w:rPr>
-        <w:t xml:space="preserve"> تدعو المرأة الرجل أن </w:t>
-      </w:r>
-      <w:r>
-        <w:rPr>
-          <w:b/>
-          <w:lang w:val="ar_AE" w:bidi="ar_AE"/>
-        </w:rPr>
-        <w:t>يأتي إلى جنته ويأكل ثمره النفيس</w:t>
-      </w:r>
-      <w:r>
-        <w:rPr>
-          <w:lang w:val="ar_AE" w:bidi="ar_AE"/>
-        </w:rPr>
-        <w:t xml:space="preserve">. (انظر: </w:t>
-      </w:r>
-      <w:r>
-        <w:rPr>
-          <w:lang w:val="ar_AE" w:bidi="ar_AE"/>
-        </w:rPr>
-        <w:t>التصوير البلاغي الكتابي — الاستعارات الممتدة</w:t>
-      </w:r>
-      <w:r>
-        <w:rPr>
-          <w:lang w:val="ar_AE" w:bidi="ar_AE"/>
-        </w:rPr>
-        <w:t>)</w:t>
-      </w:r>
-    </w:p>
-    <w:p>
-      <w:pPr>
-        <w:pStyle w:val="Heading4"/>
-        <w:bidi/>
-      </w:pPr>
-      <w:r>
-        <w:rPr>
-          <w:lang w:val="ar_AE" w:bidi="ar_AE"/>
-        </w:rPr>
-        <w:t>استعارة "أختي"</w:t>
-      </w:r>
-    </w:p>
-    <w:p>
-      <w:pPr>
-        <w:bidi/>
-      </w:pPr>
-      <w:r>
-        <w:rPr>
-          <w:lang w:val="ar_AE" w:bidi="ar_AE"/>
-        </w:rPr>
-      </w:r>
-      <w:r>
-        <w:rPr>
-          <w:lang w:val="ar_AE" w:bidi="ar_AE"/>
-        </w:rPr>
-        <w:t xml:space="preserve">يُستخدم تعبير </w:t>
-      </w:r>
-      <w:r>
-        <w:rPr>
-          <w:b/>
-          <w:lang w:val="ar_AE" w:bidi="ar_AE"/>
-        </w:rPr>
-        <w:t>أختي</w:t>
-      </w:r>
-      <w:r>
-        <w:rPr>
-          <w:lang w:val="ar_AE" w:bidi="ar_AE"/>
-        </w:rPr>
-        <w:t xml:space="preserve"> في 4:9؛ 4:10، 4:12، 5:1، و5:2. ويستخدم الرجل هذه الكلمة كتعبير عن المودة للمرأة التي يحبها. والمرأة ليست أخته في الحقيقة. يجب عليك ترجمة هذه العبارة بنفس الطريقة في كل من المرات الخمس التي تظهر فيها في هذا السفر، لأن الكاتب يستخدمها بنفس المعنى في كل مرة. انظر الملاحظة عند أول ظهور لهذه الكلمة في 4:9 لمزيد من المعلومات حول هذه الكلمة.</w:t>
-      </w:r>
-      <w:r>
-        <w:rPr>
-          <w:lang w:val="ar_AE" w:bidi="ar_AE"/>
-        </w:rPr>
-      </w:r>
-      <w:r>
-        <w:rPr>
-          <w:lang w:val="ar_AE" w:bidi="ar_AE"/>
-        </w:rPr>
-      </w:r>
-    </w:p>
-    <w:p>
-      <w:pPr>
-        <w:bidi/>
-      </w:pPr>
-      <w:r>
-        <w:rPr>
-          <w:lang w:val="ar_AE" w:bidi="ar_AE"/>
-        </w:rPr>
-      </w:r>
-    </w:p>
-    <w:p>
-      <w:pPr>
-        <w:pStyle w:val="Heading2"/>
-        <w:bidi/>
-      </w:pPr>
-      <w:r>
-        <w:rPr>
-          <w:lang w:val="ar_AE" w:bidi="ar_AE"/>
-        </w:rPr>
-        <w:t>نشيد الأنشاد - مقدمة أصحاح 5</w:t>
-      </w:r>
-      <w:r>
-        <w:rPr>
-          <w:lang w:val="ar_AE" w:bidi="ar_AE"/>
-        </w:rPr>
-      </w:r>
-    </w:p>
-    <w:p>
-      <w:pPr>
-        <w:pStyle w:val="Heading3"/>
-        <w:bidi/>
-      </w:pPr>
-      <w:r>
-        <w:rPr>
-          <w:lang w:val="ar_AE" w:bidi="ar_AE"/>
-        </w:rPr>
-        <w:t>البنية والتنسيق</w:t>
-      </w:r>
-    </w:p>
-    <w:p>
-      <w:pPr>
-        <w:bidi/>
-      </w:pPr>
-      <w:r>
-        <w:rPr>
-          <w:lang w:val="ar_AE" w:bidi="ar_AE"/>
-        </w:rPr>
-      </w:r>
-      <w:r>
-        <w:rPr>
-          <w:lang w:val="ar_AE" w:bidi="ar_AE"/>
-        </w:rPr>
-        <w:t>5: 1 الخاتمة لاستخدام الاستعارة الخاصة بالجنة (الفردوس)</w:t>
-      </w:r>
-    </w:p>
-    <w:p>
-      <w:pPr>
-        <w:bidi/>
-      </w:pPr>
-      <w:r>
-        <w:rPr>
-          <w:lang w:val="ar_AE" w:bidi="ar_AE"/>
-        </w:rPr>
-      </w:r>
-      <w:r>
-        <w:rPr>
-          <w:lang w:val="ar_AE" w:bidi="ar_AE"/>
-        </w:rPr>
-        <w:t>5: 8–2 موضوع الاشتياق والبحث.</w:t>
-      </w:r>
-    </w:p>
-    <w:p>
-      <w:pPr>
-        <w:bidi/>
-      </w:pPr>
-      <w:r>
-        <w:rPr>
-          <w:lang w:val="ar_AE" w:bidi="ar_AE"/>
-        </w:rPr>
-      </w:r>
-      <w:r>
-        <w:rPr>
-          <w:lang w:val="ar_AE" w:bidi="ar_AE"/>
-        </w:rPr>
-        <w:t>5: 9 بنات أورشليم يسألن المرأة عن سبب اعتقادها بأن الرجل الذي تحبه شخص مميز.</w:t>
-      </w:r>
-    </w:p>
-    <w:p>
-      <w:pPr>
-        <w:bidi/>
-      </w:pPr>
-      <w:r>
-        <w:rPr>
-          <w:lang w:val="ar_AE" w:bidi="ar_AE"/>
-        </w:rPr>
-      </w:r>
-      <w:r>
-        <w:rPr>
-          <w:lang w:val="ar_AE" w:bidi="ar_AE"/>
-        </w:rPr>
-        <w:t>5: 16–10 المرأة تجيب عن السؤال الذي طرحته بنات أورشليم عليها</w:t>
-      </w:r>
-    </w:p>
-    <w:p>
-      <w:pPr>
-        <w:pStyle w:val="Heading3"/>
-        <w:bidi/>
-      </w:pPr>
-      <w:r>
-        <w:rPr>
-          <w:lang w:val="ar_AE" w:bidi="ar_AE"/>
-        </w:rPr>
-        <w:t>المفاهيم الخاصة في هذا الأصحاح</w:t>
-      </w:r>
-    </w:p>
-    <w:p>
-      <w:pPr>
-        <w:pStyle w:val="Heading4"/>
-        <w:bidi/>
-      </w:pPr>
-      <w:r>
-        <w:rPr>
-          <w:lang w:val="ar_AE" w:bidi="ar_AE"/>
-        </w:rPr>
-        <w:t>جاذبية الرجل</w:t>
-      </w:r>
-    </w:p>
-    <w:p>
-      <w:pPr>
-        <w:bidi/>
-      </w:pPr>
-      <w:r>
-        <w:rPr>
-          <w:lang w:val="ar_AE" w:bidi="ar_AE"/>
-        </w:rPr>
-      </w:r>
-      <w:r>
-        <w:rPr>
-          <w:lang w:val="ar_AE" w:bidi="ar_AE"/>
-        </w:rPr>
-        <w:t>تصف المرأة الرجل بأنه المثال والنموذج للجاذبية الذكورية (للرجل الجذَّاب) في 5:10–16.</w:t>
-      </w:r>
-    </w:p>
-    <w:p>
-      <w:pPr>
-        <w:pStyle w:val="Heading3"/>
-        <w:bidi/>
-      </w:pPr>
-      <w:r>
-        <w:rPr>
-          <w:lang w:val="ar_AE" w:bidi="ar_AE"/>
-        </w:rPr>
-        <w:t>الصور البلاغية البارزة في هذا الأصحاح</w:t>
-      </w:r>
-    </w:p>
-    <w:p>
-      <w:pPr>
-        <w:pStyle w:val="Heading4"/>
-        <w:bidi/>
-      </w:pPr>
-      <w:r>
-        <w:rPr>
-          <w:lang w:val="ar_AE" w:bidi="ar_AE"/>
-        </w:rPr>
-        <w:t>الاستعارات</w:t>
-      </w:r>
-    </w:p>
-    <w:p>
-      <w:pPr>
-        <w:bidi/>
-      </w:pPr>
-      <w:r>
-        <w:rPr>
-          <w:lang w:val="ar_AE" w:bidi="ar_AE"/>
-        </w:rPr>
-      </w:r>
-      <w:r>
-        <w:rPr>
-          <w:lang w:val="ar_AE" w:bidi="ar_AE"/>
-        </w:rPr>
-        <w:t xml:space="preserve">يواصل الكاتب استخدام الاستعارات، كما فعل خلال هذا السفر حتى الآن، ليصف المشاعر والأمور المعتادة في العلاقات الرومانسية. (انظر: </w:t>
-      </w:r>
-      <w:r>
-        <w:rPr>
-          <w:lang w:val="ar_AE" w:bidi="ar_AE"/>
-        </w:rPr>
-        <w:t>الاستعارة</w:t>
-      </w:r>
-      <w:r>
-        <w:rPr>
-          <w:lang w:val="ar_AE" w:bidi="ar_AE"/>
-        </w:rPr>
-        <w:t>)</w:t>
-      </w:r>
-    </w:p>
-    <w:p>
-      <w:pPr>
-        <w:pStyle w:val="Heading3"/>
-        <w:bidi/>
-      </w:pPr>
-      <w:r>
-        <w:rPr>
-          <w:lang w:val="ar_AE" w:bidi="ar_AE"/>
-        </w:rPr>
-        <w:t>صعوبات ترجمة إضافية محتملة في هذا الأصحاح</w:t>
-      </w:r>
-    </w:p>
-    <w:p>
-      <w:pPr>
-        <w:pStyle w:val="Heading4"/>
-        <w:bidi/>
-      </w:pPr>
-      <w:r>
-        <w:rPr>
-          <w:lang w:val="ar_AE" w:bidi="ar_AE"/>
-        </w:rPr>
-        <w:t>ترتيب الأحداث</w:t>
-      </w:r>
-    </w:p>
-    <w:p>
-      <w:pPr>
-        <w:bidi/>
-      </w:pPr>
-      <w:r>
-        <w:rPr>
-          <w:lang w:val="ar_AE" w:bidi="ar_AE"/>
-        </w:rPr>
-      </w:r>
-      <w:r>
-        <w:rPr>
-          <w:lang w:val="ar_AE" w:bidi="ar_AE"/>
-        </w:rPr>
-        <w:t>يبدو أن 5:2–8 يصف أحداثًا كان من المفترض أن تحدث بشكل زمني ومنطقي قبل الأحداث الموصوفة في 3:6–5:1. الحل لهذه الإشكالية الظاهرة يكمن في فهم أن هذا السفر هو عمل شعري، وأن الكاتب يصف بشكل شعري العواطف والمشاعر التي تنشأ بين رجل وامرأة تجمعهما علاقة حب شاعرية. فنظرًا لأن الكاتب يستخدم الشعر لوصف العلاقة الرومانسية بين الرجل والمرأة وكذلك المشاعر المرتبطة بها، فإنه ليس ملزمًا باتِّبَاع أنماط السرد الزمني التقليدي.</w:t>
-      </w:r>
-    </w:p>
-    <w:p>
-      <w:pPr>
-        <w:pStyle w:val="Heading4"/>
-        <w:bidi/>
-      </w:pPr>
-      <w:r>
-        <w:rPr>
-          <w:lang w:val="ar_AE" w:bidi="ar_AE"/>
-        </w:rPr>
-        <w:t>ما إذا كانت 5:2–8 تصف أحداثًا وقعت بالفعل أم حدثت في حلم.</w:t>
-      </w:r>
-    </w:p>
-    <w:p>
-      <w:pPr>
-        <w:bidi/>
-      </w:pPr>
-      <w:r>
-        <w:rPr>
-          <w:lang w:val="ar_AE" w:bidi="ar_AE"/>
-        </w:rPr>
-      </w:r>
-      <w:r>
-        <w:rPr>
-          <w:lang w:val="ar_AE" w:bidi="ar_AE"/>
-        </w:rPr>
-        <w:t>هناك وجهتا نظر رئيسيتان بين علماء الكتاب المُقَدَّس فيمَا يتعلق بالأحداث الموصوفة في 5:2–8. الرأي الأول هو أن الأحداث المذكورة في 5:2–8 قد حدثت في حلم. أما الرأي الآخر فيرى أن هذه الأحداث حدثت بعد أن أيقظ الرجل المرأة من نومها أو من وضعية ما قبل النوم. لكن الغالبية العظمى من علماء الكتاب المُقَدَّس تعتقد أن الرأي الأول هو الصحيح، وأن الأحداث الموصوفة في 5:2–8 قد حدثت في حلم.</w:t>
-      </w:r>
-    </w:p>
-    <w:p>
-      <w:pPr>
-        <w:pStyle w:val="Heading4"/>
-        <w:bidi/>
-      </w:pPr>
-      <w:r>
-        <w:rPr>
-          <w:lang w:val="ar_AE" w:bidi="ar_AE"/>
-        </w:rPr>
-        <w:t>استعارة "أختي"</w:t>
-      </w:r>
-    </w:p>
-    <w:p>
-      <w:pPr>
-        <w:bidi/>
-      </w:pPr>
-      <w:r>
-        <w:rPr>
-          <w:lang w:val="ar_AE" w:bidi="ar_AE"/>
-        </w:rPr>
-      </w:r>
-      <w:r>
-        <w:rPr>
-          <w:lang w:val="ar_AE" w:bidi="ar_AE"/>
-        </w:rPr>
-        <w:t xml:space="preserve">يُستخدم التعبير </w:t>
-      </w:r>
-      <w:r>
-        <w:rPr>
-          <w:b/>
-          <w:lang w:val="ar_AE" w:bidi="ar_AE"/>
-        </w:rPr>
-        <w:t>أختي</w:t>
-      </w:r>
-      <w:r>
-        <w:rPr>
-          <w:lang w:val="ar_AE" w:bidi="ar_AE"/>
-        </w:rPr>
-        <w:t xml:space="preserve"> في 4:9؛ 4:10، 4:12، 5:1، و5:2. يستخدم الرجل هذه الكلمة كتعبير عن المودة للمرأة التي يحبها، والمرأة ليست في الحقيقة أخته. يجب عليك ترجمة هذا التعبير في 5:1 و5:2 بنفس الطريقة التي ترجمتها بها في 4:9؛ 4:10، و4:12 لأن الكاتب يستخدمها بنفس المعنى في هذا الأصحاح. انظر الملاحظة عند أول ظهور لهذه الكلمة في 4:9 لمزيد من المعلومات حول هذه الكلمة.</w:t>
-      </w:r>
-    </w:p>
-    <w:p>
-      <w:pPr>
-        <w:pStyle w:val="Heading4"/>
-        <w:bidi/>
-      </w:pPr>
-      <w:r>
-        <w:rPr>
-          <w:lang w:val="ar_AE" w:bidi="ar_AE"/>
-        </w:rPr>
-        <w:t xml:space="preserve">إمكانية ترجمة بديلة للكلمة التي تترجمها نسخة ULT الإنجليزية إلى "أبراج من" والترجمة العربية إلى"أَتْلاَم" في </w:t>
-      </w:r>
-      <w:hyperlink r:id="rId48">
-        <w:r>
-          <w:rPr>
-            <w:lang w:val="ar_AE" w:bidi="ar_AE"/>
-          </w:rPr>
-          <w:rPr>
-            <w:color w:val="0000EE"/>
-            <w:u w:val="single"/>
-          </w:rPr>
-          <w:t>5:13</w:t>
-        </w:r>
-      </w:hyperlink>
-    </w:p>
-    <w:p>
-      <w:pPr>
-        <w:bidi/>
-      </w:pPr>
-      <w:r>
-        <w:rPr>
-          <w:lang w:val="ar_AE" w:bidi="ar_AE"/>
-        </w:rPr>
-      </w:r>
-      <w:r>
-        <w:rPr>
-          <w:lang w:val="ar_AE" w:bidi="ar_AE"/>
-        </w:rPr>
-        <w:t>في الآية 13، تتبع ترجمة ULT النص العبري القياسي بقول "أبراج من". ومع ذلك، كما تشير حاشية في ترجمة ULT، فإن العديد من علماء الكتاب المُقَدَّس يعتقدون أن القراءة الأصلية كانت على الأرجح "ينتج". فكر في استخدام تلك القراءة في ترجمتك. إذا استخدمت "ينتج" بدلًا من "أبراج من"، فإن الجزء الأول من 5:13 في ULT سيُقرأ "خداه كسرير من الطيب، يُنتج رياحين ذكية" (وستقرأ ترجمة UST "خداه كخميلة الطيب التي تنتج رياحين ذكية"). وعبارة "يُنتج رياحين ذكية" ستكون وصفًا ممتدًا لعبارة "كسرير من الطيب". وسيكون الغرض من المقارنة هو أن خدا الرجل يشبهان سرير من الطيب يُنتج رياحين ذكية. إذا اخترت استخدام كلمة "ينتج" في ترجمتك، يمكنك شرح أساس المقارنة لقرائك في ترجمتك إذا كنت تعتقد أن ذلك سيساعدهم. الترجمة البديلة: "خداه مثل رائحة سرير من الطيب ينشر رياحين ذكية" أو "خداه مثل رائحة سرير من الطيب يُنتج رياحين ذكية"</w:t>
-      </w:r>
-      <w:r>
-        <w:rPr>
-          <w:lang w:val="ar_AE" w:bidi="ar_AE"/>
-        </w:rPr>
-      </w:r>
-      <w:r>
-        <w:rPr>
-          <w:lang w:val="ar_AE" w:bidi="ar_AE"/>
-        </w:rPr>
-      </w:r>
-    </w:p>
-    <w:p>
-      <w:pPr>
-        <w:bidi/>
-      </w:pPr>
-      <w:r>
-        <w:rPr>
-          <w:lang w:val="ar_AE" w:bidi="ar_AE"/>
-        </w:rPr>
-      </w:r>
-    </w:p>
-    <w:p>
-      <w:pPr>
-        <w:pStyle w:val="Heading2"/>
-        <w:bidi/>
-      </w:pPr>
-      <w:r>
-        <w:rPr>
-          <w:lang w:val="ar_AE" w:bidi="ar_AE"/>
-        </w:rPr>
-        <w:t>نشيد الأنشاد - مقدمة أصحاح 6</w:t>
-      </w:r>
-      <w:r>
-        <w:rPr>
-          <w:lang w:val="ar_AE" w:bidi="ar_AE"/>
-        </w:rPr>
-      </w:r>
-    </w:p>
-    <w:p>
-      <w:pPr>
-        <w:pStyle w:val="Heading3"/>
-        <w:bidi/>
-      </w:pPr>
-      <w:r>
-        <w:rPr>
-          <w:lang w:val="ar_AE" w:bidi="ar_AE"/>
-        </w:rPr>
-        <w:t>المفاهيم الخاصة في هذا الأصحاح</w:t>
-      </w:r>
-    </w:p>
-    <w:p>
-      <w:pPr>
-        <w:pStyle w:val="Heading4"/>
-        <w:bidi/>
-      </w:pPr>
-      <w:r>
-        <w:rPr>
-          <w:lang w:val="ar_AE" w:bidi="ar_AE"/>
-        </w:rPr>
-        <w:t>الجمال</w:t>
-      </w:r>
-    </w:p>
-    <w:p>
-      <w:pPr>
-        <w:bidi/>
-      </w:pPr>
-      <w:r>
-        <w:rPr>
-          <w:lang w:val="ar_AE" w:bidi="ar_AE"/>
-        </w:rPr>
-      </w:r>
-      <w:r>
-        <w:rPr>
-          <w:lang w:val="ar_AE" w:bidi="ar_AE"/>
-        </w:rPr>
-        <w:t>في 6:4–10، يصف الرجل المرأة التي يحبها بأنها تجسيد ومثال للجمال والجاذبية الأنثوية، مستخدمًا تشبيهات متنوعة.</w:t>
-      </w:r>
-    </w:p>
-    <w:p>
-      <w:pPr>
-        <w:pStyle w:val="Heading3"/>
-        <w:bidi/>
-      </w:pPr>
-      <w:r>
-        <w:rPr>
-          <w:lang w:val="ar_AE" w:bidi="ar_AE"/>
-        </w:rPr>
-        <w:t>صعوبات ترجمة إضافية محتملة في هذا الأصحاح</w:t>
-      </w:r>
-    </w:p>
-    <w:p>
-      <w:pPr>
-        <w:pStyle w:val="Heading4"/>
-        <w:bidi/>
-      </w:pPr>
-      <w:r>
-        <w:rPr>
-          <w:lang w:val="ar_AE" w:bidi="ar_AE"/>
-        </w:rPr>
-        <w:t>الاستعارات</w:t>
-      </w:r>
-    </w:p>
-    <w:p>
-      <w:pPr>
-        <w:bidi/>
-      </w:pPr>
-      <w:r>
-        <w:rPr>
-          <w:lang w:val="ar_AE" w:bidi="ar_AE"/>
-        </w:rPr>
-      </w:r>
-      <w:r>
-        <w:rPr>
-          <w:lang w:val="ar_AE" w:bidi="ar_AE"/>
-        </w:rPr>
-        <w:t xml:space="preserve">في الشرق الأدنى القديم، كان من المقبول وصف المرأة باستخدام مقارنات بالحيوانات. لكن في العديد من الثقافات اليوم، قد يُعتبر ذلك مهينًا. تُستخدم تشبيهات مختلفة للجمال في ثقافات مختلفة. (انظر: </w:t>
-      </w:r>
-      <w:r>
-        <w:rPr>
-          <w:lang w:val="ar_AE" w:bidi="ar_AE"/>
-        </w:rPr>
-        <w:t>التشبيه</w:t>
-      </w:r>
-      <w:r>
-        <w:rPr>
-          <w:lang w:val="ar_AE" w:bidi="ar_AE"/>
-        </w:rPr>
-        <w:t>)</w:t>
-      </w:r>
-    </w:p>
-    <w:p>
-      <w:pPr>
-        <w:pStyle w:val="Heading4"/>
-        <w:bidi/>
-      </w:pPr>
-      <w:r>
-        <w:rPr>
-          <w:lang w:val="ar_AE" w:bidi="ar_AE"/>
-        </w:rPr>
-        <w:t>معنى آية 6:12</w:t>
-      </w:r>
-    </w:p>
-    <w:p>
-      <w:pPr>
-        <w:bidi/>
-      </w:pPr>
-      <w:r>
-        <w:rPr>
-          <w:lang w:val="ar_AE" w:bidi="ar_AE"/>
-        </w:rPr>
-      </w:r>
-      <w:r>
-        <w:rPr>
-          <w:lang w:val="ar_AE" w:bidi="ar_AE"/>
-        </w:rPr>
-        <w:t>فهم 6:12 بالغ الصعوبة كما أن معناها غير مؤكد. ولدى علماء الكتاب المُقَدَّس آراء متنوعة حول المعنى الدقيق لهذه الآية لأنها تُعدّ من الآيات الشديدة الصعوبة في التفسير، وبالتالي هناك مجموعة متنوعة من الآراء المختلفة حول كيفية ارتباط الكلمات والعبارات ببعضها البعض وما هو المعنى الدقيق لبعض الكلمات في هذا السياق. وتختلف النسخ المنشورة من الكتاب المُقَدَّس بشكل كبير عن بعضها البعض في ترجمتها لهذه الآية. تسعى ترجمة ULT إلى تقديم ترجمة معقولة لهذه الآية. ولكن إذا كانت هناك ترجمة للكتاب المُقَدَّس في منطقتك، فقد تجد أنها تختلف عن ترجمة ULT في الطريقة التي تترجم بها هذه الآية. لذلك إن كانت هناك ترجمة للكتاب المُقَدَّس في منطقتك، فقد ترغب في استخدام القراءة التي تعتمدها. إذا لم يكن الأمر كذلك، فقد ترغب في اتِّبَاع قراءة ترجمة ULT.</w:t>
-      </w:r>
-    </w:p>
-    <w:p>
-      <w:pPr>
-        <w:pStyle w:val="Heading4"/>
-        <w:bidi/>
-      </w:pPr>
-      <w:r>
-        <w:rPr>
-          <w:lang w:val="ar_AE" w:bidi="ar_AE"/>
-        </w:rPr>
-        <w:t>المقصود بعبارة "مِثْلَ رَقْصِ صَفَّيْنِ" في 6:13</w:t>
-      </w:r>
-    </w:p>
-    <w:p>
-      <w:pPr>
-        <w:bidi/>
-      </w:pPr>
-      <w:r>
-        <w:rPr>
-          <w:lang w:val="ar_AE" w:bidi="ar_AE"/>
-        </w:rPr>
-      </w:r>
-      <w:r>
-        <w:rPr>
-          <w:lang w:val="ar_AE" w:bidi="ar_AE"/>
-        </w:rPr>
-        <w:t>معنى عبارة "مِثْلَ رَقْصِ صَفَّيْنِ" غير مؤكد، ولدى علماء الكتاب المُقَدَّس آراء مختلفة حول المعنى الدقيق لهذه الآية. تقدم نسخة ULT ترجمة محتملة لهذه الآية. ولكن إذا كانت هناك ترجمة للكتاب المُقَدَّس في منطقتك، فقد تجد أنها تختلف عن ترجمة ULT في الطريقة التي تترجم بها هذه الآية. لذلك إن كانت هناك ترجمة للكتاب المُقَدَّس في منطقتك، فقد تفضل استخدام القراءة التي تعتمدها. وإذا لم يكن هناك، قد ترغب في اتِّبَاع قراءة ترجمة ULT.</w:t>
-      </w:r>
-      <w:r>
-        <w:rPr>
-          <w:lang w:val="ar_AE" w:bidi="ar_AE"/>
-        </w:rPr>
-      </w:r>
-      <w:r>
-        <w:rPr>
-          <w:lang w:val="ar_AE" w:bidi="ar_AE"/>
-        </w:rPr>
-      </w:r>
-    </w:p>
-    <w:p>
-      <w:pPr>
-        <w:bidi/>
-      </w:pPr>
-      <w:r>
-        <w:rPr>
-          <w:lang w:val="ar_AE" w:bidi="ar_AE"/>
-        </w:rPr>
-      </w:r>
-    </w:p>
-    <w:p>
-      <w:pPr>
-        <w:pStyle w:val="Heading2"/>
-        <w:bidi/>
-      </w:pPr>
-      <w:r>
-        <w:rPr>
-          <w:lang w:val="ar_AE" w:bidi="ar_AE"/>
-        </w:rPr>
-        <w:t>نشيد الأنشاد - مقدمة أصحاح 7</w:t>
-      </w:r>
-      <w:r>
-        <w:rPr>
-          <w:lang w:val="ar_AE" w:bidi="ar_AE"/>
-        </w:rPr>
-      </w:r>
-    </w:p>
-    <w:p>
-      <w:pPr>
-        <w:pStyle w:val="Heading3"/>
-        <w:bidi/>
-      </w:pPr>
-      <w:r>
-        <w:rPr>
-          <w:lang w:val="ar_AE" w:bidi="ar_AE"/>
-        </w:rPr>
-        <w:t>المفاهيم الخاصة في هذا الأصحاح</w:t>
-      </w:r>
-    </w:p>
-    <w:p>
-      <w:pPr>
-        <w:pStyle w:val="Heading4"/>
-        <w:bidi/>
-      </w:pPr>
-      <w:r>
-        <w:rPr>
-          <w:lang w:val="ar_AE" w:bidi="ar_AE"/>
-        </w:rPr>
-        <w:t>الجمال</w:t>
-      </w:r>
-    </w:p>
-    <w:p>
-      <w:pPr>
-        <w:bidi/>
-      </w:pPr>
-      <w:r>
-        <w:rPr>
-          <w:lang w:val="ar_AE" w:bidi="ar_AE"/>
-        </w:rPr>
-      </w:r>
-      <w:r>
-        <w:rPr>
-          <w:lang w:val="ar_AE" w:bidi="ar_AE"/>
-        </w:rPr>
-        <w:t>في 7:1–7، يصف الرجل المرأة بأنها تجسيد ومثال للجمال والجاذبية الأنثوية، مستخدمًا تشبيهات متنوعة.</w:t>
-      </w:r>
-    </w:p>
-    <w:p>
-      <w:pPr>
-        <w:pStyle w:val="Heading3"/>
-        <w:bidi/>
-      </w:pPr>
-      <w:r>
-        <w:rPr>
-          <w:lang w:val="ar_AE" w:bidi="ar_AE"/>
-        </w:rPr>
-        <w:t>الصور البلاغية البارزة في هذا الأصحاح</w:t>
-      </w:r>
-    </w:p>
-    <w:p>
-      <w:pPr>
-        <w:pStyle w:val="Heading4"/>
-        <w:bidi/>
-      </w:pPr>
-      <w:r>
-        <w:rPr>
-          <w:lang w:val="ar_AE" w:bidi="ar_AE"/>
-        </w:rPr>
-        <w:t>التشبيهات والاستعارات</w:t>
-      </w:r>
-    </w:p>
-    <w:p>
-      <w:pPr>
-        <w:bidi/>
-      </w:pPr>
-      <w:r>
-        <w:rPr>
-          <w:lang w:val="ar_AE" w:bidi="ar_AE"/>
-        </w:rPr>
-      </w:r>
-      <w:r>
-        <w:rPr>
-          <w:lang w:val="ar_AE" w:bidi="ar_AE"/>
-        </w:rPr>
-        <w:t xml:space="preserve">يحتوي هذا الأصحاح على العديد من التشبيهات والاستعارات. وتهدف هذه التشبيهات والاستعارات إلى وصف جمال المرأة وكذلك وصف الحب الرومانسي بين الرجل والمرأة. (انظر: </w:t>
-      </w:r>
-      <w:r>
-        <w:rPr>
-          <w:lang w:val="ar_AE" w:bidi="ar_AE"/>
-        </w:rPr>
-        <w:t>التشبيه</w:t>
-      </w:r>
-      <w:r>
-        <w:rPr>
-          <w:lang w:val="ar_AE" w:bidi="ar_AE"/>
-        </w:rPr>
-        <w:t xml:space="preserve">) و(انظر: </w:t>
-      </w:r>
-      <w:r>
-        <w:rPr>
-          <w:lang w:val="ar_AE" w:bidi="ar_AE"/>
-        </w:rPr>
-        <w:t>الاستعارة</w:t>
-      </w:r>
-      <w:r>
-        <w:rPr>
-          <w:lang w:val="ar_AE" w:bidi="ar_AE"/>
-        </w:rPr>
-        <w:t>)</w:t>
-      </w:r>
-    </w:p>
-    <w:p>
-      <w:pPr>
-        <w:pStyle w:val="Heading3"/>
-        <w:bidi/>
-      </w:pPr>
-      <w:r>
-        <w:rPr>
-          <w:lang w:val="ar_AE" w:bidi="ar_AE"/>
-        </w:rPr>
-        <w:t>صعوبات ترجمة إضافية محتملة في هذا الأصحاح</w:t>
-      </w:r>
-    </w:p>
-    <w:p>
-      <w:pPr>
-        <w:pStyle w:val="Heading4"/>
-        <w:bidi/>
-      </w:pPr>
-      <w:r>
-        <w:rPr>
-          <w:lang w:val="ar_AE" w:bidi="ar_AE"/>
-        </w:rPr>
-        <w:t>إمكانية ترجمة بديلة للكلمة التي تترجمها نسخة ULT الإنجليزية إلى "الحب" والترجمة العربية إلى"</w:t>
-      </w:r>
-      <w:r>
-        <w:rPr>
-          <w:lang w:val="ar_AE" w:bidi="ar_AE"/>
-        </w:rPr>
-        <w:t>ٱلْحَبِيبَة</w:t>
-      </w:r>
-      <w:r>
-        <w:rPr>
-          <w:lang w:val="ar_AE" w:bidi="ar_AE"/>
-        </w:rPr>
-        <w:t xml:space="preserve">" في </w:t>
-      </w:r>
-      <w:hyperlink r:id="rId71">
-        <w:r>
-          <w:rPr>
-            <w:lang w:val="ar_AE" w:bidi="ar_AE"/>
-          </w:rPr>
-          <w:rPr>
-            <w:color w:val="0000EE"/>
-            <w:u w:val="single"/>
-          </w:rPr>
-          <w:t>7:6</w:t>
-        </w:r>
-      </w:hyperlink>
-    </w:p>
-    <w:p>
-      <w:pPr>
-        <w:bidi/>
-      </w:pPr>
-      <w:r>
-        <w:rPr>
-          <w:lang w:val="ar_AE" w:bidi="ar_AE"/>
-        </w:rPr>
-      </w:r>
-      <w:r>
-        <w:rPr>
-          <w:lang w:val="ar_AE" w:bidi="ar_AE"/>
-        </w:rPr>
-        <w:t>في الآية 6، تتبع ترجمة ULT النص العبري القياسي بقول "الحب". ومع ذلك، كما تشير حاشية في ترجمة ULT، فإن العديد من علماء الكتاب المُقَدَّس يعتقدون أن القراءة الأصلية كانت على الأرجح "الحبيبة". فكر في استخدام تلك القراءة في ترجمتك. إذا قمت باستخدام "الحبيبة" بدلًا من "الحب"، فإن الجزء من 7:6 والذي تترجمه نسخة ULT إلى "أيها الحب مع لذَّاتك!" سيترجم بدلًا من ذلك إلى "أَيَّتُهَا ٱلْحَبِيبَةُ بِٱللَّذَّاتِ!" - كما فعلت الترجمة العربية.</w:t>
-      </w:r>
-    </w:p>
-    <w:p>
-      <w:pPr>
-        <w:pStyle w:val="Heading4"/>
-        <w:bidi/>
-      </w:pPr>
-      <w:r>
-        <w:rPr>
-          <w:lang w:val="ar_AE" w:bidi="ar_AE"/>
-        </w:rPr>
-        <w:t xml:space="preserve">إمكانية ترجمة بديلة للكلمات التي تترجمها نسخة ULT الإنجليزية إلى "شفاه النائمين" في </w:t>
-      </w:r>
-      <w:hyperlink r:id="rId54">
-        <w:r>
-          <w:rPr>
-            <w:lang w:val="ar_AE" w:bidi="ar_AE"/>
-          </w:rPr>
-          <w:rPr>
-            <w:color w:val="0000EE"/>
-            <w:u w:val="single"/>
-          </w:rPr>
-          <w:t>7:9</w:t>
-        </w:r>
-      </w:hyperlink>
-    </w:p>
-    <w:p>
-      <w:pPr>
-        <w:bidi/>
-      </w:pPr>
-      <w:r>
-        <w:rPr>
-          <w:lang w:val="ar_AE" w:bidi="ar_AE"/>
-        </w:rPr>
-      </w:r>
-      <w:r>
-        <w:rPr>
-          <w:lang w:val="ar_AE" w:bidi="ar_AE"/>
-        </w:rPr>
-        <w:t>في الآية 9، تتبع ترجمة ULT النص العبري القياسي بقول "شفاه النائمين". ومع ذلك، كما تشير الحاشية في ترجمة ULT، فإن العديد من علماء الكتاب المُقَدَّس يعتقدون أن القراءة الأصلية كانت على الأرجح "شفاه وأسنان". وقد اعتقد مترجمو السبعينية (الترجمة اليونانية القديمة للعهد القديم) ذلك وقد ترجموا هذه العبارة إلى "شفتي وأسناني". إذا كانت هناك ترجمة للكتاب المُقَدَّس في منطقتك تترجم هذه العبارة مستخدمة كلمة "أسناني" بدلًا من "النائمين"، فكر في استخدام "شفتي وأسناني" بدلًا من "شفاه النائمين" في ترجمتك.</w:t>
-      </w:r>
-      <w:r>
-        <w:rPr>
-          <w:lang w:val="ar_AE" w:bidi="ar_AE"/>
-        </w:rPr>
-      </w:r>
-      <w:r>
-        <w:rPr>
-          <w:lang w:val="ar_AE" w:bidi="ar_AE"/>
-        </w:rPr>
-      </w:r>
-    </w:p>
-    <w:p>
-      <w:pPr>
-        <w:bidi/>
-      </w:pPr>
-      <w:r>
-        <w:rPr>
-          <w:lang w:val="ar_AE" w:bidi="ar_AE"/>
-        </w:rPr>
-      </w:r>
-    </w:p>
-    <w:p>
-      <w:pPr>
-        <w:pStyle w:val="Heading2"/>
-        <w:bidi/>
-      </w:pPr>
-      <w:r>
-        <w:rPr>
-          <w:lang w:val="ar_AE" w:bidi="ar_AE"/>
-        </w:rPr>
-        <w:t>نشيد الأنشاد - مقدمة أصحاح 8</w:t>
-      </w:r>
-      <w:r>
-        <w:rPr>
-          <w:lang w:val="ar_AE" w:bidi="ar_AE"/>
-        </w:rPr>
-      </w:r>
-    </w:p>
-    <w:p>
-      <w:pPr>
-        <w:pStyle w:val="Heading3"/>
-        <w:bidi/>
-      </w:pPr>
-      <w:r>
-        <w:rPr>
-          <w:lang w:val="ar_AE" w:bidi="ar_AE"/>
-        </w:rPr>
-        <w:t>المفاهيم الخاصة في هذا الأصحاح</w:t>
-      </w:r>
-    </w:p>
-    <w:p>
-      <w:pPr>
-        <w:pStyle w:val="Heading4"/>
-        <w:bidi/>
-      </w:pPr>
-      <w:r>
-        <w:rPr>
-          <w:lang w:val="ar_AE" w:bidi="ar_AE"/>
-        </w:rPr>
-        <w:t>مشاعر الحب والالتزام القوية بين رجل وامرأة تجمعهما علاقة حب شاعرية</w:t>
-      </w:r>
-    </w:p>
-    <w:p>
-      <w:pPr>
-        <w:bidi/>
-      </w:pPr>
-      <w:r>
-        <w:rPr>
-          <w:lang w:val="ar_AE" w:bidi="ar_AE"/>
-        </w:rPr>
-      </w:r>
-      <w:r>
-        <w:rPr>
-          <w:lang w:val="ar_AE" w:bidi="ar_AE"/>
-        </w:rPr>
-        <w:t>8 : 7–6 تصف المشاعر القوية للحب والالتزام والارتباط العاطفي التي يمكن أن توجد بين رجل وامرأة تجمعهما علاقة حب شاعرية.</w:t>
-      </w:r>
-    </w:p>
-    <w:p>
-      <w:pPr>
-        <w:pStyle w:val="Heading3"/>
-        <w:bidi/>
-      </w:pPr>
-      <w:r>
-        <w:rPr>
-          <w:lang w:val="ar_AE" w:bidi="ar_AE"/>
-        </w:rPr>
-        <w:t>صعوبات ترجمة إضافية محتملة في هذا الأصحاح</w:t>
-      </w:r>
-    </w:p>
-    <w:p>
-      <w:pPr>
-        <w:pStyle w:val="Heading4"/>
-        <w:bidi/>
-      </w:pPr>
-      <w:r>
-        <w:rPr>
-          <w:lang w:val="ar_AE" w:bidi="ar_AE"/>
-        </w:rPr>
-        <w:t xml:space="preserve">معنى </w:t>
-      </w:r>
-      <w:hyperlink r:id="rId62">
-        <w:r>
-          <w:rPr>
-            <w:lang w:val="ar_AE" w:bidi="ar_AE"/>
-          </w:rPr>
-          <w:rPr>
-            <w:color w:val="0000EE"/>
-            <w:u w:val="single"/>
-          </w:rPr>
-          <w:t>8:12</w:t>
-        </w:r>
-      </w:hyperlink>
-    </w:p>
-    <w:p>
-      <w:pPr>
-        <w:bidi/>
-      </w:pPr>
-      <w:r>
-        <w:rPr>
-          <w:lang w:val="ar_AE" w:bidi="ar_AE"/>
-        </w:rPr>
-      </w:r>
-      <w:r>
-        <w:rPr>
-          <w:lang w:val="ar_AE" w:bidi="ar_AE"/>
-        </w:rPr>
-        <w:t xml:space="preserve">المعاني الثلاثة المحتملة لـ </w:t>
-      </w:r>
-      <w:hyperlink r:id="rId62">
-        <w:r>
-          <w:rPr>
-            <w:lang w:val="ar_AE" w:bidi="ar_AE"/>
-          </w:rPr>
-          <w:rPr>
-            <w:color w:val="0000EE"/>
-            <w:u w:val="single"/>
-          </w:rPr>
-          <w:t>8:12</w:t>
-        </w:r>
-      </w:hyperlink>
-      <w:r>
-        <w:rPr>
-          <w:lang w:val="ar_AE" w:bidi="ar_AE"/>
-        </w:rPr>
-        <w:t xml:space="preserve"> هي: (1) أن المرأة تتحدث عن نفسها ككرم وتقول إن كرمها ملك لها وحدها، وتقارن نفسها بكرم سليمان (الذي تم مناقشته في </w:t>
-      </w:r>
-      <w:hyperlink r:id="rId72">
-        <w:r>
-          <w:rPr>
-            <w:lang w:val="ar_AE" w:bidi="ar_AE"/>
-          </w:rPr>
-          <w:rPr>
-            <w:color w:val="0000EE"/>
-            <w:u w:val="single"/>
-          </w:rPr>
-          <w:t>8:11</w:t>
-        </w:r>
-      </w:hyperlink>
-      <w:r>
-        <w:rPr>
-          <w:lang w:val="ar_AE" w:bidi="ar_AE"/>
-        </w:rPr>
-        <w:t xml:space="preserve">)، وتقول إن سليمان يمكنه الاحتفاظ بمكسبه من كرمه، وحراس (نواطير) كرمه يمكنهم الاحتفاظ بنصيبهم من المكسب من ذلك الكرم. وهذا هو تفسير ترجمة UST الإنجليزية. (2) أن المرأة تتحدث عن نفسها ككرم وتقول إن كرمها ملك لها وحدها، ولكن الرجل الذي تحبه وتدعوه سليمان يمكنه أن يحصل بحرية على الكرم (عليها هي) لأنها تختار أن تعطي نفسها بحرية له. (3) أن الرجل يتحدث عن المرأة التي يحبها ككرم ويقول إن كرمه (المرأة التي يحبها) ملك له وحده، ويقارن كرمه (المرأة التي يحبها) بكرم سليمان (الذي تم مناقشته في </w:t>
-      </w:r>
-      <w:hyperlink r:id="rId72">
-        <w:r>
-          <w:rPr>
-            <w:lang w:val="ar_AE" w:bidi="ar_AE"/>
-          </w:rPr>
-          <w:rPr>
-            <w:color w:val="0000EE"/>
-            <w:u w:val="single"/>
-          </w:rPr>
-          <w:t>8:11</w:t>
-        </w:r>
-      </w:hyperlink>
-      <w:r>
-        <w:rPr>
-          <w:lang w:val="ar_AE" w:bidi="ar_AE"/>
-        </w:rPr>
-        <w:t>)، ويقول إنه يشعر بأنه أكثر غِني من سليمان لأن لديه المرأة التي يحبها ككرمه الخاص، وبالتالي يمكن لسليمان الاحتفاظ بمكسبه من كرمه، وحراس سليمان (النواطير) يمكنهم كذلك الاحتفاظ بنصيبهم من المكسب من ذلك الكرم.</w:t>
       </w:r>
       <w:r>
         <w:rPr>

--- a/arb/docx/22.content.docx
+++ b/arb/docx/22.content.docx
@@ -2008,22 +2008,6 @@
       </w:r>
       <w:r>
         <w:rPr>
-          <w:lang w:val="ar_AE" w:bidi="ar_AE"/>
-        </w:rPr>
-        <w:t>טוֹבִ֥ים דֹּדֶ֖י⁠ךָ מִ⁠יָּֽיִן</w:t>
-      </w:r>
-    </w:p>
-    <w:p>
-      <w:pPr>
-        <w:bidi/>
-      </w:pPr>
-      <w:r>
-        <w:rPr>
-          <w:lang w:val="ar_AE" w:bidi="ar_AE"/>
-        </w:rPr>
-      </w:r>
-      <w:r>
-        <w:rPr>
           <w:b/>
           <w:lang w:val="ar_AE" w:bidi="ar_AE"/>
         </w:rPr>
@@ -2861,22 +2845,6 @@
         <w:rPr>
           <w:lang w:val="ar_AE" w:bidi="ar_AE"/>
         </w:rPr>
-      </w:r>
-    </w:p>
-    <w:p>
-      <w:pPr>
-        <w:bidi/>
-      </w:pPr>
-      <w:r>
-        <w:rPr>
-          <w:lang w:val="ar_AE" w:bidi="ar_AE"/>
-        </w:rPr>
-      </w:r>
-      <w:r>
-        <w:rPr>
-          <w:lang w:val="ar_AE" w:bidi="ar_AE"/>
-        </w:rPr>
-        <w:t>מָשְׁכֵ֖⁠נִי</w:t>
       </w:r>
     </w:p>
     <w:p>
@@ -4072,22 +4040,6 @@
       </w:r>
       <w:r>
         <w:rPr>
-          <w:lang w:val="ar_AE" w:bidi="ar_AE"/>
-        </w:rPr>
-        <w:t>נַזְכִּ֤ירָה</w:t>
-      </w:r>
-    </w:p>
-    <w:p>
-      <w:pPr>
-        <w:bidi/>
-      </w:pPr>
-      <w:r>
-        <w:rPr>
-          <w:lang w:val="ar_AE" w:bidi="ar_AE"/>
-        </w:rPr>
-      </w:r>
-      <w:r>
-        <w:rPr>
           <w:b/>
           <w:lang w:val="ar_AE" w:bidi="ar_AE"/>
         </w:rPr>
@@ -4671,22 +4623,6 @@
       </w:r>
       <w:r>
         <w:rPr>
-          <w:lang w:val="ar_AE" w:bidi="ar_AE"/>
-        </w:rPr>
-        <w:t>מֵישָׁרִ֖ים אֲהֵבֽוּ⁠ךָ</w:t>
-      </w:r>
-    </w:p>
-    <w:p>
-      <w:pPr>
-        <w:bidi/>
-      </w:pPr>
-      <w:r>
-        <w:rPr>
-          <w:lang w:val="ar_AE" w:bidi="ar_AE"/>
-        </w:rPr>
-      </w:r>
-      <w:r>
-        <w:rPr>
           <w:b/>
           <w:lang w:val="ar_AE" w:bidi="ar_AE"/>
         </w:rPr>
@@ -4967,22 +4903,6 @@
         <w:rPr>
           <w:lang w:val="ar_AE" w:bidi="ar_AE"/>
         </w:rPr>
-      </w:r>
-    </w:p>
-    <w:p>
-      <w:pPr>
-        <w:bidi/>
-      </w:pPr>
-      <w:r>
-        <w:rPr>
-          <w:lang w:val="ar_AE" w:bidi="ar_AE"/>
-        </w:rPr>
-      </w:r>
-      <w:r>
-        <w:rPr>
-          <w:lang w:val="ar_AE" w:bidi="ar_AE"/>
-        </w:rPr>
-        <w:t>בְּנ֖וֹת יְרוּשָׁלִָ֑ם</w:t>
       </w:r>
     </w:p>
     <w:p>
@@ -5888,22 +5808,6 @@
       </w:r>
       <w:r>
         <w:rPr>
-          <w:lang w:val="ar_AE" w:bidi="ar_AE"/>
-        </w:rPr>
-        <w:t>נֹטֵרָ֣ה אֶת־הַ⁠כְּרָמִ֔ים כַּרְמִ֥⁠י שֶׁ⁠לִּ֖⁠י לֹ֥א נָטָֽרְתִּי</w:t>
-      </w:r>
-    </w:p>
-    <w:p>
-      <w:pPr>
-        <w:bidi/>
-      </w:pPr>
-      <w:r>
-        <w:rPr>
-          <w:lang w:val="ar_AE" w:bidi="ar_AE"/>
-        </w:rPr>
-      </w:r>
-      <w:r>
-        <w:rPr>
           <w:b/>
           <w:lang w:val="ar_AE" w:bidi="ar_AE"/>
         </w:rPr>
@@ -6773,22 +6677,6 @@
       </w:r>
       <w:r>
         <w:rPr>
-          <w:lang w:val="ar_AE" w:bidi="ar_AE"/>
-        </w:rPr>
-        <w:t>אִם־לֹ֤א תֵדְעִי֙ לָ֔⁠ךְ הַ⁠יָּפָ֖ה בַּ⁠נָּשִׁ֑ים צְֽאִי־לָ֞⁠ךְ</w:t>
-      </w:r>
-    </w:p>
-    <w:p>
-      <w:pPr>
-        <w:bidi/>
-      </w:pPr>
-      <w:r>
-        <w:rPr>
-          <w:lang w:val="ar_AE" w:bidi="ar_AE"/>
-        </w:rPr>
-      </w:r>
-      <w:r>
-        <w:rPr>
           <w:b/>
           <w:lang w:val="ar_AE" w:bidi="ar_AE"/>
         </w:rPr>
@@ -6881,22 +6769,6 @@
       </w:r>
       <w:r>
         <w:rPr>
-          <w:lang w:val="ar_AE" w:bidi="ar_AE"/>
-        </w:rPr>
-        <w:t>אִם־לֹ֤א תֵדְעִי֙ לָ֔⁠ךְ הַ⁠יָּפָ֖ה בַּ⁠נָּשִׁ֑ים</w:t>
-      </w:r>
-    </w:p>
-    <w:p>
-      <w:pPr>
-        <w:bidi/>
-      </w:pPr>
-      <w:r>
-        <w:rPr>
-          <w:lang w:val="ar_AE" w:bidi="ar_AE"/>
-        </w:rPr>
-      </w:r>
-      <w:r>
-        <w:rPr>
           <w:b/>
           <w:lang w:val="ar_AE" w:bidi="ar_AE"/>
         </w:rPr>
@@ -7193,22 +7065,6 @@
       </w:r>
       <w:r>
         <w:rPr>
-          <w:lang w:val="ar_AE" w:bidi="ar_AE"/>
-        </w:rPr>
-        <w:t>וּ⁠רְעִי֙ אֶת־גְּדִיֹּתַ֔יִ⁠ךְ</w:t>
-      </w:r>
-    </w:p>
-    <w:p>
-      <w:pPr>
-        <w:bidi/>
-      </w:pPr>
-      <w:r>
-        <w:rPr>
-          <w:lang w:val="ar_AE" w:bidi="ar_AE"/>
-        </w:rPr>
-      </w:r>
-      <w:r>
-        <w:rPr>
           <w:b/>
           <w:lang w:val="ar_AE" w:bidi="ar_AE"/>
         </w:rPr>
@@ -7349,22 +7205,6 @@
       </w:r>
       <w:r>
         <w:rPr>
-          <w:lang w:val="ar_AE" w:bidi="ar_AE"/>
-        </w:rPr>
-        <w:t>לְ⁠סֻסָתִ⁠י֙ בְּ⁠רִכְבֵ֣י פַרְעֹ֔ה דִּמִּיתִ֖י⁠ךְ רַעְיָתִֽ⁠י</w:t>
-      </w:r>
-    </w:p>
-    <w:p>
-      <w:pPr>
-        <w:bidi/>
-      </w:pPr>
-      <w:r>
-        <w:rPr>
-          <w:lang w:val="ar_AE" w:bidi="ar_AE"/>
-        </w:rPr>
-      </w:r>
-      <w:r>
-        <w:rPr>
           <w:b/>
           <w:lang w:val="ar_AE" w:bidi="ar_AE"/>
         </w:rPr>
@@ -8021,22 +7861,6 @@
       </w:r>
       <w:r>
         <w:rPr>
-          <w:lang w:val="ar_AE" w:bidi="ar_AE"/>
-        </w:rPr>
-        <w:t>תּוֹרֵ֤י</w:t>
-      </w:r>
-    </w:p>
-    <w:p>
-      <w:pPr>
-        <w:bidi/>
-      </w:pPr>
-      <w:r>
-        <w:rPr>
-          <w:lang w:val="ar_AE" w:bidi="ar_AE"/>
-        </w:rPr>
-      </w:r>
-      <w:r>
-        <w:rPr>
           <w:b/>
           <w:lang w:val="ar_AE" w:bidi="ar_AE"/>
         </w:rPr>
@@ -8263,22 +8087,6 @@
         <w:rPr>
           <w:lang w:val="ar_AE" w:bidi="ar_AE"/>
         </w:rPr>
-      </w:r>
-    </w:p>
-    <w:p>
-      <w:pPr>
-        <w:bidi/>
-      </w:pPr>
-      <w:r>
-        <w:rPr>
-          <w:lang w:val="ar_AE" w:bidi="ar_AE"/>
-        </w:rPr>
-      </w:r>
-      <w:r>
-        <w:rPr>
-          <w:lang w:val="ar_AE" w:bidi="ar_AE"/>
-        </w:rPr>
-        <w:t>עִ֖ם נְקֻדּ֥וֹת הַ⁠כָּֽסֶף</w:t>
       </w:r>
     </w:p>
     <w:p>
@@ -8760,22 +8568,6 @@
       </w:r>
       <w:r>
         <w:rPr>
-          <w:lang w:val="ar_AE" w:bidi="ar_AE"/>
-        </w:rPr>
-        <w:t>נָתַ֥ן רֵיחֽ⁠וֹ</w:t>
-      </w:r>
-    </w:p>
-    <w:p>
-      <w:pPr>
-        <w:bidi/>
-      </w:pPr>
-      <w:r>
-        <w:rPr>
-          <w:lang w:val="ar_AE" w:bidi="ar_AE"/>
-        </w:rPr>
-      </w:r>
-      <w:r>
-        <w:rPr>
           <w:b/>
           <w:lang w:val="ar_AE" w:bidi="ar_AE"/>
         </w:rPr>
@@ -9050,22 +8842,6 @@
       </w:r>
       <w:r>
         <w:rPr>
-          <w:lang w:val="ar_AE" w:bidi="ar_AE"/>
-        </w:rPr>
-        <w:t>דּוֹדִ⁠י֙</w:t>
-      </w:r>
-    </w:p>
-    <w:p>
-      <w:pPr>
-        <w:bidi/>
-      </w:pPr>
-      <w:r>
-        <w:rPr>
-          <w:lang w:val="ar_AE" w:bidi="ar_AE"/>
-        </w:rPr>
-      </w:r>
-      <w:r>
-        <w:rPr>
           <w:b/>
           <w:lang w:val="ar_AE" w:bidi="ar_AE"/>
         </w:rPr>
@@ -9123,22 +8899,6 @@
         <w:rPr>
           <w:lang w:val="ar_AE" w:bidi="ar_AE"/>
         </w:rPr>
-      </w:r>
-    </w:p>
-    <w:p>
-      <w:pPr>
-        <w:bidi/>
-      </w:pPr>
-      <w:r>
-        <w:rPr>
-          <w:lang w:val="ar_AE" w:bidi="ar_AE"/>
-        </w:rPr>
-      </w:r>
-      <w:r>
-        <w:rPr>
-          <w:lang w:val="ar_AE" w:bidi="ar_AE"/>
-        </w:rPr>
-        <w:t>צְר֨וֹר הַ⁠מֹּ֤ר ׀ דּוֹדִ⁠י֙ לִ֔⁠י בֵּ֥ין שָׁדַ֖⁠י יָלִֽין</w:t>
       </w:r>
     </w:p>
     <w:p>
@@ -12179,22 +11939,6 @@
       </w:r>
       <w:r>
         <w:rPr>
-          <w:lang w:val="ar_AE" w:bidi="ar_AE"/>
-        </w:rPr>
-        <w:t>כְּ⁠שֽׁוֹשַׁנָּה֙ בֵּ֣ין הַ⁠חוֹחִ֔ים כֵּ֥ן רַעְיָתִ֖⁠י בֵּ֥ין הַ⁠בָּנֽוֹת</w:t>
-      </w:r>
-    </w:p>
-    <w:p>
-      <w:pPr>
-        <w:bidi/>
-      </w:pPr>
-      <w:r>
-        <w:rPr>
-          <w:lang w:val="ar_AE" w:bidi="ar_AE"/>
-        </w:rPr>
-      </w:r>
-      <w:r>
-        <w:rPr>
           <w:b/>
           <w:lang w:val="ar_AE" w:bidi="ar_AE"/>
         </w:rPr>
@@ -12827,22 +12571,6 @@
       </w:r>
       <w:r>
         <w:rPr>
-          <w:lang w:val="ar_AE" w:bidi="ar_AE"/>
-        </w:rPr>
-        <w:t>כְּ⁠תַפּ֨וּחַ֙ בַּ⁠עֲצֵ֣י הַ⁠יַּ֔עַר כֵּ֥ן דּוֹדִ֖⁠י בֵּ֣ין הַ⁠בָּנִ֑ים</w:t>
-      </w:r>
-    </w:p>
-    <w:p>
-      <w:pPr>
-        <w:bidi/>
-      </w:pPr>
-      <w:r>
-        <w:rPr>
-          <w:lang w:val="ar_AE" w:bidi="ar_AE"/>
-        </w:rPr>
-      </w:r>
-      <w:r>
-        <w:rPr>
           <w:b/>
           <w:lang w:val="ar_AE" w:bidi="ar_AE"/>
         </w:rPr>
@@ -13579,22 +13307,6 @@
       </w:r>
       <w:r>
         <w:rPr>
-          <w:lang w:val="ar_AE" w:bidi="ar_AE"/>
-        </w:rPr>
-        <w:t>בְּ⁠צִלּ⁠וֹ֙ חִמַּ֣דְתִּי וְ⁠יָשַׁ֔בְתִּי</w:t>
-      </w:r>
-    </w:p>
-    <w:p>
-      <w:pPr>
-        <w:bidi/>
-      </w:pPr>
-      <w:r>
-        <w:rPr>
-          <w:lang w:val="ar_AE" w:bidi="ar_AE"/>
-        </w:rPr>
-      </w:r>
-      <w:r>
-        <w:rPr>
           <w:b/>
           <w:lang w:val="ar_AE" w:bidi="ar_AE"/>
         </w:rPr>
@@ -14887,22 +14599,6 @@
       </w:r>
       <w:r>
         <w:rPr>
-          <w:lang w:val="ar_AE" w:bidi="ar_AE"/>
-        </w:rPr>
-        <w:t>סַמְּכ֨וּ⁠נִי֙ בָּֽ⁠אֲשִׁישׁ֔וֹת רַפְּד֖וּ⁠נִי בַּ⁠תַּפּוּחִ֑ים כִּי־חוֹלַ֥ת אַהֲבָ֖ה אָֽנִי</w:t>
-      </w:r>
-    </w:p>
-    <w:p>
-      <w:pPr>
-        <w:bidi/>
-      </w:pPr>
-      <w:r>
-        <w:rPr>
-          <w:lang w:val="ar_AE" w:bidi="ar_AE"/>
-        </w:rPr>
-      </w:r>
-      <w:r>
-        <w:rPr>
           <w:b/>
           <w:lang w:val="ar_AE" w:bidi="ar_AE"/>
         </w:rPr>
@@ -16803,22 +16499,6 @@
       </w:r>
       <w:r>
         <w:rPr>
-          <w:lang w:val="ar_AE" w:bidi="ar_AE"/>
-        </w:rPr>
-        <w:t>הִנֵּה</w:t>
-      </w:r>
-    </w:p>
-    <w:p>
-      <w:pPr>
-        <w:bidi/>
-      </w:pPr>
-      <w:r>
-        <w:rPr>
-          <w:lang w:val="ar_AE" w:bidi="ar_AE"/>
-        </w:rPr>
-      </w:r>
-      <w:r>
-        <w:rPr>
           <w:b/>
           <w:lang w:val="ar_AE" w:bidi="ar_AE"/>
         </w:rPr>
@@ -17352,6 +17032,22 @@
       </w:r>
       <w:r>
         <w:rPr>
+          <w:lang w:val="ar_AE" w:bidi="ar_AE"/>
+        </w:rPr>
+        <w:t>לִ⁠צְבִ֔י</w:t>
+      </w:r>
+    </w:p>
+    <w:p>
+      <w:pPr>
+        <w:bidi/>
+      </w:pPr>
+      <w:r>
+        <w:rPr>
+          <w:lang w:val="ar_AE" w:bidi="ar_AE"/>
+        </w:rPr>
+      </w:r>
+      <w:r>
+        <w:rPr>
           <w:b/>
           <w:lang w:val="ar_AE" w:bidi="ar_AE"/>
         </w:rPr>
@@ -19265,22 +18961,6 @@
       </w:r>
       <w:r>
         <w:rPr>
-          <w:lang w:val="ar_AE" w:bidi="ar_AE"/>
-        </w:rPr>
-        <w:t>בָ⁠אָ֔רֶץ</w:t>
-      </w:r>
-    </w:p>
-    <w:p>
-      <w:pPr>
-        <w:bidi/>
-      </w:pPr>
-      <w:r>
-        <w:rPr>
-          <w:lang w:val="ar_AE" w:bidi="ar_AE"/>
-        </w:rPr>
-      </w:r>
-      <w:r>
-        <w:rPr>
           <w:b/>
           <w:lang w:val="ar_AE" w:bidi="ar_AE"/>
         </w:rPr>
@@ -19593,22 +19273,6 @@
       </w:r>
       <w:r>
         <w:rPr>
-          <w:lang w:val="ar_AE" w:bidi="ar_AE"/>
-        </w:rPr>
-        <w:t>וְ⁠הַ⁠גְּפָנִ֥ים ׀ סְמָדַ֖ר</w:t>
-      </w:r>
-    </w:p>
-    <w:p>
-      <w:pPr>
-        <w:bidi/>
-      </w:pPr>
-      <w:r>
-        <w:rPr>
-          <w:lang w:val="ar_AE" w:bidi="ar_AE"/>
-        </w:rPr>
-      </w:r>
-      <w:r>
-        <w:rPr>
           <w:b/>
           <w:lang w:val="ar_AE" w:bidi="ar_AE"/>
         </w:rPr>
@@ -19787,22 +19451,6 @@
         <w:rPr>
           <w:lang w:val="ar_AE" w:bidi="ar_AE"/>
         </w:rPr>
-      </w:r>
-    </w:p>
-    <w:p>
-      <w:pPr>
-        <w:bidi/>
-      </w:pPr>
-      <w:r>
-        <w:rPr>
-          <w:lang w:val="ar_AE" w:bidi="ar_AE"/>
-        </w:rPr>
-      </w:r>
-      <w:r>
-        <w:rPr>
-          <w:lang w:val="ar_AE" w:bidi="ar_AE"/>
-        </w:rPr>
-        <w:t>ק֥וּמִי לכי רַעְיָתִ֥⁠י יָפָתִ֖⁠י וּ⁠לְכִי־לָֽ⁠ךְ</w:t>
       </w:r>
     </w:p>
     <w:p>
@@ -20346,22 +19994,6 @@
       </w:r>
       <w:r>
         <w:rPr>
-          <w:lang w:val="ar_AE" w:bidi="ar_AE"/>
-        </w:rPr>
-        <w:t>הַרְאִ֨י⁠נִי֙ אֶתּ־מַרְאַ֔יִ⁠ךְ הַשְׁמִיעִ֖י⁠נִי אֶת־קוֹלֵ֑⁠ךְ כִּי־קוֹלֵ֥⁠ךְ עָרֵ֖ב וּ⁠מַרְאֵ֥י⁠ךְ נָאוֶֽה</w:t>
-      </w:r>
-    </w:p>
-    <w:p>
-      <w:pPr>
-        <w:bidi/>
-      </w:pPr>
-      <w:r>
-        <w:rPr>
-          <w:lang w:val="ar_AE" w:bidi="ar_AE"/>
-        </w:rPr>
-      </w:r>
-      <w:r>
-        <w:rPr>
           <w:b/>
           <w:lang w:val="ar_AE" w:bidi="ar_AE"/>
         </w:rPr>
@@ -20588,22 +20220,6 @@
       </w:r>
       <w:r>
         <w:rPr>
-          <w:lang w:val="ar_AE" w:bidi="ar_AE"/>
-        </w:rPr>
-        <w:t>קוֹלֵ֥⁠ךְ עָרֵ֖ב</w:t>
-      </w:r>
-    </w:p>
-    <w:p>
-      <w:pPr>
-        <w:bidi/>
-      </w:pPr>
-      <w:r>
-        <w:rPr>
-          <w:lang w:val="ar_AE" w:bidi="ar_AE"/>
-        </w:rPr>
-      </w:r>
-      <w:r>
-        <w:rPr>
           <w:b/>
           <w:lang w:val="ar_AE" w:bidi="ar_AE"/>
         </w:rPr>
@@ -21042,22 +20658,6 @@
       </w:r>
       <w:r>
         <w:rPr>
-          <w:lang w:val="ar_AE" w:bidi="ar_AE"/>
-        </w:rPr>
-        <w:t>לָ֨⁠נוּ֙ &amp; וּ⁠כְרָמֵ֖י⁠נוּ</w:t>
-      </w:r>
-    </w:p>
-    <w:p>
-      <w:pPr>
-        <w:bidi/>
-      </w:pPr>
-      <w:r>
-        <w:rPr>
-          <w:lang w:val="ar_AE" w:bidi="ar_AE"/>
-        </w:rPr>
-      </w:r>
-      <w:r>
-        <w:rPr>
           <w:b/>
           <w:lang w:val="ar_AE" w:bidi="ar_AE"/>
         </w:rPr>
@@ -21176,22 +20776,6 @@
       </w:r>
       <w:r>
         <w:rPr>
-          <w:lang w:val="ar_AE" w:bidi="ar_AE"/>
-        </w:rPr>
-        <w:t>וּ⁠כְרָמֵ֖י⁠נוּ סְמָדַֽר</w:t>
-      </w:r>
-    </w:p>
-    <w:p>
-      <w:pPr>
-        <w:bidi/>
-      </w:pPr>
-      <w:r>
-        <w:rPr>
-          <w:lang w:val="ar_AE" w:bidi="ar_AE"/>
-        </w:rPr>
-      </w:r>
-      <w:r>
-        <w:rPr>
           <w:b/>
           <w:lang w:val="ar_AE" w:bidi="ar_AE"/>
         </w:rPr>
@@ -21453,22 +21037,6 @@
         <w:rPr>
           <w:lang w:val="ar_AE" w:bidi="ar_AE"/>
         </w:rPr>
-      </w:r>
-    </w:p>
-    <w:p>
-      <w:pPr>
-        <w:bidi/>
-      </w:pPr>
-      <w:r>
-        <w:rPr>
-          <w:lang w:val="ar_AE" w:bidi="ar_AE"/>
-        </w:rPr>
-      </w:r>
-      <w:r>
-        <w:rPr>
-          <w:lang w:val="ar_AE" w:bidi="ar_AE"/>
-        </w:rPr>
-        <w:t>הָ⁠רֹעֶ֖ה בַּ⁠שּׁוֹשַׁנִּֽים</w:t>
       </w:r>
     </w:p>
     <w:p>
@@ -22063,22 +21631,6 @@
       </w:r>
       <w:r>
         <w:rPr>
-          <w:lang w:val="ar_AE" w:bidi="ar_AE"/>
-        </w:rPr>
-        <w:t>סֹב֩ דְּמֵה־לְ⁠ךָ֨ דוֹדִ֜⁠י</w:t>
-      </w:r>
-    </w:p>
-    <w:p>
-      <w:pPr>
-        <w:bidi/>
-      </w:pPr>
-      <w:r>
-        <w:rPr>
-          <w:lang w:val="ar_AE" w:bidi="ar_AE"/>
-        </w:rPr>
-      </w:r>
-      <w:r>
-        <w:rPr>
           <w:b/>
           <w:lang w:val="ar_AE" w:bidi="ar_AE"/>
         </w:rPr>
@@ -22972,22 +22524,6 @@
       </w:r>
       <w:r>
         <w:rPr>
-          <w:lang w:val="ar_AE" w:bidi="ar_AE"/>
-        </w:rPr>
-        <w:t>אֵ֥ת שֶׁ⁠אָהֲבָ֖ה נַפְשִׁ֑⁠י</w:t>
-      </w:r>
-    </w:p>
-    <w:p>
-      <w:pPr>
-        <w:bidi/>
-      </w:pPr>
-      <w:r>
-        <w:rPr>
-          <w:lang w:val="ar_AE" w:bidi="ar_AE"/>
-        </w:rPr>
-      </w:r>
-      <w:r>
-        <w:rPr>
           <w:b/>
           <w:lang w:val="ar_AE" w:bidi="ar_AE"/>
         </w:rPr>
@@ -23190,22 +22726,6 @@
       </w:r>
       <w:r>
         <w:rPr>
-          <w:lang w:val="ar_AE" w:bidi="ar_AE"/>
-        </w:rPr>
-        <w:t>וַ⁠אֲסוֹבְבָ֣ה בָ⁠עִ֗יר</w:t>
-      </w:r>
-    </w:p>
-    <w:p>
-      <w:pPr>
-        <w:bidi/>
-      </w:pPr>
-      <w:r>
-        <w:rPr>
-          <w:lang w:val="ar_AE" w:bidi="ar_AE"/>
-        </w:rPr>
-      </w:r>
-      <w:r>
-        <w:rPr>
           <w:b/>
           <w:lang w:val="ar_AE" w:bidi="ar_AE"/>
         </w:rPr>
@@ -23397,22 +22917,6 @@
       </w:r>
       <w:r>
         <w:rPr>
-          <w:lang w:val="ar_AE" w:bidi="ar_AE"/>
-        </w:rPr>
-        <w:t>אֲבַקְשָׁ֕ה &amp; בִּקַּשְׁתִּ֖י⁠ו</w:t>
-      </w:r>
-    </w:p>
-    <w:p>
-      <w:pPr>
-        <w:bidi/>
-      </w:pPr>
-      <w:r>
-        <w:rPr>
-          <w:lang w:val="ar_AE" w:bidi="ar_AE"/>
-        </w:rPr>
-      </w:r>
-      <w:r>
-        <w:rPr>
           <w:b/>
           <w:lang w:val="ar_AE" w:bidi="ar_AE"/>
         </w:rPr>
@@ -23483,22 +22987,6 @@
         <w:rPr>
           <w:lang w:val="ar_AE" w:bidi="ar_AE"/>
         </w:rPr>
-      </w:r>
-    </w:p>
-    <w:p>
-      <w:pPr>
-        <w:bidi/>
-      </w:pPr>
-      <w:r>
-        <w:rPr>
-          <w:lang w:val="ar_AE" w:bidi="ar_AE"/>
-        </w:rPr>
-      </w:r>
-      <w:r>
-        <w:rPr>
-          <w:lang w:val="ar_AE" w:bidi="ar_AE"/>
-        </w:rPr>
-        <w:t>אֵ֥ת שֶׁ⁠אָהֲבָ֖ה נַפְשִׁ֑⁠י</w:t>
       </w:r>
     </w:p>
     <w:p>
@@ -23848,22 +23336,6 @@
       </w:r>
       <w:r>
         <w:rPr>
-          <w:lang w:val="ar_AE" w:bidi="ar_AE"/>
-        </w:rPr>
-        <w:t>אֵ֛ת שֶׁ⁠אָהֲבָ֥ה נַפְשִׁ֖⁠י</w:t>
-      </w:r>
-    </w:p>
-    <w:p>
-      <w:pPr>
-        <w:bidi/>
-      </w:pPr>
-      <w:r>
-        <w:rPr>
-          <w:lang w:val="ar_AE" w:bidi="ar_AE"/>
-        </w:rPr>
-      </w:r>
-      <w:r>
-        <w:rPr>
           <w:b/>
           <w:lang w:val="ar_AE" w:bidi="ar_AE"/>
         </w:rPr>
@@ -23974,22 +23446,6 @@
       </w:r>
       <w:r>
         <w:rPr>
-          <w:lang w:val="ar_AE" w:bidi="ar_AE"/>
-        </w:rPr>
-        <w:t>אֵ֛ת שֶׁ⁠אָהֲבָ֥ה נַפְשִׁ֖⁠י רְאִיתֶֽם</w:t>
-      </w:r>
-    </w:p>
-    <w:p>
-      <w:pPr>
-        <w:bidi/>
-      </w:pPr>
-      <w:r>
-        <w:rPr>
-          <w:lang w:val="ar_AE" w:bidi="ar_AE"/>
-        </w:rPr>
-      </w:r>
-      <w:r>
-        <w:rPr>
           <w:b/>
           <w:lang w:val="ar_AE" w:bidi="ar_AE"/>
         </w:rPr>
@@ -24060,22 +23516,6 @@
       </w:r>
       <w:r>
         <w:rPr>
-          <w:lang w:val="ar_AE" w:bidi="ar_AE"/>
-        </w:rPr>
-        <w:t>כִּ⁠מְעַט֙</w:t>
-      </w:r>
-    </w:p>
-    <w:p>
-      <w:pPr>
-        <w:bidi/>
-      </w:pPr>
-      <w:r>
-        <w:rPr>
-          <w:lang w:val="ar_AE" w:bidi="ar_AE"/>
-        </w:rPr>
-      </w:r>
-      <w:r>
-        <w:rPr>
           <w:b/>
           <w:lang w:val="ar_AE" w:bidi="ar_AE"/>
         </w:rPr>
@@ -24133,22 +23573,6 @@
         <w:rPr>
           <w:lang w:val="ar_AE" w:bidi="ar_AE"/>
         </w:rPr>
-      </w:r>
-    </w:p>
-    <w:p>
-      <w:pPr>
-        <w:bidi/>
-      </w:pPr>
-      <w:r>
-        <w:rPr>
-          <w:lang w:val="ar_AE" w:bidi="ar_AE"/>
-        </w:rPr>
-      </w:r>
-      <w:r>
-        <w:rPr>
-          <w:lang w:val="ar_AE" w:bidi="ar_AE"/>
-        </w:rPr>
-        <w:t>אֵ֥ת שֶׁ⁠אָהֲבָ֖ה נַפְשִׁ֑⁠י</w:t>
       </w:r>
     </w:p>
     <w:p>
@@ -24611,22 +24035,6 @@
       </w:r>
       <w:r>
         <w:rPr>
-          <w:lang w:val="ar_AE" w:bidi="ar_AE"/>
-        </w:rPr>
-        <w:t>מִ֣י זֹ֗את עֹלָה֙ מִן־הַ⁠מִּדְבָּ֔ר כְּ⁠תִֽימֲר֖וֹת עָשָׁ֑ן מְקֻטֶּ֤רֶת מוֹר֙ וּ⁠לְבוֹנָ֔ה מִ⁠כֹּ֖ל אַבְקַ֥ת רוֹכֵֽל</w:t>
-      </w:r>
-    </w:p>
-    <w:p>
-      <w:pPr>
-        <w:bidi/>
-      </w:pPr>
-      <w:r>
-        <w:rPr>
-          <w:lang w:val="ar_AE" w:bidi="ar_AE"/>
-        </w:rPr>
-      </w:r>
-      <w:r>
-        <w:rPr>
           <w:b/>
           <w:lang w:val="ar_AE" w:bidi="ar_AE"/>
         </w:rPr>
@@ -26159,22 +25567,6 @@
       </w:r>
       <w:r>
         <w:rPr>
-          <w:lang w:val="ar_AE" w:bidi="ar_AE"/>
-        </w:rPr>
-        <w:t>מְלֻמְּדֵ֖י מִלְחָמָ֑ה</w:t>
-      </w:r>
-    </w:p>
-    <w:p>
-      <w:pPr>
-        <w:bidi/>
-      </w:pPr>
-      <w:r>
-        <w:rPr>
-          <w:lang w:val="ar_AE" w:bidi="ar_AE"/>
-        </w:rPr>
-      </w:r>
-      <w:r>
-        <w:rPr>
           <w:b/>
           <w:lang w:val="ar_AE" w:bidi="ar_AE"/>
         </w:rPr>
@@ -26484,22 +25876,6 @@
         <w:rPr>
           <w:lang w:val="ar_AE" w:bidi="ar_AE"/>
         </w:rPr>
-      </w:r>
-    </w:p>
-    <w:p>
-      <w:pPr>
-        <w:bidi/>
-      </w:pPr>
-      <w:r>
-        <w:rPr>
-          <w:lang w:val="ar_AE" w:bidi="ar_AE"/>
-        </w:rPr>
-      </w:r>
-      <w:r>
-        <w:rPr>
-          <w:lang w:val="ar_AE" w:bidi="ar_AE"/>
-        </w:rPr>
-        <w:t>אַפִּרְי֗וֹן</w:t>
       </w:r>
     </w:p>
     <w:p>
@@ -26693,22 +26069,6 @@
       </w:r>
       <w:r>
         <w:rPr>
-          <w:lang w:val="ar_AE" w:bidi="ar_AE"/>
-        </w:rPr>
-        <w:t>אַפִּרְי֗וֹן עָ֤שָׂה ל⁠וֹ֙ הַ⁠מֶּ֣לֶךְ שְׁלֹמֹ֔ה מֵ⁠עֲצֵ֖י הַ⁠לְּבָנֽוֹן</w:t>
-      </w:r>
-    </w:p>
-    <w:p>
-      <w:pPr>
-        <w:bidi/>
-      </w:pPr>
-      <w:r>
-        <w:rPr>
-          <w:lang w:val="ar_AE" w:bidi="ar_AE"/>
-        </w:rPr>
-      </w:r>
-      <w:r>
-        <w:rPr>
           <w:b/>
           <w:lang w:val="ar_AE" w:bidi="ar_AE"/>
         </w:rPr>
@@ -26871,22 +26231,6 @@
       </w:r>
       <w:r>
         <w:rPr>
-          <w:lang w:val="ar_AE" w:bidi="ar_AE"/>
-        </w:rPr>
-        <w:t>אַפִּרְי֗וֹן עָ֤שָׂה ל⁠וֹ֙ &amp; עַמּוּדָי⁠ו֙ עָ֣שָׂה כֶ֔סֶף</w:t>
-      </w:r>
-    </w:p>
-    <w:p>
-      <w:pPr>
-        <w:bidi/>
-      </w:pPr>
-      <w:r>
-        <w:rPr>
-          <w:lang w:val="ar_AE" w:bidi="ar_AE"/>
-        </w:rPr>
-      </w:r>
-      <w:r>
-        <w:rPr>
           <w:b/>
           <w:lang w:val="ar_AE" w:bidi="ar_AE"/>
         </w:rPr>
@@ -27245,22 +26589,6 @@
       </w:r>
       <w:r>
         <w:rPr>
-          <w:lang w:val="ar_AE" w:bidi="ar_AE"/>
-        </w:rPr>
-        <w:t>מֶרְכָּב֖⁠וֹ אַרְגָּמָ֑ן</w:t>
-      </w:r>
-    </w:p>
-    <w:p>
-      <w:pPr>
-        <w:bidi/>
-      </w:pPr>
-      <w:r>
-        <w:rPr>
-          <w:lang w:val="ar_AE" w:bidi="ar_AE"/>
-        </w:rPr>
-      </w:r>
-      <w:r>
-        <w:rPr>
           <w:b/>
           <w:lang w:val="ar_AE" w:bidi="ar_AE"/>
         </w:rPr>
@@ -27331,22 +26659,6 @@
       </w:r>
       <w:r>
         <w:rPr>
-          <w:lang w:val="ar_AE" w:bidi="ar_AE"/>
-        </w:rPr>
-        <w:t>תּוֹכ⁠וֹ֙ רָצ֣וּף אַהֲבָ֔ה מִ⁠בְּנ֖וֹת יְרוּשָׁלִָֽם</w:t>
-      </w:r>
-    </w:p>
-    <w:p>
-      <w:pPr>
-        <w:bidi/>
-      </w:pPr>
-      <w:r>
-        <w:rPr>
-          <w:lang w:val="ar_AE" w:bidi="ar_AE"/>
-        </w:rPr>
-      </w:r>
-      <w:r>
-        <w:rPr>
           <w:b/>
           <w:lang w:val="ar_AE" w:bidi="ar_AE"/>
         </w:rPr>
@@ -27531,22 +26843,6 @@
         <w:rPr>
           <w:lang w:val="ar_AE" w:bidi="ar_AE"/>
         </w:rPr>
-      </w:r>
-    </w:p>
-    <w:p>
-      <w:pPr>
-        <w:bidi/>
-      </w:pPr>
-      <w:r>
-        <w:rPr>
-          <w:lang w:val="ar_AE" w:bidi="ar_AE"/>
-        </w:rPr>
-      </w:r>
-      <w:r>
-        <w:rPr>
-          <w:lang w:val="ar_AE" w:bidi="ar_AE"/>
-        </w:rPr>
-        <w:t>תּוֹכ⁠וֹ֙ רָצ֣וּף אַהֲבָ֔ה מִ⁠בְּנ֖וֹת יְרוּשָׁלִָֽם</w:t>
       </w:r>
     </w:p>
     <w:p>
@@ -29406,22 +28702,6 @@
       </w:r>
       <w:r>
         <w:rPr>
-          <w:lang w:val="ar_AE" w:bidi="ar_AE"/>
-        </w:rPr>
-        <w:t>מַתְאִימ֔וֹת</w:t>
-      </w:r>
-    </w:p>
-    <w:p>
-      <w:pPr>
-        <w:bidi/>
-      </w:pPr>
-      <w:r>
-        <w:rPr>
-          <w:lang w:val="ar_AE" w:bidi="ar_AE"/>
-        </w:rPr>
-      </w:r>
-      <w:r>
-        <w:rPr>
           <w:b/>
           <w:lang w:val="ar_AE" w:bidi="ar_AE"/>
         </w:rPr>
@@ -29593,22 +28873,6 @@
         <w:rPr>
           <w:lang w:val="ar_AE" w:bidi="ar_AE"/>
         </w:rPr>
-      </w:r>
-    </w:p>
-    <w:p>
-      <w:pPr>
-        <w:bidi/>
-      </w:pPr>
-      <w:r>
-        <w:rPr>
-          <w:lang w:val="ar_AE" w:bidi="ar_AE"/>
-        </w:rPr>
-      </w:r>
-      <w:r>
-        <w:rPr>
-          <w:lang w:val="ar_AE" w:bidi="ar_AE"/>
-        </w:rPr>
-        <w:t>וְ⁠שַׁכֻּלָ֖ה אֵ֥ין בָּ⁠הֶֽם</w:t>
       </w:r>
     </w:p>
     <w:p>
@@ -30560,22 +29824,6 @@
       </w:r>
       <w:r>
         <w:rPr>
-          <w:lang w:val="ar_AE" w:bidi="ar_AE"/>
-        </w:rPr>
-        <w:t>בָּנ֖וּי לְ⁠תַלְפִּיּ֑וֹת</w:t>
-      </w:r>
-    </w:p>
-    <w:p>
-      <w:pPr>
-        <w:bidi/>
-      </w:pPr>
-      <w:r>
-        <w:rPr>
-          <w:lang w:val="ar_AE" w:bidi="ar_AE"/>
-        </w:rPr>
-      </w:r>
-      <w:r>
-        <w:rPr>
           <w:b/>
           <w:lang w:val="ar_AE" w:bidi="ar_AE"/>
         </w:rPr>
@@ -31425,22 +30673,6 @@
       </w:r>
       <w:r>
         <w:rPr>
-          <w:lang w:val="ar_AE" w:bidi="ar_AE"/>
-        </w:rPr>
-        <w:t>עַ֤ד שֶׁ⁠יָּפ֨וּחַ֙ הַ⁠יּ֔וֹם וְ⁠נָ֖סוּ הַ⁠צְּלָלִ֑ים</w:t>
-      </w:r>
-    </w:p>
-    <w:p>
-      <w:pPr>
-        <w:bidi/>
-      </w:pPr>
-      <w:r>
-        <w:rPr>
-          <w:lang w:val="ar_AE" w:bidi="ar_AE"/>
-        </w:rPr>
-      </w:r>
-      <w:r>
-        <w:rPr>
           <w:b/>
           <w:lang w:val="ar_AE" w:bidi="ar_AE"/>
         </w:rPr>
@@ -31926,22 +31158,6 @@
       </w:r>
       <w:r>
         <w:rPr>
-          <w:lang w:val="ar_AE" w:bidi="ar_AE"/>
-        </w:rPr>
-        <w:t>כֻּלָּ֤⁠ךְ יָפָה֙</w:t>
-      </w:r>
-    </w:p>
-    <w:p>
-      <w:pPr>
-        <w:bidi/>
-      </w:pPr>
-      <w:r>
-        <w:rPr>
-          <w:lang w:val="ar_AE" w:bidi="ar_AE"/>
-        </w:rPr>
-      </w:r>
-      <w:r>
-        <w:rPr>
           <w:b/>
           <w:lang w:val="ar_AE" w:bidi="ar_AE"/>
         </w:rPr>
@@ -32567,22 +31783,6 @@
         <w:rPr>
           <w:lang w:val="ar_AE" w:bidi="ar_AE"/>
         </w:rPr>
-      </w:r>
-    </w:p>
-    <w:p>
-      <w:pPr>
-        <w:bidi/>
-      </w:pPr>
-      <w:r>
-        <w:rPr>
-          <w:lang w:val="ar_AE" w:bidi="ar_AE"/>
-        </w:rPr>
-      </w:r>
-      <w:r>
-        <w:rPr>
-          <w:lang w:val="ar_AE" w:bidi="ar_AE"/>
-        </w:rPr>
-        <w:t>לִבַּבְתִּ֖⁠נִי אֲחֹתִ֣⁠י כַלָּ֑ה לִבַּבְתִּ֨י⁠נִי֙</w:t>
       </w:r>
     </w:p>
     <w:p>
@@ -33282,22 +32482,6 @@
       </w:r>
       <w:r>
         <w:rPr>
-          <w:lang w:val="ar_AE" w:bidi="ar_AE"/>
-        </w:rPr>
-        <w:t>מַה־יָּפ֥וּ דֹדַ֖יִ⁠ךְ אֲחֹתִ֣⁠י כַלָּ֑ה מַה־טֹּ֤בוּ דֹדַ֨יִ⁠ךְ֙ מִ⁠יַּ֔יִן</w:t>
-      </w:r>
-    </w:p>
-    <w:p>
-      <w:pPr>
-        <w:bidi/>
-      </w:pPr>
-      <w:r>
-        <w:rPr>
-          <w:lang w:val="ar_AE" w:bidi="ar_AE"/>
-        </w:rPr>
-      </w:r>
-      <w:r>
-        <w:rPr>
           <w:b/>
           <w:lang w:val="ar_AE" w:bidi="ar_AE"/>
         </w:rPr>
@@ -34244,22 +33428,6 @@
         <w:rPr>
           <w:lang w:val="ar_AE" w:bidi="ar_AE"/>
         </w:rPr>
-      </w:r>
-    </w:p>
-    <w:p>
-      <w:pPr>
-        <w:bidi/>
-      </w:pPr>
-      <w:r>
-        <w:rPr>
-          <w:lang w:val="ar_AE" w:bidi="ar_AE"/>
-        </w:rPr>
-      </w:r>
-      <w:r>
-        <w:rPr>
-          <w:lang w:val="ar_AE" w:bidi="ar_AE"/>
-        </w:rPr>
-        <w:t>גַּ֥ן ׀ נָע֖וּל אֲחֹתִ֣⁠י כַלָּ֑ה גַּ֥ל נָע֖וּל מַעְיָ֥ן חָתֽוּם</w:t>
       </w:r>
     </w:p>
     <w:p>
@@ -35230,22 +34398,6 @@
       </w:r>
       <w:r>
         <w:rPr>
-          <w:lang w:val="ar_AE" w:bidi="ar_AE"/>
-        </w:rPr>
-        <w:t>שְׁלָחַ֨יִ⁠ךְ֙ פַּרְדֵּ֣ס רִמּוֹנִ֔ים עִ֖ם פְּרִ֣י מְגָדִ֑ים כְּפָרִ֖ים עִם־נְרָדִֽים׃ נֵ֣רְדְּ ׀ וְ⁠כַרְכֹּ֗ם קָנֶה֙ וְ⁠קִנָּמ֔וֹן עִ֖ם כָּל־עֲצֵ֣י לְבוֹנָ֑ה מֹ֚ר וַ⁠אֲהָל֔וֹת עִ֖ם כָּל־רָאשֵׁ֥י בְשָׂמִֽים</w:t>
-      </w:r>
-    </w:p>
-    <w:p>
-      <w:pPr>
-        <w:bidi/>
-      </w:pPr>
-      <w:r>
-        <w:rPr>
-          <w:lang w:val="ar_AE" w:bidi="ar_AE"/>
-        </w:rPr>
-      </w:r>
-      <w:r>
-        <w:rPr>
           <w:b/>
           <w:lang w:val="ar_AE" w:bidi="ar_AE"/>
         </w:rPr>
@@ -35387,22 +34539,6 @@
       </w:r>
       <w:r>
         <w:rPr>
-          <w:lang w:val="ar_AE" w:bidi="ar_AE"/>
-        </w:rPr>
-        <w:t>שְׁלָחַ֨יִ⁠ךְ֙ פַּרְדֵּ֣ס רִמּוֹנִ֔ים עִ֖ם פְּרִ֣י מְגָדִ֑ים כְּפָרִ֖ים עִם־נְרָדִֽים׃ נֵ֣רְדְּ ׀ וְ⁠כַרְכֹּ֗ם קָנֶה֙ וְ⁠קִנָּמ֔וֹן עִ֖ם כָּל־עֲצֵ֣י לְבוֹנָ֑ה מֹ֚ר וַ⁠אֲהָל֔וֹת עִ֖ם כָּל־רָאשֵׁ֥י בְשָׂמִֽים</w:t>
-      </w:r>
-    </w:p>
-    <w:p>
-      <w:pPr>
-        <w:bidi/>
-      </w:pPr>
-      <w:r>
-        <w:rPr>
-          <w:lang w:val="ar_AE" w:bidi="ar_AE"/>
-        </w:rPr>
-      </w:r>
-      <w:r>
-        <w:rPr>
           <w:b/>
           <w:lang w:val="ar_AE" w:bidi="ar_AE"/>
         </w:rPr>
@@ -35861,22 +34997,6 @@
       </w:r>
       <w:r>
         <w:rPr>
-          <w:lang w:val="ar_AE" w:bidi="ar_AE"/>
-        </w:rPr>
-        <w:t>מַעְיַ֣ן גַּנִּ֔ים בְּאֵ֖ר מַ֣יִם חַיִּ֑ים וְ⁠נֹזְלִ֖ים מִן־לְבָנֽוֹן</w:t>
-      </w:r>
-    </w:p>
-    <w:p>
-      <w:pPr>
-        <w:bidi/>
-      </w:pPr>
-      <w:r>
-        <w:rPr>
-          <w:lang w:val="ar_AE" w:bidi="ar_AE"/>
-        </w:rPr>
-      </w:r>
-      <w:r>
-        <w:rPr>
           <w:b/>
           <w:lang w:val="ar_AE" w:bidi="ar_AE"/>
         </w:rPr>
@@ -36464,22 +35584,6 @@
       </w:r>
       <w:r>
         <w:rPr>
-          <w:lang w:val="ar_AE" w:bidi="ar_AE"/>
-        </w:rPr>
-        <w:t>ע֤וּרִי צָפוֹן֙ וּ⁠ב֣וֹאִי תֵימָ֔ן הָפִ֥יחִי גַנִּ֖⁠י יִזְּל֣וּ בְשָׂמָ֑י⁠ו</w:t>
-      </w:r>
-    </w:p>
-    <w:p>
-      <w:pPr>
-        <w:bidi/>
-      </w:pPr>
-      <w:r>
-        <w:rPr>
-          <w:lang w:val="ar_AE" w:bidi="ar_AE"/>
-        </w:rPr>
-      </w:r>
-      <w:r>
-        <w:rPr>
           <w:b/>
           <w:lang w:val="ar_AE" w:bidi="ar_AE"/>
         </w:rPr>
@@ -36585,22 +35689,6 @@
       </w:r>
       <w:r>
         <w:rPr>
-          <w:lang w:val="ar_AE" w:bidi="ar_AE"/>
-        </w:rPr>
-        <w:t>וּ⁠ב֣וֹאִי &amp; יָבֹ֤א דוֹדִ⁠י֙</w:t>
-      </w:r>
-    </w:p>
-    <w:p>
-      <w:pPr>
-        <w:bidi/>
-      </w:pPr>
-      <w:r>
-        <w:rPr>
-          <w:lang w:val="ar_AE" w:bidi="ar_AE"/>
-        </w:rPr>
-      </w:r>
-      <w:r>
-        <w:rPr>
           <w:b/>
           <w:lang w:val="ar_AE" w:bidi="ar_AE"/>
         </w:rPr>
@@ -36706,22 +35794,6 @@
         <w:rPr>
           <w:lang w:val="ar_AE" w:bidi="ar_AE"/>
         </w:rPr>
-      </w:r>
-    </w:p>
-    <w:p>
-      <w:pPr>
-        <w:bidi/>
-      </w:pPr>
-      <w:r>
-        <w:rPr>
-          <w:lang w:val="ar_AE" w:bidi="ar_AE"/>
-        </w:rPr>
-      </w:r>
-      <w:r>
-        <w:rPr>
-          <w:lang w:val="ar_AE" w:bidi="ar_AE"/>
-        </w:rPr>
-        <w:t>ע֤וּרִי צָפוֹן֙ וּ⁠ב֣וֹאִי תֵימָ֔ן הָפִ֥יחִי גַנִּ֖⁠י יִזְּל֣וּ בְשָׂמָ֑י⁠ו יָבֹ֤א דוֹדִ⁠י֙ לְ⁠גַנּ֔⁠וֹ וְ⁠יֹאכַ֖ל פְּרִ֥י מְגָדָֽי⁠ו</w:t>
       </w:r>
     </w:p>
     <w:p>
@@ -37443,22 +36515,6 @@
       </w:r>
       <w:r>
         <w:rPr>
-          <w:lang w:val="ar_AE" w:bidi="ar_AE"/>
-        </w:rPr>
-        <w:t>בָּ֣אתִי לְ⁠גַנִּ⁠י֮ אֲחֹתִ֣⁠י כַלָּה֒ אָרִ֤יתִי מוֹרִ⁠י֙ עִם־בְּשָׂמִ֔⁠י אָכַ֤לְתִּי יַעְרִ⁠י֙ עִם־דִּבְשִׁ֔⁠י שָׁתִ֥יתִי יֵינִ֖⁠י עִם־חֲלָבִ֑⁠י</w:t>
-      </w:r>
-    </w:p>
-    <w:p>
-      <w:pPr>
-        <w:bidi/>
-      </w:pPr>
-      <w:r>
-        <w:rPr>
-          <w:lang w:val="ar_AE" w:bidi="ar_AE"/>
-        </w:rPr>
-      </w:r>
-      <w:r>
-        <w:rPr>
           <w:b/>
           <w:lang w:val="ar_AE" w:bidi="ar_AE"/>
         </w:rPr>
@@ -37634,22 +36690,6 @@
       </w:r>
       <w:r>
         <w:rPr>
-          <w:lang w:val="ar_AE" w:bidi="ar_AE"/>
-        </w:rPr>
-        <w:t>בָּ֣אתִי לְ⁠גַנִּ⁠י֮ אֲחֹתִ֣⁠י כַלָּה֒ אָרִ֤יתִי מוֹרִ⁠י֙ עִם־בְּשָׂמִ֔⁠י אָכַ֤לְתִּי יַעְרִ⁠י֙ עִם־דִּבְשִׁ֔⁠י שָׁתִ֥יתִי יֵינִ֖⁠י עִם־חֲלָבִ֑⁠י</w:t>
-      </w:r>
-    </w:p>
-    <w:p>
-      <w:pPr>
-        <w:bidi/>
-      </w:pPr>
-      <w:r>
-        <w:rPr>
-          <w:lang w:val="ar_AE" w:bidi="ar_AE"/>
-        </w:rPr>
-      </w:r>
-      <w:r>
-        <w:rPr>
           <w:b/>
           <w:lang w:val="ar_AE" w:bidi="ar_AE"/>
         </w:rPr>
@@ -37864,22 +36904,6 @@
         <w:rPr>
           <w:lang w:val="ar_AE" w:bidi="ar_AE"/>
         </w:rPr>
-      </w:r>
-    </w:p>
-    <w:p>
-      <w:pPr>
-        <w:bidi/>
-      </w:pPr>
-      <w:r>
-        <w:rPr>
-          <w:lang w:val="ar_AE" w:bidi="ar_AE"/>
-        </w:rPr>
-      </w:r>
-      <w:r>
-        <w:rPr>
-          <w:lang w:val="ar_AE" w:bidi="ar_AE"/>
-        </w:rPr>
-        <w:t>בָּ֣אתִי לְ⁠גַנִּ⁠י֮ אֲחֹתִ֣⁠י כַלָּה֒</w:t>
       </w:r>
     </w:p>
     <w:p>
@@ -38523,22 +37547,6 @@
       </w:r>
       <w:r>
         <w:rPr>
-          <w:lang w:val="ar_AE" w:bidi="ar_AE"/>
-        </w:rPr>
-        <w:t>ק֣וֹל ׀ דּוֹדִ֣⁠י דוֹפֵ֗ק</w:t>
-      </w:r>
-    </w:p>
-    <w:p>
-      <w:pPr>
-        <w:bidi/>
-      </w:pPr>
-      <w:r>
-        <w:rPr>
-          <w:lang w:val="ar_AE" w:bidi="ar_AE"/>
-        </w:rPr>
-      </w:r>
-      <w:r>
-        <w:rPr>
           <w:b/>
           <w:lang w:val="ar_AE" w:bidi="ar_AE"/>
         </w:rPr>
@@ -39349,22 +38357,6 @@
       </w:r>
       <w:r>
         <w:rPr>
-          <w:lang w:val="ar_AE" w:bidi="ar_AE"/>
-        </w:rPr>
-        <w:t>פָּשַׁ֨טְתִּי֙ אֶת־כֻּתָּנְתִּ֔⁠י אֵיכָ֖כָה אֶלְבָּשֶׁ֑⁠נָּה רָחַ֥צְתִּי אֶת־רַגְלַ֖⁠י אֵיכָ֥כָה אֲטַנְּפֵֽ⁠ם</w:t>
-      </w:r>
-    </w:p>
-    <w:p>
-      <w:pPr>
-        <w:bidi/>
-      </w:pPr>
-      <w:r>
-        <w:rPr>
-          <w:lang w:val="ar_AE" w:bidi="ar_AE"/>
-        </w:rPr>
-      </w:r>
-      <w:r>
-        <w:rPr>
           <w:b/>
           <w:lang w:val="ar_AE" w:bidi="ar_AE"/>
         </w:rPr>
@@ -39458,22 +38450,6 @@
         <w:rPr>
           <w:lang w:val="ar_AE" w:bidi="ar_AE"/>
         </w:rPr>
-      </w:r>
-    </w:p>
-    <w:p>
-      <w:pPr>
-        <w:bidi/>
-      </w:pPr>
-      <w:r>
-        <w:rPr>
-          <w:lang w:val="ar_AE" w:bidi="ar_AE"/>
-        </w:rPr>
-      </w:r>
-      <w:r>
-        <w:rPr>
-          <w:lang w:val="ar_AE" w:bidi="ar_AE"/>
-        </w:rPr>
-        <w:t>אֵיכָ֖כָה אֶלְבָּשֶׁ֑⁠נָּה רָחַ֥צְתִּי אֶת־רַגְלַ֖⁠י אֵיכָ֥כָה אֲטַנְּפֵֽ⁠ם</w:t>
       </w:r>
     </w:p>
     <w:p>
@@ -41146,22 +40122,6 @@
       </w:r>
       <w:r>
         <w:rPr>
-          <w:lang w:val="ar_AE" w:bidi="ar_AE"/>
-        </w:rPr>
-        <w:t>מְצָאֻ֧⁠נִי הַ⁠שֹּׁמְרִ֛ים הַ⁠סֹּבְבִ֥ים בָּ⁠עִ֖יר</w:t>
-      </w:r>
-    </w:p>
-    <w:p>
-      <w:pPr>
-        <w:bidi/>
-      </w:pPr>
-      <w:r>
-        <w:rPr>
-          <w:lang w:val="ar_AE" w:bidi="ar_AE"/>
-        </w:rPr>
-      </w:r>
-      <w:r>
-        <w:rPr>
           <w:b/>
           <w:lang w:val="ar_AE" w:bidi="ar_AE"/>
         </w:rPr>
@@ -41305,22 +40265,6 @@
       </w:r>
       <w:r>
         <w:rPr>
-          <w:lang w:val="ar_AE" w:bidi="ar_AE"/>
-        </w:rPr>
-        <w:t>הִכּ֣וּ⁠נִי פְצָע֑וּ⁠נִי נָשְׂא֤וּ אֶת־רְדִידִ⁠י֙ מֵֽ⁠עָלַ֔⁠י שֹׁמְרֵ֖י הַ⁠חֹמֽוֹת</w:t>
-      </w:r>
-    </w:p>
-    <w:p>
-      <w:pPr>
-        <w:bidi/>
-      </w:pPr>
-      <w:r>
-        <w:rPr>
-          <w:lang w:val="ar_AE" w:bidi="ar_AE"/>
-        </w:rPr>
-      </w:r>
-      <w:r>
-        <w:rPr>
           <w:b/>
           <w:lang w:val="ar_AE" w:bidi="ar_AE"/>
         </w:rPr>
@@ -42157,22 +41101,6 @@
       </w:r>
       <w:r>
         <w:rPr>
-          <w:lang w:val="ar_AE" w:bidi="ar_AE"/>
-        </w:rPr>
-        <w:t>שֶׁ⁠חוֹלַ֥ת אַהֲבָ֖ה אָֽנִי</w:t>
-      </w:r>
-    </w:p>
-    <w:p>
-      <w:pPr>
-        <w:bidi/>
-      </w:pPr>
-      <w:r>
-        <w:rPr>
-          <w:lang w:val="ar_AE" w:bidi="ar_AE"/>
-        </w:rPr>
-      </w:r>
-      <w:r>
-        <w:rPr>
           <w:b/>
           <w:lang w:val="ar_AE" w:bidi="ar_AE"/>
         </w:rPr>
@@ -42265,22 +41193,6 @@
       </w:r>
       <w:r>
         <w:rPr>
-          <w:lang w:val="ar_AE" w:bidi="ar_AE"/>
-        </w:rPr>
-        <w:t>מַה־דּוֹדֵ֣⁠ךְ מִ⁠דּ֔וֹד הַ⁠יָּפָ֖ה בַּ⁠נָּשִׁ֑ים מַה־דּוֹדֵ֣⁠ךְ מִ⁠דּ֔וֹד שֶׁ⁠כָּ֖כָה הִשְׁבַּעְתָּֽ⁠נוּ</w:t>
-      </w:r>
-    </w:p>
-    <w:p>
-      <w:pPr>
-        <w:bidi/>
-      </w:pPr>
-      <w:r>
-        <w:rPr>
-          <w:lang w:val="ar_AE" w:bidi="ar_AE"/>
-        </w:rPr>
-      </w:r>
-      <w:r>
-        <w:rPr>
           <w:b/>
           <w:lang w:val="ar_AE" w:bidi="ar_AE"/>
         </w:rPr>
@@ -42412,22 +41324,6 @@
       </w:r>
       <w:r>
         <w:rPr>
-          <w:lang w:val="ar_AE" w:bidi="ar_AE"/>
-        </w:rPr>
-        <w:t>מַה־דּוֹדֵ֣⁠ךְ מִ⁠דּ֔וֹד</w:t>
-      </w:r>
-    </w:p>
-    <w:p>
-      <w:pPr>
-        <w:bidi/>
-      </w:pPr>
-      <w:r>
-        <w:rPr>
-          <w:lang w:val="ar_AE" w:bidi="ar_AE"/>
-        </w:rPr>
-      </w:r>
-      <w:r>
-        <w:rPr>
           <w:b/>
           <w:lang w:val="ar_AE" w:bidi="ar_AE"/>
         </w:rPr>
@@ -42485,22 +41381,6 @@
         <w:rPr>
           <w:lang w:val="ar_AE" w:bidi="ar_AE"/>
         </w:rPr>
-      </w:r>
-    </w:p>
-    <w:p>
-      <w:pPr>
-        <w:bidi/>
-      </w:pPr>
-      <w:r>
-        <w:rPr>
-          <w:lang w:val="ar_AE" w:bidi="ar_AE"/>
-        </w:rPr>
-      </w:r>
-      <w:r>
-        <w:rPr>
-          <w:lang w:val="ar_AE" w:bidi="ar_AE"/>
-        </w:rPr>
-        <w:t>מַה־דּוֹדֵ֣⁠ךְ מִ⁠דּ֔וֹד הַ⁠יָּפָ֖ה בַּ⁠נָּשִׁ֑ים</w:t>
       </w:r>
     </w:p>
     <w:p>
@@ -42827,22 +41707,6 @@
       </w:r>
       <w:r>
         <w:rPr>
-          <w:lang w:val="ar_AE" w:bidi="ar_AE"/>
-        </w:rPr>
-        <w:t>הִשְׁבַּעְתָּֽ⁠נוּ</w:t>
-      </w:r>
-    </w:p>
-    <w:p>
-      <w:pPr>
-        <w:bidi/>
-      </w:pPr>
-      <w:r>
-        <w:rPr>
-          <w:lang w:val="ar_AE" w:bidi="ar_AE"/>
-        </w:rPr>
-      </w:r>
-      <w:r>
-        <w:rPr>
           <w:b/>
           <w:lang w:val="ar_AE" w:bidi="ar_AE"/>
         </w:rPr>
@@ -43920,22 +42784,6 @@
       </w:r>
       <w:r>
         <w:rPr>
-          <w:lang w:val="ar_AE" w:bidi="ar_AE"/>
-        </w:rPr>
-        <w:t>עֵינָ֕י⁠ו כְּ⁠יוֹנִ֖ים עַל־אֲפִ֣יקֵי מָ֑יִם רֹֽחֲצוֹת֙ בֶּֽ⁠חָלָ֔ב יֹשְׁב֖וֹת עַל־מִלֵּֽאת</w:t>
-      </w:r>
-    </w:p>
-    <w:p>
-      <w:pPr>
-        <w:bidi/>
-      </w:pPr>
-      <w:r>
-        <w:rPr>
-          <w:lang w:val="ar_AE" w:bidi="ar_AE"/>
-        </w:rPr>
-      </w:r>
-      <w:r>
-        <w:rPr>
           <w:b/>
           <w:lang w:val="ar_AE" w:bidi="ar_AE"/>
         </w:rPr>
@@ -45645,22 +44493,6 @@
       </w:r>
       <w:r>
         <w:rPr>
-          <w:lang w:val="ar_AE" w:bidi="ar_AE"/>
-        </w:rPr>
-        <w:t>מֵעָי⁠ו֙</w:t>
-      </w:r>
-    </w:p>
-    <w:p>
-      <w:pPr>
-        <w:bidi/>
-      </w:pPr>
-      <w:r>
-        <w:rPr>
-          <w:lang w:val="ar_AE" w:bidi="ar_AE"/>
-        </w:rPr>
-      </w:r>
-      <w:r>
-        <w:rPr>
           <w:b/>
           <w:lang w:val="ar_AE" w:bidi="ar_AE"/>
         </w:rPr>
@@ -46700,22 +45532,6 @@
         <w:rPr>
           <w:lang w:val="ar_AE" w:bidi="ar_AE"/>
         </w:rPr>
-      </w:r>
-    </w:p>
-    <w:p>
-      <w:pPr>
-        <w:bidi/>
-      </w:pPr>
-      <w:r>
-        <w:rPr>
-          <w:lang w:val="ar_AE" w:bidi="ar_AE"/>
-        </w:rPr>
-      </w:r>
-      <w:r>
-        <w:rPr>
-          <w:lang w:val="ar_AE" w:bidi="ar_AE"/>
-        </w:rPr>
-        <w:t>וְ⁠כֻלּ֖⁠וֹ מַחֲמַדִּ֑ים</w:t>
       </w:r>
     </w:p>
     <w:p>
@@ -47142,22 +45958,6 @@
       </w:r>
       <w:r>
         <w:rPr>
-          <w:lang w:val="ar_AE" w:bidi="ar_AE"/>
-        </w:rPr>
-        <w:t>אָ֚נָה הָלַ֣ךְ דּוֹדֵ֔⁠ךְ הַ⁠יָּפָ֖ה בַּ⁠נָּשִׁ֑ים אָ֚נָה פָּנָ֣ה דוֹדֵ֔⁠ךְ וּ⁠נְבַקְשֶׁ֖⁠נּוּ עִמָּֽ⁠ךְ</w:t>
-      </w:r>
-    </w:p>
-    <w:p>
-      <w:pPr>
-        <w:bidi/>
-      </w:pPr>
-      <w:r>
-        <w:rPr>
-          <w:lang w:val="ar_AE" w:bidi="ar_AE"/>
-        </w:rPr>
-      </w:r>
-      <w:r>
-        <w:rPr>
           <w:b/>
           <w:lang w:val="ar_AE" w:bidi="ar_AE"/>
         </w:rPr>
@@ -47291,22 +46091,6 @@
         <w:rPr>
           <w:lang w:val="ar_AE" w:bidi="ar_AE"/>
         </w:rPr>
-      </w:r>
-    </w:p>
-    <w:p>
-      <w:pPr>
-        <w:bidi/>
-      </w:pPr>
-      <w:r>
-        <w:rPr>
-          <w:lang w:val="ar_AE" w:bidi="ar_AE"/>
-        </w:rPr>
-      </w:r>
-      <w:r>
-        <w:rPr>
-          <w:lang w:val="ar_AE" w:bidi="ar_AE"/>
-        </w:rPr>
-        <w:t>אָ֚נָה הָלַ֣ךְ דּוֹדֵ֔⁠ךְ &amp; אָ֚נָה פָּנָ֣ה דוֹדֵ֔⁠ךְ</w:t>
       </w:r>
     </w:p>
     <w:p>
@@ -47520,7 +46304,7 @@
         <w:rPr>
           <w:lang w:val="ar_AE" w:bidi="ar_AE"/>
         </w:rPr>
-        <w:t>אָ֚נָה פָּנָ֣ה דוֹדֵ֔⁠ךְ</w:t>
+        <w:t>אָ֚נָה הָלַ֣ךְ דּוֹדֵ֔⁠ךְ &amp; אָ֚נָה פָּנָ֣ה דוֹדֵ֔⁠ךְ</w:t>
       </w:r>
     </w:p>
     <w:p>
@@ -47727,22 +46511,6 @@
         <w:rPr>
           <w:lang w:val="ar_AE" w:bidi="ar_AE"/>
         </w:rPr>
-      </w:r>
-    </w:p>
-    <w:p>
-      <w:pPr>
-        <w:bidi/>
-      </w:pPr>
-      <w:r>
-        <w:rPr>
-          <w:lang w:val="ar_AE" w:bidi="ar_AE"/>
-        </w:rPr>
-      </w:r>
-      <w:r>
-        <w:rPr>
-          <w:lang w:val="ar_AE" w:bidi="ar_AE"/>
-        </w:rPr>
-        <w:t>דּוֹדִ⁠י֙ יָרַ֣ד לְ⁠גַנּ֔⁠וֹ לַ⁠עֲרוּג֖וֹת הַ⁠בֹּ֑שֶׂם לִ⁠רְעוֹת֙ בַּ⁠גַּנִּ֔ים וְ⁠לִ⁠לְקֹ֖ט שֽׁוֹשַׁנִּֽים</w:t>
       </w:r>
     </w:p>
     <w:p>
@@ -48496,22 +47264,6 @@
       </w:r>
       <w:r>
         <w:rPr>
-          <w:lang w:val="ar_AE" w:bidi="ar_AE"/>
-        </w:rPr>
-        <w:t>אֲנִ֤י לְ⁠דוֹדִ⁠י֙ וְ⁠דוֹדִ֣⁠י לִ֔⁠י</w:t>
-      </w:r>
-    </w:p>
-    <w:p>
-      <w:pPr>
-        <w:bidi/>
-      </w:pPr>
-      <w:r>
-        <w:rPr>
-          <w:lang w:val="ar_AE" w:bidi="ar_AE"/>
-        </w:rPr>
-      </w:r>
-      <w:r>
-        <w:rPr>
           <w:b/>
           <w:lang w:val="ar_AE" w:bidi="ar_AE"/>
         </w:rPr>
@@ -48626,22 +47378,6 @@
       </w:r>
       <w:r>
         <w:rPr>
-          <w:lang w:val="ar_AE" w:bidi="ar_AE"/>
-        </w:rPr>
-        <w:t>הָ⁠רֹעֶ֖ה בַּ⁠שׁוֹשַׁנִּֽים</w:t>
-      </w:r>
-    </w:p>
-    <w:p>
-      <w:pPr>
-        <w:bidi/>
-      </w:pPr>
-      <w:r>
-        <w:rPr>
-          <w:lang w:val="ar_AE" w:bidi="ar_AE"/>
-        </w:rPr>
-      </w:r>
-      <w:r>
-        <w:rPr>
           <w:b/>
           <w:lang w:val="ar_AE" w:bidi="ar_AE"/>
         </w:rPr>
@@ -49040,22 +47776,6 @@
       </w:r>
       <w:r>
         <w:rPr>
-          <w:lang w:val="ar_AE" w:bidi="ar_AE"/>
-        </w:rPr>
-        <w:t>יָפָ֨ה אַ֤תְּ רַעְיָתִ⁠י֙ כְּ⁠תִרְצָ֔ה</w:t>
-      </w:r>
-    </w:p>
-    <w:p>
-      <w:pPr>
-        <w:bidi/>
-      </w:pPr>
-      <w:r>
-        <w:rPr>
-          <w:lang w:val="ar_AE" w:bidi="ar_AE"/>
-        </w:rPr>
-      </w:r>
-      <w:r>
-        <w:rPr>
           <w:b/>
           <w:lang w:val="ar_AE" w:bidi="ar_AE"/>
         </w:rPr>
@@ -49149,22 +47869,6 @@
         <w:rPr>
           <w:lang w:val="ar_AE" w:bidi="ar_AE"/>
         </w:rPr>
-      </w:r>
-    </w:p>
-    <w:p>
-      <w:pPr>
-        <w:bidi/>
-      </w:pPr>
-      <w:r>
-        <w:rPr>
-          <w:lang w:val="ar_AE" w:bidi="ar_AE"/>
-        </w:rPr>
-      </w:r>
-      <w:r>
-        <w:rPr>
-          <w:lang w:val="ar_AE" w:bidi="ar_AE"/>
-        </w:rPr>
-        <w:t>נָאוָ֖ה כִּ⁠ירוּשָׁלִָ֑ם אֲיֻמָּ֖ה כַּ⁠נִּדְגָּלֽוֹת</w:t>
       </w:r>
     </w:p>
     <w:p>
@@ -49568,22 +48272,6 @@
       </w:r>
       <w:r>
         <w:rPr>
-          <w:lang w:val="ar_AE" w:bidi="ar_AE"/>
-        </w:rPr>
-        <w:t>שַׂעְרֵ⁠ךְ֙ כְּ⁠עֵ֣דֶר הָֽ⁠עִזִּ֔ים שֶׁ⁠גָּלְשׁ֖וּ מִן־הַ⁠גִּלְעָֽד</w:t>
-      </w:r>
-    </w:p>
-    <w:p>
-      <w:pPr>
-        <w:bidi/>
-      </w:pPr>
-      <w:r>
-        <w:rPr>
-          <w:lang w:val="ar_AE" w:bidi="ar_AE"/>
-        </w:rPr>
-      </w:r>
-      <w:r>
-        <w:rPr>
           <w:b/>
           <w:lang w:val="ar_AE" w:bidi="ar_AE"/>
         </w:rPr>
@@ -50712,22 +49400,6 @@
       </w:r>
       <w:r>
         <w:rPr>
-          <w:lang w:val="ar_AE" w:bidi="ar_AE"/>
-        </w:rPr>
-        <w:t>שִׁשִּׁ֥ים הֵ֨מָּה֙ מְּלָכ֔וֹת וּ⁠שְׁמֹנִ֖ים פִּֽילַגְשִׁ֑ים וַ⁠עֲלָמ֖וֹת אֵ֥ין מִסְפָּֽר׃ אַחַ֥ת הִיא֙ יוֹנָתִ֣⁠י תַמָּתִ֔⁠י אַחַ֥ת הִיא֙ לְ⁠אִמָּ֔⁠הּ בָּרָ֥ה הִ֖יא לְ⁠יֽוֹלַדְתָּ֑⁠הּ</w:t>
-      </w:r>
-    </w:p>
-    <w:p>
-      <w:pPr>
-        <w:bidi/>
-      </w:pPr>
-      <w:r>
-        <w:rPr>
-          <w:lang w:val="ar_AE" w:bidi="ar_AE"/>
-        </w:rPr>
-      </w:r>
-      <w:r>
-        <w:rPr>
           <w:b/>
           <w:lang w:val="ar_AE" w:bidi="ar_AE"/>
         </w:rPr>
@@ -51735,22 +50407,6 @@
       </w:r>
       <w:r>
         <w:rPr>
-          <w:lang w:val="ar_AE" w:bidi="ar_AE"/>
-        </w:rPr>
-        <w:t>מִי־זֹ֥את הַ⁠נִּשְׁקָפָ֖ה כְּמוֹ־שָׁ֑חַר יָפָ֣ה כַ⁠לְּבָנָ֗ה בָּרָה֙ כַּֽ⁠חַמָּ֔ה אֲיֻמָּ֖ה כַּ⁠נִּדְגָּלֽוֹת</w:t>
-      </w:r>
-    </w:p>
-    <w:p>
-      <w:pPr>
-        <w:bidi/>
-      </w:pPr>
-      <w:r>
-        <w:rPr>
-          <w:lang w:val="ar_AE" w:bidi="ar_AE"/>
-        </w:rPr>
-      </w:r>
-      <w:r>
-        <w:rPr>
           <w:b/>
           <w:lang w:val="ar_AE" w:bidi="ar_AE"/>
         </w:rPr>
@@ -51896,22 +50552,6 @@
       </w:r>
       <w:r>
         <w:rPr>
-          <w:lang w:val="ar_AE" w:bidi="ar_AE"/>
-        </w:rPr>
-        <w:t>מִי־זֹ֥את הַ⁠נִּשְׁקָפָ֖ה כְּמוֹ־שָׁ֑חַר יָפָ֣ה כַ⁠לְּבָנָ֗ה בָּרָה֙ כַּֽ⁠חַמָּ֔ה אֲיֻמָּ֖ה כַּ⁠נִּדְגָּלֽוֹת</w:t>
-      </w:r>
-    </w:p>
-    <w:p>
-      <w:pPr>
-        <w:bidi/>
-      </w:pPr>
-      <w:r>
-        <w:rPr>
-          <w:lang w:val="ar_AE" w:bidi="ar_AE"/>
-        </w:rPr>
-      </w:r>
-      <w:r>
-        <w:rPr>
           <w:b/>
           <w:lang w:val="ar_AE" w:bidi="ar_AE"/>
         </w:rPr>
@@ -52126,22 +50766,6 @@
       </w:r>
       <w:r>
         <w:rPr>
-          <w:lang w:val="ar_AE" w:bidi="ar_AE"/>
-        </w:rPr>
-        <w:t>הַ⁠נִּשְׁקָפָ֖ה כְּמוֹ־שָׁ֑חַר יָפָ֣ה כַ⁠לְּבָנָ֗ה בָּרָה֙ כַּֽ⁠חַמָּ֔ה</w:t>
-      </w:r>
-    </w:p>
-    <w:p>
-      <w:pPr>
-        <w:bidi/>
-      </w:pPr>
-      <w:r>
-        <w:rPr>
-          <w:lang w:val="ar_AE" w:bidi="ar_AE"/>
-        </w:rPr>
-      </w:r>
-      <w:r>
-        <w:rPr>
           <w:b/>
           <w:lang w:val="ar_AE" w:bidi="ar_AE"/>
         </w:rPr>
@@ -52247,22 +50871,6 @@
         <w:rPr>
           <w:lang w:val="ar_AE" w:bidi="ar_AE"/>
         </w:rPr>
-      </w:r>
-    </w:p>
-    <w:p>
-      <w:pPr>
-        <w:bidi/>
-      </w:pPr>
-      <w:r>
-        <w:rPr>
-          <w:lang w:val="ar_AE" w:bidi="ar_AE"/>
-        </w:rPr>
-      </w:r>
-      <w:r>
-        <w:rPr>
-          <w:lang w:val="ar_AE" w:bidi="ar_AE"/>
-        </w:rPr>
-        <w:t>אֲיֻמָּ֖ה כַּ⁠נִּדְגָּלֽוֹת</w:t>
       </w:r>
     </w:p>
     <w:p>
@@ -52549,22 +51157,6 @@
       </w:r>
       <w:r>
         <w:rPr>
-          <w:lang w:val="ar_AE" w:bidi="ar_AE"/>
-        </w:rPr>
-        <w:t>אֶל־גִּנַּ֤ת אֱגוֹז֙ יָרַ֔דְתִּי</w:t>
-      </w:r>
-    </w:p>
-    <w:p>
-      <w:pPr>
-        <w:bidi/>
-      </w:pPr>
-      <w:r>
-        <w:rPr>
-          <w:lang w:val="ar_AE" w:bidi="ar_AE"/>
-        </w:rPr>
-      </w:r>
-      <w:r>
-        <w:rPr>
           <w:b/>
           <w:lang w:val="ar_AE" w:bidi="ar_AE"/>
         </w:rPr>
@@ -54266,22 +52858,6 @@
       </w:r>
       <w:r>
         <w:rPr>
-          <w:lang w:val="ar_AE" w:bidi="ar_AE"/>
-        </w:rPr>
-        <w:t>מַה־יָּפ֧וּ פְעָמַ֛יִ⁠ךְ בַּ⁠נְּעָלִ֖ים בַּת־נָדִ֑יב חַמּוּקֵ֣י יְרֵכַ֔יִ⁠ךְ כְּמ֣וֹ חֲלָאִ֔ים מַעֲשֵׂ֖ה יְדֵ֥י אָמָּֽן</w:t>
-      </w:r>
-    </w:p>
-    <w:p>
-      <w:pPr>
-        <w:bidi/>
-      </w:pPr>
-      <w:r>
-        <w:rPr>
-          <w:lang w:val="ar_AE" w:bidi="ar_AE"/>
-        </w:rPr>
-      </w:r>
-      <w:r>
-        <w:rPr>
           <w:b/>
           <w:lang w:val="ar_AE" w:bidi="ar_AE"/>
         </w:rPr>
@@ -54572,22 +53148,6 @@
       </w:r>
       <w:r>
         <w:rPr>
-          <w:lang w:val="ar_AE" w:bidi="ar_AE"/>
-        </w:rPr>
-        <w:t>מַה־יָּפ֧וּ פְעָמַ֛יִ⁠ךְ בַּ⁠נְּעָלִ֖ים בַּת־נָדִ֑יב</w:t>
-      </w:r>
-    </w:p>
-    <w:p>
-      <w:pPr>
-        <w:bidi/>
-      </w:pPr>
-      <w:r>
-        <w:rPr>
-          <w:lang w:val="ar_AE" w:bidi="ar_AE"/>
-        </w:rPr>
-      </w:r>
-      <w:r>
-        <w:rPr>
           <w:b/>
           <w:lang w:val="ar_AE" w:bidi="ar_AE"/>
         </w:rPr>
@@ -56025,22 +54585,6 @@
         <w:rPr>
           <w:lang w:val="ar_AE" w:bidi="ar_AE"/>
         </w:rPr>
-      </w:r>
-    </w:p>
-    <w:p>
-      <w:pPr>
-        <w:bidi/>
-      </w:pPr>
-      <w:r>
-        <w:rPr>
-          <w:lang w:val="ar_AE" w:bidi="ar_AE"/>
-        </w:rPr>
-      </w:r>
-      <w:r>
-        <w:rPr>
-          <w:lang w:val="ar_AE" w:bidi="ar_AE"/>
-        </w:rPr>
-        <w:t>סוּגָ֖ה בַּ⁠שּׁוֹשַׁנִּֽים</w:t>
       </w:r>
     </w:p>
     <w:p>
@@ -56420,6 +54964,22 @@
       </w:r>
       <w:r>
         <w:rPr>
+          <w:lang w:val="ar_AE" w:bidi="ar_AE"/>
+        </w:rPr>
+        <w:t>הַ⁠שֵּׁ֑ן</w:t>
+      </w:r>
+    </w:p>
+    <w:p>
+      <w:pPr>
+        <w:bidi/>
+      </w:pPr>
+      <w:r>
+        <w:rPr>
+          <w:lang w:val="ar_AE" w:bidi="ar_AE"/>
+        </w:rPr>
+      </w:r>
+      <w:r>
+        <w:rPr>
           <w:b/>
           <w:lang w:val="ar_AE" w:bidi="ar_AE"/>
         </w:rPr>
@@ -56824,22 +55384,6 @@
       </w:r>
       <w:r>
         <w:rPr>
-          <w:lang w:val="ar_AE" w:bidi="ar_AE"/>
-        </w:rPr>
-        <w:t>עַל־שַׁ֨עַר֙ בַּת־רַבִּ֔ים</w:t>
-      </w:r>
-    </w:p>
-    <w:p>
-      <w:pPr>
-        <w:bidi/>
-      </w:pPr>
-      <w:r>
-        <w:rPr>
-          <w:lang w:val="ar_AE" w:bidi="ar_AE"/>
-        </w:rPr>
-      </w:r>
-      <w:r>
-        <w:rPr>
           <w:b/>
           <w:lang w:val="ar_AE" w:bidi="ar_AE"/>
         </w:rPr>
@@ -59464,22 +58008,6 @@
       </w:r>
       <w:r>
         <w:rPr>
-          <w:lang w:val="ar_AE" w:bidi="ar_AE"/>
-        </w:rPr>
-        <w:t>אֶעֱלֶ֣ה בְ⁠תָמָ֔ר אֹֽחֲזָ֖ה בְּ⁠סַנְסִנָּ֑י⁠ו</w:t>
-      </w:r>
-    </w:p>
-    <w:p>
-      <w:pPr>
-        <w:bidi/>
-      </w:pPr>
-      <w:r>
-        <w:rPr>
-          <w:lang w:val="ar_AE" w:bidi="ar_AE"/>
-        </w:rPr>
-      </w:r>
-      <w:r>
-        <w:rPr>
           <w:b/>
           <w:lang w:val="ar_AE" w:bidi="ar_AE"/>
         </w:rPr>
@@ -61052,22 +59580,6 @@
       </w:r>
       <w:r>
         <w:rPr>
-          <w:lang w:val="ar_AE" w:bidi="ar_AE"/>
-        </w:rPr>
-        <w:t>הוֹלֵ֥ךְ לְ⁠דוֹדִ֖⁠י לְ⁠מֵישָׁרִ֑ים דּוֹבֵ֖ב שִׂפְתֵ֥י יְשֵׁנִֽים</w:t>
-      </w:r>
-    </w:p>
-    <w:p>
-      <w:pPr>
-        <w:bidi/>
-      </w:pPr>
-      <w:r>
-        <w:rPr>
-          <w:lang w:val="ar_AE" w:bidi="ar_AE"/>
-        </w:rPr>
-      </w:r>
-      <w:r>
-        <w:rPr>
           <w:b/>
           <w:lang w:val="ar_AE" w:bidi="ar_AE"/>
         </w:rPr>
@@ -61339,22 +59851,6 @@
         <w:rPr>
           <w:lang w:val="ar_AE" w:bidi="ar_AE"/>
         </w:rPr>
-      </w:r>
-    </w:p>
-    <w:p>
-      <w:pPr>
-        <w:bidi/>
-      </w:pPr>
-      <w:r>
-        <w:rPr>
-          <w:lang w:val="ar_AE" w:bidi="ar_AE"/>
-        </w:rPr>
-      </w:r>
-      <w:r>
-        <w:rPr>
-          <w:lang w:val="ar_AE" w:bidi="ar_AE"/>
-        </w:rPr>
-        <w:t>שִׂפְתֵ֥י יְשֵׁנִֽים</w:t>
       </w:r>
     </w:p>
     <w:p>
@@ -61802,22 +60298,6 @@
       </w:r>
       <w:r>
         <w:rPr>
-          <w:lang w:val="ar_AE" w:bidi="ar_AE"/>
-        </w:rPr>
-        <w:t>נָלִ֖ינָה בַּ⁠כְּפָרִֽים</w:t>
-      </w:r>
-    </w:p>
-    <w:p>
-      <w:pPr>
-        <w:bidi/>
-      </w:pPr>
-      <w:r>
-        <w:rPr>
-          <w:lang w:val="ar_AE" w:bidi="ar_AE"/>
-        </w:rPr>
-      </w:r>
-      <w:r>
-        <w:rPr>
           <w:b/>
           <w:lang w:val="ar_AE" w:bidi="ar_AE"/>
         </w:rPr>
@@ -62080,22 +60560,6 @@
       </w:r>
       <w:r>
         <w:rPr>
-          <w:lang w:val="ar_AE" w:bidi="ar_AE"/>
-        </w:rPr>
-        <w:t>נַשְׁכִּ֨ימָה֙</w:t>
-      </w:r>
-    </w:p>
-    <w:p>
-      <w:pPr>
-        <w:bidi/>
-      </w:pPr>
-      <w:r>
-        <w:rPr>
-          <w:lang w:val="ar_AE" w:bidi="ar_AE"/>
-        </w:rPr>
-      </w:r>
-      <w:r>
-        <w:rPr>
           <w:b/>
           <w:lang w:val="ar_AE" w:bidi="ar_AE"/>
         </w:rPr>
@@ -62286,6 +60750,22 @@
         <w:rPr>
           <w:lang w:val="ar_AE" w:bidi="ar_AE"/>
         </w:rPr>
+      </w:r>
+    </w:p>
+    <w:p>
+      <w:pPr>
+        <w:bidi/>
+      </w:pPr>
+      <w:r>
+        <w:rPr>
+          <w:lang w:val="ar_AE" w:bidi="ar_AE"/>
+        </w:rPr>
+      </w:r>
+      <w:r>
+        <w:rPr>
+          <w:lang w:val="ar_AE" w:bidi="ar_AE"/>
+        </w:rPr>
+        <w:t>הֵנֵ֖צוּ הָ⁠רִמּוֹנִ֑ים</w:t>
       </w:r>
     </w:p>
     <w:p>
@@ -62413,22 +60893,6 @@
       </w:r>
       <w:r>
         <w:rPr>
-          <w:lang w:val="ar_AE" w:bidi="ar_AE"/>
-        </w:rPr>
-        <w:t>פָּֽרְחָ֤ה הַ⁠גֶּ֨פֶן֙</w:t>
-      </w:r>
-    </w:p>
-    <w:p>
-      <w:pPr>
-        <w:bidi/>
-      </w:pPr>
-      <w:r>
-        <w:rPr>
-          <w:lang w:val="ar_AE" w:bidi="ar_AE"/>
-        </w:rPr>
-      </w:r>
-      <w:r>
-        <w:rPr>
           <w:b/>
           <w:lang w:val="ar_AE" w:bidi="ar_AE"/>
         </w:rPr>
@@ -62939,22 +61403,6 @@
       </w:r>
       <w:r>
         <w:rPr>
-          <w:lang w:val="ar_AE" w:bidi="ar_AE"/>
-        </w:rPr>
-        <w:t>וְ⁠עַל־פְּתָחֵ֨י⁠נוּ֙ כָּל־מְגָדִ֔ים</w:t>
-      </w:r>
-    </w:p>
-    <w:p>
-      <w:pPr>
-        <w:bidi/>
-      </w:pPr>
-      <w:r>
-        <w:rPr>
-          <w:lang w:val="ar_AE" w:bidi="ar_AE"/>
-        </w:rPr>
-      </w:r>
-      <w:r>
-        <w:rPr>
           <w:b/>
           <w:lang w:val="ar_AE" w:bidi="ar_AE"/>
         </w:rPr>
@@ -63131,22 +61579,6 @@
         <w:rPr>
           <w:lang w:val="ar_AE" w:bidi="ar_AE"/>
         </w:rPr>
-      </w:r>
-    </w:p>
-    <w:p>
-      <w:pPr>
-        <w:bidi/>
-      </w:pPr>
-      <w:r>
-        <w:rPr>
-          <w:lang w:val="ar_AE" w:bidi="ar_AE"/>
-        </w:rPr>
-      </w:r>
-      <w:r>
-        <w:rPr>
-          <w:lang w:val="ar_AE" w:bidi="ar_AE"/>
-        </w:rPr>
-        <w:t>דּוֹדִ֖⁠י צָפַ֥נְתִּי לָֽ⁠ךְ</w:t>
       </w:r>
     </w:p>
     <w:p>
@@ -63707,22 +62139,6 @@
       </w:r>
       <w:r>
         <w:rPr>
-          <w:lang w:val="ar_AE" w:bidi="ar_AE"/>
-        </w:rPr>
-        <w:t>מִ֤י יִתֶּנְ⁠ךָ֙ כְּ⁠אָ֣ח לִ֔⁠י יוֹנֵ֖ק שְׁדֵ֣י אִמִּ֑⁠י</w:t>
-      </w:r>
-    </w:p>
-    <w:p>
-      <w:pPr>
-        <w:bidi/>
-      </w:pPr>
-      <w:r>
-        <w:rPr>
-          <w:lang w:val="ar_AE" w:bidi="ar_AE"/>
-        </w:rPr>
-      </w:r>
-      <w:r>
-        <w:rPr>
           <w:b/>
           <w:lang w:val="ar_AE" w:bidi="ar_AE"/>
         </w:rPr>
@@ -64124,22 +62540,6 @@
       </w:r>
       <w:r>
         <w:rPr>
-          <w:lang w:val="ar_AE" w:bidi="ar_AE"/>
-        </w:rPr>
-        <w:t>אֶֽמְצָאֲ⁠ךָ֤ בַ⁠חוּץ֙ אֶשָׁ֣קְ⁠ךָ֔ גַּ֖ם לֹא־יָב֥וּזוּ לִֽ⁠י׃ אֶנְהָֽגֲ⁠ךָ֗ אֲבִֽיאֲ⁠ךָ֛ אֶל־בֵּ֥ית אִמִּ֖⁠י תְּלַמְּדֵ֑⁠נִי אַשְׁקְ⁠ךָ֙ מִ⁠יַּ֣יִן הָ⁠רֶ֔קַח מֵ⁠עֲסִ֖יס רִמֹּנִֽ⁠י</w:t>
-      </w:r>
-    </w:p>
-    <w:p>
-      <w:pPr>
-        <w:bidi/>
-      </w:pPr>
-      <w:r>
-        <w:rPr>
-          <w:lang w:val="ar_AE" w:bidi="ar_AE"/>
-        </w:rPr>
-      </w:r>
-      <w:r>
-        <w:rPr>
           <w:b/>
           <w:lang w:val="ar_AE" w:bidi="ar_AE"/>
         </w:rPr>
@@ -64259,22 +62659,6 @@
         <w:rPr>
           <w:lang w:val="ar_AE" w:bidi="ar_AE"/>
         </w:rPr>
-      </w:r>
-    </w:p>
-    <w:p>
-      <w:pPr>
-        <w:bidi/>
-      </w:pPr>
-      <w:r>
-        <w:rPr>
-          <w:lang w:val="ar_AE" w:bidi="ar_AE"/>
-        </w:rPr>
-      </w:r>
-      <w:r>
-        <w:rPr>
-          <w:lang w:val="ar_AE" w:bidi="ar_AE"/>
-        </w:rPr>
-        <w:t>אֲבִֽיאֲ⁠ךָ֛ אֶל־בֵּ֥ית אִמִּ֖⁠י</w:t>
       </w:r>
     </w:p>
     <w:p>
@@ -64431,22 +62815,6 @@
       </w:r>
       <w:r>
         <w:rPr>
-          <w:lang w:val="ar_AE" w:bidi="ar_AE"/>
-        </w:rPr>
-        <w:t>אֲבִֽיאֲ⁠ךָ֛ אֶל־בֵּ֥ית אִמִּ֖⁠י תְּלַמְּדֵ֑⁠נִי</w:t>
-      </w:r>
-    </w:p>
-    <w:p>
-      <w:pPr>
-        <w:bidi/>
-      </w:pPr>
-      <w:r>
-        <w:rPr>
-          <w:lang w:val="ar_AE" w:bidi="ar_AE"/>
-        </w:rPr>
-      </w:r>
-      <w:r>
-        <w:rPr>
           <w:b/>
           <w:lang w:val="ar_AE" w:bidi="ar_AE"/>
         </w:rPr>
@@ -65374,22 +63742,6 @@
       </w:r>
       <w:r>
         <w:rPr>
-          <w:lang w:val="ar_AE" w:bidi="ar_AE"/>
-        </w:rPr>
-        <w:t>מִ֣י זֹ֗את עֹלָה֙ מִן־הַ⁠מִּדְבָּ֔ר מִתְרַפֶּ֖קֶת עַל־דּוֹדָ֑⁠הּ</w:t>
-      </w:r>
-    </w:p>
-    <w:p>
-      <w:pPr>
-        <w:bidi/>
-      </w:pPr>
-      <w:r>
-        <w:rPr>
-          <w:lang w:val="ar_AE" w:bidi="ar_AE"/>
-        </w:rPr>
-      </w:r>
-      <w:r>
-        <w:rPr>
           <w:b/>
           <w:lang w:val="ar_AE" w:bidi="ar_AE"/>
         </w:rPr>
@@ -66118,22 +64470,6 @@
       </w:r>
       <w:r>
         <w:rPr>
-          <w:lang w:val="ar_AE" w:bidi="ar_AE"/>
-        </w:rPr>
-        <w:t>תַּ֤חַת הַ⁠תַּפּ֨וּחַ֙ עֽוֹרַרְתִּ֔י⁠ךָ שָׁ֚מָּ⁠ה חִבְּלַ֣תְ⁠ךָ אִמֶּ֔⁠ךָ שָׁ֖מָּ⁠ה חִבְּלָ֥ה יְלָדַֽתְ⁠ךָ׃ שִׂימֵ֨⁠נִי כַֽ⁠חוֹתָ֜ם עַל־לִבֶּ֗⁠ךָ כַּֽ⁠חוֹתָם֙ עַל־זְרוֹעֶ֔⁠ךָ כִּֽי־עַזָּ֤ה כַ⁠מָּ֨וֶת֙ אַהֲבָ֔ה קָשָׁ֥ה כִ⁠שְׁא֖וֹל קִנְאָ֑ה רְשָׁפֶ֕י⁠הָ רִשְׁפֵּ֕י אֵ֖שׁ שַׁלְהֶ֥בֶתְ יָֽה׃ מַ֣יִם רַבִּ֗ים לֹ֤א יֽוּכְלוּ֙ לְ⁠כַבּ֣וֹת אֶת־הָֽ⁠אַהֲבָ֔ה וּ⁠נְהָר֖וֹת לֹ֣א יִשְׁטְפ֑וּ⁠הָ אִם־יִתֵּ֨ן אִ֜ישׁ אֶת־כָּל־ה֤וֹן בֵּית⁠וֹ֙ בָּ⁠אַהֲבָ֔ה בּ֖וֹז יָב֥וּזוּ לֽ⁠וֹ</w:t>
-      </w:r>
-    </w:p>
-    <w:p>
-      <w:pPr>
-        <w:bidi/>
-      </w:pPr>
-      <w:r>
-        <w:rPr>
-          <w:lang w:val="ar_AE" w:bidi="ar_AE"/>
-        </w:rPr>
-      </w:r>
-      <w:r>
-        <w:rPr>
           <w:b/>
           <w:lang w:val="ar_AE" w:bidi="ar_AE"/>
         </w:rPr>
@@ -67884,22 +66220,6 @@
       </w:r>
       <w:r>
         <w:rPr>
-          <w:lang w:val="ar_AE" w:bidi="ar_AE"/>
-        </w:rPr>
-        <w:t>מַ֣יִם רַבִּ֗ים לֹ֤א יֽוּכְלוּ֙ לְ⁠כַבּ֣וֹת אֶת־הָֽ⁠אַהֲבָ֔ה וּ⁠נְהָר֖וֹת לֹ֣א יִשְׁטְפ֑וּ⁠הָ</w:t>
-      </w:r>
-    </w:p>
-    <w:p>
-      <w:pPr>
-        <w:bidi/>
-      </w:pPr>
-      <w:r>
-        <w:rPr>
-          <w:lang w:val="ar_AE" w:bidi="ar_AE"/>
-        </w:rPr>
-      </w:r>
-      <w:r>
-        <w:rPr>
           <w:b/>
           <w:lang w:val="ar_AE" w:bidi="ar_AE"/>
         </w:rPr>
@@ -68089,22 +66409,6 @@
       </w:r>
       <w:r>
         <w:rPr>
-          <w:lang w:val="ar_AE" w:bidi="ar_AE"/>
-        </w:rPr>
-        <w:t>אִם־יִתֵּ֨ן אִ֜ישׁ אֶת־כָּל־ה֤וֹן בֵּית⁠וֹ֙ בָּ⁠אַהֲבָ֔ה בּ֖וֹז יָב֥וּזוּ לֽ⁠וֹ</w:t>
-      </w:r>
-    </w:p>
-    <w:p>
-      <w:pPr>
-        <w:bidi/>
-      </w:pPr>
-      <w:r>
-        <w:rPr>
-          <w:lang w:val="ar_AE" w:bidi="ar_AE"/>
-        </w:rPr>
-      </w:r>
-      <w:r>
-        <w:rPr>
           <w:b/>
           <w:lang w:val="ar_AE" w:bidi="ar_AE"/>
         </w:rPr>
@@ -68211,22 +66515,6 @@
       </w:r>
       <w:r>
         <w:rPr>
-          <w:lang w:val="ar_AE" w:bidi="ar_AE"/>
-        </w:rPr>
-        <w:t>בָּ⁠אַהֲבָ֔ה</w:t>
-      </w:r>
-    </w:p>
-    <w:p>
-      <w:pPr>
-        <w:bidi/>
-      </w:pPr>
-      <w:r>
-        <w:rPr>
-          <w:lang w:val="ar_AE" w:bidi="ar_AE"/>
-        </w:rPr>
-      </w:r>
-      <w:r>
-        <w:rPr>
           <w:b/>
           <w:lang w:val="ar_AE" w:bidi="ar_AE"/>
         </w:rPr>
@@ -69255,154 +67543,154 @@
       </w:r>
       <w:r>
         <w:rPr>
+          <w:b/>
+          <w:lang w:val="ar_AE" w:bidi="ar_AE"/>
+        </w:rPr>
+        <w:t>"</w:t>
+      </w:r>
+      <w:r>
+        <w:rPr>
+          <w:b/>
+          <w:lang w:val="ar_AE" w:bidi="ar_AE"/>
+        </w:rPr>
+        <w:t>إنْ تكُنْ سورًا</w:t>
+      </w:r>
+      <w:r>
+        <w:rPr>
+          <w:b/>
+          <w:lang w:val="ar_AE" w:bidi="ar_AE"/>
+        </w:rPr>
+        <w:t>"</w:t>
+      </w:r>
+    </w:p>
+    <w:p>
+      <w:pPr>
+        <w:bidi/>
+      </w:pPr>
+      <w:r>
+        <w:rPr>
+          <w:lang w:val="ar_AE" w:bidi="ar_AE"/>
+        </w:rPr>
+      </w:r>
+      <w:r>
+        <w:rPr>
+          <w:lang w:val="ar_AE" w:bidi="ar_AE"/>
+        </w:rPr>
+        <w:t>يتحدث إخوة المرأة عنها وكأنها "</w:t>
+      </w:r>
+      <w:r>
+        <w:rPr>
+          <w:b/>
+          <w:lang w:val="ar_AE" w:bidi="ar_AE"/>
+        </w:rPr>
+        <w:t>سورًا</w:t>
+      </w:r>
+      <w:r>
+        <w:rPr>
+          <w:lang w:val="ar_AE" w:bidi="ar_AE"/>
+        </w:rPr>
+        <w:t>" ينوون أن يبنوا عليه "</w:t>
+      </w:r>
+      <w:r>
+        <w:rPr>
+          <w:b/>
+          <w:lang w:val="ar_AE" w:bidi="ar_AE"/>
+        </w:rPr>
+        <w:t>بُرجَ فِضَّةٍ</w:t>
+      </w:r>
+      <w:r>
+        <w:rPr>
+          <w:lang w:val="ar_AE" w:bidi="ar_AE"/>
+        </w:rPr>
+        <w:t xml:space="preserve">". وقد يكون المقصود من هذا التشبيه أحد المعنيين التاليين: (1) أنهم سيجتهدون في حماية عفتها، كما يُحمى </w:t>
+      </w:r>
+      <w:r>
+        <w:rPr>
+          <w:b/>
+          <w:lang w:val="ar_AE" w:bidi="ar_AE"/>
+        </w:rPr>
+        <w:t xml:space="preserve">السور </w:t>
+      </w:r>
+      <w:r>
+        <w:rPr>
+          <w:lang w:val="ar_AE" w:bidi="ar_AE"/>
+        </w:rPr>
+        <w:t>ببناء برجٍ فضيٍّ عليه (والبرج هو عمود من الحجارة يُبنى على السور لأجل حمايته). ترجمة بديلة: "سنحفظ عفتها كما نُحصّن سورًا ببناء برج فضّيّ فوقه". (2) أو أن صدرها مسطّح كسور لأن ثدييها لم يكتمل نموهما بعد، فيرغبون في تزيينها لتبدو أجمل أمام من ستتزوجه، بوضع حُليّ فضيّة كأنها أبراج. ترجمة بديلة: "وإن كان صدرها مُسطّح كالسور، نُزيّنه بحُليّ من فضة تُشبه الأبراج".</w:t>
+      </w:r>
+    </w:p>
+    <w:p>
+      <w:pPr>
+        <w:bidi/>
+      </w:pPr>
+      <w:r>
+        <w:rPr>
+          <w:lang w:val="ar_AE" w:bidi="ar_AE"/>
+        </w:rPr>
+      </w:r>
+      <w:r>
+        <w:rPr>
+          <w:lang w:val="ar_AE" w:bidi="ar_AE"/>
+        </w:rPr>
+        <w:t xml:space="preserve">انظر: </w:t>
+      </w:r>
+      <w:r>
+        <w:rPr>
+          <w:lang w:val="ar_AE" w:bidi="ar_AE"/>
+        </w:rPr>
+        <w:t>الاستعارة</w:t>
+      </w:r>
+      <w:r>
+        <w:rPr>
+          <w:lang w:val="ar_AE" w:bidi="ar_AE"/>
+        </w:rPr>
+      </w:r>
+      <w:r>
+        <w:rPr>
+          <w:lang w:val="ar_AE" w:bidi="ar_AE"/>
+        </w:rPr>
+      </w:r>
+    </w:p>
+    <w:p>
+      <w:pPr>
+        <w:bidi/>
+      </w:pPr>
+      <w:r>
+        <w:rPr>
+          <w:lang w:val="ar_AE" w:bidi="ar_AE"/>
+        </w:rPr>
+      </w:r>
+    </w:p>
+    <w:p>
+      <w:pPr>
+        <w:pStyle w:val="Heading2"/>
+        <w:bidi/>
+      </w:pPr>
+      <w:r>
+        <w:rPr>
+          <w:lang w:val="ar_AE" w:bidi="ar_AE"/>
+        </w:rPr>
+        <w:t>نشيد الأنشاد 8: 9 (#2)</w:t>
+      </w:r>
+      <w:r>
+        <w:rPr>
+          <w:lang w:val="ar_AE" w:bidi="ar_AE"/>
+        </w:rPr>
+      </w:r>
+    </w:p>
+    <w:p>
+      <w:pPr>
+        <w:bidi/>
+      </w:pPr>
+      <w:r>
+        <w:rPr>
+          <w:lang w:val="ar_AE" w:bidi="ar_AE"/>
+        </w:rPr>
+      </w:r>
+      <w:r>
+        <w:rPr>
           <w:lang w:val="ar_AE" w:bidi="ar_AE"/>
         </w:rPr>
         <w:t>וְ⁠אִם־דֶּ֣לֶת הִ֔יא נָצ֥וּר עָלֶ֖י⁠הָ ל֥וּחַ אָֽרֶז</w:t>
-      </w:r>
-    </w:p>
-    <w:p>
-      <w:pPr>
-        <w:bidi/>
-      </w:pPr>
-      <w:r>
-        <w:rPr>
-          <w:lang w:val="ar_AE" w:bidi="ar_AE"/>
-        </w:rPr>
-      </w:r>
-      <w:r>
-        <w:rPr>
-          <w:b/>
-          <w:lang w:val="ar_AE" w:bidi="ar_AE"/>
-        </w:rPr>
-        <w:t>"</w:t>
-      </w:r>
-      <w:r>
-        <w:rPr>
-          <w:b/>
-          <w:lang w:val="ar_AE" w:bidi="ar_AE"/>
-        </w:rPr>
-        <w:t>إنْ تكُنْ سورًا</w:t>
-      </w:r>
-      <w:r>
-        <w:rPr>
-          <w:b/>
-          <w:lang w:val="ar_AE" w:bidi="ar_AE"/>
-        </w:rPr>
-        <w:t>"</w:t>
-      </w:r>
-    </w:p>
-    <w:p>
-      <w:pPr>
-        <w:bidi/>
-      </w:pPr>
-      <w:r>
-        <w:rPr>
-          <w:lang w:val="ar_AE" w:bidi="ar_AE"/>
-        </w:rPr>
-      </w:r>
-      <w:r>
-        <w:rPr>
-          <w:lang w:val="ar_AE" w:bidi="ar_AE"/>
-        </w:rPr>
-        <w:t>يتحدث إخوة المرأة عنها وكأنها "</w:t>
-      </w:r>
-      <w:r>
-        <w:rPr>
-          <w:b/>
-          <w:lang w:val="ar_AE" w:bidi="ar_AE"/>
-        </w:rPr>
-        <w:t>سورًا</w:t>
-      </w:r>
-      <w:r>
-        <w:rPr>
-          <w:lang w:val="ar_AE" w:bidi="ar_AE"/>
-        </w:rPr>
-        <w:t>" ينوون أن يبنوا عليه "</w:t>
-      </w:r>
-      <w:r>
-        <w:rPr>
-          <w:b/>
-          <w:lang w:val="ar_AE" w:bidi="ar_AE"/>
-        </w:rPr>
-        <w:t>بُرجَ فِضَّةٍ</w:t>
-      </w:r>
-      <w:r>
-        <w:rPr>
-          <w:lang w:val="ar_AE" w:bidi="ar_AE"/>
-        </w:rPr>
-        <w:t xml:space="preserve">". وقد يكون المقصود من هذا التشبيه أحد المعنيين التاليين: (1) أنهم سيجتهدون في حماية عفتها، كما يُحمى </w:t>
-      </w:r>
-      <w:r>
-        <w:rPr>
-          <w:b/>
-          <w:lang w:val="ar_AE" w:bidi="ar_AE"/>
-        </w:rPr>
-        <w:t xml:space="preserve">السور </w:t>
-      </w:r>
-      <w:r>
-        <w:rPr>
-          <w:lang w:val="ar_AE" w:bidi="ar_AE"/>
-        </w:rPr>
-        <w:t>ببناء برجٍ فضيٍّ عليه (والبرج هو عمود من الحجارة يُبنى على السور لأجل حمايته). ترجمة بديلة: "سنحفظ عفتها كما نُحصّن سورًا ببناء برج فضّيّ فوقه". (2) أو أن صدرها مسطّح كسور لأن ثدييها لم يكتمل نموهما بعد، فيرغبون في تزيينها لتبدو أجمل أمام من ستتزوجه، بوضع حُليّ فضيّة كأنها أبراج. ترجمة بديلة: "وإن كان صدرها مُسطّح كالسور، نُزيّنه بحُليّ من فضة تُشبه الأبراج".</w:t>
-      </w:r>
-    </w:p>
-    <w:p>
-      <w:pPr>
-        <w:bidi/>
-      </w:pPr>
-      <w:r>
-        <w:rPr>
-          <w:lang w:val="ar_AE" w:bidi="ar_AE"/>
-        </w:rPr>
-      </w:r>
-      <w:r>
-        <w:rPr>
-          <w:lang w:val="ar_AE" w:bidi="ar_AE"/>
-        </w:rPr>
-        <w:t xml:space="preserve">انظر: </w:t>
-      </w:r>
-      <w:r>
-        <w:rPr>
-          <w:lang w:val="ar_AE" w:bidi="ar_AE"/>
-        </w:rPr>
-        <w:t>الاستعارة</w:t>
-      </w:r>
-      <w:r>
-        <w:rPr>
-          <w:lang w:val="ar_AE" w:bidi="ar_AE"/>
-        </w:rPr>
-      </w:r>
-      <w:r>
-        <w:rPr>
-          <w:lang w:val="ar_AE" w:bidi="ar_AE"/>
-        </w:rPr>
-      </w:r>
-    </w:p>
-    <w:p>
-      <w:pPr>
-        <w:bidi/>
-      </w:pPr>
-      <w:r>
-        <w:rPr>
-          <w:lang w:val="ar_AE" w:bidi="ar_AE"/>
-        </w:rPr>
-      </w:r>
-    </w:p>
-    <w:p>
-      <w:pPr>
-        <w:pStyle w:val="Heading2"/>
-        <w:bidi/>
-      </w:pPr>
-      <w:r>
-        <w:rPr>
-          <w:lang w:val="ar_AE" w:bidi="ar_AE"/>
-        </w:rPr>
-        <w:t>نشيد الأنشاد 8: 9 (#2)</w:t>
-      </w:r>
-      <w:r>
-        <w:rPr>
-          <w:lang w:val="ar_AE" w:bidi="ar_AE"/>
-        </w:rPr>
       </w:r>
     </w:p>
     <w:p>
@@ -69594,22 +67882,6 @@
       </w:r>
       <w:r>
         <w:rPr>
-          <w:lang w:val="ar_AE" w:bidi="ar_AE"/>
-        </w:rPr>
-        <w:t>אֲנִ֣י חוֹמָ֔ה וְ⁠שָׁדַ֖⁠י כַּ⁠מִּגְדָּל֑וֹת אָ֛ז הָיִ֥יתִי בְ⁠עֵינָ֖י⁠ו כְּ⁠מוֹצְאֵ֥ת שָׁלֽוֹם</w:t>
-      </w:r>
-    </w:p>
-    <w:p>
-      <w:pPr>
-        <w:bidi/>
-      </w:pPr>
-      <w:r>
-        <w:rPr>
-          <w:lang w:val="ar_AE" w:bidi="ar_AE"/>
-        </w:rPr>
-      </w:r>
-      <w:r>
-        <w:rPr>
           <w:b/>
           <w:lang w:val="ar_AE" w:bidi="ar_AE"/>
         </w:rPr>
@@ -69837,22 +68109,6 @@
       </w:r>
       <w:r>
         <w:rPr>
-          <w:lang w:val="ar_AE" w:bidi="ar_AE"/>
-        </w:rPr>
-        <w:t>וְ⁠שָׁדַ֖⁠י</w:t>
-      </w:r>
-    </w:p>
-    <w:p>
-      <w:pPr>
-        <w:bidi/>
-      </w:pPr>
-      <w:r>
-        <w:rPr>
-          <w:lang w:val="ar_AE" w:bidi="ar_AE"/>
-        </w:rPr>
-      </w:r>
-      <w:r>
-        <w:rPr>
           <w:b/>
           <w:lang w:val="ar_AE" w:bidi="ar_AE"/>
         </w:rPr>
@@ -70426,22 +68682,6 @@
       </w:r>
       <w:r>
         <w:rPr>
-          <w:lang w:val="ar_AE" w:bidi="ar_AE"/>
-        </w:rPr>
-        <w:t>הָיִ֥יתִי בְ⁠עֵינָ֖י⁠ו כְּ⁠מוֹצְאֵ֥ת שָׁלֽוֹם</w:t>
-      </w:r>
-    </w:p>
-    <w:p>
-      <w:pPr>
-        <w:bidi/>
-      </w:pPr>
-      <w:r>
-        <w:rPr>
-          <w:lang w:val="ar_AE" w:bidi="ar_AE"/>
-        </w:rPr>
-      </w:r>
-      <w:r>
-        <w:rPr>
           <w:b/>
           <w:lang w:val="ar_AE" w:bidi="ar_AE"/>
         </w:rPr>
@@ -70841,22 +69081,6 @@
       </w:r>
       <w:r>
         <w:rPr>
-          <w:lang w:val="ar_AE" w:bidi="ar_AE"/>
-        </w:rPr>
-        <w:t>נָתַ֥ן אֶת־הַ⁠כֶּ֖רֶם לַ⁠נֹּטְרִ֑ים</w:t>
-      </w:r>
-    </w:p>
-    <w:p>
-      <w:pPr>
-        <w:bidi/>
-      </w:pPr>
-      <w:r>
-        <w:rPr>
-          <w:lang w:val="ar_AE" w:bidi="ar_AE"/>
-        </w:rPr>
-      </w:r>
-      <w:r>
-        <w:rPr>
           <w:b/>
           <w:lang w:val="ar_AE" w:bidi="ar_AE"/>
         </w:rPr>
@@ -70941,22 +69165,6 @@
       </w:r>
       <w:r>
         <w:rPr>
-          <w:lang w:val="ar_AE" w:bidi="ar_AE"/>
-        </w:rPr>
-        <w:t>אִ֛ישׁ יָבִ֥א בְּ⁠פִרְי֖⁠וֹ אֶ֥לֶף כָּֽסֶף</w:t>
-      </w:r>
-    </w:p>
-    <w:p>
-      <w:pPr>
-        <w:bidi/>
-      </w:pPr>
-      <w:r>
-        <w:rPr>
-          <w:lang w:val="ar_AE" w:bidi="ar_AE"/>
-        </w:rPr>
-      </w:r>
-      <w:r>
-        <w:rPr>
           <w:b/>
           <w:lang w:val="ar_AE" w:bidi="ar_AE"/>
         </w:rPr>
@@ -71089,22 +69297,6 @@
       </w:r>
       <w:r>
         <w:rPr>
-          <w:lang w:val="ar_AE" w:bidi="ar_AE"/>
-        </w:rPr>
-        <w:t>אֶ֥לֶף כָּֽסֶף</w:t>
-      </w:r>
-    </w:p>
-    <w:p>
-      <w:pPr>
-        <w:bidi/>
-      </w:pPr>
-      <w:r>
-        <w:rPr>
-          <w:lang w:val="ar_AE" w:bidi="ar_AE"/>
-        </w:rPr>
-      </w:r>
-      <w:r>
-        <w:rPr>
           <w:b/>
           <w:lang w:val="ar_AE" w:bidi="ar_AE"/>
         </w:rPr>
@@ -71198,22 +69390,6 @@
         <w:rPr>
           <w:lang w:val="ar_AE" w:bidi="ar_AE"/>
         </w:rPr>
-      </w:r>
-    </w:p>
-    <w:p>
-      <w:pPr>
-        <w:bidi/>
-      </w:pPr>
-      <w:r>
-        <w:rPr>
-          <w:lang w:val="ar_AE" w:bidi="ar_AE"/>
-        </w:rPr>
-      </w:r>
-      <w:r>
-        <w:rPr>
-          <w:lang w:val="ar_AE" w:bidi="ar_AE"/>
-        </w:rPr>
-        <w:t>כֶּ֣רֶם הָיָ֤ה לִ⁠שְׁלֹמֹה֙ בְּ⁠בַ֣עַל הָמ֔וֹן נָתַ֥ן אֶת־הַ⁠כֶּ֖רֶם לַ⁠נֹּטְרִ֑ים אִ֛ישׁ יָבִ֥א בְּ⁠פִרְי֖⁠וֹ אֶ֥לֶף כָּֽסֶף׃ כָּרְמִ֥⁠י שֶׁ⁠לִּ֖⁠י לְ⁠פָנָ֑⁠י הָ⁠אֶ֤לֶף לְ⁠ךָ֙ שְׁלֹמֹ֔ה וּ⁠מָאתַ֖יִם לְ⁠נֹטְרִ֥ים אֶת־פִּרְיֽ⁠וֹ</w:t>
       </w:r>
     </w:p>
     <w:p>
@@ -71678,22 +69854,6 @@
       </w:r>
       <w:r>
         <w:rPr>
-          <w:lang w:val="ar_AE" w:bidi="ar_AE"/>
-        </w:rPr>
-        <w:t>הָ⁠אֶ֤לֶף לְ⁠ךָ֙ שְׁלֹמֹ֔ה וּ⁠מָאתַ֖יִם לְ⁠נֹטְרִ֥ים אֶת־פִּרְיֽ⁠וֹ</w:t>
-      </w:r>
-    </w:p>
-    <w:p>
-      <w:pPr>
-        <w:bidi/>
-      </w:pPr>
-      <w:r>
-        <w:rPr>
-          <w:lang w:val="ar_AE" w:bidi="ar_AE"/>
-        </w:rPr>
-      </w:r>
-      <w:r>
-        <w:rPr>
           <w:b/>
           <w:lang w:val="ar_AE" w:bidi="ar_AE"/>
         </w:rPr>
@@ -72030,22 +70190,6 @@
       </w:r>
       <w:r>
         <w:rPr>
-          <w:lang w:val="ar_AE" w:bidi="ar_AE"/>
-        </w:rPr>
-        <w:t>הַ⁠יוֹשֶׁ֣בֶת בַּ⁠גַּנִּ֗ים חֲבֵרִ֛ים מַקְשִׁיבִ֥ים לְ⁠קוֹלֵ֖⁠ךְ הַשְׁמִיעִֽי⁠נִי</w:t>
-      </w:r>
-    </w:p>
-    <w:p>
-      <w:pPr>
-        <w:bidi/>
-      </w:pPr>
-      <w:r>
-        <w:rPr>
-          <w:lang w:val="ar_AE" w:bidi="ar_AE"/>
-        </w:rPr>
-      </w:r>
-      <w:r>
-        <w:rPr>
           <w:b/>
           <w:lang w:val="ar_AE" w:bidi="ar_AE"/>
         </w:rPr>
@@ -72449,22 +70593,6 @@
       </w:r>
       <w:r>
         <w:rPr>
-          <w:lang w:val="ar_AE" w:bidi="ar_AE"/>
-        </w:rPr>
-        <w:t>בְּרַ֣ח ׀ דּוֹדִ֗⁠י וּֽ⁠דְמֵה־לְ⁠ךָ֤ לִ⁠צְבִי֙ א֚וֹ לְ⁠עֹ֣פֶר הָֽ⁠אַיָּלִ֔ים עַ֖ל הָרֵ֥י בְשָׂמִֽים</w:t>
-      </w:r>
-    </w:p>
-    <w:p>
-      <w:pPr>
-        <w:bidi/>
-      </w:pPr>
-      <w:r>
-        <w:rPr>
-          <w:lang w:val="ar_AE" w:bidi="ar_AE"/>
-        </w:rPr>
-      </w:r>
-      <w:r>
-        <w:rPr>
           <w:b/>
           <w:lang w:val="ar_AE" w:bidi="ar_AE"/>
         </w:rPr>
@@ -72693,22 +70821,6 @@
         <w:rPr>
           <w:lang w:val="ar_AE" w:bidi="ar_AE"/>
         </w:rPr>
-      </w:r>
-    </w:p>
-    <w:p>
-      <w:pPr>
-        <w:bidi/>
-      </w:pPr>
-      <w:r>
-        <w:rPr>
-          <w:lang w:val="ar_AE" w:bidi="ar_AE"/>
-        </w:rPr>
-      </w:r>
-      <w:r>
-        <w:rPr>
-          <w:lang w:val="ar_AE" w:bidi="ar_AE"/>
-        </w:rPr>
-        <w:t>דּוֹדִ֗⁠י וּֽ⁠דְמֵה־לְ⁠ךָ֤ לִ⁠צְבִי֙ א֚וֹ לְ⁠עֹ֣פֶר הָֽ⁠אַיָּלִ֔ים</w:t>
       </w:r>
     </w:p>
     <w:p>

--- a/arb/docx/22.content.docx
+++ b/arb/docx/22.content.docx
@@ -2008,6 +2008,22 @@
       </w:r>
       <w:r>
         <w:rPr>
+          <w:lang w:val="ar_AE" w:bidi="ar_AE"/>
+        </w:rPr>
+        <w:t>טוֹבִ֥ים דֹּדֶ֖י⁠ךָ מִ⁠יָּֽיִן</w:t>
+      </w:r>
+    </w:p>
+    <w:p>
+      <w:pPr>
+        <w:bidi/>
+      </w:pPr>
+      <w:r>
+        <w:rPr>
+          <w:lang w:val="ar_AE" w:bidi="ar_AE"/>
+        </w:rPr>
+      </w:r>
+      <w:r>
+        <w:rPr>
           <w:b/>
           <w:lang w:val="ar_AE" w:bidi="ar_AE"/>
         </w:rPr>
@@ -2845,6 +2861,22 @@
         <w:rPr>
           <w:lang w:val="ar_AE" w:bidi="ar_AE"/>
         </w:rPr>
+      </w:r>
+    </w:p>
+    <w:p>
+      <w:pPr>
+        <w:bidi/>
+      </w:pPr>
+      <w:r>
+        <w:rPr>
+          <w:lang w:val="ar_AE" w:bidi="ar_AE"/>
+        </w:rPr>
+      </w:r>
+      <w:r>
+        <w:rPr>
+          <w:lang w:val="ar_AE" w:bidi="ar_AE"/>
+        </w:rPr>
+        <w:t>מָשְׁכֵ֖⁠נִי</w:t>
       </w:r>
     </w:p>
     <w:p>
@@ -4040,6 +4072,22 @@
       </w:r>
       <w:r>
         <w:rPr>
+          <w:lang w:val="ar_AE" w:bidi="ar_AE"/>
+        </w:rPr>
+        <w:t>נַזְכִּ֤ירָה</w:t>
+      </w:r>
+    </w:p>
+    <w:p>
+      <w:pPr>
+        <w:bidi/>
+      </w:pPr>
+      <w:r>
+        <w:rPr>
+          <w:lang w:val="ar_AE" w:bidi="ar_AE"/>
+        </w:rPr>
+      </w:r>
+      <w:r>
+        <w:rPr>
           <w:b/>
           <w:lang w:val="ar_AE" w:bidi="ar_AE"/>
         </w:rPr>
@@ -4610,6 +4658,22 @@
         <w:rPr>
           <w:lang w:val="ar_AE" w:bidi="ar_AE"/>
         </w:rPr>
+      </w:r>
+    </w:p>
+    <w:p>
+      <w:pPr>
+        <w:bidi/>
+      </w:pPr>
+      <w:r>
+        <w:rPr>
+          <w:lang w:val="ar_AE" w:bidi="ar_AE"/>
+        </w:rPr>
+      </w:r>
+      <w:r>
+        <w:rPr>
+          <w:lang w:val="ar_AE" w:bidi="ar_AE"/>
+        </w:rPr>
+        <w:t>מֵישָׁרִ֖ים אֲהֵבֽוּ⁠ךָ</w:t>
       </w:r>
     </w:p>
     <w:p>
@@ -5808,6 +5872,22 @@
       </w:r>
       <w:r>
         <w:rPr>
+          <w:lang w:val="ar_AE" w:bidi="ar_AE"/>
+        </w:rPr>
+        <w:t>נֹטֵרָ֣ה אֶת־הַ⁠כְּרָמִ֔ים כַּרְמִ֥⁠י שֶׁ⁠לִּ֖⁠י לֹ֥א נָטָֽרְתִּי</w:t>
+      </w:r>
+    </w:p>
+    <w:p>
+      <w:pPr>
+        <w:bidi/>
+      </w:pPr>
+      <w:r>
+        <w:rPr>
+          <w:lang w:val="ar_AE" w:bidi="ar_AE"/>
+        </w:rPr>
+      </w:r>
+      <w:r>
+        <w:rPr>
           <w:b/>
           <w:lang w:val="ar_AE" w:bidi="ar_AE"/>
         </w:rPr>
@@ -6677,6 +6757,22 @@
       </w:r>
       <w:r>
         <w:rPr>
+          <w:lang w:val="ar_AE" w:bidi="ar_AE"/>
+        </w:rPr>
+        <w:t>אִם־לֹ֤א תֵדְעִי֙ לָ֔⁠ךְ הַ⁠יָּפָ֖ה בַּ⁠נָּשִׁ֑ים צְֽאִי־לָ֞⁠ךְ</w:t>
+      </w:r>
+    </w:p>
+    <w:p>
+      <w:pPr>
+        <w:bidi/>
+      </w:pPr>
+      <w:r>
+        <w:rPr>
+          <w:lang w:val="ar_AE" w:bidi="ar_AE"/>
+        </w:rPr>
+      </w:r>
+      <w:r>
+        <w:rPr>
           <w:b/>
           <w:lang w:val="ar_AE" w:bidi="ar_AE"/>
         </w:rPr>
@@ -6769,6 +6865,22 @@
       </w:r>
       <w:r>
         <w:rPr>
+          <w:lang w:val="ar_AE" w:bidi="ar_AE"/>
+        </w:rPr>
+        <w:t>אִם־לֹ֤א תֵדְעִי֙ לָ֔⁠ךְ הַ⁠יָּפָ֖ה בַּ⁠נָּשִׁ֑ים</w:t>
+      </w:r>
+    </w:p>
+    <w:p>
+      <w:pPr>
+        <w:bidi/>
+      </w:pPr>
+      <w:r>
+        <w:rPr>
+          <w:lang w:val="ar_AE" w:bidi="ar_AE"/>
+        </w:rPr>
+      </w:r>
+      <w:r>
+        <w:rPr>
           <w:b/>
           <w:lang w:val="ar_AE" w:bidi="ar_AE"/>
         </w:rPr>
@@ -7135,6 +7247,22 @@
       </w:r>
       <w:r>
         <w:rPr>
+          <w:lang w:val="ar_AE" w:bidi="ar_AE"/>
+        </w:rPr>
+        <w:t>וּ⁠רְעִי֙ אֶת־גְּדִיֹּתַ֔יִ⁠ךְ</w:t>
+      </w:r>
+    </w:p>
+    <w:p>
+      <w:pPr>
+        <w:bidi/>
+      </w:pPr>
+      <w:r>
+        <w:rPr>
+          <w:lang w:val="ar_AE" w:bidi="ar_AE"/>
+        </w:rPr>
+      </w:r>
+      <w:r>
+        <w:rPr>
           <w:b/>
           <w:lang w:val="ar_AE" w:bidi="ar_AE"/>
         </w:rPr>
@@ -7205,6 +7333,22 @@
       </w:r>
       <w:r>
         <w:rPr>
+          <w:lang w:val="ar_AE" w:bidi="ar_AE"/>
+        </w:rPr>
+        <w:t>לְ⁠סֻסָתִ⁠י֙ בְּ⁠רִכְבֵ֣י פַרְעֹ֔ה דִּמִּיתִ֖י⁠ךְ רַעְיָתִֽ⁠י</w:t>
+      </w:r>
+    </w:p>
+    <w:p>
+      <w:pPr>
+        <w:bidi/>
+      </w:pPr>
+      <w:r>
+        <w:rPr>
+          <w:lang w:val="ar_AE" w:bidi="ar_AE"/>
+        </w:rPr>
+      </w:r>
+      <w:r>
+        <w:rPr>
           <w:b/>
           <w:lang w:val="ar_AE" w:bidi="ar_AE"/>
         </w:rPr>
@@ -7861,6 +8005,22 @@
       </w:r>
       <w:r>
         <w:rPr>
+          <w:lang w:val="ar_AE" w:bidi="ar_AE"/>
+        </w:rPr>
+        <w:t>תּוֹרֵ֤י</w:t>
+      </w:r>
+    </w:p>
+    <w:p>
+      <w:pPr>
+        <w:bidi/>
+      </w:pPr>
+      <w:r>
+        <w:rPr>
+          <w:lang w:val="ar_AE" w:bidi="ar_AE"/>
+        </w:rPr>
+      </w:r>
+      <w:r>
+        <w:rPr>
           <w:b/>
           <w:lang w:val="ar_AE" w:bidi="ar_AE"/>
         </w:rPr>
@@ -8087,6 +8247,22 @@
         <w:rPr>
           <w:lang w:val="ar_AE" w:bidi="ar_AE"/>
         </w:rPr>
+      </w:r>
+    </w:p>
+    <w:p>
+      <w:pPr>
+        <w:bidi/>
+      </w:pPr>
+      <w:r>
+        <w:rPr>
+          <w:lang w:val="ar_AE" w:bidi="ar_AE"/>
+        </w:rPr>
+      </w:r>
+      <w:r>
+        <w:rPr>
+          <w:lang w:val="ar_AE" w:bidi="ar_AE"/>
+        </w:rPr>
+        <w:t>עִ֖ם נְקֻדּ֥וֹת הַ⁠כָּֽסֶף</w:t>
       </w:r>
     </w:p>
     <w:p>
@@ -8568,6 +8744,22 @@
       </w:r>
       <w:r>
         <w:rPr>
+          <w:lang w:val="ar_AE" w:bidi="ar_AE"/>
+        </w:rPr>
+        <w:t>נָתַ֥ן רֵיחֽ⁠וֹ</w:t>
+      </w:r>
+    </w:p>
+    <w:p>
+      <w:pPr>
+        <w:bidi/>
+      </w:pPr>
+      <w:r>
+        <w:rPr>
+          <w:lang w:val="ar_AE" w:bidi="ar_AE"/>
+        </w:rPr>
+      </w:r>
+      <w:r>
+        <w:rPr>
           <w:b/>
           <w:lang w:val="ar_AE" w:bidi="ar_AE"/>
         </w:rPr>
@@ -8842,6 +9034,22 @@
       </w:r>
       <w:r>
         <w:rPr>
+          <w:lang w:val="ar_AE" w:bidi="ar_AE"/>
+        </w:rPr>
+        <w:t>דּוֹדִ⁠י֙</w:t>
+      </w:r>
+    </w:p>
+    <w:p>
+      <w:pPr>
+        <w:bidi/>
+      </w:pPr>
+      <w:r>
+        <w:rPr>
+          <w:lang w:val="ar_AE" w:bidi="ar_AE"/>
+        </w:rPr>
+      </w:r>
+      <w:r>
+        <w:rPr>
           <w:b/>
           <w:lang w:val="ar_AE" w:bidi="ar_AE"/>
         </w:rPr>
@@ -8912,6 +9120,22 @@
       </w:r>
       <w:r>
         <w:rPr>
+          <w:lang w:val="ar_AE" w:bidi="ar_AE"/>
+        </w:rPr>
+        <w:t>צְר֨וֹר הַ⁠מֹּ֤ר ׀ דּוֹדִ⁠י֙ לִ֔⁠י בֵּ֥ין שָׁדַ֖⁠י יָלִֽין</w:t>
+      </w:r>
+    </w:p>
+    <w:p>
+      <w:pPr>
+        <w:bidi/>
+      </w:pPr>
+      <w:r>
+        <w:rPr>
+          <w:lang w:val="ar_AE" w:bidi="ar_AE"/>
+        </w:rPr>
+      </w:r>
+      <w:r>
+        <w:rPr>
           <w:b/>
           <w:lang w:val="ar_AE" w:bidi="ar_AE"/>
         </w:rPr>
@@ -9811,6 +10035,22 @@
         <w:rPr>
           <w:lang w:val="ar_AE" w:bidi="ar_AE"/>
         </w:rPr>
+      </w:r>
+    </w:p>
+    <w:p>
+      <w:pPr>
+        <w:bidi/>
+      </w:pPr>
+      <w:r>
+        <w:rPr>
+          <w:lang w:val="ar_AE" w:bidi="ar_AE"/>
+        </w:rPr>
+      </w:r>
+      <w:r>
+        <w:rPr>
+          <w:lang w:val="ar_AE" w:bidi="ar_AE"/>
+        </w:rPr>
+        <w:t>רַעְיָתִ֔⁠י</w:t>
       </w:r>
     </w:p>
     <w:p>
@@ -11939,6 +12179,22 @@
       </w:r>
       <w:r>
         <w:rPr>
+          <w:lang w:val="ar_AE" w:bidi="ar_AE"/>
+        </w:rPr>
+        <w:t>כְּ⁠שֽׁוֹשַׁנָּה֙ בֵּ֣ין הַ⁠חוֹחִ֔ים כֵּ֥ן רַעְיָתִ֖⁠י בֵּ֥ין הַ⁠בָּנֽוֹת</w:t>
+      </w:r>
+    </w:p>
+    <w:p>
+      <w:pPr>
+        <w:bidi/>
+      </w:pPr>
+      <w:r>
+        <w:rPr>
+          <w:lang w:val="ar_AE" w:bidi="ar_AE"/>
+        </w:rPr>
+      </w:r>
+      <w:r>
+        <w:rPr>
           <w:b/>
           <w:lang w:val="ar_AE" w:bidi="ar_AE"/>
         </w:rPr>
@@ -12057,6 +12313,22 @@
         <w:rPr>
           <w:lang w:val="ar_AE" w:bidi="ar_AE"/>
         </w:rPr>
+      </w:r>
+    </w:p>
+    <w:p>
+      <w:pPr>
+        <w:bidi/>
+      </w:pPr>
+      <w:r>
+        <w:rPr>
+          <w:lang w:val="ar_AE" w:bidi="ar_AE"/>
+        </w:rPr>
+      </w:r>
+      <w:r>
+        <w:rPr>
+          <w:lang w:val="ar_AE" w:bidi="ar_AE"/>
+        </w:rPr>
+        <w:t>כְּ⁠שֽׁוֹשַׁנָּה֙</w:t>
       </w:r>
     </w:p>
     <w:p>
@@ -12187,6 +12459,22 @@
       </w:r>
       <w:r>
         <w:rPr>
+          <w:lang w:val="ar_AE" w:bidi="ar_AE"/>
+        </w:rPr>
+        <w:t>רַעְיָתִ֖⁠י</w:t>
+      </w:r>
+    </w:p>
+    <w:p>
+      <w:pPr>
+        <w:bidi/>
+      </w:pPr>
+      <w:r>
+        <w:rPr>
+          <w:lang w:val="ar_AE" w:bidi="ar_AE"/>
+        </w:rPr>
+      </w:r>
+      <w:r>
+        <w:rPr>
           <w:b/>
           <w:lang w:val="ar_AE" w:bidi="ar_AE"/>
         </w:rPr>
@@ -12571,6 +12859,22 @@
       </w:r>
       <w:r>
         <w:rPr>
+          <w:lang w:val="ar_AE" w:bidi="ar_AE"/>
+        </w:rPr>
+        <w:t>כְּ⁠תַפּ֨וּחַ֙ בַּ⁠עֲצֵ֣י הַ⁠יַּ֔עַר כֵּ֥ן דּוֹדִ֖⁠י בֵּ֣ין הַ⁠בָּנִ֑ים</w:t>
+      </w:r>
+    </w:p>
+    <w:p>
+      <w:pPr>
+        <w:bidi/>
+      </w:pPr>
+      <w:r>
+        <w:rPr>
+          <w:lang w:val="ar_AE" w:bidi="ar_AE"/>
+        </w:rPr>
+      </w:r>
+      <w:r>
+        <w:rPr>
           <w:b/>
           <w:lang w:val="ar_AE" w:bidi="ar_AE"/>
         </w:rPr>
@@ -12886,6 +13190,22 @@
         <w:rPr>
           <w:lang w:val="ar_AE" w:bidi="ar_AE"/>
         </w:rPr>
+      </w:r>
+    </w:p>
+    <w:p>
+      <w:pPr>
+        <w:bidi/>
+      </w:pPr>
+      <w:r>
+        <w:rPr>
+          <w:lang w:val="ar_AE" w:bidi="ar_AE"/>
+        </w:rPr>
+      </w:r>
+      <w:r>
+        <w:rPr>
+          <w:lang w:val="ar_AE" w:bidi="ar_AE"/>
+        </w:rPr>
+        <w:t>דּוֹדִ֖⁠י</w:t>
       </w:r>
     </w:p>
     <w:p>
@@ -13307,6 +13627,22 @@
       </w:r>
       <w:r>
         <w:rPr>
+          <w:lang w:val="ar_AE" w:bidi="ar_AE"/>
+        </w:rPr>
+        <w:t>בְּ⁠צִלּ⁠וֹ֙ חִמַּ֣דְתִּי וְ⁠יָשַׁ֔בְתִּי</w:t>
+      </w:r>
+    </w:p>
+    <w:p>
+      <w:pPr>
+        <w:bidi/>
+      </w:pPr>
+      <w:r>
+        <w:rPr>
+          <w:lang w:val="ar_AE" w:bidi="ar_AE"/>
+        </w:rPr>
+      </w:r>
+      <w:r>
+        <w:rPr>
           <w:b/>
           <w:lang w:val="ar_AE" w:bidi="ar_AE"/>
         </w:rPr>
@@ -14599,6 +14935,22 @@
       </w:r>
       <w:r>
         <w:rPr>
+          <w:lang w:val="ar_AE" w:bidi="ar_AE"/>
+        </w:rPr>
+        <w:t>סַמְּכ֨וּ⁠נִי֙ בָּֽ⁠אֲשִׁישׁ֔וֹת רַפְּד֖וּ⁠נִי בַּ⁠תַּפּוּחִ֑ים כִּי־חוֹלַ֥ת אַהֲבָ֖ה אָֽנִי</w:t>
+      </w:r>
+    </w:p>
+    <w:p>
+      <w:pPr>
+        <w:bidi/>
+      </w:pPr>
+      <w:r>
+        <w:rPr>
+          <w:lang w:val="ar_AE" w:bidi="ar_AE"/>
+        </w:rPr>
+      </w:r>
+      <w:r>
+        <w:rPr>
           <w:b/>
           <w:lang w:val="ar_AE" w:bidi="ar_AE"/>
         </w:rPr>
@@ -15528,6 +15880,22 @@
       </w:r>
       <w:r>
         <w:rPr>
+          <w:lang w:val="ar_AE" w:bidi="ar_AE"/>
+        </w:rPr>
+        <w:t>בְּנ֤וֹת יְרוּשָׁלִַ֨ם֙</w:t>
+      </w:r>
+    </w:p>
+    <w:p>
+      <w:pPr>
+        <w:bidi/>
+      </w:pPr>
+      <w:r>
+        <w:rPr>
+          <w:lang w:val="ar_AE" w:bidi="ar_AE"/>
+        </w:rPr>
+      </w:r>
+      <w:r>
+        <w:rPr>
           <w:b/>
           <w:lang w:val="ar_AE" w:bidi="ar_AE"/>
         </w:rPr>
@@ -18961,6 +19329,22 @@
       </w:r>
       <w:r>
         <w:rPr>
+          <w:lang w:val="ar_AE" w:bidi="ar_AE"/>
+        </w:rPr>
+        <w:t>בָ⁠אָ֔רֶץ</w:t>
+      </w:r>
+    </w:p>
+    <w:p>
+      <w:pPr>
+        <w:bidi/>
+      </w:pPr>
+      <w:r>
+        <w:rPr>
+          <w:lang w:val="ar_AE" w:bidi="ar_AE"/>
+        </w:rPr>
+      </w:r>
+      <w:r>
+        <w:rPr>
           <w:b/>
           <w:lang w:val="ar_AE" w:bidi="ar_AE"/>
         </w:rPr>
@@ -19273,6 +19657,22 @@
       </w:r>
       <w:r>
         <w:rPr>
+          <w:lang w:val="ar_AE" w:bidi="ar_AE"/>
+        </w:rPr>
+        <w:t>וְ⁠הַ⁠גְּפָנִ֥ים ׀ סְמָדַ֖ר</w:t>
+      </w:r>
+    </w:p>
+    <w:p>
+      <w:pPr>
+        <w:bidi/>
+      </w:pPr>
+      <w:r>
+        <w:rPr>
+          <w:lang w:val="ar_AE" w:bidi="ar_AE"/>
+        </w:rPr>
+      </w:r>
+      <w:r>
+        <w:rPr>
           <w:b/>
           <w:lang w:val="ar_AE" w:bidi="ar_AE"/>
         </w:rPr>
@@ -19451,6 +19851,22 @@
         <w:rPr>
           <w:lang w:val="ar_AE" w:bidi="ar_AE"/>
         </w:rPr>
+      </w:r>
+    </w:p>
+    <w:p>
+      <w:pPr>
+        <w:bidi/>
+      </w:pPr>
+      <w:r>
+        <w:rPr>
+          <w:lang w:val="ar_AE" w:bidi="ar_AE"/>
+        </w:rPr>
+      </w:r>
+      <w:r>
+        <w:rPr>
+          <w:lang w:val="ar_AE" w:bidi="ar_AE"/>
+        </w:rPr>
+        <w:t>ק֥וּמִי לכי רַעְיָתִ֥⁠י יָפָתִ֖⁠י וּ⁠לְכִי־לָֽ⁠ךְ</w:t>
       </w:r>
     </w:p>
     <w:p>
@@ -19994,6 +20410,22 @@
       </w:r>
       <w:r>
         <w:rPr>
+          <w:lang w:val="ar_AE" w:bidi="ar_AE"/>
+        </w:rPr>
+        <w:t>הַרְאִ֨י⁠נִי֙ אֶתּ־מַרְאַ֔יִ⁠ךְ הַשְׁמִיעִ֖י⁠נִי אֶת־קוֹלֵ֑⁠ךְ כִּי־קוֹלֵ֥⁠ךְ עָרֵ֖ב וּ⁠מַרְאֵ֥י⁠ךְ נָאוֶֽה</w:t>
+      </w:r>
+    </w:p>
+    <w:p>
+      <w:pPr>
+        <w:bidi/>
+      </w:pPr>
+      <w:r>
+        <w:rPr>
+          <w:lang w:val="ar_AE" w:bidi="ar_AE"/>
+        </w:rPr>
+      </w:r>
+      <w:r>
+        <w:rPr>
           <w:b/>
           <w:lang w:val="ar_AE" w:bidi="ar_AE"/>
         </w:rPr>
@@ -20220,6 +20652,22 @@
       </w:r>
       <w:r>
         <w:rPr>
+          <w:lang w:val="ar_AE" w:bidi="ar_AE"/>
+        </w:rPr>
+        <w:t>קוֹלֵ֥⁠ךְ עָרֵ֖ב</w:t>
+      </w:r>
+    </w:p>
+    <w:p>
+      <w:pPr>
+        <w:bidi/>
+      </w:pPr>
+      <w:r>
+        <w:rPr>
+          <w:lang w:val="ar_AE" w:bidi="ar_AE"/>
+        </w:rPr>
+      </w:r>
+      <w:r>
+        <w:rPr>
           <w:b/>
           <w:lang w:val="ar_AE" w:bidi="ar_AE"/>
         </w:rPr>
@@ -20658,6 +21106,22 @@
       </w:r>
       <w:r>
         <w:rPr>
+          <w:lang w:val="ar_AE" w:bidi="ar_AE"/>
+        </w:rPr>
+        <w:t>לָ֨⁠נוּ֙ &amp; וּ⁠כְרָמֵ֖י⁠נוּ</w:t>
+      </w:r>
+    </w:p>
+    <w:p>
+      <w:pPr>
+        <w:bidi/>
+      </w:pPr>
+      <w:r>
+        <w:rPr>
+          <w:lang w:val="ar_AE" w:bidi="ar_AE"/>
+        </w:rPr>
+      </w:r>
+      <w:r>
+        <w:rPr>
           <w:b/>
           <w:lang w:val="ar_AE" w:bidi="ar_AE"/>
         </w:rPr>
@@ -20763,6 +21227,22 @@
         <w:rPr>
           <w:lang w:val="ar_AE" w:bidi="ar_AE"/>
         </w:rPr>
+      </w:r>
+    </w:p>
+    <w:p>
+      <w:pPr>
+        <w:bidi/>
+      </w:pPr>
+      <w:r>
+        <w:rPr>
+          <w:lang w:val="ar_AE" w:bidi="ar_AE"/>
+        </w:rPr>
+      </w:r>
+      <w:r>
+        <w:rPr>
+          <w:lang w:val="ar_AE" w:bidi="ar_AE"/>
+        </w:rPr>
+        <w:t>וּ⁠כְרָמֵ֖י⁠נוּ סְמָדַֽר</w:t>
       </w:r>
     </w:p>
     <w:p>
@@ -21217,6 +21697,22 @@
       </w:r>
       <w:r>
         <w:rPr>
+          <w:lang w:val="ar_AE" w:bidi="ar_AE"/>
+        </w:rPr>
+        <w:t>בַּ⁠שּׁוֹשַׁנִּֽים</w:t>
+      </w:r>
+    </w:p>
+    <w:p>
+      <w:pPr>
+        <w:bidi/>
+      </w:pPr>
+      <w:r>
+        <w:rPr>
+          <w:lang w:val="ar_AE" w:bidi="ar_AE"/>
+        </w:rPr>
+      </w:r>
+      <w:r>
+        <w:rPr>
           <w:b/>
           <w:lang w:val="ar_AE" w:bidi="ar_AE"/>
         </w:rPr>
@@ -21631,6 +22127,22 @@
       </w:r>
       <w:r>
         <w:rPr>
+          <w:lang w:val="ar_AE" w:bidi="ar_AE"/>
+        </w:rPr>
+        <w:t>סֹב֩ דְּמֵה־לְ⁠ךָ֨ דוֹדִ֜⁠י</w:t>
+      </w:r>
+    </w:p>
+    <w:p>
+      <w:pPr>
+        <w:bidi/>
+      </w:pPr>
+      <w:r>
+        <w:rPr>
+          <w:lang w:val="ar_AE" w:bidi="ar_AE"/>
+        </w:rPr>
+      </w:r>
+      <w:r>
+        <w:rPr>
           <w:b/>
           <w:lang w:val="ar_AE" w:bidi="ar_AE"/>
         </w:rPr>
@@ -22524,6 +23036,22 @@
       </w:r>
       <w:r>
         <w:rPr>
+          <w:lang w:val="ar_AE" w:bidi="ar_AE"/>
+        </w:rPr>
+        <w:t>אֵ֥ת שֶׁ⁠אָהֲבָ֖ה נַפְשִׁ֑⁠י</w:t>
+      </w:r>
+    </w:p>
+    <w:p>
+      <w:pPr>
+        <w:bidi/>
+      </w:pPr>
+      <w:r>
+        <w:rPr>
+          <w:lang w:val="ar_AE" w:bidi="ar_AE"/>
+        </w:rPr>
+      </w:r>
+      <w:r>
+        <w:rPr>
           <w:b/>
           <w:lang w:val="ar_AE" w:bidi="ar_AE"/>
         </w:rPr>
@@ -22726,6 +23254,22 @@
       </w:r>
       <w:r>
         <w:rPr>
+          <w:lang w:val="ar_AE" w:bidi="ar_AE"/>
+        </w:rPr>
+        <w:t>וַ⁠אֲסוֹבְבָ֣ה בָ⁠עִ֗יר</w:t>
+      </w:r>
+    </w:p>
+    <w:p>
+      <w:pPr>
+        <w:bidi/>
+      </w:pPr>
+      <w:r>
+        <w:rPr>
+          <w:lang w:val="ar_AE" w:bidi="ar_AE"/>
+        </w:rPr>
+      </w:r>
+      <w:r>
+        <w:rPr>
           <w:b/>
           <w:lang w:val="ar_AE" w:bidi="ar_AE"/>
         </w:rPr>
@@ -22917,6 +23461,22 @@
       </w:r>
       <w:r>
         <w:rPr>
+          <w:lang w:val="ar_AE" w:bidi="ar_AE"/>
+        </w:rPr>
+        <w:t>אֲבַקְשָׁ֕ה &amp; בִּקַּשְׁתִּ֖י⁠ו</w:t>
+      </w:r>
+    </w:p>
+    <w:p>
+      <w:pPr>
+        <w:bidi/>
+      </w:pPr>
+      <w:r>
+        <w:rPr>
+          <w:lang w:val="ar_AE" w:bidi="ar_AE"/>
+        </w:rPr>
+      </w:r>
+      <w:r>
+        <w:rPr>
           <w:b/>
           <w:lang w:val="ar_AE" w:bidi="ar_AE"/>
         </w:rPr>
@@ -22987,6 +23547,22 @@
         <w:rPr>
           <w:lang w:val="ar_AE" w:bidi="ar_AE"/>
         </w:rPr>
+      </w:r>
+    </w:p>
+    <w:p>
+      <w:pPr>
+        <w:bidi/>
+      </w:pPr>
+      <w:r>
+        <w:rPr>
+          <w:lang w:val="ar_AE" w:bidi="ar_AE"/>
+        </w:rPr>
+      </w:r>
+      <w:r>
+        <w:rPr>
+          <w:lang w:val="ar_AE" w:bidi="ar_AE"/>
+        </w:rPr>
+        <w:t>אֵ֥ת שֶׁ⁠אָהֲבָ֖ה נַפְשִׁ֑⁠י</w:t>
       </w:r>
     </w:p>
     <w:p>
@@ -23336,6 +23912,22 @@
       </w:r>
       <w:r>
         <w:rPr>
+          <w:lang w:val="ar_AE" w:bidi="ar_AE"/>
+        </w:rPr>
+        <w:t>אֵ֛ת שֶׁ⁠אָהֲבָ֥ה נַפְשִׁ֖⁠י</w:t>
+      </w:r>
+    </w:p>
+    <w:p>
+      <w:pPr>
+        <w:bidi/>
+      </w:pPr>
+      <w:r>
+        <w:rPr>
+          <w:lang w:val="ar_AE" w:bidi="ar_AE"/>
+        </w:rPr>
+      </w:r>
+      <w:r>
+        <w:rPr>
           <w:b/>
           <w:lang w:val="ar_AE" w:bidi="ar_AE"/>
         </w:rPr>
@@ -23446,6 +24038,22 @@
       </w:r>
       <w:r>
         <w:rPr>
+          <w:lang w:val="ar_AE" w:bidi="ar_AE"/>
+        </w:rPr>
+        <w:t>אֵ֛ת שֶׁ⁠אָהֲבָ֥ה נַפְשִׁ֖⁠י רְאִיתֶֽם</w:t>
+      </w:r>
+    </w:p>
+    <w:p>
+      <w:pPr>
+        <w:bidi/>
+      </w:pPr>
+      <w:r>
+        <w:rPr>
+          <w:lang w:val="ar_AE" w:bidi="ar_AE"/>
+        </w:rPr>
+      </w:r>
+      <w:r>
+        <w:rPr>
           <w:b/>
           <w:lang w:val="ar_AE" w:bidi="ar_AE"/>
         </w:rPr>
@@ -23516,6 +24124,22 @@
       </w:r>
       <w:r>
         <w:rPr>
+          <w:lang w:val="ar_AE" w:bidi="ar_AE"/>
+        </w:rPr>
+        <w:t>כִּ⁠מְעַט֙</w:t>
+      </w:r>
+    </w:p>
+    <w:p>
+      <w:pPr>
+        <w:bidi/>
+      </w:pPr>
+      <w:r>
+        <w:rPr>
+          <w:lang w:val="ar_AE" w:bidi="ar_AE"/>
+        </w:rPr>
+      </w:r>
+      <w:r>
+        <w:rPr>
           <w:b/>
           <w:lang w:val="ar_AE" w:bidi="ar_AE"/>
         </w:rPr>
@@ -23573,6 +24197,22 @@
         <w:rPr>
           <w:lang w:val="ar_AE" w:bidi="ar_AE"/>
         </w:rPr>
+      </w:r>
+    </w:p>
+    <w:p>
+      <w:pPr>
+        <w:bidi/>
+      </w:pPr>
+      <w:r>
+        <w:rPr>
+          <w:lang w:val="ar_AE" w:bidi="ar_AE"/>
+        </w:rPr>
+      </w:r>
+      <w:r>
+        <w:rPr>
+          <w:lang w:val="ar_AE" w:bidi="ar_AE"/>
+        </w:rPr>
+        <w:t>אֵ֥ת שֶׁ⁠אָהֲבָ֖ה נַפְשִׁ֑⁠י</w:t>
       </w:r>
     </w:p>
     <w:p>
@@ -23925,6 +24565,22 @@
       </w:r>
       <w:r>
         <w:rPr>
+          <w:lang w:val="ar_AE" w:bidi="ar_AE"/>
+        </w:rPr>
+        <w:t>הִשְׁבַּ֨עְתִּי אֶתְ⁠כֶ֜ם בְּנ֤וֹת יְרוּשָׁלִַ֨ם֙ בִּ⁠צְבָא֔וֹת א֖וֹ בְּ⁠אַיְל֣וֹת הַ⁠שָּׂדֶ֑ה אִם־תָּעִ֧ירוּ ׀ וְֽ⁠אִם־תְּעֽוֹרְר֛וּ אֶת־הָ⁠אַהֲבָ֖ה עַ֥ד שֶׁ⁠תֶּחְפָּֽץ</w:t>
+      </w:r>
+    </w:p>
+    <w:p>
+      <w:pPr>
+        <w:bidi/>
+      </w:pPr>
+      <w:r>
+        <w:rPr>
+          <w:lang w:val="ar_AE" w:bidi="ar_AE"/>
+        </w:rPr>
+      </w:r>
+      <w:r>
+        <w:rPr>
           <w:b/>
           <w:lang w:val="ar_AE" w:bidi="ar_AE"/>
         </w:rPr>
@@ -24035,6 +24691,22 @@
       </w:r>
       <w:r>
         <w:rPr>
+          <w:lang w:val="ar_AE" w:bidi="ar_AE"/>
+        </w:rPr>
+        <w:t>מִ֣י זֹ֗את עֹלָה֙ מִן־הַ⁠מִּדְבָּ֔ר כְּ⁠תִֽימֲר֖וֹת עָשָׁ֑ן מְקֻטֶּ֤רֶת מוֹר֙ וּ⁠לְבוֹנָ֔ה מִ⁠כֹּ֖ל אַבְקַ֥ת רוֹכֵֽל</w:t>
+      </w:r>
+    </w:p>
+    <w:p>
+      <w:pPr>
+        <w:bidi/>
+      </w:pPr>
+      <w:r>
+        <w:rPr>
+          <w:lang w:val="ar_AE" w:bidi="ar_AE"/>
+        </w:rPr>
+      </w:r>
+      <w:r>
+        <w:rPr>
           <w:b/>
           <w:lang w:val="ar_AE" w:bidi="ar_AE"/>
         </w:rPr>
@@ -25554,6 +26226,22 @@
         <w:rPr>
           <w:lang w:val="ar_AE" w:bidi="ar_AE"/>
         </w:rPr>
+      </w:r>
+    </w:p>
+    <w:p>
+      <w:pPr>
+        <w:bidi/>
+      </w:pPr>
+      <w:r>
+        <w:rPr>
+          <w:lang w:val="ar_AE" w:bidi="ar_AE"/>
+        </w:rPr>
+      </w:r>
+      <w:r>
+        <w:rPr>
+          <w:lang w:val="ar_AE" w:bidi="ar_AE"/>
+        </w:rPr>
+        <w:t>מְלֻמְּדֵ֖י מִלְחָמָ֑ה</w:t>
       </w:r>
     </w:p>
     <w:p>
@@ -26069,6 +26757,22 @@
       </w:r>
       <w:r>
         <w:rPr>
+          <w:lang w:val="ar_AE" w:bidi="ar_AE"/>
+        </w:rPr>
+        <w:t>אַפִּרְי֗וֹן עָ֤שָׂה ל⁠וֹ֙ הַ⁠מֶּ֣לֶךְ שְׁלֹמֹ֔ה מֵ⁠עֲצֵ֖י הַ⁠לְּבָנֽוֹן</w:t>
+      </w:r>
+    </w:p>
+    <w:p>
+      <w:pPr>
+        <w:bidi/>
+      </w:pPr>
+      <w:r>
+        <w:rPr>
+          <w:lang w:val="ar_AE" w:bidi="ar_AE"/>
+        </w:rPr>
+      </w:r>
+      <w:r>
+        <w:rPr>
           <w:b/>
           <w:lang w:val="ar_AE" w:bidi="ar_AE"/>
         </w:rPr>
@@ -26231,6 +26935,22 @@
       </w:r>
       <w:r>
         <w:rPr>
+          <w:lang w:val="ar_AE" w:bidi="ar_AE"/>
+        </w:rPr>
+        <w:t>אַפִּרְי֗וֹן עָ֤שָׂה ל⁠וֹ֙ &amp; עַמּוּדָי⁠ו֙ עָ֣שָׂה כֶ֔סֶף</w:t>
+      </w:r>
+    </w:p>
+    <w:p>
+      <w:pPr>
+        <w:bidi/>
+      </w:pPr>
+      <w:r>
+        <w:rPr>
+          <w:lang w:val="ar_AE" w:bidi="ar_AE"/>
+        </w:rPr>
+      </w:r>
+      <w:r>
+        <w:rPr>
           <w:b/>
           <w:lang w:val="ar_AE" w:bidi="ar_AE"/>
         </w:rPr>
@@ -26589,6 +27309,22 @@
       </w:r>
       <w:r>
         <w:rPr>
+          <w:lang w:val="ar_AE" w:bidi="ar_AE"/>
+        </w:rPr>
+        <w:t>מֶרְכָּב֖⁠וֹ אַרְגָּמָ֑ן</w:t>
+      </w:r>
+    </w:p>
+    <w:p>
+      <w:pPr>
+        <w:bidi/>
+      </w:pPr>
+      <w:r>
+        <w:rPr>
+          <w:lang w:val="ar_AE" w:bidi="ar_AE"/>
+        </w:rPr>
+      </w:r>
+      <w:r>
+        <w:rPr>
           <w:b/>
           <w:lang w:val="ar_AE" w:bidi="ar_AE"/>
         </w:rPr>
@@ -26659,6 +27395,22 @@
       </w:r>
       <w:r>
         <w:rPr>
+          <w:lang w:val="ar_AE" w:bidi="ar_AE"/>
+        </w:rPr>
+        <w:t>תּוֹכ⁠וֹ֙ רָצ֣וּף אַהֲבָ֔ה מִ⁠בְּנ֖וֹת יְרוּשָׁלִָֽם</w:t>
+      </w:r>
+    </w:p>
+    <w:p>
+      <w:pPr>
+        <w:bidi/>
+      </w:pPr>
+      <w:r>
+        <w:rPr>
+          <w:lang w:val="ar_AE" w:bidi="ar_AE"/>
+        </w:rPr>
+      </w:r>
+      <w:r>
+        <w:rPr>
           <w:b/>
           <w:lang w:val="ar_AE" w:bidi="ar_AE"/>
         </w:rPr>
@@ -26856,6 +27608,22 @@
       </w:r>
       <w:r>
         <w:rPr>
+          <w:lang w:val="ar_AE" w:bidi="ar_AE"/>
+        </w:rPr>
+        <w:t>תּוֹכ⁠וֹ֙ רָצ֣וּף אַהֲבָ֔ה מִ⁠בְּנ֖וֹת יְרוּשָׁלִָֽם</w:t>
+      </w:r>
+    </w:p>
+    <w:p>
+      <w:pPr>
+        <w:bidi/>
+      </w:pPr>
+      <w:r>
+        <w:rPr>
+          <w:lang w:val="ar_AE" w:bidi="ar_AE"/>
+        </w:rPr>
+      </w:r>
+      <w:r>
+        <w:rPr>
           <w:b/>
           <w:lang w:val="ar_AE" w:bidi="ar_AE"/>
         </w:rPr>
@@ -26913,6 +27681,22 @@
         <w:rPr>
           <w:lang w:val="ar_AE" w:bidi="ar_AE"/>
         </w:rPr>
+      </w:r>
+    </w:p>
+    <w:p>
+      <w:pPr>
+        <w:bidi/>
+      </w:pPr>
+      <w:r>
+        <w:rPr>
+          <w:lang w:val="ar_AE" w:bidi="ar_AE"/>
+        </w:rPr>
+      </w:r>
+      <w:r>
+        <w:rPr>
+          <w:lang w:val="ar_AE" w:bidi="ar_AE"/>
+        </w:rPr>
+        <w:t>מִ⁠בְּנ֖וֹת יְרוּשָׁלִָֽם</w:t>
       </w:r>
     </w:p>
     <w:p>
@@ -28122,6 +28906,22 @@
       </w:r>
       <w:r>
         <w:rPr>
+          <w:lang w:val="ar_AE" w:bidi="ar_AE"/>
+        </w:rPr>
+        <w:t>הִנָּ֨⁠ךְ יָפָ֤ה רַעְיָתִ⁠י֙ הִנָּ֣⁠ךְ יָפָ֔ה</w:t>
+      </w:r>
+    </w:p>
+    <w:p>
+      <w:pPr>
+        <w:bidi/>
+      </w:pPr>
+      <w:r>
+        <w:rPr>
+          <w:lang w:val="ar_AE" w:bidi="ar_AE"/>
+        </w:rPr>
+      </w:r>
+      <w:r>
+        <w:rPr>
           <w:b/>
           <w:lang w:val="ar_AE" w:bidi="ar_AE"/>
         </w:rPr>
@@ -28232,6 +29032,22 @@
       </w:r>
       <w:r>
         <w:rPr>
+          <w:lang w:val="ar_AE" w:bidi="ar_AE"/>
+        </w:rPr>
+        <w:t>עֵינַ֣יִ⁠ךְ יוֹנִ֔ים מִ⁠בַּ֖עַד לְ⁠צַמָּתֵ֑⁠ךְ</w:t>
+      </w:r>
+    </w:p>
+    <w:p>
+      <w:pPr>
+        <w:bidi/>
+      </w:pPr>
+      <w:r>
+        <w:rPr>
+          <w:lang w:val="ar_AE" w:bidi="ar_AE"/>
+        </w:rPr>
+      </w:r>
+      <w:r>
+        <w:rPr>
           <w:b/>
           <w:lang w:val="ar_AE" w:bidi="ar_AE"/>
         </w:rPr>
@@ -28702,6 +29518,22 @@
       </w:r>
       <w:r>
         <w:rPr>
+          <w:lang w:val="ar_AE" w:bidi="ar_AE"/>
+        </w:rPr>
+        <w:t>מַתְאִימ֔וֹת</w:t>
+      </w:r>
+    </w:p>
+    <w:p>
+      <w:pPr>
+        <w:bidi/>
+      </w:pPr>
+      <w:r>
+        <w:rPr>
+          <w:lang w:val="ar_AE" w:bidi="ar_AE"/>
+        </w:rPr>
+      </w:r>
+      <w:r>
+        <w:rPr>
           <w:b/>
           <w:lang w:val="ar_AE" w:bidi="ar_AE"/>
         </w:rPr>
@@ -28886,6 +29718,22 @@
       </w:r>
       <w:r>
         <w:rPr>
+          <w:lang w:val="ar_AE" w:bidi="ar_AE"/>
+        </w:rPr>
+        <w:t>וְ⁠שַׁכֻּלָ֖ה אֵ֥ין בָּ⁠הֶֽם</w:t>
+      </w:r>
+    </w:p>
+    <w:p>
+      <w:pPr>
+        <w:bidi/>
+      </w:pPr>
+      <w:r>
+        <w:rPr>
+          <w:lang w:val="ar_AE" w:bidi="ar_AE"/>
+        </w:rPr>
+      </w:r>
+      <w:r>
+        <w:rPr>
           <w:b/>
           <w:lang w:val="ar_AE" w:bidi="ar_AE"/>
         </w:rPr>
@@ -29340,6 +30188,22 @@
         <w:rPr>
           <w:lang w:val="ar_AE" w:bidi="ar_AE"/>
         </w:rPr>
+      </w:r>
+    </w:p>
+    <w:p>
+      <w:pPr>
+        <w:bidi/>
+      </w:pPr>
+      <w:r>
+        <w:rPr>
+          <w:lang w:val="ar_AE" w:bidi="ar_AE"/>
+        </w:rPr>
+      </w:r>
+      <w:r>
+        <w:rPr>
+          <w:lang w:val="ar_AE" w:bidi="ar_AE"/>
+        </w:rPr>
+        <w:t>מִ⁠בַּ֖עַד לְ⁠צַמָּתֵֽ⁠ךְ</w:t>
       </w:r>
     </w:p>
     <w:p>
@@ -29824,6 +30688,22 @@
       </w:r>
       <w:r>
         <w:rPr>
+          <w:lang w:val="ar_AE" w:bidi="ar_AE"/>
+        </w:rPr>
+        <w:t>בָּנ֖וּי לְ⁠תַלְפִּיּ֑וֹת</w:t>
+      </w:r>
+    </w:p>
+    <w:p>
+      <w:pPr>
+        <w:bidi/>
+      </w:pPr>
+      <w:r>
+        <w:rPr>
+          <w:lang w:val="ar_AE" w:bidi="ar_AE"/>
+        </w:rPr>
+      </w:r>
+      <w:r>
+        <w:rPr>
           <w:b/>
           <w:lang w:val="ar_AE" w:bidi="ar_AE"/>
         </w:rPr>
@@ -30440,6 +31320,22 @@
         <w:rPr>
           <w:lang w:val="ar_AE" w:bidi="ar_AE"/>
         </w:rPr>
+      </w:r>
+    </w:p>
+    <w:p>
+      <w:pPr>
+        <w:bidi/>
+      </w:pPr>
+      <w:r>
+        <w:rPr>
+          <w:lang w:val="ar_AE" w:bidi="ar_AE"/>
+        </w:rPr>
+      </w:r>
+      <w:r>
+        <w:rPr>
+          <w:lang w:val="ar_AE" w:bidi="ar_AE"/>
+        </w:rPr>
+        <w:t>צְבִיָּ֑ה</w:t>
       </w:r>
     </w:p>
     <w:p>
@@ -30563,6 +31459,22 @@
       </w:r>
       <w:r>
         <w:rPr>
+          <w:lang w:val="ar_AE" w:bidi="ar_AE"/>
+        </w:rPr>
+        <w:t>בַּ⁠שּׁוֹשַׁנִּֽים</w:t>
+      </w:r>
+    </w:p>
+    <w:p>
+      <w:pPr>
+        <w:bidi/>
+      </w:pPr>
+      <w:r>
+        <w:rPr>
+          <w:lang w:val="ar_AE" w:bidi="ar_AE"/>
+        </w:rPr>
+      </w:r>
+      <w:r>
+        <w:rPr>
           <w:b/>
           <w:lang w:val="ar_AE" w:bidi="ar_AE"/>
         </w:rPr>
@@ -30673,6 +31585,22 @@
       </w:r>
       <w:r>
         <w:rPr>
+          <w:lang w:val="ar_AE" w:bidi="ar_AE"/>
+        </w:rPr>
+        <w:t>עַ֤ד שֶׁ⁠יָּפ֨וּחַ֙ הַ⁠יּ֔וֹם וְ⁠נָ֖סוּ הַ⁠צְּלָלִ֑ים</w:t>
+      </w:r>
+    </w:p>
+    <w:p>
+      <w:pPr>
+        <w:bidi/>
+      </w:pPr>
+      <w:r>
+        <w:rPr>
+          <w:lang w:val="ar_AE" w:bidi="ar_AE"/>
+        </w:rPr>
+      </w:r>
+      <w:r>
+        <w:rPr>
           <w:b/>
           <w:lang w:val="ar_AE" w:bidi="ar_AE"/>
         </w:rPr>
@@ -30917,6 +31845,22 @@
       </w:r>
       <w:r>
         <w:rPr>
+          <w:lang w:val="ar_AE" w:bidi="ar_AE"/>
+        </w:rPr>
+        <w:t>הַ⁠מּ֔וֹר</w:t>
+      </w:r>
+    </w:p>
+    <w:p>
+      <w:pPr>
+        <w:bidi/>
+      </w:pPr>
+      <w:r>
+        <w:rPr>
+          <w:lang w:val="ar_AE" w:bidi="ar_AE"/>
+        </w:rPr>
+      </w:r>
+      <w:r>
+        <w:rPr>
           <w:b/>
           <w:lang w:val="ar_AE" w:bidi="ar_AE"/>
         </w:rPr>
@@ -31158,6 +32102,22 @@
       </w:r>
       <w:r>
         <w:rPr>
+          <w:lang w:val="ar_AE" w:bidi="ar_AE"/>
+        </w:rPr>
+        <w:t>כֻּלָּ֤⁠ךְ יָפָה֙</w:t>
+      </w:r>
+    </w:p>
+    <w:p>
+      <w:pPr>
+        <w:bidi/>
+      </w:pPr>
+      <w:r>
+        <w:rPr>
+          <w:lang w:val="ar_AE" w:bidi="ar_AE"/>
+        </w:rPr>
+      </w:r>
+      <w:r>
+        <w:rPr>
           <w:b/>
           <w:lang w:val="ar_AE" w:bidi="ar_AE"/>
         </w:rPr>
@@ -31796,6 +32756,22 @@
       </w:r>
       <w:r>
         <w:rPr>
+          <w:lang w:val="ar_AE" w:bidi="ar_AE"/>
+        </w:rPr>
+        <w:t>לִבַּבְתִּ֖⁠נִי אֲחֹתִ֣⁠י כַלָּ֑ה לִבַּבְתִּ֨י⁠נִי֙</w:t>
+      </w:r>
+    </w:p>
+    <w:p>
+      <w:pPr>
+        <w:bidi/>
+      </w:pPr>
+      <w:r>
+        <w:rPr>
+          <w:lang w:val="ar_AE" w:bidi="ar_AE"/>
+        </w:rPr>
+      </w:r>
+      <w:r>
+        <w:rPr>
           <w:b/>
           <w:lang w:val="ar_AE" w:bidi="ar_AE"/>
         </w:rPr>
@@ -32346,6 +33322,22 @@
         <w:rPr>
           <w:lang w:val="ar_AE" w:bidi="ar_AE"/>
         </w:rPr>
+      </w:r>
+    </w:p>
+    <w:p>
+      <w:pPr>
+        <w:bidi/>
+      </w:pPr>
+      <w:r>
+        <w:rPr>
+          <w:lang w:val="ar_AE" w:bidi="ar_AE"/>
+        </w:rPr>
+      </w:r>
+      <w:r>
+        <w:rPr>
+          <w:lang w:val="ar_AE" w:bidi="ar_AE"/>
+        </w:rPr>
+        <w:t>אֲחֹתִ֣⁠י</w:t>
       </w:r>
     </w:p>
     <w:p>
@@ -32482,6 +33474,22 @@
       </w:r>
       <w:r>
         <w:rPr>
+          <w:lang w:val="ar_AE" w:bidi="ar_AE"/>
+        </w:rPr>
+        <w:t>מַה־יָּפ֥וּ דֹדַ֖יִ⁠ךְ אֲחֹתִ֣⁠י כַלָּ֑ה מַה־טֹּ֤בוּ דֹדַ֨יִ⁠ךְ֙ מִ⁠יַּ֔יִן</w:t>
+      </w:r>
+    </w:p>
+    <w:p>
+      <w:pPr>
+        <w:bidi/>
+      </w:pPr>
+      <w:r>
+        <w:rPr>
+          <w:lang w:val="ar_AE" w:bidi="ar_AE"/>
+        </w:rPr>
+      </w:r>
+      <w:r>
+        <w:rPr>
           <w:b/>
           <w:lang w:val="ar_AE" w:bidi="ar_AE"/>
         </w:rPr>
@@ -33441,6 +34449,22 @@
       </w:r>
       <w:r>
         <w:rPr>
+          <w:lang w:val="ar_AE" w:bidi="ar_AE"/>
+        </w:rPr>
+        <w:t>גַּ֥ן ׀ נָע֖וּל אֲחֹתִ֣⁠י כַלָּ֑ה גַּ֥ל נָע֖וּל מַעְיָ֥ן חָתֽוּם</w:t>
+      </w:r>
+    </w:p>
+    <w:p>
+      <w:pPr>
+        <w:bidi/>
+      </w:pPr>
+      <w:r>
+        <w:rPr>
+          <w:lang w:val="ar_AE" w:bidi="ar_AE"/>
+        </w:rPr>
+      </w:r>
+      <w:r>
+        <w:rPr>
           <w:b/>
           <w:lang w:val="ar_AE" w:bidi="ar_AE"/>
         </w:rPr>
@@ -33785,6 +34809,22 @@
         <w:rPr>
           <w:lang w:val="ar_AE" w:bidi="ar_AE"/>
         </w:rPr>
+      </w:r>
+    </w:p>
+    <w:p>
+      <w:pPr>
+        <w:bidi/>
+      </w:pPr>
+      <w:r>
+        <w:rPr>
+          <w:lang w:val="ar_AE" w:bidi="ar_AE"/>
+        </w:rPr>
+      </w:r>
+      <w:r>
+        <w:rPr>
+          <w:lang w:val="ar_AE" w:bidi="ar_AE"/>
+        </w:rPr>
+        <w:t>אֲחֹתִ֣⁠י</w:t>
       </w:r>
     </w:p>
     <w:p>
@@ -34398,6 +35438,22 @@
       </w:r>
       <w:r>
         <w:rPr>
+          <w:lang w:val="ar_AE" w:bidi="ar_AE"/>
+        </w:rPr>
+        <w:t>שְׁלָחַ֨יִ⁠ךְ֙ פַּרְדֵּ֣ס רִמּוֹנִ֔ים עִ֖ם פְּרִ֣י מְגָדִ֑ים כְּפָרִ֖ים עִם־נְרָדִֽים׃ נֵ֣רְדְּ ׀ וְ⁠כַרְכֹּ֗ם קָנֶה֙ וְ⁠קִנָּמ֔וֹן עִ֖ם כָּל־עֲצֵ֣י לְבוֹנָ֑ה מֹ֚ר וַ⁠אֲהָל֔וֹת עִ֖ם כָּל־רָאשֵׁ֥י בְשָׂמִֽים</w:t>
+      </w:r>
+    </w:p>
+    <w:p>
+      <w:pPr>
+        <w:bidi/>
+      </w:pPr>
+      <w:r>
+        <w:rPr>
+          <w:lang w:val="ar_AE" w:bidi="ar_AE"/>
+        </w:rPr>
+      </w:r>
+      <w:r>
+        <w:rPr>
           <w:b/>
           <w:lang w:val="ar_AE" w:bidi="ar_AE"/>
         </w:rPr>
@@ -34539,6 +35595,22 @@
       </w:r>
       <w:r>
         <w:rPr>
+          <w:lang w:val="ar_AE" w:bidi="ar_AE"/>
+        </w:rPr>
+        <w:t>שְׁלָחַ֨יִ⁠ךְ֙ פַּרְדֵּ֣ס רִמּוֹנִ֔ים עִ֖ם פְּרִ֣י מְגָדִ֑ים כְּפָרִ֖ים עִם־נְרָדִֽים׃ נֵ֣רְדְּ ׀ וְ⁠כַרְכֹּ֗ם קָנֶה֙ וְ⁠קִנָּמ֔וֹן עִ֖ם כָּל־עֲצֵ֣י לְבוֹנָ֑ה מֹ֚ר וַ⁠אֲהָל֔וֹת עִ֖ם כָּל־רָאשֵׁ֥י בְשָׂמִֽים</w:t>
+      </w:r>
+    </w:p>
+    <w:p>
+      <w:pPr>
+        <w:bidi/>
+      </w:pPr>
+      <w:r>
+        <w:rPr>
+          <w:lang w:val="ar_AE" w:bidi="ar_AE"/>
+        </w:rPr>
+      </w:r>
+      <w:r>
+        <w:rPr>
           <w:b/>
           <w:lang w:val="ar_AE" w:bidi="ar_AE"/>
         </w:rPr>
@@ -34618,6 +35690,22 @@
         <w:rPr>
           <w:lang w:val="ar_AE" w:bidi="ar_AE"/>
         </w:rPr>
+      </w:r>
+    </w:p>
+    <w:p>
+      <w:pPr>
+        <w:bidi/>
+      </w:pPr>
+      <w:r>
+        <w:rPr>
+          <w:lang w:val="ar_AE" w:bidi="ar_AE"/>
+        </w:rPr>
+      </w:r>
+      <w:r>
+        <w:rPr>
+          <w:lang w:val="ar_AE" w:bidi="ar_AE"/>
+        </w:rPr>
+        <w:t>כְּפָרִ֖ים עִם־נְרָדִֽים׃ נֵ֣רְדְּ</w:t>
       </w:r>
     </w:p>
     <w:p>
@@ -34997,6 +36085,22 @@
       </w:r>
       <w:r>
         <w:rPr>
+          <w:lang w:val="ar_AE" w:bidi="ar_AE"/>
+        </w:rPr>
+        <w:t>מַעְיַ֣ן גַּנִּ֔ים בְּאֵ֖ר מַ֣יִם חַיִּ֑ים וְ⁠נֹזְלִ֖ים מִן־לְבָנֽוֹן</w:t>
+      </w:r>
+    </w:p>
+    <w:p>
+      <w:pPr>
+        <w:bidi/>
+      </w:pPr>
+      <w:r>
+        <w:rPr>
+          <w:lang w:val="ar_AE" w:bidi="ar_AE"/>
+        </w:rPr>
+      </w:r>
+      <w:r>
+        <w:rPr>
           <w:b/>
           <w:lang w:val="ar_AE" w:bidi="ar_AE"/>
         </w:rPr>
@@ -35584,6 +36688,22 @@
       </w:r>
       <w:r>
         <w:rPr>
+          <w:lang w:val="ar_AE" w:bidi="ar_AE"/>
+        </w:rPr>
+        <w:t>ע֤וּרִי צָפוֹן֙ וּ⁠ב֣וֹאִי תֵימָ֔ן הָפִ֥יחִי גַנִּ֖⁠י יִזְּל֣וּ בְשָׂמָ֑י⁠ו</w:t>
+      </w:r>
+    </w:p>
+    <w:p>
+      <w:pPr>
+        <w:bidi/>
+      </w:pPr>
+      <w:r>
+        <w:rPr>
+          <w:lang w:val="ar_AE" w:bidi="ar_AE"/>
+        </w:rPr>
+      </w:r>
+      <w:r>
+        <w:rPr>
           <w:b/>
           <w:lang w:val="ar_AE" w:bidi="ar_AE"/>
         </w:rPr>
@@ -35689,6 +36809,22 @@
       </w:r>
       <w:r>
         <w:rPr>
+          <w:lang w:val="ar_AE" w:bidi="ar_AE"/>
+        </w:rPr>
+        <w:t>וּ⁠ב֣וֹאִי &amp; יָבֹ֤א דוֹדִ⁠י֙</w:t>
+      </w:r>
+    </w:p>
+    <w:p>
+      <w:pPr>
+        <w:bidi/>
+      </w:pPr>
+      <w:r>
+        <w:rPr>
+          <w:lang w:val="ar_AE" w:bidi="ar_AE"/>
+        </w:rPr>
+      </w:r>
+      <w:r>
+        <w:rPr>
           <w:b/>
           <w:lang w:val="ar_AE" w:bidi="ar_AE"/>
         </w:rPr>
@@ -35794,6 +36930,22 @@
         <w:rPr>
           <w:lang w:val="ar_AE" w:bidi="ar_AE"/>
         </w:rPr>
+      </w:r>
+    </w:p>
+    <w:p>
+      <w:pPr>
+        <w:bidi/>
+      </w:pPr>
+      <w:r>
+        <w:rPr>
+          <w:lang w:val="ar_AE" w:bidi="ar_AE"/>
+        </w:rPr>
+      </w:r>
+      <w:r>
+        <w:rPr>
+          <w:lang w:val="ar_AE" w:bidi="ar_AE"/>
+        </w:rPr>
+        <w:t>ע֤וּרִי צָפוֹן֙ וּ⁠ב֣וֹאִי תֵימָ֔ן הָפִ֥יחִי גַנִּ֖⁠י יִזְּל֣וּ בְשָׂמָ֑י⁠ו יָבֹ֤א דוֹדִ⁠י֙ לְ⁠גַנּ֔⁠וֹ וְ⁠יֹאכַ֖ל פְּרִ֥י מְגָדָֽי⁠ו</w:t>
       </w:r>
     </w:p>
     <w:p>
@@ -36515,6 +37667,22 @@
       </w:r>
       <w:r>
         <w:rPr>
+          <w:lang w:val="ar_AE" w:bidi="ar_AE"/>
+        </w:rPr>
+        <w:t>בָּ֣אתִי לְ⁠גַנִּ⁠י֮ אֲחֹתִ֣⁠י כַלָּה֒ אָרִ֤יתִי מוֹרִ⁠י֙ עִם־בְּשָׂמִ֔⁠י אָכַ֤לְתִּי יַעְרִ⁠י֙ עִם־דִּבְשִׁ֔⁠י שָׁתִ֥יתִי יֵינִ֖⁠י עִם־חֲלָבִ֑⁠י</w:t>
+      </w:r>
+    </w:p>
+    <w:p>
+      <w:pPr>
+        <w:bidi/>
+      </w:pPr>
+      <w:r>
+        <w:rPr>
+          <w:lang w:val="ar_AE" w:bidi="ar_AE"/>
+        </w:rPr>
+      </w:r>
+      <w:r>
+        <w:rPr>
           <w:b/>
           <w:lang w:val="ar_AE" w:bidi="ar_AE"/>
         </w:rPr>
@@ -36690,6 +37858,22 @@
       </w:r>
       <w:r>
         <w:rPr>
+          <w:lang w:val="ar_AE" w:bidi="ar_AE"/>
+        </w:rPr>
+        <w:t>בָּ֣אתִי לְ⁠גַנִּ⁠י֮ אֲחֹתִ֣⁠י כַלָּה֒ אָרִ֤יתִי מוֹרִ⁠י֙ עִם־בְּשָׂמִ֔⁠י אָכַ֤לְתִּי יַעְרִ⁠י֙ עִם־דִּבְשִׁ֔⁠י שָׁתִ֥יתִי יֵינִ֖⁠י עִם־חֲלָבִ֑⁠י</w:t>
+      </w:r>
+    </w:p>
+    <w:p>
+      <w:pPr>
+        <w:bidi/>
+      </w:pPr>
+      <w:r>
+        <w:rPr>
+          <w:lang w:val="ar_AE" w:bidi="ar_AE"/>
+        </w:rPr>
+      </w:r>
+      <w:r>
+        <w:rPr>
           <w:b/>
           <w:lang w:val="ar_AE" w:bidi="ar_AE"/>
         </w:rPr>
@@ -36917,6 +38101,22 @@
       </w:r>
       <w:r>
         <w:rPr>
+          <w:lang w:val="ar_AE" w:bidi="ar_AE"/>
+        </w:rPr>
+        <w:t>בָּ֣אתִי לְ⁠גַנִּ⁠י֮ אֲחֹתִ֣⁠י כַלָּה֒</w:t>
+      </w:r>
+    </w:p>
+    <w:p>
+      <w:pPr>
+        <w:bidi/>
+      </w:pPr>
+      <w:r>
+        <w:rPr>
+          <w:lang w:val="ar_AE" w:bidi="ar_AE"/>
+        </w:rPr>
+      </w:r>
+      <w:r>
+        <w:rPr>
           <w:b/>
           <w:lang w:val="ar_AE" w:bidi="ar_AE"/>
         </w:rPr>
@@ -36996,6 +38196,22 @@
         <w:rPr>
           <w:lang w:val="ar_AE" w:bidi="ar_AE"/>
         </w:rPr>
+      </w:r>
+    </w:p>
+    <w:p>
+      <w:pPr>
+        <w:bidi/>
+      </w:pPr>
+      <w:r>
+        <w:rPr>
+          <w:lang w:val="ar_AE" w:bidi="ar_AE"/>
+        </w:rPr>
+      </w:r>
+      <w:r>
+        <w:rPr>
+          <w:lang w:val="ar_AE" w:bidi="ar_AE"/>
+        </w:rPr>
+        <w:t>אֲחֹתִ֣⁠י</w:t>
       </w:r>
     </w:p>
     <w:p>
@@ -37547,6 +38763,22 @@
       </w:r>
       <w:r>
         <w:rPr>
+          <w:lang w:val="ar_AE" w:bidi="ar_AE"/>
+        </w:rPr>
+        <w:t>ק֣וֹל ׀ דּוֹדִ֣⁠י דוֹפֵ֗ק</w:t>
+      </w:r>
+    </w:p>
+    <w:p>
+      <w:pPr>
+        <w:bidi/>
+      </w:pPr>
+      <w:r>
+        <w:rPr>
+          <w:lang w:val="ar_AE" w:bidi="ar_AE"/>
+        </w:rPr>
+      </w:r>
+      <w:r>
+        <w:rPr>
           <w:b/>
           <w:lang w:val="ar_AE" w:bidi="ar_AE"/>
         </w:rPr>
@@ -37775,6 +39007,22 @@
       </w:r>
       <w:r>
         <w:rPr>
+          <w:lang w:val="ar_AE" w:bidi="ar_AE"/>
+        </w:rPr>
+        <w:t>אֲחֹתִ֤⁠י רַעְיָתִ⁠י֙</w:t>
+      </w:r>
+    </w:p>
+    <w:p>
+      <w:pPr>
+        <w:bidi/>
+      </w:pPr>
+      <w:r>
+        <w:rPr>
+          <w:lang w:val="ar_AE" w:bidi="ar_AE"/>
+        </w:rPr>
+      </w:r>
+      <w:r>
+        <w:rPr>
           <w:b/>
           <w:lang w:val="ar_AE" w:bidi="ar_AE"/>
         </w:rPr>
@@ -37969,6 +39217,22 @@
       </w:r>
       <w:r>
         <w:rPr>
+          <w:lang w:val="ar_AE" w:bidi="ar_AE"/>
+        </w:rPr>
+        <w:t>יוֹנָתִ֣⁠י</w:t>
+      </w:r>
+    </w:p>
+    <w:p>
+      <w:pPr>
+        <w:bidi/>
+      </w:pPr>
+      <w:r>
+        <w:rPr>
+          <w:lang w:val="ar_AE" w:bidi="ar_AE"/>
+        </w:rPr>
+      </w:r>
+      <w:r>
+        <w:rPr>
           <w:b/>
           <w:lang w:val="ar_AE" w:bidi="ar_AE"/>
         </w:rPr>
@@ -38357,6 +39621,22 @@
       </w:r>
       <w:r>
         <w:rPr>
+          <w:lang w:val="ar_AE" w:bidi="ar_AE"/>
+        </w:rPr>
+        <w:t>פָּשַׁ֨טְתִּי֙ אֶת־כֻּתָּנְתִּ֔⁠י אֵיכָ֖כָה אֶלְבָּשֶׁ֑⁠נָּה רָחַ֥צְתִּי אֶת־רַגְלַ֖⁠י אֵיכָ֥כָה אֲטַנְּפֵֽ⁠ם</w:t>
+      </w:r>
+    </w:p>
+    <w:p>
+      <w:pPr>
+        <w:bidi/>
+      </w:pPr>
+      <w:r>
+        <w:rPr>
+          <w:lang w:val="ar_AE" w:bidi="ar_AE"/>
+        </w:rPr>
+      </w:r>
+      <w:r>
+        <w:rPr>
           <w:b/>
           <w:lang w:val="ar_AE" w:bidi="ar_AE"/>
         </w:rPr>
@@ -38463,6 +39743,22 @@
       </w:r>
       <w:r>
         <w:rPr>
+          <w:lang w:val="ar_AE" w:bidi="ar_AE"/>
+        </w:rPr>
+        <w:t>אֵיכָ֖כָה אֶלְבָּשֶׁ֑⁠נָּה רָחַ֥צְתִּי אֶת־רַגְלַ֖⁠י אֵיכָ֥כָה אֲטַנְּפֵֽ⁠ם</w:t>
+      </w:r>
+    </w:p>
+    <w:p>
+      <w:pPr>
+        <w:bidi/>
+      </w:pPr>
+      <w:r>
+        <w:rPr>
+          <w:lang w:val="ar_AE" w:bidi="ar_AE"/>
+        </w:rPr>
+      </w:r>
+      <w:r>
+        <w:rPr>
           <w:b/>
           <w:lang w:val="ar_AE" w:bidi="ar_AE"/>
         </w:rPr>
@@ -38556,6 +39852,22 @@
         <w:rPr>
           <w:lang w:val="ar_AE" w:bidi="ar_AE"/>
         </w:rPr>
+      </w:r>
+    </w:p>
+    <w:p>
+      <w:pPr>
+        <w:bidi/>
+      </w:pPr>
+      <w:r>
+        <w:rPr>
+          <w:lang w:val="ar_AE" w:bidi="ar_AE"/>
+        </w:rPr>
+      </w:r>
+      <w:r>
+        <w:rPr>
+          <w:lang w:val="ar_AE" w:bidi="ar_AE"/>
+        </w:rPr>
+        <w:t>דּוֹדִ֗⁠י</w:t>
       </w:r>
     </w:p>
     <w:p>
@@ -39358,6 +40670,22 @@
       </w:r>
       <w:r>
         <w:rPr>
+          <w:lang w:val="ar_AE" w:bidi="ar_AE"/>
+        </w:rPr>
+        <w:t>לְ⁠דוֹדִ֔⁠י וְ⁠דוֹדִ֖⁠י</w:t>
+      </w:r>
+    </w:p>
+    <w:p>
+      <w:pPr>
+        <w:bidi/>
+      </w:pPr>
+      <w:r>
+        <w:rPr>
+          <w:lang w:val="ar_AE" w:bidi="ar_AE"/>
+        </w:rPr>
+      </w:r>
+      <w:r>
+        <w:rPr>
           <w:b/>
           <w:lang w:val="ar_AE" w:bidi="ar_AE"/>
         </w:rPr>
@@ -40122,6 +41450,22 @@
       </w:r>
       <w:r>
         <w:rPr>
+          <w:lang w:val="ar_AE" w:bidi="ar_AE"/>
+        </w:rPr>
+        <w:t>מְצָאֻ֧⁠נִי הַ⁠שֹּׁמְרִ֛ים הַ⁠סֹּבְבִ֥ים בָּ⁠עִ֖יר</w:t>
+      </w:r>
+    </w:p>
+    <w:p>
+      <w:pPr>
+        <w:bidi/>
+      </w:pPr>
+      <w:r>
+        <w:rPr>
+          <w:lang w:val="ar_AE" w:bidi="ar_AE"/>
+        </w:rPr>
+      </w:r>
+      <w:r>
+        <w:rPr>
           <w:b/>
           <w:lang w:val="ar_AE" w:bidi="ar_AE"/>
         </w:rPr>
@@ -40265,6 +41609,22 @@
       </w:r>
       <w:r>
         <w:rPr>
+          <w:lang w:val="ar_AE" w:bidi="ar_AE"/>
+        </w:rPr>
+        <w:t>הִכּ֣וּ⁠נִי פְצָע֑וּ⁠נִי נָשְׂא֤וּ אֶת־רְדִידִ⁠י֙ מֵֽ⁠עָלַ֔⁠י שֹׁמְרֵ֖י הַ⁠חֹמֽוֹת</w:t>
+      </w:r>
+    </w:p>
+    <w:p>
+      <w:pPr>
+        <w:bidi/>
+      </w:pPr>
+      <w:r>
+        <w:rPr>
+          <w:lang w:val="ar_AE" w:bidi="ar_AE"/>
+        </w:rPr>
+      </w:r>
+      <w:r>
+        <w:rPr>
           <w:b/>
           <w:lang w:val="ar_AE" w:bidi="ar_AE"/>
         </w:rPr>
@@ -40794,6 +42154,22 @@
         <w:rPr>
           <w:lang w:val="ar_AE" w:bidi="ar_AE"/>
         </w:rPr>
+      </w:r>
+    </w:p>
+    <w:p>
+      <w:pPr>
+        <w:bidi/>
+      </w:pPr>
+      <w:r>
+        <w:rPr>
+          <w:lang w:val="ar_AE" w:bidi="ar_AE"/>
+        </w:rPr>
+      </w:r>
+      <w:r>
+        <w:rPr>
+          <w:lang w:val="ar_AE" w:bidi="ar_AE"/>
+        </w:rPr>
+        <w:t>הִשְׁבַּ֥עְתִּי אֶתְ⁠כֶ֖ם בְּנ֣וֹת יְרוּשָׁלִָ֑ם</w:t>
       </w:r>
     </w:p>
     <w:p>
@@ -40957,6 +42333,22 @@
       </w:r>
       <w:r>
         <w:rPr>
+          <w:lang w:val="ar_AE" w:bidi="ar_AE"/>
+        </w:rPr>
+        <w:t>שֶׁ⁠חוֹלַ֥ת אַהֲבָ֖ה אָֽנִי</w:t>
+      </w:r>
+    </w:p>
+    <w:p>
+      <w:pPr>
+        <w:bidi/>
+      </w:pPr>
+      <w:r>
+        <w:rPr>
+          <w:lang w:val="ar_AE" w:bidi="ar_AE"/>
+        </w:rPr>
+      </w:r>
+      <w:r>
+        <w:rPr>
           <w:b/>
           <w:lang w:val="ar_AE" w:bidi="ar_AE"/>
         </w:rPr>
@@ -41101,6 +42493,22 @@
       </w:r>
       <w:r>
         <w:rPr>
+          <w:lang w:val="ar_AE" w:bidi="ar_AE"/>
+        </w:rPr>
+        <w:t>שֶׁ⁠חוֹלַ֥ת אַהֲבָ֖ה אָֽנִי</w:t>
+      </w:r>
+    </w:p>
+    <w:p>
+      <w:pPr>
+        <w:bidi/>
+      </w:pPr>
+      <w:r>
+        <w:rPr>
+          <w:lang w:val="ar_AE" w:bidi="ar_AE"/>
+        </w:rPr>
+      </w:r>
+      <w:r>
+        <w:rPr>
           <w:b/>
           <w:lang w:val="ar_AE" w:bidi="ar_AE"/>
         </w:rPr>
@@ -41193,6 +42601,22 @@
       </w:r>
       <w:r>
         <w:rPr>
+          <w:lang w:val="ar_AE" w:bidi="ar_AE"/>
+        </w:rPr>
+        <w:t>מַה־דּוֹדֵ֣⁠ךְ מִ⁠דּ֔וֹד הַ⁠יָּפָ֖ה בַּ⁠נָּשִׁ֑ים מַה־דּוֹדֵ֣⁠ךְ מִ⁠דּ֔וֹד שֶׁ⁠כָּ֖כָה הִשְׁבַּעְתָּֽ⁠נוּ</w:t>
+      </w:r>
+    </w:p>
+    <w:p>
+      <w:pPr>
+        <w:bidi/>
+      </w:pPr>
+      <w:r>
+        <w:rPr>
+          <w:lang w:val="ar_AE" w:bidi="ar_AE"/>
+        </w:rPr>
+      </w:r>
+      <w:r>
+        <w:rPr>
           <w:b/>
           <w:lang w:val="ar_AE" w:bidi="ar_AE"/>
         </w:rPr>
@@ -41324,6 +42748,22 @@
       </w:r>
       <w:r>
         <w:rPr>
+          <w:lang w:val="ar_AE" w:bidi="ar_AE"/>
+        </w:rPr>
+        <w:t>מַה־דּוֹדֵ֣⁠ךְ מִ⁠דּ֔וֹד</w:t>
+      </w:r>
+    </w:p>
+    <w:p>
+      <w:pPr>
+        <w:bidi/>
+      </w:pPr>
+      <w:r>
+        <w:rPr>
+          <w:lang w:val="ar_AE" w:bidi="ar_AE"/>
+        </w:rPr>
+      </w:r>
+      <w:r>
+        <w:rPr>
           <w:b/>
           <w:lang w:val="ar_AE" w:bidi="ar_AE"/>
         </w:rPr>
@@ -41394,6 +42834,22 @@
       </w:r>
       <w:r>
         <w:rPr>
+          <w:lang w:val="ar_AE" w:bidi="ar_AE"/>
+        </w:rPr>
+        <w:t>מַה־דּוֹדֵ֣⁠ךְ מִ⁠דּ֔וֹד הַ⁠יָּפָ֖ה בַּ⁠נָּשִׁ֑ים</w:t>
+      </w:r>
+    </w:p>
+    <w:p>
+      <w:pPr>
+        <w:bidi/>
+      </w:pPr>
+      <w:r>
+        <w:rPr>
+          <w:lang w:val="ar_AE" w:bidi="ar_AE"/>
+        </w:rPr>
+      </w:r>
+      <w:r>
+        <w:rPr>
           <w:b/>
           <w:lang w:val="ar_AE" w:bidi="ar_AE"/>
         </w:rPr>
@@ -41473,6 +42929,22 @@
         <w:rPr>
           <w:lang w:val="ar_AE" w:bidi="ar_AE"/>
         </w:rPr>
+      </w:r>
+    </w:p>
+    <w:p>
+      <w:pPr>
+        <w:bidi/>
+      </w:pPr>
+      <w:r>
+        <w:rPr>
+          <w:lang w:val="ar_AE" w:bidi="ar_AE"/>
+        </w:rPr>
+      </w:r>
+      <w:r>
+        <w:rPr>
+          <w:lang w:val="ar_AE" w:bidi="ar_AE"/>
+        </w:rPr>
+        <w:t>הַ⁠יָּפָ֖ה בַּ⁠נָּשִׁ֑ים</w:t>
       </w:r>
     </w:p>
     <w:p>
@@ -41707,6 +43179,22 @@
       </w:r>
       <w:r>
         <w:rPr>
+          <w:lang w:val="ar_AE" w:bidi="ar_AE"/>
+        </w:rPr>
+        <w:t>הִשְׁבַּעְתָּֽ⁠נוּ</w:t>
+      </w:r>
+    </w:p>
+    <w:p>
+      <w:pPr>
+        <w:bidi/>
+      </w:pPr>
+      <w:r>
+        <w:rPr>
+          <w:lang w:val="ar_AE" w:bidi="ar_AE"/>
+        </w:rPr>
+      </w:r>
+      <w:r>
+        <w:rPr>
           <w:b/>
           <w:lang w:val="ar_AE" w:bidi="ar_AE"/>
         </w:rPr>
@@ -42784,6 +44272,22 @@
       </w:r>
       <w:r>
         <w:rPr>
+          <w:lang w:val="ar_AE" w:bidi="ar_AE"/>
+        </w:rPr>
+        <w:t>עֵינָ֕י⁠ו כְּ⁠יוֹנִ֖ים עַל־אֲפִ֣יקֵי מָ֑יִם רֹֽחֲצוֹת֙ בֶּֽ⁠חָלָ֔ב יֹשְׁב֖וֹת עַל־מִלֵּֽאת</w:t>
+      </w:r>
+    </w:p>
+    <w:p>
+      <w:pPr>
+        <w:bidi/>
+      </w:pPr>
+      <w:r>
+        <w:rPr>
+          <w:lang w:val="ar_AE" w:bidi="ar_AE"/>
+        </w:rPr>
+      </w:r>
+      <w:r>
+        <w:rPr>
           <w:b/>
           <w:lang w:val="ar_AE" w:bidi="ar_AE"/>
         </w:rPr>
@@ -43588,6 +45092,22 @@
         <w:rPr>
           <w:lang w:val="ar_AE" w:bidi="ar_AE"/>
         </w:rPr>
+      </w:r>
+    </w:p>
+    <w:p>
+      <w:pPr>
+        <w:bidi/>
+      </w:pPr>
+      <w:r>
+        <w:rPr>
+          <w:lang w:val="ar_AE" w:bidi="ar_AE"/>
+        </w:rPr>
+      </w:r>
+      <w:r>
+        <w:rPr>
+          <w:lang w:val="ar_AE" w:bidi="ar_AE"/>
+        </w:rPr>
+        <w:t>שֽׁוֹשַׁנִּ֔ים</w:t>
       </w:r>
     </w:p>
     <w:p>
@@ -43737,6 +45257,22 @@
       </w:r>
       <w:r>
         <w:rPr>
+          <w:lang w:val="ar_AE" w:bidi="ar_AE"/>
+        </w:rPr>
+        <w:t>מ֥וֹר עֹבֵֽר</w:t>
+      </w:r>
+    </w:p>
+    <w:p>
+      <w:pPr>
+        <w:bidi/>
+      </w:pPr>
+      <w:r>
+        <w:rPr>
+          <w:lang w:val="ar_AE" w:bidi="ar_AE"/>
+        </w:rPr>
+      </w:r>
+      <w:r>
+        <w:rPr>
           <w:b/>
           <w:lang w:val="ar_AE" w:bidi="ar_AE"/>
         </w:rPr>
@@ -44493,6 +46029,22 @@
       </w:r>
       <w:r>
         <w:rPr>
+          <w:lang w:val="ar_AE" w:bidi="ar_AE"/>
+        </w:rPr>
+        <w:t>מֵעָי⁠ו֙</w:t>
+      </w:r>
+    </w:p>
+    <w:p>
+      <w:pPr>
+        <w:bidi/>
+      </w:pPr>
+      <w:r>
+        <w:rPr>
+          <w:lang w:val="ar_AE" w:bidi="ar_AE"/>
+        </w:rPr>
+      </w:r>
+      <w:r>
+        <w:rPr>
           <w:b/>
           <w:lang w:val="ar_AE" w:bidi="ar_AE"/>
         </w:rPr>
@@ -45545,6 +47097,22 @@
       </w:r>
       <w:r>
         <w:rPr>
+          <w:lang w:val="ar_AE" w:bidi="ar_AE"/>
+        </w:rPr>
+        <w:t>וְ⁠כֻלּ֖⁠וֹ מַחֲמַדִּ֑ים</w:t>
+      </w:r>
+    </w:p>
+    <w:p>
+      <w:pPr>
+        <w:bidi/>
+      </w:pPr>
+      <w:r>
+        <w:rPr>
+          <w:lang w:val="ar_AE" w:bidi="ar_AE"/>
+        </w:rPr>
+      </w:r>
+      <w:r>
+        <w:rPr>
           <w:b/>
           <w:lang w:val="ar_AE" w:bidi="ar_AE"/>
         </w:rPr>
@@ -45616,6 +47184,22 @@
         <w:rPr>
           <w:lang w:val="ar_AE" w:bidi="ar_AE"/>
         </w:rPr>
+      </w:r>
+    </w:p>
+    <w:p>
+      <w:pPr>
+        <w:bidi/>
+      </w:pPr>
+      <w:r>
+        <w:rPr>
+          <w:lang w:val="ar_AE" w:bidi="ar_AE"/>
+        </w:rPr>
+      </w:r>
+      <w:r>
+        <w:rPr>
+          <w:lang w:val="ar_AE" w:bidi="ar_AE"/>
+        </w:rPr>
+        <w:t>בְּנ֖וֹת יְרוּשָׁלִָֽם</w:t>
       </w:r>
     </w:p>
     <w:p>
@@ -45958,6 +47542,22 @@
       </w:r>
       <w:r>
         <w:rPr>
+          <w:lang w:val="ar_AE" w:bidi="ar_AE"/>
+        </w:rPr>
+        <w:t>אָ֚נָה הָלַ֣ךְ דּוֹדֵ֔⁠ךְ הַ⁠יָּפָ֖ה בַּ⁠נָּשִׁ֑ים אָ֚נָה פָּנָ֣ה דוֹדֵ֔⁠ךְ וּ⁠נְבַקְשֶׁ֖⁠נּוּ עִמָּֽ⁠ךְ</w:t>
+      </w:r>
+    </w:p>
+    <w:p>
+      <w:pPr>
+        <w:bidi/>
+      </w:pPr>
+      <w:r>
+        <w:rPr>
+          <w:lang w:val="ar_AE" w:bidi="ar_AE"/>
+        </w:rPr>
+      </w:r>
+      <w:r>
+        <w:rPr>
           <w:b/>
           <w:lang w:val="ar_AE" w:bidi="ar_AE"/>
         </w:rPr>
@@ -46104,6 +47704,22 @@
       </w:r>
       <w:r>
         <w:rPr>
+          <w:lang w:val="ar_AE" w:bidi="ar_AE"/>
+        </w:rPr>
+        <w:t>אָ֚נָה הָלַ֣ךְ דּוֹדֵ֔⁠ךְ &amp; אָ֚נָה פָּנָ֣ה דוֹדֵ֔⁠ךְ</w:t>
+      </w:r>
+    </w:p>
+    <w:p>
+      <w:pPr>
+        <w:bidi/>
+      </w:pPr>
+      <w:r>
+        <w:rPr>
+          <w:lang w:val="ar_AE" w:bidi="ar_AE"/>
+        </w:rPr>
+      </w:r>
+      <w:r>
+        <w:rPr>
           <w:b/>
           <w:lang w:val="ar_AE" w:bidi="ar_AE"/>
         </w:rPr>
@@ -46161,6 +47777,22 @@
         <w:rPr>
           <w:lang w:val="ar_AE" w:bidi="ar_AE"/>
         </w:rPr>
+      </w:r>
+    </w:p>
+    <w:p>
+      <w:pPr>
+        <w:bidi/>
+      </w:pPr>
+      <w:r>
+        <w:rPr>
+          <w:lang w:val="ar_AE" w:bidi="ar_AE"/>
+        </w:rPr>
+      </w:r>
+      <w:r>
+        <w:rPr>
+          <w:lang w:val="ar_AE" w:bidi="ar_AE"/>
+        </w:rPr>
+        <w:t>הַ⁠יָּפָ֖ה בַּ⁠נָּשִׁ֑ים</w:t>
       </w:r>
     </w:p>
     <w:p>
@@ -46304,7 +47936,7 @@
         <w:rPr>
           <w:lang w:val="ar_AE" w:bidi="ar_AE"/>
         </w:rPr>
-        <w:t>אָ֚נָה הָלַ֣ךְ דּוֹדֵ֔⁠ךְ &amp; אָ֚נָה פָּנָ֣ה דוֹדֵ֔⁠ךְ</w:t>
+        <w:t>אָ֚נָה פָּנָ֣ה דוֹדֵ֔⁠ךְ</w:t>
       </w:r>
     </w:p>
     <w:p>
@@ -46511,6 +48143,22 @@
         <w:rPr>
           <w:lang w:val="ar_AE" w:bidi="ar_AE"/>
         </w:rPr>
+      </w:r>
+    </w:p>
+    <w:p>
+      <w:pPr>
+        <w:bidi/>
+      </w:pPr>
+      <w:r>
+        <w:rPr>
+          <w:lang w:val="ar_AE" w:bidi="ar_AE"/>
+        </w:rPr>
+      </w:r>
+      <w:r>
+        <w:rPr>
+          <w:lang w:val="ar_AE" w:bidi="ar_AE"/>
+        </w:rPr>
+        <w:t>דּוֹדִ⁠י֙ יָרַ֣ד לְ⁠גַנּ֔⁠וֹ לַ⁠עֲרוּג֖וֹת הַ⁠בֹּ֑שֶׂם לִ⁠רְעוֹת֙ בַּ⁠גַּנִּ֔ים וְ⁠לִ⁠לְקֹ֖ט שֽׁוֹשַׁנִּֽים</w:t>
       </w:r>
     </w:p>
     <w:p>
@@ -46998,6 +48646,22 @@
       </w:r>
       <w:r>
         <w:rPr>
+          <w:lang w:val="ar_AE" w:bidi="ar_AE"/>
+        </w:rPr>
+        <w:t>לַ⁠עֲרוּג֖וֹת הַ⁠בֹּ֑שֶׂם</w:t>
+      </w:r>
+    </w:p>
+    <w:p>
+      <w:pPr>
+        <w:bidi/>
+      </w:pPr>
+      <w:r>
+        <w:rPr>
+          <w:lang w:val="ar_AE" w:bidi="ar_AE"/>
+        </w:rPr>
+      </w:r>
+      <w:r>
+        <w:rPr>
           <w:b/>
           <w:lang w:val="ar_AE" w:bidi="ar_AE"/>
         </w:rPr>
@@ -47264,6 +48928,22 @@
       </w:r>
       <w:r>
         <w:rPr>
+          <w:lang w:val="ar_AE" w:bidi="ar_AE"/>
+        </w:rPr>
+        <w:t>אֲנִ֤י לְ⁠דוֹדִ⁠י֙ וְ⁠דוֹדִ֣⁠י לִ֔⁠י</w:t>
+      </w:r>
+    </w:p>
+    <w:p>
+      <w:pPr>
+        <w:bidi/>
+      </w:pPr>
+      <w:r>
+        <w:rPr>
+          <w:lang w:val="ar_AE" w:bidi="ar_AE"/>
+        </w:rPr>
+      </w:r>
+      <w:r>
+        <w:rPr>
           <w:b/>
           <w:lang w:val="ar_AE" w:bidi="ar_AE"/>
         </w:rPr>
@@ -47378,6 +49058,22 @@
       </w:r>
       <w:r>
         <w:rPr>
+          <w:lang w:val="ar_AE" w:bidi="ar_AE"/>
+        </w:rPr>
+        <w:t>הָ⁠רֹעֶ֖ה בַּ⁠שׁוֹשַׁנִּֽים</w:t>
+      </w:r>
+    </w:p>
+    <w:p>
+      <w:pPr>
+        <w:bidi/>
+      </w:pPr>
+      <w:r>
+        <w:rPr>
+          <w:lang w:val="ar_AE" w:bidi="ar_AE"/>
+        </w:rPr>
+      </w:r>
+      <w:r>
+        <w:rPr>
           <w:b/>
           <w:lang w:val="ar_AE" w:bidi="ar_AE"/>
         </w:rPr>
@@ -47662,6 +49358,22 @@
       </w:r>
       <w:r>
         <w:rPr>
+          <w:lang w:val="ar_AE" w:bidi="ar_AE"/>
+        </w:rPr>
+        <w:t>יָפָ֨ה אַ֤תְּ רַעְיָתִ⁠י֙</w:t>
+      </w:r>
+    </w:p>
+    <w:p>
+      <w:pPr>
+        <w:bidi/>
+      </w:pPr>
+      <w:r>
+        <w:rPr>
+          <w:lang w:val="ar_AE" w:bidi="ar_AE"/>
+        </w:rPr>
+      </w:r>
+      <w:r>
+        <w:rPr>
           <w:b/>
           <w:lang w:val="ar_AE" w:bidi="ar_AE"/>
         </w:rPr>
@@ -47776,6 +49488,22 @@
       </w:r>
       <w:r>
         <w:rPr>
+          <w:lang w:val="ar_AE" w:bidi="ar_AE"/>
+        </w:rPr>
+        <w:t>יָפָ֨ה אַ֤תְּ רַעְיָתִ⁠י֙ כְּ⁠תִרְצָ֔ה</w:t>
+      </w:r>
+    </w:p>
+    <w:p>
+      <w:pPr>
+        <w:bidi/>
+      </w:pPr>
+      <w:r>
+        <w:rPr>
+          <w:lang w:val="ar_AE" w:bidi="ar_AE"/>
+        </w:rPr>
+      </w:r>
+      <w:r>
+        <w:rPr>
           <w:b/>
           <w:lang w:val="ar_AE" w:bidi="ar_AE"/>
         </w:rPr>
@@ -47882,6 +49610,22 @@
       </w:r>
       <w:r>
         <w:rPr>
+          <w:lang w:val="ar_AE" w:bidi="ar_AE"/>
+        </w:rPr>
+        <w:t>נָאוָ֖ה כִּ⁠ירוּשָׁלִָ֑ם אֲיֻמָּ֖ה כַּ⁠נִּדְגָּלֽוֹת</w:t>
+      </w:r>
+    </w:p>
+    <w:p>
+      <w:pPr>
+        <w:bidi/>
+      </w:pPr>
+      <w:r>
+        <w:rPr>
+          <w:lang w:val="ar_AE" w:bidi="ar_AE"/>
+        </w:rPr>
+      </w:r>
+      <w:r>
+        <w:rPr>
           <w:b/>
           <w:lang w:val="ar_AE" w:bidi="ar_AE"/>
         </w:rPr>
@@ -48123,6 +49867,22 @@
         <w:rPr>
           <w:lang w:val="ar_AE" w:bidi="ar_AE"/>
         </w:rPr>
+      </w:r>
+    </w:p>
+    <w:p>
+      <w:pPr>
+        <w:bidi/>
+      </w:pPr>
+      <w:r>
+        <w:rPr>
+          <w:lang w:val="ar_AE" w:bidi="ar_AE"/>
+        </w:rPr>
+      </w:r>
+      <w:r>
+        <w:rPr>
+          <w:lang w:val="ar_AE" w:bidi="ar_AE"/>
+        </w:rPr>
+        <w:t>כַּ⁠נִּדְגָּלֽוֹת</w:t>
       </w:r>
     </w:p>
     <w:p>
@@ -48272,6 +50032,22 @@
       </w:r>
       <w:r>
         <w:rPr>
+          <w:lang w:val="ar_AE" w:bidi="ar_AE"/>
+        </w:rPr>
+        <w:t>שַׂעְרֵ⁠ךְ֙ כְּ⁠עֵ֣דֶר הָֽ⁠עִזִּ֔ים שֶׁ⁠גָּלְשׁ֖וּ מִן־הַ⁠גִּלְעָֽד</w:t>
+      </w:r>
+    </w:p>
+    <w:p>
+      <w:pPr>
+        <w:bidi/>
+      </w:pPr>
+      <w:r>
+        <w:rPr>
+          <w:lang w:val="ar_AE" w:bidi="ar_AE"/>
+        </w:rPr>
+      </w:r>
+      <w:r>
+        <w:rPr>
           <w:b/>
           <w:lang w:val="ar_AE" w:bidi="ar_AE"/>
         </w:rPr>
@@ -48408,6 +50184,22 @@
       </w:r>
       <w:r>
         <w:rPr>
+          <w:lang w:val="ar_AE" w:bidi="ar_AE"/>
+        </w:rPr>
+        <w:t>שִׁנַּ֨יִ⁠ךְ֙ כְּ⁠עֵ֣דֶר הָֽ⁠רְחֵלִ֔ים שֶׁ⁠עָל֖וּ מִן־הָ⁠רַחְצָ֑ה שֶׁ⁠כֻּלָּ⁠ם֙ מַתְאִימ֔וֹת וְ⁠שַׁכֻּלָ֖ה אֵ֥ין בָּ⁠הֶֽם</w:t>
+      </w:r>
+    </w:p>
+    <w:p>
+      <w:pPr>
+        <w:bidi/>
+      </w:pPr>
+      <w:r>
+        <w:rPr>
+          <w:lang w:val="ar_AE" w:bidi="ar_AE"/>
+        </w:rPr>
+      </w:r>
+      <w:r>
+        <w:rPr>
           <w:b/>
           <w:lang w:val="ar_AE" w:bidi="ar_AE"/>
         </w:rPr>
@@ -48705,6 +50497,22 @@
       </w:r>
       <w:r>
         <w:rPr>
+          <w:lang w:val="ar_AE" w:bidi="ar_AE"/>
+        </w:rPr>
+        <w:t>כְּ⁠פֶ֤לַח הָ⁠רִמּוֹן֙ רַקָּתֵ֔⁠ךְ מִ⁠בַּ֖עַד לְ⁠צַמָּתֵֽ⁠ךְ</w:t>
+      </w:r>
+    </w:p>
+    <w:p>
+      <w:pPr>
+        <w:bidi/>
+      </w:pPr>
+      <w:r>
+        <w:rPr>
+          <w:lang w:val="ar_AE" w:bidi="ar_AE"/>
+        </w:rPr>
+      </w:r>
+      <w:r>
+        <w:rPr>
           <w:b/>
           <w:lang w:val="ar_AE" w:bidi="ar_AE"/>
         </w:rPr>
@@ -49122,6 +50930,22 @@
       </w:r>
       <w:r>
         <w:rPr>
+          <w:lang w:val="ar_AE" w:bidi="ar_AE"/>
+        </w:rPr>
+        <w:t>וַ⁠עֲלָמ֖וֹת</w:t>
+      </w:r>
+    </w:p>
+    <w:p>
+      <w:pPr>
+        <w:bidi/>
+      </w:pPr>
+      <w:r>
+        <w:rPr>
+          <w:lang w:val="ar_AE" w:bidi="ar_AE"/>
+        </w:rPr>
+      </w:r>
+      <w:r>
+        <w:rPr>
           <w:b/>
           <w:lang w:val="ar_AE" w:bidi="ar_AE"/>
         </w:rPr>
@@ -49400,6 +51224,22 @@
       </w:r>
       <w:r>
         <w:rPr>
+          <w:lang w:val="ar_AE" w:bidi="ar_AE"/>
+        </w:rPr>
+        <w:t>שִׁשִּׁ֥ים הֵ֨מָּה֙ מְּלָכ֔וֹת וּ⁠שְׁמֹנִ֖ים פִּֽילַגְשִׁ֑ים וַ⁠עֲלָמ֖וֹת אֵ֥ין מִסְפָּֽר׃ אַחַ֥ת הִיא֙ יוֹנָתִ֣⁠י תַמָּתִ֔⁠י אַחַ֥ת הִיא֙ לְ⁠אִמָּ֔⁠הּ בָּרָ֥ה הִ֖יא לְ⁠יֽוֹלַדְתָּ֑⁠הּ</w:t>
+      </w:r>
+    </w:p>
+    <w:p>
+      <w:pPr>
+        <w:bidi/>
+      </w:pPr>
+      <w:r>
+        <w:rPr>
+          <w:lang w:val="ar_AE" w:bidi="ar_AE"/>
+        </w:rPr>
+      </w:r>
+      <w:r>
+        <w:rPr>
           <w:b/>
           <w:lang w:val="ar_AE" w:bidi="ar_AE"/>
         </w:rPr>
@@ -49641,6 +51481,22 @@
         <w:rPr>
           <w:lang w:val="ar_AE" w:bidi="ar_AE"/>
         </w:rPr>
+      </w:r>
+    </w:p>
+    <w:p>
+      <w:pPr>
+        <w:bidi/>
+      </w:pPr>
+      <w:r>
+        <w:rPr>
+          <w:lang w:val="ar_AE" w:bidi="ar_AE"/>
+        </w:rPr>
+      </w:r>
+      <w:r>
+        <w:rPr>
+          <w:lang w:val="ar_AE" w:bidi="ar_AE"/>
+        </w:rPr>
+        <w:t>יוֹנָתִ֣⁠י תַמָּתִ֔⁠י</w:t>
       </w:r>
     </w:p>
     <w:p>
@@ -50407,6 +52263,22 @@
       </w:r>
       <w:r>
         <w:rPr>
+          <w:lang w:val="ar_AE" w:bidi="ar_AE"/>
+        </w:rPr>
+        <w:t>מִי־זֹ֥את הַ⁠נִּשְׁקָפָ֖ה כְּמוֹ־שָׁ֑חַר יָפָ֣ה כַ⁠לְּבָנָ֗ה בָּרָה֙ כַּֽ⁠חַמָּ֔ה אֲיֻמָּ֖ה כַּ⁠נִּדְגָּלֽוֹת</w:t>
+      </w:r>
+    </w:p>
+    <w:p>
+      <w:pPr>
+        <w:bidi/>
+      </w:pPr>
+      <w:r>
+        <w:rPr>
+          <w:lang w:val="ar_AE" w:bidi="ar_AE"/>
+        </w:rPr>
+      </w:r>
+      <w:r>
+        <w:rPr>
           <w:b/>
           <w:lang w:val="ar_AE" w:bidi="ar_AE"/>
         </w:rPr>
@@ -50552,6 +52424,22 @@
       </w:r>
       <w:r>
         <w:rPr>
+          <w:lang w:val="ar_AE" w:bidi="ar_AE"/>
+        </w:rPr>
+        <w:t>מִי־זֹ֥את הַ⁠נִּשְׁקָפָ֖ה כְּמוֹ־שָׁ֑חַר יָפָ֣ה כַ⁠לְּבָנָ֗ה בָּרָה֙ כַּֽ⁠חַמָּ֔ה אֲיֻמָּ֖ה כַּ⁠נִּדְגָּלֽוֹת</w:t>
+      </w:r>
+    </w:p>
+    <w:p>
+      <w:pPr>
+        <w:bidi/>
+      </w:pPr>
+      <w:r>
+        <w:rPr>
+          <w:lang w:val="ar_AE" w:bidi="ar_AE"/>
+        </w:rPr>
+      </w:r>
+      <w:r>
+        <w:rPr>
           <w:b/>
           <w:lang w:val="ar_AE" w:bidi="ar_AE"/>
         </w:rPr>
@@ -50766,6 +52654,22 @@
       </w:r>
       <w:r>
         <w:rPr>
+          <w:lang w:val="ar_AE" w:bidi="ar_AE"/>
+        </w:rPr>
+        <w:t>הַ⁠נִּשְׁקָפָ֖ה כְּמוֹ־שָׁ֑חַר יָפָ֣ה כַ⁠לְּבָנָ֗ה בָּרָה֙ כַּֽ⁠חַמָּ֔ה</w:t>
+      </w:r>
+    </w:p>
+    <w:p>
+      <w:pPr>
+        <w:bidi/>
+      </w:pPr>
+      <w:r>
+        <w:rPr>
+          <w:lang w:val="ar_AE" w:bidi="ar_AE"/>
+        </w:rPr>
+      </w:r>
+      <w:r>
+        <w:rPr>
           <w:b/>
           <w:lang w:val="ar_AE" w:bidi="ar_AE"/>
         </w:rPr>
@@ -50871,6 +52775,22 @@
         <w:rPr>
           <w:lang w:val="ar_AE" w:bidi="ar_AE"/>
         </w:rPr>
+      </w:r>
+    </w:p>
+    <w:p>
+      <w:pPr>
+        <w:bidi/>
+      </w:pPr>
+      <w:r>
+        <w:rPr>
+          <w:lang w:val="ar_AE" w:bidi="ar_AE"/>
+        </w:rPr>
+      </w:r>
+      <w:r>
+        <w:rPr>
+          <w:lang w:val="ar_AE" w:bidi="ar_AE"/>
+        </w:rPr>
+        <w:t>אֲיֻמָּ֖ה כַּ⁠נִּדְגָּלֽוֹת</w:t>
       </w:r>
     </w:p>
     <w:p>
@@ -51157,6 +53077,22 @@
       </w:r>
       <w:r>
         <w:rPr>
+          <w:lang w:val="ar_AE" w:bidi="ar_AE"/>
+        </w:rPr>
+        <w:t>אֶל־גִּנַּ֤ת אֱגוֹז֙ יָרַ֔דְתִּי</w:t>
+      </w:r>
+    </w:p>
+    <w:p>
+      <w:pPr>
+        <w:bidi/>
+      </w:pPr>
+      <w:r>
+        <w:rPr>
+          <w:lang w:val="ar_AE" w:bidi="ar_AE"/>
+        </w:rPr>
+      </w:r>
+      <w:r>
+        <w:rPr>
           <w:b/>
           <w:lang w:val="ar_AE" w:bidi="ar_AE"/>
         </w:rPr>
@@ -52858,6 +54794,22 @@
       </w:r>
       <w:r>
         <w:rPr>
+          <w:lang w:val="ar_AE" w:bidi="ar_AE"/>
+        </w:rPr>
+        <w:t>מַה־יָּפ֧וּ פְעָמַ֛יִ⁠ךְ בַּ⁠נְּעָלִ֖ים בַּת־נָדִ֑יב חַמּוּקֵ֣י יְרֵכַ֔יִ⁠ךְ כְּמ֣וֹ חֲלָאִ֔ים מַעֲשֵׂ֖ה יְדֵ֥י אָמָּֽן</w:t>
+      </w:r>
+    </w:p>
+    <w:p>
+      <w:pPr>
+        <w:bidi/>
+      </w:pPr>
+      <w:r>
+        <w:rPr>
+          <w:lang w:val="ar_AE" w:bidi="ar_AE"/>
+        </w:rPr>
+      </w:r>
+      <w:r>
+        <w:rPr>
           <w:b/>
           <w:lang w:val="ar_AE" w:bidi="ar_AE"/>
         </w:rPr>
@@ -53148,6 +55100,22 @@
       </w:r>
       <w:r>
         <w:rPr>
+          <w:lang w:val="ar_AE" w:bidi="ar_AE"/>
+        </w:rPr>
+        <w:t>מַה־יָּפ֧וּ פְעָמַ֛יִ⁠ךְ בַּ⁠נְּעָלִ֖ים בַּת־נָדִ֑יב</w:t>
+      </w:r>
+    </w:p>
+    <w:p>
+      <w:pPr>
+        <w:bidi/>
+      </w:pPr>
+      <w:r>
+        <w:rPr>
+          <w:lang w:val="ar_AE" w:bidi="ar_AE"/>
+        </w:rPr>
+      </w:r>
+      <w:r>
+        <w:rPr>
           <w:b/>
           <w:lang w:val="ar_AE" w:bidi="ar_AE"/>
         </w:rPr>
@@ -54598,6 +56566,22 @@
       </w:r>
       <w:r>
         <w:rPr>
+          <w:lang w:val="ar_AE" w:bidi="ar_AE"/>
+        </w:rPr>
+        <w:t>סוּגָ֖ה בַּ⁠שּׁוֹשַׁנִּֽים</w:t>
+      </w:r>
+    </w:p>
+    <w:p>
+      <w:pPr>
+        <w:bidi/>
+      </w:pPr>
+      <w:r>
+        <w:rPr>
+          <w:lang w:val="ar_AE" w:bidi="ar_AE"/>
+        </w:rPr>
+      </w:r>
+      <w:r>
+        <w:rPr>
           <w:b/>
           <w:lang w:val="ar_AE" w:bidi="ar_AE"/>
         </w:rPr>
@@ -54669,6 +56653,22 @@
         <w:rPr>
           <w:lang w:val="ar_AE" w:bidi="ar_AE"/>
         </w:rPr>
+      </w:r>
+    </w:p>
+    <w:p>
+      <w:pPr>
+        <w:bidi/>
+      </w:pPr>
+      <w:r>
+        <w:rPr>
+          <w:lang w:val="ar_AE" w:bidi="ar_AE"/>
+        </w:rPr>
+      </w:r>
+      <w:r>
+        <w:rPr>
+          <w:lang w:val="ar_AE" w:bidi="ar_AE"/>
+        </w:rPr>
+        <w:t>שְׁנֵ֥י שָׁדַ֛יִ⁠ךְ כִּ⁠שְׁנֵ֥י עֳפָרִ֖ים תָּאֳמֵ֥י צְבִיָּֽה</w:t>
       </w:r>
     </w:p>
     <w:p>
@@ -55384,6 +57384,22 @@
       </w:r>
       <w:r>
         <w:rPr>
+          <w:lang w:val="ar_AE" w:bidi="ar_AE"/>
+        </w:rPr>
+        <w:t>עַל־שַׁ֨עַר֙ בַּת־רַבִּ֔ים</w:t>
+      </w:r>
+    </w:p>
+    <w:p>
+      <w:pPr>
+        <w:bidi/>
+      </w:pPr>
+      <w:r>
+        <w:rPr>
+          <w:lang w:val="ar_AE" w:bidi="ar_AE"/>
+        </w:rPr>
+      </w:r>
+      <w:r>
+        <w:rPr>
           <w:b/>
           <w:lang w:val="ar_AE" w:bidi="ar_AE"/>
         </w:rPr>
@@ -56581,6 +58597,22 @@
         <w:rPr>
           <w:lang w:val="ar_AE" w:bidi="ar_AE"/>
         </w:rPr>
+      </w:r>
+    </w:p>
+    <w:p>
+      <w:pPr>
+        <w:bidi/>
+      </w:pPr>
+      <w:r>
+        <w:rPr>
+          <w:lang w:val="ar_AE" w:bidi="ar_AE"/>
+        </w:rPr>
+      </w:r>
+      <w:r>
+        <w:rPr>
+          <w:lang w:val="ar_AE" w:bidi="ar_AE"/>
+        </w:rPr>
+        <w:t>מַה־יָּפִית֙</w:t>
       </w:r>
     </w:p>
     <w:p>
@@ -58008,6 +60040,22 @@
       </w:r>
       <w:r>
         <w:rPr>
+          <w:lang w:val="ar_AE" w:bidi="ar_AE"/>
+        </w:rPr>
+        <w:t>אֶעֱלֶ֣ה בְ⁠תָמָ֔ר אֹֽחֲזָ֖ה בְּ⁠סַנְסִנָּ֑י⁠ו</w:t>
+      </w:r>
+    </w:p>
+    <w:p>
+      <w:pPr>
+        <w:bidi/>
+      </w:pPr>
+      <w:r>
+        <w:rPr>
+          <w:lang w:val="ar_AE" w:bidi="ar_AE"/>
+        </w:rPr>
+      </w:r>
+      <w:r>
+        <w:rPr>
           <w:b/>
           <w:lang w:val="ar_AE" w:bidi="ar_AE"/>
         </w:rPr>
@@ -59580,6 +61628,22 @@
       </w:r>
       <w:r>
         <w:rPr>
+          <w:lang w:val="ar_AE" w:bidi="ar_AE"/>
+        </w:rPr>
+        <w:t>הוֹלֵ֥ךְ לְ⁠דוֹדִ֖⁠י לְ⁠מֵישָׁרִ֑ים דּוֹבֵ֖ב שִׂפְתֵ֥י יְשֵׁנִֽים</w:t>
+      </w:r>
+    </w:p>
+    <w:p>
+      <w:pPr>
+        <w:bidi/>
+      </w:pPr>
+      <w:r>
+        <w:rPr>
+          <w:lang w:val="ar_AE" w:bidi="ar_AE"/>
+        </w:rPr>
+      </w:r>
+      <w:r>
+        <w:rPr>
           <w:b/>
           <w:lang w:val="ar_AE" w:bidi="ar_AE"/>
         </w:rPr>
@@ -59851,6 +61915,22 @@
         <w:rPr>
           <w:lang w:val="ar_AE" w:bidi="ar_AE"/>
         </w:rPr>
+      </w:r>
+    </w:p>
+    <w:p>
+      <w:pPr>
+        <w:bidi/>
+      </w:pPr>
+      <w:r>
+        <w:rPr>
+          <w:lang w:val="ar_AE" w:bidi="ar_AE"/>
+        </w:rPr>
+      </w:r>
+      <w:r>
+        <w:rPr>
+          <w:lang w:val="ar_AE" w:bidi="ar_AE"/>
+        </w:rPr>
+        <w:t>שִׂפְתֵ֥י יְשֵׁנִֽים</w:t>
       </w:r>
     </w:p>
     <w:p>
@@ -60298,6 +62378,22 @@
       </w:r>
       <w:r>
         <w:rPr>
+          <w:lang w:val="ar_AE" w:bidi="ar_AE"/>
+        </w:rPr>
+        <w:t>נָלִ֖ינָה בַּ⁠כְּפָרִֽים</w:t>
+      </w:r>
+    </w:p>
+    <w:p>
+      <w:pPr>
+        <w:bidi/>
+      </w:pPr>
+      <w:r>
+        <w:rPr>
+          <w:lang w:val="ar_AE" w:bidi="ar_AE"/>
+        </w:rPr>
+      </w:r>
+      <w:r>
+        <w:rPr>
           <w:b/>
           <w:lang w:val="ar_AE" w:bidi="ar_AE"/>
         </w:rPr>
@@ -60560,6 +62656,22 @@
       </w:r>
       <w:r>
         <w:rPr>
+          <w:lang w:val="ar_AE" w:bidi="ar_AE"/>
+        </w:rPr>
+        <w:t>נַשְׁכִּ֨ימָה֙</w:t>
+      </w:r>
+    </w:p>
+    <w:p>
+      <w:pPr>
+        <w:bidi/>
+      </w:pPr>
+      <w:r>
+        <w:rPr>
+          <w:lang w:val="ar_AE" w:bidi="ar_AE"/>
+        </w:rPr>
+      </w:r>
+      <w:r>
+        <w:rPr>
           <w:b/>
           <w:lang w:val="ar_AE" w:bidi="ar_AE"/>
         </w:rPr>
@@ -60765,7 +62877,7 @@
         <w:rPr>
           <w:lang w:val="ar_AE" w:bidi="ar_AE"/>
         </w:rPr>
-        <w:t>הֵנֵ֖צוּ הָ⁠רִמּוֹנִ֑ים</w:t>
+        <w:t>פָּֽרְחָ֤ה הַ⁠גֶּ֨פֶן֙</w:t>
       </w:r>
     </w:p>
     <w:p>
@@ -60893,6 +63005,22 @@
       </w:r>
       <w:r>
         <w:rPr>
+          <w:lang w:val="ar_AE" w:bidi="ar_AE"/>
+        </w:rPr>
+        <w:t>הֵנֵ֖צוּ הָ⁠רִמּוֹנִ֑ים</w:t>
+      </w:r>
+    </w:p>
+    <w:p>
+      <w:pPr>
+        <w:bidi/>
+      </w:pPr>
+      <w:r>
+        <w:rPr>
+          <w:lang w:val="ar_AE" w:bidi="ar_AE"/>
+        </w:rPr>
+      </w:r>
+      <w:r>
+        <w:rPr>
           <w:b/>
           <w:lang w:val="ar_AE" w:bidi="ar_AE"/>
         </w:rPr>
@@ -61403,6 +63531,22 @@
       </w:r>
       <w:r>
         <w:rPr>
+          <w:lang w:val="ar_AE" w:bidi="ar_AE"/>
+        </w:rPr>
+        <w:t>וְ⁠עַל־פְּתָחֵ֨י⁠נוּ֙ כָּל־מְגָדִ֔ים</w:t>
+      </w:r>
+    </w:p>
+    <w:p>
+      <w:pPr>
+        <w:bidi/>
+      </w:pPr>
+      <w:r>
+        <w:rPr>
+          <w:lang w:val="ar_AE" w:bidi="ar_AE"/>
+        </w:rPr>
+      </w:r>
+      <w:r>
+        <w:rPr>
           <w:b/>
           <w:lang w:val="ar_AE" w:bidi="ar_AE"/>
         </w:rPr>
@@ -61579,6 +63723,22 @@
         <w:rPr>
           <w:lang w:val="ar_AE" w:bidi="ar_AE"/>
         </w:rPr>
+      </w:r>
+    </w:p>
+    <w:p>
+      <w:pPr>
+        <w:bidi/>
+      </w:pPr>
+      <w:r>
+        <w:rPr>
+          <w:lang w:val="ar_AE" w:bidi="ar_AE"/>
+        </w:rPr>
+      </w:r>
+      <w:r>
+        <w:rPr>
+          <w:lang w:val="ar_AE" w:bidi="ar_AE"/>
+        </w:rPr>
+        <w:t>דּוֹדִ֖⁠י צָפַ֥נְתִּי לָֽ⁠ךְ</w:t>
       </w:r>
     </w:p>
     <w:p>
@@ -62139,6 +64299,22 @@
       </w:r>
       <w:r>
         <w:rPr>
+          <w:lang w:val="ar_AE" w:bidi="ar_AE"/>
+        </w:rPr>
+        <w:t>מִ֤י יִתֶּנְ⁠ךָ֙ כְּ⁠אָ֣ח לִ֔⁠י יוֹנֵ֖ק שְׁדֵ֣י אִמִּ֑⁠י</w:t>
+      </w:r>
+    </w:p>
+    <w:p>
+      <w:pPr>
+        <w:bidi/>
+      </w:pPr>
+      <w:r>
+        <w:rPr>
+          <w:lang w:val="ar_AE" w:bidi="ar_AE"/>
+        </w:rPr>
+      </w:r>
+      <w:r>
+        <w:rPr>
           <w:b/>
           <w:lang w:val="ar_AE" w:bidi="ar_AE"/>
         </w:rPr>
@@ -62540,6 +64716,22 @@
       </w:r>
       <w:r>
         <w:rPr>
+          <w:lang w:val="ar_AE" w:bidi="ar_AE"/>
+        </w:rPr>
+        <w:t>אֶֽמְצָאֲ⁠ךָ֤ בַ⁠חוּץ֙ אֶשָׁ֣קְ⁠ךָ֔ גַּ֖ם לֹא־יָב֥וּזוּ לִֽ⁠י׃ אֶנְהָֽגֲ⁠ךָ֗ אֲבִֽיאֲ⁠ךָ֛ אֶל־בֵּ֥ית אִמִּ֖⁠י תְּלַמְּדֵ֑⁠נִי אַשְׁקְ⁠ךָ֙ מִ⁠יַּ֣יִן הָ⁠רֶ֔קַח מֵ⁠עֲסִ֖יס רִמֹּנִֽ⁠י</w:t>
+      </w:r>
+    </w:p>
+    <w:p>
+      <w:pPr>
+        <w:bidi/>
+      </w:pPr>
+      <w:r>
+        <w:rPr>
+          <w:lang w:val="ar_AE" w:bidi="ar_AE"/>
+        </w:rPr>
+      </w:r>
+      <w:r>
+        <w:rPr>
           <w:b/>
           <w:lang w:val="ar_AE" w:bidi="ar_AE"/>
         </w:rPr>
@@ -62659,6 +64851,22 @@
         <w:rPr>
           <w:lang w:val="ar_AE" w:bidi="ar_AE"/>
         </w:rPr>
+      </w:r>
+    </w:p>
+    <w:p>
+      <w:pPr>
+        <w:bidi/>
+      </w:pPr>
+      <w:r>
+        <w:rPr>
+          <w:lang w:val="ar_AE" w:bidi="ar_AE"/>
+        </w:rPr>
+      </w:r>
+      <w:r>
+        <w:rPr>
+          <w:lang w:val="ar_AE" w:bidi="ar_AE"/>
+        </w:rPr>
+        <w:t>אֲבִֽיאֲ⁠ךָ֛ אֶל־בֵּ֥ית אִמִּ֖⁠י</w:t>
       </w:r>
     </w:p>
     <w:p>
@@ -62815,6 +65023,22 @@
       </w:r>
       <w:r>
         <w:rPr>
+          <w:lang w:val="ar_AE" w:bidi="ar_AE"/>
+        </w:rPr>
+        <w:t>אֲבִֽיאֲ⁠ךָ֛ אֶל־בֵּ֥ית אִמִּ֖⁠י תְּלַמְּדֵ֑⁠נִי</w:t>
+      </w:r>
+    </w:p>
+    <w:p>
+      <w:pPr>
+        <w:bidi/>
+      </w:pPr>
+      <w:r>
+        <w:rPr>
+          <w:lang w:val="ar_AE" w:bidi="ar_AE"/>
+        </w:rPr>
+      </w:r>
+      <w:r>
+        <w:rPr>
           <w:b/>
           <w:lang w:val="ar_AE" w:bidi="ar_AE"/>
         </w:rPr>
@@ -63007,6 +65231,22 @@
         <w:rPr>
           <w:lang w:val="ar_AE" w:bidi="ar_AE"/>
         </w:rPr>
+      </w:r>
+    </w:p>
+    <w:p>
+      <w:pPr>
+        <w:bidi/>
+      </w:pPr>
+      <w:r>
+        <w:rPr>
+          <w:lang w:val="ar_AE" w:bidi="ar_AE"/>
+        </w:rPr>
+      </w:r>
+      <w:r>
+        <w:rPr>
+          <w:lang w:val="ar_AE" w:bidi="ar_AE"/>
+        </w:rPr>
+        <w:t>מִ⁠יַּ֣יִן הָ⁠רֶ֔קַח</w:t>
       </w:r>
     </w:p>
     <w:p>
@@ -63446,6 +65686,22 @@
       </w:r>
       <w:r>
         <w:rPr>
+          <w:lang w:val="ar_AE" w:bidi="ar_AE"/>
+        </w:rPr>
+        <w:t>שְׂמֹאל⁠וֹ֙ תַּ֣חַת רֹאשִׁ֔⁠י וִֽ⁠ימִינ֖⁠וֹ תְּחַבְּקֵֽ⁠נִי</w:t>
+      </w:r>
+    </w:p>
+    <w:p>
+      <w:pPr>
+        <w:bidi/>
+      </w:pPr>
+      <w:r>
+        <w:rPr>
+          <w:lang w:val="ar_AE" w:bidi="ar_AE"/>
+        </w:rPr>
+      </w:r>
+      <w:r>
+        <w:rPr>
           <w:b/>
           <w:lang w:val="ar_AE" w:bidi="ar_AE"/>
         </w:rPr>
@@ -63742,6 +65998,22 @@
       </w:r>
       <w:r>
         <w:rPr>
+          <w:lang w:val="ar_AE" w:bidi="ar_AE"/>
+        </w:rPr>
+        <w:t>מִ֣י זֹ֗את עֹלָה֙ מִן־הַ⁠מִּדְבָּ֔ר מִתְרַפֶּ֖קֶת עַל־דּוֹדָ֑⁠הּ</w:t>
+      </w:r>
+    </w:p>
+    <w:p>
+      <w:pPr>
+        <w:bidi/>
+      </w:pPr>
+      <w:r>
+        <w:rPr>
+          <w:lang w:val="ar_AE" w:bidi="ar_AE"/>
+        </w:rPr>
+      </w:r>
+      <w:r>
+        <w:rPr>
           <w:b/>
           <w:lang w:val="ar_AE" w:bidi="ar_AE"/>
         </w:rPr>
@@ -64194,6 +66466,22 @@
         <w:rPr>
           <w:lang w:val="ar_AE" w:bidi="ar_AE"/>
         </w:rPr>
+      </w:r>
+    </w:p>
+    <w:p>
+      <w:pPr>
+        <w:bidi/>
+      </w:pPr>
+      <w:r>
+        <w:rPr>
+          <w:lang w:val="ar_AE" w:bidi="ar_AE"/>
+        </w:rPr>
+      </w:r>
+      <w:r>
+        <w:rPr>
+          <w:lang w:val="ar_AE" w:bidi="ar_AE"/>
+        </w:rPr>
+        <w:t>הַ⁠תַּפּ֨וּחַ֙</w:t>
       </w:r>
     </w:p>
     <w:p>
@@ -64470,6 +66758,22 @@
       </w:r>
       <w:r>
         <w:rPr>
+          <w:lang w:val="ar_AE" w:bidi="ar_AE"/>
+        </w:rPr>
+        <w:t>תַּ֤חַת הַ⁠תַּפּ֨וּחַ֙ עֽוֹרַרְתִּ֔י⁠ךָ שָׁ֚מָּ⁠ה חִבְּלַ֣תְ⁠ךָ אִמֶּ֔⁠ךָ שָׁ֖מָּ⁠ה חִבְּלָ֥ה יְלָדַֽתְ⁠ךָ׃ שִׂימֵ֨⁠נִי כַֽ⁠חוֹתָ֜ם עַל־לִבֶּ֗⁠ךָ כַּֽ⁠חוֹתָם֙ עַל־זְרוֹעֶ֔⁠ךָ כִּֽי־עַזָּ֤ה כַ⁠מָּ֨וֶת֙ אַהֲבָ֔ה קָשָׁ֥ה כִ⁠שְׁא֖וֹל קִנְאָ֑ה רְשָׁפֶ֕י⁠הָ רִשְׁפֵּ֕י אֵ֖שׁ שַׁלְהֶ֥בֶתְ יָֽה׃ מַ֣יִם רַבִּ֗ים לֹ֤א יֽוּכְלוּ֙ לְ⁠כַבּ֣וֹת אֶת־הָֽ⁠אַהֲבָ֔ה וּ⁠נְהָר֖וֹת לֹ֣א יִשְׁטְפ֑וּ⁠הָ אִם־יִתֵּ֨ן אִ֜ישׁ אֶת־כָּל־ה֤וֹן בֵּית⁠וֹ֙ בָּ⁠אַהֲבָ֔ה בּ֖וֹז יָב֥וּזוּ לֽ⁠וֹ</w:t>
+      </w:r>
+    </w:p>
+    <w:p>
+      <w:pPr>
+        <w:bidi/>
+      </w:pPr>
+      <w:r>
+        <w:rPr>
+          <w:lang w:val="ar_AE" w:bidi="ar_AE"/>
+        </w:rPr>
+      </w:r>
+      <w:r>
+        <w:rPr>
           <w:b/>
           <w:lang w:val="ar_AE" w:bidi="ar_AE"/>
         </w:rPr>
@@ -66220,6 +68524,22 @@
       </w:r>
       <w:r>
         <w:rPr>
+          <w:lang w:val="ar_AE" w:bidi="ar_AE"/>
+        </w:rPr>
+        <w:t>מַ֣יִם רַבִּ֗ים לֹ֤א יֽוּכְלוּ֙ לְ⁠כַבּ֣וֹת אֶת־הָֽ⁠אַהֲבָ֔ה וּ⁠נְהָר֖וֹת לֹ֣א יִשְׁטְפ֑וּ⁠הָ</w:t>
+      </w:r>
+    </w:p>
+    <w:p>
+      <w:pPr>
+        <w:bidi/>
+      </w:pPr>
+      <w:r>
+        <w:rPr>
+          <w:lang w:val="ar_AE" w:bidi="ar_AE"/>
+        </w:rPr>
+      </w:r>
+      <w:r>
+        <w:rPr>
           <w:b/>
           <w:lang w:val="ar_AE" w:bidi="ar_AE"/>
         </w:rPr>
@@ -66409,6 +68729,22 @@
       </w:r>
       <w:r>
         <w:rPr>
+          <w:lang w:val="ar_AE" w:bidi="ar_AE"/>
+        </w:rPr>
+        <w:t>אִם־יִתֵּ֨ן אִ֜ישׁ אֶת־כָּל־ה֤וֹן בֵּית⁠וֹ֙ בָּ⁠אַהֲבָ֔ה בּ֖וֹז יָב֥וּזוּ לֽ⁠וֹ</w:t>
+      </w:r>
+    </w:p>
+    <w:p>
+      <w:pPr>
+        <w:bidi/>
+      </w:pPr>
+      <w:r>
+        <w:rPr>
+          <w:lang w:val="ar_AE" w:bidi="ar_AE"/>
+        </w:rPr>
+      </w:r>
+      <w:r>
+        <w:rPr>
           <w:b/>
           <w:lang w:val="ar_AE" w:bidi="ar_AE"/>
         </w:rPr>
@@ -66502,6 +68838,22 @@
         <w:rPr>
           <w:lang w:val="ar_AE" w:bidi="ar_AE"/>
         </w:rPr>
+      </w:r>
+    </w:p>
+    <w:p>
+      <w:pPr>
+        <w:bidi/>
+      </w:pPr>
+      <w:r>
+        <w:rPr>
+          <w:lang w:val="ar_AE" w:bidi="ar_AE"/>
+        </w:rPr>
+      </w:r>
+      <w:r>
+        <w:rPr>
+          <w:lang w:val="ar_AE" w:bidi="ar_AE"/>
+        </w:rPr>
+        <w:t>בָּ⁠אַהֲבָ֔ה</w:t>
       </w:r>
     </w:p>
     <w:p>
@@ -67882,6 +70234,22 @@
       </w:r>
       <w:r>
         <w:rPr>
+          <w:lang w:val="ar_AE" w:bidi="ar_AE"/>
+        </w:rPr>
+        <w:t>אֲנִ֣י חוֹמָ֔ה וְ⁠שָׁדַ֖⁠י כַּ⁠מִּגְדָּל֑וֹת אָ֛ז הָיִ֥יתִי בְ⁠עֵינָ֖י⁠ו כְּ⁠מוֹצְאֵ֥ת שָׁלֽוֹם</w:t>
+      </w:r>
+    </w:p>
+    <w:p>
+      <w:pPr>
+        <w:bidi/>
+      </w:pPr>
+      <w:r>
+        <w:rPr>
+          <w:lang w:val="ar_AE" w:bidi="ar_AE"/>
+        </w:rPr>
+      </w:r>
+      <w:r>
+        <w:rPr>
           <w:b/>
           <w:lang w:val="ar_AE" w:bidi="ar_AE"/>
         </w:rPr>
@@ -68109,6 +70477,22 @@
       </w:r>
       <w:r>
         <w:rPr>
+          <w:lang w:val="ar_AE" w:bidi="ar_AE"/>
+        </w:rPr>
+        <w:t>וְ⁠שָׁדַ֖⁠י</w:t>
+      </w:r>
+    </w:p>
+    <w:p>
+      <w:pPr>
+        <w:bidi/>
+      </w:pPr>
+      <w:r>
+        <w:rPr>
+          <w:lang w:val="ar_AE" w:bidi="ar_AE"/>
+        </w:rPr>
+      </w:r>
+      <w:r>
+        <w:rPr>
           <w:b/>
           <w:lang w:val="ar_AE" w:bidi="ar_AE"/>
         </w:rPr>
@@ -68682,6 +71066,22 @@
       </w:r>
       <w:r>
         <w:rPr>
+          <w:lang w:val="ar_AE" w:bidi="ar_AE"/>
+        </w:rPr>
+        <w:t>הָיִ֥יתִי בְ⁠עֵינָ֖י⁠ו כְּ⁠מוֹצְאֵ֥ת שָׁלֽוֹם</w:t>
+      </w:r>
+    </w:p>
+    <w:p>
+      <w:pPr>
+        <w:bidi/>
+      </w:pPr>
+      <w:r>
+        <w:rPr>
+          <w:lang w:val="ar_AE" w:bidi="ar_AE"/>
+        </w:rPr>
+      </w:r>
+      <w:r>
+        <w:rPr>
           <w:b/>
           <w:lang w:val="ar_AE" w:bidi="ar_AE"/>
         </w:rPr>
@@ -69081,6 +71481,22 @@
       </w:r>
       <w:r>
         <w:rPr>
+          <w:lang w:val="ar_AE" w:bidi="ar_AE"/>
+        </w:rPr>
+        <w:t>נָתַ֥ן אֶת־הַ⁠כֶּ֖רֶם לַ⁠נֹּטְרִ֑ים</w:t>
+      </w:r>
+    </w:p>
+    <w:p>
+      <w:pPr>
+        <w:bidi/>
+      </w:pPr>
+      <w:r>
+        <w:rPr>
+          <w:lang w:val="ar_AE" w:bidi="ar_AE"/>
+        </w:rPr>
+      </w:r>
+      <w:r>
+        <w:rPr>
           <w:b/>
           <w:lang w:val="ar_AE" w:bidi="ar_AE"/>
         </w:rPr>
@@ -69165,6 +71581,22 @@
       </w:r>
       <w:r>
         <w:rPr>
+          <w:lang w:val="ar_AE" w:bidi="ar_AE"/>
+        </w:rPr>
+        <w:t>אִ֛ישׁ יָבִ֥א בְּ⁠פִרְי֖⁠וֹ אֶ֥לֶף כָּֽסֶף</w:t>
+      </w:r>
+    </w:p>
+    <w:p>
+      <w:pPr>
+        <w:bidi/>
+      </w:pPr>
+      <w:r>
+        <w:rPr>
+          <w:lang w:val="ar_AE" w:bidi="ar_AE"/>
+        </w:rPr>
+      </w:r>
+      <w:r>
+        <w:rPr>
           <w:b/>
           <w:lang w:val="ar_AE" w:bidi="ar_AE"/>
         </w:rPr>
@@ -69284,6 +71716,22 @@
         <w:rPr>
           <w:lang w:val="ar_AE" w:bidi="ar_AE"/>
         </w:rPr>
+      </w:r>
+    </w:p>
+    <w:p>
+      <w:pPr>
+        <w:bidi/>
+      </w:pPr>
+      <w:r>
+        <w:rPr>
+          <w:lang w:val="ar_AE" w:bidi="ar_AE"/>
+        </w:rPr>
+      </w:r>
+      <w:r>
+        <w:rPr>
+          <w:lang w:val="ar_AE" w:bidi="ar_AE"/>
+        </w:rPr>
+        <w:t>אֶ֥לֶף כָּֽסֶף</w:t>
       </w:r>
     </w:p>
     <w:p>
@@ -69854,6 +72302,22 @@
       </w:r>
       <w:r>
         <w:rPr>
+          <w:lang w:val="ar_AE" w:bidi="ar_AE"/>
+        </w:rPr>
+        <w:t>הָ⁠אֶ֤לֶף לְ⁠ךָ֙ שְׁלֹמֹ֔ה וּ⁠מָאתַ֖יִם לְ⁠נֹטְרִ֥ים אֶת־פִּרְיֽ⁠וֹ</w:t>
+      </w:r>
+    </w:p>
+    <w:p>
+      <w:pPr>
+        <w:bidi/>
+      </w:pPr>
+      <w:r>
+        <w:rPr>
+          <w:lang w:val="ar_AE" w:bidi="ar_AE"/>
+        </w:rPr>
+      </w:r>
+      <w:r>
+        <w:rPr>
           <w:b/>
           <w:lang w:val="ar_AE" w:bidi="ar_AE"/>
         </w:rPr>
@@ -70190,6 +72654,22 @@
       </w:r>
       <w:r>
         <w:rPr>
+          <w:lang w:val="ar_AE" w:bidi="ar_AE"/>
+        </w:rPr>
+        <w:t>הַ⁠יוֹשֶׁ֣בֶת בַּ⁠גַּנִּ֗ים חֲבֵרִ֛ים מַקְשִׁיבִ֥ים לְ⁠קוֹלֵ֖⁠ךְ הַשְׁמִיעִֽי⁠נִי</w:t>
+      </w:r>
+    </w:p>
+    <w:p>
+      <w:pPr>
+        <w:bidi/>
+      </w:pPr>
+      <w:r>
+        <w:rPr>
+          <w:lang w:val="ar_AE" w:bidi="ar_AE"/>
+        </w:rPr>
+      </w:r>
+      <w:r>
+        <w:rPr>
           <w:b/>
           <w:lang w:val="ar_AE" w:bidi="ar_AE"/>
         </w:rPr>
@@ -70593,6 +73073,22 @@
       </w:r>
       <w:r>
         <w:rPr>
+          <w:lang w:val="ar_AE" w:bidi="ar_AE"/>
+        </w:rPr>
+        <w:t>בְּרַ֣ח ׀ דּוֹדִ֗⁠י וּֽ⁠דְמֵה־לְ⁠ךָ֤ לִ⁠צְבִי֙ א֚וֹ לְ⁠עֹ֣פֶר הָֽ⁠אַיָּלִ֔ים עַ֖ל הָרֵ֥י בְשָׂמִֽים</w:t>
+      </w:r>
+    </w:p>
+    <w:p>
+      <w:pPr>
+        <w:bidi/>
+      </w:pPr>
+      <w:r>
+        <w:rPr>
+          <w:lang w:val="ar_AE" w:bidi="ar_AE"/>
+        </w:rPr>
+      </w:r>
+      <w:r>
+        <w:rPr>
           <w:b/>
           <w:lang w:val="ar_AE" w:bidi="ar_AE"/>
         </w:rPr>
@@ -70821,6 +73317,22 @@
         <w:rPr>
           <w:lang w:val="ar_AE" w:bidi="ar_AE"/>
         </w:rPr>
+      </w:r>
+    </w:p>
+    <w:p>
+      <w:pPr>
+        <w:bidi/>
+      </w:pPr>
+      <w:r>
+        <w:rPr>
+          <w:lang w:val="ar_AE" w:bidi="ar_AE"/>
+        </w:rPr>
+      </w:r>
+      <w:r>
+        <w:rPr>
+          <w:lang w:val="ar_AE" w:bidi="ar_AE"/>
+        </w:rPr>
+        <w:t>דּוֹדִ֗⁠י וּֽ⁠דְמֵה־לְ⁠ךָ֤ לִ⁠צְבִי֙ א֚וֹ לְ⁠עֹ֣פֶר הָֽ⁠אַיָּלִ֔ים</w:t>
       </w:r>
     </w:p>
     <w:p>
